--- a/doc/PROJECT REPORT - PROJECT PROPOSAL.docx
+++ b/doc/PROJECT REPORT - PROJECT PROPOSAL.docx
@@ -471,8 +471,8 @@
           <w14:ligatures w14:val="none"/>
         </w:rPr>
         <w:drawing>
-          <wp:inline distT="0" distB="0" distL="0" distR="0" wp14:anchorId="5DA6EEE5" wp14:editId="6827A334">
-            <wp:extent cx="1470660" cy="1470660"/>
+          <wp:inline distT="0" distB="0" distL="0" distR="0" wp14:anchorId="5DA6EEE5" wp14:editId="41A7B95F">
+            <wp:extent cx="1774371" cy="1774371"/>
             <wp:effectExtent l="0" t="0" r="0" b="0"/>
             <wp:docPr id="4" name="Picture 2" descr="Lambton College in Mississauga | Instagram, Facebook | Linktree"/>
             <wp:cNvGraphicFramePr>
@@ -488,7 +488,7 @@
                     </pic:cNvPicPr>
                   </pic:nvPicPr>
                   <pic:blipFill>
-                    <a:blip r:embed="rId4">
+                    <a:blip r:embed="rId5">
                       <a:extLst>
                         <a:ext uri="{28A0092B-C50C-407E-A947-70E740481C1C}">
                           <a14:useLocalDpi xmlns:a14="http://schemas.microsoft.com/office/drawing/2010/main" val="0"/>
@@ -503,7 +503,7 @@
                   <pic:spPr bwMode="auto">
                     <a:xfrm>
                       <a:off x="0" y="0"/>
-                      <a:ext cx="1470660" cy="1470660"/>
+                      <a:ext cx="1783097" cy="1783097"/>
                     </a:xfrm>
                     <a:prstGeom prst="rect">
                       <a:avLst/>
@@ -546,6 +546,7 @@
           <w:lang w:val="en-US"/>
           <w14:ligatures w14:val="none"/>
         </w:rPr>
+        <w:lastRenderedPageBreak/>
         <w:t>1. Understanding the Industry/Domain</w:t>
       </w:r>
     </w:p>
@@ -575,38 +576,1026 @@
           <w:lang w:val="en-US"/>
           <w14:ligatures w14:val="none"/>
         </w:rPr>
+        <w:t xml:space="preserve">     1.1 Research the finance </w:t>
+      </w:r>
+      <w:proofErr w:type="gramStart"/>
+      <w:r>
+        <w:rPr>
+          <w:rFonts w:ascii="Times New Roman" w:eastAsia="Times New Roman" w:hAnsi="Times New Roman" w:cs="Times New Roman"/>
+          <w:b/>
+          <w:color w:val="000000"/>
+          <w:kern w:val="0"/>
+          <w:sz w:val="32"/>
+          <w:szCs w:val="32"/>
+          <w:lang w:val="en-US"/>
+          <w14:ligatures w14:val="none"/>
+        </w:rPr>
+        <w:t>domain @</w:t>
+      </w:r>
+      <w:proofErr w:type="gramEnd"/>
+      <w:r>
+        <w:rPr>
+          <w:rFonts w:ascii="Times New Roman" w:eastAsia="Times New Roman" w:hAnsi="Times New Roman" w:cs="Times New Roman"/>
+          <w:b/>
+          <w:color w:val="000000"/>
+          <w:kern w:val="0"/>
+          <w:sz w:val="32"/>
+          <w:szCs w:val="32"/>
+          <w:lang w:val="en-US"/>
+          <w14:ligatures w14:val="none"/>
+        </w:rPr>
+        <w:t xml:space="preserve"> Nikhil Preetha Murali</w:t>
+      </w:r>
+    </w:p>
+    <w:p>
+      <w:pPr>
+        <w:spacing w:after="162" w:line="360" w:lineRule="auto"/>
+        <w:ind w:right="60"/>
+        <w:rPr>
+          <w:rFonts w:ascii="Times New Roman" w:eastAsia="Times New Roman" w:hAnsi="Times New Roman" w:cs="Times New Roman"/>
+          <w:b/>
+          <w:color w:val="000000"/>
+          <w:kern w:val="0"/>
+          <w:sz w:val="32"/>
+          <w:szCs w:val="32"/>
+          <w:lang w:val="en-US"/>
+          <w14:ligatures w14:val="none"/>
+        </w:rPr>
+      </w:pPr>
+      <w:r>
+        <w:rPr>
+          <w:rFonts w:ascii="Times New Roman" w:eastAsia="Times New Roman" w:hAnsi="Times New Roman" w:cs="Times New Roman"/>
+          <w:b/>
+          <w:color w:val="000000"/>
+          <w:kern w:val="0"/>
+          <w:sz w:val="32"/>
+          <w:szCs w:val="32"/>
+          <w:lang w:val="en-US"/>
+          <w14:ligatures w14:val="none"/>
+        </w:rPr>
+        <w:t xml:space="preserve">     1.1.1 Explains how the industry works</w:t>
+      </w:r>
+    </w:p>
+    <w:p>
+      <w:pPr>
+        <w:jc w:val="both"/>
+      </w:pPr>
+      <w:r>
+        <w:t>The stock market is a centralized platform where investors buy and sell ownership shares of publicly traded companies, known as stocks. Companies issue stocks to raise capital for expansion, operations, or innovation, and in return, investors gain ownership rights and the potential to earn dividends or capital gains.</w:t>
+      </w:r>
+    </w:p>
+    <w:p>
+      <w:pPr>
+        <w:jc w:val="both"/>
+      </w:pPr>
+      <w:r>
+        <w:t>Stock exchanges, like the New York Stock Exchange (NYSE) or NASDAQ, facilitate these transactions, ensuring transparency, security, and regulatory compliance. Stock prices fluctuate based on supply and demand, influenced by factors such as a company’s financial performance, economic conditions, and investor sentiment.</w:t>
+      </w:r>
+    </w:p>
+    <w:p>
+      <w:pPr>
+        <w:jc w:val="both"/>
+      </w:pPr>
+      <w:r>
+        <w:t>In this context, portfolio allocation and risk management play crucial roles in optimizing investment strategies. Portfolio allocation involves distributing investments across different asset classes, such as stocks, bonds, and commodities, to balance risk and return based on an investor’s financial goals and risk tolerance. Diversification, a key principle of allocation, helps reduce the impact of poor performance in a single asset on the overall portfolio.</w:t>
+      </w:r>
+    </w:p>
+    <w:p>
+      <w:pPr>
+        <w:jc w:val="both"/>
+      </w:pPr>
+      <w:r>
+        <w:t xml:space="preserve">Risk management complements portfolio allocation by identifying, measuring, and mitigating potential losses. Techniques such as diversification, hedging, and using stop-loss orders are employed to protect investments from adverse market movements. </w:t>
+      </w:r>
+      <w:r>
+        <w:t>Together, portfolio allocation and risk management help investors achieve steady growth while minimizing exposure to market volatility, ensuring a disciplined approach to wealth creation.</w:t>
+      </w:r>
+    </w:p>
+    <w:p>
+      <w:pPr>
+        <w:spacing w:after="162" w:line="360" w:lineRule="auto"/>
+        <w:ind w:right="60"/>
+        <w:rPr>
+          <w:rFonts w:ascii="Times New Roman" w:eastAsia="Times New Roman" w:hAnsi="Times New Roman" w:cs="Times New Roman"/>
+          <w:b/>
+          <w:color w:val="000000"/>
+          <w:kern w:val="0"/>
+          <w:sz w:val="32"/>
+          <w:szCs w:val="32"/>
+          <w:lang w:val="en-US"/>
+          <w14:ligatures w14:val="none"/>
+        </w:rPr>
+      </w:pPr>
+      <w:r>
+        <w:rPr>
+          <w:rFonts w:ascii="Times New Roman" w:eastAsia="Times New Roman" w:hAnsi="Times New Roman" w:cs="Times New Roman"/>
+          <w:b/>
+          <w:color w:val="000000"/>
+          <w:kern w:val="0"/>
+          <w:sz w:val="32"/>
+          <w:szCs w:val="32"/>
+          <w:lang w:val="en-US"/>
+          <w14:ligatures w14:val="none"/>
+        </w:rPr>
+        <w:t xml:space="preserve">     1.1.2 Key processes in portfolio management.</w:t>
+      </w:r>
+    </w:p>
+    <w:p>
+      <w:pPr>
+        <w:jc w:val="both"/>
+      </w:pPr>
+      <w:r>
+        <w:t>objectives of portfolio management</w:t>
+      </w:r>
+    </w:p>
+    <w:p>
+      <w:pPr>
+        <w:pStyle w:val="ListParagraph"/>
+        <w:numPr>
+          <w:ilvl w:val="0"/>
+          <w:numId w:val="2"/>
+        </w:numPr>
+        <w:spacing w:before="100" w:beforeAutospacing="1" w:after="100" w:afterAutospacing="1" w:line="240" w:lineRule="auto"/>
+        <w:rPr>
+          <w:rFonts w:ascii="Times New Roman" w:eastAsia="Times New Roman" w:hAnsi="Times New Roman" w:cs="Times New Roman"/>
+          <w:kern w:val="0"/>
+          <w:lang w:eastAsia="en-CA"/>
+          <w14:ligatures w14:val="none"/>
+        </w:rPr>
+      </w:pPr>
+      <w:r>
+        <w:rPr>
+          <w:rFonts w:ascii="Times New Roman" w:eastAsia="Times New Roman" w:hAnsi="Times New Roman" w:cs="Times New Roman"/>
+          <w:kern w:val="0"/>
+          <w:lang w:eastAsia="en-CA"/>
+          <w14:ligatures w14:val="none"/>
+        </w:rPr>
+        <w:t>Capital appreciation</w:t>
+      </w:r>
+    </w:p>
+    <w:p>
+      <w:pPr>
+        <w:pStyle w:val="ListParagraph"/>
+        <w:numPr>
+          <w:ilvl w:val="0"/>
+          <w:numId w:val="2"/>
+        </w:numPr>
+        <w:spacing w:before="100" w:beforeAutospacing="1" w:after="100" w:afterAutospacing="1" w:line="240" w:lineRule="auto"/>
+        <w:rPr>
+          <w:rFonts w:ascii="Times New Roman" w:eastAsia="Times New Roman" w:hAnsi="Times New Roman" w:cs="Times New Roman"/>
+          <w:kern w:val="0"/>
+          <w:lang w:eastAsia="en-CA"/>
+          <w14:ligatures w14:val="none"/>
+        </w:rPr>
+      </w:pPr>
+      <w:r>
+        <w:rPr>
+          <w:rFonts w:ascii="Times New Roman" w:eastAsia="Times New Roman" w:hAnsi="Times New Roman" w:cs="Times New Roman"/>
+          <w:kern w:val="0"/>
+          <w:lang w:eastAsia="en-CA"/>
+          <w14:ligatures w14:val="none"/>
+        </w:rPr>
+        <w:t>Maximum returns on investment</w:t>
+      </w:r>
+    </w:p>
+    <w:p>
+      <w:pPr>
+        <w:pStyle w:val="ListParagraph"/>
+        <w:numPr>
+          <w:ilvl w:val="0"/>
+          <w:numId w:val="2"/>
+        </w:numPr>
+        <w:spacing w:before="100" w:beforeAutospacing="1" w:after="100" w:afterAutospacing="1" w:line="240" w:lineRule="auto"/>
+        <w:rPr>
+          <w:rFonts w:ascii="Times New Roman" w:eastAsia="Times New Roman" w:hAnsi="Times New Roman" w:cs="Times New Roman"/>
+          <w:kern w:val="0"/>
+          <w:lang w:eastAsia="en-CA"/>
+          <w14:ligatures w14:val="none"/>
+        </w:rPr>
+      </w:pPr>
+      <w:r>
+        <w:rPr>
+          <w:rFonts w:ascii="Times New Roman" w:eastAsia="Times New Roman" w:hAnsi="Times New Roman" w:cs="Times New Roman"/>
+          <w:kern w:val="0"/>
+          <w:lang w:eastAsia="en-CA"/>
+          <w14:ligatures w14:val="none"/>
+        </w:rPr>
+        <w:t>To improve the overall proficiency of the portfolio</w:t>
+      </w:r>
+    </w:p>
+    <w:p>
+      <w:pPr>
+        <w:pStyle w:val="ListParagraph"/>
+        <w:numPr>
+          <w:ilvl w:val="0"/>
+          <w:numId w:val="2"/>
+        </w:numPr>
+        <w:spacing w:before="100" w:beforeAutospacing="1" w:after="100" w:afterAutospacing="1" w:line="240" w:lineRule="auto"/>
+        <w:rPr>
+          <w:rFonts w:ascii="Times New Roman" w:eastAsia="Times New Roman" w:hAnsi="Times New Roman" w:cs="Times New Roman"/>
+          <w:kern w:val="0"/>
+          <w:lang w:eastAsia="en-CA"/>
+          <w14:ligatures w14:val="none"/>
+        </w:rPr>
+      </w:pPr>
+      <w:r>
+        <w:rPr>
+          <w:rFonts w:ascii="Times New Roman" w:eastAsia="Times New Roman" w:hAnsi="Times New Roman" w:cs="Times New Roman"/>
+          <w:kern w:val="0"/>
+          <w:lang w:eastAsia="en-CA"/>
+          <w14:ligatures w14:val="none"/>
+        </w:rPr>
+        <w:t>Risk optimization</w:t>
+      </w:r>
+    </w:p>
+    <w:p>
+      <w:pPr>
+        <w:pStyle w:val="ListParagraph"/>
+        <w:numPr>
+          <w:ilvl w:val="0"/>
+          <w:numId w:val="2"/>
+        </w:numPr>
+        <w:spacing w:before="100" w:beforeAutospacing="1" w:after="100" w:afterAutospacing="1" w:line="240" w:lineRule="auto"/>
+        <w:rPr>
+          <w:rFonts w:ascii="Times New Roman" w:eastAsia="Times New Roman" w:hAnsi="Times New Roman" w:cs="Times New Roman"/>
+          <w:kern w:val="0"/>
+          <w:lang w:eastAsia="en-CA"/>
+          <w14:ligatures w14:val="none"/>
+        </w:rPr>
+      </w:pPr>
+      <w:r>
+        <w:rPr>
+          <w:rFonts w:ascii="Times New Roman" w:eastAsia="Times New Roman" w:hAnsi="Times New Roman" w:cs="Times New Roman"/>
+          <w:kern w:val="0"/>
+          <w:lang w:eastAsia="en-CA"/>
+          <w14:ligatures w14:val="none"/>
+        </w:rPr>
+        <w:t>Allocation resources optimally</w:t>
+      </w:r>
+    </w:p>
+    <w:p>
+      <w:pPr>
+        <w:pStyle w:val="ListParagraph"/>
+        <w:numPr>
+          <w:ilvl w:val="0"/>
+          <w:numId w:val="2"/>
+        </w:numPr>
+        <w:spacing w:before="100" w:beforeAutospacing="1" w:after="100" w:afterAutospacing="1" w:line="240" w:lineRule="auto"/>
+        <w:rPr>
+          <w:rFonts w:ascii="Times New Roman" w:eastAsia="Times New Roman" w:hAnsi="Times New Roman" w:cs="Times New Roman"/>
+          <w:kern w:val="0"/>
+          <w:lang w:eastAsia="en-CA"/>
+          <w14:ligatures w14:val="none"/>
+        </w:rPr>
+      </w:pPr>
+      <w:r>
+        <w:rPr>
+          <w:rFonts w:ascii="Times New Roman" w:eastAsia="Times New Roman" w:hAnsi="Times New Roman" w:cs="Times New Roman"/>
+          <w:kern w:val="0"/>
+          <w:lang w:eastAsia="en-CA"/>
+          <w14:ligatures w14:val="none"/>
+        </w:rPr>
+        <w:t>Ensure the flexibility of portfolio</w:t>
+      </w:r>
+    </w:p>
+    <w:p>
+      <w:pPr>
+        <w:pStyle w:val="ListParagraph"/>
+        <w:numPr>
+          <w:ilvl w:val="0"/>
+          <w:numId w:val="2"/>
+        </w:numPr>
+        <w:spacing w:before="100" w:beforeAutospacing="1" w:after="100" w:afterAutospacing="1" w:line="240" w:lineRule="auto"/>
+        <w:rPr>
+          <w:rFonts w:ascii="Times New Roman" w:eastAsia="Times New Roman" w:hAnsi="Times New Roman" w:cs="Times New Roman"/>
+          <w:kern w:val="0"/>
+          <w:lang w:eastAsia="en-CA"/>
+          <w14:ligatures w14:val="none"/>
+        </w:rPr>
+      </w:pPr>
+      <w:r>
+        <w:rPr>
+          <w:rFonts w:ascii="Times New Roman" w:eastAsia="Times New Roman" w:hAnsi="Times New Roman" w:cs="Times New Roman"/>
+          <w:kern w:val="0"/>
+          <w:lang w:eastAsia="en-CA"/>
+          <w14:ligatures w14:val="none"/>
+        </w:rPr>
+        <w:t>Protecting earnings against market risks</w:t>
+      </w:r>
+    </w:p>
+    <w:p>
+      <w:pPr>
+        <w:spacing w:before="100" w:beforeAutospacing="1" w:after="100" w:afterAutospacing="1" w:line="240" w:lineRule="auto"/>
+        <w:rPr>
+          <w:rFonts w:eastAsia="Times New Roman" w:cs="Times New Roman"/>
+          <w:kern w:val="0"/>
+          <w:lang w:eastAsia="en-CA"/>
+          <w14:ligatures w14:val="none"/>
+        </w:rPr>
+      </w:pPr>
+      <w:r>
+        <w:rPr>
+          <w:rFonts w:eastAsia="Times New Roman" w:cs="Times New Roman"/>
+          <w:kern w:val="0"/>
+          <w:lang w:eastAsia="en-CA"/>
+          <w14:ligatures w14:val="none"/>
+        </w:rPr>
         <w:lastRenderedPageBreak/>
-        <w:t xml:space="preserve">     1.1 Research the finance domain @ Nikhil Preetha Murali</w:t>
-      </w:r>
-    </w:p>
+        <w:t xml:space="preserve">Types of </w:t>
+      </w:r>
+      <w:r>
+        <w:rPr>
+          <w:rFonts w:eastAsia="Times New Roman" w:cs="Times New Roman"/>
+          <w:kern w:val="0"/>
+          <w:lang w:eastAsia="en-CA"/>
+          <w14:ligatures w14:val="none"/>
+        </w:rPr>
+        <w:t>Portfolio Management</w:t>
+      </w:r>
+    </w:p>
+    <w:p>
+      <w:pPr>
+        <w:pStyle w:val="NormalWeb"/>
+        <w:numPr>
+          <w:ilvl w:val="0"/>
+          <w:numId w:val="1"/>
+        </w:numPr>
+        <w:jc w:val="both"/>
+        <w:rPr>
+          <w:rFonts w:asciiTheme="minorHAnsi" w:hAnsiTheme="minorHAnsi"/>
+        </w:rPr>
+      </w:pPr>
+      <w:r>
+        <w:rPr>
+          <w:rStyle w:val="Strong"/>
+          <w:rFonts w:asciiTheme="minorHAnsi" w:eastAsiaTheme="majorEastAsia" w:hAnsiTheme="minorHAnsi"/>
+        </w:rPr>
+        <w:t>Active Portfolio Management:</w:t>
+      </w:r>
+      <w:r>
+        <w:rPr>
+          <w:rFonts w:asciiTheme="minorHAnsi" w:hAnsiTheme="minorHAnsi"/>
+        </w:rPr>
+        <w:t xml:space="preserve"> In this approach, the portfolio manager focuses on maximizing returns by actively trading securities. They aim to buy undervalued stocks and sell them when their value increases, taking advantage of market fluctuations to generate higher returns.</w:t>
+      </w:r>
+    </w:p>
+    <w:p>
+      <w:pPr>
+        <w:pStyle w:val="NormalWeb"/>
+        <w:numPr>
+          <w:ilvl w:val="0"/>
+          <w:numId w:val="1"/>
+        </w:numPr>
+        <w:jc w:val="both"/>
+        <w:rPr>
+          <w:rFonts w:asciiTheme="minorHAnsi" w:hAnsiTheme="minorHAnsi"/>
+        </w:rPr>
+      </w:pPr>
+      <w:r>
+        <w:rPr>
+          <w:rStyle w:val="Strong"/>
+          <w:rFonts w:asciiTheme="minorHAnsi" w:eastAsiaTheme="majorEastAsia" w:hAnsiTheme="minorHAnsi"/>
+        </w:rPr>
+        <w:t>Passive Portfolio Management:</w:t>
+      </w:r>
+      <w:r>
+        <w:rPr>
+          <w:rFonts w:asciiTheme="minorHAnsi" w:hAnsiTheme="minorHAnsi"/>
+        </w:rPr>
+        <w:t xml:space="preserve"> This strategy is based on aligning the portfolio with current market trends. The manager typically invests in index funds or other low-cost investments, focusing on steady, long-term returns rather than trying to outperform the market.</w:t>
+      </w:r>
+    </w:p>
+    <w:p>
+      <w:pPr>
+        <w:pStyle w:val="NormalWeb"/>
+        <w:numPr>
+          <w:ilvl w:val="0"/>
+          <w:numId w:val="1"/>
+        </w:numPr>
+        <w:jc w:val="both"/>
+        <w:rPr>
+          <w:rFonts w:asciiTheme="minorHAnsi" w:hAnsiTheme="minorHAnsi"/>
+        </w:rPr>
+      </w:pPr>
+      <w:r>
+        <w:rPr>
+          <w:rStyle w:val="Strong"/>
+          <w:rFonts w:asciiTheme="minorHAnsi" w:eastAsiaTheme="majorEastAsia" w:hAnsiTheme="minorHAnsi"/>
+        </w:rPr>
+        <w:t>Discretionary Portfolio Management:</w:t>
+      </w:r>
+      <w:r>
+        <w:rPr>
+          <w:rFonts w:asciiTheme="minorHAnsi" w:hAnsiTheme="minorHAnsi"/>
+        </w:rPr>
+        <w:t xml:space="preserve"> Here, the portfolio manager has the authority to make investment decisions on behalf of the investor. Based on the investor's goals and risk tolerance, the manager selects investments and strategies they believe are most suitable for the portfolio.</w:t>
+      </w:r>
+    </w:p>
+    <w:p>
+      <w:pPr>
+        <w:pStyle w:val="NormalWeb"/>
+        <w:numPr>
+          <w:ilvl w:val="0"/>
+          <w:numId w:val="1"/>
+        </w:numPr>
+        <w:jc w:val="both"/>
+        <w:rPr>
+          <w:rFonts w:asciiTheme="minorHAnsi" w:hAnsiTheme="minorHAnsi"/>
+        </w:rPr>
+      </w:pPr>
+      <w:r>
+        <w:rPr>
+          <w:rStyle w:val="Strong"/>
+          <w:rFonts w:asciiTheme="minorHAnsi" w:eastAsiaTheme="majorEastAsia" w:hAnsiTheme="minorHAnsi"/>
+        </w:rPr>
+        <w:t>Non-discretionary Portfolio Management:</w:t>
+      </w:r>
+      <w:r>
+        <w:rPr>
+          <w:rFonts w:asciiTheme="minorHAnsi" w:hAnsiTheme="minorHAnsi"/>
+        </w:rPr>
+        <w:t xml:space="preserve"> In this type, portfolio managers provide advice and recommendations on investment choices, but the final decision rests with the investor. Investors can choose to follow or disregard the advice given by the manager.</w:t>
+      </w:r>
+    </w:p>
+    <w:p>
+      <w:pPr>
+        <w:jc w:val="both"/>
+      </w:pPr>
+      <w:r>
+        <w:t>The key processes of portfolio management are designed to ensure that investments are managed effectively to meet financial goals while minimizing risks</w:t>
+      </w:r>
+    </w:p>
+    <w:p>
+      <w:pPr>
+        <w:pStyle w:val="ListParagraph"/>
+        <w:numPr>
+          <w:ilvl w:val="0"/>
+          <w:numId w:val="3"/>
+        </w:numPr>
+        <w:spacing w:before="100" w:beforeAutospacing="1" w:after="100" w:afterAutospacing="1" w:line="240" w:lineRule="auto"/>
+        <w:jc w:val="both"/>
+        <w:rPr>
+          <w:rFonts w:eastAsia="Times New Roman" w:cs="Times New Roman"/>
+          <w:kern w:val="0"/>
+          <w:lang w:eastAsia="en-CA"/>
+          <w14:ligatures w14:val="none"/>
+        </w:rPr>
+      </w:pPr>
+      <w:r>
+        <w:rPr>
+          <w:rFonts w:eastAsia="Times New Roman" w:cs="Times New Roman"/>
+          <w:kern w:val="0"/>
+          <w:lang w:eastAsia="en-CA"/>
+          <w14:ligatures w14:val="none"/>
+        </w:rPr>
+        <w:t>Asset Allocation: This involves dividing investments across various asset classes (e.g., stocks, bonds, real estate) to balance risk and return according to the investor’s financial goals and risk tolerance. The goal is to create a portfolio that maximizes returns while minimizing exposure to market volatility.</w:t>
+      </w:r>
+    </w:p>
+    <w:p>
+      <w:pPr>
+        <w:pStyle w:val="ListParagraph"/>
+        <w:numPr>
+          <w:ilvl w:val="0"/>
+          <w:numId w:val="3"/>
+        </w:numPr>
+        <w:spacing w:before="100" w:beforeAutospacing="1" w:after="100" w:afterAutospacing="1" w:line="240" w:lineRule="auto"/>
+        <w:jc w:val="both"/>
+        <w:rPr>
+          <w:rFonts w:eastAsia="Times New Roman" w:cs="Times New Roman"/>
+          <w:kern w:val="0"/>
+          <w:lang w:eastAsia="en-CA"/>
+          <w14:ligatures w14:val="none"/>
+        </w:rPr>
+      </w:pPr>
+      <w:r>
+        <w:rPr>
+          <w:rFonts w:eastAsia="Times New Roman" w:cs="Times New Roman"/>
+          <w:kern w:val="0"/>
+          <w:lang w:eastAsia="en-CA"/>
+          <w14:ligatures w14:val="none"/>
+        </w:rPr>
+        <w:t>Diversification: A critical process that spreads investments across different sectors, industries, and regions. By doing so, it reduces the overall risk of the portfolio, ensuring that poor performance in one area does not drastically impact the entire portfolio.</w:t>
+      </w:r>
+    </w:p>
+    <w:p>
+      <w:pPr>
+        <w:pStyle w:val="ListParagraph"/>
+        <w:numPr>
+          <w:ilvl w:val="0"/>
+          <w:numId w:val="3"/>
+        </w:numPr>
+        <w:spacing w:before="100" w:beforeAutospacing="1" w:after="100" w:afterAutospacing="1" w:line="240" w:lineRule="auto"/>
+        <w:jc w:val="both"/>
+        <w:rPr>
+          <w:rFonts w:eastAsia="Times New Roman" w:cs="Times New Roman"/>
+          <w:kern w:val="0"/>
+          <w:lang w:eastAsia="en-CA"/>
+          <w14:ligatures w14:val="none"/>
+        </w:rPr>
+      </w:pPr>
+      <w:r>
+        <w:rPr>
+          <w:rFonts w:eastAsia="Times New Roman" w:cs="Times New Roman"/>
+          <w:kern w:val="0"/>
+          <w:lang w:eastAsia="en-CA"/>
+          <w14:ligatures w14:val="none"/>
+        </w:rPr>
+        <w:t>Rebalancing: Regularly adjusting the portfolio to maintain the target asset allocation. As markets fluctuate, the proportions of different assets can change, so rebalancing ensures that the portfolio stays aligned with the investor’s goals. It helps optimize returns and manage risk over time.</w:t>
+      </w:r>
+    </w:p>
+    <w:p>
+      <w:pPr>
+        <w:spacing w:before="100" w:beforeAutospacing="1" w:after="100" w:afterAutospacing="1" w:line="240" w:lineRule="auto"/>
+        <w:rPr>
+          <w:rFonts w:ascii="Times New Roman" w:eastAsia="Times New Roman" w:hAnsi="Times New Roman" w:cs="Times New Roman"/>
+          <w:kern w:val="0"/>
+          <w:lang w:eastAsia="en-CA"/>
+          <w14:ligatures w14:val="none"/>
+        </w:rPr>
+      </w:pPr>
+      <w:r>
+        <w:rPr>
+          <w:rFonts w:ascii="Times New Roman" w:eastAsia="Times New Roman" w:hAnsi="Times New Roman" w:cs="Times New Roman"/>
+          <w:kern w:val="0"/>
+          <w:lang w:eastAsia="en-CA"/>
+          <w14:ligatures w14:val="none"/>
+        </w:rPr>
+        <w:t>Traditional and modern optimization techniques ensure efficient allocation:</w:t>
+      </w:r>
+    </w:p>
+    <w:tbl>
+      <w:tblPr>
+        <w:tblStyle w:val="TableGrid"/>
+        <w:tblW w:w="9351" w:type="dxa"/>
+        <w:tblLook w:val="04A0" w:firstRow="1" w:lastRow="0" w:firstColumn="1" w:lastColumn="0" w:noHBand="0" w:noVBand="1"/>
+      </w:tblPr>
+      <w:tblGrid>
+        <w:gridCol w:w="2232"/>
+        <w:gridCol w:w="3075"/>
+        <w:gridCol w:w="1634"/>
+        <w:gridCol w:w="2410"/>
+      </w:tblGrid>
+      <w:tr>
+        <w:tc>
+          <w:tcPr>
+            <w:tcW w:w="0" w:type="auto"/>
+            <w:hideMark/>
+          </w:tcPr>
+          <w:p>
+            <w:pPr>
+              <w:rPr>
+                <w:rFonts w:ascii="Times New Roman" w:eastAsia="Times New Roman" w:hAnsi="Times New Roman" w:cs="Times New Roman"/>
+                <w:b/>
+                <w:bCs/>
+                <w:kern w:val="0"/>
+                <w:lang w:eastAsia="en-CA"/>
+                <w14:ligatures w14:val="none"/>
+              </w:rPr>
+            </w:pPr>
+            <w:r>
+              <w:rPr>
+                <w:rFonts w:ascii="Times New Roman" w:eastAsia="Times New Roman" w:hAnsi="Times New Roman" w:cs="Times New Roman"/>
+                <w:b/>
+                <w:bCs/>
+                <w:kern w:val="0"/>
+                <w:lang w:eastAsia="en-CA"/>
+                <w14:ligatures w14:val="none"/>
+              </w:rPr>
+              <w:t>Method</w:t>
+            </w:r>
+          </w:p>
+        </w:tc>
+        <w:tc>
+          <w:tcPr>
+            <w:tcW w:w="0" w:type="auto"/>
+            <w:hideMark/>
+          </w:tcPr>
+          <w:p>
+            <w:pPr>
+              <w:rPr>
+                <w:rFonts w:ascii="Times New Roman" w:eastAsia="Times New Roman" w:hAnsi="Times New Roman" w:cs="Times New Roman"/>
+                <w:b/>
+                <w:bCs/>
+                <w:kern w:val="0"/>
+                <w:lang w:eastAsia="en-CA"/>
+                <w14:ligatures w14:val="none"/>
+              </w:rPr>
+            </w:pPr>
+            <w:r>
+              <w:rPr>
+                <w:rFonts w:ascii="Times New Roman" w:eastAsia="Times New Roman" w:hAnsi="Times New Roman" w:cs="Times New Roman"/>
+                <w:b/>
+                <w:bCs/>
+                <w:kern w:val="0"/>
+                <w:lang w:eastAsia="en-CA"/>
+                <w14:ligatures w14:val="none"/>
+              </w:rPr>
+              <w:t>Description</w:t>
+            </w:r>
+          </w:p>
+        </w:tc>
+        <w:tc>
+          <w:tcPr>
+            <w:tcW w:w="1634" w:type="dxa"/>
+            <w:hideMark/>
+          </w:tcPr>
+          <w:p>
+            <w:pPr>
+              <w:rPr>
+                <w:rFonts w:ascii="Times New Roman" w:eastAsia="Times New Roman" w:hAnsi="Times New Roman" w:cs="Times New Roman"/>
+                <w:b/>
+                <w:bCs/>
+                <w:kern w:val="0"/>
+                <w:lang w:eastAsia="en-CA"/>
+                <w14:ligatures w14:val="none"/>
+              </w:rPr>
+            </w:pPr>
+            <w:r>
+              <w:rPr>
+                <w:rFonts w:ascii="Times New Roman" w:eastAsia="Times New Roman" w:hAnsi="Times New Roman" w:cs="Times New Roman"/>
+                <w:b/>
+                <w:bCs/>
+                <w:kern w:val="0"/>
+                <w:lang w:eastAsia="en-CA"/>
+                <w14:ligatures w14:val="none"/>
+              </w:rPr>
+              <w:t>Advantages</w:t>
+            </w:r>
+          </w:p>
+        </w:tc>
+        <w:tc>
+          <w:tcPr>
+            <w:tcW w:w="2410" w:type="dxa"/>
+            <w:hideMark/>
+          </w:tcPr>
+          <w:p>
+            <w:pPr>
+              <w:rPr>
+                <w:rFonts w:ascii="Times New Roman" w:eastAsia="Times New Roman" w:hAnsi="Times New Roman" w:cs="Times New Roman"/>
+                <w:b/>
+                <w:bCs/>
+                <w:kern w:val="0"/>
+                <w:lang w:eastAsia="en-CA"/>
+                <w14:ligatures w14:val="none"/>
+              </w:rPr>
+            </w:pPr>
+            <w:r>
+              <w:rPr>
+                <w:rFonts w:ascii="Times New Roman" w:eastAsia="Times New Roman" w:hAnsi="Times New Roman" w:cs="Times New Roman"/>
+                <w:b/>
+                <w:bCs/>
+                <w:kern w:val="0"/>
+                <w:lang w:eastAsia="en-CA"/>
+                <w14:ligatures w14:val="none"/>
+              </w:rPr>
+              <w:t>Challenges</w:t>
+            </w:r>
+          </w:p>
+        </w:tc>
+      </w:tr>
+      <w:tr>
+        <w:tc>
+          <w:tcPr>
+            <w:tcW w:w="0" w:type="auto"/>
+            <w:hideMark/>
+          </w:tcPr>
+          <w:p>
+            <w:pPr>
+              <w:rPr>
+                <w:rFonts w:ascii="Times New Roman" w:eastAsia="Times New Roman" w:hAnsi="Times New Roman" w:cs="Times New Roman"/>
+                <w:kern w:val="0"/>
+                <w:lang w:eastAsia="en-CA"/>
+                <w14:ligatures w14:val="none"/>
+              </w:rPr>
+            </w:pPr>
+            <w:r>
+              <w:rPr>
+                <w:rFonts w:ascii="Times New Roman" w:eastAsia="Times New Roman" w:hAnsi="Times New Roman" w:cs="Times New Roman"/>
+                <w:kern w:val="0"/>
+                <w:lang w:eastAsia="en-CA"/>
+                <w14:ligatures w14:val="none"/>
+              </w:rPr>
+              <w:t>Mean-Variance Optimization</w:t>
+            </w:r>
+          </w:p>
+        </w:tc>
+        <w:tc>
+          <w:tcPr>
+            <w:tcW w:w="0" w:type="auto"/>
+            <w:hideMark/>
+          </w:tcPr>
+          <w:p>
+            <w:pPr>
+              <w:rPr>
+                <w:rFonts w:ascii="Times New Roman" w:eastAsia="Times New Roman" w:hAnsi="Times New Roman" w:cs="Times New Roman"/>
+                <w:kern w:val="0"/>
+                <w:lang w:eastAsia="en-CA"/>
+                <w14:ligatures w14:val="none"/>
+              </w:rPr>
+            </w:pPr>
+            <w:r>
+              <w:rPr>
+                <w:rFonts w:ascii="Times New Roman" w:eastAsia="Times New Roman" w:hAnsi="Times New Roman" w:cs="Times New Roman"/>
+                <w:kern w:val="0"/>
+                <w:lang w:eastAsia="en-CA"/>
+                <w14:ligatures w14:val="none"/>
+              </w:rPr>
+              <w:t>Balances risk and return using historical data.</w:t>
+            </w:r>
+          </w:p>
+        </w:tc>
+        <w:tc>
+          <w:tcPr>
+            <w:tcW w:w="1634" w:type="dxa"/>
+            <w:hideMark/>
+          </w:tcPr>
+          <w:p>
+            <w:pPr>
+              <w:rPr>
+                <w:rFonts w:ascii="Times New Roman" w:eastAsia="Times New Roman" w:hAnsi="Times New Roman" w:cs="Times New Roman"/>
+                <w:kern w:val="0"/>
+                <w:lang w:eastAsia="en-CA"/>
+                <w14:ligatures w14:val="none"/>
+              </w:rPr>
+            </w:pPr>
+            <w:r>
+              <w:rPr>
+                <w:rFonts w:ascii="Times New Roman" w:eastAsia="Times New Roman" w:hAnsi="Times New Roman" w:cs="Times New Roman"/>
+                <w:kern w:val="0"/>
+                <w:lang w:eastAsia="en-CA"/>
+                <w14:ligatures w14:val="none"/>
+              </w:rPr>
+              <w:t>Simple and widely used.</w:t>
+            </w:r>
+          </w:p>
+        </w:tc>
+        <w:tc>
+          <w:tcPr>
+            <w:tcW w:w="2410" w:type="dxa"/>
+            <w:hideMark/>
+          </w:tcPr>
+          <w:p>
+            <w:pPr>
+              <w:rPr>
+                <w:rFonts w:ascii="Times New Roman" w:eastAsia="Times New Roman" w:hAnsi="Times New Roman" w:cs="Times New Roman"/>
+                <w:kern w:val="0"/>
+                <w:lang w:eastAsia="en-CA"/>
+                <w14:ligatures w14:val="none"/>
+              </w:rPr>
+            </w:pPr>
+            <w:r>
+              <w:rPr>
+                <w:rFonts w:ascii="Times New Roman" w:eastAsia="Times New Roman" w:hAnsi="Times New Roman" w:cs="Times New Roman"/>
+                <w:kern w:val="0"/>
+                <w:lang w:eastAsia="en-CA"/>
+                <w14:ligatures w14:val="none"/>
+              </w:rPr>
+              <w:t>Static and relies on past data.</w:t>
+            </w:r>
+          </w:p>
+        </w:tc>
+      </w:tr>
+      <w:tr>
+        <w:tc>
+          <w:tcPr>
+            <w:tcW w:w="0" w:type="auto"/>
+            <w:hideMark/>
+          </w:tcPr>
+          <w:p>
+            <w:pPr>
+              <w:rPr>
+                <w:rFonts w:ascii="Times New Roman" w:eastAsia="Times New Roman" w:hAnsi="Times New Roman" w:cs="Times New Roman"/>
+                <w:kern w:val="0"/>
+                <w:lang w:eastAsia="en-CA"/>
+                <w14:ligatures w14:val="none"/>
+              </w:rPr>
+            </w:pPr>
+            <w:r>
+              <w:rPr>
+                <w:rFonts w:ascii="Times New Roman" w:eastAsia="Times New Roman" w:hAnsi="Times New Roman" w:cs="Times New Roman"/>
+                <w:kern w:val="0"/>
+                <w:lang w:eastAsia="en-CA"/>
+                <w14:ligatures w14:val="none"/>
+              </w:rPr>
+              <w:t>Black-</w:t>
+            </w:r>
+            <w:proofErr w:type="spellStart"/>
+            <w:r>
+              <w:rPr>
+                <w:rFonts w:ascii="Times New Roman" w:eastAsia="Times New Roman" w:hAnsi="Times New Roman" w:cs="Times New Roman"/>
+                <w:kern w:val="0"/>
+                <w:lang w:eastAsia="en-CA"/>
+                <w14:ligatures w14:val="none"/>
+              </w:rPr>
+              <w:t>Litterman</w:t>
+            </w:r>
+            <w:proofErr w:type="spellEnd"/>
+            <w:r>
+              <w:rPr>
+                <w:rFonts w:ascii="Times New Roman" w:eastAsia="Times New Roman" w:hAnsi="Times New Roman" w:cs="Times New Roman"/>
+                <w:kern w:val="0"/>
+                <w:lang w:eastAsia="en-CA"/>
+                <w14:ligatures w14:val="none"/>
+              </w:rPr>
+              <w:t xml:space="preserve"> Model</w:t>
+            </w:r>
+          </w:p>
+        </w:tc>
+        <w:tc>
+          <w:tcPr>
+            <w:tcW w:w="0" w:type="auto"/>
+            <w:hideMark/>
+          </w:tcPr>
+          <w:p>
+            <w:pPr>
+              <w:rPr>
+                <w:rFonts w:ascii="Times New Roman" w:eastAsia="Times New Roman" w:hAnsi="Times New Roman" w:cs="Times New Roman"/>
+                <w:kern w:val="0"/>
+                <w:lang w:eastAsia="en-CA"/>
+                <w14:ligatures w14:val="none"/>
+              </w:rPr>
+            </w:pPr>
+            <w:r>
+              <w:rPr>
+                <w:rFonts w:ascii="Times New Roman" w:eastAsia="Times New Roman" w:hAnsi="Times New Roman" w:cs="Times New Roman"/>
+                <w:kern w:val="0"/>
+                <w:lang w:eastAsia="en-CA"/>
+                <w14:ligatures w14:val="none"/>
+              </w:rPr>
+              <w:t>Incorporates investor views into optimization.</w:t>
+            </w:r>
+          </w:p>
+        </w:tc>
+        <w:tc>
+          <w:tcPr>
+            <w:tcW w:w="1634" w:type="dxa"/>
+            <w:hideMark/>
+          </w:tcPr>
+          <w:p>
+            <w:pPr>
+              <w:rPr>
+                <w:rFonts w:ascii="Times New Roman" w:eastAsia="Times New Roman" w:hAnsi="Times New Roman" w:cs="Times New Roman"/>
+                <w:kern w:val="0"/>
+                <w:lang w:eastAsia="en-CA"/>
+                <w14:ligatures w14:val="none"/>
+              </w:rPr>
+            </w:pPr>
+            <w:r>
+              <w:rPr>
+                <w:rFonts w:ascii="Times New Roman" w:eastAsia="Times New Roman" w:hAnsi="Times New Roman" w:cs="Times New Roman"/>
+                <w:kern w:val="0"/>
+                <w:lang w:eastAsia="en-CA"/>
+                <w14:ligatures w14:val="none"/>
+              </w:rPr>
+              <w:t>Adds flexibility to allocations.</w:t>
+            </w:r>
+          </w:p>
+        </w:tc>
+        <w:tc>
+          <w:tcPr>
+            <w:tcW w:w="2410" w:type="dxa"/>
+            <w:hideMark/>
+          </w:tcPr>
+          <w:p>
+            <w:pPr>
+              <w:rPr>
+                <w:rFonts w:ascii="Times New Roman" w:eastAsia="Times New Roman" w:hAnsi="Times New Roman" w:cs="Times New Roman"/>
+                <w:kern w:val="0"/>
+                <w:lang w:eastAsia="en-CA"/>
+                <w14:ligatures w14:val="none"/>
+              </w:rPr>
+            </w:pPr>
+            <w:r>
+              <w:rPr>
+                <w:rFonts w:ascii="Times New Roman" w:eastAsia="Times New Roman" w:hAnsi="Times New Roman" w:cs="Times New Roman"/>
+                <w:kern w:val="0"/>
+                <w:lang w:eastAsia="en-CA"/>
+                <w14:ligatures w14:val="none"/>
+              </w:rPr>
+              <w:t>Computationally intensive.</w:t>
+            </w:r>
+          </w:p>
+        </w:tc>
+      </w:tr>
+      <w:tr>
+        <w:tc>
+          <w:tcPr>
+            <w:tcW w:w="0" w:type="auto"/>
+            <w:hideMark/>
+          </w:tcPr>
+          <w:p>
+            <w:pPr>
+              <w:rPr>
+                <w:rFonts w:ascii="Times New Roman" w:eastAsia="Times New Roman" w:hAnsi="Times New Roman" w:cs="Times New Roman"/>
+                <w:kern w:val="0"/>
+                <w:lang w:eastAsia="en-CA"/>
+                <w14:ligatures w14:val="none"/>
+              </w:rPr>
+            </w:pPr>
+            <w:r>
+              <w:rPr>
+                <w:rFonts w:ascii="Times New Roman" w:eastAsia="Times New Roman" w:hAnsi="Times New Roman" w:cs="Times New Roman"/>
+                <w:kern w:val="0"/>
+                <w:lang w:eastAsia="en-CA"/>
+                <w14:ligatures w14:val="none"/>
+              </w:rPr>
+              <w:lastRenderedPageBreak/>
+              <w:t>Reinforcement Learning</w:t>
+            </w:r>
+          </w:p>
+        </w:tc>
+        <w:tc>
+          <w:tcPr>
+            <w:tcW w:w="0" w:type="auto"/>
+            <w:hideMark/>
+          </w:tcPr>
+          <w:p>
+            <w:pPr>
+              <w:rPr>
+                <w:rFonts w:ascii="Times New Roman" w:eastAsia="Times New Roman" w:hAnsi="Times New Roman" w:cs="Times New Roman"/>
+                <w:kern w:val="0"/>
+                <w:lang w:eastAsia="en-CA"/>
+                <w14:ligatures w14:val="none"/>
+              </w:rPr>
+            </w:pPr>
+            <w:r>
+              <w:rPr>
+                <w:rFonts w:ascii="Times New Roman" w:eastAsia="Times New Roman" w:hAnsi="Times New Roman" w:cs="Times New Roman"/>
+                <w:kern w:val="0"/>
+                <w:lang w:eastAsia="en-CA"/>
+                <w14:ligatures w14:val="none"/>
+              </w:rPr>
+              <w:t>Learns from real-time data to optimize dynamically.</w:t>
+            </w:r>
+          </w:p>
+        </w:tc>
+        <w:tc>
+          <w:tcPr>
+            <w:tcW w:w="1634" w:type="dxa"/>
+            <w:hideMark/>
+          </w:tcPr>
+          <w:p>
+            <w:pPr>
+              <w:rPr>
+                <w:rFonts w:ascii="Times New Roman" w:eastAsia="Times New Roman" w:hAnsi="Times New Roman" w:cs="Times New Roman"/>
+                <w:kern w:val="0"/>
+                <w:lang w:eastAsia="en-CA"/>
+                <w14:ligatures w14:val="none"/>
+              </w:rPr>
+            </w:pPr>
+            <w:r>
+              <w:rPr>
+                <w:rFonts w:ascii="Times New Roman" w:eastAsia="Times New Roman" w:hAnsi="Times New Roman" w:cs="Times New Roman"/>
+                <w:kern w:val="0"/>
+                <w:lang w:eastAsia="en-CA"/>
+                <w14:ligatures w14:val="none"/>
+              </w:rPr>
+              <w:t>Adaptable and forward-looking.</w:t>
+            </w:r>
+          </w:p>
+        </w:tc>
+        <w:tc>
+          <w:tcPr>
+            <w:tcW w:w="2410" w:type="dxa"/>
+            <w:hideMark/>
+          </w:tcPr>
+          <w:p>
+            <w:pPr>
+              <w:rPr>
+                <w:rFonts w:ascii="Times New Roman" w:eastAsia="Times New Roman" w:hAnsi="Times New Roman" w:cs="Times New Roman"/>
+                <w:kern w:val="0"/>
+                <w:lang w:eastAsia="en-CA"/>
+                <w14:ligatures w14:val="none"/>
+              </w:rPr>
+            </w:pPr>
+            <w:r>
+              <w:rPr>
+                <w:rFonts w:ascii="Times New Roman" w:eastAsia="Times New Roman" w:hAnsi="Times New Roman" w:cs="Times New Roman"/>
+                <w:kern w:val="0"/>
+                <w:lang w:eastAsia="en-CA"/>
+                <w14:ligatures w14:val="none"/>
+              </w:rPr>
+              <w:t>Requires significant computation.</w:t>
+            </w:r>
+          </w:p>
+        </w:tc>
+      </w:tr>
+    </w:tbl>
     <w:p>
       <w:pPr>
         <w:spacing w:after="162" w:line="360" w:lineRule="auto"/>
         <w:ind w:right="60"/>
         <w:rPr>
           <w:rFonts w:ascii="Times New Roman" w:eastAsia="Times New Roman" w:hAnsi="Times New Roman" w:cs="Times New Roman"/>
-          <w:b/>
-          <w:color w:val="000000"/>
-          <w:kern w:val="0"/>
-          <w:sz w:val="32"/>
-          <w:szCs w:val="32"/>
-          <w:lang w:val="en-US"/>
-          <w14:ligatures w14:val="none"/>
-        </w:rPr>
-      </w:pPr>
-      <w:r>
-        <w:rPr>
-          <w:rFonts w:ascii="Times New Roman" w:eastAsia="Times New Roman" w:hAnsi="Times New Roman" w:cs="Times New Roman"/>
-          <w:b/>
-          <w:color w:val="000000"/>
-          <w:kern w:val="0"/>
-          <w:sz w:val="32"/>
-          <w:szCs w:val="32"/>
-          <w:lang w:val="en-US"/>
-          <w14:ligatures w14:val="none"/>
-        </w:rPr>
-        <w:t xml:space="preserve">     1.1.1 Explains how the industry works</w:t>
-      </w:r>
+          <w:bCs/>
+          <w:color w:val="000000"/>
+          <w:kern w:val="0"/>
+          <w:sz w:val="32"/>
+          <w:szCs w:val="32"/>
+          <w:lang w:val="en-US"/>
+          <w14:ligatures w14:val="none"/>
+        </w:rPr>
+      </w:pPr>
     </w:p>
     <w:p>
       <w:pPr>
@@ -614,6 +1603,350 @@
         <w:ind w:right="60"/>
         <w:rPr>
           <w:rFonts w:ascii="Times New Roman" w:eastAsia="Times New Roman" w:hAnsi="Times New Roman" w:cs="Times New Roman"/>
+          <w:b/>
+          <w:color w:val="000000"/>
+          <w:kern w:val="0"/>
+          <w:sz w:val="32"/>
+          <w:szCs w:val="32"/>
+          <w:lang w:val="en-US"/>
+          <w14:ligatures w14:val="none"/>
+        </w:rPr>
+      </w:pPr>
+      <w:r>
+        <w:rPr>
+          <w:rFonts w:ascii="Times New Roman" w:eastAsia="Times New Roman" w:hAnsi="Times New Roman" w:cs="Times New Roman"/>
+          <w:b/>
+          <w:color w:val="000000"/>
+          <w:kern w:val="0"/>
+          <w:sz w:val="32"/>
+          <w:szCs w:val="32"/>
+          <w:lang w:val="en-US"/>
+          <w14:ligatures w14:val="none"/>
+        </w:rPr>
+        <w:t xml:space="preserve">     1.1.3 Importance of risk management.</w:t>
+      </w:r>
+    </w:p>
+    <w:p>
+      <w:pPr>
+        <w:spacing w:after="162" w:line="360" w:lineRule="auto"/>
+        <w:ind w:right="60"/>
+        <w:rPr>
+          <w:rFonts w:ascii="Times New Roman" w:eastAsia="Times New Roman" w:hAnsi="Times New Roman" w:cs="Times New Roman"/>
+          <w:bCs/>
+          <w:color w:val="000000"/>
+          <w:kern w:val="0"/>
+          <w:sz w:val="32"/>
+          <w:szCs w:val="32"/>
+          <w:lang w:val="en-US"/>
+          <w14:ligatures w14:val="none"/>
+        </w:rPr>
+      </w:pPr>
+      <w:proofErr w:type="gramStart"/>
+      <w:r>
+        <w:rPr>
+          <w:rFonts w:ascii="Times New Roman" w:eastAsia="Times New Roman" w:hAnsi="Times New Roman" w:cs="Times New Roman"/>
+          <w:bCs/>
+          <w:color w:val="000000"/>
+          <w:kern w:val="0"/>
+          <w:sz w:val="32"/>
+          <w:szCs w:val="32"/>
+          <w:lang w:val="en-US"/>
+          <w14:ligatures w14:val="none"/>
+        </w:rPr>
+        <w:t>Answer</w:t>
+      </w:r>
+      <w:proofErr w:type="gramEnd"/>
+      <w:r>
+        <w:rPr>
+          <w:rFonts w:ascii="Times New Roman" w:eastAsia="Times New Roman" w:hAnsi="Times New Roman" w:cs="Times New Roman"/>
+          <w:bCs/>
+          <w:color w:val="000000"/>
+          <w:kern w:val="0"/>
+          <w:sz w:val="32"/>
+          <w:szCs w:val="32"/>
+          <w:lang w:val="en-US"/>
+          <w14:ligatures w14:val="none"/>
+        </w:rPr>
+        <w:t xml:space="preserve"> here:</w:t>
+      </w:r>
+    </w:p>
+    <w:p>
+      <w:pPr>
+        <w:spacing w:after="162" w:line="360" w:lineRule="auto"/>
+        <w:ind w:right="60"/>
+        <w:rPr>
+          <w:rFonts w:ascii="Times New Roman" w:eastAsia="Times New Roman" w:hAnsi="Times New Roman" w:cs="Times New Roman"/>
+          <w:b/>
+          <w:color w:val="000000"/>
+          <w:kern w:val="0"/>
+          <w:sz w:val="32"/>
+          <w:szCs w:val="32"/>
+          <w:lang w:val="en-US"/>
+          <w14:ligatures w14:val="none"/>
+        </w:rPr>
+      </w:pPr>
+      <w:r>
+        <w:rPr>
+          <w:rFonts w:ascii="Times New Roman" w:eastAsia="Times New Roman" w:hAnsi="Times New Roman" w:cs="Times New Roman"/>
+          <w:b/>
+          <w:color w:val="000000"/>
+          <w:kern w:val="0"/>
+          <w:sz w:val="32"/>
+          <w:szCs w:val="32"/>
+          <w:lang w:val="en-US"/>
+          <w14:ligatures w14:val="none"/>
+        </w:rPr>
+        <w:t xml:space="preserve">     1.1.4 Role of technologies like reinforcement learning in modern finance.</w:t>
+      </w:r>
+    </w:p>
+    <w:p>
+      <w:pPr>
+        <w:spacing w:after="162" w:line="360" w:lineRule="auto"/>
+        <w:ind w:right="60"/>
+        <w:rPr>
+          <w:rFonts w:ascii="Times New Roman" w:eastAsia="Times New Roman" w:hAnsi="Times New Roman" w:cs="Times New Roman"/>
+          <w:bCs/>
+          <w:color w:val="000000"/>
+          <w:kern w:val="0"/>
+          <w:sz w:val="32"/>
+          <w:szCs w:val="32"/>
+          <w:lang w:val="en-US"/>
+          <w14:ligatures w14:val="none"/>
+        </w:rPr>
+      </w:pPr>
+      <w:proofErr w:type="gramStart"/>
+      <w:r>
+        <w:rPr>
+          <w:rFonts w:ascii="Times New Roman" w:eastAsia="Times New Roman" w:hAnsi="Times New Roman" w:cs="Times New Roman"/>
+          <w:bCs/>
+          <w:color w:val="000000"/>
+          <w:kern w:val="0"/>
+          <w:sz w:val="32"/>
+          <w:szCs w:val="32"/>
+          <w:lang w:val="en-US"/>
+          <w14:ligatures w14:val="none"/>
+        </w:rPr>
+        <w:t>Answer</w:t>
+      </w:r>
+      <w:proofErr w:type="gramEnd"/>
+      <w:r>
+        <w:rPr>
+          <w:rFonts w:ascii="Times New Roman" w:eastAsia="Times New Roman" w:hAnsi="Times New Roman" w:cs="Times New Roman"/>
+          <w:bCs/>
+          <w:color w:val="000000"/>
+          <w:kern w:val="0"/>
+          <w:sz w:val="32"/>
+          <w:szCs w:val="32"/>
+          <w:lang w:val="en-US"/>
+          <w14:ligatures w14:val="none"/>
+        </w:rPr>
+        <w:t xml:space="preserve"> here:</w:t>
+      </w:r>
+    </w:p>
+    <w:p>
+      <w:pPr>
+        <w:spacing w:after="162" w:line="360" w:lineRule="auto"/>
+        <w:ind w:right="60"/>
+        <w:rPr>
+          <w:rFonts w:ascii="Times New Roman" w:eastAsia="Times New Roman" w:hAnsi="Times New Roman" w:cs="Times New Roman"/>
+          <w:b/>
+          <w:color w:val="000000"/>
+          <w:kern w:val="0"/>
+          <w:sz w:val="32"/>
+          <w:szCs w:val="32"/>
+          <w:lang w:val="en-US"/>
+          <w14:ligatures w14:val="none"/>
+        </w:rPr>
+      </w:pPr>
+      <w:r>
+        <w:rPr>
+          <w:rFonts w:ascii="Times New Roman" w:eastAsia="Times New Roman" w:hAnsi="Times New Roman" w:cs="Times New Roman"/>
+          <w:bCs/>
+          <w:color w:val="000000"/>
+          <w:kern w:val="0"/>
+          <w:sz w:val="32"/>
+          <w:szCs w:val="32"/>
+          <w:lang w:val="en-US"/>
+          <w14:ligatures w14:val="none"/>
+        </w:rPr>
+        <w:t xml:space="preserve">      </w:t>
+      </w:r>
+      <w:r>
+        <w:rPr>
+          <w:rFonts w:ascii="Times New Roman" w:eastAsia="Times New Roman" w:hAnsi="Times New Roman" w:cs="Times New Roman"/>
+          <w:b/>
+          <w:color w:val="000000"/>
+          <w:kern w:val="0"/>
+          <w:sz w:val="32"/>
+          <w:szCs w:val="32"/>
+          <w:lang w:val="en-US"/>
+          <w14:ligatures w14:val="none"/>
+        </w:rPr>
+        <w:t xml:space="preserve">1.2 Create visual </w:t>
+      </w:r>
+      <w:proofErr w:type="gramStart"/>
+      <w:r>
+        <w:rPr>
+          <w:rFonts w:ascii="Times New Roman" w:eastAsia="Times New Roman" w:hAnsi="Times New Roman" w:cs="Times New Roman"/>
+          <w:b/>
+          <w:color w:val="000000"/>
+          <w:kern w:val="0"/>
+          <w:sz w:val="32"/>
+          <w:szCs w:val="32"/>
+          <w:lang w:val="en-US"/>
+          <w14:ligatures w14:val="none"/>
+        </w:rPr>
+        <w:t>aids @</w:t>
+      </w:r>
+      <w:proofErr w:type="gramEnd"/>
+      <w:r>
+        <w:rPr>
+          <w:rFonts w:ascii="Times New Roman" w:eastAsia="Times New Roman" w:hAnsi="Times New Roman" w:cs="Times New Roman"/>
+          <w:b/>
+          <w:color w:val="000000"/>
+          <w:kern w:val="0"/>
+          <w:sz w:val="32"/>
+          <w:szCs w:val="32"/>
+          <w:lang w:val="en-US"/>
+          <w14:ligatures w14:val="none"/>
+        </w:rPr>
+        <w:t xml:space="preserve"> Abhishek </w:t>
+      </w:r>
+      <w:proofErr w:type="spellStart"/>
+      <w:r>
+        <w:rPr>
+          <w:rFonts w:ascii="Times New Roman" w:eastAsia="Times New Roman" w:hAnsi="Times New Roman" w:cs="Times New Roman"/>
+          <w:b/>
+          <w:color w:val="000000"/>
+          <w:kern w:val="0"/>
+          <w:sz w:val="32"/>
+          <w:szCs w:val="32"/>
+          <w:lang w:val="en-US"/>
+          <w14:ligatures w14:val="none"/>
+        </w:rPr>
+        <w:t>Mungath</w:t>
+      </w:r>
+      <w:proofErr w:type="spellEnd"/>
+    </w:p>
+    <w:p>
+      <w:pPr>
+        <w:spacing w:after="162" w:line="360" w:lineRule="auto"/>
+        <w:ind w:right="60"/>
+        <w:rPr>
+          <w:rFonts w:ascii="Times New Roman" w:eastAsia="Times New Roman" w:hAnsi="Times New Roman" w:cs="Times New Roman"/>
+          <w:b/>
+          <w:color w:val="000000"/>
+          <w:kern w:val="0"/>
+          <w:sz w:val="32"/>
+          <w:szCs w:val="32"/>
+          <w:lang w:val="en-US"/>
+          <w14:ligatures w14:val="none"/>
+        </w:rPr>
+      </w:pPr>
+      <w:r>
+        <w:rPr>
+          <w:rFonts w:ascii="Times New Roman" w:eastAsia="Times New Roman" w:hAnsi="Times New Roman" w:cs="Times New Roman"/>
+          <w:b/>
+          <w:color w:val="000000"/>
+          <w:kern w:val="0"/>
+          <w:sz w:val="32"/>
+          <w:szCs w:val="32"/>
+          <w:lang w:val="en-US"/>
+          <w14:ligatures w14:val="none"/>
+        </w:rPr>
+        <w:t xml:space="preserve">      1.2.1 Traditional portfolio allocation versus reinforcement learning-based methods</w:t>
+      </w:r>
+    </w:p>
+    <w:p>
+      <w:pPr>
+        <w:spacing w:after="162" w:line="360" w:lineRule="auto"/>
+        <w:ind w:right="60"/>
+        <w:rPr>
+          <w:rFonts w:ascii="Times New Roman" w:eastAsia="Times New Roman" w:hAnsi="Times New Roman" w:cs="Times New Roman"/>
+          <w:bCs/>
+          <w:color w:val="000000"/>
+          <w:kern w:val="0"/>
+          <w:sz w:val="32"/>
+          <w:szCs w:val="32"/>
+          <w:lang w:val="en-US"/>
+          <w14:ligatures w14:val="none"/>
+        </w:rPr>
+      </w:pPr>
+      <w:r>
+        <w:rPr>
+          <w:rFonts w:ascii="Times New Roman" w:eastAsia="Times New Roman" w:hAnsi="Times New Roman" w:cs="Times New Roman"/>
+          <w:bCs/>
+          <w:color w:val="000000"/>
+          <w:kern w:val="0"/>
+          <w:sz w:val="32"/>
+          <w:szCs w:val="32"/>
+          <w:lang w:val="en-US"/>
+          <w14:ligatures w14:val="none"/>
+        </w:rPr>
+        <w:t>Answer here: -</w:t>
+      </w:r>
+      <w:r>
+        <w:rPr>
+          <w:rFonts w:ascii="Times New Roman" w:eastAsia="Times New Roman" w:hAnsi="Times New Roman" w:cs="Times New Roman"/>
+          <w:bCs/>
+          <w:color w:val="000000"/>
+          <w:kern w:val="0"/>
+          <w:sz w:val="32"/>
+          <w:szCs w:val="32"/>
+          <w:lang w:val="en-US"/>
+          <w14:ligatures w14:val="none"/>
+        </w:rPr>
+        <w:sym w:font="Wingdings" w:char="F0E0"/>
+      </w:r>
+      <w:r>
+        <w:rPr>
+          <w:rFonts w:ascii="Times New Roman" w:eastAsia="Times New Roman" w:hAnsi="Times New Roman" w:cs="Times New Roman"/>
+          <w:bCs/>
+          <w:color w:val="000000"/>
+          <w:kern w:val="0"/>
+          <w:sz w:val="32"/>
+          <w:szCs w:val="32"/>
+          <w:lang w:val="en-US"/>
+          <w14:ligatures w14:val="none"/>
+        </w:rPr>
+        <w:t xml:space="preserve"> flowchart</w:t>
+      </w:r>
+    </w:p>
+    <w:p>
+      <w:pPr>
+        <w:spacing w:after="162" w:line="360" w:lineRule="auto"/>
+        <w:ind w:right="60"/>
+        <w:rPr>
+          <w:rFonts w:ascii="Times New Roman" w:eastAsia="Times New Roman" w:hAnsi="Times New Roman" w:cs="Times New Roman"/>
+          <w:b/>
+          <w:color w:val="000000"/>
+          <w:kern w:val="0"/>
+          <w:sz w:val="32"/>
+          <w:szCs w:val="32"/>
+          <w:lang w:val="en-US"/>
+          <w14:ligatures w14:val="none"/>
+        </w:rPr>
+      </w:pPr>
+      <w:r>
+        <w:rPr>
+          <w:rFonts w:ascii="Times New Roman" w:eastAsia="Times New Roman" w:hAnsi="Times New Roman" w:cs="Times New Roman"/>
+          <w:b/>
+          <w:color w:val="000000"/>
+          <w:kern w:val="0"/>
+          <w:sz w:val="32"/>
+          <w:szCs w:val="32"/>
+          <w:lang w:val="en-US"/>
+          <w14:ligatures w14:val="none"/>
+        </w:rPr>
+        <w:t xml:space="preserve">      1.2.2 The role of risk management in investment strategies.</w:t>
+      </w:r>
+    </w:p>
+    <w:p>
+      <w:pPr>
+        <w:spacing w:after="162" w:line="360" w:lineRule="auto"/>
+        <w:ind w:right="60"/>
+        <w:rPr>
+          <w:rFonts w:ascii="Times New Roman" w:eastAsia="Times New Roman" w:hAnsi="Times New Roman" w:cs="Times New Roman"/>
           <w:bCs/>
           <w:color w:val="000000"/>
           <w:kern w:val="0"/>
@@ -636,6 +1969,32 @@
         </w:rPr>
         <w:t>Answer here:</w:t>
       </w:r>
+      <w:r>
+        <w:rPr>
+          <w:rFonts w:ascii="Times New Roman" w:eastAsia="Times New Roman" w:hAnsi="Times New Roman" w:cs="Times New Roman"/>
+          <w:bCs/>
+          <w:color w:val="000000"/>
+          <w:kern w:val="0"/>
+          <w:sz w:val="32"/>
+          <w:szCs w:val="32"/>
+          <w:lang w:val="en-US"/>
+          <w14:ligatures w14:val="none"/>
+        </w:rPr>
+        <w:sym w:font="Wingdings" w:char="F0E0"/>
+      </w:r>
+      <w:r>
+        <w:rPr>
+          <w:rFonts w:ascii="Times New Roman" w:eastAsia="Times New Roman" w:hAnsi="Times New Roman" w:cs="Times New Roman"/>
+          <w:bCs/>
+          <w:color w:val="000000"/>
+          <w:kern w:val="0"/>
+          <w:sz w:val="32"/>
+          <w:szCs w:val="32"/>
+          <w:lang w:val="en-US"/>
+          <w14:ligatures w14:val="none"/>
+        </w:rPr>
+        <w:t xml:space="preserve"> flowchart</w:t>
+      </w:r>
     </w:p>
     <w:p>
       <w:pPr>
@@ -652,19 +2011,6 @@
           <w14:ligatures w14:val="none"/>
         </w:rPr>
       </w:pPr>
-      <w:r>
-        <w:rPr>
-          <w:rFonts w:ascii="Times New Roman" w:eastAsia="Times New Roman" w:hAnsi="Times New Roman" w:cs="Times New Roman"/>
-          <w:b/>
-          <w:color w:val="000000"/>
-          <w:kern w:val="0"/>
-          <w:sz w:val="32"/>
-          <w:szCs w:val="32"/>
-          <w:lang w:val="en-US"/>
-          <w14:ligatures w14:val="none"/>
-        </w:rPr>
-        <w:t xml:space="preserve">     1.1.2 Key processes in portfolio management.</w:t>
-      </w:r>
     </w:p>
     <w:p>
       <w:pPr>
@@ -672,28 +2018,15 @@
         <w:ind w:right="60"/>
         <w:rPr>
           <w:rFonts w:ascii="Times New Roman" w:eastAsia="Times New Roman" w:hAnsi="Times New Roman" w:cs="Times New Roman"/>
-          <w:bCs/>
-          <w:color w:val="000000"/>
-          <w:kern w:val="0"/>
-          <w:sz w:val="32"/>
-          <w:szCs w:val="32"/>
-          <w:lang w:val="en-US"/>
-          <w14:ligatures w14:val="none"/>
-        </w:rPr>
-      </w:pPr>
-      <w:r>
-        <w:rPr>
-          <w:rFonts w:ascii="Times New Roman" w:eastAsia="Times New Roman" w:hAnsi="Times New Roman" w:cs="Times New Roman"/>
-          <w:bCs/>
-          <w:color w:val="000000"/>
-          <w:kern w:val="0"/>
-          <w:sz w:val="32"/>
-          <w:szCs w:val="32"/>
-          <w:lang w:val="en-US"/>
-          <w14:ligatures w14:val="none"/>
-        </w:rPr>
-        <w:t>Answer here:</w:t>
-      </w:r>
+          <w:b/>
+          <w:color w:val="000000"/>
+          <w:kern w:val="0"/>
+          <w:sz w:val="32"/>
+          <w:szCs w:val="32"/>
+          <w:lang w:val="en-US"/>
+          <w14:ligatures w14:val="none"/>
+        </w:rPr>
+      </w:pPr>
     </w:p>
     <w:p>
       <w:pPr>
@@ -721,7 +2054,35 @@
           <w:lang w:val="en-US"/>
           <w14:ligatures w14:val="none"/>
         </w:rPr>
-        <w:t xml:space="preserve">     1.1.3 Importance of risk management.</w:t>
+        <w:t xml:space="preserve">2. Defining the </w:t>
+      </w:r>
+      <w:proofErr w:type="gramStart"/>
+      <w:r>
+        <w:rPr>
+          <w:rFonts w:ascii="Times New Roman" w:eastAsia="Times New Roman" w:hAnsi="Times New Roman" w:cs="Times New Roman"/>
+          <w:b/>
+          <w:color w:val="000000"/>
+          <w:kern w:val="0"/>
+          <w:sz w:val="32"/>
+          <w:szCs w:val="32"/>
+          <w:lang w:val="en-US"/>
+          <w14:ligatures w14:val="none"/>
+        </w:rPr>
+        <w:t>Problem @</w:t>
+      </w:r>
+      <w:proofErr w:type="gramEnd"/>
+      <w:r>
+        <w:rPr>
+          <w:rFonts w:ascii="Times New Roman" w:eastAsia="Times New Roman" w:hAnsi="Times New Roman" w:cs="Times New Roman"/>
+          <w:b/>
+          <w:color w:val="000000"/>
+          <w:kern w:val="0"/>
+          <w:sz w:val="32"/>
+          <w:szCs w:val="32"/>
+          <w:lang w:val="en-US"/>
+          <w14:ligatures w14:val="none"/>
+        </w:rPr>
+        <w:t>Tarun Samuel</w:t>
       </w:r>
     </w:p>
     <w:p>
@@ -750,7 +2111,7 @@
           <w:lang w:val="en-US"/>
           <w14:ligatures w14:val="none"/>
         </w:rPr>
-        <w:t>Answer here:</w:t>
+        <w:t>Focus on challenges investors face with traditional portfolio allocation methods.</w:t>
       </w:r>
     </w:p>
     <w:p>
@@ -759,27 +2120,28 @@
         <w:ind w:right="60"/>
         <w:rPr>
           <w:rFonts w:ascii="Times New Roman" w:eastAsia="Times New Roman" w:hAnsi="Times New Roman" w:cs="Times New Roman"/>
-          <w:b/>
-          <w:color w:val="000000"/>
-          <w:kern w:val="0"/>
-          <w:sz w:val="32"/>
-          <w:szCs w:val="32"/>
-          <w:lang w:val="en-US"/>
-          <w14:ligatures w14:val="none"/>
-        </w:rPr>
-      </w:pPr>
-      <w:r>
-        <w:rPr>
-          <w:rFonts w:ascii="Times New Roman" w:eastAsia="Times New Roman" w:hAnsi="Times New Roman" w:cs="Times New Roman"/>
-          <w:b/>
-          <w:color w:val="000000"/>
-          <w:kern w:val="0"/>
-          <w:sz w:val="32"/>
-          <w:szCs w:val="32"/>
-          <w:lang w:val="en-US"/>
-          <w14:ligatures w14:val="none"/>
-        </w:rPr>
-        <w:t xml:space="preserve">     1.1.4 Role of technologies like reinforcement learning in modern finance.</w:t>
+          <w:bCs/>
+          <w:color w:val="000000"/>
+          <w:kern w:val="0"/>
+          <w:sz w:val="32"/>
+          <w:szCs w:val="32"/>
+          <w:lang w:val="en-US"/>
+          <w14:ligatures w14:val="none"/>
+        </w:rPr>
+      </w:pPr>
+      <w:r>
+        <w:rPr>
+          <w:rFonts w:ascii="Times New Roman" w:eastAsia="Times New Roman" w:hAnsi="Times New Roman" w:cs="Times New Roman"/>
+          <w:bCs/>
+          <w:color w:val="000000"/>
+          <w:kern w:val="0"/>
+          <w:sz w:val="32"/>
+          <w:szCs w:val="32"/>
+          <w:lang w:val="en-US"/>
+          <w14:ligatures w14:val="none"/>
+        </w:rPr>
+        <w:lastRenderedPageBreak/>
+        <w:t>Explain the financial impact of poor risk management and how reinforcement learning addresses these challenges.</w:t>
       </w:r>
     </w:p>
     <w:p>
@@ -808,7 +2170,20 @@
           <w:lang w:val="en-US"/>
           <w14:ligatures w14:val="none"/>
         </w:rPr>
-        <w:t>Answer here:</w:t>
+        <w:t xml:space="preserve">Answer here </w:t>
+      </w:r>
+      <w:r>
+        <w:rPr>
+          <w:rFonts w:ascii="Times New Roman" w:eastAsia="Times New Roman" w:hAnsi="Times New Roman" w:cs="Times New Roman"/>
+          <w:bCs/>
+          <w:color w:val="000000"/>
+          <w:kern w:val="0"/>
+          <w:sz w:val="32"/>
+          <w:szCs w:val="32"/>
+          <w:lang w:val="en-US"/>
+          <w14:ligatures w14:val="none"/>
+        </w:rPr>
+        <w:sym w:font="Wingdings" w:char="F0E0"/>
       </w:r>
     </w:p>
     <w:p>
@@ -826,32 +2201,6 @@
           <w14:ligatures w14:val="none"/>
         </w:rPr>
       </w:pPr>
-      <w:r>
-        <w:rPr>
-          <w:rFonts w:ascii="Times New Roman" w:eastAsia="Times New Roman" w:hAnsi="Times New Roman" w:cs="Times New Roman"/>
-          <w:bCs/>
-          <w:color w:val="000000"/>
-          <w:kern w:val="0"/>
-          <w:sz w:val="32"/>
-          <w:szCs w:val="32"/>
-          <w:lang w:val="en-US"/>
-          <w14:ligatures w14:val="none"/>
-        </w:rPr>
-        <w:t xml:space="preserve">      </w:t>
-      </w:r>
-      <w:r>
-        <w:rPr>
-          <w:rFonts w:ascii="Times New Roman" w:eastAsia="Times New Roman" w:hAnsi="Times New Roman" w:cs="Times New Roman"/>
-          <w:b/>
-          <w:color w:val="000000"/>
-          <w:kern w:val="0"/>
-          <w:sz w:val="32"/>
-          <w:szCs w:val="32"/>
-          <w:lang w:val="en-US"/>
-          <w14:ligatures w14:val="none"/>
-        </w:rPr>
-        <w:t>1.2 Create visual aids @ Abhishek Mungath</w:t>
-      </w:r>
     </w:p>
     <w:p>
       <w:pPr>
@@ -868,18 +2217,119 @@
           <w14:ligatures w14:val="none"/>
         </w:rPr>
       </w:pPr>
-      <w:r>
-        <w:rPr>
-          <w:rFonts w:ascii="Times New Roman" w:eastAsia="Times New Roman" w:hAnsi="Times New Roman" w:cs="Times New Roman"/>
-          <w:b/>
-          <w:color w:val="000000"/>
-          <w:kern w:val="0"/>
-          <w:sz w:val="32"/>
-          <w:szCs w:val="32"/>
-          <w:lang w:val="en-US"/>
-          <w14:ligatures w14:val="none"/>
-        </w:rPr>
-        <w:t xml:space="preserve">      1.2.1 Traditional portfolio allocation versus reinforcement learning-based methods</w:t>
+    </w:p>
+    <w:p>
+      <w:pPr>
+        <w:spacing w:after="162" w:line="360" w:lineRule="auto"/>
+        <w:ind w:left="20" w:right="60" w:hanging="10"/>
+        <w:rPr>
+          <w:rFonts w:ascii="Times New Roman" w:eastAsia="Times New Roman" w:hAnsi="Times New Roman" w:cs="Times New Roman"/>
+          <w:b/>
+          <w:color w:val="000000"/>
+          <w:kern w:val="0"/>
+          <w:sz w:val="32"/>
+          <w:szCs w:val="32"/>
+          <w:lang w:val="en-US"/>
+          <w14:ligatures w14:val="none"/>
+        </w:rPr>
+      </w:pPr>
+      <w:r>
+        <w:rPr>
+          <w:rFonts w:ascii="Times New Roman" w:eastAsia="Times New Roman" w:hAnsi="Times New Roman" w:cs="Times New Roman"/>
+          <w:b/>
+          <w:color w:val="000000"/>
+          <w:kern w:val="0"/>
+          <w:sz w:val="32"/>
+          <w:szCs w:val="32"/>
+          <w:lang w:val="en-US"/>
+          <w14:ligatures w14:val="none"/>
+        </w:rPr>
+        <w:t xml:space="preserve">3 </w:t>
+      </w:r>
+      <w:proofErr w:type="gramStart"/>
+      <w:r>
+        <w:rPr>
+          <w:rFonts w:ascii="Times New Roman" w:eastAsia="Times New Roman" w:hAnsi="Times New Roman" w:cs="Times New Roman"/>
+          <w:b/>
+          <w:color w:val="000000"/>
+          <w:kern w:val="0"/>
+          <w:sz w:val="32"/>
+          <w:szCs w:val="32"/>
+          <w:lang w:val="en-US"/>
+          <w14:ligatures w14:val="none"/>
+        </w:rPr>
+        <w:t>Differentiation @</w:t>
+      </w:r>
+      <w:proofErr w:type="gramEnd"/>
+      <w:r>
+        <w:rPr>
+          <w:rFonts w:ascii="Times New Roman" w:eastAsia="Times New Roman" w:hAnsi="Times New Roman" w:cs="Times New Roman"/>
+          <w:b/>
+          <w:color w:val="000000"/>
+          <w:kern w:val="0"/>
+          <w:sz w:val="32"/>
+          <w:szCs w:val="32"/>
+          <w:lang w:val="en-US"/>
+          <w14:ligatures w14:val="none"/>
+        </w:rPr>
+        <w:t xml:space="preserve"> </w:t>
+      </w:r>
+      <w:proofErr w:type="spellStart"/>
+      <w:r>
+        <w:rPr>
+          <w:rFonts w:ascii="Times New Roman" w:eastAsia="Times New Roman" w:hAnsi="Times New Roman" w:cs="Times New Roman"/>
+          <w:b/>
+          <w:color w:val="000000"/>
+          <w:kern w:val="0"/>
+          <w:sz w:val="32"/>
+          <w:szCs w:val="32"/>
+          <w:lang w:val="en-US"/>
+          <w14:ligatures w14:val="none"/>
+        </w:rPr>
+        <w:t>Riyo</w:t>
+      </w:r>
+      <w:proofErr w:type="spellEnd"/>
+      <w:r>
+        <w:rPr>
+          <w:rFonts w:ascii="Times New Roman" w:eastAsia="Times New Roman" w:hAnsi="Times New Roman" w:cs="Times New Roman"/>
+          <w:b/>
+          <w:color w:val="000000"/>
+          <w:kern w:val="0"/>
+          <w:sz w:val="32"/>
+          <w:szCs w:val="32"/>
+          <w:lang w:val="en-US"/>
+          <w14:ligatures w14:val="none"/>
+        </w:rPr>
+        <w:t xml:space="preserve"> Sebastian</w:t>
+      </w:r>
+    </w:p>
+    <w:p>
+      <w:pPr>
+        <w:spacing w:after="162" w:line="360" w:lineRule="auto"/>
+        <w:ind w:left="20" w:right="60" w:hanging="10"/>
+        <w:rPr>
+          <w:rFonts w:ascii="Times New Roman" w:eastAsia="Times New Roman" w:hAnsi="Times New Roman" w:cs="Times New Roman"/>
+          <w:bCs/>
+          <w:color w:val="000000"/>
+          <w:kern w:val="0"/>
+          <w:sz w:val="32"/>
+          <w:szCs w:val="32"/>
+          <w:lang w:val="en-US"/>
+          <w14:ligatures w14:val="none"/>
+        </w:rPr>
+      </w:pPr>
+      <w:r>
+        <w:rPr>
+          <w:rFonts w:ascii="Times New Roman" w:eastAsia="Times New Roman" w:hAnsi="Times New Roman" w:cs="Times New Roman"/>
+          <w:bCs/>
+          <w:color w:val="000000"/>
+          <w:kern w:val="0"/>
+          <w:sz w:val="32"/>
+          <w:szCs w:val="32"/>
+          <w:lang w:val="en-US"/>
+          <w14:ligatures w14:val="none"/>
+        </w:rPr>
+        <w:t>3.1. Analyzes existing methods and tools for portfolio allocation and risk management, such as: Traditional techniques (mean-variance optimization) and Machine learning-based approaches.</w:t>
       </w:r>
     </w:p>
     <w:p>
@@ -908,7 +2358,7 @@
           <w:lang w:val="en-US"/>
           <w14:ligatures w14:val="none"/>
         </w:rPr>
-        <w:t>Answer here: -</w:t>
+        <w:t xml:space="preserve">Answer here </w:t>
       </w:r>
       <w:r>
         <w:rPr>
@@ -923,18 +2373,34 @@
         </w:rPr>
         <w:sym w:font="Wingdings" w:char="F0E0"/>
       </w:r>
-      <w:r>
-        <w:rPr>
-          <w:rFonts w:ascii="Times New Roman" w:eastAsia="Times New Roman" w:hAnsi="Times New Roman" w:cs="Times New Roman"/>
-          <w:bCs/>
-          <w:color w:val="000000"/>
-          <w:kern w:val="0"/>
-          <w:sz w:val="32"/>
-          <w:szCs w:val="32"/>
-          <w:lang w:val="en-US"/>
-          <w14:ligatures w14:val="none"/>
-        </w:rPr>
-        <w:t xml:space="preserve"> flowchart</w:t>
+    </w:p>
+    <w:p>
+      <w:pPr>
+        <w:spacing w:after="162" w:line="360" w:lineRule="auto"/>
+        <w:ind w:left="20" w:right="60" w:hanging="10"/>
+        <w:rPr>
+          <w:rFonts w:ascii="Times New Roman" w:eastAsia="Times New Roman" w:hAnsi="Times New Roman" w:cs="Times New Roman"/>
+          <w:bCs/>
+          <w:color w:val="000000"/>
+          <w:kern w:val="0"/>
+          <w:sz w:val="32"/>
+          <w:szCs w:val="32"/>
+          <w:lang w:val="en-US"/>
+          <w14:ligatures w14:val="none"/>
+        </w:rPr>
+      </w:pPr>
+      <w:r>
+        <w:rPr>
+          <w:rFonts w:ascii="Times New Roman" w:eastAsia="Times New Roman" w:hAnsi="Times New Roman" w:cs="Times New Roman"/>
+          <w:bCs/>
+          <w:color w:val="000000"/>
+          <w:kern w:val="0"/>
+          <w:sz w:val="32"/>
+          <w:szCs w:val="32"/>
+          <w:lang w:val="en-US"/>
+          <w14:ligatures w14:val="none"/>
+        </w:rPr>
+        <w:t>3.2. Highlights the gaps or limitations in these methods.</w:t>
       </w:r>
     </w:p>
     <w:p>
@@ -943,27 +2409,97 @@
         <w:ind w:right="60"/>
         <w:rPr>
           <w:rFonts w:ascii="Times New Roman" w:eastAsia="Times New Roman" w:hAnsi="Times New Roman" w:cs="Times New Roman"/>
-          <w:b/>
-          <w:color w:val="000000"/>
-          <w:kern w:val="0"/>
-          <w:sz w:val="32"/>
-          <w:szCs w:val="32"/>
-          <w:lang w:val="en-US"/>
-          <w14:ligatures w14:val="none"/>
-        </w:rPr>
-      </w:pPr>
-      <w:r>
-        <w:rPr>
-          <w:rFonts w:ascii="Times New Roman" w:eastAsia="Times New Roman" w:hAnsi="Times New Roman" w:cs="Times New Roman"/>
-          <w:b/>
-          <w:color w:val="000000"/>
-          <w:kern w:val="0"/>
-          <w:sz w:val="32"/>
-          <w:szCs w:val="32"/>
-          <w:lang w:val="en-US"/>
-          <w14:ligatures w14:val="none"/>
-        </w:rPr>
-        <w:t xml:space="preserve">      1.2.2 The role of risk management in investment strategies.</w:t>
+          <w:bCs/>
+          <w:color w:val="000000"/>
+          <w:kern w:val="0"/>
+          <w:sz w:val="32"/>
+          <w:szCs w:val="32"/>
+          <w:lang w:val="en-US"/>
+          <w14:ligatures w14:val="none"/>
+        </w:rPr>
+      </w:pPr>
+      <w:r>
+        <w:rPr>
+          <w:rFonts w:ascii="Times New Roman" w:eastAsia="Times New Roman" w:hAnsi="Times New Roman" w:cs="Times New Roman"/>
+          <w:bCs/>
+          <w:color w:val="000000"/>
+          <w:kern w:val="0"/>
+          <w:sz w:val="32"/>
+          <w:szCs w:val="32"/>
+          <w:lang w:val="en-US"/>
+          <w14:ligatures w14:val="none"/>
+        </w:rPr>
+        <w:t xml:space="preserve">Answer here </w:t>
+      </w:r>
+      <w:r>
+        <w:rPr>
+          <w:rFonts w:ascii="Times New Roman" w:eastAsia="Times New Roman" w:hAnsi="Times New Roman" w:cs="Times New Roman"/>
+          <w:bCs/>
+          <w:color w:val="000000"/>
+          <w:kern w:val="0"/>
+          <w:sz w:val="32"/>
+          <w:szCs w:val="32"/>
+          <w:lang w:val="en-US"/>
+          <w14:ligatures w14:val="none"/>
+        </w:rPr>
+        <w:sym w:font="Wingdings" w:char="F0E0"/>
+      </w:r>
+    </w:p>
+    <w:p>
+      <w:pPr>
+        <w:spacing w:after="162" w:line="360" w:lineRule="auto"/>
+        <w:ind w:left="20" w:right="60" w:hanging="10"/>
+        <w:rPr>
+          <w:rFonts w:ascii="Times New Roman" w:eastAsia="Times New Roman" w:hAnsi="Times New Roman" w:cs="Times New Roman"/>
+          <w:bCs/>
+          <w:color w:val="000000"/>
+          <w:kern w:val="0"/>
+          <w:sz w:val="32"/>
+          <w:szCs w:val="32"/>
+          <w:lang w:val="en-US"/>
+          <w14:ligatures w14:val="none"/>
+        </w:rPr>
+      </w:pPr>
+      <w:r>
+        <w:rPr>
+          <w:rFonts w:ascii="Times New Roman" w:eastAsia="Times New Roman" w:hAnsi="Times New Roman" w:cs="Times New Roman"/>
+          <w:bCs/>
+          <w:color w:val="000000"/>
+          <w:kern w:val="0"/>
+          <w:sz w:val="32"/>
+          <w:szCs w:val="32"/>
+          <w:lang w:val="en-US"/>
+          <w14:ligatures w14:val="none"/>
+        </w:rPr>
+        <w:t xml:space="preserve">3.3. </w:t>
+      </w:r>
+      <w:proofErr w:type="gramStart"/>
+      <w:r>
+        <w:rPr>
+          <w:rFonts w:ascii="Times New Roman" w:eastAsia="Times New Roman" w:hAnsi="Times New Roman" w:cs="Times New Roman"/>
+          <w:bCs/>
+          <w:color w:val="000000"/>
+          <w:kern w:val="0"/>
+          <w:sz w:val="32"/>
+          <w:szCs w:val="32"/>
+          <w:lang w:val="en-US"/>
+          <w14:ligatures w14:val="none"/>
+        </w:rPr>
+        <w:t>Explains</w:t>
+      </w:r>
+      <w:proofErr w:type="gramEnd"/>
+      <w:r>
+        <w:rPr>
+          <w:rFonts w:ascii="Times New Roman" w:eastAsia="Times New Roman" w:hAnsi="Times New Roman" w:cs="Times New Roman"/>
+          <w:bCs/>
+          <w:color w:val="000000"/>
+          <w:kern w:val="0"/>
+          <w:sz w:val="32"/>
+          <w:szCs w:val="32"/>
+          <w:lang w:val="en-US"/>
+          <w14:ligatures w14:val="none"/>
+        </w:rPr>
+        <w:t xml:space="preserve"> how your project/solution addresses these gaps and provides a unique value proposition.</w:t>
       </w:r>
     </w:p>
     <w:p>
@@ -992,7 +2528,7 @@
           <w:lang w:val="en-US"/>
           <w14:ligatures w14:val="none"/>
         </w:rPr>
-        <w:t>Answer here:</w:t>
+        <w:t xml:space="preserve">Answer here </w:t>
       </w:r>
       <w:r>
         <w:rPr>
@@ -1007,18 +2543,34 @@
         </w:rPr>
         <w:sym w:font="Wingdings" w:char="F0E0"/>
       </w:r>
-      <w:r>
-        <w:rPr>
-          <w:rFonts w:ascii="Times New Roman" w:eastAsia="Times New Roman" w:hAnsi="Times New Roman" w:cs="Times New Roman"/>
-          <w:bCs/>
-          <w:color w:val="000000"/>
-          <w:kern w:val="0"/>
-          <w:sz w:val="32"/>
-          <w:szCs w:val="32"/>
-          <w:lang w:val="en-US"/>
-          <w14:ligatures w14:val="none"/>
-        </w:rPr>
-        <w:t xml:space="preserve"> flowchart</w:t>
+    </w:p>
+    <w:p>
+      <w:pPr>
+        <w:spacing w:after="162" w:line="360" w:lineRule="auto"/>
+        <w:ind w:left="20" w:right="60" w:hanging="10"/>
+        <w:rPr>
+          <w:rFonts w:ascii="Times New Roman" w:eastAsia="Times New Roman" w:hAnsi="Times New Roman" w:cs="Times New Roman"/>
+          <w:b/>
+          <w:color w:val="000000"/>
+          <w:kern w:val="0"/>
+          <w:sz w:val="32"/>
+          <w:szCs w:val="32"/>
+          <w:lang w:val="en-US"/>
+          <w14:ligatures w14:val="none"/>
+        </w:rPr>
+      </w:pPr>
+      <w:r>
+        <w:rPr>
+          <w:rFonts w:ascii="Times New Roman" w:eastAsia="Times New Roman" w:hAnsi="Times New Roman" w:cs="Times New Roman"/>
+          <w:b/>
+          <w:color w:val="000000"/>
+          <w:kern w:val="0"/>
+          <w:sz w:val="32"/>
+          <w:szCs w:val="32"/>
+          <w:lang w:val="en-US"/>
+          <w14:ligatures w14:val="none"/>
+        </w:rPr>
+        <w:t>Purpose:</w:t>
       </w:r>
     </w:p>
     <w:p>
@@ -1027,15 +2579,28 @@
         <w:ind w:right="60"/>
         <w:rPr>
           <w:rFonts w:ascii="Times New Roman" w:eastAsia="Times New Roman" w:hAnsi="Times New Roman" w:cs="Times New Roman"/>
-          <w:b/>
-          <w:color w:val="000000"/>
-          <w:kern w:val="0"/>
-          <w:sz w:val="32"/>
-          <w:szCs w:val="32"/>
-          <w:lang w:val="en-US"/>
-          <w14:ligatures w14:val="none"/>
-        </w:rPr>
-      </w:pPr>
+          <w:bCs/>
+          <w:color w:val="000000"/>
+          <w:kern w:val="0"/>
+          <w:sz w:val="32"/>
+          <w:szCs w:val="32"/>
+          <w:lang w:val="en-US"/>
+          <w14:ligatures w14:val="none"/>
+        </w:rPr>
+      </w:pPr>
+      <w:r>
+        <w:rPr>
+          <w:rFonts w:ascii="Times New Roman" w:eastAsia="Times New Roman" w:hAnsi="Times New Roman" w:cs="Times New Roman"/>
+          <w:bCs/>
+          <w:color w:val="000000"/>
+          <w:kern w:val="0"/>
+          <w:sz w:val="32"/>
+          <w:szCs w:val="32"/>
+          <w:lang w:val="en-US"/>
+          <w14:ligatures w14:val="none"/>
+        </w:rPr>
+        <w:t>1.Differentiates your solution from competitors.</w:t>
+      </w:r>
     </w:p>
     <w:p>
       <w:pPr>
@@ -1043,15 +2608,41 @@
         <w:ind w:right="60"/>
         <w:rPr>
           <w:rFonts w:ascii="Times New Roman" w:eastAsia="Times New Roman" w:hAnsi="Times New Roman" w:cs="Times New Roman"/>
-          <w:b/>
-          <w:color w:val="000000"/>
-          <w:kern w:val="0"/>
-          <w:sz w:val="32"/>
-          <w:szCs w:val="32"/>
-          <w:lang w:val="en-US"/>
-          <w14:ligatures w14:val="none"/>
-        </w:rPr>
-      </w:pPr>
+          <w:bCs/>
+          <w:color w:val="000000"/>
+          <w:kern w:val="0"/>
+          <w:sz w:val="32"/>
+          <w:szCs w:val="32"/>
+          <w:lang w:val="en-US"/>
+          <w14:ligatures w14:val="none"/>
+        </w:rPr>
+      </w:pPr>
+      <w:r>
+        <w:rPr>
+          <w:rFonts w:ascii="Times New Roman" w:eastAsia="Times New Roman" w:hAnsi="Times New Roman" w:cs="Times New Roman"/>
+          <w:bCs/>
+          <w:color w:val="000000"/>
+          <w:kern w:val="0"/>
+          <w:sz w:val="32"/>
+          <w:szCs w:val="32"/>
+          <w:lang w:val="en-US"/>
+          <w14:ligatures w14:val="none"/>
+        </w:rPr>
+        <w:t xml:space="preserve">Answer here </w:t>
+      </w:r>
+      <w:r>
+        <w:rPr>
+          <w:rFonts w:ascii="Times New Roman" w:eastAsia="Times New Roman" w:hAnsi="Times New Roman" w:cs="Times New Roman"/>
+          <w:bCs/>
+          <w:color w:val="000000"/>
+          <w:kern w:val="0"/>
+          <w:sz w:val="32"/>
+          <w:szCs w:val="32"/>
+          <w:lang w:val="en-US"/>
+          <w14:ligatures w14:val="none"/>
+        </w:rPr>
+        <w:sym w:font="Wingdings" w:char="F0E0"/>
+      </w:r>
     </w:p>
     <w:p>
       <w:pPr>
@@ -1059,27 +2650,28 @@
         <w:ind w:right="60"/>
         <w:rPr>
           <w:rFonts w:ascii="Times New Roman" w:eastAsia="Times New Roman" w:hAnsi="Times New Roman" w:cs="Times New Roman"/>
-          <w:b/>
-          <w:color w:val="000000"/>
-          <w:kern w:val="0"/>
-          <w:sz w:val="32"/>
-          <w:szCs w:val="32"/>
-          <w:lang w:val="en-US"/>
-          <w14:ligatures w14:val="none"/>
-        </w:rPr>
-      </w:pPr>
-      <w:r>
-        <w:rPr>
-          <w:rFonts w:ascii="Times New Roman" w:eastAsia="Times New Roman" w:hAnsi="Times New Roman" w:cs="Times New Roman"/>
-          <w:b/>
-          <w:color w:val="000000"/>
-          <w:kern w:val="0"/>
-          <w:sz w:val="32"/>
-          <w:szCs w:val="32"/>
-          <w:lang w:val="en-US"/>
-          <w14:ligatures w14:val="none"/>
-        </w:rPr>
-        <w:t>2. Defining the Problem @Tarun Samuel</w:t>
+          <w:bCs/>
+          <w:color w:val="000000"/>
+          <w:kern w:val="0"/>
+          <w:sz w:val="32"/>
+          <w:szCs w:val="32"/>
+          <w:lang w:val="en-US"/>
+          <w14:ligatures w14:val="none"/>
+        </w:rPr>
+      </w:pPr>
+      <w:r>
+        <w:rPr>
+          <w:rFonts w:ascii="Times New Roman" w:eastAsia="Times New Roman" w:hAnsi="Times New Roman" w:cs="Times New Roman"/>
+          <w:bCs/>
+          <w:color w:val="000000"/>
+          <w:kern w:val="0"/>
+          <w:sz w:val="32"/>
+          <w:szCs w:val="32"/>
+          <w:lang w:val="en-US"/>
+          <w14:ligatures w14:val="none"/>
+        </w:rPr>
+        <w:lastRenderedPageBreak/>
+        <w:t xml:space="preserve">2. Justifies why your reinforcement learning-based approach is innovative and effective compared to other solutions. </w:t>
       </w:r>
     </w:p>
     <w:p>
@@ -1108,8 +2700,20 @@
           <w:lang w:val="en-US"/>
           <w14:ligatures w14:val="none"/>
         </w:rPr>
-        <w:lastRenderedPageBreak/>
-        <w:t>Focus on challenges investors face with traditional portfolio allocation methods.</w:t>
+        <w:t xml:space="preserve">Answer here </w:t>
+      </w:r>
+      <w:r>
+        <w:rPr>
+          <w:rFonts w:ascii="Times New Roman" w:eastAsia="Times New Roman" w:hAnsi="Times New Roman" w:cs="Times New Roman"/>
+          <w:bCs/>
+          <w:color w:val="000000"/>
+          <w:kern w:val="0"/>
+          <w:sz w:val="32"/>
+          <w:szCs w:val="32"/>
+          <w:lang w:val="en-US"/>
+          <w14:ligatures w14:val="none"/>
+        </w:rPr>
+        <w:sym w:font="Wingdings" w:char="F0E0"/>
       </w:r>
     </w:p>
     <w:p>
@@ -1127,19 +2731,6 @@
           <w14:ligatures w14:val="none"/>
         </w:rPr>
       </w:pPr>
-      <w:r>
-        <w:rPr>
-          <w:rFonts w:ascii="Times New Roman" w:eastAsia="Times New Roman" w:hAnsi="Times New Roman" w:cs="Times New Roman"/>
-          <w:bCs/>
-          <w:color w:val="000000"/>
-          <w:kern w:val="0"/>
-          <w:sz w:val="32"/>
-          <w:szCs w:val="32"/>
-          <w:lang w:val="en-US"/>
-          <w14:ligatures w14:val="none"/>
-        </w:rPr>
-        <w:t>Explain the financial impact of poor risk management and how reinforcement learning addresses these challenges.</w:t>
-      </w:r>
     </w:p>
     <w:p>
       <w:pPr>
@@ -1156,6 +2747,304 @@
           <w14:ligatures w14:val="none"/>
         </w:rPr>
       </w:pPr>
+    </w:p>
+    <w:p>
+      <w:pPr>
+        <w:spacing w:after="162" w:line="360" w:lineRule="auto"/>
+        <w:ind w:right="60"/>
+        <w:rPr>
+          <w:rFonts w:ascii="Times New Roman" w:eastAsia="Times New Roman" w:hAnsi="Times New Roman" w:cs="Times New Roman"/>
+          <w:bCs/>
+          <w:color w:val="000000"/>
+          <w:kern w:val="0"/>
+          <w:sz w:val="32"/>
+          <w:szCs w:val="32"/>
+          <w:lang w:val="en-US"/>
+          <w14:ligatures w14:val="none"/>
+        </w:rPr>
+      </w:pPr>
+    </w:p>
+    <w:p>
+      <w:pPr>
+        <w:spacing w:after="162" w:line="360" w:lineRule="auto"/>
+        <w:ind w:left="20" w:right="60" w:hanging="10"/>
+        <w:rPr>
+          <w:rFonts w:ascii="Times New Roman" w:eastAsia="Times New Roman" w:hAnsi="Times New Roman" w:cs="Times New Roman"/>
+          <w:b/>
+          <w:color w:val="000000"/>
+          <w:kern w:val="0"/>
+          <w:sz w:val="32"/>
+          <w:szCs w:val="32"/>
+          <w:lang w:val="en-US"/>
+          <w14:ligatures w14:val="none"/>
+        </w:rPr>
+      </w:pPr>
+      <w:r>
+        <w:rPr>
+          <w:rFonts w:ascii="Times New Roman" w:eastAsia="Times New Roman" w:hAnsi="Times New Roman" w:cs="Times New Roman"/>
+          <w:b/>
+          <w:color w:val="000000"/>
+          <w:kern w:val="0"/>
+          <w:sz w:val="32"/>
+          <w:szCs w:val="32"/>
+          <w:lang w:val="en-US"/>
+          <w14:ligatures w14:val="none"/>
+        </w:rPr>
+        <w:t xml:space="preserve">4 Data Gathering and </w:t>
+      </w:r>
+      <w:proofErr w:type="gramStart"/>
+      <w:r>
+        <w:rPr>
+          <w:rFonts w:ascii="Times New Roman" w:eastAsia="Times New Roman" w:hAnsi="Times New Roman" w:cs="Times New Roman"/>
+          <w:b/>
+          <w:color w:val="000000"/>
+          <w:kern w:val="0"/>
+          <w:sz w:val="32"/>
+          <w:szCs w:val="32"/>
+          <w:lang w:val="en-US"/>
+          <w14:ligatures w14:val="none"/>
+        </w:rPr>
+        <w:t>Insights @</w:t>
+      </w:r>
+      <w:proofErr w:type="gramEnd"/>
+      <w:r>
+        <w:rPr>
+          <w:rFonts w:ascii="Times New Roman" w:eastAsia="Times New Roman" w:hAnsi="Times New Roman" w:cs="Times New Roman"/>
+          <w:b/>
+          <w:color w:val="000000"/>
+          <w:kern w:val="0"/>
+          <w:sz w:val="32"/>
+          <w:szCs w:val="32"/>
+          <w:lang w:val="en-US"/>
+          <w14:ligatures w14:val="none"/>
+        </w:rPr>
+        <w:t xml:space="preserve"> </w:t>
+      </w:r>
+      <w:proofErr w:type="spellStart"/>
+      <w:r>
+        <w:rPr>
+          <w:rFonts w:ascii="Times New Roman" w:eastAsia="Times New Roman" w:hAnsi="Times New Roman" w:cs="Times New Roman"/>
+          <w:b/>
+          <w:color w:val="000000"/>
+          <w:kern w:val="0"/>
+          <w:sz w:val="32"/>
+          <w:szCs w:val="32"/>
+          <w:lang w:val="en-US"/>
+          <w14:ligatures w14:val="none"/>
+        </w:rPr>
+        <w:t>Rajkaran</w:t>
+      </w:r>
+      <w:proofErr w:type="spellEnd"/>
+      <w:r>
+        <w:rPr>
+          <w:rFonts w:ascii="Times New Roman" w:eastAsia="Times New Roman" w:hAnsi="Times New Roman" w:cs="Times New Roman"/>
+          <w:b/>
+          <w:color w:val="000000"/>
+          <w:kern w:val="0"/>
+          <w:sz w:val="32"/>
+          <w:szCs w:val="32"/>
+          <w:lang w:val="en-US"/>
+          <w14:ligatures w14:val="none"/>
+        </w:rPr>
+        <w:t xml:space="preserve"> </w:t>
+      </w:r>
+      <w:proofErr w:type="spellStart"/>
+      <w:r>
+        <w:rPr>
+          <w:rFonts w:ascii="Times New Roman" w:eastAsia="Times New Roman" w:hAnsi="Times New Roman" w:cs="Times New Roman"/>
+          <w:b/>
+          <w:color w:val="000000"/>
+          <w:kern w:val="0"/>
+          <w:sz w:val="32"/>
+          <w:szCs w:val="32"/>
+          <w:lang w:val="en-US"/>
+          <w14:ligatures w14:val="none"/>
+        </w:rPr>
+        <w:t>Yasodhadevi</w:t>
+      </w:r>
+      <w:proofErr w:type="spellEnd"/>
+      <w:r>
+        <w:rPr>
+          <w:rFonts w:ascii="Times New Roman" w:eastAsia="Times New Roman" w:hAnsi="Times New Roman" w:cs="Times New Roman"/>
+          <w:b/>
+          <w:color w:val="000000"/>
+          <w:kern w:val="0"/>
+          <w:sz w:val="32"/>
+          <w:szCs w:val="32"/>
+          <w:lang w:val="en-US"/>
+          <w14:ligatures w14:val="none"/>
+        </w:rPr>
+        <w:t xml:space="preserve"> </w:t>
+      </w:r>
+      <w:proofErr w:type="spellStart"/>
+      <w:r>
+        <w:rPr>
+          <w:rFonts w:ascii="Times New Roman" w:eastAsia="Times New Roman" w:hAnsi="Times New Roman" w:cs="Times New Roman"/>
+          <w:b/>
+          <w:color w:val="000000"/>
+          <w:kern w:val="0"/>
+          <w:sz w:val="32"/>
+          <w:szCs w:val="32"/>
+          <w:lang w:val="en-US"/>
+          <w14:ligatures w14:val="none"/>
+        </w:rPr>
+        <w:t>Ponnuvelusamy</w:t>
+      </w:r>
+      <w:proofErr w:type="spellEnd"/>
+    </w:p>
+    <w:p>
+      <w:pPr>
+        <w:spacing w:after="162" w:line="360" w:lineRule="auto"/>
+        <w:ind w:left="20" w:right="60" w:hanging="10"/>
+        <w:rPr>
+          <w:rFonts w:ascii="Times New Roman" w:eastAsia="Times New Roman" w:hAnsi="Times New Roman" w:cs="Times New Roman"/>
+          <w:bCs/>
+          <w:color w:val="000000"/>
+          <w:kern w:val="0"/>
+          <w:sz w:val="32"/>
+          <w:szCs w:val="32"/>
+          <w:lang w:val="en-US"/>
+          <w14:ligatures w14:val="none"/>
+        </w:rPr>
+      </w:pPr>
+      <w:r>
+        <w:rPr>
+          <w:rFonts w:ascii="Times New Roman" w:eastAsia="Times New Roman" w:hAnsi="Times New Roman" w:cs="Times New Roman"/>
+          <w:bCs/>
+          <w:color w:val="000000"/>
+          <w:kern w:val="0"/>
+          <w:sz w:val="32"/>
+          <w:szCs w:val="32"/>
+          <w:lang w:val="en-US"/>
+          <w14:ligatures w14:val="none"/>
+        </w:rPr>
+        <w:t xml:space="preserve">    4.1Collect datasets from the given links (</w:t>
+      </w:r>
+      <w:proofErr w:type="spellStart"/>
+      <w:r>
+        <w:rPr>
+          <w:rFonts w:ascii="Times New Roman" w:eastAsia="Times New Roman" w:hAnsi="Times New Roman" w:cs="Times New Roman"/>
+          <w:bCs/>
+          <w:color w:val="000000"/>
+          <w:kern w:val="0"/>
+          <w:sz w:val="32"/>
+          <w:szCs w:val="32"/>
+          <w:lang w:val="en-US"/>
+          <w14:ligatures w14:val="none"/>
+        </w:rPr>
+        <w:t>FinRL</w:t>
+      </w:r>
+      <w:proofErr w:type="spellEnd"/>
+      <w:r>
+        <w:rPr>
+          <w:rFonts w:ascii="Times New Roman" w:eastAsia="Times New Roman" w:hAnsi="Times New Roman" w:cs="Times New Roman"/>
+          <w:bCs/>
+          <w:color w:val="000000"/>
+          <w:kern w:val="0"/>
+          <w:sz w:val="32"/>
+          <w:szCs w:val="32"/>
+          <w:lang w:val="en-US"/>
+          <w14:ligatures w14:val="none"/>
+        </w:rPr>
+        <w:t xml:space="preserve"> GitHub and Yahoo Finance). -</w:t>
+      </w:r>
+      <w:r>
+        <w:rPr>
+          <w:rFonts w:ascii="Times New Roman" w:eastAsia="Times New Roman" w:hAnsi="Times New Roman" w:cs="Times New Roman"/>
+          <w:bCs/>
+          <w:color w:val="000000"/>
+          <w:kern w:val="0"/>
+          <w:sz w:val="32"/>
+          <w:szCs w:val="32"/>
+          <w:lang w:val="en-US"/>
+          <w14:ligatures w14:val="none"/>
+        </w:rPr>
+        <w:sym w:font="Wingdings" w:char="F0E0"/>
+      </w:r>
+      <w:r>
+        <w:rPr>
+          <w:rFonts w:ascii="Times New Roman" w:eastAsia="Times New Roman" w:hAnsi="Times New Roman" w:cs="Times New Roman"/>
+          <w:bCs/>
+          <w:color w:val="000000"/>
+          <w:kern w:val="0"/>
+          <w:sz w:val="32"/>
+          <w:szCs w:val="32"/>
+          <w:lang w:val="en-US"/>
+          <w14:ligatures w14:val="none"/>
+        </w:rPr>
+        <w:t xml:space="preserve"> paste screenshots</w:t>
+      </w:r>
+    </w:p>
+    <w:p>
+      <w:pPr>
+        <w:spacing w:after="162" w:line="360" w:lineRule="auto"/>
+        <w:ind w:right="60"/>
+        <w:rPr>
+          <w:rFonts w:ascii="Times New Roman" w:eastAsia="Times New Roman" w:hAnsi="Times New Roman" w:cs="Times New Roman"/>
+          <w:bCs/>
+          <w:color w:val="000000"/>
+          <w:kern w:val="0"/>
+          <w:sz w:val="32"/>
+          <w:szCs w:val="32"/>
+          <w:lang w:val="en-US"/>
+          <w14:ligatures w14:val="none"/>
+        </w:rPr>
+      </w:pPr>
+      <w:r>
+        <w:rPr>
+          <w:rFonts w:ascii="Times New Roman" w:eastAsia="Times New Roman" w:hAnsi="Times New Roman" w:cs="Times New Roman"/>
+          <w:bCs/>
+          <w:color w:val="000000"/>
+          <w:kern w:val="0"/>
+          <w:sz w:val="32"/>
+          <w:szCs w:val="32"/>
+          <w:lang w:val="en-US"/>
+          <w14:ligatures w14:val="none"/>
+        </w:rPr>
+        <w:t xml:space="preserve">    4.2Document dataset details (size, type, features). </w:t>
+      </w:r>
+      <w:r>
+        <w:rPr>
+          <w:rFonts w:ascii="Times New Roman" w:eastAsia="Times New Roman" w:hAnsi="Times New Roman" w:cs="Times New Roman"/>
+          <w:bCs/>
+          <w:color w:val="000000"/>
+          <w:kern w:val="0"/>
+          <w:sz w:val="32"/>
+          <w:szCs w:val="32"/>
+          <w:lang w:val="en-US"/>
+          <w14:ligatures w14:val="none"/>
+        </w:rPr>
+        <w:sym w:font="Wingdings" w:char="F0E0"/>
+      </w:r>
+      <w:r>
+        <w:rPr>
+          <w:rFonts w:ascii="Times New Roman" w:eastAsia="Times New Roman" w:hAnsi="Times New Roman" w:cs="Times New Roman"/>
+          <w:bCs/>
+          <w:color w:val="000000"/>
+          <w:kern w:val="0"/>
+          <w:sz w:val="32"/>
+          <w:szCs w:val="32"/>
+          <w:lang w:val="en-US"/>
+          <w14:ligatures w14:val="none"/>
+        </w:rPr>
+        <w:t xml:space="preserve"> </w:t>
+      </w:r>
+    </w:p>
+    <w:p>
+      <w:pPr>
+        <w:spacing w:after="162" w:line="360" w:lineRule="auto"/>
+        <w:ind w:right="60"/>
+        <w:rPr>
+          <w:rFonts w:ascii="Times New Roman" w:eastAsia="Times New Roman" w:hAnsi="Times New Roman" w:cs="Times New Roman"/>
+          <w:bCs/>
+          <w:color w:val="000000"/>
+          <w:kern w:val="0"/>
+          <w:sz w:val="32"/>
+          <w:szCs w:val="32"/>
+          <w:lang w:val="en-US"/>
+          <w14:ligatures w14:val="none"/>
+        </w:rPr>
+      </w:pPr>
       <w:r>
         <w:rPr>
           <w:rFonts w:ascii="Times New Roman" w:eastAsia="Times New Roman" w:hAnsi="Times New Roman" w:cs="Times New Roman"/>
@@ -1186,72 +3075,7 @@
     <w:p>
       <w:pPr>
         <w:spacing w:after="162" w:line="360" w:lineRule="auto"/>
-        <w:ind w:right="60"/>
-        <w:rPr>
-          <w:rFonts w:ascii="Times New Roman" w:eastAsia="Times New Roman" w:hAnsi="Times New Roman" w:cs="Times New Roman"/>
-          <w:b/>
-          <w:color w:val="000000"/>
-          <w:kern w:val="0"/>
-          <w:sz w:val="32"/>
-          <w:szCs w:val="32"/>
-          <w:lang w:val="en-US"/>
-          <w14:ligatures w14:val="none"/>
-        </w:rPr>
-      </w:pPr>
-    </w:p>
-    <w:p>
-      <w:pPr>
-        <w:spacing w:after="162" w:line="360" w:lineRule="auto"/>
-        <w:ind w:right="60"/>
-        <w:rPr>
-          <w:rFonts w:ascii="Times New Roman" w:eastAsia="Times New Roman" w:hAnsi="Times New Roman" w:cs="Times New Roman"/>
-          <w:b/>
-          <w:color w:val="000000"/>
-          <w:kern w:val="0"/>
-          <w:sz w:val="32"/>
-          <w:szCs w:val="32"/>
-          <w:lang w:val="en-US"/>
-          <w14:ligatures w14:val="none"/>
-        </w:rPr>
-      </w:pPr>
-    </w:p>
-    <w:p>
-      <w:pPr>
-        <w:spacing w:after="162" w:line="360" w:lineRule="auto"/>
-        <w:ind w:right="60"/>
-        <w:rPr>
-          <w:rFonts w:ascii="Times New Roman" w:eastAsia="Times New Roman" w:hAnsi="Times New Roman" w:cs="Times New Roman"/>
-          <w:b/>
-          <w:color w:val="000000"/>
-          <w:kern w:val="0"/>
-          <w:sz w:val="32"/>
-          <w:szCs w:val="32"/>
-          <w:lang w:val="en-US"/>
-          <w14:ligatures w14:val="none"/>
-        </w:rPr>
-      </w:pPr>
-    </w:p>
-    <w:p>
-      <w:pPr>
-        <w:spacing w:after="162" w:line="360" w:lineRule="auto"/>
-        <w:ind w:right="60"/>
-        <w:rPr>
-          <w:rFonts w:ascii="Times New Roman" w:eastAsia="Times New Roman" w:hAnsi="Times New Roman" w:cs="Times New Roman"/>
-          <w:b/>
-          <w:color w:val="000000"/>
-          <w:kern w:val="0"/>
-          <w:sz w:val="32"/>
-          <w:szCs w:val="32"/>
-          <w:lang w:val="en-US"/>
-          <w14:ligatures w14:val="none"/>
-        </w:rPr>
-      </w:pPr>
-    </w:p>
-    <w:p>
-      <w:pPr>
-        <w:spacing w:after="162" w:line="360" w:lineRule="auto"/>
         <w:ind w:left="20" w:right="60" w:hanging="10"/>
-        <w:jc w:val="center"/>
         <w:rPr>
           <w:rFonts w:ascii="Times New Roman" w:eastAsia="Times New Roman" w:hAnsi="Times New Roman" w:cs="Times New Roman"/>
           <w:b/>
@@ -1268,112 +3092,237 @@
       <w:pPr>
         <w:spacing w:after="162" w:line="360" w:lineRule="auto"/>
         <w:ind w:left="20" w:right="60" w:hanging="10"/>
-        <w:jc w:val="center"/>
-        <w:rPr>
-          <w:rFonts w:ascii="Times New Roman" w:eastAsia="Times New Roman" w:hAnsi="Times New Roman" w:cs="Times New Roman"/>
-          <w:b/>
-          <w:color w:val="000000"/>
-          <w:kern w:val="0"/>
-          <w:sz w:val="32"/>
-          <w:szCs w:val="32"/>
-          <w:lang w:val="en-US"/>
-          <w14:ligatures w14:val="none"/>
-        </w:rPr>
-      </w:pPr>
+        <w:rPr>
+          <w:rFonts w:ascii="Times New Roman" w:eastAsia="Times New Roman" w:hAnsi="Times New Roman" w:cs="Times New Roman"/>
+          <w:bCs/>
+          <w:color w:val="000000"/>
+          <w:kern w:val="0"/>
+          <w:sz w:val="32"/>
+          <w:szCs w:val="32"/>
+          <w:lang w:val="en-US"/>
+          <w14:ligatures w14:val="none"/>
+        </w:rPr>
+      </w:pPr>
+      <w:r>
+        <w:rPr>
+          <w:rFonts w:ascii="Times New Roman" w:eastAsia="Times New Roman" w:hAnsi="Times New Roman" w:cs="Times New Roman"/>
+          <w:b/>
+          <w:color w:val="000000"/>
+          <w:kern w:val="0"/>
+          <w:sz w:val="32"/>
+          <w:szCs w:val="32"/>
+          <w:lang w:val="en-US"/>
+          <w14:ligatures w14:val="none"/>
+        </w:rPr>
+        <w:t xml:space="preserve">5 Analyze the data to identify </w:t>
+      </w:r>
+      <w:proofErr w:type="gramStart"/>
+      <w:r>
+        <w:rPr>
+          <w:rFonts w:ascii="Times New Roman" w:eastAsia="Times New Roman" w:hAnsi="Times New Roman" w:cs="Times New Roman"/>
+          <w:b/>
+          <w:color w:val="000000"/>
+          <w:kern w:val="0"/>
+          <w:sz w:val="32"/>
+          <w:szCs w:val="32"/>
+          <w:lang w:val="en-US"/>
+          <w14:ligatures w14:val="none"/>
+        </w:rPr>
+        <w:t>patterns</w:t>
+      </w:r>
+      <w:r>
+        <w:rPr>
+          <w:rFonts w:ascii="Times New Roman" w:eastAsia="Times New Roman" w:hAnsi="Times New Roman" w:cs="Times New Roman"/>
+          <w:bCs/>
+          <w:color w:val="000000"/>
+          <w:kern w:val="0"/>
+          <w:sz w:val="32"/>
+          <w:szCs w:val="32"/>
+          <w:lang w:val="en-US"/>
+          <w14:ligatures w14:val="none"/>
+        </w:rPr>
+        <w:t xml:space="preserve">, </w:t>
+      </w:r>
+      <w:r>
+        <w:rPr>
+          <w:rFonts w:ascii="Times New Roman" w:eastAsia="Times New Roman" w:hAnsi="Times New Roman" w:cs="Times New Roman"/>
+          <w:b/>
+          <w:color w:val="000000"/>
+          <w:kern w:val="0"/>
+          <w:sz w:val="32"/>
+          <w:szCs w:val="32"/>
+          <w:lang w:val="en-US"/>
+          <w14:ligatures w14:val="none"/>
+        </w:rPr>
+        <w:t>@</w:t>
+      </w:r>
+      <w:proofErr w:type="gramEnd"/>
+      <w:r>
+        <w:rPr>
+          <w:rFonts w:ascii="Times New Roman" w:eastAsia="Times New Roman" w:hAnsi="Times New Roman" w:cs="Times New Roman"/>
+          <w:b/>
+          <w:color w:val="000000"/>
+          <w:kern w:val="0"/>
+          <w:sz w:val="32"/>
+          <w:szCs w:val="32"/>
+          <w:lang w:val="en-US"/>
+          <w14:ligatures w14:val="none"/>
+        </w:rPr>
+        <w:t xml:space="preserve"> Jobina Joy</w:t>
+      </w:r>
     </w:p>
     <w:p>
       <w:pPr>
         <w:spacing w:after="162" w:line="360" w:lineRule="auto"/>
         <w:ind w:left="20" w:right="60" w:hanging="10"/>
-        <w:jc w:val="center"/>
-        <w:rPr>
-          <w:rFonts w:ascii="Times New Roman" w:eastAsia="Times New Roman" w:hAnsi="Times New Roman" w:cs="Times New Roman"/>
-          <w:b/>
-          <w:color w:val="000000"/>
-          <w:kern w:val="0"/>
-          <w:sz w:val="32"/>
-          <w:szCs w:val="32"/>
-          <w:lang w:val="en-US"/>
-          <w14:ligatures w14:val="none"/>
-        </w:rPr>
-      </w:pPr>
+        <w:rPr>
+          <w:rFonts w:ascii="Times New Roman" w:eastAsia="Times New Roman" w:hAnsi="Times New Roman" w:cs="Times New Roman"/>
+          <w:bCs/>
+          <w:color w:val="000000"/>
+          <w:kern w:val="0"/>
+          <w:sz w:val="32"/>
+          <w:szCs w:val="32"/>
+          <w:lang w:val="en-US"/>
+          <w14:ligatures w14:val="none"/>
+        </w:rPr>
+      </w:pPr>
+      <w:r>
+        <w:rPr>
+          <w:rFonts w:ascii="Times New Roman" w:eastAsia="Times New Roman" w:hAnsi="Times New Roman" w:cs="Times New Roman"/>
+          <w:bCs/>
+          <w:color w:val="000000"/>
+          <w:kern w:val="0"/>
+          <w:sz w:val="32"/>
+          <w:szCs w:val="32"/>
+          <w:lang w:val="en-US"/>
+          <w14:ligatures w14:val="none"/>
+        </w:rPr>
+        <w:t>such as:</w:t>
+      </w:r>
     </w:p>
     <w:p>
       <w:pPr>
         <w:spacing w:after="162" w:line="360" w:lineRule="auto"/>
         <w:ind w:left="20" w:right="60" w:hanging="10"/>
-        <w:jc w:val="center"/>
-        <w:rPr>
-          <w:rFonts w:ascii="Times New Roman" w:eastAsia="Times New Roman" w:hAnsi="Times New Roman" w:cs="Times New Roman"/>
-          <w:b/>
-          <w:color w:val="000000"/>
-          <w:kern w:val="0"/>
-          <w:sz w:val="32"/>
-          <w:szCs w:val="32"/>
-          <w:lang w:val="en-US"/>
-          <w14:ligatures w14:val="none"/>
-        </w:rPr>
-      </w:pPr>
+        <w:rPr>
+          <w:rFonts w:ascii="Times New Roman" w:eastAsia="Times New Roman" w:hAnsi="Times New Roman" w:cs="Times New Roman"/>
+          <w:bCs/>
+          <w:color w:val="000000"/>
+          <w:kern w:val="0"/>
+          <w:sz w:val="32"/>
+          <w:szCs w:val="32"/>
+          <w:lang w:val="en-US"/>
+          <w14:ligatures w14:val="none"/>
+        </w:rPr>
+      </w:pPr>
+      <w:r>
+        <w:rPr>
+          <w:rFonts w:ascii="Times New Roman" w:eastAsia="Times New Roman" w:hAnsi="Times New Roman" w:cs="Times New Roman"/>
+          <w:bCs/>
+          <w:color w:val="000000"/>
+          <w:kern w:val="0"/>
+          <w:sz w:val="32"/>
+          <w:szCs w:val="32"/>
+          <w:lang w:val="en-US"/>
+          <w14:ligatures w14:val="none"/>
+        </w:rPr>
+        <w:t>Trends in stock price volatility.</w:t>
+      </w:r>
     </w:p>
     <w:p>
       <w:pPr>
         <w:spacing w:after="162" w:line="360" w:lineRule="auto"/>
         <w:ind w:left="20" w:right="60" w:hanging="10"/>
-        <w:jc w:val="center"/>
-        <w:rPr>
-          <w:rFonts w:ascii="Times New Roman" w:eastAsia="Times New Roman" w:hAnsi="Times New Roman" w:cs="Times New Roman"/>
-          <w:b/>
-          <w:color w:val="000000"/>
-          <w:kern w:val="0"/>
-          <w:sz w:val="32"/>
-          <w:szCs w:val="32"/>
-          <w:lang w:val="en-US"/>
-          <w14:ligatures w14:val="none"/>
-        </w:rPr>
-      </w:pPr>
+        <w:rPr>
+          <w:rFonts w:ascii="Times New Roman" w:eastAsia="Times New Roman" w:hAnsi="Times New Roman" w:cs="Times New Roman"/>
+          <w:bCs/>
+          <w:color w:val="000000"/>
+          <w:kern w:val="0"/>
+          <w:sz w:val="32"/>
+          <w:szCs w:val="32"/>
+          <w:lang w:val="en-US"/>
+          <w14:ligatures w14:val="none"/>
+        </w:rPr>
+      </w:pPr>
+      <w:r>
+        <w:rPr>
+          <w:rFonts w:ascii="Times New Roman" w:eastAsia="Times New Roman" w:hAnsi="Times New Roman" w:cs="Times New Roman"/>
+          <w:bCs/>
+          <w:color w:val="000000"/>
+          <w:kern w:val="0"/>
+          <w:sz w:val="32"/>
+          <w:szCs w:val="32"/>
+          <w:lang w:val="en-US"/>
+          <w14:ligatures w14:val="none"/>
+        </w:rPr>
+        <w:t>How reinforcement learning models outperform baselines.</w:t>
+      </w:r>
     </w:p>
     <w:p>
       <w:pPr>
         <w:spacing w:after="162" w:line="360" w:lineRule="auto"/>
         <w:ind w:left="20" w:right="60" w:hanging="10"/>
-        <w:jc w:val="center"/>
-        <w:rPr>
-          <w:rFonts w:ascii="Times New Roman" w:eastAsia="Times New Roman" w:hAnsi="Times New Roman" w:cs="Times New Roman"/>
-          <w:b/>
-          <w:color w:val="000000"/>
-          <w:kern w:val="0"/>
-          <w:sz w:val="32"/>
-          <w:szCs w:val="32"/>
-          <w:lang w:val="en-US"/>
-          <w14:ligatures w14:val="none"/>
-        </w:rPr>
-      </w:pPr>
+        <w:rPr>
+          <w:rFonts w:ascii="Times New Roman" w:eastAsia="Times New Roman" w:hAnsi="Times New Roman" w:cs="Times New Roman"/>
+          <w:bCs/>
+          <w:color w:val="000000"/>
+          <w:kern w:val="0"/>
+          <w:sz w:val="32"/>
+          <w:szCs w:val="32"/>
+          <w:lang w:val="en-US"/>
+          <w14:ligatures w14:val="none"/>
+        </w:rPr>
+      </w:pPr>
+      <w:r>
+        <w:rPr>
+          <w:rFonts w:ascii="Times New Roman" w:eastAsia="Times New Roman" w:hAnsi="Times New Roman" w:cs="Times New Roman"/>
+          <w:bCs/>
+          <w:color w:val="000000"/>
+          <w:kern w:val="0"/>
+          <w:sz w:val="32"/>
+          <w:szCs w:val="32"/>
+          <w:lang w:val="en-US"/>
+          <w14:ligatures w14:val="none"/>
+        </w:rPr>
+        <w:t>Risk-adjusted return improvements.</w:t>
+      </w:r>
     </w:p>
     <w:p>
       <w:pPr>
         <w:spacing w:after="162" w:line="360" w:lineRule="auto"/>
         <w:ind w:left="20" w:right="60" w:hanging="10"/>
-        <w:jc w:val="center"/>
-        <w:rPr>
-          <w:rFonts w:ascii="Times New Roman" w:eastAsia="Times New Roman" w:hAnsi="Times New Roman" w:cs="Times New Roman"/>
-          <w:b/>
-          <w:color w:val="000000"/>
-          <w:kern w:val="0"/>
-          <w:sz w:val="32"/>
-          <w:szCs w:val="32"/>
-          <w:lang w:val="en-US"/>
-          <w14:ligatures w14:val="none"/>
-        </w:rPr>
-      </w:pPr>
+        <w:rPr>
+          <w:rFonts w:ascii="Times New Roman" w:eastAsia="Times New Roman" w:hAnsi="Times New Roman" w:cs="Times New Roman"/>
+          <w:bCs/>
+          <w:color w:val="000000"/>
+          <w:kern w:val="0"/>
+          <w:sz w:val="32"/>
+          <w:szCs w:val="32"/>
+          <w:lang w:val="en-US"/>
+          <w14:ligatures w14:val="none"/>
+        </w:rPr>
+      </w:pPr>
+      <w:r>
+        <w:rPr>
+          <w:rFonts w:ascii="Times New Roman" w:eastAsia="Times New Roman" w:hAnsi="Times New Roman" w:cs="Times New Roman"/>
+          <w:bCs/>
+          <w:color w:val="000000"/>
+          <w:kern w:val="0"/>
+          <w:sz w:val="32"/>
+          <w:szCs w:val="32"/>
+          <w:lang w:val="en-US"/>
+          <w14:ligatures w14:val="none"/>
+        </w:rPr>
+        <w:t>Use tools like Python, pandas, or NumPy.</w:t>
+      </w:r>
     </w:p>
     <w:p>
       <w:pPr>
         <w:spacing w:after="162" w:line="360" w:lineRule="auto"/>
         <w:ind w:left="20" w:right="60" w:hanging="10"/>
-        <w:jc w:val="center"/>
-        <w:rPr>
-          <w:rFonts w:ascii="Times New Roman" w:eastAsia="Times New Roman" w:hAnsi="Times New Roman" w:cs="Times New Roman"/>
-          <w:b/>
+        <w:rPr>
+          <w:rFonts w:ascii="Times New Roman" w:eastAsia="Times New Roman" w:hAnsi="Times New Roman" w:cs="Times New Roman"/>
+          <w:bCs/>
           <w:color w:val="000000"/>
           <w:kern w:val="0"/>
           <w:sz w:val="32"/>
@@ -1387,1156 +3336,6 @@
       <w:pPr>
         <w:spacing w:after="162" w:line="360" w:lineRule="auto"/>
         <w:ind w:left="20" w:right="60" w:hanging="10"/>
-        <w:jc w:val="center"/>
-        <w:rPr>
-          <w:rFonts w:ascii="Times New Roman" w:eastAsia="Times New Roman" w:hAnsi="Times New Roman" w:cs="Times New Roman"/>
-          <w:b/>
-          <w:color w:val="000000"/>
-          <w:kern w:val="0"/>
-          <w:sz w:val="32"/>
-          <w:szCs w:val="32"/>
-          <w:lang w:val="en-US"/>
-          <w14:ligatures w14:val="none"/>
-        </w:rPr>
-      </w:pPr>
-    </w:p>
-    <w:p>
-      <w:pPr>
-        <w:spacing w:after="162" w:line="360" w:lineRule="auto"/>
-        <w:ind w:left="20" w:right="60" w:hanging="10"/>
-        <w:rPr>
-          <w:rFonts w:ascii="Times New Roman" w:eastAsia="Times New Roman" w:hAnsi="Times New Roman" w:cs="Times New Roman"/>
-          <w:b/>
-          <w:color w:val="000000"/>
-          <w:kern w:val="0"/>
-          <w:sz w:val="32"/>
-          <w:szCs w:val="32"/>
-          <w:lang w:val="en-US"/>
-          <w14:ligatures w14:val="none"/>
-        </w:rPr>
-      </w:pPr>
-      <w:r>
-        <w:rPr>
-          <w:rFonts w:ascii="Times New Roman" w:eastAsia="Times New Roman" w:hAnsi="Times New Roman" w:cs="Times New Roman"/>
-          <w:b/>
-          <w:color w:val="000000"/>
-          <w:kern w:val="0"/>
-          <w:sz w:val="32"/>
-          <w:szCs w:val="32"/>
-          <w:lang w:val="en-US"/>
-          <w14:ligatures w14:val="none"/>
-        </w:rPr>
-        <w:t>3 Differentiation @ Riyo Sebastian</w:t>
-      </w:r>
-    </w:p>
-    <w:p>
-      <w:pPr>
-        <w:spacing w:after="162" w:line="360" w:lineRule="auto"/>
-        <w:ind w:left="20" w:right="60" w:hanging="10"/>
-        <w:rPr>
-          <w:rFonts w:ascii="Times New Roman" w:eastAsia="Times New Roman" w:hAnsi="Times New Roman" w:cs="Times New Roman"/>
-          <w:bCs/>
-          <w:color w:val="000000"/>
-          <w:kern w:val="0"/>
-          <w:sz w:val="32"/>
-          <w:szCs w:val="32"/>
-          <w:lang w:val="en-US"/>
-          <w14:ligatures w14:val="none"/>
-        </w:rPr>
-      </w:pPr>
-      <w:r>
-        <w:rPr>
-          <w:rFonts w:ascii="Times New Roman" w:eastAsia="Times New Roman" w:hAnsi="Times New Roman" w:cs="Times New Roman"/>
-          <w:bCs/>
-          <w:color w:val="000000"/>
-          <w:kern w:val="0"/>
-          <w:sz w:val="32"/>
-          <w:szCs w:val="32"/>
-          <w:lang w:val="en-US"/>
-          <w14:ligatures w14:val="none"/>
-        </w:rPr>
-        <w:lastRenderedPageBreak/>
-        <w:t>3.1. Analyzes existing methods and tools for portfolio allocation and risk management, such as: Traditional techniques (mean-variance optimization) and Machine learning-based approaches.</w:t>
-      </w:r>
-    </w:p>
-    <w:p>
-      <w:pPr>
-        <w:spacing w:after="162" w:line="360" w:lineRule="auto"/>
-        <w:ind w:right="60"/>
-        <w:rPr>
-          <w:rFonts w:ascii="Times New Roman" w:eastAsia="Times New Roman" w:hAnsi="Times New Roman" w:cs="Times New Roman"/>
-          <w:bCs/>
-          <w:color w:val="000000"/>
-          <w:kern w:val="0"/>
-          <w:sz w:val="32"/>
-          <w:szCs w:val="32"/>
-          <w:lang w:val="en-US"/>
-          <w14:ligatures w14:val="none"/>
-        </w:rPr>
-      </w:pPr>
-      <w:r>
-        <w:rPr>
-          <w:rFonts w:ascii="Times New Roman" w:eastAsia="Times New Roman" w:hAnsi="Times New Roman" w:cs="Times New Roman"/>
-          <w:bCs/>
-          <w:color w:val="000000"/>
-          <w:kern w:val="0"/>
-          <w:sz w:val="32"/>
-          <w:szCs w:val="32"/>
-          <w:lang w:val="en-US"/>
-          <w14:ligatures w14:val="none"/>
-        </w:rPr>
-        <w:t xml:space="preserve">Answer here </w:t>
-      </w:r>
-      <w:r>
-        <w:rPr>
-          <w:rFonts w:ascii="Times New Roman" w:eastAsia="Times New Roman" w:hAnsi="Times New Roman" w:cs="Times New Roman"/>
-          <w:bCs/>
-          <w:color w:val="000000"/>
-          <w:kern w:val="0"/>
-          <w:sz w:val="32"/>
-          <w:szCs w:val="32"/>
-          <w:lang w:val="en-US"/>
-          <w14:ligatures w14:val="none"/>
-        </w:rPr>
-        <w:sym w:font="Wingdings" w:char="F0E0"/>
-      </w:r>
-    </w:p>
-    <w:p>
-      <w:pPr>
-        <w:spacing w:after="162" w:line="360" w:lineRule="auto"/>
-        <w:ind w:left="20" w:right="60" w:hanging="10"/>
-        <w:rPr>
-          <w:rFonts w:ascii="Times New Roman" w:eastAsia="Times New Roman" w:hAnsi="Times New Roman" w:cs="Times New Roman"/>
-          <w:bCs/>
-          <w:color w:val="000000"/>
-          <w:kern w:val="0"/>
-          <w:sz w:val="32"/>
-          <w:szCs w:val="32"/>
-          <w:lang w:val="en-US"/>
-          <w14:ligatures w14:val="none"/>
-        </w:rPr>
-      </w:pPr>
-      <w:r>
-        <w:rPr>
-          <w:rFonts w:ascii="Times New Roman" w:eastAsia="Times New Roman" w:hAnsi="Times New Roman" w:cs="Times New Roman"/>
-          <w:bCs/>
-          <w:color w:val="000000"/>
-          <w:kern w:val="0"/>
-          <w:sz w:val="32"/>
-          <w:szCs w:val="32"/>
-          <w:lang w:val="en-US"/>
-          <w14:ligatures w14:val="none"/>
-        </w:rPr>
-        <w:t>3.2. Highlights the gaps or limitations in these methods.</w:t>
-      </w:r>
-    </w:p>
-    <w:p>
-      <w:pPr>
-        <w:spacing w:after="162" w:line="360" w:lineRule="auto"/>
-        <w:ind w:right="60"/>
-        <w:rPr>
-          <w:rFonts w:ascii="Times New Roman" w:eastAsia="Times New Roman" w:hAnsi="Times New Roman" w:cs="Times New Roman"/>
-          <w:bCs/>
-          <w:color w:val="000000"/>
-          <w:kern w:val="0"/>
-          <w:sz w:val="32"/>
-          <w:szCs w:val="32"/>
-          <w:lang w:val="en-US"/>
-          <w14:ligatures w14:val="none"/>
-        </w:rPr>
-      </w:pPr>
-      <w:r>
-        <w:rPr>
-          <w:rFonts w:ascii="Times New Roman" w:eastAsia="Times New Roman" w:hAnsi="Times New Roman" w:cs="Times New Roman"/>
-          <w:bCs/>
-          <w:color w:val="000000"/>
-          <w:kern w:val="0"/>
-          <w:sz w:val="32"/>
-          <w:szCs w:val="32"/>
-          <w:lang w:val="en-US"/>
-          <w14:ligatures w14:val="none"/>
-        </w:rPr>
-        <w:t xml:space="preserve">Answer here </w:t>
-      </w:r>
-      <w:r>
-        <w:rPr>
-          <w:rFonts w:ascii="Times New Roman" w:eastAsia="Times New Roman" w:hAnsi="Times New Roman" w:cs="Times New Roman"/>
-          <w:bCs/>
-          <w:color w:val="000000"/>
-          <w:kern w:val="0"/>
-          <w:sz w:val="32"/>
-          <w:szCs w:val="32"/>
-          <w:lang w:val="en-US"/>
-          <w14:ligatures w14:val="none"/>
-        </w:rPr>
-        <w:sym w:font="Wingdings" w:char="F0E0"/>
-      </w:r>
-    </w:p>
-    <w:p>
-      <w:pPr>
-        <w:spacing w:after="162" w:line="360" w:lineRule="auto"/>
-        <w:ind w:left="20" w:right="60" w:hanging="10"/>
-        <w:rPr>
-          <w:rFonts w:ascii="Times New Roman" w:eastAsia="Times New Roman" w:hAnsi="Times New Roman" w:cs="Times New Roman"/>
-          <w:bCs/>
-          <w:color w:val="000000"/>
-          <w:kern w:val="0"/>
-          <w:sz w:val="32"/>
-          <w:szCs w:val="32"/>
-          <w:lang w:val="en-US"/>
-          <w14:ligatures w14:val="none"/>
-        </w:rPr>
-      </w:pPr>
-      <w:r>
-        <w:rPr>
-          <w:rFonts w:ascii="Times New Roman" w:eastAsia="Times New Roman" w:hAnsi="Times New Roman" w:cs="Times New Roman"/>
-          <w:bCs/>
-          <w:color w:val="000000"/>
-          <w:kern w:val="0"/>
-          <w:sz w:val="32"/>
-          <w:szCs w:val="32"/>
-          <w:lang w:val="en-US"/>
-          <w14:ligatures w14:val="none"/>
-        </w:rPr>
-        <w:t>3.3. Explains how your project/solution addresses these gaps and provides a unique value proposition.</w:t>
-      </w:r>
-    </w:p>
-    <w:p>
-      <w:pPr>
-        <w:spacing w:after="162" w:line="360" w:lineRule="auto"/>
-        <w:ind w:right="60"/>
-        <w:rPr>
-          <w:rFonts w:ascii="Times New Roman" w:eastAsia="Times New Roman" w:hAnsi="Times New Roman" w:cs="Times New Roman"/>
-          <w:bCs/>
-          <w:color w:val="000000"/>
-          <w:kern w:val="0"/>
-          <w:sz w:val="32"/>
-          <w:szCs w:val="32"/>
-          <w:lang w:val="en-US"/>
-          <w14:ligatures w14:val="none"/>
-        </w:rPr>
-      </w:pPr>
-      <w:r>
-        <w:rPr>
-          <w:rFonts w:ascii="Times New Roman" w:eastAsia="Times New Roman" w:hAnsi="Times New Roman" w:cs="Times New Roman"/>
-          <w:bCs/>
-          <w:color w:val="000000"/>
-          <w:kern w:val="0"/>
-          <w:sz w:val="32"/>
-          <w:szCs w:val="32"/>
-          <w:lang w:val="en-US"/>
-          <w14:ligatures w14:val="none"/>
-        </w:rPr>
-        <w:t xml:space="preserve">Answer here </w:t>
-      </w:r>
-      <w:r>
-        <w:rPr>
-          <w:rFonts w:ascii="Times New Roman" w:eastAsia="Times New Roman" w:hAnsi="Times New Roman" w:cs="Times New Roman"/>
-          <w:bCs/>
-          <w:color w:val="000000"/>
-          <w:kern w:val="0"/>
-          <w:sz w:val="32"/>
-          <w:szCs w:val="32"/>
-          <w:lang w:val="en-US"/>
-          <w14:ligatures w14:val="none"/>
-        </w:rPr>
-        <w:sym w:font="Wingdings" w:char="F0E0"/>
-      </w:r>
-    </w:p>
-    <w:p>
-      <w:pPr>
-        <w:spacing w:after="162" w:line="360" w:lineRule="auto"/>
-        <w:ind w:left="20" w:right="60" w:hanging="10"/>
-        <w:rPr>
-          <w:rFonts w:ascii="Times New Roman" w:eastAsia="Times New Roman" w:hAnsi="Times New Roman" w:cs="Times New Roman"/>
-          <w:b/>
-          <w:color w:val="000000"/>
-          <w:kern w:val="0"/>
-          <w:sz w:val="32"/>
-          <w:szCs w:val="32"/>
-          <w:lang w:val="en-US"/>
-          <w14:ligatures w14:val="none"/>
-        </w:rPr>
-      </w:pPr>
-      <w:r>
-        <w:rPr>
-          <w:rFonts w:ascii="Times New Roman" w:eastAsia="Times New Roman" w:hAnsi="Times New Roman" w:cs="Times New Roman"/>
-          <w:b/>
-          <w:color w:val="000000"/>
-          <w:kern w:val="0"/>
-          <w:sz w:val="32"/>
-          <w:szCs w:val="32"/>
-          <w:lang w:val="en-US"/>
-          <w14:ligatures w14:val="none"/>
-        </w:rPr>
-        <w:t>Purpose:</w:t>
-      </w:r>
-    </w:p>
-    <w:p>
-      <w:pPr>
-        <w:spacing w:after="162" w:line="360" w:lineRule="auto"/>
-        <w:ind w:right="60"/>
-        <w:rPr>
-          <w:rFonts w:ascii="Times New Roman" w:eastAsia="Times New Roman" w:hAnsi="Times New Roman" w:cs="Times New Roman"/>
-          <w:bCs/>
-          <w:color w:val="000000"/>
-          <w:kern w:val="0"/>
-          <w:sz w:val="32"/>
-          <w:szCs w:val="32"/>
-          <w:lang w:val="en-US"/>
-          <w14:ligatures w14:val="none"/>
-        </w:rPr>
-      </w:pPr>
-      <w:r>
-        <w:rPr>
-          <w:rFonts w:ascii="Times New Roman" w:eastAsia="Times New Roman" w:hAnsi="Times New Roman" w:cs="Times New Roman"/>
-          <w:bCs/>
-          <w:color w:val="000000"/>
-          <w:kern w:val="0"/>
-          <w:sz w:val="32"/>
-          <w:szCs w:val="32"/>
-          <w:lang w:val="en-US"/>
-          <w14:ligatures w14:val="none"/>
-        </w:rPr>
-        <w:t>1.Differentiates your solution from competitors.</w:t>
-      </w:r>
-    </w:p>
-    <w:p>
-      <w:pPr>
-        <w:spacing w:after="162" w:line="360" w:lineRule="auto"/>
-        <w:ind w:right="60"/>
-        <w:rPr>
-          <w:rFonts w:ascii="Times New Roman" w:eastAsia="Times New Roman" w:hAnsi="Times New Roman" w:cs="Times New Roman"/>
-          <w:bCs/>
-          <w:color w:val="000000"/>
-          <w:kern w:val="0"/>
-          <w:sz w:val="32"/>
-          <w:szCs w:val="32"/>
-          <w:lang w:val="en-US"/>
-          <w14:ligatures w14:val="none"/>
-        </w:rPr>
-      </w:pPr>
-      <w:r>
-        <w:rPr>
-          <w:rFonts w:ascii="Times New Roman" w:eastAsia="Times New Roman" w:hAnsi="Times New Roman" w:cs="Times New Roman"/>
-          <w:bCs/>
-          <w:color w:val="000000"/>
-          <w:kern w:val="0"/>
-          <w:sz w:val="32"/>
-          <w:szCs w:val="32"/>
-          <w:lang w:val="en-US"/>
-          <w14:ligatures w14:val="none"/>
-        </w:rPr>
-        <w:t xml:space="preserve">Answer here </w:t>
-      </w:r>
-      <w:r>
-        <w:rPr>
-          <w:rFonts w:ascii="Times New Roman" w:eastAsia="Times New Roman" w:hAnsi="Times New Roman" w:cs="Times New Roman"/>
-          <w:bCs/>
-          <w:color w:val="000000"/>
-          <w:kern w:val="0"/>
-          <w:sz w:val="32"/>
-          <w:szCs w:val="32"/>
-          <w:lang w:val="en-US"/>
-          <w14:ligatures w14:val="none"/>
-        </w:rPr>
-        <w:sym w:font="Wingdings" w:char="F0E0"/>
-      </w:r>
-    </w:p>
-    <w:p>
-      <w:pPr>
-        <w:spacing w:after="162" w:line="360" w:lineRule="auto"/>
-        <w:ind w:right="60"/>
-        <w:rPr>
-          <w:rFonts w:ascii="Times New Roman" w:eastAsia="Times New Roman" w:hAnsi="Times New Roman" w:cs="Times New Roman"/>
-          <w:bCs/>
-          <w:color w:val="000000"/>
-          <w:kern w:val="0"/>
-          <w:sz w:val="32"/>
-          <w:szCs w:val="32"/>
-          <w:lang w:val="en-US"/>
-          <w14:ligatures w14:val="none"/>
-        </w:rPr>
-      </w:pPr>
-      <w:r>
-        <w:rPr>
-          <w:rFonts w:ascii="Times New Roman" w:eastAsia="Times New Roman" w:hAnsi="Times New Roman" w:cs="Times New Roman"/>
-          <w:bCs/>
-          <w:color w:val="000000"/>
-          <w:kern w:val="0"/>
-          <w:sz w:val="32"/>
-          <w:szCs w:val="32"/>
-          <w:lang w:val="en-US"/>
-          <w14:ligatures w14:val="none"/>
-        </w:rPr>
-        <w:t xml:space="preserve">2. Justifies why your reinforcement learning-based approach is innovative and effective compared to other solutions. </w:t>
-      </w:r>
-    </w:p>
-    <w:p>
-      <w:pPr>
-        <w:spacing w:after="162" w:line="360" w:lineRule="auto"/>
-        <w:ind w:right="60"/>
-        <w:rPr>
-          <w:rFonts w:ascii="Times New Roman" w:eastAsia="Times New Roman" w:hAnsi="Times New Roman" w:cs="Times New Roman"/>
-          <w:bCs/>
-          <w:color w:val="000000"/>
-          <w:kern w:val="0"/>
-          <w:sz w:val="32"/>
-          <w:szCs w:val="32"/>
-          <w:lang w:val="en-US"/>
-          <w14:ligatures w14:val="none"/>
-        </w:rPr>
-      </w:pPr>
-      <w:r>
-        <w:rPr>
-          <w:rFonts w:ascii="Times New Roman" w:eastAsia="Times New Roman" w:hAnsi="Times New Roman" w:cs="Times New Roman"/>
-          <w:bCs/>
-          <w:color w:val="000000"/>
-          <w:kern w:val="0"/>
-          <w:sz w:val="32"/>
-          <w:szCs w:val="32"/>
-          <w:lang w:val="en-US"/>
-          <w14:ligatures w14:val="none"/>
-        </w:rPr>
-        <w:t xml:space="preserve">Answer here </w:t>
-      </w:r>
-      <w:r>
-        <w:rPr>
-          <w:rFonts w:ascii="Times New Roman" w:eastAsia="Times New Roman" w:hAnsi="Times New Roman" w:cs="Times New Roman"/>
-          <w:bCs/>
-          <w:color w:val="000000"/>
-          <w:kern w:val="0"/>
-          <w:sz w:val="32"/>
-          <w:szCs w:val="32"/>
-          <w:lang w:val="en-US"/>
-          <w14:ligatures w14:val="none"/>
-        </w:rPr>
-        <w:sym w:font="Wingdings" w:char="F0E0"/>
-      </w:r>
-    </w:p>
-    <w:p>
-      <w:pPr>
-        <w:spacing w:after="162" w:line="360" w:lineRule="auto"/>
-        <w:ind w:right="60"/>
-        <w:rPr>
-          <w:rFonts w:ascii="Times New Roman" w:eastAsia="Times New Roman" w:hAnsi="Times New Roman" w:cs="Times New Roman"/>
-          <w:bCs/>
-          <w:color w:val="000000"/>
-          <w:kern w:val="0"/>
-          <w:sz w:val="32"/>
-          <w:szCs w:val="32"/>
-          <w:lang w:val="en-US"/>
-          <w14:ligatures w14:val="none"/>
-        </w:rPr>
-      </w:pPr>
-    </w:p>
-    <w:p>
-      <w:pPr>
-        <w:spacing w:after="162" w:line="360" w:lineRule="auto"/>
-        <w:ind w:right="60"/>
-        <w:rPr>
-          <w:rFonts w:ascii="Times New Roman" w:eastAsia="Times New Roman" w:hAnsi="Times New Roman" w:cs="Times New Roman"/>
-          <w:bCs/>
-          <w:color w:val="000000"/>
-          <w:kern w:val="0"/>
-          <w:sz w:val="32"/>
-          <w:szCs w:val="32"/>
-          <w:lang w:val="en-US"/>
-          <w14:ligatures w14:val="none"/>
-        </w:rPr>
-      </w:pPr>
-    </w:p>
-    <w:p>
-      <w:pPr>
-        <w:spacing w:after="162" w:line="360" w:lineRule="auto"/>
-        <w:ind w:right="60"/>
-        <w:rPr>
-          <w:rFonts w:ascii="Times New Roman" w:eastAsia="Times New Roman" w:hAnsi="Times New Roman" w:cs="Times New Roman"/>
-          <w:bCs/>
-          <w:color w:val="000000"/>
-          <w:kern w:val="0"/>
-          <w:sz w:val="32"/>
-          <w:szCs w:val="32"/>
-          <w:lang w:val="en-US"/>
-          <w14:ligatures w14:val="none"/>
-        </w:rPr>
-      </w:pPr>
-    </w:p>
-    <w:p>
-      <w:pPr>
-        <w:spacing w:after="162" w:line="360" w:lineRule="auto"/>
-        <w:ind w:left="20" w:right="60" w:hanging="10"/>
-        <w:rPr>
-          <w:rFonts w:ascii="Times New Roman" w:eastAsia="Times New Roman" w:hAnsi="Times New Roman" w:cs="Times New Roman"/>
-          <w:b/>
-          <w:color w:val="000000"/>
-          <w:kern w:val="0"/>
-          <w:sz w:val="32"/>
-          <w:szCs w:val="32"/>
-          <w:lang w:val="en-US"/>
-          <w14:ligatures w14:val="none"/>
-        </w:rPr>
-      </w:pPr>
-      <w:r>
-        <w:rPr>
-          <w:rFonts w:ascii="Times New Roman" w:eastAsia="Times New Roman" w:hAnsi="Times New Roman" w:cs="Times New Roman"/>
-          <w:b/>
-          <w:color w:val="000000"/>
-          <w:kern w:val="0"/>
-          <w:sz w:val="32"/>
-          <w:szCs w:val="32"/>
-          <w:lang w:val="en-US"/>
-          <w14:ligatures w14:val="none"/>
-        </w:rPr>
-        <w:lastRenderedPageBreak/>
-        <w:t>4 Data Gathering and Insights @ Rajkaran Yasodhadevi Ponnuvelusamy</w:t>
-      </w:r>
-    </w:p>
-    <w:p>
-      <w:pPr>
-        <w:spacing w:after="162" w:line="360" w:lineRule="auto"/>
-        <w:ind w:left="20" w:right="60" w:hanging="10"/>
-        <w:rPr>
-          <w:rFonts w:ascii="Times New Roman" w:eastAsia="Times New Roman" w:hAnsi="Times New Roman" w:cs="Times New Roman"/>
-          <w:bCs/>
-          <w:color w:val="000000"/>
-          <w:kern w:val="0"/>
-          <w:sz w:val="32"/>
-          <w:szCs w:val="32"/>
-          <w:lang w:val="en-US"/>
-          <w14:ligatures w14:val="none"/>
-        </w:rPr>
-      </w:pPr>
-      <w:r>
-        <w:rPr>
-          <w:rFonts w:ascii="Times New Roman" w:eastAsia="Times New Roman" w:hAnsi="Times New Roman" w:cs="Times New Roman"/>
-          <w:bCs/>
-          <w:color w:val="000000"/>
-          <w:kern w:val="0"/>
-          <w:sz w:val="32"/>
-          <w:szCs w:val="32"/>
-          <w:lang w:val="en-US"/>
-          <w14:ligatures w14:val="none"/>
-        </w:rPr>
-        <w:t xml:space="preserve">    4.1Collect datasets from the given links (FinRL GitHub and Yahoo Finance). -</w:t>
-      </w:r>
-      <w:r>
-        <w:rPr>
-          <w:rFonts w:ascii="Times New Roman" w:eastAsia="Times New Roman" w:hAnsi="Times New Roman" w:cs="Times New Roman"/>
-          <w:bCs/>
-          <w:color w:val="000000"/>
-          <w:kern w:val="0"/>
-          <w:sz w:val="32"/>
-          <w:szCs w:val="32"/>
-          <w:lang w:val="en-US"/>
-          <w14:ligatures w14:val="none"/>
-        </w:rPr>
-        <w:sym w:font="Wingdings" w:char="F0E0"/>
-      </w:r>
-      <w:r>
-        <w:rPr>
-          <w:rFonts w:ascii="Times New Roman" w:eastAsia="Times New Roman" w:hAnsi="Times New Roman" w:cs="Times New Roman"/>
-          <w:bCs/>
-          <w:color w:val="000000"/>
-          <w:kern w:val="0"/>
-          <w:sz w:val="32"/>
-          <w:szCs w:val="32"/>
-          <w:lang w:val="en-US"/>
-          <w14:ligatures w14:val="none"/>
-        </w:rPr>
-        <w:t xml:space="preserve"> paste screenshots</w:t>
-      </w:r>
-    </w:p>
-    <w:p>
-      <w:pPr>
-        <w:spacing w:after="162" w:line="360" w:lineRule="auto"/>
-        <w:ind w:right="60"/>
-        <w:rPr>
-          <w:rFonts w:ascii="Times New Roman" w:eastAsia="Times New Roman" w:hAnsi="Times New Roman" w:cs="Times New Roman"/>
-          <w:bCs/>
-          <w:color w:val="000000"/>
-          <w:kern w:val="0"/>
-          <w:sz w:val="32"/>
-          <w:szCs w:val="32"/>
-          <w:lang w:val="en-US"/>
-          <w14:ligatures w14:val="none"/>
-        </w:rPr>
-      </w:pPr>
-      <w:r>
-        <w:rPr>
-          <w:rFonts w:ascii="Times New Roman" w:eastAsia="Times New Roman" w:hAnsi="Times New Roman" w:cs="Times New Roman"/>
-          <w:bCs/>
-          <w:color w:val="000000"/>
-          <w:kern w:val="0"/>
-          <w:sz w:val="32"/>
-          <w:szCs w:val="32"/>
-          <w:lang w:val="en-US"/>
-          <w14:ligatures w14:val="none"/>
-        </w:rPr>
-        <w:t xml:space="preserve">    4.2Document dataset details (size, type, features). </w:t>
-      </w:r>
-      <w:r>
-        <w:rPr>
-          <w:rFonts w:ascii="Times New Roman" w:eastAsia="Times New Roman" w:hAnsi="Times New Roman" w:cs="Times New Roman"/>
-          <w:bCs/>
-          <w:color w:val="000000"/>
-          <w:kern w:val="0"/>
-          <w:sz w:val="32"/>
-          <w:szCs w:val="32"/>
-          <w:lang w:val="en-US"/>
-          <w14:ligatures w14:val="none"/>
-        </w:rPr>
-        <w:sym w:font="Wingdings" w:char="F0E0"/>
-      </w:r>
-      <w:r>
-        <w:rPr>
-          <w:rFonts w:ascii="Times New Roman" w:eastAsia="Times New Roman" w:hAnsi="Times New Roman" w:cs="Times New Roman"/>
-          <w:bCs/>
-          <w:color w:val="000000"/>
-          <w:kern w:val="0"/>
-          <w:sz w:val="32"/>
-          <w:szCs w:val="32"/>
-          <w:lang w:val="en-US"/>
-          <w14:ligatures w14:val="none"/>
-        </w:rPr>
-        <w:t xml:space="preserve"> </w:t>
-      </w:r>
-    </w:p>
-    <w:p>
-      <w:pPr>
-        <w:spacing w:after="162" w:line="360" w:lineRule="auto"/>
-        <w:ind w:right="60"/>
-        <w:rPr>
-          <w:rFonts w:ascii="Times New Roman" w:eastAsia="Times New Roman" w:hAnsi="Times New Roman" w:cs="Times New Roman"/>
-          <w:bCs/>
-          <w:color w:val="000000"/>
-          <w:kern w:val="0"/>
-          <w:sz w:val="32"/>
-          <w:szCs w:val="32"/>
-          <w:lang w:val="en-US"/>
-          <w14:ligatures w14:val="none"/>
-        </w:rPr>
-      </w:pPr>
-      <w:r>
-        <w:rPr>
-          <w:rFonts w:ascii="Times New Roman" w:eastAsia="Times New Roman" w:hAnsi="Times New Roman" w:cs="Times New Roman"/>
-          <w:bCs/>
-          <w:color w:val="000000"/>
-          <w:kern w:val="0"/>
-          <w:sz w:val="32"/>
-          <w:szCs w:val="32"/>
-          <w:lang w:val="en-US"/>
-          <w14:ligatures w14:val="none"/>
-        </w:rPr>
-        <w:t xml:space="preserve">Answer here </w:t>
-      </w:r>
-      <w:r>
-        <w:rPr>
-          <w:rFonts w:ascii="Times New Roman" w:eastAsia="Times New Roman" w:hAnsi="Times New Roman" w:cs="Times New Roman"/>
-          <w:bCs/>
-          <w:color w:val="000000"/>
-          <w:kern w:val="0"/>
-          <w:sz w:val="32"/>
-          <w:szCs w:val="32"/>
-          <w:lang w:val="en-US"/>
-          <w14:ligatures w14:val="none"/>
-        </w:rPr>
-        <w:sym w:font="Wingdings" w:char="F0E0"/>
-      </w:r>
-    </w:p>
-    <w:p>
-      <w:pPr>
-        <w:spacing w:after="162" w:line="360" w:lineRule="auto"/>
-        <w:ind w:left="20" w:right="60" w:hanging="10"/>
-        <w:rPr>
-          <w:rFonts w:ascii="Times New Roman" w:eastAsia="Times New Roman" w:hAnsi="Times New Roman" w:cs="Times New Roman"/>
-          <w:b/>
-          <w:color w:val="000000"/>
-          <w:kern w:val="0"/>
-          <w:sz w:val="32"/>
-          <w:szCs w:val="32"/>
-          <w:lang w:val="en-US"/>
-          <w14:ligatures w14:val="none"/>
-        </w:rPr>
-      </w:pPr>
-    </w:p>
-    <w:p>
-      <w:pPr>
-        <w:spacing w:after="162" w:line="360" w:lineRule="auto"/>
-        <w:ind w:left="20" w:right="60" w:hanging="10"/>
-        <w:rPr>
-          <w:rFonts w:ascii="Times New Roman" w:eastAsia="Times New Roman" w:hAnsi="Times New Roman" w:cs="Times New Roman"/>
-          <w:b/>
-          <w:color w:val="000000"/>
-          <w:kern w:val="0"/>
-          <w:sz w:val="32"/>
-          <w:szCs w:val="32"/>
-          <w:lang w:val="en-US"/>
-          <w14:ligatures w14:val="none"/>
-        </w:rPr>
-      </w:pPr>
-    </w:p>
-    <w:p>
-      <w:pPr>
-        <w:spacing w:after="162" w:line="360" w:lineRule="auto"/>
-        <w:ind w:left="20" w:right="60" w:hanging="10"/>
-        <w:rPr>
-          <w:rFonts w:ascii="Times New Roman" w:eastAsia="Times New Roman" w:hAnsi="Times New Roman" w:cs="Times New Roman"/>
-          <w:b/>
-          <w:color w:val="000000"/>
-          <w:kern w:val="0"/>
-          <w:sz w:val="32"/>
-          <w:szCs w:val="32"/>
-          <w:lang w:val="en-US"/>
-          <w14:ligatures w14:val="none"/>
-        </w:rPr>
-      </w:pPr>
-    </w:p>
-    <w:p>
-      <w:pPr>
-        <w:spacing w:after="162" w:line="360" w:lineRule="auto"/>
-        <w:ind w:left="20" w:right="60" w:hanging="10"/>
-        <w:rPr>
-          <w:rFonts w:ascii="Times New Roman" w:eastAsia="Times New Roman" w:hAnsi="Times New Roman" w:cs="Times New Roman"/>
-          <w:b/>
-          <w:color w:val="000000"/>
-          <w:kern w:val="0"/>
-          <w:sz w:val="32"/>
-          <w:szCs w:val="32"/>
-          <w:lang w:val="en-US"/>
-          <w14:ligatures w14:val="none"/>
-        </w:rPr>
-      </w:pPr>
-    </w:p>
-    <w:p>
-      <w:pPr>
-        <w:spacing w:after="162" w:line="360" w:lineRule="auto"/>
-        <w:ind w:left="20" w:right="60" w:hanging="10"/>
-        <w:rPr>
-          <w:rFonts w:ascii="Times New Roman" w:eastAsia="Times New Roman" w:hAnsi="Times New Roman" w:cs="Times New Roman"/>
-          <w:b/>
-          <w:color w:val="000000"/>
-          <w:kern w:val="0"/>
-          <w:sz w:val="32"/>
-          <w:szCs w:val="32"/>
-          <w:lang w:val="en-US"/>
-          <w14:ligatures w14:val="none"/>
-        </w:rPr>
-      </w:pPr>
-    </w:p>
-    <w:p>
-      <w:pPr>
-        <w:spacing w:after="162" w:line="360" w:lineRule="auto"/>
-        <w:ind w:left="20" w:right="60" w:hanging="10"/>
-        <w:rPr>
-          <w:rFonts w:ascii="Times New Roman" w:eastAsia="Times New Roman" w:hAnsi="Times New Roman" w:cs="Times New Roman"/>
-          <w:b/>
-          <w:color w:val="000000"/>
-          <w:kern w:val="0"/>
-          <w:sz w:val="32"/>
-          <w:szCs w:val="32"/>
-          <w:lang w:val="en-US"/>
-          <w14:ligatures w14:val="none"/>
-        </w:rPr>
-      </w:pPr>
-    </w:p>
-    <w:p>
-      <w:pPr>
-        <w:spacing w:after="162" w:line="360" w:lineRule="auto"/>
-        <w:ind w:left="20" w:right="60" w:hanging="10"/>
-        <w:rPr>
-          <w:rFonts w:ascii="Times New Roman" w:eastAsia="Times New Roman" w:hAnsi="Times New Roman" w:cs="Times New Roman"/>
-          <w:b/>
-          <w:color w:val="000000"/>
-          <w:kern w:val="0"/>
-          <w:sz w:val="32"/>
-          <w:szCs w:val="32"/>
-          <w:lang w:val="en-US"/>
-          <w14:ligatures w14:val="none"/>
-        </w:rPr>
-      </w:pPr>
-    </w:p>
-    <w:p>
-      <w:pPr>
-        <w:spacing w:after="162" w:line="360" w:lineRule="auto"/>
-        <w:ind w:left="20" w:right="60" w:hanging="10"/>
-        <w:rPr>
-          <w:rFonts w:ascii="Times New Roman" w:eastAsia="Times New Roman" w:hAnsi="Times New Roman" w:cs="Times New Roman"/>
-          <w:b/>
-          <w:color w:val="000000"/>
-          <w:kern w:val="0"/>
-          <w:sz w:val="32"/>
-          <w:szCs w:val="32"/>
-          <w:lang w:val="en-US"/>
-          <w14:ligatures w14:val="none"/>
-        </w:rPr>
-      </w:pPr>
-    </w:p>
-    <w:p>
-      <w:pPr>
-        <w:spacing w:after="162" w:line="360" w:lineRule="auto"/>
-        <w:ind w:left="20" w:right="60" w:hanging="10"/>
-        <w:rPr>
-          <w:rFonts w:ascii="Times New Roman" w:eastAsia="Times New Roman" w:hAnsi="Times New Roman" w:cs="Times New Roman"/>
-          <w:b/>
-          <w:color w:val="000000"/>
-          <w:kern w:val="0"/>
-          <w:sz w:val="32"/>
-          <w:szCs w:val="32"/>
-          <w:lang w:val="en-US"/>
-          <w14:ligatures w14:val="none"/>
-        </w:rPr>
-      </w:pPr>
-    </w:p>
-    <w:p>
-      <w:pPr>
-        <w:spacing w:after="162" w:line="360" w:lineRule="auto"/>
-        <w:ind w:left="20" w:right="60" w:hanging="10"/>
-        <w:rPr>
-          <w:rFonts w:ascii="Times New Roman" w:eastAsia="Times New Roman" w:hAnsi="Times New Roman" w:cs="Times New Roman"/>
-          <w:b/>
-          <w:color w:val="000000"/>
-          <w:kern w:val="0"/>
-          <w:sz w:val="32"/>
-          <w:szCs w:val="32"/>
-          <w:lang w:val="en-US"/>
-          <w14:ligatures w14:val="none"/>
-        </w:rPr>
-      </w:pPr>
-    </w:p>
-    <w:p>
-      <w:pPr>
-        <w:spacing w:after="162" w:line="360" w:lineRule="auto"/>
-        <w:ind w:left="20" w:right="60" w:hanging="10"/>
-        <w:rPr>
-          <w:rFonts w:ascii="Times New Roman" w:eastAsia="Times New Roman" w:hAnsi="Times New Roman" w:cs="Times New Roman"/>
-          <w:b/>
-          <w:color w:val="000000"/>
-          <w:kern w:val="0"/>
-          <w:sz w:val="32"/>
-          <w:szCs w:val="32"/>
-          <w:lang w:val="en-US"/>
-          <w14:ligatures w14:val="none"/>
-        </w:rPr>
-      </w:pPr>
-    </w:p>
-    <w:p>
-      <w:pPr>
-        <w:spacing w:after="162" w:line="360" w:lineRule="auto"/>
-        <w:ind w:left="20" w:right="60" w:hanging="10"/>
-        <w:rPr>
-          <w:rFonts w:ascii="Times New Roman" w:eastAsia="Times New Roman" w:hAnsi="Times New Roman" w:cs="Times New Roman"/>
-          <w:b/>
-          <w:color w:val="000000"/>
-          <w:kern w:val="0"/>
-          <w:sz w:val="32"/>
-          <w:szCs w:val="32"/>
-          <w:lang w:val="en-US"/>
-          <w14:ligatures w14:val="none"/>
-        </w:rPr>
-      </w:pPr>
-    </w:p>
-    <w:p>
-      <w:pPr>
-        <w:spacing w:after="162" w:line="360" w:lineRule="auto"/>
-        <w:ind w:left="20" w:right="60" w:hanging="10"/>
-        <w:rPr>
-          <w:rFonts w:ascii="Times New Roman" w:eastAsia="Times New Roman" w:hAnsi="Times New Roman" w:cs="Times New Roman"/>
-          <w:b/>
-          <w:color w:val="000000"/>
-          <w:kern w:val="0"/>
-          <w:sz w:val="32"/>
-          <w:szCs w:val="32"/>
-          <w:lang w:val="en-US"/>
-          <w14:ligatures w14:val="none"/>
-        </w:rPr>
-      </w:pPr>
-    </w:p>
-    <w:p>
-      <w:pPr>
-        <w:spacing w:after="162" w:line="360" w:lineRule="auto"/>
-        <w:ind w:left="20" w:right="60" w:hanging="10"/>
-        <w:rPr>
-          <w:rFonts w:ascii="Times New Roman" w:eastAsia="Times New Roman" w:hAnsi="Times New Roman" w:cs="Times New Roman"/>
-          <w:bCs/>
-          <w:color w:val="000000"/>
-          <w:kern w:val="0"/>
-          <w:sz w:val="32"/>
-          <w:szCs w:val="32"/>
-          <w:lang w:val="en-US"/>
-          <w14:ligatures w14:val="none"/>
-        </w:rPr>
-      </w:pPr>
-      <w:r>
-        <w:rPr>
-          <w:rFonts w:ascii="Times New Roman" w:eastAsia="Times New Roman" w:hAnsi="Times New Roman" w:cs="Times New Roman"/>
-          <w:b/>
-          <w:color w:val="000000"/>
-          <w:kern w:val="0"/>
-          <w:sz w:val="32"/>
-          <w:szCs w:val="32"/>
-          <w:lang w:val="en-US"/>
-          <w14:ligatures w14:val="none"/>
-        </w:rPr>
-        <w:lastRenderedPageBreak/>
-        <w:t>5 Analyze the data to identify patterns</w:t>
-      </w:r>
-      <w:r>
-        <w:rPr>
-          <w:rFonts w:ascii="Times New Roman" w:eastAsia="Times New Roman" w:hAnsi="Times New Roman" w:cs="Times New Roman"/>
-          <w:bCs/>
-          <w:color w:val="000000"/>
-          <w:kern w:val="0"/>
-          <w:sz w:val="32"/>
-          <w:szCs w:val="32"/>
-          <w:lang w:val="en-US"/>
-          <w14:ligatures w14:val="none"/>
-        </w:rPr>
-        <w:t xml:space="preserve">, </w:t>
-      </w:r>
-      <w:r>
-        <w:rPr>
-          <w:rFonts w:ascii="Times New Roman" w:eastAsia="Times New Roman" w:hAnsi="Times New Roman" w:cs="Times New Roman"/>
-          <w:b/>
-          <w:color w:val="000000"/>
-          <w:kern w:val="0"/>
-          <w:sz w:val="32"/>
-          <w:szCs w:val="32"/>
-          <w:lang w:val="en-US"/>
-          <w14:ligatures w14:val="none"/>
-        </w:rPr>
-        <w:t>@ Jobina Joy</w:t>
-      </w:r>
-    </w:p>
-    <w:p>
-      <w:pPr>
-        <w:spacing w:after="162" w:line="360" w:lineRule="auto"/>
-        <w:ind w:left="20" w:right="60" w:hanging="10"/>
-        <w:rPr>
-          <w:rFonts w:ascii="Times New Roman" w:eastAsia="Times New Roman" w:hAnsi="Times New Roman" w:cs="Times New Roman"/>
-          <w:bCs/>
-          <w:color w:val="000000"/>
-          <w:kern w:val="0"/>
-          <w:sz w:val="32"/>
-          <w:szCs w:val="32"/>
-          <w:lang w:val="en-US"/>
-          <w14:ligatures w14:val="none"/>
-        </w:rPr>
-      </w:pPr>
-      <w:r>
-        <w:rPr>
-          <w:rFonts w:ascii="Times New Roman" w:eastAsia="Times New Roman" w:hAnsi="Times New Roman" w:cs="Times New Roman"/>
-          <w:bCs/>
-          <w:color w:val="000000"/>
-          <w:kern w:val="0"/>
-          <w:sz w:val="32"/>
-          <w:szCs w:val="32"/>
-          <w:lang w:val="en-US"/>
-          <w14:ligatures w14:val="none"/>
-        </w:rPr>
-        <w:t>such as:</w:t>
-      </w:r>
-    </w:p>
-    <w:p>
-      <w:pPr>
-        <w:spacing w:after="162" w:line="360" w:lineRule="auto"/>
-        <w:ind w:left="20" w:right="60" w:hanging="10"/>
-        <w:rPr>
-          <w:rFonts w:ascii="Times New Roman" w:eastAsia="Times New Roman" w:hAnsi="Times New Roman" w:cs="Times New Roman"/>
-          <w:bCs/>
-          <w:color w:val="000000"/>
-          <w:kern w:val="0"/>
-          <w:sz w:val="32"/>
-          <w:szCs w:val="32"/>
-          <w:lang w:val="en-US"/>
-          <w14:ligatures w14:val="none"/>
-        </w:rPr>
-      </w:pPr>
-      <w:r>
-        <w:rPr>
-          <w:rFonts w:ascii="Times New Roman" w:eastAsia="Times New Roman" w:hAnsi="Times New Roman" w:cs="Times New Roman"/>
-          <w:bCs/>
-          <w:color w:val="000000"/>
-          <w:kern w:val="0"/>
-          <w:sz w:val="32"/>
-          <w:szCs w:val="32"/>
-          <w:lang w:val="en-US"/>
-          <w14:ligatures w14:val="none"/>
-        </w:rPr>
-        <w:t>Trends in stock price volatility.</w:t>
-      </w:r>
-    </w:p>
-    <w:p>
-      <w:pPr>
-        <w:spacing w:after="162" w:line="360" w:lineRule="auto"/>
-        <w:ind w:left="20" w:right="60" w:hanging="10"/>
-        <w:rPr>
-          <w:rFonts w:ascii="Times New Roman" w:eastAsia="Times New Roman" w:hAnsi="Times New Roman" w:cs="Times New Roman"/>
-          <w:bCs/>
-          <w:color w:val="000000"/>
-          <w:kern w:val="0"/>
-          <w:sz w:val="32"/>
-          <w:szCs w:val="32"/>
-          <w:lang w:val="en-US"/>
-          <w14:ligatures w14:val="none"/>
-        </w:rPr>
-      </w:pPr>
-      <w:r>
-        <w:rPr>
-          <w:rFonts w:ascii="Times New Roman" w:eastAsia="Times New Roman" w:hAnsi="Times New Roman" w:cs="Times New Roman"/>
-          <w:bCs/>
-          <w:color w:val="000000"/>
-          <w:kern w:val="0"/>
-          <w:sz w:val="32"/>
-          <w:szCs w:val="32"/>
-          <w:lang w:val="en-US"/>
-          <w14:ligatures w14:val="none"/>
-        </w:rPr>
-        <w:t>How reinforcement learning models outperform baselines.</w:t>
-      </w:r>
-    </w:p>
-    <w:p>
-      <w:pPr>
-        <w:spacing w:after="162" w:line="360" w:lineRule="auto"/>
-        <w:ind w:left="20" w:right="60" w:hanging="10"/>
-        <w:rPr>
-          <w:rFonts w:ascii="Times New Roman" w:eastAsia="Times New Roman" w:hAnsi="Times New Roman" w:cs="Times New Roman"/>
-          <w:bCs/>
-          <w:color w:val="000000"/>
-          <w:kern w:val="0"/>
-          <w:sz w:val="32"/>
-          <w:szCs w:val="32"/>
-          <w:lang w:val="en-US"/>
-          <w14:ligatures w14:val="none"/>
-        </w:rPr>
-      </w:pPr>
-      <w:r>
-        <w:rPr>
-          <w:rFonts w:ascii="Times New Roman" w:eastAsia="Times New Roman" w:hAnsi="Times New Roman" w:cs="Times New Roman"/>
-          <w:bCs/>
-          <w:color w:val="000000"/>
-          <w:kern w:val="0"/>
-          <w:sz w:val="32"/>
-          <w:szCs w:val="32"/>
-          <w:lang w:val="en-US"/>
-          <w14:ligatures w14:val="none"/>
-        </w:rPr>
-        <w:t>Risk-adjusted return improvements.</w:t>
-      </w:r>
-    </w:p>
-    <w:p>
-      <w:pPr>
-        <w:spacing w:after="162" w:line="360" w:lineRule="auto"/>
-        <w:ind w:left="20" w:right="60" w:hanging="10"/>
-        <w:rPr>
-          <w:rFonts w:ascii="Times New Roman" w:eastAsia="Times New Roman" w:hAnsi="Times New Roman" w:cs="Times New Roman"/>
-          <w:bCs/>
-          <w:color w:val="000000"/>
-          <w:kern w:val="0"/>
-          <w:sz w:val="32"/>
-          <w:szCs w:val="32"/>
-          <w:lang w:val="en-US"/>
-          <w14:ligatures w14:val="none"/>
-        </w:rPr>
-      </w:pPr>
-      <w:r>
-        <w:rPr>
-          <w:rFonts w:ascii="Times New Roman" w:eastAsia="Times New Roman" w:hAnsi="Times New Roman" w:cs="Times New Roman"/>
-          <w:bCs/>
-          <w:color w:val="000000"/>
-          <w:kern w:val="0"/>
-          <w:sz w:val="32"/>
-          <w:szCs w:val="32"/>
-          <w:lang w:val="en-US"/>
-          <w14:ligatures w14:val="none"/>
-        </w:rPr>
-        <w:t>Use tools like Python, pandas, or NumPy.</w:t>
-      </w:r>
-    </w:p>
-    <w:p>
-      <w:pPr>
-        <w:spacing w:after="162" w:line="360" w:lineRule="auto"/>
-        <w:ind w:left="20" w:right="60" w:hanging="10"/>
-        <w:rPr>
-          <w:rFonts w:ascii="Times New Roman" w:eastAsia="Times New Roman" w:hAnsi="Times New Roman" w:cs="Times New Roman"/>
-          <w:bCs/>
-          <w:color w:val="000000"/>
-          <w:kern w:val="0"/>
-          <w:sz w:val="32"/>
-          <w:szCs w:val="32"/>
-          <w:lang w:val="en-US"/>
-          <w14:ligatures w14:val="none"/>
-        </w:rPr>
-      </w:pPr>
-    </w:p>
-    <w:p>
-      <w:pPr>
-        <w:spacing w:after="162" w:line="360" w:lineRule="auto"/>
-        <w:ind w:left="20" w:right="60" w:hanging="10"/>
-        <w:rPr>
-          <w:rFonts w:ascii="Times New Roman" w:eastAsia="Times New Roman" w:hAnsi="Times New Roman" w:cs="Times New Roman"/>
-          <w:bCs/>
-          <w:color w:val="000000"/>
-          <w:kern w:val="0"/>
-          <w:sz w:val="32"/>
-          <w:szCs w:val="32"/>
-          <w:lang w:val="en-US"/>
-          <w14:ligatures w14:val="none"/>
-        </w:rPr>
-      </w:pPr>
-    </w:p>
-    <w:p>
-      <w:pPr>
-        <w:spacing w:after="162" w:line="360" w:lineRule="auto"/>
-        <w:ind w:left="20" w:right="60" w:hanging="10"/>
-        <w:rPr>
-          <w:rFonts w:ascii="Times New Roman" w:eastAsia="Times New Roman" w:hAnsi="Times New Roman" w:cs="Times New Roman"/>
-          <w:bCs/>
-          <w:color w:val="000000"/>
-          <w:kern w:val="0"/>
-          <w:sz w:val="32"/>
-          <w:szCs w:val="32"/>
-          <w:lang w:val="en-US"/>
-          <w14:ligatures w14:val="none"/>
-        </w:rPr>
-      </w:pPr>
-    </w:p>
-    <w:p>
-      <w:pPr>
-        <w:spacing w:after="162" w:line="360" w:lineRule="auto"/>
-        <w:ind w:left="20" w:right="60" w:hanging="10"/>
-        <w:rPr>
-          <w:rFonts w:ascii="Times New Roman" w:eastAsia="Times New Roman" w:hAnsi="Times New Roman" w:cs="Times New Roman"/>
-          <w:bCs/>
-          <w:color w:val="000000"/>
-          <w:kern w:val="0"/>
-          <w:sz w:val="32"/>
-          <w:szCs w:val="32"/>
-          <w:lang w:val="en-US"/>
-          <w14:ligatures w14:val="none"/>
-        </w:rPr>
-      </w:pPr>
-    </w:p>
-    <w:p>
-      <w:pPr>
-        <w:spacing w:after="162" w:line="360" w:lineRule="auto"/>
-        <w:ind w:left="20" w:right="60" w:hanging="10"/>
-        <w:rPr>
-          <w:rFonts w:ascii="Times New Roman" w:eastAsia="Times New Roman" w:hAnsi="Times New Roman" w:cs="Times New Roman"/>
-          <w:bCs/>
-          <w:color w:val="000000"/>
-          <w:kern w:val="0"/>
-          <w:sz w:val="32"/>
-          <w:szCs w:val="32"/>
-          <w:lang w:val="en-US"/>
-          <w14:ligatures w14:val="none"/>
-        </w:rPr>
-      </w:pPr>
-    </w:p>
-    <w:p>
-      <w:pPr>
-        <w:spacing w:after="162" w:line="360" w:lineRule="auto"/>
-        <w:ind w:left="20" w:right="60" w:hanging="10"/>
         <w:rPr>
           <w:rFonts w:ascii="Times New Roman" w:eastAsia="Times New Roman" w:hAnsi="Times New Roman" w:cs="Times New Roman"/>
           <w:bCs/>
@@ -2584,66 +3383,6 @@
         <w:spacing w:after="200" w:line="276" w:lineRule="auto"/>
         <w:rPr>
           <w:rFonts w:ascii="Times New Roman" w:eastAsia="Times New Roman" w:hAnsi="Times New Roman" w:cs="Times New Roman"/>
-          <w:b/>
-          <w:color w:val="000000"/>
-          <w:kern w:val="0"/>
-          <w:sz w:val="32"/>
-          <w:szCs w:val="32"/>
-          <w:lang w:val="en-US"/>
-          <w14:ligatures w14:val="none"/>
-        </w:rPr>
-      </w:pPr>
-    </w:p>
-    <w:p>
-      <w:pPr>
-        <w:spacing w:after="200" w:line="276" w:lineRule="auto"/>
-        <w:rPr>
-          <w:rFonts w:ascii="Times New Roman" w:eastAsia="Times New Roman" w:hAnsi="Times New Roman" w:cs="Times New Roman"/>
-          <w:b/>
-          <w:color w:val="000000"/>
-          <w:kern w:val="0"/>
-          <w:sz w:val="32"/>
-          <w:szCs w:val="32"/>
-          <w:lang w:val="en-US"/>
-          <w14:ligatures w14:val="none"/>
-        </w:rPr>
-      </w:pPr>
-    </w:p>
-    <w:p>
-      <w:pPr>
-        <w:spacing w:after="200" w:line="276" w:lineRule="auto"/>
-        <w:rPr>
-          <w:rFonts w:ascii="Times New Roman" w:eastAsia="Times New Roman" w:hAnsi="Times New Roman" w:cs="Times New Roman"/>
-          <w:b/>
-          <w:color w:val="000000"/>
-          <w:kern w:val="0"/>
-          <w:sz w:val="32"/>
-          <w:szCs w:val="32"/>
-          <w:lang w:val="en-US"/>
-          <w14:ligatures w14:val="none"/>
-        </w:rPr>
-      </w:pPr>
-    </w:p>
-    <w:p>
-      <w:pPr>
-        <w:spacing w:after="200" w:line="276" w:lineRule="auto"/>
-        <w:rPr>
-          <w:rFonts w:ascii="Times New Roman" w:eastAsia="Times New Roman" w:hAnsi="Times New Roman" w:cs="Times New Roman"/>
-          <w:b/>
-          <w:color w:val="000000"/>
-          <w:kern w:val="0"/>
-          <w:sz w:val="32"/>
-          <w:szCs w:val="32"/>
-          <w:lang w:val="en-US"/>
-          <w14:ligatures w14:val="none"/>
-        </w:rPr>
-      </w:pPr>
-    </w:p>
-    <w:p>
-      <w:pPr>
-        <w:spacing w:after="200" w:line="276" w:lineRule="auto"/>
-        <w:rPr>
-          <w:rFonts w:ascii="Times New Roman" w:eastAsia="Times New Roman" w:hAnsi="Times New Roman" w:cs="Times New Roman"/>
           <w:color w:val="000000"/>
           <w:kern w:val="0"/>
           <w:sz w:val="32"/>
@@ -2663,7 +3402,6 @@
           <w:lang w:val="en-US"/>
           <w14:ligatures w14:val="none"/>
         </w:rPr>
-        <w:lastRenderedPageBreak/>
         <w:t xml:space="preserve">6 </w:t>
       </w:r>
       <w:r>
@@ -2691,7 +3429,37 @@
           <w:lang w:eastAsia="en-CA"/>
           <w14:ligatures w14:val="none"/>
         </w:rPr>
-        <w:t>: @ Anand Chathananickal Sajeevan</w:t>
+        <w:t xml:space="preserve">: @ Anand </w:t>
+      </w:r>
+      <w:proofErr w:type="spellStart"/>
+      <w:r>
+        <w:rPr>
+          <w:rFonts w:ascii="Times New Roman" w:eastAsia="Times New Roman" w:hAnsi="Times New Roman" w:cs="Times New Roman"/>
+          <w:b/>
+          <w:bCs/>
+          <w:color w:val="000000"/>
+          <w:kern w:val="0"/>
+          <w:sz w:val="32"/>
+          <w:szCs w:val="32"/>
+          <w:lang w:eastAsia="en-CA"/>
+          <w14:ligatures w14:val="none"/>
+        </w:rPr>
+        <w:t>Chathananickal</w:t>
+      </w:r>
+      <w:proofErr w:type="spellEnd"/>
+      <w:r>
+        <w:rPr>
+          <w:rFonts w:ascii="Times New Roman" w:eastAsia="Times New Roman" w:hAnsi="Times New Roman" w:cs="Times New Roman"/>
+          <w:b/>
+          <w:bCs/>
+          <w:color w:val="000000"/>
+          <w:kern w:val="0"/>
+          <w:sz w:val="32"/>
+          <w:szCs w:val="32"/>
+          <w:lang w:eastAsia="en-CA"/>
+          <w14:ligatures w14:val="none"/>
+        </w:rPr>
+        <w:t xml:space="preserve"> Sajeevan</w:t>
       </w:r>
       <w:r>
         <w:rPr>
@@ -2745,216 +3513,6 @@
         <w:br/>
         <w:t>Risk-return scatter plots.</w:t>
       </w:r>
-    </w:p>
-    <w:p>
-      <w:pPr>
-        <w:spacing w:after="200" w:line="276" w:lineRule="auto"/>
-        <w:rPr>
-          <w:rFonts w:ascii="Times New Roman" w:eastAsia="Times New Roman" w:hAnsi="Times New Roman" w:cs="Times New Roman"/>
-          <w:color w:val="000000"/>
-          <w:kern w:val="0"/>
-          <w:sz w:val="32"/>
-          <w:szCs w:val="32"/>
-          <w:lang w:eastAsia="en-CA"/>
-          <w14:ligatures w14:val="none"/>
-        </w:rPr>
-      </w:pPr>
-    </w:p>
-    <w:p>
-      <w:pPr>
-        <w:spacing w:after="200" w:line="276" w:lineRule="auto"/>
-        <w:rPr>
-          <w:rFonts w:ascii="Times New Roman" w:eastAsia="Times New Roman" w:hAnsi="Times New Roman" w:cs="Times New Roman"/>
-          <w:color w:val="000000"/>
-          <w:kern w:val="0"/>
-          <w:sz w:val="32"/>
-          <w:szCs w:val="32"/>
-          <w:lang w:eastAsia="en-CA"/>
-          <w14:ligatures w14:val="none"/>
-        </w:rPr>
-      </w:pPr>
-    </w:p>
-    <w:p>
-      <w:pPr>
-        <w:spacing w:after="200" w:line="276" w:lineRule="auto"/>
-        <w:rPr>
-          <w:rFonts w:ascii="Times New Roman" w:eastAsia="Times New Roman" w:hAnsi="Times New Roman" w:cs="Times New Roman"/>
-          <w:color w:val="000000"/>
-          <w:kern w:val="0"/>
-          <w:sz w:val="32"/>
-          <w:szCs w:val="32"/>
-          <w:lang w:eastAsia="en-CA"/>
-          <w14:ligatures w14:val="none"/>
-        </w:rPr>
-      </w:pPr>
-    </w:p>
-    <w:p>
-      <w:pPr>
-        <w:spacing w:after="200" w:line="276" w:lineRule="auto"/>
-        <w:rPr>
-          <w:rFonts w:ascii="Times New Roman" w:eastAsia="Times New Roman" w:hAnsi="Times New Roman" w:cs="Times New Roman"/>
-          <w:color w:val="000000"/>
-          <w:kern w:val="0"/>
-          <w:sz w:val="32"/>
-          <w:szCs w:val="32"/>
-          <w:lang w:eastAsia="en-CA"/>
-          <w14:ligatures w14:val="none"/>
-        </w:rPr>
-      </w:pPr>
-    </w:p>
-    <w:p>
-      <w:pPr>
-        <w:spacing w:after="200" w:line="276" w:lineRule="auto"/>
-        <w:rPr>
-          <w:rFonts w:ascii="Times New Roman" w:eastAsia="Times New Roman" w:hAnsi="Times New Roman" w:cs="Times New Roman"/>
-          <w:color w:val="000000"/>
-          <w:kern w:val="0"/>
-          <w:sz w:val="32"/>
-          <w:szCs w:val="32"/>
-          <w:lang w:eastAsia="en-CA"/>
-          <w14:ligatures w14:val="none"/>
-        </w:rPr>
-      </w:pPr>
-    </w:p>
-    <w:p>
-      <w:pPr>
-        <w:spacing w:after="200" w:line="276" w:lineRule="auto"/>
-        <w:rPr>
-          <w:rFonts w:ascii="Times New Roman" w:eastAsia="Times New Roman" w:hAnsi="Times New Roman" w:cs="Times New Roman"/>
-          <w:color w:val="000000"/>
-          <w:kern w:val="0"/>
-          <w:sz w:val="32"/>
-          <w:szCs w:val="32"/>
-          <w:lang w:eastAsia="en-CA"/>
-          <w14:ligatures w14:val="none"/>
-        </w:rPr>
-      </w:pPr>
-    </w:p>
-    <w:p>
-      <w:pPr>
-        <w:spacing w:after="200" w:line="276" w:lineRule="auto"/>
-        <w:rPr>
-          <w:rFonts w:ascii="Times New Roman" w:eastAsia="Times New Roman" w:hAnsi="Times New Roman" w:cs="Times New Roman"/>
-          <w:color w:val="000000"/>
-          <w:kern w:val="0"/>
-          <w:sz w:val="32"/>
-          <w:szCs w:val="32"/>
-          <w:lang w:eastAsia="en-CA"/>
-          <w14:ligatures w14:val="none"/>
-        </w:rPr>
-      </w:pPr>
-    </w:p>
-    <w:p>
-      <w:pPr>
-        <w:spacing w:after="200" w:line="276" w:lineRule="auto"/>
-        <w:rPr>
-          <w:rFonts w:ascii="Times New Roman" w:eastAsia="Times New Roman" w:hAnsi="Times New Roman" w:cs="Times New Roman"/>
-          <w:color w:val="000000"/>
-          <w:kern w:val="0"/>
-          <w:sz w:val="32"/>
-          <w:szCs w:val="32"/>
-          <w:lang w:eastAsia="en-CA"/>
-          <w14:ligatures w14:val="none"/>
-        </w:rPr>
-      </w:pPr>
-    </w:p>
-    <w:p>
-      <w:pPr>
-        <w:spacing w:after="200" w:line="276" w:lineRule="auto"/>
-        <w:rPr>
-          <w:rFonts w:ascii="Times New Roman" w:eastAsia="Times New Roman" w:hAnsi="Times New Roman" w:cs="Times New Roman"/>
-          <w:color w:val="000000"/>
-          <w:kern w:val="0"/>
-          <w:sz w:val="32"/>
-          <w:szCs w:val="32"/>
-          <w:lang w:eastAsia="en-CA"/>
-          <w14:ligatures w14:val="none"/>
-        </w:rPr>
-      </w:pPr>
-    </w:p>
-    <w:p>
-      <w:pPr>
-        <w:spacing w:after="200" w:line="276" w:lineRule="auto"/>
-        <w:rPr>
-          <w:rFonts w:ascii="Times New Roman" w:eastAsia="Times New Roman" w:hAnsi="Times New Roman" w:cs="Times New Roman"/>
-          <w:color w:val="000000"/>
-          <w:kern w:val="0"/>
-          <w:sz w:val="32"/>
-          <w:szCs w:val="32"/>
-          <w:lang w:eastAsia="en-CA"/>
-          <w14:ligatures w14:val="none"/>
-        </w:rPr>
-      </w:pPr>
-    </w:p>
-    <w:p>
-      <w:pPr>
-        <w:spacing w:after="200" w:line="276" w:lineRule="auto"/>
-        <w:rPr>
-          <w:rFonts w:ascii="Times New Roman" w:eastAsia="Times New Roman" w:hAnsi="Times New Roman" w:cs="Times New Roman"/>
-          <w:color w:val="000000"/>
-          <w:kern w:val="0"/>
-          <w:sz w:val="32"/>
-          <w:szCs w:val="32"/>
-          <w:lang w:eastAsia="en-CA"/>
-          <w14:ligatures w14:val="none"/>
-        </w:rPr>
-      </w:pPr>
-    </w:p>
-    <w:p>
-      <w:pPr>
-        <w:spacing w:after="200" w:line="276" w:lineRule="auto"/>
-        <w:rPr>
-          <w:rFonts w:ascii="Times New Roman" w:eastAsia="Times New Roman" w:hAnsi="Times New Roman" w:cs="Times New Roman"/>
-          <w:color w:val="000000"/>
-          <w:kern w:val="0"/>
-          <w:sz w:val="32"/>
-          <w:szCs w:val="32"/>
-          <w:lang w:eastAsia="en-CA"/>
-          <w14:ligatures w14:val="none"/>
-        </w:rPr>
-      </w:pPr>
-    </w:p>
-    <w:p>
-      <w:pPr>
-        <w:spacing w:after="200" w:line="276" w:lineRule="auto"/>
-        <w:rPr>
-          <w:rFonts w:ascii="Times New Roman" w:eastAsia="Times New Roman" w:hAnsi="Times New Roman" w:cs="Times New Roman"/>
-          <w:color w:val="000000"/>
-          <w:kern w:val="0"/>
-          <w:sz w:val="32"/>
-          <w:szCs w:val="32"/>
-          <w:lang w:eastAsia="en-CA"/>
-          <w14:ligatures w14:val="none"/>
-        </w:rPr>
-      </w:pPr>
-    </w:p>
-    <w:p>
-      <w:pPr>
-        <w:spacing w:after="200" w:line="276" w:lineRule="auto"/>
-        <w:rPr>
-          <w:rFonts w:ascii="Times New Roman" w:eastAsia="Times New Roman" w:hAnsi="Times New Roman" w:cs="Times New Roman"/>
-          <w:color w:val="000000"/>
-          <w:kern w:val="0"/>
-          <w:sz w:val="32"/>
-          <w:szCs w:val="32"/>
-          <w:lang w:eastAsia="en-CA"/>
-          <w14:ligatures w14:val="none"/>
-        </w:rPr>
-      </w:pPr>
-    </w:p>
-    <w:p>
-      <w:pPr>
-        <w:spacing w:after="200" w:line="276" w:lineRule="auto"/>
-        <w:rPr>
-          <w:rFonts w:ascii="Times New Roman" w:eastAsia="Times New Roman" w:hAnsi="Times New Roman" w:cs="Times New Roman"/>
-          <w:color w:val="000000"/>
-          <w:kern w:val="0"/>
-          <w:sz w:val="32"/>
-          <w:szCs w:val="32"/>
-          <w:lang w:eastAsia="en-CA"/>
-          <w14:ligatures w14:val="none"/>
-        </w:rPr>
-      </w:pPr>
     </w:p>
     <w:p>
       <w:pPr>
@@ -3011,8 +3569,37 @@
           <w:lang w:eastAsia="en-CA"/>
           <w14:ligatures w14:val="none"/>
         </w:rPr>
-        <w:lastRenderedPageBreak/>
-        <w:t>7 Design wireframes and pipelines: @ Jeffin Kochurani Ravi</w:t>
+        <w:t xml:space="preserve">7 Design wireframes and pipelines: @ </w:t>
+      </w:r>
+      <w:proofErr w:type="spellStart"/>
+      <w:r>
+        <w:rPr>
+          <w:rFonts w:ascii="Times New Roman" w:eastAsia="Times New Roman" w:hAnsi="Times New Roman" w:cs="Times New Roman"/>
+          <w:b/>
+          <w:bCs/>
+          <w:color w:val="000000"/>
+          <w:kern w:val="0"/>
+          <w:sz w:val="32"/>
+          <w:szCs w:val="32"/>
+          <w:lang w:eastAsia="en-CA"/>
+          <w14:ligatures w14:val="none"/>
+        </w:rPr>
+        <w:t>Jeffin</w:t>
+      </w:r>
+      <w:proofErr w:type="spellEnd"/>
+      <w:r>
+        <w:rPr>
+          <w:rFonts w:ascii="Times New Roman" w:eastAsia="Times New Roman" w:hAnsi="Times New Roman" w:cs="Times New Roman"/>
+          <w:b/>
+          <w:bCs/>
+          <w:color w:val="000000"/>
+          <w:kern w:val="0"/>
+          <w:sz w:val="32"/>
+          <w:szCs w:val="32"/>
+          <w:lang w:eastAsia="en-CA"/>
+          <w14:ligatures w14:val="none"/>
+        </w:rPr>
+        <w:t xml:space="preserve"> Kochurani Ravi</w:t>
       </w:r>
     </w:p>
     <w:p>
@@ -3181,150 +3768,46 @@
     <w:p>
       <w:pPr>
         <w:spacing w:after="162" w:line="360" w:lineRule="auto"/>
-        <w:ind w:left="20" w:right="60" w:hanging="10"/>
+        <w:ind w:right="60"/>
+        <w:rPr>
+          <w:rFonts w:ascii="Times New Roman" w:eastAsia="Times New Roman" w:hAnsi="Times New Roman" w:cs="Times New Roman"/>
+          <w:b/>
+          <w:color w:val="000000"/>
+          <w:kern w:val="0"/>
+          <w:sz w:val="32"/>
+          <w:szCs w:val="32"/>
+          <w:lang w:val="en-US"/>
+          <w14:ligatures w14:val="none"/>
+        </w:rPr>
+      </w:pPr>
+    </w:p>
+    <w:p>
+      <w:pPr>
+        <w:spacing w:after="162" w:line="360" w:lineRule="auto"/>
+        <w:ind w:right="60"/>
         <w:jc w:val="center"/>
         <w:rPr>
           <w:rFonts w:ascii="Times New Roman" w:eastAsia="Times New Roman" w:hAnsi="Times New Roman" w:cs="Times New Roman"/>
           <w:b/>
-          <w:color w:val="000000"/>
-          <w:kern w:val="0"/>
-          <w:sz w:val="32"/>
-          <w:szCs w:val="32"/>
-          <w:lang w:val="en-US"/>
-          <w14:ligatures w14:val="none"/>
-        </w:rPr>
-      </w:pPr>
-    </w:p>
-    <w:p>
-      <w:pPr>
-        <w:spacing w:after="162" w:line="360" w:lineRule="auto"/>
-        <w:ind w:left="20" w:right="60" w:hanging="10"/>
-        <w:jc w:val="center"/>
-        <w:rPr>
-          <w:rFonts w:ascii="Times New Roman" w:eastAsia="Times New Roman" w:hAnsi="Times New Roman" w:cs="Times New Roman"/>
-          <w:b/>
-          <w:color w:val="000000"/>
-          <w:kern w:val="0"/>
-          <w:sz w:val="32"/>
-          <w:szCs w:val="32"/>
-          <w:lang w:val="en-US"/>
-          <w14:ligatures w14:val="none"/>
-        </w:rPr>
-      </w:pPr>
-    </w:p>
-    <w:p>
-      <w:pPr>
-        <w:spacing w:after="162" w:line="360" w:lineRule="auto"/>
-        <w:ind w:left="20" w:right="60" w:hanging="10"/>
-        <w:jc w:val="center"/>
-        <w:rPr>
-          <w:rFonts w:ascii="Times New Roman" w:eastAsia="Times New Roman" w:hAnsi="Times New Roman" w:cs="Times New Roman"/>
-          <w:b/>
-          <w:color w:val="000000"/>
-          <w:kern w:val="0"/>
-          <w:sz w:val="32"/>
-          <w:szCs w:val="32"/>
-          <w:lang w:val="en-US"/>
-          <w14:ligatures w14:val="none"/>
-        </w:rPr>
-      </w:pPr>
-    </w:p>
-    <w:p>
-      <w:pPr>
-        <w:spacing w:after="162" w:line="360" w:lineRule="auto"/>
-        <w:ind w:left="20" w:right="60" w:hanging="10"/>
-        <w:jc w:val="center"/>
-        <w:rPr>
-          <w:rFonts w:ascii="Times New Roman" w:eastAsia="Times New Roman" w:hAnsi="Times New Roman" w:cs="Times New Roman"/>
-          <w:b/>
-          <w:color w:val="000000"/>
-          <w:kern w:val="0"/>
-          <w:sz w:val="32"/>
-          <w:szCs w:val="32"/>
-          <w:lang w:val="en-US"/>
-          <w14:ligatures w14:val="none"/>
-        </w:rPr>
-      </w:pPr>
-    </w:p>
-    <w:p>
-      <w:pPr>
-        <w:spacing w:after="162" w:line="360" w:lineRule="auto"/>
-        <w:ind w:left="20" w:right="60" w:hanging="10"/>
-        <w:jc w:val="center"/>
-        <w:rPr>
-          <w:rFonts w:ascii="Times New Roman" w:eastAsia="Times New Roman" w:hAnsi="Times New Roman" w:cs="Times New Roman"/>
-          <w:b/>
-          <w:color w:val="000000"/>
-          <w:kern w:val="0"/>
-          <w:sz w:val="32"/>
-          <w:szCs w:val="32"/>
-          <w:lang w:val="en-US"/>
-          <w14:ligatures w14:val="none"/>
-        </w:rPr>
-      </w:pPr>
-    </w:p>
-    <w:p>
-      <w:pPr>
-        <w:spacing w:after="162" w:line="360" w:lineRule="auto"/>
-        <w:ind w:left="20" w:right="60" w:hanging="10"/>
-        <w:jc w:val="center"/>
-        <w:rPr>
-          <w:rFonts w:ascii="Times New Roman" w:eastAsia="Times New Roman" w:hAnsi="Times New Roman" w:cs="Times New Roman"/>
-          <w:b/>
-          <w:color w:val="000000"/>
-          <w:kern w:val="0"/>
-          <w:sz w:val="32"/>
-          <w:szCs w:val="32"/>
-          <w:lang w:val="en-US"/>
-          <w14:ligatures w14:val="none"/>
-        </w:rPr>
-      </w:pPr>
-    </w:p>
-    <w:p>
-      <w:pPr>
-        <w:spacing w:after="162" w:line="360" w:lineRule="auto"/>
-        <w:ind w:left="20" w:right="60" w:hanging="10"/>
-        <w:jc w:val="center"/>
-        <w:rPr>
-          <w:rFonts w:ascii="Times New Roman" w:eastAsia="Times New Roman" w:hAnsi="Times New Roman" w:cs="Times New Roman"/>
-          <w:b/>
-          <w:color w:val="000000"/>
-          <w:kern w:val="0"/>
-          <w:sz w:val="32"/>
-          <w:szCs w:val="32"/>
-          <w:lang w:val="en-US"/>
-          <w14:ligatures w14:val="none"/>
-        </w:rPr>
-      </w:pPr>
-    </w:p>
-    <w:p>
-      <w:pPr>
-        <w:spacing w:after="162" w:line="360" w:lineRule="auto"/>
-        <w:ind w:left="20" w:right="60" w:hanging="10"/>
-        <w:jc w:val="center"/>
-        <w:rPr>
-          <w:rFonts w:ascii="Times New Roman" w:eastAsia="Times New Roman" w:hAnsi="Times New Roman" w:cs="Times New Roman"/>
-          <w:b/>
-          <w:color w:val="000000"/>
-          <w:kern w:val="0"/>
-          <w:sz w:val="32"/>
-          <w:szCs w:val="32"/>
-          <w:lang w:val="en-US"/>
-          <w14:ligatures w14:val="none"/>
-        </w:rPr>
-      </w:pPr>
-      <w:r>
-        <w:rPr>
-          <w:rFonts w:ascii="Times New Roman" w:eastAsia="Times New Roman" w:hAnsi="Times New Roman" w:cs="Times New Roman"/>
-          <w:b/>
-          <w:color w:val="000000"/>
-          <w:kern w:val="0"/>
-          <w:sz w:val="32"/>
-          <w:szCs w:val="32"/>
-          <w:lang w:val="en-US"/>
-          <w14:ligatures w14:val="none"/>
-        </w:rPr>
-        <w:lastRenderedPageBreak/>
+          <w:color w:val="000000" w:themeColor="text1"/>
+          <w:kern w:val="0"/>
+          <w:sz w:val="32"/>
+          <w:szCs w:val="32"/>
+          <w:lang w:val="en-US"/>
+          <w14:ligatures w14:val="none"/>
+        </w:rPr>
+      </w:pPr>
+      <w:r>
+        <w:rPr>
+          <w:rFonts w:ascii="Times New Roman" w:eastAsia="Times New Roman" w:hAnsi="Times New Roman" w:cs="Times New Roman"/>
+          <w:b/>
+          <w:color w:val="000000" w:themeColor="text1"/>
+          <w:kern w:val="0"/>
+          <w:sz w:val="32"/>
+          <w:szCs w:val="32"/>
+          <w:lang w:val="en-US"/>
+          <w14:ligatures w14:val="none"/>
+        </w:rPr>
         <w:t>REFERENCES</w:t>
       </w:r>
     </w:p>
@@ -3405,6 +3888,368 @@
     </w:sectPr>
   </w:body>
 </w:document>
+</file>
+
+<file path=word/numbering.xml><?xml version="1.0" encoding="utf-8"?>
+<w:numbering xmlns:wpc="http://schemas.microsoft.com/office/word/2010/wordprocessingCanvas" xmlns:cx="http://schemas.microsoft.com/office/drawing/2014/chartex" xmlns:cx1="http://schemas.microsoft.com/office/drawing/2015/9/8/chartex" xmlns:cx2="http://schemas.microsoft.com/office/drawing/2015/10/21/chartex" xmlns:cx3="http://schemas.microsoft.com/office/drawing/2016/5/9/chartex" xmlns:cx4="http://schemas.microsoft.com/office/drawing/2016/5/10/chartex" xmlns:cx5="http://schemas.microsoft.com/office/drawing/2016/5/11/chartex" xmlns:cx6="http://schemas.microsoft.com/office/drawing/2016/5/12/chartex" xmlns:cx7="http://schemas.microsoft.com/office/drawing/2016/5/13/chartex" xmlns:cx8="http://schemas.microsoft.com/office/drawing/2016/5/14/chartex" xmlns:mc="http://schemas.openxmlformats.org/markup-compatibility/2006" xmlns:aink="http://schemas.microsoft.com/office/drawing/2016/ink" xmlns:am3d="http://schemas.microsoft.com/office/drawing/2017/model3d" xmlns:o="urn:schemas-microsoft-com:office:office" xmlns:oel="http://schemas.microsoft.com/office/2019/extlst" xmlns:r="http://schemas.openxmlformats.org/officeDocument/2006/relationships" xmlns:m="http://schemas.openxmlformats.org/officeDocument/2006/math" xmlns:v="urn:schemas-microsoft-com:vml" xmlns:wp14="http://schemas.microsoft.com/office/word/2010/wordprocessingDrawing" xmlns:wp="http://schemas.openxmlformats.org/drawingml/2006/wordprocessingDrawing" xmlns:w10="urn:schemas-microsoft-com:office:word" xmlns:w="http://schemas.openxmlformats.org/wordprocessingml/2006/main" xmlns:w14="http://schemas.microsoft.com/office/word/2010/wordml" xmlns:w15="http://schemas.microsoft.com/office/word/2012/wordml" xmlns:w16cex="http://schemas.microsoft.com/office/word/2018/wordml/cex" xmlns:w16cid="http://schemas.microsoft.com/office/word/2016/wordml/cid" xmlns:w16="http://schemas.microsoft.com/office/word/2018/wordml" xmlns:w16du="http://schemas.microsoft.com/office/word/2023/wordml/word16du" xmlns:w16sdtdh="http://schemas.microsoft.com/office/word/2020/wordml/sdtdatahash" xmlns:w16sdtfl="http://schemas.microsoft.com/office/word/2024/wordml/sdtformatlock" xmlns:w16se="http://schemas.microsoft.com/office/word/2015/wordml/symex" xmlns:wpg="http://schemas.microsoft.com/office/word/2010/wordprocessingGroup" xmlns:wpi="http://schemas.microsoft.com/office/word/2010/wordprocessingInk" xmlns:wne="http://schemas.microsoft.com/office/word/2006/wordml" xmlns:wps="http://schemas.microsoft.com/office/word/2010/wordprocessingShape" mc:Ignorable="w14 w15 w16se w16cid w16 w16cex w16sdtdh w16sdtfl w16du wp14">
+  <w:abstractNum w:abstractNumId="0" w15:restartNumberingAfterBreak="0">
+    <w:nsid w:val="31A70FD3"/>
+    <w:multiLevelType w:val="hybridMultilevel"/>
+    <w:tmpl w:val="6AB41DEC"/>
+    <w:lvl w:ilvl="0" w:tplc="10090001">
+      <w:start w:val="1"/>
+      <w:numFmt w:val="bullet"/>
+      <w:lvlText w:val=""/>
+      <w:lvlJc w:val="left"/>
+      <w:pPr>
+        <w:ind w:left="720" w:hanging="360"/>
+      </w:pPr>
+      <w:rPr>
+        <w:rFonts w:ascii="Symbol" w:hAnsi="Symbol" w:hint="default"/>
+      </w:rPr>
+    </w:lvl>
+    <w:lvl w:ilvl="1" w:tplc="10090003" w:tentative="1">
+      <w:start w:val="1"/>
+      <w:numFmt w:val="bullet"/>
+      <w:lvlText w:val="o"/>
+      <w:lvlJc w:val="left"/>
+      <w:pPr>
+        <w:ind w:left="1440" w:hanging="360"/>
+      </w:pPr>
+      <w:rPr>
+        <w:rFonts w:ascii="Courier New" w:hAnsi="Courier New" w:cs="Courier New" w:hint="default"/>
+      </w:rPr>
+    </w:lvl>
+    <w:lvl w:ilvl="2" w:tplc="10090005" w:tentative="1">
+      <w:start w:val="1"/>
+      <w:numFmt w:val="bullet"/>
+      <w:lvlText w:val=""/>
+      <w:lvlJc w:val="left"/>
+      <w:pPr>
+        <w:ind w:left="2160" w:hanging="360"/>
+      </w:pPr>
+      <w:rPr>
+        <w:rFonts w:ascii="Wingdings" w:hAnsi="Wingdings" w:hint="default"/>
+      </w:rPr>
+    </w:lvl>
+    <w:lvl w:ilvl="3" w:tplc="10090001" w:tentative="1">
+      <w:start w:val="1"/>
+      <w:numFmt w:val="bullet"/>
+      <w:lvlText w:val=""/>
+      <w:lvlJc w:val="left"/>
+      <w:pPr>
+        <w:ind w:left="2880" w:hanging="360"/>
+      </w:pPr>
+      <w:rPr>
+        <w:rFonts w:ascii="Symbol" w:hAnsi="Symbol" w:hint="default"/>
+      </w:rPr>
+    </w:lvl>
+    <w:lvl w:ilvl="4" w:tplc="10090003" w:tentative="1">
+      <w:start w:val="1"/>
+      <w:numFmt w:val="bullet"/>
+      <w:lvlText w:val="o"/>
+      <w:lvlJc w:val="left"/>
+      <w:pPr>
+        <w:ind w:left="3600" w:hanging="360"/>
+      </w:pPr>
+      <w:rPr>
+        <w:rFonts w:ascii="Courier New" w:hAnsi="Courier New" w:cs="Courier New" w:hint="default"/>
+      </w:rPr>
+    </w:lvl>
+    <w:lvl w:ilvl="5" w:tplc="10090005" w:tentative="1">
+      <w:start w:val="1"/>
+      <w:numFmt w:val="bullet"/>
+      <w:lvlText w:val=""/>
+      <w:lvlJc w:val="left"/>
+      <w:pPr>
+        <w:ind w:left="4320" w:hanging="360"/>
+      </w:pPr>
+      <w:rPr>
+        <w:rFonts w:ascii="Wingdings" w:hAnsi="Wingdings" w:hint="default"/>
+      </w:rPr>
+    </w:lvl>
+    <w:lvl w:ilvl="6" w:tplc="10090001" w:tentative="1">
+      <w:start w:val="1"/>
+      <w:numFmt w:val="bullet"/>
+      <w:lvlText w:val=""/>
+      <w:lvlJc w:val="left"/>
+      <w:pPr>
+        <w:ind w:left="5040" w:hanging="360"/>
+      </w:pPr>
+      <w:rPr>
+        <w:rFonts w:ascii="Symbol" w:hAnsi="Symbol" w:hint="default"/>
+      </w:rPr>
+    </w:lvl>
+    <w:lvl w:ilvl="7" w:tplc="10090003" w:tentative="1">
+      <w:start w:val="1"/>
+      <w:numFmt w:val="bullet"/>
+      <w:lvlText w:val="o"/>
+      <w:lvlJc w:val="left"/>
+      <w:pPr>
+        <w:ind w:left="5760" w:hanging="360"/>
+      </w:pPr>
+      <w:rPr>
+        <w:rFonts w:ascii="Courier New" w:hAnsi="Courier New" w:cs="Courier New" w:hint="default"/>
+      </w:rPr>
+    </w:lvl>
+    <w:lvl w:ilvl="8" w:tplc="10090005" w:tentative="1">
+      <w:start w:val="1"/>
+      <w:numFmt w:val="bullet"/>
+      <w:lvlText w:val=""/>
+      <w:lvlJc w:val="left"/>
+      <w:pPr>
+        <w:ind w:left="6480" w:hanging="360"/>
+      </w:pPr>
+      <w:rPr>
+        <w:rFonts w:ascii="Wingdings" w:hAnsi="Wingdings" w:hint="default"/>
+      </w:rPr>
+    </w:lvl>
+  </w:abstractNum>
+  <w:abstractNum w:abstractNumId="1" w15:restartNumberingAfterBreak="0">
+    <w:nsid w:val="395C3AD6"/>
+    <w:multiLevelType w:val="hybridMultilevel"/>
+    <w:tmpl w:val="E82ED508"/>
+    <w:lvl w:ilvl="0" w:tplc="1009000F">
+      <w:start w:val="1"/>
+      <w:numFmt w:val="decimal"/>
+      <w:lvlText w:val="%1."/>
+      <w:lvlJc w:val="left"/>
+      <w:pPr>
+        <w:ind w:left="720" w:hanging="360"/>
+      </w:pPr>
+    </w:lvl>
+    <w:lvl w:ilvl="1" w:tplc="10090019" w:tentative="1">
+      <w:start w:val="1"/>
+      <w:numFmt w:val="lowerLetter"/>
+      <w:lvlText w:val="%2."/>
+      <w:lvlJc w:val="left"/>
+      <w:pPr>
+        <w:ind w:left="1440" w:hanging="360"/>
+      </w:pPr>
+    </w:lvl>
+    <w:lvl w:ilvl="2" w:tplc="1009001B" w:tentative="1">
+      <w:start w:val="1"/>
+      <w:numFmt w:val="lowerRoman"/>
+      <w:lvlText w:val="%3."/>
+      <w:lvlJc w:val="right"/>
+      <w:pPr>
+        <w:ind w:left="2160" w:hanging="180"/>
+      </w:pPr>
+    </w:lvl>
+    <w:lvl w:ilvl="3" w:tplc="1009000F" w:tentative="1">
+      <w:start w:val="1"/>
+      <w:numFmt w:val="decimal"/>
+      <w:lvlText w:val="%4."/>
+      <w:lvlJc w:val="left"/>
+      <w:pPr>
+        <w:ind w:left="2880" w:hanging="360"/>
+      </w:pPr>
+    </w:lvl>
+    <w:lvl w:ilvl="4" w:tplc="10090019" w:tentative="1">
+      <w:start w:val="1"/>
+      <w:numFmt w:val="lowerLetter"/>
+      <w:lvlText w:val="%5."/>
+      <w:lvlJc w:val="left"/>
+      <w:pPr>
+        <w:ind w:left="3600" w:hanging="360"/>
+      </w:pPr>
+    </w:lvl>
+    <w:lvl w:ilvl="5" w:tplc="1009001B" w:tentative="1">
+      <w:start w:val="1"/>
+      <w:numFmt w:val="lowerRoman"/>
+      <w:lvlText w:val="%6."/>
+      <w:lvlJc w:val="right"/>
+      <w:pPr>
+        <w:ind w:left="4320" w:hanging="180"/>
+      </w:pPr>
+    </w:lvl>
+    <w:lvl w:ilvl="6" w:tplc="1009000F" w:tentative="1">
+      <w:start w:val="1"/>
+      <w:numFmt w:val="decimal"/>
+      <w:lvlText w:val="%7."/>
+      <w:lvlJc w:val="left"/>
+      <w:pPr>
+        <w:ind w:left="5040" w:hanging="360"/>
+      </w:pPr>
+    </w:lvl>
+    <w:lvl w:ilvl="7" w:tplc="10090019" w:tentative="1">
+      <w:start w:val="1"/>
+      <w:numFmt w:val="lowerLetter"/>
+      <w:lvlText w:val="%8."/>
+      <w:lvlJc w:val="left"/>
+      <w:pPr>
+        <w:ind w:left="5760" w:hanging="360"/>
+      </w:pPr>
+    </w:lvl>
+    <w:lvl w:ilvl="8" w:tplc="1009001B" w:tentative="1">
+      <w:start w:val="1"/>
+      <w:numFmt w:val="lowerRoman"/>
+      <w:lvlText w:val="%9."/>
+      <w:lvlJc w:val="right"/>
+      <w:pPr>
+        <w:ind w:left="6480" w:hanging="180"/>
+      </w:pPr>
+    </w:lvl>
+  </w:abstractNum>
+  <w:abstractNum w:abstractNumId="2" w15:restartNumberingAfterBreak="0">
+    <w:nsid w:val="4D9224B6"/>
+    <w:multiLevelType w:val="multilevel"/>
+    <w:tmpl w:val="248A072A"/>
+    <w:lvl w:ilvl="0">
+      <w:start w:val="1"/>
+      <w:numFmt w:val="bullet"/>
+      <w:lvlText w:val=""/>
+      <w:lvlJc w:val="left"/>
+      <w:pPr>
+        <w:tabs>
+          <w:tab w:val="num" w:pos="720"/>
+        </w:tabs>
+        <w:ind w:left="720" w:hanging="360"/>
+      </w:pPr>
+      <w:rPr>
+        <w:rFonts w:ascii="Symbol" w:hAnsi="Symbol" w:hint="default"/>
+        <w:sz w:val="20"/>
+      </w:rPr>
+    </w:lvl>
+    <w:lvl w:ilvl="1" w:tentative="1">
+      <w:start w:val="1"/>
+      <w:numFmt w:val="bullet"/>
+      <w:lvlText w:val="o"/>
+      <w:lvlJc w:val="left"/>
+      <w:pPr>
+        <w:tabs>
+          <w:tab w:val="num" w:pos="1440"/>
+        </w:tabs>
+        <w:ind w:left="1440" w:hanging="360"/>
+      </w:pPr>
+      <w:rPr>
+        <w:rFonts w:ascii="Courier New" w:hAnsi="Courier New" w:hint="default"/>
+        <w:sz w:val="20"/>
+      </w:rPr>
+    </w:lvl>
+    <w:lvl w:ilvl="2" w:tentative="1">
+      <w:start w:val="1"/>
+      <w:numFmt w:val="bullet"/>
+      <w:lvlText w:val=""/>
+      <w:lvlJc w:val="left"/>
+      <w:pPr>
+        <w:tabs>
+          <w:tab w:val="num" w:pos="2160"/>
+        </w:tabs>
+        <w:ind w:left="2160" w:hanging="360"/>
+      </w:pPr>
+      <w:rPr>
+        <w:rFonts w:ascii="Wingdings" w:hAnsi="Wingdings" w:hint="default"/>
+        <w:sz w:val="20"/>
+      </w:rPr>
+    </w:lvl>
+    <w:lvl w:ilvl="3" w:tentative="1">
+      <w:start w:val="1"/>
+      <w:numFmt w:val="bullet"/>
+      <w:lvlText w:val=""/>
+      <w:lvlJc w:val="left"/>
+      <w:pPr>
+        <w:tabs>
+          <w:tab w:val="num" w:pos="2880"/>
+        </w:tabs>
+        <w:ind w:left="2880" w:hanging="360"/>
+      </w:pPr>
+      <w:rPr>
+        <w:rFonts w:ascii="Wingdings" w:hAnsi="Wingdings" w:hint="default"/>
+        <w:sz w:val="20"/>
+      </w:rPr>
+    </w:lvl>
+    <w:lvl w:ilvl="4" w:tentative="1">
+      <w:start w:val="1"/>
+      <w:numFmt w:val="bullet"/>
+      <w:lvlText w:val=""/>
+      <w:lvlJc w:val="left"/>
+      <w:pPr>
+        <w:tabs>
+          <w:tab w:val="num" w:pos="3600"/>
+        </w:tabs>
+        <w:ind w:left="3600" w:hanging="360"/>
+      </w:pPr>
+      <w:rPr>
+        <w:rFonts w:ascii="Wingdings" w:hAnsi="Wingdings" w:hint="default"/>
+        <w:sz w:val="20"/>
+      </w:rPr>
+    </w:lvl>
+    <w:lvl w:ilvl="5" w:tentative="1">
+      <w:start w:val="1"/>
+      <w:numFmt w:val="bullet"/>
+      <w:lvlText w:val=""/>
+      <w:lvlJc w:val="left"/>
+      <w:pPr>
+        <w:tabs>
+          <w:tab w:val="num" w:pos="4320"/>
+        </w:tabs>
+        <w:ind w:left="4320" w:hanging="360"/>
+      </w:pPr>
+      <w:rPr>
+        <w:rFonts w:ascii="Wingdings" w:hAnsi="Wingdings" w:hint="default"/>
+        <w:sz w:val="20"/>
+      </w:rPr>
+    </w:lvl>
+    <w:lvl w:ilvl="6" w:tentative="1">
+      <w:start w:val="1"/>
+      <w:numFmt w:val="bullet"/>
+      <w:lvlText w:val=""/>
+      <w:lvlJc w:val="left"/>
+      <w:pPr>
+        <w:tabs>
+          <w:tab w:val="num" w:pos="5040"/>
+        </w:tabs>
+        <w:ind w:left="5040" w:hanging="360"/>
+      </w:pPr>
+      <w:rPr>
+        <w:rFonts w:ascii="Wingdings" w:hAnsi="Wingdings" w:hint="default"/>
+        <w:sz w:val="20"/>
+      </w:rPr>
+    </w:lvl>
+    <w:lvl w:ilvl="7" w:tentative="1">
+      <w:start w:val="1"/>
+      <w:numFmt w:val="bullet"/>
+      <w:lvlText w:val=""/>
+      <w:lvlJc w:val="left"/>
+      <w:pPr>
+        <w:tabs>
+          <w:tab w:val="num" w:pos="5760"/>
+        </w:tabs>
+        <w:ind w:left="5760" w:hanging="360"/>
+      </w:pPr>
+      <w:rPr>
+        <w:rFonts w:ascii="Wingdings" w:hAnsi="Wingdings" w:hint="default"/>
+        <w:sz w:val="20"/>
+      </w:rPr>
+    </w:lvl>
+    <w:lvl w:ilvl="8" w:tentative="1">
+      <w:start w:val="1"/>
+      <w:numFmt w:val="bullet"/>
+      <w:lvlText w:val=""/>
+      <w:lvlJc w:val="left"/>
+      <w:pPr>
+        <w:tabs>
+          <w:tab w:val="num" w:pos="6480"/>
+        </w:tabs>
+        <w:ind w:left="6480" w:hanging="360"/>
+      </w:pPr>
+      <w:rPr>
+        <w:rFonts w:ascii="Wingdings" w:hAnsi="Wingdings" w:hint="default"/>
+        <w:sz w:val="20"/>
+      </w:rPr>
+    </w:lvl>
+  </w:abstractNum>
+  <w:num w:numId="1" w16cid:durableId="577835693">
+    <w:abstractNumId w:val="2"/>
+  </w:num>
+  <w:num w:numId="2" w16cid:durableId="92172213">
+    <w:abstractNumId w:val="1"/>
+  </w:num>
+  <w:num w:numId="3" w16cid:durableId="149059239">
+    <w:abstractNumId w:val="0"/>
+  </w:num>
+</w:numbering>
 </file>
 
 <file path=word/styles.xml><?xml version="1.0" encoding="utf-8"?>
@@ -4010,6 +4855,7 @@
   <w:style w:type="character" w:default="1" w:styleId="DefaultParagraphFont">
     <w:name w:val="Default Paragraph Font"/>
     <w:uiPriority w:val="1"/>
+    <w:semiHidden/>
     <w:unhideWhenUsed/>
   </w:style>
   <w:style w:type="table" w:default="1" w:styleId="TableNormal">
@@ -4323,6 +5169,52 @@
       <w:spacing w:val="5"/>
     </w:rPr>
   </w:style>
+  <w:style w:type="paragraph" w:styleId="NormalWeb">
+    <w:name w:val="Normal (Web)"/>
+    <w:basedOn w:val="Normal"/>
+    <w:uiPriority w:val="99"/>
+    <w:unhideWhenUsed/>
+    <w:rsid w:val="007A0070"/>
+    <w:pPr>
+      <w:spacing w:before="100" w:beforeAutospacing="1" w:after="100" w:afterAutospacing="1" w:line="240" w:lineRule="auto"/>
+    </w:pPr>
+    <w:rPr>
+      <w:rFonts w:ascii="Times New Roman" w:eastAsia="Times New Roman" w:hAnsi="Times New Roman" w:cs="Times New Roman"/>
+      <w:kern w:val="0"/>
+      <w:lang w:eastAsia="en-CA"/>
+      <w14:ligatures w14:val="none"/>
+    </w:rPr>
+  </w:style>
+  <w:style w:type="character" w:styleId="Strong">
+    <w:name w:val="Strong"/>
+    <w:basedOn w:val="DefaultParagraphFont"/>
+    <w:uiPriority w:val="22"/>
+    <w:qFormat/>
+    <w:rsid w:val="007A0070"/>
+    <w:rPr>
+      <w:b/>
+      <w:bCs/>
+    </w:rPr>
+  </w:style>
+  <w:style w:type="table" w:styleId="TableGrid">
+    <w:name w:val="Table Grid"/>
+    <w:basedOn w:val="TableNormal"/>
+    <w:uiPriority w:val="39"/>
+    <w:rsid w:val="007A0070"/>
+    <w:pPr>
+      <w:spacing w:after="0" w:line="240" w:lineRule="auto"/>
+    </w:pPr>
+    <w:tblPr>
+      <w:tblBorders>
+        <w:top w:val="single" w:sz="4" w:space="0" w:color="auto"/>
+        <w:left w:val="single" w:sz="4" w:space="0" w:color="auto"/>
+        <w:bottom w:val="single" w:sz="4" w:space="0" w:color="auto"/>
+        <w:right w:val="single" w:sz="4" w:space="0" w:color="auto"/>
+        <w:insideH w:val="single" w:sz="4" w:space="0" w:color="auto"/>
+        <w:insideV w:val="single" w:sz="4" w:space="0" w:color="auto"/>
+      </w:tblBorders>
+    </w:tblPr>
+  </w:style>
 </w:styles>
 </file>
 

--- a/doc/PROJECT REPORT - PROJECT PROPOSAL.docx
+++ b/doc/PROJECT REPORT - PROJECT PROPOSAL.docx
@@ -1628,46 +1628,471 @@
     </w:p>
     <w:p>
       <w:pPr>
+        <w:jc w:val="both"/>
+      </w:pPr>
+      <w:r>
+        <w:t xml:space="preserve">Risk management in finance refers to the process of identifying, assessing, and controlling potential risks that could negatively impact financial outcomes. It involves understanding the various uncertainties associated with investments, markets, or business operations and implementing strategies to minimize or mitigate those risks. This can include techniques like diversification, hedging, and insurance to protect assets and ensure financial stability. The importance of risk management lies in its ability to safeguard against significant losses, balance risk with potential rewards, and enhance decision-making. By proactively addressing risks, businesses and investors can maintain stability, meet long-term financial goals, comply with regulations, and protect their reputation, all of which contribute to sustained success in an </w:t>
+      </w:r>
+      <w:proofErr w:type="gramStart"/>
+      <w:r>
+        <w:t>often volatile</w:t>
+      </w:r>
+      <w:proofErr w:type="gramEnd"/>
+      <w:r>
+        <w:t xml:space="preserve"> financial environment.</w:t>
+      </w:r>
+    </w:p>
+    <w:p>
+      <w:pPr>
+        <w:jc w:val="both"/>
+      </w:pPr>
+      <w:r>
+        <w:t>Failure to properly manage risk can have severe consequences, as demonstrated by the 2007-2008 subprime mortgage crisis. Financial institutions failed to adequately assess the risks associated with mortgage-backed securities, leading to massive defaults and a global economic downturn. This highlights the importance of maintaining a structured and rigorous approach to risk management.</w:t>
+      </w:r>
+    </w:p>
+    <w:p>
+      <w:pPr>
+        <w:jc w:val="both"/>
+      </w:pPr>
+      <w:r>
+        <w:t>There are several types of financial risks</w:t>
+      </w:r>
+      <w:r>
+        <w:t>:</w:t>
+      </w:r>
+    </w:p>
+    <w:p>
+      <w:pPr>
+        <w:numPr>
+          <w:ilvl w:val="0"/>
+          <w:numId w:val="4"/>
+        </w:numPr>
+        <w:jc w:val="both"/>
+      </w:pPr>
+      <w:r>
+        <w:rPr>
+          <w:b/>
+          <w:bCs/>
+        </w:rPr>
+        <w:t>Market Risk:</w:t>
+      </w:r>
+      <w:r>
+        <w:t xml:space="preserve"> The risk of financial loss due to changes in market conditions (e.g., stock prices, interest rates, or currency exchange rates).</w:t>
+      </w:r>
+    </w:p>
+    <w:p>
+      <w:pPr>
+        <w:numPr>
+          <w:ilvl w:val="0"/>
+          <w:numId w:val="4"/>
+        </w:numPr>
+        <w:jc w:val="both"/>
+      </w:pPr>
+      <w:r>
+        <w:rPr>
+          <w:b/>
+          <w:bCs/>
+        </w:rPr>
+        <w:t>Credit Risk:</w:t>
+      </w:r>
+      <w:r>
+        <w:t xml:space="preserve"> The risk of a borrower defaulting on a loan or debt.</w:t>
+      </w:r>
+    </w:p>
+    <w:p>
+      <w:pPr>
+        <w:numPr>
+          <w:ilvl w:val="0"/>
+          <w:numId w:val="4"/>
+        </w:numPr>
+        <w:jc w:val="both"/>
+      </w:pPr>
+      <w:r>
+        <w:rPr>
+          <w:b/>
+          <w:bCs/>
+        </w:rPr>
+        <w:t>Liquidity Risk:</w:t>
+      </w:r>
+      <w:r>
+        <w:t xml:space="preserve"> The risk of not being able to meet short-term financial obligations due to a lack of liquid assets.</w:t>
+      </w:r>
+    </w:p>
+    <w:p>
+      <w:pPr>
+        <w:numPr>
+          <w:ilvl w:val="0"/>
+          <w:numId w:val="4"/>
+        </w:numPr>
+        <w:jc w:val="both"/>
+      </w:pPr>
+      <w:r>
+        <w:rPr>
+          <w:b/>
+          <w:bCs/>
+        </w:rPr>
+        <w:t>Operational Risk:</w:t>
+      </w:r>
+      <w:r>
+        <w:t xml:space="preserve"> Risks arising from internal processes, systems, or human errors that can disrupt business operations.</w:t>
+      </w:r>
+    </w:p>
+    <w:p>
+      <w:pPr>
+        <w:numPr>
+          <w:ilvl w:val="0"/>
+          <w:numId w:val="4"/>
+        </w:numPr>
+        <w:jc w:val="both"/>
+      </w:pPr>
+      <w:r>
+        <w:rPr>
+          <w:b/>
+          <w:bCs/>
+        </w:rPr>
+        <w:t>Legal and Regulatory Risk:</w:t>
+      </w:r>
+      <w:r>
+        <w:t xml:space="preserve"> The risk of legal actions or failure to comply with relevant regulations.</w:t>
+      </w:r>
+    </w:p>
+    <w:p>
+      <w:pPr>
+        <w:jc w:val="both"/>
+      </w:pPr>
+    </w:p>
+    <w:p>
+      <w:pPr>
+        <w:jc w:val="both"/>
+      </w:pPr>
+    </w:p>
+    <w:p>
+      <w:pPr>
+        <w:jc w:val="both"/>
+        <w:rPr>
+          <w:b/>
+          <w:bCs/>
+        </w:rPr>
+      </w:pPr>
+      <w:r>
+        <w:rPr>
+          <w:b/>
+          <w:bCs/>
+        </w:rPr>
+        <w:lastRenderedPageBreak/>
+        <w:t>The Risk Management Process</w:t>
+      </w:r>
+    </w:p>
+    <w:p>
+      <w:pPr>
+        <w:numPr>
+          <w:ilvl w:val="0"/>
+          <w:numId w:val="5"/>
+        </w:numPr>
+        <w:jc w:val="both"/>
+      </w:pPr>
+      <w:r>
+        <w:rPr>
+          <w:b/>
+          <w:bCs/>
+        </w:rPr>
+        <w:t>Risk Identification:</w:t>
+      </w:r>
+      <w:r>
+        <w:t xml:space="preserve"> Identifying the risks that could affect the financial position or objectives of the investor or company. This includes market fluctuations, operational risks, and others.</w:t>
+      </w:r>
+    </w:p>
+    <w:p>
+      <w:pPr>
+        <w:numPr>
+          <w:ilvl w:val="0"/>
+          <w:numId w:val="5"/>
+        </w:numPr>
+        <w:jc w:val="both"/>
+      </w:pPr>
+      <w:r>
+        <w:rPr>
+          <w:b/>
+          <w:bCs/>
+        </w:rPr>
+        <w:t>Risk Assessment:</w:t>
+      </w:r>
+      <w:r>
+        <w:t xml:space="preserve"> Once risks are identified, they need to be evaluated in terms of their potential impact and likelihood. This involves quantitative analysis and modeling to determine potential financial losses.</w:t>
+      </w:r>
+    </w:p>
+    <w:p>
+      <w:pPr>
+        <w:numPr>
+          <w:ilvl w:val="0"/>
+          <w:numId w:val="5"/>
+        </w:numPr>
+        <w:jc w:val="both"/>
+      </w:pPr>
+      <w:r>
+        <w:rPr>
+          <w:b/>
+          <w:bCs/>
+        </w:rPr>
+        <w:t>Risk Mitigation:</w:t>
+      </w:r>
+      <w:r>
+        <w:t xml:space="preserve"> After assessing risks, strategies are implemented to either reduce, eliminate, or transfer the risks. Common methods include diversification, hedging, and using insurance products.</w:t>
+      </w:r>
+    </w:p>
+    <w:p>
+      <w:pPr>
+        <w:numPr>
+          <w:ilvl w:val="0"/>
+          <w:numId w:val="5"/>
+        </w:numPr>
+        <w:jc w:val="both"/>
+      </w:pPr>
+      <w:r>
+        <w:rPr>
+          <w:b/>
+          <w:bCs/>
+        </w:rPr>
+        <w:t>Monitoring and Review:</w:t>
+      </w:r>
+      <w:r>
+        <w:t xml:space="preserve"> Risk management is a dynamic process, requiring regular monitoring of risks and the effectiveness of mitigation strategies. Adjustments are made as necessary based on new developments or changes in market conditions.</w:t>
+      </w:r>
+    </w:p>
+    <w:p>
+      <w:pPr>
+        <w:jc w:val="both"/>
+        <w:rPr>
+          <w:b/>
+          <w:bCs/>
+        </w:rPr>
+      </w:pPr>
+      <w:r>
+        <w:rPr>
+          <w:b/>
+          <w:bCs/>
+        </w:rPr>
+        <w:t>Key Risk Management Techniques</w:t>
+      </w:r>
+    </w:p>
+    <w:p>
+      <w:pPr>
+        <w:numPr>
+          <w:ilvl w:val="0"/>
+          <w:numId w:val="6"/>
+        </w:numPr>
+        <w:jc w:val="both"/>
+      </w:pPr>
+      <w:r>
+        <w:rPr>
+          <w:b/>
+          <w:bCs/>
+        </w:rPr>
+        <w:t>Avoidance:</w:t>
+      </w:r>
+      <w:r>
+        <w:t xml:space="preserve"> This involves eliminating exposure to a particular risk by choosing safer, low-risk investments. It’s most effective when the potential risk is significant, and the investor’s tolerance for it is low.</w:t>
+      </w:r>
+    </w:p>
+    <w:p>
+      <w:pPr>
+        <w:numPr>
+          <w:ilvl w:val="0"/>
+          <w:numId w:val="6"/>
+        </w:numPr>
+        <w:jc w:val="both"/>
+      </w:pPr>
+      <w:r>
+        <w:rPr>
+          <w:b/>
+          <w:bCs/>
+        </w:rPr>
+        <w:t>Retention:</w:t>
+      </w:r>
+      <w:r>
+        <w:t xml:space="preserve"> In some cases, investors accept the risk involved, hoping the returns will outweigh potential losses. This strategy is more common when high returns are expected, and the investor has the capacity to absorb potential losses.</w:t>
+      </w:r>
+    </w:p>
+    <w:p>
+      <w:pPr>
+        <w:numPr>
+          <w:ilvl w:val="0"/>
+          <w:numId w:val="6"/>
+        </w:numPr>
+        <w:jc w:val="both"/>
+      </w:pPr>
+      <w:r>
+        <w:rPr>
+          <w:b/>
+          <w:bCs/>
+        </w:rPr>
+        <w:t>Sharing:</w:t>
+      </w:r>
+      <w:r>
+        <w:t xml:space="preserve"> Risk can be shared among multiple parties. For instance, insurance companies spread the risk of large claims by sharing it with reinsurance firms.</w:t>
+      </w:r>
+    </w:p>
+    <w:p>
+      <w:pPr>
+        <w:numPr>
+          <w:ilvl w:val="0"/>
+          <w:numId w:val="6"/>
+        </w:numPr>
+        <w:jc w:val="both"/>
+      </w:pPr>
+      <w:r>
+        <w:rPr>
+          <w:b/>
+          <w:bCs/>
+        </w:rPr>
+        <w:t>Transferring:</w:t>
+      </w:r>
+      <w:r>
+        <w:t xml:space="preserve"> Risk can be transferred to another party, such as through purchasing insurance or using derivative contracts like options or futures. This allows investors to shift financial risks to entities better positioned to handle them.</w:t>
+      </w:r>
+    </w:p>
+    <w:p>
+      <w:pPr>
+        <w:numPr>
+          <w:ilvl w:val="0"/>
+          <w:numId w:val="6"/>
+        </w:numPr>
+        <w:jc w:val="both"/>
+      </w:pPr>
+      <w:r>
+        <w:rPr>
+          <w:b/>
+          <w:bCs/>
+        </w:rPr>
+        <w:t>Loss Prevention and Reduction:</w:t>
+      </w:r>
+      <w:r>
+        <w:t xml:space="preserve"> This technique involves diversifying investments to reduce the impact of potential losses. For example, a portfolio manager may invest in a mix of assets, balancing high-risk investments with safer ones.</w:t>
+      </w:r>
+    </w:p>
+    <w:p>
+      <w:pPr>
+        <w:jc w:val="both"/>
+        <w:rPr>
+          <w:b/>
+          <w:bCs/>
+        </w:rPr>
+      </w:pPr>
+      <w:r>
+        <w:rPr>
+          <w:b/>
+          <w:bCs/>
+        </w:rPr>
+        <w:t>Quantifying and Measuring Risk</w:t>
+      </w:r>
+    </w:p>
+    <w:p>
+      <w:pPr>
+        <w:numPr>
+          <w:ilvl w:val="0"/>
+          <w:numId w:val="7"/>
+        </w:numPr>
+        <w:jc w:val="both"/>
+      </w:pPr>
+      <w:r>
+        <w:t>Standard Deviation: A measure of the volatility of investment returns. A higher standard deviation indicates greater risk, as the returns are more spread out from the expected average.</w:t>
+      </w:r>
+    </w:p>
+    <w:p>
+      <w:pPr>
+        <w:numPr>
+          <w:ilvl w:val="0"/>
+          <w:numId w:val="7"/>
+        </w:numPr>
+        <w:jc w:val="both"/>
+      </w:pPr>
+      <w:r>
+        <w:lastRenderedPageBreak/>
+        <w:t>Beta: A measure of an investment's sensitivity to overall market movements. A beta higher than 1 indicates greater volatility relative to the market, while a beta below 1 suggests lower market risk.</w:t>
+      </w:r>
+    </w:p>
+    <w:p>
+      <w:pPr>
+        <w:spacing w:before="100" w:beforeAutospacing="1" w:after="100" w:afterAutospacing="1" w:line="240" w:lineRule="auto"/>
+        <w:jc w:val="both"/>
+        <w:outlineLvl w:val="3"/>
+        <w:rPr>
+          <w:rFonts w:eastAsia="Times New Roman" w:cs="Times New Roman"/>
+          <w:b/>
+          <w:bCs/>
+          <w:kern w:val="0"/>
+          <w:lang w:eastAsia="en-CA"/>
+          <w14:ligatures w14:val="none"/>
+        </w:rPr>
+      </w:pPr>
+      <w:r>
+        <w:rPr>
+          <w:rFonts w:eastAsia="Times New Roman" w:cs="Times New Roman"/>
+          <w:b/>
+          <w:bCs/>
+          <w:kern w:val="0"/>
+          <w:lang w:eastAsia="en-CA"/>
+          <w14:ligatures w14:val="none"/>
+        </w:rPr>
+        <w:t>Types of Risk and Their Measurement</w:t>
+      </w:r>
+    </w:p>
+    <w:p>
+      <w:pPr>
+        <w:pStyle w:val="NormalWeb"/>
+        <w:numPr>
+          <w:ilvl w:val="0"/>
+          <w:numId w:val="9"/>
+        </w:numPr>
+        <w:jc w:val="both"/>
+        <w:rPr>
+          <w:rFonts w:asciiTheme="minorHAnsi" w:hAnsiTheme="minorHAnsi"/>
+        </w:rPr>
+      </w:pPr>
+      <w:r>
+        <w:rPr>
+          <w:rStyle w:val="Strong"/>
+          <w:rFonts w:asciiTheme="minorHAnsi" w:eastAsiaTheme="majorEastAsia" w:hAnsiTheme="minorHAnsi"/>
+        </w:rPr>
+        <w:t>Beta and Passive Risk:</w:t>
+      </w:r>
+      <w:r>
+        <w:rPr>
+          <w:rFonts w:asciiTheme="minorHAnsi" w:hAnsiTheme="minorHAnsi"/>
+        </w:rPr>
+        <w:t xml:space="preserve"> Beta measures an investment’s sensitivity to market movements. Investments with higher beta values carry more market risk, while lower beta investments have less market exposure.</w:t>
+      </w:r>
+    </w:p>
+    <w:p>
+      <w:pPr>
+        <w:pStyle w:val="ListParagraph"/>
+        <w:numPr>
+          <w:ilvl w:val="0"/>
+          <w:numId w:val="9"/>
+        </w:numPr>
         <w:spacing w:after="162" w:line="360" w:lineRule="auto"/>
         <w:ind w:right="60"/>
-        <w:rPr>
-          <w:rFonts w:ascii="Times New Roman" w:eastAsia="Times New Roman" w:hAnsi="Times New Roman" w:cs="Times New Roman"/>
-          <w:bCs/>
-          <w:color w:val="000000"/>
-          <w:kern w:val="0"/>
-          <w:sz w:val="32"/>
-          <w:szCs w:val="32"/>
-          <w:lang w:val="en-US"/>
-          <w14:ligatures w14:val="none"/>
-        </w:rPr>
-      </w:pPr>
-      <w:proofErr w:type="gramStart"/>
-      <w:r>
-        <w:rPr>
-          <w:rFonts w:ascii="Times New Roman" w:eastAsia="Times New Roman" w:hAnsi="Times New Roman" w:cs="Times New Roman"/>
-          <w:bCs/>
-          <w:color w:val="000000"/>
-          <w:kern w:val="0"/>
-          <w:sz w:val="32"/>
-          <w:szCs w:val="32"/>
-          <w:lang w:val="en-US"/>
-          <w14:ligatures w14:val="none"/>
-        </w:rPr>
-        <w:t>Answer</w:t>
-      </w:r>
-      <w:proofErr w:type="gramEnd"/>
-      <w:r>
-        <w:rPr>
-          <w:rFonts w:ascii="Times New Roman" w:eastAsia="Times New Roman" w:hAnsi="Times New Roman" w:cs="Times New Roman"/>
-          <w:bCs/>
-          <w:color w:val="000000"/>
-          <w:kern w:val="0"/>
-          <w:sz w:val="32"/>
-          <w:szCs w:val="32"/>
-          <w:lang w:val="en-US"/>
-          <w14:ligatures w14:val="none"/>
-        </w:rPr>
-        <w:t xml:space="preserve"> here:</w:t>
+        <w:jc w:val="both"/>
+        <w:rPr>
+          <w:rFonts w:ascii="Times New Roman" w:eastAsia="Times New Roman" w:hAnsi="Times New Roman" w:cs="Times New Roman"/>
+          <w:bCs/>
+          <w:color w:val="000000"/>
+          <w:kern w:val="0"/>
+          <w:sz w:val="32"/>
+          <w:szCs w:val="32"/>
+          <w:lang w:val="en-US"/>
+          <w14:ligatures w14:val="none"/>
+        </w:rPr>
+      </w:pPr>
+      <w:r>
+        <w:rPr>
+          <w:rStyle w:val="Strong"/>
+          <w:rFonts w:eastAsiaTheme="majorEastAsia"/>
+        </w:rPr>
+        <w:t>Alpha and Active Risk:</w:t>
+      </w:r>
+      <w:r>
+        <w:t xml:space="preserve"> Alpha refers to the excess return an investment generates over the expected return based on market risk. Active risk involves the risk taken by portfolio managers to achieve returns beyond the market, which often results in higher fees and potential underperformance if their strategies fail.</w:t>
       </w:r>
     </w:p>
     <w:p>
@@ -1701,6 +2126,931 @@
     </w:p>
     <w:p>
       <w:pPr>
+        <w:jc w:val="both"/>
+      </w:pPr>
+      <w:r>
+        <w:t>In modern finance, technologies like reinforcement learning (RL) are revolutionizing decision-making processes, especially in complex tasks such as portfolio allocation. Portfolio allocation involves distributing investments across various assets to achieve an optimal balance between risk and return. Traditional methods, such as mean-variance optimization (MVO), rely heavily on historical data to estimate expected returns and risk. However, these methods have limitations, such as their inability to fully adapt to the dynamic and unpredictable nature of financial markets.</w:t>
+      </w:r>
+    </w:p>
+    <w:p>
+      <w:pPr>
+        <w:jc w:val="both"/>
+      </w:pPr>
+      <w:r>
+        <w:t xml:space="preserve">Reinforcement learning, a branch of machine learning, offers a solution to these challenges by enabling systems to make decisions through interaction with the environment and by learning from real-time data. </w:t>
+      </w:r>
+    </w:p>
+    <w:p>
+      <w:pPr>
+        <w:jc w:val="both"/>
+      </w:pPr>
+      <w:r>
+        <w:rPr>
+          <w:b/>
+          <w:bCs/>
+        </w:rPr>
+        <w:t>Applications of Reinforcement Learning in Portfolio Allocation:</w:t>
+      </w:r>
+    </w:p>
+    <w:p>
+      <w:pPr>
+        <w:numPr>
+          <w:ilvl w:val="0"/>
+          <w:numId w:val="11"/>
+        </w:numPr>
+        <w:jc w:val="both"/>
+      </w:pPr>
+      <w:r>
+        <w:rPr>
+          <w:b/>
+          <w:bCs/>
+        </w:rPr>
+        <w:t>Dynamic Portfolio Optimization:</w:t>
+      </w:r>
+      <w:r>
+        <w:t xml:space="preserve"> RL models can adjust asset weights adaptively in response to evolving market conditions.</w:t>
+      </w:r>
+    </w:p>
+    <w:p>
+      <w:pPr>
+        <w:numPr>
+          <w:ilvl w:val="0"/>
+          <w:numId w:val="11"/>
+        </w:numPr>
+        <w:jc w:val="both"/>
+      </w:pPr>
+      <w:r>
+        <w:rPr>
+          <w:b/>
+          <w:bCs/>
+        </w:rPr>
+        <w:t>Risk-Reward Balancing:</w:t>
+      </w:r>
+      <w:r>
+        <w:t xml:space="preserve"> RL models use custom reward functions to prioritize risk-adjusted returns, considering metrics like Value-at-Risk (</w:t>
+      </w:r>
+      <w:proofErr w:type="spellStart"/>
+      <w:r>
+        <w:t>VaR</w:t>
+      </w:r>
+      <w:proofErr w:type="spellEnd"/>
+      <w:r>
+        <w:t>) and Conditional Value-at-Risk (CVaR).</w:t>
+      </w:r>
+    </w:p>
+    <w:p>
+      <w:pPr>
+        <w:numPr>
+          <w:ilvl w:val="0"/>
+          <w:numId w:val="11"/>
+        </w:numPr>
+        <w:jc w:val="both"/>
+      </w:pPr>
+      <w:r>
+        <w:rPr>
+          <w:b/>
+          <w:bCs/>
+        </w:rPr>
+        <w:t>Real-Time Market Responses:</w:t>
+      </w:r>
+      <w:r>
+        <w:t xml:space="preserve"> RL agents can respond to immediate market shifts, improving portfolio performance compared to traditional methods</w:t>
+      </w:r>
+    </w:p>
+    <w:p>
+      <w:pPr>
+        <w:jc w:val="both"/>
+      </w:pPr>
+      <w:r>
+        <w:lastRenderedPageBreak/>
+        <w:t>Comparison of traditional methods vs reinforcement learning</w:t>
+      </w:r>
+    </w:p>
+    <w:tbl>
+      <w:tblPr>
+        <w:tblStyle w:val="TableGrid"/>
+        <w:tblW w:w="0" w:type="auto"/>
+        <w:tblLook w:val="04A0" w:firstRow="1" w:lastRow="0" w:firstColumn="1" w:lastColumn="0" w:noHBand="0" w:noVBand="1"/>
+      </w:tblPr>
+      <w:tblGrid>
+        <w:gridCol w:w="2284"/>
+        <w:gridCol w:w="3424"/>
+        <w:gridCol w:w="3642"/>
+      </w:tblGrid>
+      <w:tr>
+        <w:tc>
+          <w:tcPr>
+            <w:tcW w:w="0" w:type="auto"/>
+            <w:hideMark/>
+          </w:tcPr>
+          <w:p>
+            <w:pPr>
+              <w:jc w:val="center"/>
+              <w:rPr>
+                <w:rFonts w:ascii="Times New Roman" w:eastAsia="Times New Roman" w:hAnsi="Times New Roman" w:cs="Times New Roman"/>
+                <w:b/>
+                <w:bCs/>
+                <w:kern w:val="0"/>
+                <w:lang w:eastAsia="en-CA"/>
+                <w14:ligatures w14:val="none"/>
+              </w:rPr>
+            </w:pPr>
+            <w:r>
+              <w:rPr>
+                <w:rFonts w:ascii="Times New Roman" w:eastAsia="Times New Roman" w:hAnsi="Times New Roman" w:cs="Times New Roman"/>
+                <w:b/>
+                <w:bCs/>
+                <w:kern w:val="0"/>
+                <w:lang w:eastAsia="en-CA"/>
+                <w14:ligatures w14:val="none"/>
+              </w:rPr>
+              <w:t>Aspect</w:t>
+            </w:r>
+          </w:p>
+        </w:tc>
+        <w:tc>
+          <w:tcPr>
+            <w:tcW w:w="0" w:type="auto"/>
+            <w:hideMark/>
+          </w:tcPr>
+          <w:p>
+            <w:pPr>
+              <w:jc w:val="center"/>
+              <w:rPr>
+                <w:rFonts w:ascii="Times New Roman" w:eastAsia="Times New Roman" w:hAnsi="Times New Roman" w:cs="Times New Roman"/>
+                <w:b/>
+                <w:bCs/>
+                <w:kern w:val="0"/>
+                <w:lang w:eastAsia="en-CA"/>
+                <w14:ligatures w14:val="none"/>
+              </w:rPr>
+            </w:pPr>
+            <w:r>
+              <w:rPr>
+                <w:rFonts w:ascii="Times New Roman" w:eastAsia="Times New Roman" w:hAnsi="Times New Roman" w:cs="Times New Roman"/>
+                <w:b/>
+                <w:bCs/>
+                <w:kern w:val="0"/>
+                <w:lang w:eastAsia="en-CA"/>
+                <w14:ligatures w14:val="none"/>
+              </w:rPr>
+              <w:t>Traditional Methods</w:t>
+            </w:r>
+          </w:p>
+        </w:tc>
+        <w:tc>
+          <w:tcPr>
+            <w:tcW w:w="0" w:type="auto"/>
+            <w:hideMark/>
+          </w:tcPr>
+          <w:p>
+            <w:pPr>
+              <w:jc w:val="center"/>
+              <w:rPr>
+                <w:rFonts w:ascii="Times New Roman" w:eastAsia="Times New Roman" w:hAnsi="Times New Roman" w:cs="Times New Roman"/>
+                <w:b/>
+                <w:bCs/>
+                <w:kern w:val="0"/>
+                <w:lang w:eastAsia="en-CA"/>
+                <w14:ligatures w14:val="none"/>
+              </w:rPr>
+            </w:pPr>
+            <w:r>
+              <w:rPr>
+                <w:rFonts w:ascii="Times New Roman" w:eastAsia="Times New Roman" w:hAnsi="Times New Roman" w:cs="Times New Roman"/>
+                <w:b/>
+                <w:bCs/>
+                <w:kern w:val="0"/>
+                <w:lang w:eastAsia="en-CA"/>
+                <w14:ligatures w14:val="none"/>
+              </w:rPr>
+              <w:t>Reinforcement Learning (RL)</w:t>
+            </w:r>
+          </w:p>
+        </w:tc>
+      </w:tr>
+      <w:tr>
+        <w:tc>
+          <w:tcPr>
+            <w:tcW w:w="0" w:type="auto"/>
+            <w:hideMark/>
+          </w:tcPr>
+          <w:p>
+            <w:pPr>
+              <w:rPr>
+                <w:rFonts w:ascii="Times New Roman" w:eastAsia="Times New Roman" w:hAnsi="Times New Roman" w:cs="Times New Roman"/>
+                <w:kern w:val="0"/>
+                <w:lang w:eastAsia="en-CA"/>
+                <w14:ligatures w14:val="none"/>
+              </w:rPr>
+            </w:pPr>
+            <w:r>
+              <w:rPr>
+                <w:rFonts w:ascii="Times New Roman" w:eastAsia="Times New Roman" w:hAnsi="Times New Roman" w:cs="Times New Roman"/>
+                <w:b/>
+                <w:bCs/>
+                <w:kern w:val="0"/>
+                <w:lang w:eastAsia="en-CA"/>
+                <w14:ligatures w14:val="none"/>
+              </w:rPr>
+              <w:t>Methodology</w:t>
+            </w:r>
+          </w:p>
+        </w:tc>
+        <w:tc>
+          <w:tcPr>
+            <w:tcW w:w="0" w:type="auto"/>
+            <w:hideMark/>
+          </w:tcPr>
+          <w:p>
+            <w:pPr>
+              <w:rPr>
+                <w:rFonts w:ascii="Times New Roman" w:eastAsia="Times New Roman" w:hAnsi="Times New Roman" w:cs="Times New Roman"/>
+                <w:kern w:val="0"/>
+                <w:lang w:eastAsia="en-CA"/>
+                <w14:ligatures w14:val="none"/>
+              </w:rPr>
+            </w:pPr>
+            <w:r>
+              <w:rPr>
+                <w:rFonts w:ascii="Times New Roman" w:eastAsia="Times New Roman" w:hAnsi="Times New Roman" w:cs="Times New Roman"/>
+                <w:kern w:val="0"/>
+                <w:lang w:eastAsia="en-CA"/>
+                <w14:ligatures w14:val="none"/>
+              </w:rPr>
+              <w:t>Relies on historical data (e.g., mean-variance optimization).</w:t>
+            </w:r>
+          </w:p>
+        </w:tc>
+        <w:tc>
+          <w:tcPr>
+            <w:tcW w:w="0" w:type="auto"/>
+            <w:hideMark/>
+          </w:tcPr>
+          <w:p>
+            <w:pPr>
+              <w:rPr>
+                <w:rFonts w:ascii="Times New Roman" w:eastAsia="Times New Roman" w:hAnsi="Times New Roman" w:cs="Times New Roman"/>
+                <w:kern w:val="0"/>
+                <w:lang w:eastAsia="en-CA"/>
+                <w14:ligatures w14:val="none"/>
+              </w:rPr>
+            </w:pPr>
+            <w:r>
+              <w:rPr>
+                <w:rFonts w:ascii="Times New Roman" w:eastAsia="Times New Roman" w:hAnsi="Times New Roman" w:cs="Times New Roman"/>
+                <w:kern w:val="0"/>
+                <w:lang w:eastAsia="en-CA"/>
+                <w14:ligatures w14:val="none"/>
+              </w:rPr>
+              <w:t>Uses real-time data, learns from interaction with the environment.</w:t>
+            </w:r>
+          </w:p>
+        </w:tc>
+      </w:tr>
+      <w:tr>
+        <w:tc>
+          <w:tcPr>
+            <w:tcW w:w="0" w:type="auto"/>
+            <w:hideMark/>
+          </w:tcPr>
+          <w:p>
+            <w:pPr>
+              <w:rPr>
+                <w:rFonts w:ascii="Times New Roman" w:eastAsia="Times New Roman" w:hAnsi="Times New Roman" w:cs="Times New Roman"/>
+                <w:kern w:val="0"/>
+                <w:lang w:eastAsia="en-CA"/>
+                <w14:ligatures w14:val="none"/>
+              </w:rPr>
+            </w:pPr>
+            <w:r>
+              <w:rPr>
+                <w:rFonts w:ascii="Times New Roman" w:eastAsia="Times New Roman" w:hAnsi="Times New Roman" w:cs="Times New Roman"/>
+                <w:b/>
+                <w:bCs/>
+                <w:kern w:val="0"/>
+                <w:lang w:eastAsia="en-CA"/>
+                <w14:ligatures w14:val="none"/>
+              </w:rPr>
+              <w:t>Adaptability</w:t>
+            </w:r>
+          </w:p>
+        </w:tc>
+        <w:tc>
+          <w:tcPr>
+            <w:tcW w:w="0" w:type="auto"/>
+            <w:hideMark/>
+          </w:tcPr>
+          <w:p>
+            <w:pPr>
+              <w:rPr>
+                <w:rFonts w:ascii="Times New Roman" w:eastAsia="Times New Roman" w:hAnsi="Times New Roman" w:cs="Times New Roman"/>
+                <w:kern w:val="0"/>
+                <w:lang w:eastAsia="en-CA"/>
+                <w14:ligatures w14:val="none"/>
+              </w:rPr>
+            </w:pPr>
+            <w:r>
+              <w:rPr>
+                <w:rFonts w:ascii="Times New Roman" w:eastAsia="Times New Roman" w:hAnsi="Times New Roman" w:cs="Times New Roman"/>
+                <w:kern w:val="0"/>
+                <w:lang w:eastAsia="en-CA"/>
+                <w14:ligatures w14:val="none"/>
+              </w:rPr>
+              <w:t>Limited adaptability, struggles with sudden market changes.</w:t>
+            </w:r>
+          </w:p>
+        </w:tc>
+        <w:tc>
+          <w:tcPr>
+            <w:tcW w:w="0" w:type="auto"/>
+            <w:hideMark/>
+          </w:tcPr>
+          <w:p>
+            <w:pPr>
+              <w:rPr>
+                <w:rFonts w:ascii="Times New Roman" w:eastAsia="Times New Roman" w:hAnsi="Times New Roman" w:cs="Times New Roman"/>
+                <w:kern w:val="0"/>
+                <w:lang w:eastAsia="en-CA"/>
+                <w14:ligatures w14:val="none"/>
+              </w:rPr>
+            </w:pPr>
+            <w:r>
+              <w:rPr>
+                <w:rFonts w:ascii="Times New Roman" w:eastAsia="Times New Roman" w:hAnsi="Times New Roman" w:cs="Times New Roman"/>
+                <w:kern w:val="0"/>
+                <w:lang w:eastAsia="en-CA"/>
+                <w14:ligatures w14:val="none"/>
+              </w:rPr>
+              <w:t>Highly adaptive, adjusts based on real-time market conditions.</w:t>
+            </w:r>
+          </w:p>
+        </w:tc>
+      </w:tr>
+      <w:tr>
+        <w:tc>
+          <w:tcPr>
+            <w:tcW w:w="0" w:type="auto"/>
+            <w:hideMark/>
+          </w:tcPr>
+          <w:p>
+            <w:pPr>
+              <w:rPr>
+                <w:rFonts w:ascii="Times New Roman" w:eastAsia="Times New Roman" w:hAnsi="Times New Roman" w:cs="Times New Roman"/>
+                <w:kern w:val="0"/>
+                <w:lang w:eastAsia="en-CA"/>
+                <w14:ligatures w14:val="none"/>
+              </w:rPr>
+            </w:pPr>
+            <w:r>
+              <w:rPr>
+                <w:rFonts w:ascii="Times New Roman" w:eastAsia="Times New Roman" w:hAnsi="Times New Roman" w:cs="Times New Roman"/>
+                <w:b/>
+                <w:bCs/>
+                <w:kern w:val="0"/>
+                <w:lang w:eastAsia="en-CA"/>
+                <w14:ligatures w14:val="none"/>
+              </w:rPr>
+              <w:t>Risk Management</w:t>
+            </w:r>
+          </w:p>
+        </w:tc>
+        <w:tc>
+          <w:tcPr>
+            <w:tcW w:w="0" w:type="auto"/>
+            <w:hideMark/>
+          </w:tcPr>
+          <w:p>
+            <w:pPr>
+              <w:rPr>
+                <w:rFonts w:ascii="Times New Roman" w:eastAsia="Times New Roman" w:hAnsi="Times New Roman" w:cs="Times New Roman"/>
+                <w:kern w:val="0"/>
+                <w:lang w:eastAsia="en-CA"/>
+                <w14:ligatures w14:val="none"/>
+              </w:rPr>
+            </w:pPr>
+            <w:r>
+              <w:rPr>
+                <w:rFonts w:ascii="Times New Roman" w:eastAsia="Times New Roman" w:hAnsi="Times New Roman" w:cs="Times New Roman"/>
+                <w:kern w:val="0"/>
+                <w:lang w:eastAsia="en-CA"/>
+                <w14:ligatures w14:val="none"/>
+              </w:rPr>
+              <w:t>Risk assessed using static models (e.g., volatility, correlation).</w:t>
+            </w:r>
+          </w:p>
+        </w:tc>
+        <w:tc>
+          <w:tcPr>
+            <w:tcW w:w="0" w:type="auto"/>
+            <w:hideMark/>
+          </w:tcPr>
+          <w:p>
+            <w:pPr>
+              <w:rPr>
+                <w:rFonts w:ascii="Times New Roman" w:eastAsia="Times New Roman" w:hAnsi="Times New Roman" w:cs="Times New Roman"/>
+                <w:kern w:val="0"/>
+                <w:lang w:eastAsia="en-CA"/>
+                <w14:ligatures w14:val="none"/>
+              </w:rPr>
+            </w:pPr>
+            <w:r>
+              <w:rPr>
+                <w:rFonts w:ascii="Times New Roman" w:eastAsia="Times New Roman" w:hAnsi="Times New Roman" w:cs="Times New Roman"/>
+                <w:kern w:val="0"/>
+                <w:lang w:eastAsia="en-CA"/>
+                <w14:ligatures w14:val="none"/>
+              </w:rPr>
+              <w:t>Dynamic risk management, continuously adjusts based on feedback.</w:t>
+            </w:r>
+          </w:p>
+        </w:tc>
+      </w:tr>
+      <w:tr>
+        <w:tc>
+          <w:tcPr>
+            <w:tcW w:w="0" w:type="auto"/>
+            <w:hideMark/>
+          </w:tcPr>
+          <w:p>
+            <w:pPr>
+              <w:rPr>
+                <w:rFonts w:ascii="Times New Roman" w:eastAsia="Times New Roman" w:hAnsi="Times New Roman" w:cs="Times New Roman"/>
+                <w:kern w:val="0"/>
+                <w:lang w:eastAsia="en-CA"/>
+                <w14:ligatures w14:val="none"/>
+              </w:rPr>
+            </w:pPr>
+            <w:r>
+              <w:rPr>
+                <w:rFonts w:ascii="Times New Roman" w:eastAsia="Times New Roman" w:hAnsi="Times New Roman" w:cs="Times New Roman"/>
+                <w:b/>
+                <w:bCs/>
+                <w:kern w:val="0"/>
+                <w:lang w:eastAsia="en-CA"/>
+                <w14:ligatures w14:val="none"/>
+              </w:rPr>
+              <w:t>Handling Complex Constraints</w:t>
+            </w:r>
+          </w:p>
+        </w:tc>
+        <w:tc>
+          <w:tcPr>
+            <w:tcW w:w="0" w:type="auto"/>
+            <w:hideMark/>
+          </w:tcPr>
+          <w:p>
+            <w:pPr>
+              <w:rPr>
+                <w:rFonts w:ascii="Times New Roman" w:eastAsia="Times New Roman" w:hAnsi="Times New Roman" w:cs="Times New Roman"/>
+                <w:kern w:val="0"/>
+                <w:lang w:eastAsia="en-CA"/>
+                <w14:ligatures w14:val="none"/>
+              </w:rPr>
+            </w:pPr>
+            <w:r>
+              <w:rPr>
+                <w:rFonts w:ascii="Times New Roman" w:eastAsia="Times New Roman" w:hAnsi="Times New Roman" w:cs="Times New Roman"/>
+                <w:kern w:val="0"/>
+                <w:lang w:eastAsia="en-CA"/>
+                <w14:ligatures w14:val="none"/>
+              </w:rPr>
+              <w:t>Limited flexibility in incorporating evolving constraints.</w:t>
+            </w:r>
+          </w:p>
+        </w:tc>
+        <w:tc>
+          <w:tcPr>
+            <w:tcW w:w="0" w:type="auto"/>
+            <w:hideMark/>
+          </w:tcPr>
+          <w:p>
+            <w:pPr>
+              <w:rPr>
+                <w:rFonts w:ascii="Times New Roman" w:eastAsia="Times New Roman" w:hAnsi="Times New Roman" w:cs="Times New Roman"/>
+                <w:kern w:val="0"/>
+                <w:lang w:eastAsia="en-CA"/>
+                <w14:ligatures w14:val="none"/>
+              </w:rPr>
+            </w:pPr>
+            <w:r>
+              <w:rPr>
+                <w:rFonts w:ascii="Times New Roman" w:eastAsia="Times New Roman" w:hAnsi="Times New Roman" w:cs="Times New Roman"/>
+                <w:kern w:val="0"/>
+                <w:lang w:eastAsia="en-CA"/>
+                <w14:ligatures w14:val="none"/>
+              </w:rPr>
+              <w:t>Handles multiple constraints (e.g., ESG, liquidity) dynamically.</w:t>
+            </w:r>
+          </w:p>
+        </w:tc>
+      </w:tr>
+      <w:tr>
+        <w:tc>
+          <w:tcPr>
+            <w:tcW w:w="0" w:type="auto"/>
+            <w:hideMark/>
+          </w:tcPr>
+          <w:p>
+            <w:pPr>
+              <w:rPr>
+                <w:rFonts w:ascii="Times New Roman" w:eastAsia="Times New Roman" w:hAnsi="Times New Roman" w:cs="Times New Roman"/>
+                <w:kern w:val="0"/>
+                <w:lang w:eastAsia="en-CA"/>
+                <w14:ligatures w14:val="none"/>
+              </w:rPr>
+            </w:pPr>
+            <w:r>
+              <w:rPr>
+                <w:rFonts w:ascii="Times New Roman" w:eastAsia="Times New Roman" w:hAnsi="Times New Roman" w:cs="Times New Roman"/>
+                <w:b/>
+                <w:bCs/>
+                <w:kern w:val="0"/>
+                <w:lang w:eastAsia="en-CA"/>
+                <w14:ligatures w14:val="none"/>
+              </w:rPr>
+              <w:t>Efficiency and Speed</w:t>
+            </w:r>
+          </w:p>
+        </w:tc>
+        <w:tc>
+          <w:tcPr>
+            <w:tcW w:w="0" w:type="auto"/>
+            <w:hideMark/>
+          </w:tcPr>
+          <w:p>
+            <w:pPr>
+              <w:rPr>
+                <w:rFonts w:ascii="Times New Roman" w:eastAsia="Times New Roman" w:hAnsi="Times New Roman" w:cs="Times New Roman"/>
+                <w:kern w:val="0"/>
+                <w:lang w:eastAsia="en-CA"/>
+                <w14:ligatures w14:val="none"/>
+              </w:rPr>
+            </w:pPr>
+            <w:r>
+              <w:rPr>
+                <w:rFonts w:ascii="Times New Roman" w:eastAsia="Times New Roman" w:hAnsi="Times New Roman" w:cs="Times New Roman"/>
+                <w:kern w:val="0"/>
+                <w:lang w:eastAsia="en-CA"/>
+                <w14:ligatures w14:val="none"/>
+              </w:rPr>
+              <w:t>Slower decision-making, often requires recalibration.</w:t>
+            </w:r>
+          </w:p>
+        </w:tc>
+        <w:tc>
+          <w:tcPr>
+            <w:tcW w:w="0" w:type="auto"/>
+            <w:hideMark/>
+          </w:tcPr>
+          <w:p>
+            <w:pPr>
+              <w:rPr>
+                <w:rFonts w:ascii="Times New Roman" w:eastAsia="Times New Roman" w:hAnsi="Times New Roman" w:cs="Times New Roman"/>
+                <w:kern w:val="0"/>
+                <w:lang w:eastAsia="en-CA"/>
+                <w14:ligatures w14:val="none"/>
+              </w:rPr>
+            </w:pPr>
+            <w:r>
+              <w:rPr>
+                <w:rFonts w:ascii="Times New Roman" w:eastAsia="Times New Roman" w:hAnsi="Times New Roman" w:cs="Times New Roman"/>
+                <w:kern w:val="0"/>
+                <w:lang w:eastAsia="en-CA"/>
+                <w14:ligatures w14:val="none"/>
+              </w:rPr>
+              <w:t>Fast decision-making, operates in real-time with automated adjustments.</w:t>
+            </w:r>
+          </w:p>
+        </w:tc>
+      </w:tr>
+      <w:tr>
+        <w:tc>
+          <w:tcPr>
+            <w:tcW w:w="0" w:type="auto"/>
+            <w:hideMark/>
+          </w:tcPr>
+          <w:p>
+            <w:pPr>
+              <w:rPr>
+                <w:rFonts w:ascii="Times New Roman" w:eastAsia="Times New Roman" w:hAnsi="Times New Roman" w:cs="Times New Roman"/>
+                <w:kern w:val="0"/>
+                <w:lang w:eastAsia="en-CA"/>
+                <w14:ligatures w14:val="none"/>
+              </w:rPr>
+            </w:pPr>
+            <w:r>
+              <w:rPr>
+                <w:rFonts w:ascii="Times New Roman" w:eastAsia="Times New Roman" w:hAnsi="Times New Roman" w:cs="Times New Roman"/>
+                <w:b/>
+                <w:bCs/>
+                <w:kern w:val="0"/>
+                <w:lang w:eastAsia="en-CA"/>
+                <w14:ligatures w14:val="none"/>
+              </w:rPr>
+              <w:t>Learning from Past Performance</w:t>
+            </w:r>
+          </w:p>
+        </w:tc>
+        <w:tc>
+          <w:tcPr>
+            <w:tcW w:w="0" w:type="auto"/>
+            <w:hideMark/>
+          </w:tcPr>
+          <w:p>
+            <w:pPr>
+              <w:rPr>
+                <w:rFonts w:ascii="Times New Roman" w:eastAsia="Times New Roman" w:hAnsi="Times New Roman" w:cs="Times New Roman"/>
+                <w:kern w:val="0"/>
+                <w:lang w:eastAsia="en-CA"/>
+                <w14:ligatures w14:val="none"/>
+              </w:rPr>
+            </w:pPr>
+            <w:r>
+              <w:rPr>
+                <w:rFonts w:ascii="Times New Roman" w:eastAsia="Times New Roman" w:hAnsi="Times New Roman" w:cs="Times New Roman"/>
+                <w:kern w:val="0"/>
+                <w:lang w:eastAsia="en-CA"/>
+                <w14:ligatures w14:val="none"/>
+              </w:rPr>
+              <w:t>Dependent on historical performance, risk of overfitting.</w:t>
+            </w:r>
+          </w:p>
+        </w:tc>
+        <w:tc>
+          <w:tcPr>
+            <w:tcW w:w="0" w:type="auto"/>
+            <w:hideMark/>
+          </w:tcPr>
+          <w:p>
+            <w:pPr>
+              <w:rPr>
+                <w:rFonts w:ascii="Times New Roman" w:eastAsia="Times New Roman" w:hAnsi="Times New Roman" w:cs="Times New Roman"/>
+                <w:kern w:val="0"/>
+                <w:lang w:eastAsia="en-CA"/>
+                <w14:ligatures w14:val="none"/>
+              </w:rPr>
+            </w:pPr>
+            <w:r>
+              <w:rPr>
+                <w:rFonts w:ascii="Times New Roman" w:eastAsia="Times New Roman" w:hAnsi="Times New Roman" w:cs="Times New Roman"/>
+                <w:kern w:val="0"/>
+                <w:lang w:eastAsia="en-CA"/>
+                <w14:ligatures w14:val="none"/>
+              </w:rPr>
+              <w:t>Continuously learns from feedback, reduces overfitting risks.</w:t>
+            </w:r>
+          </w:p>
+        </w:tc>
+      </w:tr>
+      <w:tr>
+        <w:tc>
+          <w:tcPr>
+            <w:tcW w:w="0" w:type="auto"/>
+            <w:hideMark/>
+          </w:tcPr>
+          <w:p>
+            <w:pPr>
+              <w:rPr>
+                <w:rFonts w:ascii="Times New Roman" w:eastAsia="Times New Roman" w:hAnsi="Times New Roman" w:cs="Times New Roman"/>
+                <w:kern w:val="0"/>
+                <w:lang w:eastAsia="en-CA"/>
+                <w14:ligatures w14:val="none"/>
+              </w:rPr>
+            </w:pPr>
+            <w:r>
+              <w:rPr>
+                <w:rFonts w:ascii="Times New Roman" w:eastAsia="Times New Roman" w:hAnsi="Times New Roman" w:cs="Times New Roman"/>
+                <w:b/>
+                <w:bCs/>
+                <w:kern w:val="0"/>
+                <w:lang w:eastAsia="en-CA"/>
+                <w14:ligatures w14:val="none"/>
+              </w:rPr>
+              <w:t>Human Bias and Emotion</w:t>
+            </w:r>
+          </w:p>
+        </w:tc>
+        <w:tc>
+          <w:tcPr>
+            <w:tcW w:w="0" w:type="auto"/>
+            <w:hideMark/>
+          </w:tcPr>
+          <w:p>
+            <w:pPr>
+              <w:rPr>
+                <w:rFonts w:ascii="Times New Roman" w:eastAsia="Times New Roman" w:hAnsi="Times New Roman" w:cs="Times New Roman"/>
+                <w:kern w:val="0"/>
+                <w:lang w:eastAsia="en-CA"/>
+                <w14:ligatures w14:val="none"/>
+              </w:rPr>
+            </w:pPr>
+            <w:r>
+              <w:rPr>
+                <w:rFonts w:ascii="Times New Roman" w:eastAsia="Times New Roman" w:hAnsi="Times New Roman" w:cs="Times New Roman"/>
+                <w:kern w:val="0"/>
+                <w:lang w:eastAsia="en-CA"/>
+                <w14:ligatures w14:val="none"/>
+              </w:rPr>
+              <w:t>Susceptible to human biases (e.g., overconfidence, loss aversion).</w:t>
+            </w:r>
+          </w:p>
+        </w:tc>
+        <w:tc>
+          <w:tcPr>
+            <w:tcW w:w="0" w:type="auto"/>
+            <w:hideMark/>
+          </w:tcPr>
+          <w:p>
+            <w:pPr>
+              <w:rPr>
+                <w:rFonts w:ascii="Times New Roman" w:eastAsia="Times New Roman" w:hAnsi="Times New Roman" w:cs="Times New Roman"/>
+                <w:kern w:val="0"/>
+                <w:lang w:eastAsia="en-CA"/>
+                <w14:ligatures w14:val="none"/>
+              </w:rPr>
+            </w:pPr>
+            <w:r>
+              <w:rPr>
+                <w:rFonts w:ascii="Times New Roman" w:eastAsia="Times New Roman" w:hAnsi="Times New Roman" w:cs="Times New Roman"/>
+                <w:kern w:val="0"/>
+                <w:lang w:eastAsia="en-CA"/>
+                <w14:ligatures w14:val="none"/>
+              </w:rPr>
+              <w:t>Objective, data-driven decisions without human emotional bias.</w:t>
+            </w:r>
+          </w:p>
+        </w:tc>
+      </w:tr>
+    </w:tbl>
+    <w:p>
+      <w:pPr>
+        <w:jc w:val="both"/>
+        <w:rPr>
+          <w:b/>
+          <w:bCs/>
+        </w:rPr>
+      </w:pPr>
+    </w:p>
+    <w:p>
+      <w:pPr>
+        <w:jc w:val="both"/>
+        <w:rPr>
+          <w:b/>
+          <w:bCs/>
+        </w:rPr>
+      </w:pPr>
+      <w:r>
+        <w:rPr>
+          <w:b/>
+          <w:bCs/>
+        </w:rPr>
+        <w:t>Challenges and Considerations</w:t>
+      </w:r>
+    </w:p>
+    <w:p>
+      <w:pPr>
+        <w:pStyle w:val="ListParagraph"/>
+        <w:numPr>
+          <w:ilvl w:val="0"/>
+          <w:numId w:val="10"/>
+        </w:numPr>
+        <w:spacing w:after="0" w:line="240" w:lineRule="auto"/>
+        <w:jc w:val="both"/>
+        <w:rPr>
+          <w:rFonts w:eastAsia="Times New Roman" w:cs="Times New Roman"/>
+          <w:kern w:val="0"/>
+          <w:lang w:eastAsia="en-CA"/>
+          <w14:ligatures w14:val="none"/>
+        </w:rPr>
+      </w:pPr>
+      <w:r>
+        <w:rPr>
+          <w:rFonts w:eastAsia="Times New Roman" w:cs="Times New Roman"/>
+          <w:b/>
+          <w:bCs/>
+          <w:kern w:val="0"/>
+          <w:lang w:eastAsia="en-CA"/>
+          <w14:ligatures w14:val="none"/>
+        </w:rPr>
+        <w:t>Data Requirements:</w:t>
+      </w:r>
+      <w:r>
+        <w:rPr>
+          <w:rFonts w:eastAsia="Times New Roman" w:cs="Times New Roman"/>
+          <w:kern w:val="0"/>
+          <w:lang w:eastAsia="en-CA"/>
+          <w14:ligatures w14:val="none"/>
+        </w:rPr>
+        <w:t xml:space="preserve"> RL models require high-quality, granular data for effective training. Incomplete or noisy data may lead to poor decision-making.</w:t>
+      </w:r>
+    </w:p>
+    <w:p>
+      <w:pPr>
+        <w:pStyle w:val="ListParagraph"/>
+        <w:numPr>
+          <w:ilvl w:val="0"/>
+          <w:numId w:val="10"/>
+        </w:numPr>
+        <w:spacing w:after="0" w:line="240" w:lineRule="auto"/>
+        <w:jc w:val="both"/>
+        <w:rPr>
+          <w:rFonts w:eastAsia="Times New Roman" w:cs="Times New Roman"/>
+          <w:kern w:val="0"/>
+          <w:lang w:eastAsia="en-CA"/>
+          <w14:ligatures w14:val="none"/>
+        </w:rPr>
+      </w:pPr>
+      <w:r>
+        <w:rPr>
+          <w:rFonts w:eastAsia="Times New Roman" w:cs="Times New Roman"/>
+          <w:b/>
+          <w:bCs/>
+          <w:kern w:val="0"/>
+          <w:lang w:eastAsia="en-CA"/>
+          <w14:ligatures w14:val="none"/>
+        </w:rPr>
+        <w:t>Computational Complexity:</w:t>
+      </w:r>
+      <w:r>
+        <w:rPr>
+          <w:rFonts w:eastAsia="Times New Roman" w:cs="Times New Roman"/>
+          <w:kern w:val="0"/>
+          <w:lang w:eastAsia="en-CA"/>
+          <w14:ligatures w14:val="none"/>
+        </w:rPr>
+        <w:t xml:space="preserve"> Training RL agents involves significant computational resources, requiring advanced hardware and specialized software.</w:t>
+      </w:r>
+    </w:p>
+    <w:p>
+      <w:pPr>
+        <w:pStyle w:val="ListParagraph"/>
+        <w:numPr>
+          <w:ilvl w:val="0"/>
+          <w:numId w:val="10"/>
+        </w:numPr>
+        <w:spacing w:after="0" w:line="240" w:lineRule="auto"/>
+        <w:jc w:val="both"/>
+        <w:rPr>
+          <w:rFonts w:eastAsia="Times New Roman" w:cs="Times New Roman"/>
+          <w:kern w:val="0"/>
+          <w:lang w:eastAsia="en-CA"/>
+          <w14:ligatures w14:val="none"/>
+        </w:rPr>
+      </w:pPr>
+      <w:r>
+        <w:rPr>
+          <w:rFonts w:eastAsia="Times New Roman" w:cs="Times New Roman"/>
+          <w:b/>
+          <w:bCs/>
+          <w:kern w:val="0"/>
+          <w:lang w:eastAsia="en-CA"/>
+          <w14:ligatures w14:val="none"/>
+        </w:rPr>
+        <w:t>Regulatory Scrutiny:</w:t>
+      </w:r>
+      <w:r>
+        <w:rPr>
+          <w:rFonts w:eastAsia="Times New Roman" w:cs="Times New Roman"/>
+          <w:kern w:val="0"/>
+          <w:lang w:eastAsia="en-CA"/>
+          <w14:ligatures w14:val="none"/>
+        </w:rPr>
+        <w:t xml:space="preserve"> Financial institutions must ensure that RL models comply with financial regulations, including transparency and accountability.</w:t>
+      </w:r>
+    </w:p>
+    <w:p>
+      <w:pPr>
+        <w:pStyle w:val="ListParagraph"/>
+        <w:numPr>
+          <w:ilvl w:val="0"/>
+          <w:numId w:val="10"/>
+        </w:numPr>
+        <w:jc w:val="both"/>
+      </w:pPr>
+      <w:r>
+        <w:rPr>
+          <w:rFonts w:eastAsia="Times New Roman" w:cs="Times New Roman"/>
+          <w:b/>
+          <w:bCs/>
+          <w:kern w:val="0"/>
+          <w:lang w:eastAsia="en-CA"/>
+          <w14:ligatures w14:val="none"/>
+        </w:rPr>
+        <w:t>Interpretability:</w:t>
+      </w:r>
+      <w:r>
+        <w:rPr>
+          <w:rFonts w:eastAsia="Times New Roman" w:cs="Times New Roman"/>
+          <w:kern w:val="0"/>
+          <w:lang w:eastAsia="en-CA"/>
+          <w14:ligatures w14:val="none"/>
+        </w:rPr>
+        <w:t xml:space="preserve"> Explaining RL decisions can be challenging, as the models often operate as black-box systems. This makes it harder to communicate the rationale behind a decision to stakeholders.</w:t>
+      </w:r>
+    </w:p>
+    <w:p>
+      <w:pPr>
         <w:spacing w:after="162" w:line="360" w:lineRule="auto"/>
         <w:ind w:right="60"/>
         <w:rPr>
@@ -1714,34 +3064,6 @@
           <w14:ligatures w14:val="none"/>
         </w:rPr>
       </w:pPr>
-      <w:proofErr w:type="gramStart"/>
-      <w:r>
-        <w:rPr>
-          <w:rFonts w:ascii="Times New Roman" w:eastAsia="Times New Roman" w:hAnsi="Times New Roman" w:cs="Times New Roman"/>
-          <w:bCs/>
-          <w:color w:val="000000"/>
-          <w:kern w:val="0"/>
-          <w:sz w:val="32"/>
-          <w:szCs w:val="32"/>
-          <w:lang w:val="en-US"/>
-          <w14:ligatures w14:val="none"/>
-        </w:rPr>
-        <w:t>Answer</w:t>
-      </w:r>
-      <w:proofErr w:type="gramEnd"/>
-      <w:r>
-        <w:rPr>
-          <w:rFonts w:ascii="Times New Roman" w:eastAsia="Times New Roman" w:hAnsi="Times New Roman" w:cs="Times New Roman"/>
-          <w:bCs/>
-          <w:color w:val="000000"/>
-          <w:kern w:val="0"/>
-          <w:sz w:val="32"/>
-          <w:szCs w:val="32"/>
-          <w:lang w:val="en-US"/>
-          <w14:ligatures w14:val="none"/>
-        </w:rPr>
-        <w:t xml:space="preserve"> here:</w:t>
-      </w:r>
     </w:p>
     <w:p>
       <w:pPr>
@@ -1938,6 +3260,7 @@
           <w:lang w:val="en-US"/>
           <w14:ligatures w14:val="none"/>
         </w:rPr>
+        <w:lastRenderedPageBreak/>
         <w:t xml:space="preserve">      1.2.2 The role of risk management in investment strategies.</w:t>
       </w:r>
     </w:p>
@@ -2140,7 +3463,6 @@
           <w:lang w:val="en-US"/>
           <w14:ligatures w14:val="none"/>
         </w:rPr>
-        <w:lastRenderedPageBreak/>
         <w:t>Explain the financial impact of poor risk management and how reinforcement learning addresses these challenges.</w:t>
       </w:r>
     </w:p>
@@ -2471,6 +3793,7 @@
           <w:lang w:val="en-US"/>
           <w14:ligatures w14:val="none"/>
         </w:rPr>
+        <w:lastRenderedPageBreak/>
         <w:t xml:space="preserve">3.3. </w:t>
       </w:r>
       <w:proofErr w:type="gramStart"/>
@@ -2670,7 +3993,6 @@
           <w:lang w:val="en-US"/>
           <w14:ligatures w14:val="none"/>
         </w:rPr>
-        <w:lastRenderedPageBreak/>
         <w:t xml:space="preserve">2. Justifies why your reinforcement learning-based approach is innovative and effective compared to other solutions. </w:t>
       </w:r>
     </w:p>
@@ -3114,6 +4436,7 @@
           <w:lang w:val="en-US"/>
           <w14:ligatures w14:val="none"/>
         </w:rPr>
+        <w:lastRenderedPageBreak/>
         <w:t xml:space="preserve">5 Analyze the data to identify </w:t>
       </w:r>
       <w:proofErr w:type="gramStart"/>
@@ -3813,16 +5136,59 @@
     </w:p>
     <w:p>
       <w:pPr>
+        <w:pStyle w:val="ListParagraph"/>
+        <w:numPr>
+          <w:ilvl w:val="0"/>
+          <w:numId w:val="13"/>
+        </w:numPr>
         <w:spacing w:after="162" w:line="360" w:lineRule="auto"/>
-        <w:ind w:left="20" w:right="60" w:hanging="10"/>
-        <w:rPr>
-          <w:rFonts w:ascii="Times New Roman" w:eastAsia="Times New Roman" w:hAnsi="Times New Roman" w:cs="Times New Roman"/>
-          <w:color w:val="000000"/>
-          <w:kern w:val="0"/>
-          <w:lang w:val="en-US"/>
-          <w14:ligatures w14:val="none"/>
-        </w:rPr>
-      </w:pPr>
+        <w:ind w:right="60"/>
+      </w:pPr>
+      <w:r>
+        <w:t xml:space="preserve">Investopedia. “What Is Portfolio Management?” [Online]. Available: </w:t>
+      </w:r>
+      <w:hyperlink r:id="rId6" w:tgtFrame="_new" w:history="1">
+        <w:r>
+          <w:rPr>
+            <w:rStyle w:val="Hyperlink"/>
+          </w:rPr>
+          <w:t>https://www.investopedia.com/</w:t>
+        </w:r>
+      </w:hyperlink>
+    </w:p>
+    <w:p>
+      <w:pPr>
+        <w:pStyle w:val="ListParagraph"/>
+        <w:numPr>
+          <w:ilvl w:val="0"/>
+          <w:numId w:val="13"/>
+        </w:numPr>
+        <w:spacing w:after="162" w:line="360" w:lineRule="auto"/>
+        <w:ind w:right="60"/>
+        <w:rPr>
+          <w:rFonts w:ascii="Times New Roman" w:eastAsia="Times New Roman" w:hAnsi="Times New Roman" w:cs="Times New Roman"/>
+          <w:color w:val="000000"/>
+          <w:kern w:val="0"/>
+          <w:lang w:val="en-US"/>
+          <w14:ligatures w14:val="none"/>
+        </w:rPr>
+      </w:pPr>
+      <w:proofErr w:type="spellStart"/>
+      <w:r>
+        <w:t>Groww</w:t>
+      </w:r>
+      <w:proofErr w:type="spellEnd"/>
+      <w:r>
+        <w:t xml:space="preserve">. “Portfolio Management Overview.” [Online]. Available: </w:t>
+      </w:r>
+      <w:hyperlink r:id="rId7" w:tgtFrame="_new" w:history="1">
+        <w:r>
+          <w:rPr>
+            <w:rStyle w:val="Hyperlink"/>
+          </w:rPr>
+          <w:t>https://groww.in/p/portfolio-management</w:t>
+        </w:r>
+      </w:hyperlink>
     </w:p>
     <w:p>
       <w:pPr>
@@ -3893,6 +5259,443 @@
 <file path=word/numbering.xml><?xml version="1.0" encoding="utf-8"?>
 <w:numbering xmlns:wpc="http://schemas.microsoft.com/office/word/2010/wordprocessingCanvas" xmlns:cx="http://schemas.microsoft.com/office/drawing/2014/chartex" xmlns:cx1="http://schemas.microsoft.com/office/drawing/2015/9/8/chartex" xmlns:cx2="http://schemas.microsoft.com/office/drawing/2015/10/21/chartex" xmlns:cx3="http://schemas.microsoft.com/office/drawing/2016/5/9/chartex" xmlns:cx4="http://schemas.microsoft.com/office/drawing/2016/5/10/chartex" xmlns:cx5="http://schemas.microsoft.com/office/drawing/2016/5/11/chartex" xmlns:cx6="http://schemas.microsoft.com/office/drawing/2016/5/12/chartex" xmlns:cx7="http://schemas.microsoft.com/office/drawing/2016/5/13/chartex" xmlns:cx8="http://schemas.microsoft.com/office/drawing/2016/5/14/chartex" xmlns:mc="http://schemas.openxmlformats.org/markup-compatibility/2006" xmlns:aink="http://schemas.microsoft.com/office/drawing/2016/ink" xmlns:am3d="http://schemas.microsoft.com/office/drawing/2017/model3d" xmlns:o="urn:schemas-microsoft-com:office:office" xmlns:oel="http://schemas.microsoft.com/office/2019/extlst" xmlns:r="http://schemas.openxmlformats.org/officeDocument/2006/relationships" xmlns:m="http://schemas.openxmlformats.org/officeDocument/2006/math" xmlns:v="urn:schemas-microsoft-com:vml" xmlns:wp14="http://schemas.microsoft.com/office/word/2010/wordprocessingDrawing" xmlns:wp="http://schemas.openxmlformats.org/drawingml/2006/wordprocessingDrawing" xmlns:w10="urn:schemas-microsoft-com:office:word" xmlns:w="http://schemas.openxmlformats.org/wordprocessingml/2006/main" xmlns:w14="http://schemas.microsoft.com/office/word/2010/wordml" xmlns:w15="http://schemas.microsoft.com/office/word/2012/wordml" xmlns:w16cex="http://schemas.microsoft.com/office/word/2018/wordml/cex" xmlns:w16cid="http://schemas.microsoft.com/office/word/2016/wordml/cid" xmlns:w16="http://schemas.microsoft.com/office/word/2018/wordml" xmlns:w16du="http://schemas.microsoft.com/office/word/2023/wordml/word16du" xmlns:w16sdtdh="http://schemas.microsoft.com/office/word/2020/wordml/sdtdatahash" xmlns:w16sdtfl="http://schemas.microsoft.com/office/word/2024/wordml/sdtformatlock" xmlns:w16se="http://schemas.microsoft.com/office/word/2015/wordml/symex" xmlns:wpg="http://schemas.microsoft.com/office/word/2010/wordprocessingGroup" xmlns:wpi="http://schemas.microsoft.com/office/word/2010/wordprocessingInk" xmlns:wne="http://schemas.microsoft.com/office/word/2006/wordml" xmlns:wps="http://schemas.microsoft.com/office/word/2010/wordprocessingShape" mc:Ignorable="w14 w15 w16se w16cid w16 w16cex w16sdtdh w16sdtfl w16du wp14">
   <w:abstractNum w:abstractNumId="0" w15:restartNumberingAfterBreak="0">
+    <w:nsid w:val="0C7060FD"/>
+    <w:multiLevelType w:val="hybridMultilevel"/>
+    <w:tmpl w:val="F306C2C4"/>
+    <w:lvl w:ilvl="0" w:tplc="1009000F">
+      <w:start w:val="1"/>
+      <w:numFmt w:val="decimal"/>
+      <w:lvlText w:val="%1."/>
+      <w:lvlJc w:val="left"/>
+      <w:pPr>
+        <w:ind w:left="720" w:hanging="360"/>
+      </w:pPr>
+      <w:rPr>
+        <w:rFonts w:hint="default"/>
+      </w:rPr>
+    </w:lvl>
+    <w:lvl w:ilvl="1" w:tplc="10090019" w:tentative="1">
+      <w:start w:val="1"/>
+      <w:numFmt w:val="lowerLetter"/>
+      <w:lvlText w:val="%2."/>
+      <w:lvlJc w:val="left"/>
+      <w:pPr>
+        <w:ind w:left="1440" w:hanging="360"/>
+      </w:pPr>
+    </w:lvl>
+    <w:lvl w:ilvl="2" w:tplc="1009001B" w:tentative="1">
+      <w:start w:val="1"/>
+      <w:numFmt w:val="lowerRoman"/>
+      <w:lvlText w:val="%3."/>
+      <w:lvlJc w:val="right"/>
+      <w:pPr>
+        <w:ind w:left="2160" w:hanging="180"/>
+      </w:pPr>
+    </w:lvl>
+    <w:lvl w:ilvl="3" w:tplc="1009000F" w:tentative="1">
+      <w:start w:val="1"/>
+      <w:numFmt w:val="decimal"/>
+      <w:lvlText w:val="%4."/>
+      <w:lvlJc w:val="left"/>
+      <w:pPr>
+        <w:ind w:left="2880" w:hanging="360"/>
+      </w:pPr>
+    </w:lvl>
+    <w:lvl w:ilvl="4" w:tplc="10090019" w:tentative="1">
+      <w:start w:val="1"/>
+      <w:numFmt w:val="lowerLetter"/>
+      <w:lvlText w:val="%5."/>
+      <w:lvlJc w:val="left"/>
+      <w:pPr>
+        <w:ind w:left="3600" w:hanging="360"/>
+      </w:pPr>
+    </w:lvl>
+    <w:lvl w:ilvl="5" w:tplc="1009001B" w:tentative="1">
+      <w:start w:val="1"/>
+      <w:numFmt w:val="lowerRoman"/>
+      <w:lvlText w:val="%6."/>
+      <w:lvlJc w:val="right"/>
+      <w:pPr>
+        <w:ind w:left="4320" w:hanging="180"/>
+      </w:pPr>
+    </w:lvl>
+    <w:lvl w:ilvl="6" w:tplc="1009000F" w:tentative="1">
+      <w:start w:val="1"/>
+      <w:numFmt w:val="decimal"/>
+      <w:lvlText w:val="%7."/>
+      <w:lvlJc w:val="left"/>
+      <w:pPr>
+        <w:ind w:left="5040" w:hanging="360"/>
+      </w:pPr>
+    </w:lvl>
+    <w:lvl w:ilvl="7" w:tplc="10090019" w:tentative="1">
+      <w:start w:val="1"/>
+      <w:numFmt w:val="lowerLetter"/>
+      <w:lvlText w:val="%8."/>
+      <w:lvlJc w:val="left"/>
+      <w:pPr>
+        <w:ind w:left="5760" w:hanging="360"/>
+      </w:pPr>
+    </w:lvl>
+    <w:lvl w:ilvl="8" w:tplc="1009001B" w:tentative="1">
+      <w:start w:val="1"/>
+      <w:numFmt w:val="lowerRoman"/>
+      <w:lvlText w:val="%9."/>
+      <w:lvlJc w:val="right"/>
+      <w:pPr>
+        <w:ind w:left="6480" w:hanging="180"/>
+      </w:pPr>
+    </w:lvl>
+  </w:abstractNum>
+  <w:abstractNum w:abstractNumId="1" w15:restartNumberingAfterBreak="0">
+    <w:nsid w:val="133622D8"/>
+    <w:multiLevelType w:val="multilevel"/>
+    <w:tmpl w:val="D936658C"/>
+    <w:lvl w:ilvl="0">
+      <w:start w:val="1"/>
+      <w:numFmt w:val="bullet"/>
+      <w:lvlText w:val=""/>
+      <w:lvlJc w:val="left"/>
+      <w:pPr>
+        <w:tabs>
+          <w:tab w:val="num" w:pos="720"/>
+        </w:tabs>
+        <w:ind w:left="720" w:hanging="360"/>
+      </w:pPr>
+      <w:rPr>
+        <w:rFonts w:ascii="Symbol" w:hAnsi="Symbol" w:hint="default"/>
+        <w:sz w:val="20"/>
+      </w:rPr>
+    </w:lvl>
+    <w:lvl w:ilvl="1" w:tentative="1">
+      <w:start w:val="1"/>
+      <w:numFmt w:val="bullet"/>
+      <w:lvlText w:val="o"/>
+      <w:lvlJc w:val="left"/>
+      <w:pPr>
+        <w:tabs>
+          <w:tab w:val="num" w:pos="1440"/>
+        </w:tabs>
+        <w:ind w:left="1440" w:hanging="360"/>
+      </w:pPr>
+      <w:rPr>
+        <w:rFonts w:ascii="Courier New" w:hAnsi="Courier New" w:hint="default"/>
+        <w:sz w:val="20"/>
+      </w:rPr>
+    </w:lvl>
+    <w:lvl w:ilvl="2" w:tentative="1">
+      <w:start w:val="1"/>
+      <w:numFmt w:val="bullet"/>
+      <w:lvlText w:val=""/>
+      <w:lvlJc w:val="left"/>
+      <w:pPr>
+        <w:tabs>
+          <w:tab w:val="num" w:pos="2160"/>
+        </w:tabs>
+        <w:ind w:left="2160" w:hanging="360"/>
+      </w:pPr>
+      <w:rPr>
+        <w:rFonts w:ascii="Wingdings" w:hAnsi="Wingdings" w:hint="default"/>
+        <w:sz w:val="20"/>
+      </w:rPr>
+    </w:lvl>
+    <w:lvl w:ilvl="3" w:tentative="1">
+      <w:start w:val="1"/>
+      <w:numFmt w:val="bullet"/>
+      <w:lvlText w:val=""/>
+      <w:lvlJc w:val="left"/>
+      <w:pPr>
+        <w:tabs>
+          <w:tab w:val="num" w:pos="2880"/>
+        </w:tabs>
+        <w:ind w:left="2880" w:hanging="360"/>
+      </w:pPr>
+      <w:rPr>
+        <w:rFonts w:ascii="Wingdings" w:hAnsi="Wingdings" w:hint="default"/>
+        <w:sz w:val="20"/>
+      </w:rPr>
+    </w:lvl>
+    <w:lvl w:ilvl="4" w:tentative="1">
+      <w:start w:val="1"/>
+      <w:numFmt w:val="bullet"/>
+      <w:lvlText w:val=""/>
+      <w:lvlJc w:val="left"/>
+      <w:pPr>
+        <w:tabs>
+          <w:tab w:val="num" w:pos="3600"/>
+        </w:tabs>
+        <w:ind w:left="3600" w:hanging="360"/>
+      </w:pPr>
+      <w:rPr>
+        <w:rFonts w:ascii="Wingdings" w:hAnsi="Wingdings" w:hint="default"/>
+        <w:sz w:val="20"/>
+      </w:rPr>
+    </w:lvl>
+    <w:lvl w:ilvl="5" w:tentative="1">
+      <w:start w:val="1"/>
+      <w:numFmt w:val="bullet"/>
+      <w:lvlText w:val=""/>
+      <w:lvlJc w:val="left"/>
+      <w:pPr>
+        <w:tabs>
+          <w:tab w:val="num" w:pos="4320"/>
+        </w:tabs>
+        <w:ind w:left="4320" w:hanging="360"/>
+      </w:pPr>
+      <w:rPr>
+        <w:rFonts w:ascii="Wingdings" w:hAnsi="Wingdings" w:hint="default"/>
+        <w:sz w:val="20"/>
+      </w:rPr>
+    </w:lvl>
+    <w:lvl w:ilvl="6" w:tentative="1">
+      <w:start w:val="1"/>
+      <w:numFmt w:val="bullet"/>
+      <w:lvlText w:val=""/>
+      <w:lvlJc w:val="left"/>
+      <w:pPr>
+        <w:tabs>
+          <w:tab w:val="num" w:pos="5040"/>
+        </w:tabs>
+        <w:ind w:left="5040" w:hanging="360"/>
+      </w:pPr>
+      <w:rPr>
+        <w:rFonts w:ascii="Wingdings" w:hAnsi="Wingdings" w:hint="default"/>
+        <w:sz w:val="20"/>
+      </w:rPr>
+    </w:lvl>
+    <w:lvl w:ilvl="7" w:tentative="1">
+      <w:start w:val="1"/>
+      <w:numFmt w:val="bullet"/>
+      <w:lvlText w:val=""/>
+      <w:lvlJc w:val="left"/>
+      <w:pPr>
+        <w:tabs>
+          <w:tab w:val="num" w:pos="5760"/>
+        </w:tabs>
+        <w:ind w:left="5760" w:hanging="360"/>
+      </w:pPr>
+      <w:rPr>
+        <w:rFonts w:ascii="Wingdings" w:hAnsi="Wingdings" w:hint="default"/>
+        <w:sz w:val="20"/>
+      </w:rPr>
+    </w:lvl>
+    <w:lvl w:ilvl="8" w:tentative="1">
+      <w:start w:val="1"/>
+      <w:numFmt w:val="bullet"/>
+      <w:lvlText w:val=""/>
+      <w:lvlJc w:val="left"/>
+      <w:pPr>
+        <w:tabs>
+          <w:tab w:val="num" w:pos="6480"/>
+        </w:tabs>
+        <w:ind w:left="6480" w:hanging="360"/>
+      </w:pPr>
+      <w:rPr>
+        <w:rFonts w:ascii="Wingdings" w:hAnsi="Wingdings" w:hint="default"/>
+        <w:sz w:val="20"/>
+      </w:rPr>
+    </w:lvl>
+  </w:abstractNum>
+  <w:abstractNum w:abstractNumId="2" w15:restartNumberingAfterBreak="0">
+    <w:nsid w:val="1EF4366F"/>
+    <w:multiLevelType w:val="multilevel"/>
+    <w:tmpl w:val="06820DDE"/>
+    <w:lvl w:ilvl="0">
+      <w:start w:val="1"/>
+      <w:numFmt w:val="decimal"/>
+      <w:lvlText w:val="%1."/>
+      <w:lvlJc w:val="left"/>
+      <w:pPr>
+        <w:tabs>
+          <w:tab w:val="num" w:pos="720"/>
+        </w:tabs>
+        <w:ind w:left="720" w:hanging="360"/>
+      </w:pPr>
+    </w:lvl>
+    <w:lvl w:ilvl="1" w:tentative="1">
+      <w:start w:val="1"/>
+      <w:numFmt w:val="decimal"/>
+      <w:lvlText w:val="%2."/>
+      <w:lvlJc w:val="left"/>
+      <w:pPr>
+        <w:tabs>
+          <w:tab w:val="num" w:pos="1440"/>
+        </w:tabs>
+        <w:ind w:left="1440" w:hanging="360"/>
+      </w:pPr>
+    </w:lvl>
+    <w:lvl w:ilvl="2" w:tentative="1">
+      <w:start w:val="1"/>
+      <w:numFmt w:val="decimal"/>
+      <w:lvlText w:val="%3."/>
+      <w:lvlJc w:val="left"/>
+      <w:pPr>
+        <w:tabs>
+          <w:tab w:val="num" w:pos="2160"/>
+        </w:tabs>
+        <w:ind w:left="2160" w:hanging="360"/>
+      </w:pPr>
+    </w:lvl>
+    <w:lvl w:ilvl="3" w:tentative="1">
+      <w:start w:val="1"/>
+      <w:numFmt w:val="decimal"/>
+      <w:lvlText w:val="%4."/>
+      <w:lvlJc w:val="left"/>
+      <w:pPr>
+        <w:tabs>
+          <w:tab w:val="num" w:pos="2880"/>
+        </w:tabs>
+        <w:ind w:left="2880" w:hanging="360"/>
+      </w:pPr>
+    </w:lvl>
+    <w:lvl w:ilvl="4" w:tentative="1">
+      <w:start w:val="1"/>
+      <w:numFmt w:val="decimal"/>
+      <w:lvlText w:val="%5."/>
+      <w:lvlJc w:val="left"/>
+      <w:pPr>
+        <w:tabs>
+          <w:tab w:val="num" w:pos="3600"/>
+        </w:tabs>
+        <w:ind w:left="3600" w:hanging="360"/>
+      </w:pPr>
+    </w:lvl>
+    <w:lvl w:ilvl="5" w:tentative="1">
+      <w:start w:val="1"/>
+      <w:numFmt w:val="decimal"/>
+      <w:lvlText w:val="%6."/>
+      <w:lvlJc w:val="left"/>
+      <w:pPr>
+        <w:tabs>
+          <w:tab w:val="num" w:pos="4320"/>
+        </w:tabs>
+        <w:ind w:left="4320" w:hanging="360"/>
+      </w:pPr>
+    </w:lvl>
+    <w:lvl w:ilvl="6" w:tentative="1">
+      <w:start w:val="1"/>
+      <w:numFmt w:val="decimal"/>
+      <w:lvlText w:val="%7."/>
+      <w:lvlJc w:val="left"/>
+      <w:pPr>
+        <w:tabs>
+          <w:tab w:val="num" w:pos="5040"/>
+        </w:tabs>
+        <w:ind w:left="5040" w:hanging="360"/>
+      </w:pPr>
+    </w:lvl>
+    <w:lvl w:ilvl="7" w:tentative="1">
+      <w:start w:val="1"/>
+      <w:numFmt w:val="decimal"/>
+      <w:lvlText w:val="%8."/>
+      <w:lvlJc w:val="left"/>
+      <w:pPr>
+        <w:tabs>
+          <w:tab w:val="num" w:pos="5760"/>
+        </w:tabs>
+        <w:ind w:left="5760" w:hanging="360"/>
+      </w:pPr>
+    </w:lvl>
+    <w:lvl w:ilvl="8" w:tentative="1">
+      <w:start w:val="1"/>
+      <w:numFmt w:val="decimal"/>
+      <w:lvlText w:val="%9."/>
+      <w:lvlJc w:val="left"/>
+      <w:pPr>
+        <w:tabs>
+          <w:tab w:val="num" w:pos="6480"/>
+        </w:tabs>
+        <w:ind w:left="6480" w:hanging="360"/>
+      </w:pPr>
+    </w:lvl>
+  </w:abstractNum>
+  <w:abstractNum w:abstractNumId="3" w15:restartNumberingAfterBreak="0">
+    <w:nsid w:val="30DD505F"/>
+    <w:multiLevelType w:val="hybridMultilevel"/>
+    <w:tmpl w:val="1ADA9CCA"/>
+    <w:lvl w:ilvl="0" w:tplc="1009000F">
+      <w:start w:val="1"/>
+      <w:numFmt w:val="decimal"/>
+      <w:lvlText w:val="%1."/>
+      <w:lvlJc w:val="left"/>
+      <w:pPr>
+        <w:ind w:left="730" w:hanging="360"/>
+      </w:pPr>
+    </w:lvl>
+    <w:lvl w:ilvl="1" w:tplc="10090019" w:tentative="1">
+      <w:start w:val="1"/>
+      <w:numFmt w:val="lowerLetter"/>
+      <w:lvlText w:val="%2."/>
+      <w:lvlJc w:val="left"/>
+      <w:pPr>
+        <w:ind w:left="1450" w:hanging="360"/>
+      </w:pPr>
+    </w:lvl>
+    <w:lvl w:ilvl="2" w:tplc="1009001B" w:tentative="1">
+      <w:start w:val="1"/>
+      <w:numFmt w:val="lowerRoman"/>
+      <w:lvlText w:val="%3."/>
+      <w:lvlJc w:val="right"/>
+      <w:pPr>
+        <w:ind w:left="2170" w:hanging="180"/>
+      </w:pPr>
+    </w:lvl>
+    <w:lvl w:ilvl="3" w:tplc="1009000F" w:tentative="1">
+      <w:start w:val="1"/>
+      <w:numFmt w:val="decimal"/>
+      <w:lvlText w:val="%4."/>
+      <w:lvlJc w:val="left"/>
+      <w:pPr>
+        <w:ind w:left="2890" w:hanging="360"/>
+      </w:pPr>
+    </w:lvl>
+    <w:lvl w:ilvl="4" w:tplc="10090019" w:tentative="1">
+      <w:start w:val="1"/>
+      <w:numFmt w:val="lowerLetter"/>
+      <w:lvlText w:val="%5."/>
+      <w:lvlJc w:val="left"/>
+      <w:pPr>
+        <w:ind w:left="3610" w:hanging="360"/>
+      </w:pPr>
+    </w:lvl>
+    <w:lvl w:ilvl="5" w:tplc="1009001B" w:tentative="1">
+      <w:start w:val="1"/>
+      <w:numFmt w:val="lowerRoman"/>
+      <w:lvlText w:val="%6."/>
+      <w:lvlJc w:val="right"/>
+      <w:pPr>
+        <w:ind w:left="4330" w:hanging="180"/>
+      </w:pPr>
+    </w:lvl>
+    <w:lvl w:ilvl="6" w:tplc="1009000F" w:tentative="1">
+      <w:start w:val="1"/>
+      <w:numFmt w:val="decimal"/>
+      <w:lvlText w:val="%7."/>
+      <w:lvlJc w:val="left"/>
+      <w:pPr>
+        <w:ind w:left="5050" w:hanging="360"/>
+      </w:pPr>
+    </w:lvl>
+    <w:lvl w:ilvl="7" w:tplc="10090019" w:tentative="1">
+      <w:start w:val="1"/>
+      <w:numFmt w:val="lowerLetter"/>
+      <w:lvlText w:val="%8."/>
+      <w:lvlJc w:val="left"/>
+      <w:pPr>
+        <w:ind w:left="5770" w:hanging="360"/>
+      </w:pPr>
+    </w:lvl>
+    <w:lvl w:ilvl="8" w:tplc="1009001B" w:tentative="1">
+      <w:start w:val="1"/>
+      <w:numFmt w:val="lowerRoman"/>
+      <w:lvlText w:val="%9."/>
+      <w:lvlJc w:val="right"/>
+      <w:pPr>
+        <w:ind w:left="6490" w:hanging="180"/>
+      </w:pPr>
+    </w:lvl>
+  </w:abstractNum>
+  <w:abstractNum w:abstractNumId="4" w15:restartNumberingAfterBreak="0">
     <w:nsid w:val="31A70FD3"/>
     <w:multiLevelType w:val="hybridMultilevel"/>
     <w:tmpl w:val="6AB41DEC"/>
@@ -4005,7 +5808,120 @@
       </w:rPr>
     </w:lvl>
   </w:abstractNum>
-  <w:abstractNum w:abstractNumId="1" w15:restartNumberingAfterBreak="0">
+  <w:abstractNum w:abstractNumId="5" w15:restartNumberingAfterBreak="0">
+    <w:nsid w:val="359C59A7"/>
+    <w:multiLevelType w:val="multilevel"/>
+    <w:tmpl w:val="35A44F20"/>
+    <w:lvl w:ilvl="0">
+      <w:start w:val="1"/>
+      <w:numFmt w:val="decimal"/>
+      <w:lvlText w:val="%1."/>
+      <w:lvlJc w:val="left"/>
+      <w:pPr>
+        <w:tabs>
+          <w:tab w:val="num" w:pos="720"/>
+        </w:tabs>
+        <w:ind w:left="720" w:hanging="360"/>
+      </w:pPr>
+    </w:lvl>
+    <w:lvl w:ilvl="1" w:tentative="1">
+      <w:start w:val="1"/>
+      <w:numFmt w:val="decimal"/>
+      <w:lvlText w:val="%2."/>
+      <w:lvlJc w:val="left"/>
+      <w:pPr>
+        <w:tabs>
+          <w:tab w:val="num" w:pos="1440"/>
+        </w:tabs>
+        <w:ind w:left="1440" w:hanging="360"/>
+      </w:pPr>
+    </w:lvl>
+    <w:lvl w:ilvl="2" w:tentative="1">
+      <w:start w:val="1"/>
+      <w:numFmt w:val="decimal"/>
+      <w:lvlText w:val="%3."/>
+      <w:lvlJc w:val="left"/>
+      <w:pPr>
+        <w:tabs>
+          <w:tab w:val="num" w:pos="2160"/>
+        </w:tabs>
+        <w:ind w:left="2160" w:hanging="360"/>
+      </w:pPr>
+    </w:lvl>
+    <w:lvl w:ilvl="3" w:tentative="1">
+      <w:start w:val="1"/>
+      <w:numFmt w:val="decimal"/>
+      <w:lvlText w:val="%4."/>
+      <w:lvlJc w:val="left"/>
+      <w:pPr>
+        <w:tabs>
+          <w:tab w:val="num" w:pos="2880"/>
+        </w:tabs>
+        <w:ind w:left="2880" w:hanging="360"/>
+      </w:pPr>
+    </w:lvl>
+    <w:lvl w:ilvl="4" w:tentative="1">
+      <w:start w:val="1"/>
+      <w:numFmt w:val="decimal"/>
+      <w:lvlText w:val="%5."/>
+      <w:lvlJc w:val="left"/>
+      <w:pPr>
+        <w:tabs>
+          <w:tab w:val="num" w:pos="3600"/>
+        </w:tabs>
+        <w:ind w:left="3600" w:hanging="360"/>
+      </w:pPr>
+    </w:lvl>
+    <w:lvl w:ilvl="5" w:tentative="1">
+      <w:start w:val="1"/>
+      <w:numFmt w:val="decimal"/>
+      <w:lvlText w:val="%6."/>
+      <w:lvlJc w:val="left"/>
+      <w:pPr>
+        <w:tabs>
+          <w:tab w:val="num" w:pos="4320"/>
+        </w:tabs>
+        <w:ind w:left="4320" w:hanging="360"/>
+      </w:pPr>
+    </w:lvl>
+    <w:lvl w:ilvl="6" w:tentative="1">
+      <w:start w:val="1"/>
+      <w:numFmt w:val="decimal"/>
+      <w:lvlText w:val="%7."/>
+      <w:lvlJc w:val="left"/>
+      <w:pPr>
+        <w:tabs>
+          <w:tab w:val="num" w:pos="5040"/>
+        </w:tabs>
+        <w:ind w:left="5040" w:hanging="360"/>
+      </w:pPr>
+    </w:lvl>
+    <w:lvl w:ilvl="7" w:tentative="1">
+      <w:start w:val="1"/>
+      <w:numFmt w:val="decimal"/>
+      <w:lvlText w:val="%8."/>
+      <w:lvlJc w:val="left"/>
+      <w:pPr>
+        <w:tabs>
+          <w:tab w:val="num" w:pos="5760"/>
+        </w:tabs>
+        <w:ind w:left="5760" w:hanging="360"/>
+      </w:pPr>
+    </w:lvl>
+    <w:lvl w:ilvl="8" w:tentative="1">
+      <w:start w:val="1"/>
+      <w:numFmt w:val="decimal"/>
+      <w:lvlText w:val="%9."/>
+      <w:lvlJc w:val="left"/>
+      <w:pPr>
+        <w:tabs>
+          <w:tab w:val="num" w:pos="6480"/>
+        </w:tabs>
+        <w:ind w:left="6480" w:hanging="360"/>
+      </w:pPr>
+    </w:lvl>
+  </w:abstractNum>
+  <w:abstractNum w:abstractNumId="6" w15:restartNumberingAfterBreak="0">
     <w:nsid w:val="395C3AD6"/>
     <w:multiLevelType w:val="hybridMultilevel"/>
     <w:tmpl w:val="E82ED508"/>
@@ -4091,7 +6007,531 @@
       </w:pPr>
     </w:lvl>
   </w:abstractNum>
-  <w:abstractNum w:abstractNumId="2" w15:restartNumberingAfterBreak="0">
+  <w:abstractNum w:abstractNumId="7" w15:restartNumberingAfterBreak="0">
+    <w:nsid w:val="47E90250"/>
+    <w:multiLevelType w:val="multilevel"/>
+    <w:tmpl w:val="E58CB294"/>
+    <w:lvl w:ilvl="0">
+      <w:start w:val="1"/>
+      <w:numFmt w:val="bullet"/>
+      <w:lvlText w:val=""/>
+      <w:lvlJc w:val="left"/>
+      <w:pPr>
+        <w:tabs>
+          <w:tab w:val="num" w:pos="720"/>
+        </w:tabs>
+        <w:ind w:left="720" w:hanging="360"/>
+      </w:pPr>
+      <w:rPr>
+        <w:rFonts w:ascii="Symbol" w:hAnsi="Symbol" w:hint="default"/>
+        <w:sz w:val="20"/>
+      </w:rPr>
+    </w:lvl>
+    <w:lvl w:ilvl="1" w:tentative="1">
+      <w:start w:val="1"/>
+      <w:numFmt w:val="bullet"/>
+      <w:lvlText w:val="o"/>
+      <w:lvlJc w:val="left"/>
+      <w:pPr>
+        <w:tabs>
+          <w:tab w:val="num" w:pos="1440"/>
+        </w:tabs>
+        <w:ind w:left="1440" w:hanging="360"/>
+      </w:pPr>
+      <w:rPr>
+        <w:rFonts w:ascii="Courier New" w:hAnsi="Courier New" w:hint="default"/>
+        <w:sz w:val="20"/>
+      </w:rPr>
+    </w:lvl>
+    <w:lvl w:ilvl="2" w:tentative="1">
+      <w:start w:val="1"/>
+      <w:numFmt w:val="bullet"/>
+      <w:lvlText w:val=""/>
+      <w:lvlJc w:val="left"/>
+      <w:pPr>
+        <w:tabs>
+          <w:tab w:val="num" w:pos="2160"/>
+        </w:tabs>
+        <w:ind w:left="2160" w:hanging="360"/>
+      </w:pPr>
+      <w:rPr>
+        <w:rFonts w:ascii="Wingdings" w:hAnsi="Wingdings" w:hint="default"/>
+        <w:sz w:val="20"/>
+      </w:rPr>
+    </w:lvl>
+    <w:lvl w:ilvl="3" w:tentative="1">
+      <w:start w:val="1"/>
+      <w:numFmt w:val="bullet"/>
+      <w:lvlText w:val=""/>
+      <w:lvlJc w:val="left"/>
+      <w:pPr>
+        <w:tabs>
+          <w:tab w:val="num" w:pos="2880"/>
+        </w:tabs>
+        <w:ind w:left="2880" w:hanging="360"/>
+      </w:pPr>
+      <w:rPr>
+        <w:rFonts w:ascii="Wingdings" w:hAnsi="Wingdings" w:hint="default"/>
+        <w:sz w:val="20"/>
+      </w:rPr>
+    </w:lvl>
+    <w:lvl w:ilvl="4" w:tentative="1">
+      <w:start w:val="1"/>
+      <w:numFmt w:val="bullet"/>
+      <w:lvlText w:val=""/>
+      <w:lvlJc w:val="left"/>
+      <w:pPr>
+        <w:tabs>
+          <w:tab w:val="num" w:pos="3600"/>
+        </w:tabs>
+        <w:ind w:left="3600" w:hanging="360"/>
+      </w:pPr>
+      <w:rPr>
+        <w:rFonts w:ascii="Wingdings" w:hAnsi="Wingdings" w:hint="default"/>
+        <w:sz w:val="20"/>
+      </w:rPr>
+    </w:lvl>
+    <w:lvl w:ilvl="5" w:tentative="1">
+      <w:start w:val="1"/>
+      <w:numFmt w:val="bullet"/>
+      <w:lvlText w:val=""/>
+      <w:lvlJc w:val="left"/>
+      <w:pPr>
+        <w:tabs>
+          <w:tab w:val="num" w:pos="4320"/>
+        </w:tabs>
+        <w:ind w:left="4320" w:hanging="360"/>
+      </w:pPr>
+      <w:rPr>
+        <w:rFonts w:ascii="Wingdings" w:hAnsi="Wingdings" w:hint="default"/>
+        <w:sz w:val="20"/>
+      </w:rPr>
+    </w:lvl>
+    <w:lvl w:ilvl="6" w:tentative="1">
+      <w:start w:val="1"/>
+      <w:numFmt w:val="bullet"/>
+      <w:lvlText w:val=""/>
+      <w:lvlJc w:val="left"/>
+      <w:pPr>
+        <w:tabs>
+          <w:tab w:val="num" w:pos="5040"/>
+        </w:tabs>
+        <w:ind w:left="5040" w:hanging="360"/>
+      </w:pPr>
+      <w:rPr>
+        <w:rFonts w:ascii="Wingdings" w:hAnsi="Wingdings" w:hint="default"/>
+        <w:sz w:val="20"/>
+      </w:rPr>
+    </w:lvl>
+    <w:lvl w:ilvl="7" w:tentative="1">
+      <w:start w:val="1"/>
+      <w:numFmt w:val="bullet"/>
+      <w:lvlText w:val=""/>
+      <w:lvlJc w:val="left"/>
+      <w:pPr>
+        <w:tabs>
+          <w:tab w:val="num" w:pos="5760"/>
+        </w:tabs>
+        <w:ind w:left="5760" w:hanging="360"/>
+      </w:pPr>
+      <w:rPr>
+        <w:rFonts w:ascii="Wingdings" w:hAnsi="Wingdings" w:hint="default"/>
+        <w:sz w:val="20"/>
+      </w:rPr>
+    </w:lvl>
+    <w:lvl w:ilvl="8" w:tentative="1">
+      <w:start w:val="1"/>
+      <w:numFmt w:val="bullet"/>
+      <w:lvlText w:val=""/>
+      <w:lvlJc w:val="left"/>
+      <w:pPr>
+        <w:tabs>
+          <w:tab w:val="num" w:pos="6480"/>
+        </w:tabs>
+        <w:ind w:left="6480" w:hanging="360"/>
+      </w:pPr>
+      <w:rPr>
+        <w:rFonts w:ascii="Wingdings" w:hAnsi="Wingdings" w:hint="default"/>
+        <w:sz w:val="20"/>
+      </w:rPr>
+    </w:lvl>
+  </w:abstractNum>
+  <w:abstractNum w:abstractNumId="8" w15:restartNumberingAfterBreak="0">
+    <w:nsid w:val="4A3A6830"/>
+    <w:multiLevelType w:val="multilevel"/>
+    <w:tmpl w:val="A17C9372"/>
+    <w:lvl w:ilvl="0">
+      <w:start w:val="1"/>
+      <w:numFmt w:val="bullet"/>
+      <w:lvlText w:val=""/>
+      <w:lvlJc w:val="left"/>
+      <w:pPr>
+        <w:tabs>
+          <w:tab w:val="num" w:pos="720"/>
+        </w:tabs>
+        <w:ind w:left="720" w:hanging="360"/>
+      </w:pPr>
+      <w:rPr>
+        <w:rFonts w:ascii="Symbol" w:hAnsi="Symbol" w:hint="default"/>
+        <w:sz w:val="20"/>
+      </w:rPr>
+    </w:lvl>
+    <w:lvl w:ilvl="1" w:tentative="1">
+      <w:start w:val="1"/>
+      <w:numFmt w:val="bullet"/>
+      <w:lvlText w:val="o"/>
+      <w:lvlJc w:val="left"/>
+      <w:pPr>
+        <w:tabs>
+          <w:tab w:val="num" w:pos="1440"/>
+        </w:tabs>
+        <w:ind w:left="1440" w:hanging="360"/>
+      </w:pPr>
+      <w:rPr>
+        <w:rFonts w:ascii="Courier New" w:hAnsi="Courier New" w:hint="default"/>
+        <w:sz w:val="20"/>
+      </w:rPr>
+    </w:lvl>
+    <w:lvl w:ilvl="2" w:tentative="1">
+      <w:start w:val="1"/>
+      <w:numFmt w:val="bullet"/>
+      <w:lvlText w:val=""/>
+      <w:lvlJc w:val="left"/>
+      <w:pPr>
+        <w:tabs>
+          <w:tab w:val="num" w:pos="2160"/>
+        </w:tabs>
+        <w:ind w:left="2160" w:hanging="360"/>
+      </w:pPr>
+      <w:rPr>
+        <w:rFonts w:ascii="Wingdings" w:hAnsi="Wingdings" w:hint="default"/>
+        <w:sz w:val="20"/>
+      </w:rPr>
+    </w:lvl>
+    <w:lvl w:ilvl="3" w:tentative="1">
+      <w:start w:val="1"/>
+      <w:numFmt w:val="bullet"/>
+      <w:lvlText w:val=""/>
+      <w:lvlJc w:val="left"/>
+      <w:pPr>
+        <w:tabs>
+          <w:tab w:val="num" w:pos="2880"/>
+        </w:tabs>
+        <w:ind w:left="2880" w:hanging="360"/>
+      </w:pPr>
+      <w:rPr>
+        <w:rFonts w:ascii="Wingdings" w:hAnsi="Wingdings" w:hint="default"/>
+        <w:sz w:val="20"/>
+      </w:rPr>
+    </w:lvl>
+    <w:lvl w:ilvl="4" w:tentative="1">
+      <w:start w:val="1"/>
+      <w:numFmt w:val="bullet"/>
+      <w:lvlText w:val=""/>
+      <w:lvlJc w:val="left"/>
+      <w:pPr>
+        <w:tabs>
+          <w:tab w:val="num" w:pos="3600"/>
+        </w:tabs>
+        <w:ind w:left="3600" w:hanging="360"/>
+      </w:pPr>
+      <w:rPr>
+        <w:rFonts w:ascii="Wingdings" w:hAnsi="Wingdings" w:hint="default"/>
+        <w:sz w:val="20"/>
+      </w:rPr>
+    </w:lvl>
+    <w:lvl w:ilvl="5" w:tentative="1">
+      <w:start w:val="1"/>
+      <w:numFmt w:val="bullet"/>
+      <w:lvlText w:val=""/>
+      <w:lvlJc w:val="left"/>
+      <w:pPr>
+        <w:tabs>
+          <w:tab w:val="num" w:pos="4320"/>
+        </w:tabs>
+        <w:ind w:left="4320" w:hanging="360"/>
+      </w:pPr>
+      <w:rPr>
+        <w:rFonts w:ascii="Wingdings" w:hAnsi="Wingdings" w:hint="default"/>
+        <w:sz w:val="20"/>
+      </w:rPr>
+    </w:lvl>
+    <w:lvl w:ilvl="6" w:tentative="1">
+      <w:start w:val="1"/>
+      <w:numFmt w:val="bullet"/>
+      <w:lvlText w:val=""/>
+      <w:lvlJc w:val="left"/>
+      <w:pPr>
+        <w:tabs>
+          <w:tab w:val="num" w:pos="5040"/>
+        </w:tabs>
+        <w:ind w:left="5040" w:hanging="360"/>
+      </w:pPr>
+      <w:rPr>
+        <w:rFonts w:ascii="Wingdings" w:hAnsi="Wingdings" w:hint="default"/>
+        <w:sz w:val="20"/>
+      </w:rPr>
+    </w:lvl>
+    <w:lvl w:ilvl="7" w:tentative="1">
+      <w:start w:val="1"/>
+      <w:numFmt w:val="bullet"/>
+      <w:lvlText w:val=""/>
+      <w:lvlJc w:val="left"/>
+      <w:pPr>
+        <w:tabs>
+          <w:tab w:val="num" w:pos="5760"/>
+        </w:tabs>
+        <w:ind w:left="5760" w:hanging="360"/>
+      </w:pPr>
+      <w:rPr>
+        <w:rFonts w:ascii="Wingdings" w:hAnsi="Wingdings" w:hint="default"/>
+        <w:sz w:val="20"/>
+      </w:rPr>
+    </w:lvl>
+    <w:lvl w:ilvl="8" w:tentative="1">
+      <w:start w:val="1"/>
+      <w:numFmt w:val="bullet"/>
+      <w:lvlText w:val=""/>
+      <w:lvlJc w:val="left"/>
+      <w:pPr>
+        <w:tabs>
+          <w:tab w:val="num" w:pos="6480"/>
+        </w:tabs>
+        <w:ind w:left="6480" w:hanging="360"/>
+      </w:pPr>
+      <w:rPr>
+        <w:rFonts w:ascii="Wingdings" w:hAnsi="Wingdings" w:hint="default"/>
+        <w:sz w:val="20"/>
+      </w:rPr>
+    </w:lvl>
+  </w:abstractNum>
+  <w:abstractNum w:abstractNumId="9" w15:restartNumberingAfterBreak="0">
+    <w:nsid w:val="4BC933F8"/>
+    <w:multiLevelType w:val="multilevel"/>
+    <w:tmpl w:val="DD882376"/>
+    <w:lvl w:ilvl="0">
+      <w:start w:val="1"/>
+      <w:numFmt w:val="decimal"/>
+      <w:lvlText w:val="%1."/>
+      <w:lvlJc w:val="left"/>
+      <w:pPr>
+        <w:tabs>
+          <w:tab w:val="num" w:pos="720"/>
+        </w:tabs>
+        <w:ind w:left="720" w:hanging="360"/>
+      </w:pPr>
+    </w:lvl>
+    <w:lvl w:ilvl="1" w:tentative="1">
+      <w:start w:val="1"/>
+      <w:numFmt w:val="decimal"/>
+      <w:lvlText w:val="%2."/>
+      <w:lvlJc w:val="left"/>
+      <w:pPr>
+        <w:tabs>
+          <w:tab w:val="num" w:pos="1440"/>
+        </w:tabs>
+        <w:ind w:left="1440" w:hanging="360"/>
+      </w:pPr>
+    </w:lvl>
+    <w:lvl w:ilvl="2" w:tentative="1">
+      <w:start w:val="1"/>
+      <w:numFmt w:val="decimal"/>
+      <w:lvlText w:val="%3."/>
+      <w:lvlJc w:val="left"/>
+      <w:pPr>
+        <w:tabs>
+          <w:tab w:val="num" w:pos="2160"/>
+        </w:tabs>
+        <w:ind w:left="2160" w:hanging="360"/>
+      </w:pPr>
+    </w:lvl>
+    <w:lvl w:ilvl="3" w:tentative="1">
+      <w:start w:val="1"/>
+      <w:numFmt w:val="decimal"/>
+      <w:lvlText w:val="%4."/>
+      <w:lvlJc w:val="left"/>
+      <w:pPr>
+        <w:tabs>
+          <w:tab w:val="num" w:pos="2880"/>
+        </w:tabs>
+        <w:ind w:left="2880" w:hanging="360"/>
+      </w:pPr>
+    </w:lvl>
+    <w:lvl w:ilvl="4" w:tentative="1">
+      <w:start w:val="1"/>
+      <w:numFmt w:val="decimal"/>
+      <w:lvlText w:val="%5."/>
+      <w:lvlJc w:val="left"/>
+      <w:pPr>
+        <w:tabs>
+          <w:tab w:val="num" w:pos="3600"/>
+        </w:tabs>
+        <w:ind w:left="3600" w:hanging="360"/>
+      </w:pPr>
+    </w:lvl>
+    <w:lvl w:ilvl="5" w:tentative="1">
+      <w:start w:val="1"/>
+      <w:numFmt w:val="decimal"/>
+      <w:lvlText w:val="%6."/>
+      <w:lvlJc w:val="left"/>
+      <w:pPr>
+        <w:tabs>
+          <w:tab w:val="num" w:pos="4320"/>
+        </w:tabs>
+        <w:ind w:left="4320" w:hanging="360"/>
+      </w:pPr>
+    </w:lvl>
+    <w:lvl w:ilvl="6" w:tentative="1">
+      <w:start w:val="1"/>
+      <w:numFmt w:val="decimal"/>
+      <w:lvlText w:val="%7."/>
+      <w:lvlJc w:val="left"/>
+      <w:pPr>
+        <w:tabs>
+          <w:tab w:val="num" w:pos="5040"/>
+        </w:tabs>
+        <w:ind w:left="5040" w:hanging="360"/>
+      </w:pPr>
+    </w:lvl>
+    <w:lvl w:ilvl="7" w:tentative="1">
+      <w:start w:val="1"/>
+      <w:numFmt w:val="decimal"/>
+      <w:lvlText w:val="%8."/>
+      <w:lvlJc w:val="left"/>
+      <w:pPr>
+        <w:tabs>
+          <w:tab w:val="num" w:pos="5760"/>
+        </w:tabs>
+        <w:ind w:left="5760" w:hanging="360"/>
+      </w:pPr>
+    </w:lvl>
+    <w:lvl w:ilvl="8" w:tentative="1">
+      <w:start w:val="1"/>
+      <w:numFmt w:val="decimal"/>
+      <w:lvlText w:val="%9."/>
+      <w:lvlJc w:val="left"/>
+      <w:pPr>
+        <w:tabs>
+          <w:tab w:val="num" w:pos="6480"/>
+        </w:tabs>
+        <w:ind w:left="6480" w:hanging="360"/>
+      </w:pPr>
+    </w:lvl>
+  </w:abstractNum>
+  <w:abstractNum w:abstractNumId="10" w15:restartNumberingAfterBreak="0">
+    <w:nsid w:val="4CEA62D7"/>
+    <w:multiLevelType w:val="hybridMultilevel"/>
+    <w:tmpl w:val="2CC4A158"/>
+    <w:lvl w:ilvl="0" w:tplc="10090001">
+      <w:start w:val="1"/>
+      <w:numFmt w:val="bullet"/>
+      <w:lvlText w:val=""/>
+      <w:lvlJc w:val="left"/>
+      <w:pPr>
+        <w:ind w:left="720" w:hanging="360"/>
+      </w:pPr>
+      <w:rPr>
+        <w:rFonts w:ascii="Symbol" w:hAnsi="Symbol" w:hint="default"/>
+      </w:rPr>
+    </w:lvl>
+    <w:lvl w:ilvl="1" w:tplc="10090003" w:tentative="1">
+      <w:start w:val="1"/>
+      <w:numFmt w:val="bullet"/>
+      <w:lvlText w:val="o"/>
+      <w:lvlJc w:val="left"/>
+      <w:pPr>
+        <w:ind w:left="1440" w:hanging="360"/>
+      </w:pPr>
+      <w:rPr>
+        <w:rFonts w:ascii="Courier New" w:hAnsi="Courier New" w:cs="Courier New" w:hint="default"/>
+      </w:rPr>
+    </w:lvl>
+    <w:lvl w:ilvl="2" w:tplc="10090005" w:tentative="1">
+      <w:start w:val="1"/>
+      <w:numFmt w:val="bullet"/>
+      <w:lvlText w:val=""/>
+      <w:lvlJc w:val="left"/>
+      <w:pPr>
+        <w:ind w:left="2160" w:hanging="360"/>
+      </w:pPr>
+      <w:rPr>
+        <w:rFonts w:ascii="Wingdings" w:hAnsi="Wingdings" w:hint="default"/>
+      </w:rPr>
+    </w:lvl>
+    <w:lvl w:ilvl="3" w:tplc="10090001" w:tentative="1">
+      <w:start w:val="1"/>
+      <w:numFmt w:val="bullet"/>
+      <w:lvlText w:val=""/>
+      <w:lvlJc w:val="left"/>
+      <w:pPr>
+        <w:ind w:left="2880" w:hanging="360"/>
+      </w:pPr>
+      <w:rPr>
+        <w:rFonts w:ascii="Symbol" w:hAnsi="Symbol" w:hint="default"/>
+      </w:rPr>
+    </w:lvl>
+    <w:lvl w:ilvl="4" w:tplc="10090003" w:tentative="1">
+      <w:start w:val="1"/>
+      <w:numFmt w:val="bullet"/>
+      <w:lvlText w:val="o"/>
+      <w:lvlJc w:val="left"/>
+      <w:pPr>
+        <w:ind w:left="3600" w:hanging="360"/>
+      </w:pPr>
+      <w:rPr>
+        <w:rFonts w:ascii="Courier New" w:hAnsi="Courier New" w:cs="Courier New" w:hint="default"/>
+      </w:rPr>
+    </w:lvl>
+    <w:lvl w:ilvl="5" w:tplc="10090005" w:tentative="1">
+      <w:start w:val="1"/>
+      <w:numFmt w:val="bullet"/>
+      <w:lvlText w:val=""/>
+      <w:lvlJc w:val="left"/>
+      <w:pPr>
+        <w:ind w:left="4320" w:hanging="360"/>
+      </w:pPr>
+      <w:rPr>
+        <w:rFonts w:ascii="Wingdings" w:hAnsi="Wingdings" w:hint="default"/>
+      </w:rPr>
+    </w:lvl>
+    <w:lvl w:ilvl="6" w:tplc="10090001" w:tentative="1">
+      <w:start w:val="1"/>
+      <w:numFmt w:val="bullet"/>
+      <w:lvlText w:val=""/>
+      <w:lvlJc w:val="left"/>
+      <w:pPr>
+        <w:ind w:left="5040" w:hanging="360"/>
+      </w:pPr>
+      <w:rPr>
+        <w:rFonts w:ascii="Symbol" w:hAnsi="Symbol" w:hint="default"/>
+      </w:rPr>
+    </w:lvl>
+    <w:lvl w:ilvl="7" w:tplc="10090003" w:tentative="1">
+      <w:start w:val="1"/>
+      <w:numFmt w:val="bullet"/>
+      <w:lvlText w:val="o"/>
+      <w:lvlJc w:val="left"/>
+      <w:pPr>
+        <w:ind w:left="5760" w:hanging="360"/>
+      </w:pPr>
+      <w:rPr>
+        <w:rFonts w:ascii="Courier New" w:hAnsi="Courier New" w:cs="Courier New" w:hint="default"/>
+      </w:rPr>
+    </w:lvl>
+    <w:lvl w:ilvl="8" w:tplc="10090005" w:tentative="1">
+      <w:start w:val="1"/>
+      <w:numFmt w:val="bullet"/>
+      <w:lvlText w:val=""/>
+      <w:lvlJc w:val="left"/>
+      <w:pPr>
+        <w:ind w:left="6480" w:hanging="360"/>
+      </w:pPr>
+      <w:rPr>
+        <w:rFonts w:ascii="Wingdings" w:hAnsi="Wingdings" w:hint="default"/>
+      </w:rPr>
+    </w:lvl>
+  </w:abstractNum>
+  <w:abstractNum w:abstractNumId="11" w15:restartNumberingAfterBreak="0">
     <w:nsid w:val="4D9224B6"/>
     <w:multiLevelType w:val="multilevel"/>
     <w:tmpl w:val="248A072A"/>
@@ -4240,14 +6680,157 @@
       </w:rPr>
     </w:lvl>
   </w:abstractNum>
+  <w:abstractNum w:abstractNumId="12" w15:restartNumberingAfterBreak="0">
+    <w:nsid w:val="68D174B0"/>
+    <w:multiLevelType w:val="hybridMultilevel"/>
+    <w:tmpl w:val="BC3E2F7E"/>
+    <w:lvl w:ilvl="0" w:tplc="10090001">
+      <w:start w:val="1"/>
+      <w:numFmt w:val="bullet"/>
+      <w:lvlText w:val=""/>
+      <w:lvlJc w:val="left"/>
+      <w:pPr>
+        <w:ind w:left="720" w:hanging="360"/>
+      </w:pPr>
+      <w:rPr>
+        <w:rFonts w:ascii="Symbol" w:hAnsi="Symbol" w:hint="default"/>
+      </w:rPr>
+    </w:lvl>
+    <w:lvl w:ilvl="1" w:tplc="10090003" w:tentative="1">
+      <w:start w:val="1"/>
+      <w:numFmt w:val="bullet"/>
+      <w:lvlText w:val="o"/>
+      <w:lvlJc w:val="left"/>
+      <w:pPr>
+        <w:ind w:left="1440" w:hanging="360"/>
+      </w:pPr>
+      <w:rPr>
+        <w:rFonts w:ascii="Courier New" w:hAnsi="Courier New" w:cs="Courier New" w:hint="default"/>
+      </w:rPr>
+    </w:lvl>
+    <w:lvl w:ilvl="2" w:tplc="10090005" w:tentative="1">
+      <w:start w:val="1"/>
+      <w:numFmt w:val="bullet"/>
+      <w:lvlText w:val=""/>
+      <w:lvlJc w:val="left"/>
+      <w:pPr>
+        <w:ind w:left="2160" w:hanging="360"/>
+      </w:pPr>
+      <w:rPr>
+        <w:rFonts w:ascii="Wingdings" w:hAnsi="Wingdings" w:hint="default"/>
+      </w:rPr>
+    </w:lvl>
+    <w:lvl w:ilvl="3" w:tplc="10090001" w:tentative="1">
+      <w:start w:val="1"/>
+      <w:numFmt w:val="bullet"/>
+      <w:lvlText w:val=""/>
+      <w:lvlJc w:val="left"/>
+      <w:pPr>
+        <w:ind w:left="2880" w:hanging="360"/>
+      </w:pPr>
+      <w:rPr>
+        <w:rFonts w:ascii="Symbol" w:hAnsi="Symbol" w:hint="default"/>
+      </w:rPr>
+    </w:lvl>
+    <w:lvl w:ilvl="4" w:tplc="10090003" w:tentative="1">
+      <w:start w:val="1"/>
+      <w:numFmt w:val="bullet"/>
+      <w:lvlText w:val="o"/>
+      <w:lvlJc w:val="left"/>
+      <w:pPr>
+        <w:ind w:left="3600" w:hanging="360"/>
+      </w:pPr>
+      <w:rPr>
+        <w:rFonts w:ascii="Courier New" w:hAnsi="Courier New" w:cs="Courier New" w:hint="default"/>
+      </w:rPr>
+    </w:lvl>
+    <w:lvl w:ilvl="5" w:tplc="10090005" w:tentative="1">
+      <w:start w:val="1"/>
+      <w:numFmt w:val="bullet"/>
+      <w:lvlText w:val=""/>
+      <w:lvlJc w:val="left"/>
+      <w:pPr>
+        <w:ind w:left="4320" w:hanging="360"/>
+      </w:pPr>
+      <w:rPr>
+        <w:rFonts w:ascii="Wingdings" w:hAnsi="Wingdings" w:hint="default"/>
+      </w:rPr>
+    </w:lvl>
+    <w:lvl w:ilvl="6" w:tplc="10090001" w:tentative="1">
+      <w:start w:val="1"/>
+      <w:numFmt w:val="bullet"/>
+      <w:lvlText w:val=""/>
+      <w:lvlJc w:val="left"/>
+      <w:pPr>
+        <w:ind w:left="5040" w:hanging="360"/>
+      </w:pPr>
+      <w:rPr>
+        <w:rFonts w:ascii="Symbol" w:hAnsi="Symbol" w:hint="default"/>
+      </w:rPr>
+    </w:lvl>
+    <w:lvl w:ilvl="7" w:tplc="10090003" w:tentative="1">
+      <w:start w:val="1"/>
+      <w:numFmt w:val="bullet"/>
+      <w:lvlText w:val="o"/>
+      <w:lvlJc w:val="left"/>
+      <w:pPr>
+        <w:ind w:left="5760" w:hanging="360"/>
+      </w:pPr>
+      <w:rPr>
+        <w:rFonts w:ascii="Courier New" w:hAnsi="Courier New" w:cs="Courier New" w:hint="default"/>
+      </w:rPr>
+    </w:lvl>
+    <w:lvl w:ilvl="8" w:tplc="10090005" w:tentative="1">
+      <w:start w:val="1"/>
+      <w:numFmt w:val="bullet"/>
+      <w:lvlText w:val=""/>
+      <w:lvlJc w:val="left"/>
+      <w:pPr>
+        <w:ind w:left="6480" w:hanging="360"/>
+      </w:pPr>
+      <w:rPr>
+        <w:rFonts w:ascii="Wingdings" w:hAnsi="Wingdings" w:hint="default"/>
+      </w:rPr>
+    </w:lvl>
+  </w:abstractNum>
   <w:num w:numId="1" w16cid:durableId="577835693">
+    <w:abstractNumId w:val="11"/>
+  </w:num>
+  <w:num w:numId="2" w16cid:durableId="92172213">
+    <w:abstractNumId w:val="6"/>
+  </w:num>
+  <w:num w:numId="3" w16cid:durableId="149059239">
+    <w:abstractNumId w:val="4"/>
+  </w:num>
+  <w:num w:numId="4" w16cid:durableId="483281761">
+    <w:abstractNumId w:val="1"/>
+  </w:num>
+  <w:num w:numId="5" w16cid:durableId="124351998">
+    <w:abstractNumId w:val="5"/>
+  </w:num>
+  <w:num w:numId="6" w16cid:durableId="2022774201">
+    <w:abstractNumId w:val="9"/>
+  </w:num>
+  <w:num w:numId="7" w16cid:durableId="36200999">
+    <w:abstractNumId w:val="8"/>
+  </w:num>
+  <w:num w:numId="8" w16cid:durableId="65930082">
+    <w:abstractNumId w:val="12"/>
+  </w:num>
+  <w:num w:numId="9" w16cid:durableId="783354395">
+    <w:abstractNumId w:val="10"/>
+  </w:num>
+  <w:num w:numId="10" w16cid:durableId="681010726">
+    <w:abstractNumId w:val="7"/>
+  </w:num>
+  <w:num w:numId="11" w16cid:durableId="1080642543">
     <w:abstractNumId w:val="2"/>
   </w:num>
-  <w:num w:numId="2" w16cid:durableId="92172213">
-    <w:abstractNumId w:val="1"/>
+  <w:num w:numId="12" w16cid:durableId="2067685165">
+    <w:abstractNumId w:val="0"/>
   </w:num>
-  <w:num w:numId="3" w16cid:durableId="149059239">
-    <w:abstractNumId w:val="0"/>
+  <w:num w:numId="13" w16cid:durableId="1047265547">
+    <w:abstractNumId w:val="3"/>
   </w:num>
 </w:numbering>
 </file>
@@ -4855,7 +7438,6 @@
   <w:style w:type="character" w:default="1" w:styleId="DefaultParagraphFont">
     <w:name w:val="Default Paragraph Font"/>
     <w:uiPriority w:val="1"/>
-    <w:semiHidden/>
     <w:unhideWhenUsed/>
   </w:style>
   <w:style w:type="table" w:default="1" w:styleId="TableNormal">
@@ -5215,6 +7797,29 @@
       </w:tblBorders>
     </w:tblPr>
   </w:style>
+  <w:style w:type="character" w:styleId="Hyperlink">
+    <w:name w:val="Hyperlink"/>
+    <w:basedOn w:val="DefaultParagraphFont"/>
+    <w:uiPriority w:val="99"/>
+    <w:unhideWhenUsed/>
+    <w:rsid w:val="00B33DBF"/>
+    <w:rPr>
+      <w:color w:val="467886" w:themeColor="hyperlink"/>
+      <w:u w:val="single"/>
+    </w:rPr>
+  </w:style>
+  <w:style w:type="character" w:styleId="UnresolvedMention">
+    <w:name w:val="Unresolved Mention"/>
+    <w:basedOn w:val="DefaultParagraphFont"/>
+    <w:uiPriority w:val="99"/>
+    <w:semiHidden/>
+    <w:unhideWhenUsed/>
+    <w:rsid w:val="00196DF1"/>
+    <w:rPr>
+      <w:color w:val="605E5C"/>
+      <w:shd w:val="clear" w:color="auto" w:fill="E1DFDD"/>
+    </w:rPr>
+  </w:style>
 </w:styles>
 </file>
 

--- a/doc/PROJECT REPORT - PROJECT PROPOSAL.docx
+++ b/doc/PROJECT REPORT - PROJECT PROPOSAL.docx
@@ -576,35 +576,7 @@
           <w:lang w:val="en-US"/>
           <w14:ligatures w14:val="none"/>
         </w:rPr>
-        <w:t xml:space="preserve">     1.1 Research the finance </w:t>
-      </w:r>
-      <w:proofErr w:type="gramStart"/>
-      <w:r>
-        <w:rPr>
-          <w:rFonts w:ascii="Times New Roman" w:eastAsia="Times New Roman" w:hAnsi="Times New Roman" w:cs="Times New Roman"/>
-          <w:b/>
-          <w:color w:val="000000"/>
-          <w:kern w:val="0"/>
-          <w:sz w:val="32"/>
-          <w:szCs w:val="32"/>
-          <w:lang w:val="en-US"/>
-          <w14:ligatures w14:val="none"/>
-        </w:rPr>
-        <w:t>domain @</w:t>
-      </w:r>
-      <w:proofErr w:type="gramEnd"/>
-      <w:r>
-        <w:rPr>
-          <w:rFonts w:ascii="Times New Roman" w:eastAsia="Times New Roman" w:hAnsi="Times New Roman" w:cs="Times New Roman"/>
-          <w:b/>
-          <w:color w:val="000000"/>
-          <w:kern w:val="0"/>
-          <w:sz w:val="32"/>
-          <w:szCs w:val="32"/>
-          <w:lang w:val="en-US"/>
-          <w14:ligatures w14:val="none"/>
-        </w:rPr>
-        <w:t xml:space="preserve"> Nikhil Preetha Murali</w:t>
+        <w:t xml:space="preserve">     1.1 Research the finance domain @ Nikhil Preetha Murali</w:t>
       </w:r>
     </w:p>
     <w:p>
@@ -1377,27 +1349,7 @@
                 <w:lang w:eastAsia="en-CA"/>
                 <w14:ligatures w14:val="none"/>
               </w:rPr>
-              <w:t>Black-</w:t>
-            </w:r>
-            <w:proofErr w:type="spellStart"/>
-            <w:r>
-              <w:rPr>
-                <w:rFonts w:ascii="Times New Roman" w:eastAsia="Times New Roman" w:hAnsi="Times New Roman" w:cs="Times New Roman"/>
-                <w:kern w:val="0"/>
-                <w:lang w:eastAsia="en-CA"/>
-                <w14:ligatures w14:val="none"/>
-              </w:rPr>
-              <w:t>Litterman</w:t>
-            </w:r>
-            <w:proofErr w:type="spellEnd"/>
-            <w:r>
-              <w:rPr>
-                <w:rFonts w:ascii="Times New Roman" w:eastAsia="Times New Roman" w:hAnsi="Times New Roman" w:cs="Times New Roman"/>
-                <w:kern w:val="0"/>
-                <w:lang w:eastAsia="en-CA"/>
-                <w14:ligatures w14:val="none"/>
-              </w:rPr>
-              <w:t xml:space="preserve"> Model</w:t>
+              <w:t>Black-Litterman Model</w:t>
             </w:r>
           </w:p>
         </w:tc>
@@ -1631,15 +1583,7 @@
         <w:jc w:val="both"/>
       </w:pPr>
       <w:r>
-        <w:t xml:space="preserve">Risk management in finance refers to the process of identifying, assessing, and controlling potential risks that could negatively impact financial outcomes. It involves understanding the various uncertainties associated with investments, markets, or business operations and implementing strategies to minimize or mitigate those risks. This can include techniques like diversification, hedging, and insurance to protect assets and ensure financial stability. The importance of risk management lies in its ability to safeguard against significant losses, balance risk with potential rewards, and enhance decision-making. By proactively addressing risks, businesses and investors can maintain stability, meet long-term financial goals, comply with regulations, and protect their reputation, all of which contribute to sustained success in an </w:t>
-      </w:r>
-      <w:proofErr w:type="gramStart"/>
-      <w:r>
-        <w:t>often volatile</w:t>
-      </w:r>
-      <w:proofErr w:type="gramEnd"/>
-      <w:r>
-        <w:t xml:space="preserve"> financial environment.</w:t>
+        <w:t>Risk management in finance refers to the process of identifying, assessing, and controlling potential risks that could negatively impact financial outcomes. It involves understanding the various uncertainties associated with investments, markets, or business operations and implementing strategies to minimize or mitigate those risks. This can include techniques like diversification, hedging, and insurance to protect assets and ensure financial stability. The importance of risk management lies in its ability to safeguard against significant losses, balance risk with potential rewards, and enhance decision-making. By proactively addressing risks, businesses and investors can maintain stability, meet long-term financial goals, comply with regulations, and protect their reputation, all of which contribute to sustained success in an often volatile financial environment.</w:t>
       </w:r>
     </w:p>
     <w:p>
@@ -2187,15 +2131,7 @@
         <w:t>Risk-Reward Balancing:</w:t>
       </w:r>
       <w:r>
-        <w:t xml:space="preserve"> RL models use custom reward functions to prioritize risk-adjusted returns, considering metrics like Value-at-Risk (</w:t>
-      </w:r>
-      <w:proofErr w:type="spellStart"/>
-      <w:r>
-        <w:t>VaR</w:t>
-      </w:r>
-      <w:proofErr w:type="spellEnd"/>
-      <w:r>
-        <w:t>) and Conditional Value-at-Risk (CVaR).</w:t>
+        <w:t xml:space="preserve"> RL models use custom reward functions to prioritize risk-adjusted returns, considering metrics like Value-at-Risk (VaR) and Conditional Value-at-Risk (CVaR).</w:t>
       </w:r>
     </w:p>
     <w:p>
@@ -3071,7 +3007,7 @@
         <w:ind w:right="60"/>
         <w:rPr>
           <w:rFonts w:ascii="Times New Roman" w:eastAsia="Times New Roman" w:hAnsi="Times New Roman" w:cs="Times New Roman"/>
-          <w:b/>
+          <w:bCs/>
           <w:color w:val="000000"/>
           <w:kern w:val="0"/>
           <w:sz w:val="32"/>
@@ -3093,62 +3029,6 @@
         </w:rPr>
         <w:t xml:space="preserve">      </w:t>
       </w:r>
-      <w:r>
-        <w:rPr>
-          <w:rFonts w:ascii="Times New Roman" w:eastAsia="Times New Roman" w:hAnsi="Times New Roman" w:cs="Times New Roman"/>
-          <w:b/>
-          <w:color w:val="000000"/>
-          <w:kern w:val="0"/>
-          <w:sz w:val="32"/>
-          <w:szCs w:val="32"/>
-          <w:lang w:val="en-US"/>
-          <w14:ligatures w14:val="none"/>
-        </w:rPr>
-        <w:t xml:space="preserve">1.2 Create visual </w:t>
-      </w:r>
-      <w:proofErr w:type="gramStart"/>
-      <w:r>
-        <w:rPr>
-          <w:rFonts w:ascii="Times New Roman" w:eastAsia="Times New Roman" w:hAnsi="Times New Roman" w:cs="Times New Roman"/>
-          <w:b/>
-          <w:color w:val="000000"/>
-          <w:kern w:val="0"/>
-          <w:sz w:val="32"/>
-          <w:szCs w:val="32"/>
-          <w:lang w:val="en-US"/>
-          <w14:ligatures w14:val="none"/>
-        </w:rPr>
-        <w:t>aids @</w:t>
-      </w:r>
-      <w:proofErr w:type="gramEnd"/>
-      <w:r>
-        <w:rPr>
-          <w:rFonts w:ascii="Times New Roman" w:eastAsia="Times New Roman" w:hAnsi="Times New Roman" w:cs="Times New Roman"/>
-          <w:b/>
-          <w:color w:val="000000"/>
-          <w:kern w:val="0"/>
-          <w:sz w:val="32"/>
-          <w:szCs w:val="32"/>
-          <w:lang w:val="en-US"/>
-          <w14:ligatures w14:val="none"/>
-        </w:rPr>
-        <w:t xml:space="preserve"> Abhishek </w:t>
-      </w:r>
-      <w:proofErr w:type="spellStart"/>
-      <w:r>
-        <w:rPr>
-          <w:rFonts w:ascii="Times New Roman" w:eastAsia="Times New Roman" w:hAnsi="Times New Roman" w:cs="Times New Roman"/>
-          <w:b/>
-          <w:color w:val="000000"/>
-          <w:kern w:val="0"/>
-          <w:sz w:val="32"/>
-          <w:szCs w:val="32"/>
-          <w:lang w:val="en-US"/>
-          <w14:ligatures w14:val="none"/>
-        </w:rPr>
-        <w:t>Mungath</w:t>
-      </w:r>
-      <w:proofErr w:type="spellEnd"/>
     </w:p>
     <w:p>
       <w:pPr>
@@ -3156,28 +3036,15 @@
         <w:ind w:right="60"/>
         <w:rPr>
           <w:rFonts w:ascii="Times New Roman" w:eastAsia="Times New Roman" w:hAnsi="Times New Roman" w:cs="Times New Roman"/>
-          <w:b/>
-          <w:color w:val="000000"/>
-          <w:kern w:val="0"/>
-          <w:sz w:val="32"/>
-          <w:szCs w:val="32"/>
-          <w:lang w:val="en-US"/>
-          <w14:ligatures w14:val="none"/>
-        </w:rPr>
-      </w:pPr>
-      <w:r>
-        <w:rPr>
-          <w:rFonts w:ascii="Times New Roman" w:eastAsia="Times New Roman" w:hAnsi="Times New Roman" w:cs="Times New Roman"/>
-          <w:b/>
-          <w:color w:val="000000"/>
-          <w:kern w:val="0"/>
-          <w:sz w:val="32"/>
-          <w:szCs w:val="32"/>
-          <w:lang w:val="en-US"/>
-          <w14:ligatures w14:val="none"/>
-        </w:rPr>
-        <w:t xml:space="preserve">      1.2.1 Traditional portfolio allocation versus reinforcement learning-based methods</w:t>
-      </w:r>
+          <w:bCs/>
+          <w:color w:val="000000"/>
+          <w:kern w:val="0"/>
+          <w:sz w:val="32"/>
+          <w:szCs w:val="32"/>
+          <w:lang w:val="en-US"/>
+          <w14:ligatures w14:val="none"/>
+        </w:rPr>
+      </w:pPr>
     </w:p>
     <w:p>
       <w:pPr>
@@ -3194,44 +3061,35 @@
           <w14:ligatures w14:val="none"/>
         </w:rPr>
       </w:pPr>
-      <w:r>
-        <w:rPr>
-          <w:rFonts w:ascii="Times New Roman" w:eastAsia="Times New Roman" w:hAnsi="Times New Roman" w:cs="Times New Roman"/>
-          <w:bCs/>
-          <w:color w:val="000000"/>
-          <w:kern w:val="0"/>
-          <w:sz w:val="32"/>
-          <w:szCs w:val="32"/>
-          <w:lang w:val="en-US"/>
-          <w14:ligatures w14:val="none"/>
-        </w:rPr>
-        <w:t>Answer here: -</w:t>
-      </w:r>
-      <w:r>
-        <w:rPr>
-          <w:rFonts w:ascii="Times New Roman" w:eastAsia="Times New Roman" w:hAnsi="Times New Roman" w:cs="Times New Roman"/>
-          <w:bCs/>
-          <w:color w:val="000000"/>
-          <w:kern w:val="0"/>
-          <w:sz w:val="32"/>
-          <w:szCs w:val="32"/>
-          <w:lang w:val="en-US"/>
-          <w14:ligatures w14:val="none"/>
-        </w:rPr>
-        <w:sym w:font="Wingdings" w:char="F0E0"/>
-      </w:r>
-      <w:r>
-        <w:rPr>
-          <w:rFonts w:ascii="Times New Roman" w:eastAsia="Times New Roman" w:hAnsi="Times New Roman" w:cs="Times New Roman"/>
-          <w:bCs/>
-          <w:color w:val="000000"/>
-          <w:kern w:val="0"/>
-          <w:sz w:val="32"/>
-          <w:szCs w:val="32"/>
-          <w:lang w:val="en-US"/>
-          <w14:ligatures w14:val="none"/>
-        </w:rPr>
-        <w:t xml:space="preserve"> flowchart</w:t>
+    </w:p>
+    <w:p>
+      <w:pPr>
+        <w:spacing w:after="162" w:line="360" w:lineRule="auto"/>
+        <w:ind w:right="60" w:firstLine="360"/>
+        <w:rPr>
+          <w:rFonts w:ascii="Times New Roman" w:eastAsia="Times New Roman" w:hAnsi="Times New Roman" w:cs="Times New Roman"/>
+          <w:b/>
+          <w:color w:val="000000"/>
+          <w:kern w:val="0"/>
+          <w:sz w:val="32"/>
+          <w:szCs w:val="32"/>
+          <w:lang w:val="en-US"/>
+          <w14:ligatures w14:val="none"/>
+        </w:rPr>
+      </w:pPr>
+      <w:r>
+        <w:rPr>
+          <w:rFonts w:ascii="Times New Roman" w:eastAsia="Times New Roman" w:hAnsi="Times New Roman" w:cs="Times New Roman"/>
+          <w:b/>
+          <w:color w:val="000000"/>
+          <w:kern w:val="0"/>
+          <w:sz w:val="32"/>
+          <w:szCs w:val="32"/>
+          <w:lang w:val="en-US"/>
+          <w14:ligatures w14:val="none"/>
+        </w:rPr>
+        <w:lastRenderedPageBreak/>
+        <w:t>1.2 Create visual aids @ Abhishek Mungath</w:t>
       </w:r>
     </w:p>
     <w:p>
@@ -3260,8 +3118,33 @@
           <w:lang w:val="en-US"/>
           <w14:ligatures w14:val="none"/>
         </w:rPr>
-        <w:lastRenderedPageBreak/>
-        <w:t xml:space="preserve">      1.2.2 The role of risk management in investment strategies.</w:t>
+        <w:t xml:space="preserve">    </w:t>
+      </w:r>
+      <w:r>
+        <w:rPr>
+          <w:rFonts w:ascii="Times New Roman" w:eastAsia="Times New Roman" w:hAnsi="Times New Roman" w:cs="Times New Roman"/>
+          <w:b/>
+          <w:color w:val="000000"/>
+          <w:kern w:val="0"/>
+          <w:sz w:val="32"/>
+          <w:szCs w:val="32"/>
+          <w:lang w:val="en-US"/>
+          <w14:ligatures w14:val="none"/>
+        </w:rPr>
+        <w:t xml:space="preserve"> </w:t>
+      </w:r>
+      <w:r>
+        <w:rPr>
+          <w:rFonts w:ascii="Times New Roman" w:eastAsia="Times New Roman" w:hAnsi="Times New Roman" w:cs="Times New Roman"/>
+          <w:b/>
+          <w:color w:val="000000"/>
+          <w:kern w:val="0"/>
+          <w:sz w:val="32"/>
+          <w:szCs w:val="32"/>
+          <w:lang w:val="en-US"/>
+          <w14:ligatures w14:val="none"/>
+        </w:rPr>
+        <w:t>1.2.1 Traditional portfolio allocation versus reinforcement learning-based methods</w:t>
       </w:r>
     </w:p>
     <w:p>
@@ -3270,53 +3153,67 @@
         <w:ind w:right="60"/>
         <w:rPr>
           <w:rFonts w:ascii="Times New Roman" w:eastAsia="Times New Roman" w:hAnsi="Times New Roman" w:cs="Times New Roman"/>
-          <w:bCs/>
-          <w:color w:val="000000"/>
-          <w:kern w:val="0"/>
-          <w:sz w:val="32"/>
-          <w:szCs w:val="32"/>
-          <w:lang w:val="en-US"/>
-          <w14:ligatures w14:val="none"/>
-        </w:rPr>
-      </w:pPr>
-      <w:r>
-        <w:rPr>
-          <w:rFonts w:ascii="Times New Roman" w:eastAsia="Times New Roman" w:hAnsi="Times New Roman" w:cs="Times New Roman"/>
-          <w:bCs/>
-          <w:color w:val="000000"/>
-          <w:kern w:val="0"/>
-          <w:sz w:val="32"/>
-          <w:szCs w:val="32"/>
-          <w:lang w:val="en-US"/>
-          <w14:ligatures w14:val="none"/>
-        </w:rPr>
-        <w:t>Answer here:</w:t>
-      </w:r>
-      <w:r>
-        <w:rPr>
-          <w:rFonts w:ascii="Times New Roman" w:eastAsia="Times New Roman" w:hAnsi="Times New Roman" w:cs="Times New Roman"/>
-          <w:bCs/>
-          <w:color w:val="000000"/>
-          <w:kern w:val="0"/>
-          <w:sz w:val="32"/>
-          <w:szCs w:val="32"/>
-          <w:lang w:val="en-US"/>
-          <w14:ligatures w14:val="none"/>
-        </w:rPr>
-        <w:sym w:font="Wingdings" w:char="F0E0"/>
-      </w:r>
-      <w:r>
-        <w:rPr>
-          <w:rFonts w:ascii="Times New Roman" w:eastAsia="Times New Roman" w:hAnsi="Times New Roman" w:cs="Times New Roman"/>
-          <w:bCs/>
-          <w:color w:val="000000"/>
-          <w:kern w:val="0"/>
-          <w:sz w:val="32"/>
-          <w:szCs w:val="32"/>
-          <w:lang w:val="en-US"/>
-          <w14:ligatures w14:val="none"/>
-        </w:rPr>
-        <w:t xml:space="preserve"> flowchart</w:t>
+          <w:b/>
+          <w:color w:val="000000"/>
+          <w:kern w:val="0"/>
+          <w:sz w:val="32"/>
+          <w:szCs w:val="32"/>
+          <w:lang w:val="en-US"/>
+          <w14:ligatures w14:val="none"/>
+        </w:rPr>
+      </w:pPr>
+      <w:r>
+        <w:rPr>
+          <w:noProof/>
+        </w:rPr>
+        <w:drawing>
+          <wp:inline distT="0" distB="0" distL="0" distR="0" wp14:anchorId="7C86A189" wp14:editId="654FFC63">
+            <wp:extent cx="5943600" cy="4457700"/>
+            <wp:effectExtent l="0" t="0" r="0" b="0"/>
+            <wp:docPr id="534297611" name="Picture 2" descr="A diagram of a method&#10;&#10;Description automatically generated"/>
+            <wp:cNvGraphicFramePr>
+              <a:graphicFrameLocks xmlns:a="http://schemas.openxmlformats.org/drawingml/2006/main" noChangeAspect="1"/>
+            </wp:cNvGraphicFramePr>
+            <a:graphic xmlns:a="http://schemas.openxmlformats.org/drawingml/2006/main">
+              <a:graphicData uri="http://schemas.openxmlformats.org/drawingml/2006/picture">
+                <pic:pic xmlns:pic="http://schemas.openxmlformats.org/drawingml/2006/picture">
+                  <pic:nvPicPr>
+                    <pic:cNvPr id="534297611" name="Picture 2" descr="A diagram of a method&#10;&#10;Description automatically generated"/>
+                    <pic:cNvPicPr>
+                      <a:picLocks noChangeAspect="1" noChangeArrowheads="1"/>
+                    </pic:cNvPicPr>
+                  </pic:nvPicPr>
+                  <pic:blipFill>
+                    <a:blip r:embed="rId6">
+                      <a:extLst>
+                        <a:ext uri="{28A0092B-C50C-407E-A947-70E740481C1C}">
+                          <a14:useLocalDpi xmlns:a14="http://schemas.microsoft.com/office/drawing/2010/main" val="0"/>
+                        </a:ext>
+                      </a:extLst>
+                    </a:blip>
+                    <a:srcRect/>
+                    <a:stretch>
+                      <a:fillRect/>
+                    </a:stretch>
+                  </pic:blipFill>
+                  <pic:spPr bwMode="auto">
+                    <a:xfrm>
+                      <a:off x="0" y="0"/>
+                      <a:ext cx="5943600" cy="4457700"/>
+                    </a:xfrm>
+                    <a:prstGeom prst="rect">
+                      <a:avLst/>
+                    </a:prstGeom>
+                    <a:noFill/>
+                    <a:ln>
+                      <a:noFill/>
+                    </a:ln>
+                  </pic:spPr>
+                </pic:pic>
+              </a:graphicData>
+            </a:graphic>
+          </wp:inline>
+        </w:drawing>
       </w:r>
     </w:p>
     <w:p>
@@ -3334,6 +3231,19 @@
           <w14:ligatures w14:val="none"/>
         </w:rPr>
       </w:pPr>
+      <w:r>
+        <w:rPr>
+          <w:rFonts w:ascii="Times New Roman" w:eastAsia="Times New Roman" w:hAnsi="Times New Roman" w:cs="Times New Roman"/>
+          <w:b/>
+          <w:color w:val="000000"/>
+          <w:kern w:val="0"/>
+          <w:sz w:val="32"/>
+          <w:szCs w:val="32"/>
+          <w:lang w:val="en-US"/>
+          <w14:ligatures w14:val="none"/>
+        </w:rPr>
+        <w:t xml:space="preserve">      1.2.2 The role of risk management in investment strategies.</w:t>
+      </w:r>
     </w:p>
     <w:p>
       <w:pPr>
@@ -3341,15 +3251,54 @@
         <w:ind w:right="60"/>
         <w:rPr>
           <w:rFonts w:ascii="Times New Roman" w:eastAsia="Times New Roman" w:hAnsi="Times New Roman" w:cs="Times New Roman"/>
-          <w:b/>
-          <w:color w:val="000000"/>
-          <w:kern w:val="0"/>
-          <w:sz w:val="32"/>
-          <w:szCs w:val="32"/>
-          <w:lang w:val="en-US"/>
-          <w14:ligatures w14:val="none"/>
-        </w:rPr>
-      </w:pPr>
+          <w:bCs/>
+          <w:color w:val="000000"/>
+          <w:kern w:val="0"/>
+          <w:sz w:val="32"/>
+          <w:szCs w:val="32"/>
+          <w:lang w:val="en-US"/>
+          <w14:ligatures w14:val="none"/>
+        </w:rPr>
+      </w:pPr>
+      <w:r>
+        <w:rPr>
+          <w:rFonts w:ascii="Times New Roman" w:eastAsia="Times New Roman" w:hAnsi="Times New Roman" w:cs="Times New Roman"/>
+          <w:bCs/>
+          <w:color w:val="000000"/>
+          <w:kern w:val="0"/>
+          <w:sz w:val="32"/>
+          <w:szCs w:val="32"/>
+          <w:lang w:val="en-US"/>
+          <w14:ligatures w14:val="none"/>
+        </w:rPr>
+        <w:t>Answer here:</w:t>
+      </w:r>
+      <w:r>
+        <w:rPr>
+          <w:rFonts w:ascii="Times New Roman" w:eastAsia="Times New Roman" w:hAnsi="Times New Roman" w:cs="Times New Roman"/>
+          <w:bCs/>
+          <w:color w:val="000000"/>
+          <w:kern w:val="0"/>
+          <w:sz w:val="32"/>
+          <w:szCs w:val="32"/>
+          <w:lang w:val="en-US"/>
+          <w14:ligatures w14:val="none"/>
+        </w:rPr>
+        <w:sym w:font="Wingdings" w:char="F0E0"/>
+      </w:r>
+      <w:r>
+        <w:rPr>
+          <w:rFonts w:ascii="Times New Roman" w:eastAsia="Times New Roman" w:hAnsi="Times New Roman" w:cs="Times New Roman"/>
+          <w:bCs/>
+          <w:color w:val="000000"/>
+          <w:kern w:val="0"/>
+          <w:sz w:val="32"/>
+          <w:szCs w:val="32"/>
+          <w:lang w:val="en-US"/>
+          <w14:ligatures w14:val="none"/>
+        </w:rPr>
+        <w:t xml:space="preserve"> flowchart</w:t>
+      </w:r>
     </w:p>
     <w:p>
       <w:pPr>
@@ -3366,47 +3315,6 @@
           <w14:ligatures w14:val="none"/>
         </w:rPr>
       </w:pPr>
-      <w:r>
-        <w:rPr>
-          <w:rFonts w:ascii="Times New Roman" w:eastAsia="Times New Roman" w:hAnsi="Times New Roman" w:cs="Times New Roman"/>
-          <w:b/>
-          <w:color w:val="000000"/>
-          <w:kern w:val="0"/>
-          <w:sz w:val="32"/>
-          <w:szCs w:val="32"/>
-          <w:lang w:val="en-US"/>
-          <w14:ligatures w14:val="none"/>
-        </w:rPr>
-        <w:t xml:space="preserve">2. Defining the </w:t>
-      </w:r>
-      <w:proofErr w:type="gramStart"/>
-      <w:r>
-        <w:rPr>
-          <w:rFonts w:ascii="Times New Roman" w:eastAsia="Times New Roman" w:hAnsi="Times New Roman" w:cs="Times New Roman"/>
-          <w:b/>
-          <w:color w:val="000000"/>
-          <w:kern w:val="0"/>
-          <w:sz w:val="32"/>
-          <w:szCs w:val="32"/>
-          <w:lang w:val="en-US"/>
-          <w14:ligatures w14:val="none"/>
-        </w:rPr>
-        <w:t>Problem @</w:t>
-      </w:r>
-      <w:proofErr w:type="gramEnd"/>
-      <w:r>
-        <w:rPr>
-          <w:rFonts w:ascii="Times New Roman" w:eastAsia="Times New Roman" w:hAnsi="Times New Roman" w:cs="Times New Roman"/>
-          <w:b/>
-          <w:color w:val="000000"/>
-          <w:kern w:val="0"/>
-          <w:sz w:val="32"/>
-          <w:szCs w:val="32"/>
-          <w:lang w:val="en-US"/>
-          <w14:ligatures w14:val="none"/>
-        </w:rPr>
-        <w:t>Tarun Samuel</w:t>
-      </w:r>
     </w:p>
     <w:p>
       <w:pPr>
@@ -3414,28 +3322,15 @@
         <w:ind w:right="60"/>
         <w:rPr>
           <w:rFonts w:ascii="Times New Roman" w:eastAsia="Times New Roman" w:hAnsi="Times New Roman" w:cs="Times New Roman"/>
-          <w:bCs/>
-          <w:color w:val="000000"/>
-          <w:kern w:val="0"/>
-          <w:sz w:val="32"/>
-          <w:szCs w:val="32"/>
-          <w:lang w:val="en-US"/>
-          <w14:ligatures w14:val="none"/>
-        </w:rPr>
-      </w:pPr>
-      <w:r>
-        <w:rPr>
-          <w:rFonts w:ascii="Times New Roman" w:eastAsia="Times New Roman" w:hAnsi="Times New Roman" w:cs="Times New Roman"/>
-          <w:bCs/>
-          <w:color w:val="000000"/>
-          <w:kern w:val="0"/>
-          <w:sz w:val="32"/>
-          <w:szCs w:val="32"/>
-          <w:lang w:val="en-US"/>
-          <w14:ligatures w14:val="none"/>
-        </w:rPr>
-        <w:t>Focus on challenges investors face with traditional portfolio allocation methods.</w:t>
-      </w:r>
+          <w:b/>
+          <w:color w:val="000000"/>
+          <w:kern w:val="0"/>
+          <w:sz w:val="32"/>
+          <w:szCs w:val="32"/>
+          <w:lang w:val="en-US"/>
+          <w14:ligatures w14:val="none"/>
+        </w:rPr>
+      </w:pPr>
     </w:p>
     <w:p>
       <w:pPr>
@@ -3443,27 +3338,27 @@
         <w:ind w:right="60"/>
         <w:rPr>
           <w:rFonts w:ascii="Times New Roman" w:eastAsia="Times New Roman" w:hAnsi="Times New Roman" w:cs="Times New Roman"/>
-          <w:bCs/>
-          <w:color w:val="000000"/>
-          <w:kern w:val="0"/>
-          <w:sz w:val="32"/>
-          <w:szCs w:val="32"/>
-          <w:lang w:val="en-US"/>
-          <w14:ligatures w14:val="none"/>
-        </w:rPr>
-      </w:pPr>
-      <w:r>
-        <w:rPr>
-          <w:rFonts w:ascii="Times New Roman" w:eastAsia="Times New Roman" w:hAnsi="Times New Roman" w:cs="Times New Roman"/>
-          <w:bCs/>
-          <w:color w:val="000000"/>
-          <w:kern w:val="0"/>
-          <w:sz w:val="32"/>
-          <w:szCs w:val="32"/>
-          <w:lang w:val="en-US"/>
-          <w14:ligatures w14:val="none"/>
-        </w:rPr>
-        <w:t>Explain the financial impact of poor risk management and how reinforcement learning addresses these challenges.</w:t>
+          <w:b/>
+          <w:color w:val="000000"/>
+          <w:kern w:val="0"/>
+          <w:sz w:val="32"/>
+          <w:szCs w:val="32"/>
+          <w:lang w:val="en-US"/>
+          <w14:ligatures w14:val="none"/>
+        </w:rPr>
+      </w:pPr>
+      <w:r>
+        <w:rPr>
+          <w:rFonts w:ascii="Times New Roman" w:eastAsia="Times New Roman" w:hAnsi="Times New Roman" w:cs="Times New Roman"/>
+          <w:b/>
+          <w:color w:val="000000"/>
+          <w:kern w:val="0"/>
+          <w:sz w:val="32"/>
+          <w:szCs w:val="32"/>
+          <w:lang w:val="en-US"/>
+          <w14:ligatures w14:val="none"/>
+        </w:rPr>
+        <w:t>2. Defining the Problem @Tarun Samuel</w:t>
       </w:r>
     </w:p>
     <w:p>
@@ -3492,20 +3387,8 @@
           <w:lang w:val="en-US"/>
           <w14:ligatures w14:val="none"/>
         </w:rPr>
-        <w:t xml:space="preserve">Answer here </w:t>
-      </w:r>
-      <w:r>
-        <w:rPr>
-          <w:rFonts w:ascii="Times New Roman" w:eastAsia="Times New Roman" w:hAnsi="Times New Roman" w:cs="Times New Roman"/>
-          <w:bCs/>
-          <w:color w:val="000000"/>
-          <w:kern w:val="0"/>
-          <w:sz w:val="32"/>
-          <w:szCs w:val="32"/>
-          <w:lang w:val="en-US"/>
-          <w14:ligatures w14:val="none"/>
-        </w:rPr>
-        <w:sym w:font="Wingdings" w:char="F0E0"/>
+        <w:lastRenderedPageBreak/>
+        <w:t>Focus on challenges investors face with traditional portfolio allocation methods.</w:t>
       </w:r>
     </w:p>
     <w:p>
@@ -3514,15 +3397,28 @@
         <w:ind w:right="60"/>
         <w:rPr>
           <w:rFonts w:ascii="Times New Roman" w:eastAsia="Times New Roman" w:hAnsi="Times New Roman" w:cs="Times New Roman"/>
-          <w:b/>
-          <w:color w:val="000000"/>
-          <w:kern w:val="0"/>
-          <w:sz w:val="32"/>
-          <w:szCs w:val="32"/>
-          <w:lang w:val="en-US"/>
-          <w14:ligatures w14:val="none"/>
-        </w:rPr>
-      </w:pPr>
+          <w:bCs/>
+          <w:color w:val="000000"/>
+          <w:kern w:val="0"/>
+          <w:sz w:val="32"/>
+          <w:szCs w:val="32"/>
+          <w:lang w:val="en-US"/>
+          <w14:ligatures w14:val="none"/>
+        </w:rPr>
+      </w:pPr>
+      <w:r>
+        <w:rPr>
+          <w:rFonts w:ascii="Times New Roman" w:eastAsia="Times New Roman" w:hAnsi="Times New Roman" w:cs="Times New Roman"/>
+          <w:bCs/>
+          <w:color w:val="000000"/>
+          <w:kern w:val="0"/>
+          <w:sz w:val="32"/>
+          <w:szCs w:val="32"/>
+          <w:lang w:val="en-US"/>
+          <w14:ligatures w14:val="none"/>
+        </w:rPr>
+        <w:t>Explain the financial impact of poor risk management and how reinforcement learning addresses these challenges.</w:t>
+      </w:r>
     </w:p>
     <w:p>
       <w:pPr>
@@ -3530,6 +3426,64 @@
         <w:ind w:right="60"/>
         <w:rPr>
           <w:rFonts w:ascii="Times New Roman" w:eastAsia="Times New Roman" w:hAnsi="Times New Roman" w:cs="Times New Roman"/>
+          <w:bCs/>
+          <w:color w:val="000000"/>
+          <w:kern w:val="0"/>
+          <w:sz w:val="32"/>
+          <w:szCs w:val="32"/>
+          <w:lang w:val="en-US"/>
+          <w14:ligatures w14:val="none"/>
+        </w:rPr>
+      </w:pPr>
+      <w:r>
+        <w:rPr>
+          <w:rFonts w:ascii="Times New Roman" w:eastAsia="Times New Roman" w:hAnsi="Times New Roman" w:cs="Times New Roman"/>
+          <w:bCs/>
+          <w:color w:val="000000"/>
+          <w:kern w:val="0"/>
+          <w:sz w:val="32"/>
+          <w:szCs w:val="32"/>
+          <w:lang w:val="en-US"/>
+          <w14:ligatures w14:val="none"/>
+        </w:rPr>
+        <w:t xml:space="preserve">Answer here </w:t>
+      </w:r>
+      <w:r>
+        <w:rPr>
+          <w:rFonts w:ascii="Times New Roman" w:eastAsia="Times New Roman" w:hAnsi="Times New Roman" w:cs="Times New Roman"/>
+          <w:bCs/>
+          <w:color w:val="000000"/>
+          <w:kern w:val="0"/>
+          <w:sz w:val="32"/>
+          <w:szCs w:val="32"/>
+          <w:lang w:val="en-US"/>
+          <w14:ligatures w14:val="none"/>
+        </w:rPr>
+        <w:sym w:font="Wingdings" w:char="F0E0"/>
+      </w:r>
+    </w:p>
+    <w:p>
+      <w:pPr>
+        <w:spacing w:after="162" w:line="360" w:lineRule="auto"/>
+        <w:ind w:right="60"/>
+        <w:rPr>
+          <w:rFonts w:ascii="Times New Roman" w:eastAsia="Times New Roman" w:hAnsi="Times New Roman" w:cs="Times New Roman"/>
+          <w:b/>
+          <w:color w:val="000000"/>
+          <w:kern w:val="0"/>
+          <w:sz w:val="32"/>
+          <w:szCs w:val="32"/>
+          <w:lang w:val="en-US"/>
+          <w14:ligatures w14:val="none"/>
+        </w:rPr>
+      </w:pPr>
+    </w:p>
+    <w:p>
+      <w:pPr>
+        <w:spacing w:after="162" w:line="360" w:lineRule="auto"/>
+        <w:ind w:right="60"/>
+        <w:rPr>
+          <w:rFonts w:ascii="Times New Roman" w:eastAsia="Times New Roman" w:hAnsi="Times New Roman" w:cs="Times New Roman"/>
           <w:b/>
           <w:color w:val="000000"/>
           <w:kern w:val="0"/>
@@ -3566,63 +3520,7 @@
           <w:lang w:val="en-US"/>
           <w14:ligatures w14:val="none"/>
         </w:rPr>
-        <w:t xml:space="preserve">3 </w:t>
-      </w:r>
-      <w:proofErr w:type="gramStart"/>
-      <w:r>
-        <w:rPr>
-          <w:rFonts w:ascii="Times New Roman" w:eastAsia="Times New Roman" w:hAnsi="Times New Roman" w:cs="Times New Roman"/>
-          <w:b/>
-          <w:color w:val="000000"/>
-          <w:kern w:val="0"/>
-          <w:sz w:val="32"/>
-          <w:szCs w:val="32"/>
-          <w:lang w:val="en-US"/>
-          <w14:ligatures w14:val="none"/>
-        </w:rPr>
-        <w:t>Differentiation @</w:t>
-      </w:r>
-      <w:proofErr w:type="gramEnd"/>
-      <w:r>
-        <w:rPr>
-          <w:rFonts w:ascii="Times New Roman" w:eastAsia="Times New Roman" w:hAnsi="Times New Roman" w:cs="Times New Roman"/>
-          <w:b/>
-          <w:color w:val="000000"/>
-          <w:kern w:val="0"/>
-          <w:sz w:val="32"/>
-          <w:szCs w:val="32"/>
-          <w:lang w:val="en-US"/>
-          <w14:ligatures w14:val="none"/>
-        </w:rPr>
-        <w:t xml:space="preserve"> </w:t>
-      </w:r>
-      <w:proofErr w:type="spellStart"/>
-      <w:r>
-        <w:rPr>
-          <w:rFonts w:ascii="Times New Roman" w:eastAsia="Times New Roman" w:hAnsi="Times New Roman" w:cs="Times New Roman"/>
-          <w:b/>
-          <w:color w:val="000000"/>
-          <w:kern w:val="0"/>
-          <w:sz w:val="32"/>
-          <w:szCs w:val="32"/>
-          <w:lang w:val="en-US"/>
-          <w14:ligatures w14:val="none"/>
-        </w:rPr>
-        <w:t>Riyo</w:t>
-      </w:r>
-      <w:proofErr w:type="spellEnd"/>
-      <w:r>
-        <w:rPr>
-          <w:rFonts w:ascii="Times New Roman" w:eastAsia="Times New Roman" w:hAnsi="Times New Roman" w:cs="Times New Roman"/>
-          <w:b/>
-          <w:color w:val="000000"/>
-          <w:kern w:val="0"/>
-          <w:sz w:val="32"/>
-          <w:szCs w:val="32"/>
-          <w:lang w:val="en-US"/>
-          <w14:ligatures w14:val="none"/>
-        </w:rPr>
-        <w:t xml:space="preserve"> Sebastian</w:t>
+        <w:t>3 Differentiation @ Riyo Sebastian</w:t>
       </w:r>
     </w:p>
     <w:p>
@@ -3793,36 +3691,7 @@
           <w:lang w:val="en-US"/>
           <w14:ligatures w14:val="none"/>
         </w:rPr>
-        <w:lastRenderedPageBreak/>
-        <w:t xml:space="preserve">3.3. </w:t>
-      </w:r>
-      <w:proofErr w:type="gramStart"/>
-      <w:r>
-        <w:rPr>
-          <w:rFonts w:ascii="Times New Roman" w:eastAsia="Times New Roman" w:hAnsi="Times New Roman" w:cs="Times New Roman"/>
-          <w:bCs/>
-          <w:color w:val="000000"/>
-          <w:kern w:val="0"/>
-          <w:sz w:val="32"/>
-          <w:szCs w:val="32"/>
-          <w:lang w:val="en-US"/>
-          <w14:ligatures w14:val="none"/>
-        </w:rPr>
-        <w:t>Explains</w:t>
-      </w:r>
-      <w:proofErr w:type="gramEnd"/>
-      <w:r>
-        <w:rPr>
-          <w:rFonts w:ascii="Times New Roman" w:eastAsia="Times New Roman" w:hAnsi="Times New Roman" w:cs="Times New Roman"/>
-          <w:bCs/>
-          <w:color w:val="000000"/>
-          <w:kern w:val="0"/>
-          <w:sz w:val="32"/>
-          <w:szCs w:val="32"/>
-          <w:lang w:val="en-US"/>
-          <w14:ligatures w14:val="none"/>
-        </w:rPr>
-        <w:t xml:space="preserve"> how your project/solution addresses these gaps and provides a unique value proposition.</w:t>
+        <w:t>3.3. Explains how your project/solution addresses these gaps and provides a unique value proposition.</w:t>
       </w:r>
     </w:p>
     <w:p>
@@ -3951,6 +3820,7 @@
           <w:lang w:val="en-US"/>
           <w14:ligatures w14:val="none"/>
         </w:rPr>
+        <w:lastRenderedPageBreak/>
         <w:t xml:space="preserve">Answer here </w:t>
       </w:r>
       <w:r>
@@ -4112,107 +3982,8 @@
           <w:lang w:val="en-US"/>
           <w14:ligatures w14:val="none"/>
         </w:rPr>
-        <w:t xml:space="preserve">4 Data Gathering and </w:t>
-      </w:r>
-      <w:proofErr w:type="gramStart"/>
-      <w:r>
-        <w:rPr>
-          <w:rFonts w:ascii="Times New Roman" w:eastAsia="Times New Roman" w:hAnsi="Times New Roman" w:cs="Times New Roman"/>
-          <w:b/>
-          <w:color w:val="000000"/>
-          <w:kern w:val="0"/>
-          <w:sz w:val="32"/>
-          <w:szCs w:val="32"/>
-          <w:lang w:val="en-US"/>
-          <w14:ligatures w14:val="none"/>
-        </w:rPr>
-        <w:t>Insights @</w:t>
-      </w:r>
-      <w:proofErr w:type="gramEnd"/>
-      <w:r>
-        <w:rPr>
-          <w:rFonts w:ascii="Times New Roman" w:eastAsia="Times New Roman" w:hAnsi="Times New Roman" w:cs="Times New Roman"/>
-          <w:b/>
-          <w:color w:val="000000"/>
-          <w:kern w:val="0"/>
-          <w:sz w:val="32"/>
-          <w:szCs w:val="32"/>
-          <w:lang w:val="en-US"/>
-          <w14:ligatures w14:val="none"/>
-        </w:rPr>
-        <w:t xml:space="preserve"> </w:t>
-      </w:r>
-      <w:proofErr w:type="spellStart"/>
-      <w:r>
-        <w:rPr>
-          <w:rFonts w:ascii="Times New Roman" w:eastAsia="Times New Roman" w:hAnsi="Times New Roman" w:cs="Times New Roman"/>
-          <w:b/>
-          <w:color w:val="000000"/>
-          <w:kern w:val="0"/>
-          <w:sz w:val="32"/>
-          <w:szCs w:val="32"/>
-          <w:lang w:val="en-US"/>
-          <w14:ligatures w14:val="none"/>
-        </w:rPr>
-        <w:t>Rajkaran</w:t>
-      </w:r>
-      <w:proofErr w:type="spellEnd"/>
-      <w:r>
-        <w:rPr>
-          <w:rFonts w:ascii="Times New Roman" w:eastAsia="Times New Roman" w:hAnsi="Times New Roman" w:cs="Times New Roman"/>
-          <w:b/>
-          <w:color w:val="000000"/>
-          <w:kern w:val="0"/>
-          <w:sz w:val="32"/>
-          <w:szCs w:val="32"/>
-          <w:lang w:val="en-US"/>
-          <w14:ligatures w14:val="none"/>
-        </w:rPr>
-        <w:t xml:space="preserve"> </w:t>
-      </w:r>
-      <w:proofErr w:type="spellStart"/>
-      <w:r>
-        <w:rPr>
-          <w:rFonts w:ascii="Times New Roman" w:eastAsia="Times New Roman" w:hAnsi="Times New Roman" w:cs="Times New Roman"/>
-          <w:b/>
-          <w:color w:val="000000"/>
-          <w:kern w:val="0"/>
-          <w:sz w:val="32"/>
-          <w:szCs w:val="32"/>
-          <w:lang w:val="en-US"/>
-          <w14:ligatures w14:val="none"/>
-        </w:rPr>
-        <w:t>Yasodhadevi</w:t>
-      </w:r>
-      <w:proofErr w:type="spellEnd"/>
-      <w:r>
-        <w:rPr>
-          <w:rFonts w:ascii="Times New Roman" w:eastAsia="Times New Roman" w:hAnsi="Times New Roman" w:cs="Times New Roman"/>
-          <w:b/>
-          <w:color w:val="000000"/>
-          <w:kern w:val="0"/>
-          <w:sz w:val="32"/>
-          <w:szCs w:val="32"/>
-          <w:lang w:val="en-US"/>
-          <w14:ligatures w14:val="none"/>
-        </w:rPr>
-        <w:t xml:space="preserve"> </w:t>
-      </w:r>
-      <w:proofErr w:type="spellStart"/>
-      <w:r>
-        <w:rPr>
-          <w:rFonts w:ascii="Times New Roman" w:eastAsia="Times New Roman" w:hAnsi="Times New Roman" w:cs="Times New Roman"/>
-          <w:b/>
-          <w:color w:val="000000"/>
-          <w:kern w:val="0"/>
-          <w:sz w:val="32"/>
-          <w:szCs w:val="32"/>
-          <w:lang w:val="en-US"/>
-          <w14:ligatures w14:val="none"/>
-        </w:rPr>
-        <w:t>Ponnuvelusamy</w:t>
-      </w:r>
-      <w:proofErr w:type="spellEnd"/>
+        <w:t>4 Data Gathering and Insights @ Rajkaran Yasodhadevi Ponnuvelusamy</w:t>
+      </w:r>
     </w:p>
     <w:p>
       <w:pPr>
@@ -4240,35 +4011,7 @@
           <w:lang w:val="en-US"/>
           <w14:ligatures w14:val="none"/>
         </w:rPr>
-        <w:t xml:space="preserve">    4.1Collect datasets from the given links (</w:t>
-      </w:r>
-      <w:proofErr w:type="spellStart"/>
-      <w:r>
-        <w:rPr>
-          <w:rFonts w:ascii="Times New Roman" w:eastAsia="Times New Roman" w:hAnsi="Times New Roman" w:cs="Times New Roman"/>
-          <w:bCs/>
-          <w:color w:val="000000"/>
-          <w:kern w:val="0"/>
-          <w:sz w:val="32"/>
-          <w:szCs w:val="32"/>
-          <w:lang w:val="en-US"/>
-          <w14:ligatures w14:val="none"/>
-        </w:rPr>
-        <w:t>FinRL</w:t>
-      </w:r>
-      <w:proofErr w:type="spellEnd"/>
-      <w:r>
-        <w:rPr>
-          <w:rFonts w:ascii="Times New Roman" w:eastAsia="Times New Roman" w:hAnsi="Times New Roman" w:cs="Times New Roman"/>
-          <w:bCs/>
-          <w:color w:val="000000"/>
-          <w:kern w:val="0"/>
-          <w:sz w:val="32"/>
-          <w:szCs w:val="32"/>
-          <w:lang w:val="en-US"/>
-          <w14:ligatures w14:val="none"/>
-        </w:rPr>
-        <w:t xml:space="preserve"> GitHub and Yahoo Finance). -</w:t>
+        <w:t xml:space="preserve">    4.1Collect datasets from the given links (FinRL GitHub and Yahoo Finance). -</w:t>
       </w:r>
       <w:r>
         <w:rPr>
@@ -4436,22 +4179,7 @@
           <w:lang w:val="en-US"/>
           <w14:ligatures w14:val="none"/>
         </w:rPr>
-        <w:lastRenderedPageBreak/>
-        <w:t xml:space="preserve">5 Analyze the data to identify </w:t>
-      </w:r>
-      <w:proofErr w:type="gramStart"/>
-      <w:r>
-        <w:rPr>
-          <w:rFonts w:ascii="Times New Roman" w:eastAsia="Times New Roman" w:hAnsi="Times New Roman" w:cs="Times New Roman"/>
-          <w:b/>
-          <w:color w:val="000000"/>
-          <w:kern w:val="0"/>
-          <w:sz w:val="32"/>
-          <w:szCs w:val="32"/>
-          <w:lang w:val="en-US"/>
-          <w14:ligatures w14:val="none"/>
-        </w:rPr>
-        <w:t>patterns</w:t>
+        <w:t>5 Analyze the data to identify patterns</w:t>
       </w:r>
       <w:r>
         <w:rPr>
@@ -4477,21 +4205,7 @@
           <w:lang w:val="en-US"/>
           <w14:ligatures w14:val="none"/>
         </w:rPr>
-        <w:t>@</w:t>
-      </w:r>
-      <w:proofErr w:type="gramEnd"/>
-      <w:r>
-        <w:rPr>
-          <w:rFonts w:ascii="Times New Roman" w:eastAsia="Times New Roman" w:hAnsi="Times New Roman" w:cs="Times New Roman"/>
-          <w:b/>
-          <w:color w:val="000000"/>
-          <w:kern w:val="0"/>
-          <w:sz w:val="32"/>
-          <w:szCs w:val="32"/>
-          <w:lang w:val="en-US"/>
-          <w14:ligatures w14:val="none"/>
-        </w:rPr>
-        <w:t xml:space="preserve"> Jobina Joy</w:t>
+        <w:t>@ Jobina Joy</w:t>
       </w:r>
     </w:p>
     <w:p>
@@ -4636,6 +4350,7 @@
           <w:lang w:val="en-US"/>
           <w14:ligatures w14:val="none"/>
         </w:rPr>
+        <w:lastRenderedPageBreak/>
         <w:t>Use tools like Python, pandas, or NumPy.</w:t>
       </w:r>
     </w:p>
@@ -4752,37 +4467,7 @@
           <w:lang w:eastAsia="en-CA"/>
           <w14:ligatures w14:val="none"/>
         </w:rPr>
-        <w:t xml:space="preserve">: @ Anand </w:t>
-      </w:r>
-      <w:proofErr w:type="spellStart"/>
-      <w:r>
-        <w:rPr>
-          <w:rFonts w:ascii="Times New Roman" w:eastAsia="Times New Roman" w:hAnsi="Times New Roman" w:cs="Times New Roman"/>
-          <w:b/>
-          <w:bCs/>
-          <w:color w:val="000000"/>
-          <w:kern w:val="0"/>
-          <w:sz w:val="32"/>
-          <w:szCs w:val="32"/>
-          <w:lang w:eastAsia="en-CA"/>
-          <w14:ligatures w14:val="none"/>
-        </w:rPr>
-        <w:t>Chathananickal</w:t>
-      </w:r>
-      <w:proofErr w:type="spellEnd"/>
-      <w:r>
-        <w:rPr>
-          <w:rFonts w:ascii="Times New Roman" w:eastAsia="Times New Roman" w:hAnsi="Times New Roman" w:cs="Times New Roman"/>
-          <w:b/>
-          <w:bCs/>
-          <w:color w:val="000000"/>
-          <w:kern w:val="0"/>
-          <w:sz w:val="32"/>
-          <w:szCs w:val="32"/>
-          <w:lang w:eastAsia="en-CA"/>
-          <w14:ligatures w14:val="none"/>
-        </w:rPr>
-        <w:t xml:space="preserve"> Sajeevan</w:t>
+        <w:t>: @ Anand Chathananickal Sajeevan</w:t>
       </w:r>
       <w:r>
         <w:rPr>
@@ -4892,37 +4577,7 @@
           <w:lang w:eastAsia="en-CA"/>
           <w14:ligatures w14:val="none"/>
         </w:rPr>
-        <w:t xml:space="preserve">7 Design wireframes and pipelines: @ </w:t>
-      </w:r>
-      <w:proofErr w:type="spellStart"/>
-      <w:r>
-        <w:rPr>
-          <w:rFonts w:ascii="Times New Roman" w:eastAsia="Times New Roman" w:hAnsi="Times New Roman" w:cs="Times New Roman"/>
-          <w:b/>
-          <w:bCs/>
-          <w:color w:val="000000"/>
-          <w:kern w:val="0"/>
-          <w:sz w:val="32"/>
-          <w:szCs w:val="32"/>
-          <w:lang w:eastAsia="en-CA"/>
-          <w14:ligatures w14:val="none"/>
-        </w:rPr>
-        <w:t>Jeffin</w:t>
-      </w:r>
-      <w:proofErr w:type="spellEnd"/>
-      <w:r>
-        <w:rPr>
-          <w:rFonts w:ascii="Times New Roman" w:eastAsia="Times New Roman" w:hAnsi="Times New Roman" w:cs="Times New Roman"/>
-          <w:b/>
-          <w:bCs/>
-          <w:color w:val="000000"/>
-          <w:kern w:val="0"/>
-          <w:sz w:val="32"/>
-          <w:szCs w:val="32"/>
-          <w:lang w:eastAsia="en-CA"/>
-          <w14:ligatures w14:val="none"/>
-        </w:rPr>
-        <w:t xml:space="preserve"> Kochurani Ravi</w:t>
+        <w:t>7 Design wireframes and pipelines: @ Jeffin Kochurani Ravi</w:t>
       </w:r>
     </w:p>
     <w:p>
@@ -5147,7 +4802,7 @@
       <w:r>
         <w:t xml:space="preserve">Investopedia. “What Is Portfolio Management?” [Online]. Available: </w:t>
       </w:r>
-      <w:hyperlink r:id="rId6" w:tgtFrame="_new" w:history="1">
+      <w:hyperlink r:id="rId7" w:tgtFrame="_new" w:history="1">
         <w:r>
           <w:rPr>
             <w:rStyle w:val="Hyperlink"/>
@@ -5173,15 +4828,10 @@
           <w14:ligatures w14:val="none"/>
         </w:rPr>
       </w:pPr>
-      <w:proofErr w:type="spellStart"/>
-      <w:r>
-        <w:t>Groww</w:t>
-      </w:r>
-      <w:proofErr w:type="spellEnd"/>
-      <w:r>
-        <w:t xml:space="preserve">. “Portfolio Management Overview.” [Online]. Available: </w:t>
-      </w:r>
-      <w:hyperlink r:id="rId7" w:tgtFrame="_new" w:history="1">
+      <w:r>
+        <w:t xml:space="preserve">Groww. “Portfolio Management Overview.” [Online]. Available: </w:t>
+      </w:r>
+      <w:hyperlink r:id="rId8" w:tgtFrame="_new" w:history="1">
         <w:r>
           <w:rPr>
             <w:rStyle w:val="Hyperlink"/>
@@ -7438,6 +7088,7 @@
   <w:style w:type="character" w:default="1" w:styleId="DefaultParagraphFont">
     <w:name w:val="Default Paragraph Font"/>
     <w:uiPriority w:val="1"/>
+    <w:semiHidden/>
     <w:unhideWhenUsed/>
   </w:style>
   <w:style w:type="table" w:default="1" w:styleId="TableNormal">

--- a/doc/PROJECT REPORT - PROJECT PROPOSAL.docx
+++ b/doc/PROJECT REPORT - PROJECT PROPOSAL.docx
@@ -4184,6 +4184,19 @@
       <w:r>
         <w:rPr>
           <w:rFonts w:ascii="Times New Roman" w:eastAsia="Times New Roman" w:hAnsi="Times New Roman" w:cs="Times New Roman"/>
+          <w:b/>
+          <w:color w:val="000000"/>
+          <w:kern w:val="0"/>
+          <w:sz w:val="32"/>
+          <w:szCs w:val="32"/>
+          <w:lang w:val="en-US"/>
+          <w14:ligatures w14:val="none"/>
+        </w:rPr>
+        <w:t xml:space="preserve"> and visualization for analysis</w:t>
+      </w:r>
+      <w:r>
+        <w:rPr>
+          <w:rFonts w:ascii="Times New Roman" w:eastAsia="Times New Roman" w:hAnsi="Times New Roman" w:cs="Times New Roman"/>
           <w:bCs/>
           <w:color w:val="000000"/>
           <w:kern w:val="0"/>
@@ -4206,6 +4219,19 @@
           <w14:ligatures w14:val="none"/>
         </w:rPr>
         <w:t>@ Jobina Joy</w:t>
+      </w:r>
+      <w:r>
+        <w:rPr>
+          <w:rFonts w:ascii="Times New Roman" w:eastAsia="Times New Roman" w:hAnsi="Times New Roman" w:cs="Times New Roman"/>
+          <w:b/>
+          <w:color w:val="000000"/>
+          <w:kern w:val="0"/>
+          <w:sz w:val="32"/>
+          <w:szCs w:val="32"/>
+          <w:lang w:val="en-US"/>
+          <w14:ligatures w14:val="none"/>
+        </w:rPr>
+        <w:t xml:space="preserve"> and @Anand Chathananickal Sajeevan</w:t>
       </w:r>
     </w:p>
     <w:p>
@@ -4243,27 +4269,90 @@
         <w:ind w:left="20" w:right="60" w:hanging="10"/>
         <w:rPr>
           <w:rFonts w:ascii="Times New Roman" w:eastAsia="Times New Roman" w:hAnsi="Times New Roman" w:cs="Times New Roman"/>
-          <w:bCs/>
-          <w:color w:val="000000"/>
-          <w:kern w:val="0"/>
-          <w:sz w:val="32"/>
-          <w:szCs w:val="32"/>
-          <w:lang w:val="en-US"/>
-          <w14:ligatures w14:val="none"/>
-        </w:rPr>
-      </w:pPr>
-      <w:r>
-        <w:rPr>
-          <w:rFonts w:ascii="Times New Roman" w:eastAsia="Times New Roman" w:hAnsi="Times New Roman" w:cs="Times New Roman"/>
-          <w:bCs/>
-          <w:color w:val="000000"/>
-          <w:kern w:val="0"/>
-          <w:sz w:val="32"/>
-          <w:szCs w:val="32"/>
-          <w:lang w:val="en-US"/>
-          <w14:ligatures w14:val="none"/>
-        </w:rPr>
-        <w:t>Trends in stock price volatility.</w:t>
+          <w:color w:val="000000"/>
+          <w:kern w:val="0"/>
+          <w:sz w:val="32"/>
+          <w:szCs w:val="32"/>
+          <w:lang w:eastAsia="en-CA"/>
+          <w14:ligatures w14:val="none"/>
+        </w:rPr>
+      </w:pPr>
+      <w:r>
+        <w:rPr>
+          <w:rFonts w:ascii="Times New Roman" w:eastAsia="Times New Roman" w:hAnsi="Times New Roman" w:cs="Times New Roman"/>
+          <w:bCs/>
+          <w:color w:val="000000"/>
+          <w:kern w:val="0"/>
+          <w:sz w:val="32"/>
+          <w:szCs w:val="32"/>
+          <w:lang w:val="en-US"/>
+          <w14:ligatures w14:val="none"/>
+        </w:rPr>
+        <w:t>Use tools like Python, pandas, or NumPy</w:t>
+      </w:r>
+      <w:r>
+        <w:rPr>
+          <w:rFonts w:ascii="Times New Roman" w:eastAsia="Times New Roman" w:hAnsi="Times New Roman" w:cs="Times New Roman"/>
+          <w:color w:val="000000"/>
+          <w:kern w:val="0"/>
+          <w:sz w:val="32"/>
+          <w:szCs w:val="32"/>
+          <w:lang w:eastAsia="en-CA"/>
+          <w14:ligatures w14:val="none"/>
+        </w:rPr>
+        <w:br/>
+        <w:t>Create graphs, heatmaps, or visualizations for:</w:t>
+      </w:r>
+      <w:r>
+        <w:rPr>
+          <w:rFonts w:ascii="Times New Roman" w:eastAsia="Times New Roman" w:hAnsi="Times New Roman" w:cs="Times New Roman"/>
+          <w:color w:val="000000"/>
+          <w:kern w:val="0"/>
+          <w:sz w:val="32"/>
+          <w:szCs w:val="32"/>
+          <w:lang w:eastAsia="en-CA"/>
+          <w14:ligatures w14:val="none"/>
+        </w:rPr>
+        <w:br/>
+      </w:r>
+      <w:r>
+        <w:rPr>
+          <w:rFonts w:ascii="Times New Roman" w:eastAsia="Times New Roman" w:hAnsi="Times New Roman" w:cs="Times New Roman"/>
+          <w:color w:val="000000"/>
+          <w:kern w:val="0"/>
+          <w:sz w:val="32"/>
+          <w:szCs w:val="32"/>
+          <w:lang w:eastAsia="en-CA"/>
+          <w14:ligatures w14:val="none"/>
+        </w:rPr>
+        <w:lastRenderedPageBreak/>
+        <w:t>Stock price trends.</w:t>
+      </w:r>
+      <w:r>
+        <w:rPr>
+          <w:rFonts w:ascii="Times New Roman" w:eastAsia="Times New Roman" w:hAnsi="Times New Roman" w:cs="Times New Roman"/>
+          <w:color w:val="000000"/>
+          <w:kern w:val="0"/>
+          <w:sz w:val="32"/>
+          <w:szCs w:val="32"/>
+          <w:lang w:eastAsia="en-CA"/>
+          <w14:ligatures w14:val="none"/>
+        </w:rPr>
+        <w:br/>
+        <w:t>Portfolio performance comparisons.</w:t>
+      </w:r>
+      <w:r>
+        <w:rPr>
+          <w:rFonts w:ascii="Times New Roman" w:eastAsia="Times New Roman" w:hAnsi="Times New Roman" w:cs="Times New Roman"/>
+          <w:color w:val="000000"/>
+          <w:kern w:val="0"/>
+          <w:sz w:val="32"/>
+          <w:szCs w:val="32"/>
+          <w:lang w:eastAsia="en-CA"/>
+          <w14:ligatures w14:val="none"/>
+        </w:rPr>
+        <w:br/>
+        <w:t>Risk-return scatter plots.</w:t>
       </w:r>
     </w:p>
     <w:p>
@@ -4272,27 +4361,25 @@
         <w:ind w:left="20" w:right="60" w:hanging="10"/>
         <w:rPr>
           <w:rFonts w:ascii="Times New Roman" w:eastAsia="Times New Roman" w:hAnsi="Times New Roman" w:cs="Times New Roman"/>
-          <w:bCs/>
-          <w:color w:val="000000"/>
-          <w:kern w:val="0"/>
-          <w:sz w:val="32"/>
-          <w:szCs w:val="32"/>
-          <w:lang w:val="en-US"/>
-          <w14:ligatures w14:val="none"/>
-        </w:rPr>
-      </w:pPr>
-      <w:r>
-        <w:rPr>
-          <w:rFonts w:ascii="Times New Roman" w:eastAsia="Times New Roman" w:hAnsi="Times New Roman" w:cs="Times New Roman"/>
-          <w:bCs/>
-          <w:color w:val="000000"/>
-          <w:kern w:val="0"/>
-          <w:sz w:val="32"/>
-          <w:szCs w:val="32"/>
-          <w:lang w:val="en-US"/>
-          <w14:ligatures w14:val="none"/>
-        </w:rPr>
-        <w:t>How reinforcement learning models outperform baselines.</w:t>
+          <w:color w:val="000000"/>
+          <w:kern w:val="0"/>
+          <w:sz w:val="32"/>
+          <w:szCs w:val="32"/>
+          <w:lang w:eastAsia="en-CA"/>
+          <w14:ligatures w14:val="none"/>
+        </w:rPr>
+      </w:pPr>
+      <w:r>
+        <w:rPr>
+          <w:rFonts w:ascii="Times New Roman" w:eastAsia="Times New Roman" w:hAnsi="Times New Roman" w:cs="Times New Roman"/>
+          <w:color w:val="000000"/>
+          <w:kern w:val="0"/>
+          <w:sz w:val="32"/>
+          <w:szCs w:val="32"/>
+          <w:lang w:eastAsia="en-CA"/>
+          <w14:ligatures w14:val="none"/>
+        </w:rPr>
+        <w:t>Anand:</w:t>
       </w:r>
     </w:p>
     <w:p>
@@ -4321,7 +4408,41 @@
           <w:lang w:val="en-US"/>
           <w14:ligatures w14:val="none"/>
         </w:rPr>
-        <w:t>Risk-adjusted return improvements.</w:t>
+        <w:drawing>
+          <wp:inline distT="0" distB="0" distL="0" distR="0" wp14:anchorId="7DF7AB4B" wp14:editId="51C9CBE9">
+            <wp:extent cx="5943600" cy="3966845"/>
+            <wp:effectExtent l="0" t="0" r="0" b="0"/>
+            <wp:docPr id="1939451013" name="Picture 1" descr="A graph of a stable stock&#10;&#10;Description automatically generated with medium confidence"/>
+            <wp:cNvGraphicFramePr>
+              <a:graphicFrameLocks xmlns:a="http://schemas.openxmlformats.org/drawingml/2006/main" noChangeAspect="1"/>
+            </wp:cNvGraphicFramePr>
+            <a:graphic xmlns:a="http://schemas.openxmlformats.org/drawingml/2006/main">
+              <a:graphicData uri="http://schemas.openxmlformats.org/drawingml/2006/picture">
+                <pic:pic xmlns:pic="http://schemas.openxmlformats.org/drawingml/2006/picture">
+                  <pic:nvPicPr>
+                    <pic:cNvPr id="1939451013" name="Picture 1" descr="A graph of a stable stock&#10;&#10;Description automatically generated with medium confidence"/>
+                    <pic:cNvPicPr/>
+                  </pic:nvPicPr>
+                  <pic:blipFill>
+                    <a:blip r:embed="rId7"/>
+                    <a:stretch>
+                      <a:fillRect/>
+                    </a:stretch>
+                  </pic:blipFill>
+                  <pic:spPr>
+                    <a:xfrm>
+                      <a:off x="0" y="0"/>
+                      <a:ext cx="5943600" cy="3966845"/>
+                    </a:xfrm>
+                    <a:prstGeom prst="rect">
+                      <a:avLst/>
+                    </a:prstGeom>
+                  </pic:spPr>
+                </pic:pic>
+              </a:graphicData>
+            </a:graphic>
+          </wp:inline>
+        </w:drawing>
       </w:r>
     </w:p>
     <w:p>
@@ -4351,7 +4472,41 @@
           <w14:ligatures w14:val="none"/>
         </w:rPr>
         <w:lastRenderedPageBreak/>
-        <w:t>Use tools like Python, pandas, or NumPy.</w:t>
+        <w:drawing>
+          <wp:inline distT="0" distB="0" distL="0" distR="0" wp14:anchorId="38FD133B" wp14:editId="37BAB48B">
+            <wp:extent cx="5943600" cy="4622800"/>
+            <wp:effectExtent l="0" t="0" r="0" b="6350"/>
+            <wp:docPr id="1573048193" name="Picture 1" descr="A graph of a graph of different colored bars&#10;&#10;Description automatically generated with medium confidence"/>
+            <wp:cNvGraphicFramePr>
+              <a:graphicFrameLocks xmlns:a="http://schemas.openxmlformats.org/drawingml/2006/main" noChangeAspect="1"/>
+            </wp:cNvGraphicFramePr>
+            <a:graphic xmlns:a="http://schemas.openxmlformats.org/drawingml/2006/main">
+              <a:graphicData uri="http://schemas.openxmlformats.org/drawingml/2006/picture">
+                <pic:pic xmlns:pic="http://schemas.openxmlformats.org/drawingml/2006/picture">
+                  <pic:nvPicPr>
+                    <pic:cNvPr id="1573048193" name="Picture 1" descr="A graph of a graph of different colored bars&#10;&#10;Description automatically generated with medium confidence"/>
+                    <pic:cNvPicPr/>
+                  </pic:nvPicPr>
+                  <pic:blipFill>
+                    <a:blip r:embed="rId8"/>
+                    <a:stretch>
+                      <a:fillRect/>
+                    </a:stretch>
+                  </pic:blipFill>
+                  <pic:spPr>
+                    <a:xfrm>
+                      <a:off x="0" y="0"/>
+                      <a:ext cx="5943600" cy="4622800"/>
+                    </a:xfrm>
+                    <a:prstGeom prst="rect">
+                      <a:avLst/>
+                    </a:prstGeom>
+                  </pic:spPr>
+                </pic:pic>
+              </a:graphicData>
+            </a:graphic>
+          </wp:inline>
+        </w:drawing>
       </w:r>
     </w:p>
     <w:p>
@@ -4369,6 +4524,134 @@
           <w14:ligatures w14:val="none"/>
         </w:rPr>
       </w:pPr>
+      <w:r>
+        <w:rPr>
+          <w:rFonts w:ascii="Times New Roman" w:eastAsia="Times New Roman" w:hAnsi="Times New Roman" w:cs="Times New Roman"/>
+          <w:bCs/>
+          <w:color w:val="000000"/>
+          <w:kern w:val="0"/>
+          <w:sz w:val="32"/>
+          <w:szCs w:val="32"/>
+          <w:lang w:val="en-US"/>
+          <w14:ligatures w14:val="none"/>
+        </w:rPr>
+        <w:t>Jobina:</w:t>
+      </w:r>
+      <w:r>
+        <w:rPr>
+          <w:rFonts w:ascii="Times New Roman" w:eastAsia="Times New Roman" w:hAnsi="Times New Roman" w:cs="Times New Roman"/>
+          <w:bCs/>
+          <w:color w:val="000000"/>
+          <w:kern w:val="0"/>
+          <w:sz w:val="32"/>
+          <w:szCs w:val="32"/>
+          <w:lang w:val="en-US"/>
+          <w14:ligatures w14:val="none"/>
+        </w:rPr>
+        <w:br/>
+      </w:r>
+    </w:p>
+    <w:p>
+      <w:pPr>
+        <w:spacing w:after="200" w:line="276" w:lineRule="auto"/>
+        <w:rPr>
+          <w:rFonts w:ascii="Times New Roman" w:eastAsia="Times New Roman" w:hAnsi="Times New Roman" w:cs="Times New Roman"/>
+          <w:color w:val="000000"/>
+          <w:kern w:val="0"/>
+          <w:sz w:val="32"/>
+          <w:szCs w:val="32"/>
+          <w:lang w:eastAsia="en-CA"/>
+          <w14:ligatures w14:val="none"/>
+        </w:rPr>
+      </w:pPr>
+    </w:p>
+    <w:p>
+      <w:pPr>
+        <w:spacing w:after="200" w:line="276" w:lineRule="auto"/>
+        <w:rPr>
+          <w:rFonts w:ascii="Times New Roman" w:eastAsia="Times New Roman" w:hAnsi="Times New Roman" w:cs="Times New Roman"/>
+          <w:color w:val="000000"/>
+          <w:kern w:val="0"/>
+          <w:sz w:val="32"/>
+          <w:szCs w:val="32"/>
+          <w:lang w:eastAsia="en-CA"/>
+          <w14:ligatures w14:val="none"/>
+        </w:rPr>
+      </w:pPr>
+    </w:p>
+    <w:p>
+      <w:pPr>
+        <w:spacing w:after="200" w:line="276" w:lineRule="auto"/>
+        <w:rPr>
+          <w:rFonts w:ascii="Times New Roman" w:eastAsia="Times New Roman" w:hAnsi="Times New Roman" w:cs="Times New Roman"/>
+          <w:b/>
+          <w:bCs/>
+          <w:color w:val="000000"/>
+          <w:kern w:val="0"/>
+          <w:sz w:val="32"/>
+          <w:szCs w:val="32"/>
+          <w:lang w:eastAsia="en-CA"/>
+          <w14:ligatures w14:val="none"/>
+        </w:rPr>
+      </w:pPr>
+      <w:r>
+        <w:rPr>
+          <w:rFonts w:ascii="Times New Roman" w:eastAsia="Times New Roman" w:hAnsi="Times New Roman" w:cs="Times New Roman"/>
+          <w:b/>
+          <w:bCs/>
+          <w:color w:val="000000"/>
+          <w:kern w:val="0"/>
+          <w:sz w:val="32"/>
+          <w:szCs w:val="32"/>
+          <w:lang w:eastAsia="en-CA"/>
+          <w14:ligatures w14:val="none"/>
+        </w:rPr>
+        <w:t>7 Design wireframes: @ Jeffin Kochurani Ravi</w:t>
+      </w:r>
+    </w:p>
+    <w:p>
+      <w:pPr>
+        <w:spacing w:after="200" w:line="276" w:lineRule="auto"/>
+        <w:rPr>
+          <w:rFonts w:ascii="Times New Roman" w:eastAsia="Times New Roman" w:hAnsi="Times New Roman" w:cs="Times New Roman"/>
+          <w:b/>
+          <w:bCs/>
+          <w:color w:val="000000"/>
+          <w:kern w:val="0"/>
+          <w:sz w:val="32"/>
+          <w:szCs w:val="32"/>
+          <w:lang w:eastAsia="en-CA"/>
+          <w14:ligatures w14:val="none"/>
+        </w:rPr>
+      </w:pPr>
+      <w:r>
+        <w:rPr>
+          <w:rFonts w:ascii="Times New Roman" w:eastAsia="Times New Roman" w:hAnsi="Times New Roman" w:cs="Times New Roman"/>
+          <w:b/>
+          <w:bCs/>
+          <w:color w:val="000000"/>
+          <w:kern w:val="0"/>
+          <w:sz w:val="32"/>
+          <w:szCs w:val="32"/>
+          <w:lang w:eastAsia="en-CA"/>
+          <w14:ligatures w14:val="none"/>
+        </w:rPr>
+        <w:t>8</w:t>
+      </w:r>
+      <w:r>
+        <w:rPr>
+          <w:rFonts w:ascii="Times New Roman" w:eastAsia="Times New Roman" w:hAnsi="Times New Roman" w:cs="Times New Roman"/>
+          <w:b/>
+          <w:bCs/>
+          <w:color w:val="000000"/>
+          <w:kern w:val="0"/>
+          <w:sz w:val="32"/>
+          <w:szCs w:val="32"/>
+          <w:lang w:eastAsia="en-CA"/>
+          <w14:ligatures w14:val="none"/>
+        </w:rPr>
+        <w:t xml:space="preserve"> Big Data Pipeline @ Anand Chathananickal Sajeevan</w:t>
+      </w:r>
     </w:p>
     <w:p>
       <w:pPr>
@@ -4388,200 +4671,6 @@
     </w:p>
     <w:p>
       <w:pPr>
-        <w:spacing w:after="200" w:line="276" w:lineRule="auto"/>
-        <w:rPr>
-          <w:rFonts w:ascii="Times New Roman" w:eastAsia="Times New Roman" w:hAnsi="Times New Roman" w:cs="Times New Roman"/>
-          <w:b/>
-          <w:color w:val="000000"/>
-          <w:kern w:val="0"/>
-          <w:sz w:val="32"/>
-          <w:szCs w:val="32"/>
-          <w:lang w:val="en-US"/>
-          <w14:ligatures w14:val="none"/>
-        </w:rPr>
-      </w:pPr>
-    </w:p>
-    <w:p>
-      <w:pPr>
-        <w:spacing w:after="200" w:line="276" w:lineRule="auto"/>
-        <w:rPr>
-          <w:rFonts w:ascii="Times New Roman" w:eastAsia="Times New Roman" w:hAnsi="Times New Roman" w:cs="Times New Roman"/>
-          <w:b/>
-          <w:color w:val="000000"/>
-          <w:kern w:val="0"/>
-          <w:sz w:val="32"/>
-          <w:szCs w:val="32"/>
-          <w:lang w:val="en-US"/>
-          <w14:ligatures w14:val="none"/>
-        </w:rPr>
-      </w:pPr>
-    </w:p>
-    <w:p>
-      <w:pPr>
-        <w:spacing w:after="200" w:line="276" w:lineRule="auto"/>
-        <w:rPr>
-          <w:rFonts w:ascii="Times New Roman" w:eastAsia="Times New Roman" w:hAnsi="Times New Roman" w:cs="Times New Roman"/>
-          <w:color w:val="000000"/>
-          <w:kern w:val="0"/>
-          <w:sz w:val="32"/>
-          <w:szCs w:val="32"/>
-          <w:lang w:eastAsia="en-CA"/>
-          <w14:ligatures w14:val="none"/>
-        </w:rPr>
-      </w:pPr>
-      <w:r>
-        <w:rPr>
-          <w:rFonts w:ascii="Times New Roman" w:eastAsia="Times New Roman" w:hAnsi="Times New Roman" w:cs="Times New Roman"/>
-          <w:b/>
-          <w:color w:val="000000"/>
-          <w:kern w:val="0"/>
-          <w:sz w:val="32"/>
-          <w:szCs w:val="32"/>
-          <w:lang w:val="en-US"/>
-          <w14:ligatures w14:val="none"/>
-        </w:rPr>
-        <w:t xml:space="preserve">6 </w:t>
-      </w:r>
-      <w:r>
-        <w:rPr>
-          <w:rFonts w:ascii="Times New Roman" w:eastAsia="Times New Roman" w:hAnsi="Times New Roman" w:cs="Times New Roman"/>
-          <w:b/>
-          <w:color w:val="000000"/>
-          <w:kern w:val="0"/>
-          <w:sz w:val="32"/>
-          <w:szCs w:val="32"/>
-          <w:lang w:eastAsia="en-CA"/>
-          <w14:ligatures w14:val="none"/>
-        </w:rPr>
-        <w:t>Visualization</w:t>
-      </w:r>
-      <w:r>
-        <w:rPr>
-          <w:rFonts w:ascii="Times New Roman" w:eastAsia="Times New Roman" w:hAnsi="Times New Roman" w:cs="Times New Roman"/>
-          <w:b/>
-          <w:bCs/>
-          <w:color w:val="000000"/>
-          <w:kern w:val="0"/>
-          <w:sz w:val="32"/>
-          <w:szCs w:val="32"/>
-          <w:lang w:eastAsia="en-CA"/>
-          <w14:ligatures w14:val="none"/>
-        </w:rPr>
-        <w:t>: @ Anand Chathananickal Sajeevan</w:t>
-      </w:r>
-      <w:r>
-        <w:rPr>
-          <w:rFonts w:ascii="Times New Roman" w:eastAsia="Times New Roman" w:hAnsi="Times New Roman" w:cs="Times New Roman"/>
-          <w:color w:val="000000"/>
-          <w:kern w:val="0"/>
-          <w:sz w:val="32"/>
-          <w:szCs w:val="32"/>
-          <w:lang w:eastAsia="en-CA"/>
-          <w14:ligatures w14:val="none"/>
-        </w:rPr>
-        <w:br/>
-        <w:t>Create graphs, heatmaps, or visualizations for:</w:t>
-      </w:r>
-      <w:r>
-        <w:rPr>
-          <w:rFonts w:ascii="Times New Roman" w:eastAsia="Times New Roman" w:hAnsi="Times New Roman" w:cs="Times New Roman"/>
-          <w:color w:val="000000"/>
-          <w:kern w:val="0"/>
-          <w:sz w:val="32"/>
-          <w:szCs w:val="32"/>
-          <w:lang w:eastAsia="en-CA"/>
-          <w14:ligatures w14:val="none"/>
-        </w:rPr>
-        <w:br/>
-        <w:t>Stock price trends.</w:t>
-      </w:r>
-      <w:r>
-        <w:rPr>
-          <w:rFonts w:ascii="Times New Roman" w:eastAsia="Times New Roman" w:hAnsi="Times New Roman" w:cs="Times New Roman"/>
-          <w:color w:val="000000"/>
-          <w:kern w:val="0"/>
-          <w:sz w:val="32"/>
-          <w:szCs w:val="32"/>
-          <w:lang w:eastAsia="en-CA"/>
-          <w14:ligatures w14:val="none"/>
-        </w:rPr>
-        <w:br/>
-        <w:t>Portfolio performance comparisons.</w:t>
-      </w:r>
-      <w:r>
-        <w:rPr>
-          <w:rFonts w:ascii="Times New Roman" w:eastAsia="Times New Roman" w:hAnsi="Times New Roman" w:cs="Times New Roman"/>
-          <w:color w:val="000000"/>
-          <w:kern w:val="0"/>
-          <w:sz w:val="32"/>
-          <w:szCs w:val="32"/>
-          <w:lang w:eastAsia="en-CA"/>
-          <w14:ligatures w14:val="none"/>
-        </w:rPr>
-        <w:br/>
-        <w:t>Risk-return scatter plots.</w:t>
-      </w:r>
-    </w:p>
-    <w:p>
-      <w:pPr>
-        <w:spacing w:after="200" w:line="276" w:lineRule="auto"/>
-        <w:rPr>
-          <w:rFonts w:ascii="Times New Roman" w:eastAsia="Times New Roman" w:hAnsi="Times New Roman" w:cs="Times New Roman"/>
-          <w:color w:val="000000"/>
-          <w:kern w:val="0"/>
-          <w:sz w:val="32"/>
-          <w:szCs w:val="32"/>
-          <w:lang w:eastAsia="en-CA"/>
-          <w14:ligatures w14:val="none"/>
-        </w:rPr>
-      </w:pPr>
-    </w:p>
-    <w:p>
-      <w:pPr>
-        <w:spacing w:after="200" w:line="276" w:lineRule="auto"/>
-        <w:rPr>
-          <w:rFonts w:ascii="Times New Roman" w:eastAsia="Times New Roman" w:hAnsi="Times New Roman" w:cs="Times New Roman"/>
-          <w:color w:val="000000"/>
-          <w:kern w:val="0"/>
-          <w:sz w:val="32"/>
-          <w:szCs w:val="32"/>
-          <w:lang w:eastAsia="en-CA"/>
-          <w14:ligatures w14:val="none"/>
-        </w:rPr>
-      </w:pPr>
-    </w:p>
-    <w:p>
-      <w:pPr>
-        <w:spacing w:after="200" w:line="276" w:lineRule="auto"/>
-        <w:rPr>
-          <w:rFonts w:ascii="Aptos Narrow" w:eastAsia="Times New Roman" w:hAnsi="Aptos Narrow" w:cs="Times New Roman"/>
-          <w:b/>
-          <w:bCs/>
-          <w:color w:val="000000"/>
-          <w:kern w:val="0"/>
-          <w:sz w:val="22"/>
-          <w:szCs w:val="22"/>
-          <w:lang w:eastAsia="en-CA"/>
-          <w14:ligatures w14:val="none"/>
-        </w:rPr>
-      </w:pPr>
-      <w:r>
-        <w:rPr>
-          <w:rFonts w:ascii="Times New Roman" w:eastAsia="Times New Roman" w:hAnsi="Times New Roman" w:cs="Times New Roman"/>
-          <w:b/>
-          <w:bCs/>
-          <w:color w:val="000000"/>
-          <w:kern w:val="0"/>
-          <w:sz w:val="32"/>
-          <w:szCs w:val="32"/>
-          <w:lang w:eastAsia="en-CA"/>
-          <w14:ligatures w14:val="none"/>
-        </w:rPr>
-        <w:t>7 Design wireframes and pipelines: @ Jeffin Kochurani Ravi</w:t>
-      </w:r>
-    </w:p>
-    <w:p>
-      <w:pPr>
         <w:spacing w:after="162" w:line="360" w:lineRule="auto"/>
         <w:ind w:left="20" w:right="60" w:hanging="10"/>
         <w:rPr>
@@ -4611,22 +4700,54 @@
           <w14:ligatures w14:val="none"/>
         </w:rPr>
       </w:pPr>
-    </w:p>
-    <w:p>
-      <w:pPr>
-        <w:spacing w:after="162" w:line="360" w:lineRule="auto"/>
-        <w:ind w:left="20" w:right="60" w:hanging="10"/>
-        <w:rPr>
-          <w:rFonts w:ascii="Times New Roman" w:eastAsia="Times New Roman" w:hAnsi="Times New Roman" w:cs="Times New Roman"/>
-          <w:bCs/>
-          <w:color w:val="000000"/>
-          <w:kern w:val="0"/>
-          <w:sz w:val="32"/>
-          <w:szCs w:val="32"/>
-          <w:lang w:val="en-US"/>
-          <w14:ligatures w14:val="none"/>
-        </w:rPr>
-      </w:pPr>
+      <w:r>
+        <w:rPr>
+          <w:rFonts w:ascii="Times New Roman" w:eastAsia="Times New Roman" w:hAnsi="Times New Roman" w:cs="Times New Roman"/>
+          <w:bCs/>
+          <w:color w:val="000000"/>
+          <w:kern w:val="0"/>
+          <w:sz w:val="32"/>
+          <w:szCs w:val="32"/>
+          <w:lang w:val="en-US"/>
+          <w14:ligatures w14:val="none"/>
+        </w:rPr>
+        <w:lastRenderedPageBreak/>
+        <w:drawing>
+          <wp:inline distT="0" distB="0" distL="0" distR="0" wp14:anchorId="31F97C4A" wp14:editId="7AFFB41A">
+            <wp:extent cx="5943600" cy="2768600"/>
+            <wp:effectExtent l="0" t="0" r="0" b="0"/>
+            <wp:docPr id="38859966" name="Picture 1" descr="A diagram of a model&#10;&#10;Description automatically generated"/>
+            <wp:cNvGraphicFramePr>
+              <a:graphicFrameLocks xmlns:a="http://schemas.openxmlformats.org/drawingml/2006/main" noChangeAspect="1"/>
+            </wp:cNvGraphicFramePr>
+            <a:graphic xmlns:a="http://schemas.openxmlformats.org/drawingml/2006/main">
+              <a:graphicData uri="http://schemas.openxmlformats.org/drawingml/2006/picture">
+                <pic:pic xmlns:pic="http://schemas.openxmlformats.org/drawingml/2006/picture">
+                  <pic:nvPicPr>
+                    <pic:cNvPr id="38859966" name="Picture 1" descr="A diagram of a model&#10;&#10;Description automatically generated"/>
+                    <pic:cNvPicPr/>
+                  </pic:nvPicPr>
+                  <pic:blipFill>
+                    <a:blip r:embed="rId9"/>
+                    <a:stretch>
+                      <a:fillRect/>
+                    </a:stretch>
+                  </pic:blipFill>
+                  <pic:spPr>
+                    <a:xfrm>
+                      <a:off x="0" y="0"/>
+                      <a:ext cx="5943600" cy="2768600"/>
+                    </a:xfrm>
+                    <a:prstGeom prst="rect">
+                      <a:avLst/>
+                    </a:prstGeom>
+                  </pic:spPr>
+                </pic:pic>
+              </a:graphicData>
+            </a:graphic>
+          </wp:inline>
+        </w:drawing>
+      </w:r>
     </w:p>
     <w:p>
       <w:pPr>
@@ -4802,7 +4923,7 @@
       <w:r>
         <w:t xml:space="preserve">Investopedia. “What Is Portfolio Management?” [Online]. Available: </w:t>
       </w:r>
-      <w:hyperlink r:id="rId7" w:tgtFrame="_new" w:history="1">
+      <w:hyperlink r:id="rId10" w:tgtFrame="_new" w:history="1">
         <w:r>
           <w:rPr>
             <w:rStyle w:val="Hyperlink"/>
@@ -4831,7 +4952,7 @@
       <w:r>
         <w:t xml:space="preserve">Groww. “Portfolio Management Overview.” [Online]. Available: </w:t>
       </w:r>
-      <w:hyperlink r:id="rId8" w:tgtFrame="_new" w:history="1">
+      <w:hyperlink r:id="rId11" w:tgtFrame="_new" w:history="1">
         <w:r>
           <w:rPr>
             <w:rStyle w:val="Hyperlink"/>

--- a/doc/PROJECT REPORT - PROJECT PROPOSAL.docx
+++ b/doc/PROJECT REPORT - PROJECT PROPOSAL.docx
@@ -1349,7 +1349,27 @@
                 <w:lang w:eastAsia="en-CA"/>
                 <w14:ligatures w14:val="none"/>
               </w:rPr>
-              <w:t>Black-Litterman Model</w:t>
+              <w:t>Black-</w:t>
+            </w:r>
+            <w:proofErr w:type="spellStart"/>
+            <w:r>
+              <w:rPr>
+                <w:rFonts w:ascii="Times New Roman" w:eastAsia="Times New Roman" w:hAnsi="Times New Roman" w:cs="Times New Roman"/>
+                <w:kern w:val="0"/>
+                <w:lang w:eastAsia="en-CA"/>
+                <w14:ligatures w14:val="none"/>
+              </w:rPr>
+              <w:t>Litterman</w:t>
+            </w:r>
+            <w:proofErr w:type="spellEnd"/>
+            <w:r>
+              <w:rPr>
+                <w:rFonts w:ascii="Times New Roman" w:eastAsia="Times New Roman" w:hAnsi="Times New Roman" w:cs="Times New Roman"/>
+                <w:kern w:val="0"/>
+                <w:lang w:eastAsia="en-CA"/>
+                <w14:ligatures w14:val="none"/>
+              </w:rPr>
+              <w:t xml:space="preserve"> Model</w:t>
             </w:r>
           </w:p>
         </w:tc>
@@ -2131,7 +2151,15 @@
         <w:t>Risk-Reward Balancing:</w:t>
       </w:r>
       <w:r>
-        <w:t xml:space="preserve"> RL models use custom reward functions to prioritize risk-adjusted returns, considering metrics like Value-at-Risk (VaR) and Conditional Value-at-Risk (CVaR).</w:t>
+        <w:t xml:space="preserve"> RL models use custom reward functions to prioritize risk-adjusted returns, considering metrics like Value-at-Risk (</w:t>
+      </w:r>
+      <w:proofErr w:type="spellStart"/>
+      <w:r>
+        <w:t>VaR</w:t>
+      </w:r>
+      <w:proofErr w:type="spellEnd"/>
+      <w:r>
+        <w:t>) and Conditional Value-at-Risk (CVaR).</w:t>
       </w:r>
     </w:p>
     <w:p>
@@ -3089,8 +3117,23 @@
           <w14:ligatures w14:val="none"/>
         </w:rPr>
         <w:lastRenderedPageBreak/>
-        <w:t>1.2 Create visual aids @ Abhishek Mungath</w:t>
-      </w:r>
+        <w:t xml:space="preserve">1.2 Create visual aids @ Abhishek </w:t>
+      </w:r>
+      <w:proofErr w:type="spellStart"/>
+      <w:r>
+        <w:rPr>
+          <w:rFonts w:ascii="Times New Roman" w:eastAsia="Times New Roman" w:hAnsi="Times New Roman" w:cs="Times New Roman"/>
+          <w:b/>
+          <w:color w:val="000000"/>
+          <w:kern w:val="0"/>
+          <w:sz w:val="32"/>
+          <w:szCs w:val="32"/>
+          <w:lang w:val="en-US"/>
+          <w14:ligatures w14:val="none"/>
+        </w:rPr>
+        <w:t>Mungath</w:t>
+      </w:r>
+      <w:proofErr w:type="spellEnd"/>
     </w:p>
     <w:p>
       <w:pPr>
@@ -3554,6 +3597,2671 @@
     </w:p>
     <w:p>
       <w:pPr>
+        <w:rPr>
+          <w:rFonts w:ascii="Times New Roman" w:hAnsi="Times New Roman" w:cs="Times New Roman"/>
+          <w:b/>
+          <w:bCs/>
+          <w:lang w:val="en-US"/>
+        </w:rPr>
+      </w:pPr>
+      <w:r>
+        <w:rPr>
+          <w:rFonts w:ascii="Times New Roman" w:hAnsi="Times New Roman" w:cs="Times New Roman"/>
+        </w:rPr>
+        <w:t xml:space="preserve">Many techniques have been used to maximize return on investment and minimize potential losses in the stock market. </w:t>
+      </w:r>
+      <w:r>
+        <w:rPr>
+          <w:rFonts w:ascii="Times New Roman" w:hAnsi="Times New Roman" w:cs="Times New Roman"/>
+          <w:b/>
+          <w:bCs/>
+        </w:rPr>
+        <w:t>Below are some traditional and machine learning-based techniques used in the market:</w:t>
+      </w:r>
+    </w:p>
+    <w:p>
+      <w:pPr>
+        <w:pStyle w:val="ListParagraph"/>
+        <w:numPr>
+          <w:ilvl w:val="0"/>
+          <w:numId w:val="14"/>
+        </w:numPr>
+        <w:rPr>
+          <w:rFonts w:ascii="Times New Roman" w:hAnsi="Times New Roman" w:cs="Times New Roman"/>
+          <w:b/>
+          <w:bCs/>
+        </w:rPr>
+      </w:pPr>
+      <w:r>
+        <w:rPr>
+          <w:rFonts w:ascii="Times New Roman" w:hAnsi="Times New Roman" w:cs="Times New Roman"/>
+          <w:b/>
+          <w:bCs/>
+        </w:rPr>
+        <w:t>Modern Portfolio Theory</w:t>
+      </w:r>
+    </w:p>
+    <w:p>
+      <w:pPr>
+        <w:rPr>
+          <w:rFonts w:ascii="Times New Roman" w:hAnsi="Times New Roman" w:cs="Times New Roman"/>
+        </w:rPr>
+      </w:pPr>
+      <w:r>
+        <w:rPr>
+          <w:rFonts w:ascii="Times New Roman" w:hAnsi="Times New Roman" w:cs="Times New Roman"/>
+        </w:rPr>
+        <w:t>Modern Portfolio Theory, introduced by American economist Harry Markowitz in his paper </w:t>
+      </w:r>
+      <w:hyperlink r:id="rId7" w:tgtFrame="_blank" w:history="1">
+        <w:r>
+          <w:rPr>
+            <w:rStyle w:val="Hyperlink"/>
+            <w:rFonts w:ascii="Times New Roman" w:hAnsi="Times New Roman" w:cs="Times New Roman"/>
+          </w:rPr>
+          <w:t>Portfolio Selection</w:t>
+        </w:r>
+      </w:hyperlink>
+      <w:r>
+        <w:rPr>
+          <w:rFonts w:ascii="Times New Roman" w:hAnsi="Times New Roman" w:cs="Times New Roman"/>
+        </w:rPr>
+        <w:t xml:space="preserve"> in 1952, provides a mathematical framework for assembling a multiple-asset portfolio such that the expected return is maximized for a certain level of risk. In other words, a person can achieve a level of expected value with minimum risk. </w:t>
+      </w:r>
+    </w:p>
+    <w:p>
+      <w:pPr>
+        <w:rPr>
+          <w:rFonts w:ascii="Times New Roman" w:hAnsi="Times New Roman" w:cs="Times New Roman"/>
+        </w:rPr>
+      </w:pPr>
+      <w:r>
+        <w:rPr>
+          <w:rFonts w:ascii="Times New Roman" w:hAnsi="Times New Roman" w:cs="Times New Roman"/>
+        </w:rPr>
+        <w:t>Before MPT, most investment decisions heavily depended on individual security analysis without considering the overall portfolio. MPT shifted the focus to the portfolio, emphasizing the need for diversification.</w:t>
+      </w:r>
+    </w:p>
+    <w:p>
+      <w:pPr>
+        <w:rPr>
+          <w:rFonts w:ascii="Times New Roman" w:hAnsi="Times New Roman" w:cs="Times New Roman"/>
+        </w:rPr>
+      </w:pPr>
+    </w:p>
+    <w:p>
+      <w:pPr>
+        <w:rPr>
+          <w:rFonts w:ascii="Times New Roman" w:hAnsi="Times New Roman" w:cs="Times New Roman"/>
+        </w:rPr>
+      </w:pPr>
+      <w:r>
+        <w:rPr>
+          <w:rFonts w:ascii="Times New Roman" w:hAnsi="Times New Roman" w:cs="Times New Roman"/>
+        </w:rPr>
+        <w:t>Key Concepts of Modern Portfolio Theory:</w:t>
+      </w:r>
+      <w:r>
+        <w:rPr>
+          <w:rFonts w:ascii="Times New Roman" w:hAnsi="Times New Roman" w:cs="Times New Roman"/>
+          <w:b/>
+          <w:bCs/>
+        </w:rPr>
+        <w:br/>
+      </w:r>
+      <w:r>
+        <w:rPr>
+          <w:rFonts w:ascii="Times New Roman" w:hAnsi="Times New Roman" w:cs="Times New Roman"/>
+        </w:rPr>
+        <w:t>1. Expected Return: The anticipated return an investor expects to earn</w:t>
+      </w:r>
+      <w:r>
+        <w:rPr>
+          <w:rFonts w:ascii="Times New Roman" w:hAnsi="Times New Roman" w:cs="Times New Roman"/>
+        </w:rPr>
+        <w:br/>
+        <w:t>2. Risk: The potential variability or volatility of returns</w:t>
+      </w:r>
+      <w:r>
+        <w:rPr>
+          <w:rFonts w:ascii="Times New Roman" w:hAnsi="Times New Roman" w:cs="Times New Roman"/>
+        </w:rPr>
+        <w:br/>
+      </w:r>
+      <w:r>
+        <w:rPr>
+          <w:rFonts w:ascii="Times New Roman" w:hAnsi="Times New Roman" w:cs="Times New Roman"/>
+        </w:rPr>
+        <w:lastRenderedPageBreak/>
+        <w:t>3. Covariance: The measure of how two assets move in relation to each other</w:t>
+      </w:r>
+      <w:r>
+        <w:rPr>
+          <w:rFonts w:ascii="Times New Roman" w:hAnsi="Times New Roman" w:cs="Times New Roman"/>
+        </w:rPr>
+        <w:br/>
+        <w:t>4. Correlation: The statistical measure of the relationship between two variables</w:t>
+      </w:r>
+    </w:p>
+    <w:p>
+      <w:pPr>
+        <w:rPr>
+          <w:rFonts w:ascii="Times New Roman" w:hAnsi="Times New Roman" w:cs="Times New Roman"/>
+        </w:rPr>
+      </w:pPr>
+    </w:p>
+    <w:p>
+      <w:pPr>
+        <w:rPr>
+          <w:rFonts w:ascii="Times New Roman" w:hAnsi="Times New Roman" w:cs="Times New Roman"/>
+        </w:rPr>
+      </w:pPr>
+      <w:r>
+        <w:rPr>
+          <w:rFonts w:ascii="Times New Roman" w:hAnsi="Times New Roman" w:cs="Times New Roman"/>
+        </w:rPr>
+        <w:t>Limitations:</w:t>
+      </w:r>
+    </w:p>
+    <w:p>
+      <w:pPr>
+        <w:rPr>
+          <w:rFonts w:ascii="Times New Roman" w:hAnsi="Times New Roman" w:cs="Times New Roman"/>
+        </w:rPr>
+      </w:pPr>
+      <w:r>
+        <w:rPr>
+          <w:rFonts w:ascii="Times New Roman" w:hAnsi="Times New Roman" w:cs="Times New Roman"/>
+        </w:rPr>
+        <w:t>1. Bases the assumption that on historical data alone and doesn’t include the market fluctuations.</w:t>
+      </w:r>
+    </w:p>
+    <w:p>
+      <w:pPr>
+        <w:rPr>
+          <w:rFonts w:ascii="Times New Roman" w:hAnsi="Times New Roman" w:cs="Times New Roman"/>
+        </w:rPr>
+      </w:pPr>
+      <w:r>
+        <w:rPr>
+          <w:rFonts w:ascii="Times New Roman" w:hAnsi="Times New Roman" w:cs="Times New Roman"/>
+        </w:rPr>
+        <w:t>2. MPT doesn’t take extra costs into consideration, such as broker commissions or taxes.</w:t>
+      </w:r>
+    </w:p>
+    <w:p>
+      <w:pPr>
+        <w:rPr>
+          <w:rFonts w:ascii="Times New Roman" w:hAnsi="Times New Roman" w:cs="Times New Roman"/>
+        </w:rPr>
+      </w:pPr>
+      <w:r>
+        <w:rPr>
+          <w:rFonts w:ascii="Times New Roman" w:hAnsi="Times New Roman" w:cs="Times New Roman"/>
+        </w:rPr>
+        <w:t>3. M</w:t>
+      </w:r>
+      <w:r>
+        <w:rPr>
+          <w:rFonts w:ascii="Times New Roman" w:hAnsi="Times New Roman" w:cs="Times New Roman"/>
+          <w:color w:val="232222"/>
+          <w:sz w:val="29"/>
+          <w:szCs w:val="29"/>
+          <w:shd w:val="clear" w:color="auto" w:fill="FFFFFF"/>
+        </w:rPr>
+        <w:t>o</w:t>
+      </w:r>
+      <w:r>
+        <w:rPr>
+          <w:rFonts w:ascii="Times New Roman" w:hAnsi="Times New Roman" w:cs="Times New Roman"/>
+        </w:rPr>
+        <w:t>dern portfolio theory assumes that investors are risk-averse, completely rational, and have realistic investment returns.</w:t>
+      </w:r>
+    </w:p>
+    <w:p>
+      <w:pPr>
+        <w:rPr>
+          <w:rFonts w:ascii="Times New Roman" w:hAnsi="Times New Roman" w:cs="Times New Roman"/>
+        </w:rPr>
+      </w:pPr>
+      <w:r>
+        <w:rPr>
+          <w:rFonts w:ascii="Times New Roman" w:hAnsi="Times New Roman" w:cs="Times New Roman"/>
+        </w:rPr>
+        <w:t>4. Highly sensitive to input estimation errors, leading to unstable portfolios.</w:t>
+      </w:r>
+    </w:p>
+    <w:p>
+      <w:pPr>
+        <w:rPr>
+          <w:rFonts w:ascii="Times New Roman" w:hAnsi="Times New Roman" w:cs="Times New Roman"/>
+        </w:rPr>
+      </w:pPr>
+    </w:p>
+    <w:p>
+      <w:pPr>
+        <w:pStyle w:val="ListParagraph"/>
+        <w:numPr>
+          <w:ilvl w:val="0"/>
+          <w:numId w:val="14"/>
+        </w:numPr>
+        <w:rPr>
+          <w:rFonts w:ascii="Times New Roman" w:hAnsi="Times New Roman" w:cs="Times New Roman"/>
+          <w:b/>
+          <w:bCs/>
+        </w:rPr>
+      </w:pPr>
+      <w:r>
+        <w:rPr>
+          <w:rFonts w:ascii="Times New Roman" w:hAnsi="Times New Roman" w:cs="Times New Roman"/>
+          <w:b/>
+          <w:bCs/>
+        </w:rPr>
+        <w:t>The Markowitz Mean-Variance Model</w:t>
+      </w:r>
+    </w:p>
+    <w:p>
+      <w:pPr>
+        <w:rPr>
+          <w:rFonts w:ascii="Times New Roman" w:hAnsi="Times New Roman" w:cs="Times New Roman"/>
+        </w:rPr>
+      </w:pPr>
+      <w:r>
+        <w:rPr>
+          <w:rFonts w:ascii="Times New Roman" w:hAnsi="Times New Roman" w:cs="Times New Roman"/>
+        </w:rPr>
+        <w:t>It a mathematical model also introduced by Harry Markowitz in the 1950s, seeks to construct an “efficient frontier” of portfolios that offer the highest expected return for a given level of risk, and vice versa. It’s base idea is that the investors are extremely averse to risk,</w:t>
+      </w:r>
+      <w:r>
+        <w:rPr>
+          <w:rFonts w:ascii="Times New Roman" w:hAnsi="Times New Roman" w:cs="Times New Roman"/>
+          <w:color w:val="242424"/>
+          <w:spacing w:val="-1"/>
+          <w:sz w:val="30"/>
+          <w:szCs w:val="30"/>
+          <w:shd w:val="clear" w:color="auto" w:fill="FFFFFF"/>
+        </w:rPr>
+        <w:t xml:space="preserve"> </w:t>
+      </w:r>
+      <w:r>
+        <w:rPr>
+          <w:rFonts w:ascii="Times New Roman" w:hAnsi="Times New Roman" w:cs="Times New Roman"/>
+        </w:rPr>
+        <w:t>and will only accept more risk if compensated by higher expected returns. This model works on the foundation that an investor would not have a reason to invest in a determined portfolio if there was another option with a more favourable risk-expected return. The idea is then to determine the optimal combination of securities by balancing their expected returns against the risks associated with them. It also assumes that the investors can effectively reduce the risk by hold a combination of assets that are not positively correlated with each other.</w:t>
+      </w:r>
+    </w:p>
+    <w:p>
+      <w:pPr>
+        <w:rPr>
+          <w:rFonts w:ascii="Times New Roman" w:hAnsi="Times New Roman" w:cs="Times New Roman"/>
+        </w:rPr>
+      </w:pPr>
+      <w:r>
+        <w:rPr>
+          <w:rFonts w:ascii="Times New Roman" w:hAnsi="Times New Roman" w:cs="Times New Roman"/>
+        </w:rPr>
+        <w:t>Limitations:</w:t>
+      </w:r>
+    </w:p>
+    <w:p>
+      <w:pPr>
+        <w:rPr>
+          <w:rFonts w:ascii="Times New Roman" w:hAnsi="Times New Roman" w:cs="Times New Roman"/>
+          <w:b/>
+          <w:bCs/>
+        </w:rPr>
+      </w:pPr>
+      <w:r>
+        <w:rPr>
+          <w:rFonts w:ascii="Times New Roman" w:hAnsi="Times New Roman" w:cs="Times New Roman"/>
+        </w:rPr>
+        <w:t xml:space="preserve">1. It only considers the mean and variance of returns when optimizing a portfolio and does not account for skewness in returns. </w:t>
+      </w:r>
+    </w:p>
+    <w:p>
+      <w:pPr>
+        <w:rPr>
+          <w:rFonts w:ascii="Times New Roman" w:hAnsi="Times New Roman" w:cs="Times New Roman"/>
+        </w:rPr>
+      </w:pPr>
+      <w:r>
+        <w:rPr>
+          <w:rFonts w:ascii="Times New Roman" w:hAnsi="Times New Roman" w:cs="Times New Roman"/>
+        </w:rPr>
+        <w:t>2. Another shortfall of MVO is that it prevents investors from expressing their views on future asset performance.</w:t>
+      </w:r>
+    </w:p>
+    <w:p>
+      <w:pPr>
+        <w:rPr>
+          <w:rFonts w:ascii="Times New Roman" w:hAnsi="Times New Roman" w:cs="Times New Roman"/>
+        </w:rPr>
+      </w:pPr>
+      <w:r>
+        <w:rPr>
+          <w:rFonts w:ascii="Times New Roman" w:hAnsi="Times New Roman" w:cs="Times New Roman"/>
+        </w:rPr>
+        <w:t>3. Highly sensitive to input estimation errors, leading to unstable portfolios.</w:t>
+      </w:r>
+    </w:p>
+    <w:p>
+      <w:pPr>
+        <w:rPr>
+          <w:rFonts w:ascii="Times New Roman" w:hAnsi="Times New Roman" w:cs="Times New Roman"/>
+          <w:b/>
+          <w:bCs/>
+        </w:rPr>
+      </w:pPr>
+    </w:p>
+    <w:p>
+      <w:pPr>
+        <w:pStyle w:val="ListParagraph"/>
+        <w:numPr>
+          <w:ilvl w:val="0"/>
+          <w:numId w:val="14"/>
+        </w:numPr>
+        <w:rPr>
+          <w:rFonts w:ascii="Times New Roman" w:hAnsi="Times New Roman" w:cs="Times New Roman"/>
+          <w:b/>
+          <w:bCs/>
+        </w:rPr>
+      </w:pPr>
+      <w:r>
+        <w:rPr>
+          <w:rFonts w:ascii="Times New Roman" w:hAnsi="Times New Roman" w:cs="Times New Roman"/>
+          <w:b/>
+          <w:bCs/>
+        </w:rPr>
+        <w:t>The Black-</w:t>
+      </w:r>
+      <w:proofErr w:type="spellStart"/>
+      <w:r>
+        <w:rPr>
+          <w:rFonts w:ascii="Times New Roman" w:hAnsi="Times New Roman" w:cs="Times New Roman"/>
+          <w:b/>
+          <w:bCs/>
+        </w:rPr>
+        <w:t>Litterman</w:t>
+      </w:r>
+      <w:proofErr w:type="spellEnd"/>
+      <w:r>
+        <w:rPr>
+          <w:rFonts w:ascii="Times New Roman" w:hAnsi="Times New Roman" w:cs="Times New Roman"/>
+          <w:b/>
+          <w:bCs/>
+        </w:rPr>
+        <w:t xml:space="preserve"> Approach</w:t>
+      </w:r>
+    </w:p>
+    <w:p>
+      <w:pPr>
+        <w:rPr>
+          <w:rFonts w:ascii="Times New Roman" w:hAnsi="Times New Roman" w:cs="Times New Roman"/>
+        </w:rPr>
+      </w:pPr>
+      <w:r>
+        <w:rPr>
+          <w:rFonts w:ascii="Times New Roman" w:hAnsi="Times New Roman" w:cs="Times New Roman"/>
+        </w:rPr>
+        <w:t>The Black-</w:t>
+      </w:r>
+      <w:proofErr w:type="spellStart"/>
+      <w:r>
+        <w:rPr>
+          <w:rFonts w:ascii="Times New Roman" w:hAnsi="Times New Roman" w:cs="Times New Roman"/>
+        </w:rPr>
+        <w:t>Litterman</w:t>
+      </w:r>
+      <w:proofErr w:type="spellEnd"/>
+      <w:r>
+        <w:rPr>
+          <w:rFonts w:ascii="Times New Roman" w:hAnsi="Times New Roman" w:cs="Times New Roman"/>
+        </w:rPr>
+        <w:t xml:space="preserve"> model was developed to address these issues by reversing the MVO process. In contrast to starting with expected returns and deriving the optimal portfolio, Black-</w:t>
+      </w:r>
+      <w:proofErr w:type="spellStart"/>
+      <w:r>
+        <w:rPr>
+          <w:rFonts w:ascii="Times New Roman" w:hAnsi="Times New Roman" w:cs="Times New Roman"/>
+        </w:rPr>
+        <w:t>Litterman</w:t>
+      </w:r>
+      <w:proofErr w:type="spellEnd"/>
+      <w:r>
+        <w:rPr>
+          <w:rFonts w:ascii="Times New Roman" w:hAnsi="Times New Roman" w:cs="Times New Roman"/>
+        </w:rPr>
+        <w:t xml:space="preserve"> begins with a neutral portfolio — typically a market cap-weighted portfolio — and adjusts expected returns and covariances based on investors’ views. It enforces a sophisticated </w:t>
+      </w:r>
+      <w:r>
+        <w:rPr>
+          <w:rFonts w:ascii="Times New Roman" w:hAnsi="Times New Roman" w:cs="Times New Roman"/>
+        </w:rPr>
+        <w:lastRenderedPageBreak/>
+        <w:t>portfolio construction method that overcomes the problem of unintuitive, highly-concentrated portfolios, input sensitivity, and estimation error maximization, which are known shortcomings of mean-variance optimization. A Black-</w:t>
+      </w:r>
+      <w:proofErr w:type="spellStart"/>
+      <w:r>
+        <w:rPr>
+          <w:rFonts w:ascii="Times New Roman" w:hAnsi="Times New Roman" w:cs="Times New Roman"/>
+        </w:rPr>
+        <w:t>Litterman</w:t>
+      </w:r>
+      <w:proofErr w:type="spellEnd"/>
+      <w:r>
+        <w:rPr>
+          <w:rFonts w:ascii="Times New Roman" w:hAnsi="Times New Roman" w:cs="Times New Roman"/>
+        </w:rPr>
+        <w:t xml:space="preserve"> model calculates stable expected returns which are fed into a Mean-Variance Optimizer, which uses the returns in conjunction with different risk predictions and measures to calculate a robust portfolio.</w:t>
+      </w:r>
+    </w:p>
+    <w:p>
+      <w:pPr>
+        <w:rPr>
+          <w:rFonts w:ascii="Times New Roman" w:hAnsi="Times New Roman" w:cs="Times New Roman"/>
+        </w:rPr>
+      </w:pPr>
+      <w:r>
+        <w:rPr>
+          <w:rFonts w:ascii="Times New Roman" w:hAnsi="Times New Roman" w:cs="Times New Roman"/>
+        </w:rPr>
+        <w:t>The three aspects:</w:t>
+      </w:r>
+    </w:p>
+    <w:p>
+      <w:pPr>
+        <w:pStyle w:val="ListParagraph"/>
+        <w:numPr>
+          <w:ilvl w:val="0"/>
+          <w:numId w:val="15"/>
+        </w:numPr>
+        <w:rPr>
+          <w:rFonts w:ascii="Times New Roman" w:hAnsi="Times New Roman" w:cs="Times New Roman"/>
+        </w:rPr>
+      </w:pPr>
+      <w:r>
+        <w:rPr>
+          <w:rFonts w:ascii="Times New Roman" w:hAnsi="Times New Roman" w:cs="Times New Roman"/>
+          <w:b/>
+          <w:bCs/>
+        </w:rPr>
+        <w:t>Stability:</w:t>
+      </w:r>
+    </w:p>
+    <w:p>
+      <w:pPr>
+        <w:pStyle w:val="ListParagraph"/>
+        <w:rPr>
+          <w:rFonts w:ascii="Times New Roman" w:hAnsi="Times New Roman" w:cs="Times New Roman"/>
+        </w:rPr>
+      </w:pPr>
+      <w:r>
+        <w:rPr>
+          <w:rFonts w:ascii="Times New Roman" w:hAnsi="Times New Roman" w:cs="Times New Roman"/>
+          <w:b/>
+          <w:bCs/>
+        </w:rPr>
+        <w:t xml:space="preserve"> </w:t>
+      </w:r>
+      <w:r>
+        <w:rPr>
+          <w:rFonts w:ascii="Times New Roman" w:hAnsi="Times New Roman" w:cs="Times New Roman"/>
+        </w:rPr>
+        <w:t>Unlike traditional portfolio optimization methods that rely heavily on historical return data, the Equilibrium Market Return Vector leverages the current market portfolio’s weights. This leads to more stable and reliable expected return estimates.</w:t>
+      </w:r>
+    </w:p>
+    <w:p>
+      <w:pPr>
+        <w:pStyle w:val="ListParagraph"/>
+        <w:numPr>
+          <w:ilvl w:val="0"/>
+          <w:numId w:val="15"/>
+        </w:numPr>
+        <w:rPr>
+          <w:rFonts w:ascii="Times New Roman" w:hAnsi="Times New Roman" w:cs="Times New Roman"/>
+        </w:rPr>
+      </w:pPr>
+      <w:r>
+        <w:rPr>
+          <w:rFonts w:ascii="Times New Roman" w:hAnsi="Times New Roman" w:cs="Times New Roman"/>
+          <w:b/>
+          <w:bCs/>
+        </w:rPr>
+        <w:t>Less sensitivity to input estimation:</w:t>
+      </w:r>
+    </w:p>
+    <w:p>
+      <w:pPr>
+        <w:pStyle w:val="ListParagraph"/>
+        <w:rPr>
+          <w:rFonts w:ascii="Times New Roman" w:hAnsi="Times New Roman" w:cs="Times New Roman"/>
+        </w:rPr>
+      </w:pPr>
+      <w:r>
+        <w:rPr>
+          <w:rFonts w:ascii="Times New Roman" w:hAnsi="Times New Roman" w:cs="Times New Roman"/>
+        </w:rPr>
+        <w:t> With the model starting from the equilibrium portfolio and making small adjustments based on the investor’s views, the model is less likely to suggest extreme positions for the portfolio.</w:t>
+      </w:r>
+    </w:p>
+    <w:p>
+      <w:pPr>
+        <w:pStyle w:val="ListParagraph"/>
+        <w:numPr>
+          <w:ilvl w:val="0"/>
+          <w:numId w:val="15"/>
+        </w:numPr>
+        <w:rPr>
+          <w:rFonts w:ascii="Times New Roman" w:hAnsi="Times New Roman" w:cs="Times New Roman"/>
+        </w:rPr>
+      </w:pPr>
+      <w:r>
+        <w:rPr>
+          <w:rFonts w:ascii="Times New Roman" w:hAnsi="Times New Roman" w:cs="Times New Roman"/>
+          <w:b/>
+          <w:bCs/>
+        </w:rPr>
+        <w:t>Intuition</w:t>
+      </w:r>
+      <w:r>
+        <w:rPr>
+          <w:rFonts w:ascii="Times New Roman" w:hAnsi="Times New Roman" w:cs="Times New Roman"/>
+        </w:rPr>
+        <w:t>:</w:t>
+      </w:r>
+    </w:p>
+    <w:p>
+      <w:pPr>
+        <w:pStyle w:val="ListParagraph"/>
+        <w:rPr>
+          <w:rFonts w:ascii="Times New Roman" w:hAnsi="Times New Roman" w:cs="Times New Roman"/>
+        </w:rPr>
+      </w:pPr>
+      <w:r>
+        <w:rPr>
+          <w:rFonts w:ascii="Times New Roman" w:hAnsi="Times New Roman" w:cs="Times New Roman"/>
+        </w:rPr>
+        <w:t xml:space="preserve"> The equilibrium returns incorporate the collective wisdom of all market participants, encapsulating a vast amount of information about assets’ prospects. </w:t>
+      </w:r>
+    </w:p>
+    <w:p>
+      <w:pPr>
+        <w:rPr>
+          <w:rFonts w:ascii="Times New Roman" w:hAnsi="Times New Roman" w:cs="Times New Roman"/>
+        </w:rPr>
+      </w:pPr>
+    </w:p>
+    <w:p>
+      <w:pPr>
+        <w:rPr>
+          <w:rFonts w:ascii="Times New Roman" w:hAnsi="Times New Roman" w:cs="Times New Roman"/>
+        </w:rPr>
+      </w:pPr>
+      <w:r>
+        <w:rPr>
+          <w:rFonts w:ascii="Times New Roman" w:hAnsi="Times New Roman" w:cs="Times New Roman"/>
+        </w:rPr>
+        <w:t>Limitations:</w:t>
+      </w:r>
+      <w:r>
+        <w:rPr>
+          <w:rFonts w:ascii="Times New Roman" w:hAnsi="Times New Roman" w:cs="Times New Roman"/>
+          <w:b/>
+          <w:bCs/>
+        </w:rPr>
+        <w:t xml:space="preserve"> </w:t>
+      </w:r>
+    </w:p>
+    <w:p>
+      <w:pPr>
+        <w:pStyle w:val="ListParagraph"/>
+        <w:numPr>
+          <w:ilvl w:val="0"/>
+          <w:numId w:val="16"/>
+        </w:numPr>
+        <w:rPr>
+          <w:rFonts w:ascii="Times New Roman" w:hAnsi="Times New Roman" w:cs="Times New Roman"/>
+        </w:rPr>
+      </w:pPr>
+      <w:r>
+        <w:rPr>
+          <w:rFonts w:ascii="Times New Roman" w:hAnsi="Times New Roman" w:cs="Times New Roman"/>
+        </w:rPr>
+        <w:t>Models rely on the assumption of an initial equilibrium that may or may not exist in the real world, or which might not be easy to determine.</w:t>
+      </w:r>
+    </w:p>
+    <w:p>
+      <w:pPr>
+        <w:pStyle w:val="ListParagraph"/>
+        <w:numPr>
+          <w:ilvl w:val="0"/>
+          <w:numId w:val="16"/>
+        </w:numPr>
+        <w:spacing w:after="0" w:line="240" w:lineRule="auto"/>
+        <w:rPr>
+          <w:rFonts w:ascii="Times New Roman" w:eastAsia="Times New Roman" w:hAnsi="Times New Roman" w:cs="Times New Roman"/>
+          <w:kern w:val="0"/>
+          <w:lang w:eastAsia="en-IN"/>
+          <w14:ligatures w14:val="none"/>
+        </w:rPr>
+      </w:pPr>
+      <w:r>
+        <w:rPr>
+          <w:rFonts w:ascii="Times New Roman" w:eastAsia="Times New Roman" w:hAnsi="Times New Roman" w:cs="Times New Roman"/>
+          <w:kern w:val="0"/>
+          <w:lang w:eastAsia="en-IN"/>
+          <w14:ligatures w14:val="none"/>
+        </w:rPr>
+        <w:t xml:space="preserve"> Requires sophisticated estimation of market parameters and investor views.</w:t>
+      </w:r>
+    </w:p>
+    <w:p>
+      <w:pPr>
+        <w:pStyle w:val="ListParagraph"/>
+        <w:numPr>
+          <w:ilvl w:val="0"/>
+          <w:numId w:val="16"/>
+        </w:numPr>
+        <w:spacing w:after="0" w:line="240" w:lineRule="auto"/>
+        <w:rPr>
+          <w:rFonts w:ascii="Times New Roman" w:eastAsia="Times New Roman" w:hAnsi="Times New Roman" w:cs="Times New Roman"/>
+          <w:kern w:val="0"/>
+          <w:lang w:eastAsia="en-IN"/>
+          <w14:ligatures w14:val="none"/>
+        </w:rPr>
+      </w:pPr>
+      <w:r>
+        <w:rPr>
+          <w:rFonts w:ascii="Times New Roman" w:eastAsia="Times New Roman" w:hAnsi="Times New Roman" w:cs="Times New Roman"/>
+          <w:kern w:val="0"/>
+          <w:lang w:eastAsia="en-IN"/>
+          <w14:ligatures w14:val="none"/>
+        </w:rPr>
+        <w:t>Computationally complex compared to traditional techniques.</w:t>
+      </w:r>
+    </w:p>
+    <w:p>
+      <w:pPr>
+        <w:rPr>
+          <w:rFonts w:ascii="Times New Roman" w:hAnsi="Times New Roman" w:cs="Times New Roman"/>
+        </w:rPr>
+      </w:pPr>
+    </w:p>
+    <w:p>
+      <w:pPr>
+        <w:rPr>
+          <w:rFonts w:ascii="Times New Roman" w:hAnsi="Times New Roman" w:cs="Times New Roman"/>
+        </w:rPr>
+      </w:pPr>
+    </w:p>
+    <w:p>
+      <w:pPr>
+        <w:pStyle w:val="ListParagraph"/>
+        <w:numPr>
+          <w:ilvl w:val="0"/>
+          <w:numId w:val="14"/>
+        </w:numPr>
+        <w:rPr>
+          <w:rFonts w:ascii="Times New Roman" w:hAnsi="Times New Roman" w:cs="Times New Roman"/>
+          <w:b/>
+          <w:bCs/>
+        </w:rPr>
+      </w:pPr>
+      <w:r>
+        <w:rPr>
+          <w:rFonts w:ascii="Times New Roman" w:hAnsi="Times New Roman" w:cs="Times New Roman"/>
+          <w:b/>
+          <w:bCs/>
+        </w:rPr>
+        <w:t>Risk Parity</w:t>
+      </w:r>
+    </w:p>
+    <w:p>
+      <w:pPr>
+        <w:rPr>
+          <w:rFonts w:ascii="Times New Roman" w:hAnsi="Times New Roman" w:cs="Times New Roman"/>
+        </w:rPr>
+      </w:pPr>
+      <w:hyperlink r:id="rId8" w:history="1">
+        <w:r>
+          <w:rPr>
+            <w:rStyle w:val="Hyperlink"/>
+            <w:rFonts w:ascii="Times New Roman" w:hAnsi="Times New Roman" w:cs="Times New Roman"/>
+          </w:rPr>
+          <w:t>Risk Parity</w:t>
+        </w:r>
+      </w:hyperlink>
+      <w:r>
+        <w:rPr>
+          <w:rFonts w:ascii="Times New Roman" w:hAnsi="Times New Roman" w:cs="Times New Roman"/>
+        </w:rPr>
+        <w:t> is a portfolio optimization technique that aims to equalize the contribution of each asset to the overall portfolio risk. This method, unlike traditional approaches, does not rely on historical returns. Instead, it focuses on the volatility of assets and their correlations. By allocating capital in such a way that each asset contributes equally to the portfolio’s risk, investors can achieve a more balanced and diversified portfolio, potentially improving risk-adjusted returns.</w:t>
+      </w:r>
+    </w:p>
+    <w:p>
+      <w:pPr>
+        <w:rPr>
+          <w:rFonts w:ascii="Times New Roman" w:hAnsi="Times New Roman" w:cs="Times New Roman"/>
+        </w:rPr>
+      </w:pPr>
+      <w:r>
+        <w:rPr>
+          <w:rFonts w:ascii="Times New Roman" w:hAnsi="Times New Roman" w:cs="Times New Roman"/>
+        </w:rPr>
+        <w:t>Limitations:</w:t>
+      </w:r>
+    </w:p>
+    <w:p>
+      <w:pPr>
+        <w:pStyle w:val="ListParagraph"/>
+        <w:numPr>
+          <w:ilvl w:val="0"/>
+          <w:numId w:val="17"/>
+        </w:numPr>
+        <w:rPr>
+          <w:rFonts w:ascii="Times New Roman" w:hAnsi="Times New Roman" w:cs="Times New Roman"/>
+        </w:rPr>
+      </w:pPr>
+      <w:r>
+        <w:rPr>
+          <w:rFonts w:ascii="Times New Roman" w:hAnsi="Times New Roman" w:cs="Times New Roman"/>
+        </w:rPr>
+        <w:t>Tends to overweight low-risk assets, which may reduce returns in strong markets.</w:t>
+      </w:r>
+    </w:p>
+    <w:p>
+      <w:pPr>
+        <w:pStyle w:val="ListParagraph"/>
+        <w:numPr>
+          <w:ilvl w:val="0"/>
+          <w:numId w:val="17"/>
+        </w:numPr>
+        <w:rPr>
+          <w:rFonts w:ascii="Times New Roman" w:hAnsi="Times New Roman" w:cs="Times New Roman"/>
+        </w:rPr>
+      </w:pPr>
+      <w:r>
+        <w:rPr>
+          <w:rFonts w:ascii="Times New Roman" w:hAnsi="Times New Roman" w:cs="Times New Roman"/>
+        </w:rPr>
+        <w:lastRenderedPageBreak/>
+        <w:t xml:space="preserve"> Requires accurate and consistent volatility estimates, which may not always hold in volatile markets.</w:t>
+      </w:r>
+    </w:p>
+    <w:p>
+      <w:pPr>
+        <w:pStyle w:val="ListParagraph"/>
+        <w:numPr>
+          <w:ilvl w:val="0"/>
+          <w:numId w:val="17"/>
+        </w:numPr>
+        <w:rPr>
+          <w:rFonts w:ascii="Times New Roman" w:hAnsi="Times New Roman" w:cs="Times New Roman"/>
+        </w:rPr>
+      </w:pPr>
+      <w:r>
+        <w:rPr>
+          <w:rFonts w:ascii="Times New Roman" w:hAnsi="Times New Roman" w:cs="Times New Roman"/>
+        </w:rPr>
+        <w:t>Does not explicitly optimize for expected returns, focusing solely on risk.</w:t>
+      </w:r>
+    </w:p>
+    <w:p>
+      <w:pPr>
+        <w:rPr>
+          <w:rFonts w:ascii="Times New Roman" w:hAnsi="Times New Roman" w:cs="Times New Roman"/>
+        </w:rPr>
+      </w:pPr>
+    </w:p>
+    <w:p>
+      <w:pPr>
+        <w:pStyle w:val="ListParagraph"/>
+        <w:numPr>
+          <w:ilvl w:val="0"/>
+          <w:numId w:val="14"/>
+        </w:numPr>
+        <w:rPr>
+          <w:rFonts w:ascii="Times New Roman" w:hAnsi="Times New Roman" w:cs="Times New Roman"/>
+          <w:b/>
+          <w:bCs/>
+        </w:rPr>
+      </w:pPr>
+      <w:r>
+        <w:rPr>
+          <w:rFonts w:ascii="Times New Roman" w:hAnsi="Times New Roman" w:cs="Times New Roman"/>
+          <w:b/>
+          <w:bCs/>
+        </w:rPr>
+        <w:t>Minimum Variance Portfolio</w:t>
+      </w:r>
+    </w:p>
+    <w:p>
+      <w:pPr>
+        <w:rPr>
+          <w:rFonts w:ascii="Times New Roman" w:hAnsi="Times New Roman" w:cs="Times New Roman"/>
+        </w:rPr>
+      </w:pPr>
+      <w:r>
+        <w:rPr>
+          <w:rFonts w:ascii="Times New Roman" w:hAnsi="Times New Roman" w:cs="Times New Roman"/>
+        </w:rPr>
+        <w:t>The Minimum Variance Portfolio (MVP) is an optimization technique that focuses on minimizing the portfolio’s overall volatility. This approach constructs a portfolio that achieves the lowest possible risk, regardless of expected returns. There are also variations of the MVP approach, such as meeting certain return thresholds, like the rate of inflation. MVP is particularly useful for risk-averse investors who prioritize capital preservation over maximizing returns. By combining assets with low correlations and minimizing the overall volatility, the MVP approach can deliver more stable and consistent performance over time.</w:t>
+      </w:r>
+    </w:p>
+    <w:p>
+      <w:pPr>
+        <w:rPr>
+          <w:rFonts w:ascii="Times New Roman" w:hAnsi="Times New Roman" w:cs="Times New Roman"/>
+        </w:rPr>
+      </w:pPr>
+      <w:r>
+        <w:rPr>
+          <w:rFonts w:ascii="Times New Roman" w:hAnsi="Times New Roman" w:cs="Times New Roman"/>
+        </w:rPr>
+        <w:t>Limitations:</w:t>
+      </w:r>
+    </w:p>
+    <w:p>
+      <w:pPr>
+        <w:pStyle w:val="ListParagraph"/>
+        <w:numPr>
+          <w:ilvl w:val="0"/>
+          <w:numId w:val="18"/>
+        </w:numPr>
+        <w:spacing w:after="0" w:line="240" w:lineRule="auto"/>
+        <w:rPr>
+          <w:rFonts w:ascii="Times New Roman" w:eastAsia="Times New Roman" w:hAnsi="Times New Roman" w:cs="Times New Roman"/>
+          <w:kern w:val="0"/>
+          <w:lang w:eastAsia="en-IN"/>
+          <w14:ligatures w14:val="none"/>
+        </w:rPr>
+      </w:pPr>
+      <w:r>
+        <w:rPr>
+          <w:rFonts w:ascii="Times New Roman" w:eastAsia="Times New Roman" w:hAnsi="Times New Roman" w:cs="Times New Roman"/>
+          <w:kern w:val="0"/>
+          <w:lang w:eastAsia="en-IN"/>
+          <w14:ligatures w14:val="none"/>
+        </w:rPr>
+        <w:t xml:space="preserve"> Focuses solely on risk minimization, ignoring potential returns.</w:t>
+      </w:r>
+    </w:p>
+    <w:p>
+      <w:pPr>
+        <w:pStyle w:val="ListParagraph"/>
+        <w:numPr>
+          <w:ilvl w:val="0"/>
+          <w:numId w:val="18"/>
+        </w:numPr>
+        <w:spacing w:after="0" w:line="240" w:lineRule="auto"/>
+        <w:rPr>
+          <w:rFonts w:ascii="Times New Roman" w:eastAsia="Times New Roman" w:hAnsi="Times New Roman" w:cs="Times New Roman"/>
+          <w:kern w:val="0"/>
+          <w:lang w:eastAsia="en-IN"/>
+          <w14:ligatures w14:val="none"/>
+        </w:rPr>
+      </w:pPr>
+      <w:r>
+        <w:rPr>
+          <w:rFonts w:ascii="Times New Roman" w:eastAsia="Times New Roman" w:hAnsi="Times New Roman" w:cs="Times New Roman"/>
+          <w:kern w:val="0"/>
+          <w:lang w:eastAsia="en-IN"/>
+          <w14:ligatures w14:val="none"/>
+        </w:rPr>
+        <w:t xml:space="preserve"> Results in portfolios that may underperform during bull markets.</w:t>
+      </w:r>
+    </w:p>
+    <w:p>
+      <w:pPr>
+        <w:pStyle w:val="ListParagraph"/>
+        <w:numPr>
+          <w:ilvl w:val="0"/>
+          <w:numId w:val="18"/>
+        </w:numPr>
+        <w:rPr>
+          <w:rFonts w:ascii="Times New Roman" w:hAnsi="Times New Roman" w:cs="Times New Roman"/>
+          <w:b/>
+          <w:bCs/>
+        </w:rPr>
+      </w:pPr>
+      <w:r>
+        <w:rPr>
+          <w:rFonts w:ascii="Times New Roman" w:eastAsia="Times New Roman" w:hAnsi="Times New Roman" w:cs="Times New Roman"/>
+          <w:kern w:val="0"/>
+          <w:lang w:eastAsia="en-IN"/>
+          <w14:ligatures w14:val="none"/>
+        </w:rPr>
+        <w:t xml:space="preserve"> Relies heavily on accurate estimation of covariances, which can be unstable.</w:t>
+      </w:r>
+    </w:p>
+    <w:p>
+      <w:pPr>
+        <w:rPr>
+          <w:rFonts w:ascii="Times New Roman" w:hAnsi="Times New Roman" w:cs="Times New Roman"/>
+          <w:b/>
+          <w:bCs/>
+          <w:sz w:val="32"/>
+          <w:szCs w:val="32"/>
+        </w:rPr>
+      </w:pPr>
+    </w:p>
+    <w:p>
+      <w:pPr>
+        <w:rPr>
+          <w:rFonts w:ascii="Times New Roman" w:hAnsi="Times New Roman" w:cs="Times New Roman"/>
+          <w:b/>
+          <w:bCs/>
+          <w:sz w:val="32"/>
+          <w:szCs w:val="32"/>
+        </w:rPr>
+      </w:pPr>
+      <w:r>
+        <w:rPr>
+          <w:rFonts w:ascii="Times New Roman" w:hAnsi="Times New Roman" w:cs="Times New Roman"/>
+          <w:sz w:val="32"/>
+          <w:szCs w:val="32"/>
+        </w:rPr>
+        <w:t>Various ML techniques:</w:t>
+      </w:r>
+    </w:p>
+    <w:p>
+      <w:pPr>
+        <w:ind w:firstLine="720"/>
+        <w:rPr>
+          <w:rFonts w:ascii="Times New Roman" w:hAnsi="Times New Roman" w:cs="Times New Roman"/>
+          <w:b/>
+          <w:bCs/>
+        </w:rPr>
+      </w:pPr>
+      <w:r>
+        <w:rPr>
+          <w:rFonts w:ascii="Times New Roman" w:hAnsi="Times New Roman" w:cs="Times New Roman"/>
+          <w:b/>
+          <w:bCs/>
+        </w:rPr>
+        <w:t>1 Hierarchical Risk Parity</w:t>
+      </w:r>
+    </w:p>
+    <w:p>
+      <w:pPr>
+        <w:rPr>
+          <w:rFonts w:ascii="Times New Roman" w:hAnsi="Times New Roman" w:cs="Times New Roman"/>
+        </w:rPr>
+      </w:pPr>
+      <w:r>
+        <w:rPr>
+          <w:rFonts w:ascii="Times New Roman" w:hAnsi="Times New Roman" w:cs="Times New Roman"/>
+        </w:rPr>
+        <w:t>Hierarchical Risk Parity (HRP) is a portfolio optimization method focused on allocating assets based on their risk contributions to provide a more balanced and diversified portfolio. HRP uses hierarchical clustering and risk parity principles to construct portfolios. This allows for better risk management and adaptability to changing market conditions. HRP employs a tree-like structure, known as a dendrogram, to group assets based on their similarities in terms of price movements or correlation. This process helps to identify clusters of assets that behave similarly, allowing for better risk management and diversification.</w:t>
+      </w:r>
+    </w:p>
+    <w:p>
+      <w:pPr>
+        <w:rPr>
+          <w:rFonts w:ascii="Times New Roman" w:hAnsi="Times New Roman" w:cs="Times New Roman"/>
+        </w:rPr>
+      </w:pPr>
+    </w:p>
+    <w:p>
+      <w:pPr>
+        <w:rPr>
+          <w:rFonts w:ascii="Times New Roman" w:hAnsi="Times New Roman" w:cs="Times New Roman"/>
+        </w:rPr>
+      </w:pPr>
+      <w:r>
+        <w:rPr>
+          <w:rFonts w:ascii="Times New Roman" w:hAnsi="Times New Roman" w:cs="Times New Roman"/>
+        </w:rPr>
+        <w:t>Limitations:</w:t>
+      </w:r>
+    </w:p>
+    <w:p>
+      <w:pPr>
+        <w:pStyle w:val="ListParagraph"/>
+        <w:numPr>
+          <w:ilvl w:val="0"/>
+          <w:numId w:val="19"/>
+        </w:numPr>
+        <w:rPr>
+          <w:rFonts w:ascii="Times New Roman" w:hAnsi="Times New Roman" w:cs="Times New Roman"/>
+        </w:rPr>
+      </w:pPr>
+      <w:r>
+        <w:rPr>
+          <w:rFonts w:ascii="Times New Roman" w:hAnsi="Times New Roman" w:cs="Times New Roman"/>
+          <w:b/>
+          <w:bCs/>
+        </w:rPr>
+        <w:t>Changing Correlations:</w:t>
+      </w:r>
+      <w:r>
+        <w:rPr>
+          <w:rFonts w:ascii="Times New Roman" w:hAnsi="Times New Roman" w:cs="Times New Roman"/>
+        </w:rPr>
+        <w:t xml:space="preserve"> Relies heavily on historical correlations, which are not static and may shift significantly during market stress, potentially leading to inaccurate risk predictions.</w:t>
+      </w:r>
+    </w:p>
+    <w:p>
+      <w:pPr>
+        <w:pStyle w:val="ListParagraph"/>
+        <w:numPr>
+          <w:ilvl w:val="0"/>
+          <w:numId w:val="19"/>
+        </w:numPr>
+        <w:rPr>
+          <w:rFonts w:ascii="Times New Roman" w:hAnsi="Times New Roman" w:cs="Times New Roman"/>
+        </w:rPr>
+      </w:pPr>
+      <w:r>
+        <w:rPr>
+          <w:rFonts w:ascii="Times New Roman" w:hAnsi="Times New Roman" w:cs="Times New Roman"/>
+          <w:b/>
+          <w:bCs/>
+        </w:rPr>
+        <w:t>Overfitting:</w:t>
+      </w:r>
+      <w:r>
+        <w:rPr>
+          <w:rFonts w:ascii="Times New Roman" w:hAnsi="Times New Roman" w:cs="Times New Roman"/>
+        </w:rPr>
+        <w:t xml:space="preserve"> Algorithms may overfit to historical data, especially when market conditions differ from past patterns.</w:t>
+      </w:r>
+    </w:p>
+    <w:p>
+      <w:pPr>
+        <w:pStyle w:val="ListParagraph"/>
+        <w:numPr>
+          <w:ilvl w:val="0"/>
+          <w:numId w:val="19"/>
+        </w:numPr>
+        <w:rPr>
+          <w:rFonts w:ascii="Times New Roman" w:hAnsi="Times New Roman" w:cs="Times New Roman"/>
+        </w:rPr>
+      </w:pPr>
+      <w:r>
+        <w:rPr>
+          <w:rFonts w:ascii="Times New Roman" w:hAnsi="Times New Roman" w:cs="Times New Roman"/>
+          <w:b/>
+          <w:bCs/>
+        </w:rPr>
+        <w:lastRenderedPageBreak/>
+        <w:t>Sector-Specific Risks:</w:t>
+      </w:r>
+      <w:r>
+        <w:rPr>
+          <w:rFonts w:ascii="Times New Roman" w:hAnsi="Times New Roman" w:cs="Times New Roman"/>
+        </w:rPr>
+        <w:t xml:space="preserve"> Clustering can result in an overemphasis on certain sectors, leading to under-diversification and vulnerability to sector-specific risks.</w:t>
+      </w:r>
+    </w:p>
+    <w:p>
+      <w:pPr>
+        <w:pStyle w:val="ListParagraph"/>
+        <w:numPr>
+          <w:ilvl w:val="0"/>
+          <w:numId w:val="19"/>
+        </w:numPr>
+        <w:rPr>
+          <w:rFonts w:ascii="Times New Roman" w:hAnsi="Times New Roman" w:cs="Times New Roman"/>
+        </w:rPr>
+      </w:pPr>
+      <w:r>
+        <w:rPr>
+          <w:rFonts w:ascii="Times New Roman" w:hAnsi="Times New Roman" w:cs="Times New Roman"/>
+          <w:b/>
+          <w:bCs/>
+        </w:rPr>
+        <w:t>Backward-Looking Nature:</w:t>
+      </w:r>
+      <w:r>
+        <w:rPr>
+          <w:rFonts w:ascii="Times New Roman" w:hAnsi="Times New Roman" w:cs="Times New Roman"/>
+        </w:rPr>
+        <w:t xml:space="preserve"> During significant market shifts, HRP’s reliance on historical data may fail to provide adequate protection or diversification.</w:t>
+      </w:r>
+    </w:p>
+    <w:p>
+      <w:pPr>
+        <w:pStyle w:val="ListParagraph"/>
+        <w:numPr>
+          <w:ilvl w:val="0"/>
+          <w:numId w:val="19"/>
+        </w:numPr>
+        <w:rPr>
+          <w:rFonts w:ascii="Times New Roman" w:hAnsi="Times New Roman" w:cs="Times New Roman"/>
+        </w:rPr>
+      </w:pPr>
+      <w:r>
+        <w:rPr>
+          <w:rFonts w:ascii="Times New Roman" w:hAnsi="Times New Roman" w:cs="Times New Roman"/>
+          <w:b/>
+          <w:bCs/>
+        </w:rPr>
+        <w:t>Complexity:</w:t>
+      </w:r>
+      <w:r>
+        <w:rPr>
+          <w:rFonts w:ascii="Times New Roman" w:hAnsi="Times New Roman" w:cs="Times New Roman"/>
+        </w:rPr>
+        <w:t xml:space="preserve"> Requires significant computational resources and expertise to implement effectively.</w:t>
+      </w:r>
+    </w:p>
+    <w:p>
+      <w:pPr>
+        <w:ind w:left="360"/>
+        <w:rPr>
+          <w:rFonts w:ascii="Times New Roman" w:hAnsi="Times New Roman" w:cs="Times New Roman"/>
+        </w:rPr>
+      </w:pPr>
+    </w:p>
+    <w:p>
+      <w:pPr>
+        <w:ind w:firstLine="360"/>
+        <w:rPr>
+          <w:rFonts w:ascii="Times New Roman" w:hAnsi="Times New Roman" w:cs="Times New Roman"/>
+          <w:b/>
+          <w:bCs/>
+        </w:rPr>
+      </w:pPr>
+      <w:r>
+        <w:rPr>
+          <w:rFonts w:ascii="Times New Roman" w:hAnsi="Times New Roman" w:cs="Times New Roman"/>
+          <w:b/>
+          <w:bCs/>
+        </w:rPr>
+        <w:t>2. Principal component-based methods</w:t>
+      </w:r>
+    </w:p>
+    <w:p>
+      <w:pPr>
+        <w:rPr>
+          <w:rFonts w:ascii="Times New Roman" w:hAnsi="Times New Roman" w:cs="Times New Roman"/>
+        </w:rPr>
+      </w:pPr>
+      <w:r>
+        <w:rPr>
+          <w:rFonts w:ascii="Times New Roman" w:hAnsi="Times New Roman" w:cs="Times New Roman"/>
+        </w:rPr>
+        <w:t>Principal component analysis (PCA) is a dimensionality reduction technique that can be used to identify the main sources of variation in a dataset, such as asset returns. By transforming the original variables into a smaller set of uncorrelated principal components, PCA can help simplify portfolio optimization problems and improve estimation accuracy. Principal component-based methods can be particularly useful for large, high-dimensional datasets, where traditional optimization techniques may struggle with estimation errors and overfitting. By incorporating PCA into the portfolio optimization process, traders/investors can better understand the underlying drivers of asset returns and construct more efficient portfolios.</w:t>
+      </w:r>
+    </w:p>
+    <w:p>
+      <w:pPr>
+        <w:rPr>
+          <w:rFonts w:ascii="Times New Roman" w:hAnsi="Times New Roman" w:cs="Times New Roman"/>
+        </w:rPr>
+      </w:pPr>
+      <w:r>
+        <w:rPr>
+          <w:rFonts w:ascii="Times New Roman" w:hAnsi="Times New Roman" w:cs="Times New Roman"/>
+        </w:rPr>
+        <w:t>Limitations:</w:t>
+      </w:r>
+    </w:p>
+    <w:p>
+      <w:pPr>
+        <w:pStyle w:val="ListParagraph"/>
+        <w:numPr>
+          <w:ilvl w:val="0"/>
+          <w:numId w:val="20"/>
+        </w:numPr>
+        <w:rPr>
+          <w:rFonts w:ascii="Times New Roman" w:hAnsi="Times New Roman" w:cs="Times New Roman"/>
+        </w:rPr>
+      </w:pPr>
+      <w:r>
+        <w:rPr>
+          <w:rFonts w:ascii="Times New Roman" w:hAnsi="Times New Roman" w:cs="Times New Roman"/>
+          <w:b/>
+          <w:bCs/>
+        </w:rPr>
+        <w:t>Interpretability:</w:t>
+      </w:r>
+      <w:r>
+        <w:rPr>
+          <w:rFonts w:ascii="Times New Roman" w:hAnsi="Times New Roman" w:cs="Times New Roman"/>
+        </w:rPr>
+        <w:t xml:space="preserve"> Principal components are combinations of original variables, making them difficult to interpret directly.</w:t>
+      </w:r>
+    </w:p>
+    <w:p>
+      <w:pPr>
+        <w:pStyle w:val="ListParagraph"/>
+        <w:numPr>
+          <w:ilvl w:val="0"/>
+          <w:numId w:val="20"/>
+        </w:numPr>
+        <w:rPr>
+          <w:rFonts w:ascii="Times New Roman" w:hAnsi="Times New Roman" w:cs="Times New Roman"/>
+        </w:rPr>
+      </w:pPr>
+      <w:r>
+        <w:rPr>
+          <w:rFonts w:ascii="Times New Roman" w:hAnsi="Times New Roman" w:cs="Times New Roman"/>
+          <w:b/>
+          <w:bCs/>
+        </w:rPr>
+        <w:t>Data Dependency:</w:t>
+      </w:r>
+      <w:r>
+        <w:rPr>
+          <w:rFonts w:ascii="Times New Roman" w:hAnsi="Times New Roman" w:cs="Times New Roman"/>
+        </w:rPr>
+        <w:t xml:space="preserve"> Relies on historical data, which may not capture future market dynamics.</w:t>
+      </w:r>
+    </w:p>
+    <w:p>
+      <w:pPr>
+        <w:pStyle w:val="ListParagraph"/>
+        <w:numPr>
+          <w:ilvl w:val="0"/>
+          <w:numId w:val="20"/>
+        </w:numPr>
+        <w:rPr>
+          <w:rFonts w:ascii="Times New Roman" w:hAnsi="Times New Roman" w:cs="Times New Roman"/>
+        </w:rPr>
+      </w:pPr>
+      <w:r>
+        <w:rPr>
+          <w:rFonts w:ascii="Times New Roman" w:hAnsi="Times New Roman" w:cs="Times New Roman"/>
+          <w:b/>
+          <w:bCs/>
+        </w:rPr>
+        <w:t>Neglect of Nonlinear Relationships:</w:t>
+      </w:r>
+      <w:r>
+        <w:rPr>
+          <w:rFonts w:ascii="Times New Roman" w:hAnsi="Times New Roman" w:cs="Times New Roman"/>
+        </w:rPr>
+        <w:t xml:space="preserve"> PCA assumes linear relationships among variables and may fail to capture nonlinear dependencies in asset returns.</w:t>
+      </w:r>
+    </w:p>
+    <w:p>
+      <w:pPr>
+        <w:pStyle w:val="ListParagraph"/>
+        <w:numPr>
+          <w:ilvl w:val="0"/>
+          <w:numId w:val="20"/>
+        </w:numPr>
+        <w:rPr>
+          <w:rFonts w:ascii="Times New Roman" w:hAnsi="Times New Roman" w:cs="Times New Roman"/>
+        </w:rPr>
+      </w:pPr>
+      <w:r>
+        <w:rPr>
+          <w:rFonts w:ascii="Times New Roman" w:hAnsi="Times New Roman" w:cs="Times New Roman"/>
+          <w:b/>
+          <w:bCs/>
+        </w:rPr>
+        <w:t>Computational Intensity:</w:t>
+      </w:r>
+      <w:r>
+        <w:rPr>
+          <w:rFonts w:ascii="Times New Roman" w:hAnsi="Times New Roman" w:cs="Times New Roman"/>
+        </w:rPr>
+        <w:t xml:space="preserve"> High-dimensional PCA can be computationally expensive, especially for very large datasets.</w:t>
+      </w:r>
+    </w:p>
+    <w:p>
+      <w:pPr>
+        <w:rPr>
+          <w:rFonts w:ascii="Times New Roman" w:hAnsi="Times New Roman" w:cs="Times New Roman"/>
+        </w:rPr>
+      </w:pPr>
+    </w:p>
+    <w:p>
+      <w:pPr>
+        <w:ind w:firstLine="720"/>
+        <w:rPr>
+          <w:rFonts w:ascii="Times New Roman" w:hAnsi="Times New Roman" w:cs="Times New Roman"/>
+        </w:rPr>
+      </w:pPr>
+      <w:r>
+        <w:rPr>
+          <w:rFonts w:ascii="Times New Roman" w:hAnsi="Times New Roman" w:cs="Times New Roman"/>
+        </w:rPr>
+        <w:t xml:space="preserve">3. </w:t>
+      </w:r>
+      <w:r>
+        <w:rPr>
+          <w:rFonts w:ascii="Times New Roman" w:hAnsi="Times New Roman" w:cs="Times New Roman"/>
+          <w:b/>
+          <w:bCs/>
+        </w:rPr>
+        <w:t>Bayesian Networks</w:t>
+      </w:r>
+    </w:p>
+    <w:p>
+      <w:pPr>
+        <w:rPr>
+          <w:rFonts w:ascii="Times New Roman" w:hAnsi="Times New Roman" w:cs="Times New Roman"/>
+        </w:rPr>
+      </w:pPr>
+      <w:r>
+        <w:rPr>
+          <w:rFonts w:ascii="Times New Roman" w:hAnsi="Times New Roman" w:cs="Times New Roman"/>
+        </w:rPr>
+        <w:t>Bayesian Networks are a probabilistic modeling technique used to analyze and optimize portfolios. They represent the relationships between variables, such as asset returns, economic indicators, and market factors, in a graphical structure. By quantifying these relationships through conditional probabilities, Bayesian Networks provide insights into the potential impact of various factors on portfolio performance.</w:t>
+      </w:r>
+    </w:p>
+    <w:p>
+      <w:pPr>
+        <w:rPr>
+          <w:rFonts w:ascii="Times New Roman" w:hAnsi="Times New Roman" w:cs="Times New Roman"/>
+        </w:rPr>
+      </w:pPr>
+      <w:r>
+        <w:rPr>
+          <w:rFonts w:ascii="Times New Roman" w:hAnsi="Times New Roman" w:cs="Times New Roman"/>
+        </w:rPr>
+        <w:t>Key Concepts of Bayesian Networks:</w:t>
+      </w:r>
+    </w:p>
+    <w:p>
+      <w:pPr>
+        <w:numPr>
+          <w:ilvl w:val="0"/>
+          <w:numId w:val="21"/>
+        </w:numPr>
+        <w:rPr>
+          <w:rFonts w:ascii="Times New Roman" w:hAnsi="Times New Roman" w:cs="Times New Roman"/>
+        </w:rPr>
+      </w:pPr>
+      <w:r>
+        <w:rPr>
+          <w:rFonts w:ascii="Times New Roman" w:hAnsi="Times New Roman" w:cs="Times New Roman"/>
+          <w:b/>
+          <w:bCs/>
+        </w:rPr>
+        <w:t>Probabilistic Relationships:</w:t>
+      </w:r>
+      <w:r>
+        <w:rPr>
+          <w:rFonts w:ascii="Times New Roman" w:hAnsi="Times New Roman" w:cs="Times New Roman"/>
+        </w:rPr>
+        <w:t xml:space="preserve"> Represent dependencies between variables using conditional probabilities.</w:t>
+      </w:r>
+    </w:p>
+    <w:p>
+      <w:pPr>
+        <w:numPr>
+          <w:ilvl w:val="0"/>
+          <w:numId w:val="21"/>
+        </w:numPr>
+        <w:rPr>
+          <w:rFonts w:ascii="Times New Roman" w:hAnsi="Times New Roman" w:cs="Times New Roman"/>
+        </w:rPr>
+      </w:pPr>
+      <w:r>
+        <w:rPr>
+          <w:rFonts w:ascii="Times New Roman" w:hAnsi="Times New Roman" w:cs="Times New Roman"/>
+          <w:b/>
+          <w:bCs/>
+        </w:rPr>
+        <w:lastRenderedPageBreak/>
+        <w:t>Graphical Representation:</w:t>
+      </w:r>
+      <w:r>
+        <w:rPr>
+          <w:rFonts w:ascii="Times New Roman" w:hAnsi="Times New Roman" w:cs="Times New Roman"/>
+        </w:rPr>
+        <w:t xml:space="preserve"> Visualize relationships in a directed acyclic graph (DAG), showing causality and dependencies.</w:t>
+      </w:r>
+    </w:p>
+    <w:p>
+      <w:pPr>
+        <w:numPr>
+          <w:ilvl w:val="0"/>
+          <w:numId w:val="21"/>
+        </w:numPr>
+        <w:rPr>
+          <w:rFonts w:ascii="Times New Roman" w:hAnsi="Times New Roman" w:cs="Times New Roman"/>
+        </w:rPr>
+      </w:pPr>
+      <w:r>
+        <w:rPr>
+          <w:rFonts w:ascii="Times New Roman" w:hAnsi="Times New Roman" w:cs="Times New Roman"/>
+          <w:b/>
+          <w:bCs/>
+        </w:rPr>
+        <w:t>Dynamic Updates:</w:t>
+      </w:r>
+      <w:r>
+        <w:rPr>
+          <w:rFonts w:ascii="Times New Roman" w:hAnsi="Times New Roman" w:cs="Times New Roman"/>
+        </w:rPr>
+        <w:t xml:space="preserve"> Incorporate new information to update probabilities and optimize portfolio allocations.</w:t>
+      </w:r>
+    </w:p>
+    <w:p>
+      <w:pPr>
+        <w:rPr>
+          <w:rFonts w:ascii="Times New Roman" w:hAnsi="Times New Roman" w:cs="Times New Roman"/>
+        </w:rPr>
+      </w:pPr>
+    </w:p>
+    <w:p>
+      <w:pPr>
+        <w:rPr>
+          <w:rFonts w:ascii="Times New Roman" w:hAnsi="Times New Roman" w:cs="Times New Roman"/>
+        </w:rPr>
+      </w:pPr>
+      <w:r>
+        <w:rPr>
+          <w:rFonts w:ascii="Times New Roman" w:hAnsi="Times New Roman" w:cs="Times New Roman"/>
+        </w:rPr>
+        <w:t>Limitations</w:t>
+      </w:r>
+      <w:r>
+        <w:rPr>
+          <w:rFonts w:ascii="Times New Roman" w:hAnsi="Times New Roman" w:cs="Times New Roman"/>
+          <w:b/>
+          <w:bCs/>
+        </w:rPr>
+        <w:t>:</w:t>
+      </w:r>
+    </w:p>
+    <w:p>
+      <w:pPr>
+        <w:numPr>
+          <w:ilvl w:val="0"/>
+          <w:numId w:val="22"/>
+        </w:numPr>
+        <w:rPr>
+          <w:rFonts w:ascii="Times New Roman" w:hAnsi="Times New Roman" w:cs="Times New Roman"/>
+        </w:rPr>
+      </w:pPr>
+      <w:r>
+        <w:rPr>
+          <w:rFonts w:ascii="Times New Roman" w:hAnsi="Times New Roman" w:cs="Times New Roman"/>
+          <w:b/>
+          <w:bCs/>
+        </w:rPr>
+        <w:t>Complexity:</w:t>
+      </w:r>
+      <w:r>
+        <w:rPr>
+          <w:rFonts w:ascii="Times New Roman" w:hAnsi="Times New Roman" w:cs="Times New Roman"/>
+        </w:rPr>
+        <w:t xml:space="preserve"> Requires advanced knowledge of probabilistic modeling and Bayesian inference.</w:t>
+      </w:r>
+    </w:p>
+    <w:p>
+      <w:pPr>
+        <w:numPr>
+          <w:ilvl w:val="0"/>
+          <w:numId w:val="22"/>
+        </w:numPr>
+        <w:rPr>
+          <w:rFonts w:ascii="Times New Roman" w:hAnsi="Times New Roman" w:cs="Times New Roman"/>
+        </w:rPr>
+      </w:pPr>
+      <w:r>
+        <w:rPr>
+          <w:rFonts w:ascii="Times New Roman" w:hAnsi="Times New Roman" w:cs="Times New Roman"/>
+          <w:b/>
+          <w:bCs/>
+        </w:rPr>
+        <w:t>Data Dependency:</w:t>
+      </w:r>
+      <w:r>
+        <w:rPr>
+          <w:rFonts w:ascii="Times New Roman" w:hAnsi="Times New Roman" w:cs="Times New Roman"/>
+        </w:rPr>
+        <w:t xml:space="preserve"> Relies on the availability of high-quality, relevant data to estimate conditional probabilities accurately.</w:t>
+      </w:r>
+    </w:p>
+    <w:p>
+      <w:pPr>
+        <w:numPr>
+          <w:ilvl w:val="0"/>
+          <w:numId w:val="22"/>
+        </w:numPr>
+        <w:rPr>
+          <w:rFonts w:ascii="Times New Roman" w:hAnsi="Times New Roman" w:cs="Times New Roman"/>
+        </w:rPr>
+      </w:pPr>
+      <w:r>
+        <w:rPr>
+          <w:rFonts w:ascii="Times New Roman" w:hAnsi="Times New Roman" w:cs="Times New Roman"/>
+          <w:b/>
+          <w:bCs/>
+        </w:rPr>
+        <w:t>Computational Intensity:</w:t>
+      </w:r>
+      <w:r>
+        <w:rPr>
+          <w:rFonts w:ascii="Times New Roman" w:hAnsi="Times New Roman" w:cs="Times New Roman"/>
+        </w:rPr>
+        <w:t xml:space="preserve"> Inference and updating probabilities in large networks can be computationally expensive.</w:t>
+      </w:r>
+    </w:p>
+    <w:p>
+      <w:pPr>
+        <w:numPr>
+          <w:ilvl w:val="0"/>
+          <w:numId w:val="22"/>
+        </w:numPr>
+        <w:rPr>
+          <w:rFonts w:ascii="Times New Roman" w:hAnsi="Times New Roman" w:cs="Times New Roman"/>
+        </w:rPr>
+      </w:pPr>
+      <w:r>
+        <w:rPr>
+          <w:rFonts w:ascii="Times New Roman" w:hAnsi="Times New Roman" w:cs="Times New Roman"/>
+          <w:b/>
+          <w:bCs/>
+        </w:rPr>
+        <w:t>Model Assumptions:</w:t>
+      </w:r>
+      <w:r>
+        <w:rPr>
+          <w:rFonts w:ascii="Times New Roman" w:hAnsi="Times New Roman" w:cs="Times New Roman"/>
+        </w:rPr>
+        <w:t xml:space="preserve"> Simplistic or incorrect assumptions in the network structure may lead to misleading results.</w:t>
+      </w:r>
+    </w:p>
+    <w:p>
+      <w:pPr>
+        <w:spacing w:after="162" w:line="360" w:lineRule="auto"/>
+        <w:ind w:left="20" w:right="60" w:hanging="10"/>
+        <w:rPr>
+          <w:rFonts w:ascii="Times New Roman" w:eastAsia="Times New Roman" w:hAnsi="Times New Roman" w:cs="Times New Roman"/>
+          <w:bCs/>
+          <w:color w:val="000000"/>
+          <w:kern w:val="0"/>
+          <w:sz w:val="32"/>
+          <w:szCs w:val="32"/>
+          <w:lang w:val="en-US"/>
+          <w14:ligatures w14:val="none"/>
+        </w:rPr>
+      </w:pPr>
+    </w:p>
+    <w:p>
+      <w:pPr>
+        <w:spacing w:after="162" w:line="360" w:lineRule="auto"/>
+        <w:ind w:left="20" w:right="60" w:hanging="10"/>
+        <w:rPr>
+          <w:rFonts w:ascii="Times New Roman" w:eastAsia="Times New Roman" w:hAnsi="Times New Roman" w:cs="Times New Roman"/>
+          <w:bCs/>
+          <w:color w:val="000000"/>
+          <w:kern w:val="0"/>
+          <w:sz w:val="32"/>
+          <w:szCs w:val="32"/>
+          <w:lang w:val="en-US"/>
+          <w14:ligatures w14:val="none"/>
+        </w:rPr>
+      </w:pPr>
+      <w:r>
+        <w:rPr>
+          <w:rFonts w:ascii="Times New Roman" w:eastAsia="Times New Roman" w:hAnsi="Times New Roman" w:cs="Times New Roman"/>
+          <w:bCs/>
+          <w:color w:val="000000"/>
+          <w:kern w:val="0"/>
+          <w:sz w:val="32"/>
+          <w:szCs w:val="32"/>
+          <w:lang w:val="en-US"/>
+          <w14:ligatures w14:val="none"/>
+        </w:rPr>
+        <w:t>3.2. Highlights the gaps or limitations in these methods.</w:t>
+      </w:r>
+    </w:p>
+    <w:tbl>
+      <w:tblPr>
+        <w:tblW w:w="8828" w:type="dxa"/>
+        <w:tblCellSpacing w:w="15" w:type="dxa"/>
+        <w:tblCellMar>
+          <w:top w:w="15" w:type="dxa"/>
+          <w:left w:w="15" w:type="dxa"/>
+          <w:bottom w:w="15" w:type="dxa"/>
+          <w:right w:w="15" w:type="dxa"/>
+        </w:tblCellMar>
+        <w:tblLook w:val="04A0" w:firstRow="1" w:lastRow="0" w:firstColumn="1" w:lastColumn="0" w:noHBand="0" w:noVBand="1"/>
+      </w:tblPr>
+      <w:tblGrid>
+        <w:gridCol w:w="2424"/>
+        <w:gridCol w:w="6404"/>
+      </w:tblGrid>
+      <w:tr>
+        <w:trPr>
+          <w:trHeight w:val="376"/>
+          <w:tblHeader/>
+          <w:tblCellSpacing w:w="15" w:type="dxa"/>
+        </w:trPr>
+        <w:tc>
+          <w:tcPr>
+            <w:tcW w:w="0" w:type="auto"/>
+            <w:tcBorders>
+              <w:top w:val="single" w:sz="4" w:space="0" w:color="auto"/>
+              <w:left w:val="single" w:sz="4" w:space="0" w:color="auto"/>
+              <w:bottom w:val="single" w:sz="4" w:space="0" w:color="auto"/>
+              <w:right w:val="single" w:sz="4" w:space="0" w:color="auto"/>
+            </w:tcBorders>
+            <w:vAlign w:val="center"/>
+            <w:hideMark/>
+          </w:tcPr>
+          <w:p>
+            <w:pPr>
+              <w:spacing w:after="0"/>
+              <w:rPr>
+                <w:rFonts w:ascii="Times New Roman" w:hAnsi="Times New Roman" w:cs="Times New Roman"/>
+                <w:b/>
+                <w:bCs/>
+                <w:sz w:val="22"/>
+                <w:szCs w:val="22"/>
+              </w:rPr>
+            </w:pPr>
+            <w:r>
+              <w:rPr>
+                <w:rFonts w:ascii="Times New Roman" w:hAnsi="Times New Roman" w:cs="Times New Roman"/>
+                <w:b/>
+                <w:bCs/>
+                <w:sz w:val="22"/>
+                <w:szCs w:val="22"/>
+              </w:rPr>
+              <w:t>Technique</w:t>
+            </w:r>
+          </w:p>
+        </w:tc>
+        <w:tc>
+          <w:tcPr>
+            <w:tcW w:w="0" w:type="auto"/>
+            <w:tcBorders>
+              <w:top w:val="single" w:sz="4" w:space="0" w:color="auto"/>
+              <w:left w:val="single" w:sz="4" w:space="0" w:color="auto"/>
+              <w:bottom w:val="single" w:sz="4" w:space="0" w:color="auto"/>
+              <w:right w:val="single" w:sz="4" w:space="0" w:color="auto"/>
+            </w:tcBorders>
+            <w:vAlign w:val="center"/>
+            <w:hideMark/>
+          </w:tcPr>
+          <w:p>
+            <w:pPr>
+              <w:spacing w:after="0"/>
+              <w:rPr>
+                <w:rFonts w:ascii="Times New Roman" w:hAnsi="Times New Roman" w:cs="Times New Roman"/>
+                <w:b/>
+                <w:bCs/>
+                <w:sz w:val="22"/>
+                <w:szCs w:val="22"/>
+              </w:rPr>
+            </w:pPr>
+            <w:r>
+              <w:rPr>
+                <w:rFonts w:ascii="Times New Roman" w:hAnsi="Times New Roman" w:cs="Times New Roman"/>
+                <w:b/>
+                <w:bCs/>
+                <w:sz w:val="22"/>
+                <w:szCs w:val="22"/>
+              </w:rPr>
+              <w:t>Limitations</w:t>
+            </w:r>
+          </w:p>
+        </w:tc>
+      </w:tr>
+      <w:tr>
+        <w:trPr>
+          <w:trHeight w:val="2255"/>
+          <w:tblCellSpacing w:w="15" w:type="dxa"/>
+        </w:trPr>
+        <w:tc>
+          <w:tcPr>
+            <w:tcW w:w="0" w:type="auto"/>
+            <w:tcBorders>
+              <w:top w:val="single" w:sz="4" w:space="0" w:color="auto"/>
+              <w:left w:val="single" w:sz="4" w:space="0" w:color="auto"/>
+              <w:bottom w:val="single" w:sz="4" w:space="0" w:color="auto"/>
+              <w:right w:val="single" w:sz="4" w:space="0" w:color="auto"/>
+            </w:tcBorders>
+            <w:vAlign w:val="center"/>
+            <w:hideMark/>
+          </w:tcPr>
+          <w:p>
+            <w:pPr>
+              <w:spacing w:after="0"/>
+              <w:rPr>
+                <w:rFonts w:ascii="Times New Roman" w:hAnsi="Times New Roman" w:cs="Times New Roman"/>
+                <w:sz w:val="22"/>
+                <w:szCs w:val="22"/>
+              </w:rPr>
+            </w:pPr>
+            <w:r>
+              <w:rPr>
+                <w:rFonts w:ascii="Times New Roman" w:hAnsi="Times New Roman" w:cs="Times New Roman"/>
+                <w:sz w:val="22"/>
+                <w:szCs w:val="22"/>
+              </w:rPr>
+              <w:t>Modern Portfolio Theory</w:t>
+            </w:r>
+          </w:p>
+        </w:tc>
+        <w:tc>
+          <w:tcPr>
+            <w:tcW w:w="0" w:type="auto"/>
+            <w:tcBorders>
+              <w:top w:val="single" w:sz="4" w:space="0" w:color="auto"/>
+              <w:left w:val="single" w:sz="4" w:space="0" w:color="auto"/>
+              <w:bottom w:val="single" w:sz="4" w:space="0" w:color="auto"/>
+              <w:right w:val="single" w:sz="4" w:space="0" w:color="auto"/>
+            </w:tcBorders>
+            <w:vAlign w:val="center"/>
+            <w:hideMark/>
+          </w:tcPr>
+          <w:p>
+            <w:pPr>
+              <w:spacing w:after="0"/>
+              <w:rPr>
+                <w:rFonts w:ascii="Times New Roman" w:hAnsi="Times New Roman" w:cs="Times New Roman"/>
+                <w:sz w:val="22"/>
+                <w:szCs w:val="22"/>
+              </w:rPr>
+            </w:pPr>
+            <w:r>
+              <w:rPr>
+                <w:rFonts w:ascii="Times New Roman" w:hAnsi="Times New Roman" w:cs="Times New Roman"/>
+                <w:sz w:val="22"/>
+                <w:szCs w:val="22"/>
+              </w:rPr>
+              <w:t>- Bases the assumption on historical data alone and doesn’t include market fluctuations.</w:t>
+            </w:r>
+          </w:p>
+          <w:p>
+            <w:pPr>
+              <w:spacing w:after="0"/>
+              <w:rPr>
+                <w:rFonts w:ascii="Times New Roman" w:hAnsi="Times New Roman" w:cs="Times New Roman"/>
+                <w:sz w:val="22"/>
+                <w:szCs w:val="22"/>
+              </w:rPr>
+            </w:pPr>
+            <w:r>
+              <w:rPr>
+                <w:rFonts w:ascii="Times New Roman" w:hAnsi="Times New Roman" w:cs="Times New Roman"/>
+                <w:sz w:val="22"/>
+                <w:szCs w:val="22"/>
+              </w:rPr>
+              <w:t>- Doesn’t consider extra costs, such as broker commissions or taxes.</w:t>
+            </w:r>
+          </w:p>
+          <w:p>
+            <w:pPr>
+              <w:spacing w:after="0"/>
+              <w:rPr>
+                <w:rFonts w:ascii="Times New Roman" w:hAnsi="Times New Roman" w:cs="Times New Roman"/>
+                <w:sz w:val="22"/>
+                <w:szCs w:val="22"/>
+              </w:rPr>
+            </w:pPr>
+            <w:r>
+              <w:rPr>
+                <w:rFonts w:ascii="Times New Roman" w:hAnsi="Times New Roman" w:cs="Times New Roman"/>
+                <w:sz w:val="22"/>
+                <w:szCs w:val="22"/>
+              </w:rPr>
+              <w:t>- Assumes investors are risk-averse, rational, and have realistic investment returns.</w:t>
+            </w:r>
+          </w:p>
+          <w:p>
+            <w:pPr>
+              <w:spacing w:after="0"/>
+              <w:rPr>
+                <w:rFonts w:ascii="Times New Roman" w:hAnsi="Times New Roman" w:cs="Times New Roman"/>
+                <w:sz w:val="22"/>
+                <w:szCs w:val="22"/>
+              </w:rPr>
+            </w:pPr>
+            <w:r>
+              <w:rPr>
+                <w:rFonts w:ascii="Times New Roman" w:hAnsi="Times New Roman" w:cs="Times New Roman"/>
+                <w:sz w:val="22"/>
+                <w:szCs w:val="22"/>
+              </w:rPr>
+              <w:t>- Highly sensitive to input estimation errors.</w:t>
+            </w:r>
+          </w:p>
+        </w:tc>
+      </w:tr>
+      <w:tr>
+        <w:trPr>
+          <w:trHeight w:val="1877"/>
+          <w:tblCellSpacing w:w="15" w:type="dxa"/>
+        </w:trPr>
+        <w:tc>
+          <w:tcPr>
+            <w:tcW w:w="0" w:type="auto"/>
+            <w:tcBorders>
+              <w:top w:val="single" w:sz="4" w:space="0" w:color="auto"/>
+              <w:left w:val="single" w:sz="4" w:space="0" w:color="auto"/>
+              <w:bottom w:val="single" w:sz="4" w:space="0" w:color="auto"/>
+              <w:right w:val="single" w:sz="4" w:space="0" w:color="auto"/>
+            </w:tcBorders>
+            <w:vAlign w:val="center"/>
+            <w:hideMark/>
+          </w:tcPr>
+          <w:p>
+            <w:pPr>
+              <w:spacing w:after="0"/>
+              <w:rPr>
+                <w:rFonts w:ascii="Times New Roman" w:hAnsi="Times New Roman" w:cs="Times New Roman"/>
+                <w:sz w:val="22"/>
+                <w:szCs w:val="22"/>
+              </w:rPr>
+            </w:pPr>
+            <w:r>
+              <w:rPr>
+                <w:rFonts w:ascii="Times New Roman" w:hAnsi="Times New Roman" w:cs="Times New Roman"/>
+                <w:sz w:val="22"/>
+                <w:szCs w:val="22"/>
+              </w:rPr>
+              <w:t>Markowitz Mean-Variance</w:t>
+            </w:r>
+          </w:p>
+        </w:tc>
+        <w:tc>
+          <w:tcPr>
+            <w:tcW w:w="0" w:type="auto"/>
+            <w:tcBorders>
+              <w:top w:val="single" w:sz="4" w:space="0" w:color="auto"/>
+              <w:left w:val="single" w:sz="4" w:space="0" w:color="auto"/>
+              <w:bottom w:val="single" w:sz="4" w:space="0" w:color="auto"/>
+              <w:right w:val="single" w:sz="4" w:space="0" w:color="auto"/>
+            </w:tcBorders>
+            <w:vAlign w:val="center"/>
+            <w:hideMark/>
+          </w:tcPr>
+          <w:p>
+            <w:pPr>
+              <w:spacing w:after="0"/>
+              <w:rPr>
+                <w:rFonts w:ascii="Times New Roman" w:hAnsi="Times New Roman" w:cs="Times New Roman"/>
+                <w:sz w:val="22"/>
+                <w:szCs w:val="22"/>
+              </w:rPr>
+            </w:pPr>
+            <w:r>
+              <w:rPr>
+                <w:rFonts w:ascii="Times New Roman" w:hAnsi="Times New Roman" w:cs="Times New Roman"/>
+                <w:sz w:val="22"/>
+                <w:szCs w:val="22"/>
+              </w:rPr>
+              <w:t>- Considers only the mean and variance of returns, ignoring skewness.</w:t>
+            </w:r>
+          </w:p>
+          <w:p>
+            <w:pPr>
+              <w:spacing w:after="0"/>
+              <w:rPr>
+                <w:rFonts w:ascii="Times New Roman" w:hAnsi="Times New Roman" w:cs="Times New Roman"/>
+                <w:sz w:val="22"/>
+                <w:szCs w:val="22"/>
+              </w:rPr>
+            </w:pPr>
+            <w:r>
+              <w:rPr>
+                <w:rFonts w:ascii="Times New Roman" w:hAnsi="Times New Roman" w:cs="Times New Roman"/>
+                <w:sz w:val="22"/>
+                <w:szCs w:val="22"/>
+              </w:rPr>
+              <w:t>- Prevents investors from expressing views on future asset performance.</w:t>
+            </w:r>
+          </w:p>
+          <w:p>
+            <w:pPr>
+              <w:spacing w:after="0"/>
+              <w:rPr>
+                <w:rFonts w:ascii="Times New Roman" w:hAnsi="Times New Roman" w:cs="Times New Roman"/>
+                <w:sz w:val="22"/>
+                <w:szCs w:val="22"/>
+              </w:rPr>
+            </w:pPr>
+            <w:r>
+              <w:rPr>
+                <w:rFonts w:ascii="Times New Roman" w:hAnsi="Times New Roman" w:cs="Times New Roman"/>
+                <w:sz w:val="22"/>
+                <w:szCs w:val="22"/>
+              </w:rPr>
+              <w:t>- Highly sensitive to input estimation errors, leading to unstable portfolios.</w:t>
+            </w:r>
+          </w:p>
+        </w:tc>
+      </w:tr>
+      <w:tr>
+        <w:trPr>
+          <w:trHeight w:val="1630"/>
+          <w:tblCellSpacing w:w="15" w:type="dxa"/>
+        </w:trPr>
+        <w:tc>
+          <w:tcPr>
+            <w:tcW w:w="0" w:type="auto"/>
+            <w:tcBorders>
+              <w:top w:val="single" w:sz="4" w:space="0" w:color="auto"/>
+              <w:left w:val="single" w:sz="4" w:space="0" w:color="auto"/>
+              <w:bottom w:val="single" w:sz="4" w:space="0" w:color="auto"/>
+              <w:right w:val="single" w:sz="4" w:space="0" w:color="auto"/>
+            </w:tcBorders>
+            <w:vAlign w:val="center"/>
+            <w:hideMark/>
+          </w:tcPr>
+          <w:p>
+            <w:pPr>
+              <w:spacing w:after="0"/>
+              <w:rPr>
+                <w:rFonts w:ascii="Times New Roman" w:hAnsi="Times New Roman" w:cs="Times New Roman"/>
+                <w:sz w:val="22"/>
+                <w:szCs w:val="22"/>
+              </w:rPr>
+            </w:pPr>
+            <w:r>
+              <w:rPr>
+                <w:rFonts w:ascii="Times New Roman" w:hAnsi="Times New Roman" w:cs="Times New Roman"/>
+                <w:sz w:val="22"/>
+                <w:szCs w:val="22"/>
+              </w:rPr>
+              <w:lastRenderedPageBreak/>
+              <w:t>Black-</w:t>
+            </w:r>
+            <w:proofErr w:type="spellStart"/>
+            <w:r>
+              <w:rPr>
+                <w:rFonts w:ascii="Times New Roman" w:hAnsi="Times New Roman" w:cs="Times New Roman"/>
+                <w:sz w:val="22"/>
+                <w:szCs w:val="22"/>
+              </w:rPr>
+              <w:t>Litterman</w:t>
+            </w:r>
+            <w:proofErr w:type="spellEnd"/>
+          </w:p>
+        </w:tc>
+        <w:tc>
+          <w:tcPr>
+            <w:tcW w:w="0" w:type="auto"/>
+            <w:tcBorders>
+              <w:top w:val="single" w:sz="4" w:space="0" w:color="auto"/>
+              <w:left w:val="single" w:sz="4" w:space="0" w:color="auto"/>
+              <w:bottom w:val="single" w:sz="4" w:space="0" w:color="auto"/>
+              <w:right w:val="single" w:sz="4" w:space="0" w:color="auto"/>
+            </w:tcBorders>
+            <w:vAlign w:val="center"/>
+            <w:hideMark/>
+          </w:tcPr>
+          <w:p>
+            <w:pPr>
+              <w:spacing w:after="0"/>
+              <w:rPr>
+                <w:rFonts w:ascii="Times New Roman" w:hAnsi="Times New Roman" w:cs="Times New Roman"/>
+                <w:sz w:val="22"/>
+                <w:szCs w:val="22"/>
+              </w:rPr>
+            </w:pPr>
+            <w:r>
+              <w:rPr>
+                <w:rFonts w:ascii="Times New Roman" w:hAnsi="Times New Roman" w:cs="Times New Roman"/>
+                <w:sz w:val="22"/>
+                <w:szCs w:val="22"/>
+              </w:rPr>
+              <w:t>- Relies on an initial equilibrium assumption that may not exist or is hard to determine.</w:t>
+            </w:r>
+          </w:p>
+          <w:p>
+            <w:pPr>
+              <w:spacing w:after="0"/>
+              <w:rPr>
+                <w:rFonts w:ascii="Times New Roman" w:hAnsi="Times New Roman" w:cs="Times New Roman"/>
+                <w:sz w:val="22"/>
+                <w:szCs w:val="22"/>
+              </w:rPr>
+            </w:pPr>
+            <w:r>
+              <w:rPr>
+                <w:rFonts w:ascii="Times New Roman" w:hAnsi="Times New Roman" w:cs="Times New Roman"/>
+                <w:sz w:val="22"/>
+                <w:szCs w:val="22"/>
+              </w:rPr>
+              <w:t>- Requires sophisticated estimation of market parameters and investor views.</w:t>
+            </w:r>
+          </w:p>
+          <w:p>
+            <w:pPr>
+              <w:spacing w:after="0"/>
+              <w:rPr>
+                <w:rFonts w:ascii="Times New Roman" w:hAnsi="Times New Roman" w:cs="Times New Roman"/>
+                <w:sz w:val="22"/>
+                <w:szCs w:val="22"/>
+              </w:rPr>
+            </w:pPr>
+            <w:r>
+              <w:rPr>
+                <w:rFonts w:ascii="Times New Roman" w:hAnsi="Times New Roman" w:cs="Times New Roman"/>
+                <w:sz w:val="22"/>
+                <w:szCs w:val="22"/>
+              </w:rPr>
+              <w:t>- Computationally complex compared to traditional techniques.</w:t>
+            </w:r>
+          </w:p>
+        </w:tc>
+      </w:tr>
+      <w:tr>
+        <w:trPr>
+          <w:trHeight w:val="1877"/>
+          <w:tblCellSpacing w:w="15" w:type="dxa"/>
+        </w:trPr>
+        <w:tc>
+          <w:tcPr>
+            <w:tcW w:w="0" w:type="auto"/>
+            <w:tcBorders>
+              <w:top w:val="single" w:sz="4" w:space="0" w:color="auto"/>
+              <w:left w:val="single" w:sz="4" w:space="0" w:color="auto"/>
+              <w:bottom w:val="single" w:sz="4" w:space="0" w:color="auto"/>
+              <w:right w:val="single" w:sz="4" w:space="0" w:color="auto"/>
+            </w:tcBorders>
+            <w:vAlign w:val="center"/>
+            <w:hideMark/>
+          </w:tcPr>
+          <w:p>
+            <w:pPr>
+              <w:spacing w:after="0"/>
+              <w:rPr>
+                <w:rFonts w:ascii="Times New Roman" w:hAnsi="Times New Roman" w:cs="Times New Roman"/>
+                <w:sz w:val="22"/>
+                <w:szCs w:val="22"/>
+              </w:rPr>
+            </w:pPr>
+            <w:r>
+              <w:rPr>
+                <w:rFonts w:ascii="Times New Roman" w:hAnsi="Times New Roman" w:cs="Times New Roman"/>
+                <w:sz w:val="22"/>
+                <w:szCs w:val="22"/>
+              </w:rPr>
+              <w:t>Risk Parity</w:t>
+            </w:r>
+          </w:p>
+        </w:tc>
+        <w:tc>
+          <w:tcPr>
+            <w:tcW w:w="0" w:type="auto"/>
+            <w:tcBorders>
+              <w:top w:val="single" w:sz="4" w:space="0" w:color="auto"/>
+              <w:left w:val="single" w:sz="4" w:space="0" w:color="auto"/>
+              <w:bottom w:val="single" w:sz="4" w:space="0" w:color="auto"/>
+              <w:right w:val="single" w:sz="4" w:space="0" w:color="auto"/>
+            </w:tcBorders>
+            <w:vAlign w:val="center"/>
+            <w:hideMark/>
+          </w:tcPr>
+          <w:p>
+            <w:pPr>
+              <w:spacing w:after="0"/>
+              <w:rPr>
+                <w:rFonts w:ascii="Times New Roman" w:hAnsi="Times New Roman" w:cs="Times New Roman"/>
+                <w:sz w:val="22"/>
+                <w:szCs w:val="22"/>
+              </w:rPr>
+            </w:pPr>
+            <w:r>
+              <w:rPr>
+                <w:rFonts w:ascii="Times New Roman" w:hAnsi="Times New Roman" w:cs="Times New Roman"/>
+                <w:sz w:val="22"/>
+                <w:szCs w:val="22"/>
+              </w:rPr>
+              <w:t>- Tends to overweight low-risk assets, reducing returns in strong markets.</w:t>
+            </w:r>
+          </w:p>
+          <w:p>
+            <w:pPr>
+              <w:spacing w:after="0"/>
+              <w:rPr>
+                <w:rFonts w:ascii="Times New Roman" w:hAnsi="Times New Roman" w:cs="Times New Roman"/>
+                <w:sz w:val="22"/>
+                <w:szCs w:val="22"/>
+              </w:rPr>
+            </w:pPr>
+            <w:r>
+              <w:rPr>
+                <w:rFonts w:ascii="Times New Roman" w:hAnsi="Times New Roman" w:cs="Times New Roman"/>
+                <w:sz w:val="22"/>
+                <w:szCs w:val="22"/>
+              </w:rPr>
+              <w:t>- Requires accurate volatility estimates, which may not hold in volatile markets.</w:t>
+            </w:r>
+          </w:p>
+          <w:p>
+            <w:pPr>
+              <w:spacing w:after="0"/>
+              <w:rPr>
+                <w:rFonts w:ascii="Times New Roman" w:hAnsi="Times New Roman" w:cs="Times New Roman"/>
+                <w:sz w:val="22"/>
+                <w:szCs w:val="22"/>
+              </w:rPr>
+            </w:pPr>
+            <w:r>
+              <w:rPr>
+                <w:rFonts w:ascii="Times New Roman" w:hAnsi="Times New Roman" w:cs="Times New Roman"/>
+                <w:sz w:val="22"/>
+                <w:szCs w:val="22"/>
+              </w:rPr>
+              <w:t>- Does not explicitly optimize for expected returns, focusing solely on risk.</w:t>
+            </w:r>
+          </w:p>
+        </w:tc>
+      </w:tr>
+      <w:tr>
+        <w:trPr>
+          <w:trHeight w:val="1380"/>
+          <w:tblCellSpacing w:w="15" w:type="dxa"/>
+        </w:trPr>
+        <w:tc>
+          <w:tcPr>
+            <w:tcW w:w="0" w:type="auto"/>
+            <w:tcBorders>
+              <w:top w:val="single" w:sz="4" w:space="0" w:color="auto"/>
+              <w:left w:val="single" w:sz="4" w:space="0" w:color="auto"/>
+              <w:bottom w:val="single" w:sz="4" w:space="0" w:color="auto"/>
+              <w:right w:val="single" w:sz="4" w:space="0" w:color="auto"/>
+            </w:tcBorders>
+            <w:vAlign w:val="center"/>
+            <w:hideMark/>
+          </w:tcPr>
+          <w:p>
+            <w:pPr>
+              <w:spacing w:after="0"/>
+              <w:rPr>
+                <w:rFonts w:ascii="Times New Roman" w:hAnsi="Times New Roman" w:cs="Times New Roman"/>
+                <w:sz w:val="22"/>
+                <w:szCs w:val="22"/>
+              </w:rPr>
+            </w:pPr>
+            <w:r>
+              <w:rPr>
+                <w:rFonts w:ascii="Times New Roman" w:hAnsi="Times New Roman" w:cs="Times New Roman"/>
+                <w:sz w:val="22"/>
+                <w:szCs w:val="22"/>
+              </w:rPr>
+              <w:t>Minimum Variance Portfolio</w:t>
+            </w:r>
+          </w:p>
+        </w:tc>
+        <w:tc>
+          <w:tcPr>
+            <w:tcW w:w="0" w:type="auto"/>
+            <w:tcBorders>
+              <w:top w:val="single" w:sz="4" w:space="0" w:color="auto"/>
+              <w:left w:val="single" w:sz="4" w:space="0" w:color="auto"/>
+              <w:bottom w:val="single" w:sz="4" w:space="0" w:color="auto"/>
+              <w:right w:val="single" w:sz="4" w:space="0" w:color="auto"/>
+            </w:tcBorders>
+            <w:vAlign w:val="center"/>
+            <w:hideMark/>
+          </w:tcPr>
+          <w:p>
+            <w:pPr>
+              <w:spacing w:after="0"/>
+              <w:rPr>
+                <w:rFonts w:ascii="Times New Roman" w:hAnsi="Times New Roman" w:cs="Times New Roman"/>
+                <w:sz w:val="22"/>
+                <w:szCs w:val="22"/>
+              </w:rPr>
+            </w:pPr>
+            <w:r>
+              <w:rPr>
+                <w:rFonts w:ascii="Times New Roman" w:hAnsi="Times New Roman" w:cs="Times New Roman"/>
+                <w:sz w:val="22"/>
+                <w:szCs w:val="22"/>
+              </w:rPr>
+              <w:t>- Focuses solely on risk minimization, ignoring potential returns.</w:t>
+            </w:r>
+          </w:p>
+          <w:p>
+            <w:pPr>
+              <w:spacing w:after="0"/>
+              <w:rPr>
+                <w:rFonts w:ascii="Times New Roman" w:hAnsi="Times New Roman" w:cs="Times New Roman"/>
+                <w:sz w:val="22"/>
+                <w:szCs w:val="22"/>
+              </w:rPr>
+            </w:pPr>
+            <w:r>
+              <w:rPr>
+                <w:rFonts w:ascii="Times New Roman" w:hAnsi="Times New Roman" w:cs="Times New Roman"/>
+                <w:sz w:val="22"/>
+                <w:szCs w:val="22"/>
+              </w:rPr>
+              <w:t>- May underperform during bull markets.</w:t>
+            </w:r>
+          </w:p>
+          <w:p>
+            <w:pPr>
+              <w:spacing w:after="0"/>
+              <w:rPr>
+                <w:rFonts w:ascii="Times New Roman" w:hAnsi="Times New Roman" w:cs="Times New Roman"/>
+                <w:sz w:val="22"/>
+                <w:szCs w:val="22"/>
+              </w:rPr>
+            </w:pPr>
+            <w:r>
+              <w:rPr>
+                <w:rFonts w:ascii="Times New Roman" w:hAnsi="Times New Roman" w:cs="Times New Roman"/>
+                <w:sz w:val="22"/>
+                <w:szCs w:val="22"/>
+              </w:rPr>
+              <w:t>- Relies heavily on accurate covariance estimation, which can be unstable.</w:t>
+            </w:r>
+          </w:p>
+        </w:tc>
+      </w:tr>
+      <w:tr>
+        <w:trPr>
+          <w:trHeight w:val="745"/>
+          <w:tblCellSpacing w:w="15" w:type="dxa"/>
+        </w:trPr>
+        <w:tc>
+          <w:tcPr>
+            <w:tcW w:w="0" w:type="auto"/>
+            <w:tcBorders>
+              <w:top w:val="single" w:sz="4" w:space="0" w:color="auto"/>
+              <w:left w:val="single" w:sz="4" w:space="0" w:color="auto"/>
+              <w:bottom w:val="single" w:sz="4" w:space="0" w:color="auto"/>
+              <w:right w:val="single" w:sz="4" w:space="0" w:color="auto"/>
+            </w:tcBorders>
+            <w:vAlign w:val="center"/>
+            <w:hideMark/>
+          </w:tcPr>
+          <w:p>
+            <w:pPr>
+              <w:spacing w:after="0"/>
+              <w:rPr>
+                <w:rFonts w:ascii="Times New Roman" w:hAnsi="Times New Roman" w:cs="Times New Roman"/>
+                <w:sz w:val="22"/>
+                <w:szCs w:val="22"/>
+              </w:rPr>
+            </w:pPr>
+            <w:r>
+              <w:rPr>
+                <w:rFonts w:ascii="Times New Roman" w:hAnsi="Times New Roman" w:cs="Times New Roman"/>
+                <w:sz w:val="22"/>
+                <w:szCs w:val="22"/>
+              </w:rPr>
+              <w:t>Hierarchical Risk Parity</w:t>
+            </w:r>
+          </w:p>
+        </w:tc>
+        <w:tc>
+          <w:tcPr>
+            <w:tcW w:w="0" w:type="auto"/>
+            <w:tcBorders>
+              <w:top w:val="single" w:sz="4" w:space="0" w:color="auto"/>
+              <w:left w:val="single" w:sz="4" w:space="0" w:color="auto"/>
+              <w:bottom w:val="single" w:sz="4" w:space="0" w:color="auto"/>
+              <w:right w:val="single" w:sz="4" w:space="0" w:color="auto"/>
+            </w:tcBorders>
+            <w:vAlign w:val="center"/>
+            <w:hideMark/>
+          </w:tcPr>
+          <w:p>
+            <w:pPr>
+              <w:spacing w:after="0"/>
+              <w:rPr>
+                <w:rFonts w:ascii="Times New Roman" w:hAnsi="Times New Roman" w:cs="Times New Roman"/>
+                <w:sz w:val="22"/>
+                <w:szCs w:val="22"/>
+              </w:rPr>
+            </w:pPr>
+            <w:r>
+              <w:rPr>
+                <w:rFonts w:ascii="Times New Roman" w:hAnsi="Times New Roman" w:cs="Times New Roman"/>
+                <w:sz w:val="22"/>
+                <w:szCs w:val="22"/>
+              </w:rPr>
+              <w:t>- Relies heavily on historical correlations, which are not static.</w:t>
+            </w:r>
+          </w:p>
+          <w:p>
+            <w:pPr>
+              <w:spacing w:after="0"/>
+              <w:rPr>
+                <w:rFonts w:ascii="Times New Roman" w:hAnsi="Times New Roman" w:cs="Times New Roman"/>
+                <w:sz w:val="22"/>
+                <w:szCs w:val="22"/>
+              </w:rPr>
+            </w:pPr>
+            <w:r>
+              <w:rPr>
+                <w:rFonts w:ascii="Times New Roman" w:hAnsi="Times New Roman" w:cs="Times New Roman"/>
+                <w:sz w:val="22"/>
+                <w:szCs w:val="22"/>
+              </w:rPr>
+              <w:t>- Algorithms may overfit to historical data.</w:t>
+            </w:r>
+          </w:p>
+          <w:p>
+            <w:pPr>
+              <w:spacing w:after="0"/>
+              <w:rPr>
+                <w:rFonts w:ascii="Times New Roman" w:hAnsi="Times New Roman" w:cs="Times New Roman"/>
+                <w:sz w:val="22"/>
+                <w:szCs w:val="22"/>
+              </w:rPr>
+            </w:pPr>
+            <w:r>
+              <w:rPr>
+                <w:rFonts w:ascii="Times New Roman" w:hAnsi="Times New Roman" w:cs="Times New Roman"/>
+                <w:sz w:val="22"/>
+                <w:szCs w:val="22"/>
+              </w:rPr>
+              <w:t>- Clustering can lead to sector-specific risks and under-diversification.</w:t>
+            </w:r>
+          </w:p>
+          <w:p>
+            <w:pPr>
+              <w:spacing w:after="0"/>
+              <w:rPr>
+                <w:rFonts w:ascii="Times New Roman" w:hAnsi="Times New Roman" w:cs="Times New Roman"/>
+                <w:sz w:val="22"/>
+                <w:szCs w:val="22"/>
+              </w:rPr>
+            </w:pPr>
+            <w:r>
+              <w:rPr>
+                <w:rFonts w:ascii="Times New Roman" w:hAnsi="Times New Roman" w:cs="Times New Roman"/>
+                <w:sz w:val="22"/>
+                <w:szCs w:val="22"/>
+              </w:rPr>
+              <w:t>- Backward-looking nature may fail during significant market shifts.</w:t>
+            </w:r>
+          </w:p>
+          <w:p>
+            <w:pPr>
+              <w:spacing w:after="0"/>
+              <w:rPr>
+                <w:rFonts w:ascii="Times New Roman" w:hAnsi="Times New Roman" w:cs="Times New Roman"/>
+                <w:sz w:val="22"/>
+                <w:szCs w:val="22"/>
+              </w:rPr>
+            </w:pPr>
+            <w:r>
+              <w:rPr>
+                <w:rFonts w:ascii="Times New Roman" w:hAnsi="Times New Roman" w:cs="Times New Roman"/>
+                <w:sz w:val="22"/>
+                <w:szCs w:val="22"/>
+              </w:rPr>
+              <w:t>- Computationally intensive.</w:t>
+            </w:r>
+          </w:p>
+        </w:tc>
+      </w:tr>
+      <w:tr>
+        <w:trPr>
+          <w:trHeight w:val="112"/>
+          <w:tblCellSpacing w:w="15" w:type="dxa"/>
+        </w:trPr>
+        <w:tc>
+          <w:tcPr>
+            <w:tcW w:w="0" w:type="auto"/>
+            <w:tcBorders>
+              <w:top w:val="single" w:sz="4" w:space="0" w:color="auto"/>
+              <w:left w:val="single" w:sz="4" w:space="0" w:color="auto"/>
+              <w:bottom w:val="single" w:sz="4" w:space="0" w:color="auto"/>
+              <w:right w:val="single" w:sz="4" w:space="0" w:color="auto"/>
+            </w:tcBorders>
+            <w:vAlign w:val="center"/>
+            <w:hideMark/>
+          </w:tcPr>
+          <w:p>
+            <w:pPr>
+              <w:spacing w:after="0"/>
+              <w:rPr>
+                <w:rFonts w:ascii="Times New Roman" w:hAnsi="Times New Roman" w:cs="Times New Roman"/>
+                <w:sz w:val="22"/>
+                <w:szCs w:val="22"/>
+              </w:rPr>
+            </w:pPr>
+            <w:r>
+              <w:rPr>
+                <w:rFonts w:ascii="Times New Roman" w:hAnsi="Times New Roman" w:cs="Times New Roman"/>
+                <w:sz w:val="22"/>
+                <w:szCs w:val="22"/>
+              </w:rPr>
+              <w:t>Principal Component Analysis</w:t>
+            </w:r>
+          </w:p>
+        </w:tc>
+        <w:tc>
+          <w:tcPr>
+            <w:tcW w:w="0" w:type="auto"/>
+            <w:tcBorders>
+              <w:top w:val="single" w:sz="4" w:space="0" w:color="auto"/>
+              <w:left w:val="single" w:sz="4" w:space="0" w:color="auto"/>
+              <w:bottom w:val="single" w:sz="4" w:space="0" w:color="auto"/>
+              <w:right w:val="single" w:sz="4" w:space="0" w:color="auto"/>
+            </w:tcBorders>
+            <w:vAlign w:val="center"/>
+            <w:hideMark/>
+          </w:tcPr>
+          <w:p>
+            <w:pPr>
+              <w:spacing w:after="0"/>
+              <w:rPr>
+                <w:rFonts w:ascii="Times New Roman" w:hAnsi="Times New Roman" w:cs="Times New Roman"/>
+                <w:sz w:val="22"/>
+                <w:szCs w:val="22"/>
+              </w:rPr>
+            </w:pPr>
+            <w:r>
+              <w:rPr>
+                <w:rFonts w:ascii="Times New Roman" w:hAnsi="Times New Roman" w:cs="Times New Roman"/>
+                <w:sz w:val="22"/>
+                <w:szCs w:val="22"/>
+              </w:rPr>
+              <w:t>- Principal components are hard to interpret.</w:t>
+            </w:r>
+          </w:p>
+          <w:p>
+            <w:pPr>
+              <w:spacing w:after="0"/>
+              <w:rPr>
+                <w:rFonts w:ascii="Times New Roman" w:hAnsi="Times New Roman" w:cs="Times New Roman"/>
+                <w:sz w:val="22"/>
+                <w:szCs w:val="22"/>
+              </w:rPr>
+            </w:pPr>
+            <w:r>
+              <w:rPr>
+                <w:rFonts w:ascii="Times New Roman" w:hAnsi="Times New Roman" w:cs="Times New Roman"/>
+                <w:sz w:val="22"/>
+                <w:szCs w:val="22"/>
+              </w:rPr>
+              <w:t>- Relies on historical data, which may not capture future dynamics.</w:t>
+            </w:r>
+          </w:p>
+          <w:p>
+            <w:pPr>
+              <w:spacing w:after="0"/>
+              <w:rPr>
+                <w:rFonts w:ascii="Times New Roman" w:hAnsi="Times New Roman" w:cs="Times New Roman"/>
+                <w:sz w:val="22"/>
+                <w:szCs w:val="22"/>
+              </w:rPr>
+            </w:pPr>
+            <w:r>
+              <w:rPr>
+                <w:rFonts w:ascii="Times New Roman" w:hAnsi="Times New Roman" w:cs="Times New Roman"/>
+                <w:sz w:val="22"/>
+                <w:szCs w:val="22"/>
+              </w:rPr>
+              <w:t>- Fails to capture nonlinear relationships.</w:t>
+            </w:r>
+          </w:p>
+          <w:p>
+            <w:pPr>
+              <w:spacing w:after="0"/>
+              <w:rPr>
+                <w:rFonts w:ascii="Times New Roman" w:hAnsi="Times New Roman" w:cs="Times New Roman"/>
+                <w:sz w:val="22"/>
+                <w:szCs w:val="22"/>
+              </w:rPr>
+            </w:pPr>
+            <w:r>
+              <w:rPr>
+                <w:rFonts w:ascii="Times New Roman" w:hAnsi="Times New Roman" w:cs="Times New Roman"/>
+                <w:sz w:val="22"/>
+                <w:szCs w:val="22"/>
+              </w:rPr>
+              <w:t>- Computationally expensive for high-dimensional datasets.</w:t>
+            </w:r>
+          </w:p>
+        </w:tc>
+      </w:tr>
+      <w:tr>
+        <w:trPr>
+          <w:trHeight w:val="1132"/>
+          <w:tblCellSpacing w:w="15" w:type="dxa"/>
+        </w:trPr>
+        <w:tc>
+          <w:tcPr>
+            <w:tcW w:w="0" w:type="auto"/>
+            <w:tcBorders>
+              <w:top w:val="single" w:sz="4" w:space="0" w:color="auto"/>
+              <w:left w:val="single" w:sz="4" w:space="0" w:color="auto"/>
+              <w:bottom w:val="single" w:sz="4" w:space="0" w:color="auto"/>
+              <w:right w:val="single" w:sz="4" w:space="0" w:color="auto"/>
+            </w:tcBorders>
+            <w:vAlign w:val="center"/>
+            <w:hideMark/>
+          </w:tcPr>
+          <w:p>
+            <w:pPr>
+              <w:spacing w:after="0"/>
+              <w:rPr>
+                <w:rFonts w:ascii="Times New Roman" w:hAnsi="Times New Roman" w:cs="Times New Roman"/>
+                <w:sz w:val="22"/>
+                <w:szCs w:val="22"/>
+              </w:rPr>
+            </w:pPr>
+            <w:r>
+              <w:rPr>
+                <w:rFonts w:ascii="Times New Roman" w:hAnsi="Times New Roman" w:cs="Times New Roman"/>
+                <w:sz w:val="22"/>
+                <w:szCs w:val="22"/>
+              </w:rPr>
+              <w:t>Bayesian Networks</w:t>
+            </w:r>
+          </w:p>
+        </w:tc>
+        <w:tc>
+          <w:tcPr>
+            <w:tcW w:w="0" w:type="auto"/>
+            <w:tcBorders>
+              <w:top w:val="single" w:sz="4" w:space="0" w:color="auto"/>
+              <w:left w:val="single" w:sz="4" w:space="0" w:color="auto"/>
+              <w:bottom w:val="single" w:sz="4" w:space="0" w:color="auto"/>
+              <w:right w:val="single" w:sz="4" w:space="0" w:color="auto"/>
+            </w:tcBorders>
+            <w:vAlign w:val="center"/>
+            <w:hideMark/>
+          </w:tcPr>
+          <w:p>
+            <w:pPr>
+              <w:spacing w:after="0"/>
+              <w:rPr>
+                <w:rFonts w:ascii="Times New Roman" w:hAnsi="Times New Roman" w:cs="Times New Roman"/>
+                <w:sz w:val="22"/>
+                <w:szCs w:val="22"/>
+              </w:rPr>
+            </w:pPr>
+            <w:r>
+              <w:rPr>
+                <w:rFonts w:ascii="Times New Roman" w:hAnsi="Times New Roman" w:cs="Times New Roman"/>
+                <w:sz w:val="22"/>
+                <w:szCs w:val="22"/>
+              </w:rPr>
+              <w:t>- Computationally intensive.</w:t>
+            </w:r>
+          </w:p>
+          <w:p>
+            <w:pPr>
+              <w:spacing w:after="0"/>
+              <w:rPr>
+                <w:rFonts w:ascii="Times New Roman" w:hAnsi="Times New Roman" w:cs="Times New Roman"/>
+                <w:sz w:val="22"/>
+                <w:szCs w:val="22"/>
+              </w:rPr>
+            </w:pPr>
+            <w:r>
+              <w:rPr>
+                <w:rFonts w:ascii="Times New Roman" w:hAnsi="Times New Roman" w:cs="Times New Roman"/>
+                <w:sz w:val="22"/>
+                <w:szCs w:val="22"/>
+              </w:rPr>
+              <w:t>- Complex to model and implement.</w:t>
+            </w:r>
+          </w:p>
+          <w:p>
+            <w:pPr>
+              <w:spacing w:after="0"/>
+              <w:rPr>
+                <w:rFonts w:ascii="Times New Roman" w:hAnsi="Times New Roman" w:cs="Times New Roman"/>
+                <w:sz w:val="22"/>
+                <w:szCs w:val="22"/>
+              </w:rPr>
+            </w:pPr>
+            <w:r>
+              <w:rPr>
+                <w:rFonts w:ascii="Times New Roman" w:hAnsi="Times New Roman" w:cs="Times New Roman"/>
+                <w:sz w:val="22"/>
+                <w:szCs w:val="22"/>
+              </w:rPr>
+              <w:t>- Requires high-quality data for accurate results.</w:t>
+            </w:r>
+          </w:p>
+        </w:tc>
+      </w:tr>
+    </w:tbl>
+    <w:p>
+      <w:pPr>
+        <w:spacing w:after="162" w:line="360" w:lineRule="auto"/>
+        <w:ind w:left="20" w:right="60" w:hanging="10"/>
+        <w:rPr>
+          <w:rFonts w:ascii="Times New Roman" w:eastAsia="Times New Roman" w:hAnsi="Times New Roman" w:cs="Times New Roman"/>
+          <w:bCs/>
+          <w:color w:val="000000"/>
+          <w:kern w:val="0"/>
+          <w:sz w:val="32"/>
+          <w:szCs w:val="32"/>
+          <w:lang w:val="en-US"/>
+          <w14:ligatures w14:val="none"/>
+        </w:rPr>
+      </w:pPr>
+    </w:p>
+    <w:p>
+      <w:pPr>
+        <w:spacing w:after="162" w:line="360" w:lineRule="auto"/>
+        <w:ind w:left="20" w:right="60" w:hanging="10"/>
+        <w:rPr>
+          <w:rFonts w:ascii="Times New Roman" w:eastAsia="Times New Roman" w:hAnsi="Times New Roman" w:cs="Times New Roman"/>
+          <w:bCs/>
+          <w:color w:val="000000"/>
+          <w:kern w:val="0"/>
+          <w:sz w:val="32"/>
+          <w:szCs w:val="32"/>
+          <w:lang w:val="en-US"/>
+          <w14:ligatures w14:val="none"/>
+        </w:rPr>
+      </w:pPr>
+      <w:r>
+        <w:rPr>
+          <w:rFonts w:ascii="Times New Roman" w:eastAsia="Times New Roman" w:hAnsi="Times New Roman" w:cs="Times New Roman"/>
+          <w:bCs/>
+          <w:color w:val="000000"/>
+          <w:kern w:val="0"/>
+          <w:sz w:val="32"/>
+          <w:szCs w:val="32"/>
+          <w:lang w:val="en-US"/>
+          <w14:ligatures w14:val="none"/>
+        </w:rPr>
+        <w:t>3.3. Explains how your project/solution addresses these gaps and provides a unique value proposition.</w:t>
+      </w:r>
+    </w:p>
+    <w:p>
+      <w:pPr>
         <w:spacing w:after="162" w:line="360" w:lineRule="auto"/>
         <w:ind w:right="60"/>
         <w:rPr>
@@ -3600,27 +6308,27 @@
         <w:ind w:left="20" w:right="60" w:hanging="10"/>
         <w:rPr>
           <w:rFonts w:ascii="Times New Roman" w:eastAsia="Times New Roman" w:hAnsi="Times New Roman" w:cs="Times New Roman"/>
-          <w:bCs/>
-          <w:color w:val="000000"/>
-          <w:kern w:val="0"/>
-          <w:sz w:val="32"/>
-          <w:szCs w:val="32"/>
-          <w:lang w:val="en-US"/>
-          <w14:ligatures w14:val="none"/>
-        </w:rPr>
-      </w:pPr>
-      <w:r>
-        <w:rPr>
-          <w:rFonts w:ascii="Times New Roman" w:eastAsia="Times New Roman" w:hAnsi="Times New Roman" w:cs="Times New Roman"/>
-          <w:bCs/>
-          <w:color w:val="000000"/>
-          <w:kern w:val="0"/>
-          <w:sz w:val="32"/>
-          <w:szCs w:val="32"/>
-          <w:lang w:val="en-US"/>
-          <w14:ligatures w14:val="none"/>
-        </w:rPr>
-        <w:t>3.2. Highlights the gaps or limitations in these methods.</w:t>
+          <w:b/>
+          <w:color w:val="000000"/>
+          <w:kern w:val="0"/>
+          <w:sz w:val="32"/>
+          <w:szCs w:val="32"/>
+          <w:lang w:val="en-US"/>
+          <w14:ligatures w14:val="none"/>
+        </w:rPr>
+      </w:pPr>
+      <w:r>
+        <w:rPr>
+          <w:rFonts w:ascii="Times New Roman" w:eastAsia="Times New Roman" w:hAnsi="Times New Roman" w:cs="Times New Roman"/>
+          <w:b/>
+          <w:color w:val="000000"/>
+          <w:kern w:val="0"/>
+          <w:sz w:val="32"/>
+          <w:szCs w:val="32"/>
+          <w:lang w:val="en-US"/>
+          <w14:ligatures w14:val="none"/>
+        </w:rPr>
+        <w:t>Purpose:</w:t>
       </w:r>
     </w:p>
     <w:p>
@@ -3649,6 +6357,36 @@
           <w:lang w:val="en-US"/>
           <w14:ligatures w14:val="none"/>
         </w:rPr>
+        <w:lastRenderedPageBreak/>
+        <w:t>1.Differentiates your solution from competitors.</w:t>
+      </w:r>
+    </w:p>
+    <w:p>
+      <w:pPr>
+        <w:spacing w:after="162" w:line="360" w:lineRule="auto"/>
+        <w:ind w:right="60"/>
+        <w:rPr>
+          <w:rFonts w:ascii="Times New Roman" w:eastAsia="Times New Roman" w:hAnsi="Times New Roman" w:cs="Times New Roman"/>
+          <w:bCs/>
+          <w:color w:val="000000"/>
+          <w:kern w:val="0"/>
+          <w:sz w:val="32"/>
+          <w:szCs w:val="32"/>
+          <w:lang w:val="en-US"/>
+          <w14:ligatures w14:val="none"/>
+        </w:rPr>
+      </w:pPr>
+      <w:r>
+        <w:rPr>
+          <w:rFonts w:ascii="Times New Roman" w:eastAsia="Times New Roman" w:hAnsi="Times New Roman" w:cs="Times New Roman"/>
+          <w:bCs/>
+          <w:color w:val="000000"/>
+          <w:kern w:val="0"/>
+          <w:sz w:val="32"/>
+          <w:szCs w:val="32"/>
+          <w:lang w:val="en-US"/>
+          <w14:ligatures w14:val="none"/>
+        </w:rPr>
         <w:t xml:space="preserve">Answer here </w:t>
       </w:r>
       <w:r>
@@ -3664,6 +6402,125 @@
         </w:rPr>
         <w:sym w:font="Wingdings" w:char="F0E0"/>
       </w:r>
+    </w:p>
+    <w:p>
+      <w:pPr>
+        <w:spacing w:after="162" w:line="360" w:lineRule="auto"/>
+        <w:ind w:right="60"/>
+        <w:rPr>
+          <w:rFonts w:ascii="Times New Roman" w:eastAsia="Times New Roman" w:hAnsi="Times New Roman" w:cs="Times New Roman"/>
+          <w:bCs/>
+          <w:color w:val="000000"/>
+          <w:kern w:val="0"/>
+          <w:sz w:val="32"/>
+          <w:szCs w:val="32"/>
+          <w:lang w:val="en-US"/>
+          <w14:ligatures w14:val="none"/>
+        </w:rPr>
+      </w:pPr>
+      <w:r>
+        <w:rPr>
+          <w:rFonts w:ascii="Times New Roman" w:eastAsia="Times New Roman" w:hAnsi="Times New Roman" w:cs="Times New Roman"/>
+          <w:bCs/>
+          <w:color w:val="000000"/>
+          <w:kern w:val="0"/>
+          <w:sz w:val="32"/>
+          <w:szCs w:val="32"/>
+          <w:lang w:val="en-US"/>
+          <w14:ligatures w14:val="none"/>
+        </w:rPr>
+        <w:t xml:space="preserve">2. Justifies why your reinforcement learning-based approach is innovative and effective compared to other solutions. </w:t>
+      </w:r>
+    </w:p>
+    <w:p>
+      <w:pPr>
+        <w:spacing w:after="162" w:line="360" w:lineRule="auto"/>
+        <w:ind w:right="60"/>
+        <w:rPr>
+          <w:rFonts w:ascii="Times New Roman" w:eastAsia="Times New Roman" w:hAnsi="Times New Roman" w:cs="Times New Roman"/>
+          <w:bCs/>
+          <w:color w:val="000000"/>
+          <w:kern w:val="0"/>
+          <w:sz w:val="32"/>
+          <w:szCs w:val="32"/>
+          <w:lang w:val="en-US"/>
+          <w14:ligatures w14:val="none"/>
+        </w:rPr>
+      </w:pPr>
+      <w:r>
+        <w:rPr>
+          <w:rFonts w:ascii="Times New Roman" w:eastAsia="Times New Roman" w:hAnsi="Times New Roman" w:cs="Times New Roman"/>
+          <w:bCs/>
+          <w:color w:val="000000"/>
+          <w:kern w:val="0"/>
+          <w:sz w:val="32"/>
+          <w:szCs w:val="32"/>
+          <w:lang w:val="en-US"/>
+          <w14:ligatures w14:val="none"/>
+        </w:rPr>
+        <w:t xml:space="preserve">Answer here </w:t>
+      </w:r>
+      <w:r>
+        <w:rPr>
+          <w:rFonts w:ascii="Times New Roman" w:eastAsia="Times New Roman" w:hAnsi="Times New Roman" w:cs="Times New Roman"/>
+          <w:bCs/>
+          <w:color w:val="000000"/>
+          <w:kern w:val="0"/>
+          <w:sz w:val="32"/>
+          <w:szCs w:val="32"/>
+          <w:lang w:val="en-US"/>
+          <w14:ligatures w14:val="none"/>
+        </w:rPr>
+        <w:sym w:font="Wingdings" w:char="F0E0"/>
+      </w:r>
+    </w:p>
+    <w:p>
+      <w:pPr>
+        <w:spacing w:after="162" w:line="360" w:lineRule="auto"/>
+        <w:ind w:right="60"/>
+        <w:rPr>
+          <w:rFonts w:ascii="Times New Roman" w:eastAsia="Times New Roman" w:hAnsi="Times New Roman" w:cs="Times New Roman"/>
+          <w:bCs/>
+          <w:color w:val="000000"/>
+          <w:kern w:val="0"/>
+          <w:sz w:val="32"/>
+          <w:szCs w:val="32"/>
+          <w:lang w:val="en-US"/>
+          <w14:ligatures w14:val="none"/>
+        </w:rPr>
+      </w:pPr>
+    </w:p>
+    <w:p>
+      <w:pPr>
+        <w:spacing w:after="162" w:line="360" w:lineRule="auto"/>
+        <w:ind w:right="60"/>
+        <w:rPr>
+          <w:rFonts w:ascii="Times New Roman" w:eastAsia="Times New Roman" w:hAnsi="Times New Roman" w:cs="Times New Roman"/>
+          <w:bCs/>
+          <w:color w:val="000000"/>
+          <w:kern w:val="0"/>
+          <w:sz w:val="32"/>
+          <w:szCs w:val="32"/>
+          <w:lang w:val="en-US"/>
+          <w14:ligatures w14:val="none"/>
+        </w:rPr>
+      </w:pPr>
+    </w:p>
+    <w:p>
+      <w:pPr>
+        <w:spacing w:after="162" w:line="360" w:lineRule="auto"/>
+        <w:ind w:right="60"/>
+        <w:rPr>
+          <w:rFonts w:ascii="Times New Roman" w:eastAsia="Times New Roman" w:hAnsi="Times New Roman" w:cs="Times New Roman"/>
+          <w:bCs/>
+          <w:color w:val="000000"/>
+          <w:kern w:val="0"/>
+          <w:sz w:val="32"/>
+          <w:szCs w:val="32"/>
+          <w:lang w:val="en-US"/>
+          <w14:ligatures w14:val="none"/>
+        </w:rPr>
+      </w:pPr>
     </w:p>
     <w:p>
       <w:pPr>
@@ -3671,27 +6528,181 @@
         <w:ind w:left="20" w:right="60" w:hanging="10"/>
         <w:rPr>
           <w:rFonts w:ascii="Times New Roman" w:eastAsia="Times New Roman" w:hAnsi="Times New Roman" w:cs="Times New Roman"/>
-          <w:bCs/>
-          <w:color w:val="000000"/>
-          <w:kern w:val="0"/>
-          <w:sz w:val="32"/>
-          <w:szCs w:val="32"/>
-          <w:lang w:val="en-US"/>
-          <w14:ligatures w14:val="none"/>
-        </w:rPr>
-      </w:pPr>
-      <w:r>
-        <w:rPr>
-          <w:rFonts w:ascii="Times New Roman" w:eastAsia="Times New Roman" w:hAnsi="Times New Roman" w:cs="Times New Roman"/>
-          <w:bCs/>
-          <w:color w:val="000000"/>
-          <w:kern w:val="0"/>
-          <w:sz w:val="32"/>
-          <w:szCs w:val="32"/>
-          <w:lang w:val="en-US"/>
-          <w14:ligatures w14:val="none"/>
-        </w:rPr>
-        <w:t>3.3. Explains how your project/solution addresses these gaps and provides a unique value proposition.</w:t>
+          <w:b/>
+          <w:color w:val="000000"/>
+          <w:kern w:val="0"/>
+          <w:sz w:val="32"/>
+          <w:szCs w:val="32"/>
+          <w:lang w:val="en-US"/>
+          <w14:ligatures w14:val="none"/>
+        </w:rPr>
+      </w:pPr>
+      <w:r>
+        <w:rPr>
+          <w:rFonts w:ascii="Times New Roman" w:eastAsia="Times New Roman" w:hAnsi="Times New Roman" w:cs="Times New Roman"/>
+          <w:b/>
+          <w:color w:val="000000"/>
+          <w:kern w:val="0"/>
+          <w:sz w:val="32"/>
+          <w:szCs w:val="32"/>
+          <w:lang w:val="en-US"/>
+          <w14:ligatures w14:val="none"/>
+        </w:rPr>
+        <w:t xml:space="preserve">4 Data Gathering and Insights @ </w:t>
+      </w:r>
+      <w:proofErr w:type="spellStart"/>
+      <w:r>
+        <w:rPr>
+          <w:rFonts w:ascii="Times New Roman" w:eastAsia="Times New Roman" w:hAnsi="Times New Roman" w:cs="Times New Roman"/>
+          <w:b/>
+          <w:color w:val="000000"/>
+          <w:kern w:val="0"/>
+          <w:sz w:val="32"/>
+          <w:szCs w:val="32"/>
+          <w:lang w:val="en-US"/>
+          <w14:ligatures w14:val="none"/>
+        </w:rPr>
+        <w:t>Rajkaran</w:t>
+      </w:r>
+      <w:proofErr w:type="spellEnd"/>
+      <w:r>
+        <w:rPr>
+          <w:rFonts w:ascii="Times New Roman" w:eastAsia="Times New Roman" w:hAnsi="Times New Roman" w:cs="Times New Roman"/>
+          <w:b/>
+          <w:color w:val="000000"/>
+          <w:kern w:val="0"/>
+          <w:sz w:val="32"/>
+          <w:szCs w:val="32"/>
+          <w:lang w:val="en-US"/>
+          <w14:ligatures w14:val="none"/>
+        </w:rPr>
+        <w:t xml:space="preserve"> </w:t>
+      </w:r>
+      <w:proofErr w:type="spellStart"/>
+      <w:r>
+        <w:rPr>
+          <w:rFonts w:ascii="Times New Roman" w:eastAsia="Times New Roman" w:hAnsi="Times New Roman" w:cs="Times New Roman"/>
+          <w:b/>
+          <w:color w:val="000000"/>
+          <w:kern w:val="0"/>
+          <w:sz w:val="32"/>
+          <w:szCs w:val="32"/>
+          <w:lang w:val="en-US"/>
+          <w14:ligatures w14:val="none"/>
+        </w:rPr>
+        <w:t>Yasodhadevi</w:t>
+      </w:r>
+      <w:proofErr w:type="spellEnd"/>
+      <w:r>
+        <w:rPr>
+          <w:rFonts w:ascii="Times New Roman" w:eastAsia="Times New Roman" w:hAnsi="Times New Roman" w:cs="Times New Roman"/>
+          <w:b/>
+          <w:color w:val="000000"/>
+          <w:kern w:val="0"/>
+          <w:sz w:val="32"/>
+          <w:szCs w:val="32"/>
+          <w:lang w:val="en-US"/>
+          <w14:ligatures w14:val="none"/>
+        </w:rPr>
+        <w:t xml:space="preserve"> </w:t>
+      </w:r>
+      <w:proofErr w:type="spellStart"/>
+      <w:r>
+        <w:rPr>
+          <w:rFonts w:ascii="Times New Roman" w:eastAsia="Times New Roman" w:hAnsi="Times New Roman" w:cs="Times New Roman"/>
+          <w:b/>
+          <w:color w:val="000000"/>
+          <w:kern w:val="0"/>
+          <w:sz w:val="32"/>
+          <w:szCs w:val="32"/>
+          <w:lang w:val="en-US"/>
+          <w14:ligatures w14:val="none"/>
+        </w:rPr>
+        <w:t>Ponnuvelusamy</w:t>
+      </w:r>
+      <w:proofErr w:type="spellEnd"/>
+    </w:p>
+    <w:p>
+      <w:pPr>
+        <w:spacing w:after="162" w:line="360" w:lineRule="auto"/>
+        <w:ind w:left="20" w:right="60" w:hanging="10"/>
+        <w:rPr>
+          <w:rFonts w:ascii="Times New Roman" w:eastAsia="Times New Roman" w:hAnsi="Times New Roman" w:cs="Times New Roman"/>
+          <w:bCs/>
+          <w:color w:val="000000"/>
+          <w:kern w:val="0"/>
+          <w:sz w:val="32"/>
+          <w:szCs w:val="32"/>
+          <w:lang w:val="en-US"/>
+          <w14:ligatures w14:val="none"/>
+        </w:rPr>
+      </w:pPr>
+      <w:r>
+        <w:rPr>
+          <w:rFonts w:ascii="Times New Roman" w:eastAsia="Times New Roman" w:hAnsi="Times New Roman" w:cs="Times New Roman"/>
+          <w:bCs/>
+          <w:color w:val="000000"/>
+          <w:kern w:val="0"/>
+          <w:sz w:val="32"/>
+          <w:szCs w:val="32"/>
+          <w:lang w:val="en-US"/>
+          <w14:ligatures w14:val="none"/>
+        </w:rPr>
+        <w:t xml:space="preserve">    4.1Collect datasets from the given links (</w:t>
+      </w:r>
+      <w:proofErr w:type="spellStart"/>
+      <w:r>
+        <w:rPr>
+          <w:rFonts w:ascii="Times New Roman" w:eastAsia="Times New Roman" w:hAnsi="Times New Roman" w:cs="Times New Roman"/>
+          <w:bCs/>
+          <w:color w:val="000000"/>
+          <w:kern w:val="0"/>
+          <w:sz w:val="32"/>
+          <w:szCs w:val="32"/>
+          <w:lang w:val="en-US"/>
+          <w14:ligatures w14:val="none"/>
+        </w:rPr>
+        <w:t>FinRL</w:t>
+      </w:r>
+      <w:proofErr w:type="spellEnd"/>
+      <w:r>
+        <w:rPr>
+          <w:rFonts w:ascii="Times New Roman" w:eastAsia="Times New Roman" w:hAnsi="Times New Roman" w:cs="Times New Roman"/>
+          <w:bCs/>
+          <w:color w:val="000000"/>
+          <w:kern w:val="0"/>
+          <w:sz w:val="32"/>
+          <w:szCs w:val="32"/>
+          <w:lang w:val="en-US"/>
+          <w14:ligatures w14:val="none"/>
+        </w:rPr>
+        <w:t xml:space="preserve"> GitHub and Yahoo Finance). -</w:t>
+      </w:r>
+      <w:r>
+        <w:rPr>
+          <w:rFonts w:ascii="Times New Roman" w:eastAsia="Times New Roman" w:hAnsi="Times New Roman" w:cs="Times New Roman"/>
+          <w:bCs/>
+          <w:color w:val="000000"/>
+          <w:kern w:val="0"/>
+          <w:sz w:val="32"/>
+          <w:szCs w:val="32"/>
+          <w:lang w:val="en-US"/>
+          <w14:ligatures w14:val="none"/>
+        </w:rPr>
+        <w:sym w:font="Wingdings" w:char="F0E0"/>
+      </w:r>
+      <w:r>
+        <w:rPr>
+          <w:rFonts w:ascii="Times New Roman" w:eastAsia="Times New Roman" w:hAnsi="Times New Roman" w:cs="Times New Roman"/>
+          <w:bCs/>
+          <w:color w:val="000000"/>
+          <w:kern w:val="0"/>
+          <w:sz w:val="32"/>
+          <w:szCs w:val="32"/>
+          <w:lang w:val="en-US"/>
+          <w14:ligatures w14:val="none"/>
+        </w:rPr>
+        <w:t xml:space="preserve"> paste screenshots</w:t>
       </w:r>
     </w:p>
     <w:p>
@@ -3720,6 +6731,61 @@
           <w:lang w:val="en-US"/>
           <w14:ligatures w14:val="none"/>
         </w:rPr>
+        <w:t xml:space="preserve">    4.2Document dataset details (size, type, features). </w:t>
+      </w:r>
+      <w:r>
+        <w:rPr>
+          <w:rFonts w:ascii="Times New Roman" w:eastAsia="Times New Roman" w:hAnsi="Times New Roman" w:cs="Times New Roman"/>
+          <w:bCs/>
+          <w:color w:val="000000"/>
+          <w:kern w:val="0"/>
+          <w:sz w:val="32"/>
+          <w:szCs w:val="32"/>
+          <w:lang w:val="en-US"/>
+          <w14:ligatures w14:val="none"/>
+        </w:rPr>
+        <w:sym w:font="Wingdings" w:char="F0E0"/>
+      </w:r>
+      <w:r>
+        <w:rPr>
+          <w:rFonts w:ascii="Times New Roman" w:eastAsia="Times New Roman" w:hAnsi="Times New Roman" w:cs="Times New Roman"/>
+          <w:bCs/>
+          <w:color w:val="000000"/>
+          <w:kern w:val="0"/>
+          <w:sz w:val="32"/>
+          <w:szCs w:val="32"/>
+          <w:lang w:val="en-US"/>
+          <w14:ligatures w14:val="none"/>
+        </w:rPr>
+        <w:t xml:space="preserve"> </w:t>
+      </w:r>
+    </w:p>
+    <w:p>
+      <w:pPr>
+        <w:spacing w:after="162" w:line="360" w:lineRule="auto"/>
+        <w:ind w:right="60"/>
+        <w:rPr>
+          <w:rFonts w:ascii="Times New Roman" w:eastAsia="Times New Roman" w:hAnsi="Times New Roman" w:cs="Times New Roman"/>
+          <w:bCs/>
+          <w:color w:val="000000"/>
+          <w:kern w:val="0"/>
+          <w:sz w:val="32"/>
+          <w:szCs w:val="32"/>
+          <w:lang w:val="en-US"/>
+          <w14:ligatures w14:val="none"/>
+        </w:rPr>
+      </w:pPr>
+      <w:r>
+        <w:rPr>
+          <w:rFonts w:ascii="Times New Roman" w:eastAsia="Times New Roman" w:hAnsi="Times New Roman" w:cs="Times New Roman"/>
+          <w:bCs/>
+          <w:color w:val="000000"/>
+          <w:kern w:val="0"/>
+          <w:sz w:val="32"/>
+          <w:szCs w:val="32"/>
+          <w:lang w:val="en-US"/>
+          <w14:ligatures w14:val="none"/>
+        </w:rPr>
         <w:t xml:space="preserve">Answer here </w:t>
       </w:r>
       <w:r>
@@ -3751,210 +6817,6 @@
           <w14:ligatures w14:val="none"/>
         </w:rPr>
       </w:pPr>
-      <w:r>
-        <w:rPr>
-          <w:rFonts w:ascii="Times New Roman" w:eastAsia="Times New Roman" w:hAnsi="Times New Roman" w:cs="Times New Roman"/>
-          <w:b/>
-          <w:color w:val="000000"/>
-          <w:kern w:val="0"/>
-          <w:sz w:val="32"/>
-          <w:szCs w:val="32"/>
-          <w:lang w:val="en-US"/>
-          <w14:ligatures w14:val="none"/>
-        </w:rPr>
-        <w:t>Purpose:</w:t>
-      </w:r>
-    </w:p>
-    <w:p>
-      <w:pPr>
-        <w:spacing w:after="162" w:line="360" w:lineRule="auto"/>
-        <w:ind w:right="60"/>
-        <w:rPr>
-          <w:rFonts w:ascii="Times New Roman" w:eastAsia="Times New Roman" w:hAnsi="Times New Roman" w:cs="Times New Roman"/>
-          <w:bCs/>
-          <w:color w:val="000000"/>
-          <w:kern w:val="0"/>
-          <w:sz w:val="32"/>
-          <w:szCs w:val="32"/>
-          <w:lang w:val="en-US"/>
-          <w14:ligatures w14:val="none"/>
-        </w:rPr>
-      </w:pPr>
-      <w:r>
-        <w:rPr>
-          <w:rFonts w:ascii="Times New Roman" w:eastAsia="Times New Roman" w:hAnsi="Times New Roman" w:cs="Times New Roman"/>
-          <w:bCs/>
-          <w:color w:val="000000"/>
-          <w:kern w:val="0"/>
-          <w:sz w:val="32"/>
-          <w:szCs w:val="32"/>
-          <w:lang w:val="en-US"/>
-          <w14:ligatures w14:val="none"/>
-        </w:rPr>
-        <w:t>1.Differentiates your solution from competitors.</w:t>
-      </w:r>
-    </w:p>
-    <w:p>
-      <w:pPr>
-        <w:spacing w:after="162" w:line="360" w:lineRule="auto"/>
-        <w:ind w:right="60"/>
-        <w:rPr>
-          <w:rFonts w:ascii="Times New Roman" w:eastAsia="Times New Roman" w:hAnsi="Times New Roman" w:cs="Times New Roman"/>
-          <w:bCs/>
-          <w:color w:val="000000"/>
-          <w:kern w:val="0"/>
-          <w:sz w:val="32"/>
-          <w:szCs w:val="32"/>
-          <w:lang w:val="en-US"/>
-          <w14:ligatures w14:val="none"/>
-        </w:rPr>
-      </w:pPr>
-      <w:r>
-        <w:rPr>
-          <w:rFonts w:ascii="Times New Roman" w:eastAsia="Times New Roman" w:hAnsi="Times New Roman" w:cs="Times New Roman"/>
-          <w:bCs/>
-          <w:color w:val="000000"/>
-          <w:kern w:val="0"/>
-          <w:sz w:val="32"/>
-          <w:szCs w:val="32"/>
-          <w:lang w:val="en-US"/>
-          <w14:ligatures w14:val="none"/>
-        </w:rPr>
-        <w:lastRenderedPageBreak/>
-        <w:t xml:space="preserve">Answer here </w:t>
-      </w:r>
-      <w:r>
-        <w:rPr>
-          <w:rFonts w:ascii="Times New Roman" w:eastAsia="Times New Roman" w:hAnsi="Times New Roman" w:cs="Times New Roman"/>
-          <w:bCs/>
-          <w:color w:val="000000"/>
-          <w:kern w:val="0"/>
-          <w:sz w:val="32"/>
-          <w:szCs w:val="32"/>
-          <w:lang w:val="en-US"/>
-          <w14:ligatures w14:val="none"/>
-        </w:rPr>
-        <w:sym w:font="Wingdings" w:char="F0E0"/>
-      </w:r>
-    </w:p>
-    <w:p>
-      <w:pPr>
-        <w:spacing w:after="162" w:line="360" w:lineRule="auto"/>
-        <w:ind w:right="60"/>
-        <w:rPr>
-          <w:rFonts w:ascii="Times New Roman" w:eastAsia="Times New Roman" w:hAnsi="Times New Roman" w:cs="Times New Roman"/>
-          <w:bCs/>
-          <w:color w:val="000000"/>
-          <w:kern w:val="0"/>
-          <w:sz w:val="32"/>
-          <w:szCs w:val="32"/>
-          <w:lang w:val="en-US"/>
-          <w14:ligatures w14:val="none"/>
-        </w:rPr>
-      </w:pPr>
-      <w:r>
-        <w:rPr>
-          <w:rFonts w:ascii="Times New Roman" w:eastAsia="Times New Roman" w:hAnsi="Times New Roman" w:cs="Times New Roman"/>
-          <w:bCs/>
-          <w:color w:val="000000"/>
-          <w:kern w:val="0"/>
-          <w:sz w:val="32"/>
-          <w:szCs w:val="32"/>
-          <w:lang w:val="en-US"/>
-          <w14:ligatures w14:val="none"/>
-        </w:rPr>
-        <w:t xml:space="preserve">2. Justifies why your reinforcement learning-based approach is innovative and effective compared to other solutions. </w:t>
-      </w:r>
-    </w:p>
-    <w:p>
-      <w:pPr>
-        <w:spacing w:after="162" w:line="360" w:lineRule="auto"/>
-        <w:ind w:right="60"/>
-        <w:rPr>
-          <w:rFonts w:ascii="Times New Roman" w:eastAsia="Times New Roman" w:hAnsi="Times New Roman" w:cs="Times New Roman"/>
-          <w:bCs/>
-          <w:color w:val="000000"/>
-          <w:kern w:val="0"/>
-          <w:sz w:val="32"/>
-          <w:szCs w:val="32"/>
-          <w:lang w:val="en-US"/>
-          <w14:ligatures w14:val="none"/>
-        </w:rPr>
-      </w:pPr>
-      <w:r>
-        <w:rPr>
-          <w:rFonts w:ascii="Times New Roman" w:eastAsia="Times New Roman" w:hAnsi="Times New Roman" w:cs="Times New Roman"/>
-          <w:bCs/>
-          <w:color w:val="000000"/>
-          <w:kern w:val="0"/>
-          <w:sz w:val="32"/>
-          <w:szCs w:val="32"/>
-          <w:lang w:val="en-US"/>
-          <w14:ligatures w14:val="none"/>
-        </w:rPr>
-        <w:t xml:space="preserve">Answer here </w:t>
-      </w:r>
-      <w:r>
-        <w:rPr>
-          <w:rFonts w:ascii="Times New Roman" w:eastAsia="Times New Roman" w:hAnsi="Times New Roman" w:cs="Times New Roman"/>
-          <w:bCs/>
-          <w:color w:val="000000"/>
-          <w:kern w:val="0"/>
-          <w:sz w:val="32"/>
-          <w:szCs w:val="32"/>
-          <w:lang w:val="en-US"/>
-          <w14:ligatures w14:val="none"/>
-        </w:rPr>
-        <w:sym w:font="Wingdings" w:char="F0E0"/>
-      </w:r>
-    </w:p>
-    <w:p>
-      <w:pPr>
-        <w:spacing w:after="162" w:line="360" w:lineRule="auto"/>
-        <w:ind w:right="60"/>
-        <w:rPr>
-          <w:rFonts w:ascii="Times New Roman" w:eastAsia="Times New Roman" w:hAnsi="Times New Roman" w:cs="Times New Roman"/>
-          <w:bCs/>
-          <w:color w:val="000000"/>
-          <w:kern w:val="0"/>
-          <w:sz w:val="32"/>
-          <w:szCs w:val="32"/>
-          <w:lang w:val="en-US"/>
-          <w14:ligatures w14:val="none"/>
-        </w:rPr>
-      </w:pPr>
-    </w:p>
-    <w:p>
-      <w:pPr>
-        <w:spacing w:after="162" w:line="360" w:lineRule="auto"/>
-        <w:ind w:right="60"/>
-        <w:rPr>
-          <w:rFonts w:ascii="Times New Roman" w:eastAsia="Times New Roman" w:hAnsi="Times New Roman" w:cs="Times New Roman"/>
-          <w:bCs/>
-          <w:color w:val="000000"/>
-          <w:kern w:val="0"/>
-          <w:sz w:val="32"/>
-          <w:szCs w:val="32"/>
-          <w:lang w:val="en-US"/>
-          <w14:ligatures w14:val="none"/>
-        </w:rPr>
-      </w:pPr>
-    </w:p>
-    <w:p>
-      <w:pPr>
-        <w:spacing w:after="162" w:line="360" w:lineRule="auto"/>
-        <w:ind w:right="60"/>
-        <w:rPr>
-          <w:rFonts w:ascii="Times New Roman" w:eastAsia="Times New Roman" w:hAnsi="Times New Roman" w:cs="Times New Roman"/>
-          <w:bCs/>
-          <w:color w:val="000000"/>
-          <w:kern w:val="0"/>
-          <w:sz w:val="32"/>
-          <w:szCs w:val="32"/>
-          <w:lang w:val="en-US"/>
-          <w14:ligatures w14:val="none"/>
-        </w:rPr>
-      </w:pPr>
     </w:p>
     <w:p>
       <w:pPr>
@@ -3962,27 +6824,107 @@
         <w:ind w:left="20" w:right="60" w:hanging="10"/>
         <w:rPr>
           <w:rFonts w:ascii="Times New Roman" w:eastAsia="Times New Roman" w:hAnsi="Times New Roman" w:cs="Times New Roman"/>
-          <w:b/>
-          <w:color w:val="000000"/>
-          <w:kern w:val="0"/>
-          <w:sz w:val="32"/>
-          <w:szCs w:val="32"/>
-          <w:lang w:val="en-US"/>
-          <w14:ligatures w14:val="none"/>
-        </w:rPr>
-      </w:pPr>
-      <w:r>
-        <w:rPr>
-          <w:rFonts w:ascii="Times New Roman" w:eastAsia="Times New Roman" w:hAnsi="Times New Roman" w:cs="Times New Roman"/>
-          <w:b/>
-          <w:color w:val="000000"/>
-          <w:kern w:val="0"/>
-          <w:sz w:val="32"/>
-          <w:szCs w:val="32"/>
-          <w:lang w:val="en-US"/>
-          <w14:ligatures w14:val="none"/>
-        </w:rPr>
-        <w:t>4 Data Gathering and Insights @ Rajkaran Yasodhadevi Ponnuvelusamy</w:t>
+          <w:bCs/>
+          <w:color w:val="000000"/>
+          <w:kern w:val="0"/>
+          <w:sz w:val="32"/>
+          <w:szCs w:val="32"/>
+          <w:lang w:val="en-US"/>
+          <w14:ligatures w14:val="none"/>
+        </w:rPr>
+      </w:pPr>
+      <w:r>
+        <w:rPr>
+          <w:rFonts w:ascii="Times New Roman" w:eastAsia="Times New Roman" w:hAnsi="Times New Roman" w:cs="Times New Roman"/>
+          <w:b/>
+          <w:color w:val="000000"/>
+          <w:kern w:val="0"/>
+          <w:sz w:val="32"/>
+          <w:szCs w:val="32"/>
+          <w:lang w:val="en-US"/>
+          <w14:ligatures w14:val="none"/>
+        </w:rPr>
+        <w:t>5 Analyze the data to identify patterns</w:t>
+      </w:r>
+      <w:r>
+        <w:rPr>
+          <w:rFonts w:ascii="Times New Roman" w:eastAsia="Times New Roman" w:hAnsi="Times New Roman" w:cs="Times New Roman"/>
+          <w:b/>
+          <w:color w:val="000000"/>
+          <w:kern w:val="0"/>
+          <w:sz w:val="32"/>
+          <w:szCs w:val="32"/>
+          <w:lang w:val="en-US"/>
+          <w14:ligatures w14:val="none"/>
+        </w:rPr>
+        <w:t xml:space="preserve"> and visualization for analysis</w:t>
+      </w:r>
+      <w:r>
+        <w:rPr>
+          <w:rFonts w:ascii="Times New Roman" w:eastAsia="Times New Roman" w:hAnsi="Times New Roman" w:cs="Times New Roman"/>
+          <w:bCs/>
+          <w:color w:val="000000"/>
+          <w:kern w:val="0"/>
+          <w:sz w:val="32"/>
+          <w:szCs w:val="32"/>
+          <w:lang w:val="en-US"/>
+          <w14:ligatures w14:val="none"/>
+        </w:rPr>
+        <w:t xml:space="preserve">, </w:t>
+      </w:r>
+      <w:r>
+        <w:rPr>
+          <w:rFonts w:ascii="Times New Roman" w:eastAsia="Times New Roman" w:hAnsi="Times New Roman" w:cs="Times New Roman"/>
+          <w:b/>
+          <w:color w:val="000000"/>
+          <w:kern w:val="0"/>
+          <w:sz w:val="32"/>
+          <w:szCs w:val="32"/>
+          <w:lang w:val="en-US"/>
+          <w14:ligatures w14:val="none"/>
+        </w:rPr>
+        <w:t>@ Jobina Joy</w:t>
+      </w:r>
+      <w:r>
+        <w:rPr>
+          <w:rFonts w:ascii="Times New Roman" w:eastAsia="Times New Roman" w:hAnsi="Times New Roman" w:cs="Times New Roman"/>
+          <w:b/>
+          <w:color w:val="000000"/>
+          <w:kern w:val="0"/>
+          <w:sz w:val="32"/>
+          <w:szCs w:val="32"/>
+          <w:lang w:val="en-US"/>
+          <w14:ligatures w14:val="none"/>
+        </w:rPr>
+        <w:t xml:space="preserve"> and @Anand </w:t>
+      </w:r>
+      <w:proofErr w:type="spellStart"/>
+      <w:r>
+        <w:rPr>
+          <w:rFonts w:ascii="Times New Roman" w:eastAsia="Times New Roman" w:hAnsi="Times New Roman" w:cs="Times New Roman"/>
+          <w:b/>
+          <w:color w:val="000000"/>
+          <w:kern w:val="0"/>
+          <w:sz w:val="32"/>
+          <w:szCs w:val="32"/>
+          <w:lang w:val="en-US"/>
+          <w14:ligatures w14:val="none"/>
+        </w:rPr>
+        <w:t>Chathananickal</w:t>
+      </w:r>
+      <w:proofErr w:type="spellEnd"/>
+      <w:r>
+        <w:rPr>
+          <w:rFonts w:ascii="Times New Roman" w:eastAsia="Times New Roman" w:hAnsi="Times New Roman" w:cs="Times New Roman"/>
+          <w:b/>
+          <w:color w:val="000000"/>
+          <w:kern w:val="0"/>
+          <w:sz w:val="32"/>
+          <w:szCs w:val="32"/>
+          <w:lang w:val="en-US"/>
+          <w14:ligatures w14:val="none"/>
+        </w:rPr>
+        <w:t xml:space="preserve"> Sajeevan</w:t>
       </w:r>
     </w:p>
     <w:p>
@@ -4011,130 +6953,7 @@
           <w:lang w:val="en-US"/>
           <w14:ligatures w14:val="none"/>
         </w:rPr>
-        <w:t xml:space="preserve">    4.1Collect datasets from the given links (FinRL GitHub and Yahoo Finance). -</w:t>
-      </w:r>
-      <w:r>
-        <w:rPr>
-          <w:rFonts w:ascii="Times New Roman" w:eastAsia="Times New Roman" w:hAnsi="Times New Roman" w:cs="Times New Roman"/>
-          <w:bCs/>
-          <w:color w:val="000000"/>
-          <w:kern w:val="0"/>
-          <w:sz w:val="32"/>
-          <w:szCs w:val="32"/>
-          <w:lang w:val="en-US"/>
-          <w14:ligatures w14:val="none"/>
-        </w:rPr>
-        <w:sym w:font="Wingdings" w:char="F0E0"/>
-      </w:r>
-      <w:r>
-        <w:rPr>
-          <w:rFonts w:ascii="Times New Roman" w:eastAsia="Times New Roman" w:hAnsi="Times New Roman" w:cs="Times New Roman"/>
-          <w:bCs/>
-          <w:color w:val="000000"/>
-          <w:kern w:val="0"/>
-          <w:sz w:val="32"/>
-          <w:szCs w:val="32"/>
-          <w:lang w:val="en-US"/>
-          <w14:ligatures w14:val="none"/>
-        </w:rPr>
-        <w:t xml:space="preserve"> paste screenshots</w:t>
-      </w:r>
-    </w:p>
-    <w:p>
-      <w:pPr>
-        <w:spacing w:after="162" w:line="360" w:lineRule="auto"/>
-        <w:ind w:right="60"/>
-        <w:rPr>
-          <w:rFonts w:ascii="Times New Roman" w:eastAsia="Times New Roman" w:hAnsi="Times New Roman" w:cs="Times New Roman"/>
-          <w:bCs/>
-          <w:color w:val="000000"/>
-          <w:kern w:val="0"/>
-          <w:sz w:val="32"/>
-          <w:szCs w:val="32"/>
-          <w:lang w:val="en-US"/>
-          <w14:ligatures w14:val="none"/>
-        </w:rPr>
-      </w:pPr>
-      <w:r>
-        <w:rPr>
-          <w:rFonts w:ascii="Times New Roman" w:eastAsia="Times New Roman" w:hAnsi="Times New Roman" w:cs="Times New Roman"/>
-          <w:bCs/>
-          <w:color w:val="000000"/>
-          <w:kern w:val="0"/>
-          <w:sz w:val="32"/>
-          <w:szCs w:val="32"/>
-          <w:lang w:val="en-US"/>
-          <w14:ligatures w14:val="none"/>
-        </w:rPr>
-        <w:t xml:space="preserve">    4.2Document dataset details (size, type, features). </w:t>
-      </w:r>
-      <w:r>
-        <w:rPr>
-          <w:rFonts w:ascii="Times New Roman" w:eastAsia="Times New Roman" w:hAnsi="Times New Roman" w:cs="Times New Roman"/>
-          <w:bCs/>
-          <w:color w:val="000000"/>
-          <w:kern w:val="0"/>
-          <w:sz w:val="32"/>
-          <w:szCs w:val="32"/>
-          <w:lang w:val="en-US"/>
-          <w14:ligatures w14:val="none"/>
-        </w:rPr>
-        <w:sym w:font="Wingdings" w:char="F0E0"/>
-      </w:r>
-      <w:r>
-        <w:rPr>
-          <w:rFonts w:ascii="Times New Roman" w:eastAsia="Times New Roman" w:hAnsi="Times New Roman" w:cs="Times New Roman"/>
-          <w:bCs/>
-          <w:color w:val="000000"/>
-          <w:kern w:val="0"/>
-          <w:sz w:val="32"/>
-          <w:szCs w:val="32"/>
-          <w:lang w:val="en-US"/>
-          <w14:ligatures w14:val="none"/>
-        </w:rPr>
-        <w:t xml:space="preserve"> </w:t>
-      </w:r>
-    </w:p>
-    <w:p>
-      <w:pPr>
-        <w:spacing w:after="162" w:line="360" w:lineRule="auto"/>
-        <w:ind w:right="60"/>
-        <w:rPr>
-          <w:rFonts w:ascii="Times New Roman" w:eastAsia="Times New Roman" w:hAnsi="Times New Roman" w:cs="Times New Roman"/>
-          <w:bCs/>
-          <w:color w:val="000000"/>
-          <w:kern w:val="0"/>
-          <w:sz w:val="32"/>
-          <w:szCs w:val="32"/>
-          <w:lang w:val="en-US"/>
-          <w14:ligatures w14:val="none"/>
-        </w:rPr>
-      </w:pPr>
-      <w:r>
-        <w:rPr>
-          <w:rFonts w:ascii="Times New Roman" w:eastAsia="Times New Roman" w:hAnsi="Times New Roman" w:cs="Times New Roman"/>
-          <w:bCs/>
-          <w:color w:val="000000"/>
-          <w:kern w:val="0"/>
-          <w:sz w:val="32"/>
-          <w:szCs w:val="32"/>
-          <w:lang w:val="en-US"/>
-          <w14:ligatures w14:val="none"/>
-        </w:rPr>
-        <w:t xml:space="preserve">Answer here </w:t>
-      </w:r>
-      <w:r>
-        <w:rPr>
-          <w:rFonts w:ascii="Times New Roman" w:eastAsia="Times New Roman" w:hAnsi="Times New Roman" w:cs="Times New Roman"/>
-          <w:bCs/>
-          <w:color w:val="000000"/>
-          <w:kern w:val="0"/>
-          <w:sz w:val="32"/>
-          <w:szCs w:val="32"/>
-          <w:lang w:val="en-US"/>
-          <w14:ligatures w14:val="none"/>
-        </w:rPr>
-        <w:sym w:font="Wingdings" w:char="F0E0"/>
+        <w:t>such as:</w:t>
       </w:r>
     </w:p>
     <w:p>
@@ -4143,15 +6962,80 @@
         <w:ind w:left="20" w:right="60" w:hanging="10"/>
         <w:rPr>
           <w:rFonts w:ascii="Times New Roman" w:eastAsia="Times New Roman" w:hAnsi="Times New Roman" w:cs="Times New Roman"/>
-          <w:b/>
-          <w:color w:val="000000"/>
-          <w:kern w:val="0"/>
-          <w:sz w:val="32"/>
-          <w:szCs w:val="32"/>
-          <w:lang w:val="en-US"/>
-          <w14:ligatures w14:val="none"/>
-        </w:rPr>
-      </w:pPr>
+          <w:color w:val="000000"/>
+          <w:kern w:val="0"/>
+          <w:sz w:val="32"/>
+          <w:szCs w:val="32"/>
+          <w:lang w:eastAsia="en-CA"/>
+          <w14:ligatures w14:val="none"/>
+        </w:rPr>
+      </w:pPr>
+      <w:r>
+        <w:rPr>
+          <w:rFonts w:ascii="Times New Roman" w:eastAsia="Times New Roman" w:hAnsi="Times New Roman" w:cs="Times New Roman"/>
+          <w:bCs/>
+          <w:color w:val="000000"/>
+          <w:kern w:val="0"/>
+          <w:sz w:val="32"/>
+          <w:szCs w:val="32"/>
+          <w:lang w:val="en-US"/>
+          <w14:ligatures w14:val="none"/>
+        </w:rPr>
+        <w:lastRenderedPageBreak/>
+        <w:t>Use tools like Python, pandas, or NumPy</w:t>
+      </w:r>
+      <w:r>
+        <w:rPr>
+          <w:rFonts w:ascii="Times New Roman" w:eastAsia="Times New Roman" w:hAnsi="Times New Roman" w:cs="Times New Roman"/>
+          <w:color w:val="000000"/>
+          <w:kern w:val="0"/>
+          <w:sz w:val="32"/>
+          <w:szCs w:val="32"/>
+          <w:lang w:eastAsia="en-CA"/>
+          <w14:ligatures w14:val="none"/>
+        </w:rPr>
+        <w:br/>
+        <w:t>Create graphs, heatmaps, or visualizations for:</w:t>
+      </w:r>
+      <w:r>
+        <w:rPr>
+          <w:rFonts w:ascii="Times New Roman" w:eastAsia="Times New Roman" w:hAnsi="Times New Roman" w:cs="Times New Roman"/>
+          <w:color w:val="000000"/>
+          <w:kern w:val="0"/>
+          <w:sz w:val="32"/>
+          <w:szCs w:val="32"/>
+          <w:lang w:eastAsia="en-CA"/>
+          <w14:ligatures w14:val="none"/>
+        </w:rPr>
+        <w:br/>
+        <w:t>Stock price trends.</w:t>
+      </w:r>
+      <w:r>
+        <w:rPr>
+          <w:rFonts w:ascii="Times New Roman" w:eastAsia="Times New Roman" w:hAnsi="Times New Roman" w:cs="Times New Roman"/>
+          <w:color w:val="000000"/>
+          <w:kern w:val="0"/>
+          <w:sz w:val="32"/>
+          <w:szCs w:val="32"/>
+          <w:lang w:eastAsia="en-CA"/>
+          <w14:ligatures w14:val="none"/>
+        </w:rPr>
+        <w:br/>
+        <w:t>Portfolio performance comparisons.</w:t>
+      </w:r>
+      <w:r>
+        <w:rPr>
+          <w:rFonts w:ascii="Times New Roman" w:eastAsia="Times New Roman" w:hAnsi="Times New Roman" w:cs="Times New Roman"/>
+          <w:color w:val="000000"/>
+          <w:kern w:val="0"/>
+          <w:sz w:val="32"/>
+          <w:szCs w:val="32"/>
+          <w:lang w:eastAsia="en-CA"/>
+          <w14:ligatures w14:val="none"/>
+        </w:rPr>
+        <w:br/>
+        <w:t>Risk-return scatter plots.</w:t>
+      </w:r>
     </w:p>
     <w:p>
       <w:pPr>
@@ -4159,79 +7043,25 @@
         <w:ind w:left="20" w:right="60" w:hanging="10"/>
         <w:rPr>
           <w:rFonts w:ascii="Times New Roman" w:eastAsia="Times New Roman" w:hAnsi="Times New Roman" w:cs="Times New Roman"/>
-          <w:bCs/>
-          <w:color w:val="000000"/>
-          <w:kern w:val="0"/>
-          <w:sz w:val="32"/>
-          <w:szCs w:val="32"/>
-          <w:lang w:val="en-US"/>
-          <w14:ligatures w14:val="none"/>
-        </w:rPr>
-      </w:pPr>
-      <w:r>
-        <w:rPr>
-          <w:rFonts w:ascii="Times New Roman" w:eastAsia="Times New Roman" w:hAnsi="Times New Roman" w:cs="Times New Roman"/>
-          <w:b/>
-          <w:color w:val="000000"/>
-          <w:kern w:val="0"/>
-          <w:sz w:val="32"/>
-          <w:szCs w:val="32"/>
-          <w:lang w:val="en-US"/>
-          <w14:ligatures w14:val="none"/>
-        </w:rPr>
-        <w:t>5 Analyze the data to identify patterns</w:t>
-      </w:r>
-      <w:r>
-        <w:rPr>
-          <w:rFonts w:ascii="Times New Roman" w:eastAsia="Times New Roman" w:hAnsi="Times New Roman" w:cs="Times New Roman"/>
-          <w:b/>
-          <w:color w:val="000000"/>
-          <w:kern w:val="0"/>
-          <w:sz w:val="32"/>
-          <w:szCs w:val="32"/>
-          <w:lang w:val="en-US"/>
-          <w14:ligatures w14:val="none"/>
-        </w:rPr>
-        <w:t xml:space="preserve"> and visualization for analysis</w:t>
-      </w:r>
-      <w:r>
-        <w:rPr>
-          <w:rFonts w:ascii="Times New Roman" w:eastAsia="Times New Roman" w:hAnsi="Times New Roman" w:cs="Times New Roman"/>
-          <w:bCs/>
-          <w:color w:val="000000"/>
-          <w:kern w:val="0"/>
-          <w:sz w:val="32"/>
-          <w:szCs w:val="32"/>
-          <w:lang w:val="en-US"/>
-          <w14:ligatures w14:val="none"/>
-        </w:rPr>
-        <w:t xml:space="preserve">, </w:t>
-      </w:r>
-      <w:r>
-        <w:rPr>
-          <w:rFonts w:ascii="Times New Roman" w:eastAsia="Times New Roman" w:hAnsi="Times New Roman" w:cs="Times New Roman"/>
-          <w:b/>
-          <w:color w:val="000000"/>
-          <w:kern w:val="0"/>
-          <w:sz w:val="32"/>
-          <w:szCs w:val="32"/>
-          <w:lang w:val="en-US"/>
-          <w14:ligatures w14:val="none"/>
-        </w:rPr>
-        <w:t>@ Jobina Joy</w:t>
-      </w:r>
-      <w:r>
-        <w:rPr>
-          <w:rFonts w:ascii="Times New Roman" w:eastAsia="Times New Roman" w:hAnsi="Times New Roman" w:cs="Times New Roman"/>
-          <w:b/>
-          <w:color w:val="000000"/>
-          <w:kern w:val="0"/>
-          <w:sz w:val="32"/>
-          <w:szCs w:val="32"/>
-          <w:lang w:val="en-US"/>
-          <w14:ligatures w14:val="none"/>
-        </w:rPr>
-        <w:t xml:space="preserve"> and @Anand Chathananickal Sajeevan</w:t>
+          <w:color w:val="000000"/>
+          <w:kern w:val="0"/>
+          <w:sz w:val="32"/>
+          <w:szCs w:val="32"/>
+          <w:lang w:eastAsia="en-CA"/>
+          <w14:ligatures w14:val="none"/>
+        </w:rPr>
+      </w:pPr>
+      <w:r>
+        <w:rPr>
+          <w:rFonts w:ascii="Times New Roman" w:eastAsia="Times New Roman" w:hAnsi="Times New Roman" w:cs="Times New Roman"/>
+          <w:color w:val="000000"/>
+          <w:kern w:val="0"/>
+          <w:sz w:val="32"/>
+          <w:szCs w:val="32"/>
+          <w:lang w:eastAsia="en-CA"/>
+          <w14:ligatures w14:val="none"/>
+        </w:rPr>
+        <w:t>Anand:</w:t>
       </w:r>
     </w:p>
     <w:p>
@@ -4253,154 +7083,7 @@
         <w:rPr>
           <w:rFonts w:ascii="Times New Roman" w:eastAsia="Times New Roman" w:hAnsi="Times New Roman" w:cs="Times New Roman"/>
           <w:bCs/>
-          <w:color w:val="000000"/>
-          <w:kern w:val="0"/>
-          <w:sz w:val="32"/>
-          <w:szCs w:val="32"/>
-          <w:lang w:val="en-US"/>
-          <w14:ligatures w14:val="none"/>
-        </w:rPr>
-        <w:t>such as:</w:t>
-      </w:r>
-    </w:p>
-    <w:p>
-      <w:pPr>
-        <w:spacing w:after="162" w:line="360" w:lineRule="auto"/>
-        <w:ind w:left="20" w:right="60" w:hanging="10"/>
-        <w:rPr>
-          <w:rFonts w:ascii="Times New Roman" w:eastAsia="Times New Roman" w:hAnsi="Times New Roman" w:cs="Times New Roman"/>
-          <w:color w:val="000000"/>
-          <w:kern w:val="0"/>
-          <w:sz w:val="32"/>
-          <w:szCs w:val="32"/>
-          <w:lang w:eastAsia="en-CA"/>
-          <w14:ligatures w14:val="none"/>
-        </w:rPr>
-      </w:pPr>
-      <w:r>
-        <w:rPr>
-          <w:rFonts w:ascii="Times New Roman" w:eastAsia="Times New Roman" w:hAnsi="Times New Roman" w:cs="Times New Roman"/>
-          <w:bCs/>
-          <w:color w:val="000000"/>
-          <w:kern w:val="0"/>
-          <w:sz w:val="32"/>
-          <w:szCs w:val="32"/>
-          <w:lang w:val="en-US"/>
-          <w14:ligatures w14:val="none"/>
-        </w:rPr>
-        <w:t>Use tools like Python, pandas, or NumPy</w:t>
-      </w:r>
-      <w:r>
-        <w:rPr>
-          <w:rFonts w:ascii="Times New Roman" w:eastAsia="Times New Roman" w:hAnsi="Times New Roman" w:cs="Times New Roman"/>
-          <w:color w:val="000000"/>
-          <w:kern w:val="0"/>
-          <w:sz w:val="32"/>
-          <w:szCs w:val="32"/>
-          <w:lang w:eastAsia="en-CA"/>
-          <w14:ligatures w14:val="none"/>
-        </w:rPr>
-        <w:br/>
-        <w:t>Create graphs, heatmaps, or visualizations for:</w:t>
-      </w:r>
-      <w:r>
-        <w:rPr>
-          <w:rFonts w:ascii="Times New Roman" w:eastAsia="Times New Roman" w:hAnsi="Times New Roman" w:cs="Times New Roman"/>
-          <w:color w:val="000000"/>
-          <w:kern w:val="0"/>
-          <w:sz w:val="32"/>
-          <w:szCs w:val="32"/>
-          <w:lang w:eastAsia="en-CA"/>
-          <w14:ligatures w14:val="none"/>
-        </w:rPr>
-        <w:br/>
-      </w:r>
-      <w:r>
-        <w:rPr>
-          <w:rFonts w:ascii="Times New Roman" w:eastAsia="Times New Roman" w:hAnsi="Times New Roman" w:cs="Times New Roman"/>
-          <w:color w:val="000000"/>
-          <w:kern w:val="0"/>
-          <w:sz w:val="32"/>
-          <w:szCs w:val="32"/>
-          <w:lang w:eastAsia="en-CA"/>
-          <w14:ligatures w14:val="none"/>
-        </w:rPr>
-        <w:lastRenderedPageBreak/>
-        <w:t>Stock price trends.</w:t>
-      </w:r>
-      <w:r>
-        <w:rPr>
-          <w:rFonts w:ascii="Times New Roman" w:eastAsia="Times New Roman" w:hAnsi="Times New Roman" w:cs="Times New Roman"/>
-          <w:color w:val="000000"/>
-          <w:kern w:val="0"/>
-          <w:sz w:val="32"/>
-          <w:szCs w:val="32"/>
-          <w:lang w:eastAsia="en-CA"/>
-          <w14:ligatures w14:val="none"/>
-        </w:rPr>
-        <w:br/>
-        <w:t>Portfolio performance comparisons.</w:t>
-      </w:r>
-      <w:r>
-        <w:rPr>
-          <w:rFonts w:ascii="Times New Roman" w:eastAsia="Times New Roman" w:hAnsi="Times New Roman" w:cs="Times New Roman"/>
-          <w:color w:val="000000"/>
-          <w:kern w:val="0"/>
-          <w:sz w:val="32"/>
-          <w:szCs w:val="32"/>
-          <w:lang w:eastAsia="en-CA"/>
-          <w14:ligatures w14:val="none"/>
-        </w:rPr>
-        <w:br/>
-        <w:t>Risk-return scatter plots.</w:t>
-      </w:r>
-    </w:p>
-    <w:p>
-      <w:pPr>
-        <w:spacing w:after="162" w:line="360" w:lineRule="auto"/>
-        <w:ind w:left="20" w:right="60" w:hanging="10"/>
-        <w:rPr>
-          <w:rFonts w:ascii="Times New Roman" w:eastAsia="Times New Roman" w:hAnsi="Times New Roman" w:cs="Times New Roman"/>
-          <w:color w:val="000000"/>
-          <w:kern w:val="0"/>
-          <w:sz w:val="32"/>
-          <w:szCs w:val="32"/>
-          <w:lang w:eastAsia="en-CA"/>
-          <w14:ligatures w14:val="none"/>
-        </w:rPr>
-      </w:pPr>
-      <w:r>
-        <w:rPr>
-          <w:rFonts w:ascii="Times New Roman" w:eastAsia="Times New Roman" w:hAnsi="Times New Roman" w:cs="Times New Roman"/>
-          <w:color w:val="000000"/>
-          <w:kern w:val="0"/>
-          <w:sz w:val="32"/>
-          <w:szCs w:val="32"/>
-          <w:lang w:eastAsia="en-CA"/>
-          <w14:ligatures w14:val="none"/>
-        </w:rPr>
-        <w:t>Anand:</w:t>
-      </w:r>
-    </w:p>
-    <w:p>
-      <w:pPr>
-        <w:spacing w:after="162" w:line="360" w:lineRule="auto"/>
-        <w:ind w:left="20" w:right="60" w:hanging="10"/>
-        <w:rPr>
-          <w:rFonts w:ascii="Times New Roman" w:eastAsia="Times New Roman" w:hAnsi="Times New Roman" w:cs="Times New Roman"/>
-          <w:bCs/>
-          <w:color w:val="000000"/>
-          <w:kern w:val="0"/>
-          <w:sz w:val="32"/>
-          <w:szCs w:val="32"/>
-          <w:lang w:val="en-US"/>
-          <w14:ligatures w14:val="none"/>
-        </w:rPr>
-      </w:pPr>
-      <w:r>
-        <w:rPr>
-          <w:rFonts w:ascii="Times New Roman" w:eastAsia="Times New Roman" w:hAnsi="Times New Roman" w:cs="Times New Roman"/>
-          <w:bCs/>
+          <w:noProof/>
           <w:color w:val="000000"/>
           <w:kern w:val="0"/>
           <w:sz w:val="32"/>
@@ -4424,7 +7107,7 @@
                     <pic:cNvPicPr/>
                   </pic:nvPicPr>
                   <pic:blipFill>
-                    <a:blip r:embed="rId7"/>
+                    <a:blip r:embed="rId9"/>
                     <a:stretch>
                       <a:fillRect/>
                     </a:stretch>
@@ -4464,6 +7147,7 @@
         <w:rPr>
           <w:rFonts w:ascii="Times New Roman" w:eastAsia="Times New Roman" w:hAnsi="Times New Roman" w:cs="Times New Roman"/>
           <w:bCs/>
+          <w:noProof/>
           <w:color w:val="000000"/>
           <w:kern w:val="0"/>
           <w:sz w:val="32"/>
@@ -4488,7 +7172,7 @@
                     <pic:cNvPicPr/>
                   </pic:nvPicPr>
                   <pic:blipFill>
-                    <a:blip r:embed="rId8"/>
+                    <a:blip r:embed="rId10"/>
                     <a:stretch>
                       <a:fillRect/>
                     </a:stretch>
@@ -4606,7 +7290,37 @@
           <w:lang w:eastAsia="en-CA"/>
           <w14:ligatures w14:val="none"/>
         </w:rPr>
-        <w:t>7 Design wireframes: @ Jeffin Kochurani Ravi</w:t>
+        <w:t xml:space="preserve">7 Design wireframes: @ </w:t>
+      </w:r>
+      <w:proofErr w:type="spellStart"/>
+      <w:r>
+        <w:rPr>
+          <w:rFonts w:ascii="Times New Roman" w:eastAsia="Times New Roman" w:hAnsi="Times New Roman" w:cs="Times New Roman"/>
+          <w:b/>
+          <w:bCs/>
+          <w:color w:val="000000"/>
+          <w:kern w:val="0"/>
+          <w:sz w:val="32"/>
+          <w:szCs w:val="32"/>
+          <w:lang w:eastAsia="en-CA"/>
+          <w14:ligatures w14:val="none"/>
+        </w:rPr>
+        <w:t>Jeffin</w:t>
+      </w:r>
+      <w:proofErr w:type="spellEnd"/>
+      <w:r>
+        <w:rPr>
+          <w:rFonts w:ascii="Times New Roman" w:eastAsia="Times New Roman" w:hAnsi="Times New Roman" w:cs="Times New Roman"/>
+          <w:b/>
+          <w:bCs/>
+          <w:color w:val="000000"/>
+          <w:kern w:val="0"/>
+          <w:sz w:val="32"/>
+          <w:szCs w:val="32"/>
+          <w:lang w:eastAsia="en-CA"/>
+          <w14:ligatures w14:val="none"/>
+        </w:rPr>
+        <w:t xml:space="preserve"> Kochurani Ravi</w:t>
       </w:r>
     </w:p>
     <w:p>
@@ -4650,7 +7364,37 @@
           <w:lang w:eastAsia="en-CA"/>
           <w14:ligatures w14:val="none"/>
         </w:rPr>
-        <w:t xml:space="preserve"> Big Data Pipeline @ Anand Chathananickal Sajeevan</w:t>
+        <w:t xml:space="preserve"> Big Data Pipeline @ Anand </w:t>
+      </w:r>
+      <w:proofErr w:type="spellStart"/>
+      <w:r>
+        <w:rPr>
+          <w:rFonts w:ascii="Times New Roman" w:eastAsia="Times New Roman" w:hAnsi="Times New Roman" w:cs="Times New Roman"/>
+          <w:b/>
+          <w:bCs/>
+          <w:color w:val="000000"/>
+          <w:kern w:val="0"/>
+          <w:sz w:val="32"/>
+          <w:szCs w:val="32"/>
+          <w:lang w:eastAsia="en-CA"/>
+          <w14:ligatures w14:val="none"/>
+        </w:rPr>
+        <w:t>Chathananickal</w:t>
+      </w:r>
+      <w:proofErr w:type="spellEnd"/>
+      <w:r>
+        <w:rPr>
+          <w:rFonts w:ascii="Times New Roman" w:eastAsia="Times New Roman" w:hAnsi="Times New Roman" w:cs="Times New Roman"/>
+          <w:b/>
+          <w:bCs/>
+          <w:color w:val="000000"/>
+          <w:kern w:val="0"/>
+          <w:sz w:val="32"/>
+          <w:szCs w:val="32"/>
+          <w:lang w:eastAsia="en-CA"/>
+          <w14:ligatures w14:val="none"/>
+        </w:rPr>
+        <w:t xml:space="preserve"> Sajeevan</w:t>
       </w:r>
     </w:p>
     <w:p>
@@ -4704,6 +7448,7 @@
         <w:rPr>
           <w:rFonts w:ascii="Times New Roman" w:eastAsia="Times New Roman" w:hAnsi="Times New Roman" w:cs="Times New Roman"/>
           <w:bCs/>
+          <w:noProof/>
           <w:color w:val="000000"/>
           <w:kern w:val="0"/>
           <w:sz w:val="32"/>
@@ -4728,7 +7473,7 @@
                     <pic:cNvPicPr/>
                   </pic:nvPicPr>
                   <pic:blipFill>
-                    <a:blip r:embed="rId9"/>
+                    <a:blip r:embed="rId11"/>
                     <a:stretch>
                       <a:fillRect/>
                     </a:stretch>
@@ -4923,7 +7668,7 @@
       <w:r>
         <w:t xml:space="preserve">Investopedia. “What Is Portfolio Management?” [Online]. Available: </w:t>
       </w:r>
-      <w:hyperlink r:id="rId10" w:tgtFrame="_new" w:history="1">
+      <w:hyperlink r:id="rId12" w:tgtFrame="_new" w:history="1">
         <w:r>
           <w:rPr>
             <w:rStyle w:val="Hyperlink"/>
@@ -4949,10 +7694,15 @@
           <w14:ligatures w14:val="none"/>
         </w:rPr>
       </w:pPr>
-      <w:r>
-        <w:t xml:space="preserve">Groww. “Portfolio Management Overview.” [Online]. Available: </w:t>
-      </w:r>
-      <w:hyperlink r:id="rId11" w:tgtFrame="_new" w:history="1">
+      <w:proofErr w:type="spellStart"/>
+      <w:r>
+        <w:t>Groww</w:t>
+      </w:r>
+      <w:proofErr w:type="spellEnd"/>
+      <w:r>
+        <w:t xml:space="preserve">. “Portfolio Management Overview.” [Online]. Available: </w:t>
+      </w:r>
+      <w:hyperlink r:id="rId13" w:tgtFrame="_new" w:history="1">
         <w:r>
           <w:rPr>
             <w:rStyle w:val="Hyperlink"/>
@@ -4960,6 +7710,147 @@
           <w:t>https://groww.in/p/portfolio-management</w:t>
         </w:r>
       </w:hyperlink>
+    </w:p>
+    <w:p>
+      <w:pPr>
+        <w:pStyle w:val="ListParagraph"/>
+        <w:ind w:left="730"/>
+        <w:rPr>
+          <w:rFonts w:ascii="Times New Roman" w:hAnsi="Times New Roman" w:cs="Times New Roman"/>
+          <w:b/>
+          <w:bCs/>
+          <w:sz w:val="32"/>
+          <w:szCs w:val="32"/>
+        </w:rPr>
+      </w:pPr>
+    </w:p>
+    <w:p>
+      <w:pPr>
+        <w:pStyle w:val="ListParagraph"/>
+        <w:numPr>
+          <w:ilvl w:val="0"/>
+          <w:numId w:val="13"/>
+        </w:numPr>
+        <w:rPr>
+          <w:rFonts w:ascii="Times New Roman" w:hAnsi="Times New Roman" w:cs="Times New Roman"/>
+        </w:rPr>
+      </w:pPr>
+      <w:r>
+        <w:rPr>
+          <w:rFonts w:ascii="Times New Roman" w:hAnsi="Times New Roman" w:cs="Times New Roman"/>
+        </w:rPr>
+        <w:t>https://finrl.readthedocs.io/en/latest/index.html</w:t>
+      </w:r>
+    </w:p>
+    <w:p>
+      <w:pPr>
+        <w:pStyle w:val="ListParagraph"/>
+        <w:numPr>
+          <w:ilvl w:val="0"/>
+          <w:numId w:val="13"/>
+        </w:numPr>
+        <w:rPr>
+          <w:rFonts w:ascii="Times New Roman" w:hAnsi="Times New Roman" w:cs="Times New Roman"/>
+          <w:lang w:val="en-US"/>
+        </w:rPr>
+      </w:pPr>
+      <w:hyperlink r:id="rId14" w:history="1">
+        <w:r>
+          <w:rPr>
+            <w:rStyle w:val="Hyperlink"/>
+            <w:rFonts w:ascii="Times New Roman" w:hAnsi="Times New Roman" w:cs="Times New Roman"/>
+            <w:lang w:val="en-US"/>
+          </w:rPr>
+          <w:t>https://medium.com/@leducanh1203/mastering-modern-portfolio-theory-the-foundation-of-smart-investing-40de2a656a32</w:t>
+        </w:r>
+      </w:hyperlink>
+      <w:r>
+        <w:rPr>
+          <w:rFonts w:ascii="Times New Roman" w:hAnsi="Times New Roman" w:cs="Times New Roman"/>
+          <w:lang w:val="en-US"/>
+        </w:rPr>
+        <w:t xml:space="preserve"> </w:t>
+      </w:r>
+    </w:p>
+    <w:p>
+      <w:pPr>
+        <w:pStyle w:val="ListParagraph"/>
+        <w:numPr>
+          <w:ilvl w:val="0"/>
+          <w:numId w:val="13"/>
+        </w:numPr>
+        <w:rPr>
+          <w:rFonts w:ascii="Times New Roman" w:hAnsi="Times New Roman" w:cs="Times New Roman"/>
+          <w:lang w:val="en-US"/>
+        </w:rPr>
+      </w:pPr>
+      <w:r>
+        <w:rPr>
+          <w:rFonts w:ascii="Times New Roman" w:hAnsi="Times New Roman" w:cs="Times New Roman"/>
+          <w:lang w:val="en-US"/>
+        </w:rPr>
+        <w:t>https://www.jstor.org/stable/2975974?seq=1</w:t>
+      </w:r>
+    </w:p>
+    <w:p>
+      <w:pPr>
+        <w:pStyle w:val="ListParagraph"/>
+        <w:numPr>
+          <w:ilvl w:val="0"/>
+          <w:numId w:val="13"/>
+        </w:numPr>
+        <w:rPr>
+          <w:rFonts w:ascii="Times New Roman" w:hAnsi="Times New Roman" w:cs="Times New Roman"/>
+          <w:lang w:val="en-US"/>
+        </w:rPr>
+      </w:pPr>
+      <w:hyperlink r:id="rId15" w:history="1">
+        <w:r>
+          <w:rPr>
+            <w:rStyle w:val="Hyperlink"/>
+            <w:rFonts w:ascii="Times New Roman" w:hAnsi="Times New Roman" w:cs="Times New Roman"/>
+            <w:lang w:val="en-US"/>
+          </w:rPr>
+          <w:t>https://medium.com/latinxinai/portfolio-optimization-the-markowitz-mean-variance-model-c07a80056b8a</w:t>
+        </w:r>
+      </w:hyperlink>
+      <w:r>
+        <w:rPr>
+          <w:rFonts w:ascii="Times New Roman" w:hAnsi="Times New Roman" w:cs="Times New Roman"/>
+          <w:lang w:val="en-US"/>
+        </w:rPr>
+        <w:t xml:space="preserve"> </w:t>
+      </w:r>
+    </w:p>
+    <w:p>
+      <w:pPr>
+        <w:pStyle w:val="ListParagraph"/>
+        <w:numPr>
+          <w:ilvl w:val="0"/>
+          <w:numId w:val="13"/>
+        </w:numPr>
+        <w:rPr>
+          <w:rFonts w:ascii="Times New Roman" w:hAnsi="Times New Roman" w:cs="Times New Roman"/>
+          <w:lang w:val="en-US"/>
+        </w:rPr>
+      </w:pPr>
+      <w:hyperlink r:id="rId16" w:history="1">
+        <w:r>
+          <w:rPr>
+            <w:rStyle w:val="Hyperlink"/>
+            <w:rFonts w:ascii="Times New Roman" w:hAnsi="Times New Roman" w:cs="Times New Roman"/>
+            <w:lang w:val="en-US"/>
+          </w:rPr>
+          <w:t>https://www.daytrading.com/portfolio-optimization-techniques</w:t>
+        </w:r>
+      </w:hyperlink>
+      <w:r>
+        <w:rPr>
+          <w:rFonts w:ascii="Times New Roman" w:hAnsi="Times New Roman" w:cs="Times New Roman"/>
+          <w:lang w:val="en-US"/>
+        </w:rPr>
+        <w:t xml:space="preserve"> </w:t>
+      </w:r>
     </w:p>
     <w:p>
       <w:pPr>
@@ -5268,6 +8159,232 @@
     </w:lvl>
   </w:abstractNum>
   <w:abstractNum w:abstractNumId="2" w15:restartNumberingAfterBreak="0">
+    <w:nsid w:val="157E3763"/>
+    <w:multiLevelType w:val="multilevel"/>
+    <w:tmpl w:val="0A54AD5E"/>
+    <w:lvl w:ilvl="0">
+      <w:start w:val="1"/>
+      <w:numFmt w:val="decimal"/>
+      <w:lvlText w:val="%1."/>
+      <w:lvlJc w:val="left"/>
+      <w:pPr>
+        <w:tabs>
+          <w:tab w:val="num" w:pos="720"/>
+        </w:tabs>
+        <w:ind w:left="720" w:hanging="360"/>
+      </w:pPr>
+    </w:lvl>
+    <w:lvl w:ilvl="1" w:tentative="1">
+      <w:start w:val="1"/>
+      <w:numFmt w:val="decimal"/>
+      <w:lvlText w:val="%2."/>
+      <w:lvlJc w:val="left"/>
+      <w:pPr>
+        <w:tabs>
+          <w:tab w:val="num" w:pos="1440"/>
+        </w:tabs>
+        <w:ind w:left="1440" w:hanging="360"/>
+      </w:pPr>
+    </w:lvl>
+    <w:lvl w:ilvl="2" w:tentative="1">
+      <w:start w:val="1"/>
+      <w:numFmt w:val="decimal"/>
+      <w:lvlText w:val="%3."/>
+      <w:lvlJc w:val="left"/>
+      <w:pPr>
+        <w:tabs>
+          <w:tab w:val="num" w:pos="2160"/>
+        </w:tabs>
+        <w:ind w:left="2160" w:hanging="360"/>
+      </w:pPr>
+    </w:lvl>
+    <w:lvl w:ilvl="3" w:tentative="1">
+      <w:start w:val="1"/>
+      <w:numFmt w:val="decimal"/>
+      <w:lvlText w:val="%4."/>
+      <w:lvlJc w:val="left"/>
+      <w:pPr>
+        <w:tabs>
+          <w:tab w:val="num" w:pos="2880"/>
+        </w:tabs>
+        <w:ind w:left="2880" w:hanging="360"/>
+      </w:pPr>
+    </w:lvl>
+    <w:lvl w:ilvl="4" w:tentative="1">
+      <w:start w:val="1"/>
+      <w:numFmt w:val="decimal"/>
+      <w:lvlText w:val="%5."/>
+      <w:lvlJc w:val="left"/>
+      <w:pPr>
+        <w:tabs>
+          <w:tab w:val="num" w:pos="3600"/>
+        </w:tabs>
+        <w:ind w:left="3600" w:hanging="360"/>
+      </w:pPr>
+    </w:lvl>
+    <w:lvl w:ilvl="5" w:tentative="1">
+      <w:start w:val="1"/>
+      <w:numFmt w:val="decimal"/>
+      <w:lvlText w:val="%6."/>
+      <w:lvlJc w:val="left"/>
+      <w:pPr>
+        <w:tabs>
+          <w:tab w:val="num" w:pos="4320"/>
+        </w:tabs>
+        <w:ind w:left="4320" w:hanging="360"/>
+      </w:pPr>
+    </w:lvl>
+    <w:lvl w:ilvl="6" w:tentative="1">
+      <w:start w:val="1"/>
+      <w:numFmt w:val="decimal"/>
+      <w:lvlText w:val="%7."/>
+      <w:lvlJc w:val="left"/>
+      <w:pPr>
+        <w:tabs>
+          <w:tab w:val="num" w:pos="5040"/>
+        </w:tabs>
+        <w:ind w:left="5040" w:hanging="360"/>
+      </w:pPr>
+    </w:lvl>
+    <w:lvl w:ilvl="7" w:tentative="1">
+      <w:start w:val="1"/>
+      <w:numFmt w:val="decimal"/>
+      <w:lvlText w:val="%8."/>
+      <w:lvlJc w:val="left"/>
+      <w:pPr>
+        <w:tabs>
+          <w:tab w:val="num" w:pos="5760"/>
+        </w:tabs>
+        <w:ind w:left="5760" w:hanging="360"/>
+      </w:pPr>
+    </w:lvl>
+    <w:lvl w:ilvl="8" w:tentative="1">
+      <w:start w:val="1"/>
+      <w:numFmt w:val="decimal"/>
+      <w:lvlText w:val="%9."/>
+      <w:lvlJc w:val="left"/>
+      <w:pPr>
+        <w:tabs>
+          <w:tab w:val="num" w:pos="6480"/>
+        </w:tabs>
+        <w:ind w:left="6480" w:hanging="360"/>
+      </w:pPr>
+    </w:lvl>
+  </w:abstractNum>
+  <w:abstractNum w:abstractNumId="3" w15:restartNumberingAfterBreak="0">
+    <w:nsid w:val="1B5E1F21"/>
+    <w:multiLevelType w:val="multilevel"/>
+    <w:tmpl w:val="25B6F8BA"/>
+    <w:lvl w:ilvl="0">
+      <w:start w:val="1"/>
+      <w:numFmt w:val="decimal"/>
+      <w:lvlText w:val="%1."/>
+      <w:lvlJc w:val="left"/>
+      <w:pPr>
+        <w:tabs>
+          <w:tab w:val="num" w:pos="720"/>
+        </w:tabs>
+        <w:ind w:left="720" w:hanging="360"/>
+      </w:pPr>
+    </w:lvl>
+    <w:lvl w:ilvl="1">
+      <w:start w:val="1"/>
+      <w:numFmt w:val="decimal"/>
+      <w:lvlText w:val="%2."/>
+      <w:lvlJc w:val="left"/>
+      <w:pPr>
+        <w:ind w:left="1440" w:hanging="360"/>
+      </w:pPr>
+      <w:rPr>
+        <w:rFonts w:hint="default"/>
+      </w:rPr>
+    </w:lvl>
+    <w:lvl w:ilvl="2" w:tentative="1">
+      <w:start w:val="1"/>
+      <w:numFmt w:val="decimal"/>
+      <w:lvlText w:val="%3."/>
+      <w:lvlJc w:val="left"/>
+      <w:pPr>
+        <w:tabs>
+          <w:tab w:val="num" w:pos="2160"/>
+        </w:tabs>
+        <w:ind w:left="2160" w:hanging="360"/>
+      </w:pPr>
+    </w:lvl>
+    <w:lvl w:ilvl="3" w:tentative="1">
+      <w:start w:val="1"/>
+      <w:numFmt w:val="decimal"/>
+      <w:lvlText w:val="%4."/>
+      <w:lvlJc w:val="left"/>
+      <w:pPr>
+        <w:tabs>
+          <w:tab w:val="num" w:pos="2880"/>
+        </w:tabs>
+        <w:ind w:left="2880" w:hanging="360"/>
+      </w:pPr>
+    </w:lvl>
+    <w:lvl w:ilvl="4" w:tentative="1">
+      <w:start w:val="1"/>
+      <w:numFmt w:val="decimal"/>
+      <w:lvlText w:val="%5."/>
+      <w:lvlJc w:val="left"/>
+      <w:pPr>
+        <w:tabs>
+          <w:tab w:val="num" w:pos="3600"/>
+        </w:tabs>
+        <w:ind w:left="3600" w:hanging="360"/>
+      </w:pPr>
+    </w:lvl>
+    <w:lvl w:ilvl="5" w:tentative="1">
+      <w:start w:val="1"/>
+      <w:numFmt w:val="decimal"/>
+      <w:lvlText w:val="%6."/>
+      <w:lvlJc w:val="left"/>
+      <w:pPr>
+        <w:tabs>
+          <w:tab w:val="num" w:pos="4320"/>
+        </w:tabs>
+        <w:ind w:left="4320" w:hanging="360"/>
+      </w:pPr>
+    </w:lvl>
+    <w:lvl w:ilvl="6" w:tentative="1">
+      <w:start w:val="1"/>
+      <w:numFmt w:val="decimal"/>
+      <w:lvlText w:val="%7."/>
+      <w:lvlJc w:val="left"/>
+      <w:pPr>
+        <w:tabs>
+          <w:tab w:val="num" w:pos="5040"/>
+        </w:tabs>
+        <w:ind w:left="5040" w:hanging="360"/>
+      </w:pPr>
+    </w:lvl>
+    <w:lvl w:ilvl="7" w:tentative="1">
+      <w:start w:val="1"/>
+      <w:numFmt w:val="decimal"/>
+      <w:lvlText w:val="%8."/>
+      <w:lvlJc w:val="left"/>
+      <w:pPr>
+        <w:tabs>
+          <w:tab w:val="num" w:pos="5760"/>
+        </w:tabs>
+        <w:ind w:left="5760" w:hanging="360"/>
+      </w:pPr>
+    </w:lvl>
+    <w:lvl w:ilvl="8" w:tentative="1">
+      <w:start w:val="1"/>
+      <w:numFmt w:val="decimal"/>
+      <w:lvlText w:val="%9."/>
+      <w:lvlJc w:val="left"/>
+      <w:pPr>
+        <w:tabs>
+          <w:tab w:val="num" w:pos="6480"/>
+        </w:tabs>
+        <w:ind w:left="6480" w:hanging="360"/>
+      </w:pPr>
+    </w:lvl>
+  </w:abstractNum>
+  <w:abstractNum w:abstractNumId="4" w15:restartNumberingAfterBreak="0">
     <w:nsid w:val="1EF4366F"/>
     <w:multiLevelType w:val="multilevel"/>
     <w:tmpl w:val="06820DDE"/>
@@ -5380,7 +8497,96 @@
       </w:pPr>
     </w:lvl>
   </w:abstractNum>
-  <w:abstractNum w:abstractNumId="3" w15:restartNumberingAfterBreak="0">
+  <w:abstractNum w:abstractNumId="5" w15:restartNumberingAfterBreak="0">
+    <w:nsid w:val="29EC6DE1"/>
+    <w:multiLevelType w:val="hybridMultilevel"/>
+    <w:tmpl w:val="79E47F00"/>
+    <w:lvl w:ilvl="0" w:tplc="4009000F">
+      <w:start w:val="1"/>
+      <w:numFmt w:val="decimal"/>
+      <w:lvlText w:val="%1."/>
+      <w:lvlJc w:val="left"/>
+      <w:pPr>
+        <w:ind w:left="720" w:hanging="360"/>
+      </w:pPr>
+      <w:rPr>
+        <w:rFonts w:hint="default"/>
+      </w:rPr>
+    </w:lvl>
+    <w:lvl w:ilvl="1" w:tplc="40090019" w:tentative="1">
+      <w:start w:val="1"/>
+      <w:numFmt w:val="lowerLetter"/>
+      <w:lvlText w:val="%2."/>
+      <w:lvlJc w:val="left"/>
+      <w:pPr>
+        <w:ind w:left="1440" w:hanging="360"/>
+      </w:pPr>
+    </w:lvl>
+    <w:lvl w:ilvl="2" w:tplc="4009001B" w:tentative="1">
+      <w:start w:val="1"/>
+      <w:numFmt w:val="lowerRoman"/>
+      <w:lvlText w:val="%3."/>
+      <w:lvlJc w:val="right"/>
+      <w:pPr>
+        <w:ind w:left="2160" w:hanging="180"/>
+      </w:pPr>
+    </w:lvl>
+    <w:lvl w:ilvl="3" w:tplc="4009000F" w:tentative="1">
+      <w:start w:val="1"/>
+      <w:numFmt w:val="decimal"/>
+      <w:lvlText w:val="%4."/>
+      <w:lvlJc w:val="left"/>
+      <w:pPr>
+        <w:ind w:left="2880" w:hanging="360"/>
+      </w:pPr>
+    </w:lvl>
+    <w:lvl w:ilvl="4" w:tplc="40090019" w:tentative="1">
+      <w:start w:val="1"/>
+      <w:numFmt w:val="lowerLetter"/>
+      <w:lvlText w:val="%5."/>
+      <w:lvlJc w:val="left"/>
+      <w:pPr>
+        <w:ind w:left="3600" w:hanging="360"/>
+      </w:pPr>
+    </w:lvl>
+    <w:lvl w:ilvl="5" w:tplc="4009001B" w:tentative="1">
+      <w:start w:val="1"/>
+      <w:numFmt w:val="lowerRoman"/>
+      <w:lvlText w:val="%6."/>
+      <w:lvlJc w:val="right"/>
+      <w:pPr>
+        <w:ind w:left="4320" w:hanging="180"/>
+      </w:pPr>
+    </w:lvl>
+    <w:lvl w:ilvl="6" w:tplc="4009000F" w:tentative="1">
+      <w:start w:val="1"/>
+      <w:numFmt w:val="decimal"/>
+      <w:lvlText w:val="%7."/>
+      <w:lvlJc w:val="left"/>
+      <w:pPr>
+        <w:ind w:left="5040" w:hanging="360"/>
+      </w:pPr>
+    </w:lvl>
+    <w:lvl w:ilvl="7" w:tplc="40090019" w:tentative="1">
+      <w:start w:val="1"/>
+      <w:numFmt w:val="lowerLetter"/>
+      <w:lvlText w:val="%8."/>
+      <w:lvlJc w:val="left"/>
+      <w:pPr>
+        <w:ind w:left="5760" w:hanging="360"/>
+      </w:pPr>
+    </w:lvl>
+    <w:lvl w:ilvl="8" w:tplc="4009001B" w:tentative="1">
+      <w:start w:val="1"/>
+      <w:numFmt w:val="lowerRoman"/>
+      <w:lvlText w:val="%9."/>
+      <w:lvlJc w:val="right"/>
+      <w:pPr>
+        <w:ind w:left="6480" w:hanging="180"/>
+      </w:pPr>
+    </w:lvl>
+  </w:abstractNum>
+  <w:abstractNum w:abstractNumId="6" w15:restartNumberingAfterBreak="0">
     <w:nsid w:val="30DD505F"/>
     <w:multiLevelType w:val="hybridMultilevel"/>
     <w:tmpl w:val="1ADA9CCA"/>
@@ -5466,7 +8672,7 @@
       </w:pPr>
     </w:lvl>
   </w:abstractNum>
-  <w:abstractNum w:abstractNumId="4" w15:restartNumberingAfterBreak="0">
+  <w:abstractNum w:abstractNumId="7" w15:restartNumberingAfterBreak="0">
     <w:nsid w:val="31A70FD3"/>
     <w:multiLevelType w:val="hybridMultilevel"/>
     <w:tmpl w:val="6AB41DEC"/>
@@ -5579,7 +8785,7 @@
       </w:rPr>
     </w:lvl>
   </w:abstractNum>
-  <w:abstractNum w:abstractNumId="5" w15:restartNumberingAfterBreak="0">
+  <w:abstractNum w:abstractNumId="8" w15:restartNumberingAfterBreak="0">
     <w:nsid w:val="359C59A7"/>
     <w:multiLevelType w:val="multilevel"/>
     <w:tmpl w:val="35A44F20"/>
@@ -5692,7 +8898,7 @@
       </w:pPr>
     </w:lvl>
   </w:abstractNum>
-  <w:abstractNum w:abstractNumId="6" w15:restartNumberingAfterBreak="0">
+  <w:abstractNum w:abstractNumId="9" w15:restartNumberingAfterBreak="0">
     <w:nsid w:val="395C3AD6"/>
     <w:multiLevelType w:val="hybridMultilevel"/>
     <w:tmpl w:val="E82ED508"/>
@@ -5778,7 +8984,97 @@
       </w:pPr>
     </w:lvl>
   </w:abstractNum>
-  <w:abstractNum w:abstractNumId="7" w15:restartNumberingAfterBreak="0">
+  <w:abstractNum w:abstractNumId="10" w15:restartNumberingAfterBreak="0">
+    <w:nsid w:val="47D330E4"/>
+    <w:multiLevelType w:val="hybridMultilevel"/>
+    <w:tmpl w:val="BE6A890C"/>
+    <w:lvl w:ilvl="0" w:tplc="EE0A8506">
+      <w:start w:val="1"/>
+      <w:numFmt w:val="decimal"/>
+      <w:lvlText w:val="%1)"/>
+      <w:lvlJc w:val="left"/>
+      <w:pPr>
+        <w:ind w:left="720" w:hanging="360"/>
+      </w:pPr>
+      <w:rPr>
+        <w:rFonts w:hint="default"/>
+        <w:b/>
+      </w:rPr>
+    </w:lvl>
+    <w:lvl w:ilvl="1" w:tplc="40090019" w:tentative="1">
+      <w:start w:val="1"/>
+      <w:numFmt w:val="lowerLetter"/>
+      <w:lvlText w:val="%2."/>
+      <w:lvlJc w:val="left"/>
+      <w:pPr>
+        <w:ind w:left="1440" w:hanging="360"/>
+      </w:pPr>
+    </w:lvl>
+    <w:lvl w:ilvl="2" w:tplc="4009001B" w:tentative="1">
+      <w:start w:val="1"/>
+      <w:numFmt w:val="lowerRoman"/>
+      <w:lvlText w:val="%3."/>
+      <w:lvlJc w:val="right"/>
+      <w:pPr>
+        <w:ind w:left="2160" w:hanging="180"/>
+      </w:pPr>
+    </w:lvl>
+    <w:lvl w:ilvl="3" w:tplc="4009000F" w:tentative="1">
+      <w:start w:val="1"/>
+      <w:numFmt w:val="decimal"/>
+      <w:lvlText w:val="%4."/>
+      <w:lvlJc w:val="left"/>
+      <w:pPr>
+        <w:ind w:left="2880" w:hanging="360"/>
+      </w:pPr>
+    </w:lvl>
+    <w:lvl w:ilvl="4" w:tplc="40090019" w:tentative="1">
+      <w:start w:val="1"/>
+      <w:numFmt w:val="lowerLetter"/>
+      <w:lvlText w:val="%5."/>
+      <w:lvlJc w:val="left"/>
+      <w:pPr>
+        <w:ind w:left="3600" w:hanging="360"/>
+      </w:pPr>
+    </w:lvl>
+    <w:lvl w:ilvl="5" w:tplc="4009001B" w:tentative="1">
+      <w:start w:val="1"/>
+      <w:numFmt w:val="lowerRoman"/>
+      <w:lvlText w:val="%6."/>
+      <w:lvlJc w:val="right"/>
+      <w:pPr>
+        <w:ind w:left="4320" w:hanging="180"/>
+      </w:pPr>
+    </w:lvl>
+    <w:lvl w:ilvl="6" w:tplc="4009000F" w:tentative="1">
+      <w:start w:val="1"/>
+      <w:numFmt w:val="decimal"/>
+      <w:lvlText w:val="%7."/>
+      <w:lvlJc w:val="left"/>
+      <w:pPr>
+        <w:ind w:left="5040" w:hanging="360"/>
+      </w:pPr>
+    </w:lvl>
+    <w:lvl w:ilvl="7" w:tplc="40090019" w:tentative="1">
+      <w:start w:val="1"/>
+      <w:numFmt w:val="lowerLetter"/>
+      <w:lvlText w:val="%8."/>
+      <w:lvlJc w:val="left"/>
+      <w:pPr>
+        <w:ind w:left="5760" w:hanging="360"/>
+      </w:pPr>
+    </w:lvl>
+    <w:lvl w:ilvl="8" w:tplc="4009001B" w:tentative="1">
+      <w:start w:val="1"/>
+      <w:numFmt w:val="lowerRoman"/>
+      <w:lvlText w:val="%9."/>
+      <w:lvlJc w:val="right"/>
+      <w:pPr>
+        <w:ind w:left="6480" w:hanging="180"/>
+      </w:pPr>
+    </w:lvl>
+  </w:abstractNum>
+  <w:abstractNum w:abstractNumId="11" w15:restartNumberingAfterBreak="0">
     <w:nsid w:val="47E90250"/>
     <w:multiLevelType w:val="multilevel"/>
     <w:tmpl w:val="E58CB294"/>
@@ -5927,7 +9223,96 @@
       </w:rPr>
     </w:lvl>
   </w:abstractNum>
-  <w:abstractNum w:abstractNumId="8" w15:restartNumberingAfterBreak="0">
+  <w:abstractNum w:abstractNumId="12" w15:restartNumberingAfterBreak="0">
+    <w:nsid w:val="48BE6BCA"/>
+    <w:multiLevelType w:val="hybridMultilevel"/>
+    <w:tmpl w:val="FE6ABC58"/>
+    <w:lvl w:ilvl="0" w:tplc="4009000F">
+      <w:start w:val="1"/>
+      <w:numFmt w:val="decimal"/>
+      <w:lvlText w:val="%1."/>
+      <w:lvlJc w:val="left"/>
+      <w:pPr>
+        <w:ind w:left="720" w:hanging="360"/>
+      </w:pPr>
+      <w:rPr>
+        <w:rFonts w:hint="default"/>
+      </w:rPr>
+    </w:lvl>
+    <w:lvl w:ilvl="1" w:tplc="40090019" w:tentative="1">
+      <w:start w:val="1"/>
+      <w:numFmt w:val="lowerLetter"/>
+      <w:lvlText w:val="%2."/>
+      <w:lvlJc w:val="left"/>
+      <w:pPr>
+        <w:ind w:left="1440" w:hanging="360"/>
+      </w:pPr>
+    </w:lvl>
+    <w:lvl w:ilvl="2" w:tplc="4009001B" w:tentative="1">
+      <w:start w:val="1"/>
+      <w:numFmt w:val="lowerRoman"/>
+      <w:lvlText w:val="%3."/>
+      <w:lvlJc w:val="right"/>
+      <w:pPr>
+        <w:ind w:left="2160" w:hanging="180"/>
+      </w:pPr>
+    </w:lvl>
+    <w:lvl w:ilvl="3" w:tplc="4009000F" w:tentative="1">
+      <w:start w:val="1"/>
+      <w:numFmt w:val="decimal"/>
+      <w:lvlText w:val="%4."/>
+      <w:lvlJc w:val="left"/>
+      <w:pPr>
+        <w:ind w:left="2880" w:hanging="360"/>
+      </w:pPr>
+    </w:lvl>
+    <w:lvl w:ilvl="4" w:tplc="40090019" w:tentative="1">
+      <w:start w:val="1"/>
+      <w:numFmt w:val="lowerLetter"/>
+      <w:lvlText w:val="%5."/>
+      <w:lvlJc w:val="left"/>
+      <w:pPr>
+        <w:ind w:left="3600" w:hanging="360"/>
+      </w:pPr>
+    </w:lvl>
+    <w:lvl w:ilvl="5" w:tplc="4009001B" w:tentative="1">
+      <w:start w:val="1"/>
+      <w:numFmt w:val="lowerRoman"/>
+      <w:lvlText w:val="%6."/>
+      <w:lvlJc w:val="right"/>
+      <w:pPr>
+        <w:ind w:left="4320" w:hanging="180"/>
+      </w:pPr>
+    </w:lvl>
+    <w:lvl w:ilvl="6" w:tplc="4009000F" w:tentative="1">
+      <w:start w:val="1"/>
+      <w:numFmt w:val="decimal"/>
+      <w:lvlText w:val="%7."/>
+      <w:lvlJc w:val="left"/>
+      <w:pPr>
+        <w:ind w:left="5040" w:hanging="360"/>
+      </w:pPr>
+    </w:lvl>
+    <w:lvl w:ilvl="7" w:tplc="40090019" w:tentative="1">
+      <w:start w:val="1"/>
+      <w:numFmt w:val="lowerLetter"/>
+      <w:lvlText w:val="%8."/>
+      <w:lvlJc w:val="left"/>
+      <w:pPr>
+        <w:ind w:left="5760" w:hanging="360"/>
+      </w:pPr>
+    </w:lvl>
+    <w:lvl w:ilvl="8" w:tplc="4009001B" w:tentative="1">
+      <w:start w:val="1"/>
+      <w:numFmt w:val="lowerRoman"/>
+      <w:lvlText w:val="%9."/>
+      <w:lvlJc w:val="right"/>
+      <w:pPr>
+        <w:ind w:left="6480" w:hanging="180"/>
+      </w:pPr>
+    </w:lvl>
+  </w:abstractNum>
+  <w:abstractNum w:abstractNumId="13" w15:restartNumberingAfterBreak="0">
     <w:nsid w:val="4A3A6830"/>
     <w:multiLevelType w:val="multilevel"/>
     <w:tmpl w:val="A17C9372"/>
@@ -6076,7 +9461,7 @@
       </w:rPr>
     </w:lvl>
   </w:abstractNum>
-  <w:abstractNum w:abstractNumId="9" w15:restartNumberingAfterBreak="0">
+  <w:abstractNum w:abstractNumId="14" w15:restartNumberingAfterBreak="0">
     <w:nsid w:val="4BC933F8"/>
     <w:multiLevelType w:val="multilevel"/>
     <w:tmpl w:val="DD882376"/>
@@ -6189,7 +9574,7 @@
       </w:pPr>
     </w:lvl>
   </w:abstractNum>
-  <w:abstractNum w:abstractNumId="10" w15:restartNumberingAfterBreak="0">
+  <w:abstractNum w:abstractNumId="15" w15:restartNumberingAfterBreak="0">
     <w:nsid w:val="4CEA62D7"/>
     <w:multiLevelType w:val="hybridMultilevel"/>
     <w:tmpl w:val="2CC4A158"/>
@@ -6302,7 +9687,7 @@
       </w:rPr>
     </w:lvl>
   </w:abstractNum>
-  <w:abstractNum w:abstractNumId="11" w15:restartNumberingAfterBreak="0">
+  <w:abstractNum w:abstractNumId="16" w15:restartNumberingAfterBreak="0">
     <w:nsid w:val="4D9224B6"/>
     <w:multiLevelType w:val="multilevel"/>
     <w:tmpl w:val="248A072A"/>
@@ -6451,7 +9836,185 @@
       </w:rPr>
     </w:lvl>
   </w:abstractNum>
-  <w:abstractNum w:abstractNumId="12" w15:restartNumberingAfterBreak="0">
+  <w:abstractNum w:abstractNumId="17" w15:restartNumberingAfterBreak="0">
+    <w:nsid w:val="57ED6610"/>
+    <w:multiLevelType w:val="hybridMultilevel"/>
+    <w:tmpl w:val="EE18BB4E"/>
+    <w:lvl w:ilvl="0" w:tplc="4009000F">
+      <w:start w:val="1"/>
+      <w:numFmt w:val="decimal"/>
+      <w:lvlText w:val="%1."/>
+      <w:lvlJc w:val="left"/>
+      <w:pPr>
+        <w:ind w:left="720" w:hanging="360"/>
+      </w:pPr>
+      <w:rPr>
+        <w:rFonts w:hint="default"/>
+      </w:rPr>
+    </w:lvl>
+    <w:lvl w:ilvl="1" w:tplc="40090019" w:tentative="1">
+      <w:start w:val="1"/>
+      <w:numFmt w:val="lowerLetter"/>
+      <w:lvlText w:val="%2."/>
+      <w:lvlJc w:val="left"/>
+      <w:pPr>
+        <w:ind w:left="1440" w:hanging="360"/>
+      </w:pPr>
+    </w:lvl>
+    <w:lvl w:ilvl="2" w:tplc="4009001B" w:tentative="1">
+      <w:start w:val="1"/>
+      <w:numFmt w:val="lowerRoman"/>
+      <w:lvlText w:val="%3."/>
+      <w:lvlJc w:val="right"/>
+      <w:pPr>
+        <w:ind w:left="2160" w:hanging="180"/>
+      </w:pPr>
+    </w:lvl>
+    <w:lvl w:ilvl="3" w:tplc="4009000F" w:tentative="1">
+      <w:start w:val="1"/>
+      <w:numFmt w:val="decimal"/>
+      <w:lvlText w:val="%4."/>
+      <w:lvlJc w:val="left"/>
+      <w:pPr>
+        <w:ind w:left="2880" w:hanging="360"/>
+      </w:pPr>
+    </w:lvl>
+    <w:lvl w:ilvl="4" w:tplc="40090019" w:tentative="1">
+      <w:start w:val="1"/>
+      <w:numFmt w:val="lowerLetter"/>
+      <w:lvlText w:val="%5."/>
+      <w:lvlJc w:val="left"/>
+      <w:pPr>
+        <w:ind w:left="3600" w:hanging="360"/>
+      </w:pPr>
+    </w:lvl>
+    <w:lvl w:ilvl="5" w:tplc="4009001B" w:tentative="1">
+      <w:start w:val="1"/>
+      <w:numFmt w:val="lowerRoman"/>
+      <w:lvlText w:val="%6."/>
+      <w:lvlJc w:val="right"/>
+      <w:pPr>
+        <w:ind w:left="4320" w:hanging="180"/>
+      </w:pPr>
+    </w:lvl>
+    <w:lvl w:ilvl="6" w:tplc="4009000F" w:tentative="1">
+      <w:start w:val="1"/>
+      <w:numFmt w:val="decimal"/>
+      <w:lvlText w:val="%7."/>
+      <w:lvlJc w:val="left"/>
+      <w:pPr>
+        <w:ind w:left="5040" w:hanging="360"/>
+      </w:pPr>
+    </w:lvl>
+    <w:lvl w:ilvl="7" w:tplc="40090019" w:tentative="1">
+      <w:start w:val="1"/>
+      <w:numFmt w:val="lowerLetter"/>
+      <w:lvlText w:val="%8."/>
+      <w:lvlJc w:val="left"/>
+      <w:pPr>
+        <w:ind w:left="5760" w:hanging="360"/>
+      </w:pPr>
+    </w:lvl>
+    <w:lvl w:ilvl="8" w:tplc="4009001B" w:tentative="1">
+      <w:start w:val="1"/>
+      <w:numFmt w:val="lowerRoman"/>
+      <w:lvlText w:val="%9."/>
+      <w:lvlJc w:val="right"/>
+      <w:pPr>
+        <w:ind w:left="6480" w:hanging="180"/>
+      </w:pPr>
+    </w:lvl>
+  </w:abstractNum>
+  <w:abstractNum w:abstractNumId="18" w15:restartNumberingAfterBreak="0">
+    <w:nsid w:val="592B184F"/>
+    <w:multiLevelType w:val="hybridMultilevel"/>
+    <w:tmpl w:val="DF545292"/>
+    <w:lvl w:ilvl="0" w:tplc="4009000F">
+      <w:start w:val="1"/>
+      <w:numFmt w:val="decimal"/>
+      <w:lvlText w:val="%1."/>
+      <w:lvlJc w:val="left"/>
+      <w:pPr>
+        <w:ind w:left="720" w:hanging="360"/>
+      </w:pPr>
+      <w:rPr>
+        <w:rFonts w:hint="default"/>
+      </w:rPr>
+    </w:lvl>
+    <w:lvl w:ilvl="1" w:tplc="40090019" w:tentative="1">
+      <w:start w:val="1"/>
+      <w:numFmt w:val="lowerLetter"/>
+      <w:lvlText w:val="%2."/>
+      <w:lvlJc w:val="left"/>
+      <w:pPr>
+        <w:ind w:left="1440" w:hanging="360"/>
+      </w:pPr>
+    </w:lvl>
+    <w:lvl w:ilvl="2" w:tplc="4009001B" w:tentative="1">
+      <w:start w:val="1"/>
+      <w:numFmt w:val="lowerRoman"/>
+      <w:lvlText w:val="%3."/>
+      <w:lvlJc w:val="right"/>
+      <w:pPr>
+        <w:ind w:left="2160" w:hanging="180"/>
+      </w:pPr>
+    </w:lvl>
+    <w:lvl w:ilvl="3" w:tplc="4009000F" w:tentative="1">
+      <w:start w:val="1"/>
+      <w:numFmt w:val="decimal"/>
+      <w:lvlText w:val="%4."/>
+      <w:lvlJc w:val="left"/>
+      <w:pPr>
+        <w:ind w:left="2880" w:hanging="360"/>
+      </w:pPr>
+    </w:lvl>
+    <w:lvl w:ilvl="4" w:tplc="40090019" w:tentative="1">
+      <w:start w:val="1"/>
+      <w:numFmt w:val="lowerLetter"/>
+      <w:lvlText w:val="%5."/>
+      <w:lvlJc w:val="left"/>
+      <w:pPr>
+        <w:ind w:left="3600" w:hanging="360"/>
+      </w:pPr>
+    </w:lvl>
+    <w:lvl w:ilvl="5" w:tplc="4009001B" w:tentative="1">
+      <w:start w:val="1"/>
+      <w:numFmt w:val="lowerRoman"/>
+      <w:lvlText w:val="%6."/>
+      <w:lvlJc w:val="right"/>
+      <w:pPr>
+        <w:ind w:left="4320" w:hanging="180"/>
+      </w:pPr>
+    </w:lvl>
+    <w:lvl w:ilvl="6" w:tplc="4009000F" w:tentative="1">
+      <w:start w:val="1"/>
+      <w:numFmt w:val="decimal"/>
+      <w:lvlText w:val="%7."/>
+      <w:lvlJc w:val="left"/>
+      <w:pPr>
+        <w:ind w:left="5040" w:hanging="360"/>
+      </w:pPr>
+    </w:lvl>
+    <w:lvl w:ilvl="7" w:tplc="40090019" w:tentative="1">
+      <w:start w:val="1"/>
+      <w:numFmt w:val="lowerLetter"/>
+      <w:lvlText w:val="%8."/>
+      <w:lvlJc w:val="left"/>
+      <w:pPr>
+        <w:ind w:left="5760" w:hanging="360"/>
+      </w:pPr>
+    </w:lvl>
+    <w:lvl w:ilvl="8" w:tplc="4009001B" w:tentative="1">
+      <w:start w:val="1"/>
+      <w:numFmt w:val="lowerRoman"/>
+      <w:lvlText w:val="%9."/>
+      <w:lvlJc w:val="right"/>
+      <w:pPr>
+        <w:ind w:left="6480" w:hanging="180"/>
+      </w:pPr>
+    </w:lvl>
+  </w:abstractNum>
+  <w:abstractNum w:abstractNumId="19" w15:restartNumberingAfterBreak="0">
     <w:nsid w:val="68D174B0"/>
     <w:multiLevelType w:val="hybridMultilevel"/>
     <w:tmpl w:val="BC3E2F7E"/>
@@ -6564,44 +10127,251 @@
       </w:rPr>
     </w:lvl>
   </w:abstractNum>
+  <w:abstractNum w:abstractNumId="20" w15:restartNumberingAfterBreak="0">
+    <w:nsid w:val="6A797D3E"/>
+    <w:multiLevelType w:val="hybridMultilevel"/>
+    <w:tmpl w:val="65FA862A"/>
+    <w:lvl w:ilvl="0" w:tplc="4FBEC184">
+      <w:start w:val="1"/>
+      <w:numFmt w:val="decimal"/>
+      <w:lvlText w:val="%1."/>
+      <w:lvlJc w:val="left"/>
+      <w:pPr>
+        <w:ind w:left="720" w:hanging="360"/>
+      </w:pPr>
+      <w:rPr>
+        <w:rFonts w:hint="default"/>
+        <w:b/>
+      </w:rPr>
+    </w:lvl>
+    <w:lvl w:ilvl="1" w:tplc="40090019" w:tentative="1">
+      <w:start w:val="1"/>
+      <w:numFmt w:val="lowerLetter"/>
+      <w:lvlText w:val="%2."/>
+      <w:lvlJc w:val="left"/>
+      <w:pPr>
+        <w:ind w:left="1440" w:hanging="360"/>
+      </w:pPr>
+    </w:lvl>
+    <w:lvl w:ilvl="2" w:tplc="4009001B" w:tentative="1">
+      <w:start w:val="1"/>
+      <w:numFmt w:val="lowerRoman"/>
+      <w:lvlText w:val="%3."/>
+      <w:lvlJc w:val="right"/>
+      <w:pPr>
+        <w:ind w:left="2160" w:hanging="180"/>
+      </w:pPr>
+    </w:lvl>
+    <w:lvl w:ilvl="3" w:tplc="4009000F" w:tentative="1">
+      <w:start w:val="1"/>
+      <w:numFmt w:val="decimal"/>
+      <w:lvlText w:val="%4."/>
+      <w:lvlJc w:val="left"/>
+      <w:pPr>
+        <w:ind w:left="2880" w:hanging="360"/>
+      </w:pPr>
+    </w:lvl>
+    <w:lvl w:ilvl="4" w:tplc="40090019" w:tentative="1">
+      <w:start w:val="1"/>
+      <w:numFmt w:val="lowerLetter"/>
+      <w:lvlText w:val="%5."/>
+      <w:lvlJc w:val="left"/>
+      <w:pPr>
+        <w:ind w:left="3600" w:hanging="360"/>
+      </w:pPr>
+    </w:lvl>
+    <w:lvl w:ilvl="5" w:tplc="4009001B" w:tentative="1">
+      <w:start w:val="1"/>
+      <w:numFmt w:val="lowerRoman"/>
+      <w:lvlText w:val="%6."/>
+      <w:lvlJc w:val="right"/>
+      <w:pPr>
+        <w:ind w:left="4320" w:hanging="180"/>
+      </w:pPr>
+    </w:lvl>
+    <w:lvl w:ilvl="6" w:tplc="4009000F" w:tentative="1">
+      <w:start w:val="1"/>
+      <w:numFmt w:val="decimal"/>
+      <w:lvlText w:val="%7."/>
+      <w:lvlJc w:val="left"/>
+      <w:pPr>
+        <w:ind w:left="5040" w:hanging="360"/>
+      </w:pPr>
+    </w:lvl>
+    <w:lvl w:ilvl="7" w:tplc="40090019" w:tentative="1">
+      <w:start w:val="1"/>
+      <w:numFmt w:val="lowerLetter"/>
+      <w:lvlText w:val="%8."/>
+      <w:lvlJc w:val="left"/>
+      <w:pPr>
+        <w:ind w:left="5760" w:hanging="360"/>
+      </w:pPr>
+    </w:lvl>
+    <w:lvl w:ilvl="8" w:tplc="4009001B" w:tentative="1">
+      <w:start w:val="1"/>
+      <w:numFmt w:val="lowerRoman"/>
+      <w:lvlText w:val="%9."/>
+      <w:lvlJc w:val="right"/>
+      <w:pPr>
+        <w:ind w:left="6480" w:hanging="180"/>
+      </w:pPr>
+    </w:lvl>
+  </w:abstractNum>
+  <w:abstractNum w:abstractNumId="21" w15:restartNumberingAfterBreak="0">
+    <w:nsid w:val="768B03F3"/>
+    <w:multiLevelType w:val="hybridMultilevel"/>
+    <w:tmpl w:val="94DADA2E"/>
+    <w:lvl w:ilvl="0" w:tplc="F68E5B8C">
+      <w:start w:val="1"/>
+      <w:numFmt w:val="decimal"/>
+      <w:lvlText w:val="%1."/>
+      <w:lvlJc w:val="left"/>
+      <w:pPr>
+        <w:ind w:left="720" w:hanging="360"/>
+      </w:pPr>
+      <w:rPr>
+        <w:rFonts w:hint="default"/>
+        <w:b/>
+      </w:rPr>
+    </w:lvl>
+    <w:lvl w:ilvl="1" w:tplc="40090019" w:tentative="1">
+      <w:start w:val="1"/>
+      <w:numFmt w:val="lowerLetter"/>
+      <w:lvlText w:val="%2."/>
+      <w:lvlJc w:val="left"/>
+      <w:pPr>
+        <w:ind w:left="1440" w:hanging="360"/>
+      </w:pPr>
+    </w:lvl>
+    <w:lvl w:ilvl="2" w:tplc="4009001B" w:tentative="1">
+      <w:start w:val="1"/>
+      <w:numFmt w:val="lowerRoman"/>
+      <w:lvlText w:val="%3."/>
+      <w:lvlJc w:val="right"/>
+      <w:pPr>
+        <w:ind w:left="2160" w:hanging="180"/>
+      </w:pPr>
+    </w:lvl>
+    <w:lvl w:ilvl="3" w:tplc="4009000F" w:tentative="1">
+      <w:start w:val="1"/>
+      <w:numFmt w:val="decimal"/>
+      <w:lvlText w:val="%4."/>
+      <w:lvlJc w:val="left"/>
+      <w:pPr>
+        <w:ind w:left="2880" w:hanging="360"/>
+      </w:pPr>
+    </w:lvl>
+    <w:lvl w:ilvl="4" w:tplc="40090019" w:tentative="1">
+      <w:start w:val="1"/>
+      <w:numFmt w:val="lowerLetter"/>
+      <w:lvlText w:val="%5."/>
+      <w:lvlJc w:val="left"/>
+      <w:pPr>
+        <w:ind w:left="3600" w:hanging="360"/>
+      </w:pPr>
+    </w:lvl>
+    <w:lvl w:ilvl="5" w:tplc="4009001B" w:tentative="1">
+      <w:start w:val="1"/>
+      <w:numFmt w:val="lowerRoman"/>
+      <w:lvlText w:val="%6."/>
+      <w:lvlJc w:val="right"/>
+      <w:pPr>
+        <w:ind w:left="4320" w:hanging="180"/>
+      </w:pPr>
+    </w:lvl>
+    <w:lvl w:ilvl="6" w:tplc="4009000F" w:tentative="1">
+      <w:start w:val="1"/>
+      <w:numFmt w:val="decimal"/>
+      <w:lvlText w:val="%7."/>
+      <w:lvlJc w:val="left"/>
+      <w:pPr>
+        <w:ind w:left="5040" w:hanging="360"/>
+      </w:pPr>
+    </w:lvl>
+    <w:lvl w:ilvl="7" w:tplc="40090019" w:tentative="1">
+      <w:start w:val="1"/>
+      <w:numFmt w:val="lowerLetter"/>
+      <w:lvlText w:val="%8."/>
+      <w:lvlJc w:val="left"/>
+      <w:pPr>
+        <w:ind w:left="5760" w:hanging="360"/>
+      </w:pPr>
+    </w:lvl>
+    <w:lvl w:ilvl="8" w:tplc="4009001B" w:tentative="1">
+      <w:start w:val="1"/>
+      <w:numFmt w:val="lowerRoman"/>
+      <w:lvlText w:val="%9."/>
+      <w:lvlJc w:val="right"/>
+      <w:pPr>
+        <w:ind w:left="6480" w:hanging="180"/>
+      </w:pPr>
+    </w:lvl>
+  </w:abstractNum>
   <w:num w:numId="1" w16cid:durableId="577835693">
-    <w:abstractNumId w:val="11"/>
+    <w:abstractNumId w:val="16"/>
   </w:num>
   <w:num w:numId="2" w16cid:durableId="92172213">
-    <w:abstractNumId w:val="6"/>
+    <w:abstractNumId w:val="9"/>
   </w:num>
   <w:num w:numId="3" w16cid:durableId="149059239">
-    <w:abstractNumId w:val="4"/>
+    <w:abstractNumId w:val="7"/>
   </w:num>
   <w:num w:numId="4" w16cid:durableId="483281761">
     <w:abstractNumId w:val="1"/>
   </w:num>
   <w:num w:numId="5" w16cid:durableId="124351998">
-    <w:abstractNumId w:val="5"/>
+    <w:abstractNumId w:val="8"/>
   </w:num>
   <w:num w:numId="6" w16cid:durableId="2022774201">
-    <w:abstractNumId w:val="9"/>
+    <w:abstractNumId w:val="14"/>
   </w:num>
   <w:num w:numId="7" w16cid:durableId="36200999">
-    <w:abstractNumId w:val="8"/>
+    <w:abstractNumId w:val="13"/>
   </w:num>
   <w:num w:numId="8" w16cid:durableId="65930082">
-    <w:abstractNumId w:val="12"/>
+    <w:abstractNumId w:val="19"/>
   </w:num>
   <w:num w:numId="9" w16cid:durableId="783354395">
-    <w:abstractNumId w:val="10"/>
+    <w:abstractNumId w:val="15"/>
   </w:num>
   <w:num w:numId="10" w16cid:durableId="681010726">
-    <w:abstractNumId w:val="7"/>
+    <w:abstractNumId w:val="11"/>
   </w:num>
   <w:num w:numId="11" w16cid:durableId="1080642543">
-    <w:abstractNumId w:val="2"/>
+    <w:abstractNumId w:val="4"/>
   </w:num>
   <w:num w:numId="12" w16cid:durableId="2067685165">
     <w:abstractNumId w:val="0"/>
   </w:num>
   <w:num w:numId="13" w16cid:durableId="1047265547">
+    <w:abstractNumId w:val="6"/>
+  </w:num>
+  <w:num w:numId="14" w16cid:durableId="2020545205">
+    <w:abstractNumId w:val="18"/>
+  </w:num>
+  <w:num w:numId="15" w16cid:durableId="1636981645">
+    <w:abstractNumId w:val="10"/>
+  </w:num>
+  <w:num w:numId="16" w16cid:durableId="1251154653">
+    <w:abstractNumId w:val="5"/>
+  </w:num>
+  <w:num w:numId="17" w16cid:durableId="846673689">
+    <w:abstractNumId w:val="17"/>
+  </w:num>
+  <w:num w:numId="18" w16cid:durableId="430859867">
+    <w:abstractNumId w:val="12"/>
+  </w:num>
+  <w:num w:numId="19" w16cid:durableId="1155874165">
+    <w:abstractNumId w:val="21"/>
+  </w:num>
+  <w:num w:numId="20" w16cid:durableId="661616124">
+    <w:abstractNumId w:val="20"/>
+  </w:num>
+  <w:num w:numId="21" w16cid:durableId="1876692067">
     <w:abstractNumId w:val="3"/>
+  </w:num>
+  <w:num w:numId="22" w16cid:durableId="1032219510">
+    <w:abstractNumId w:val="2"/>
   </w:num>
 </w:numbering>
 </file>

--- a/doc/PROJECT REPORT - PROJECT PROPOSAL.docx
+++ b/doc/PROJECT REPORT - PROJECT PROPOSAL.docx
@@ -1349,27 +1349,7 @@
                 <w:lang w:eastAsia="en-CA"/>
                 <w14:ligatures w14:val="none"/>
               </w:rPr>
-              <w:t>Black-</w:t>
-            </w:r>
-            <w:proofErr w:type="spellStart"/>
-            <w:r>
-              <w:rPr>
-                <w:rFonts w:ascii="Times New Roman" w:eastAsia="Times New Roman" w:hAnsi="Times New Roman" w:cs="Times New Roman"/>
-                <w:kern w:val="0"/>
-                <w:lang w:eastAsia="en-CA"/>
-                <w14:ligatures w14:val="none"/>
-              </w:rPr>
-              <w:t>Litterman</w:t>
-            </w:r>
-            <w:proofErr w:type="spellEnd"/>
-            <w:r>
-              <w:rPr>
-                <w:rFonts w:ascii="Times New Roman" w:eastAsia="Times New Roman" w:hAnsi="Times New Roman" w:cs="Times New Roman"/>
-                <w:kern w:val="0"/>
-                <w:lang w:eastAsia="en-CA"/>
-                <w14:ligatures w14:val="none"/>
-              </w:rPr>
-              <w:t xml:space="preserve"> Model</w:t>
+              <w:t>Black-Litterman Model</w:t>
             </w:r>
           </w:p>
         </w:tc>
@@ -2151,15 +2131,7 @@
         <w:t>Risk-Reward Balancing:</w:t>
       </w:r>
       <w:r>
-        <w:t xml:space="preserve"> RL models use custom reward functions to prioritize risk-adjusted returns, considering metrics like Value-at-Risk (</w:t>
-      </w:r>
-      <w:proofErr w:type="spellStart"/>
-      <w:r>
-        <w:t>VaR</w:t>
-      </w:r>
-      <w:proofErr w:type="spellEnd"/>
-      <w:r>
-        <w:t>) and Conditional Value-at-Risk (CVaR).</w:t>
+        <w:t xml:space="preserve"> RL models use custom reward functions to prioritize risk-adjusted returns, considering metrics like Value-at-Risk (VaR) and Conditional Value-at-Risk (CVaR).</w:t>
       </w:r>
     </w:p>
     <w:p>
@@ -3117,23 +3089,8 @@
           <w14:ligatures w14:val="none"/>
         </w:rPr>
         <w:lastRenderedPageBreak/>
-        <w:t xml:space="preserve">1.2 Create visual aids @ Abhishek </w:t>
-      </w:r>
-      <w:proofErr w:type="spellStart"/>
-      <w:r>
-        <w:rPr>
-          <w:rFonts w:ascii="Times New Roman" w:eastAsia="Times New Roman" w:hAnsi="Times New Roman" w:cs="Times New Roman"/>
-          <w:b/>
-          <w:color w:val="000000"/>
-          <w:kern w:val="0"/>
-          <w:sz w:val="32"/>
-          <w:szCs w:val="32"/>
-          <w:lang w:val="en-US"/>
-          <w14:ligatures w14:val="none"/>
-        </w:rPr>
-        <w:t>Mungath</w:t>
-      </w:r>
-      <w:proofErr w:type="spellEnd"/>
+        <w:t>1.2 Create visual aids @ Abhishek Mungath</w:t>
+      </w:r>
     </w:p>
     <w:p>
       <w:pPr>
@@ -3294,53 +3251,68 @@
         <w:ind w:right="60"/>
         <w:rPr>
           <w:rFonts w:ascii="Times New Roman" w:eastAsia="Times New Roman" w:hAnsi="Times New Roman" w:cs="Times New Roman"/>
-          <w:bCs/>
-          <w:color w:val="000000"/>
-          <w:kern w:val="0"/>
-          <w:sz w:val="32"/>
-          <w:szCs w:val="32"/>
-          <w:lang w:val="en-US"/>
-          <w14:ligatures w14:val="none"/>
-        </w:rPr>
-      </w:pPr>
-      <w:r>
-        <w:rPr>
-          <w:rFonts w:ascii="Times New Roman" w:eastAsia="Times New Roman" w:hAnsi="Times New Roman" w:cs="Times New Roman"/>
-          <w:bCs/>
-          <w:color w:val="000000"/>
-          <w:kern w:val="0"/>
-          <w:sz w:val="32"/>
-          <w:szCs w:val="32"/>
-          <w:lang w:val="en-US"/>
-          <w14:ligatures w14:val="none"/>
-        </w:rPr>
-        <w:t>Answer here:</w:t>
-      </w:r>
-      <w:r>
-        <w:rPr>
-          <w:rFonts w:ascii="Times New Roman" w:eastAsia="Times New Roman" w:hAnsi="Times New Roman" w:cs="Times New Roman"/>
-          <w:bCs/>
-          <w:color w:val="000000"/>
-          <w:kern w:val="0"/>
-          <w:sz w:val="32"/>
-          <w:szCs w:val="32"/>
-          <w:lang w:val="en-US"/>
-          <w14:ligatures w14:val="none"/>
-        </w:rPr>
-        <w:sym w:font="Wingdings" w:char="F0E0"/>
-      </w:r>
-      <w:r>
-        <w:rPr>
-          <w:rFonts w:ascii="Times New Roman" w:eastAsia="Times New Roman" w:hAnsi="Times New Roman" w:cs="Times New Roman"/>
-          <w:bCs/>
-          <w:color w:val="000000"/>
-          <w:kern w:val="0"/>
-          <w:sz w:val="32"/>
-          <w:szCs w:val="32"/>
-          <w:lang w:val="en-US"/>
-          <w14:ligatures w14:val="none"/>
-        </w:rPr>
-        <w:t xml:space="preserve"> flowchart</w:t>
+          <w:b/>
+          <w:color w:val="000000"/>
+          <w:kern w:val="0"/>
+          <w:sz w:val="32"/>
+          <w:szCs w:val="32"/>
+          <w:lang w:val="en-US"/>
+          <w14:ligatures w14:val="none"/>
+        </w:rPr>
+      </w:pPr>
+      <w:r>
+        <w:rPr>
+          <w:noProof/>
+        </w:rPr>
+        <w:lastRenderedPageBreak/>
+        <w:drawing>
+          <wp:inline distT="0" distB="0" distL="0" distR="0" wp14:anchorId="2C928CE2" wp14:editId="0D0D3383">
+            <wp:extent cx="5943600" cy="4457700"/>
+            <wp:effectExtent l="0" t="0" r="0" b="0"/>
+            <wp:docPr id="1899796644" name="Picture 1"/>
+            <wp:cNvGraphicFramePr>
+              <a:graphicFrameLocks xmlns:a="http://schemas.openxmlformats.org/drawingml/2006/main" noChangeAspect="1"/>
+            </wp:cNvGraphicFramePr>
+            <a:graphic xmlns:a="http://schemas.openxmlformats.org/drawingml/2006/main">
+              <a:graphicData uri="http://schemas.openxmlformats.org/drawingml/2006/picture">
+                <pic:pic xmlns:pic="http://schemas.openxmlformats.org/drawingml/2006/picture">
+                  <pic:nvPicPr>
+                    <pic:cNvPr id="0" name="Picture 1"/>
+                    <pic:cNvPicPr>
+                      <a:picLocks noChangeAspect="1" noChangeArrowheads="1"/>
+                    </pic:cNvPicPr>
+                  </pic:nvPicPr>
+                  <pic:blipFill>
+                    <a:blip r:embed="rId7">
+                      <a:extLst>
+                        <a:ext uri="{28A0092B-C50C-407E-A947-70E740481C1C}">
+                          <a14:useLocalDpi xmlns:a14="http://schemas.microsoft.com/office/drawing/2010/main" val="0"/>
+                        </a:ext>
+                      </a:extLst>
+                    </a:blip>
+                    <a:srcRect/>
+                    <a:stretch>
+                      <a:fillRect/>
+                    </a:stretch>
+                  </pic:blipFill>
+                  <pic:spPr bwMode="auto">
+                    <a:xfrm>
+                      <a:off x="0" y="0"/>
+                      <a:ext cx="5943600" cy="4457700"/>
+                    </a:xfrm>
+                    <a:prstGeom prst="rect">
+                      <a:avLst/>
+                    </a:prstGeom>
+                    <a:noFill/>
+                    <a:ln>
+                      <a:noFill/>
+                    </a:ln>
+                  </pic:spPr>
+                </pic:pic>
+              </a:graphicData>
+            </a:graphic>
+          </wp:inline>
+        </w:drawing>
       </w:r>
     </w:p>
     <w:p>
@@ -3374,6 +3346,19 @@
           <w14:ligatures w14:val="none"/>
         </w:rPr>
       </w:pPr>
+      <w:r>
+        <w:rPr>
+          <w:rFonts w:ascii="Times New Roman" w:eastAsia="Times New Roman" w:hAnsi="Times New Roman" w:cs="Times New Roman"/>
+          <w:b/>
+          <w:color w:val="000000"/>
+          <w:kern w:val="0"/>
+          <w:sz w:val="32"/>
+          <w:szCs w:val="32"/>
+          <w:lang w:val="en-US"/>
+          <w14:ligatures w14:val="none"/>
+        </w:rPr>
+        <w:t>2. Defining the Problem @Tarun Samuel</w:t>
+      </w:r>
     </w:p>
     <w:p>
       <w:pPr>
@@ -3381,56 +3366,26 @@
         <w:ind w:right="60"/>
         <w:rPr>
           <w:rFonts w:ascii="Times New Roman" w:eastAsia="Times New Roman" w:hAnsi="Times New Roman" w:cs="Times New Roman"/>
-          <w:b/>
-          <w:color w:val="000000"/>
-          <w:kern w:val="0"/>
-          <w:sz w:val="32"/>
-          <w:szCs w:val="32"/>
-          <w:lang w:val="en-US"/>
-          <w14:ligatures w14:val="none"/>
-        </w:rPr>
-      </w:pPr>
-      <w:r>
-        <w:rPr>
-          <w:rFonts w:ascii="Times New Roman" w:eastAsia="Times New Roman" w:hAnsi="Times New Roman" w:cs="Times New Roman"/>
-          <w:b/>
-          <w:color w:val="000000"/>
-          <w:kern w:val="0"/>
-          <w:sz w:val="32"/>
-          <w:szCs w:val="32"/>
-          <w:lang w:val="en-US"/>
-          <w14:ligatures w14:val="none"/>
-        </w:rPr>
-        <w:t>2. Defining the Problem @Tarun Samuel</w:t>
-      </w:r>
-    </w:p>
-    <w:p>
-      <w:pPr>
-        <w:spacing w:after="162" w:line="360" w:lineRule="auto"/>
-        <w:ind w:right="60"/>
-        <w:rPr>
-          <w:rFonts w:ascii="Times New Roman" w:eastAsia="Times New Roman" w:hAnsi="Times New Roman" w:cs="Times New Roman"/>
-          <w:bCs/>
-          <w:color w:val="000000"/>
-          <w:kern w:val="0"/>
-          <w:sz w:val="32"/>
-          <w:szCs w:val="32"/>
-          <w:lang w:val="en-US"/>
-          <w14:ligatures w14:val="none"/>
-        </w:rPr>
-      </w:pPr>
-      <w:r>
-        <w:rPr>
-          <w:rFonts w:ascii="Times New Roman" w:eastAsia="Times New Roman" w:hAnsi="Times New Roman" w:cs="Times New Roman"/>
-          <w:bCs/>
-          <w:color w:val="000000"/>
-          <w:kern w:val="0"/>
-          <w:sz w:val="32"/>
-          <w:szCs w:val="32"/>
-          <w:lang w:val="en-US"/>
-          <w14:ligatures w14:val="none"/>
-        </w:rPr>
-        <w:lastRenderedPageBreak/>
+          <w:bCs/>
+          <w:color w:val="000000"/>
+          <w:kern w:val="0"/>
+          <w:sz w:val="32"/>
+          <w:szCs w:val="32"/>
+          <w:lang w:val="en-US"/>
+          <w14:ligatures w14:val="none"/>
+        </w:rPr>
+      </w:pPr>
+      <w:r>
+        <w:rPr>
+          <w:rFonts w:ascii="Times New Roman" w:eastAsia="Times New Roman" w:hAnsi="Times New Roman" w:cs="Times New Roman"/>
+          <w:bCs/>
+          <w:color w:val="000000"/>
+          <w:kern w:val="0"/>
+          <w:sz w:val="32"/>
+          <w:szCs w:val="32"/>
+          <w:lang w:val="en-US"/>
+          <w14:ligatures w14:val="none"/>
+        </w:rPr>
         <w:t>Focus on challenges investors face with traditional portfolio allocation methods.</w:t>
       </w:r>
     </w:p>
@@ -3653,7 +3608,7 @@
         </w:rPr>
         <w:t>Modern Portfolio Theory, introduced by American economist Harry Markowitz in his paper </w:t>
       </w:r>
-      <w:hyperlink r:id="rId7" w:tgtFrame="_blank" w:history="1">
+      <w:hyperlink r:id="rId8" w:tgtFrame="_blank" w:history="1">
         <w:r>
           <w:rPr>
             <w:rStyle w:val="Hyperlink"/>
@@ -3727,12 +3682,6 @@
           <w:rFonts w:ascii="Times New Roman" w:hAnsi="Times New Roman" w:cs="Times New Roman"/>
         </w:rPr>
         <w:br/>
-      </w:r>
-      <w:r>
-        <w:rPr>
-          <w:rFonts w:ascii="Times New Roman" w:hAnsi="Times New Roman" w:cs="Times New Roman"/>
-        </w:rPr>
-        <w:lastRenderedPageBreak/>
         <w:t>3. Covariance: The measure of how two assets move in relation to each other</w:t>
       </w:r>
       <w:r>
@@ -3972,87 +3921,20 @@
           <w:b/>
           <w:bCs/>
         </w:rPr>
-        <w:t>The Black-</w:t>
-      </w:r>
-      <w:proofErr w:type="spellStart"/>
-      <w:r>
-        <w:rPr>
-          <w:rFonts w:ascii="Times New Roman" w:hAnsi="Times New Roman" w:cs="Times New Roman"/>
-          <w:b/>
-          <w:bCs/>
-        </w:rPr>
-        <w:t>Litterman</w:t>
-      </w:r>
-      <w:proofErr w:type="spellEnd"/>
-      <w:r>
-        <w:rPr>
-          <w:rFonts w:ascii="Times New Roman" w:hAnsi="Times New Roman" w:cs="Times New Roman"/>
-          <w:b/>
-          <w:bCs/>
-        </w:rPr>
-        <w:t xml:space="preserve"> Approach</w:t>
-      </w:r>
-    </w:p>
-    <w:p>
-      <w:pPr>
-        <w:rPr>
-          <w:rFonts w:ascii="Times New Roman" w:hAnsi="Times New Roman" w:cs="Times New Roman"/>
-        </w:rPr>
-      </w:pPr>
-      <w:r>
-        <w:rPr>
-          <w:rFonts w:ascii="Times New Roman" w:hAnsi="Times New Roman" w:cs="Times New Roman"/>
-        </w:rPr>
-        <w:t>The Black-</w:t>
-      </w:r>
-      <w:proofErr w:type="spellStart"/>
-      <w:r>
-        <w:rPr>
-          <w:rFonts w:ascii="Times New Roman" w:hAnsi="Times New Roman" w:cs="Times New Roman"/>
-        </w:rPr>
-        <w:t>Litterman</w:t>
-      </w:r>
-      <w:proofErr w:type="spellEnd"/>
-      <w:r>
-        <w:rPr>
-          <w:rFonts w:ascii="Times New Roman" w:hAnsi="Times New Roman" w:cs="Times New Roman"/>
-        </w:rPr>
-        <w:t xml:space="preserve"> model was developed to address these issues by reversing the MVO process. In contrast to starting with expected returns and deriving the optimal portfolio, Black-</w:t>
-      </w:r>
-      <w:proofErr w:type="spellStart"/>
-      <w:r>
-        <w:rPr>
-          <w:rFonts w:ascii="Times New Roman" w:hAnsi="Times New Roman" w:cs="Times New Roman"/>
-        </w:rPr>
-        <w:t>Litterman</w:t>
-      </w:r>
-      <w:proofErr w:type="spellEnd"/>
-      <w:r>
-        <w:rPr>
-          <w:rFonts w:ascii="Times New Roman" w:hAnsi="Times New Roman" w:cs="Times New Roman"/>
-        </w:rPr>
-        <w:t xml:space="preserve"> begins with a neutral portfolio — typically a market cap-weighted portfolio — and adjusts expected returns and covariances based on investors’ views. It enforces a sophisticated </w:t>
-      </w:r>
-      <w:r>
-        <w:rPr>
-          <w:rFonts w:ascii="Times New Roman" w:hAnsi="Times New Roman" w:cs="Times New Roman"/>
-        </w:rPr>
-        <w:lastRenderedPageBreak/>
-        <w:t>portfolio construction method that overcomes the problem of unintuitive, highly-concentrated portfolios, input sensitivity, and estimation error maximization, which are known shortcomings of mean-variance optimization. A Black-</w:t>
-      </w:r>
-      <w:proofErr w:type="spellStart"/>
-      <w:r>
-        <w:rPr>
-          <w:rFonts w:ascii="Times New Roman" w:hAnsi="Times New Roman" w:cs="Times New Roman"/>
-        </w:rPr>
-        <w:t>Litterman</w:t>
-      </w:r>
-      <w:proofErr w:type="spellEnd"/>
-      <w:r>
-        <w:rPr>
-          <w:rFonts w:ascii="Times New Roman" w:hAnsi="Times New Roman" w:cs="Times New Roman"/>
-        </w:rPr>
-        <w:t xml:space="preserve"> model calculates stable expected returns which are fed into a Mean-Variance Optimizer, which uses the returns in conjunction with different risk predictions and measures to calculate a robust portfolio.</w:t>
+        <w:t>The Black-Litterman Approach</w:t>
+      </w:r>
+    </w:p>
+    <w:p>
+      <w:pPr>
+        <w:rPr>
+          <w:rFonts w:ascii="Times New Roman" w:hAnsi="Times New Roman" w:cs="Times New Roman"/>
+        </w:rPr>
+      </w:pPr>
+      <w:r>
+        <w:rPr>
+          <w:rFonts w:ascii="Times New Roman" w:hAnsi="Times New Roman" w:cs="Times New Roman"/>
+        </w:rPr>
+        <w:t>The Black-Litterman model was developed to address these issues by reversing the MVO process. In contrast to starting with expected returns and deriving the optimal portfolio, Black-Litterman begins with a neutral portfolio — typically a market cap-weighted portfolio — and adjusts expected returns and covariances based on investors’ views. It enforces a sophisticated portfolio construction method that overcomes the problem of unintuitive, highly-concentrated portfolios, input sensitivity, and estimation error maximization, which are known shortcomings of mean-variance optimization. A Black-Litterman model calculates stable expected returns which are fed into a Mean-Variance Optimizer, which uses the returns in conjunction with different risk predictions and measures to calculate a robust portfolio.</w:t>
       </w:r>
     </w:p>
     <w:p>
@@ -4141,6 +4023,7 @@
         <w:rPr>
           <w:rFonts w:ascii="Times New Roman" w:hAnsi="Times New Roman" w:cs="Times New Roman"/>
         </w:rPr>
+        <w:lastRenderedPageBreak/>
         <w:t> With the model starting from the equilibrium portfolio and making small adjustments based on the investor’s views, the model is less likely to suggest extreme positions for the portfolio.</w:t>
       </w:r>
     </w:p>
@@ -4322,7 +4205,7 @@
           <w:rFonts w:ascii="Times New Roman" w:hAnsi="Times New Roman" w:cs="Times New Roman"/>
         </w:rPr>
       </w:pPr>
-      <w:hyperlink r:id="rId8" w:history="1">
+      <w:hyperlink r:id="rId9" w:history="1">
         <w:r>
           <w:rPr>
             <w:rStyle w:val="Hyperlink"/>
@@ -4384,7 +4267,6 @@
         <w:rPr>
           <w:rFonts w:ascii="Times New Roman" w:hAnsi="Times New Roman" w:cs="Times New Roman"/>
         </w:rPr>
-        <w:lastRenderedPageBreak/>
         <w:t xml:space="preserve"> Requires accurate and consistent volatility estimates, which may not always hold in volatile markets.</w:t>
       </w:r>
     </w:p>
@@ -4458,6 +4340,7 @@
         <w:rPr>
           <w:rFonts w:ascii="Times New Roman" w:hAnsi="Times New Roman" w:cs="Times New Roman"/>
         </w:rPr>
+        <w:lastRenderedPageBreak/>
         <w:t>Limitations:</w:t>
       </w:r>
     </w:p>
@@ -4684,7 +4567,6 @@
           <w:b/>
           <w:bCs/>
         </w:rPr>
-        <w:lastRenderedPageBreak/>
         <w:t>Sector-Specific Risks:</w:t>
       </w:r>
       <w:r>
@@ -4782,7 +4664,14 @@
         <w:rPr>
           <w:rFonts w:ascii="Times New Roman" w:hAnsi="Times New Roman" w:cs="Times New Roman"/>
         </w:rPr>
-        <w:t>Principal component analysis (PCA) is a dimensionality reduction technique that can be used to identify the main sources of variation in a dataset, such as asset returns. By transforming the original variables into a smaller set of uncorrelated principal components, PCA can help simplify portfolio optimization problems and improve estimation accuracy. Principal component-based methods can be particularly useful for large, high-dimensional datasets, where traditional optimization techniques may struggle with estimation errors and overfitting. By incorporating PCA into the portfolio optimization process, traders/investors can better understand the underlying drivers of asset returns and construct more efficient portfolios.</w:t>
+        <w:t xml:space="preserve">Principal component analysis (PCA) is a dimensionality reduction technique that can be used to identify the main sources of variation in a dataset, such as asset returns. By transforming the original variables into a smaller set of uncorrelated principal components, PCA can help simplify portfolio optimization problems and improve estimation accuracy. Principal component-based methods can be particularly useful for large, high-dimensional datasets, where traditional </w:t>
+      </w:r>
+      <w:r>
+        <w:rPr>
+          <w:rFonts w:ascii="Times New Roman" w:hAnsi="Times New Roman" w:cs="Times New Roman"/>
+        </w:rPr>
+        <w:lastRenderedPageBreak/>
+        <w:t>optimization techniques may struggle with estimation errors and overfitting. By incorporating PCA into the portfolio optimization process, traders/investors can better understand the underlying drivers of asset returns and construct more efficient portfolios.</w:t>
       </w:r>
     </w:p>
     <w:p>
@@ -4998,7 +4887,6 @@
           <w:b/>
           <w:bCs/>
         </w:rPr>
-        <w:lastRenderedPageBreak/>
         <w:t>Graphical Representation:</w:t>
       </w:r>
       <w:r>
@@ -5127,6 +5015,7 @@
           <w:b/>
           <w:bCs/>
         </w:rPr>
+        <w:lastRenderedPageBreak/>
         <w:t>Computational Intensity:</w:t>
       </w:r>
       <w:r>
@@ -5557,19 +5446,8 @@
                 <w:sz w:val="22"/>
                 <w:szCs w:val="22"/>
               </w:rPr>
-              <w:lastRenderedPageBreak/>
-              <w:t>Black-</w:t>
+              <w:t>Black-Litterman</w:t>
             </w:r>
-            <w:proofErr w:type="spellStart"/>
-            <w:r>
-              <w:rPr>
-                <w:rFonts w:ascii="Times New Roman" w:hAnsi="Times New Roman" w:cs="Times New Roman"/>
-                <w:sz w:val="22"/>
-                <w:szCs w:val="22"/>
-              </w:rPr>
-              <w:t>Litterman</w:t>
-            </w:r>
-            <w:proofErr w:type="spellEnd"/>
           </w:p>
         </w:tc>
         <w:tc>
@@ -5880,6 +5758,7 @@
                 <w:sz w:val="22"/>
                 <w:szCs w:val="22"/>
               </w:rPr>
+              <w:lastRenderedPageBreak/>
               <w:t>Hierarchical Risk Parity</w:t>
             </w:r>
           </w:p>
@@ -6357,7 +6236,6 @@
           <w:lang w:val="en-US"/>
           <w14:ligatures w14:val="none"/>
         </w:rPr>
-        <w:lastRenderedPageBreak/>
         <w:t>1.Differentiates your solution from competitors.</w:t>
       </w:r>
     </w:p>
@@ -6548,79 +6426,8 @@
           <w:lang w:val="en-US"/>
           <w14:ligatures w14:val="none"/>
         </w:rPr>
-        <w:t xml:space="preserve">4 Data Gathering and Insights @ </w:t>
-      </w:r>
-      <w:proofErr w:type="spellStart"/>
-      <w:r>
-        <w:rPr>
-          <w:rFonts w:ascii="Times New Roman" w:eastAsia="Times New Roman" w:hAnsi="Times New Roman" w:cs="Times New Roman"/>
-          <w:b/>
-          <w:color w:val="000000"/>
-          <w:kern w:val="0"/>
-          <w:sz w:val="32"/>
-          <w:szCs w:val="32"/>
-          <w:lang w:val="en-US"/>
-          <w14:ligatures w14:val="none"/>
-        </w:rPr>
-        <w:t>Rajkaran</w:t>
-      </w:r>
-      <w:proofErr w:type="spellEnd"/>
-      <w:r>
-        <w:rPr>
-          <w:rFonts w:ascii="Times New Roman" w:eastAsia="Times New Roman" w:hAnsi="Times New Roman" w:cs="Times New Roman"/>
-          <w:b/>
-          <w:color w:val="000000"/>
-          <w:kern w:val="0"/>
-          <w:sz w:val="32"/>
-          <w:szCs w:val="32"/>
-          <w:lang w:val="en-US"/>
-          <w14:ligatures w14:val="none"/>
-        </w:rPr>
-        <w:t xml:space="preserve"> </w:t>
-      </w:r>
-      <w:proofErr w:type="spellStart"/>
-      <w:r>
-        <w:rPr>
-          <w:rFonts w:ascii="Times New Roman" w:eastAsia="Times New Roman" w:hAnsi="Times New Roman" w:cs="Times New Roman"/>
-          <w:b/>
-          <w:color w:val="000000"/>
-          <w:kern w:val="0"/>
-          <w:sz w:val="32"/>
-          <w:szCs w:val="32"/>
-          <w:lang w:val="en-US"/>
-          <w14:ligatures w14:val="none"/>
-        </w:rPr>
-        <w:t>Yasodhadevi</w:t>
-      </w:r>
-      <w:proofErr w:type="spellEnd"/>
-      <w:r>
-        <w:rPr>
-          <w:rFonts w:ascii="Times New Roman" w:eastAsia="Times New Roman" w:hAnsi="Times New Roman" w:cs="Times New Roman"/>
-          <w:b/>
-          <w:color w:val="000000"/>
-          <w:kern w:val="0"/>
-          <w:sz w:val="32"/>
-          <w:szCs w:val="32"/>
-          <w:lang w:val="en-US"/>
-          <w14:ligatures w14:val="none"/>
-        </w:rPr>
-        <w:t xml:space="preserve"> </w:t>
-      </w:r>
-      <w:proofErr w:type="spellStart"/>
-      <w:r>
-        <w:rPr>
-          <w:rFonts w:ascii="Times New Roman" w:eastAsia="Times New Roman" w:hAnsi="Times New Roman" w:cs="Times New Roman"/>
-          <w:b/>
-          <w:color w:val="000000"/>
-          <w:kern w:val="0"/>
-          <w:sz w:val="32"/>
-          <w:szCs w:val="32"/>
-          <w:lang w:val="en-US"/>
-          <w14:ligatures w14:val="none"/>
-        </w:rPr>
-        <w:t>Ponnuvelusamy</w:t>
-      </w:r>
-      <w:proofErr w:type="spellEnd"/>
+        <w:t>4 Data Gathering and Insights @ Rajkaran Yasodhadevi Ponnuvelusamy</w:t>
+      </w:r>
     </w:p>
     <w:p>
       <w:pPr>
@@ -6648,35 +6455,7 @@
           <w:lang w:val="en-US"/>
           <w14:ligatures w14:val="none"/>
         </w:rPr>
-        <w:t xml:space="preserve">    4.1Collect datasets from the given links (</w:t>
-      </w:r>
-      <w:proofErr w:type="spellStart"/>
-      <w:r>
-        <w:rPr>
-          <w:rFonts w:ascii="Times New Roman" w:eastAsia="Times New Roman" w:hAnsi="Times New Roman" w:cs="Times New Roman"/>
-          <w:bCs/>
-          <w:color w:val="000000"/>
-          <w:kern w:val="0"/>
-          <w:sz w:val="32"/>
-          <w:szCs w:val="32"/>
-          <w:lang w:val="en-US"/>
-          <w14:ligatures w14:val="none"/>
-        </w:rPr>
-        <w:t>FinRL</w:t>
-      </w:r>
-      <w:proofErr w:type="spellEnd"/>
-      <w:r>
-        <w:rPr>
-          <w:rFonts w:ascii="Times New Roman" w:eastAsia="Times New Roman" w:hAnsi="Times New Roman" w:cs="Times New Roman"/>
-          <w:bCs/>
-          <w:color w:val="000000"/>
-          <w:kern w:val="0"/>
-          <w:sz w:val="32"/>
-          <w:szCs w:val="32"/>
-          <w:lang w:val="en-US"/>
-          <w14:ligatures w14:val="none"/>
-        </w:rPr>
-        <w:t xml:space="preserve"> GitHub and Yahoo Finance). -</w:t>
+        <w:t xml:space="preserve">    4.1Collect datasets from the given links (FinRL GitHub and Yahoo Finance). -</w:t>
       </w:r>
       <w:r>
         <w:rPr>
@@ -6896,35 +6675,7 @@
           <w:lang w:val="en-US"/>
           <w14:ligatures w14:val="none"/>
         </w:rPr>
-        <w:t xml:space="preserve"> and @Anand </w:t>
-      </w:r>
-      <w:proofErr w:type="spellStart"/>
-      <w:r>
-        <w:rPr>
-          <w:rFonts w:ascii="Times New Roman" w:eastAsia="Times New Roman" w:hAnsi="Times New Roman" w:cs="Times New Roman"/>
-          <w:b/>
-          <w:color w:val="000000"/>
-          <w:kern w:val="0"/>
-          <w:sz w:val="32"/>
-          <w:szCs w:val="32"/>
-          <w:lang w:val="en-US"/>
-          <w14:ligatures w14:val="none"/>
-        </w:rPr>
-        <w:t>Chathananickal</w:t>
-      </w:r>
-      <w:proofErr w:type="spellEnd"/>
-      <w:r>
-        <w:rPr>
-          <w:rFonts w:ascii="Times New Roman" w:eastAsia="Times New Roman" w:hAnsi="Times New Roman" w:cs="Times New Roman"/>
-          <w:b/>
-          <w:color w:val="000000"/>
-          <w:kern w:val="0"/>
-          <w:sz w:val="32"/>
-          <w:szCs w:val="32"/>
-          <w:lang w:val="en-US"/>
-          <w14:ligatures w14:val="none"/>
-        </w:rPr>
-        <w:t xml:space="preserve"> Sajeevan</w:t>
+        <w:t xml:space="preserve"> and @Anand Chathananickal Sajeevan</w:t>
       </w:r>
     </w:p>
     <w:p>
@@ -6981,7 +6732,6 @@
           <w:lang w:val="en-US"/>
           <w14:ligatures w14:val="none"/>
         </w:rPr>
-        <w:lastRenderedPageBreak/>
         <w:t>Use tools like Python, pandas, or NumPy</w:t>
       </w:r>
       <w:r>
@@ -7091,6 +6841,7 @@
           <w:lang w:val="en-US"/>
           <w14:ligatures w14:val="none"/>
         </w:rPr>
+        <w:lastRenderedPageBreak/>
         <w:drawing>
           <wp:inline distT="0" distB="0" distL="0" distR="0" wp14:anchorId="7DF7AB4B" wp14:editId="51C9CBE9">
             <wp:extent cx="5943600" cy="3966845"/>
@@ -7107,7 +6858,7 @@
                     <pic:cNvPicPr/>
                   </pic:nvPicPr>
                   <pic:blipFill>
-                    <a:blip r:embed="rId9"/>
+                    <a:blip r:embed="rId10"/>
                     <a:stretch>
                       <a:fillRect/>
                     </a:stretch>
@@ -7172,7 +6923,7 @@
                     <pic:cNvPicPr/>
                   </pic:nvPicPr>
                   <pic:blipFill>
-                    <a:blip r:embed="rId10"/>
+                    <a:blip r:embed="rId11"/>
                     <a:stretch>
                       <a:fillRect/>
                     </a:stretch>
@@ -7290,10 +7041,12 @@
           <w:lang w:eastAsia="en-CA"/>
           <w14:ligatures w14:val="none"/>
         </w:rPr>
-        <w:t xml:space="preserve">7 Design wireframes: @ </w:t>
-      </w:r>
-      <w:proofErr w:type="spellStart"/>
-      <w:r>
+        <w:t>7 Design wireframes: @ Jeffin Kochurani Ravi</w:t>
+      </w:r>
+    </w:p>
+    <w:p>
+      <w:pPr>
+        <w:spacing w:after="200" w:line="276" w:lineRule="auto"/>
         <w:rPr>
           <w:rFonts w:ascii="Times New Roman" w:eastAsia="Times New Roman" w:hAnsi="Times New Roman" w:cs="Times New Roman"/>
           <w:b/>
@@ -7305,9 +7058,7 @@
           <w:lang w:eastAsia="en-CA"/>
           <w14:ligatures w14:val="none"/>
         </w:rPr>
-        <w:t>Jeffin</w:t>
-      </w:r>
-      <w:proofErr w:type="spellEnd"/>
+      </w:pPr>
       <w:r>
         <w:rPr>
           <w:rFonts w:ascii="Times New Roman" w:eastAsia="Times New Roman" w:hAnsi="Times New Roman" w:cs="Times New Roman"/>
@@ -7320,12 +7071,9 @@
           <w:lang w:eastAsia="en-CA"/>
           <w14:ligatures w14:val="none"/>
         </w:rPr>
-        <w:t xml:space="preserve"> Kochurani Ravi</w:t>
-      </w:r>
-    </w:p>
-    <w:p>
-      <w:pPr>
-        <w:spacing w:after="200" w:line="276" w:lineRule="auto"/>
+        <w:t>8</w:t>
+      </w:r>
+      <w:r>
         <w:rPr>
           <w:rFonts w:ascii="Times New Roman" w:eastAsia="Times New Roman" w:hAnsi="Times New Roman" w:cs="Times New Roman"/>
           <w:b/>
@@ -7337,64 +7085,7 @@
           <w:lang w:eastAsia="en-CA"/>
           <w14:ligatures w14:val="none"/>
         </w:rPr>
-      </w:pPr>
-      <w:r>
-        <w:rPr>
-          <w:rFonts w:ascii="Times New Roman" w:eastAsia="Times New Roman" w:hAnsi="Times New Roman" w:cs="Times New Roman"/>
-          <w:b/>
-          <w:bCs/>
-          <w:color w:val="000000"/>
-          <w:kern w:val="0"/>
-          <w:sz w:val="32"/>
-          <w:szCs w:val="32"/>
-          <w:lang w:eastAsia="en-CA"/>
-          <w14:ligatures w14:val="none"/>
-        </w:rPr>
-        <w:t>8</w:t>
-      </w:r>
-      <w:r>
-        <w:rPr>
-          <w:rFonts w:ascii="Times New Roman" w:eastAsia="Times New Roman" w:hAnsi="Times New Roman" w:cs="Times New Roman"/>
-          <w:b/>
-          <w:bCs/>
-          <w:color w:val="000000"/>
-          <w:kern w:val="0"/>
-          <w:sz w:val="32"/>
-          <w:szCs w:val="32"/>
-          <w:lang w:eastAsia="en-CA"/>
-          <w14:ligatures w14:val="none"/>
-        </w:rPr>
-        <w:t xml:space="preserve"> Big Data Pipeline @ Anand </w:t>
-      </w:r>
-      <w:proofErr w:type="spellStart"/>
-      <w:r>
-        <w:rPr>
-          <w:rFonts w:ascii="Times New Roman" w:eastAsia="Times New Roman" w:hAnsi="Times New Roman" w:cs="Times New Roman"/>
-          <w:b/>
-          <w:bCs/>
-          <w:color w:val="000000"/>
-          <w:kern w:val="0"/>
-          <w:sz w:val="32"/>
-          <w:szCs w:val="32"/>
-          <w:lang w:eastAsia="en-CA"/>
-          <w14:ligatures w14:val="none"/>
-        </w:rPr>
-        <w:t>Chathananickal</w:t>
-      </w:r>
-      <w:proofErr w:type="spellEnd"/>
-      <w:r>
-        <w:rPr>
-          <w:rFonts w:ascii="Times New Roman" w:eastAsia="Times New Roman" w:hAnsi="Times New Roman" w:cs="Times New Roman"/>
-          <w:b/>
-          <w:bCs/>
-          <w:color w:val="000000"/>
-          <w:kern w:val="0"/>
-          <w:sz w:val="32"/>
-          <w:szCs w:val="32"/>
-          <w:lang w:eastAsia="en-CA"/>
-          <w14:ligatures w14:val="none"/>
-        </w:rPr>
-        <w:t xml:space="preserve"> Sajeevan</w:t>
+        <w:t xml:space="preserve"> Big Data Pipeline @ Anand Chathananickal Sajeevan</w:t>
       </w:r>
     </w:p>
     <w:p>
@@ -7473,7 +7164,7 @@
                     <pic:cNvPicPr/>
                   </pic:nvPicPr>
                   <pic:blipFill>
-                    <a:blip r:embed="rId11"/>
+                    <a:blip r:embed="rId12"/>
                     <a:stretch>
                       <a:fillRect/>
                     </a:stretch>
@@ -7668,7 +7359,7 @@
       <w:r>
         <w:t xml:space="preserve">Investopedia. “What Is Portfolio Management?” [Online]. Available: </w:t>
       </w:r>
-      <w:hyperlink r:id="rId12" w:tgtFrame="_new" w:history="1">
+      <w:hyperlink r:id="rId13" w:tgtFrame="_new" w:history="1">
         <w:r>
           <w:rPr>
             <w:rStyle w:val="Hyperlink"/>
@@ -7694,15 +7385,10 @@
           <w14:ligatures w14:val="none"/>
         </w:rPr>
       </w:pPr>
-      <w:proofErr w:type="spellStart"/>
-      <w:r>
-        <w:t>Groww</w:t>
-      </w:r>
-      <w:proofErr w:type="spellEnd"/>
-      <w:r>
-        <w:t xml:space="preserve">. “Portfolio Management Overview.” [Online]. Available: </w:t>
-      </w:r>
-      <w:hyperlink r:id="rId13" w:tgtFrame="_new" w:history="1">
+      <w:r>
+        <w:t xml:space="preserve">Groww. “Portfolio Management Overview.” [Online]. Available: </w:t>
+      </w:r>
+      <w:hyperlink r:id="rId14" w:tgtFrame="_new" w:history="1">
         <w:r>
           <w:rPr>
             <w:rStyle w:val="Hyperlink"/>
@@ -7754,7 +7440,7 @@
           <w:lang w:val="en-US"/>
         </w:rPr>
       </w:pPr>
-      <w:hyperlink r:id="rId14" w:history="1">
+      <w:hyperlink r:id="rId15" w:history="1">
         <w:r>
           <w:rPr>
             <w:rStyle w:val="Hyperlink"/>
@@ -7804,7 +7490,7 @@
           <w:lang w:val="en-US"/>
         </w:rPr>
       </w:pPr>
-      <w:hyperlink r:id="rId15" w:history="1">
+      <w:hyperlink r:id="rId16" w:history="1">
         <w:r>
           <w:rPr>
             <w:rStyle w:val="Hyperlink"/>
@@ -7834,7 +7520,7 @@
           <w:lang w:val="en-US"/>
         </w:rPr>
       </w:pPr>
-      <w:hyperlink r:id="rId16" w:history="1">
+      <w:hyperlink r:id="rId17" w:history="1">
         <w:r>
           <w:rPr>
             <w:rStyle w:val="Hyperlink"/>

--- a/doc/PROJECT REPORT - PROJECT PROPOSAL.docx
+++ b/doc/PROJECT REPORT - PROJECT PROPOSAL.docx
@@ -488,7 +488,7 @@
                     </pic:cNvPicPr>
                   </pic:nvPicPr>
                   <pic:blipFill>
-                    <a:blip r:embed="rId5">
+                    <a:blip r:embed="rId6">
                       <a:extLst>
                         <a:ext uri="{28A0092B-C50C-407E-A947-70E740481C1C}">
                           <a14:useLocalDpi xmlns:a14="http://schemas.microsoft.com/office/drawing/2010/main" val="0"/>
@@ -3184,105 +3184,6 @@
                     </pic:cNvPicPr>
                   </pic:nvPicPr>
                   <pic:blipFill>
-                    <a:blip r:embed="rId6">
-                      <a:extLst>
-                        <a:ext uri="{28A0092B-C50C-407E-A947-70E740481C1C}">
-                          <a14:useLocalDpi xmlns:a14="http://schemas.microsoft.com/office/drawing/2010/main" val="0"/>
-                        </a:ext>
-                      </a:extLst>
-                    </a:blip>
-                    <a:srcRect/>
-                    <a:stretch>
-                      <a:fillRect/>
-                    </a:stretch>
-                  </pic:blipFill>
-                  <pic:spPr bwMode="auto">
-                    <a:xfrm>
-                      <a:off x="0" y="0"/>
-                      <a:ext cx="5943600" cy="4457700"/>
-                    </a:xfrm>
-                    <a:prstGeom prst="rect">
-                      <a:avLst/>
-                    </a:prstGeom>
-                    <a:noFill/>
-                    <a:ln>
-                      <a:noFill/>
-                    </a:ln>
-                  </pic:spPr>
-                </pic:pic>
-              </a:graphicData>
-            </a:graphic>
-          </wp:inline>
-        </w:drawing>
-      </w:r>
-    </w:p>
-    <w:p>
-      <w:pPr>
-        <w:spacing w:after="162" w:line="360" w:lineRule="auto"/>
-        <w:ind w:right="60"/>
-        <w:rPr>
-          <w:rFonts w:ascii="Times New Roman" w:eastAsia="Times New Roman" w:hAnsi="Times New Roman" w:cs="Times New Roman"/>
-          <w:b/>
-          <w:color w:val="000000"/>
-          <w:kern w:val="0"/>
-          <w:sz w:val="32"/>
-          <w:szCs w:val="32"/>
-          <w:lang w:val="en-US"/>
-          <w14:ligatures w14:val="none"/>
-        </w:rPr>
-      </w:pPr>
-      <w:r>
-        <w:rPr>
-          <w:rFonts w:ascii="Times New Roman" w:eastAsia="Times New Roman" w:hAnsi="Times New Roman" w:cs="Times New Roman"/>
-          <w:b/>
-          <w:color w:val="000000"/>
-          <w:kern w:val="0"/>
-          <w:sz w:val="32"/>
-          <w:szCs w:val="32"/>
-          <w:lang w:val="en-US"/>
-          <w14:ligatures w14:val="none"/>
-        </w:rPr>
-        <w:t xml:space="preserve">      1.2.2 The role of risk management in investment strategies.</w:t>
-      </w:r>
-    </w:p>
-    <w:p>
-      <w:pPr>
-        <w:spacing w:after="162" w:line="360" w:lineRule="auto"/>
-        <w:ind w:right="60"/>
-        <w:rPr>
-          <w:rFonts w:ascii="Times New Roman" w:eastAsia="Times New Roman" w:hAnsi="Times New Roman" w:cs="Times New Roman"/>
-          <w:b/>
-          <w:color w:val="000000"/>
-          <w:kern w:val="0"/>
-          <w:sz w:val="32"/>
-          <w:szCs w:val="32"/>
-          <w:lang w:val="en-US"/>
-          <w14:ligatures w14:val="none"/>
-        </w:rPr>
-      </w:pPr>
-      <w:r>
-        <w:rPr>
-          <w:noProof/>
-        </w:rPr>
-        <w:lastRenderedPageBreak/>
-        <w:drawing>
-          <wp:inline distT="0" distB="0" distL="0" distR="0" wp14:anchorId="2C928CE2" wp14:editId="0D0D3383">
-            <wp:extent cx="5943600" cy="4457700"/>
-            <wp:effectExtent l="0" t="0" r="0" b="0"/>
-            <wp:docPr id="1899796644" name="Picture 1"/>
-            <wp:cNvGraphicFramePr>
-              <a:graphicFrameLocks xmlns:a="http://schemas.openxmlformats.org/drawingml/2006/main" noChangeAspect="1"/>
-            </wp:cNvGraphicFramePr>
-            <a:graphic xmlns:a="http://schemas.openxmlformats.org/drawingml/2006/main">
-              <a:graphicData uri="http://schemas.openxmlformats.org/drawingml/2006/picture">
-                <pic:pic xmlns:pic="http://schemas.openxmlformats.org/drawingml/2006/picture">
-                  <pic:nvPicPr>
-                    <pic:cNvPr id="0" name="Picture 1"/>
-                    <pic:cNvPicPr>
-                      <a:picLocks noChangeAspect="1" noChangeArrowheads="1"/>
-                    </pic:cNvPicPr>
-                  </pic:nvPicPr>
-                  <pic:blipFill>
                     <a:blip r:embed="rId7">
                       <a:extLst>
                         <a:ext uri="{28A0092B-C50C-407E-A947-70E740481C1C}">
@@ -3330,11 +3231,7 @@
           <w14:ligatures w14:val="none"/>
         </w:rPr>
       </w:pPr>
-    </w:p>
-    <w:p>
-      <w:pPr>
-        <w:spacing w:after="162" w:line="360" w:lineRule="auto"/>
-        <w:ind w:right="60"/>
+      <w:r>
         <w:rPr>
           <w:rFonts w:ascii="Times New Roman" w:eastAsia="Times New Roman" w:hAnsi="Times New Roman" w:cs="Times New Roman"/>
           <w:b/>
@@ -3345,8 +3242,13 @@
           <w:lang w:val="en-US"/>
           <w14:ligatures w14:val="none"/>
         </w:rPr>
-      </w:pPr>
-      <w:r>
+        <w:t xml:space="preserve">      1.2.2 The role of risk management in investment strategies.</w:t>
+      </w:r>
+    </w:p>
+    <w:p>
+      <w:pPr>
+        <w:spacing w:after="162" w:line="360" w:lineRule="auto"/>
+        <w:ind w:right="60"/>
         <w:rPr>
           <w:rFonts w:ascii="Times New Roman" w:eastAsia="Times New Roman" w:hAnsi="Times New Roman" w:cs="Times New Roman"/>
           <w:b/>
@@ -3357,7 +3259,60 @@
           <w:lang w:val="en-US"/>
           <w14:ligatures w14:val="none"/>
         </w:rPr>
-        <w:t>2. Defining the Problem @Tarun Samuel</w:t>
+      </w:pPr>
+      <w:r>
+        <w:rPr>
+          <w:noProof/>
+        </w:rPr>
+        <w:lastRenderedPageBreak/>
+        <w:drawing>
+          <wp:inline distT="0" distB="0" distL="0" distR="0" wp14:anchorId="2C928CE2" wp14:editId="0D0D3383">
+            <wp:extent cx="5943600" cy="4457700"/>
+            <wp:effectExtent l="0" t="0" r="0" b="0"/>
+            <wp:docPr id="1899796644" name="Picture 1"/>
+            <wp:cNvGraphicFramePr>
+              <a:graphicFrameLocks xmlns:a="http://schemas.openxmlformats.org/drawingml/2006/main" noChangeAspect="1"/>
+            </wp:cNvGraphicFramePr>
+            <a:graphic xmlns:a="http://schemas.openxmlformats.org/drawingml/2006/main">
+              <a:graphicData uri="http://schemas.openxmlformats.org/drawingml/2006/picture">
+                <pic:pic xmlns:pic="http://schemas.openxmlformats.org/drawingml/2006/picture">
+                  <pic:nvPicPr>
+                    <pic:cNvPr id="0" name="Picture 1"/>
+                    <pic:cNvPicPr>
+                      <a:picLocks noChangeAspect="1" noChangeArrowheads="1"/>
+                    </pic:cNvPicPr>
+                  </pic:nvPicPr>
+                  <pic:blipFill>
+                    <a:blip r:embed="rId8">
+                      <a:extLst>
+                        <a:ext uri="{28A0092B-C50C-407E-A947-70E740481C1C}">
+                          <a14:useLocalDpi xmlns:a14="http://schemas.microsoft.com/office/drawing/2010/main" val="0"/>
+                        </a:ext>
+                      </a:extLst>
+                    </a:blip>
+                    <a:srcRect/>
+                    <a:stretch>
+                      <a:fillRect/>
+                    </a:stretch>
+                  </pic:blipFill>
+                  <pic:spPr bwMode="auto">
+                    <a:xfrm>
+                      <a:off x="0" y="0"/>
+                      <a:ext cx="5943600" cy="4457700"/>
+                    </a:xfrm>
+                    <a:prstGeom prst="rect">
+                      <a:avLst/>
+                    </a:prstGeom>
+                    <a:noFill/>
+                    <a:ln>
+                      <a:noFill/>
+                    </a:ln>
+                  </pic:spPr>
+                </pic:pic>
+              </a:graphicData>
+            </a:graphic>
+          </wp:inline>
+        </w:drawing>
       </w:r>
     </w:p>
     <w:p>
@@ -3366,7 +3321,7 @@
         <w:ind w:right="60"/>
         <w:rPr>
           <w:rFonts w:ascii="Times New Roman" w:eastAsia="Times New Roman" w:hAnsi="Times New Roman" w:cs="Times New Roman"/>
-          <w:bCs/>
+          <w:b/>
           <w:color w:val="000000"/>
           <w:kern w:val="0"/>
           <w:sz w:val="32"/>
@@ -3375,10 +3330,14 @@
           <w14:ligatures w14:val="none"/>
         </w:rPr>
       </w:pPr>
-      <w:r>
-        <w:rPr>
-          <w:rFonts w:ascii="Times New Roman" w:eastAsia="Times New Roman" w:hAnsi="Times New Roman" w:cs="Times New Roman"/>
-          <w:bCs/>
+    </w:p>
+    <w:p>
+      <w:pPr>
+        <w:spacing w:after="162" w:line="360" w:lineRule="auto"/>
+        <w:ind w:right="60"/>
+        <w:rPr>
+          <w:rFonts w:ascii="Times New Roman" w:eastAsia="Times New Roman" w:hAnsi="Times New Roman" w:cs="Times New Roman"/>
+          <w:b/>
           <w:color w:val="000000"/>
           <w:kern w:val="0"/>
           <w:sz w:val="32"/>
@@ -3386,16 +3345,11 @@
           <w:lang w:val="en-US"/>
           <w14:ligatures w14:val="none"/>
         </w:rPr>
-        <w:t>Focus on challenges investors face with traditional portfolio allocation methods.</w:t>
-      </w:r>
-    </w:p>
-    <w:p>
-      <w:pPr>
-        <w:spacing w:after="162" w:line="360" w:lineRule="auto"/>
-        <w:ind w:right="60"/>
-        <w:rPr>
-          <w:rFonts w:ascii="Times New Roman" w:eastAsia="Times New Roman" w:hAnsi="Times New Roman" w:cs="Times New Roman"/>
-          <w:bCs/>
+      </w:pPr>
+      <w:r>
+        <w:rPr>
+          <w:rFonts w:ascii="Times New Roman" w:eastAsia="Times New Roman" w:hAnsi="Times New Roman" w:cs="Times New Roman"/>
+          <w:b/>
           <w:color w:val="000000"/>
           <w:kern w:val="0"/>
           <w:sz w:val="32"/>
@@ -3403,8 +3357,13 @@
           <w:lang w:val="en-US"/>
           <w14:ligatures w14:val="none"/>
         </w:rPr>
-      </w:pPr>
-      <w:r>
+        <w:t>2. Defining the Problem @Tarun Samuel</w:t>
+      </w:r>
+    </w:p>
+    <w:p>
+      <w:pPr>
+        <w:spacing w:after="162" w:line="360" w:lineRule="auto"/>
+        <w:ind w:right="60"/>
         <w:rPr>
           <w:rFonts w:ascii="Times New Roman" w:eastAsia="Times New Roman" w:hAnsi="Times New Roman" w:cs="Times New Roman"/>
           <w:bCs/>
@@ -3415,13 +3374,8 @@
           <w:lang w:val="en-US"/>
           <w14:ligatures w14:val="none"/>
         </w:rPr>
-        <w:t>Explain the financial impact of poor risk management and how reinforcement learning addresses these challenges.</w:t>
-      </w:r>
-    </w:p>
-    <w:p>
-      <w:pPr>
-        <w:spacing w:after="162" w:line="360" w:lineRule="auto"/>
-        <w:ind w:right="60"/>
+      </w:pPr>
+      <w:r>
         <w:rPr>
           <w:rFonts w:ascii="Times New Roman" w:eastAsia="Times New Roman" w:hAnsi="Times New Roman" w:cs="Times New Roman"/>
           <w:bCs/>
@@ -3432,8 +3386,13 @@
           <w:lang w:val="en-US"/>
           <w14:ligatures w14:val="none"/>
         </w:rPr>
-      </w:pPr>
-      <w:r>
+        <w:t>Focus on challenges investors face with traditional portfolio allocation methods.</w:t>
+      </w:r>
+    </w:p>
+    <w:p>
+      <w:pPr>
+        <w:spacing w:after="162" w:line="360" w:lineRule="auto"/>
+        <w:ind w:right="60"/>
         <w:rPr>
           <w:rFonts w:ascii="Times New Roman" w:eastAsia="Times New Roman" w:hAnsi="Times New Roman" w:cs="Times New Roman"/>
           <w:bCs/>
@@ -3444,8 +3403,7 @@
           <w:lang w:val="en-US"/>
           <w14:ligatures w14:val="none"/>
         </w:rPr>
-        <w:t xml:space="preserve">Answer here </w:t>
-      </w:r>
+      </w:pPr>
       <w:r>
         <w:rPr>
           <w:rFonts w:ascii="Times New Roman" w:eastAsia="Times New Roman" w:hAnsi="Times New Roman" w:cs="Times New Roman"/>
@@ -3457,7 +3415,7 @@
           <w:lang w:val="en-US"/>
           <w14:ligatures w14:val="none"/>
         </w:rPr>
-        <w:sym w:font="Wingdings" w:char="F0E0"/>
+        <w:t>Explain the financial impact of poor risk management and how reinforcement learning addresses these challenges.</w:t>
       </w:r>
     </w:p>
     <w:p>
@@ -3466,7 +3424,7 @@
         <w:ind w:right="60"/>
         <w:rPr>
           <w:rFonts w:ascii="Times New Roman" w:eastAsia="Times New Roman" w:hAnsi="Times New Roman" w:cs="Times New Roman"/>
-          <w:b/>
+          <w:bCs/>
           <w:color w:val="000000"/>
           <w:kern w:val="0"/>
           <w:sz w:val="32"/>
@@ -3475,14 +3433,10 @@
           <w14:ligatures w14:val="none"/>
         </w:rPr>
       </w:pPr>
-    </w:p>
-    <w:p>
-      <w:pPr>
-        <w:spacing w:after="162" w:line="360" w:lineRule="auto"/>
-        <w:ind w:right="60"/>
-        <w:rPr>
-          <w:rFonts w:ascii="Times New Roman" w:eastAsia="Times New Roman" w:hAnsi="Times New Roman" w:cs="Times New Roman"/>
-          <w:b/>
+      <w:r>
+        <w:rPr>
+          <w:rFonts w:ascii="Times New Roman" w:eastAsia="Times New Roman" w:hAnsi="Times New Roman" w:cs="Times New Roman"/>
+          <w:bCs/>
           <w:color w:val="000000"/>
           <w:kern w:val="0"/>
           <w:sz w:val="32"/>
@@ -3490,15 +3444,12 @@
           <w:lang w:val="en-US"/>
           <w14:ligatures w14:val="none"/>
         </w:rPr>
-      </w:pPr>
-    </w:p>
-    <w:p>
-      <w:pPr>
-        <w:spacing w:after="162" w:line="360" w:lineRule="auto"/>
-        <w:ind w:left="20" w:right="60" w:hanging="10"/>
-        <w:rPr>
-          <w:rFonts w:ascii="Times New Roman" w:eastAsia="Times New Roman" w:hAnsi="Times New Roman" w:cs="Times New Roman"/>
-          <w:b/>
+        <w:t xml:space="preserve">Answer here </w:t>
+      </w:r>
+      <w:r>
+        <w:rPr>
+          <w:rFonts w:ascii="Times New Roman" w:eastAsia="Times New Roman" w:hAnsi="Times New Roman" w:cs="Times New Roman"/>
+          <w:bCs/>
           <w:color w:val="000000"/>
           <w:kern w:val="0"/>
           <w:sz w:val="32"/>
@@ -3506,8 +3457,13 @@
           <w:lang w:val="en-US"/>
           <w14:ligatures w14:val="none"/>
         </w:rPr>
-      </w:pPr>
-      <w:r>
+        <w:sym w:font="Wingdings" w:char="F0E0"/>
+      </w:r>
+    </w:p>
+    <w:p>
+      <w:pPr>
+        <w:spacing w:after="162" w:line="360" w:lineRule="auto"/>
+        <w:ind w:right="60"/>
         <w:rPr>
           <w:rFonts w:ascii="Times New Roman" w:eastAsia="Times New Roman" w:hAnsi="Times New Roman" w:cs="Times New Roman"/>
           <w:b/>
@@ -3518,16 +3474,15 @@
           <w:lang w:val="en-US"/>
           <w14:ligatures w14:val="none"/>
         </w:rPr>
-        <w:t>3 Differentiation @ Riyo Sebastian</w:t>
-      </w:r>
+      </w:pPr>
     </w:p>
     <w:p>
       <w:pPr>
         <w:spacing w:after="162" w:line="360" w:lineRule="auto"/>
-        <w:ind w:left="20" w:right="60" w:hanging="10"/>
-        <w:rPr>
-          <w:rFonts w:ascii="Times New Roman" w:eastAsia="Times New Roman" w:hAnsi="Times New Roman" w:cs="Times New Roman"/>
-          <w:bCs/>
+        <w:ind w:right="60"/>
+        <w:rPr>
+          <w:rFonts w:ascii="Times New Roman" w:eastAsia="Times New Roman" w:hAnsi="Times New Roman" w:cs="Times New Roman"/>
+          <w:b/>
           <w:color w:val="000000"/>
           <w:kern w:val="0"/>
           <w:sz w:val="32"/>
@@ -3536,10 +3491,14 @@
           <w14:ligatures w14:val="none"/>
         </w:rPr>
       </w:pPr>
-      <w:r>
-        <w:rPr>
-          <w:rFonts w:ascii="Times New Roman" w:eastAsia="Times New Roman" w:hAnsi="Times New Roman" w:cs="Times New Roman"/>
-          <w:bCs/>
+    </w:p>
+    <w:p>
+      <w:pPr>
+        <w:spacing w:after="162" w:line="360" w:lineRule="auto"/>
+        <w:ind w:left="20" w:right="60" w:hanging="10"/>
+        <w:rPr>
+          <w:rFonts w:ascii="Times New Roman" w:eastAsia="Times New Roman" w:hAnsi="Times New Roman" w:cs="Times New Roman"/>
+          <w:b/>
           <w:color w:val="000000"/>
           <w:kern w:val="0"/>
           <w:sz w:val="32"/>
@@ -3547,6 +3506,47 @@
           <w:lang w:val="en-US"/>
           <w14:ligatures w14:val="none"/>
         </w:rPr>
+      </w:pPr>
+      <w:r>
+        <w:rPr>
+          <w:rFonts w:ascii="Times New Roman" w:eastAsia="Times New Roman" w:hAnsi="Times New Roman" w:cs="Times New Roman"/>
+          <w:b/>
+          <w:color w:val="000000"/>
+          <w:kern w:val="0"/>
+          <w:sz w:val="32"/>
+          <w:szCs w:val="32"/>
+          <w:lang w:val="en-US"/>
+          <w14:ligatures w14:val="none"/>
+        </w:rPr>
+        <w:t>3 Differentiation @ Riyo Sebastian</w:t>
+      </w:r>
+    </w:p>
+    <w:p>
+      <w:pPr>
+        <w:spacing w:after="162" w:line="360" w:lineRule="auto"/>
+        <w:ind w:left="20" w:right="60" w:hanging="10"/>
+        <w:rPr>
+          <w:rFonts w:ascii="Times New Roman" w:eastAsia="Times New Roman" w:hAnsi="Times New Roman" w:cs="Times New Roman"/>
+          <w:bCs/>
+          <w:color w:val="000000"/>
+          <w:kern w:val="0"/>
+          <w:sz w:val="32"/>
+          <w:szCs w:val="32"/>
+          <w:lang w:val="en-US"/>
+          <w14:ligatures w14:val="none"/>
+        </w:rPr>
+      </w:pPr>
+      <w:r>
+        <w:rPr>
+          <w:rFonts w:ascii="Times New Roman" w:eastAsia="Times New Roman" w:hAnsi="Times New Roman" w:cs="Times New Roman"/>
+          <w:bCs/>
+          <w:color w:val="000000"/>
+          <w:kern w:val="0"/>
+          <w:sz w:val="32"/>
+          <w:szCs w:val="32"/>
+          <w:lang w:val="en-US"/>
+          <w14:ligatures w14:val="none"/>
+        </w:rPr>
         <w:t>3.1. Analyzes existing methods and tools for portfolio allocation and risk management, such as: Traditional techniques (mean-variance optimization) and Machine learning-based approaches.</w:t>
       </w:r>
     </w:p>
@@ -3608,7 +3608,7 @@
         </w:rPr>
         <w:t>Modern Portfolio Theory, introduced by American economist Harry Markowitz in his paper </w:t>
       </w:r>
-      <w:hyperlink r:id="rId8" w:tgtFrame="_blank" w:history="1">
+      <w:hyperlink r:id="rId9" w:tgtFrame="_blank" w:history="1">
         <w:r>
           <w:rPr>
             <w:rStyle w:val="Hyperlink"/>
@@ -4205,7 +4205,7 @@
           <w:rFonts w:ascii="Times New Roman" w:hAnsi="Times New Roman" w:cs="Times New Roman"/>
         </w:rPr>
       </w:pPr>
-      <w:hyperlink r:id="rId9" w:history="1">
+      <w:hyperlink r:id="rId10" w:history="1">
         <w:r>
           <w:rPr>
             <w:rStyle w:val="Hyperlink"/>
@@ -6858,7 +6858,7 @@
                     <pic:cNvPicPr/>
                   </pic:nvPicPr>
                   <pic:blipFill>
-                    <a:blip r:embed="rId10"/>
+                    <a:blip r:embed="rId11"/>
                     <a:stretch>
                       <a:fillRect/>
                     </a:stretch>
@@ -6923,7 +6923,7 @@
                     <pic:cNvPicPr/>
                   </pic:nvPicPr>
                   <pic:blipFill>
-                    <a:blip r:embed="rId11"/>
+                    <a:blip r:embed="rId12"/>
                     <a:stretch>
                       <a:fillRect/>
                     </a:stretch>
@@ -6972,7 +6972,11 @@
         </w:rPr>
         <w:t>Jobina:</w:t>
       </w:r>
-      <w:r>
+    </w:p>
+    <w:p>
+      <w:pPr>
+        <w:spacing w:after="162" w:line="360" w:lineRule="auto"/>
+        <w:ind w:left="20" w:right="60" w:hanging="10"/>
         <w:rPr>
           <w:rFonts w:ascii="Times New Roman" w:eastAsia="Times New Roman" w:hAnsi="Times New Roman" w:cs="Times New Roman"/>
           <w:bCs/>
@@ -6983,115 +6987,8 @@
           <w:lang w:val="en-US"/>
           <w14:ligatures w14:val="none"/>
         </w:rPr>
-        <w:br/>
-      </w:r>
-    </w:p>
-    <w:p>
-      <w:pPr>
-        <w:spacing w:after="200" w:line="276" w:lineRule="auto"/>
-        <w:rPr>
-          <w:rFonts w:ascii="Times New Roman" w:eastAsia="Times New Roman" w:hAnsi="Times New Roman" w:cs="Times New Roman"/>
-          <w:color w:val="000000"/>
-          <w:kern w:val="0"/>
-          <w:sz w:val="32"/>
-          <w:szCs w:val="32"/>
-          <w:lang w:eastAsia="en-CA"/>
-          <w14:ligatures w14:val="none"/>
-        </w:rPr>
-      </w:pPr>
-    </w:p>
-    <w:p>
-      <w:pPr>
-        <w:spacing w:after="200" w:line="276" w:lineRule="auto"/>
-        <w:rPr>
-          <w:rFonts w:ascii="Times New Roman" w:eastAsia="Times New Roman" w:hAnsi="Times New Roman" w:cs="Times New Roman"/>
-          <w:color w:val="000000"/>
-          <w:kern w:val="0"/>
-          <w:sz w:val="32"/>
-          <w:szCs w:val="32"/>
-          <w:lang w:eastAsia="en-CA"/>
-          <w14:ligatures w14:val="none"/>
-        </w:rPr>
-      </w:pPr>
-    </w:p>
-    <w:p>
-      <w:pPr>
-        <w:spacing w:after="200" w:line="276" w:lineRule="auto"/>
-        <w:rPr>
-          <w:rFonts w:ascii="Times New Roman" w:eastAsia="Times New Roman" w:hAnsi="Times New Roman" w:cs="Times New Roman"/>
-          <w:b/>
-          <w:bCs/>
-          <w:color w:val="000000"/>
-          <w:kern w:val="0"/>
-          <w:sz w:val="32"/>
-          <w:szCs w:val="32"/>
-          <w:lang w:eastAsia="en-CA"/>
-          <w14:ligatures w14:val="none"/>
-        </w:rPr>
-      </w:pPr>
-      <w:r>
-        <w:rPr>
-          <w:rFonts w:ascii="Times New Roman" w:eastAsia="Times New Roman" w:hAnsi="Times New Roman" w:cs="Times New Roman"/>
-          <w:b/>
-          <w:bCs/>
-          <w:color w:val="000000"/>
-          <w:kern w:val="0"/>
-          <w:sz w:val="32"/>
-          <w:szCs w:val="32"/>
-          <w:lang w:eastAsia="en-CA"/>
-          <w14:ligatures w14:val="none"/>
-        </w:rPr>
-        <w:t>7 Design wireframes: @ Jeffin Kochurani Ravi</w:t>
-      </w:r>
-    </w:p>
-    <w:p>
-      <w:pPr>
-        <w:spacing w:after="200" w:line="276" w:lineRule="auto"/>
-        <w:rPr>
-          <w:rFonts w:ascii="Times New Roman" w:eastAsia="Times New Roman" w:hAnsi="Times New Roman" w:cs="Times New Roman"/>
-          <w:b/>
-          <w:bCs/>
-          <w:color w:val="000000"/>
-          <w:kern w:val="0"/>
-          <w:sz w:val="32"/>
-          <w:szCs w:val="32"/>
-          <w:lang w:eastAsia="en-CA"/>
-          <w14:ligatures w14:val="none"/>
-        </w:rPr>
-      </w:pPr>
-      <w:r>
-        <w:rPr>
-          <w:rFonts w:ascii="Times New Roman" w:eastAsia="Times New Roman" w:hAnsi="Times New Roman" w:cs="Times New Roman"/>
-          <w:b/>
-          <w:bCs/>
-          <w:color w:val="000000"/>
-          <w:kern w:val="0"/>
-          <w:sz w:val="32"/>
-          <w:szCs w:val="32"/>
-          <w:lang w:eastAsia="en-CA"/>
-          <w14:ligatures w14:val="none"/>
-        </w:rPr>
-        <w:t>8</w:t>
-      </w:r>
-      <w:r>
-        <w:rPr>
-          <w:rFonts w:ascii="Times New Roman" w:eastAsia="Times New Roman" w:hAnsi="Times New Roman" w:cs="Times New Roman"/>
-          <w:b/>
-          <w:bCs/>
-          <w:color w:val="000000"/>
-          <w:kern w:val="0"/>
-          <w:sz w:val="32"/>
-          <w:szCs w:val="32"/>
-          <w:lang w:eastAsia="en-CA"/>
-          <w14:ligatures w14:val="none"/>
-        </w:rPr>
-        <w:t xml:space="preserve"> Big Data Pipeline @ Anand Chathananickal Sajeevan</w:t>
-      </w:r>
-    </w:p>
-    <w:p>
-      <w:pPr>
-        <w:spacing w:after="162" w:line="360" w:lineRule="auto"/>
-        <w:ind w:left="20" w:right="60" w:hanging="10"/>
+      </w:pPr>
+      <w:r>
         <w:rPr>
           <w:rFonts w:ascii="Times New Roman" w:eastAsia="Times New Roman" w:hAnsi="Times New Roman" w:cs="Times New Roman"/>
           <w:bCs/>
@@ -7102,12 +6999,44 @@
           <w:lang w:val="en-US"/>
           <w14:ligatures w14:val="none"/>
         </w:rPr>
-      </w:pPr>
-    </w:p>
-    <w:p>
-      <w:pPr>
-        <w:spacing w:after="162" w:line="360" w:lineRule="auto"/>
-        <w:ind w:left="20" w:right="60" w:hanging="10"/>
+        <w:lastRenderedPageBreak/>
+        <w:drawing>
+          <wp:inline distT="0" distB="0" distL="0" distR="0" wp14:anchorId="499364D5" wp14:editId="38118A90">
+            <wp:extent cx="5943600" cy="3378200"/>
+            <wp:effectExtent l="0" t="0" r="0" b="0"/>
+            <wp:docPr id="2038968399" name="Picture 1" descr="A graph showing a graph&#10;&#10;Description automatically generated with medium confidence"/>
+            <wp:cNvGraphicFramePr>
+              <a:graphicFrameLocks xmlns:a="http://schemas.openxmlformats.org/drawingml/2006/main" noChangeAspect="1"/>
+            </wp:cNvGraphicFramePr>
+            <a:graphic xmlns:a="http://schemas.openxmlformats.org/drawingml/2006/main">
+              <a:graphicData uri="http://schemas.openxmlformats.org/drawingml/2006/picture">
+                <pic:pic xmlns:pic="http://schemas.openxmlformats.org/drawingml/2006/picture">
+                  <pic:nvPicPr>
+                    <pic:cNvPr id="2038968399" name="Picture 1" descr="A graph showing a graph&#10;&#10;Description automatically generated with medium confidence"/>
+                    <pic:cNvPicPr/>
+                  </pic:nvPicPr>
+                  <pic:blipFill>
+                    <a:blip r:embed="rId13"/>
+                    <a:stretch>
+                      <a:fillRect/>
+                    </a:stretch>
+                  </pic:blipFill>
+                  <pic:spPr>
+                    <a:xfrm>
+                      <a:off x="0" y="0"/>
+                      <a:ext cx="5943600" cy="3378200"/>
+                    </a:xfrm>
+                    <a:prstGeom prst="rect">
+                      <a:avLst/>
+                    </a:prstGeom>
+                  </pic:spPr>
+                </pic:pic>
+              </a:graphicData>
+            </a:graphic>
+          </wp:inline>
+        </w:drawing>
+      </w:r>
+      <w:r>
         <w:rPr>
           <w:rFonts w:ascii="Times New Roman" w:eastAsia="Times New Roman" w:hAnsi="Times New Roman" w:cs="Times New Roman"/>
           <w:bCs/>
@@ -7118,12 +7047,9 @@
           <w:lang w:val="en-US"/>
           <w14:ligatures w14:val="none"/>
         </w:rPr>
-      </w:pPr>
-    </w:p>
-    <w:p>
-      <w:pPr>
-        <w:spacing w:after="162" w:line="360" w:lineRule="auto"/>
-        <w:ind w:left="20" w:right="60" w:hanging="10"/>
+        <w:br/>
+      </w:r>
+      <w:r>
         <w:rPr>
           <w:rFonts w:ascii="Times New Roman" w:eastAsia="Times New Roman" w:hAnsi="Times New Roman" w:cs="Times New Roman"/>
           <w:bCs/>
@@ -7134,12 +7060,50 @@
           <w:lang w:val="en-US"/>
           <w14:ligatures w14:val="none"/>
         </w:rPr>
-      </w:pPr>
-      <w:r>
-        <w:rPr>
-          <w:rFonts w:ascii="Times New Roman" w:eastAsia="Times New Roman" w:hAnsi="Times New Roman" w:cs="Times New Roman"/>
-          <w:bCs/>
-          <w:noProof/>
+        <w:drawing>
+          <wp:inline distT="0" distB="0" distL="0" distR="0" wp14:anchorId="7318D4CA" wp14:editId="436034E6">
+            <wp:extent cx="5943600" cy="3375660"/>
+            <wp:effectExtent l="0" t="0" r="0" b="0"/>
+            <wp:docPr id="711184933" name="Picture 1" descr="A graph of different colored lines&#10;&#10;Description automatically generated"/>
+            <wp:cNvGraphicFramePr>
+              <a:graphicFrameLocks xmlns:a="http://schemas.openxmlformats.org/drawingml/2006/main" noChangeAspect="1"/>
+            </wp:cNvGraphicFramePr>
+            <a:graphic xmlns:a="http://schemas.openxmlformats.org/drawingml/2006/main">
+              <a:graphicData uri="http://schemas.openxmlformats.org/drawingml/2006/picture">
+                <pic:pic xmlns:pic="http://schemas.openxmlformats.org/drawingml/2006/picture">
+                  <pic:nvPicPr>
+                    <pic:cNvPr id="711184933" name="Picture 1" descr="A graph of different colored lines&#10;&#10;Description automatically generated"/>
+                    <pic:cNvPicPr/>
+                  </pic:nvPicPr>
+                  <pic:blipFill>
+                    <a:blip r:embed="rId14"/>
+                    <a:stretch>
+                      <a:fillRect/>
+                    </a:stretch>
+                  </pic:blipFill>
+                  <pic:spPr>
+                    <a:xfrm>
+                      <a:off x="0" y="0"/>
+                      <a:ext cx="5943600" cy="3375660"/>
+                    </a:xfrm>
+                    <a:prstGeom prst="rect">
+                      <a:avLst/>
+                    </a:prstGeom>
+                  </pic:spPr>
+                </pic:pic>
+              </a:graphicData>
+            </a:graphic>
+          </wp:inline>
+        </w:drawing>
+      </w:r>
+    </w:p>
+    <w:p>
+      <w:pPr>
+        <w:spacing w:after="162" w:line="360" w:lineRule="auto"/>
+        <w:ind w:left="20" w:right="60" w:hanging="10"/>
+        <w:rPr>
+          <w:rFonts w:ascii="Times New Roman" w:eastAsia="Times New Roman" w:hAnsi="Times New Roman" w:cs="Times New Roman"/>
+          <w:bCs/>
           <w:color w:val="000000"/>
           <w:kern w:val="0"/>
           <w:sz w:val="32"/>
@@ -7147,7 +7111,170 @@
           <w:lang w:val="en-US"/>
           <w14:ligatures w14:val="none"/>
         </w:rPr>
+      </w:pPr>
+    </w:p>
+    <w:p>
+      <w:pPr>
+        <w:spacing w:after="200" w:line="276" w:lineRule="auto"/>
+        <w:rPr>
+          <w:rFonts w:ascii="Times New Roman" w:eastAsia="Times New Roman" w:hAnsi="Times New Roman" w:cs="Times New Roman"/>
+          <w:color w:val="000000"/>
+          <w:kern w:val="0"/>
+          <w:sz w:val="32"/>
+          <w:szCs w:val="32"/>
+          <w:lang w:eastAsia="en-CA"/>
+          <w14:ligatures w14:val="none"/>
+        </w:rPr>
+      </w:pPr>
+    </w:p>
+    <w:p>
+      <w:pPr>
+        <w:spacing w:after="200" w:line="276" w:lineRule="auto"/>
+        <w:rPr>
+          <w:rFonts w:ascii="Times New Roman" w:eastAsia="Times New Roman" w:hAnsi="Times New Roman" w:cs="Times New Roman"/>
+          <w:color w:val="000000"/>
+          <w:kern w:val="0"/>
+          <w:sz w:val="32"/>
+          <w:szCs w:val="32"/>
+          <w:lang w:eastAsia="en-CA"/>
+          <w14:ligatures w14:val="none"/>
+        </w:rPr>
+      </w:pPr>
+    </w:p>
+    <w:p>
+      <w:pPr>
+        <w:spacing w:after="200" w:line="276" w:lineRule="auto"/>
+        <w:rPr>
+          <w:rFonts w:ascii="Times New Roman" w:eastAsia="Times New Roman" w:hAnsi="Times New Roman" w:cs="Times New Roman"/>
+          <w:b/>
+          <w:bCs/>
+          <w:color w:val="000000"/>
+          <w:kern w:val="0"/>
+          <w:sz w:val="32"/>
+          <w:szCs w:val="32"/>
+          <w:lang w:eastAsia="en-CA"/>
+          <w14:ligatures w14:val="none"/>
+        </w:rPr>
+      </w:pPr>
+      <w:r>
+        <w:rPr>
+          <w:rFonts w:ascii="Times New Roman" w:eastAsia="Times New Roman" w:hAnsi="Times New Roman" w:cs="Times New Roman"/>
+          <w:b/>
+          <w:bCs/>
+          <w:color w:val="000000"/>
+          <w:kern w:val="0"/>
+          <w:sz w:val="32"/>
+          <w:szCs w:val="32"/>
+          <w:lang w:eastAsia="en-CA"/>
+          <w14:ligatures w14:val="none"/>
+        </w:rPr>
         <w:lastRenderedPageBreak/>
+        <w:t>7 Design wireframes: @ Jeffin Kochurani Ravi</w:t>
+      </w:r>
+    </w:p>
+    <w:p>
+      <w:pPr>
+        <w:spacing w:after="200" w:line="276" w:lineRule="auto"/>
+        <w:rPr>
+          <w:rFonts w:ascii="Times New Roman" w:eastAsia="Times New Roman" w:hAnsi="Times New Roman" w:cs="Times New Roman"/>
+          <w:b/>
+          <w:bCs/>
+          <w:color w:val="000000"/>
+          <w:kern w:val="0"/>
+          <w:sz w:val="32"/>
+          <w:szCs w:val="32"/>
+          <w:lang w:eastAsia="en-CA"/>
+          <w14:ligatures w14:val="none"/>
+        </w:rPr>
+      </w:pPr>
+      <w:r>
+        <w:rPr>
+          <w:rFonts w:ascii="Times New Roman" w:eastAsia="Times New Roman" w:hAnsi="Times New Roman" w:cs="Times New Roman"/>
+          <w:b/>
+          <w:bCs/>
+          <w:color w:val="000000"/>
+          <w:kern w:val="0"/>
+          <w:sz w:val="32"/>
+          <w:szCs w:val="32"/>
+          <w:lang w:eastAsia="en-CA"/>
+          <w14:ligatures w14:val="none"/>
+        </w:rPr>
+        <w:t>8</w:t>
+      </w:r>
+      <w:r>
+        <w:rPr>
+          <w:rFonts w:ascii="Times New Roman" w:eastAsia="Times New Roman" w:hAnsi="Times New Roman" w:cs="Times New Roman"/>
+          <w:b/>
+          <w:bCs/>
+          <w:color w:val="000000"/>
+          <w:kern w:val="0"/>
+          <w:sz w:val="32"/>
+          <w:szCs w:val="32"/>
+          <w:lang w:eastAsia="en-CA"/>
+          <w14:ligatures w14:val="none"/>
+        </w:rPr>
+        <w:t xml:space="preserve"> Big Data Pipeline @ Anand Chathananickal Sajeevan</w:t>
+      </w:r>
+    </w:p>
+    <w:p>
+      <w:pPr>
+        <w:spacing w:after="162" w:line="360" w:lineRule="auto"/>
+        <w:ind w:left="20" w:right="60" w:hanging="10"/>
+        <w:rPr>
+          <w:rFonts w:ascii="Times New Roman" w:eastAsia="Times New Roman" w:hAnsi="Times New Roman" w:cs="Times New Roman"/>
+          <w:bCs/>
+          <w:color w:val="000000"/>
+          <w:kern w:val="0"/>
+          <w:sz w:val="32"/>
+          <w:szCs w:val="32"/>
+          <w:lang w:val="en-US"/>
+          <w14:ligatures w14:val="none"/>
+        </w:rPr>
+      </w:pPr>
+    </w:p>
+    <w:p>
+      <w:pPr>
+        <w:spacing w:after="162" w:line="360" w:lineRule="auto"/>
+        <w:ind w:left="20" w:right="60" w:hanging="10"/>
+        <w:rPr>
+          <w:rFonts w:ascii="Times New Roman" w:eastAsia="Times New Roman" w:hAnsi="Times New Roman" w:cs="Times New Roman"/>
+          <w:bCs/>
+          <w:color w:val="000000"/>
+          <w:kern w:val="0"/>
+          <w:sz w:val="32"/>
+          <w:szCs w:val="32"/>
+          <w:lang w:val="en-US"/>
+          <w14:ligatures w14:val="none"/>
+        </w:rPr>
+      </w:pPr>
+    </w:p>
+    <w:p>
+      <w:pPr>
+        <w:spacing w:after="162" w:line="360" w:lineRule="auto"/>
+        <w:ind w:left="20" w:right="60" w:hanging="10"/>
+        <w:rPr>
+          <w:rFonts w:ascii="Times New Roman" w:eastAsia="Times New Roman" w:hAnsi="Times New Roman" w:cs="Times New Roman"/>
+          <w:bCs/>
+          <w:color w:val="000000"/>
+          <w:kern w:val="0"/>
+          <w:sz w:val="32"/>
+          <w:szCs w:val="32"/>
+          <w:lang w:val="en-US"/>
+          <w14:ligatures w14:val="none"/>
+        </w:rPr>
+      </w:pPr>
+      <w:r>
+        <w:rPr>
+          <w:rFonts w:ascii="Times New Roman" w:eastAsia="Times New Roman" w:hAnsi="Times New Roman" w:cs="Times New Roman"/>
+          <w:bCs/>
+          <w:noProof/>
+          <w:color w:val="000000"/>
+          <w:kern w:val="0"/>
+          <w:sz w:val="32"/>
+          <w:szCs w:val="32"/>
+          <w:lang w:val="en-US"/>
+          <w14:ligatures w14:val="none"/>
+        </w:rPr>
         <w:drawing>
           <wp:inline distT="0" distB="0" distL="0" distR="0" wp14:anchorId="31F97C4A" wp14:editId="7AFFB41A">
             <wp:extent cx="5943600" cy="2768600"/>
@@ -7164,7 +7291,7 @@
                     <pic:cNvPicPr/>
                   </pic:nvPicPr>
                   <pic:blipFill>
-                    <a:blip r:embed="rId12"/>
+                    <a:blip r:embed="rId15"/>
                     <a:stretch>
                       <a:fillRect/>
                     </a:stretch>
@@ -7191,7 +7318,7 @@
         <w:ind w:left="20" w:right="60" w:hanging="10"/>
         <w:rPr>
           <w:rFonts w:ascii="Times New Roman" w:eastAsia="Times New Roman" w:hAnsi="Times New Roman" w:cs="Times New Roman"/>
-          <w:bCs/>
+          <w:b/>
           <w:color w:val="000000"/>
           <w:kern w:val="0"/>
           <w:sz w:val="32"/>
@@ -7200,14 +7327,10 @@
           <w14:ligatures w14:val="none"/>
         </w:rPr>
       </w:pPr>
-    </w:p>
-    <w:p>
-      <w:pPr>
-        <w:spacing w:after="162" w:line="360" w:lineRule="auto"/>
-        <w:ind w:left="20" w:right="60" w:hanging="10"/>
-        <w:rPr>
-          <w:rFonts w:ascii="Times New Roman" w:eastAsia="Times New Roman" w:hAnsi="Times New Roman" w:cs="Times New Roman"/>
-          <w:bCs/>
+      <w:r>
+        <w:rPr>
+          <w:rFonts w:ascii="Times New Roman" w:eastAsia="Times New Roman" w:hAnsi="Times New Roman" w:cs="Times New Roman"/>
+          <w:b/>
           <w:color w:val="000000"/>
           <w:kern w:val="0"/>
           <w:sz w:val="32"/>
@@ -7215,15 +7338,12 @@
           <w:lang w:val="en-US"/>
           <w14:ligatures w14:val="none"/>
         </w:rPr>
-      </w:pPr>
-    </w:p>
-    <w:p>
-      <w:pPr>
-        <w:spacing w:after="162" w:line="360" w:lineRule="auto"/>
-        <w:ind w:left="20" w:right="60" w:hanging="10"/>
-        <w:rPr>
-          <w:rFonts w:ascii="Times New Roman" w:eastAsia="Times New Roman" w:hAnsi="Times New Roman" w:cs="Times New Roman"/>
-          <w:bCs/>
+        <w:t xml:space="preserve">9 Data Exploration </w:t>
+      </w:r>
+      <w:r>
+        <w:rPr>
+          <w:rFonts w:ascii="Times New Roman" w:eastAsia="Times New Roman" w:hAnsi="Times New Roman" w:cs="Times New Roman"/>
+          <w:b/>
           <w:color w:val="000000"/>
           <w:kern w:val="0"/>
           <w:sz w:val="32"/>
@@ -7231,6 +7351,3798 @@
           <w:lang w:val="en-US"/>
           <w14:ligatures w14:val="none"/>
         </w:rPr>
+        <w:t>@jobina joy</w:t>
+      </w:r>
+    </w:p>
+    <w:p>
+      <w:pPr>
+        <w:rPr>
+          <w:rFonts w:ascii="Times New Roman" w:hAnsi="Times New Roman" w:cs="Times New Roman"/>
+          <w:b/>
+          <w:bCs/>
+          <w:sz w:val="28"/>
+          <w:szCs w:val="28"/>
+        </w:rPr>
+      </w:pPr>
+      <w:r>
+        <w:rPr>
+          <w:rFonts w:ascii="Times New Roman" w:hAnsi="Times New Roman" w:cs="Times New Roman"/>
+          <w:b/>
+          <w:bCs/>
+          <w:sz w:val="28"/>
+          <w:szCs w:val="28"/>
+        </w:rPr>
+        <w:t>Data Exploration</w:t>
+      </w:r>
+    </w:p>
+    <w:p>
+      <w:pPr>
+        <w:spacing w:before="100" w:beforeAutospacing="1" w:after="100" w:afterAutospacing="1" w:line="240" w:lineRule="auto"/>
+        <w:outlineLvl w:val="2"/>
+        <w:rPr>
+          <w:rFonts w:ascii="Times New Roman" w:eastAsia="Times New Roman" w:hAnsi="Times New Roman" w:cs="Times New Roman"/>
+          <w:b/>
+          <w:bCs/>
+          <w:kern w:val="0"/>
+          <w:lang w:eastAsia="en-CA"/>
+          <w14:ligatures w14:val="none"/>
+        </w:rPr>
+      </w:pPr>
+      <w:r>
+        <w:rPr>
+          <w:rFonts w:ascii="Times New Roman" w:eastAsia="Times New Roman" w:hAnsi="Times New Roman" w:cs="Times New Roman"/>
+          <w:b/>
+          <w:bCs/>
+          <w:kern w:val="0"/>
+          <w:lang w:eastAsia="en-CA"/>
+          <w14:ligatures w14:val="none"/>
+        </w:rPr>
+        <w:t>General Stock Data</w:t>
+      </w:r>
+    </w:p>
+    <w:p>
+      <w:pPr>
+        <w:numPr>
+          <w:ilvl w:val="0"/>
+          <w:numId w:val="23"/>
+        </w:numPr>
+        <w:spacing w:before="100" w:beforeAutospacing="1" w:after="100" w:afterAutospacing="1" w:line="240" w:lineRule="auto"/>
+        <w:rPr>
+          <w:rFonts w:ascii="Times New Roman" w:eastAsia="Times New Roman" w:hAnsi="Times New Roman" w:cs="Times New Roman"/>
+          <w:kern w:val="0"/>
+          <w:lang w:eastAsia="en-CA"/>
+          <w14:ligatures w14:val="none"/>
+        </w:rPr>
+      </w:pPr>
+      <w:r>
+        <w:rPr>
+          <w:rFonts w:ascii="Times New Roman" w:eastAsia="Times New Roman" w:hAnsi="Times New Roman" w:cs="Times New Roman"/>
+          <w:b/>
+          <w:bCs/>
+          <w:kern w:val="0"/>
+          <w:lang w:eastAsia="en-CA"/>
+          <w14:ligatures w14:val="none"/>
+        </w:rPr>
+        <w:t>date</w:t>
+      </w:r>
+      <w:r>
+        <w:rPr>
+          <w:rFonts w:ascii="Times New Roman" w:eastAsia="Times New Roman" w:hAnsi="Times New Roman" w:cs="Times New Roman"/>
+          <w:kern w:val="0"/>
+          <w:lang w:eastAsia="en-CA"/>
+          <w14:ligatures w14:val="none"/>
+        </w:rPr>
+        <w:t>: The date for the recorded stock data (e.g., daily).</w:t>
+      </w:r>
+    </w:p>
+    <w:p>
+      <w:pPr>
+        <w:numPr>
+          <w:ilvl w:val="0"/>
+          <w:numId w:val="23"/>
+        </w:numPr>
+        <w:spacing w:before="100" w:beforeAutospacing="1" w:after="100" w:afterAutospacing="1" w:line="240" w:lineRule="auto"/>
+        <w:rPr>
+          <w:rFonts w:ascii="Times New Roman" w:eastAsia="Times New Roman" w:hAnsi="Times New Roman" w:cs="Times New Roman"/>
+          <w:kern w:val="0"/>
+          <w:lang w:eastAsia="en-CA"/>
+          <w14:ligatures w14:val="none"/>
+        </w:rPr>
+      </w:pPr>
+      <w:r>
+        <w:rPr>
+          <w:rFonts w:ascii="Times New Roman" w:eastAsia="Times New Roman" w:hAnsi="Times New Roman" w:cs="Times New Roman"/>
+          <w:b/>
+          <w:bCs/>
+          <w:kern w:val="0"/>
+          <w:lang w:eastAsia="en-CA"/>
+          <w14:ligatures w14:val="none"/>
+        </w:rPr>
+        <w:t>close</w:t>
+      </w:r>
+      <w:r>
+        <w:rPr>
+          <w:rFonts w:ascii="Times New Roman" w:eastAsia="Times New Roman" w:hAnsi="Times New Roman" w:cs="Times New Roman"/>
+          <w:kern w:val="0"/>
+          <w:lang w:eastAsia="en-CA"/>
+          <w14:ligatures w14:val="none"/>
+        </w:rPr>
+        <w:t>: The closing price of the stock on the specified date.</w:t>
+      </w:r>
+    </w:p>
+    <w:p>
+      <w:pPr>
+        <w:numPr>
+          <w:ilvl w:val="0"/>
+          <w:numId w:val="23"/>
+        </w:numPr>
+        <w:spacing w:before="100" w:beforeAutospacing="1" w:after="100" w:afterAutospacing="1" w:line="240" w:lineRule="auto"/>
+        <w:rPr>
+          <w:rFonts w:ascii="Times New Roman" w:eastAsia="Times New Roman" w:hAnsi="Times New Roman" w:cs="Times New Roman"/>
+          <w:kern w:val="0"/>
+          <w:lang w:eastAsia="en-CA"/>
+          <w14:ligatures w14:val="none"/>
+        </w:rPr>
+      </w:pPr>
+      <w:r>
+        <w:rPr>
+          <w:rFonts w:ascii="Times New Roman" w:eastAsia="Times New Roman" w:hAnsi="Times New Roman" w:cs="Times New Roman"/>
+          <w:b/>
+          <w:bCs/>
+          <w:kern w:val="0"/>
+          <w:lang w:eastAsia="en-CA"/>
+          <w14:ligatures w14:val="none"/>
+        </w:rPr>
+        <w:t>high</w:t>
+      </w:r>
+      <w:r>
+        <w:rPr>
+          <w:rFonts w:ascii="Times New Roman" w:eastAsia="Times New Roman" w:hAnsi="Times New Roman" w:cs="Times New Roman"/>
+          <w:kern w:val="0"/>
+          <w:lang w:eastAsia="en-CA"/>
+          <w14:ligatures w14:val="none"/>
+        </w:rPr>
+        <w:t>: The highest trading price of the stock during the day.</w:t>
+      </w:r>
+    </w:p>
+    <w:p>
+      <w:pPr>
+        <w:numPr>
+          <w:ilvl w:val="0"/>
+          <w:numId w:val="23"/>
+        </w:numPr>
+        <w:spacing w:before="100" w:beforeAutospacing="1" w:after="100" w:afterAutospacing="1" w:line="240" w:lineRule="auto"/>
+        <w:rPr>
+          <w:rFonts w:ascii="Times New Roman" w:eastAsia="Times New Roman" w:hAnsi="Times New Roman" w:cs="Times New Roman"/>
+          <w:kern w:val="0"/>
+          <w:lang w:eastAsia="en-CA"/>
+          <w14:ligatures w14:val="none"/>
+        </w:rPr>
+      </w:pPr>
+      <w:r>
+        <w:rPr>
+          <w:rFonts w:ascii="Times New Roman" w:eastAsia="Times New Roman" w:hAnsi="Times New Roman" w:cs="Times New Roman"/>
+          <w:b/>
+          <w:bCs/>
+          <w:kern w:val="0"/>
+          <w:lang w:eastAsia="en-CA"/>
+          <w14:ligatures w14:val="none"/>
+        </w:rPr>
+        <w:t>low</w:t>
+      </w:r>
+      <w:r>
+        <w:rPr>
+          <w:rFonts w:ascii="Times New Roman" w:eastAsia="Times New Roman" w:hAnsi="Times New Roman" w:cs="Times New Roman"/>
+          <w:kern w:val="0"/>
+          <w:lang w:eastAsia="en-CA"/>
+          <w14:ligatures w14:val="none"/>
+        </w:rPr>
+        <w:t>: The lowest trading price of the stock during the day.</w:t>
+      </w:r>
+    </w:p>
+    <w:p>
+      <w:pPr>
+        <w:numPr>
+          <w:ilvl w:val="0"/>
+          <w:numId w:val="23"/>
+        </w:numPr>
+        <w:spacing w:before="100" w:beforeAutospacing="1" w:after="100" w:afterAutospacing="1" w:line="240" w:lineRule="auto"/>
+        <w:rPr>
+          <w:rFonts w:ascii="Times New Roman" w:eastAsia="Times New Roman" w:hAnsi="Times New Roman" w:cs="Times New Roman"/>
+          <w:kern w:val="0"/>
+          <w:lang w:eastAsia="en-CA"/>
+          <w14:ligatures w14:val="none"/>
+        </w:rPr>
+      </w:pPr>
+      <w:r>
+        <w:rPr>
+          <w:rFonts w:ascii="Times New Roman" w:eastAsia="Times New Roman" w:hAnsi="Times New Roman" w:cs="Times New Roman"/>
+          <w:b/>
+          <w:bCs/>
+          <w:kern w:val="0"/>
+          <w:lang w:eastAsia="en-CA"/>
+          <w14:ligatures w14:val="none"/>
+        </w:rPr>
+        <w:t>open</w:t>
+      </w:r>
+      <w:r>
+        <w:rPr>
+          <w:rFonts w:ascii="Times New Roman" w:eastAsia="Times New Roman" w:hAnsi="Times New Roman" w:cs="Times New Roman"/>
+          <w:kern w:val="0"/>
+          <w:lang w:eastAsia="en-CA"/>
+          <w14:ligatures w14:val="none"/>
+        </w:rPr>
+        <w:t>: The opening price of the stock on the specified date.</w:t>
+      </w:r>
+    </w:p>
+    <w:p>
+      <w:pPr>
+        <w:numPr>
+          <w:ilvl w:val="0"/>
+          <w:numId w:val="23"/>
+        </w:numPr>
+        <w:spacing w:before="100" w:beforeAutospacing="1" w:after="100" w:afterAutospacing="1" w:line="240" w:lineRule="auto"/>
+        <w:rPr>
+          <w:rFonts w:ascii="Times New Roman" w:eastAsia="Times New Roman" w:hAnsi="Times New Roman" w:cs="Times New Roman"/>
+          <w:kern w:val="0"/>
+          <w:lang w:eastAsia="en-CA"/>
+          <w14:ligatures w14:val="none"/>
+        </w:rPr>
+      </w:pPr>
+      <w:r>
+        <w:rPr>
+          <w:rFonts w:ascii="Times New Roman" w:eastAsia="Times New Roman" w:hAnsi="Times New Roman" w:cs="Times New Roman"/>
+          <w:b/>
+          <w:bCs/>
+          <w:kern w:val="0"/>
+          <w:lang w:eastAsia="en-CA"/>
+          <w14:ligatures w14:val="none"/>
+        </w:rPr>
+        <w:t>volume</w:t>
+      </w:r>
+      <w:r>
+        <w:rPr>
+          <w:rFonts w:ascii="Times New Roman" w:eastAsia="Times New Roman" w:hAnsi="Times New Roman" w:cs="Times New Roman"/>
+          <w:kern w:val="0"/>
+          <w:lang w:eastAsia="en-CA"/>
+          <w14:ligatures w14:val="none"/>
+        </w:rPr>
+        <w:t>: The total number of shares traded during the trading day.</w:t>
+      </w:r>
+    </w:p>
+    <w:p>
+      <w:pPr>
+        <w:numPr>
+          <w:ilvl w:val="0"/>
+          <w:numId w:val="23"/>
+        </w:numPr>
+        <w:spacing w:before="100" w:beforeAutospacing="1" w:after="100" w:afterAutospacing="1" w:line="240" w:lineRule="auto"/>
+        <w:rPr>
+          <w:rFonts w:ascii="Times New Roman" w:eastAsia="Times New Roman" w:hAnsi="Times New Roman" w:cs="Times New Roman"/>
+          <w:kern w:val="0"/>
+          <w:lang w:eastAsia="en-CA"/>
+          <w14:ligatures w14:val="none"/>
+        </w:rPr>
+      </w:pPr>
+      <w:r>
+        <w:rPr>
+          <w:rFonts w:ascii="Times New Roman" w:eastAsia="Times New Roman" w:hAnsi="Times New Roman" w:cs="Times New Roman"/>
+          <w:b/>
+          <w:bCs/>
+          <w:kern w:val="0"/>
+          <w:lang w:eastAsia="en-CA"/>
+          <w14:ligatures w14:val="none"/>
+        </w:rPr>
+        <w:t>tic</w:t>
+      </w:r>
+      <w:r>
+        <w:rPr>
+          <w:rFonts w:ascii="Times New Roman" w:eastAsia="Times New Roman" w:hAnsi="Times New Roman" w:cs="Times New Roman"/>
+          <w:kern w:val="0"/>
+          <w:lang w:eastAsia="en-CA"/>
+          <w14:ligatures w14:val="none"/>
+        </w:rPr>
+        <w:t>: The ticker symbol of the stock (a unique identifier for a company’s stock).</w:t>
+      </w:r>
+    </w:p>
+    <w:p>
+      <w:pPr>
+        <w:numPr>
+          <w:ilvl w:val="0"/>
+          <w:numId w:val="23"/>
+        </w:numPr>
+        <w:spacing w:before="100" w:beforeAutospacing="1" w:after="100" w:afterAutospacing="1" w:line="240" w:lineRule="auto"/>
+        <w:rPr>
+          <w:rFonts w:ascii="Times New Roman" w:eastAsia="Times New Roman" w:hAnsi="Times New Roman" w:cs="Times New Roman"/>
+          <w:kern w:val="0"/>
+          <w:lang w:eastAsia="en-CA"/>
+          <w14:ligatures w14:val="none"/>
+        </w:rPr>
+      </w:pPr>
+      <w:r>
+        <w:rPr>
+          <w:rFonts w:ascii="Times New Roman" w:eastAsia="Times New Roman" w:hAnsi="Times New Roman" w:cs="Times New Roman"/>
+          <w:b/>
+          <w:bCs/>
+          <w:kern w:val="0"/>
+          <w:lang w:eastAsia="en-CA"/>
+          <w14:ligatures w14:val="none"/>
+        </w:rPr>
+        <w:t>day</w:t>
+      </w:r>
+      <w:r>
+        <w:rPr>
+          <w:rFonts w:ascii="Times New Roman" w:eastAsia="Times New Roman" w:hAnsi="Times New Roman" w:cs="Times New Roman"/>
+          <w:kern w:val="0"/>
+          <w:lang w:eastAsia="en-CA"/>
+          <w14:ligatures w14:val="none"/>
+        </w:rPr>
+        <w:t>: The day index relative to the dataset (e.g., day 0, day 1).</w:t>
+      </w:r>
+    </w:p>
+    <w:p>
+      <w:pPr>
+        <w:spacing w:before="100" w:beforeAutospacing="1" w:after="100" w:afterAutospacing="1" w:line="240" w:lineRule="auto"/>
+        <w:outlineLvl w:val="2"/>
+        <w:rPr>
+          <w:rFonts w:ascii="Times New Roman" w:eastAsia="Times New Roman" w:hAnsi="Times New Roman" w:cs="Times New Roman"/>
+          <w:b/>
+          <w:bCs/>
+          <w:kern w:val="0"/>
+          <w:lang w:eastAsia="en-CA"/>
+          <w14:ligatures w14:val="none"/>
+        </w:rPr>
+      </w:pPr>
+      <w:r>
+        <w:rPr>
+          <w:rFonts w:ascii="Times New Roman" w:eastAsia="Times New Roman" w:hAnsi="Times New Roman" w:cs="Times New Roman"/>
+          <w:b/>
+          <w:bCs/>
+          <w:kern w:val="0"/>
+          <w:lang w:eastAsia="en-CA"/>
+          <w14:ligatures w14:val="none"/>
+        </w:rPr>
+        <w:t>Industry and Sector</w:t>
+      </w:r>
+    </w:p>
+    <w:p>
+      <w:pPr>
+        <w:numPr>
+          <w:ilvl w:val="0"/>
+          <w:numId w:val="24"/>
+        </w:numPr>
+        <w:spacing w:before="100" w:beforeAutospacing="1" w:after="100" w:afterAutospacing="1" w:line="240" w:lineRule="auto"/>
+        <w:rPr>
+          <w:rFonts w:ascii="Times New Roman" w:eastAsia="Times New Roman" w:hAnsi="Times New Roman" w:cs="Times New Roman"/>
+          <w:kern w:val="0"/>
+          <w:lang w:eastAsia="en-CA"/>
+          <w14:ligatures w14:val="none"/>
+        </w:rPr>
+      </w:pPr>
+      <w:r>
+        <w:rPr>
+          <w:rFonts w:ascii="Times New Roman" w:eastAsia="Times New Roman" w:hAnsi="Times New Roman" w:cs="Times New Roman"/>
+          <w:b/>
+          <w:bCs/>
+          <w:kern w:val="0"/>
+          <w:lang w:eastAsia="en-CA"/>
+          <w14:ligatures w14:val="none"/>
+        </w:rPr>
+        <w:t>industry</w:t>
+      </w:r>
+      <w:r>
+        <w:rPr>
+          <w:rFonts w:ascii="Times New Roman" w:eastAsia="Times New Roman" w:hAnsi="Times New Roman" w:cs="Times New Roman"/>
+          <w:kern w:val="0"/>
+          <w:lang w:eastAsia="en-CA"/>
+          <w14:ligatures w14:val="none"/>
+        </w:rPr>
+        <w:t>: The specific industry the company operates in (e.g., "Asset Management").</w:t>
+      </w:r>
+    </w:p>
+    <w:p>
+      <w:pPr>
+        <w:numPr>
+          <w:ilvl w:val="0"/>
+          <w:numId w:val="24"/>
+        </w:numPr>
+        <w:spacing w:before="100" w:beforeAutospacing="1" w:after="100" w:afterAutospacing="1" w:line="240" w:lineRule="auto"/>
+        <w:rPr>
+          <w:rFonts w:ascii="Times New Roman" w:eastAsia="Times New Roman" w:hAnsi="Times New Roman" w:cs="Times New Roman"/>
+          <w:kern w:val="0"/>
+          <w:lang w:eastAsia="en-CA"/>
+          <w14:ligatures w14:val="none"/>
+        </w:rPr>
+      </w:pPr>
+      <w:r>
+        <w:rPr>
+          <w:rFonts w:ascii="Times New Roman" w:eastAsia="Times New Roman" w:hAnsi="Times New Roman" w:cs="Times New Roman"/>
+          <w:b/>
+          <w:bCs/>
+          <w:kern w:val="0"/>
+          <w:lang w:eastAsia="en-CA"/>
+          <w14:ligatures w14:val="none"/>
+        </w:rPr>
+        <w:t>sector</w:t>
+      </w:r>
+      <w:r>
+        <w:rPr>
+          <w:rFonts w:ascii="Times New Roman" w:eastAsia="Times New Roman" w:hAnsi="Times New Roman" w:cs="Times New Roman"/>
+          <w:kern w:val="0"/>
+          <w:lang w:eastAsia="en-CA"/>
+          <w14:ligatures w14:val="none"/>
+        </w:rPr>
+        <w:t>: The broader sector of the company (e.g., "Financial Services").</w:t>
+      </w:r>
+    </w:p>
+    <w:p>
+      <w:pPr>
+        <w:spacing w:before="100" w:beforeAutospacing="1" w:after="100" w:afterAutospacing="1" w:line="240" w:lineRule="auto"/>
+        <w:outlineLvl w:val="2"/>
+        <w:rPr>
+          <w:rFonts w:ascii="Times New Roman" w:eastAsia="Times New Roman" w:hAnsi="Times New Roman" w:cs="Times New Roman"/>
+          <w:b/>
+          <w:bCs/>
+          <w:kern w:val="0"/>
+          <w:lang w:eastAsia="en-CA"/>
+          <w14:ligatures w14:val="none"/>
+        </w:rPr>
+      </w:pPr>
+      <w:r>
+        <w:rPr>
+          <w:rFonts w:ascii="Times New Roman" w:eastAsia="Times New Roman" w:hAnsi="Times New Roman" w:cs="Times New Roman"/>
+          <w:b/>
+          <w:bCs/>
+          <w:kern w:val="0"/>
+          <w:lang w:eastAsia="en-CA"/>
+          <w14:ligatures w14:val="none"/>
+        </w:rPr>
+        <w:lastRenderedPageBreak/>
+        <w:t>Stock Metrics</w:t>
+      </w:r>
+    </w:p>
+    <w:p>
+      <w:pPr>
+        <w:numPr>
+          <w:ilvl w:val="0"/>
+          <w:numId w:val="25"/>
+        </w:numPr>
+        <w:spacing w:before="100" w:beforeAutospacing="1" w:after="100" w:afterAutospacing="1" w:line="240" w:lineRule="auto"/>
+        <w:rPr>
+          <w:rFonts w:ascii="Times New Roman" w:eastAsia="Times New Roman" w:hAnsi="Times New Roman" w:cs="Times New Roman"/>
+          <w:kern w:val="0"/>
+          <w:lang w:eastAsia="en-CA"/>
+          <w14:ligatures w14:val="none"/>
+        </w:rPr>
+      </w:pPr>
+      <w:r>
+        <w:rPr>
+          <w:rFonts w:ascii="Times New Roman" w:eastAsia="Times New Roman" w:hAnsi="Times New Roman" w:cs="Times New Roman"/>
+          <w:b/>
+          <w:bCs/>
+          <w:kern w:val="0"/>
+          <w:lang w:eastAsia="en-CA"/>
+          <w14:ligatures w14:val="none"/>
+        </w:rPr>
+        <w:t>priceHint</w:t>
+      </w:r>
+      <w:r>
+        <w:rPr>
+          <w:rFonts w:ascii="Times New Roman" w:eastAsia="Times New Roman" w:hAnsi="Times New Roman" w:cs="Times New Roman"/>
+          <w:kern w:val="0"/>
+          <w:lang w:eastAsia="en-CA"/>
+          <w14:ligatures w14:val="none"/>
+        </w:rPr>
+        <w:t>: Provides information on the level of granularity for stock prices (e.g., round to 1, 0.01).</w:t>
+      </w:r>
+    </w:p>
+    <w:p>
+      <w:pPr>
+        <w:numPr>
+          <w:ilvl w:val="0"/>
+          <w:numId w:val="25"/>
+        </w:numPr>
+        <w:spacing w:before="100" w:beforeAutospacing="1" w:after="100" w:afterAutospacing="1" w:line="240" w:lineRule="auto"/>
+        <w:rPr>
+          <w:rFonts w:ascii="Times New Roman" w:eastAsia="Times New Roman" w:hAnsi="Times New Roman" w:cs="Times New Roman"/>
+          <w:kern w:val="0"/>
+          <w:lang w:eastAsia="en-CA"/>
+          <w14:ligatures w14:val="none"/>
+        </w:rPr>
+      </w:pPr>
+      <w:r>
+        <w:rPr>
+          <w:rFonts w:ascii="Times New Roman" w:eastAsia="Times New Roman" w:hAnsi="Times New Roman" w:cs="Times New Roman"/>
+          <w:b/>
+          <w:bCs/>
+          <w:kern w:val="0"/>
+          <w:lang w:eastAsia="en-CA"/>
+          <w14:ligatures w14:val="none"/>
+        </w:rPr>
+        <w:t>beta</w:t>
+      </w:r>
+      <w:r>
+        <w:rPr>
+          <w:rFonts w:ascii="Times New Roman" w:eastAsia="Times New Roman" w:hAnsi="Times New Roman" w:cs="Times New Roman"/>
+          <w:kern w:val="0"/>
+          <w:lang w:eastAsia="en-CA"/>
+          <w14:ligatures w14:val="none"/>
+        </w:rPr>
+        <w:t>: A measure of volatility compared to the market (above 1 indicates higher volatility).</w:t>
+      </w:r>
+    </w:p>
+    <w:p>
+      <w:pPr>
+        <w:numPr>
+          <w:ilvl w:val="0"/>
+          <w:numId w:val="25"/>
+        </w:numPr>
+        <w:spacing w:before="100" w:beforeAutospacing="1" w:after="100" w:afterAutospacing="1" w:line="240" w:lineRule="auto"/>
+        <w:rPr>
+          <w:rFonts w:ascii="Times New Roman" w:eastAsia="Times New Roman" w:hAnsi="Times New Roman" w:cs="Times New Roman"/>
+          <w:kern w:val="0"/>
+          <w:lang w:eastAsia="en-CA"/>
+          <w14:ligatures w14:val="none"/>
+        </w:rPr>
+      </w:pPr>
+      <w:r>
+        <w:rPr>
+          <w:rFonts w:ascii="Times New Roman" w:eastAsia="Times New Roman" w:hAnsi="Times New Roman" w:cs="Times New Roman"/>
+          <w:b/>
+          <w:bCs/>
+          <w:kern w:val="0"/>
+          <w:lang w:eastAsia="en-CA"/>
+          <w14:ligatures w14:val="none"/>
+        </w:rPr>
+        <w:t>regularMarketVolume</w:t>
+      </w:r>
+      <w:r>
+        <w:rPr>
+          <w:rFonts w:ascii="Times New Roman" w:eastAsia="Times New Roman" w:hAnsi="Times New Roman" w:cs="Times New Roman"/>
+          <w:kern w:val="0"/>
+          <w:lang w:eastAsia="en-CA"/>
+          <w14:ligatures w14:val="none"/>
+        </w:rPr>
+        <w:t>: Volume traded during regular market hours.</w:t>
+      </w:r>
+    </w:p>
+    <w:p>
+      <w:pPr>
+        <w:numPr>
+          <w:ilvl w:val="0"/>
+          <w:numId w:val="25"/>
+        </w:numPr>
+        <w:spacing w:before="100" w:beforeAutospacing="1" w:after="100" w:afterAutospacing="1" w:line="240" w:lineRule="auto"/>
+        <w:rPr>
+          <w:rFonts w:ascii="Times New Roman" w:eastAsia="Times New Roman" w:hAnsi="Times New Roman" w:cs="Times New Roman"/>
+          <w:kern w:val="0"/>
+          <w:lang w:eastAsia="en-CA"/>
+          <w14:ligatures w14:val="none"/>
+        </w:rPr>
+      </w:pPr>
+      <w:r>
+        <w:rPr>
+          <w:rFonts w:ascii="Times New Roman" w:eastAsia="Times New Roman" w:hAnsi="Times New Roman" w:cs="Times New Roman"/>
+          <w:b/>
+          <w:bCs/>
+          <w:kern w:val="0"/>
+          <w:lang w:eastAsia="en-CA"/>
+          <w14:ligatures w14:val="none"/>
+        </w:rPr>
+        <w:t>averageVolume</w:t>
+      </w:r>
+      <w:r>
+        <w:rPr>
+          <w:rFonts w:ascii="Times New Roman" w:eastAsia="Times New Roman" w:hAnsi="Times New Roman" w:cs="Times New Roman"/>
+          <w:kern w:val="0"/>
+          <w:lang w:eastAsia="en-CA"/>
+          <w14:ligatures w14:val="none"/>
+        </w:rPr>
+        <w:t>: The average daily trading volume over a certain period.</w:t>
+      </w:r>
+    </w:p>
+    <w:p>
+      <w:pPr>
+        <w:numPr>
+          <w:ilvl w:val="0"/>
+          <w:numId w:val="25"/>
+        </w:numPr>
+        <w:spacing w:before="100" w:beforeAutospacing="1" w:after="100" w:afterAutospacing="1" w:line="240" w:lineRule="auto"/>
+        <w:rPr>
+          <w:rFonts w:ascii="Times New Roman" w:eastAsia="Times New Roman" w:hAnsi="Times New Roman" w:cs="Times New Roman"/>
+          <w:kern w:val="0"/>
+          <w:lang w:eastAsia="en-CA"/>
+          <w14:ligatures w14:val="none"/>
+        </w:rPr>
+      </w:pPr>
+      <w:r>
+        <w:rPr>
+          <w:rFonts w:ascii="Times New Roman" w:eastAsia="Times New Roman" w:hAnsi="Times New Roman" w:cs="Times New Roman"/>
+          <w:b/>
+          <w:bCs/>
+          <w:kern w:val="0"/>
+          <w:lang w:eastAsia="en-CA"/>
+          <w14:ligatures w14:val="none"/>
+        </w:rPr>
+        <w:t>marketCap</w:t>
+      </w:r>
+      <w:r>
+        <w:rPr>
+          <w:rFonts w:ascii="Times New Roman" w:eastAsia="Times New Roman" w:hAnsi="Times New Roman" w:cs="Times New Roman"/>
+          <w:kern w:val="0"/>
+          <w:lang w:eastAsia="en-CA"/>
+          <w14:ligatures w14:val="none"/>
+        </w:rPr>
+        <w:t>: Market capitalization, calculated as stock price × number of shares.</w:t>
+      </w:r>
+    </w:p>
+    <w:p>
+      <w:pPr>
+        <w:numPr>
+          <w:ilvl w:val="0"/>
+          <w:numId w:val="25"/>
+        </w:numPr>
+        <w:spacing w:before="100" w:beforeAutospacing="1" w:after="100" w:afterAutospacing="1" w:line="240" w:lineRule="auto"/>
+        <w:rPr>
+          <w:rFonts w:ascii="Times New Roman" w:eastAsia="Times New Roman" w:hAnsi="Times New Roman" w:cs="Times New Roman"/>
+          <w:kern w:val="0"/>
+          <w:lang w:eastAsia="en-CA"/>
+          <w14:ligatures w14:val="none"/>
+        </w:rPr>
+      </w:pPr>
+      <w:r>
+        <w:rPr>
+          <w:rFonts w:ascii="Times New Roman" w:eastAsia="Times New Roman" w:hAnsi="Times New Roman" w:cs="Times New Roman"/>
+          <w:b/>
+          <w:bCs/>
+          <w:kern w:val="0"/>
+          <w:lang w:eastAsia="en-CA"/>
+          <w14:ligatures w14:val="none"/>
+        </w:rPr>
+        <w:t>fiftyTwoWeekLow</w:t>
+      </w:r>
+      <w:r>
+        <w:rPr>
+          <w:rFonts w:ascii="Times New Roman" w:eastAsia="Times New Roman" w:hAnsi="Times New Roman" w:cs="Times New Roman"/>
+          <w:kern w:val="0"/>
+          <w:lang w:eastAsia="en-CA"/>
+          <w14:ligatures w14:val="none"/>
+        </w:rPr>
+        <w:t>: The lowest stock price in the past 52 weeks.</w:t>
+      </w:r>
+    </w:p>
+    <w:p>
+      <w:pPr>
+        <w:numPr>
+          <w:ilvl w:val="0"/>
+          <w:numId w:val="25"/>
+        </w:numPr>
+        <w:spacing w:before="100" w:beforeAutospacing="1" w:after="100" w:afterAutospacing="1" w:line="240" w:lineRule="auto"/>
+        <w:rPr>
+          <w:rFonts w:ascii="Times New Roman" w:eastAsia="Times New Roman" w:hAnsi="Times New Roman" w:cs="Times New Roman"/>
+          <w:kern w:val="0"/>
+          <w:lang w:eastAsia="en-CA"/>
+          <w14:ligatures w14:val="none"/>
+        </w:rPr>
+      </w:pPr>
+      <w:r>
+        <w:rPr>
+          <w:rFonts w:ascii="Times New Roman" w:eastAsia="Times New Roman" w:hAnsi="Times New Roman" w:cs="Times New Roman"/>
+          <w:b/>
+          <w:bCs/>
+          <w:kern w:val="0"/>
+          <w:lang w:eastAsia="en-CA"/>
+          <w14:ligatures w14:val="none"/>
+        </w:rPr>
+        <w:t>fiftyTwoWeekHigh</w:t>
+      </w:r>
+      <w:r>
+        <w:rPr>
+          <w:rFonts w:ascii="Times New Roman" w:eastAsia="Times New Roman" w:hAnsi="Times New Roman" w:cs="Times New Roman"/>
+          <w:kern w:val="0"/>
+          <w:lang w:eastAsia="en-CA"/>
+          <w14:ligatures w14:val="none"/>
+        </w:rPr>
+        <w:t>: The highest stock price in the past 52 weeks.</w:t>
+      </w:r>
+    </w:p>
+    <w:p>
+      <w:pPr>
+        <w:spacing w:before="100" w:beforeAutospacing="1" w:after="100" w:afterAutospacing="1" w:line="240" w:lineRule="auto"/>
+        <w:outlineLvl w:val="2"/>
+        <w:rPr>
+          <w:rFonts w:ascii="Times New Roman" w:eastAsia="Times New Roman" w:hAnsi="Times New Roman" w:cs="Times New Roman"/>
+          <w:b/>
+          <w:bCs/>
+          <w:kern w:val="0"/>
+          <w:lang w:eastAsia="en-CA"/>
+          <w14:ligatures w14:val="none"/>
+        </w:rPr>
+      </w:pPr>
+      <w:r>
+        <w:rPr>
+          <w:rFonts w:ascii="Times New Roman" w:eastAsia="Times New Roman" w:hAnsi="Times New Roman" w:cs="Times New Roman"/>
+          <w:b/>
+          <w:bCs/>
+          <w:kern w:val="0"/>
+          <w:lang w:eastAsia="en-CA"/>
+          <w14:ligatures w14:val="none"/>
+        </w:rPr>
+        <w:t>Valuation Metrics</w:t>
+      </w:r>
+    </w:p>
+    <w:p>
+      <w:pPr>
+        <w:numPr>
+          <w:ilvl w:val="0"/>
+          <w:numId w:val="26"/>
+        </w:numPr>
+        <w:spacing w:before="100" w:beforeAutospacing="1" w:after="100" w:afterAutospacing="1" w:line="240" w:lineRule="auto"/>
+        <w:rPr>
+          <w:rFonts w:ascii="Times New Roman" w:eastAsia="Times New Roman" w:hAnsi="Times New Roman" w:cs="Times New Roman"/>
+          <w:kern w:val="0"/>
+          <w:lang w:eastAsia="en-CA"/>
+          <w14:ligatures w14:val="none"/>
+        </w:rPr>
+      </w:pPr>
+      <w:r>
+        <w:rPr>
+          <w:rFonts w:ascii="Times New Roman" w:eastAsia="Times New Roman" w:hAnsi="Times New Roman" w:cs="Times New Roman"/>
+          <w:b/>
+          <w:bCs/>
+          <w:kern w:val="0"/>
+          <w:lang w:eastAsia="en-CA"/>
+          <w14:ligatures w14:val="none"/>
+        </w:rPr>
+        <w:t>priceToSalesTrailing12Months</w:t>
+      </w:r>
+      <w:r>
+        <w:rPr>
+          <w:rFonts w:ascii="Times New Roman" w:eastAsia="Times New Roman" w:hAnsi="Times New Roman" w:cs="Times New Roman"/>
+          <w:kern w:val="0"/>
+          <w:lang w:eastAsia="en-CA"/>
+          <w14:ligatures w14:val="none"/>
+        </w:rPr>
+        <w:t>: Price-to-sales ratio based on trailing 12-month revenue.</w:t>
+      </w:r>
+    </w:p>
+    <w:p>
+      <w:pPr>
+        <w:numPr>
+          <w:ilvl w:val="0"/>
+          <w:numId w:val="26"/>
+        </w:numPr>
+        <w:spacing w:before="100" w:beforeAutospacing="1" w:after="100" w:afterAutospacing="1" w:line="240" w:lineRule="auto"/>
+        <w:rPr>
+          <w:rFonts w:ascii="Times New Roman" w:eastAsia="Times New Roman" w:hAnsi="Times New Roman" w:cs="Times New Roman"/>
+          <w:kern w:val="0"/>
+          <w:lang w:eastAsia="en-CA"/>
+          <w14:ligatures w14:val="none"/>
+        </w:rPr>
+      </w:pPr>
+      <w:r>
+        <w:rPr>
+          <w:rFonts w:ascii="Times New Roman" w:eastAsia="Times New Roman" w:hAnsi="Times New Roman" w:cs="Times New Roman"/>
+          <w:b/>
+          <w:bCs/>
+          <w:kern w:val="0"/>
+          <w:lang w:eastAsia="en-CA"/>
+          <w14:ligatures w14:val="none"/>
+        </w:rPr>
+        <w:t>fiftyDayAverage</w:t>
+      </w:r>
+      <w:r>
+        <w:rPr>
+          <w:rFonts w:ascii="Times New Roman" w:eastAsia="Times New Roman" w:hAnsi="Times New Roman" w:cs="Times New Roman"/>
+          <w:kern w:val="0"/>
+          <w:lang w:eastAsia="en-CA"/>
+          <w14:ligatures w14:val="none"/>
+        </w:rPr>
+        <w:t>: The average stock price over the past 50 days.</w:t>
+      </w:r>
+    </w:p>
+    <w:p>
+      <w:pPr>
+        <w:numPr>
+          <w:ilvl w:val="0"/>
+          <w:numId w:val="26"/>
+        </w:numPr>
+        <w:spacing w:before="100" w:beforeAutospacing="1" w:after="100" w:afterAutospacing="1" w:line="240" w:lineRule="auto"/>
+        <w:rPr>
+          <w:rFonts w:ascii="Times New Roman" w:eastAsia="Times New Roman" w:hAnsi="Times New Roman" w:cs="Times New Roman"/>
+          <w:kern w:val="0"/>
+          <w:lang w:eastAsia="en-CA"/>
+          <w14:ligatures w14:val="none"/>
+        </w:rPr>
+      </w:pPr>
+      <w:r>
+        <w:rPr>
+          <w:rFonts w:ascii="Times New Roman" w:eastAsia="Times New Roman" w:hAnsi="Times New Roman" w:cs="Times New Roman"/>
+          <w:b/>
+          <w:bCs/>
+          <w:kern w:val="0"/>
+          <w:lang w:eastAsia="en-CA"/>
+          <w14:ligatures w14:val="none"/>
+        </w:rPr>
+        <w:t>twoHundredDayAverage</w:t>
+      </w:r>
+      <w:r>
+        <w:rPr>
+          <w:rFonts w:ascii="Times New Roman" w:eastAsia="Times New Roman" w:hAnsi="Times New Roman" w:cs="Times New Roman"/>
+          <w:kern w:val="0"/>
+          <w:lang w:eastAsia="en-CA"/>
+          <w14:ligatures w14:val="none"/>
+        </w:rPr>
+        <w:t>: The average stock price over the past 200 days.</w:t>
+      </w:r>
+    </w:p>
+    <w:p>
+      <w:pPr>
+        <w:numPr>
+          <w:ilvl w:val="0"/>
+          <w:numId w:val="26"/>
+        </w:numPr>
+        <w:spacing w:before="100" w:beforeAutospacing="1" w:after="100" w:afterAutospacing="1" w:line="240" w:lineRule="auto"/>
+        <w:rPr>
+          <w:rFonts w:ascii="Times New Roman" w:eastAsia="Times New Roman" w:hAnsi="Times New Roman" w:cs="Times New Roman"/>
+          <w:kern w:val="0"/>
+          <w:lang w:eastAsia="en-CA"/>
+          <w14:ligatures w14:val="none"/>
+        </w:rPr>
+      </w:pPr>
+      <w:r>
+        <w:rPr>
+          <w:rFonts w:ascii="Times New Roman" w:eastAsia="Times New Roman" w:hAnsi="Times New Roman" w:cs="Times New Roman"/>
+          <w:b/>
+          <w:bCs/>
+          <w:kern w:val="0"/>
+          <w:lang w:eastAsia="en-CA"/>
+          <w14:ligatures w14:val="none"/>
+        </w:rPr>
+        <w:t>currency</w:t>
+      </w:r>
+      <w:r>
+        <w:rPr>
+          <w:rFonts w:ascii="Times New Roman" w:eastAsia="Times New Roman" w:hAnsi="Times New Roman" w:cs="Times New Roman"/>
+          <w:kern w:val="0"/>
+          <w:lang w:eastAsia="en-CA"/>
+          <w14:ligatures w14:val="none"/>
+        </w:rPr>
+        <w:t>: The currency in which the stock is traded (e.g., USD).</w:t>
+      </w:r>
+    </w:p>
+    <w:p>
+      <w:pPr>
+        <w:numPr>
+          <w:ilvl w:val="0"/>
+          <w:numId w:val="26"/>
+        </w:numPr>
+        <w:spacing w:before="100" w:beforeAutospacing="1" w:after="100" w:afterAutospacing="1" w:line="240" w:lineRule="auto"/>
+        <w:rPr>
+          <w:rFonts w:ascii="Times New Roman" w:eastAsia="Times New Roman" w:hAnsi="Times New Roman" w:cs="Times New Roman"/>
+          <w:kern w:val="0"/>
+          <w:lang w:eastAsia="en-CA"/>
+          <w14:ligatures w14:val="none"/>
+        </w:rPr>
+      </w:pPr>
+      <w:r>
+        <w:rPr>
+          <w:rFonts w:ascii="Times New Roman" w:eastAsia="Times New Roman" w:hAnsi="Times New Roman" w:cs="Times New Roman"/>
+          <w:b/>
+          <w:bCs/>
+          <w:kern w:val="0"/>
+          <w:lang w:eastAsia="en-CA"/>
+          <w14:ligatures w14:val="none"/>
+        </w:rPr>
+        <w:t>enterpriseValue</w:t>
+      </w:r>
+      <w:r>
+        <w:rPr>
+          <w:rFonts w:ascii="Times New Roman" w:eastAsia="Times New Roman" w:hAnsi="Times New Roman" w:cs="Times New Roman"/>
+          <w:kern w:val="0"/>
+          <w:lang w:eastAsia="en-CA"/>
+          <w14:ligatures w14:val="none"/>
+        </w:rPr>
+        <w:t>: The total valuation of a company, including debt and equity.</w:t>
+      </w:r>
+    </w:p>
+    <w:p>
+      <w:pPr>
+        <w:numPr>
+          <w:ilvl w:val="0"/>
+          <w:numId w:val="26"/>
+        </w:numPr>
+        <w:spacing w:before="100" w:beforeAutospacing="1" w:after="100" w:afterAutospacing="1" w:line="240" w:lineRule="auto"/>
+        <w:rPr>
+          <w:rFonts w:ascii="Times New Roman" w:eastAsia="Times New Roman" w:hAnsi="Times New Roman" w:cs="Times New Roman"/>
+          <w:kern w:val="0"/>
+          <w:lang w:eastAsia="en-CA"/>
+          <w14:ligatures w14:val="none"/>
+        </w:rPr>
+      </w:pPr>
+      <w:r>
+        <w:rPr>
+          <w:rFonts w:ascii="Times New Roman" w:eastAsia="Times New Roman" w:hAnsi="Times New Roman" w:cs="Times New Roman"/>
+          <w:b/>
+          <w:bCs/>
+          <w:kern w:val="0"/>
+          <w:lang w:eastAsia="en-CA"/>
+          <w14:ligatures w14:val="none"/>
+        </w:rPr>
+        <w:t>floatShares</w:t>
+      </w:r>
+      <w:r>
+        <w:rPr>
+          <w:rFonts w:ascii="Times New Roman" w:eastAsia="Times New Roman" w:hAnsi="Times New Roman" w:cs="Times New Roman"/>
+          <w:kern w:val="0"/>
+          <w:lang w:eastAsia="en-CA"/>
+          <w14:ligatures w14:val="none"/>
+        </w:rPr>
+        <w:t>: The number of shares available for trading.</w:t>
+      </w:r>
+    </w:p>
+    <w:p>
+      <w:pPr>
+        <w:numPr>
+          <w:ilvl w:val="0"/>
+          <w:numId w:val="26"/>
+        </w:numPr>
+        <w:spacing w:before="100" w:beforeAutospacing="1" w:after="100" w:afterAutospacing="1" w:line="240" w:lineRule="auto"/>
+        <w:rPr>
+          <w:rFonts w:ascii="Times New Roman" w:eastAsia="Times New Roman" w:hAnsi="Times New Roman" w:cs="Times New Roman"/>
+          <w:kern w:val="0"/>
+          <w:lang w:eastAsia="en-CA"/>
+          <w14:ligatures w14:val="none"/>
+        </w:rPr>
+      </w:pPr>
+      <w:r>
+        <w:rPr>
+          <w:rFonts w:ascii="Times New Roman" w:eastAsia="Times New Roman" w:hAnsi="Times New Roman" w:cs="Times New Roman"/>
+          <w:b/>
+          <w:bCs/>
+          <w:kern w:val="0"/>
+          <w:lang w:eastAsia="en-CA"/>
+          <w14:ligatures w14:val="none"/>
+        </w:rPr>
+        <w:t>sharesOutstanding</w:t>
+      </w:r>
+      <w:r>
+        <w:rPr>
+          <w:rFonts w:ascii="Times New Roman" w:eastAsia="Times New Roman" w:hAnsi="Times New Roman" w:cs="Times New Roman"/>
+          <w:kern w:val="0"/>
+          <w:lang w:eastAsia="en-CA"/>
+          <w14:ligatures w14:val="none"/>
+        </w:rPr>
+        <w:t>: The total number of issued shares.</w:t>
+      </w:r>
+    </w:p>
+    <w:p>
+      <w:pPr>
+        <w:numPr>
+          <w:ilvl w:val="0"/>
+          <w:numId w:val="26"/>
+        </w:numPr>
+        <w:spacing w:before="100" w:beforeAutospacing="1" w:after="100" w:afterAutospacing="1" w:line="240" w:lineRule="auto"/>
+        <w:rPr>
+          <w:rFonts w:ascii="Times New Roman" w:eastAsia="Times New Roman" w:hAnsi="Times New Roman" w:cs="Times New Roman"/>
+          <w:kern w:val="0"/>
+          <w:lang w:eastAsia="en-CA"/>
+          <w14:ligatures w14:val="none"/>
+        </w:rPr>
+      </w:pPr>
+      <w:r>
+        <w:rPr>
+          <w:rFonts w:ascii="Times New Roman" w:eastAsia="Times New Roman" w:hAnsi="Times New Roman" w:cs="Times New Roman"/>
+          <w:b/>
+          <w:bCs/>
+          <w:kern w:val="0"/>
+          <w:lang w:eastAsia="en-CA"/>
+          <w14:ligatures w14:val="none"/>
+        </w:rPr>
+        <w:t>sharesShort</w:t>
+      </w:r>
+      <w:r>
+        <w:rPr>
+          <w:rFonts w:ascii="Times New Roman" w:eastAsia="Times New Roman" w:hAnsi="Times New Roman" w:cs="Times New Roman"/>
+          <w:kern w:val="0"/>
+          <w:lang w:eastAsia="en-CA"/>
+          <w14:ligatures w14:val="none"/>
+        </w:rPr>
+        <w:t>: The number of shares sold short (betting on a price decrease).</w:t>
+      </w:r>
+    </w:p>
+    <w:p>
+      <w:pPr>
+        <w:numPr>
+          <w:ilvl w:val="0"/>
+          <w:numId w:val="26"/>
+        </w:numPr>
+        <w:spacing w:before="100" w:beforeAutospacing="1" w:after="100" w:afterAutospacing="1" w:line="240" w:lineRule="auto"/>
+        <w:rPr>
+          <w:rFonts w:ascii="Times New Roman" w:eastAsia="Times New Roman" w:hAnsi="Times New Roman" w:cs="Times New Roman"/>
+          <w:kern w:val="0"/>
+          <w:lang w:eastAsia="en-CA"/>
+          <w14:ligatures w14:val="none"/>
+        </w:rPr>
+      </w:pPr>
+      <w:r>
+        <w:rPr>
+          <w:rFonts w:ascii="Times New Roman" w:eastAsia="Times New Roman" w:hAnsi="Times New Roman" w:cs="Times New Roman"/>
+          <w:b/>
+          <w:bCs/>
+          <w:kern w:val="0"/>
+          <w:lang w:eastAsia="en-CA"/>
+          <w14:ligatures w14:val="none"/>
+        </w:rPr>
+        <w:t>sharesShortPriorMonth</w:t>
+      </w:r>
+      <w:r>
+        <w:rPr>
+          <w:rFonts w:ascii="Times New Roman" w:eastAsia="Times New Roman" w:hAnsi="Times New Roman" w:cs="Times New Roman"/>
+          <w:kern w:val="0"/>
+          <w:lang w:eastAsia="en-CA"/>
+          <w14:ligatures w14:val="none"/>
+        </w:rPr>
+        <w:t>: The number of shares shorted in the previous month.</w:t>
+      </w:r>
+    </w:p>
+    <w:p>
+      <w:pPr>
+        <w:numPr>
+          <w:ilvl w:val="0"/>
+          <w:numId w:val="26"/>
+        </w:numPr>
+        <w:spacing w:before="100" w:beforeAutospacing="1" w:after="100" w:afterAutospacing="1" w:line="240" w:lineRule="auto"/>
+        <w:rPr>
+          <w:rFonts w:ascii="Times New Roman" w:eastAsia="Times New Roman" w:hAnsi="Times New Roman" w:cs="Times New Roman"/>
+          <w:kern w:val="0"/>
+          <w:lang w:eastAsia="en-CA"/>
+          <w14:ligatures w14:val="none"/>
+        </w:rPr>
+      </w:pPr>
+      <w:r>
+        <w:rPr>
+          <w:rFonts w:ascii="Times New Roman" w:eastAsia="Times New Roman" w:hAnsi="Times New Roman" w:cs="Times New Roman"/>
+          <w:b/>
+          <w:bCs/>
+          <w:kern w:val="0"/>
+          <w:lang w:eastAsia="en-CA"/>
+          <w14:ligatures w14:val="none"/>
+        </w:rPr>
+        <w:t>sharesPercentSharesOut</w:t>
+      </w:r>
+      <w:r>
+        <w:rPr>
+          <w:rFonts w:ascii="Times New Roman" w:eastAsia="Times New Roman" w:hAnsi="Times New Roman" w:cs="Times New Roman"/>
+          <w:kern w:val="0"/>
+          <w:lang w:eastAsia="en-CA"/>
+          <w14:ligatures w14:val="none"/>
+        </w:rPr>
+        <w:t>: The percentage of outstanding shares that are sold short.</w:t>
+      </w:r>
+    </w:p>
+    <w:p>
+      <w:pPr>
+        <w:numPr>
+          <w:ilvl w:val="0"/>
+          <w:numId w:val="26"/>
+        </w:numPr>
+        <w:spacing w:before="100" w:beforeAutospacing="1" w:after="100" w:afterAutospacing="1" w:line="240" w:lineRule="auto"/>
+        <w:rPr>
+          <w:rFonts w:ascii="Times New Roman" w:eastAsia="Times New Roman" w:hAnsi="Times New Roman" w:cs="Times New Roman"/>
+          <w:kern w:val="0"/>
+          <w:lang w:eastAsia="en-CA"/>
+          <w14:ligatures w14:val="none"/>
+        </w:rPr>
+      </w:pPr>
+      <w:r>
+        <w:rPr>
+          <w:rFonts w:ascii="Times New Roman" w:eastAsia="Times New Roman" w:hAnsi="Times New Roman" w:cs="Times New Roman"/>
+          <w:b/>
+          <w:bCs/>
+          <w:kern w:val="0"/>
+          <w:lang w:eastAsia="en-CA"/>
+          <w14:ligatures w14:val="none"/>
+        </w:rPr>
+        <w:t>heldPercentInsiders</w:t>
+      </w:r>
+      <w:r>
+        <w:rPr>
+          <w:rFonts w:ascii="Times New Roman" w:eastAsia="Times New Roman" w:hAnsi="Times New Roman" w:cs="Times New Roman"/>
+          <w:kern w:val="0"/>
+          <w:lang w:eastAsia="en-CA"/>
+          <w14:ligatures w14:val="none"/>
+        </w:rPr>
+        <w:t>: The percentage of shares held by insiders (e.g., executives).</w:t>
+      </w:r>
+    </w:p>
+    <w:p>
+      <w:pPr>
+        <w:numPr>
+          <w:ilvl w:val="0"/>
+          <w:numId w:val="26"/>
+        </w:numPr>
+        <w:spacing w:before="100" w:beforeAutospacing="1" w:after="100" w:afterAutospacing="1" w:line="240" w:lineRule="auto"/>
+        <w:rPr>
+          <w:rFonts w:ascii="Times New Roman" w:eastAsia="Times New Roman" w:hAnsi="Times New Roman" w:cs="Times New Roman"/>
+          <w:kern w:val="0"/>
+          <w:lang w:eastAsia="en-CA"/>
+          <w14:ligatures w14:val="none"/>
+        </w:rPr>
+      </w:pPr>
+      <w:r>
+        <w:rPr>
+          <w:rFonts w:ascii="Times New Roman" w:eastAsia="Times New Roman" w:hAnsi="Times New Roman" w:cs="Times New Roman"/>
+          <w:b/>
+          <w:bCs/>
+          <w:kern w:val="0"/>
+          <w:lang w:eastAsia="en-CA"/>
+          <w14:ligatures w14:val="none"/>
+        </w:rPr>
+        <w:t>shortRatio</w:t>
+      </w:r>
+      <w:r>
+        <w:rPr>
+          <w:rFonts w:ascii="Times New Roman" w:eastAsia="Times New Roman" w:hAnsi="Times New Roman" w:cs="Times New Roman"/>
+          <w:kern w:val="0"/>
+          <w:lang w:eastAsia="en-CA"/>
+          <w14:ligatures w14:val="none"/>
+        </w:rPr>
+        <w:t>: The ratio of shares short to average daily trading volume.</w:t>
+      </w:r>
+    </w:p>
+    <w:p>
+      <w:pPr>
+        <w:numPr>
+          <w:ilvl w:val="0"/>
+          <w:numId w:val="26"/>
+        </w:numPr>
+        <w:spacing w:before="100" w:beforeAutospacing="1" w:after="100" w:afterAutospacing="1" w:line="240" w:lineRule="auto"/>
+        <w:rPr>
+          <w:rFonts w:ascii="Times New Roman" w:eastAsia="Times New Roman" w:hAnsi="Times New Roman" w:cs="Times New Roman"/>
+          <w:kern w:val="0"/>
+          <w:lang w:eastAsia="en-CA"/>
+          <w14:ligatures w14:val="none"/>
+        </w:rPr>
+      </w:pPr>
+      <w:r>
+        <w:rPr>
+          <w:rFonts w:ascii="Times New Roman" w:eastAsia="Times New Roman" w:hAnsi="Times New Roman" w:cs="Times New Roman"/>
+          <w:b/>
+          <w:bCs/>
+          <w:kern w:val="0"/>
+          <w:lang w:eastAsia="en-CA"/>
+          <w14:ligatures w14:val="none"/>
+        </w:rPr>
+        <w:t>impliedSharesOutstanding</w:t>
+      </w:r>
+      <w:r>
+        <w:rPr>
+          <w:rFonts w:ascii="Times New Roman" w:eastAsia="Times New Roman" w:hAnsi="Times New Roman" w:cs="Times New Roman"/>
+          <w:kern w:val="0"/>
+          <w:lang w:eastAsia="en-CA"/>
+          <w14:ligatures w14:val="none"/>
+        </w:rPr>
+        <w:t>: The implied number of shares outstanding based on financial instruments.</w:t>
+      </w:r>
+    </w:p>
+    <w:p>
+      <w:pPr>
+        <w:spacing w:before="100" w:beforeAutospacing="1" w:after="100" w:afterAutospacing="1" w:line="240" w:lineRule="auto"/>
+        <w:outlineLvl w:val="2"/>
+        <w:rPr>
+          <w:rFonts w:ascii="Times New Roman" w:eastAsia="Times New Roman" w:hAnsi="Times New Roman" w:cs="Times New Roman"/>
+          <w:b/>
+          <w:bCs/>
+          <w:kern w:val="0"/>
+          <w:lang w:eastAsia="en-CA"/>
+          <w14:ligatures w14:val="none"/>
+        </w:rPr>
+      </w:pPr>
+      <w:r>
+        <w:rPr>
+          <w:rFonts w:ascii="Times New Roman" w:eastAsia="Times New Roman" w:hAnsi="Times New Roman" w:cs="Times New Roman"/>
+          <w:b/>
+          <w:bCs/>
+          <w:kern w:val="0"/>
+          <w:lang w:eastAsia="en-CA"/>
+          <w14:ligatures w14:val="none"/>
+        </w:rPr>
+        <w:t>Book Value and Profitability</w:t>
+      </w:r>
+    </w:p>
+    <w:p>
+      <w:pPr>
+        <w:numPr>
+          <w:ilvl w:val="0"/>
+          <w:numId w:val="27"/>
+        </w:numPr>
+        <w:spacing w:before="100" w:beforeAutospacing="1" w:after="100" w:afterAutospacing="1" w:line="240" w:lineRule="auto"/>
+        <w:rPr>
+          <w:rFonts w:ascii="Times New Roman" w:eastAsia="Times New Roman" w:hAnsi="Times New Roman" w:cs="Times New Roman"/>
+          <w:kern w:val="0"/>
+          <w:lang w:eastAsia="en-CA"/>
+          <w14:ligatures w14:val="none"/>
+        </w:rPr>
+      </w:pPr>
+      <w:r>
+        <w:rPr>
+          <w:rFonts w:ascii="Times New Roman" w:eastAsia="Times New Roman" w:hAnsi="Times New Roman" w:cs="Times New Roman"/>
+          <w:b/>
+          <w:bCs/>
+          <w:kern w:val="0"/>
+          <w:lang w:eastAsia="en-CA"/>
+          <w14:ligatures w14:val="none"/>
+        </w:rPr>
+        <w:t>bookValue</w:t>
+      </w:r>
+      <w:r>
+        <w:rPr>
+          <w:rFonts w:ascii="Times New Roman" w:eastAsia="Times New Roman" w:hAnsi="Times New Roman" w:cs="Times New Roman"/>
+          <w:kern w:val="0"/>
+          <w:lang w:eastAsia="en-CA"/>
+          <w14:ligatures w14:val="none"/>
+        </w:rPr>
+        <w:t>: The company’s book value per share (assets - liabilities).</w:t>
+      </w:r>
+    </w:p>
+    <w:p>
+      <w:pPr>
+        <w:numPr>
+          <w:ilvl w:val="0"/>
+          <w:numId w:val="27"/>
+        </w:numPr>
+        <w:spacing w:before="100" w:beforeAutospacing="1" w:after="100" w:afterAutospacing="1" w:line="240" w:lineRule="auto"/>
+        <w:rPr>
+          <w:rFonts w:ascii="Times New Roman" w:eastAsia="Times New Roman" w:hAnsi="Times New Roman" w:cs="Times New Roman"/>
+          <w:kern w:val="0"/>
+          <w:lang w:eastAsia="en-CA"/>
+          <w14:ligatures w14:val="none"/>
+        </w:rPr>
+      </w:pPr>
+      <w:r>
+        <w:rPr>
+          <w:rFonts w:ascii="Times New Roman" w:eastAsia="Times New Roman" w:hAnsi="Times New Roman" w:cs="Times New Roman"/>
+          <w:b/>
+          <w:bCs/>
+          <w:kern w:val="0"/>
+          <w:lang w:eastAsia="en-CA"/>
+          <w14:ligatures w14:val="none"/>
+        </w:rPr>
+        <w:t>priceToBook</w:t>
+      </w:r>
+      <w:r>
+        <w:rPr>
+          <w:rFonts w:ascii="Times New Roman" w:eastAsia="Times New Roman" w:hAnsi="Times New Roman" w:cs="Times New Roman"/>
+          <w:kern w:val="0"/>
+          <w:lang w:eastAsia="en-CA"/>
+          <w14:ligatures w14:val="none"/>
+        </w:rPr>
+        <w:t>: Price-to-book ratio (stock price compared to book value per share).</w:t>
+      </w:r>
+    </w:p>
+    <w:p>
+      <w:pPr>
+        <w:numPr>
+          <w:ilvl w:val="0"/>
+          <w:numId w:val="27"/>
+        </w:numPr>
+        <w:spacing w:before="100" w:beforeAutospacing="1" w:after="100" w:afterAutospacing="1" w:line="240" w:lineRule="auto"/>
+        <w:rPr>
+          <w:rFonts w:ascii="Times New Roman" w:eastAsia="Times New Roman" w:hAnsi="Times New Roman" w:cs="Times New Roman"/>
+          <w:kern w:val="0"/>
+          <w:lang w:eastAsia="en-CA"/>
+          <w14:ligatures w14:val="none"/>
+        </w:rPr>
+      </w:pPr>
+      <w:r>
+        <w:rPr>
+          <w:rFonts w:ascii="Times New Roman" w:eastAsia="Times New Roman" w:hAnsi="Times New Roman" w:cs="Times New Roman"/>
+          <w:b/>
+          <w:bCs/>
+          <w:kern w:val="0"/>
+          <w:lang w:eastAsia="en-CA"/>
+          <w14:ligatures w14:val="none"/>
+        </w:rPr>
+        <w:t>netIncomeToCommon</w:t>
+      </w:r>
+      <w:r>
+        <w:rPr>
+          <w:rFonts w:ascii="Times New Roman" w:eastAsia="Times New Roman" w:hAnsi="Times New Roman" w:cs="Times New Roman"/>
+          <w:kern w:val="0"/>
+          <w:lang w:eastAsia="en-CA"/>
+          <w14:ligatures w14:val="none"/>
+        </w:rPr>
+        <w:t>: The net income attributable to common shareholders.</w:t>
+      </w:r>
+    </w:p>
+    <w:p>
+      <w:pPr>
+        <w:numPr>
+          <w:ilvl w:val="0"/>
+          <w:numId w:val="27"/>
+        </w:numPr>
+        <w:spacing w:before="100" w:beforeAutospacing="1" w:after="100" w:afterAutospacing="1" w:line="240" w:lineRule="auto"/>
+        <w:rPr>
+          <w:rFonts w:ascii="Times New Roman" w:eastAsia="Times New Roman" w:hAnsi="Times New Roman" w:cs="Times New Roman"/>
+          <w:kern w:val="0"/>
+          <w:lang w:eastAsia="en-CA"/>
+          <w14:ligatures w14:val="none"/>
+        </w:rPr>
+      </w:pPr>
+      <w:r>
+        <w:rPr>
+          <w:rFonts w:ascii="Times New Roman" w:eastAsia="Times New Roman" w:hAnsi="Times New Roman" w:cs="Times New Roman"/>
+          <w:b/>
+          <w:bCs/>
+          <w:kern w:val="0"/>
+          <w:lang w:eastAsia="en-CA"/>
+          <w14:ligatures w14:val="none"/>
+        </w:rPr>
+        <w:t>trailingEps</w:t>
+      </w:r>
+      <w:r>
+        <w:rPr>
+          <w:rFonts w:ascii="Times New Roman" w:eastAsia="Times New Roman" w:hAnsi="Times New Roman" w:cs="Times New Roman"/>
+          <w:kern w:val="0"/>
+          <w:lang w:eastAsia="en-CA"/>
+          <w14:ligatures w14:val="none"/>
+        </w:rPr>
+        <w:t>: Earnings per share (EPS) over the trailing 12 months.</w:t>
+      </w:r>
+    </w:p>
+    <w:p>
+      <w:pPr>
+        <w:numPr>
+          <w:ilvl w:val="0"/>
+          <w:numId w:val="27"/>
+        </w:numPr>
+        <w:spacing w:before="100" w:beforeAutospacing="1" w:after="100" w:afterAutospacing="1" w:line="240" w:lineRule="auto"/>
+        <w:rPr>
+          <w:rFonts w:ascii="Times New Roman" w:eastAsia="Times New Roman" w:hAnsi="Times New Roman" w:cs="Times New Roman"/>
+          <w:kern w:val="0"/>
+          <w:lang w:eastAsia="en-CA"/>
+          <w14:ligatures w14:val="none"/>
+        </w:rPr>
+      </w:pPr>
+      <w:r>
+        <w:rPr>
+          <w:rFonts w:ascii="Times New Roman" w:eastAsia="Times New Roman" w:hAnsi="Times New Roman" w:cs="Times New Roman"/>
+          <w:b/>
+          <w:bCs/>
+          <w:kern w:val="0"/>
+          <w:lang w:eastAsia="en-CA"/>
+          <w14:ligatures w14:val="none"/>
+        </w:rPr>
+        <w:t>lastSplitFactor</w:t>
+      </w:r>
+      <w:r>
+        <w:rPr>
+          <w:rFonts w:ascii="Times New Roman" w:eastAsia="Times New Roman" w:hAnsi="Times New Roman" w:cs="Times New Roman"/>
+          <w:kern w:val="0"/>
+          <w:lang w:eastAsia="en-CA"/>
+          <w14:ligatures w14:val="none"/>
+        </w:rPr>
+        <w:t>: Ratio of the most recent stock split (e.g., 2:1).</w:t>
+      </w:r>
+    </w:p>
+    <w:p>
+      <w:pPr>
+        <w:spacing w:before="100" w:beforeAutospacing="1" w:after="100" w:afterAutospacing="1" w:line="240" w:lineRule="auto"/>
+        <w:outlineLvl w:val="2"/>
+        <w:rPr>
+          <w:rFonts w:ascii="Times New Roman" w:eastAsia="Times New Roman" w:hAnsi="Times New Roman" w:cs="Times New Roman"/>
+          <w:b/>
+          <w:bCs/>
+          <w:kern w:val="0"/>
+          <w:lang w:eastAsia="en-CA"/>
+          <w14:ligatures w14:val="none"/>
+        </w:rPr>
+      </w:pPr>
+      <w:r>
+        <w:rPr>
+          <w:rFonts w:ascii="Times New Roman" w:eastAsia="Times New Roman" w:hAnsi="Times New Roman" w:cs="Times New Roman"/>
+          <w:b/>
+          <w:bCs/>
+          <w:kern w:val="0"/>
+          <w:lang w:eastAsia="en-CA"/>
+          <w14:ligatures w14:val="none"/>
+        </w:rPr>
+        <w:t>Enterprise Ratios</w:t>
+      </w:r>
+    </w:p>
+    <w:p>
+      <w:pPr>
+        <w:numPr>
+          <w:ilvl w:val="0"/>
+          <w:numId w:val="28"/>
+        </w:numPr>
+        <w:spacing w:before="100" w:beforeAutospacing="1" w:after="100" w:afterAutospacing="1" w:line="240" w:lineRule="auto"/>
+        <w:rPr>
+          <w:rFonts w:ascii="Times New Roman" w:eastAsia="Times New Roman" w:hAnsi="Times New Roman" w:cs="Times New Roman"/>
+          <w:kern w:val="0"/>
+          <w:lang w:eastAsia="en-CA"/>
+          <w14:ligatures w14:val="none"/>
+        </w:rPr>
+      </w:pPr>
+      <w:r>
+        <w:rPr>
+          <w:rFonts w:ascii="Times New Roman" w:eastAsia="Times New Roman" w:hAnsi="Times New Roman" w:cs="Times New Roman"/>
+          <w:b/>
+          <w:bCs/>
+          <w:kern w:val="0"/>
+          <w:lang w:eastAsia="en-CA"/>
+          <w14:ligatures w14:val="none"/>
+        </w:rPr>
+        <w:t>enterpriseToRevenue</w:t>
+      </w:r>
+      <w:r>
+        <w:rPr>
+          <w:rFonts w:ascii="Times New Roman" w:eastAsia="Times New Roman" w:hAnsi="Times New Roman" w:cs="Times New Roman"/>
+          <w:kern w:val="0"/>
+          <w:lang w:eastAsia="en-CA"/>
+          <w14:ligatures w14:val="none"/>
+        </w:rPr>
+        <w:t>: Enterprise value compared to revenue.</w:t>
+      </w:r>
+    </w:p>
+    <w:p>
+      <w:pPr>
+        <w:numPr>
+          <w:ilvl w:val="0"/>
+          <w:numId w:val="28"/>
+        </w:numPr>
+        <w:spacing w:before="100" w:beforeAutospacing="1" w:after="100" w:afterAutospacing="1" w:line="240" w:lineRule="auto"/>
+        <w:rPr>
+          <w:rFonts w:ascii="Times New Roman" w:eastAsia="Times New Roman" w:hAnsi="Times New Roman" w:cs="Times New Roman"/>
+          <w:kern w:val="0"/>
+          <w:lang w:eastAsia="en-CA"/>
+          <w14:ligatures w14:val="none"/>
+        </w:rPr>
+      </w:pPr>
+      <w:r>
+        <w:rPr>
+          <w:rFonts w:ascii="Times New Roman" w:eastAsia="Times New Roman" w:hAnsi="Times New Roman" w:cs="Times New Roman"/>
+          <w:b/>
+          <w:bCs/>
+          <w:kern w:val="0"/>
+          <w:lang w:eastAsia="en-CA"/>
+          <w14:ligatures w14:val="none"/>
+        </w:rPr>
+        <w:t>52WeekChange</w:t>
+      </w:r>
+      <w:r>
+        <w:rPr>
+          <w:rFonts w:ascii="Times New Roman" w:eastAsia="Times New Roman" w:hAnsi="Times New Roman" w:cs="Times New Roman"/>
+          <w:kern w:val="0"/>
+          <w:lang w:eastAsia="en-CA"/>
+          <w14:ligatures w14:val="none"/>
+        </w:rPr>
+        <w:t>: Percentage change in stock price over the past 52 weeks.</w:t>
+      </w:r>
+    </w:p>
+    <w:p>
+      <w:pPr>
+        <w:numPr>
+          <w:ilvl w:val="0"/>
+          <w:numId w:val="28"/>
+        </w:numPr>
+        <w:spacing w:before="100" w:beforeAutospacing="1" w:after="100" w:afterAutospacing="1" w:line="240" w:lineRule="auto"/>
+        <w:rPr>
+          <w:rFonts w:ascii="Times New Roman" w:eastAsia="Times New Roman" w:hAnsi="Times New Roman" w:cs="Times New Roman"/>
+          <w:kern w:val="0"/>
+          <w:lang w:eastAsia="en-CA"/>
+          <w14:ligatures w14:val="none"/>
+        </w:rPr>
+      </w:pPr>
+      <w:r>
+        <w:rPr>
+          <w:rFonts w:ascii="Times New Roman" w:eastAsia="Times New Roman" w:hAnsi="Times New Roman" w:cs="Times New Roman"/>
+          <w:b/>
+          <w:bCs/>
+          <w:kern w:val="0"/>
+          <w:lang w:eastAsia="en-CA"/>
+          <w14:ligatures w14:val="none"/>
+        </w:rPr>
+        <w:t>SandP52WeekChange</w:t>
+      </w:r>
+      <w:r>
+        <w:rPr>
+          <w:rFonts w:ascii="Times New Roman" w:eastAsia="Times New Roman" w:hAnsi="Times New Roman" w:cs="Times New Roman"/>
+          <w:kern w:val="0"/>
+          <w:lang w:eastAsia="en-CA"/>
+          <w14:ligatures w14:val="none"/>
+        </w:rPr>
+        <w:t>: Percentage change in the S&amp;P 500 index over the past 52 weeks.</w:t>
+      </w:r>
+    </w:p>
+    <w:p>
+      <w:pPr>
+        <w:spacing w:before="100" w:beforeAutospacing="1" w:after="100" w:afterAutospacing="1" w:line="240" w:lineRule="auto"/>
+        <w:outlineLvl w:val="2"/>
+        <w:rPr>
+          <w:rFonts w:ascii="Times New Roman" w:eastAsia="Times New Roman" w:hAnsi="Times New Roman" w:cs="Times New Roman"/>
+          <w:b/>
+          <w:bCs/>
+          <w:kern w:val="0"/>
+          <w:lang w:eastAsia="en-CA"/>
+          <w14:ligatures w14:val="none"/>
+        </w:rPr>
+      </w:pPr>
+      <w:r>
+        <w:rPr>
+          <w:rFonts w:ascii="Times New Roman" w:eastAsia="Times New Roman" w:hAnsi="Times New Roman" w:cs="Times New Roman"/>
+          <w:b/>
+          <w:bCs/>
+          <w:kern w:val="0"/>
+          <w:lang w:eastAsia="en-CA"/>
+          <w14:ligatures w14:val="none"/>
+        </w:rPr>
+        <w:t>Dividends and Recommendations</w:t>
+      </w:r>
+    </w:p>
+    <w:p>
+      <w:pPr>
+        <w:numPr>
+          <w:ilvl w:val="0"/>
+          <w:numId w:val="29"/>
+        </w:numPr>
+        <w:spacing w:before="100" w:beforeAutospacing="1" w:after="100" w:afterAutospacing="1" w:line="240" w:lineRule="auto"/>
+        <w:rPr>
+          <w:rFonts w:ascii="Times New Roman" w:eastAsia="Times New Roman" w:hAnsi="Times New Roman" w:cs="Times New Roman"/>
+          <w:kern w:val="0"/>
+          <w:lang w:eastAsia="en-CA"/>
+          <w14:ligatures w14:val="none"/>
+        </w:rPr>
+      </w:pPr>
+      <w:r>
+        <w:rPr>
+          <w:rFonts w:ascii="Times New Roman" w:eastAsia="Times New Roman" w:hAnsi="Times New Roman" w:cs="Times New Roman"/>
+          <w:b/>
+          <w:bCs/>
+          <w:kern w:val="0"/>
+          <w:lang w:eastAsia="en-CA"/>
+          <w14:ligatures w14:val="none"/>
+        </w:rPr>
+        <w:lastRenderedPageBreak/>
+        <w:t>lastDividendValue</w:t>
+      </w:r>
+      <w:r>
+        <w:rPr>
+          <w:rFonts w:ascii="Times New Roman" w:eastAsia="Times New Roman" w:hAnsi="Times New Roman" w:cs="Times New Roman"/>
+          <w:kern w:val="0"/>
+          <w:lang w:eastAsia="en-CA"/>
+          <w14:ligatures w14:val="none"/>
+        </w:rPr>
+        <w:t>: The value of the most recent dividend payment.</w:t>
+      </w:r>
+    </w:p>
+    <w:p>
+      <w:pPr>
+        <w:numPr>
+          <w:ilvl w:val="0"/>
+          <w:numId w:val="29"/>
+        </w:numPr>
+        <w:spacing w:before="100" w:beforeAutospacing="1" w:after="100" w:afterAutospacing="1" w:line="240" w:lineRule="auto"/>
+        <w:rPr>
+          <w:rFonts w:ascii="Times New Roman" w:eastAsia="Times New Roman" w:hAnsi="Times New Roman" w:cs="Times New Roman"/>
+          <w:kern w:val="0"/>
+          <w:lang w:eastAsia="en-CA"/>
+          <w14:ligatures w14:val="none"/>
+        </w:rPr>
+      </w:pPr>
+      <w:r>
+        <w:rPr>
+          <w:rFonts w:ascii="Times New Roman" w:eastAsia="Times New Roman" w:hAnsi="Times New Roman" w:cs="Times New Roman"/>
+          <w:b/>
+          <w:bCs/>
+          <w:kern w:val="0"/>
+          <w:lang w:eastAsia="en-CA"/>
+          <w14:ligatures w14:val="none"/>
+        </w:rPr>
+        <w:t>quoteType</w:t>
+      </w:r>
+      <w:r>
+        <w:rPr>
+          <w:rFonts w:ascii="Times New Roman" w:eastAsia="Times New Roman" w:hAnsi="Times New Roman" w:cs="Times New Roman"/>
+          <w:kern w:val="0"/>
+          <w:lang w:eastAsia="en-CA"/>
+          <w14:ligatures w14:val="none"/>
+        </w:rPr>
+        <w:t>: The type of security (e.g., "EQUITY").</w:t>
+      </w:r>
+    </w:p>
+    <w:p>
+      <w:pPr>
+        <w:numPr>
+          <w:ilvl w:val="0"/>
+          <w:numId w:val="29"/>
+        </w:numPr>
+        <w:spacing w:before="100" w:beforeAutospacing="1" w:after="100" w:afterAutospacing="1" w:line="240" w:lineRule="auto"/>
+        <w:rPr>
+          <w:rFonts w:ascii="Times New Roman" w:eastAsia="Times New Roman" w:hAnsi="Times New Roman" w:cs="Times New Roman"/>
+          <w:kern w:val="0"/>
+          <w:lang w:eastAsia="en-CA"/>
+          <w14:ligatures w14:val="none"/>
+        </w:rPr>
+      </w:pPr>
+      <w:r>
+        <w:rPr>
+          <w:rFonts w:ascii="Times New Roman" w:eastAsia="Times New Roman" w:hAnsi="Times New Roman" w:cs="Times New Roman"/>
+          <w:b/>
+          <w:bCs/>
+          <w:kern w:val="0"/>
+          <w:lang w:eastAsia="en-CA"/>
+          <w14:ligatures w14:val="none"/>
+        </w:rPr>
+        <w:t>symbol</w:t>
+      </w:r>
+      <w:r>
+        <w:rPr>
+          <w:rFonts w:ascii="Times New Roman" w:eastAsia="Times New Roman" w:hAnsi="Times New Roman" w:cs="Times New Roman"/>
+          <w:kern w:val="0"/>
+          <w:lang w:eastAsia="en-CA"/>
+          <w14:ligatures w14:val="none"/>
+        </w:rPr>
+        <w:t>: The stock ticker symbol (duplicate of "tic").</w:t>
+      </w:r>
+    </w:p>
+    <w:p>
+      <w:pPr>
+        <w:numPr>
+          <w:ilvl w:val="0"/>
+          <w:numId w:val="29"/>
+        </w:numPr>
+        <w:spacing w:before="100" w:beforeAutospacing="1" w:after="100" w:afterAutospacing="1" w:line="240" w:lineRule="auto"/>
+        <w:rPr>
+          <w:rFonts w:ascii="Times New Roman" w:eastAsia="Times New Roman" w:hAnsi="Times New Roman" w:cs="Times New Roman"/>
+          <w:kern w:val="0"/>
+          <w:lang w:eastAsia="en-CA"/>
+          <w14:ligatures w14:val="none"/>
+        </w:rPr>
+      </w:pPr>
+      <w:r>
+        <w:rPr>
+          <w:rFonts w:ascii="Times New Roman" w:eastAsia="Times New Roman" w:hAnsi="Times New Roman" w:cs="Times New Roman"/>
+          <w:b/>
+          <w:bCs/>
+          <w:kern w:val="0"/>
+          <w:lang w:eastAsia="en-CA"/>
+          <w14:ligatures w14:val="none"/>
+        </w:rPr>
+        <w:t>shortName</w:t>
+      </w:r>
+      <w:r>
+        <w:rPr>
+          <w:rFonts w:ascii="Times New Roman" w:eastAsia="Times New Roman" w:hAnsi="Times New Roman" w:cs="Times New Roman"/>
+          <w:kern w:val="0"/>
+          <w:lang w:eastAsia="en-CA"/>
+          <w14:ligatures w14:val="none"/>
+        </w:rPr>
+        <w:t>: A short name of the company.</w:t>
+      </w:r>
+    </w:p>
+    <w:p>
+      <w:pPr>
+        <w:numPr>
+          <w:ilvl w:val="0"/>
+          <w:numId w:val="29"/>
+        </w:numPr>
+        <w:spacing w:before="100" w:beforeAutospacing="1" w:after="100" w:afterAutospacing="1" w:line="240" w:lineRule="auto"/>
+        <w:rPr>
+          <w:rFonts w:ascii="Times New Roman" w:eastAsia="Times New Roman" w:hAnsi="Times New Roman" w:cs="Times New Roman"/>
+          <w:kern w:val="0"/>
+          <w:lang w:eastAsia="en-CA"/>
+          <w14:ligatures w14:val="none"/>
+        </w:rPr>
+      </w:pPr>
+      <w:r>
+        <w:rPr>
+          <w:rFonts w:ascii="Times New Roman" w:eastAsia="Times New Roman" w:hAnsi="Times New Roman" w:cs="Times New Roman"/>
+          <w:b/>
+          <w:bCs/>
+          <w:kern w:val="0"/>
+          <w:lang w:eastAsia="en-CA"/>
+          <w14:ligatures w14:val="none"/>
+        </w:rPr>
+        <w:t>longName</w:t>
+      </w:r>
+      <w:r>
+        <w:rPr>
+          <w:rFonts w:ascii="Times New Roman" w:eastAsia="Times New Roman" w:hAnsi="Times New Roman" w:cs="Times New Roman"/>
+          <w:kern w:val="0"/>
+          <w:lang w:eastAsia="en-CA"/>
+          <w14:ligatures w14:val="none"/>
+        </w:rPr>
+        <w:t>: The full name of the company.</w:t>
+      </w:r>
+    </w:p>
+    <w:p>
+      <w:pPr>
+        <w:numPr>
+          <w:ilvl w:val="0"/>
+          <w:numId w:val="29"/>
+        </w:numPr>
+        <w:spacing w:before="100" w:beforeAutospacing="1" w:after="100" w:afterAutospacing="1" w:line="240" w:lineRule="auto"/>
+        <w:rPr>
+          <w:rFonts w:ascii="Times New Roman" w:eastAsia="Times New Roman" w:hAnsi="Times New Roman" w:cs="Times New Roman"/>
+          <w:kern w:val="0"/>
+          <w:lang w:eastAsia="en-CA"/>
+          <w14:ligatures w14:val="none"/>
+        </w:rPr>
+      </w:pPr>
+      <w:r>
+        <w:rPr>
+          <w:rFonts w:ascii="Times New Roman" w:eastAsia="Times New Roman" w:hAnsi="Times New Roman" w:cs="Times New Roman"/>
+          <w:b/>
+          <w:bCs/>
+          <w:kern w:val="0"/>
+          <w:lang w:eastAsia="en-CA"/>
+          <w14:ligatures w14:val="none"/>
+        </w:rPr>
+        <w:t>recommendationKey</w:t>
+      </w:r>
+      <w:r>
+        <w:rPr>
+          <w:rFonts w:ascii="Times New Roman" w:eastAsia="Times New Roman" w:hAnsi="Times New Roman" w:cs="Times New Roman"/>
+          <w:kern w:val="0"/>
+          <w:lang w:eastAsia="en-CA"/>
+          <w14:ligatures w14:val="none"/>
+        </w:rPr>
+        <w:t>: Analyst recommendation (e.g., "buy," "hold").</w:t>
+      </w:r>
+    </w:p>
+    <w:p>
+      <w:pPr>
+        <w:numPr>
+          <w:ilvl w:val="0"/>
+          <w:numId w:val="29"/>
+        </w:numPr>
+        <w:spacing w:before="100" w:beforeAutospacing="1" w:after="100" w:afterAutospacing="1" w:line="240" w:lineRule="auto"/>
+        <w:rPr>
+          <w:rFonts w:ascii="Times New Roman" w:eastAsia="Times New Roman" w:hAnsi="Times New Roman" w:cs="Times New Roman"/>
+          <w:kern w:val="0"/>
+          <w:lang w:eastAsia="en-CA"/>
+          <w14:ligatures w14:val="none"/>
+        </w:rPr>
+      </w:pPr>
+      <w:r>
+        <w:rPr>
+          <w:rFonts w:ascii="Times New Roman" w:eastAsia="Times New Roman" w:hAnsi="Times New Roman" w:cs="Times New Roman"/>
+          <w:b/>
+          <w:bCs/>
+          <w:kern w:val="0"/>
+          <w:lang w:eastAsia="en-CA"/>
+          <w14:ligatures w14:val="none"/>
+        </w:rPr>
+        <w:t>totalCash</w:t>
+      </w:r>
+      <w:r>
+        <w:rPr>
+          <w:rFonts w:ascii="Times New Roman" w:eastAsia="Times New Roman" w:hAnsi="Times New Roman" w:cs="Times New Roman"/>
+          <w:kern w:val="0"/>
+          <w:lang w:eastAsia="en-CA"/>
+          <w14:ligatures w14:val="none"/>
+        </w:rPr>
+        <w:t>: Total cash held by the company.</w:t>
+      </w:r>
+    </w:p>
+    <w:p>
+      <w:pPr>
+        <w:numPr>
+          <w:ilvl w:val="0"/>
+          <w:numId w:val="29"/>
+        </w:numPr>
+        <w:spacing w:before="100" w:beforeAutospacing="1" w:after="100" w:afterAutospacing="1" w:line="240" w:lineRule="auto"/>
+        <w:rPr>
+          <w:rFonts w:ascii="Times New Roman" w:eastAsia="Times New Roman" w:hAnsi="Times New Roman" w:cs="Times New Roman"/>
+          <w:kern w:val="0"/>
+          <w:lang w:eastAsia="en-CA"/>
+          <w14:ligatures w14:val="none"/>
+        </w:rPr>
+      </w:pPr>
+      <w:r>
+        <w:rPr>
+          <w:rFonts w:ascii="Times New Roman" w:eastAsia="Times New Roman" w:hAnsi="Times New Roman" w:cs="Times New Roman"/>
+          <w:b/>
+          <w:bCs/>
+          <w:kern w:val="0"/>
+          <w:lang w:eastAsia="en-CA"/>
+          <w14:ligatures w14:val="none"/>
+        </w:rPr>
+        <w:t>totalCashPerShare</w:t>
+      </w:r>
+      <w:r>
+        <w:rPr>
+          <w:rFonts w:ascii="Times New Roman" w:eastAsia="Times New Roman" w:hAnsi="Times New Roman" w:cs="Times New Roman"/>
+          <w:kern w:val="0"/>
+          <w:lang w:eastAsia="en-CA"/>
+          <w14:ligatures w14:val="none"/>
+        </w:rPr>
+        <w:t>: Total cash per share.</w:t>
+      </w:r>
+    </w:p>
+    <w:p>
+      <w:pPr>
+        <w:numPr>
+          <w:ilvl w:val="0"/>
+          <w:numId w:val="29"/>
+        </w:numPr>
+        <w:spacing w:before="100" w:beforeAutospacing="1" w:after="100" w:afterAutospacing="1" w:line="240" w:lineRule="auto"/>
+        <w:rPr>
+          <w:rFonts w:ascii="Times New Roman" w:eastAsia="Times New Roman" w:hAnsi="Times New Roman" w:cs="Times New Roman"/>
+          <w:kern w:val="0"/>
+          <w:lang w:eastAsia="en-CA"/>
+          <w14:ligatures w14:val="none"/>
+        </w:rPr>
+      </w:pPr>
+      <w:r>
+        <w:rPr>
+          <w:rFonts w:ascii="Times New Roman" w:eastAsia="Times New Roman" w:hAnsi="Times New Roman" w:cs="Times New Roman"/>
+          <w:b/>
+          <w:bCs/>
+          <w:kern w:val="0"/>
+          <w:lang w:eastAsia="en-CA"/>
+          <w14:ligatures w14:val="none"/>
+        </w:rPr>
+        <w:t>totalDebt</w:t>
+      </w:r>
+      <w:r>
+        <w:rPr>
+          <w:rFonts w:ascii="Times New Roman" w:eastAsia="Times New Roman" w:hAnsi="Times New Roman" w:cs="Times New Roman"/>
+          <w:kern w:val="0"/>
+          <w:lang w:eastAsia="en-CA"/>
+          <w14:ligatures w14:val="none"/>
+        </w:rPr>
+        <w:t>: Total company debt.</w:t>
+      </w:r>
+    </w:p>
+    <w:p>
+      <w:pPr>
+        <w:numPr>
+          <w:ilvl w:val="0"/>
+          <w:numId w:val="29"/>
+        </w:numPr>
+        <w:spacing w:before="100" w:beforeAutospacing="1" w:after="100" w:afterAutospacing="1" w:line="240" w:lineRule="auto"/>
+        <w:rPr>
+          <w:rFonts w:ascii="Times New Roman" w:eastAsia="Times New Roman" w:hAnsi="Times New Roman" w:cs="Times New Roman"/>
+          <w:kern w:val="0"/>
+          <w:lang w:eastAsia="en-CA"/>
+          <w14:ligatures w14:val="none"/>
+        </w:rPr>
+      </w:pPr>
+      <w:r>
+        <w:rPr>
+          <w:rFonts w:ascii="Times New Roman" w:eastAsia="Times New Roman" w:hAnsi="Times New Roman" w:cs="Times New Roman"/>
+          <w:b/>
+          <w:bCs/>
+          <w:kern w:val="0"/>
+          <w:lang w:eastAsia="en-CA"/>
+          <w14:ligatures w14:val="none"/>
+        </w:rPr>
+        <w:t>quickRatio</w:t>
+      </w:r>
+      <w:r>
+        <w:rPr>
+          <w:rFonts w:ascii="Times New Roman" w:eastAsia="Times New Roman" w:hAnsi="Times New Roman" w:cs="Times New Roman"/>
+          <w:kern w:val="0"/>
+          <w:lang w:eastAsia="en-CA"/>
+          <w14:ligatures w14:val="none"/>
+        </w:rPr>
+        <w:t>: Liquidity ratio that measures a company’s ability to pay short-term obligations.</w:t>
+      </w:r>
+    </w:p>
+    <w:p>
+      <w:pPr>
+        <w:numPr>
+          <w:ilvl w:val="0"/>
+          <w:numId w:val="29"/>
+        </w:numPr>
+        <w:spacing w:before="100" w:beforeAutospacing="1" w:after="100" w:afterAutospacing="1" w:line="240" w:lineRule="auto"/>
+        <w:rPr>
+          <w:rFonts w:ascii="Times New Roman" w:eastAsia="Times New Roman" w:hAnsi="Times New Roman" w:cs="Times New Roman"/>
+          <w:kern w:val="0"/>
+          <w:lang w:eastAsia="en-CA"/>
+          <w14:ligatures w14:val="none"/>
+        </w:rPr>
+      </w:pPr>
+      <w:r>
+        <w:rPr>
+          <w:rFonts w:ascii="Times New Roman" w:eastAsia="Times New Roman" w:hAnsi="Times New Roman" w:cs="Times New Roman"/>
+          <w:b/>
+          <w:bCs/>
+          <w:kern w:val="0"/>
+          <w:lang w:eastAsia="en-CA"/>
+          <w14:ligatures w14:val="none"/>
+        </w:rPr>
+        <w:t>currentRatio</w:t>
+      </w:r>
+      <w:r>
+        <w:rPr>
+          <w:rFonts w:ascii="Times New Roman" w:eastAsia="Times New Roman" w:hAnsi="Times New Roman" w:cs="Times New Roman"/>
+          <w:kern w:val="0"/>
+          <w:lang w:eastAsia="en-CA"/>
+          <w14:ligatures w14:val="none"/>
+        </w:rPr>
+        <w:t>: Ratio of current assets to current liabilities.</w:t>
+      </w:r>
+    </w:p>
+    <w:p>
+      <w:pPr>
+        <w:numPr>
+          <w:ilvl w:val="0"/>
+          <w:numId w:val="29"/>
+        </w:numPr>
+        <w:spacing w:before="100" w:beforeAutospacing="1" w:after="100" w:afterAutospacing="1" w:line="240" w:lineRule="auto"/>
+        <w:rPr>
+          <w:rFonts w:ascii="Times New Roman" w:eastAsia="Times New Roman" w:hAnsi="Times New Roman" w:cs="Times New Roman"/>
+          <w:kern w:val="0"/>
+          <w:lang w:eastAsia="en-CA"/>
+          <w14:ligatures w14:val="none"/>
+        </w:rPr>
+      </w:pPr>
+      <w:r>
+        <w:rPr>
+          <w:rFonts w:ascii="Times New Roman" w:eastAsia="Times New Roman" w:hAnsi="Times New Roman" w:cs="Times New Roman"/>
+          <w:b/>
+          <w:bCs/>
+          <w:kern w:val="0"/>
+          <w:lang w:eastAsia="en-CA"/>
+          <w14:ligatures w14:val="none"/>
+        </w:rPr>
+        <w:t>totalRevenue</w:t>
+      </w:r>
+      <w:r>
+        <w:rPr>
+          <w:rFonts w:ascii="Times New Roman" w:eastAsia="Times New Roman" w:hAnsi="Times New Roman" w:cs="Times New Roman"/>
+          <w:kern w:val="0"/>
+          <w:lang w:eastAsia="en-CA"/>
+          <w14:ligatures w14:val="none"/>
+        </w:rPr>
+        <w:t>: Total revenue of the company.</w:t>
+      </w:r>
+    </w:p>
+    <w:p>
+      <w:pPr>
+        <w:numPr>
+          <w:ilvl w:val="0"/>
+          <w:numId w:val="29"/>
+        </w:numPr>
+        <w:spacing w:before="100" w:beforeAutospacing="1" w:after="100" w:afterAutospacing="1" w:line="240" w:lineRule="auto"/>
+        <w:rPr>
+          <w:rFonts w:ascii="Times New Roman" w:eastAsia="Times New Roman" w:hAnsi="Times New Roman" w:cs="Times New Roman"/>
+          <w:kern w:val="0"/>
+          <w:lang w:eastAsia="en-CA"/>
+          <w14:ligatures w14:val="none"/>
+        </w:rPr>
+      </w:pPr>
+      <w:r>
+        <w:rPr>
+          <w:rFonts w:ascii="Times New Roman" w:eastAsia="Times New Roman" w:hAnsi="Times New Roman" w:cs="Times New Roman"/>
+          <w:b/>
+          <w:bCs/>
+          <w:kern w:val="0"/>
+          <w:lang w:eastAsia="en-CA"/>
+          <w14:ligatures w14:val="none"/>
+        </w:rPr>
+        <w:t>debtToEquity</w:t>
+      </w:r>
+      <w:r>
+        <w:rPr>
+          <w:rFonts w:ascii="Times New Roman" w:eastAsia="Times New Roman" w:hAnsi="Times New Roman" w:cs="Times New Roman"/>
+          <w:kern w:val="0"/>
+          <w:lang w:eastAsia="en-CA"/>
+          <w14:ligatures w14:val="none"/>
+        </w:rPr>
+        <w:t>: Ratio of total debt to shareholders’ equity.</w:t>
+      </w:r>
+    </w:p>
+    <w:p>
+      <w:pPr>
+        <w:spacing w:before="100" w:beforeAutospacing="1" w:after="100" w:afterAutospacing="1" w:line="240" w:lineRule="auto"/>
+        <w:outlineLvl w:val="2"/>
+        <w:rPr>
+          <w:rFonts w:ascii="Times New Roman" w:eastAsia="Times New Roman" w:hAnsi="Times New Roman" w:cs="Times New Roman"/>
+          <w:b/>
+          <w:bCs/>
+          <w:kern w:val="0"/>
+          <w:lang w:eastAsia="en-CA"/>
+          <w14:ligatures w14:val="none"/>
+        </w:rPr>
+      </w:pPr>
+      <w:r>
+        <w:rPr>
+          <w:rFonts w:ascii="Times New Roman" w:eastAsia="Times New Roman" w:hAnsi="Times New Roman" w:cs="Times New Roman"/>
+          <w:b/>
+          <w:bCs/>
+          <w:kern w:val="0"/>
+          <w:lang w:eastAsia="en-CA"/>
+          <w14:ligatures w14:val="none"/>
+        </w:rPr>
+        <w:t>Profit Margins</w:t>
+      </w:r>
+    </w:p>
+    <w:p>
+      <w:pPr>
+        <w:numPr>
+          <w:ilvl w:val="0"/>
+          <w:numId w:val="30"/>
+        </w:numPr>
+        <w:spacing w:before="100" w:beforeAutospacing="1" w:after="100" w:afterAutospacing="1" w:line="240" w:lineRule="auto"/>
+        <w:rPr>
+          <w:rFonts w:ascii="Times New Roman" w:eastAsia="Times New Roman" w:hAnsi="Times New Roman" w:cs="Times New Roman"/>
+          <w:kern w:val="0"/>
+          <w:lang w:eastAsia="en-CA"/>
+          <w14:ligatures w14:val="none"/>
+        </w:rPr>
+      </w:pPr>
+      <w:r>
+        <w:rPr>
+          <w:rFonts w:ascii="Times New Roman" w:eastAsia="Times New Roman" w:hAnsi="Times New Roman" w:cs="Times New Roman"/>
+          <w:b/>
+          <w:bCs/>
+          <w:kern w:val="0"/>
+          <w:lang w:eastAsia="en-CA"/>
+          <w14:ligatures w14:val="none"/>
+        </w:rPr>
+        <w:t>revenuePerShare</w:t>
+      </w:r>
+      <w:r>
+        <w:rPr>
+          <w:rFonts w:ascii="Times New Roman" w:eastAsia="Times New Roman" w:hAnsi="Times New Roman" w:cs="Times New Roman"/>
+          <w:kern w:val="0"/>
+          <w:lang w:eastAsia="en-CA"/>
+          <w14:ligatures w14:val="none"/>
+        </w:rPr>
+        <w:t>: Revenue generated per share.</w:t>
+      </w:r>
+    </w:p>
+    <w:p>
+      <w:pPr>
+        <w:numPr>
+          <w:ilvl w:val="0"/>
+          <w:numId w:val="30"/>
+        </w:numPr>
+        <w:spacing w:before="100" w:beforeAutospacing="1" w:after="100" w:afterAutospacing="1" w:line="240" w:lineRule="auto"/>
+        <w:rPr>
+          <w:rFonts w:ascii="Times New Roman" w:eastAsia="Times New Roman" w:hAnsi="Times New Roman" w:cs="Times New Roman"/>
+          <w:kern w:val="0"/>
+          <w:lang w:eastAsia="en-CA"/>
+          <w14:ligatures w14:val="none"/>
+        </w:rPr>
+      </w:pPr>
+      <w:r>
+        <w:rPr>
+          <w:rFonts w:ascii="Times New Roman" w:eastAsia="Times New Roman" w:hAnsi="Times New Roman" w:cs="Times New Roman"/>
+          <w:b/>
+          <w:bCs/>
+          <w:kern w:val="0"/>
+          <w:lang w:eastAsia="en-CA"/>
+          <w14:ligatures w14:val="none"/>
+        </w:rPr>
+        <w:t>returnOnAssets</w:t>
+      </w:r>
+      <w:r>
+        <w:rPr>
+          <w:rFonts w:ascii="Times New Roman" w:eastAsia="Times New Roman" w:hAnsi="Times New Roman" w:cs="Times New Roman"/>
+          <w:kern w:val="0"/>
+          <w:lang w:eastAsia="en-CA"/>
+          <w14:ligatures w14:val="none"/>
+        </w:rPr>
+        <w:t>: Return on assets, showing profitability relative to assets.</w:t>
+      </w:r>
+    </w:p>
+    <w:p>
+      <w:pPr>
+        <w:numPr>
+          <w:ilvl w:val="0"/>
+          <w:numId w:val="30"/>
+        </w:numPr>
+        <w:spacing w:before="100" w:beforeAutospacing="1" w:after="100" w:afterAutospacing="1" w:line="240" w:lineRule="auto"/>
+        <w:rPr>
+          <w:rFonts w:ascii="Times New Roman" w:eastAsia="Times New Roman" w:hAnsi="Times New Roman" w:cs="Times New Roman"/>
+          <w:kern w:val="0"/>
+          <w:lang w:eastAsia="en-CA"/>
+          <w14:ligatures w14:val="none"/>
+        </w:rPr>
+      </w:pPr>
+      <w:r>
+        <w:rPr>
+          <w:rFonts w:ascii="Times New Roman" w:eastAsia="Times New Roman" w:hAnsi="Times New Roman" w:cs="Times New Roman"/>
+          <w:b/>
+          <w:bCs/>
+          <w:kern w:val="0"/>
+          <w:lang w:eastAsia="en-CA"/>
+          <w14:ligatures w14:val="none"/>
+        </w:rPr>
+        <w:t>returnOnEquity</w:t>
+      </w:r>
+      <w:r>
+        <w:rPr>
+          <w:rFonts w:ascii="Times New Roman" w:eastAsia="Times New Roman" w:hAnsi="Times New Roman" w:cs="Times New Roman"/>
+          <w:kern w:val="0"/>
+          <w:lang w:eastAsia="en-CA"/>
+          <w14:ligatures w14:val="none"/>
+        </w:rPr>
+        <w:t>: Return on equity, showing profitability relative to equity.</w:t>
+      </w:r>
+    </w:p>
+    <w:p>
+      <w:pPr>
+        <w:numPr>
+          <w:ilvl w:val="0"/>
+          <w:numId w:val="30"/>
+        </w:numPr>
+        <w:spacing w:before="100" w:beforeAutospacing="1" w:after="100" w:afterAutospacing="1" w:line="240" w:lineRule="auto"/>
+        <w:rPr>
+          <w:rFonts w:ascii="Times New Roman" w:eastAsia="Times New Roman" w:hAnsi="Times New Roman" w:cs="Times New Roman"/>
+          <w:kern w:val="0"/>
+          <w:lang w:eastAsia="en-CA"/>
+          <w14:ligatures w14:val="none"/>
+        </w:rPr>
+      </w:pPr>
+      <w:r>
+        <w:rPr>
+          <w:rFonts w:ascii="Times New Roman" w:eastAsia="Times New Roman" w:hAnsi="Times New Roman" w:cs="Times New Roman"/>
+          <w:b/>
+          <w:bCs/>
+          <w:kern w:val="0"/>
+          <w:lang w:eastAsia="en-CA"/>
+          <w14:ligatures w14:val="none"/>
+        </w:rPr>
+        <w:t>grossProfits</w:t>
+      </w:r>
+      <w:r>
+        <w:rPr>
+          <w:rFonts w:ascii="Times New Roman" w:eastAsia="Times New Roman" w:hAnsi="Times New Roman" w:cs="Times New Roman"/>
+          <w:kern w:val="0"/>
+          <w:lang w:eastAsia="en-CA"/>
+          <w14:ligatures w14:val="none"/>
+        </w:rPr>
+        <w:t>: Total revenue minus the cost of goods sold.</w:t>
+      </w:r>
+    </w:p>
+    <w:p>
+      <w:pPr>
+        <w:numPr>
+          <w:ilvl w:val="0"/>
+          <w:numId w:val="30"/>
+        </w:numPr>
+        <w:spacing w:before="100" w:beforeAutospacing="1" w:after="100" w:afterAutospacing="1" w:line="240" w:lineRule="auto"/>
+        <w:rPr>
+          <w:rFonts w:ascii="Times New Roman" w:eastAsia="Times New Roman" w:hAnsi="Times New Roman" w:cs="Times New Roman"/>
+          <w:kern w:val="0"/>
+          <w:lang w:eastAsia="en-CA"/>
+          <w14:ligatures w14:val="none"/>
+        </w:rPr>
+      </w:pPr>
+      <w:r>
+        <w:rPr>
+          <w:rFonts w:ascii="Times New Roman" w:eastAsia="Times New Roman" w:hAnsi="Times New Roman" w:cs="Times New Roman"/>
+          <w:b/>
+          <w:bCs/>
+          <w:kern w:val="0"/>
+          <w:lang w:eastAsia="en-CA"/>
+          <w14:ligatures w14:val="none"/>
+        </w:rPr>
+        <w:t>freeCashflow</w:t>
+      </w:r>
+      <w:r>
+        <w:rPr>
+          <w:rFonts w:ascii="Times New Roman" w:eastAsia="Times New Roman" w:hAnsi="Times New Roman" w:cs="Times New Roman"/>
+          <w:kern w:val="0"/>
+          <w:lang w:eastAsia="en-CA"/>
+          <w14:ligatures w14:val="none"/>
+        </w:rPr>
+        <w:t>: Cash available after operating expenses and capital expenditures.</w:t>
+      </w:r>
+    </w:p>
+    <w:p>
+      <w:pPr>
+        <w:numPr>
+          <w:ilvl w:val="0"/>
+          <w:numId w:val="30"/>
+        </w:numPr>
+        <w:spacing w:before="100" w:beforeAutospacing="1" w:after="100" w:afterAutospacing="1" w:line="240" w:lineRule="auto"/>
+        <w:rPr>
+          <w:rFonts w:ascii="Times New Roman" w:eastAsia="Times New Roman" w:hAnsi="Times New Roman" w:cs="Times New Roman"/>
+          <w:kern w:val="0"/>
+          <w:lang w:eastAsia="en-CA"/>
+          <w14:ligatures w14:val="none"/>
+        </w:rPr>
+      </w:pPr>
+      <w:r>
+        <w:rPr>
+          <w:rFonts w:ascii="Times New Roman" w:eastAsia="Times New Roman" w:hAnsi="Times New Roman" w:cs="Times New Roman"/>
+          <w:b/>
+          <w:bCs/>
+          <w:kern w:val="0"/>
+          <w:lang w:eastAsia="en-CA"/>
+          <w14:ligatures w14:val="none"/>
+        </w:rPr>
+        <w:t>operatingCashflow</w:t>
+      </w:r>
+      <w:r>
+        <w:rPr>
+          <w:rFonts w:ascii="Times New Roman" w:eastAsia="Times New Roman" w:hAnsi="Times New Roman" w:cs="Times New Roman"/>
+          <w:kern w:val="0"/>
+          <w:lang w:eastAsia="en-CA"/>
+          <w14:ligatures w14:val="none"/>
+        </w:rPr>
+        <w:t>: Cash generated from regular business operations.</w:t>
+      </w:r>
+    </w:p>
+    <w:p>
+      <w:pPr>
+        <w:numPr>
+          <w:ilvl w:val="0"/>
+          <w:numId w:val="30"/>
+        </w:numPr>
+        <w:spacing w:before="100" w:beforeAutospacing="1" w:after="100" w:afterAutospacing="1" w:line="240" w:lineRule="auto"/>
+        <w:rPr>
+          <w:rFonts w:ascii="Times New Roman" w:eastAsia="Times New Roman" w:hAnsi="Times New Roman" w:cs="Times New Roman"/>
+          <w:kern w:val="0"/>
+          <w:lang w:eastAsia="en-CA"/>
+          <w14:ligatures w14:val="none"/>
+        </w:rPr>
+      </w:pPr>
+      <w:r>
+        <w:rPr>
+          <w:rFonts w:ascii="Times New Roman" w:eastAsia="Times New Roman" w:hAnsi="Times New Roman" w:cs="Times New Roman"/>
+          <w:b/>
+          <w:bCs/>
+          <w:kern w:val="0"/>
+          <w:lang w:eastAsia="en-CA"/>
+          <w14:ligatures w14:val="none"/>
+        </w:rPr>
+        <w:t>operatingMargins</w:t>
+      </w:r>
+      <w:r>
+        <w:rPr>
+          <w:rFonts w:ascii="Times New Roman" w:eastAsia="Times New Roman" w:hAnsi="Times New Roman" w:cs="Times New Roman"/>
+          <w:kern w:val="0"/>
+          <w:lang w:eastAsia="en-CA"/>
+          <w14:ligatures w14:val="none"/>
+        </w:rPr>
+        <w:t>: Operating income as a percentage of revenue.</w:t>
+      </w:r>
+    </w:p>
+    <w:p>
+      <w:pPr>
+        <w:spacing w:before="100" w:beforeAutospacing="1" w:after="100" w:afterAutospacing="1" w:line="240" w:lineRule="auto"/>
+        <w:outlineLvl w:val="2"/>
+        <w:rPr>
+          <w:rFonts w:ascii="Times New Roman" w:eastAsia="Times New Roman" w:hAnsi="Times New Roman" w:cs="Times New Roman"/>
+          <w:b/>
+          <w:bCs/>
+          <w:kern w:val="0"/>
+          <w:lang w:eastAsia="en-CA"/>
+          <w14:ligatures w14:val="none"/>
+        </w:rPr>
+      </w:pPr>
+      <w:r>
+        <w:rPr>
+          <w:rFonts w:ascii="Times New Roman" w:eastAsia="Times New Roman" w:hAnsi="Times New Roman" w:cs="Times New Roman"/>
+          <w:b/>
+          <w:bCs/>
+          <w:kern w:val="0"/>
+          <w:lang w:eastAsia="en-CA"/>
+          <w14:ligatures w14:val="none"/>
+        </w:rPr>
+        <w:t>Risk and Growth Metrics</w:t>
+      </w:r>
+    </w:p>
+    <w:p>
+      <w:pPr>
+        <w:numPr>
+          <w:ilvl w:val="0"/>
+          <w:numId w:val="31"/>
+        </w:numPr>
+        <w:spacing w:before="100" w:beforeAutospacing="1" w:after="100" w:afterAutospacing="1" w:line="240" w:lineRule="auto"/>
+        <w:rPr>
+          <w:rFonts w:ascii="Times New Roman" w:eastAsia="Times New Roman" w:hAnsi="Times New Roman" w:cs="Times New Roman"/>
+          <w:kern w:val="0"/>
+          <w:lang w:eastAsia="en-CA"/>
+          <w14:ligatures w14:val="none"/>
+        </w:rPr>
+      </w:pPr>
+      <w:r>
+        <w:rPr>
+          <w:rFonts w:ascii="Times New Roman" w:eastAsia="Times New Roman" w:hAnsi="Times New Roman" w:cs="Times New Roman"/>
+          <w:b/>
+          <w:bCs/>
+          <w:kern w:val="0"/>
+          <w:lang w:eastAsia="en-CA"/>
+          <w14:ligatures w14:val="none"/>
+        </w:rPr>
+        <w:t>financialCurrency</w:t>
+      </w:r>
+      <w:r>
+        <w:rPr>
+          <w:rFonts w:ascii="Times New Roman" w:eastAsia="Times New Roman" w:hAnsi="Times New Roman" w:cs="Times New Roman"/>
+          <w:kern w:val="0"/>
+          <w:lang w:eastAsia="en-CA"/>
+          <w14:ligatures w14:val="none"/>
+        </w:rPr>
+        <w:t>: The currency used in financial reporting.</w:t>
+      </w:r>
+    </w:p>
+    <w:p>
+      <w:pPr>
+        <w:numPr>
+          <w:ilvl w:val="0"/>
+          <w:numId w:val="31"/>
+        </w:numPr>
+        <w:spacing w:before="100" w:beforeAutospacing="1" w:after="100" w:afterAutospacing="1" w:line="240" w:lineRule="auto"/>
+        <w:rPr>
+          <w:rFonts w:ascii="Times New Roman" w:eastAsia="Times New Roman" w:hAnsi="Times New Roman" w:cs="Times New Roman"/>
+          <w:kern w:val="0"/>
+          <w:lang w:eastAsia="en-CA"/>
+          <w14:ligatures w14:val="none"/>
+        </w:rPr>
+      </w:pPr>
+      <w:r>
+        <w:rPr>
+          <w:rFonts w:ascii="Times New Roman" w:eastAsia="Times New Roman" w:hAnsi="Times New Roman" w:cs="Times New Roman"/>
+          <w:b/>
+          <w:bCs/>
+          <w:kern w:val="0"/>
+          <w:lang w:eastAsia="en-CA"/>
+          <w14:ligatures w14:val="none"/>
+        </w:rPr>
+        <w:t>trailingPegRatio</w:t>
+      </w:r>
+      <w:r>
+        <w:rPr>
+          <w:rFonts w:ascii="Times New Roman" w:eastAsia="Times New Roman" w:hAnsi="Times New Roman" w:cs="Times New Roman"/>
+          <w:kern w:val="0"/>
+          <w:lang w:eastAsia="en-CA"/>
+          <w14:ligatures w14:val="none"/>
+        </w:rPr>
+        <w:t>: Price/earnings-to-growth ratio, adjusted for growth.</w:t>
+      </w:r>
+    </w:p>
+    <w:p>
+      <w:pPr>
+        <w:numPr>
+          <w:ilvl w:val="0"/>
+          <w:numId w:val="31"/>
+        </w:numPr>
+        <w:spacing w:before="100" w:beforeAutospacing="1" w:after="100" w:afterAutospacing="1" w:line="240" w:lineRule="auto"/>
+        <w:rPr>
+          <w:rFonts w:ascii="Times New Roman" w:eastAsia="Times New Roman" w:hAnsi="Times New Roman" w:cs="Times New Roman"/>
+          <w:kern w:val="0"/>
+          <w:lang w:eastAsia="en-CA"/>
+          <w14:ligatures w14:val="none"/>
+        </w:rPr>
+      </w:pPr>
+      <w:r>
+        <w:rPr>
+          <w:rFonts w:ascii="Times New Roman" w:eastAsia="Times New Roman" w:hAnsi="Times New Roman" w:cs="Times New Roman"/>
+          <w:b/>
+          <w:bCs/>
+          <w:kern w:val="0"/>
+          <w:lang w:eastAsia="en-CA"/>
+          <w14:ligatures w14:val="none"/>
+        </w:rPr>
+        <w:t>forwardPE</w:t>
+      </w:r>
+      <w:r>
+        <w:rPr>
+          <w:rFonts w:ascii="Times New Roman" w:eastAsia="Times New Roman" w:hAnsi="Times New Roman" w:cs="Times New Roman"/>
+          <w:kern w:val="0"/>
+          <w:lang w:eastAsia="en-CA"/>
+          <w14:ligatures w14:val="none"/>
+        </w:rPr>
+        <w:t>: Forward price-to-earnings ratio (based on future earnings).</w:t>
+      </w:r>
+    </w:p>
+    <w:p>
+      <w:pPr>
+        <w:numPr>
+          <w:ilvl w:val="0"/>
+          <w:numId w:val="31"/>
+        </w:numPr>
+        <w:spacing w:before="100" w:beforeAutospacing="1" w:after="100" w:afterAutospacing="1" w:line="240" w:lineRule="auto"/>
+        <w:rPr>
+          <w:rFonts w:ascii="Times New Roman" w:eastAsia="Times New Roman" w:hAnsi="Times New Roman" w:cs="Times New Roman"/>
+          <w:kern w:val="0"/>
+          <w:lang w:eastAsia="en-CA"/>
+          <w14:ligatures w14:val="none"/>
+        </w:rPr>
+      </w:pPr>
+      <w:r>
+        <w:rPr>
+          <w:rFonts w:ascii="Times New Roman" w:eastAsia="Times New Roman" w:hAnsi="Times New Roman" w:cs="Times New Roman"/>
+          <w:b/>
+          <w:bCs/>
+          <w:kern w:val="0"/>
+          <w:lang w:eastAsia="en-CA"/>
+          <w14:ligatures w14:val="none"/>
+        </w:rPr>
+        <w:t>profitMargins</w:t>
+      </w:r>
+      <w:r>
+        <w:rPr>
+          <w:rFonts w:ascii="Times New Roman" w:eastAsia="Times New Roman" w:hAnsi="Times New Roman" w:cs="Times New Roman"/>
+          <w:kern w:val="0"/>
+          <w:lang w:eastAsia="en-CA"/>
+          <w14:ligatures w14:val="none"/>
+        </w:rPr>
+        <w:t>: Net income as a percentage of revenue.</w:t>
+      </w:r>
+    </w:p>
+    <w:p>
+      <w:pPr>
+        <w:numPr>
+          <w:ilvl w:val="0"/>
+          <w:numId w:val="31"/>
+        </w:numPr>
+        <w:spacing w:before="100" w:beforeAutospacing="1" w:after="100" w:afterAutospacing="1" w:line="240" w:lineRule="auto"/>
+        <w:rPr>
+          <w:rFonts w:ascii="Times New Roman" w:eastAsia="Times New Roman" w:hAnsi="Times New Roman" w:cs="Times New Roman"/>
+          <w:kern w:val="0"/>
+          <w:lang w:eastAsia="en-CA"/>
+          <w14:ligatures w14:val="none"/>
+        </w:rPr>
+      </w:pPr>
+      <w:r>
+        <w:rPr>
+          <w:rFonts w:ascii="Times New Roman" w:eastAsia="Times New Roman" w:hAnsi="Times New Roman" w:cs="Times New Roman"/>
+          <w:b/>
+          <w:bCs/>
+          <w:kern w:val="0"/>
+          <w:lang w:eastAsia="en-CA"/>
+          <w14:ligatures w14:val="none"/>
+        </w:rPr>
+        <w:t>heldPercentInstitutions</w:t>
+      </w:r>
+      <w:r>
+        <w:rPr>
+          <w:rFonts w:ascii="Times New Roman" w:eastAsia="Times New Roman" w:hAnsi="Times New Roman" w:cs="Times New Roman"/>
+          <w:kern w:val="0"/>
+          <w:lang w:eastAsia="en-CA"/>
+          <w14:ligatures w14:val="none"/>
+        </w:rPr>
+        <w:t>: Percentage of shares held by institutional investors.</w:t>
+      </w:r>
+    </w:p>
+    <w:p>
+      <w:pPr>
+        <w:numPr>
+          <w:ilvl w:val="0"/>
+          <w:numId w:val="31"/>
+        </w:numPr>
+        <w:spacing w:before="100" w:beforeAutospacing="1" w:after="100" w:afterAutospacing="1" w:line="240" w:lineRule="auto"/>
+        <w:rPr>
+          <w:rFonts w:ascii="Times New Roman" w:eastAsia="Times New Roman" w:hAnsi="Times New Roman" w:cs="Times New Roman"/>
+          <w:kern w:val="0"/>
+          <w:lang w:eastAsia="en-CA"/>
+          <w14:ligatures w14:val="none"/>
+        </w:rPr>
+      </w:pPr>
+      <w:r>
+        <w:rPr>
+          <w:rFonts w:ascii="Times New Roman" w:eastAsia="Times New Roman" w:hAnsi="Times New Roman" w:cs="Times New Roman"/>
+          <w:b/>
+          <w:bCs/>
+          <w:kern w:val="0"/>
+          <w:lang w:eastAsia="en-CA"/>
+          <w14:ligatures w14:val="none"/>
+        </w:rPr>
+        <w:t>forwardEps</w:t>
+      </w:r>
+      <w:r>
+        <w:rPr>
+          <w:rFonts w:ascii="Times New Roman" w:eastAsia="Times New Roman" w:hAnsi="Times New Roman" w:cs="Times New Roman"/>
+          <w:kern w:val="0"/>
+          <w:lang w:eastAsia="en-CA"/>
+          <w14:ligatures w14:val="none"/>
+        </w:rPr>
+        <w:t>: Expected earnings per share in the future.</w:t>
+      </w:r>
+    </w:p>
+    <w:p>
+      <w:pPr>
+        <w:numPr>
+          <w:ilvl w:val="0"/>
+          <w:numId w:val="31"/>
+        </w:numPr>
+        <w:spacing w:before="100" w:beforeAutospacing="1" w:after="100" w:afterAutospacing="1" w:line="240" w:lineRule="auto"/>
+        <w:rPr>
+          <w:rFonts w:ascii="Times New Roman" w:eastAsia="Times New Roman" w:hAnsi="Times New Roman" w:cs="Times New Roman"/>
+          <w:kern w:val="0"/>
+          <w:lang w:eastAsia="en-CA"/>
+          <w14:ligatures w14:val="none"/>
+        </w:rPr>
+      </w:pPr>
+      <w:r>
+        <w:rPr>
+          <w:rFonts w:ascii="Times New Roman" w:eastAsia="Times New Roman" w:hAnsi="Times New Roman" w:cs="Times New Roman"/>
+          <w:b/>
+          <w:bCs/>
+          <w:kern w:val="0"/>
+          <w:lang w:eastAsia="en-CA"/>
+          <w14:ligatures w14:val="none"/>
+        </w:rPr>
+        <w:t>enterpriseToEbitda</w:t>
+      </w:r>
+      <w:r>
+        <w:rPr>
+          <w:rFonts w:ascii="Times New Roman" w:eastAsia="Times New Roman" w:hAnsi="Times New Roman" w:cs="Times New Roman"/>
+          <w:kern w:val="0"/>
+          <w:lang w:eastAsia="en-CA"/>
+          <w14:ligatures w14:val="none"/>
+        </w:rPr>
+        <w:t>: Enterprise value compared to EBITDA (earnings before interest, taxes, depreciation, and amortization).</w:t>
+      </w:r>
+    </w:p>
+    <w:p>
+      <w:pPr>
+        <w:spacing w:before="100" w:beforeAutospacing="1" w:after="100" w:afterAutospacing="1" w:line="240" w:lineRule="auto"/>
+        <w:outlineLvl w:val="2"/>
+        <w:rPr>
+          <w:rFonts w:ascii="Times New Roman" w:eastAsia="Times New Roman" w:hAnsi="Times New Roman" w:cs="Times New Roman"/>
+          <w:b/>
+          <w:bCs/>
+          <w:kern w:val="0"/>
+          <w:lang w:eastAsia="en-CA"/>
+          <w14:ligatures w14:val="none"/>
+        </w:rPr>
+      </w:pPr>
+      <w:r>
+        <w:rPr>
+          <w:rFonts w:ascii="Times New Roman" w:eastAsia="Times New Roman" w:hAnsi="Times New Roman" w:cs="Times New Roman"/>
+          <w:b/>
+          <w:bCs/>
+          <w:kern w:val="0"/>
+          <w:lang w:eastAsia="en-CA"/>
+          <w14:ligatures w14:val="none"/>
+        </w:rPr>
+        <w:t>Target Prices</w:t>
+      </w:r>
+    </w:p>
+    <w:p>
+      <w:pPr>
+        <w:numPr>
+          <w:ilvl w:val="0"/>
+          <w:numId w:val="32"/>
+        </w:numPr>
+        <w:spacing w:before="100" w:beforeAutospacing="1" w:after="100" w:afterAutospacing="1" w:line="240" w:lineRule="auto"/>
+        <w:rPr>
+          <w:rFonts w:ascii="Times New Roman" w:eastAsia="Times New Roman" w:hAnsi="Times New Roman" w:cs="Times New Roman"/>
+          <w:kern w:val="0"/>
+          <w:lang w:eastAsia="en-CA"/>
+          <w14:ligatures w14:val="none"/>
+        </w:rPr>
+      </w:pPr>
+      <w:r>
+        <w:rPr>
+          <w:rFonts w:ascii="Times New Roman" w:eastAsia="Times New Roman" w:hAnsi="Times New Roman" w:cs="Times New Roman"/>
+          <w:b/>
+          <w:bCs/>
+          <w:kern w:val="0"/>
+          <w:lang w:eastAsia="en-CA"/>
+          <w14:ligatures w14:val="none"/>
+        </w:rPr>
+        <w:t>targetHighPrice</w:t>
+      </w:r>
+      <w:r>
+        <w:rPr>
+          <w:rFonts w:ascii="Times New Roman" w:eastAsia="Times New Roman" w:hAnsi="Times New Roman" w:cs="Times New Roman"/>
+          <w:kern w:val="0"/>
+          <w:lang w:eastAsia="en-CA"/>
+          <w14:ligatures w14:val="none"/>
+        </w:rPr>
+        <w:t>: Analyst’s highest target price for the stock.</w:t>
+      </w:r>
+    </w:p>
+    <w:p>
+      <w:pPr>
+        <w:numPr>
+          <w:ilvl w:val="0"/>
+          <w:numId w:val="32"/>
+        </w:numPr>
+        <w:spacing w:before="100" w:beforeAutospacing="1" w:after="100" w:afterAutospacing="1" w:line="240" w:lineRule="auto"/>
+        <w:rPr>
+          <w:rFonts w:ascii="Times New Roman" w:eastAsia="Times New Roman" w:hAnsi="Times New Roman" w:cs="Times New Roman"/>
+          <w:kern w:val="0"/>
+          <w:lang w:eastAsia="en-CA"/>
+          <w14:ligatures w14:val="none"/>
+        </w:rPr>
+      </w:pPr>
+      <w:r>
+        <w:rPr>
+          <w:rFonts w:ascii="Times New Roman" w:eastAsia="Times New Roman" w:hAnsi="Times New Roman" w:cs="Times New Roman"/>
+          <w:b/>
+          <w:bCs/>
+          <w:kern w:val="0"/>
+          <w:lang w:eastAsia="en-CA"/>
+          <w14:ligatures w14:val="none"/>
+        </w:rPr>
+        <w:t>targetLowPrice</w:t>
+      </w:r>
+      <w:r>
+        <w:rPr>
+          <w:rFonts w:ascii="Times New Roman" w:eastAsia="Times New Roman" w:hAnsi="Times New Roman" w:cs="Times New Roman"/>
+          <w:kern w:val="0"/>
+          <w:lang w:eastAsia="en-CA"/>
+          <w14:ligatures w14:val="none"/>
+        </w:rPr>
+        <w:t>: Analyst’s lowest target price for the stock.</w:t>
+      </w:r>
+    </w:p>
+    <w:p>
+      <w:pPr>
+        <w:numPr>
+          <w:ilvl w:val="0"/>
+          <w:numId w:val="32"/>
+        </w:numPr>
+        <w:spacing w:before="100" w:beforeAutospacing="1" w:after="100" w:afterAutospacing="1" w:line="240" w:lineRule="auto"/>
+        <w:rPr>
+          <w:rFonts w:ascii="Times New Roman" w:eastAsia="Times New Roman" w:hAnsi="Times New Roman" w:cs="Times New Roman"/>
+          <w:kern w:val="0"/>
+          <w:lang w:eastAsia="en-CA"/>
+          <w14:ligatures w14:val="none"/>
+        </w:rPr>
+      </w:pPr>
+      <w:r>
+        <w:rPr>
+          <w:rFonts w:ascii="Times New Roman" w:eastAsia="Times New Roman" w:hAnsi="Times New Roman" w:cs="Times New Roman"/>
+          <w:b/>
+          <w:bCs/>
+          <w:kern w:val="0"/>
+          <w:lang w:eastAsia="en-CA"/>
+          <w14:ligatures w14:val="none"/>
+        </w:rPr>
+        <w:t>targetMeanPrice</w:t>
+      </w:r>
+      <w:r>
+        <w:rPr>
+          <w:rFonts w:ascii="Times New Roman" w:eastAsia="Times New Roman" w:hAnsi="Times New Roman" w:cs="Times New Roman"/>
+          <w:kern w:val="0"/>
+          <w:lang w:eastAsia="en-CA"/>
+          <w14:ligatures w14:val="none"/>
+        </w:rPr>
+        <w:t>: Analyst’s average target price for the stock.</w:t>
+      </w:r>
+    </w:p>
+    <w:p>
+      <w:pPr>
+        <w:numPr>
+          <w:ilvl w:val="0"/>
+          <w:numId w:val="32"/>
+        </w:numPr>
+        <w:spacing w:before="100" w:beforeAutospacing="1" w:after="100" w:afterAutospacing="1" w:line="240" w:lineRule="auto"/>
+        <w:rPr>
+          <w:rFonts w:ascii="Times New Roman" w:eastAsia="Times New Roman" w:hAnsi="Times New Roman" w:cs="Times New Roman"/>
+          <w:kern w:val="0"/>
+          <w:lang w:eastAsia="en-CA"/>
+          <w14:ligatures w14:val="none"/>
+        </w:rPr>
+      </w:pPr>
+      <w:r>
+        <w:rPr>
+          <w:rFonts w:ascii="Times New Roman" w:eastAsia="Times New Roman" w:hAnsi="Times New Roman" w:cs="Times New Roman"/>
+          <w:b/>
+          <w:bCs/>
+          <w:kern w:val="0"/>
+          <w:lang w:eastAsia="en-CA"/>
+          <w14:ligatures w14:val="none"/>
+        </w:rPr>
+        <w:t>targetMedianPrice</w:t>
+      </w:r>
+      <w:r>
+        <w:rPr>
+          <w:rFonts w:ascii="Times New Roman" w:eastAsia="Times New Roman" w:hAnsi="Times New Roman" w:cs="Times New Roman"/>
+          <w:kern w:val="0"/>
+          <w:lang w:eastAsia="en-CA"/>
+          <w14:ligatures w14:val="none"/>
+        </w:rPr>
+        <w:t>: Analyst’s median target price for the stock.</w:t>
+      </w:r>
+    </w:p>
+    <w:p>
+      <w:pPr>
+        <w:numPr>
+          <w:ilvl w:val="0"/>
+          <w:numId w:val="32"/>
+        </w:numPr>
+        <w:spacing w:before="100" w:beforeAutospacing="1" w:after="100" w:afterAutospacing="1" w:line="240" w:lineRule="auto"/>
+        <w:rPr>
+          <w:rFonts w:ascii="Times New Roman" w:eastAsia="Times New Roman" w:hAnsi="Times New Roman" w:cs="Times New Roman"/>
+          <w:kern w:val="0"/>
+          <w:lang w:eastAsia="en-CA"/>
+          <w14:ligatures w14:val="none"/>
+        </w:rPr>
+      </w:pPr>
+      <w:r>
+        <w:rPr>
+          <w:rFonts w:ascii="Times New Roman" w:eastAsia="Times New Roman" w:hAnsi="Times New Roman" w:cs="Times New Roman"/>
+          <w:b/>
+          <w:bCs/>
+          <w:kern w:val="0"/>
+          <w:lang w:eastAsia="en-CA"/>
+          <w14:ligatures w14:val="none"/>
+        </w:rPr>
+        <w:t>recommendationMean</w:t>
+      </w:r>
+      <w:r>
+        <w:rPr>
+          <w:rFonts w:ascii="Times New Roman" w:eastAsia="Times New Roman" w:hAnsi="Times New Roman" w:cs="Times New Roman"/>
+          <w:kern w:val="0"/>
+          <w:lang w:eastAsia="en-CA"/>
+          <w14:ligatures w14:val="none"/>
+        </w:rPr>
+        <w:t>: Average analyst recommendation score (1 = Strong Buy, 5 = Sell).</w:t>
+      </w:r>
+    </w:p>
+    <w:p>
+      <w:pPr>
+        <w:numPr>
+          <w:ilvl w:val="0"/>
+          <w:numId w:val="32"/>
+        </w:numPr>
+        <w:spacing w:before="100" w:beforeAutospacing="1" w:after="100" w:afterAutospacing="1" w:line="240" w:lineRule="auto"/>
+        <w:rPr>
+          <w:rFonts w:ascii="Times New Roman" w:eastAsia="Times New Roman" w:hAnsi="Times New Roman" w:cs="Times New Roman"/>
+          <w:kern w:val="0"/>
+          <w:lang w:eastAsia="en-CA"/>
+          <w14:ligatures w14:val="none"/>
+        </w:rPr>
+      </w:pPr>
+      <w:r>
+        <w:rPr>
+          <w:rFonts w:ascii="Times New Roman" w:eastAsia="Times New Roman" w:hAnsi="Times New Roman" w:cs="Times New Roman"/>
+          <w:b/>
+          <w:bCs/>
+          <w:kern w:val="0"/>
+          <w:lang w:eastAsia="en-CA"/>
+          <w14:ligatures w14:val="none"/>
+        </w:rPr>
+        <w:t>numberOfAnalystOpinions</w:t>
+      </w:r>
+      <w:r>
+        <w:rPr>
+          <w:rFonts w:ascii="Times New Roman" w:eastAsia="Times New Roman" w:hAnsi="Times New Roman" w:cs="Times New Roman"/>
+          <w:kern w:val="0"/>
+          <w:lang w:eastAsia="en-CA"/>
+          <w14:ligatures w14:val="none"/>
+        </w:rPr>
+        <w:t>: Number of analysts providing recommendations.</w:t>
+      </w:r>
+    </w:p>
+    <w:p>
+      <w:pPr>
+        <w:spacing w:before="100" w:beforeAutospacing="1" w:after="100" w:afterAutospacing="1" w:line="240" w:lineRule="auto"/>
+        <w:outlineLvl w:val="2"/>
+        <w:rPr>
+          <w:rFonts w:ascii="Times New Roman" w:eastAsia="Times New Roman" w:hAnsi="Times New Roman" w:cs="Times New Roman"/>
+          <w:b/>
+          <w:bCs/>
+          <w:kern w:val="0"/>
+          <w:lang w:eastAsia="en-CA"/>
+          <w14:ligatures w14:val="none"/>
+        </w:rPr>
+      </w:pPr>
+      <w:r>
+        <w:rPr>
+          <w:rFonts w:ascii="Times New Roman" w:eastAsia="Times New Roman" w:hAnsi="Times New Roman" w:cs="Times New Roman"/>
+          <w:b/>
+          <w:bCs/>
+          <w:kern w:val="0"/>
+          <w:lang w:eastAsia="en-CA"/>
+          <w14:ligatures w14:val="none"/>
+        </w:rPr>
+        <w:lastRenderedPageBreak/>
+        <w:t>Additional Financial Metrics</w:t>
+      </w:r>
+    </w:p>
+    <w:p>
+      <w:pPr>
+        <w:numPr>
+          <w:ilvl w:val="0"/>
+          <w:numId w:val="33"/>
+        </w:numPr>
+        <w:spacing w:before="100" w:beforeAutospacing="1" w:after="100" w:afterAutospacing="1" w:line="240" w:lineRule="auto"/>
+        <w:rPr>
+          <w:rFonts w:ascii="Times New Roman" w:eastAsia="Times New Roman" w:hAnsi="Times New Roman" w:cs="Times New Roman"/>
+          <w:kern w:val="0"/>
+          <w:lang w:eastAsia="en-CA"/>
+          <w14:ligatures w14:val="none"/>
+        </w:rPr>
+      </w:pPr>
+      <w:r>
+        <w:rPr>
+          <w:rFonts w:ascii="Times New Roman" w:eastAsia="Times New Roman" w:hAnsi="Times New Roman" w:cs="Times New Roman"/>
+          <w:b/>
+          <w:bCs/>
+          <w:kern w:val="0"/>
+          <w:lang w:eastAsia="en-CA"/>
+          <w14:ligatures w14:val="none"/>
+        </w:rPr>
+        <w:t>ebitda</w:t>
+      </w:r>
+      <w:r>
+        <w:rPr>
+          <w:rFonts w:ascii="Times New Roman" w:eastAsia="Times New Roman" w:hAnsi="Times New Roman" w:cs="Times New Roman"/>
+          <w:kern w:val="0"/>
+          <w:lang w:eastAsia="en-CA"/>
+          <w14:ligatures w14:val="none"/>
+        </w:rPr>
+        <w:t>: Earnings before interest, taxes, depreciation, and amortization.</w:t>
+      </w:r>
+    </w:p>
+    <w:p>
+      <w:pPr>
+        <w:numPr>
+          <w:ilvl w:val="0"/>
+          <w:numId w:val="33"/>
+        </w:numPr>
+        <w:spacing w:before="100" w:beforeAutospacing="1" w:after="100" w:afterAutospacing="1" w:line="240" w:lineRule="auto"/>
+        <w:rPr>
+          <w:rFonts w:ascii="Times New Roman" w:eastAsia="Times New Roman" w:hAnsi="Times New Roman" w:cs="Times New Roman"/>
+          <w:kern w:val="0"/>
+          <w:lang w:eastAsia="en-CA"/>
+          <w14:ligatures w14:val="none"/>
+        </w:rPr>
+      </w:pPr>
+      <w:r>
+        <w:rPr>
+          <w:rFonts w:ascii="Times New Roman" w:eastAsia="Times New Roman" w:hAnsi="Times New Roman" w:cs="Times New Roman"/>
+          <w:b/>
+          <w:bCs/>
+          <w:kern w:val="0"/>
+          <w:lang w:eastAsia="en-CA"/>
+          <w14:ligatures w14:val="none"/>
+        </w:rPr>
+        <w:t>revenueGrowth</w:t>
+      </w:r>
+      <w:r>
+        <w:rPr>
+          <w:rFonts w:ascii="Times New Roman" w:eastAsia="Times New Roman" w:hAnsi="Times New Roman" w:cs="Times New Roman"/>
+          <w:kern w:val="0"/>
+          <w:lang w:eastAsia="en-CA"/>
+          <w14:ligatures w14:val="none"/>
+        </w:rPr>
+        <w:t>: Year-over-year growth in revenue.</w:t>
+      </w:r>
+    </w:p>
+    <w:p>
+      <w:pPr>
+        <w:numPr>
+          <w:ilvl w:val="0"/>
+          <w:numId w:val="33"/>
+        </w:numPr>
+        <w:spacing w:before="100" w:beforeAutospacing="1" w:after="100" w:afterAutospacing="1" w:line="240" w:lineRule="auto"/>
+        <w:rPr>
+          <w:rFonts w:ascii="Times New Roman" w:eastAsia="Times New Roman" w:hAnsi="Times New Roman" w:cs="Times New Roman"/>
+          <w:kern w:val="0"/>
+          <w:lang w:eastAsia="en-CA"/>
+          <w14:ligatures w14:val="none"/>
+        </w:rPr>
+      </w:pPr>
+      <w:r>
+        <w:rPr>
+          <w:rFonts w:ascii="Times New Roman" w:eastAsia="Times New Roman" w:hAnsi="Times New Roman" w:cs="Times New Roman"/>
+          <w:b/>
+          <w:bCs/>
+          <w:kern w:val="0"/>
+          <w:lang w:eastAsia="en-CA"/>
+          <w14:ligatures w14:val="none"/>
+        </w:rPr>
+        <w:t>grossMargins</w:t>
+      </w:r>
+      <w:r>
+        <w:rPr>
+          <w:rFonts w:ascii="Times New Roman" w:eastAsia="Times New Roman" w:hAnsi="Times New Roman" w:cs="Times New Roman"/>
+          <w:kern w:val="0"/>
+          <w:lang w:eastAsia="en-CA"/>
+          <w14:ligatures w14:val="none"/>
+        </w:rPr>
+        <w:t>: Gross profit as a percentage of revenue.</w:t>
+      </w:r>
+    </w:p>
+    <w:p>
+      <w:pPr>
+        <w:numPr>
+          <w:ilvl w:val="0"/>
+          <w:numId w:val="33"/>
+        </w:numPr>
+        <w:spacing w:before="100" w:beforeAutospacing="1" w:after="100" w:afterAutospacing="1" w:line="240" w:lineRule="auto"/>
+        <w:rPr>
+          <w:rFonts w:ascii="Times New Roman" w:eastAsia="Times New Roman" w:hAnsi="Times New Roman" w:cs="Times New Roman"/>
+          <w:kern w:val="0"/>
+          <w:lang w:eastAsia="en-CA"/>
+          <w14:ligatures w14:val="none"/>
+        </w:rPr>
+      </w:pPr>
+      <w:r>
+        <w:rPr>
+          <w:rFonts w:ascii="Times New Roman" w:eastAsia="Times New Roman" w:hAnsi="Times New Roman" w:cs="Times New Roman"/>
+          <w:b/>
+          <w:bCs/>
+          <w:kern w:val="0"/>
+          <w:lang w:eastAsia="en-CA"/>
+          <w14:ligatures w14:val="none"/>
+        </w:rPr>
+        <w:t>ebitdaMargins</w:t>
+      </w:r>
+      <w:r>
+        <w:rPr>
+          <w:rFonts w:ascii="Times New Roman" w:eastAsia="Times New Roman" w:hAnsi="Times New Roman" w:cs="Times New Roman"/>
+          <w:kern w:val="0"/>
+          <w:lang w:eastAsia="en-CA"/>
+          <w14:ligatures w14:val="none"/>
+        </w:rPr>
+        <w:t>: EBITDA as a percentage of revenue.</w:t>
+      </w:r>
+    </w:p>
+    <w:p>
+      <w:pPr>
+        <w:spacing w:before="100" w:beforeAutospacing="1" w:after="100" w:afterAutospacing="1" w:line="240" w:lineRule="auto"/>
+        <w:outlineLvl w:val="2"/>
+        <w:rPr>
+          <w:rFonts w:ascii="Times New Roman" w:eastAsia="Times New Roman" w:hAnsi="Times New Roman" w:cs="Times New Roman"/>
+          <w:b/>
+          <w:bCs/>
+          <w:kern w:val="0"/>
+          <w:lang w:eastAsia="en-CA"/>
+          <w14:ligatures w14:val="none"/>
+        </w:rPr>
+      </w:pPr>
+      <w:r>
+        <w:rPr>
+          <w:rFonts w:ascii="Times New Roman" w:eastAsia="Times New Roman" w:hAnsi="Times New Roman" w:cs="Times New Roman"/>
+          <w:b/>
+          <w:bCs/>
+          <w:kern w:val="0"/>
+          <w:lang w:eastAsia="en-CA"/>
+          <w14:ligatures w14:val="none"/>
+        </w:rPr>
+        <w:t>Risk Metrics</w:t>
+      </w:r>
+    </w:p>
+    <w:p>
+      <w:pPr>
+        <w:numPr>
+          <w:ilvl w:val="0"/>
+          <w:numId w:val="34"/>
+        </w:numPr>
+        <w:spacing w:before="100" w:beforeAutospacing="1" w:after="100" w:afterAutospacing="1" w:line="240" w:lineRule="auto"/>
+        <w:rPr>
+          <w:rFonts w:ascii="Times New Roman" w:eastAsia="Times New Roman" w:hAnsi="Times New Roman" w:cs="Times New Roman"/>
+          <w:kern w:val="0"/>
+          <w:lang w:eastAsia="en-CA"/>
+          <w14:ligatures w14:val="none"/>
+        </w:rPr>
+      </w:pPr>
+      <w:r>
+        <w:rPr>
+          <w:rFonts w:ascii="Times New Roman" w:eastAsia="Times New Roman" w:hAnsi="Times New Roman" w:cs="Times New Roman"/>
+          <w:b/>
+          <w:bCs/>
+          <w:kern w:val="0"/>
+          <w:lang w:eastAsia="en-CA"/>
+          <w14:ligatures w14:val="none"/>
+        </w:rPr>
+        <w:t>auditRisk, boardRisk, compensationRisk, shareHolderRightsRisk, overallRisk</w:t>
+      </w:r>
+      <w:r>
+        <w:rPr>
+          <w:rFonts w:ascii="Times New Roman" w:eastAsia="Times New Roman" w:hAnsi="Times New Roman" w:cs="Times New Roman"/>
+          <w:kern w:val="0"/>
+          <w:lang w:eastAsia="en-CA"/>
+          <w14:ligatures w14:val="none"/>
+        </w:rPr>
+        <w:t>: Various risk assessments (e.g., governance risks).</w:t>
+      </w:r>
+    </w:p>
+    <w:p>
+      <w:pPr>
+        <w:spacing w:after="0" w:line="240" w:lineRule="auto"/>
+        <w:rPr>
+          <w:rFonts w:ascii="Times New Roman" w:eastAsia="Times New Roman" w:hAnsi="Times New Roman" w:cs="Times New Roman"/>
+          <w:kern w:val="0"/>
+          <w:lang w:eastAsia="en-CA"/>
+          <w14:ligatures w14:val="none"/>
+        </w:rPr>
+      </w:pPr>
+    </w:p>
+    <w:p>
+      <w:pPr>
+        <w:spacing w:before="100" w:beforeAutospacing="1" w:after="100" w:afterAutospacing="1" w:line="240" w:lineRule="auto"/>
+        <w:outlineLvl w:val="2"/>
+        <w:rPr>
+          <w:rFonts w:ascii="Times New Roman" w:eastAsia="Times New Roman" w:hAnsi="Times New Roman" w:cs="Times New Roman"/>
+          <w:b/>
+          <w:bCs/>
+          <w:kern w:val="0"/>
+          <w:lang w:eastAsia="en-CA"/>
+          <w14:ligatures w14:val="none"/>
+        </w:rPr>
+      </w:pPr>
+      <w:r>
+        <w:rPr>
+          <w:rFonts w:ascii="Times New Roman" w:eastAsia="Times New Roman" w:hAnsi="Times New Roman" w:cs="Times New Roman"/>
+          <w:b/>
+          <w:bCs/>
+          <w:kern w:val="0"/>
+          <w:lang w:eastAsia="en-CA"/>
+          <w14:ligatures w14:val="none"/>
+        </w:rPr>
+        <w:t>Dividend and Yield Data</w:t>
+      </w:r>
+    </w:p>
+    <w:p>
+      <w:pPr>
+        <w:numPr>
+          <w:ilvl w:val="0"/>
+          <w:numId w:val="35"/>
+        </w:numPr>
+        <w:spacing w:before="100" w:beforeAutospacing="1" w:after="100" w:afterAutospacing="1" w:line="240" w:lineRule="auto"/>
+        <w:rPr>
+          <w:rFonts w:ascii="Times New Roman" w:eastAsia="Times New Roman" w:hAnsi="Times New Roman" w:cs="Times New Roman"/>
+          <w:kern w:val="0"/>
+          <w:lang w:eastAsia="en-CA"/>
+          <w14:ligatures w14:val="none"/>
+        </w:rPr>
+      </w:pPr>
+      <w:r>
+        <w:rPr>
+          <w:rFonts w:ascii="Times New Roman" w:eastAsia="Times New Roman" w:hAnsi="Times New Roman" w:cs="Times New Roman"/>
+          <w:b/>
+          <w:bCs/>
+          <w:kern w:val="0"/>
+          <w:lang w:eastAsia="en-CA"/>
+          <w14:ligatures w14:val="none"/>
+        </w:rPr>
+        <w:t>fiveYearAvgDividendYield</w:t>
+      </w:r>
+      <w:r>
+        <w:rPr>
+          <w:rFonts w:ascii="Times New Roman" w:eastAsia="Times New Roman" w:hAnsi="Times New Roman" w:cs="Times New Roman"/>
+          <w:kern w:val="0"/>
+          <w:lang w:eastAsia="en-CA"/>
+          <w14:ligatures w14:val="none"/>
+        </w:rPr>
+        <w:t>: The average dividend yield over the past 5 years.</w:t>
+      </w:r>
+    </w:p>
+    <w:p>
+      <w:pPr>
+        <w:numPr>
+          <w:ilvl w:val="0"/>
+          <w:numId w:val="35"/>
+        </w:numPr>
+        <w:spacing w:before="100" w:beforeAutospacing="1" w:after="100" w:afterAutospacing="1" w:line="240" w:lineRule="auto"/>
+        <w:rPr>
+          <w:rFonts w:ascii="Times New Roman" w:eastAsia="Times New Roman" w:hAnsi="Times New Roman" w:cs="Times New Roman"/>
+          <w:kern w:val="0"/>
+          <w:lang w:eastAsia="en-CA"/>
+          <w14:ligatures w14:val="none"/>
+        </w:rPr>
+      </w:pPr>
+      <w:r>
+        <w:rPr>
+          <w:rFonts w:ascii="Times New Roman" w:eastAsia="Times New Roman" w:hAnsi="Times New Roman" w:cs="Times New Roman"/>
+          <w:b/>
+          <w:bCs/>
+          <w:kern w:val="0"/>
+          <w:lang w:eastAsia="en-CA"/>
+          <w14:ligatures w14:val="none"/>
+        </w:rPr>
+        <w:t>trailingPE</w:t>
+      </w:r>
+      <w:r>
+        <w:rPr>
+          <w:rFonts w:ascii="Times New Roman" w:eastAsia="Times New Roman" w:hAnsi="Times New Roman" w:cs="Times New Roman"/>
+          <w:kern w:val="0"/>
+          <w:lang w:eastAsia="en-CA"/>
+          <w14:ligatures w14:val="none"/>
+        </w:rPr>
+        <w:t>: Trailing price-to-earnings ratio.</w:t>
+      </w:r>
+    </w:p>
+    <w:p>
+      <w:pPr>
+        <w:numPr>
+          <w:ilvl w:val="0"/>
+          <w:numId w:val="35"/>
+        </w:numPr>
+        <w:spacing w:before="100" w:beforeAutospacing="1" w:after="100" w:afterAutospacing="1" w:line="240" w:lineRule="auto"/>
+        <w:rPr>
+          <w:rFonts w:ascii="Times New Roman" w:eastAsia="Times New Roman" w:hAnsi="Times New Roman" w:cs="Times New Roman"/>
+          <w:kern w:val="0"/>
+          <w:lang w:eastAsia="en-CA"/>
+          <w14:ligatures w14:val="none"/>
+        </w:rPr>
+      </w:pPr>
+      <w:r>
+        <w:rPr>
+          <w:rFonts w:ascii="Times New Roman" w:eastAsia="Times New Roman" w:hAnsi="Times New Roman" w:cs="Times New Roman"/>
+          <w:b/>
+          <w:bCs/>
+          <w:kern w:val="0"/>
+          <w:lang w:eastAsia="en-CA"/>
+          <w14:ligatures w14:val="none"/>
+        </w:rPr>
+        <w:t>shortPercentOfFloat</w:t>
+      </w:r>
+      <w:r>
+        <w:rPr>
+          <w:rFonts w:ascii="Times New Roman" w:eastAsia="Times New Roman" w:hAnsi="Times New Roman" w:cs="Times New Roman"/>
+          <w:kern w:val="0"/>
+          <w:lang w:eastAsia="en-CA"/>
+          <w14:ligatures w14:val="none"/>
+        </w:rPr>
+        <w:t>: Percentage of float shares sold short.</w:t>
+      </w:r>
+    </w:p>
+    <w:p>
+      <w:pPr>
+        <w:numPr>
+          <w:ilvl w:val="0"/>
+          <w:numId w:val="35"/>
+        </w:numPr>
+        <w:spacing w:before="100" w:beforeAutospacing="1" w:after="100" w:afterAutospacing="1" w:line="240" w:lineRule="auto"/>
+        <w:rPr>
+          <w:rFonts w:ascii="Times New Roman" w:eastAsia="Times New Roman" w:hAnsi="Times New Roman" w:cs="Times New Roman"/>
+          <w:kern w:val="0"/>
+          <w:lang w:eastAsia="en-CA"/>
+          <w14:ligatures w14:val="none"/>
+        </w:rPr>
+      </w:pPr>
+      <w:r>
+        <w:rPr>
+          <w:rFonts w:ascii="Times New Roman" w:eastAsia="Times New Roman" w:hAnsi="Times New Roman" w:cs="Times New Roman"/>
+          <w:b/>
+          <w:bCs/>
+          <w:kern w:val="0"/>
+          <w:lang w:eastAsia="en-CA"/>
+          <w14:ligatures w14:val="none"/>
+        </w:rPr>
+        <w:t>dividendRate</w:t>
+      </w:r>
+      <w:r>
+        <w:rPr>
+          <w:rFonts w:ascii="Times New Roman" w:eastAsia="Times New Roman" w:hAnsi="Times New Roman" w:cs="Times New Roman"/>
+          <w:kern w:val="0"/>
+          <w:lang w:eastAsia="en-CA"/>
+          <w14:ligatures w14:val="none"/>
+        </w:rPr>
+        <w:t>: Annual dividend payment per share.</w:t>
+      </w:r>
+    </w:p>
+    <w:p>
+      <w:pPr>
+        <w:numPr>
+          <w:ilvl w:val="0"/>
+          <w:numId w:val="35"/>
+        </w:numPr>
+        <w:spacing w:before="100" w:beforeAutospacing="1" w:after="100" w:afterAutospacing="1" w:line="240" w:lineRule="auto"/>
+        <w:rPr>
+          <w:rFonts w:ascii="Times New Roman" w:eastAsia="Times New Roman" w:hAnsi="Times New Roman" w:cs="Times New Roman"/>
+          <w:kern w:val="0"/>
+          <w:lang w:eastAsia="en-CA"/>
+          <w14:ligatures w14:val="none"/>
+        </w:rPr>
+      </w:pPr>
+      <w:r>
+        <w:rPr>
+          <w:rFonts w:ascii="Times New Roman" w:eastAsia="Times New Roman" w:hAnsi="Times New Roman" w:cs="Times New Roman"/>
+          <w:b/>
+          <w:bCs/>
+          <w:kern w:val="0"/>
+          <w:lang w:eastAsia="en-CA"/>
+          <w14:ligatures w14:val="none"/>
+        </w:rPr>
+        <w:t>dividendYield</w:t>
+      </w:r>
+      <w:r>
+        <w:rPr>
+          <w:rFonts w:ascii="Times New Roman" w:eastAsia="Times New Roman" w:hAnsi="Times New Roman" w:cs="Times New Roman"/>
+          <w:kern w:val="0"/>
+          <w:lang w:eastAsia="en-CA"/>
+          <w14:ligatures w14:val="none"/>
+        </w:rPr>
+        <w:t>: Dividend as a percentage of stock price.</w:t>
+      </w:r>
+    </w:p>
+    <w:p>
+      <w:pPr>
+        <w:numPr>
+          <w:ilvl w:val="0"/>
+          <w:numId w:val="35"/>
+        </w:numPr>
+        <w:spacing w:before="100" w:beforeAutospacing="1" w:after="100" w:afterAutospacing="1" w:line="240" w:lineRule="auto"/>
+        <w:rPr>
+          <w:rFonts w:ascii="Times New Roman" w:eastAsia="Times New Roman" w:hAnsi="Times New Roman" w:cs="Times New Roman"/>
+          <w:kern w:val="0"/>
+          <w:lang w:eastAsia="en-CA"/>
+          <w14:ligatures w14:val="none"/>
+        </w:rPr>
+      </w:pPr>
+      <w:r>
+        <w:rPr>
+          <w:rFonts w:ascii="Times New Roman" w:eastAsia="Times New Roman" w:hAnsi="Times New Roman" w:cs="Times New Roman"/>
+          <w:b/>
+          <w:bCs/>
+          <w:kern w:val="0"/>
+          <w:lang w:eastAsia="en-CA"/>
+          <w14:ligatures w14:val="none"/>
+        </w:rPr>
+        <w:t>payoutRatio</w:t>
+      </w:r>
+      <w:r>
+        <w:rPr>
+          <w:rFonts w:ascii="Times New Roman" w:eastAsia="Times New Roman" w:hAnsi="Times New Roman" w:cs="Times New Roman"/>
+          <w:kern w:val="0"/>
+          <w:lang w:eastAsia="en-CA"/>
+          <w14:ligatures w14:val="none"/>
+        </w:rPr>
+        <w:t>: Percentage of earnings paid as dividends.</w:t>
+      </w:r>
+    </w:p>
+    <w:p>
+      <w:pPr>
+        <w:spacing w:before="100" w:beforeAutospacing="1" w:after="100" w:afterAutospacing="1" w:line="240" w:lineRule="auto"/>
+        <w:outlineLvl w:val="2"/>
+        <w:rPr>
+          <w:rFonts w:ascii="Times New Roman" w:eastAsia="Times New Roman" w:hAnsi="Times New Roman" w:cs="Times New Roman"/>
+          <w:b/>
+          <w:bCs/>
+          <w:kern w:val="0"/>
+          <w:lang w:eastAsia="en-CA"/>
+          <w14:ligatures w14:val="none"/>
+        </w:rPr>
+      </w:pPr>
+      <w:r>
+        <w:rPr>
+          <w:rFonts w:ascii="Times New Roman" w:eastAsia="Times New Roman" w:hAnsi="Times New Roman" w:cs="Times New Roman"/>
+          <w:b/>
+          <w:bCs/>
+          <w:kern w:val="0"/>
+          <w:lang w:eastAsia="en-CA"/>
+          <w14:ligatures w14:val="none"/>
+        </w:rPr>
+        <w:t>Growth and Returns</w:t>
+      </w:r>
+    </w:p>
+    <w:p>
+      <w:pPr>
+        <w:numPr>
+          <w:ilvl w:val="0"/>
+          <w:numId w:val="36"/>
+        </w:numPr>
+        <w:spacing w:before="100" w:beforeAutospacing="1" w:after="100" w:afterAutospacing="1" w:line="240" w:lineRule="auto"/>
+        <w:rPr>
+          <w:rFonts w:ascii="Times New Roman" w:eastAsia="Times New Roman" w:hAnsi="Times New Roman" w:cs="Times New Roman"/>
+          <w:kern w:val="0"/>
+          <w:lang w:eastAsia="en-CA"/>
+          <w14:ligatures w14:val="none"/>
+        </w:rPr>
+      </w:pPr>
+      <w:r>
+        <w:rPr>
+          <w:rFonts w:ascii="Times New Roman" w:eastAsia="Times New Roman" w:hAnsi="Times New Roman" w:cs="Times New Roman"/>
+          <w:b/>
+          <w:bCs/>
+          <w:kern w:val="0"/>
+          <w:lang w:eastAsia="en-CA"/>
+          <w14:ligatures w14:val="none"/>
+        </w:rPr>
+        <w:t>trailingAnnualDividendRate</w:t>
+      </w:r>
+      <w:r>
+        <w:rPr>
+          <w:rFonts w:ascii="Times New Roman" w:eastAsia="Times New Roman" w:hAnsi="Times New Roman" w:cs="Times New Roman"/>
+          <w:kern w:val="0"/>
+          <w:lang w:eastAsia="en-CA"/>
+          <w14:ligatures w14:val="none"/>
+        </w:rPr>
+        <w:t>: Dividend rate over the trailing 12 months.</w:t>
+      </w:r>
+    </w:p>
+    <w:p>
+      <w:pPr>
+        <w:numPr>
+          <w:ilvl w:val="0"/>
+          <w:numId w:val="36"/>
+        </w:numPr>
+        <w:spacing w:before="100" w:beforeAutospacing="1" w:after="100" w:afterAutospacing="1" w:line="240" w:lineRule="auto"/>
+        <w:rPr>
+          <w:rFonts w:ascii="Times New Roman" w:eastAsia="Times New Roman" w:hAnsi="Times New Roman" w:cs="Times New Roman"/>
+          <w:kern w:val="0"/>
+          <w:lang w:eastAsia="en-CA"/>
+          <w14:ligatures w14:val="none"/>
+        </w:rPr>
+      </w:pPr>
+      <w:r>
+        <w:rPr>
+          <w:rFonts w:ascii="Times New Roman" w:eastAsia="Times New Roman" w:hAnsi="Times New Roman" w:cs="Times New Roman"/>
+          <w:b/>
+          <w:bCs/>
+          <w:kern w:val="0"/>
+          <w:lang w:eastAsia="en-CA"/>
+          <w14:ligatures w14:val="none"/>
+        </w:rPr>
+        <w:t>trailingAnnualDividendYield</w:t>
+      </w:r>
+      <w:r>
+        <w:rPr>
+          <w:rFonts w:ascii="Times New Roman" w:eastAsia="Times New Roman" w:hAnsi="Times New Roman" w:cs="Times New Roman"/>
+          <w:kern w:val="0"/>
+          <w:lang w:eastAsia="en-CA"/>
+          <w14:ligatures w14:val="none"/>
+        </w:rPr>
+        <w:t>: Dividend yield over the trailing 12 months.</w:t>
+      </w:r>
+    </w:p>
+    <w:p>
+      <w:pPr>
+        <w:numPr>
+          <w:ilvl w:val="0"/>
+          <w:numId w:val="36"/>
+        </w:numPr>
+        <w:spacing w:before="100" w:beforeAutospacing="1" w:after="100" w:afterAutospacing="1" w:line="240" w:lineRule="auto"/>
+        <w:rPr>
+          <w:rFonts w:ascii="Times New Roman" w:eastAsia="Times New Roman" w:hAnsi="Times New Roman" w:cs="Times New Roman"/>
+          <w:kern w:val="0"/>
+          <w:lang w:eastAsia="en-CA"/>
+          <w14:ligatures w14:val="none"/>
+        </w:rPr>
+      </w:pPr>
+      <w:r>
+        <w:rPr>
+          <w:rFonts w:ascii="Times New Roman" w:eastAsia="Times New Roman" w:hAnsi="Times New Roman" w:cs="Times New Roman"/>
+          <w:b/>
+          <w:bCs/>
+          <w:kern w:val="0"/>
+          <w:lang w:eastAsia="en-CA"/>
+          <w14:ligatures w14:val="none"/>
+        </w:rPr>
+        <w:t>earningsQuarterlyGrowth</w:t>
+      </w:r>
+      <w:r>
+        <w:rPr>
+          <w:rFonts w:ascii="Times New Roman" w:eastAsia="Times New Roman" w:hAnsi="Times New Roman" w:cs="Times New Roman"/>
+          <w:kern w:val="0"/>
+          <w:lang w:eastAsia="en-CA"/>
+          <w14:ligatures w14:val="none"/>
+        </w:rPr>
+        <w:t>: Growth in earnings compared to the same quarter last year.</w:t>
+      </w:r>
+    </w:p>
+    <w:p>
+      <w:pPr>
+        <w:numPr>
+          <w:ilvl w:val="0"/>
+          <w:numId w:val="36"/>
+        </w:numPr>
+        <w:spacing w:before="100" w:beforeAutospacing="1" w:after="100" w:afterAutospacing="1" w:line="240" w:lineRule="auto"/>
+        <w:rPr>
+          <w:rFonts w:ascii="Times New Roman" w:eastAsia="Times New Roman" w:hAnsi="Times New Roman" w:cs="Times New Roman"/>
+          <w:kern w:val="0"/>
+          <w:lang w:eastAsia="en-CA"/>
+          <w14:ligatures w14:val="none"/>
+        </w:rPr>
+      </w:pPr>
+      <w:r>
+        <w:rPr>
+          <w:rFonts w:ascii="Times New Roman" w:eastAsia="Times New Roman" w:hAnsi="Times New Roman" w:cs="Times New Roman"/>
+          <w:b/>
+          <w:bCs/>
+          <w:kern w:val="0"/>
+          <w:lang w:eastAsia="en-CA"/>
+          <w14:ligatures w14:val="none"/>
+        </w:rPr>
+        <w:t>earningsGrowth</w:t>
+      </w:r>
+      <w:r>
+        <w:rPr>
+          <w:rFonts w:ascii="Times New Roman" w:eastAsia="Times New Roman" w:hAnsi="Times New Roman" w:cs="Times New Roman"/>
+          <w:kern w:val="0"/>
+          <w:lang w:eastAsia="en-CA"/>
+          <w14:ligatures w14:val="none"/>
+        </w:rPr>
+        <w:t>: Growth in earnings over time.</w:t>
+      </w:r>
+    </w:p>
+    <w:p>
+      <w:pPr>
+        <w:spacing w:before="100" w:beforeAutospacing="1" w:after="100" w:afterAutospacing="1" w:line="240" w:lineRule="auto"/>
+        <w:outlineLvl w:val="2"/>
+        <w:rPr>
+          <w:rFonts w:ascii="Times New Roman" w:eastAsia="Times New Roman" w:hAnsi="Times New Roman" w:cs="Times New Roman"/>
+          <w:b/>
+          <w:bCs/>
+          <w:kern w:val="0"/>
+          <w:lang w:eastAsia="en-CA"/>
+          <w14:ligatures w14:val="none"/>
+        </w:rPr>
+      </w:pPr>
+      <w:r>
+        <w:rPr>
+          <w:rFonts w:ascii="Times New Roman" w:eastAsia="Times New Roman" w:hAnsi="Times New Roman" w:cs="Times New Roman"/>
+          <w:b/>
+          <w:bCs/>
+          <w:kern w:val="0"/>
+          <w:lang w:eastAsia="en-CA"/>
+          <w14:ligatures w14:val="none"/>
+        </w:rPr>
+        <w:t>Mutual Fund Data</w:t>
+      </w:r>
+    </w:p>
+    <w:p>
+      <w:pPr>
+        <w:numPr>
+          <w:ilvl w:val="0"/>
+          <w:numId w:val="37"/>
+        </w:numPr>
+        <w:spacing w:before="100" w:beforeAutospacing="1" w:after="100" w:afterAutospacing="1" w:line="240" w:lineRule="auto"/>
+        <w:rPr>
+          <w:rFonts w:ascii="Times New Roman" w:eastAsia="Times New Roman" w:hAnsi="Times New Roman" w:cs="Times New Roman"/>
+          <w:kern w:val="0"/>
+          <w:lang w:eastAsia="en-CA"/>
+          <w14:ligatures w14:val="none"/>
+        </w:rPr>
+      </w:pPr>
+      <w:r>
+        <w:rPr>
+          <w:rFonts w:ascii="Times New Roman" w:eastAsia="Times New Roman" w:hAnsi="Times New Roman" w:cs="Times New Roman"/>
+          <w:b/>
+          <w:bCs/>
+          <w:kern w:val="0"/>
+          <w:lang w:eastAsia="en-CA"/>
+          <w14:ligatures w14:val="none"/>
+        </w:rPr>
+        <w:t>totalAssets</w:t>
+      </w:r>
+      <w:r>
+        <w:rPr>
+          <w:rFonts w:ascii="Times New Roman" w:eastAsia="Times New Roman" w:hAnsi="Times New Roman" w:cs="Times New Roman"/>
+          <w:kern w:val="0"/>
+          <w:lang w:eastAsia="en-CA"/>
+          <w14:ligatures w14:val="none"/>
+        </w:rPr>
+        <w:t>: Total assets of a mutual fund.</w:t>
+      </w:r>
+    </w:p>
+    <w:p>
+      <w:pPr>
+        <w:numPr>
+          <w:ilvl w:val="0"/>
+          <w:numId w:val="37"/>
+        </w:numPr>
+        <w:spacing w:before="100" w:beforeAutospacing="1" w:after="100" w:afterAutospacing="1" w:line="240" w:lineRule="auto"/>
+        <w:rPr>
+          <w:rFonts w:ascii="Times New Roman" w:eastAsia="Times New Roman" w:hAnsi="Times New Roman" w:cs="Times New Roman"/>
+          <w:kern w:val="0"/>
+          <w:lang w:eastAsia="en-CA"/>
+          <w14:ligatures w14:val="none"/>
+        </w:rPr>
+      </w:pPr>
+      <w:r>
+        <w:rPr>
+          <w:rFonts w:ascii="Times New Roman" w:eastAsia="Times New Roman" w:hAnsi="Times New Roman" w:cs="Times New Roman"/>
+          <w:b/>
+          <w:bCs/>
+          <w:kern w:val="0"/>
+          <w:lang w:eastAsia="en-CA"/>
+          <w14:ligatures w14:val="none"/>
+        </w:rPr>
+        <w:t>navPrice</w:t>
+      </w:r>
+      <w:r>
+        <w:rPr>
+          <w:rFonts w:ascii="Times New Roman" w:eastAsia="Times New Roman" w:hAnsi="Times New Roman" w:cs="Times New Roman"/>
+          <w:kern w:val="0"/>
+          <w:lang w:eastAsia="en-CA"/>
+          <w14:ligatures w14:val="none"/>
+        </w:rPr>
+        <w:t>: Net asset value (NAV) price of a mutual fund.</w:t>
+      </w:r>
+    </w:p>
+    <w:p>
+      <w:pPr>
+        <w:numPr>
+          <w:ilvl w:val="0"/>
+          <w:numId w:val="37"/>
+        </w:numPr>
+        <w:spacing w:before="100" w:beforeAutospacing="1" w:after="100" w:afterAutospacing="1" w:line="240" w:lineRule="auto"/>
+        <w:rPr>
+          <w:rFonts w:ascii="Times New Roman" w:eastAsia="Times New Roman" w:hAnsi="Times New Roman" w:cs="Times New Roman"/>
+          <w:kern w:val="0"/>
+          <w:lang w:eastAsia="en-CA"/>
+          <w14:ligatures w14:val="none"/>
+        </w:rPr>
+      </w:pPr>
+      <w:r>
+        <w:rPr>
+          <w:rFonts w:ascii="Times New Roman" w:eastAsia="Times New Roman" w:hAnsi="Times New Roman" w:cs="Times New Roman"/>
+          <w:b/>
+          <w:bCs/>
+          <w:kern w:val="0"/>
+          <w:lang w:eastAsia="en-CA"/>
+          <w14:ligatures w14:val="none"/>
+        </w:rPr>
+        <w:t>ytdReturn</w:t>
+      </w:r>
+      <w:r>
+        <w:rPr>
+          <w:rFonts w:ascii="Times New Roman" w:eastAsia="Times New Roman" w:hAnsi="Times New Roman" w:cs="Times New Roman"/>
+          <w:kern w:val="0"/>
+          <w:lang w:eastAsia="en-CA"/>
+          <w14:ligatures w14:val="none"/>
+        </w:rPr>
+        <w:t>: Year-to-date return of a mutual fund.</w:t>
+      </w:r>
+    </w:p>
+    <w:p>
+      <w:pPr>
+        <w:numPr>
+          <w:ilvl w:val="0"/>
+          <w:numId w:val="37"/>
+        </w:numPr>
+        <w:spacing w:before="100" w:beforeAutospacing="1" w:after="100" w:afterAutospacing="1" w:line="240" w:lineRule="auto"/>
+        <w:rPr>
+          <w:rFonts w:ascii="Times New Roman" w:eastAsia="Times New Roman" w:hAnsi="Times New Roman" w:cs="Times New Roman"/>
+          <w:kern w:val="0"/>
+          <w:lang w:eastAsia="en-CA"/>
+          <w14:ligatures w14:val="none"/>
+        </w:rPr>
+      </w:pPr>
+      <w:r>
+        <w:rPr>
+          <w:rFonts w:ascii="Times New Roman" w:eastAsia="Times New Roman" w:hAnsi="Times New Roman" w:cs="Times New Roman"/>
+          <w:b/>
+          <w:bCs/>
+          <w:kern w:val="0"/>
+          <w:lang w:eastAsia="en-CA"/>
+          <w14:ligatures w14:val="none"/>
+        </w:rPr>
+        <w:t>fundFamily</w:t>
+      </w:r>
+      <w:r>
+        <w:rPr>
+          <w:rFonts w:ascii="Times New Roman" w:eastAsia="Times New Roman" w:hAnsi="Times New Roman" w:cs="Times New Roman"/>
+          <w:kern w:val="0"/>
+          <w:lang w:eastAsia="en-CA"/>
+          <w14:ligatures w14:val="none"/>
+        </w:rPr>
+        <w:t>: The fund’s family or group (e.g., Vanguard, BlackRock).</w:t>
+      </w:r>
+    </w:p>
+    <w:p>
+      <w:pPr>
+        <w:numPr>
+          <w:ilvl w:val="0"/>
+          <w:numId w:val="37"/>
+        </w:numPr>
+        <w:spacing w:before="100" w:beforeAutospacing="1" w:after="100" w:afterAutospacing="1" w:line="240" w:lineRule="auto"/>
+        <w:rPr>
+          <w:rFonts w:ascii="Times New Roman" w:eastAsia="Times New Roman" w:hAnsi="Times New Roman" w:cs="Times New Roman"/>
+          <w:kern w:val="0"/>
+          <w:lang w:eastAsia="en-CA"/>
+          <w14:ligatures w14:val="none"/>
+        </w:rPr>
+      </w:pPr>
+      <w:r>
+        <w:rPr>
+          <w:rFonts w:ascii="Times New Roman" w:eastAsia="Times New Roman" w:hAnsi="Times New Roman" w:cs="Times New Roman"/>
+          <w:b/>
+          <w:bCs/>
+          <w:kern w:val="0"/>
+          <w:lang w:eastAsia="en-CA"/>
+          <w14:ligatures w14:val="none"/>
+        </w:rPr>
+        <w:t>legalType</w:t>
+      </w:r>
+      <w:r>
+        <w:rPr>
+          <w:rFonts w:ascii="Times New Roman" w:eastAsia="Times New Roman" w:hAnsi="Times New Roman" w:cs="Times New Roman"/>
+          <w:kern w:val="0"/>
+          <w:lang w:eastAsia="en-CA"/>
+          <w14:ligatures w14:val="none"/>
+        </w:rPr>
+        <w:t>: The legal structure of the mutual fund (e.g., "Open-End Fund").</w:t>
+      </w:r>
+    </w:p>
+    <w:p>
+      <w:pPr>
+        <w:numPr>
+          <w:ilvl w:val="0"/>
+          <w:numId w:val="37"/>
+        </w:numPr>
+        <w:spacing w:before="100" w:beforeAutospacing="1" w:after="100" w:afterAutospacing="1" w:line="240" w:lineRule="auto"/>
+        <w:rPr>
+          <w:rFonts w:ascii="Times New Roman" w:eastAsia="Times New Roman" w:hAnsi="Times New Roman" w:cs="Times New Roman"/>
+          <w:kern w:val="0"/>
+          <w:lang w:eastAsia="en-CA"/>
+          <w14:ligatures w14:val="none"/>
+        </w:rPr>
+      </w:pPr>
+      <w:r>
+        <w:rPr>
+          <w:rFonts w:ascii="Times New Roman" w:eastAsia="Times New Roman" w:hAnsi="Times New Roman" w:cs="Times New Roman"/>
+          <w:b/>
+          <w:bCs/>
+          <w:kern w:val="0"/>
+          <w:lang w:eastAsia="en-CA"/>
+          <w14:ligatures w14:val="none"/>
+        </w:rPr>
+        <w:t>yield</w:t>
+      </w:r>
+      <w:r>
+        <w:rPr>
+          <w:rFonts w:ascii="Times New Roman" w:eastAsia="Times New Roman" w:hAnsi="Times New Roman" w:cs="Times New Roman"/>
+          <w:kern w:val="0"/>
+          <w:lang w:eastAsia="en-CA"/>
+          <w14:ligatures w14:val="none"/>
+        </w:rPr>
+        <w:t>: Yield of a mutual fund.</w:t>
+      </w:r>
+    </w:p>
+    <w:p>
+      <w:pPr>
+        <w:spacing w:before="100" w:beforeAutospacing="1" w:after="100" w:afterAutospacing="1" w:line="240" w:lineRule="auto"/>
+        <w:outlineLvl w:val="2"/>
+        <w:rPr>
+          <w:rFonts w:ascii="Times New Roman" w:eastAsia="Times New Roman" w:hAnsi="Times New Roman" w:cs="Times New Roman"/>
+          <w:b/>
+          <w:bCs/>
+          <w:kern w:val="0"/>
+          <w:lang w:eastAsia="en-CA"/>
+          <w14:ligatures w14:val="none"/>
+        </w:rPr>
+      </w:pPr>
+      <w:r>
+        <w:rPr>
+          <w:rFonts w:ascii="Times New Roman" w:eastAsia="Times New Roman" w:hAnsi="Times New Roman" w:cs="Times New Roman"/>
+          <w:b/>
+          <w:bCs/>
+          <w:kern w:val="0"/>
+          <w:lang w:eastAsia="en-CA"/>
+          <w14:ligatures w14:val="none"/>
+        </w:rPr>
+        <w:t>Average Returns</w:t>
+      </w:r>
+    </w:p>
+    <w:p>
+      <w:pPr>
+        <w:numPr>
+          <w:ilvl w:val="0"/>
+          <w:numId w:val="38"/>
+        </w:numPr>
+        <w:spacing w:before="100" w:beforeAutospacing="1" w:after="100" w:afterAutospacing="1" w:line="240" w:lineRule="auto"/>
+        <w:rPr>
+          <w:rFonts w:ascii="Times New Roman" w:eastAsia="Times New Roman" w:hAnsi="Times New Roman" w:cs="Times New Roman"/>
+          <w:kern w:val="0"/>
+          <w:lang w:eastAsia="en-CA"/>
+          <w14:ligatures w14:val="none"/>
+        </w:rPr>
+      </w:pPr>
+      <w:r>
+        <w:rPr>
+          <w:rFonts w:ascii="Times New Roman" w:eastAsia="Times New Roman" w:hAnsi="Times New Roman" w:cs="Times New Roman"/>
+          <w:b/>
+          <w:bCs/>
+          <w:kern w:val="0"/>
+          <w:lang w:eastAsia="en-CA"/>
+          <w14:ligatures w14:val="none"/>
+        </w:rPr>
+        <w:t>threeYearAverageReturn</w:t>
+      </w:r>
+      <w:r>
+        <w:rPr>
+          <w:rFonts w:ascii="Times New Roman" w:eastAsia="Times New Roman" w:hAnsi="Times New Roman" w:cs="Times New Roman"/>
+          <w:kern w:val="0"/>
+          <w:lang w:eastAsia="en-CA"/>
+          <w14:ligatures w14:val="none"/>
+        </w:rPr>
+        <w:t>: Average annual return over the past 3 years.</w:t>
+      </w:r>
+    </w:p>
+    <w:p>
+      <w:pPr>
+        <w:numPr>
+          <w:ilvl w:val="0"/>
+          <w:numId w:val="38"/>
+        </w:numPr>
+        <w:spacing w:before="100" w:beforeAutospacing="1" w:after="100" w:afterAutospacing="1" w:line="240" w:lineRule="auto"/>
+        <w:rPr>
+          <w:rFonts w:ascii="Times New Roman" w:eastAsia="Times New Roman" w:hAnsi="Times New Roman" w:cs="Times New Roman"/>
+          <w:kern w:val="0"/>
+          <w:lang w:eastAsia="en-CA"/>
+          <w14:ligatures w14:val="none"/>
+        </w:rPr>
+      </w:pPr>
+      <w:r>
+        <w:rPr>
+          <w:rFonts w:ascii="Times New Roman" w:eastAsia="Times New Roman" w:hAnsi="Times New Roman" w:cs="Times New Roman"/>
+          <w:b/>
+          <w:bCs/>
+          <w:kern w:val="0"/>
+          <w:lang w:eastAsia="en-CA"/>
+          <w14:ligatures w14:val="none"/>
+        </w:rPr>
+        <w:t>fiveYearAverageReturn</w:t>
+      </w:r>
+      <w:r>
+        <w:rPr>
+          <w:rFonts w:ascii="Times New Roman" w:eastAsia="Times New Roman" w:hAnsi="Times New Roman" w:cs="Times New Roman"/>
+          <w:kern w:val="0"/>
+          <w:lang w:eastAsia="en-CA"/>
+          <w14:ligatures w14:val="none"/>
+        </w:rPr>
+        <w:t>: Average annual return over the past 5 years.</w:t>
+      </w:r>
+    </w:p>
+    <w:p>
+      <w:pPr>
+        <w:numPr>
+          <w:ilvl w:val="0"/>
+          <w:numId w:val="38"/>
+        </w:numPr>
+        <w:spacing w:before="100" w:beforeAutospacing="1" w:after="100" w:afterAutospacing="1" w:line="240" w:lineRule="auto"/>
+        <w:rPr>
+          <w:rFonts w:ascii="Times New Roman" w:eastAsia="Times New Roman" w:hAnsi="Times New Roman" w:cs="Times New Roman"/>
+          <w:kern w:val="0"/>
+          <w:lang w:eastAsia="en-CA"/>
+          <w14:ligatures w14:val="none"/>
+        </w:rPr>
+      </w:pPr>
+      <w:r>
+        <w:rPr>
+          <w:rFonts w:ascii="Times New Roman" w:eastAsia="Times New Roman" w:hAnsi="Times New Roman" w:cs="Times New Roman"/>
+          <w:b/>
+          <w:bCs/>
+          <w:kern w:val="0"/>
+          <w:lang w:eastAsia="en-CA"/>
+          <w14:ligatures w14:val="none"/>
+        </w:rPr>
+        <w:t>beta3Year</w:t>
+      </w:r>
+      <w:r>
+        <w:rPr>
+          <w:rFonts w:ascii="Times New Roman" w:eastAsia="Times New Roman" w:hAnsi="Times New Roman" w:cs="Times New Roman"/>
+          <w:kern w:val="0"/>
+          <w:lang w:eastAsia="en-CA"/>
+          <w14:ligatures w14:val="none"/>
+        </w:rPr>
+        <w:t>: Beta over a 3-year period.</w:t>
+      </w:r>
+    </w:p>
+    <w:p>
+      <w:pPr>
+        <w:spacing w:before="100" w:beforeAutospacing="1" w:after="100" w:afterAutospacing="1" w:line="240" w:lineRule="auto"/>
+        <w:rPr>
+          <w:rFonts w:ascii="Times New Roman" w:eastAsia="Times New Roman" w:hAnsi="Times New Roman" w:cs="Times New Roman"/>
+          <w:kern w:val="0"/>
+          <w:lang w:eastAsia="en-CA"/>
+          <w14:ligatures w14:val="none"/>
+        </w:rPr>
+      </w:pPr>
+    </w:p>
+    <w:p>
+      <w:pPr>
+        <w:spacing w:before="100" w:beforeAutospacing="1" w:after="100" w:afterAutospacing="1" w:line="240" w:lineRule="auto"/>
+        <w:rPr>
+          <w:rFonts w:ascii="Times New Roman" w:eastAsia="Times New Roman" w:hAnsi="Times New Roman" w:cs="Times New Roman"/>
+          <w:kern w:val="0"/>
+          <w:lang w:eastAsia="en-CA"/>
+          <w14:ligatures w14:val="none"/>
+        </w:rPr>
+      </w:pPr>
+    </w:p>
+    <w:p>
+      <w:pPr>
+        <w:rPr>
+          <w:rFonts w:ascii="Times New Roman" w:hAnsi="Times New Roman" w:cs="Times New Roman"/>
+          <w:sz w:val="40"/>
+          <w:szCs w:val="40"/>
+        </w:rPr>
       </w:pPr>
     </w:p>
     <w:p>
@@ -7239,7 +11151,7 @@
         <w:ind w:left="20" w:right="60" w:hanging="10"/>
         <w:rPr>
           <w:rFonts w:ascii="Times New Roman" w:eastAsia="Times New Roman" w:hAnsi="Times New Roman" w:cs="Times New Roman"/>
-          <w:bCs/>
+          <w:b/>
           <w:color w:val="000000"/>
           <w:kern w:val="0"/>
           <w:sz w:val="32"/>
@@ -7253,10 +11165,9 @@
       <w:pPr>
         <w:spacing w:after="162" w:line="360" w:lineRule="auto"/>
         <w:ind w:left="20" w:right="60" w:hanging="10"/>
-        <w:jc w:val="center"/>
-        <w:rPr>
-          <w:rFonts w:ascii="Times New Roman" w:eastAsia="Times New Roman" w:hAnsi="Times New Roman" w:cs="Times New Roman"/>
-          <w:b/>
+        <w:rPr>
+          <w:rFonts w:ascii="Times New Roman" w:eastAsia="Times New Roman" w:hAnsi="Times New Roman" w:cs="Times New Roman"/>
+          <w:bCs/>
           <w:color w:val="000000"/>
           <w:kern w:val="0"/>
           <w:sz w:val="32"/>
@@ -7270,10 +11181,9 @@
       <w:pPr>
         <w:spacing w:after="162" w:line="360" w:lineRule="auto"/>
         <w:ind w:left="20" w:right="60" w:hanging="10"/>
-        <w:jc w:val="center"/>
-        <w:rPr>
-          <w:rFonts w:ascii="Times New Roman" w:eastAsia="Times New Roman" w:hAnsi="Times New Roman" w:cs="Times New Roman"/>
-          <w:b/>
+        <w:rPr>
+          <w:rFonts w:ascii="Times New Roman" w:eastAsia="Times New Roman" w:hAnsi="Times New Roman" w:cs="Times New Roman"/>
+          <w:bCs/>
           <w:color w:val="000000"/>
           <w:kern w:val="0"/>
           <w:sz w:val="32"/>
@@ -7287,10 +11197,9 @@
       <w:pPr>
         <w:spacing w:after="162" w:line="360" w:lineRule="auto"/>
         <w:ind w:left="20" w:right="60" w:hanging="10"/>
-        <w:jc w:val="center"/>
-        <w:rPr>
-          <w:rFonts w:ascii="Times New Roman" w:eastAsia="Times New Roman" w:hAnsi="Times New Roman" w:cs="Times New Roman"/>
-          <w:b/>
+        <w:rPr>
+          <w:rFonts w:ascii="Times New Roman" w:eastAsia="Times New Roman" w:hAnsi="Times New Roman" w:cs="Times New Roman"/>
+          <w:bCs/>
           <w:color w:val="000000"/>
           <w:kern w:val="0"/>
           <w:sz w:val="32"/>
@@ -7303,7 +11212,8 @@
     <w:p>
       <w:pPr>
         <w:spacing w:after="162" w:line="360" w:lineRule="auto"/>
-        <w:ind w:right="60"/>
+        <w:ind w:left="20" w:right="60" w:hanging="10"/>
+        <w:jc w:val="center"/>
         <w:rPr>
           <w:rFonts w:ascii="Times New Roman" w:eastAsia="Times New Roman" w:hAnsi="Times New Roman" w:cs="Times New Roman"/>
           <w:b/>
@@ -7319,12 +11229,12 @@
     <w:p>
       <w:pPr>
         <w:spacing w:after="162" w:line="360" w:lineRule="auto"/>
-        <w:ind w:right="60"/>
+        <w:ind w:left="20" w:right="60" w:hanging="10"/>
         <w:jc w:val="center"/>
         <w:rPr>
           <w:rFonts w:ascii="Times New Roman" w:eastAsia="Times New Roman" w:hAnsi="Times New Roman" w:cs="Times New Roman"/>
           <w:b/>
-          <w:color w:val="000000" w:themeColor="text1"/>
+          <w:color w:val="000000"/>
           <w:kern w:val="0"/>
           <w:sz w:val="32"/>
           <w:szCs w:val="32"/>
@@ -7332,34 +11242,84 @@
           <w14:ligatures w14:val="none"/>
         </w:rPr>
       </w:pPr>
-      <w:r>
-        <w:rPr>
-          <w:rFonts w:ascii="Times New Roman" w:eastAsia="Times New Roman" w:hAnsi="Times New Roman" w:cs="Times New Roman"/>
-          <w:b/>
-          <w:color w:val="000000" w:themeColor="text1"/>
+    </w:p>
+    <w:p>
+      <w:pPr>
+        <w:spacing w:after="162" w:line="360" w:lineRule="auto"/>
+        <w:ind w:left="20" w:right="60" w:hanging="10"/>
+        <w:jc w:val="center"/>
+        <w:rPr>
+          <w:rFonts w:ascii="Times New Roman" w:eastAsia="Times New Roman" w:hAnsi="Times New Roman" w:cs="Times New Roman"/>
+          <w:b/>
+          <w:color w:val="000000"/>
           <w:kern w:val="0"/>
           <w:sz w:val="32"/>
           <w:szCs w:val="32"/>
           <w:lang w:val="en-US"/>
           <w14:ligatures w14:val="none"/>
         </w:rPr>
-        <w:t>REFERENCES</w:t>
-      </w:r>
-    </w:p>
-    <w:p>
-      <w:pPr>
-        <w:pStyle w:val="ListParagraph"/>
-        <w:numPr>
-          <w:ilvl w:val="0"/>
-          <w:numId w:val="13"/>
-        </w:numPr>
+      </w:pPr>
+    </w:p>
+    <w:p>
+      <w:pPr>
         <w:spacing w:after="162" w:line="360" w:lineRule="auto"/>
         <w:ind w:right="60"/>
+        <w:rPr>
+          <w:rFonts w:ascii="Times New Roman" w:eastAsia="Times New Roman" w:hAnsi="Times New Roman" w:cs="Times New Roman"/>
+          <w:b/>
+          <w:color w:val="000000"/>
+          <w:kern w:val="0"/>
+          <w:sz w:val="32"/>
+          <w:szCs w:val="32"/>
+          <w:lang w:val="en-US"/>
+          <w14:ligatures w14:val="none"/>
+        </w:rPr>
+      </w:pPr>
+    </w:p>
+    <w:p>
+      <w:pPr>
+        <w:spacing w:after="162" w:line="360" w:lineRule="auto"/>
+        <w:ind w:right="60"/>
+        <w:jc w:val="center"/>
+        <w:rPr>
+          <w:rFonts w:ascii="Times New Roman" w:eastAsia="Times New Roman" w:hAnsi="Times New Roman" w:cs="Times New Roman"/>
+          <w:b/>
+          <w:color w:val="000000" w:themeColor="text1"/>
+          <w:kern w:val="0"/>
+          <w:sz w:val="32"/>
+          <w:szCs w:val="32"/>
+          <w:lang w:val="en-US"/>
+          <w14:ligatures w14:val="none"/>
+        </w:rPr>
+      </w:pPr>
+      <w:r>
+        <w:rPr>
+          <w:rFonts w:ascii="Times New Roman" w:eastAsia="Times New Roman" w:hAnsi="Times New Roman" w:cs="Times New Roman"/>
+          <w:b/>
+          <w:color w:val="000000" w:themeColor="text1"/>
+          <w:kern w:val="0"/>
+          <w:sz w:val="32"/>
+          <w:szCs w:val="32"/>
+          <w:lang w:val="en-US"/>
+          <w14:ligatures w14:val="none"/>
+        </w:rPr>
+        <w:t>REFERENCES</w:t>
+      </w:r>
+    </w:p>
+    <w:p>
+      <w:pPr>
+        <w:pStyle w:val="ListParagraph"/>
+        <w:numPr>
+          <w:ilvl w:val="0"/>
+          <w:numId w:val="13"/>
+        </w:numPr>
+        <w:spacing w:after="162" w:line="360" w:lineRule="auto"/>
+        <w:ind w:right="60"/>
       </w:pPr>
       <w:r>
         <w:t xml:space="preserve">Investopedia. “What Is Portfolio Management?” [Online]. Available: </w:t>
       </w:r>
-      <w:hyperlink r:id="rId13" w:tgtFrame="_new" w:history="1">
+      <w:hyperlink r:id="rId16" w:tgtFrame="_new" w:history="1">
         <w:r>
           <w:rPr>
             <w:rStyle w:val="Hyperlink"/>
@@ -7388,7 +11348,7 @@
       <w:r>
         <w:t xml:space="preserve">Groww. “Portfolio Management Overview.” [Online]. Available: </w:t>
       </w:r>
-      <w:hyperlink r:id="rId14" w:tgtFrame="_new" w:history="1">
+      <w:hyperlink r:id="rId17" w:tgtFrame="_new" w:history="1">
         <w:r>
           <w:rPr>
             <w:rStyle w:val="Hyperlink"/>
@@ -7440,7 +11400,7 @@
           <w:lang w:val="en-US"/>
         </w:rPr>
       </w:pPr>
-      <w:hyperlink r:id="rId15" w:history="1">
+      <w:hyperlink r:id="rId18" w:history="1">
         <w:r>
           <w:rPr>
             <w:rStyle w:val="Hyperlink"/>
@@ -7490,7 +11450,7 @@
           <w:lang w:val="en-US"/>
         </w:rPr>
       </w:pPr>
-      <w:hyperlink r:id="rId16" w:history="1">
+      <w:hyperlink r:id="rId19" w:history="1">
         <w:r>
           <w:rPr>
             <w:rStyle w:val="Hyperlink"/>
@@ -7520,7 +11480,7 @@
           <w:lang w:val="en-US"/>
         </w:rPr>
       </w:pPr>
-      <w:hyperlink r:id="rId17" w:history="1">
+      <w:hyperlink r:id="rId20" w:history="1">
         <w:r>
           <w:rPr>
             <w:rStyle w:val="Hyperlink"/>
@@ -7607,6 +11567,119 @@
 <file path=word/numbering.xml><?xml version="1.0" encoding="utf-8"?>
 <w:numbering xmlns:wpc="http://schemas.microsoft.com/office/word/2010/wordprocessingCanvas" xmlns:cx="http://schemas.microsoft.com/office/drawing/2014/chartex" xmlns:cx1="http://schemas.microsoft.com/office/drawing/2015/9/8/chartex" xmlns:cx2="http://schemas.microsoft.com/office/drawing/2015/10/21/chartex" xmlns:cx3="http://schemas.microsoft.com/office/drawing/2016/5/9/chartex" xmlns:cx4="http://schemas.microsoft.com/office/drawing/2016/5/10/chartex" xmlns:cx5="http://schemas.microsoft.com/office/drawing/2016/5/11/chartex" xmlns:cx6="http://schemas.microsoft.com/office/drawing/2016/5/12/chartex" xmlns:cx7="http://schemas.microsoft.com/office/drawing/2016/5/13/chartex" xmlns:cx8="http://schemas.microsoft.com/office/drawing/2016/5/14/chartex" xmlns:mc="http://schemas.openxmlformats.org/markup-compatibility/2006" xmlns:aink="http://schemas.microsoft.com/office/drawing/2016/ink" xmlns:am3d="http://schemas.microsoft.com/office/drawing/2017/model3d" xmlns:o="urn:schemas-microsoft-com:office:office" xmlns:oel="http://schemas.microsoft.com/office/2019/extlst" xmlns:r="http://schemas.openxmlformats.org/officeDocument/2006/relationships" xmlns:m="http://schemas.openxmlformats.org/officeDocument/2006/math" xmlns:v="urn:schemas-microsoft-com:vml" xmlns:wp14="http://schemas.microsoft.com/office/word/2010/wordprocessingDrawing" xmlns:wp="http://schemas.openxmlformats.org/drawingml/2006/wordprocessingDrawing" xmlns:w10="urn:schemas-microsoft-com:office:word" xmlns:w="http://schemas.openxmlformats.org/wordprocessingml/2006/main" xmlns:w14="http://schemas.microsoft.com/office/word/2010/wordml" xmlns:w15="http://schemas.microsoft.com/office/word/2012/wordml" xmlns:w16cex="http://schemas.microsoft.com/office/word/2018/wordml/cex" xmlns:w16cid="http://schemas.microsoft.com/office/word/2016/wordml/cid" xmlns:w16="http://schemas.microsoft.com/office/word/2018/wordml" xmlns:w16du="http://schemas.microsoft.com/office/word/2023/wordml/word16du" xmlns:w16sdtdh="http://schemas.microsoft.com/office/word/2020/wordml/sdtdatahash" xmlns:w16sdtfl="http://schemas.microsoft.com/office/word/2024/wordml/sdtformatlock" xmlns:w16se="http://schemas.microsoft.com/office/word/2015/wordml/symex" xmlns:wpg="http://schemas.microsoft.com/office/word/2010/wordprocessingGroup" xmlns:wpi="http://schemas.microsoft.com/office/word/2010/wordprocessingInk" xmlns:wne="http://schemas.microsoft.com/office/word/2006/wordml" xmlns:wps="http://schemas.microsoft.com/office/word/2010/wordprocessingShape" mc:Ignorable="w14 w15 w16se w16cid w16 w16cex w16sdtdh w16sdtfl w16du wp14">
   <w:abstractNum w:abstractNumId="0" w15:restartNumberingAfterBreak="0">
+    <w:nsid w:val="01791D43"/>
+    <w:multiLevelType w:val="multilevel"/>
+    <w:tmpl w:val="BA861650"/>
+    <w:lvl w:ilvl="0">
+      <w:start w:val="18"/>
+      <w:numFmt w:val="decimal"/>
+      <w:lvlText w:val="%1."/>
+      <w:lvlJc w:val="left"/>
+      <w:pPr>
+        <w:tabs>
+          <w:tab w:val="num" w:pos="720"/>
+        </w:tabs>
+        <w:ind w:left="720" w:hanging="360"/>
+      </w:pPr>
+    </w:lvl>
+    <w:lvl w:ilvl="1" w:tentative="1">
+      <w:start w:val="1"/>
+      <w:numFmt w:val="decimal"/>
+      <w:lvlText w:val="%2."/>
+      <w:lvlJc w:val="left"/>
+      <w:pPr>
+        <w:tabs>
+          <w:tab w:val="num" w:pos="1440"/>
+        </w:tabs>
+        <w:ind w:left="1440" w:hanging="360"/>
+      </w:pPr>
+    </w:lvl>
+    <w:lvl w:ilvl="2" w:tentative="1">
+      <w:start w:val="1"/>
+      <w:numFmt w:val="decimal"/>
+      <w:lvlText w:val="%3."/>
+      <w:lvlJc w:val="left"/>
+      <w:pPr>
+        <w:tabs>
+          <w:tab w:val="num" w:pos="2160"/>
+        </w:tabs>
+        <w:ind w:left="2160" w:hanging="360"/>
+      </w:pPr>
+    </w:lvl>
+    <w:lvl w:ilvl="3" w:tentative="1">
+      <w:start w:val="1"/>
+      <w:numFmt w:val="decimal"/>
+      <w:lvlText w:val="%4."/>
+      <w:lvlJc w:val="left"/>
+      <w:pPr>
+        <w:tabs>
+          <w:tab w:val="num" w:pos="2880"/>
+        </w:tabs>
+        <w:ind w:left="2880" w:hanging="360"/>
+      </w:pPr>
+    </w:lvl>
+    <w:lvl w:ilvl="4" w:tentative="1">
+      <w:start w:val="1"/>
+      <w:numFmt w:val="decimal"/>
+      <w:lvlText w:val="%5."/>
+      <w:lvlJc w:val="left"/>
+      <w:pPr>
+        <w:tabs>
+          <w:tab w:val="num" w:pos="3600"/>
+        </w:tabs>
+        <w:ind w:left="3600" w:hanging="360"/>
+      </w:pPr>
+    </w:lvl>
+    <w:lvl w:ilvl="5" w:tentative="1">
+      <w:start w:val="1"/>
+      <w:numFmt w:val="decimal"/>
+      <w:lvlText w:val="%6."/>
+      <w:lvlJc w:val="left"/>
+      <w:pPr>
+        <w:tabs>
+          <w:tab w:val="num" w:pos="4320"/>
+        </w:tabs>
+        <w:ind w:left="4320" w:hanging="360"/>
+      </w:pPr>
+    </w:lvl>
+    <w:lvl w:ilvl="6" w:tentative="1">
+      <w:start w:val="1"/>
+      <w:numFmt w:val="decimal"/>
+      <w:lvlText w:val="%7."/>
+      <w:lvlJc w:val="left"/>
+      <w:pPr>
+        <w:tabs>
+          <w:tab w:val="num" w:pos="5040"/>
+        </w:tabs>
+        <w:ind w:left="5040" w:hanging="360"/>
+      </w:pPr>
+    </w:lvl>
+    <w:lvl w:ilvl="7" w:tentative="1">
+      <w:start w:val="1"/>
+      <w:numFmt w:val="decimal"/>
+      <w:lvlText w:val="%8."/>
+      <w:lvlJc w:val="left"/>
+      <w:pPr>
+        <w:tabs>
+          <w:tab w:val="num" w:pos="5760"/>
+        </w:tabs>
+        <w:ind w:left="5760" w:hanging="360"/>
+      </w:pPr>
+    </w:lvl>
+    <w:lvl w:ilvl="8" w:tentative="1">
+      <w:start w:val="1"/>
+      <w:numFmt w:val="decimal"/>
+      <w:lvlText w:val="%9."/>
+      <w:lvlJc w:val="left"/>
+      <w:pPr>
+        <w:tabs>
+          <w:tab w:val="num" w:pos="6480"/>
+        </w:tabs>
+        <w:ind w:left="6480" w:hanging="360"/>
+      </w:pPr>
+    </w:lvl>
+  </w:abstractNum>
+  <w:abstractNum w:abstractNumId="1" w15:restartNumberingAfterBreak="0">
     <w:nsid w:val="0C7060FD"/>
     <w:multiLevelType w:val="hybridMultilevel"/>
     <w:tmpl w:val="F306C2C4"/>
@@ -7695,7 +11768,7 @@
       </w:pPr>
     </w:lvl>
   </w:abstractNum>
-  <w:abstractNum w:abstractNumId="1" w15:restartNumberingAfterBreak="0">
+  <w:abstractNum w:abstractNumId="2" w15:restartNumberingAfterBreak="0">
     <w:nsid w:val="133622D8"/>
     <w:multiLevelType w:val="multilevel"/>
     <w:tmpl w:val="D936658C"/>
@@ -7844,7 +11917,7 @@
       </w:rPr>
     </w:lvl>
   </w:abstractNum>
-  <w:abstractNum w:abstractNumId="2" w15:restartNumberingAfterBreak="0">
+  <w:abstractNum w:abstractNumId="3" w15:restartNumberingAfterBreak="0">
     <w:nsid w:val="157E3763"/>
     <w:multiLevelType w:val="multilevel"/>
     <w:tmpl w:val="0A54AD5E"/>
@@ -7957,7 +12030,7 @@
       </w:pPr>
     </w:lvl>
   </w:abstractNum>
-  <w:abstractNum w:abstractNumId="3" w15:restartNumberingAfterBreak="0">
+  <w:abstractNum w:abstractNumId="4" w15:restartNumberingAfterBreak="0">
     <w:nsid w:val="1B5E1F21"/>
     <w:multiLevelType w:val="multilevel"/>
     <w:tmpl w:val="25B6F8BA"/>
@@ -8070,7 +12143,233 @@
       </w:pPr>
     </w:lvl>
   </w:abstractNum>
-  <w:abstractNum w:abstractNumId="4" w15:restartNumberingAfterBreak="0">
+  <w:abstractNum w:abstractNumId="5" w15:restartNumberingAfterBreak="0">
+    <w:nsid w:val="1C6B5A35"/>
+    <w:multiLevelType w:val="multilevel"/>
+    <w:tmpl w:val="EAB4A1EA"/>
+    <w:lvl w:ilvl="0">
+      <w:start w:val="90"/>
+      <w:numFmt w:val="decimal"/>
+      <w:lvlText w:val="%1."/>
+      <w:lvlJc w:val="left"/>
+      <w:pPr>
+        <w:tabs>
+          <w:tab w:val="num" w:pos="720"/>
+        </w:tabs>
+        <w:ind w:left="720" w:hanging="360"/>
+      </w:pPr>
+    </w:lvl>
+    <w:lvl w:ilvl="1" w:tentative="1">
+      <w:start w:val="1"/>
+      <w:numFmt w:val="decimal"/>
+      <w:lvlText w:val="%2."/>
+      <w:lvlJc w:val="left"/>
+      <w:pPr>
+        <w:tabs>
+          <w:tab w:val="num" w:pos="1440"/>
+        </w:tabs>
+        <w:ind w:left="1440" w:hanging="360"/>
+      </w:pPr>
+    </w:lvl>
+    <w:lvl w:ilvl="2" w:tentative="1">
+      <w:start w:val="1"/>
+      <w:numFmt w:val="decimal"/>
+      <w:lvlText w:val="%3."/>
+      <w:lvlJc w:val="left"/>
+      <w:pPr>
+        <w:tabs>
+          <w:tab w:val="num" w:pos="2160"/>
+        </w:tabs>
+        <w:ind w:left="2160" w:hanging="360"/>
+      </w:pPr>
+    </w:lvl>
+    <w:lvl w:ilvl="3" w:tentative="1">
+      <w:start w:val="1"/>
+      <w:numFmt w:val="decimal"/>
+      <w:lvlText w:val="%4."/>
+      <w:lvlJc w:val="left"/>
+      <w:pPr>
+        <w:tabs>
+          <w:tab w:val="num" w:pos="2880"/>
+        </w:tabs>
+        <w:ind w:left="2880" w:hanging="360"/>
+      </w:pPr>
+    </w:lvl>
+    <w:lvl w:ilvl="4" w:tentative="1">
+      <w:start w:val="1"/>
+      <w:numFmt w:val="decimal"/>
+      <w:lvlText w:val="%5."/>
+      <w:lvlJc w:val="left"/>
+      <w:pPr>
+        <w:tabs>
+          <w:tab w:val="num" w:pos="3600"/>
+        </w:tabs>
+        <w:ind w:left="3600" w:hanging="360"/>
+      </w:pPr>
+    </w:lvl>
+    <w:lvl w:ilvl="5" w:tentative="1">
+      <w:start w:val="1"/>
+      <w:numFmt w:val="decimal"/>
+      <w:lvlText w:val="%6."/>
+      <w:lvlJc w:val="left"/>
+      <w:pPr>
+        <w:tabs>
+          <w:tab w:val="num" w:pos="4320"/>
+        </w:tabs>
+        <w:ind w:left="4320" w:hanging="360"/>
+      </w:pPr>
+    </w:lvl>
+    <w:lvl w:ilvl="6" w:tentative="1">
+      <w:start w:val="1"/>
+      <w:numFmt w:val="decimal"/>
+      <w:lvlText w:val="%7."/>
+      <w:lvlJc w:val="left"/>
+      <w:pPr>
+        <w:tabs>
+          <w:tab w:val="num" w:pos="5040"/>
+        </w:tabs>
+        <w:ind w:left="5040" w:hanging="360"/>
+      </w:pPr>
+    </w:lvl>
+    <w:lvl w:ilvl="7" w:tentative="1">
+      <w:start w:val="1"/>
+      <w:numFmt w:val="decimal"/>
+      <w:lvlText w:val="%8."/>
+      <w:lvlJc w:val="left"/>
+      <w:pPr>
+        <w:tabs>
+          <w:tab w:val="num" w:pos="5760"/>
+        </w:tabs>
+        <w:ind w:left="5760" w:hanging="360"/>
+      </w:pPr>
+    </w:lvl>
+    <w:lvl w:ilvl="8" w:tentative="1">
+      <w:start w:val="1"/>
+      <w:numFmt w:val="decimal"/>
+      <w:lvlText w:val="%9."/>
+      <w:lvlJc w:val="left"/>
+      <w:pPr>
+        <w:tabs>
+          <w:tab w:val="num" w:pos="6480"/>
+        </w:tabs>
+        <w:ind w:left="6480" w:hanging="360"/>
+      </w:pPr>
+    </w:lvl>
+  </w:abstractNum>
+  <w:abstractNum w:abstractNumId="6" w15:restartNumberingAfterBreak="0">
+    <w:nsid w:val="1ED80C24"/>
+    <w:multiLevelType w:val="multilevel"/>
+    <w:tmpl w:val="D21E5446"/>
+    <w:lvl w:ilvl="0">
+      <w:start w:val="72"/>
+      <w:numFmt w:val="decimal"/>
+      <w:lvlText w:val="%1."/>
+      <w:lvlJc w:val="left"/>
+      <w:pPr>
+        <w:tabs>
+          <w:tab w:val="num" w:pos="720"/>
+        </w:tabs>
+        <w:ind w:left="720" w:hanging="360"/>
+      </w:pPr>
+    </w:lvl>
+    <w:lvl w:ilvl="1" w:tentative="1">
+      <w:start w:val="1"/>
+      <w:numFmt w:val="decimal"/>
+      <w:lvlText w:val="%2."/>
+      <w:lvlJc w:val="left"/>
+      <w:pPr>
+        <w:tabs>
+          <w:tab w:val="num" w:pos="1440"/>
+        </w:tabs>
+        <w:ind w:left="1440" w:hanging="360"/>
+      </w:pPr>
+    </w:lvl>
+    <w:lvl w:ilvl="2" w:tentative="1">
+      <w:start w:val="1"/>
+      <w:numFmt w:val="decimal"/>
+      <w:lvlText w:val="%3."/>
+      <w:lvlJc w:val="left"/>
+      <w:pPr>
+        <w:tabs>
+          <w:tab w:val="num" w:pos="2160"/>
+        </w:tabs>
+        <w:ind w:left="2160" w:hanging="360"/>
+      </w:pPr>
+    </w:lvl>
+    <w:lvl w:ilvl="3" w:tentative="1">
+      <w:start w:val="1"/>
+      <w:numFmt w:val="decimal"/>
+      <w:lvlText w:val="%4."/>
+      <w:lvlJc w:val="left"/>
+      <w:pPr>
+        <w:tabs>
+          <w:tab w:val="num" w:pos="2880"/>
+        </w:tabs>
+        <w:ind w:left="2880" w:hanging="360"/>
+      </w:pPr>
+    </w:lvl>
+    <w:lvl w:ilvl="4" w:tentative="1">
+      <w:start w:val="1"/>
+      <w:numFmt w:val="decimal"/>
+      <w:lvlText w:val="%5."/>
+      <w:lvlJc w:val="left"/>
+      <w:pPr>
+        <w:tabs>
+          <w:tab w:val="num" w:pos="3600"/>
+        </w:tabs>
+        <w:ind w:left="3600" w:hanging="360"/>
+      </w:pPr>
+    </w:lvl>
+    <w:lvl w:ilvl="5" w:tentative="1">
+      <w:start w:val="1"/>
+      <w:numFmt w:val="decimal"/>
+      <w:lvlText w:val="%6."/>
+      <w:lvlJc w:val="left"/>
+      <w:pPr>
+        <w:tabs>
+          <w:tab w:val="num" w:pos="4320"/>
+        </w:tabs>
+        <w:ind w:left="4320" w:hanging="360"/>
+      </w:pPr>
+    </w:lvl>
+    <w:lvl w:ilvl="6" w:tentative="1">
+      <w:start w:val="1"/>
+      <w:numFmt w:val="decimal"/>
+      <w:lvlText w:val="%7."/>
+      <w:lvlJc w:val="left"/>
+      <w:pPr>
+        <w:tabs>
+          <w:tab w:val="num" w:pos="5040"/>
+        </w:tabs>
+        <w:ind w:left="5040" w:hanging="360"/>
+      </w:pPr>
+    </w:lvl>
+    <w:lvl w:ilvl="7" w:tentative="1">
+      <w:start w:val="1"/>
+      <w:numFmt w:val="decimal"/>
+      <w:lvlText w:val="%8."/>
+      <w:lvlJc w:val="left"/>
+      <w:pPr>
+        <w:tabs>
+          <w:tab w:val="num" w:pos="5760"/>
+        </w:tabs>
+        <w:ind w:left="5760" w:hanging="360"/>
+      </w:pPr>
+    </w:lvl>
+    <w:lvl w:ilvl="8" w:tentative="1">
+      <w:start w:val="1"/>
+      <w:numFmt w:val="decimal"/>
+      <w:lvlText w:val="%9."/>
+      <w:lvlJc w:val="left"/>
+      <w:pPr>
+        <w:tabs>
+          <w:tab w:val="num" w:pos="6480"/>
+        </w:tabs>
+        <w:ind w:left="6480" w:hanging="360"/>
+      </w:pPr>
+    </w:lvl>
+  </w:abstractNum>
+  <w:abstractNum w:abstractNumId="7" w15:restartNumberingAfterBreak="0">
     <w:nsid w:val="1EF4366F"/>
     <w:multiLevelType w:val="multilevel"/>
     <w:tmpl w:val="06820DDE"/>
@@ -8183,7 +12482,346 @@
       </w:pPr>
     </w:lvl>
   </w:abstractNum>
-  <w:abstractNum w:abstractNumId="5" w15:restartNumberingAfterBreak="0">
+  <w:abstractNum w:abstractNumId="8" w15:restartNumberingAfterBreak="0">
+    <w:nsid w:val="1FBF299E"/>
+    <w:multiLevelType w:val="multilevel"/>
+    <w:tmpl w:val="BE927292"/>
+    <w:lvl w:ilvl="0">
+      <w:start w:val="96"/>
+      <w:numFmt w:val="decimal"/>
+      <w:lvlText w:val="%1."/>
+      <w:lvlJc w:val="left"/>
+      <w:pPr>
+        <w:tabs>
+          <w:tab w:val="num" w:pos="720"/>
+        </w:tabs>
+        <w:ind w:left="720" w:hanging="360"/>
+      </w:pPr>
+    </w:lvl>
+    <w:lvl w:ilvl="1" w:tentative="1">
+      <w:start w:val="1"/>
+      <w:numFmt w:val="decimal"/>
+      <w:lvlText w:val="%2."/>
+      <w:lvlJc w:val="left"/>
+      <w:pPr>
+        <w:tabs>
+          <w:tab w:val="num" w:pos="1440"/>
+        </w:tabs>
+        <w:ind w:left="1440" w:hanging="360"/>
+      </w:pPr>
+    </w:lvl>
+    <w:lvl w:ilvl="2" w:tentative="1">
+      <w:start w:val="1"/>
+      <w:numFmt w:val="decimal"/>
+      <w:lvlText w:val="%3."/>
+      <w:lvlJc w:val="left"/>
+      <w:pPr>
+        <w:tabs>
+          <w:tab w:val="num" w:pos="2160"/>
+        </w:tabs>
+        <w:ind w:left="2160" w:hanging="360"/>
+      </w:pPr>
+    </w:lvl>
+    <w:lvl w:ilvl="3" w:tentative="1">
+      <w:start w:val="1"/>
+      <w:numFmt w:val="decimal"/>
+      <w:lvlText w:val="%4."/>
+      <w:lvlJc w:val="left"/>
+      <w:pPr>
+        <w:tabs>
+          <w:tab w:val="num" w:pos="2880"/>
+        </w:tabs>
+        <w:ind w:left="2880" w:hanging="360"/>
+      </w:pPr>
+    </w:lvl>
+    <w:lvl w:ilvl="4" w:tentative="1">
+      <w:start w:val="1"/>
+      <w:numFmt w:val="decimal"/>
+      <w:lvlText w:val="%5."/>
+      <w:lvlJc w:val="left"/>
+      <w:pPr>
+        <w:tabs>
+          <w:tab w:val="num" w:pos="3600"/>
+        </w:tabs>
+        <w:ind w:left="3600" w:hanging="360"/>
+      </w:pPr>
+    </w:lvl>
+    <w:lvl w:ilvl="5" w:tentative="1">
+      <w:start w:val="1"/>
+      <w:numFmt w:val="decimal"/>
+      <w:lvlText w:val="%6."/>
+      <w:lvlJc w:val="left"/>
+      <w:pPr>
+        <w:tabs>
+          <w:tab w:val="num" w:pos="4320"/>
+        </w:tabs>
+        <w:ind w:left="4320" w:hanging="360"/>
+      </w:pPr>
+    </w:lvl>
+    <w:lvl w:ilvl="6" w:tentative="1">
+      <w:start w:val="1"/>
+      <w:numFmt w:val="decimal"/>
+      <w:lvlText w:val="%7."/>
+      <w:lvlJc w:val="left"/>
+      <w:pPr>
+        <w:tabs>
+          <w:tab w:val="num" w:pos="5040"/>
+        </w:tabs>
+        <w:ind w:left="5040" w:hanging="360"/>
+      </w:pPr>
+    </w:lvl>
+    <w:lvl w:ilvl="7" w:tentative="1">
+      <w:start w:val="1"/>
+      <w:numFmt w:val="decimal"/>
+      <w:lvlText w:val="%8."/>
+      <w:lvlJc w:val="left"/>
+      <w:pPr>
+        <w:tabs>
+          <w:tab w:val="num" w:pos="5760"/>
+        </w:tabs>
+        <w:ind w:left="5760" w:hanging="360"/>
+      </w:pPr>
+    </w:lvl>
+    <w:lvl w:ilvl="8" w:tentative="1">
+      <w:start w:val="1"/>
+      <w:numFmt w:val="decimal"/>
+      <w:lvlText w:val="%9."/>
+      <w:lvlJc w:val="left"/>
+      <w:pPr>
+        <w:tabs>
+          <w:tab w:val="num" w:pos="6480"/>
+        </w:tabs>
+        <w:ind w:left="6480" w:hanging="360"/>
+      </w:pPr>
+    </w:lvl>
+  </w:abstractNum>
+  <w:abstractNum w:abstractNumId="9" w15:restartNumberingAfterBreak="0">
+    <w:nsid w:val="21E75EF0"/>
+    <w:multiLevelType w:val="multilevel"/>
+    <w:tmpl w:val="F38838B6"/>
+    <w:lvl w:ilvl="0">
+      <w:start w:val="66"/>
+      <w:numFmt w:val="decimal"/>
+      <w:lvlText w:val="%1."/>
+      <w:lvlJc w:val="left"/>
+      <w:pPr>
+        <w:tabs>
+          <w:tab w:val="num" w:pos="720"/>
+        </w:tabs>
+        <w:ind w:left="720" w:hanging="360"/>
+      </w:pPr>
+    </w:lvl>
+    <w:lvl w:ilvl="1" w:tentative="1">
+      <w:start w:val="1"/>
+      <w:numFmt w:val="decimal"/>
+      <w:lvlText w:val="%2."/>
+      <w:lvlJc w:val="left"/>
+      <w:pPr>
+        <w:tabs>
+          <w:tab w:val="num" w:pos="1440"/>
+        </w:tabs>
+        <w:ind w:left="1440" w:hanging="360"/>
+      </w:pPr>
+    </w:lvl>
+    <w:lvl w:ilvl="2" w:tentative="1">
+      <w:start w:val="1"/>
+      <w:numFmt w:val="decimal"/>
+      <w:lvlText w:val="%3."/>
+      <w:lvlJc w:val="left"/>
+      <w:pPr>
+        <w:tabs>
+          <w:tab w:val="num" w:pos="2160"/>
+        </w:tabs>
+        <w:ind w:left="2160" w:hanging="360"/>
+      </w:pPr>
+    </w:lvl>
+    <w:lvl w:ilvl="3" w:tentative="1">
+      <w:start w:val="1"/>
+      <w:numFmt w:val="decimal"/>
+      <w:lvlText w:val="%4."/>
+      <w:lvlJc w:val="left"/>
+      <w:pPr>
+        <w:tabs>
+          <w:tab w:val="num" w:pos="2880"/>
+        </w:tabs>
+        <w:ind w:left="2880" w:hanging="360"/>
+      </w:pPr>
+    </w:lvl>
+    <w:lvl w:ilvl="4" w:tentative="1">
+      <w:start w:val="1"/>
+      <w:numFmt w:val="decimal"/>
+      <w:lvlText w:val="%5."/>
+      <w:lvlJc w:val="left"/>
+      <w:pPr>
+        <w:tabs>
+          <w:tab w:val="num" w:pos="3600"/>
+        </w:tabs>
+        <w:ind w:left="3600" w:hanging="360"/>
+      </w:pPr>
+    </w:lvl>
+    <w:lvl w:ilvl="5" w:tentative="1">
+      <w:start w:val="1"/>
+      <w:numFmt w:val="decimal"/>
+      <w:lvlText w:val="%6."/>
+      <w:lvlJc w:val="left"/>
+      <w:pPr>
+        <w:tabs>
+          <w:tab w:val="num" w:pos="4320"/>
+        </w:tabs>
+        <w:ind w:left="4320" w:hanging="360"/>
+      </w:pPr>
+    </w:lvl>
+    <w:lvl w:ilvl="6" w:tentative="1">
+      <w:start w:val="1"/>
+      <w:numFmt w:val="decimal"/>
+      <w:lvlText w:val="%7."/>
+      <w:lvlJc w:val="left"/>
+      <w:pPr>
+        <w:tabs>
+          <w:tab w:val="num" w:pos="5040"/>
+        </w:tabs>
+        <w:ind w:left="5040" w:hanging="360"/>
+      </w:pPr>
+    </w:lvl>
+    <w:lvl w:ilvl="7" w:tentative="1">
+      <w:start w:val="1"/>
+      <w:numFmt w:val="decimal"/>
+      <w:lvlText w:val="%8."/>
+      <w:lvlJc w:val="left"/>
+      <w:pPr>
+        <w:tabs>
+          <w:tab w:val="num" w:pos="5760"/>
+        </w:tabs>
+        <w:ind w:left="5760" w:hanging="360"/>
+      </w:pPr>
+    </w:lvl>
+    <w:lvl w:ilvl="8" w:tentative="1">
+      <w:start w:val="1"/>
+      <w:numFmt w:val="decimal"/>
+      <w:lvlText w:val="%9."/>
+      <w:lvlJc w:val="left"/>
+      <w:pPr>
+        <w:tabs>
+          <w:tab w:val="num" w:pos="6480"/>
+        </w:tabs>
+        <w:ind w:left="6480" w:hanging="360"/>
+      </w:pPr>
+    </w:lvl>
+  </w:abstractNum>
+  <w:abstractNum w:abstractNumId="10" w15:restartNumberingAfterBreak="0">
+    <w:nsid w:val="244D5E8D"/>
+    <w:multiLevelType w:val="multilevel"/>
+    <w:tmpl w:val="489265F2"/>
+    <w:lvl w:ilvl="0">
+      <w:start w:val="59"/>
+      <w:numFmt w:val="decimal"/>
+      <w:lvlText w:val="%1."/>
+      <w:lvlJc w:val="left"/>
+      <w:pPr>
+        <w:tabs>
+          <w:tab w:val="num" w:pos="720"/>
+        </w:tabs>
+        <w:ind w:left="720" w:hanging="360"/>
+      </w:pPr>
+    </w:lvl>
+    <w:lvl w:ilvl="1" w:tentative="1">
+      <w:start w:val="1"/>
+      <w:numFmt w:val="decimal"/>
+      <w:lvlText w:val="%2."/>
+      <w:lvlJc w:val="left"/>
+      <w:pPr>
+        <w:tabs>
+          <w:tab w:val="num" w:pos="1440"/>
+        </w:tabs>
+        <w:ind w:left="1440" w:hanging="360"/>
+      </w:pPr>
+    </w:lvl>
+    <w:lvl w:ilvl="2" w:tentative="1">
+      <w:start w:val="1"/>
+      <w:numFmt w:val="decimal"/>
+      <w:lvlText w:val="%3."/>
+      <w:lvlJc w:val="left"/>
+      <w:pPr>
+        <w:tabs>
+          <w:tab w:val="num" w:pos="2160"/>
+        </w:tabs>
+        <w:ind w:left="2160" w:hanging="360"/>
+      </w:pPr>
+    </w:lvl>
+    <w:lvl w:ilvl="3" w:tentative="1">
+      <w:start w:val="1"/>
+      <w:numFmt w:val="decimal"/>
+      <w:lvlText w:val="%4."/>
+      <w:lvlJc w:val="left"/>
+      <w:pPr>
+        <w:tabs>
+          <w:tab w:val="num" w:pos="2880"/>
+        </w:tabs>
+        <w:ind w:left="2880" w:hanging="360"/>
+      </w:pPr>
+    </w:lvl>
+    <w:lvl w:ilvl="4" w:tentative="1">
+      <w:start w:val="1"/>
+      <w:numFmt w:val="decimal"/>
+      <w:lvlText w:val="%5."/>
+      <w:lvlJc w:val="left"/>
+      <w:pPr>
+        <w:tabs>
+          <w:tab w:val="num" w:pos="3600"/>
+        </w:tabs>
+        <w:ind w:left="3600" w:hanging="360"/>
+      </w:pPr>
+    </w:lvl>
+    <w:lvl w:ilvl="5" w:tentative="1">
+      <w:start w:val="1"/>
+      <w:numFmt w:val="decimal"/>
+      <w:lvlText w:val="%6."/>
+      <w:lvlJc w:val="left"/>
+      <w:pPr>
+        <w:tabs>
+          <w:tab w:val="num" w:pos="4320"/>
+        </w:tabs>
+        <w:ind w:left="4320" w:hanging="360"/>
+      </w:pPr>
+    </w:lvl>
+    <w:lvl w:ilvl="6" w:tentative="1">
+      <w:start w:val="1"/>
+      <w:numFmt w:val="decimal"/>
+      <w:lvlText w:val="%7."/>
+      <w:lvlJc w:val="left"/>
+      <w:pPr>
+        <w:tabs>
+          <w:tab w:val="num" w:pos="5040"/>
+        </w:tabs>
+        <w:ind w:left="5040" w:hanging="360"/>
+      </w:pPr>
+    </w:lvl>
+    <w:lvl w:ilvl="7" w:tentative="1">
+      <w:start w:val="1"/>
+      <w:numFmt w:val="decimal"/>
+      <w:lvlText w:val="%8."/>
+      <w:lvlJc w:val="left"/>
+      <w:pPr>
+        <w:tabs>
+          <w:tab w:val="num" w:pos="5760"/>
+        </w:tabs>
+        <w:ind w:left="5760" w:hanging="360"/>
+      </w:pPr>
+    </w:lvl>
+    <w:lvl w:ilvl="8" w:tentative="1">
+      <w:start w:val="1"/>
+      <w:numFmt w:val="decimal"/>
+      <w:lvlText w:val="%9."/>
+      <w:lvlJc w:val="left"/>
+      <w:pPr>
+        <w:tabs>
+          <w:tab w:val="num" w:pos="6480"/>
+        </w:tabs>
+        <w:ind w:left="6480" w:hanging="360"/>
+      </w:pPr>
+    </w:lvl>
+  </w:abstractNum>
+  <w:abstractNum w:abstractNumId="11" w15:restartNumberingAfterBreak="0">
     <w:nsid w:val="29EC6DE1"/>
     <w:multiLevelType w:val="hybridMultilevel"/>
     <w:tmpl w:val="79E47F00"/>
@@ -8272,7 +12910,7 @@
       </w:pPr>
     </w:lvl>
   </w:abstractNum>
-  <w:abstractNum w:abstractNumId="6" w15:restartNumberingAfterBreak="0">
+  <w:abstractNum w:abstractNumId="12" w15:restartNumberingAfterBreak="0">
     <w:nsid w:val="30DD505F"/>
     <w:multiLevelType w:val="hybridMultilevel"/>
     <w:tmpl w:val="1ADA9CCA"/>
@@ -8358,7 +12996,7 @@
       </w:pPr>
     </w:lvl>
   </w:abstractNum>
-  <w:abstractNum w:abstractNumId="7" w15:restartNumberingAfterBreak="0">
+  <w:abstractNum w:abstractNumId="13" w15:restartNumberingAfterBreak="0">
     <w:nsid w:val="31A70FD3"/>
     <w:multiLevelType w:val="hybridMultilevel"/>
     <w:tmpl w:val="6AB41DEC"/>
@@ -8471,7 +13109,7 @@
       </w:rPr>
     </w:lvl>
   </w:abstractNum>
-  <w:abstractNum w:abstractNumId="8" w15:restartNumberingAfterBreak="0">
+  <w:abstractNum w:abstractNumId="14" w15:restartNumberingAfterBreak="0">
     <w:nsid w:val="359C59A7"/>
     <w:multiLevelType w:val="multilevel"/>
     <w:tmpl w:val="35A44F20"/>
@@ -8584,7 +13222,7 @@
       </w:pPr>
     </w:lvl>
   </w:abstractNum>
-  <w:abstractNum w:abstractNumId="9" w15:restartNumberingAfterBreak="0">
+  <w:abstractNum w:abstractNumId="15" w15:restartNumberingAfterBreak="0">
     <w:nsid w:val="395C3AD6"/>
     <w:multiLevelType w:val="hybridMultilevel"/>
     <w:tmpl w:val="E82ED508"/>
@@ -8670,7 +13308,685 @@
       </w:pPr>
     </w:lvl>
   </w:abstractNum>
-  <w:abstractNum w:abstractNumId="10" w15:restartNumberingAfterBreak="0">
+  <w:abstractNum w:abstractNumId="16" w15:restartNumberingAfterBreak="0">
+    <w:nsid w:val="3A0E5B63"/>
+    <w:multiLevelType w:val="multilevel"/>
+    <w:tmpl w:val="406E0ECE"/>
+    <w:lvl w:ilvl="0">
+      <w:start w:val="9"/>
+      <w:numFmt w:val="decimal"/>
+      <w:lvlText w:val="%1."/>
+      <w:lvlJc w:val="left"/>
+      <w:pPr>
+        <w:tabs>
+          <w:tab w:val="num" w:pos="720"/>
+        </w:tabs>
+        <w:ind w:left="720" w:hanging="360"/>
+      </w:pPr>
+    </w:lvl>
+    <w:lvl w:ilvl="1" w:tentative="1">
+      <w:start w:val="1"/>
+      <w:numFmt w:val="decimal"/>
+      <w:lvlText w:val="%2."/>
+      <w:lvlJc w:val="left"/>
+      <w:pPr>
+        <w:tabs>
+          <w:tab w:val="num" w:pos="1440"/>
+        </w:tabs>
+        <w:ind w:left="1440" w:hanging="360"/>
+      </w:pPr>
+    </w:lvl>
+    <w:lvl w:ilvl="2" w:tentative="1">
+      <w:start w:val="1"/>
+      <w:numFmt w:val="decimal"/>
+      <w:lvlText w:val="%3."/>
+      <w:lvlJc w:val="left"/>
+      <w:pPr>
+        <w:tabs>
+          <w:tab w:val="num" w:pos="2160"/>
+        </w:tabs>
+        <w:ind w:left="2160" w:hanging="360"/>
+      </w:pPr>
+    </w:lvl>
+    <w:lvl w:ilvl="3" w:tentative="1">
+      <w:start w:val="1"/>
+      <w:numFmt w:val="decimal"/>
+      <w:lvlText w:val="%4."/>
+      <w:lvlJc w:val="left"/>
+      <w:pPr>
+        <w:tabs>
+          <w:tab w:val="num" w:pos="2880"/>
+        </w:tabs>
+        <w:ind w:left="2880" w:hanging="360"/>
+      </w:pPr>
+    </w:lvl>
+    <w:lvl w:ilvl="4" w:tentative="1">
+      <w:start w:val="1"/>
+      <w:numFmt w:val="decimal"/>
+      <w:lvlText w:val="%5."/>
+      <w:lvlJc w:val="left"/>
+      <w:pPr>
+        <w:tabs>
+          <w:tab w:val="num" w:pos="3600"/>
+        </w:tabs>
+        <w:ind w:left="3600" w:hanging="360"/>
+      </w:pPr>
+    </w:lvl>
+    <w:lvl w:ilvl="5" w:tentative="1">
+      <w:start w:val="1"/>
+      <w:numFmt w:val="decimal"/>
+      <w:lvlText w:val="%6."/>
+      <w:lvlJc w:val="left"/>
+      <w:pPr>
+        <w:tabs>
+          <w:tab w:val="num" w:pos="4320"/>
+        </w:tabs>
+        <w:ind w:left="4320" w:hanging="360"/>
+      </w:pPr>
+    </w:lvl>
+    <w:lvl w:ilvl="6" w:tentative="1">
+      <w:start w:val="1"/>
+      <w:numFmt w:val="decimal"/>
+      <w:lvlText w:val="%7."/>
+      <w:lvlJc w:val="left"/>
+      <w:pPr>
+        <w:tabs>
+          <w:tab w:val="num" w:pos="5040"/>
+        </w:tabs>
+        <w:ind w:left="5040" w:hanging="360"/>
+      </w:pPr>
+    </w:lvl>
+    <w:lvl w:ilvl="7" w:tentative="1">
+      <w:start w:val="1"/>
+      <w:numFmt w:val="decimal"/>
+      <w:lvlText w:val="%8."/>
+      <w:lvlJc w:val="left"/>
+      <w:pPr>
+        <w:tabs>
+          <w:tab w:val="num" w:pos="5760"/>
+        </w:tabs>
+        <w:ind w:left="5760" w:hanging="360"/>
+      </w:pPr>
+    </w:lvl>
+    <w:lvl w:ilvl="8" w:tentative="1">
+      <w:start w:val="1"/>
+      <w:numFmt w:val="decimal"/>
+      <w:lvlText w:val="%9."/>
+      <w:lvlJc w:val="left"/>
+      <w:pPr>
+        <w:tabs>
+          <w:tab w:val="num" w:pos="6480"/>
+        </w:tabs>
+        <w:ind w:left="6480" w:hanging="360"/>
+      </w:pPr>
+    </w:lvl>
+  </w:abstractNum>
+  <w:abstractNum w:abstractNumId="17" w15:restartNumberingAfterBreak="0">
+    <w:nsid w:val="3B532559"/>
+    <w:multiLevelType w:val="multilevel"/>
+    <w:tmpl w:val="F34E92E6"/>
+    <w:lvl w:ilvl="0">
+      <w:start w:val="76"/>
+      <w:numFmt w:val="decimal"/>
+      <w:lvlText w:val="%1."/>
+      <w:lvlJc w:val="left"/>
+      <w:pPr>
+        <w:tabs>
+          <w:tab w:val="num" w:pos="720"/>
+        </w:tabs>
+        <w:ind w:left="720" w:hanging="360"/>
+      </w:pPr>
+    </w:lvl>
+    <w:lvl w:ilvl="1" w:tentative="1">
+      <w:start w:val="1"/>
+      <w:numFmt w:val="decimal"/>
+      <w:lvlText w:val="%2."/>
+      <w:lvlJc w:val="left"/>
+      <w:pPr>
+        <w:tabs>
+          <w:tab w:val="num" w:pos="1440"/>
+        </w:tabs>
+        <w:ind w:left="1440" w:hanging="360"/>
+      </w:pPr>
+    </w:lvl>
+    <w:lvl w:ilvl="2" w:tentative="1">
+      <w:start w:val="1"/>
+      <w:numFmt w:val="decimal"/>
+      <w:lvlText w:val="%3."/>
+      <w:lvlJc w:val="left"/>
+      <w:pPr>
+        <w:tabs>
+          <w:tab w:val="num" w:pos="2160"/>
+        </w:tabs>
+        <w:ind w:left="2160" w:hanging="360"/>
+      </w:pPr>
+    </w:lvl>
+    <w:lvl w:ilvl="3" w:tentative="1">
+      <w:start w:val="1"/>
+      <w:numFmt w:val="decimal"/>
+      <w:lvlText w:val="%4."/>
+      <w:lvlJc w:val="left"/>
+      <w:pPr>
+        <w:tabs>
+          <w:tab w:val="num" w:pos="2880"/>
+        </w:tabs>
+        <w:ind w:left="2880" w:hanging="360"/>
+      </w:pPr>
+    </w:lvl>
+    <w:lvl w:ilvl="4" w:tentative="1">
+      <w:start w:val="1"/>
+      <w:numFmt w:val="decimal"/>
+      <w:lvlText w:val="%5."/>
+      <w:lvlJc w:val="left"/>
+      <w:pPr>
+        <w:tabs>
+          <w:tab w:val="num" w:pos="3600"/>
+        </w:tabs>
+        <w:ind w:left="3600" w:hanging="360"/>
+      </w:pPr>
+    </w:lvl>
+    <w:lvl w:ilvl="5" w:tentative="1">
+      <w:start w:val="1"/>
+      <w:numFmt w:val="decimal"/>
+      <w:lvlText w:val="%6."/>
+      <w:lvlJc w:val="left"/>
+      <w:pPr>
+        <w:tabs>
+          <w:tab w:val="num" w:pos="4320"/>
+        </w:tabs>
+        <w:ind w:left="4320" w:hanging="360"/>
+      </w:pPr>
+    </w:lvl>
+    <w:lvl w:ilvl="6" w:tentative="1">
+      <w:start w:val="1"/>
+      <w:numFmt w:val="decimal"/>
+      <w:lvlText w:val="%7."/>
+      <w:lvlJc w:val="left"/>
+      <w:pPr>
+        <w:tabs>
+          <w:tab w:val="num" w:pos="5040"/>
+        </w:tabs>
+        <w:ind w:left="5040" w:hanging="360"/>
+      </w:pPr>
+    </w:lvl>
+    <w:lvl w:ilvl="7" w:tentative="1">
+      <w:start w:val="1"/>
+      <w:numFmt w:val="decimal"/>
+      <w:lvlText w:val="%8."/>
+      <w:lvlJc w:val="left"/>
+      <w:pPr>
+        <w:tabs>
+          <w:tab w:val="num" w:pos="5760"/>
+        </w:tabs>
+        <w:ind w:left="5760" w:hanging="360"/>
+      </w:pPr>
+    </w:lvl>
+    <w:lvl w:ilvl="8" w:tentative="1">
+      <w:start w:val="1"/>
+      <w:numFmt w:val="decimal"/>
+      <w:lvlText w:val="%9."/>
+      <w:lvlJc w:val="left"/>
+      <w:pPr>
+        <w:tabs>
+          <w:tab w:val="num" w:pos="6480"/>
+        </w:tabs>
+        <w:ind w:left="6480" w:hanging="360"/>
+      </w:pPr>
+    </w:lvl>
+  </w:abstractNum>
+  <w:abstractNum w:abstractNumId="18" w15:restartNumberingAfterBreak="0">
+    <w:nsid w:val="3BA61E78"/>
+    <w:multiLevelType w:val="multilevel"/>
+    <w:tmpl w:val="13BA2426"/>
+    <w:lvl w:ilvl="0">
+      <w:start w:val="39"/>
+      <w:numFmt w:val="decimal"/>
+      <w:lvlText w:val="%1."/>
+      <w:lvlJc w:val="left"/>
+      <w:pPr>
+        <w:tabs>
+          <w:tab w:val="num" w:pos="720"/>
+        </w:tabs>
+        <w:ind w:left="720" w:hanging="360"/>
+      </w:pPr>
+    </w:lvl>
+    <w:lvl w:ilvl="1" w:tentative="1">
+      <w:start w:val="1"/>
+      <w:numFmt w:val="decimal"/>
+      <w:lvlText w:val="%2."/>
+      <w:lvlJc w:val="left"/>
+      <w:pPr>
+        <w:tabs>
+          <w:tab w:val="num" w:pos="1440"/>
+        </w:tabs>
+        <w:ind w:left="1440" w:hanging="360"/>
+      </w:pPr>
+    </w:lvl>
+    <w:lvl w:ilvl="2" w:tentative="1">
+      <w:start w:val="1"/>
+      <w:numFmt w:val="decimal"/>
+      <w:lvlText w:val="%3."/>
+      <w:lvlJc w:val="left"/>
+      <w:pPr>
+        <w:tabs>
+          <w:tab w:val="num" w:pos="2160"/>
+        </w:tabs>
+        <w:ind w:left="2160" w:hanging="360"/>
+      </w:pPr>
+    </w:lvl>
+    <w:lvl w:ilvl="3" w:tentative="1">
+      <w:start w:val="1"/>
+      <w:numFmt w:val="decimal"/>
+      <w:lvlText w:val="%4."/>
+      <w:lvlJc w:val="left"/>
+      <w:pPr>
+        <w:tabs>
+          <w:tab w:val="num" w:pos="2880"/>
+        </w:tabs>
+        <w:ind w:left="2880" w:hanging="360"/>
+      </w:pPr>
+    </w:lvl>
+    <w:lvl w:ilvl="4" w:tentative="1">
+      <w:start w:val="1"/>
+      <w:numFmt w:val="decimal"/>
+      <w:lvlText w:val="%5."/>
+      <w:lvlJc w:val="left"/>
+      <w:pPr>
+        <w:tabs>
+          <w:tab w:val="num" w:pos="3600"/>
+        </w:tabs>
+        <w:ind w:left="3600" w:hanging="360"/>
+      </w:pPr>
+    </w:lvl>
+    <w:lvl w:ilvl="5" w:tentative="1">
+      <w:start w:val="1"/>
+      <w:numFmt w:val="decimal"/>
+      <w:lvlText w:val="%6."/>
+      <w:lvlJc w:val="left"/>
+      <w:pPr>
+        <w:tabs>
+          <w:tab w:val="num" w:pos="4320"/>
+        </w:tabs>
+        <w:ind w:left="4320" w:hanging="360"/>
+      </w:pPr>
+    </w:lvl>
+    <w:lvl w:ilvl="6" w:tentative="1">
+      <w:start w:val="1"/>
+      <w:numFmt w:val="decimal"/>
+      <w:lvlText w:val="%7."/>
+      <w:lvlJc w:val="left"/>
+      <w:pPr>
+        <w:tabs>
+          <w:tab w:val="num" w:pos="5040"/>
+        </w:tabs>
+        <w:ind w:left="5040" w:hanging="360"/>
+      </w:pPr>
+    </w:lvl>
+    <w:lvl w:ilvl="7" w:tentative="1">
+      <w:start w:val="1"/>
+      <w:numFmt w:val="decimal"/>
+      <w:lvlText w:val="%8."/>
+      <w:lvlJc w:val="left"/>
+      <w:pPr>
+        <w:tabs>
+          <w:tab w:val="num" w:pos="5760"/>
+        </w:tabs>
+        <w:ind w:left="5760" w:hanging="360"/>
+      </w:pPr>
+    </w:lvl>
+    <w:lvl w:ilvl="8" w:tentative="1">
+      <w:start w:val="1"/>
+      <w:numFmt w:val="decimal"/>
+      <w:lvlText w:val="%9."/>
+      <w:lvlJc w:val="left"/>
+      <w:pPr>
+        <w:tabs>
+          <w:tab w:val="num" w:pos="6480"/>
+        </w:tabs>
+        <w:ind w:left="6480" w:hanging="360"/>
+      </w:pPr>
+    </w:lvl>
+  </w:abstractNum>
+  <w:abstractNum w:abstractNumId="19" w15:restartNumberingAfterBreak="0">
+    <w:nsid w:val="3D3C788A"/>
+    <w:multiLevelType w:val="multilevel"/>
+    <w:tmpl w:val="153CF86E"/>
+    <w:lvl w:ilvl="0">
+      <w:start w:val="80"/>
+      <w:numFmt w:val="decimal"/>
+      <w:lvlText w:val="%1."/>
+      <w:lvlJc w:val="left"/>
+      <w:pPr>
+        <w:tabs>
+          <w:tab w:val="num" w:pos="720"/>
+        </w:tabs>
+        <w:ind w:left="720" w:hanging="360"/>
+      </w:pPr>
+    </w:lvl>
+    <w:lvl w:ilvl="1" w:tentative="1">
+      <w:start w:val="1"/>
+      <w:numFmt w:val="decimal"/>
+      <w:lvlText w:val="%2."/>
+      <w:lvlJc w:val="left"/>
+      <w:pPr>
+        <w:tabs>
+          <w:tab w:val="num" w:pos="1440"/>
+        </w:tabs>
+        <w:ind w:left="1440" w:hanging="360"/>
+      </w:pPr>
+    </w:lvl>
+    <w:lvl w:ilvl="2" w:tentative="1">
+      <w:start w:val="1"/>
+      <w:numFmt w:val="decimal"/>
+      <w:lvlText w:val="%3."/>
+      <w:lvlJc w:val="left"/>
+      <w:pPr>
+        <w:tabs>
+          <w:tab w:val="num" w:pos="2160"/>
+        </w:tabs>
+        <w:ind w:left="2160" w:hanging="360"/>
+      </w:pPr>
+    </w:lvl>
+    <w:lvl w:ilvl="3" w:tentative="1">
+      <w:start w:val="1"/>
+      <w:numFmt w:val="decimal"/>
+      <w:lvlText w:val="%4."/>
+      <w:lvlJc w:val="left"/>
+      <w:pPr>
+        <w:tabs>
+          <w:tab w:val="num" w:pos="2880"/>
+        </w:tabs>
+        <w:ind w:left="2880" w:hanging="360"/>
+      </w:pPr>
+    </w:lvl>
+    <w:lvl w:ilvl="4" w:tentative="1">
+      <w:start w:val="1"/>
+      <w:numFmt w:val="decimal"/>
+      <w:lvlText w:val="%5."/>
+      <w:lvlJc w:val="left"/>
+      <w:pPr>
+        <w:tabs>
+          <w:tab w:val="num" w:pos="3600"/>
+        </w:tabs>
+        <w:ind w:left="3600" w:hanging="360"/>
+      </w:pPr>
+    </w:lvl>
+    <w:lvl w:ilvl="5" w:tentative="1">
+      <w:start w:val="1"/>
+      <w:numFmt w:val="decimal"/>
+      <w:lvlText w:val="%6."/>
+      <w:lvlJc w:val="left"/>
+      <w:pPr>
+        <w:tabs>
+          <w:tab w:val="num" w:pos="4320"/>
+        </w:tabs>
+        <w:ind w:left="4320" w:hanging="360"/>
+      </w:pPr>
+    </w:lvl>
+    <w:lvl w:ilvl="6" w:tentative="1">
+      <w:start w:val="1"/>
+      <w:numFmt w:val="decimal"/>
+      <w:lvlText w:val="%7."/>
+      <w:lvlJc w:val="left"/>
+      <w:pPr>
+        <w:tabs>
+          <w:tab w:val="num" w:pos="5040"/>
+        </w:tabs>
+        <w:ind w:left="5040" w:hanging="360"/>
+      </w:pPr>
+    </w:lvl>
+    <w:lvl w:ilvl="7" w:tentative="1">
+      <w:start w:val="1"/>
+      <w:numFmt w:val="decimal"/>
+      <w:lvlText w:val="%8."/>
+      <w:lvlJc w:val="left"/>
+      <w:pPr>
+        <w:tabs>
+          <w:tab w:val="num" w:pos="5760"/>
+        </w:tabs>
+        <w:ind w:left="5760" w:hanging="360"/>
+      </w:pPr>
+    </w:lvl>
+    <w:lvl w:ilvl="8" w:tentative="1">
+      <w:start w:val="1"/>
+      <w:numFmt w:val="decimal"/>
+      <w:lvlText w:val="%9."/>
+      <w:lvlJc w:val="left"/>
+      <w:pPr>
+        <w:tabs>
+          <w:tab w:val="num" w:pos="6480"/>
+        </w:tabs>
+        <w:ind w:left="6480" w:hanging="360"/>
+      </w:pPr>
+    </w:lvl>
+  </w:abstractNum>
+  <w:abstractNum w:abstractNumId="20" w15:restartNumberingAfterBreak="0">
+    <w:nsid w:val="3D5A6609"/>
+    <w:multiLevelType w:val="multilevel"/>
+    <w:tmpl w:val="5F0A83C2"/>
+    <w:lvl w:ilvl="0">
+      <w:start w:val="36"/>
+      <w:numFmt w:val="decimal"/>
+      <w:lvlText w:val="%1."/>
+      <w:lvlJc w:val="left"/>
+      <w:pPr>
+        <w:tabs>
+          <w:tab w:val="num" w:pos="720"/>
+        </w:tabs>
+        <w:ind w:left="720" w:hanging="360"/>
+      </w:pPr>
+    </w:lvl>
+    <w:lvl w:ilvl="1" w:tentative="1">
+      <w:start w:val="1"/>
+      <w:numFmt w:val="decimal"/>
+      <w:lvlText w:val="%2."/>
+      <w:lvlJc w:val="left"/>
+      <w:pPr>
+        <w:tabs>
+          <w:tab w:val="num" w:pos="1440"/>
+        </w:tabs>
+        <w:ind w:left="1440" w:hanging="360"/>
+      </w:pPr>
+    </w:lvl>
+    <w:lvl w:ilvl="2" w:tentative="1">
+      <w:start w:val="1"/>
+      <w:numFmt w:val="decimal"/>
+      <w:lvlText w:val="%3."/>
+      <w:lvlJc w:val="left"/>
+      <w:pPr>
+        <w:tabs>
+          <w:tab w:val="num" w:pos="2160"/>
+        </w:tabs>
+        <w:ind w:left="2160" w:hanging="360"/>
+      </w:pPr>
+    </w:lvl>
+    <w:lvl w:ilvl="3" w:tentative="1">
+      <w:start w:val="1"/>
+      <w:numFmt w:val="decimal"/>
+      <w:lvlText w:val="%4."/>
+      <w:lvlJc w:val="left"/>
+      <w:pPr>
+        <w:tabs>
+          <w:tab w:val="num" w:pos="2880"/>
+        </w:tabs>
+        <w:ind w:left="2880" w:hanging="360"/>
+      </w:pPr>
+    </w:lvl>
+    <w:lvl w:ilvl="4" w:tentative="1">
+      <w:start w:val="1"/>
+      <w:numFmt w:val="decimal"/>
+      <w:lvlText w:val="%5."/>
+      <w:lvlJc w:val="left"/>
+      <w:pPr>
+        <w:tabs>
+          <w:tab w:val="num" w:pos="3600"/>
+        </w:tabs>
+        <w:ind w:left="3600" w:hanging="360"/>
+      </w:pPr>
+    </w:lvl>
+    <w:lvl w:ilvl="5" w:tentative="1">
+      <w:start w:val="1"/>
+      <w:numFmt w:val="decimal"/>
+      <w:lvlText w:val="%6."/>
+      <w:lvlJc w:val="left"/>
+      <w:pPr>
+        <w:tabs>
+          <w:tab w:val="num" w:pos="4320"/>
+        </w:tabs>
+        <w:ind w:left="4320" w:hanging="360"/>
+      </w:pPr>
+    </w:lvl>
+    <w:lvl w:ilvl="6" w:tentative="1">
+      <w:start w:val="1"/>
+      <w:numFmt w:val="decimal"/>
+      <w:lvlText w:val="%7."/>
+      <w:lvlJc w:val="left"/>
+      <w:pPr>
+        <w:tabs>
+          <w:tab w:val="num" w:pos="5040"/>
+        </w:tabs>
+        <w:ind w:left="5040" w:hanging="360"/>
+      </w:pPr>
+    </w:lvl>
+    <w:lvl w:ilvl="7" w:tentative="1">
+      <w:start w:val="1"/>
+      <w:numFmt w:val="decimal"/>
+      <w:lvlText w:val="%8."/>
+      <w:lvlJc w:val="left"/>
+      <w:pPr>
+        <w:tabs>
+          <w:tab w:val="num" w:pos="5760"/>
+        </w:tabs>
+        <w:ind w:left="5760" w:hanging="360"/>
+      </w:pPr>
+    </w:lvl>
+    <w:lvl w:ilvl="8" w:tentative="1">
+      <w:start w:val="1"/>
+      <w:numFmt w:val="decimal"/>
+      <w:lvlText w:val="%9."/>
+      <w:lvlJc w:val="left"/>
+      <w:pPr>
+        <w:tabs>
+          <w:tab w:val="num" w:pos="6480"/>
+        </w:tabs>
+        <w:ind w:left="6480" w:hanging="360"/>
+      </w:pPr>
+    </w:lvl>
+  </w:abstractNum>
+  <w:abstractNum w:abstractNumId="21" w15:restartNumberingAfterBreak="0">
+    <w:nsid w:val="40606B53"/>
+    <w:multiLevelType w:val="multilevel"/>
+    <w:tmpl w:val="2B86075C"/>
+    <w:lvl w:ilvl="0">
+      <w:start w:val="52"/>
+      <w:numFmt w:val="decimal"/>
+      <w:lvlText w:val="%1."/>
+      <w:lvlJc w:val="left"/>
+      <w:pPr>
+        <w:tabs>
+          <w:tab w:val="num" w:pos="720"/>
+        </w:tabs>
+        <w:ind w:left="720" w:hanging="360"/>
+      </w:pPr>
+    </w:lvl>
+    <w:lvl w:ilvl="1" w:tentative="1">
+      <w:start w:val="1"/>
+      <w:numFmt w:val="decimal"/>
+      <w:lvlText w:val="%2."/>
+      <w:lvlJc w:val="left"/>
+      <w:pPr>
+        <w:tabs>
+          <w:tab w:val="num" w:pos="1440"/>
+        </w:tabs>
+        <w:ind w:left="1440" w:hanging="360"/>
+      </w:pPr>
+    </w:lvl>
+    <w:lvl w:ilvl="2" w:tentative="1">
+      <w:start w:val="1"/>
+      <w:numFmt w:val="decimal"/>
+      <w:lvlText w:val="%3."/>
+      <w:lvlJc w:val="left"/>
+      <w:pPr>
+        <w:tabs>
+          <w:tab w:val="num" w:pos="2160"/>
+        </w:tabs>
+        <w:ind w:left="2160" w:hanging="360"/>
+      </w:pPr>
+    </w:lvl>
+    <w:lvl w:ilvl="3" w:tentative="1">
+      <w:start w:val="1"/>
+      <w:numFmt w:val="decimal"/>
+      <w:lvlText w:val="%4."/>
+      <w:lvlJc w:val="left"/>
+      <w:pPr>
+        <w:tabs>
+          <w:tab w:val="num" w:pos="2880"/>
+        </w:tabs>
+        <w:ind w:left="2880" w:hanging="360"/>
+      </w:pPr>
+    </w:lvl>
+    <w:lvl w:ilvl="4" w:tentative="1">
+      <w:start w:val="1"/>
+      <w:numFmt w:val="decimal"/>
+      <w:lvlText w:val="%5."/>
+      <w:lvlJc w:val="left"/>
+      <w:pPr>
+        <w:tabs>
+          <w:tab w:val="num" w:pos="3600"/>
+        </w:tabs>
+        <w:ind w:left="3600" w:hanging="360"/>
+      </w:pPr>
+    </w:lvl>
+    <w:lvl w:ilvl="5" w:tentative="1">
+      <w:start w:val="1"/>
+      <w:numFmt w:val="decimal"/>
+      <w:lvlText w:val="%6."/>
+      <w:lvlJc w:val="left"/>
+      <w:pPr>
+        <w:tabs>
+          <w:tab w:val="num" w:pos="4320"/>
+        </w:tabs>
+        <w:ind w:left="4320" w:hanging="360"/>
+      </w:pPr>
+    </w:lvl>
+    <w:lvl w:ilvl="6" w:tentative="1">
+      <w:start w:val="1"/>
+      <w:numFmt w:val="decimal"/>
+      <w:lvlText w:val="%7."/>
+      <w:lvlJc w:val="left"/>
+      <w:pPr>
+        <w:tabs>
+          <w:tab w:val="num" w:pos="5040"/>
+        </w:tabs>
+        <w:ind w:left="5040" w:hanging="360"/>
+      </w:pPr>
+    </w:lvl>
+    <w:lvl w:ilvl="7" w:tentative="1">
+      <w:start w:val="1"/>
+      <w:numFmt w:val="decimal"/>
+      <w:lvlText w:val="%8."/>
+      <w:lvlJc w:val="left"/>
+      <w:pPr>
+        <w:tabs>
+          <w:tab w:val="num" w:pos="5760"/>
+        </w:tabs>
+        <w:ind w:left="5760" w:hanging="360"/>
+      </w:pPr>
+    </w:lvl>
+    <w:lvl w:ilvl="8" w:tentative="1">
+      <w:start w:val="1"/>
+      <w:numFmt w:val="decimal"/>
+      <w:lvlText w:val="%9."/>
+      <w:lvlJc w:val="left"/>
+      <w:pPr>
+        <w:tabs>
+          <w:tab w:val="num" w:pos="6480"/>
+        </w:tabs>
+        <w:ind w:left="6480" w:hanging="360"/>
+      </w:pPr>
+    </w:lvl>
+  </w:abstractNum>
+  <w:abstractNum w:abstractNumId="22" w15:restartNumberingAfterBreak="0">
     <w:nsid w:val="47D330E4"/>
     <w:multiLevelType w:val="hybridMultilevel"/>
     <w:tmpl w:val="BE6A890C"/>
@@ -8760,7 +14076,7 @@
       </w:pPr>
     </w:lvl>
   </w:abstractNum>
-  <w:abstractNum w:abstractNumId="11" w15:restartNumberingAfterBreak="0">
+  <w:abstractNum w:abstractNumId="23" w15:restartNumberingAfterBreak="0">
     <w:nsid w:val="47E90250"/>
     <w:multiLevelType w:val="multilevel"/>
     <w:tmpl w:val="E58CB294"/>
@@ -8909,7 +14225,7 @@
       </w:rPr>
     </w:lvl>
   </w:abstractNum>
-  <w:abstractNum w:abstractNumId="12" w15:restartNumberingAfterBreak="0">
+  <w:abstractNum w:abstractNumId="24" w15:restartNumberingAfterBreak="0">
     <w:nsid w:val="48BE6BCA"/>
     <w:multiLevelType w:val="hybridMultilevel"/>
     <w:tmpl w:val="FE6ABC58"/>
@@ -8998,7 +14314,7 @@
       </w:pPr>
     </w:lvl>
   </w:abstractNum>
-  <w:abstractNum w:abstractNumId="13" w15:restartNumberingAfterBreak="0">
+  <w:abstractNum w:abstractNumId="25" w15:restartNumberingAfterBreak="0">
     <w:nsid w:val="4A3A6830"/>
     <w:multiLevelType w:val="multilevel"/>
     <w:tmpl w:val="A17C9372"/>
@@ -9147,7 +14463,7 @@
       </w:rPr>
     </w:lvl>
   </w:abstractNum>
-  <w:abstractNum w:abstractNumId="14" w15:restartNumberingAfterBreak="0">
+  <w:abstractNum w:abstractNumId="26" w15:restartNumberingAfterBreak="0">
     <w:nsid w:val="4BC933F8"/>
     <w:multiLevelType w:val="multilevel"/>
     <w:tmpl w:val="DD882376"/>
@@ -9260,7 +14576,7 @@
       </w:pPr>
     </w:lvl>
   </w:abstractNum>
-  <w:abstractNum w:abstractNumId="15" w15:restartNumberingAfterBreak="0">
+  <w:abstractNum w:abstractNumId="27" w15:restartNumberingAfterBreak="0">
     <w:nsid w:val="4CEA62D7"/>
     <w:multiLevelType w:val="hybridMultilevel"/>
     <w:tmpl w:val="2CC4A158"/>
@@ -9373,7 +14689,7 @@
       </w:rPr>
     </w:lvl>
   </w:abstractNum>
-  <w:abstractNum w:abstractNumId="16" w15:restartNumberingAfterBreak="0">
+  <w:abstractNum w:abstractNumId="28" w15:restartNumberingAfterBreak="0">
     <w:nsid w:val="4D9224B6"/>
     <w:multiLevelType w:val="multilevel"/>
     <w:tmpl w:val="248A072A"/>
@@ -9522,7 +14838,7 @@
       </w:rPr>
     </w:lvl>
   </w:abstractNum>
-  <w:abstractNum w:abstractNumId="17" w15:restartNumberingAfterBreak="0">
+  <w:abstractNum w:abstractNumId="29" w15:restartNumberingAfterBreak="0">
     <w:nsid w:val="57ED6610"/>
     <w:multiLevelType w:val="hybridMultilevel"/>
     <w:tmpl w:val="EE18BB4E"/>
@@ -9611,7 +14927,7 @@
       </w:pPr>
     </w:lvl>
   </w:abstractNum>
-  <w:abstractNum w:abstractNumId="18" w15:restartNumberingAfterBreak="0">
+  <w:abstractNum w:abstractNumId="30" w15:restartNumberingAfterBreak="0">
     <w:nsid w:val="592B184F"/>
     <w:multiLevelType w:val="hybridMultilevel"/>
     <w:tmpl w:val="DF545292"/>
@@ -9700,7 +15016,233 @@
       </w:pPr>
     </w:lvl>
   </w:abstractNum>
-  <w:abstractNum w:abstractNumId="19" w15:restartNumberingAfterBreak="0">
+  <w:abstractNum w:abstractNumId="31" w15:restartNumberingAfterBreak="0">
+    <w:nsid w:val="5A761914"/>
+    <w:multiLevelType w:val="multilevel"/>
+    <w:tmpl w:val="728023D2"/>
+    <w:lvl w:ilvl="0">
+      <w:start w:val="31"/>
+      <w:numFmt w:val="decimal"/>
+      <w:lvlText w:val="%1."/>
+      <w:lvlJc w:val="left"/>
+      <w:pPr>
+        <w:tabs>
+          <w:tab w:val="num" w:pos="720"/>
+        </w:tabs>
+        <w:ind w:left="720" w:hanging="360"/>
+      </w:pPr>
+    </w:lvl>
+    <w:lvl w:ilvl="1" w:tentative="1">
+      <w:start w:val="1"/>
+      <w:numFmt w:val="decimal"/>
+      <w:lvlText w:val="%2."/>
+      <w:lvlJc w:val="left"/>
+      <w:pPr>
+        <w:tabs>
+          <w:tab w:val="num" w:pos="1440"/>
+        </w:tabs>
+        <w:ind w:left="1440" w:hanging="360"/>
+      </w:pPr>
+    </w:lvl>
+    <w:lvl w:ilvl="2" w:tentative="1">
+      <w:start w:val="1"/>
+      <w:numFmt w:val="decimal"/>
+      <w:lvlText w:val="%3."/>
+      <w:lvlJc w:val="left"/>
+      <w:pPr>
+        <w:tabs>
+          <w:tab w:val="num" w:pos="2160"/>
+        </w:tabs>
+        <w:ind w:left="2160" w:hanging="360"/>
+      </w:pPr>
+    </w:lvl>
+    <w:lvl w:ilvl="3" w:tentative="1">
+      <w:start w:val="1"/>
+      <w:numFmt w:val="decimal"/>
+      <w:lvlText w:val="%4."/>
+      <w:lvlJc w:val="left"/>
+      <w:pPr>
+        <w:tabs>
+          <w:tab w:val="num" w:pos="2880"/>
+        </w:tabs>
+        <w:ind w:left="2880" w:hanging="360"/>
+      </w:pPr>
+    </w:lvl>
+    <w:lvl w:ilvl="4" w:tentative="1">
+      <w:start w:val="1"/>
+      <w:numFmt w:val="decimal"/>
+      <w:lvlText w:val="%5."/>
+      <w:lvlJc w:val="left"/>
+      <w:pPr>
+        <w:tabs>
+          <w:tab w:val="num" w:pos="3600"/>
+        </w:tabs>
+        <w:ind w:left="3600" w:hanging="360"/>
+      </w:pPr>
+    </w:lvl>
+    <w:lvl w:ilvl="5" w:tentative="1">
+      <w:start w:val="1"/>
+      <w:numFmt w:val="decimal"/>
+      <w:lvlText w:val="%6."/>
+      <w:lvlJc w:val="left"/>
+      <w:pPr>
+        <w:tabs>
+          <w:tab w:val="num" w:pos="4320"/>
+        </w:tabs>
+        <w:ind w:left="4320" w:hanging="360"/>
+      </w:pPr>
+    </w:lvl>
+    <w:lvl w:ilvl="6" w:tentative="1">
+      <w:start w:val="1"/>
+      <w:numFmt w:val="decimal"/>
+      <w:lvlText w:val="%7."/>
+      <w:lvlJc w:val="left"/>
+      <w:pPr>
+        <w:tabs>
+          <w:tab w:val="num" w:pos="5040"/>
+        </w:tabs>
+        <w:ind w:left="5040" w:hanging="360"/>
+      </w:pPr>
+    </w:lvl>
+    <w:lvl w:ilvl="7" w:tentative="1">
+      <w:start w:val="1"/>
+      <w:numFmt w:val="decimal"/>
+      <w:lvlText w:val="%8."/>
+      <w:lvlJc w:val="left"/>
+      <w:pPr>
+        <w:tabs>
+          <w:tab w:val="num" w:pos="5760"/>
+        </w:tabs>
+        <w:ind w:left="5760" w:hanging="360"/>
+      </w:pPr>
+    </w:lvl>
+    <w:lvl w:ilvl="8" w:tentative="1">
+      <w:start w:val="1"/>
+      <w:numFmt w:val="decimal"/>
+      <w:lvlText w:val="%9."/>
+      <w:lvlJc w:val="left"/>
+      <w:pPr>
+        <w:tabs>
+          <w:tab w:val="num" w:pos="6480"/>
+        </w:tabs>
+        <w:ind w:left="6480" w:hanging="360"/>
+      </w:pPr>
+    </w:lvl>
+  </w:abstractNum>
+  <w:abstractNum w:abstractNumId="32" w15:restartNumberingAfterBreak="0">
+    <w:nsid w:val="60294BAD"/>
+    <w:multiLevelType w:val="multilevel"/>
+    <w:tmpl w:val="F85C99CA"/>
+    <w:lvl w:ilvl="0">
+      <w:start w:val="1"/>
+      <w:numFmt w:val="decimal"/>
+      <w:lvlText w:val="%1."/>
+      <w:lvlJc w:val="left"/>
+      <w:pPr>
+        <w:tabs>
+          <w:tab w:val="num" w:pos="720"/>
+        </w:tabs>
+        <w:ind w:left="720" w:hanging="360"/>
+      </w:pPr>
+    </w:lvl>
+    <w:lvl w:ilvl="1" w:tentative="1">
+      <w:start w:val="1"/>
+      <w:numFmt w:val="decimal"/>
+      <w:lvlText w:val="%2."/>
+      <w:lvlJc w:val="left"/>
+      <w:pPr>
+        <w:tabs>
+          <w:tab w:val="num" w:pos="1440"/>
+        </w:tabs>
+        <w:ind w:left="1440" w:hanging="360"/>
+      </w:pPr>
+    </w:lvl>
+    <w:lvl w:ilvl="2" w:tentative="1">
+      <w:start w:val="1"/>
+      <w:numFmt w:val="decimal"/>
+      <w:lvlText w:val="%3."/>
+      <w:lvlJc w:val="left"/>
+      <w:pPr>
+        <w:tabs>
+          <w:tab w:val="num" w:pos="2160"/>
+        </w:tabs>
+        <w:ind w:left="2160" w:hanging="360"/>
+      </w:pPr>
+    </w:lvl>
+    <w:lvl w:ilvl="3" w:tentative="1">
+      <w:start w:val="1"/>
+      <w:numFmt w:val="decimal"/>
+      <w:lvlText w:val="%4."/>
+      <w:lvlJc w:val="left"/>
+      <w:pPr>
+        <w:tabs>
+          <w:tab w:val="num" w:pos="2880"/>
+        </w:tabs>
+        <w:ind w:left="2880" w:hanging="360"/>
+      </w:pPr>
+    </w:lvl>
+    <w:lvl w:ilvl="4" w:tentative="1">
+      <w:start w:val="1"/>
+      <w:numFmt w:val="decimal"/>
+      <w:lvlText w:val="%5."/>
+      <w:lvlJc w:val="left"/>
+      <w:pPr>
+        <w:tabs>
+          <w:tab w:val="num" w:pos="3600"/>
+        </w:tabs>
+        <w:ind w:left="3600" w:hanging="360"/>
+      </w:pPr>
+    </w:lvl>
+    <w:lvl w:ilvl="5" w:tentative="1">
+      <w:start w:val="1"/>
+      <w:numFmt w:val="decimal"/>
+      <w:lvlText w:val="%6."/>
+      <w:lvlJc w:val="left"/>
+      <w:pPr>
+        <w:tabs>
+          <w:tab w:val="num" w:pos="4320"/>
+        </w:tabs>
+        <w:ind w:left="4320" w:hanging="360"/>
+      </w:pPr>
+    </w:lvl>
+    <w:lvl w:ilvl="6" w:tentative="1">
+      <w:start w:val="1"/>
+      <w:numFmt w:val="decimal"/>
+      <w:lvlText w:val="%7."/>
+      <w:lvlJc w:val="left"/>
+      <w:pPr>
+        <w:tabs>
+          <w:tab w:val="num" w:pos="5040"/>
+        </w:tabs>
+        <w:ind w:left="5040" w:hanging="360"/>
+      </w:pPr>
+    </w:lvl>
+    <w:lvl w:ilvl="7" w:tentative="1">
+      <w:start w:val="1"/>
+      <w:numFmt w:val="decimal"/>
+      <w:lvlText w:val="%8."/>
+      <w:lvlJc w:val="left"/>
+      <w:pPr>
+        <w:tabs>
+          <w:tab w:val="num" w:pos="5760"/>
+        </w:tabs>
+        <w:ind w:left="5760" w:hanging="360"/>
+      </w:pPr>
+    </w:lvl>
+    <w:lvl w:ilvl="8" w:tentative="1">
+      <w:start w:val="1"/>
+      <w:numFmt w:val="decimal"/>
+      <w:lvlText w:val="%9."/>
+      <w:lvlJc w:val="left"/>
+      <w:pPr>
+        <w:tabs>
+          <w:tab w:val="num" w:pos="6480"/>
+        </w:tabs>
+        <w:ind w:left="6480" w:hanging="360"/>
+      </w:pPr>
+    </w:lvl>
+  </w:abstractNum>
+  <w:abstractNum w:abstractNumId="33" w15:restartNumberingAfterBreak="0">
     <w:nsid w:val="68D174B0"/>
     <w:multiLevelType w:val="hybridMultilevel"/>
     <w:tmpl w:val="BC3E2F7E"/>
@@ -9813,7 +15355,7 @@
       </w:rPr>
     </w:lvl>
   </w:abstractNum>
-  <w:abstractNum w:abstractNumId="20" w15:restartNumberingAfterBreak="0">
+  <w:abstractNum w:abstractNumId="34" w15:restartNumberingAfterBreak="0">
     <w:nsid w:val="6A797D3E"/>
     <w:multiLevelType w:val="hybridMultilevel"/>
     <w:tmpl w:val="65FA862A"/>
@@ -9903,7 +15445,120 @@
       </w:pPr>
     </w:lvl>
   </w:abstractNum>
-  <w:abstractNum w:abstractNumId="21" w15:restartNumberingAfterBreak="0">
+  <w:abstractNum w:abstractNumId="35" w15:restartNumberingAfterBreak="0">
+    <w:nsid w:val="6FF720AE"/>
+    <w:multiLevelType w:val="multilevel"/>
+    <w:tmpl w:val="B2E0F2C0"/>
+    <w:lvl w:ilvl="0">
+      <w:start w:val="11"/>
+      <w:numFmt w:val="decimal"/>
+      <w:lvlText w:val="%1."/>
+      <w:lvlJc w:val="left"/>
+      <w:pPr>
+        <w:tabs>
+          <w:tab w:val="num" w:pos="720"/>
+        </w:tabs>
+        <w:ind w:left="720" w:hanging="360"/>
+      </w:pPr>
+    </w:lvl>
+    <w:lvl w:ilvl="1" w:tentative="1">
+      <w:start w:val="1"/>
+      <w:numFmt w:val="decimal"/>
+      <w:lvlText w:val="%2."/>
+      <w:lvlJc w:val="left"/>
+      <w:pPr>
+        <w:tabs>
+          <w:tab w:val="num" w:pos="1440"/>
+        </w:tabs>
+        <w:ind w:left="1440" w:hanging="360"/>
+      </w:pPr>
+    </w:lvl>
+    <w:lvl w:ilvl="2" w:tentative="1">
+      <w:start w:val="1"/>
+      <w:numFmt w:val="decimal"/>
+      <w:lvlText w:val="%3."/>
+      <w:lvlJc w:val="left"/>
+      <w:pPr>
+        <w:tabs>
+          <w:tab w:val="num" w:pos="2160"/>
+        </w:tabs>
+        <w:ind w:left="2160" w:hanging="360"/>
+      </w:pPr>
+    </w:lvl>
+    <w:lvl w:ilvl="3" w:tentative="1">
+      <w:start w:val="1"/>
+      <w:numFmt w:val="decimal"/>
+      <w:lvlText w:val="%4."/>
+      <w:lvlJc w:val="left"/>
+      <w:pPr>
+        <w:tabs>
+          <w:tab w:val="num" w:pos="2880"/>
+        </w:tabs>
+        <w:ind w:left="2880" w:hanging="360"/>
+      </w:pPr>
+    </w:lvl>
+    <w:lvl w:ilvl="4" w:tentative="1">
+      <w:start w:val="1"/>
+      <w:numFmt w:val="decimal"/>
+      <w:lvlText w:val="%5."/>
+      <w:lvlJc w:val="left"/>
+      <w:pPr>
+        <w:tabs>
+          <w:tab w:val="num" w:pos="3600"/>
+        </w:tabs>
+        <w:ind w:left="3600" w:hanging="360"/>
+      </w:pPr>
+    </w:lvl>
+    <w:lvl w:ilvl="5" w:tentative="1">
+      <w:start w:val="1"/>
+      <w:numFmt w:val="decimal"/>
+      <w:lvlText w:val="%6."/>
+      <w:lvlJc w:val="left"/>
+      <w:pPr>
+        <w:tabs>
+          <w:tab w:val="num" w:pos="4320"/>
+        </w:tabs>
+        <w:ind w:left="4320" w:hanging="360"/>
+      </w:pPr>
+    </w:lvl>
+    <w:lvl w:ilvl="6" w:tentative="1">
+      <w:start w:val="1"/>
+      <w:numFmt w:val="decimal"/>
+      <w:lvlText w:val="%7."/>
+      <w:lvlJc w:val="left"/>
+      <w:pPr>
+        <w:tabs>
+          <w:tab w:val="num" w:pos="5040"/>
+        </w:tabs>
+        <w:ind w:left="5040" w:hanging="360"/>
+      </w:pPr>
+    </w:lvl>
+    <w:lvl w:ilvl="7" w:tentative="1">
+      <w:start w:val="1"/>
+      <w:numFmt w:val="decimal"/>
+      <w:lvlText w:val="%8."/>
+      <w:lvlJc w:val="left"/>
+      <w:pPr>
+        <w:tabs>
+          <w:tab w:val="num" w:pos="5760"/>
+        </w:tabs>
+        <w:ind w:left="5760" w:hanging="360"/>
+      </w:pPr>
+    </w:lvl>
+    <w:lvl w:ilvl="8" w:tentative="1">
+      <w:start w:val="1"/>
+      <w:numFmt w:val="decimal"/>
+      <w:lvlText w:val="%9."/>
+      <w:lvlJc w:val="left"/>
+      <w:pPr>
+        <w:tabs>
+          <w:tab w:val="num" w:pos="6480"/>
+        </w:tabs>
+        <w:ind w:left="6480" w:hanging="360"/>
+      </w:pPr>
+    </w:lvl>
+  </w:abstractNum>
+  <w:abstractNum w:abstractNumId="36" w15:restartNumberingAfterBreak="0">
     <w:nsid w:val="768B03F3"/>
     <w:multiLevelType w:val="hybridMultilevel"/>
     <w:tmpl w:val="94DADA2E"/>
@@ -9993,71 +15648,232 @@
       </w:pPr>
     </w:lvl>
   </w:abstractNum>
+  <w:abstractNum w:abstractNumId="37" w15:restartNumberingAfterBreak="0">
+    <w:nsid w:val="78535092"/>
+    <w:multiLevelType w:val="multilevel"/>
+    <w:tmpl w:val="926E27BA"/>
+    <w:lvl w:ilvl="0">
+      <w:start w:val="86"/>
+      <w:numFmt w:val="decimal"/>
+      <w:lvlText w:val="%1."/>
+      <w:lvlJc w:val="left"/>
+      <w:pPr>
+        <w:tabs>
+          <w:tab w:val="num" w:pos="720"/>
+        </w:tabs>
+        <w:ind w:left="720" w:hanging="360"/>
+      </w:pPr>
+    </w:lvl>
+    <w:lvl w:ilvl="1" w:tentative="1">
+      <w:start w:val="1"/>
+      <w:numFmt w:val="decimal"/>
+      <w:lvlText w:val="%2."/>
+      <w:lvlJc w:val="left"/>
+      <w:pPr>
+        <w:tabs>
+          <w:tab w:val="num" w:pos="1440"/>
+        </w:tabs>
+        <w:ind w:left="1440" w:hanging="360"/>
+      </w:pPr>
+    </w:lvl>
+    <w:lvl w:ilvl="2" w:tentative="1">
+      <w:start w:val="1"/>
+      <w:numFmt w:val="decimal"/>
+      <w:lvlText w:val="%3."/>
+      <w:lvlJc w:val="left"/>
+      <w:pPr>
+        <w:tabs>
+          <w:tab w:val="num" w:pos="2160"/>
+        </w:tabs>
+        <w:ind w:left="2160" w:hanging="360"/>
+      </w:pPr>
+    </w:lvl>
+    <w:lvl w:ilvl="3" w:tentative="1">
+      <w:start w:val="1"/>
+      <w:numFmt w:val="decimal"/>
+      <w:lvlText w:val="%4."/>
+      <w:lvlJc w:val="left"/>
+      <w:pPr>
+        <w:tabs>
+          <w:tab w:val="num" w:pos="2880"/>
+        </w:tabs>
+        <w:ind w:left="2880" w:hanging="360"/>
+      </w:pPr>
+    </w:lvl>
+    <w:lvl w:ilvl="4" w:tentative="1">
+      <w:start w:val="1"/>
+      <w:numFmt w:val="decimal"/>
+      <w:lvlText w:val="%5."/>
+      <w:lvlJc w:val="left"/>
+      <w:pPr>
+        <w:tabs>
+          <w:tab w:val="num" w:pos="3600"/>
+        </w:tabs>
+        <w:ind w:left="3600" w:hanging="360"/>
+      </w:pPr>
+    </w:lvl>
+    <w:lvl w:ilvl="5" w:tentative="1">
+      <w:start w:val="1"/>
+      <w:numFmt w:val="decimal"/>
+      <w:lvlText w:val="%6."/>
+      <w:lvlJc w:val="left"/>
+      <w:pPr>
+        <w:tabs>
+          <w:tab w:val="num" w:pos="4320"/>
+        </w:tabs>
+        <w:ind w:left="4320" w:hanging="360"/>
+      </w:pPr>
+    </w:lvl>
+    <w:lvl w:ilvl="6" w:tentative="1">
+      <w:start w:val="1"/>
+      <w:numFmt w:val="decimal"/>
+      <w:lvlText w:val="%7."/>
+      <w:lvlJc w:val="left"/>
+      <w:pPr>
+        <w:tabs>
+          <w:tab w:val="num" w:pos="5040"/>
+        </w:tabs>
+        <w:ind w:left="5040" w:hanging="360"/>
+      </w:pPr>
+    </w:lvl>
+    <w:lvl w:ilvl="7" w:tentative="1">
+      <w:start w:val="1"/>
+      <w:numFmt w:val="decimal"/>
+      <w:lvlText w:val="%8."/>
+      <w:lvlJc w:val="left"/>
+      <w:pPr>
+        <w:tabs>
+          <w:tab w:val="num" w:pos="5760"/>
+        </w:tabs>
+        <w:ind w:left="5760" w:hanging="360"/>
+      </w:pPr>
+    </w:lvl>
+    <w:lvl w:ilvl="8" w:tentative="1">
+      <w:start w:val="1"/>
+      <w:numFmt w:val="decimal"/>
+      <w:lvlText w:val="%9."/>
+      <w:lvlJc w:val="left"/>
+      <w:pPr>
+        <w:tabs>
+          <w:tab w:val="num" w:pos="6480"/>
+        </w:tabs>
+        <w:ind w:left="6480" w:hanging="360"/>
+      </w:pPr>
+    </w:lvl>
+  </w:abstractNum>
   <w:num w:numId="1" w16cid:durableId="577835693">
+    <w:abstractNumId w:val="28"/>
+  </w:num>
+  <w:num w:numId="2" w16cid:durableId="92172213">
+    <w:abstractNumId w:val="15"/>
+  </w:num>
+  <w:num w:numId="3" w16cid:durableId="149059239">
+    <w:abstractNumId w:val="13"/>
+  </w:num>
+  <w:num w:numId="4" w16cid:durableId="483281761">
+    <w:abstractNumId w:val="2"/>
+  </w:num>
+  <w:num w:numId="5" w16cid:durableId="124351998">
+    <w:abstractNumId w:val="14"/>
+  </w:num>
+  <w:num w:numId="6" w16cid:durableId="2022774201">
+    <w:abstractNumId w:val="26"/>
+  </w:num>
+  <w:num w:numId="7" w16cid:durableId="36200999">
+    <w:abstractNumId w:val="25"/>
+  </w:num>
+  <w:num w:numId="8" w16cid:durableId="65930082">
+    <w:abstractNumId w:val="33"/>
+  </w:num>
+  <w:num w:numId="9" w16cid:durableId="783354395">
+    <w:abstractNumId w:val="27"/>
+  </w:num>
+  <w:num w:numId="10" w16cid:durableId="681010726">
+    <w:abstractNumId w:val="23"/>
+  </w:num>
+  <w:num w:numId="11" w16cid:durableId="1080642543">
+    <w:abstractNumId w:val="7"/>
+  </w:num>
+  <w:num w:numId="12" w16cid:durableId="2067685165">
+    <w:abstractNumId w:val="1"/>
+  </w:num>
+  <w:num w:numId="13" w16cid:durableId="1047265547">
+    <w:abstractNumId w:val="12"/>
+  </w:num>
+  <w:num w:numId="14" w16cid:durableId="2020545205">
+    <w:abstractNumId w:val="30"/>
+  </w:num>
+  <w:num w:numId="15" w16cid:durableId="1636981645">
+    <w:abstractNumId w:val="22"/>
+  </w:num>
+  <w:num w:numId="16" w16cid:durableId="1251154653">
+    <w:abstractNumId w:val="11"/>
+  </w:num>
+  <w:num w:numId="17" w16cid:durableId="846673689">
+    <w:abstractNumId w:val="29"/>
+  </w:num>
+  <w:num w:numId="18" w16cid:durableId="430859867">
+    <w:abstractNumId w:val="24"/>
+  </w:num>
+  <w:num w:numId="19" w16cid:durableId="1155874165">
+    <w:abstractNumId w:val="36"/>
+  </w:num>
+  <w:num w:numId="20" w16cid:durableId="661616124">
+    <w:abstractNumId w:val="34"/>
+  </w:num>
+  <w:num w:numId="21" w16cid:durableId="1876692067">
+    <w:abstractNumId w:val="4"/>
+  </w:num>
+  <w:num w:numId="22" w16cid:durableId="1032219510">
+    <w:abstractNumId w:val="3"/>
+  </w:num>
+  <w:num w:numId="23" w16cid:durableId="608898329">
+    <w:abstractNumId w:val="32"/>
+  </w:num>
+  <w:num w:numId="24" w16cid:durableId="576979813">
     <w:abstractNumId w:val="16"/>
   </w:num>
-  <w:num w:numId="2" w16cid:durableId="92172213">
+  <w:num w:numId="25" w16cid:durableId="830953447">
+    <w:abstractNumId w:val="35"/>
+  </w:num>
+  <w:num w:numId="26" w16cid:durableId="908422987">
+    <w:abstractNumId w:val="0"/>
+  </w:num>
+  <w:num w:numId="27" w16cid:durableId="1246106426">
+    <w:abstractNumId w:val="31"/>
+  </w:num>
+  <w:num w:numId="28" w16cid:durableId="248201875">
+    <w:abstractNumId w:val="20"/>
+  </w:num>
+  <w:num w:numId="29" w16cid:durableId="339938329">
+    <w:abstractNumId w:val="18"/>
+  </w:num>
+  <w:num w:numId="30" w16cid:durableId="1322008373">
+    <w:abstractNumId w:val="21"/>
+  </w:num>
+  <w:num w:numId="31" w16cid:durableId="1178152136">
+    <w:abstractNumId w:val="10"/>
+  </w:num>
+  <w:num w:numId="32" w16cid:durableId="2029402810">
     <w:abstractNumId w:val="9"/>
   </w:num>
-  <w:num w:numId="3" w16cid:durableId="149059239">
-    <w:abstractNumId w:val="7"/>
+  <w:num w:numId="33" w16cid:durableId="1045058206">
+    <w:abstractNumId w:val="6"/>
   </w:num>
-  <w:num w:numId="4" w16cid:durableId="483281761">
-    <w:abstractNumId w:val="1"/>
+  <w:num w:numId="34" w16cid:durableId="85807911">
+    <w:abstractNumId w:val="17"/>
   </w:num>
-  <w:num w:numId="5" w16cid:durableId="124351998">
-    <w:abstractNumId w:val="8"/>
-  </w:num>
-  <w:num w:numId="6" w16cid:durableId="2022774201">
-    <w:abstractNumId w:val="14"/>
-  </w:num>
-  <w:num w:numId="7" w16cid:durableId="36200999">
-    <w:abstractNumId w:val="13"/>
-  </w:num>
-  <w:num w:numId="8" w16cid:durableId="65930082">
+  <w:num w:numId="35" w16cid:durableId="629631235">
     <w:abstractNumId w:val="19"/>
   </w:num>
-  <w:num w:numId="9" w16cid:durableId="783354395">
-    <w:abstractNumId w:val="15"/>
+  <w:num w:numId="36" w16cid:durableId="906843338">
+    <w:abstractNumId w:val="37"/>
   </w:num>
-  <w:num w:numId="10" w16cid:durableId="681010726">
-    <w:abstractNumId w:val="11"/>
-  </w:num>
-  <w:num w:numId="11" w16cid:durableId="1080642543">
-    <w:abstractNumId w:val="4"/>
-  </w:num>
-  <w:num w:numId="12" w16cid:durableId="2067685165">
-    <w:abstractNumId w:val="0"/>
-  </w:num>
-  <w:num w:numId="13" w16cid:durableId="1047265547">
-    <w:abstractNumId w:val="6"/>
-  </w:num>
-  <w:num w:numId="14" w16cid:durableId="2020545205">
-    <w:abstractNumId w:val="18"/>
-  </w:num>
-  <w:num w:numId="15" w16cid:durableId="1636981645">
-    <w:abstractNumId w:val="10"/>
-  </w:num>
-  <w:num w:numId="16" w16cid:durableId="1251154653">
+  <w:num w:numId="37" w16cid:durableId="371423057">
     <w:abstractNumId w:val="5"/>
   </w:num>
-  <w:num w:numId="17" w16cid:durableId="846673689">
-    <w:abstractNumId w:val="17"/>
-  </w:num>
-  <w:num w:numId="18" w16cid:durableId="430859867">
-    <w:abstractNumId w:val="12"/>
-  </w:num>
-  <w:num w:numId="19" w16cid:durableId="1155874165">
-    <w:abstractNumId w:val="21"/>
-  </w:num>
-  <w:num w:numId="20" w16cid:durableId="661616124">
-    <w:abstractNumId w:val="20"/>
-  </w:num>
-  <w:num w:numId="21" w16cid:durableId="1876692067">
-    <w:abstractNumId w:val="3"/>
-  </w:num>
-  <w:num w:numId="22" w16cid:durableId="1032219510">
-    <w:abstractNumId w:val="2"/>
+  <w:num w:numId="38" w16cid:durableId="1609578854">
+    <w:abstractNumId w:val="8"/>
   </w:num>
 </w:numbering>
 </file>
@@ -11344,4 +17160,16 @@
     </a:ext>
   </a:extLst>
 </a:theme>
+</file>
+
+<file path=customXml/item1.xml><?xml version="1.0" encoding="utf-8"?>
+<b:Sources xmlns:b="http://schemas.openxmlformats.org/officeDocument/2006/bibliography" xmlns="http://schemas.openxmlformats.org/officeDocument/2006/bibliography" SelectedStyle="\APASixthEditionOfficeOnline.xsl" StyleName="APA" Version="6"/>
+</file>
+
+<file path=customXml/itemProps1.xml><?xml version="1.0" encoding="utf-8"?>
+<ds:datastoreItem xmlns:ds="http://schemas.openxmlformats.org/officeDocument/2006/customXml" ds:itemID="{FD223E1E-EF8A-47B0-A405-C7DCF1153BE1}">
+  <ds:schemaRefs>
+    <ds:schemaRef ds:uri="http://schemas.openxmlformats.org/officeDocument/2006/bibliography"/>
+  </ds:schemaRefs>
+</ds:datastoreItem>
 </file>
--- a/doc/PROJECT REPORT - PROJECT PROPOSAL.docx
+++ b/doc/PROJECT REPORT - PROJECT PROPOSAL.docx
@@ -3523,144 +3523,203 @@
     </w:p>
     <w:p>
       <w:pPr>
-        <w:spacing w:after="162" w:line="360" w:lineRule="auto"/>
-        <w:ind w:left="20" w:right="60" w:hanging="10"/>
-        <w:rPr>
-          <w:rFonts w:ascii="Times New Roman" w:eastAsia="Times New Roman" w:hAnsi="Times New Roman" w:cs="Times New Roman"/>
-          <w:bCs/>
-          <w:color w:val="000000"/>
-          <w:kern w:val="0"/>
-          <w:sz w:val="32"/>
-          <w:szCs w:val="32"/>
-          <w:lang w:val="en-US"/>
-          <w14:ligatures w14:val="none"/>
-        </w:rPr>
-      </w:pPr>
-      <w:r>
-        <w:rPr>
-          <w:rFonts w:ascii="Times New Roman" w:eastAsia="Times New Roman" w:hAnsi="Times New Roman" w:cs="Times New Roman"/>
-          <w:bCs/>
-          <w:color w:val="000000"/>
-          <w:kern w:val="0"/>
-          <w:sz w:val="32"/>
-          <w:szCs w:val="32"/>
-          <w:lang w:val="en-US"/>
-          <w14:ligatures w14:val="none"/>
-        </w:rPr>
-        <w:t>3.1. Analyzes existing methods and tools for portfolio allocation and risk management, such as: Traditional techniques (mean-variance optimization) and Machine learning-based approaches.</w:t>
-      </w:r>
-    </w:p>
-    <w:p>
-      <w:pPr>
-        <w:rPr>
-          <w:rFonts w:ascii="Times New Roman" w:hAnsi="Times New Roman" w:cs="Times New Roman"/>
-          <w:b/>
-          <w:bCs/>
-          <w:lang w:val="en-US"/>
-        </w:rPr>
-      </w:pPr>
-      <w:r>
-        <w:rPr>
-          <w:rFonts w:ascii="Times New Roman" w:hAnsi="Times New Roman" w:cs="Times New Roman"/>
-        </w:rPr>
-        <w:t xml:space="preserve">Many techniques have been used to maximize return on investment and minimize potential losses in the stock market. </w:t>
-      </w:r>
-      <w:r>
-        <w:rPr>
-          <w:rFonts w:ascii="Times New Roman" w:hAnsi="Times New Roman" w:cs="Times New Roman"/>
-          <w:b/>
-          <w:bCs/>
-        </w:rPr>
-        <w:t>Below are some traditional and machine learning-based techniques used in the market:</w:t>
-      </w:r>
-    </w:p>
-    <w:p>
-      <w:pPr>
-        <w:pStyle w:val="ListParagraph"/>
+        <w:jc w:val="center"/>
+        <w:rPr>
+          <w:rFonts w:ascii="Times New Roman" w:hAnsi="Times New Roman" w:cs="Times New Roman"/>
+          <w:b/>
+          <w:bCs/>
+          <w:sz w:val="28"/>
+          <w:szCs w:val="28"/>
+        </w:rPr>
+      </w:pPr>
+      <w:r>
+        <w:rPr>
+          <w:rFonts w:ascii="Times New Roman" w:hAnsi="Times New Roman" w:cs="Times New Roman"/>
+          <w:b/>
+          <w:bCs/>
+          <w:sz w:val="28"/>
+          <w:szCs w:val="28"/>
+        </w:rPr>
+        <w:t>Competitor Analysis for FinRL</w:t>
+      </w:r>
+      <w:r>
+        <w:rPr>
+          <w:rFonts w:ascii="Times New Roman" w:hAnsi="Times New Roman" w:cs="Times New Roman"/>
+          <w:b/>
+          <w:bCs/>
+          <w:sz w:val="28"/>
+          <w:szCs w:val="28"/>
+        </w:rPr>
+        <w:t xml:space="preserve">: </w:t>
+      </w:r>
+      <w:r>
+        <w:rPr>
+          <w:rFonts w:ascii="Times New Roman" w:hAnsi="Times New Roman" w:cs="Times New Roman"/>
+          <w:b/>
+          <w:bCs/>
+          <w:sz w:val="28"/>
+          <w:szCs w:val="28"/>
+        </w:rPr>
+        <w:t xml:space="preserve">Portfolio </w:t>
+      </w:r>
+      <w:r>
+        <w:rPr>
+          <w:rFonts w:ascii="Times New Roman" w:hAnsi="Times New Roman" w:cs="Times New Roman"/>
+          <w:b/>
+          <w:bCs/>
+          <w:sz w:val="28"/>
+          <w:szCs w:val="28"/>
+        </w:rPr>
+        <w:t>Allocation and Management</w:t>
+      </w:r>
+    </w:p>
+    <w:p>
+      <w:pPr>
+        <w:rPr>
+          <w:rFonts w:ascii="Times New Roman" w:hAnsi="Times New Roman" w:cs="Times New Roman"/>
+          <w:b/>
+          <w:bCs/>
+          <w:sz w:val="28"/>
+          <w:szCs w:val="28"/>
+        </w:rPr>
+      </w:pPr>
+      <w:r>
+        <w:rPr>
+          <w:rFonts w:ascii="Times New Roman" w:hAnsi="Times New Roman" w:cs="Times New Roman"/>
+          <w:b/>
+          <w:bCs/>
+          <w:sz w:val="28"/>
+          <w:szCs w:val="28"/>
+        </w:rPr>
+        <w:t>Overview</w:t>
+      </w:r>
+    </w:p>
+    <w:p>
+      <w:pPr>
+        <w:rPr>
+          <w:rFonts w:ascii="Times New Roman" w:hAnsi="Times New Roman" w:cs="Times New Roman"/>
+        </w:rPr>
+      </w:pPr>
+      <w:r>
+        <w:rPr>
+          <w:rFonts w:ascii="Times New Roman" w:hAnsi="Times New Roman" w:cs="Times New Roman"/>
+          <w:b/>
+          <w:bCs/>
+          <w:sz w:val="28"/>
+          <w:szCs w:val="28"/>
+        </w:rPr>
+        <w:t xml:space="preserve"> </w:t>
+      </w:r>
+      <w:r>
+        <w:rPr>
+          <w:rFonts w:ascii="Times New Roman" w:hAnsi="Times New Roman" w:cs="Times New Roman"/>
+        </w:rPr>
+        <w:t>Many techniques have been used to maximize return on investment and minimize potential losses in the stock market. Various platforms are providing solution for portfolio management. Here mainly focuses on the highly popular platform both traditional, the ones that doesn’t utilize ML techniques in their platforms and the nuance platform that implements ML techniques in their platforms.</w:t>
+      </w:r>
+    </w:p>
+    <w:p>
+      <w:pPr>
+        <w:rPr>
+          <w:rFonts w:ascii="Times New Roman" w:hAnsi="Times New Roman" w:cs="Times New Roman"/>
+          <w:b/>
+          <w:bCs/>
+        </w:rPr>
+      </w:pPr>
+      <w:r>
+        <w:rPr>
+          <w:rFonts w:ascii="Times New Roman" w:hAnsi="Times New Roman" w:cs="Times New Roman"/>
+          <w:b/>
+          <w:bCs/>
+        </w:rPr>
+        <w:t>Traditional Platforms (Non-ML)</w:t>
+      </w:r>
+    </w:p>
+    <w:p>
+      <w:pPr>
+        <w:rPr>
+          <w:rFonts w:ascii="Times New Roman" w:hAnsi="Times New Roman" w:cs="Times New Roman"/>
+          <w:b/>
+          <w:bCs/>
+        </w:rPr>
+      </w:pPr>
+      <w:r>
+        <w:rPr>
+          <w:rFonts w:ascii="Times New Roman" w:hAnsi="Times New Roman" w:cs="Times New Roman"/>
+          <w:b/>
+          <w:bCs/>
+        </w:rPr>
+        <w:t>1</w:t>
+      </w:r>
+      <w:r>
+        <w:rPr>
+          <w:rFonts w:ascii="Times New Roman" w:hAnsi="Times New Roman" w:cs="Times New Roman"/>
+          <w:b/>
+          <w:bCs/>
+        </w:rPr>
+        <w:t xml:space="preserve"> MetaTrader (MT4/MT5)</w:t>
+      </w:r>
+    </w:p>
+    <w:p>
+      <w:pPr>
+        <w:rPr>
+          <w:rFonts w:ascii="Times New Roman" w:hAnsi="Times New Roman" w:cs="Times New Roman"/>
+        </w:rPr>
+      </w:pPr>
+      <w:r>
+        <w:rPr>
+          <w:rFonts w:ascii="Times New Roman" w:hAnsi="Times New Roman" w:cs="Times New Roman"/>
+        </w:rPr>
+        <w:t>MetaTrader 4, also known as MT4, is an electronic trading platform widely used by online retail foreign exchange speculative traders. It was developed by MetaQuotes Software and released in 2005.I</w:t>
+      </w:r>
+      <w:r>
+        <w:rPr>
+          <w:rFonts w:ascii="Times New Roman" w:hAnsi="Times New Roman" w:cs="Times New Roman"/>
+        </w:rPr>
+        <w:t>t primarily focuses on technical analysis and rule-based trading, lacking the ability to integrate machine learning for dynamic decision-making</w:t>
+      </w:r>
+      <w:r>
+        <w:rPr>
+          <w:rFonts w:ascii="Times New Roman" w:hAnsi="Times New Roman" w:cs="Times New Roman"/>
+        </w:rPr>
+        <w:t xml:space="preserve"> as well as to not designed to work full-time work in the stock market or exchange-traded futures.</w:t>
+      </w:r>
+    </w:p>
+    <w:p>
+      <w:pPr>
+        <w:rPr>
+          <w:rFonts w:ascii="Times New Roman" w:hAnsi="Times New Roman" w:cs="Times New Roman"/>
+        </w:rPr>
+      </w:pPr>
+      <w:r>
+        <w:rPr>
+          <w:rFonts w:ascii="Times New Roman" w:hAnsi="Times New Roman" w:cs="Times New Roman"/>
+          <w:b/>
+          <w:bCs/>
+        </w:rPr>
+        <w:t>Key Limitations:</w:t>
+      </w:r>
+    </w:p>
+    <w:p>
+      <w:pPr>
         <w:numPr>
           <w:ilvl w:val="0"/>
-          <w:numId w:val="14"/>
+          <w:numId w:val="39"/>
         </w:numPr>
         <w:rPr>
           <w:rFonts w:ascii="Times New Roman" w:hAnsi="Times New Roman" w:cs="Times New Roman"/>
-          <w:b/>
-          <w:bCs/>
-        </w:rPr>
-      </w:pPr>
-      <w:r>
-        <w:rPr>
-          <w:rFonts w:ascii="Times New Roman" w:hAnsi="Times New Roman" w:cs="Times New Roman"/>
-          <w:b/>
-          <w:bCs/>
-        </w:rPr>
-        <w:t>Modern Portfolio Theory</w:t>
-      </w:r>
-    </w:p>
-    <w:p>
-      <w:pPr>
-        <w:rPr>
-          <w:rFonts w:ascii="Times New Roman" w:hAnsi="Times New Roman" w:cs="Times New Roman"/>
-        </w:rPr>
-      </w:pPr>
-      <w:r>
-        <w:rPr>
-          <w:rFonts w:ascii="Times New Roman" w:hAnsi="Times New Roman" w:cs="Times New Roman"/>
-        </w:rPr>
-        <w:t>Modern Portfolio Theory, introduced by American economist Harry Markowitz in his paper </w:t>
-      </w:r>
-      <w:hyperlink r:id="rId9" w:tgtFrame="_blank" w:history="1">
-        <w:r>
-          <w:rPr>
-            <w:rStyle w:val="Hyperlink"/>
-            <w:rFonts w:ascii="Times New Roman" w:hAnsi="Times New Roman" w:cs="Times New Roman"/>
-          </w:rPr>
-          <w:t>Portfolio Selection</w:t>
-        </w:r>
-      </w:hyperlink>
-      <w:r>
-        <w:rPr>
-          <w:rFonts w:ascii="Times New Roman" w:hAnsi="Times New Roman" w:cs="Times New Roman"/>
-        </w:rPr>
-        <w:t xml:space="preserve"> in 1952, provides a mathematical framework for assembling a multiple-asset portfolio such that the expected return is maximized for a certain level of risk. In other words, a person can achieve a level of expected value with minimum risk. </w:t>
-      </w:r>
-    </w:p>
-    <w:p>
-      <w:pPr>
-        <w:rPr>
-          <w:rFonts w:ascii="Times New Roman" w:hAnsi="Times New Roman" w:cs="Times New Roman"/>
-        </w:rPr>
-      </w:pPr>
-      <w:r>
-        <w:rPr>
-          <w:rFonts w:ascii="Times New Roman" w:hAnsi="Times New Roman" w:cs="Times New Roman"/>
-        </w:rPr>
-        <w:t>Before MPT, most investment decisions heavily depended on individual security analysis without considering the overall portfolio. MPT shifted the focus to the portfolio, emphasizing the need for diversification.</w:t>
-      </w:r>
-    </w:p>
-    <w:p>
-      <w:pPr>
-        <w:rPr>
-          <w:rFonts w:ascii="Times New Roman" w:hAnsi="Times New Roman" w:cs="Times New Roman"/>
-        </w:rPr>
-      </w:pPr>
-    </w:p>
-    <w:p>
-      <w:pPr>
-        <w:rPr>
-          <w:rFonts w:ascii="Times New Roman" w:hAnsi="Times New Roman" w:cs="Times New Roman"/>
-        </w:rPr>
-      </w:pPr>
-      <w:r>
-        <w:rPr>
-          <w:rFonts w:ascii="Times New Roman" w:hAnsi="Times New Roman" w:cs="Times New Roman"/>
-        </w:rPr>
-        <w:t>Key Concepts of Modern Portfolio Theory:</w:t>
-      </w:r>
-      <w:r>
-        <w:rPr>
-          <w:rFonts w:ascii="Times New Roman" w:hAnsi="Times New Roman" w:cs="Times New Roman"/>
-          <w:b/>
-          <w:bCs/>
+        </w:rPr>
+      </w:pPr>
+      <w:r>
+        <w:rPr>
+          <w:rFonts w:ascii="Times New Roman" w:hAnsi="Times New Roman" w:cs="Times New Roman"/>
+          <w:b/>
+          <w:bCs/>
+        </w:rPr>
+        <w:t>Rule-Based Trading:</w:t>
+      </w:r>
+      <w:r>
+        <w:rPr>
+          <w:rFonts w:ascii="Times New Roman" w:hAnsi="Times New Roman" w:cs="Times New Roman"/>
         </w:rPr>
         <w:br/>
       </w:r>
@@ -3668,294 +3727,108 @@
         <w:rPr>
           <w:rFonts w:ascii="Times New Roman" w:hAnsi="Times New Roman" w:cs="Times New Roman"/>
         </w:rPr>
-        <w:t>1. Expected Return: The anticipated return an investor expects to earn</w:t>
-      </w:r>
-      <w:r>
-        <w:rPr>
-          <w:rFonts w:ascii="Times New Roman" w:hAnsi="Times New Roman" w:cs="Times New Roman"/>
-        </w:rPr>
-        <w:br/>
-        <w:t>2. Risk: The potential variability or volatility of returns</w:t>
-      </w:r>
-      <w:r>
-        <w:rPr>
-          <w:rFonts w:ascii="Times New Roman" w:hAnsi="Times New Roman" w:cs="Times New Roman"/>
-        </w:rPr>
-        <w:br/>
-        <w:t>3. Covariance: The measure of how two assets move in relation to each other</w:t>
-      </w:r>
-      <w:r>
-        <w:rPr>
-          <w:rFonts w:ascii="Times New Roman" w:hAnsi="Times New Roman" w:cs="Times New Roman"/>
-        </w:rPr>
-        <w:br/>
-        <w:t>4. Correlation: The statistical measure of the relationship between two variables</w:t>
-      </w:r>
-    </w:p>
-    <w:p>
-      <w:pPr>
-        <w:rPr>
-          <w:rFonts w:ascii="Times New Roman" w:hAnsi="Times New Roman" w:cs="Times New Roman"/>
-        </w:rPr>
-      </w:pPr>
-    </w:p>
-    <w:p>
-      <w:pPr>
-        <w:rPr>
-          <w:rFonts w:ascii="Times New Roman" w:hAnsi="Times New Roman" w:cs="Times New Roman"/>
-        </w:rPr>
-      </w:pPr>
-      <w:r>
-        <w:rPr>
-          <w:rFonts w:ascii="Times New Roman" w:hAnsi="Times New Roman" w:cs="Times New Roman"/>
-        </w:rPr>
-        <w:t>Limitations:</w:t>
-      </w:r>
-    </w:p>
-    <w:p>
-      <w:pPr>
-        <w:rPr>
-          <w:rFonts w:ascii="Times New Roman" w:hAnsi="Times New Roman" w:cs="Times New Roman"/>
-        </w:rPr>
-      </w:pPr>
-      <w:r>
-        <w:rPr>
-          <w:rFonts w:ascii="Times New Roman" w:hAnsi="Times New Roman" w:cs="Times New Roman"/>
-        </w:rPr>
-        <w:t>1. Bases the assumption that on historical data alone and doesn’t include the market fluctuations.</w:t>
-      </w:r>
-    </w:p>
-    <w:p>
-      <w:pPr>
-        <w:rPr>
-          <w:rFonts w:ascii="Times New Roman" w:hAnsi="Times New Roman" w:cs="Times New Roman"/>
-        </w:rPr>
-      </w:pPr>
-      <w:r>
-        <w:rPr>
-          <w:rFonts w:ascii="Times New Roman" w:hAnsi="Times New Roman" w:cs="Times New Roman"/>
-        </w:rPr>
-        <w:t>2. MPT doesn’t take extra costs into consideration, such as broker commissions or taxes.</w:t>
-      </w:r>
-    </w:p>
-    <w:p>
-      <w:pPr>
-        <w:rPr>
-          <w:rFonts w:ascii="Times New Roman" w:hAnsi="Times New Roman" w:cs="Times New Roman"/>
-        </w:rPr>
-      </w:pPr>
-      <w:r>
-        <w:rPr>
-          <w:rFonts w:ascii="Times New Roman" w:hAnsi="Times New Roman" w:cs="Times New Roman"/>
-        </w:rPr>
-        <w:t>3. M</w:t>
-      </w:r>
-      <w:r>
-        <w:rPr>
-          <w:rFonts w:ascii="Times New Roman" w:hAnsi="Times New Roman" w:cs="Times New Roman"/>
-          <w:color w:val="232222"/>
-          <w:sz w:val="29"/>
-          <w:szCs w:val="29"/>
-          <w:shd w:val="clear" w:color="auto" w:fill="FFFFFF"/>
-        </w:rPr>
-        <w:t>o</w:t>
-      </w:r>
-      <w:r>
-        <w:rPr>
-          <w:rFonts w:ascii="Times New Roman" w:hAnsi="Times New Roman" w:cs="Times New Roman"/>
-        </w:rPr>
-        <w:t>dern portfolio theory assumes that investors are risk-averse, completely rational, and have realistic investment returns.</w:t>
-      </w:r>
-    </w:p>
-    <w:p>
-      <w:pPr>
-        <w:rPr>
-          <w:rFonts w:ascii="Times New Roman" w:hAnsi="Times New Roman" w:cs="Times New Roman"/>
-        </w:rPr>
-      </w:pPr>
-      <w:r>
-        <w:rPr>
-          <w:rFonts w:ascii="Times New Roman" w:hAnsi="Times New Roman" w:cs="Times New Roman"/>
-        </w:rPr>
-        <w:t>4. Highly sensitive to input estimation errors, leading to unstable portfolios.</w:t>
-      </w:r>
-    </w:p>
-    <w:p>
-      <w:pPr>
-        <w:rPr>
-          <w:rFonts w:ascii="Times New Roman" w:hAnsi="Times New Roman" w:cs="Times New Roman"/>
-        </w:rPr>
-      </w:pPr>
-    </w:p>
-    <w:p>
-      <w:pPr>
-        <w:pStyle w:val="ListParagraph"/>
+        <w:t xml:space="preserve">It </w:t>
+      </w:r>
+      <w:r>
+        <w:rPr>
+          <w:rFonts w:ascii="Times New Roman" w:hAnsi="Times New Roman" w:cs="Times New Roman"/>
+        </w:rPr>
+        <w:t>operates on fixed, rule-based strategies. Once a strategy is implemented, it remains static and cannot adjust to changes in market conditions or new data.</w:t>
+      </w:r>
+    </w:p>
+    <w:p>
+      <w:pPr>
         <w:numPr>
           <w:ilvl w:val="0"/>
-          <w:numId w:val="14"/>
+          <w:numId w:val="39"/>
         </w:numPr>
         <w:rPr>
           <w:rFonts w:ascii="Times New Roman" w:hAnsi="Times New Roman" w:cs="Times New Roman"/>
-          <w:b/>
-          <w:bCs/>
-        </w:rPr>
-      </w:pPr>
-      <w:r>
-        <w:rPr>
-          <w:rFonts w:ascii="Times New Roman" w:hAnsi="Times New Roman" w:cs="Times New Roman"/>
-          <w:b/>
-          <w:bCs/>
-        </w:rPr>
-        <w:t>The Markowitz Mean-Variance Model</w:t>
-      </w:r>
-    </w:p>
-    <w:p>
-      <w:pPr>
-        <w:rPr>
-          <w:rFonts w:ascii="Times New Roman" w:hAnsi="Times New Roman" w:cs="Times New Roman"/>
-        </w:rPr>
-      </w:pPr>
-      <w:r>
-        <w:rPr>
-          <w:rFonts w:ascii="Times New Roman" w:hAnsi="Times New Roman" w:cs="Times New Roman"/>
-        </w:rPr>
-        <w:t>It a mathematical model also introduced by Harry Markowitz in the 1950s, seeks to construct an “efficient frontier” of portfolios that offer the highest expected return for a given level of risk, and vice versa. It’s base idea is that the investors are extremely averse to risk,</w:t>
-      </w:r>
-      <w:r>
-        <w:rPr>
-          <w:rFonts w:ascii="Times New Roman" w:hAnsi="Times New Roman" w:cs="Times New Roman"/>
-          <w:color w:val="242424"/>
-          <w:spacing w:val="-1"/>
-          <w:sz w:val="30"/>
-          <w:szCs w:val="30"/>
-          <w:shd w:val="clear" w:color="auto" w:fill="FFFFFF"/>
-        </w:rPr>
-        <w:t xml:space="preserve"> </w:t>
-      </w:r>
-      <w:r>
-        <w:rPr>
-          <w:rFonts w:ascii="Times New Roman" w:hAnsi="Times New Roman" w:cs="Times New Roman"/>
-        </w:rPr>
-        <w:t>and will only accept more risk if compensated by higher expected returns. This model works on the foundation that an investor would not have a reason to invest in a determined portfolio if there was another option with a more favourable risk-expected return. The idea is then to determine the optimal combination of securities by balancing their expected returns against the risks associated with them. It also assumes that the investors can effectively reduce the risk by hold a combination of assets that are not positively correlated with each other.</w:t>
-      </w:r>
-    </w:p>
-    <w:p>
-      <w:pPr>
-        <w:rPr>
-          <w:rFonts w:ascii="Times New Roman" w:hAnsi="Times New Roman" w:cs="Times New Roman"/>
-        </w:rPr>
-      </w:pPr>
-      <w:r>
-        <w:rPr>
-          <w:rFonts w:ascii="Times New Roman" w:hAnsi="Times New Roman" w:cs="Times New Roman"/>
-        </w:rPr>
-        <w:t>Limitations:</w:t>
-      </w:r>
-    </w:p>
-    <w:p>
-      <w:pPr>
-        <w:rPr>
-          <w:rFonts w:ascii="Times New Roman" w:hAnsi="Times New Roman" w:cs="Times New Roman"/>
-          <w:b/>
-          <w:bCs/>
-        </w:rPr>
-      </w:pPr>
-      <w:r>
-        <w:rPr>
-          <w:rFonts w:ascii="Times New Roman" w:hAnsi="Times New Roman" w:cs="Times New Roman"/>
-        </w:rPr>
-        <w:t xml:space="preserve">1. It only considers the mean and variance of returns when optimizing a portfolio and does not account for skewness in returns. </w:t>
-      </w:r>
-    </w:p>
-    <w:p>
-      <w:pPr>
-        <w:rPr>
-          <w:rFonts w:ascii="Times New Roman" w:hAnsi="Times New Roman" w:cs="Times New Roman"/>
-        </w:rPr>
-      </w:pPr>
-      <w:r>
-        <w:rPr>
-          <w:rFonts w:ascii="Times New Roman" w:hAnsi="Times New Roman" w:cs="Times New Roman"/>
-        </w:rPr>
-        <w:t>2. Another shortfall of MVO is that it prevents investors from expressing their views on future asset performance.</w:t>
-      </w:r>
-    </w:p>
-    <w:p>
-      <w:pPr>
-        <w:rPr>
-          <w:rFonts w:ascii="Times New Roman" w:hAnsi="Times New Roman" w:cs="Times New Roman"/>
-        </w:rPr>
-      </w:pPr>
-      <w:r>
-        <w:rPr>
-          <w:rFonts w:ascii="Times New Roman" w:hAnsi="Times New Roman" w:cs="Times New Roman"/>
-        </w:rPr>
-        <w:t>3. Highly sensitive to input estimation errors, leading to unstable portfolios.</w:t>
-      </w:r>
-    </w:p>
-    <w:p>
-      <w:pPr>
-        <w:rPr>
-          <w:rFonts w:ascii="Times New Roman" w:hAnsi="Times New Roman" w:cs="Times New Roman"/>
-          <w:b/>
-          <w:bCs/>
-        </w:rPr>
-      </w:pPr>
-    </w:p>
-    <w:p>
-      <w:pPr>
-        <w:pStyle w:val="ListParagraph"/>
+        </w:rPr>
+      </w:pPr>
+      <w:r>
+        <w:rPr>
+          <w:rFonts w:ascii="Times New Roman" w:hAnsi="Times New Roman" w:cs="Times New Roman"/>
+          <w:b/>
+          <w:bCs/>
+        </w:rPr>
+        <w:t>Limited Support for Alternative Data Integration:</w:t>
+      </w:r>
+      <w:r>
+        <w:rPr>
+          <w:rFonts w:ascii="Times New Roman" w:hAnsi="Times New Roman" w:cs="Times New Roman"/>
+        </w:rPr>
+        <w:br/>
+      </w:r>
+      <w:r>
+        <w:rPr>
+          <w:rFonts w:ascii="Times New Roman" w:hAnsi="Times New Roman" w:cs="Times New Roman"/>
+        </w:rPr>
+        <w:t>M</w:t>
+      </w:r>
+      <w:r>
+        <w:rPr>
+          <w:rFonts w:ascii="Times New Roman" w:hAnsi="Times New Roman" w:cs="Times New Roman"/>
+        </w:rPr>
+        <w:t xml:space="preserve">ainly focused on price-based data and lacks tools for integrating </w:t>
+      </w:r>
+      <w:r>
+        <w:rPr>
+          <w:rFonts w:ascii="Times New Roman" w:hAnsi="Times New Roman" w:cs="Times New Roman"/>
+        </w:rPr>
+        <w:t>different market indicators, market fluctuations,</w:t>
+      </w:r>
+      <w:r>
+        <w:rPr>
+          <w:rFonts w:ascii="Times New Roman" w:hAnsi="Times New Roman" w:cs="Times New Roman"/>
+        </w:rPr>
+        <w:t xml:space="preserve"> social media sentiment, news, or economic indicators.</w:t>
+      </w:r>
+    </w:p>
+    <w:p>
+      <w:pPr>
         <w:numPr>
           <w:ilvl w:val="0"/>
-          <w:numId w:val="14"/>
+          <w:numId w:val="39"/>
         </w:numPr>
         <w:rPr>
           <w:rFonts w:ascii="Times New Roman" w:hAnsi="Times New Roman" w:cs="Times New Roman"/>
-          <w:b/>
-          <w:bCs/>
-        </w:rPr>
-      </w:pPr>
-      <w:r>
-        <w:rPr>
-          <w:rFonts w:ascii="Times New Roman" w:hAnsi="Times New Roman" w:cs="Times New Roman"/>
-          <w:b/>
-          <w:bCs/>
-        </w:rPr>
-        <w:t>The Black-Litterman Approach</w:t>
-      </w:r>
-    </w:p>
-    <w:p>
-      <w:pPr>
-        <w:rPr>
-          <w:rFonts w:ascii="Times New Roman" w:hAnsi="Times New Roman" w:cs="Times New Roman"/>
-        </w:rPr>
-      </w:pPr>
-      <w:r>
-        <w:rPr>
-          <w:rFonts w:ascii="Times New Roman" w:hAnsi="Times New Roman" w:cs="Times New Roman"/>
-        </w:rPr>
-        <w:t>The Black-Litterman model was developed to address these issues by reversing the MVO process. In contrast to starting with expected returns and deriving the optimal portfolio, Black-Litterman begins with a neutral portfolio — typically a market cap-weighted portfolio — and adjusts expected returns and covariances based on investors’ views. It enforces a sophisticated portfolio construction method that overcomes the problem of unintuitive, highly-concentrated portfolios, input sensitivity, and estimation error maximization, which are known shortcomings of mean-variance optimization. A Black-Litterman model calculates stable expected returns which are fed into a Mean-Variance Optimizer, which uses the returns in conjunction with different risk predictions and measures to calculate a robust portfolio.</w:t>
-      </w:r>
-    </w:p>
-    <w:p>
-      <w:pPr>
-        <w:rPr>
-          <w:rFonts w:ascii="Times New Roman" w:hAnsi="Times New Roman" w:cs="Times New Roman"/>
-        </w:rPr>
-      </w:pPr>
-      <w:r>
-        <w:rPr>
-          <w:rFonts w:ascii="Times New Roman" w:hAnsi="Times New Roman" w:cs="Times New Roman"/>
-        </w:rPr>
-        <w:t>The three aspects:</w:t>
-      </w:r>
-    </w:p>
-    <w:p>
-      <w:pPr>
-        <w:pStyle w:val="ListParagraph"/>
+        </w:rPr>
+      </w:pPr>
+      <w:r>
+        <w:rPr>
+          <w:rFonts w:ascii="Times New Roman" w:hAnsi="Times New Roman" w:cs="Times New Roman"/>
+          <w:b/>
+          <w:bCs/>
+        </w:rPr>
+        <w:t>Inadequate Portfolio Management Tools:</w:t>
+      </w:r>
+    </w:p>
+    <w:p>
+      <w:pPr>
+        <w:ind w:left="720"/>
+        <w:rPr>
+          <w:rFonts w:ascii="Times New Roman" w:hAnsi="Times New Roman" w:cs="Times New Roman"/>
+        </w:rPr>
+      </w:pPr>
+      <w:r>
+        <w:rPr>
+          <w:rFonts w:ascii="Times New Roman" w:hAnsi="Times New Roman" w:cs="Times New Roman"/>
+        </w:rPr>
+        <w:t xml:space="preserve">It struggles with dynamic portfolio management </w:t>
+      </w:r>
+      <w:r>
+        <w:rPr>
+          <w:rFonts w:ascii="Times New Roman" w:hAnsi="Times New Roman" w:cs="Times New Roman"/>
+        </w:rPr>
+        <w:t>such as dynamic asset allocation, risk-based management, and real-time portfolio optimization.</w:t>
+      </w:r>
+    </w:p>
+    <w:p>
+      <w:pPr>
         <w:numPr>
           <w:ilvl w:val="0"/>
-          <w:numId w:val="15"/>
+          <w:numId w:val="39"/>
         </w:numPr>
         <w:rPr>
           <w:rFonts w:ascii="Times New Roman" w:hAnsi="Times New Roman" w:cs="Times New Roman"/>
@@ -3967,37 +3840,78 @@
           <w:b/>
           <w:bCs/>
         </w:rPr>
-        <w:t>Stability:</w:t>
-      </w:r>
-    </w:p>
-    <w:p>
-      <w:pPr>
-        <w:pStyle w:val="ListParagraph"/>
-        <w:rPr>
-          <w:rFonts w:ascii="Times New Roman" w:hAnsi="Times New Roman" w:cs="Times New Roman"/>
-        </w:rPr>
-      </w:pPr>
-      <w:r>
-        <w:rPr>
-          <w:rFonts w:ascii="Times New Roman" w:hAnsi="Times New Roman" w:cs="Times New Roman"/>
-          <w:b/>
-          <w:bCs/>
-        </w:rPr>
-        <w:t xml:space="preserve"> </w:t>
-      </w:r>
-      <w:r>
-        <w:rPr>
-          <w:rFonts w:ascii="Times New Roman" w:hAnsi="Times New Roman" w:cs="Times New Roman"/>
-        </w:rPr>
-        <w:t>Unlike traditional portfolio optimization methods that rely heavily on historical return data, the Equilibrium Market Return Vector leverages the current market portfolio’s weights. This leads to more stable and reliable expected return estimates.</w:t>
-      </w:r>
-    </w:p>
-    <w:p>
-      <w:pPr>
-        <w:pStyle w:val="ListParagraph"/>
+        <w:t>Lack of Machine Learning Integration:</w:t>
+      </w:r>
+      <w:r>
+        <w:rPr>
+          <w:rFonts w:ascii="Times New Roman" w:hAnsi="Times New Roman" w:cs="Times New Roman"/>
+        </w:rPr>
+        <w:br/>
+      </w:r>
+    </w:p>
+    <w:p>
+      <w:pPr>
+        <w:rPr>
+          <w:rFonts w:ascii="Times New Roman" w:hAnsi="Times New Roman" w:cs="Times New Roman"/>
+          <w:b/>
+          <w:bCs/>
+        </w:rPr>
+      </w:pPr>
+      <w:r>
+        <w:rPr>
+          <w:rFonts w:ascii="Times New Roman" w:hAnsi="Times New Roman" w:cs="Times New Roman"/>
+          <w:b/>
+          <w:bCs/>
+        </w:rPr>
+        <w:t>2 Interactive Brokers (TWS)</w:t>
+      </w:r>
+    </w:p>
+    <w:p>
+      <w:pPr>
+        <w:rPr>
+          <w:rFonts w:ascii="Times New Roman" w:hAnsi="Times New Roman" w:cs="Times New Roman"/>
+        </w:rPr>
+      </w:pPr>
+      <w:r>
+        <w:rPr>
+          <w:rFonts w:ascii="Times New Roman" w:hAnsi="Times New Roman" w:cs="Times New Roman"/>
+        </w:rPr>
+        <w:t>Provides p</w:t>
+      </w:r>
+      <w:r>
+        <w:rPr>
+          <w:rFonts w:ascii="Times New Roman" w:hAnsi="Times New Roman" w:cs="Times New Roman"/>
+        </w:rPr>
+        <w:t xml:space="preserve">rofessional-grade tools for global financial market trading via its Trader Workstation (TWS). The platform supports a wide range of asset classes, including stocks, options, futures, </w:t>
+      </w:r>
+      <w:r>
+        <w:rPr>
+          <w:rFonts w:ascii="Times New Roman" w:hAnsi="Times New Roman" w:cs="Times New Roman"/>
+        </w:rPr>
+        <w:lastRenderedPageBreak/>
+        <w:t>and forex. It is known for its low-cost structure and robust analytics but lacks inherent machine learning tools for strategy development and optimization.</w:t>
+      </w:r>
+    </w:p>
+    <w:p>
+      <w:pPr>
+        <w:rPr>
+          <w:rFonts w:ascii="Times New Roman" w:hAnsi="Times New Roman" w:cs="Times New Roman"/>
+        </w:rPr>
+      </w:pPr>
+      <w:r>
+        <w:rPr>
+          <w:rFonts w:ascii="Times New Roman" w:hAnsi="Times New Roman" w:cs="Times New Roman"/>
+          <w:b/>
+          <w:bCs/>
+        </w:rPr>
+        <w:t>Key Limitations:</w:t>
+      </w:r>
+    </w:p>
+    <w:p>
+      <w:pPr>
         <w:numPr>
           <w:ilvl w:val="0"/>
-          <w:numId w:val="15"/>
+          <w:numId w:val="40"/>
         </w:numPr>
         <w:rPr>
           <w:rFonts w:ascii="Times New Roman" w:hAnsi="Times New Roman" w:cs="Times New Roman"/>
@@ -4009,30 +3923,21 @@
           <w:b/>
           <w:bCs/>
         </w:rPr>
-        <w:t>Less sensitivity to input estimation:</w:t>
-      </w:r>
-    </w:p>
-    <w:p>
-      <w:pPr>
-        <w:pStyle w:val="ListParagraph"/>
-        <w:rPr>
-          <w:rFonts w:ascii="Times New Roman" w:hAnsi="Times New Roman" w:cs="Times New Roman"/>
-        </w:rPr>
-      </w:pPr>
-      <w:r>
-        <w:rPr>
-          <w:rFonts w:ascii="Times New Roman" w:hAnsi="Times New Roman" w:cs="Times New Roman"/>
-        </w:rPr>
-        <w:lastRenderedPageBreak/>
-        <w:t> With the model starting from the equilibrium portfolio and making small adjustments based on the investor’s views, the model is less likely to suggest extreme positions for the portfolio.</w:t>
-      </w:r>
-    </w:p>
-    <w:p>
-      <w:pPr>
-        <w:pStyle w:val="ListParagraph"/>
+        <w:t>Complexity:</w:t>
+      </w:r>
+      <w:r>
+        <w:rPr>
+          <w:rFonts w:ascii="Times New Roman" w:hAnsi="Times New Roman" w:cs="Times New Roman"/>
+        </w:rPr>
+        <w:br/>
+        <w:t>IBKR's Trader Workstation (TWS) is highly sophisticated and often seen as complex for newer traders or retail investors.</w:t>
+      </w:r>
+    </w:p>
+    <w:p>
+      <w:pPr>
         <w:numPr>
           <w:ilvl w:val="0"/>
-          <w:numId w:val="15"/>
+          <w:numId w:val="40"/>
         </w:numPr>
         <w:rPr>
           <w:rFonts w:ascii="Times New Roman" w:hAnsi="Times New Roman" w:cs="Times New Roman"/>
@@ -4044,63 +3949,21 @@
           <w:b/>
           <w:bCs/>
         </w:rPr>
-        <w:t>Intuition</w:t>
-      </w:r>
-      <w:r>
-        <w:rPr>
-          <w:rFonts w:ascii="Times New Roman" w:hAnsi="Times New Roman" w:cs="Times New Roman"/>
-        </w:rPr>
-        <w:t>:</w:t>
-      </w:r>
-    </w:p>
-    <w:p>
-      <w:pPr>
-        <w:pStyle w:val="ListParagraph"/>
-        <w:rPr>
-          <w:rFonts w:ascii="Times New Roman" w:hAnsi="Times New Roman" w:cs="Times New Roman"/>
-        </w:rPr>
-      </w:pPr>
-      <w:r>
-        <w:rPr>
-          <w:rFonts w:ascii="Times New Roman" w:hAnsi="Times New Roman" w:cs="Times New Roman"/>
-        </w:rPr>
-        <w:t xml:space="preserve"> The equilibrium returns incorporate the collective wisdom of all market participants, encapsulating a vast amount of information about assets’ prospects. </w:t>
-      </w:r>
-    </w:p>
-    <w:p>
-      <w:pPr>
-        <w:rPr>
-          <w:rFonts w:ascii="Times New Roman" w:hAnsi="Times New Roman" w:cs="Times New Roman"/>
-        </w:rPr>
-      </w:pPr>
-    </w:p>
-    <w:p>
-      <w:pPr>
-        <w:rPr>
-          <w:rFonts w:ascii="Times New Roman" w:hAnsi="Times New Roman" w:cs="Times New Roman"/>
-        </w:rPr>
-      </w:pPr>
-      <w:r>
-        <w:rPr>
-          <w:rFonts w:ascii="Times New Roman" w:hAnsi="Times New Roman" w:cs="Times New Roman"/>
-        </w:rPr>
-        <w:t>Limitations:</w:t>
-      </w:r>
-      <w:r>
-        <w:rPr>
-          <w:rFonts w:ascii="Times New Roman" w:hAnsi="Times New Roman" w:cs="Times New Roman"/>
-          <w:b/>
-          <w:bCs/>
-        </w:rPr>
-        <w:t xml:space="preserve"> </w:t>
-      </w:r>
-    </w:p>
-    <w:p>
-      <w:pPr>
-        <w:pStyle w:val="ListParagraph"/>
+        <w:t>Manual Strategy Development and Backtesting:</w:t>
+      </w:r>
+      <w:r>
+        <w:rPr>
+          <w:rFonts w:ascii="Times New Roman" w:hAnsi="Times New Roman" w:cs="Times New Roman"/>
+        </w:rPr>
+        <w:br/>
+        <w:t>TWS allows for manual strategy development and backtesting, but it does not offer built-in machine learning making it time-consuming and challenging for advanced users to develop dynamic strategies.</w:t>
+      </w:r>
+    </w:p>
+    <w:p>
+      <w:pPr>
         <w:numPr>
           <w:ilvl w:val="0"/>
-          <w:numId w:val="16"/>
+          <w:numId w:val="40"/>
         </w:numPr>
         <w:rPr>
           <w:rFonts w:ascii="Times New Roman" w:hAnsi="Times New Roman" w:cs="Times New Roman"/>
@@ -4109,155 +3972,243 @@
       <w:r>
         <w:rPr>
           <w:rFonts w:ascii="Times New Roman" w:hAnsi="Times New Roman" w:cs="Times New Roman"/>
-        </w:rPr>
-        <w:t>Models rely on the assumption of an initial equilibrium that may or may not exist in the real world, or which might not be easy to determine.</w:t>
-      </w:r>
-    </w:p>
-    <w:p>
-      <w:pPr>
-        <w:pStyle w:val="ListParagraph"/>
+          <w:b/>
+          <w:bCs/>
+        </w:rPr>
+        <w:t>Limited ML Integration</w:t>
+      </w:r>
+    </w:p>
+    <w:p>
+      <w:pPr>
+        <w:rPr>
+          <w:rFonts w:ascii="Times New Roman" w:hAnsi="Times New Roman" w:cs="Times New Roman"/>
+        </w:rPr>
+      </w:pPr>
+    </w:p>
+    <w:p>
+      <w:pPr>
+        <w:rPr>
+          <w:rFonts w:ascii="Times New Roman" w:hAnsi="Times New Roman" w:cs="Times New Roman"/>
+          <w:b/>
+          <w:bCs/>
+        </w:rPr>
+      </w:pPr>
+      <w:r>
+        <w:rPr>
+          <w:rFonts w:ascii="Times New Roman" w:hAnsi="Times New Roman" w:cs="Times New Roman"/>
+          <w:b/>
+          <w:bCs/>
+        </w:rPr>
+        <w:t>3 Bloomberg Terminal</w:t>
+      </w:r>
+    </w:p>
+    <w:p>
+      <w:pPr>
+        <w:rPr>
+          <w:rFonts w:ascii="Times New Roman" w:hAnsi="Times New Roman" w:cs="Times New Roman"/>
+        </w:rPr>
+      </w:pPr>
+      <w:r>
+        <w:rPr>
+          <w:rFonts w:ascii="Times New Roman" w:hAnsi="Times New Roman" w:cs="Times New Roman"/>
+        </w:rPr>
+        <w:t>The Bloomberg Terminal is a computer software system provided by the financial data vendor Bloomberg L.P. that enables professionals in the financial service sector and other industries to access Bloomberg Professional Services through which users can monitor and analyze real-time financial market data and place trades on the electronic trading platform.</w:t>
+      </w:r>
+    </w:p>
+    <w:p>
+      <w:pPr>
+        <w:rPr>
+          <w:rFonts w:ascii="Times New Roman" w:hAnsi="Times New Roman" w:cs="Times New Roman"/>
+        </w:rPr>
+      </w:pPr>
+      <w:r>
+        <w:rPr>
+          <w:rFonts w:ascii="Times New Roman" w:hAnsi="Times New Roman" w:cs="Times New Roman"/>
+          <w:b/>
+          <w:bCs/>
+        </w:rPr>
+        <w:t>Key Limitations:</w:t>
+      </w:r>
+    </w:p>
+    <w:p>
+      <w:pPr>
         <w:numPr>
           <w:ilvl w:val="0"/>
-          <w:numId w:val="16"/>
+          <w:numId w:val="41"/>
         </w:numPr>
-        <w:spacing w:after="0" w:line="240" w:lineRule="auto"/>
-        <w:rPr>
-          <w:rFonts w:ascii="Times New Roman" w:eastAsia="Times New Roman" w:hAnsi="Times New Roman" w:cs="Times New Roman"/>
-          <w:kern w:val="0"/>
-          <w:lang w:eastAsia="en-IN"/>
-          <w14:ligatures w14:val="none"/>
-        </w:rPr>
-      </w:pPr>
-      <w:r>
-        <w:rPr>
-          <w:rFonts w:ascii="Times New Roman" w:eastAsia="Times New Roman" w:hAnsi="Times New Roman" w:cs="Times New Roman"/>
-          <w:kern w:val="0"/>
-          <w:lang w:eastAsia="en-IN"/>
-          <w14:ligatures w14:val="none"/>
-        </w:rPr>
-        <w:t xml:space="preserve"> Requires sophisticated estimation of market parameters and investor views.</w:t>
-      </w:r>
-    </w:p>
-    <w:p>
-      <w:pPr>
-        <w:pStyle w:val="ListParagraph"/>
+        <w:rPr>
+          <w:rFonts w:ascii="Times New Roman" w:hAnsi="Times New Roman" w:cs="Times New Roman"/>
+        </w:rPr>
+      </w:pPr>
+      <w:r>
+        <w:rPr>
+          <w:rFonts w:ascii="Times New Roman" w:hAnsi="Times New Roman" w:cs="Times New Roman"/>
+          <w:b/>
+          <w:bCs/>
+        </w:rPr>
+        <w:t>Costs and Accessibility:</w:t>
+      </w:r>
+      <w:r>
+        <w:rPr>
+          <w:rFonts w:ascii="Times New Roman" w:hAnsi="Times New Roman" w:cs="Times New Roman"/>
+        </w:rPr>
+        <w:br/>
+        <w:t>The Bloomberg Terminal is expensive, making it accessible only to large institutions, hedge funds, and high-net-worth individuals.</w:t>
+      </w:r>
+    </w:p>
+    <w:p>
+      <w:pPr>
         <w:numPr>
           <w:ilvl w:val="0"/>
-          <w:numId w:val="16"/>
+          <w:numId w:val="41"/>
         </w:numPr>
-        <w:spacing w:after="0" w:line="240" w:lineRule="auto"/>
-        <w:rPr>
-          <w:rFonts w:ascii="Times New Roman" w:eastAsia="Times New Roman" w:hAnsi="Times New Roman" w:cs="Times New Roman"/>
-          <w:kern w:val="0"/>
-          <w:lang w:eastAsia="en-IN"/>
-          <w14:ligatures w14:val="none"/>
-        </w:rPr>
-      </w:pPr>
-      <w:r>
-        <w:rPr>
-          <w:rFonts w:ascii="Times New Roman" w:eastAsia="Times New Roman" w:hAnsi="Times New Roman" w:cs="Times New Roman"/>
-          <w:kern w:val="0"/>
-          <w:lang w:eastAsia="en-IN"/>
-          <w14:ligatures w14:val="none"/>
-        </w:rPr>
-        <w:t>Computationally complex compared to traditional techniques.</w:t>
-      </w:r>
-    </w:p>
-    <w:p>
-      <w:pPr>
-        <w:rPr>
-          <w:rFonts w:ascii="Times New Roman" w:hAnsi="Times New Roman" w:cs="Times New Roman"/>
-        </w:rPr>
-      </w:pPr>
-    </w:p>
-    <w:p>
-      <w:pPr>
-        <w:rPr>
-          <w:rFonts w:ascii="Times New Roman" w:hAnsi="Times New Roman" w:cs="Times New Roman"/>
-        </w:rPr>
-      </w:pPr>
-    </w:p>
-    <w:p>
-      <w:pPr>
-        <w:pStyle w:val="ListParagraph"/>
+        <w:rPr>
+          <w:rFonts w:ascii="Times New Roman" w:hAnsi="Times New Roman" w:cs="Times New Roman"/>
+        </w:rPr>
+      </w:pPr>
+      <w:r>
+        <w:rPr>
+          <w:rFonts w:ascii="Times New Roman" w:hAnsi="Times New Roman" w:cs="Times New Roman"/>
+          <w:b/>
+          <w:bCs/>
+        </w:rPr>
+        <w:t>Limited Machine Learning</w:t>
+      </w:r>
+    </w:p>
+    <w:p>
+      <w:pPr>
         <w:numPr>
           <w:ilvl w:val="0"/>
-          <w:numId w:val="14"/>
+          <w:numId w:val="41"/>
         </w:numPr>
         <w:rPr>
           <w:rFonts w:ascii="Times New Roman" w:hAnsi="Times New Roman" w:cs="Times New Roman"/>
-          <w:b/>
-          <w:bCs/>
-        </w:rPr>
-      </w:pPr>
-      <w:r>
-        <w:rPr>
-          <w:rFonts w:ascii="Times New Roman" w:hAnsi="Times New Roman" w:cs="Times New Roman"/>
-          <w:b/>
-          <w:bCs/>
-        </w:rPr>
-        <w:t>Risk Parity</w:t>
-      </w:r>
-    </w:p>
-    <w:p>
-      <w:pPr>
-        <w:rPr>
-          <w:rFonts w:ascii="Times New Roman" w:hAnsi="Times New Roman" w:cs="Times New Roman"/>
-        </w:rPr>
-      </w:pPr>
-      <w:hyperlink r:id="rId10" w:history="1">
-        <w:r>
-          <w:rPr>
-            <w:rStyle w:val="Hyperlink"/>
-            <w:rFonts w:ascii="Times New Roman" w:hAnsi="Times New Roman" w:cs="Times New Roman"/>
-          </w:rPr>
-          <w:t>Risk Parity</w:t>
-        </w:r>
-      </w:hyperlink>
-      <w:r>
-        <w:rPr>
-          <w:rFonts w:ascii="Times New Roman" w:hAnsi="Times New Roman" w:cs="Times New Roman"/>
-        </w:rPr>
-        <w:t> is a portfolio optimization technique that aims to equalize the contribution of each asset to the overall portfolio risk. This method, unlike traditional approaches, does not rely on historical returns. Instead, it focuses on the volatility of assets and their correlations. By allocating capital in such a way that each asset contributes equally to the portfolio’s risk, investors can achieve a more balanced and diversified portfolio, potentially improving risk-adjusted returns.</w:t>
-      </w:r>
-    </w:p>
-    <w:p>
-      <w:pPr>
-        <w:rPr>
-          <w:rFonts w:ascii="Times New Roman" w:hAnsi="Times New Roman" w:cs="Times New Roman"/>
-        </w:rPr>
-      </w:pPr>
-      <w:r>
-        <w:rPr>
-          <w:rFonts w:ascii="Times New Roman" w:hAnsi="Times New Roman" w:cs="Times New Roman"/>
-        </w:rPr>
-        <w:t>Limitations:</w:t>
+        </w:rPr>
+      </w:pPr>
+      <w:r>
+        <w:rPr>
+          <w:rFonts w:ascii="Times New Roman" w:hAnsi="Times New Roman" w:cs="Times New Roman"/>
+          <w:b/>
+          <w:bCs/>
+        </w:rPr>
+        <w:t>Inadequate Portfolio Management Tools:</w:t>
       </w:r>
     </w:p>
     <w:p>
       <w:pPr>
         <w:pStyle w:val="ListParagraph"/>
+        <w:rPr>
+          <w:rFonts w:ascii="Times New Roman" w:hAnsi="Times New Roman" w:cs="Times New Roman"/>
+        </w:rPr>
+      </w:pPr>
+      <w:r>
+        <w:rPr>
+          <w:rFonts w:ascii="Times New Roman" w:hAnsi="Times New Roman" w:cs="Times New Roman"/>
+        </w:rPr>
+        <w:t xml:space="preserve">It struggles with dynamic portfolio management such as dynamic asset allocation, risk-based management, and real-time portfolio optimization. </w:t>
+      </w:r>
+    </w:p>
+    <w:p>
+      <w:pPr>
         <w:numPr>
           <w:ilvl w:val="0"/>
-          <w:numId w:val="17"/>
+          <w:numId w:val="41"/>
         </w:numPr>
         <w:rPr>
           <w:rFonts w:ascii="Times New Roman" w:hAnsi="Times New Roman" w:cs="Times New Roman"/>
-        </w:rPr>
-      </w:pPr>
-      <w:r>
-        <w:rPr>
-          <w:rFonts w:ascii="Times New Roman" w:hAnsi="Times New Roman" w:cs="Times New Roman"/>
-        </w:rPr>
-        <w:t>Tends to overweight low-risk assets, which may reduce returns in strong markets.</w:t>
-      </w:r>
-    </w:p>
-    <w:p>
-      <w:pPr>
-        <w:pStyle w:val="ListParagraph"/>
+          <w:b/>
+          <w:bCs/>
+        </w:rPr>
+      </w:pPr>
+      <w:r>
+        <w:rPr>
+          <w:rFonts w:ascii="Times New Roman" w:hAnsi="Times New Roman" w:cs="Times New Roman"/>
+          <w:b/>
+          <w:bCs/>
+        </w:rPr>
+        <w:t>Complexity</w:t>
+      </w:r>
+      <w:r>
+        <w:rPr>
+          <w:rFonts w:ascii="Times New Roman" w:hAnsi="Times New Roman" w:cs="Times New Roman"/>
+          <w:b/>
+          <w:bCs/>
+        </w:rPr>
+        <w:t>:</w:t>
+      </w:r>
+      <w:r>
+        <w:rPr>
+          <w:rFonts w:ascii="Times New Roman" w:hAnsi="Times New Roman" w:cs="Times New Roman"/>
+        </w:rPr>
+        <w:br/>
+        <w:t xml:space="preserve">The Bloomberg Terminal </w:t>
+      </w:r>
+      <w:r>
+        <w:rPr>
+          <w:rFonts w:ascii="Times New Roman" w:hAnsi="Times New Roman" w:cs="Times New Roman"/>
+        </w:rPr>
+        <w:t xml:space="preserve">has </w:t>
+      </w:r>
+      <w:r>
+        <w:rPr>
+          <w:rFonts w:ascii="Times New Roman" w:hAnsi="Times New Roman" w:cs="Times New Roman"/>
+        </w:rPr>
+        <w:t>complex interface, which can be overwhelming for newcomers or individual traders.</w:t>
+      </w:r>
+    </w:p>
+    <w:p>
+      <w:pPr>
+        <w:rPr>
+          <w:rFonts w:ascii="Times New Roman" w:hAnsi="Times New Roman" w:cs="Times New Roman"/>
+          <w:b/>
+          <w:bCs/>
+        </w:rPr>
+      </w:pPr>
+    </w:p>
+    <w:p>
+      <w:pPr>
+        <w:rPr>
+          <w:rFonts w:ascii="Times New Roman" w:hAnsi="Times New Roman" w:cs="Times New Roman"/>
+          <w:b/>
+          <w:bCs/>
+        </w:rPr>
+      </w:pPr>
+    </w:p>
+    <w:p>
+      <w:pPr>
+        <w:rPr>
+          <w:rFonts w:ascii="Times New Roman" w:hAnsi="Times New Roman" w:cs="Times New Roman"/>
+          <w:b/>
+          <w:bCs/>
+        </w:rPr>
+      </w:pPr>
+      <w:r>
+        <w:rPr>
+          <w:rFonts w:ascii="Times New Roman" w:hAnsi="Times New Roman" w:cs="Times New Roman"/>
+          <w:b/>
+          <w:bCs/>
+        </w:rPr>
+        <w:t>Brief Summary</w:t>
+      </w:r>
+    </w:p>
+    <w:p>
+      <w:pPr>
+        <w:rPr>
+          <w:rFonts w:ascii="Times New Roman" w:hAnsi="Times New Roman" w:cs="Times New Roman"/>
+        </w:rPr>
+      </w:pPr>
+      <w:r>
+        <w:rPr>
+          <w:rFonts w:ascii="Times New Roman" w:hAnsi="Times New Roman" w:cs="Times New Roman"/>
+        </w:rPr>
+        <w:t>The main limitations that can be seen in the traditional platforms are:</w:t>
+      </w:r>
+    </w:p>
+    <w:p>
+      <w:pPr>
         <w:numPr>
           <w:ilvl w:val="0"/>
-          <w:numId w:val="17"/>
+          <w:numId w:val="42"/>
         </w:numPr>
         <w:rPr>
           <w:rFonts w:ascii="Times New Roman" w:hAnsi="Times New Roman" w:cs="Times New Roman"/>
@@ -4267,15 +4218,15 @@
         <w:rPr>
           <w:rFonts w:ascii="Times New Roman" w:hAnsi="Times New Roman" w:cs="Times New Roman"/>
         </w:rPr>
-        <w:t xml:space="preserve"> Requires accurate and consistent volatility estimates, which may not always hold in volatile markets.</w:t>
-      </w:r>
-    </w:p>
-    <w:p>
-      <w:pPr>
-        <w:pStyle w:val="ListParagraph"/>
+        <w:lastRenderedPageBreak/>
+        <w:t>Rule-based and static strategies that don’t adapt to changing market conditions.</w:t>
+      </w:r>
+    </w:p>
+    <w:p>
+      <w:pPr>
         <w:numPr>
           <w:ilvl w:val="0"/>
-          <w:numId w:val="17"/>
+          <w:numId w:val="42"/>
         </w:numPr>
         <w:rPr>
           <w:rFonts w:ascii="Times New Roman" w:hAnsi="Times New Roman" w:cs="Times New Roman"/>
@@ -4285,225 +4236,200 @@
         <w:rPr>
           <w:rFonts w:ascii="Times New Roman" w:hAnsi="Times New Roman" w:cs="Times New Roman"/>
         </w:rPr>
-        <w:t>Does not explicitly optimize for expected returns, focusing solely on risk.</w:t>
-      </w:r>
-    </w:p>
-    <w:p>
-      <w:pPr>
-        <w:rPr>
-          <w:rFonts w:ascii="Times New Roman" w:hAnsi="Times New Roman" w:cs="Times New Roman"/>
-        </w:rPr>
-      </w:pPr>
-    </w:p>
-    <w:p>
-      <w:pPr>
-        <w:pStyle w:val="ListParagraph"/>
+        <w:t xml:space="preserve">Limited </w:t>
+      </w:r>
+      <w:r>
+        <w:rPr>
+          <w:rFonts w:ascii="Times New Roman" w:hAnsi="Times New Roman" w:cs="Times New Roman"/>
+        </w:rPr>
+        <w:t xml:space="preserve">ML </w:t>
+      </w:r>
+      <w:r>
+        <w:rPr>
+          <w:rFonts w:ascii="Times New Roman" w:hAnsi="Times New Roman" w:cs="Times New Roman"/>
+        </w:rPr>
+        <w:t>integration, which hinders dynamic decision-making and real-time learning.</w:t>
+      </w:r>
+    </w:p>
+    <w:p>
+      <w:pPr>
         <w:numPr>
           <w:ilvl w:val="0"/>
-          <w:numId w:val="14"/>
+          <w:numId w:val="42"/>
         </w:numPr>
         <w:rPr>
           <w:rFonts w:ascii="Times New Roman" w:hAnsi="Times New Roman" w:cs="Times New Roman"/>
-          <w:b/>
-          <w:bCs/>
-        </w:rPr>
-      </w:pPr>
-      <w:r>
-        <w:rPr>
-          <w:rFonts w:ascii="Times New Roman" w:hAnsi="Times New Roman" w:cs="Times New Roman"/>
-          <w:b/>
-          <w:bCs/>
-        </w:rPr>
-        <w:t>Minimum Variance Portfolio</w:t>
-      </w:r>
-    </w:p>
-    <w:p>
-      <w:pPr>
-        <w:rPr>
-          <w:rFonts w:ascii="Times New Roman" w:hAnsi="Times New Roman" w:cs="Times New Roman"/>
-        </w:rPr>
-      </w:pPr>
-      <w:r>
-        <w:rPr>
-          <w:rFonts w:ascii="Times New Roman" w:hAnsi="Times New Roman" w:cs="Times New Roman"/>
-        </w:rPr>
-        <w:t>The Minimum Variance Portfolio (MVP) is an optimization technique that focuses on minimizing the portfolio’s overall volatility. This approach constructs a portfolio that achieves the lowest possible risk, regardless of expected returns. There are also variations of the MVP approach, such as meeting certain return thresholds, like the rate of inflation. MVP is particularly useful for risk-averse investors who prioritize capital preservation over maximizing returns. By combining assets with low correlations and minimizing the overall volatility, the MVP approach can deliver more stable and consistent performance over time.</w:t>
-      </w:r>
-    </w:p>
-    <w:p>
-      <w:pPr>
-        <w:rPr>
-          <w:rFonts w:ascii="Times New Roman" w:hAnsi="Times New Roman" w:cs="Times New Roman"/>
-        </w:rPr>
-      </w:pPr>
-      <w:r>
-        <w:rPr>
-          <w:rFonts w:ascii="Times New Roman" w:hAnsi="Times New Roman" w:cs="Times New Roman"/>
-        </w:rPr>
-        <w:lastRenderedPageBreak/>
-        <w:t>Limitations:</w:t>
-      </w:r>
-    </w:p>
-    <w:p>
-      <w:pPr>
-        <w:pStyle w:val="ListParagraph"/>
+        </w:rPr>
+      </w:pPr>
+      <w:r>
+        <w:rPr>
+          <w:rFonts w:ascii="Times New Roman" w:hAnsi="Times New Roman" w:cs="Times New Roman"/>
+        </w:rPr>
+        <w:t>Limited Support for Alternative Data Integration:</w:t>
+      </w:r>
+    </w:p>
+    <w:p>
+      <w:pPr>
         <w:numPr>
           <w:ilvl w:val="0"/>
-          <w:numId w:val="18"/>
+          <w:numId w:val="42"/>
         </w:numPr>
-        <w:spacing w:after="0" w:line="240" w:lineRule="auto"/>
-        <w:rPr>
-          <w:rFonts w:ascii="Times New Roman" w:eastAsia="Times New Roman" w:hAnsi="Times New Roman" w:cs="Times New Roman"/>
-          <w:kern w:val="0"/>
-          <w:lang w:eastAsia="en-IN"/>
-          <w14:ligatures w14:val="none"/>
-        </w:rPr>
-      </w:pPr>
-      <w:r>
-        <w:rPr>
-          <w:rFonts w:ascii="Times New Roman" w:eastAsia="Times New Roman" w:hAnsi="Times New Roman" w:cs="Times New Roman"/>
-          <w:kern w:val="0"/>
-          <w:lang w:eastAsia="en-IN"/>
-          <w14:ligatures w14:val="none"/>
-        </w:rPr>
-        <w:t xml:space="preserve"> Focuses solely on risk minimization, ignoring potential returns.</w:t>
-      </w:r>
-    </w:p>
-    <w:p>
-      <w:pPr>
-        <w:pStyle w:val="ListParagraph"/>
+        <w:spacing w:line="276" w:lineRule="auto"/>
+        <w:rPr>
+          <w:rFonts w:ascii="Times New Roman" w:hAnsi="Times New Roman" w:cs="Times New Roman"/>
+        </w:rPr>
+      </w:pPr>
+      <w:r>
+        <w:rPr>
+          <w:rFonts w:ascii="Times New Roman" w:hAnsi="Times New Roman" w:cs="Times New Roman"/>
+        </w:rPr>
+        <w:t>Inadequate Portfolio Management Tools</w:t>
+      </w:r>
+    </w:p>
+    <w:p>
+      <w:pPr>
         <w:numPr>
           <w:ilvl w:val="0"/>
-          <w:numId w:val="18"/>
+          <w:numId w:val="42"/>
         </w:numPr>
-        <w:spacing w:after="0" w:line="240" w:lineRule="auto"/>
-        <w:rPr>
-          <w:rFonts w:ascii="Times New Roman" w:eastAsia="Times New Roman" w:hAnsi="Times New Roman" w:cs="Times New Roman"/>
-          <w:kern w:val="0"/>
-          <w:lang w:eastAsia="en-IN"/>
-          <w14:ligatures w14:val="none"/>
-        </w:rPr>
-      </w:pPr>
-      <w:r>
-        <w:rPr>
-          <w:rFonts w:ascii="Times New Roman" w:eastAsia="Times New Roman" w:hAnsi="Times New Roman" w:cs="Times New Roman"/>
-          <w:kern w:val="0"/>
-          <w:lang w:eastAsia="en-IN"/>
-          <w14:ligatures w14:val="none"/>
-        </w:rPr>
-        <w:t xml:space="preserve"> Results in portfolios that may underperform during bull markets.</w:t>
-      </w:r>
-    </w:p>
-    <w:p>
-      <w:pPr>
-        <w:pStyle w:val="ListParagraph"/>
+        <w:rPr>
+          <w:rFonts w:ascii="Times New Roman" w:hAnsi="Times New Roman" w:cs="Times New Roman"/>
+        </w:rPr>
+      </w:pPr>
+      <w:r>
+        <w:rPr>
+          <w:rFonts w:ascii="Times New Roman" w:hAnsi="Times New Roman" w:cs="Times New Roman"/>
+        </w:rPr>
+        <w:t>Inaccessibility and complexity, especially for retail traders.</w:t>
+      </w:r>
+    </w:p>
+    <w:p>
+      <w:pPr>
+        <w:rPr>
+          <w:rFonts w:ascii="Times New Roman" w:hAnsi="Times New Roman" w:cs="Times New Roman"/>
+        </w:rPr>
+      </w:pPr>
+    </w:p>
+    <w:p>
+      <w:pPr>
+        <w:rPr>
+          <w:rFonts w:ascii="Times New Roman" w:hAnsi="Times New Roman" w:cs="Times New Roman"/>
+          <w:b/>
+          <w:bCs/>
+        </w:rPr>
+      </w:pPr>
+    </w:p>
+    <w:p>
+      <w:pPr>
+        <w:rPr>
+          <w:rFonts w:ascii="Times New Roman" w:hAnsi="Times New Roman" w:cs="Times New Roman"/>
+          <w:b/>
+          <w:bCs/>
+        </w:rPr>
+      </w:pPr>
+    </w:p>
+    <w:p>
+      <w:pPr>
+        <w:rPr>
+          <w:rFonts w:ascii="Times New Roman" w:hAnsi="Times New Roman" w:cs="Times New Roman"/>
+          <w:b/>
+          <w:bCs/>
+        </w:rPr>
+      </w:pPr>
+      <w:r>
+        <w:rPr>
+          <w:rFonts w:ascii="Times New Roman" w:hAnsi="Times New Roman" w:cs="Times New Roman"/>
+          <w:b/>
+          <w:bCs/>
+        </w:rPr>
+        <w:t xml:space="preserve">2 </w:t>
+      </w:r>
+      <w:r>
+        <w:rPr>
+          <w:rFonts w:ascii="Times New Roman" w:hAnsi="Times New Roman" w:cs="Times New Roman"/>
+          <w:b/>
+          <w:bCs/>
+        </w:rPr>
+        <w:t>Machine Learning (ML)-Powered Platforms</w:t>
+      </w:r>
+    </w:p>
+    <w:p>
+      <w:pPr>
+        <w:rPr>
+          <w:rFonts w:ascii="Times New Roman" w:hAnsi="Times New Roman" w:cs="Times New Roman"/>
+          <w:b/>
+          <w:bCs/>
+        </w:rPr>
+      </w:pPr>
+    </w:p>
+    <w:p>
+      <w:pPr>
+        <w:rPr>
+          <w:rFonts w:ascii="Times New Roman" w:hAnsi="Times New Roman" w:cs="Times New Roman"/>
+        </w:rPr>
+      </w:pPr>
+      <w:r>
+        <w:rPr>
+          <w:rFonts w:ascii="Times New Roman" w:hAnsi="Times New Roman" w:cs="Times New Roman"/>
+          <w:b/>
+          <w:bCs/>
+        </w:rPr>
+        <w:t>1 QuantConnect</w:t>
+      </w:r>
+      <w:r>
+        <w:rPr>
+          <w:rFonts w:ascii="Times New Roman" w:hAnsi="Times New Roman" w:cs="Times New Roman"/>
+        </w:rPr>
+        <w:br/>
+        <w:t>QuantConnect is an algorithmic trading platform that allows users to design, backtest, and deploy machine learning-based strategies. It supports various asset classes and provides a comprehensive suite of data for backtesting. The platform integrates machine learning libraries (such as TensorFlow and scikit-learn) and facilitates strategies built using both traditional and machine learning models.</w:t>
+      </w:r>
+    </w:p>
+    <w:p>
+      <w:pPr>
+        <w:rPr>
+          <w:rFonts w:ascii="Times New Roman" w:hAnsi="Times New Roman" w:cs="Times New Roman"/>
+        </w:rPr>
+      </w:pPr>
+      <w:r>
+        <w:rPr>
+          <w:rFonts w:ascii="Times New Roman" w:hAnsi="Times New Roman" w:cs="Times New Roman"/>
+          <w:b/>
+          <w:bCs/>
+        </w:rPr>
+        <w:t>Key Limitations:</w:t>
+      </w:r>
+    </w:p>
+    <w:p>
+      <w:pPr>
         <w:numPr>
           <w:ilvl w:val="0"/>
-          <w:numId w:val="18"/>
+          <w:numId w:val="43"/>
         </w:numPr>
         <w:rPr>
           <w:rFonts w:ascii="Times New Roman" w:hAnsi="Times New Roman" w:cs="Times New Roman"/>
-          <w:b/>
-          <w:bCs/>
-        </w:rPr>
-      </w:pPr>
-      <w:r>
-        <w:rPr>
-          <w:rFonts w:ascii="Times New Roman" w:eastAsia="Times New Roman" w:hAnsi="Times New Roman" w:cs="Times New Roman"/>
-          <w:kern w:val="0"/>
-          <w:lang w:eastAsia="en-IN"/>
-          <w14:ligatures w14:val="none"/>
-        </w:rPr>
-        <w:t xml:space="preserve"> Relies heavily on accurate estimation of covariances, which can be unstable.</w:t>
-      </w:r>
-    </w:p>
-    <w:p>
-      <w:pPr>
-        <w:rPr>
-          <w:rFonts w:ascii="Times New Roman" w:hAnsi="Times New Roman" w:cs="Times New Roman"/>
-          <w:b/>
-          <w:bCs/>
-          <w:sz w:val="32"/>
-          <w:szCs w:val="32"/>
-        </w:rPr>
-      </w:pPr>
-    </w:p>
-    <w:p>
-      <w:pPr>
-        <w:rPr>
-          <w:rFonts w:ascii="Times New Roman" w:hAnsi="Times New Roman" w:cs="Times New Roman"/>
-          <w:b/>
-          <w:bCs/>
-          <w:sz w:val="32"/>
-          <w:szCs w:val="32"/>
-        </w:rPr>
-      </w:pPr>
-      <w:r>
-        <w:rPr>
-          <w:rFonts w:ascii="Times New Roman" w:hAnsi="Times New Roman" w:cs="Times New Roman"/>
-          <w:sz w:val="32"/>
-          <w:szCs w:val="32"/>
-        </w:rPr>
-        <w:t>Various ML techniques:</w:t>
-      </w:r>
-    </w:p>
-    <w:p>
-      <w:pPr>
-        <w:ind w:firstLine="720"/>
-        <w:rPr>
-          <w:rFonts w:ascii="Times New Roman" w:hAnsi="Times New Roman" w:cs="Times New Roman"/>
-          <w:b/>
-          <w:bCs/>
-        </w:rPr>
-      </w:pPr>
-      <w:r>
-        <w:rPr>
-          <w:rFonts w:ascii="Times New Roman" w:hAnsi="Times New Roman" w:cs="Times New Roman"/>
-          <w:b/>
-          <w:bCs/>
-        </w:rPr>
-        <w:t>1 Hierarchical Risk Parity</w:t>
-      </w:r>
-    </w:p>
-    <w:p>
-      <w:pPr>
-        <w:rPr>
-          <w:rFonts w:ascii="Times New Roman" w:hAnsi="Times New Roman" w:cs="Times New Roman"/>
-        </w:rPr>
-      </w:pPr>
-      <w:r>
-        <w:rPr>
-          <w:rFonts w:ascii="Times New Roman" w:hAnsi="Times New Roman" w:cs="Times New Roman"/>
-        </w:rPr>
-        <w:t>Hierarchical Risk Parity (HRP) is a portfolio optimization method focused on allocating assets based on their risk contributions to provide a more balanced and diversified portfolio. HRP uses hierarchical clustering and risk parity principles to construct portfolios. This allows for better risk management and adaptability to changing market conditions. HRP employs a tree-like structure, known as a dendrogram, to group assets based on their similarities in terms of price movements or correlation. This process helps to identify clusters of assets that behave similarly, allowing for better risk management and diversification.</w:t>
-      </w:r>
-    </w:p>
-    <w:p>
-      <w:pPr>
-        <w:rPr>
-          <w:rFonts w:ascii="Times New Roman" w:hAnsi="Times New Roman" w:cs="Times New Roman"/>
-        </w:rPr>
-      </w:pPr>
-    </w:p>
-    <w:p>
-      <w:pPr>
-        <w:rPr>
-          <w:rFonts w:ascii="Times New Roman" w:hAnsi="Times New Roman" w:cs="Times New Roman"/>
-        </w:rPr>
-      </w:pPr>
-      <w:r>
-        <w:rPr>
-          <w:rFonts w:ascii="Times New Roman" w:hAnsi="Times New Roman" w:cs="Times New Roman"/>
-        </w:rPr>
-        <w:t>Limitations:</w:t>
-      </w:r>
-    </w:p>
-    <w:p>
-      <w:pPr>
-        <w:pStyle w:val="ListParagraph"/>
+        </w:rPr>
+      </w:pPr>
+      <w:r>
+        <w:rPr>
+          <w:rFonts w:ascii="Times New Roman" w:hAnsi="Times New Roman" w:cs="Times New Roman"/>
+          <w:b/>
+          <w:bCs/>
+        </w:rPr>
+        <w:t>Complex Setup and Development:</w:t>
+      </w:r>
+      <w:r>
+        <w:rPr>
+          <w:rFonts w:ascii="Times New Roman" w:hAnsi="Times New Roman" w:cs="Times New Roman"/>
+        </w:rPr>
+        <w:br/>
+        <w:t>Developing and deploying ML-based strategies requires a deep understanding of both finance and machine learning.</w:t>
+      </w:r>
+    </w:p>
+    <w:p>
+      <w:pPr>
         <w:numPr>
           <w:ilvl w:val="0"/>
-          <w:numId w:val="19"/>
+          <w:numId w:val="43"/>
         </w:numPr>
         <w:rPr>
           <w:rFonts w:ascii="Times New Roman" w:hAnsi="Times New Roman" w:cs="Times New Roman"/>
@@ -4515,21 +4441,21 @@
           <w:b/>
           <w:bCs/>
         </w:rPr>
-        <w:t>Changing Correlations:</w:t>
-      </w:r>
-      <w:r>
-        <w:rPr>
-          <w:rFonts w:ascii="Times New Roman" w:hAnsi="Times New Roman" w:cs="Times New Roman"/>
-        </w:rPr>
-        <w:t xml:space="preserve"> Relies heavily on historical correlations, which are not static and may shift significantly during market stress, potentially leading to inaccurate risk predictions.</w:t>
-      </w:r>
-    </w:p>
-    <w:p>
-      <w:pPr>
-        <w:pStyle w:val="ListParagraph"/>
+        <w:t>Resource-Intensive:</w:t>
+      </w:r>
+      <w:r>
+        <w:rPr>
+          <w:rFonts w:ascii="Times New Roman" w:hAnsi="Times New Roman" w:cs="Times New Roman"/>
+        </w:rPr>
+        <w:br/>
+        <w:t>Developing and running machine learning algorithms on QuantConnect can be computationally expensive, especially when using complex models.</w:t>
+      </w:r>
+    </w:p>
+    <w:p>
+      <w:pPr>
         <w:numPr>
           <w:ilvl w:val="0"/>
-          <w:numId w:val="19"/>
+          <w:numId w:val="43"/>
         </w:numPr>
         <w:rPr>
           <w:rFonts w:ascii="Times New Roman" w:hAnsi="Times New Roman" w:cs="Times New Roman"/>
@@ -4541,21 +4467,68 @@
           <w:b/>
           <w:bCs/>
         </w:rPr>
-        <w:t>Overfitting:</w:t>
-      </w:r>
-      <w:r>
-        <w:rPr>
-          <w:rFonts w:ascii="Times New Roman" w:hAnsi="Times New Roman" w:cs="Times New Roman"/>
-        </w:rPr>
-        <w:t xml:space="preserve"> Algorithms may overfit to historical data, especially when market conditions differ from past patterns.</w:t>
-      </w:r>
-    </w:p>
-    <w:p>
-      <w:pPr>
-        <w:pStyle w:val="ListParagraph"/>
+        <w:t>Limited Built-In ML Algorithms:</w:t>
+      </w:r>
+      <w:r>
+        <w:rPr>
+          <w:rFonts w:ascii="Times New Roman" w:hAnsi="Times New Roman" w:cs="Times New Roman"/>
+        </w:rPr>
+        <w:br/>
+        <w:t>While QuantConnect provides the tools for users to integrate ML models, it doesn’t offer many pre-built ML strategies or solutions. Most of the work is left to the users.</w:t>
+      </w:r>
+    </w:p>
+    <w:p>
+      <w:pPr>
+        <w:rPr>
+          <w:rFonts w:ascii="Times New Roman" w:hAnsi="Times New Roman" w:cs="Times New Roman"/>
+        </w:rPr>
+      </w:pPr>
+      <w:r>
+        <w:rPr>
+          <w:rFonts w:ascii="Times New Roman" w:hAnsi="Times New Roman" w:cs="Times New Roman"/>
+        </w:rPr>
+        <w:t>2 Alpaca</w:t>
+      </w:r>
+      <w:r>
+        <w:rPr>
+          <w:rFonts w:ascii="Times New Roman" w:hAnsi="Times New Roman" w:cs="Times New Roman"/>
+        </w:rPr>
+        <w:br/>
+        <w:t xml:space="preserve">Alpaca is a commission-free trading platform with an API that allows users to integrate their own machine learning models for algorithmic trading. </w:t>
+      </w:r>
+      <w:r>
+        <w:rPr>
+          <w:rFonts w:ascii="Times New Roman" w:hAnsi="Times New Roman" w:cs="Times New Roman"/>
+        </w:rPr>
+        <w:t>It</w:t>
+      </w:r>
+      <w:r>
+        <w:rPr>
+          <w:rFonts w:ascii="Times New Roman" w:hAnsi="Times New Roman" w:cs="Times New Roman"/>
+        </w:rPr>
+        <w:t xml:space="preserve"> offers a streamlined way to access stock trading and provides data for backtesting, as well as a flexible API that supports integration with popular ML libraries like TensorFlow and PyTorch.</w:t>
+      </w:r>
+    </w:p>
+    <w:p>
+      <w:pPr>
+        <w:rPr>
+          <w:rFonts w:ascii="Times New Roman" w:hAnsi="Times New Roman" w:cs="Times New Roman"/>
+        </w:rPr>
+      </w:pPr>
+      <w:r>
+        <w:rPr>
+          <w:rFonts w:ascii="Times New Roman" w:hAnsi="Times New Roman" w:cs="Times New Roman"/>
+          <w:b/>
+          <w:bCs/>
+        </w:rPr>
+        <w:t>Key Limitations:</w:t>
+      </w:r>
+    </w:p>
+    <w:p>
+      <w:pPr>
         <w:numPr>
           <w:ilvl w:val="0"/>
-          <w:numId w:val="19"/>
+          <w:numId w:val="44"/>
         </w:numPr>
         <w:rPr>
           <w:rFonts w:ascii="Times New Roman" w:hAnsi="Times New Roman" w:cs="Times New Roman"/>
@@ -4567,21 +4540,30 @@
           <w:b/>
           <w:bCs/>
         </w:rPr>
-        <w:t>Sector-Specific Risks:</w:t>
-      </w:r>
-      <w:r>
-        <w:rPr>
-          <w:rFonts w:ascii="Times New Roman" w:hAnsi="Times New Roman" w:cs="Times New Roman"/>
-        </w:rPr>
-        <w:t xml:space="preserve"> Clustering can result in an overemphasis on certain sectors, leading to under-diversification and vulnerability to sector-specific risks.</w:t>
-      </w:r>
-    </w:p>
-    <w:p>
-      <w:pPr>
-        <w:pStyle w:val="ListParagraph"/>
+        <w:lastRenderedPageBreak/>
+        <w:t>Native</w:t>
+      </w:r>
+      <w:r>
+        <w:rPr>
+          <w:rFonts w:ascii="Times New Roman" w:hAnsi="Times New Roman" w:cs="Times New Roman"/>
+          <w:b/>
+          <w:bCs/>
+        </w:rPr>
+        <w:t xml:space="preserve"> ML Support:</w:t>
+      </w:r>
+      <w:r>
+        <w:rPr>
+          <w:rFonts w:ascii="Times New Roman" w:hAnsi="Times New Roman" w:cs="Times New Roman"/>
+        </w:rPr>
+        <w:br/>
+        <w:t>Alpaca does not come with built-in ML or AI algorithms for strategy development. Users need to build their own models from scratch.</w:t>
+      </w:r>
+    </w:p>
+    <w:p>
+      <w:pPr>
         <w:numPr>
           <w:ilvl w:val="0"/>
-          <w:numId w:val="19"/>
+          <w:numId w:val="44"/>
         </w:numPr>
         <w:rPr>
           <w:rFonts w:ascii="Times New Roman" w:hAnsi="Times New Roman" w:cs="Times New Roman"/>
@@ -4593,21 +4575,49 @@
           <w:b/>
           <w:bCs/>
         </w:rPr>
-        <w:t>Backward-Looking Nature:</w:t>
-      </w:r>
-      <w:r>
-        <w:rPr>
-          <w:rFonts w:ascii="Times New Roman" w:hAnsi="Times New Roman" w:cs="Times New Roman"/>
-        </w:rPr>
-        <w:t xml:space="preserve"> During significant market shifts, HRP’s reliance on historical data may fail to provide adequate protection or diversification.</w:t>
-      </w:r>
-    </w:p>
-    <w:p>
-      <w:pPr>
-        <w:pStyle w:val="ListParagraph"/>
+        <w:t>Requires Custom Development:</w:t>
+      </w:r>
+      <w:r>
+        <w:rPr>
+          <w:rFonts w:ascii="Times New Roman" w:hAnsi="Times New Roman" w:cs="Times New Roman"/>
+        </w:rPr>
+        <w:br/>
+        <w:t xml:space="preserve">While Alpaca’s API is flexible, it requires users to have a solid understanding of both </w:t>
+      </w:r>
+      <w:r>
+        <w:rPr>
+          <w:rFonts w:ascii="Times New Roman" w:hAnsi="Times New Roman" w:cs="Times New Roman"/>
+          <w:b/>
+          <w:bCs/>
+        </w:rPr>
+        <w:t>programming</w:t>
+      </w:r>
+      <w:r>
+        <w:rPr>
+          <w:rFonts w:ascii="Times New Roman" w:hAnsi="Times New Roman" w:cs="Times New Roman"/>
+        </w:rPr>
+        <w:t xml:space="preserve"> and </w:t>
+      </w:r>
+      <w:r>
+        <w:rPr>
+          <w:rFonts w:ascii="Times New Roman" w:hAnsi="Times New Roman" w:cs="Times New Roman"/>
+          <w:b/>
+          <w:bCs/>
+        </w:rPr>
+        <w:t>machine learning</w:t>
+      </w:r>
+      <w:r>
+        <w:rPr>
+          <w:rFonts w:ascii="Times New Roman" w:hAnsi="Times New Roman" w:cs="Times New Roman"/>
+        </w:rPr>
+        <w:t xml:space="preserve"> to develop effective trading strategies.</w:t>
+      </w:r>
+    </w:p>
+    <w:p>
+      <w:pPr>
         <w:numPr>
           <w:ilvl w:val="0"/>
-          <w:numId w:val="19"/>
+          <w:numId w:val="44"/>
         </w:numPr>
         <w:rPr>
           <w:rFonts w:ascii="Times New Roman" w:hAnsi="Times New Roman" w:cs="Times New Roman"/>
@@ -4619,80 +4629,101 @@
           <w:b/>
           <w:bCs/>
         </w:rPr>
-        <w:t>Complexity:</w:t>
-      </w:r>
-      <w:r>
-        <w:rPr>
-          <w:rFonts w:ascii="Times New Roman" w:hAnsi="Times New Roman" w:cs="Times New Roman"/>
-        </w:rPr>
-        <w:t xml:space="preserve"> Requires significant computational resources and expertise to implement effectively.</w:t>
-      </w:r>
-    </w:p>
-    <w:p>
-      <w:pPr>
-        <w:ind w:left="360"/>
-        <w:rPr>
-          <w:rFonts w:ascii="Times New Roman" w:hAnsi="Times New Roman" w:cs="Times New Roman"/>
-        </w:rPr>
-      </w:pPr>
-    </w:p>
-    <w:p>
-      <w:pPr>
-        <w:ind w:firstLine="360"/>
-        <w:rPr>
-          <w:rFonts w:ascii="Times New Roman" w:hAnsi="Times New Roman" w:cs="Times New Roman"/>
-          <w:b/>
-          <w:bCs/>
-        </w:rPr>
-      </w:pPr>
-      <w:r>
-        <w:rPr>
-          <w:rFonts w:ascii="Times New Roman" w:hAnsi="Times New Roman" w:cs="Times New Roman"/>
-          <w:b/>
-          <w:bCs/>
-        </w:rPr>
-        <w:t>2. Principal component-based methods</w:t>
-      </w:r>
-    </w:p>
-    <w:p>
-      <w:pPr>
-        <w:rPr>
-          <w:rFonts w:ascii="Times New Roman" w:hAnsi="Times New Roman" w:cs="Times New Roman"/>
-        </w:rPr>
-      </w:pPr>
-      <w:r>
-        <w:rPr>
-          <w:rFonts w:ascii="Times New Roman" w:hAnsi="Times New Roman" w:cs="Times New Roman"/>
-        </w:rPr>
-        <w:t xml:space="preserve">Principal component analysis (PCA) is a dimensionality reduction technique that can be used to identify the main sources of variation in a dataset, such as asset returns. By transforming the original variables into a smaller set of uncorrelated principal components, PCA can help simplify portfolio optimization problems and improve estimation accuracy. Principal component-based methods can be particularly useful for large, high-dimensional datasets, where traditional </w:t>
-      </w:r>
-      <w:r>
-        <w:rPr>
-          <w:rFonts w:ascii="Times New Roman" w:hAnsi="Times New Roman" w:cs="Times New Roman"/>
-        </w:rPr>
-        <w:lastRenderedPageBreak/>
-        <w:t>optimization techniques may struggle with estimation errors and overfitting. By incorporating PCA into the portfolio optimization process, traders/investors can better understand the underlying drivers of asset returns and construct more efficient portfolios.</w:t>
-      </w:r>
-    </w:p>
-    <w:p>
-      <w:pPr>
-        <w:rPr>
-          <w:rFonts w:ascii="Times New Roman" w:hAnsi="Times New Roman" w:cs="Times New Roman"/>
-        </w:rPr>
-      </w:pPr>
-      <w:r>
-        <w:rPr>
-          <w:rFonts w:ascii="Times New Roman" w:hAnsi="Times New Roman" w:cs="Times New Roman"/>
-        </w:rPr>
-        <w:t>Limitations:</w:t>
-      </w:r>
-    </w:p>
-    <w:p>
-      <w:pPr>
-        <w:pStyle w:val="ListParagraph"/>
+        <w:t>Limited Risk Management Tools:</w:t>
+      </w:r>
+      <w:r>
+        <w:rPr>
+          <w:rFonts w:ascii="Times New Roman" w:hAnsi="Times New Roman" w:cs="Times New Roman"/>
+        </w:rPr>
+        <w:br/>
+        <w:t xml:space="preserve">Alpaca is more </w:t>
+      </w:r>
+      <w:r>
+        <w:rPr>
+          <w:rFonts w:ascii="Times New Roman" w:hAnsi="Times New Roman" w:cs="Times New Roman"/>
+        </w:rPr>
+        <w:t>focuses more</w:t>
+      </w:r>
+      <w:r>
+        <w:rPr>
+          <w:rFonts w:ascii="Times New Roman" w:hAnsi="Times New Roman" w:cs="Times New Roman"/>
+        </w:rPr>
+        <w:t xml:space="preserve"> on the trading aspect and does not offer built-in tools for advanced </w:t>
+      </w:r>
+      <w:r>
+        <w:rPr>
+          <w:rFonts w:ascii="Times New Roman" w:hAnsi="Times New Roman" w:cs="Times New Roman"/>
+          <w:b/>
+          <w:bCs/>
+        </w:rPr>
+        <w:t>portfolio risk management</w:t>
+      </w:r>
+      <w:r>
+        <w:rPr>
+          <w:rFonts w:ascii="Times New Roman" w:hAnsi="Times New Roman" w:cs="Times New Roman"/>
+        </w:rPr>
+        <w:t xml:space="preserve"> or optimization.</w:t>
+      </w:r>
+    </w:p>
+    <w:p>
+      <w:pPr>
+        <w:rPr>
+          <w:rFonts w:ascii="Times New Roman" w:hAnsi="Times New Roman" w:cs="Times New Roman"/>
+          <w:b/>
+          <w:bCs/>
+        </w:rPr>
+      </w:pPr>
+    </w:p>
+    <w:p>
+      <w:pPr>
+        <w:rPr>
+          <w:rFonts w:ascii="Times New Roman" w:hAnsi="Times New Roman" w:cs="Times New Roman"/>
+          <w:b/>
+          <w:bCs/>
+        </w:rPr>
+      </w:pPr>
+      <w:r>
+        <w:rPr>
+          <w:rFonts w:ascii="Times New Roman" w:hAnsi="Times New Roman" w:cs="Times New Roman"/>
+          <w:b/>
+          <w:bCs/>
+        </w:rPr>
+        <w:t xml:space="preserve">3 Quantopian </w:t>
+      </w:r>
+    </w:p>
+    <w:p>
+      <w:pPr>
+        <w:rPr>
+          <w:rFonts w:ascii="Times New Roman" w:hAnsi="Times New Roman" w:cs="Times New Roman"/>
+        </w:rPr>
+      </w:pPr>
+      <w:r>
+        <w:rPr>
+          <w:rFonts w:ascii="Times New Roman" w:hAnsi="Times New Roman" w:cs="Times New Roman"/>
+        </w:rPr>
+        <w:t>Quantopian was a widely popular algorithmic trading platform that allowed users to create and backtest machine learning-based strategies using Python. It provided access to a wealth of financial data and an integrated environment for strategy development. However, Quantopian has been discontinued, with its research and backtesting tools now integrated into other platforms like QuantConnect.</w:t>
+      </w:r>
+    </w:p>
+    <w:p>
+      <w:pPr>
+        <w:rPr>
+          <w:rFonts w:ascii="Times New Roman" w:hAnsi="Times New Roman" w:cs="Times New Roman"/>
+        </w:rPr>
+      </w:pPr>
+      <w:r>
+        <w:rPr>
+          <w:rFonts w:ascii="Times New Roman" w:hAnsi="Times New Roman" w:cs="Times New Roman"/>
+          <w:b/>
+          <w:bCs/>
+        </w:rPr>
+        <w:t>Key Limitations:</w:t>
+      </w:r>
+    </w:p>
+    <w:p>
+      <w:pPr>
         <w:numPr>
           <w:ilvl w:val="0"/>
-          <w:numId w:val="20"/>
+          <w:numId w:val="45"/>
         </w:numPr>
         <w:rPr>
           <w:rFonts w:ascii="Times New Roman" w:hAnsi="Times New Roman" w:cs="Times New Roman"/>
@@ -4704,21 +4735,14 @@
           <w:b/>
           <w:bCs/>
         </w:rPr>
-        <w:t>Interpretability:</w:t>
-      </w:r>
-      <w:r>
-        <w:rPr>
-          <w:rFonts w:ascii="Times New Roman" w:hAnsi="Times New Roman" w:cs="Times New Roman"/>
-        </w:rPr>
-        <w:t xml:space="preserve"> Principal components are combinations of original variables, making them difficult to interpret directly.</w:t>
-      </w:r>
-    </w:p>
-    <w:p>
-      <w:pPr>
-        <w:pStyle w:val="ListParagraph"/>
+        <w:t>Platform Discontinuation</w:t>
+      </w:r>
+    </w:p>
+    <w:p>
+      <w:pPr>
         <w:numPr>
           <w:ilvl w:val="0"/>
-          <w:numId w:val="20"/>
+          <w:numId w:val="45"/>
         </w:numPr>
         <w:rPr>
           <w:rFonts w:ascii="Times New Roman" w:hAnsi="Times New Roman" w:cs="Times New Roman"/>
@@ -4730,21 +4754,21 @@
           <w:b/>
           <w:bCs/>
         </w:rPr>
-        <w:t>Data Dependency:</w:t>
-      </w:r>
-      <w:r>
-        <w:rPr>
-          <w:rFonts w:ascii="Times New Roman" w:hAnsi="Times New Roman" w:cs="Times New Roman"/>
-        </w:rPr>
-        <w:t xml:space="preserve"> Relies on historical data, which may not capture future market dynamics.</w:t>
-      </w:r>
-    </w:p>
-    <w:p>
-      <w:pPr>
-        <w:pStyle w:val="ListParagraph"/>
+        <w:t>Dependence on External Brokerage</w:t>
+      </w:r>
+      <w:r>
+        <w:rPr>
+          <w:rFonts w:ascii="Times New Roman" w:hAnsi="Times New Roman" w:cs="Times New Roman"/>
+        </w:rPr>
+        <w:br/>
+        <w:t>Quantopian required users to integrate with external brokers for real-world trading, adding complexity to the deployment of live strategies.</w:t>
+      </w:r>
+    </w:p>
+    <w:p>
+      <w:pPr>
         <w:numPr>
           <w:ilvl w:val="0"/>
-          <w:numId w:val="20"/>
+          <w:numId w:val="45"/>
         </w:numPr>
         <w:rPr>
           <w:rFonts w:ascii="Times New Roman" w:hAnsi="Times New Roman" w:cs="Times New Roman"/>
@@ -4756,21 +4780,92 @@
           <w:b/>
           <w:bCs/>
         </w:rPr>
-        <w:t>Neglect of Nonlinear Relationships:</w:t>
-      </w:r>
-      <w:r>
-        <w:rPr>
-          <w:rFonts w:ascii="Times New Roman" w:hAnsi="Times New Roman" w:cs="Times New Roman"/>
-        </w:rPr>
-        <w:t xml:space="preserve"> PCA assumes linear relationships among variables and may fail to capture nonlinear dependencies in asset returns.</w:t>
-      </w:r>
-    </w:p>
-    <w:p>
-      <w:pPr>
-        <w:pStyle w:val="ListParagraph"/>
+        <w:t>Lack of Focus on Portfolio Optimization:</w:t>
+      </w:r>
+      <w:r>
+        <w:rPr>
+          <w:rFonts w:ascii="Times New Roman" w:hAnsi="Times New Roman" w:cs="Times New Roman"/>
+        </w:rPr>
+        <w:br/>
+      </w:r>
+      <w:r>
+        <w:rPr>
+          <w:rFonts w:ascii="Times New Roman" w:hAnsi="Times New Roman" w:cs="Times New Roman"/>
+        </w:rPr>
+        <w:t>It</w:t>
+      </w:r>
+      <w:r>
+        <w:rPr>
+          <w:rFonts w:ascii="Times New Roman" w:hAnsi="Times New Roman" w:cs="Times New Roman"/>
+        </w:rPr>
+        <w:t xml:space="preserve"> primarily focused on developing and backtesting individual trading algorithms but didn’t provide the depth of portfolio management and optimization </w:t>
+      </w:r>
+      <w:r>
+        <w:rPr>
+          <w:rFonts w:ascii="Times New Roman" w:hAnsi="Times New Roman" w:cs="Times New Roman"/>
+        </w:rPr>
+        <w:t xml:space="preserve">unlike </w:t>
+      </w:r>
+      <w:r>
+        <w:rPr>
+          <w:rFonts w:ascii="Times New Roman" w:hAnsi="Times New Roman" w:cs="Times New Roman"/>
+        </w:rPr>
+        <w:t>FinRL.</w:t>
+      </w:r>
+    </w:p>
+    <w:p>
+      <w:pPr>
+        <w:rPr>
+          <w:rFonts w:ascii="Times New Roman" w:hAnsi="Times New Roman" w:cs="Times New Roman"/>
+          <w:b/>
+          <w:bCs/>
+        </w:rPr>
+      </w:pPr>
+    </w:p>
+    <w:p>
+      <w:pPr>
+        <w:rPr>
+          <w:rFonts w:ascii="Times New Roman" w:hAnsi="Times New Roman" w:cs="Times New Roman"/>
+          <w:b/>
+          <w:bCs/>
+        </w:rPr>
+      </w:pPr>
+    </w:p>
+    <w:p>
+      <w:pPr>
+        <w:rPr>
+          <w:rFonts w:ascii="Times New Roman" w:hAnsi="Times New Roman" w:cs="Times New Roman"/>
+          <w:b/>
+          <w:bCs/>
+        </w:rPr>
+      </w:pPr>
+      <w:r>
+        <w:rPr>
+          <w:rFonts w:ascii="Times New Roman" w:hAnsi="Times New Roman" w:cs="Times New Roman"/>
+          <w:b/>
+          <w:bCs/>
+        </w:rPr>
+        <w:t>Brief Summary</w:t>
+      </w:r>
+    </w:p>
+    <w:p>
+      <w:pPr>
+        <w:rPr>
+          <w:rFonts w:ascii="Times New Roman" w:hAnsi="Times New Roman" w:cs="Times New Roman"/>
+        </w:rPr>
+      </w:pPr>
+      <w:r>
+        <w:rPr>
+          <w:rFonts w:ascii="Times New Roman" w:hAnsi="Times New Roman" w:cs="Times New Roman"/>
+        </w:rPr>
+        <w:t>The main problems that these platforms experiences are:</w:t>
+      </w:r>
+    </w:p>
+    <w:p>
+      <w:pPr>
         <w:numPr>
           <w:ilvl w:val="0"/>
-          <w:numId w:val="20"/>
+          <w:numId w:val="46"/>
         </w:numPr>
         <w:rPr>
           <w:rFonts w:ascii="Times New Roman" w:hAnsi="Times New Roman" w:cs="Times New Roman"/>
@@ -4779,78 +4874,15 @@
       <w:r>
         <w:rPr>
           <w:rFonts w:ascii="Times New Roman" w:hAnsi="Times New Roman" w:cs="Times New Roman"/>
-          <w:b/>
-          <w:bCs/>
-        </w:rPr>
-        <w:t>Computational Intensity:</w:t>
-      </w:r>
-      <w:r>
-        <w:rPr>
-          <w:rFonts w:ascii="Times New Roman" w:hAnsi="Times New Roman" w:cs="Times New Roman"/>
-        </w:rPr>
-        <w:t xml:space="preserve"> High-dimensional PCA can be computationally expensive, especially for very large datasets.</w:t>
-      </w:r>
-    </w:p>
-    <w:p>
-      <w:pPr>
-        <w:rPr>
-          <w:rFonts w:ascii="Times New Roman" w:hAnsi="Times New Roman" w:cs="Times New Roman"/>
-        </w:rPr>
-      </w:pPr>
-    </w:p>
-    <w:p>
-      <w:pPr>
-        <w:ind w:firstLine="720"/>
-        <w:rPr>
-          <w:rFonts w:ascii="Times New Roman" w:hAnsi="Times New Roman" w:cs="Times New Roman"/>
-        </w:rPr>
-      </w:pPr>
-      <w:r>
-        <w:rPr>
-          <w:rFonts w:ascii="Times New Roman" w:hAnsi="Times New Roman" w:cs="Times New Roman"/>
-        </w:rPr>
-        <w:t xml:space="preserve">3. </w:t>
-      </w:r>
-      <w:r>
-        <w:rPr>
-          <w:rFonts w:ascii="Times New Roman" w:hAnsi="Times New Roman" w:cs="Times New Roman"/>
-          <w:b/>
-          <w:bCs/>
-        </w:rPr>
-        <w:t>Bayesian Networks</w:t>
-      </w:r>
-    </w:p>
-    <w:p>
-      <w:pPr>
-        <w:rPr>
-          <w:rFonts w:ascii="Times New Roman" w:hAnsi="Times New Roman" w:cs="Times New Roman"/>
-        </w:rPr>
-      </w:pPr>
-      <w:r>
-        <w:rPr>
-          <w:rFonts w:ascii="Times New Roman" w:hAnsi="Times New Roman" w:cs="Times New Roman"/>
-        </w:rPr>
-        <w:t>Bayesian Networks are a probabilistic modeling technique used to analyze and optimize portfolios. They represent the relationships between variables, such as asset returns, economic indicators, and market factors, in a graphical structure. By quantifying these relationships through conditional probabilities, Bayesian Networks provide insights into the potential impact of various factors on portfolio performance.</w:t>
-      </w:r>
-    </w:p>
-    <w:p>
-      <w:pPr>
-        <w:rPr>
-          <w:rFonts w:ascii="Times New Roman" w:hAnsi="Times New Roman" w:cs="Times New Roman"/>
-        </w:rPr>
-      </w:pPr>
-      <w:r>
-        <w:rPr>
-          <w:rFonts w:ascii="Times New Roman" w:hAnsi="Times New Roman" w:cs="Times New Roman"/>
-        </w:rPr>
-        <w:t>Key Concepts of Bayesian Networks:</w:t>
+        </w:rPr>
+        <w:t>Complexity in development and lack of pre-built solutions.</w:t>
       </w:r>
     </w:p>
     <w:p>
       <w:pPr>
         <w:numPr>
           <w:ilvl w:val="0"/>
-          <w:numId w:val="21"/>
+          <w:numId w:val="46"/>
         </w:numPr>
         <w:rPr>
           <w:rFonts w:ascii="Times New Roman" w:hAnsi="Times New Roman" w:cs="Times New Roman"/>
@@ -4859,23 +4891,15 @@
       <w:r>
         <w:rPr>
           <w:rFonts w:ascii="Times New Roman" w:hAnsi="Times New Roman" w:cs="Times New Roman"/>
-          <w:b/>
-          <w:bCs/>
-        </w:rPr>
-        <w:t>Probabilistic Relationships:</w:t>
-      </w:r>
-      <w:r>
-        <w:rPr>
-          <w:rFonts w:ascii="Times New Roman" w:hAnsi="Times New Roman" w:cs="Times New Roman"/>
-        </w:rPr>
-        <w:t xml:space="preserve"> Represent dependencies between variables using conditional probabilities.</w:t>
+        </w:rPr>
+        <w:t>Inconsistent support for portfolio optimization and risk management.</w:t>
       </w:r>
     </w:p>
     <w:p>
       <w:pPr>
         <w:numPr>
           <w:ilvl w:val="0"/>
-          <w:numId w:val="21"/>
+          <w:numId w:val="46"/>
         </w:numPr>
         <w:rPr>
           <w:rFonts w:ascii="Times New Roman" w:hAnsi="Times New Roman" w:cs="Times New Roman"/>
@@ -4884,220 +4908,272 @@
       <w:r>
         <w:rPr>
           <w:rFonts w:ascii="Times New Roman" w:hAnsi="Times New Roman" w:cs="Times New Roman"/>
-          <w:b/>
-          <w:bCs/>
-        </w:rPr>
-        <w:t>Graphical Representation:</w:t>
-      </w:r>
-      <w:r>
-        <w:rPr>
-          <w:rFonts w:ascii="Times New Roman" w:hAnsi="Times New Roman" w:cs="Times New Roman"/>
-        </w:rPr>
-        <w:t xml:space="preserve"> Visualize relationships in a directed acyclic graph (DAG), showing causality and dependencies.</w:t>
-      </w:r>
-    </w:p>
-    <w:p>
-      <w:pPr>
-        <w:numPr>
-          <w:ilvl w:val="0"/>
-          <w:numId w:val="21"/>
-        </w:numPr>
-        <w:rPr>
-          <w:rFonts w:ascii="Times New Roman" w:hAnsi="Times New Roman" w:cs="Times New Roman"/>
-        </w:rPr>
-      </w:pPr>
-      <w:r>
-        <w:rPr>
-          <w:rFonts w:ascii="Times New Roman" w:hAnsi="Times New Roman" w:cs="Times New Roman"/>
-          <w:b/>
-          <w:bCs/>
-        </w:rPr>
-        <w:t>Dynamic Updates:</w:t>
-      </w:r>
-      <w:r>
-        <w:rPr>
-          <w:rFonts w:ascii="Times New Roman" w:hAnsi="Times New Roman" w:cs="Times New Roman"/>
-        </w:rPr>
-        <w:t xml:space="preserve"> Incorporate new information to update probabilities and optimize portfolio allocations.</w:t>
-      </w:r>
-    </w:p>
-    <w:p>
-      <w:pPr>
-        <w:rPr>
-          <w:rFonts w:ascii="Times New Roman" w:hAnsi="Times New Roman" w:cs="Times New Roman"/>
-        </w:rPr>
-      </w:pPr>
-    </w:p>
-    <w:p>
-      <w:pPr>
-        <w:rPr>
-          <w:rFonts w:ascii="Times New Roman" w:hAnsi="Times New Roman" w:cs="Times New Roman"/>
-        </w:rPr>
-      </w:pPr>
-      <w:r>
-        <w:rPr>
-          <w:rFonts w:ascii="Times New Roman" w:hAnsi="Times New Roman" w:cs="Times New Roman"/>
-        </w:rPr>
-        <w:t>Limitations</w:t>
-      </w:r>
-      <w:r>
-        <w:rPr>
-          <w:rFonts w:ascii="Times New Roman" w:hAnsi="Times New Roman" w:cs="Times New Roman"/>
-          <w:b/>
-          <w:bCs/>
-        </w:rPr>
-        <w:t>:</w:t>
-      </w:r>
-    </w:p>
-    <w:p>
-      <w:pPr>
-        <w:numPr>
-          <w:ilvl w:val="0"/>
-          <w:numId w:val="22"/>
-        </w:numPr>
-        <w:rPr>
-          <w:rFonts w:ascii="Times New Roman" w:hAnsi="Times New Roman" w:cs="Times New Roman"/>
-        </w:rPr>
-      </w:pPr>
-      <w:r>
-        <w:rPr>
-          <w:rFonts w:ascii="Times New Roman" w:hAnsi="Times New Roman" w:cs="Times New Roman"/>
-          <w:b/>
-          <w:bCs/>
-        </w:rPr>
-        <w:t>Complexity:</w:t>
-      </w:r>
-      <w:r>
-        <w:rPr>
-          <w:rFonts w:ascii="Times New Roman" w:hAnsi="Times New Roman" w:cs="Times New Roman"/>
-        </w:rPr>
-        <w:t xml:space="preserve"> Requires advanced knowledge of probabilistic modeling and Bayesian inference.</w:t>
-      </w:r>
-    </w:p>
-    <w:p>
-      <w:pPr>
-        <w:numPr>
-          <w:ilvl w:val="0"/>
-          <w:numId w:val="22"/>
-        </w:numPr>
-        <w:rPr>
-          <w:rFonts w:ascii="Times New Roman" w:hAnsi="Times New Roman" w:cs="Times New Roman"/>
-        </w:rPr>
-      </w:pPr>
-      <w:r>
-        <w:rPr>
-          <w:rFonts w:ascii="Times New Roman" w:hAnsi="Times New Roman" w:cs="Times New Roman"/>
-          <w:b/>
-          <w:bCs/>
-        </w:rPr>
-        <w:t>Data Dependency:</w:t>
-      </w:r>
-      <w:r>
-        <w:rPr>
-          <w:rFonts w:ascii="Times New Roman" w:hAnsi="Times New Roman" w:cs="Times New Roman"/>
-        </w:rPr>
-        <w:t xml:space="preserve"> Relies on the availability of high-quality, relevant data to estimate conditional probabilities accurately.</w:t>
-      </w:r>
-    </w:p>
-    <w:p>
-      <w:pPr>
-        <w:numPr>
-          <w:ilvl w:val="0"/>
-          <w:numId w:val="22"/>
-        </w:numPr>
-        <w:rPr>
-          <w:rFonts w:ascii="Times New Roman" w:hAnsi="Times New Roman" w:cs="Times New Roman"/>
-        </w:rPr>
-      </w:pPr>
-      <w:r>
-        <w:rPr>
-          <w:rFonts w:ascii="Times New Roman" w:hAnsi="Times New Roman" w:cs="Times New Roman"/>
-          <w:b/>
-          <w:bCs/>
+        </w:rPr>
+        <w:t>Need for custom code and integration of ML models from scratch</w:t>
+      </w:r>
+      <w:r>
+        <w:rPr>
+          <w:rFonts w:ascii="Times New Roman" w:hAnsi="Times New Roman" w:cs="Times New Roman"/>
+        </w:rPr>
+        <w:t>.</w:t>
+      </w:r>
+    </w:p>
+    <w:p>
+      <w:pPr>
+        <w:rPr>
+          <w:rFonts w:ascii="Times New Roman" w:hAnsi="Times New Roman" w:cs="Times New Roman"/>
+        </w:rPr>
+      </w:pPr>
+      <w:r>
+        <w:rPr>
+          <w:rFonts w:ascii="Times New Roman" w:hAnsi="Times New Roman" w:cs="Times New Roman"/>
         </w:rPr>
         <w:lastRenderedPageBreak/>
-        <w:t>Computational Intensity:</w:t>
-      </w:r>
-      <w:r>
-        <w:rPr>
-          <w:rFonts w:ascii="Times New Roman" w:hAnsi="Times New Roman" w:cs="Times New Roman"/>
-        </w:rPr>
-        <w:t xml:space="preserve"> Inference and updating probabilities in large networks can be computationally expensive.</w:t>
-      </w:r>
-    </w:p>
-    <w:p>
-      <w:pPr>
-        <w:numPr>
-          <w:ilvl w:val="0"/>
-          <w:numId w:val="22"/>
-        </w:numPr>
-        <w:rPr>
-          <w:rFonts w:ascii="Times New Roman" w:hAnsi="Times New Roman" w:cs="Times New Roman"/>
-        </w:rPr>
-      </w:pPr>
-      <w:r>
-        <w:rPr>
-          <w:rFonts w:ascii="Times New Roman" w:hAnsi="Times New Roman" w:cs="Times New Roman"/>
-          <w:b/>
-          <w:bCs/>
-        </w:rPr>
-        <w:t>Model Assumptions:</w:t>
-      </w:r>
-      <w:r>
-        <w:rPr>
-          <w:rFonts w:ascii="Times New Roman" w:hAnsi="Times New Roman" w:cs="Times New Roman"/>
-        </w:rPr>
-        <w:t xml:space="preserve"> Simplistic or incorrect assumptions in the network structure may lead to misleading results.</w:t>
-      </w:r>
-    </w:p>
-    <w:p>
-      <w:pPr>
-        <w:spacing w:after="162" w:line="360" w:lineRule="auto"/>
-        <w:ind w:left="20" w:right="60" w:hanging="10"/>
-        <w:rPr>
-          <w:rFonts w:ascii="Times New Roman" w:eastAsia="Times New Roman" w:hAnsi="Times New Roman" w:cs="Times New Roman"/>
-          <w:bCs/>
-          <w:color w:val="000000"/>
-          <w:kern w:val="0"/>
-          <w:sz w:val="32"/>
-          <w:szCs w:val="32"/>
-          <w:lang w:val="en-US"/>
-          <w14:ligatures w14:val="none"/>
-        </w:rPr>
-      </w:pPr>
-    </w:p>
-    <w:p>
-      <w:pPr>
-        <w:spacing w:after="162" w:line="360" w:lineRule="auto"/>
-        <w:ind w:left="20" w:right="60" w:hanging="10"/>
-        <w:rPr>
-          <w:rFonts w:ascii="Times New Roman" w:eastAsia="Times New Roman" w:hAnsi="Times New Roman" w:cs="Times New Roman"/>
-          <w:bCs/>
-          <w:color w:val="000000"/>
-          <w:kern w:val="0"/>
-          <w:sz w:val="32"/>
-          <w:szCs w:val="32"/>
-          <w:lang w:val="en-US"/>
-          <w14:ligatures w14:val="none"/>
-        </w:rPr>
-      </w:pPr>
-      <w:r>
-        <w:rPr>
-          <w:rFonts w:ascii="Times New Roman" w:eastAsia="Times New Roman" w:hAnsi="Times New Roman" w:cs="Times New Roman"/>
-          <w:bCs/>
-          <w:color w:val="000000"/>
-          <w:kern w:val="0"/>
-          <w:sz w:val="32"/>
-          <w:szCs w:val="32"/>
-          <w:lang w:val="en-US"/>
-          <w14:ligatures w14:val="none"/>
-        </w:rPr>
-        <w:t>3.2. Highlights the gaps or limitations in these methods.</w:t>
-      </w:r>
+        <w:t>By focusing on the combination of machine learning, reinforcement learning, and portfolio optimization, FinRL offers a competitive advantage over these platforms, providing more dynamic, efficient, and cost-effective solutions for traders looking to integrate AI-driven strategies into their workflows.</w:t>
+      </w:r>
+    </w:p>
+    <w:p>
+      <w:pPr>
+        <w:rPr>
+          <w:rFonts w:ascii="Times New Roman" w:hAnsi="Times New Roman" w:cs="Times New Roman"/>
+        </w:rPr>
+      </w:pPr>
+    </w:p>
+    <w:p>
+      <w:pPr>
+        <w:rPr>
+          <w:rFonts w:ascii="Times New Roman" w:hAnsi="Times New Roman" w:cs="Times New Roman"/>
+          <w:b/>
+          <w:bCs/>
+        </w:rPr>
+      </w:pPr>
+    </w:p>
+    <w:p>
+      <w:pPr>
+        <w:rPr>
+          <w:rFonts w:ascii="Times New Roman" w:hAnsi="Times New Roman" w:cs="Times New Roman"/>
+          <w:b/>
+          <w:bCs/>
+        </w:rPr>
+      </w:pPr>
+    </w:p>
+    <w:p>
+      <w:pPr>
+        <w:rPr>
+          <w:rFonts w:ascii="Times New Roman" w:hAnsi="Times New Roman" w:cs="Times New Roman"/>
+          <w:b/>
+          <w:bCs/>
+        </w:rPr>
+      </w:pPr>
+    </w:p>
+    <w:p>
+      <w:pPr>
+        <w:rPr>
+          <w:rFonts w:ascii="Times New Roman" w:hAnsi="Times New Roman" w:cs="Times New Roman"/>
+          <w:b/>
+          <w:bCs/>
+        </w:rPr>
+      </w:pPr>
+    </w:p>
+    <w:p>
+      <w:pPr>
+        <w:rPr>
+          <w:rFonts w:ascii="Times New Roman" w:hAnsi="Times New Roman" w:cs="Times New Roman"/>
+          <w:b/>
+          <w:bCs/>
+        </w:rPr>
+      </w:pPr>
+    </w:p>
+    <w:p>
+      <w:pPr>
+        <w:rPr>
+          <w:rFonts w:ascii="Times New Roman" w:hAnsi="Times New Roman" w:cs="Times New Roman"/>
+          <w:b/>
+          <w:bCs/>
+        </w:rPr>
+      </w:pPr>
+    </w:p>
+    <w:p>
+      <w:pPr>
+        <w:rPr>
+          <w:rFonts w:ascii="Times New Roman" w:hAnsi="Times New Roman" w:cs="Times New Roman"/>
+          <w:b/>
+          <w:bCs/>
+        </w:rPr>
+      </w:pPr>
+    </w:p>
+    <w:p>
+      <w:pPr>
+        <w:rPr>
+          <w:rFonts w:ascii="Times New Roman" w:hAnsi="Times New Roman" w:cs="Times New Roman"/>
+          <w:b/>
+          <w:bCs/>
+        </w:rPr>
+      </w:pPr>
+    </w:p>
+    <w:p>
+      <w:pPr>
+        <w:rPr>
+          <w:rFonts w:ascii="Times New Roman" w:hAnsi="Times New Roman" w:cs="Times New Roman"/>
+          <w:b/>
+          <w:bCs/>
+        </w:rPr>
+      </w:pPr>
+    </w:p>
+    <w:p>
+      <w:pPr>
+        <w:rPr>
+          <w:rFonts w:ascii="Times New Roman" w:hAnsi="Times New Roman" w:cs="Times New Roman"/>
+          <w:b/>
+          <w:bCs/>
+        </w:rPr>
+      </w:pPr>
+    </w:p>
+    <w:p>
+      <w:pPr>
+        <w:rPr>
+          <w:rFonts w:ascii="Times New Roman" w:hAnsi="Times New Roman" w:cs="Times New Roman"/>
+          <w:b/>
+          <w:bCs/>
+        </w:rPr>
+      </w:pPr>
+    </w:p>
+    <w:p>
+      <w:pPr>
+        <w:rPr>
+          <w:rFonts w:ascii="Times New Roman" w:hAnsi="Times New Roman" w:cs="Times New Roman"/>
+          <w:b/>
+          <w:bCs/>
+        </w:rPr>
+      </w:pPr>
+    </w:p>
+    <w:p>
+      <w:pPr>
+        <w:rPr>
+          <w:rFonts w:ascii="Times New Roman" w:hAnsi="Times New Roman" w:cs="Times New Roman"/>
+          <w:b/>
+          <w:bCs/>
+        </w:rPr>
+      </w:pPr>
+    </w:p>
+    <w:p>
+      <w:pPr>
+        <w:rPr>
+          <w:rFonts w:ascii="Times New Roman" w:hAnsi="Times New Roman" w:cs="Times New Roman"/>
+          <w:b/>
+          <w:bCs/>
+        </w:rPr>
+      </w:pPr>
+    </w:p>
+    <w:p>
+      <w:pPr>
+        <w:rPr>
+          <w:rFonts w:ascii="Times New Roman" w:hAnsi="Times New Roman" w:cs="Times New Roman"/>
+          <w:b/>
+          <w:bCs/>
+        </w:rPr>
+      </w:pPr>
+    </w:p>
+    <w:p>
+      <w:pPr>
+        <w:rPr>
+          <w:rFonts w:ascii="Times New Roman" w:hAnsi="Times New Roman" w:cs="Times New Roman"/>
+          <w:b/>
+          <w:bCs/>
+        </w:rPr>
+      </w:pPr>
+    </w:p>
+    <w:p>
+      <w:pPr>
+        <w:rPr>
+          <w:rFonts w:ascii="Times New Roman" w:hAnsi="Times New Roman" w:cs="Times New Roman"/>
+          <w:b/>
+          <w:bCs/>
+        </w:rPr>
+      </w:pPr>
+    </w:p>
+    <w:p>
+      <w:pPr>
+        <w:rPr>
+          <w:rFonts w:ascii="Times New Roman" w:hAnsi="Times New Roman" w:cs="Times New Roman"/>
+          <w:b/>
+          <w:bCs/>
+        </w:rPr>
+      </w:pPr>
+    </w:p>
+    <w:p>
+      <w:pPr>
+        <w:rPr>
+          <w:rFonts w:ascii="Times New Roman" w:hAnsi="Times New Roman" w:cs="Times New Roman"/>
+          <w:b/>
+          <w:bCs/>
+        </w:rPr>
+      </w:pPr>
+    </w:p>
+    <w:p>
+      <w:pPr>
+        <w:rPr>
+          <w:rFonts w:ascii="Times New Roman" w:hAnsi="Times New Roman" w:cs="Times New Roman"/>
+          <w:b/>
+          <w:bCs/>
+        </w:rPr>
+      </w:pPr>
+    </w:p>
+    <w:p>
+      <w:pPr>
+        <w:rPr>
+          <w:rFonts w:ascii="Times New Roman" w:hAnsi="Times New Roman" w:cs="Times New Roman"/>
+          <w:b/>
+          <w:bCs/>
+        </w:rPr>
+      </w:pPr>
+    </w:p>
+    <w:p>
+      <w:pPr>
+        <w:rPr>
+          <w:rFonts w:ascii="Times New Roman" w:hAnsi="Times New Roman" w:cs="Times New Roman"/>
+          <w:b/>
+          <w:bCs/>
+        </w:rPr>
+      </w:pPr>
+    </w:p>
+    <w:p>
+      <w:pPr>
+        <w:rPr>
+          <w:rFonts w:ascii="Times New Roman" w:hAnsi="Times New Roman" w:cs="Times New Roman"/>
+          <w:b/>
+          <w:bCs/>
+        </w:rPr>
+      </w:pPr>
+    </w:p>
+    <w:p>
+      <w:pPr>
+        <w:rPr>
+          <w:rFonts w:ascii="Times New Roman" w:hAnsi="Times New Roman" w:cs="Times New Roman"/>
+          <w:b/>
+          <w:bCs/>
+        </w:rPr>
+      </w:pPr>
+      <w:r>
+        <w:rPr>
+          <w:rFonts w:ascii="Times New Roman" w:hAnsi="Times New Roman" w:cs="Times New Roman"/>
+          <w:b/>
+          <w:bCs/>
+        </w:rPr>
+        <w:lastRenderedPageBreak/>
+        <w:t>Comparison</w:t>
+      </w:r>
+    </w:p>
+    <w:p>
+      <w:pPr>
+        <w:rPr>
+          <w:rFonts w:ascii="Times New Roman" w:hAnsi="Times New Roman" w:cs="Times New Roman"/>
+        </w:rPr>
+      </w:pPr>
     </w:p>
     <w:tbl>
       <w:tblPr>
-        <w:tblW w:w="8828" w:type="dxa"/>
+        <w:tblW w:w="0" w:type="auto"/>
         <w:tblCellSpacing w:w="15" w:type="dxa"/>
         <w:tblCellMar>
           <w:top w:w="15" w:type="dxa"/>
@@ -5108,12 +5184,13 @@
         <w:tblLook w:val="04A0" w:firstRow="1" w:lastRow="0" w:firstColumn="1" w:lastColumn="0" w:noHBand="0" w:noVBand="1"/>
       </w:tblPr>
       <w:tblGrid>
-        <w:gridCol w:w="2424"/>
-        <w:gridCol w:w="6404"/>
+        <w:gridCol w:w="2258"/>
+        <w:gridCol w:w="3352"/>
+        <w:gridCol w:w="3740"/>
       </w:tblGrid>
       <w:tr>
         <w:trPr>
-          <w:trHeight w:val="376"/>
+          <w:trHeight w:val="503"/>
           <w:tblHeader/>
           <w:tblCellSpacing w:w="15" w:type="dxa"/>
         </w:trPr>
@@ -5131,13 +5208,10 @@
           </w:tcPr>
           <w:p>
             <w:pPr>
-              <w:spacing w:after="0"/>
               <w:rPr>
                 <w:rFonts w:ascii="Times New Roman" w:hAnsi="Times New Roman" w:cs="Times New Roman"/>
                 <w:b/>
                 <w:bCs/>
-                <w:sz w:val="22"/>
-                <w:szCs w:val="22"/>
               </w:rPr>
             </w:pPr>
             <w:r>
@@ -5145,10 +5219,8 @@
                 <w:rFonts w:ascii="Times New Roman" w:hAnsi="Times New Roman" w:cs="Times New Roman"/>
                 <w:b/>
                 <w:bCs/>
-                <w:sz w:val="22"/>
-                <w:szCs w:val="22"/>
               </w:rPr>
-              <w:t>Technique</w:t>
+              <w:t>Platform</w:t>
             </w:r>
           </w:p>
         </w:tc>
@@ -5166,13 +5238,10 @@
           </w:tcPr>
           <w:p>
             <w:pPr>
-              <w:spacing w:after="0"/>
               <w:rPr>
                 <w:rFonts w:ascii="Times New Roman" w:hAnsi="Times New Roman" w:cs="Times New Roman"/>
                 <w:b/>
                 <w:bCs/>
-                <w:sz w:val="22"/>
-                <w:szCs w:val="22"/>
               </w:rPr>
             </w:pPr>
             <w:r>
@@ -5180,47 +5249,8 @@
                 <w:rFonts w:ascii="Times New Roman" w:hAnsi="Times New Roman" w:cs="Times New Roman"/>
                 <w:b/>
                 <w:bCs/>
-                <w:sz w:val="22"/>
-                <w:szCs w:val="22"/>
               </w:rPr>
               <w:t>Limitations</w:t>
-            </w:r>
-          </w:p>
-        </w:tc>
-      </w:tr>
-      <w:tr>
-        <w:trPr>
-          <w:trHeight w:val="2255"/>
-          <w:tblCellSpacing w:w="15" w:type="dxa"/>
-        </w:trPr>
-        <w:tc>
-          <w:tcPr>
-            <w:tcW w:w="0" w:type="auto"/>
-            <w:tcBorders>
-              <w:top w:val="single" w:sz="4" w:space="0" w:color="auto"/>
-              <w:left w:val="single" w:sz="4" w:space="0" w:color="auto"/>
-              <w:bottom w:val="single" w:sz="4" w:space="0" w:color="auto"/>
-              <w:right w:val="single" w:sz="4" w:space="0" w:color="auto"/>
-            </w:tcBorders>
-            <w:vAlign w:val="center"/>
-            <w:hideMark/>
-          </w:tcPr>
-          <w:p>
-            <w:pPr>
-              <w:spacing w:after="0"/>
-              <w:rPr>
-                <w:rFonts w:ascii="Times New Roman" w:hAnsi="Times New Roman" w:cs="Times New Roman"/>
-                <w:sz w:val="22"/>
-                <w:szCs w:val="22"/>
-              </w:rPr>
-            </w:pPr>
-            <w:r>
-              <w:rPr>
-                <w:rFonts w:ascii="Times New Roman" w:hAnsi="Times New Roman" w:cs="Times New Roman"/>
-                <w:sz w:val="22"/>
-                <w:szCs w:val="22"/>
-              </w:rPr>
-              <w:t>Modern Portfolio Theory</w:t>
             </w:r>
           </w:p>
         </w:tc>
@@ -5238,81 +5268,25 @@
           </w:tcPr>
           <w:p>
             <w:pPr>
-              <w:spacing w:after="0"/>
               <w:rPr>
                 <w:rFonts w:ascii="Times New Roman" w:hAnsi="Times New Roman" w:cs="Times New Roman"/>
-                <w:sz w:val="22"/>
-                <w:szCs w:val="22"/>
+                <w:b/>
+                <w:bCs/>
               </w:rPr>
             </w:pPr>
             <w:r>
               <w:rPr>
                 <w:rFonts w:ascii="Times New Roman" w:hAnsi="Times New Roman" w:cs="Times New Roman"/>
-                <w:sz w:val="22"/>
-                <w:szCs w:val="22"/>
+                <w:b/>
+                <w:bCs/>
               </w:rPr>
-              <w:t>- Bases the assumption on historical data alone and doesn’t include market fluctuations.</w:t>
-            </w:r>
-          </w:p>
-          <w:p>
-            <w:pPr>
-              <w:spacing w:after="0"/>
-              <w:rPr>
-                <w:rFonts w:ascii="Times New Roman" w:hAnsi="Times New Roman" w:cs="Times New Roman"/>
-                <w:sz w:val="22"/>
-                <w:szCs w:val="22"/>
-              </w:rPr>
-            </w:pPr>
-            <w:r>
-              <w:rPr>
-                <w:rFonts w:ascii="Times New Roman" w:hAnsi="Times New Roman" w:cs="Times New Roman"/>
-                <w:sz w:val="22"/>
-                <w:szCs w:val="22"/>
-              </w:rPr>
-              <w:t>- Doesn’t consider extra costs, such as broker commissions or taxes.</w:t>
-            </w:r>
-          </w:p>
-          <w:p>
-            <w:pPr>
-              <w:spacing w:after="0"/>
-              <w:rPr>
-                <w:rFonts w:ascii="Times New Roman" w:hAnsi="Times New Roman" w:cs="Times New Roman"/>
-                <w:sz w:val="22"/>
-                <w:szCs w:val="22"/>
-              </w:rPr>
-            </w:pPr>
-            <w:r>
-              <w:rPr>
-                <w:rFonts w:ascii="Times New Roman" w:hAnsi="Times New Roman" w:cs="Times New Roman"/>
-                <w:sz w:val="22"/>
-                <w:szCs w:val="22"/>
-              </w:rPr>
-              <w:t>- Assumes investors are risk-averse, rational, and have realistic investment returns.</w:t>
-            </w:r>
-          </w:p>
-          <w:p>
-            <w:pPr>
-              <w:spacing w:after="0"/>
-              <w:rPr>
-                <w:rFonts w:ascii="Times New Roman" w:hAnsi="Times New Roman" w:cs="Times New Roman"/>
-                <w:sz w:val="22"/>
-                <w:szCs w:val="22"/>
-              </w:rPr>
-            </w:pPr>
-            <w:r>
-              <w:rPr>
-                <w:rFonts w:ascii="Times New Roman" w:hAnsi="Times New Roman" w:cs="Times New Roman"/>
-                <w:sz w:val="22"/>
-                <w:szCs w:val="22"/>
-              </w:rPr>
-              <w:t>- Highly sensitive to input estimation errors.</w:t>
+              <w:t>How FinRL Stands Out</w:t>
             </w:r>
           </w:p>
         </w:tc>
       </w:tr>
       <w:tr>
         <w:trPr>
-          <w:trHeight w:val="1877"/>
           <w:tblCellSpacing w:w="15" w:type="dxa"/>
         </w:trPr>
         <w:tc>
@@ -5329,20 +5303,17 @@
           </w:tcPr>
           <w:p>
             <w:pPr>
-              <w:spacing w:after="0"/>
               <w:rPr>
                 <w:rFonts w:ascii="Times New Roman" w:hAnsi="Times New Roman" w:cs="Times New Roman"/>
-                <w:sz w:val="22"/>
-                <w:szCs w:val="22"/>
               </w:rPr>
             </w:pPr>
             <w:r>
               <w:rPr>
                 <w:rFonts w:ascii="Times New Roman" w:hAnsi="Times New Roman" w:cs="Times New Roman"/>
-                <w:sz w:val="22"/>
-                <w:szCs w:val="22"/>
+                <w:b/>
+                <w:bCs/>
               </w:rPr>
-              <w:t>Markowitz Mean-Variance</w:t>
+              <w:t>MetaTrader (MT4/MT5)</w:t>
             </w:r>
           </w:p>
         </w:tc>
@@ -5360,93 +5331,41 @@
           </w:tcPr>
           <w:p>
             <w:pPr>
-              <w:spacing w:after="0"/>
               <w:rPr>
                 <w:rFonts w:ascii="Times New Roman" w:hAnsi="Times New Roman" w:cs="Times New Roman"/>
-                <w:sz w:val="22"/>
-                <w:szCs w:val="22"/>
               </w:rPr>
             </w:pPr>
             <w:r>
               <w:rPr>
                 <w:rFonts w:ascii="Times New Roman" w:hAnsi="Times New Roman" w:cs="Times New Roman"/>
-                <w:sz w:val="22"/>
-                <w:szCs w:val="22"/>
               </w:rPr>
-              <w:t>- Considers only the mean and variance of returns, ignoring skewness.</w:t>
+              <w:t>- Static rule-based systems with limited adaptability.</w:t>
             </w:r>
           </w:p>
           <w:p>
             <w:pPr>
-              <w:spacing w:after="0"/>
               <w:rPr>
                 <w:rFonts w:ascii="Times New Roman" w:hAnsi="Times New Roman" w:cs="Times New Roman"/>
-                <w:sz w:val="22"/>
-                <w:szCs w:val="22"/>
               </w:rPr>
             </w:pPr>
             <w:r>
               <w:rPr>
                 <w:rFonts w:ascii="Times New Roman" w:hAnsi="Times New Roman" w:cs="Times New Roman"/>
-                <w:sz w:val="22"/>
-                <w:szCs w:val="22"/>
               </w:rPr>
-              <w:t>- Prevents investors from expressing views on future asset performance.</w:t>
+              <w:t>- Inadequate portfolio management tools.</w:t>
             </w:r>
           </w:p>
           <w:p>
             <w:pPr>
-              <w:spacing w:after="0"/>
               <w:rPr>
                 <w:rFonts w:ascii="Times New Roman" w:hAnsi="Times New Roman" w:cs="Times New Roman"/>
-                <w:sz w:val="22"/>
-                <w:szCs w:val="22"/>
               </w:rPr>
             </w:pPr>
             <w:r>
               <w:rPr>
                 <w:rFonts w:ascii="Times New Roman" w:hAnsi="Times New Roman" w:cs="Times New Roman"/>
-                <w:sz w:val="22"/>
-                <w:szCs w:val="22"/>
               </w:rPr>
-              <w:t>- Highly sensitive to input estimation errors, leading to unstable portfolios.</w:t>
-            </w:r>
-          </w:p>
-        </w:tc>
-      </w:tr>
-      <w:tr>
-        <w:trPr>
-          <w:trHeight w:val="1630"/>
-          <w:tblCellSpacing w:w="15" w:type="dxa"/>
-        </w:trPr>
-        <w:tc>
-          <w:tcPr>
-            <w:tcW w:w="0" w:type="auto"/>
-            <w:tcBorders>
-              <w:top w:val="single" w:sz="4" w:space="0" w:color="auto"/>
-              <w:left w:val="single" w:sz="4" w:space="0" w:color="auto"/>
-              <w:bottom w:val="single" w:sz="4" w:space="0" w:color="auto"/>
-              <w:right w:val="single" w:sz="4" w:space="0" w:color="auto"/>
-            </w:tcBorders>
-            <w:vAlign w:val="center"/>
-            <w:hideMark/>
-          </w:tcPr>
-          <w:p>
-            <w:pPr>
-              <w:spacing w:after="0"/>
-              <w:rPr>
-                <w:rFonts w:ascii="Times New Roman" w:hAnsi="Times New Roman" w:cs="Times New Roman"/>
-                <w:sz w:val="22"/>
-                <w:szCs w:val="22"/>
-              </w:rPr>
-            </w:pPr>
-            <w:r>
-              <w:rPr>
-                <w:rFonts w:ascii="Times New Roman" w:hAnsi="Times New Roman" w:cs="Times New Roman"/>
-                <w:sz w:val="22"/>
-                <w:szCs w:val="22"/>
-              </w:rPr>
-              <w:t>Black-Litterman</w:t>
+              <w:t>- Limited support for alternative data.</w:t>
             </w:r>
           </w:p>
         </w:tc>
@@ -5464,63 +5383,47 @@
           </w:tcPr>
           <w:p>
             <w:pPr>
-              <w:spacing w:after="0"/>
               <w:rPr>
                 <w:rFonts w:ascii="Times New Roman" w:hAnsi="Times New Roman" w:cs="Times New Roman"/>
-                <w:sz w:val="22"/>
-                <w:szCs w:val="22"/>
               </w:rPr>
             </w:pPr>
             <w:r>
               <w:rPr>
                 <w:rFonts w:ascii="Times New Roman" w:hAnsi="Times New Roman" w:cs="Times New Roman"/>
-                <w:sz w:val="22"/>
-                <w:szCs w:val="22"/>
               </w:rPr>
-              <w:t>- Relies on an initial equilibrium assumption that may not exist or is hard to determine.</w:t>
+              <w:t>- RL adapts dynamically to market changes.</w:t>
             </w:r>
           </w:p>
           <w:p>
             <w:pPr>
-              <w:spacing w:after="0"/>
               <w:rPr>
                 <w:rFonts w:ascii="Times New Roman" w:hAnsi="Times New Roman" w:cs="Times New Roman"/>
-                <w:sz w:val="22"/>
-                <w:szCs w:val="22"/>
               </w:rPr>
             </w:pPr>
             <w:r>
               <w:rPr>
                 <w:rFonts w:ascii="Times New Roman" w:hAnsi="Times New Roman" w:cs="Times New Roman"/>
-                <w:sz w:val="22"/>
-                <w:szCs w:val="22"/>
               </w:rPr>
-              <w:t>- Requires sophisticated estimation of market parameters and investor views.</w:t>
+              <w:t>- Advanced portfolio optimization.</w:t>
             </w:r>
           </w:p>
           <w:p>
             <w:pPr>
-              <w:spacing w:after="0"/>
               <w:rPr>
                 <w:rFonts w:ascii="Times New Roman" w:hAnsi="Times New Roman" w:cs="Times New Roman"/>
-                <w:sz w:val="22"/>
-                <w:szCs w:val="22"/>
               </w:rPr>
             </w:pPr>
             <w:r>
               <w:rPr>
                 <w:rFonts w:ascii="Times New Roman" w:hAnsi="Times New Roman" w:cs="Times New Roman"/>
-                <w:sz w:val="22"/>
-                <w:szCs w:val="22"/>
               </w:rPr>
-              <w:t>- Computationally complex compared to traditional techniques.</w:t>
+              <w:t>- Integrates alternative data sources.</w:t>
             </w:r>
           </w:p>
         </w:tc>
       </w:tr>
       <w:tr>
         <w:trPr>
-          <w:trHeight w:val="1877"/>
           <w:tblCellSpacing w:w="15" w:type="dxa"/>
         </w:trPr>
         <w:tc>
@@ -5537,20 +5440,17 @@
           </w:tcPr>
           <w:p>
             <w:pPr>
-              <w:spacing w:after="0"/>
               <w:rPr>
                 <w:rFonts w:ascii="Times New Roman" w:hAnsi="Times New Roman" w:cs="Times New Roman"/>
-                <w:sz w:val="22"/>
-                <w:szCs w:val="22"/>
               </w:rPr>
             </w:pPr>
             <w:r>
               <w:rPr>
                 <w:rFonts w:ascii="Times New Roman" w:hAnsi="Times New Roman" w:cs="Times New Roman"/>
-                <w:sz w:val="22"/>
-                <w:szCs w:val="22"/>
+                <w:b/>
+                <w:bCs/>
               </w:rPr>
-              <w:t>Risk Parity</w:t>
+              <w:t>Interactive Brokers (TWS)</w:t>
             </w:r>
           </w:p>
         </w:tc>
@@ -5568,93 +5468,28 @@
           </w:tcPr>
           <w:p>
             <w:pPr>
-              <w:spacing w:after="0"/>
               <w:rPr>
                 <w:rFonts w:ascii="Times New Roman" w:hAnsi="Times New Roman" w:cs="Times New Roman"/>
-                <w:sz w:val="22"/>
-                <w:szCs w:val="22"/>
               </w:rPr>
             </w:pPr>
             <w:r>
               <w:rPr>
                 <w:rFonts w:ascii="Times New Roman" w:hAnsi="Times New Roman" w:cs="Times New Roman"/>
-                <w:sz w:val="22"/>
-                <w:szCs w:val="22"/>
               </w:rPr>
-              <w:t>- Tends to overweight low-risk assets, reducing returns in strong markets.</w:t>
+              <w:t>- Requires manual strategy design and testing.</w:t>
             </w:r>
           </w:p>
           <w:p>
             <w:pPr>
-              <w:spacing w:after="0"/>
               <w:rPr>
                 <w:rFonts w:ascii="Times New Roman" w:hAnsi="Times New Roman" w:cs="Times New Roman"/>
-                <w:sz w:val="22"/>
-                <w:szCs w:val="22"/>
               </w:rPr>
             </w:pPr>
             <w:r>
               <w:rPr>
                 <w:rFonts w:ascii="Times New Roman" w:hAnsi="Times New Roman" w:cs="Times New Roman"/>
-                <w:sz w:val="22"/>
-                <w:szCs w:val="22"/>
               </w:rPr>
-              <w:t>- Requires accurate volatility estimates, which may not hold in volatile markets.</w:t>
-            </w:r>
-          </w:p>
-          <w:p>
-            <w:pPr>
-              <w:spacing w:after="0"/>
-              <w:rPr>
-                <w:rFonts w:ascii="Times New Roman" w:hAnsi="Times New Roman" w:cs="Times New Roman"/>
-                <w:sz w:val="22"/>
-                <w:szCs w:val="22"/>
-              </w:rPr>
-            </w:pPr>
-            <w:r>
-              <w:rPr>
-                <w:rFonts w:ascii="Times New Roman" w:hAnsi="Times New Roman" w:cs="Times New Roman"/>
-                <w:sz w:val="22"/>
-                <w:szCs w:val="22"/>
-              </w:rPr>
-              <w:t>- Does not explicitly optimize for expected returns, focusing solely on risk.</w:t>
-            </w:r>
-          </w:p>
-        </w:tc>
-      </w:tr>
-      <w:tr>
-        <w:trPr>
-          <w:trHeight w:val="1380"/>
-          <w:tblCellSpacing w:w="15" w:type="dxa"/>
-        </w:trPr>
-        <w:tc>
-          <w:tcPr>
-            <w:tcW w:w="0" w:type="auto"/>
-            <w:tcBorders>
-              <w:top w:val="single" w:sz="4" w:space="0" w:color="auto"/>
-              <w:left w:val="single" w:sz="4" w:space="0" w:color="auto"/>
-              <w:bottom w:val="single" w:sz="4" w:space="0" w:color="auto"/>
-              <w:right w:val="single" w:sz="4" w:space="0" w:color="auto"/>
-            </w:tcBorders>
-            <w:vAlign w:val="center"/>
-            <w:hideMark/>
-          </w:tcPr>
-          <w:p>
-            <w:pPr>
-              <w:spacing w:after="0"/>
-              <w:rPr>
-                <w:rFonts w:ascii="Times New Roman" w:hAnsi="Times New Roman" w:cs="Times New Roman"/>
-                <w:sz w:val="22"/>
-                <w:szCs w:val="22"/>
-              </w:rPr>
-            </w:pPr>
-            <w:r>
-              <w:rPr>
-                <w:rFonts w:ascii="Times New Roman" w:hAnsi="Times New Roman" w:cs="Times New Roman"/>
-                <w:sz w:val="22"/>
-                <w:szCs w:val="22"/>
-              </w:rPr>
-              <w:t>Minimum Variance Portfolio</w:t>
+              <w:t>- Limited ML integration for dynamic adjustments.</w:t>
             </w:r>
           </w:p>
         </w:tc>
@@ -5672,63 +5507,34 @@
           </w:tcPr>
           <w:p>
             <w:pPr>
-              <w:spacing w:after="0"/>
               <w:rPr>
                 <w:rFonts w:ascii="Times New Roman" w:hAnsi="Times New Roman" w:cs="Times New Roman"/>
-                <w:sz w:val="22"/>
-                <w:szCs w:val="22"/>
               </w:rPr>
             </w:pPr>
             <w:r>
               <w:rPr>
                 <w:rFonts w:ascii="Times New Roman" w:hAnsi="Times New Roman" w:cs="Times New Roman"/>
-                <w:sz w:val="22"/>
-                <w:szCs w:val="22"/>
               </w:rPr>
-              <w:t>- Focuses solely on risk minimization, ignoring potential returns.</w:t>
+              <w:t>- Automates backtesting and strategy development.</w:t>
             </w:r>
           </w:p>
           <w:p>
             <w:pPr>
-              <w:spacing w:after="0"/>
               <w:rPr>
                 <w:rFonts w:ascii="Times New Roman" w:hAnsi="Times New Roman" w:cs="Times New Roman"/>
-                <w:sz w:val="22"/>
-                <w:szCs w:val="22"/>
               </w:rPr>
             </w:pPr>
             <w:r>
               <w:rPr>
                 <w:rFonts w:ascii="Times New Roman" w:hAnsi="Times New Roman" w:cs="Times New Roman"/>
-                <w:sz w:val="22"/>
-                <w:szCs w:val="22"/>
               </w:rPr>
-              <w:t>- May underperform during bull markets.</w:t>
-            </w:r>
-          </w:p>
-          <w:p>
-            <w:pPr>
-              <w:spacing w:after="0"/>
-              <w:rPr>
-                <w:rFonts w:ascii="Times New Roman" w:hAnsi="Times New Roman" w:cs="Times New Roman"/>
-                <w:sz w:val="22"/>
-                <w:szCs w:val="22"/>
-              </w:rPr>
-            </w:pPr>
-            <w:r>
-              <w:rPr>
-                <w:rFonts w:ascii="Times New Roman" w:hAnsi="Times New Roman" w:cs="Times New Roman"/>
-                <w:sz w:val="22"/>
-                <w:szCs w:val="22"/>
-              </w:rPr>
-              <w:t>- Relies heavily on accurate covariance estimation, which can be unstable.</w:t>
+              <w:t>- RL continuously adjusts strategies in real-time.</w:t>
             </w:r>
           </w:p>
         </w:tc>
       </w:tr>
       <w:tr>
         <w:trPr>
-          <w:trHeight w:val="745"/>
           <w:tblCellSpacing w:w="15" w:type="dxa"/>
         </w:trPr>
         <w:tc>
@@ -5745,21 +5551,17 @@
           </w:tcPr>
           <w:p>
             <w:pPr>
-              <w:spacing w:after="0"/>
               <w:rPr>
                 <w:rFonts w:ascii="Times New Roman" w:hAnsi="Times New Roman" w:cs="Times New Roman"/>
-                <w:sz w:val="22"/>
-                <w:szCs w:val="22"/>
               </w:rPr>
             </w:pPr>
             <w:r>
               <w:rPr>
                 <w:rFonts w:ascii="Times New Roman" w:hAnsi="Times New Roman" w:cs="Times New Roman"/>
-                <w:sz w:val="22"/>
-                <w:szCs w:val="22"/>
+                <w:b/>
+                <w:bCs/>
               </w:rPr>
-              <w:lastRenderedPageBreak/>
-              <w:t>Hierarchical Risk Parity</w:t>
+              <w:t>Bloomberg Terminal</w:t>
             </w:r>
           </w:p>
         </w:tc>
@@ -5777,129 +5579,41 @@
           </w:tcPr>
           <w:p>
             <w:pPr>
-              <w:spacing w:after="0"/>
               <w:rPr>
                 <w:rFonts w:ascii="Times New Roman" w:hAnsi="Times New Roman" w:cs="Times New Roman"/>
-                <w:sz w:val="22"/>
-                <w:szCs w:val="22"/>
               </w:rPr>
             </w:pPr>
             <w:r>
               <w:rPr>
                 <w:rFonts w:ascii="Times New Roman" w:hAnsi="Times New Roman" w:cs="Times New Roman"/>
-                <w:sz w:val="22"/>
-                <w:szCs w:val="22"/>
               </w:rPr>
-              <w:t>- Relies heavily on historical correlations, which are not static.</w:t>
+              <w:t>- Prohibitively expensive for individuals.</w:t>
             </w:r>
           </w:p>
           <w:p>
             <w:pPr>
-              <w:spacing w:after="0"/>
               <w:rPr>
                 <w:rFonts w:ascii="Times New Roman" w:hAnsi="Times New Roman" w:cs="Times New Roman"/>
-                <w:sz w:val="22"/>
-                <w:szCs w:val="22"/>
               </w:rPr>
             </w:pPr>
             <w:r>
               <w:rPr>
                 <w:rFonts w:ascii="Times New Roman" w:hAnsi="Times New Roman" w:cs="Times New Roman"/>
-                <w:sz w:val="22"/>
-                <w:szCs w:val="22"/>
               </w:rPr>
-              <w:t>- Algorithms may overfit to historical data.</w:t>
+              <w:t>- Lacks robust ML features.</w:t>
             </w:r>
           </w:p>
           <w:p>
             <w:pPr>
-              <w:spacing w:after="0"/>
               <w:rPr>
                 <w:rFonts w:ascii="Times New Roman" w:hAnsi="Times New Roman" w:cs="Times New Roman"/>
-                <w:sz w:val="22"/>
-                <w:szCs w:val="22"/>
               </w:rPr>
             </w:pPr>
             <w:r>
               <w:rPr>
                 <w:rFonts w:ascii="Times New Roman" w:hAnsi="Times New Roman" w:cs="Times New Roman"/>
-                <w:sz w:val="22"/>
-                <w:szCs w:val="22"/>
               </w:rPr>
-              <w:t>- Clustering can lead to sector-specific risks and under-diversification.</w:t>
-            </w:r>
-          </w:p>
-          <w:p>
-            <w:pPr>
-              <w:spacing w:after="0"/>
-              <w:rPr>
-                <w:rFonts w:ascii="Times New Roman" w:hAnsi="Times New Roman" w:cs="Times New Roman"/>
-                <w:sz w:val="22"/>
-                <w:szCs w:val="22"/>
-              </w:rPr>
-            </w:pPr>
-            <w:r>
-              <w:rPr>
-                <w:rFonts w:ascii="Times New Roman" w:hAnsi="Times New Roman" w:cs="Times New Roman"/>
-                <w:sz w:val="22"/>
-                <w:szCs w:val="22"/>
-              </w:rPr>
-              <w:t>- Backward-looking nature may fail during significant market shifts.</w:t>
-            </w:r>
-          </w:p>
-          <w:p>
-            <w:pPr>
-              <w:spacing w:after="0"/>
-              <w:rPr>
-                <w:rFonts w:ascii="Times New Roman" w:hAnsi="Times New Roman" w:cs="Times New Roman"/>
-                <w:sz w:val="22"/>
-                <w:szCs w:val="22"/>
-              </w:rPr>
-            </w:pPr>
-            <w:r>
-              <w:rPr>
-                <w:rFonts w:ascii="Times New Roman" w:hAnsi="Times New Roman" w:cs="Times New Roman"/>
-                <w:sz w:val="22"/>
-                <w:szCs w:val="22"/>
-              </w:rPr>
-              <w:t>- Computationally intensive.</w:t>
-            </w:r>
-          </w:p>
-        </w:tc>
-      </w:tr>
-      <w:tr>
-        <w:trPr>
-          <w:trHeight w:val="112"/>
-          <w:tblCellSpacing w:w="15" w:type="dxa"/>
-        </w:trPr>
-        <w:tc>
-          <w:tcPr>
-            <w:tcW w:w="0" w:type="auto"/>
-            <w:tcBorders>
-              <w:top w:val="single" w:sz="4" w:space="0" w:color="auto"/>
-              <w:left w:val="single" w:sz="4" w:space="0" w:color="auto"/>
-              <w:bottom w:val="single" w:sz="4" w:space="0" w:color="auto"/>
-              <w:right w:val="single" w:sz="4" w:space="0" w:color="auto"/>
-            </w:tcBorders>
-            <w:vAlign w:val="center"/>
-            <w:hideMark/>
-          </w:tcPr>
-          <w:p>
-            <w:pPr>
-              <w:spacing w:after="0"/>
-              <w:rPr>
-                <w:rFonts w:ascii="Times New Roman" w:hAnsi="Times New Roman" w:cs="Times New Roman"/>
-                <w:sz w:val="22"/>
-                <w:szCs w:val="22"/>
-              </w:rPr>
-            </w:pPr>
-            <w:r>
-              <w:rPr>
-                <w:rFonts w:ascii="Times New Roman" w:hAnsi="Times New Roman" w:cs="Times New Roman"/>
-                <w:sz w:val="22"/>
-                <w:szCs w:val="22"/>
-              </w:rPr>
-              <w:t>Principal Component Analysis</w:t>
+              <w:t>- Complex interface for non-professionals.</w:t>
             </w:r>
           </w:p>
         </w:tc>
@@ -5917,81 +5631,47 @@
           </w:tcPr>
           <w:p>
             <w:pPr>
-              <w:spacing w:after="0"/>
               <w:rPr>
                 <w:rFonts w:ascii="Times New Roman" w:hAnsi="Times New Roman" w:cs="Times New Roman"/>
-                <w:sz w:val="22"/>
-                <w:szCs w:val="22"/>
               </w:rPr>
             </w:pPr>
             <w:r>
               <w:rPr>
                 <w:rFonts w:ascii="Times New Roman" w:hAnsi="Times New Roman" w:cs="Times New Roman"/>
-                <w:sz w:val="22"/>
-                <w:szCs w:val="22"/>
               </w:rPr>
-              <w:t>- Principal components are hard to interpret.</w:t>
+              <w:t>- Open-source and cost-effective.</w:t>
             </w:r>
           </w:p>
           <w:p>
             <w:pPr>
-              <w:spacing w:after="0"/>
               <w:rPr>
                 <w:rFonts w:ascii="Times New Roman" w:hAnsi="Times New Roman" w:cs="Times New Roman"/>
-                <w:sz w:val="22"/>
-                <w:szCs w:val="22"/>
               </w:rPr>
             </w:pPr>
             <w:r>
               <w:rPr>
                 <w:rFonts w:ascii="Times New Roman" w:hAnsi="Times New Roman" w:cs="Times New Roman"/>
-                <w:sz w:val="22"/>
-                <w:szCs w:val="22"/>
               </w:rPr>
-              <w:t>- Relies on historical data, which may not capture future dynamics.</w:t>
+              <w:t>- RL ensures real-time optimization.</w:t>
             </w:r>
           </w:p>
           <w:p>
             <w:pPr>
-              <w:spacing w:after="0"/>
               <w:rPr>
                 <w:rFonts w:ascii="Times New Roman" w:hAnsi="Times New Roman" w:cs="Times New Roman"/>
-                <w:sz w:val="22"/>
-                <w:szCs w:val="22"/>
               </w:rPr>
             </w:pPr>
             <w:r>
               <w:rPr>
                 <w:rFonts w:ascii="Times New Roman" w:hAnsi="Times New Roman" w:cs="Times New Roman"/>
-                <w:sz w:val="22"/>
-                <w:szCs w:val="22"/>
               </w:rPr>
-              <w:t>- Fails to capture nonlinear relationships.</w:t>
-            </w:r>
-          </w:p>
-          <w:p>
-            <w:pPr>
-              <w:spacing w:after="0"/>
-              <w:rPr>
-                <w:rFonts w:ascii="Times New Roman" w:hAnsi="Times New Roman" w:cs="Times New Roman"/>
-                <w:sz w:val="22"/>
-                <w:szCs w:val="22"/>
-              </w:rPr>
-            </w:pPr>
-            <w:r>
-              <w:rPr>
-                <w:rFonts w:ascii="Times New Roman" w:hAnsi="Times New Roman" w:cs="Times New Roman"/>
-                <w:sz w:val="22"/>
-                <w:szCs w:val="22"/>
-              </w:rPr>
-              <w:t>- Computationally expensive for high-dimensional datasets.</w:t>
+              <w:t>- Simplified, modular interface for ease of use.</w:t>
             </w:r>
           </w:p>
         </w:tc>
       </w:tr>
       <w:tr>
         <w:trPr>
-          <w:trHeight w:val="1132"/>
           <w:tblCellSpacing w:w="15" w:type="dxa"/>
         </w:trPr>
         <w:tc>
@@ -6008,20 +5688,17 @@
           </w:tcPr>
           <w:p>
             <w:pPr>
-              <w:spacing w:after="0"/>
               <w:rPr>
                 <w:rFonts w:ascii="Times New Roman" w:hAnsi="Times New Roman" w:cs="Times New Roman"/>
-                <w:sz w:val="22"/>
-                <w:szCs w:val="22"/>
               </w:rPr>
             </w:pPr>
             <w:r>
               <w:rPr>
                 <w:rFonts w:ascii="Times New Roman" w:hAnsi="Times New Roman" w:cs="Times New Roman"/>
-                <w:sz w:val="22"/>
-                <w:szCs w:val="22"/>
+                <w:b/>
+                <w:bCs/>
               </w:rPr>
-              <w:t>Bayesian Networks</w:t>
+              <w:t>QuantConnect</w:t>
             </w:r>
           </w:p>
         </w:tc>
@@ -6039,56 +5716,230 @@
           </w:tcPr>
           <w:p>
             <w:pPr>
-              <w:spacing w:after="0"/>
               <w:rPr>
                 <w:rFonts w:ascii="Times New Roman" w:hAnsi="Times New Roman" w:cs="Times New Roman"/>
-                <w:sz w:val="22"/>
-                <w:szCs w:val="22"/>
               </w:rPr>
             </w:pPr>
             <w:r>
               <w:rPr>
                 <w:rFonts w:ascii="Times New Roman" w:hAnsi="Times New Roman" w:cs="Times New Roman"/>
-                <w:sz w:val="22"/>
-                <w:szCs w:val="22"/>
               </w:rPr>
-              <w:t>- Computationally intensive.</w:t>
+              <w:t>- Steep learning curve for beginners.</w:t>
             </w:r>
           </w:p>
           <w:p>
             <w:pPr>
-              <w:spacing w:after="0"/>
               <w:rPr>
                 <w:rFonts w:ascii="Times New Roman" w:hAnsi="Times New Roman" w:cs="Times New Roman"/>
-                <w:sz w:val="22"/>
-                <w:szCs w:val="22"/>
               </w:rPr>
             </w:pPr>
             <w:r>
               <w:rPr>
                 <w:rFonts w:ascii="Times New Roman" w:hAnsi="Times New Roman" w:cs="Times New Roman"/>
-                <w:sz w:val="22"/>
-                <w:szCs w:val="22"/>
               </w:rPr>
-              <w:t>- Complex to model and implement.</w:t>
+              <w:t>- Resource-intensive for complex strategies.</w:t>
             </w:r>
           </w:p>
           <w:p>
             <w:pPr>
-              <w:spacing w:after="0"/>
               <w:rPr>
                 <w:rFonts w:ascii="Times New Roman" w:hAnsi="Times New Roman" w:cs="Times New Roman"/>
-                <w:sz w:val="22"/>
-                <w:szCs w:val="22"/>
               </w:rPr>
             </w:pPr>
             <w:r>
               <w:rPr>
                 <w:rFonts w:ascii="Times New Roman" w:hAnsi="Times New Roman" w:cs="Times New Roman"/>
-                <w:sz w:val="22"/>
-                <w:szCs w:val="22"/>
               </w:rPr>
-              <w:t>- Requires high-quality data for accurate results.</w:t>
+              <w:t>- Limited built-in ML algorithms.</w:t>
+            </w:r>
+          </w:p>
+        </w:tc>
+        <w:tc>
+          <w:tcPr>
+            <w:tcW w:w="0" w:type="auto"/>
+            <w:tcBorders>
+              <w:top w:val="single" w:sz="4" w:space="0" w:color="auto"/>
+              <w:left w:val="single" w:sz="4" w:space="0" w:color="auto"/>
+              <w:bottom w:val="single" w:sz="4" w:space="0" w:color="auto"/>
+              <w:right w:val="single" w:sz="4" w:space="0" w:color="auto"/>
+            </w:tcBorders>
+            <w:vAlign w:val="center"/>
+            <w:hideMark/>
+          </w:tcPr>
+          <w:p>
+            <w:pPr>
+              <w:rPr>
+                <w:rFonts w:ascii="Times New Roman" w:hAnsi="Times New Roman" w:cs="Times New Roman"/>
+              </w:rPr>
+            </w:pPr>
+            <w:r>
+              <w:rPr>
+                <w:rFonts w:ascii="Times New Roman" w:hAnsi="Times New Roman" w:cs="Times New Roman"/>
+              </w:rPr>
+              <w:t>- Ready-to-use RL templates.</w:t>
+            </w:r>
+          </w:p>
+          <w:p>
+            <w:pPr>
+              <w:rPr>
+                <w:rFonts w:ascii="Times New Roman" w:hAnsi="Times New Roman" w:cs="Times New Roman"/>
+              </w:rPr>
+            </w:pPr>
+            <w:r>
+              <w:rPr>
+                <w:rFonts w:ascii="Times New Roman" w:hAnsi="Times New Roman" w:cs="Times New Roman"/>
+              </w:rPr>
+              <w:t>- Lower computational overhead.</w:t>
+            </w:r>
+          </w:p>
+          <w:p>
+            <w:pPr>
+              <w:rPr>
+                <w:rFonts w:ascii="Times New Roman" w:hAnsi="Times New Roman" w:cs="Times New Roman"/>
+              </w:rPr>
+            </w:pPr>
+            <w:r>
+              <w:rPr>
+                <w:rFonts w:ascii="Times New Roman" w:hAnsi="Times New Roman" w:cs="Times New Roman"/>
+              </w:rPr>
+              <w:t>- Pre-built RL algorithms for portfolio optimization.</w:t>
+            </w:r>
+          </w:p>
+        </w:tc>
+      </w:tr>
+      <w:tr>
+        <w:trPr>
+          <w:tblCellSpacing w:w="15" w:type="dxa"/>
+        </w:trPr>
+        <w:tc>
+          <w:tcPr>
+            <w:tcW w:w="0" w:type="auto"/>
+            <w:tcBorders>
+              <w:top w:val="single" w:sz="4" w:space="0" w:color="auto"/>
+              <w:left w:val="single" w:sz="4" w:space="0" w:color="auto"/>
+              <w:bottom w:val="single" w:sz="4" w:space="0" w:color="auto"/>
+              <w:right w:val="single" w:sz="4" w:space="0" w:color="auto"/>
+            </w:tcBorders>
+            <w:vAlign w:val="center"/>
+            <w:hideMark/>
+          </w:tcPr>
+          <w:p>
+            <w:pPr>
+              <w:rPr>
+                <w:rFonts w:ascii="Times New Roman" w:hAnsi="Times New Roman" w:cs="Times New Roman"/>
+              </w:rPr>
+            </w:pPr>
+            <w:r>
+              <w:rPr>
+                <w:rFonts w:ascii="Times New Roman" w:hAnsi="Times New Roman" w:cs="Times New Roman"/>
+                <w:b/>
+                <w:bCs/>
+              </w:rPr>
+              <w:t>Alpaca</w:t>
+            </w:r>
+          </w:p>
+        </w:tc>
+        <w:tc>
+          <w:tcPr>
+            <w:tcW w:w="0" w:type="auto"/>
+            <w:tcBorders>
+              <w:top w:val="single" w:sz="4" w:space="0" w:color="auto"/>
+              <w:left w:val="single" w:sz="4" w:space="0" w:color="auto"/>
+              <w:bottom w:val="single" w:sz="4" w:space="0" w:color="auto"/>
+              <w:right w:val="single" w:sz="4" w:space="0" w:color="auto"/>
+            </w:tcBorders>
+            <w:vAlign w:val="center"/>
+            <w:hideMark/>
+          </w:tcPr>
+          <w:p>
+            <w:pPr>
+              <w:rPr>
+                <w:rFonts w:ascii="Times New Roman" w:hAnsi="Times New Roman" w:cs="Times New Roman"/>
+              </w:rPr>
+            </w:pPr>
+            <w:r>
+              <w:rPr>
+                <w:rFonts w:ascii="Times New Roman" w:hAnsi="Times New Roman" w:cs="Times New Roman"/>
+              </w:rPr>
+              <w:t>- Limited native ML support.</w:t>
+            </w:r>
+          </w:p>
+          <w:p>
+            <w:pPr>
+              <w:rPr>
+                <w:rFonts w:ascii="Times New Roman" w:hAnsi="Times New Roman" w:cs="Times New Roman"/>
+              </w:rPr>
+            </w:pPr>
+            <w:r>
+              <w:rPr>
+                <w:rFonts w:ascii="Times New Roman" w:hAnsi="Times New Roman" w:cs="Times New Roman"/>
+              </w:rPr>
+              <w:t>- Requires significant custom development.</w:t>
+            </w:r>
+          </w:p>
+          <w:p>
+            <w:pPr>
+              <w:rPr>
+                <w:rFonts w:ascii="Times New Roman" w:hAnsi="Times New Roman" w:cs="Times New Roman"/>
+              </w:rPr>
+            </w:pPr>
+            <w:r>
+              <w:rPr>
+                <w:rFonts w:ascii="Times New Roman" w:hAnsi="Times New Roman" w:cs="Times New Roman"/>
+              </w:rPr>
+              <w:t>- Limited risk management tools.</w:t>
+            </w:r>
+          </w:p>
+        </w:tc>
+        <w:tc>
+          <w:tcPr>
+            <w:tcW w:w="0" w:type="auto"/>
+            <w:tcBorders>
+              <w:top w:val="single" w:sz="4" w:space="0" w:color="auto"/>
+              <w:left w:val="single" w:sz="4" w:space="0" w:color="auto"/>
+              <w:bottom w:val="single" w:sz="4" w:space="0" w:color="auto"/>
+              <w:right w:val="single" w:sz="4" w:space="0" w:color="auto"/>
+            </w:tcBorders>
+            <w:vAlign w:val="center"/>
+            <w:hideMark/>
+          </w:tcPr>
+          <w:p>
+            <w:pPr>
+              <w:rPr>
+                <w:rFonts w:ascii="Times New Roman" w:hAnsi="Times New Roman" w:cs="Times New Roman"/>
+              </w:rPr>
+            </w:pPr>
+            <w:r>
+              <w:rPr>
+                <w:rFonts w:ascii="Times New Roman" w:hAnsi="Times New Roman" w:cs="Times New Roman"/>
+              </w:rPr>
+              <w:t>- RL-powered portfolio optimization and risk management.</w:t>
+            </w:r>
+          </w:p>
+          <w:p>
+            <w:pPr>
+              <w:rPr>
+                <w:rFonts w:ascii="Times New Roman" w:hAnsi="Times New Roman" w:cs="Times New Roman"/>
+              </w:rPr>
+            </w:pPr>
+            <w:r>
+              <w:rPr>
+                <w:rFonts w:ascii="Times New Roman" w:hAnsi="Times New Roman" w:cs="Times New Roman"/>
+              </w:rPr>
+              <w:t>- Pre-built ML algorithms save time.</w:t>
+            </w:r>
+          </w:p>
+          <w:p>
+            <w:pPr>
+              <w:rPr>
+                <w:rFonts w:ascii="Times New Roman" w:hAnsi="Times New Roman" w:cs="Times New Roman"/>
+              </w:rPr>
+            </w:pPr>
+            <w:r>
+              <w:rPr>
+                <w:rFonts w:ascii="Times New Roman" w:hAnsi="Times New Roman" w:cs="Times New Roman"/>
+              </w:rPr>
+              <w:t>- Unified development platform.</w:t>
             </w:r>
           </w:p>
         </w:tc>
@@ -6096,261 +5947,10 @@
     </w:tbl>
     <w:p>
       <w:pPr>
-        <w:spacing w:after="162" w:line="360" w:lineRule="auto"/>
-        <w:ind w:left="20" w:right="60" w:hanging="10"/>
-        <w:rPr>
-          <w:rFonts w:ascii="Times New Roman" w:eastAsia="Times New Roman" w:hAnsi="Times New Roman" w:cs="Times New Roman"/>
-          <w:bCs/>
-          <w:color w:val="000000"/>
-          <w:kern w:val="0"/>
-          <w:sz w:val="32"/>
-          <w:szCs w:val="32"/>
-          <w:lang w:val="en-US"/>
-          <w14:ligatures w14:val="none"/>
-        </w:rPr>
-      </w:pPr>
-    </w:p>
-    <w:p>
-      <w:pPr>
-        <w:spacing w:after="162" w:line="360" w:lineRule="auto"/>
-        <w:ind w:left="20" w:right="60" w:hanging="10"/>
-        <w:rPr>
-          <w:rFonts w:ascii="Times New Roman" w:eastAsia="Times New Roman" w:hAnsi="Times New Roman" w:cs="Times New Roman"/>
-          <w:bCs/>
-          <w:color w:val="000000"/>
-          <w:kern w:val="0"/>
-          <w:sz w:val="32"/>
-          <w:szCs w:val="32"/>
-          <w:lang w:val="en-US"/>
-          <w14:ligatures w14:val="none"/>
-        </w:rPr>
-      </w:pPr>
-      <w:r>
-        <w:rPr>
-          <w:rFonts w:ascii="Times New Roman" w:eastAsia="Times New Roman" w:hAnsi="Times New Roman" w:cs="Times New Roman"/>
-          <w:bCs/>
-          <w:color w:val="000000"/>
-          <w:kern w:val="0"/>
-          <w:sz w:val="32"/>
-          <w:szCs w:val="32"/>
-          <w:lang w:val="en-US"/>
-          <w14:ligatures w14:val="none"/>
-        </w:rPr>
-        <w:t>3.3. Explains how your project/solution addresses these gaps and provides a unique value proposition.</w:t>
-      </w:r>
-    </w:p>
-    <w:p>
-      <w:pPr>
-        <w:spacing w:after="162" w:line="360" w:lineRule="auto"/>
-        <w:ind w:right="60"/>
-        <w:rPr>
-          <w:rFonts w:ascii="Times New Roman" w:eastAsia="Times New Roman" w:hAnsi="Times New Roman" w:cs="Times New Roman"/>
-          <w:bCs/>
-          <w:color w:val="000000"/>
-          <w:kern w:val="0"/>
-          <w:sz w:val="32"/>
-          <w:szCs w:val="32"/>
-          <w:lang w:val="en-US"/>
-          <w14:ligatures w14:val="none"/>
-        </w:rPr>
-      </w:pPr>
-      <w:r>
-        <w:rPr>
-          <w:rFonts w:ascii="Times New Roman" w:eastAsia="Times New Roman" w:hAnsi="Times New Roman" w:cs="Times New Roman"/>
-          <w:bCs/>
-          <w:color w:val="000000"/>
-          <w:kern w:val="0"/>
-          <w:sz w:val="32"/>
-          <w:szCs w:val="32"/>
-          <w:lang w:val="en-US"/>
-          <w14:ligatures w14:val="none"/>
-        </w:rPr>
-        <w:t xml:space="preserve">Answer here </w:t>
-      </w:r>
-      <w:r>
-        <w:rPr>
-          <w:rFonts w:ascii="Times New Roman" w:eastAsia="Times New Roman" w:hAnsi="Times New Roman" w:cs="Times New Roman"/>
-          <w:bCs/>
-          <w:color w:val="000000"/>
-          <w:kern w:val="0"/>
-          <w:sz w:val="32"/>
-          <w:szCs w:val="32"/>
-          <w:lang w:val="en-US"/>
-          <w14:ligatures w14:val="none"/>
-        </w:rPr>
-        <w:sym w:font="Wingdings" w:char="F0E0"/>
-      </w:r>
-    </w:p>
-    <w:p>
-      <w:pPr>
-        <w:spacing w:after="162" w:line="360" w:lineRule="auto"/>
-        <w:ind w:left="20" w:right="60" w:hanging="10"/>
-        <w:rPr>
-          <w:rFonts w:ascii="Times New Roman" w:eastAsia="Times New Roman" w:hAnsi="Times New Roman" w:cs="Times New Roman"/>
-          <w:b/>
-          <w:color w:val="000000"/>
-          <w:kern w:val="0"/>
-          <w:sz w:val="32"/>
-          <w:szCs w:val="32"/>
-          <w:lang w:val="en-US"/>
-          <w14:ligatures w14:val="none"/>
-        </w:rPr>
-      </w:pPr>
-      <w:r>
-        <w:rPr>
-          <w:rFonts w:ascii="Times New Roman" w:eastAsia="Times New Roman" w:hAnsi="Times New Roman" w:cs="Times New Roman"/>
-          <w:b/>
-          <w:color w:val="000000"/>
-          <w:kern w:val="0"/>
-          <w:sz w:val="32"/>
-          <w:szCs w:val="32"/>
-          <w:lang w:val="en-US"/>
-          <w14:ligatures w14:val="none"/>
-        </w:rPr>
-        <w:t>Purpose:</w:t>
-      </w:r>
-    </w:p>
-    <w:p>
-      <w:pPr>
-        <w:spacing w:after="162" w:line="360" w:lineRule="auto"/>
-        <w:ind w:right="60"/>
-        <w:rPr>
-          <w:rFonts w:ascii="Times New Roman" w:eastAsia="Times New Roman" w:hAnsi="Times New Roman" w:cs="Times New Roman"/>
-          <w:bCs/>
-          <w:color w:val="000000"/>
-          <w:kern w:val="0"/>
-          <w:sz w:val="32"/>
-          <w:szCs w:val="32"/>
-          <w:lang w:val="en-US"/>
-          <w14:ligatures w14:val="none"/>
-        </w:rPr>
-      </w:pPr>
-      <w:r>
-        <w:rPr>
-          <w:rFonts w:ascii="Times New Roman" w:eastAsia="Times New Roman" w:hAnsi="Times New Roman" w:cs="Times New Roman"/>
-          <w:bCs/>
-          <w:color w:val="000000"/>
-          <w:kern w:val="0"/>
-          <w:sz w:val="32"/>
-          <w:szCs w:val="32"/>
-          <w:lang w:val="en-US"/>
-          <w14:ligatures w14:val="none"/>
-        </w:rPr>
-        <w:t>1.Differentiates your solution from competitors.</w:t>
-      </w:r>
-    </w:p>
-    <w:p>
-      <w:pPr>
-        <w:spacing w:after="162" w:line="360" w:lineRule="auto"/>
-        <w:ind w:right="60"/>
-        <w:rPr>
-          <w:rFonts w:ascii="Times New Roman" w:eastAsia="Times New Roman" w:hAnsi="Times New Roman" w:cs="Times New Roman"/>
-          <w:bCs/>
-          <w:color w:val="000000"/>
-          <w:kern w:val="0"/>
-          <w:sz w:val="32"/>
-          <w:szCs w:val="32"/>
-          <w:lang w:val="en-US"/>
-          <w14:ligatures w14:val="none"/>
-        </w:rPr>
-      </w:pPr>
-      <w:r>
-        <w:rPr>
-          <w:rFonts w:ascii="Times New Roman" w:eastAsia="Times New Roman" w:hAnsi="Times New Roman" w:cs="Times New Roman"/>
-          <w:bCs/>
-          <w:color w:val="000000"/>
-          <w:kern w:val="0"/>
-          <w:sz w:val="32"/>
-          <w:szCs w:val="32"/>
-          <w:lang w:val="en-US"/>
-          <w14:ligatures w14:val="none"/>
-        </w:rPr>
-        <w:t xml:space="preserve">Answer here </w:t>
-      </w:r>
-      <w:r>
-        <w:rPr>
-          <w:rFonts w:ascii="Times New Roman" w:eastAsia="Times New Roman" w:hAnsi="Times New Roman" w:cs="Times New Roman"/>
-          <w:bCs/>
-          <w:color w:val="000000"/>
-          <w:kern w:val="0"/>
-          <w:sz w:val="32"/>
-          <w:szCs w:val="32"/>
-          <w:lang w:val="en-US"/>
-          <w14:ligatures w14:val="none"/>
-        </w:rPr>
-        <w:sym w:font="Wingdings" w:char="F0E0"/>
-      </w:r>
-    </w:p>
-    <w:p>
-      <w:pPr>
-        <w:spacing w:after="162" w:line="360" w:lineRule="auto"/>
-        <w:ind w:right="60"/>
-        <w:rPr>
-          <w:rFonts w:ascii="Times New Roman" w:eastAsia="Times New Roman" w:hAnsi="Times New Roman" w:cs="Times New Roman"/>
-          <w:bCs/>
-          <w:color w:val="000000"/>
-          <w:kern w:val="0"/>
-          <w:sz w:val="32"/>
-          <w:szCs w:val="32"/>
-          <w:lang w:val="en-US"/>
-          <w14:ligatures w14:val="none"/>
-        </w:rPr>
-      </w:pPr>
-      <w:r>
-        <w:rPr>
-          <w:rFonts w:ascii="Times New Roman" w:eastAsia="Times New Roman" w:hAnsi="Times New Roman" w:cs="Times New Roman"/>
-          <w:bCs/>
-          <w:color w:val="000000"/>
-          <w:kern w:val="0"/>
-          <w:sz w:val="32"/>
-          <w:szCs w:val="32"/>
-          <w:lang w:val="en-US"/>
-          <w14:ligatures w14:val="none"/>
-        </w:rPr>
-        <w:t xml:space="preserve">2. Justifies why your reinforcement learning-based approach is innovative and effective compared to other solutions. </w:t>
-      </w:r>
-    </w:p>
-    <w:p>
-      <w:pPr>
-        <w:spacing w:after="162" w:line="360" w:lineRule="auto"/>
-        <w:ind w:right="60"/>
-        <w:rPr>
-          <w:rFonts w:ascii="Times New Roman" w:eastAsia="Times New Roman" w:hAnsi="Times New Roman" w:cs="Times New Roman"/>
-          <w:bCs/>
-          <w:color w:val="000000"/>
-          <w:kern w:val="0"/>
-          <w:sz w:val="32"/>
-          <w:szCs w:val="32"/>
-          <w:lang w:val="en-US"/>
-          <w14:ligatures w14:val="none"/>
-        </w:rPr>
-      </w:pPr>
-      <w:r>
-        <w:rPr>
-          <w:rFonts w:ascii="Times New Roman" w:eastAsia="Times New Roman" w:hAnsi="Times New Roman" w:cs="Times New Roman"/>
-          <w:bCs/>
-          <w:color w:val="000000"/>
-          <w:kern w:val="0"/>
-          <w:sz w:val="32"/>
-          <w:szCs w:val="32"/>
-          <w:lang w:val="en-US"/>
-          <w14:ligatures w14:val="none"/>
-        </w:rPr>
-        <w:t xml:space="preserve">Answer here </w:t>
-      </w:r>
-      <w:r>
-        <w:rPr>
-          <w:rFonts w:ascii="Times New Roman" w:eastAsia="Times New Roman" w:hAnsi="Times New Roman" w:cs="Times New Roman"/>
-          <w:bCs/>
-          <w:color w:val="000000"/>
-          <w:kern w:val="0"/>
-          <w:sz w:val="32"/>
-          <w:szCs w:val="32"/>
-          <w:lang w:val="en-US"/>
-          <w14:ligatures w14:val="none"/>
-        </w:rPr>
-        <w:sym w:font="Wingdings" w:char="F0E0"/>
-      </w:r>
+        <w:rPr>
+          <w:rFonts w:ascii="Times New Roman" w:hAnsi="Times New Roman" w:cs="Times New Roman"/>
+        </w:rPr>
+      </w:pPr>
     </w:p>
     <w:p>
       <w:pPr>
@@ -6858,7 +6458,7 @@
                     <pic:cNvPicPr/>
                   </pic:nvPicPr>
                   <pic:blipFill>
-                    <a:blip r:embed="rId11"/>
+                    <a:blip r:embed="rId9"/>
                     <a:stretch>
                       <a:fillRect/>
                     </a:stretch>
@@ -6923,7 +6523,7 @@
                     <pic:cNvPicPr/>
                   </pic:nvPicPr>
                   <pic:blipFill>
-                    <a:blip r:embed="rId12"/>
+                    <a:blip r:embed="rId10"/>
                     <a:stretch>
                       <a:fillRect/>
                     </a:stretch>
@@ -6992,6 +6592,7 @@
         <w:rPr>
           <w:rFonts w:ascii="Times New Roman" w:eastAsia="Times New Roman" w:hAnsi="Times New Roman" w:cs="Times New Roman"/>
           <w:bCs/>
+          <w:noProof/>
           <w:color w:val="000000"/>
           <w:kern w:val="0"/>
           <w:sz w:val="32"/>
@@ -7016,7 +6617,7 @@
                     <pic:cNvPicPr/>
                   </pic:nvPicPr>
                   <pic:blipFill>
-                    <a:blip r:embed="rId13"/>
+                    <a:blip r:embed="rId11"/>
                     <a:stretch>
                       <a:fillRect/>
                     </a:stretch>
@@ -7053,6 +6654,7 @@
         <w:rPr>
           <w:rFonts w:ascii="Times New Roman" w:eastAsia="Times New Roman" w:hAnsi="Times New Roman" w:cs="Times New Roman"/>
           <w:bCs/>
+          <w:noProof/>
           <w:color w:val="000000"/>
           <w:kern w:val="0"/>
           <w:sz w:val="32"/>
@@ -7076,7 +6678,7 @@
                     <pic:cNvPicPr/>
                   </pic:nvPicPr>
                   <pic:blipFill>
-                    <a:blip r:embed="rId14"/>
+                    <a:blip r:embed="rId12"/>
                     <a:stretch>
                       <a:fillRect/>
                     </a:stretch>
@@ -7291,7 +6893,7 @@
                     <pic:cNvPicPr/>
                   </pic:nvPicPr>
                   <pic:blipFill>
-                    <a:blip r:embed="rId15"/>
+                    <a:blip r:embed="rId13"/>
                     <a:stretch>
                       <a:fillRect/>
                     </a:stretch>
@@ -11319,7 +10921,7 @@
       <w:r>
         <w:t xml:space="preserve">Investopedia. “What Is Portfolio Management?” [Online]. Available: </w:t>
       </w:r>
-      <w:hyperlink r:id="rId16" w:tgtFrame="_new" w:history="1">
+      <w:hyperlink r:id="rId14" w:tgtFrame="_new" w:history="1">
         <w:r>
           <w:rPr>
             <w:rStyle w:val="Hyperlink"/>
@@ -11348,7 +10950,7 @@
       <w:r>
         <w:t xml:space="preserve">Groww. “Portfolio Management Overview.” [Online]. Available: </w:t>
       </w:r>
-      <w:hyperlink r:id="rId17" w:tgtFrame="_new" w:history="1">
+      <w:hyperlink r:id="rId15" w:tgtFrame="_new" w:history="1">
         <w:r>
           <w:rPr>
             <w:rStyle w:val="Hyperlink"/>
@@ -11400,7 +11002,7 @@
           <w:lang w:val="en-US"/>
         </w:rPr>
       </w:pPr>
-      <w:hyperlink r:id="rId18" w:history="1">
+      <w:hyperlink r:id="rId16" w:history="1">
         <w:r>
           <w:rPr>
             <w:rStyle w:val="Hyperlink"/>
@@ -11450,7 +11052,7 @@
           <w:lang w:val="en-US"/>
         </w:rPr>
       </w:pPr>
-      <w:hyperlink r:id="rId19" w:history="1">
+      <w:hyperlink r:id="rId17" w:history="1">
         <w:r>
           <w:rPr>
             <w:rStyle w:val="Hyperlink"/>
@@ -11480,7 +11082,7 @@
           <w:lang w:val="en-US"/>
         </w:rPr>
       </w:pPr>
-      <w:hyperlink r:id="rId20" w:history="1">
+      <w:hyperlink r:id="rId18" w:history="1">
         <w:r>
           <w:rPr>
             <w:rStyle w:val="Hyperlink"/>
@@ -12822,6 +12424,155 @@
     </w:lvl>
   </w:abstractNum>
   <w:abstractNum w:abstractNumId="11" w15:restartNumberingAfterBreak="0">
+    <w:nsid w:val="259163C5"/>
+    <w:multiLevelType w:val="multilevel"/>
+    <w:tmpl w:val="89089316"/>
+    <w:lvl w:ilvl="0">
+      <w:start w:val="1"/>
+      <w:numFmt w:val="bullet"/>
+      <w:lvlText w:val=""/>
+      <w:lvlJc w:val="left"/>
+      <w:pPr>
+        <w:tabs>
+          <w:tab w:val="num" w:pos="720"/>
+        </w:tabs>
+        <w:ind w:left="720" w:hanging="360"/>
+      </w:pPr>
+      <w:rPr>
+        <w:rFonts w:ascii="Symbol" w:hAnsi="Symbol" w:hint="default"/>
+        <w:sz w:val="20"/>
+      </w:rPr>
+    </w:lvl>
+    <w:lvl w:ilvl="1">
+      <w:start w:val="1"/>
+      <w:numFmt w:val="bullet"/>
+      <w:lvlText w:val="o"/>
+      <w:lvlJc w:val="left"/>
+      <w:pPr>
+        <w:tabs>
+          <w:tab w:val="num" w:pos="1440"/>
+        </w:tabs>
+        <w:ind w:left="1440" w:hanging="360"/>
+      </w:pPr>
+      <w:rPr>
+        <w:rFonts w:ascii="Courier New" w:hAnsi="Courier New" w:hint="default"/>
+        <w:sz w:val="20"/>
+      </w:rPr>
+    </w:lvl>
+    <w:lvl w:ilvl="2" w:tentative="1">
+      <w:start w:val="1"/>
+      <w:numFmt w:val="bullet"/>
+      <w:lvlText w:val=""/>
+      <w:lvlJc w:val="left"/>
+      <w:pPr>
+        <w:tabs>
+          <w:tab w:val="num" w:pos="2160"/>
+        </w:tabs>
+        <w:ind w:left="2160" w:hanging="360"/>
+      </w:pPr>
+      <w:rPr>
+        <w:rFonts w:ascii="Wingdings" w:hAnsi="Wingdings" w:hint="default"/>
+        <w:sz w:val="20"/>
+      </w:rPr>
+    </w:lvl>
+    <w:lvl w:ilvl="3" w:tentative="1">
+      <w:start w:val="1"/>
+      <w:numFmt w:val="bullet"/>
+      <w:lvlText w:val=""/>
+      <w:lvlJc w:val="left"/>
+      <w:pPr>
+        <w:tabs>
+          <w:tab w:val="num" w:pos="2880"/>
+        </w:tabs>
+        <w:ind w:left="2880" w:hanging="360"/>
+      </w:pPr>
+      <w:rPr>
+        <w:rFonts w:ascii="Wingdings" w:hAnsi="Wingdings" w:hint="default"/>
+        <w:sz w:val="20"/>
+      </w:rPr>
+    </w:lvl>
+    <w:lvl w:ilvl="4" w:tentative="1">
+      <w:start w:val="1"/>
+      <w:numFmt w:val="bullet"/>
+      <w:lvlText w:val=""/>
+      <w:lvlJc w:val="left"/>
+      <w:pPr>
+        <w:tabs>
+          <w:tab w:val="num" w:pos="3600"/>
+        </w:tabs>
+        <w:ind w:left="3600" w:hanging="360"/>
+      </w:pPr>
+      <w:rPr>
+        <w:rFonts w:ascii="Wingdings" w:hAnsi="Wingdings" w:hint="default"/>
+        <w:sz w:val="20"/>
+      </w:rPr>
+    </w:lvl>
+    <w:lvl w:ilvl="5" w:tentative="1">
+      <w:start w:val="1"/>
+      <w:numFmt w:val="bullet"/>
+      <w:lvlText w:val=""/>
+      <w:lvlJc w:val="left"/>
+      <w:pPr>
+        <w:tabs>
+          <w:tab w:val="num" w:pos="4320"/>
+        </w:tabs>
+        <w:ind w:left="4320" w:hanging="360"/>
+      </w:pPr>
+      <w:rPr>
+        <w:rFonts w:ascii="Wingdings" w:hAnsi="Wingdings" w:hint="default"/>
+        <w:sz w:val="20"/>
+      </w:rPr>
+    </w:lvl>
+    <w:lvl w:ilvl="6" w:tentative="1">
+      <w:start w:val="1"/>
+      <w:numFmt w:val="bullet"/>
+      <w:lvlText w:val=""/>
+      <w:lvlJc w:val="left"/>
+      <w:pPr>
+        <w:tabs>
+          <w:tab w:val="num" w:pos="5040"/>
+        </w:tabs>
+        <w:ind w:left="5040" w:hanging="360"/>
+      </w:pPr>
+      <w:rPr>
+        <w:rFonts w:ascii="Wingdings" w:hAnsi="Wingdings" w:hint="default"/>
+        <w:sz w:val="20"/>
+      </w:rPr>
+    </w:lvl>
+    <w:lvl w:ilvl="7" w:tentative="1">
+      <w:start w:val="1"/>
+      <w:numFmt w:val="bullet"/>
+      <w:lvlText w:val=""/>
+      <w:lvlJc w:val="left"/>
+      <w:pPr>
+        <w:tabs>
+          <w:tab w:val="num" w:pos="5760"/>
+        </w:tabs>
+        <w:ind w:left="5760" w:hanging="360"/>
+      </w:pPr>
+      <w:rPr>
+        <w:rFonts w:ascii="Wingdings" w:hAnsi="Wingdings" w:hint="default"/>
+        <w:sz w:val="20"/>
+      </w:rPr>
+    </w:lvl>
+    <w:lvl w:ilvl="8" w:tentative="1">
+      <w:start w:val="1"/>
+      <w:numFmt w:val="bullet"/>
+      <w:lvlText w:val=""/>
+      <w:lvlJc w:val="left"/>
+      <w:pPr>
+        <w:tabs>
+          <w:tab w:val="num" w:pos="6480"/>
+        </w:tabs>
+        <w:ind w:left="6480" w:hanging="360"/>
+      </w:pPr>
+      <w:rPr>
+        <w:rFonts w:ascii="Wingdings" w:hAnsi="Wingdings" w:hint="default"/>
+        <w:sz w:val="20"/>
+      </w:rPr>
+    </w:lvl>
+  </w:abstractNum>
+  <w:abstractNum w:abstractNumId="12" w15:restartNumberingAfterBreak="0">
     <w:nsid w:val="29EC6DE1"/>
     <w:multiLevelType w:val="hybridMultilevel"/>
     <w:tmpl w:val="79E47F00"/>
@@ -12910,7 +12661,156 @@
       </w:pPr>
     </w:lvl>
   </w:abstractNum>
-  <w:abstractNum w:abstractNumId="12" w15:restartNumberingAfterBreak="0">
+  <w:abstractNum w:abstractNumId="13" w15:restartNumberingAfterBreak="0">
+    <w:nsid w:val="2D7232DF"/>
+    <w:multiLevelType w:val="multilevel"/>
+    <w:tmpl w:val="B1A80E5E"/>
+    <w:lvl w:ilvl="0">
+      <w:start w:val="1"/>
+      <w:numFmt w:val="bullet"/>
+      <w:lvlText w:val=""/>
+      <w:lvlJc w:val="left"/>
+      <w:pPr>
+        <w:tabs>
+          <w:tab w:val="num" w:pos="720"/>
+        </w:tabs>
+        <w:ind w:left="720" w:hanging="360"/>
+      </w:pPr>
+      <w:rPr>
+        <w:rFonts w:ascii="Symbol" w:hAnsi="Symbol" w:hint="default"/>
+        <w:sz w:val="20"/>
+      </w:rPr>
+    </w:lvl>
+    <w:lvl w:ilvl="1">
+      <w:start w:val="1"/>
+      <w:numFmt w:val="bullet"/>
+      <w:lvlText w:val="o"/>
+      <w:lvlJc w:val="left"/>
+      <w:pPr>
+        <w:tabs>
+          <w:tab w:val="num" w:pos="1440"/>
+        </w:tabs>
+        <w:ind w:left="1440" w:hanging="360"/>
+      </w:pPr>
+      <w:rPr>
+        <w:rFonts w:ascii="Courier New" w:hAnsi="Courier New" w:hint="default"/>
+        <w:sz w:val="20"/>
+      </w:rPr>
+    </w:lvl>
+    <w:lvl w:ilvl="2" w:tentative="1">
+      <w:start w:val="1"/>
+      <w:numFmt w:val="bullet"/>
+      <w:lvlText w:val=""/>
+      <w:lvlJc w:val="left"/>
+      <w:pPr>
+        <w:tabs>
+          <w:tab w:val="num" w:pos="2160"/>
+        </w:tabs>
+        <w:ind w:left="2160" w:hanging="360"/>
+      </w:pPr>
+      <w:rPr>
+        <w:rFonts w:ascii="Wingdings" w:hAnsi="Wingdings" w:hint="default"/>
+        <w:sz w:val="20"/>
+      </w:rPr>
+    </w:lvl>
+    <w:lvl w:ilvl="3" w:tentative="1">
+      <w:start w:val="1"/>
+      <w:numFmt w:val="bullet"/>
+      <w:lvlText w:val=""/>
+      <w:lvlJc w:val="left"/>
+      <w:pPr>
+        <w:tabs>
+          <w:tab w:val="num" w:pos="2880"/>
+        </w:tabs>
+        <w:ind w:left="2880" w:hanging="360"/>
+      </w:pPr>
+      <w:rPr>
+        <w:rFonts w:ascii="Wingdings" w:hAnsi="Wingdings" w:hint="default"/>
+        <w:sz w:val="20"/>
+      </w:rPr>
+    </w:lvl>
+    <w:lvl w:ilvl="4" w:tentative="1">
+      <w:start w:val="1"/>
+      <w:numFmt w:val="bullet"/>
+      <w:lvlText w:val=""/>
+      <w:lvlJc w:val="left"/>
+      <w:pPr>
+        <w:tabs>
+          <w:tab w:val="num" w:pos="3600"/>
+        </w:tabs>
+        <w:ind w:left="3600" w:hanging="360"/>
+      </w:pPr>
+      <w:rPr>
+        <w:rFonts w:ascii="Wingdings" w:hAnsi="Wingdings" w:hint="default"/>
+        <w:sz w:val="20"/>
+      </w:rPr>
+    </w:lvl>
+    <w:lvl w:ilvl="5" w:tentative="1">
+      <w:start w:val="1"/>
+      <w:numFmt w:val="bullet"/>
+      <w:lvlText w:val=""/>
+      <w:lvlJc w:val="left"/>
+      <w:pPr>
+        <w:tabs>
+          <w:tab w:val="num" w:pos="4320"/>
+        </w:tabs>
+        <w:ind w:left="4320" w:hanging="360"/>
+      </w:pPr>
+      <w:rPr>
+        <w:rFonts w:ascii="Wingdings" w:hAnsi="Wingdings" w:hint="default"/>
+        <w:sz w:val="20"/>
+      </w:rPr>
+    </w:lvl>
+    <w:lvl w:ilvl="6" w:tentative="1">
+      <w:start w:val="1"/>
+      <w:numFmt w:val="bullet"/>
+      <w:lvlText w:val=""/>
+      <w:lvlJc w:val="left"/>
+      <w:pPr>
+        <w:tabs>
+          <w:tab w:val="num" w:pos="5040"/>
+        </w:tabs>
+        <w:ind w:left="5040" w:hanging="360"/>
+      </w:pPr>
+      <w:rPr>
+        <w:rFonts w:ascii="Wingdings" w:hAnsi="Wingdings" w:hint="default"/>
+        <w:sz w:val="20"/>
+      </w:rPr>
+    </w:lvl>
+    <w:lvl w:ilvl="7" w:tentative="1">
+      <w:start w:val="1"/>
+      <w:numFmt w:val="bullet"/>
+      <w:lvlText w:val=""/>
+      <w:lvlJc w:val="left"/>
+      <w:pPr>
+        <w:tabs>
+          <w:tab w:val="num" w:pos="5760"/>
+        </w:tabs>
+        <w:ind w:left="5760" w:hanging="360"/>
+      </w:pPr>
+      <w:rPr>
+        <w:rFonts w:ascii="Wingdings" w:hAnsi="Wingdings" w:hint="default"/>
+        <w:sz w:val="20"/>
+      </w:rPr>
+    </w:lvl>
+    <w:lvl w:ilvl="8" w:tentative="1">
+      <w:start w:val="1"/>
+      <w:numFmt w:val="bullet"/>
+      <w:lvlText w:val=""/>
+      <w:lvlJc w:val="left"/>
+      <w:pPr>
+        <w:tabs>
+          <w:tab w:val="num" w:pos="6480"/>
+        </w:tabs>
+        <w:ind w:left="6480" w:hanging="360"/>
+      </w:pPr>
+      <w:rPr>
+        <w:rFonts w:ascii="Wingdings" w:hAnsi="Wingdings" w:hint="default"/>
+        <w:sz w:val="20"/>
+      </w:rPr>
+    </w:lvl>
+  </w:abstractNum>
+  <w:abstractNum w:abstractNumId="14" w15:restartNumberingAfterBreak="0">
     <w:nsid w:val="30DD505F"/>
     <w:multiLevelType w:val="hybridMultilevel"/>
     <w:tmpl w:val="1ADA9CCA"/>
@@ -12996,7 +12896,7 @@
       </w:pPr>
     </w:lvl>
   </w:abstractNum>
-  <w:abstractNum w:abstractNumId="13" w15:restartNumberingAfterBreak="0">
+  <w:abstractNum w:abstractNumId="15" w15:restartNumberingAfterBreak="0">
     <w:nsid w:val="31A70FD3"/>
     <w:multiLevelType w:val="hybridMultilevel"/>
     <w:tmpl w:val="6AB41DEC"/>
@@ -13109,7 +13009,156 @@
       </w:rPr>
     </w:lvl>
   </w:abstractNum>
-  <w:abstractNum w:abstractNumId="14" w15:restartNumberingAfterBreak="0">
+  <w:abstractNum w:abstractNumId="16" w15:restartNumberingAfterBreak="0">
+    <w:nsid w:val="34FA2AE1"/>
+    <w:multiLevelType w:val="multilevel"/>
+    <w:tmpl w:val="48E034B2"/>
+    <w:lvl w:ilvl="0">
+      <w:start w:val="1"/>
+      <w:numFmt w:val="bullet"/>
+      <w:lvlText w:val=""/>
+      <w:lvlJc w:val="left"/>
+      <w:pPr>
+        <w:tabs>
+          <w:tab w:val="num" w:pos="720"/>
+        </w:tabs>
+        <w:ind w:left="720" w:hanging="360"/>
+      </w:pPr>
+      <w:rPr>
+        <w:rFonts w:ascii="Symbol" w:hAnsi="Symbol" w:hint="default"/>
+        <w:sz w:val="20"/>
+      </w:rPr>
+    </w:lvl>
+    <w:lvl w:ilvl="1" w:tentative="1">
+      <w:start w:val="1"/>
+      <w:numFmt w:val="bullet"/>
+      <w:lvlText w:val="o"/>
+      <w:lvlJc w:val="left"/>
+      <w:pPr>
+        <w:tabs>
+          <w:tab w:val="num" w:pos="1440"/>
+        </w:tabs>
+        <w:ind w:left="1440" w:hanging="360"/>
+      </w:pPr>
+      <w:rPr>
+        <w:rFonts w:ascii="Courier New" w:hAnsi="Courier New" w:hint="default"/>
+        <w:sz w:val="20"/>
+      </w:rPr>
+    </w:lvl>
+    <w:lvl w:ilvl="2" w:tentative="1">
+      <w:start w:val="1"/>
+      <w:numFmt w:val="bullet"/>
+      <w:lvlText w:val=""/>
+      <w:lvlJc w:val="left"/>
+      <w:pPr>
+        <w:tabs>
+          <w:tab w:val="num" w:pos="2160"/>
+        </w:tabs>
+        <w:ind w:left="2160" w:hanging="360"/>
+      </w:pPr>
+      <w:rPr>
+        <w:rFonts w:ascii="Wingdings" w:hAnsi="Wingdings" w:hint="default"/>
+        <w:sz w:val="20"/>
+      </w:rPr>
+    </w:lvl>
+    <w:lvl w:ilvl="3" w:tentative="1">
+      <w:start w:val="1"/>
+      <w:numFmt w:val="bullet"/>
+      <w:lvlText w:val=""/>
+      <w:lvlJc w:val="left"/>
+      <w:pPr>
+        <w:tabs>
+          <w:tab w:val="num" w:pos="2880"/>
+        </w:tabs>
+        <w:ind w:left="2880" w:hanging="360"/>
+      </w:pPr>
+      <w:rPr>
+        <w:rFonts w:ascii="Wingdings" w:hAnsi="Wingdings" w:hint="default"/>
+        <w:sz w:val="20"/>
+      </w:rPr>
+    </w:lvl>
+    <w:lvl w:ilvl="4" w:tentative="1">
+      <w:start w:val="1"/>
+      <w:numFmt w:val="bullet"/>
+      <w:lvlText w:val=""/>
+      <w:lvlJc w:val="left"/>
+      <w:pPr>
+        <w:tabs>
+          <w:tab w:val="num" w:pos="3600"/>
+        </w:tabs>
+        <w:ind w:left="3600" w:hanging="360"/>
+      </w:pPr>
+      <w:rPr>
+        <w:rFonts w:ascii="Wingdings" w:hAnsi="Wingdings" w:hint="default"/>
+        <w:sz w:val="20"/>
+      </w:rPr>
+    </w:lvl>
+    <w:lvl w:ilvl="5" w:tentative="1">
+      <w:start w:val="1"/>
+      <w:numFmt w:val="bullet"/>
+      <w:lvlText w:val=""/>
+      <w:lvlJc w:val="left"/>
+      <w:pPr>
+        <w:tabs>
+          <w:tab w:val="num" w:pos="4320"/>
+        </w:tabs>
+        <w:ind w:left="4320" w:hanging="360"/>
+      </w:pPr>
+      <w:rPr>
+        <w:rFonts w:ascii="Wingdings" w:hAnsi="Wingdings" w:hint="default"/>
+        <w:sz w:val="20"/>
+      </w:rPr>
+    </w:lvl>
+    <w:lvl w:ilvl="6" w:tentative="1">
+      <w:start w:val="1"/>
+      <w:numFmt w:val="bullet"/>
+      <w:lvlText w:val=""/>
+      <w:lvlJc w:val="left"/>
+      <w:pPr>
+        <w:tabs>
+          <w:tab w:val="num" w:pos="5040"/>
+        </w:tabs>
+        <w:ind w:left="5040" w:hanging="360"/>
+      </w:pPr>
+      <w:rPr>
+        <w:rFonts w:ascii="Wingdings" w:hAnsi="Wingdings" w:hint="default"/>
+        <w:sz w:val="20"/>
+      </w:rPr>
+    </w:lvl>
+    <w:lvl w:ilvl="7" w:tentative="1">
+      <w:start w:val="1"/>
+      <w:numFmt w:val="bullet"/>
+      <w:lvlText w:val=""/>
+      <w:lvlJc w:val="left"/>
+      <w:pPr>
+        <w:tabs>
+          <w:tab w:val="num" w:pos="5760"/>
+        </w:tabs>
+        <w:ind w:left="5760" w:hanging="360"/>
+      </w:pPr>
+      <w:rPr>
+        <w:rFonts w:ascii="Wingdings" w:hAnsi="Wingdings" w:hint="default"/>
+        <w:sz w:val="20"/>
+      </w:rPr>
+    </w:lvl>
+    <w:lvl w:ilvl="8" w:tentative="1">
+      <w:start w:val="1"/>
+      <w:numFmt w:val="bullet"/>
+      <w:lvlText w:val=""/>
+      <w:lvlJc w:val="left"/>
+      <w:pPr>
+        <w:tabs>
+          <w:tab w:val="num" w:pos="6480"/>
+        </w:tabs>
+        <w:ind w:left="6480" w:hanging="360"/>
+      </w:pPr>
+      <w:rPr>
+        <w:rFonts w:ascii="Wingdings" w:hAnsi="Wingdings" w:hint="default"/>
+        <w:sz w:val="20"/>
+      </w:rPr>
+    </w:lvl>
+  </w:abstractNum>
+  <w:abstractNum w:abstractNumId="17" w15:restartNumberingAfterBreak="0">
     <w:nsid w:val="359C59A7"/>
     <w:multiLevelType w:val="multilevel"/>
     <w:tmpl w:val="35A44F20"/>
@@ -13222,7 +13271,7 @@
       </w:pPr>
     </w:lvl>
   </w:abstractNum>
-  <w:abstractNum w:abstractNumId="15" w15:restartNumberingAfterBreak="0">
+  <w:abstractNum w:abstractNumId="18" w15:restartNumberingAfterBreak="0">
     <w:nsid w:val="395C3AD6"/>
     <w:multiLevelType w:val="hybridMultilevel"/>
     <w:tmpl w:val="E82ED508"/>
@@ -13308,7 +13357,7 @@
       </w:pPr>
     </w:lvl>
   </w:abstractNum>
-  <w:abstractNum w:abstractNumId="16" w15:restartNumberingAfterBreak="0">
+  <w:abstractNum w:abstractNumId="19" w15:restartNumberingAfterBreak="0">
     <w:nsid w:val="3A0E5B63"/>
     <w:multiLevelType w:val="multilevel"/>
     <w:tmpl w:val="406E0ECE"/>
@@ -13421,7 +13470,7 @@
       </w:pPr>
     </w:lvl>
   </w:abstractNum>
-  <w:abstractNum w:abstractNumId="17" w15:restartNumberingAfterBreak="0">
+  <w:abstractNum w:abstractNumId="20" w15:restartNumberingAfterBreak="0">
     <w:nsid w:val="3B532559"/>
     <w:multiLevelType w:val="multilevel"/>
     <w:tmpl w:val="F34E92E6"/>
@@ -13534,7 +13583,7 @@
       </w:pPr>
     </w:lvl>
   </w:abstractNum>
-  <w:abstractNum w:abstractNumId="18" w15:restartNumberingAfterBreak="0">
+  <w:abstractNum w:abstractNumId="21" w15:restartNumberingAfterBreak="0">
     <w:nsid w:val="3BA61E78"/>
     <w:multiLevelType w:val="multilevel"/>
     <w:tmpl w:val="13BA2426"/>
@@ -13647,7 +13696,7 @@
       </w:pPr>
     </w:lvl>
   </w:abstractNum>
-  <w:abstractNum w:abstractNumId="19" w15:restartNumberingAfterBreak="0">
+  <w:abstractNum w:abstractNumId="22" w15:restartNumberingAfterBreak="0">
     <w:nsid w:val="3D3C788A"/>
     <w:multiLevelType w:val="multilevel"/>
     <w:tmpl w:val="153CF86E"/>
@@ -13760,7 +13809,7 @@
       </w:pPr>
     </w:lvl>
   </w:abstractNum>
-  <w:abstractNum w:abstractNumId="20" w15:restartNumberingAfterBreak="0">
+  <w:abstractNum w:abstractNumId="23" w15:restartNumberingAfterBreak="0">
     <w:nsid w:val="3D5A6609"/>
     <w:multiLevelType w:val="multilevel"/>
     <w:tmpl w:val="5F0A83C2"/>
@@ -13873,7 +13922,7 @@
       </w:pPr>
     </w:lvl>
   </w:abstractNum>
-  <w:abstractNum w:abstractNumId="21" w15:restartNumberingAfterBreak="0">
+  <w:abstractNum w:abstractNumId="24" w15:restartNumberingAfterBreak="0">
     <w:nsid w:val="40606B53"/>
     <w:multiLevelType w:val="multilevel"/>
     <w:tmpl w:val="2B86075C"/>
@@ -13986,7 +14035,156 @@
       </w:pPr>
     </w:lvl>
   </w:abstractNum>
-  <w:abstractNum w:abstractNumId="22" w15:restartNumberingAfterBreak="0">
+  <w:abstractNum w:abstractNumId="25" w15:restartNumberingAfterBreak="0">
+    <w:nsid w:val="436C4392"/>
+    <w:multiLevelType w:val="multilevel"/>
+    <w:tmpl w:val="FEEE811E"/>
+    <w:lvl w:ilvl="0">
+      <w:start w:val="1"/>
+      <w:numFmt w:val="bullet"/>
+      <w:lvlText w:val=""/>
+      <w:lvlJc w:val="left"/>
+      <w:pPr>
+        <w:tabs>
+          <w:tab w:val="num" w:pos="720"/>
+        </w:tabs>
+        <w:ind w:left="720" w:hanging="360"/>
+      </w:pPr>
+      <w:rPr>
+        <w:rFonts w:ascii="Symbol" w:hAnsi="Symbol" w:hint="default"/>
+        <w:sz w:val="20"/>
+      </w:rPr>
+    </w:lvl>
+    <w:lvl w:ilvl="1">
+      <w:start w:val="1"/>
+      <w:numFmt w:val="bullet"/>
+      <w:lvlText w:val="o"/>
+      <w:lvlJc w:val="left"/>
+      <w:pPr>
+        <w:tabs>
+          <w:tab w:val="num" w:pos="1440"/>
+        </w:tabs>
+        <w:ind w:left="1440" w:hanging="360"/>
+      </w:pPr>
+      <w:rPr>
+        <w:rFonts w:ascii="Courier New" w:hAnsi="Courier New" w:hint="default"/>
+        <w:sz w:val="20"/>
+      </w:rPr>
+    </w:lvl>
+    <w:lvl w:ilvl="2" w:tentative="1">
+      <w:start w:val="1"/>
+      <w:numFmt w:val="bullet"/>
+      <w:lvlText w:val=""/>
+      <w:lvlJc w:val="left"/>
+      <w:pPr>
+        <w:tabs>
+          <w:tab w:val="num" w:pos="2160"/>
+        </w:tabs>
+        <w:ind w:left="2160" w:hanging="360"/>
+      </w:pPr>
+      <w:rPr>
+        <w:rFonts w:ascii="Wingdings" w:hAnsi="Wingdings" w:hint="default"/>
+        <w:sz w:val="20"/>
+      </w:rPr>
+    </w:lvl>
+    <w:lvl w:ilvl="3" w:tentative="1">
+      <w:start w:val="1"/>
+      <w:numFmt w:val="bullet"/>
+      <w:lvlText w:val=""/>
+      <w:lvlJc w:val="left"/>
+      <w:pPr>
+        <w:tabs>
+          <w:tab w:val="num" w:pos="2880"/>
+        </w:tabs>
+        <w:ind w:left="2880" w:hanging="360"/>
+      </w:pPr>
+      <w:rPr>
+        <w:rFonts w:ascii="Wingdings" w:hAnsi="Wingdings" w:hint="default"/>
+        <w:sz w:val="20"/>
+      </w:rPr>
+    </w:lvl>
+    <w:lvl w:ilvl="4" w:tentative="1">
+      <w:start w:val="1"/>
+      <w:numFmt w:val="bullet"/>
+      <w:lvlText w:val=""/>
+      <w:lvlJc w:val="left"/>
+      <w:pPr>
+        <w:tabs>
+          <w:tab w:val="num" w:pos="3600"/>
+        </w:tabs>
+        <w:ind w:left="3600" w:hanging="360"/>
+      </w:pPr>
+      <w:rPr>
+        <w:rFonts w:ascii="Wingdings" w:hAnsi="Wingdings" w:hint="default"/>
+        <w:sz w:val="20"/>
+      </w:rPr>
+    </w:lvl>
+    <w:lvl w:ilvl="5" w:tentative="1">
+      <w:start w:val="1"/>
+      <w:numFmt w:val="bullet"/>
+      <w:lvlText w:val=""/>
+      <w:lvlJc w:val="left"/>
+      <w:pPr>
+        <w:tabs>
+          <w:tab w:val="num" w:pos="4320"/>
+        </w:tabs>
+        <w:ind w:left="4320" w:hanging="360"/>
+      </w:pPr>
+      <w:rPr>
+        <w:rFonts w:ascii="Wingdings" w:hAnsi="Wingdings" w:hint="default"/>
+        <w:sz w:val="20"/>
+      </w:rPr>
+    </w:lvl>
+    <w:lvl w:ilvl="6" w:tentative="1">
+      <w:start w:val="1"/>
+      <w:numFmt w:val="bullet"/>
+      <w:lvlText w:val=""/>
+      <w:lvlJc w:val="left"/>
+      <w:pPr>
+        <w:tabs>
+          <w:tab w:val="num" w:pos="5040"/>
+        </w:tabs>
+        <w:ind w:left="5040" w:hanging="360"/>
+      </w:pPr>
+      <w:rPr>
+        <w:rFonts w:ascii="Wingdings" w:hAnsi="Wingdings" w:hint="default"/>
+        <w:sz w:val="20"/>
+      </w:rPr>
+    </w:lvl>
+    <w:lvl w:ilvl="7" w:tentative="1">
+      <w:start w:val="1"/>
+      <w:numFmt w:val="bullet"/>
+      <w:lvlText w:val=""/>
+      <w:lvlJc w:val="left"/>
+      <w:pPr>
+        <w:tabs>
+          <w:tab w:val="num" w:pos="5760"/>
+        </w:tabs>
+        <w:ind w:left="5760" w:hanging="360"/>
+      </w:pPr>
+      <w:rPr>
+        <w:rFonts w:ascii="Wingdings" w:hAnsi="Wingdings" w:hint="default"/>
+        <w:sz w:val="20"/>
+      </w:rPr>
+    </w:lvl>
+    <w:lvl w:ilvl="8" w:tentative="1">
+      <w:start w:val="1"/>
+      <w:numFmt w:val="bullet"/>
+      <w:lvlText w:val=""/>
+      <w:lvlJc w:val="left"/>
+      <w:pPr>
+        <w:tabs>
+          <w:tab w:val="num" w:pos="6480"/>
+        </w:tabs>
+        <w:ind w:left="6480" w:hanging="360"/>
+      </w:pPr>
+      <w:rPr>
+        <w:rFonts w:ascii="Wingdings" w:hAnsi="Wingdings" w:hint="default"/>
+        <w:sz w:val="20"/>
+      </w:rPr>
+    </w:lvl>
+  </w:abstractNum>
+  <w:abstractNum w:abstractNumId="26" w15:restartNumberingAfterBreak="0">
     <w:nsid w:val="47D330E4"/>
     <w:multiLevelType w:val="hybridMultilevel"/>
     <w:tmpl w:val="BE6A890C"/>
@@ -14076,7 +14274,7 @@
       </w:pPr>
     </w:lvl>
   </w:abstractNum>
-  <w:abstractNum w:abstractNumId="23" w15:restartNumberingAfterBreak="0">
+  <w:abstractNum w:abstractNumId="27" w15:restartNumberingAfterBreak="0">
     <w:nsid w:val="47E90250"/>
     <w:multiLevelType w:val="multilevel"/>
     <w:tmpl w:val="E58CB294"/>
@@ -14225,7 +14423,156 @@
       </w:rPr>
     </w:lvl>
   </w:abstractNum>
-  <w:abstractNum w:abstractNumId="24" w15:restartNumberingAfterBreak="0">
+  <w:abstractNum w:abstractNumId="28" w15:restartNumberingAfterBreak="0">
+    <w:nsid w:val="48AE042F"/>
+    <w:multiLevelType w:val="multilevel"/>
+    <w:tmpl w:val="80027492"/>
+    <w:lvl w:ilvl="0">
+      <w:start w:val="1"/>
+      <w:numFmt w:val="bullet"/>
+      <w:lvlText w:val=""/>
+      <w:lvlJc w:val="left"/>
+      <w:pPr>
+        <w:tabs>
+          <w:tab w:val="num" w:pos="720"/>
+        </w:tabs>
+        <w:ind w:left="720" w:hanging="360"/>
+      </w:pPr>
+      <w:rPr>
+        <w:rFonts w:ascii="Symbol" w:hAnsi="Symbol" w:hint="default"/>
+        <w:sz w:val="20"/>
+      </w:rPr>
+    </w:lvl>
+    <w:lvl w:ilvl="1">
+      <w:start w:val="1"/>
+      <w:numFmt w:val="bullet"/>
+      <w:lvlText w:val="o"/>
+      <w:lvlJc w:val="left"/>
+      <w:pPr>
+        <w:tabs>
+          <w:tab w:val="num" w:pos="1440"/>
+        </w:tabs>
+        <w:ind w:left="1440" w:hanging="360"/>
+      </w:pPr>
+      <w:rPr>
+        <w:rFonts w:ascii="Courier New" w:hAnsi="Courier New" w:hint="default"/>
+        <w:sz w:val="20"/>
+      </w:rPr>
+    </w:lvl>
+    <w:lvl w:ilvl="2" w:tentative="1">
+      <w:start w:val="1"/>
+      <w:numFmt w:val="bullet"/>
+      <w:lvlText w:val=""/>
+      <w:lvlJc w:val="left"/>
+      <w:pPr>
+        <w:tabs>
+          <w:tab w:val="num" w:pos="2160"/>
+        </w:tabs>
+        <w:ind w:left="2160" w:hanging="360"/>
+      </w:pPr>
+      <w:rPr>
+        <w:rFonts w:ascii="Wingdings" w:hAnsi="Wingdings" w:hint="default"/>
+        <w:sz w:val="20"/>
+      </w:rPr>
+    </w:lvl>
+    <w:lvl w:ilvl="3" w:tentative="1">
+      <w:start w:val="1"/>
+      <w:numFmt w:val="bullet"/>
+      <w:lvlText w:val=""/>
+      <w:lvlJc w:val="left"/>
+      <w:pPr>
+        <w:tabs>
+          <w:tab w:val="num" w:pos="2880"/>
+        </w:tabs>
+        <w:ind w:left="2880" w:hanging="360"/>
+      </w:pPr>
+      <w:rPr>
+        <w:rFonts w:ascii="Wingdings" w:hAnsi="Wingdings" w:hint="default"/>
+        <w:sz w:val="20"/>
+      </w:rPr>
+    </w:lvl>
+    <w:lvl w:ilvl="4" w:tentative="1">
+      <w:start w:val="1"/>
+      <w:numFmt w:val="bullet"/>
+      <w:lvlText w:val=""/>
+      <w:lvlJc w:val="left"/>
+      <w:pPr>
+        <w:tabs>
+          <w:tab w:val="num" w:pos="3600"/>
+        </w:tabs>
+        <w:ind w:left="3600" w:hanging="360"/>
+      </w:pPr>
+      <w:rPr>
+        <w:rFonts w:ascii="Wingdings" w:hAnsi="Wingdings" w:hint="default"/>
+        <w:sz w:val="20"/>
+      </w:rPr>
+    </w:lvl>
+    <w:lvl w:ilvl="5" w:tentative="1">
+      <w:start w:val="1"/>
+      <w:numFmt w:val="bullet"/>
+      <w:lvlText w:val=""/>
+      <w:lvlJc w:val="left"/>
+      <w:pPr>
+        <w:tabs>
+          <w:tab w:val="num" w:pos="4320"/>
+        </w:tabs>
+        <w:ind w:left="4320" w:hanging="360"/>
+      </w:pPr>
+      <w:rPr>
+        <w:rFonts w:ascii="Wingdings" w:hAnsi="Wingdings" w:hint="default"/>
+        <w:sz w:val="20"/>
+      </w:rPr>
+    </w:lvl>
+    <w:lvl w:ilvl="6" w:tentative="1">
+      <w:start w:val="1"/>
+      <w:numFmt w:val="bullet"/>
+      <w:lvlText w:val=""/>
+      <w:lvlJc w:val="left"/>
+      <w:pPr>
+        <w:tabs>
+          <w:tab w:val="num" w:pos="5040"/>
+        </w:tabs>
+        <w:ind w:left="5040" w:hanging="360"/>
+      </w:pPr>
+      <w:rPr>
+        <w:rFonts w:ascii="Wingdings" w:hAnsi="Wingdings" w:hint="default"/>
+        <w:sz w:val="20"/>
+      </w:rPr>
+    </w:lvl>
+    <w:lvl w:ilvl="7" w:tentative="1">
+      <w:start w:val="1"/>
+      <w:numFmt w:val="bullet"/>
+      <w:lvlText w:val=""/>
+      <w:lvlJc w:val="left"/>
+      <w:pPr>
+        <w:tabs>
+          <w:tab w:val="num" w:pos="5760"/>
+        </w:tabs>
+        <w:ind w:left="5760" w:hanging="360"/>
+      </w:pPr>
+      <w:rPr>
+        <w:rFonts w:ascii="Wingdings" w:hAnsi="Wingdings" w:hint="default"/>
+        <w:sz w:val="20"/>
+      </w:rPr>
+    </w:lvl>
+    <w:lvl w:ilvl="8" w:tentative="1">
+      <w:start w:val="1"/>
+      <w:numFmt w:val="bullet"/>
+      <w:lvlText w:val=""/>
+      <w:lvlJc w:val="left"/>
+      <w:pPr>
+        <w:tabs>
+          <w:tab w:val="num" w:pos="6480"/>
+        </w:tabs>
+        <w:ind w:left="6480" w:hanging="360"/>
+      </w:pPr>
+      <w:rPr>
+        <w:rFonts w:ascii="Wingdings" w:hAnsi="Wingdings" w:hint="default"/>
+        <w:sz w:val="20"/>
+      </w:rPr>
+    </w:lvl>
+  </w:abstractNum>
+  <w:abstractNum w:abstractNumId="29" w15:restartNumberingAfterBreak="0">
     <w:nsid w:val="48BE6BCA"/>
     <w:multiLevelType w:val="hybridMultilevel"/>
     <w:tmpl w:val="FE6ABC58"/>
@@ -14314,7 +14661,7 @@
       </w:pPr>
     </w:lvl>
   </w:abstractNum>
-  <w:abstractNum w:abstractNumId="25" w15:restartNumberingAfterBreak="0">
+  <w:abstractNum w:abstractNumId="30" w15:restartNumberingAfterBreak="0">
     <w:nsid w:val="4A3A6830"/>
     <w:multiLevelType w:val="multilevel"/>
     <w:tmpl w:val="A17C9372"/>
@@ -14463,7 +14810,7 @@
       </w:rPr>
     </w:lvl>
   </w:abstractNum>
-  <w:abstractNum w:abstractNumId="26" w15:restartNumberingAfterBreak="0">
+  <w:abstractNum w:abstractNumId="31" w15:restartNumberingAfterBreak="0">
     <w:nsid w:val="4BC933F8"/>
     <w:multiLevelType w:val="multilevel"/>
     <w:tmpl w:val="DD882376"/>
@@ -14576,7 +14923,7 @@
       </w:pPr>
     </w:lvl>
   </w:abstractNum>
-  <w:abstractNum w:abstractNumId="27" w15:restartNumberingAfterBreak="0">
+  <w:abstractNum w:abstractNumId="32" w15:restartNumberingAfterBreak="0">
     <w:nsid w:val="4CEA62D7"/>
     <w:multiLevelType w:val="hybridMultilevel"/>
     <w:tmpl w:val="2CC4A158"/>
@@ -14689,7 +15036,7 @@
       </w:rPr>
     </w:lvl>
   </w:abstractNum>
-  <w:abstractNum w:abstractNumId="28" w15:restartNumberingAfterBreak="0">
+  <w:abstractNum w:abstractNumId="33" w15:restartNumberingAfterBreak="0">
     <w:nsid w:val="4D9224B6"/>
     <w:multiLevelType w:val="multilevel"/>
     <w:tmpl w:val="248A072A"/>
@@ -14838,7 +15185,454 @@
       </w:rPr>
     </w:lvl>
   </w:abstractNum>
-  <w:abstractNum w:abstractNumId="29" w15:restartNumberingAfterBreak="0">
+  <w:abstractNum w:abstractNumId="34" w15:restartNumberingAfterBreak="0">
+    <w:nsid w:val="509770C3"/>
+    <w:multiLevelType w:val="multilevel"/>
+    <w:tmpl w:val="73DE9192"/>
+    <w:lvl w:ilvl="0">
+      <w:start w:val="1"/>
+      <w:numFmt w:val="bullet"/>
+      <w:lvlText w:val=""/>
+      <w:lvlJc w:val="left"/>
+      <w:pPr>
+        <w:tabs>
+          <w:tab w:val="num" w:pos="720"/>
+        </w:tabs>
+        <w:ind w:left="720" w:hanging="360"/>
+      </w:pPr>
+      <w:rPr>
+        <w:rFonts w:ascii="Symbol" w:hAnsi="Symbol" w:hint="default"/>
+        <w:sz w:val="20"/>
+      </w:rPr>
+    </w:lvl>
+    <w:lvl w:ilvl="1">
+      <w:start w:val="1"/>
+      <w:numFmt w:val="bullet"/>
+      <w:lvlText w:val="o"/>
+      <w:lvlJc w:val="left"/>
+      <w:pPr>
+        <w:tabs>
+          <w:tab w:val="num" w:pos="1440"/>
+        </w:tabs>
+        <w:ind w:left="1440" w:hanging="360"/>
+      </w:pPr>
+      <w:rPr>
+        <w:rFonts w:ascii="Courier New" w:hAnsi="Courier New" w:hint="default"/>
+        <w:sz w:val="20"/>
+      </w:rPr>
+    </w:lvl>
+    <w:lvl w:ilvl="2" w:tentative="1">
+      <w:start w:val="1"/>
+      <w:numFmt w:val="bullet"/>
+      <w:lvlText w:val=""/>
+      <w:lvlJc w:val="left"/>
+      <w:pPr>
+        <w:tabs>
+          <w:tab w:val="num" w:pos="2160"/>
+        </w:tabs>
+        <w:ind w:left="2160" w:hanging="360"/>
+      </w:pPr>
+      <w:rPr>
+        <w:rFonts w:ascii="Wingdings" w:hAnsi="Wingdings" w:hint="default"/>
+        <w:sz w:val="20"/>
+      </w:rPr>
+    </w:lvl>
+    <w:lvl w:ilvl="3" w:tentative="1">
+      <w:start w:val="1"/>
+      <w:numFmt w:val="bullet"/>
+      <w:lvlText w:val=""/>
+      <w:lvlJc w:val="left"/>
+      <w:pPr>
+        <w:tabs>
+          <w:tab w:val="num" w:pos="2880"/>
+        </w:tabs>
+        <w:ind w:left="2880" w:hanging="360"/>
+      </w:pPr>
+      <w:rPr>
+        <w:rFonts w:ascii="Wingdings" w:hAnsi="Wingdings" w:hint="default"/>
+        <w:sz w:val="20"/>
+      </w:rPr>
+    </w:lvl>
+    <w:lvl w:ilvl="4" w:tentative="1">
+      <w:start w:val="1"/>
+      <w:numFmt w:val="bullet"/>
+      <w:lvlText w:val=""/>
+      <w:lvlJc w:val="left"/>
+      <w:pPr>
+        <w:tabs>
+          <w:tab w:val="num" w:pos="3600"/>
+        </w:tabs>
+        <w:ind w:left="3600" w:hanging="360"/>
+      </w:pPr>
+      <w:rPr>
+        <w:rFonts w:ascii="Wingdings" w:hAnsi="Wingdings" w:hint="default"/>
+        <w:sz w:val="20"/>
+      </w:rPr>
+    </w:lvl>
+    <w:lvl w:ilvl="5" w:tentative="1">
+      <w:start w:val="1"/>
+      <w:numFmt w:val="bullet"/>
+      <w:lvlText w:val=""/>
+      <w:lvlJc w:val="left"/>
+      <w:pPr>
+        <w:tabs>
+          <w:tab w:val="num" w:pos="4320"/>
+        </w:tabs>
+        <w:ind w:left="4320" w:hanging="360"/>
+      </w:pPr>
+      <w:rPr>
+        <w:rFonts w:ascii="Wingdings" w:hAnsi="Wingdings" w:hint="default"/>
+        <w:sz w:val="20"/>
+      </w:rPr>
+    </w:lvl>
+    <w:lvl w:ilvl="6" w:tentative="1">
+      <w:start w:val="1"/>
+      <w:numFmt w:val="bullet"/>
+      <w:lvlText w:val=""/>
+      <w:lvlJc w:val="left"/>
+      <w:pPr>
+        <w:tabs>
+          <w:tab w:val="num" w:pos="5040"/>
+        </w:tabs>
+        <w:ind w:left="5040" w:hanging="360"/>
+      </w:pPr>
+      <w:rPr>
+        <w:rFonts w:ascii="Wingdings" w:hAnsi="Wingdings" w:hint="default"/>
+        <w:sz w:val="20"/>
+      </w:rPr>
+    </w:lvl>
+    <w:lvl w:ilvl="7" w:tentative="1">
+      <w:start w:val="1"/>
+      <w:numFmt w:val="bullet"/>
+      <w:lvlText w:val=""/>
+      <w:lvlJc w:val="left"/>
+      <w:pPr>
+        <w:tabs>
+          <w:tab w:val="num" w:pos="5760"/>
+        </w:tabs>
+        <w:ind w:left="5760" w:hanging="360"/>
+      </w:pPr>
+      <w:rPr>
+        <w:rFonts w:ascii="Wingdings" w:hAnsi="Wingdings" w:hint="default"/>
+        <w:sz w:val="20"/>
+      </w:rPr>
+    </w:lvl>
+    <w:lvl w:ilvl="8" w:tentative="1">
+      <w:start w:val="1"/>
+      <w:numFmt w:val="bullet"/>
+      <w:lvlText w:val=""/>
+      <w:lvlJc w:val="left"/>
+      <w:pPr>
+        <w:tabs>
+          <w:tab w:val="num" w:pos="6480"/>
+        </w:tabs>
+        <w:ind w:left="6480" w:hanging="360"/>
+      </w:pPr>
+      <w:rPr>
+        <w:rFonts w:ascii="Wingdings" w:hAnsi="Wingdings" w:hint="default"/>
+        <w:sz w:val="20"/>
+      </w:rPr>
+    </w:lvl>
+  </w:abstractNum>
+  <w:abstractNum w:abstractNumId="35" w15:restartNumberingAfterBreak="0">
+    <w:nsid w:val="517C40F7"/>
+    <w:multiLevelType w:val="multilevel"/>
+    <w:tmpl w:val="2D7E8482"/>
+    <w:lvl w:ilvl="0">
+      <w:start w:val="1"/>
+      <w:numFmt w:val="bullet"/>
+      <w:lvlText w:val=""/>
+      <w:lvlJc w:val="left"/>
+      <w:pPr>
+        <w:tabs>
+          <w:tab w:val="num" w:pos="720"/>
+        </w:tabs>
+        <w:ind w:left="720" w:hanging="360"/>
+      </w:pPr>
+      <w:rPr>
+        <w:rFonts w:ascii="Symbol" w:hAnsi="Symbol" w:hint="default"/>
+        <w:sz w:val="20"/>
+      </w:rPr>
+    </w:lvl>
+    <w:lvl w:ilvl="1" w:tentative="1">
+      <w:start w:val="1"/>
+      <w:numFmt w:val="bullet"/>
+      <w:lvlText w:val="o"/>
+      <w:lvlJc w:val="left"/>
+      <w:pPr>
+        <w:tabs>
+          <w:tab w:val="num" w:pos="1440"/>
+        </w:tabs>
+        <w:ind w:left="1440" w:hanging="360"/>
+      </w:pPr>
+      <w:rPr>
+        <w:rFonts w:ascii="Courier New" w:hAnsi="Courier New" w:hint="default"/>
+        <w:sz w:val="20"/>
+      </w:rPr>
+    </w:lvl>
+    <w:lvl w:ilvl="2" w:tentative="1">
+      <w:start w:val="1"/>
+      <w:numFmt w:val="bullet"/>
+      <w:lvlText w:val=""/>
+      <w:lvlJc w:val="left"/>
+      <w:pPr>
+        <w:tabs>
+          <w:tab w:val="num" w:pos="2160"/>
+        </w:tabs>
+        <w:ind w:left="2160" w:hanging="360"/>
+      </w:pPr>
+      <w:rPr>
+        <w:rFonts w:ascii="Wingdings" w:hAnsi="Wingdings" w:hint="default"/>
+        <w:sz w:val="20"/>
+      </w:rPr>
+    </w:lvl>
+    <w:lvl w:ilvl="3" w:tentative="1">
+      <w:start w:val="1"/>
+      <w:numFmt w:val="bullet"/>
+      <w:lvlText w:val=""/>
+      <w:lvlJc w:val="left"/>
+      <w:pPr>
+        <w:tabs>
+          <w:tab w:val="num" w:pos="2880"/>
+        </w:tabs>
+        <w:ind w:left="2880" w:hanging="360"/>
+      </w:pPr>
+      <w:rPr>
+        <w:rFonts w:ascii="Wingdings" w:hAnsi="Wingdings" w:hint="default"/>
+        <w:sz w:val="20"/>
+      </w:rPr>
+    </w:lvl>
+    <w:lvl w:ilvl="4" w:tentative="1">
+      <w:start w:val="1"/>
+      <w:numFmt w:val="bullet"/>
+      <w:lvlText w:val=""/>
+      <w:lvlJc w:val="left"/>
+      <w:pPr>
+        <w:tabs>
+          <w:tab w:val="num" w:pos="3600"/>
+        </w:tabs>
+        <w:ind w:left="3600" w:hanging="360"/>
+      </w:pPr>
+      <w:rPr>
+        <w:rFonts w:ascii="Wingdings" w:hAnsi="Wingdings" w:hint="default"/>
+        <w:sz w:val="20"/>
+      </w:rPr>
+    </w:lvl>
+    <w:lvl w:ilvl="5" w:tentative="1">
+      <w:start w:val="1"/>
+      <w:numFmt w:val="bullet"/>
+      <w:lvlText w:val=""/>
+      <w:lvlJc w:val="left"/>
+      <w:pPr>
+        <w:tabs>
+          <w:tab w:val="num" w:pos="4320"/>
+        </w:tabs>
+        <w:ind w:left="4320" w:hanging="360"/>
+      </w:pPr>
+      <w:rPr>
+        <w:rFonts w:ascii="Wingdings" w:hAnsi="Wingdings" w:hint="default"/>
+        <w:sz w:val="20"/>
+      </w:rPr>
+    </w:lvl>
+    <w:lvl w:ilvl="6" w:tentative="1">
+      <w:start w:val="1"/>
+      <w:numFmt w:val="bullet"/>
+      <w:lvlText w:val=""/>
+      <w:lvlJc w:val="left"/>
+      <w:pPr>
+        <w:tabs>
+          <w:tab w:val="num" w:pos="5040"/>
+        </w:tabs>
+        <w:ind w:left="5040" w:hanging="360"/>
+      </w:pPr>
+      <w:rPr>
+        <w:rFonts w:ascii="Wingdings" w:hAnsi="Wingdings" w:hint="default"/>
+        <w:sz w:val="20"/>
+      </w:rPr>
+    </w:lvl>
+    <w:lvl w:ilvl="7" w:tentative="1">
+      <w:start w:val="1"/>
+      <w:numFmt w:val="bullet"/>
+      <w:lvlText w:val=""/>
+      <w:lvlJc w:val="left"/>
+      <w:pPr>
+        <w:tabs>
+          <w:tab w:val="num" w:pos="5760"/>
+        </w:tabs>
+        <w:ind w:left="5760" w:hanging="360"/>
+      </w:pPr>
+      <w:rPr>
+        <w:rFonts w:ascii="Wingdings" w:hAnsi="Wingdings" w:hint="default"/>
+        <w:sz w:val="20"/>
+      </w:rPr>
+    </w:lvl>
+    <w:lvl w:ilvl="8" w:tentative="1">
+      <w:start w:val="1"/>
+      <w:numFmt w:val="bullet"/>
+      <w:lvlText w:val=""/>
+      <w:lvlJc w:val="left"/>
+      <w:pPr>
+        <w:tabs>
+          <w:tab w:val="num" w:pos="6480"/>
+        </w:tabs>
+        <w:ind w:left="6480" w:hanging="360"/>
+      </w:pPr>
+      <w:rPr>
+        <w:rFonts w:ascii="Wingdings" w:hAnsi="Wingdings" w:hint="default"/>
+        <w:sz w:val="20"/>
+      </w:rPr>
+    </w:lvl>
+  </w:abstractNum>
+  <w:abstractNum w:abstractNumId="36" w15:restartNumberingAfterBreak="0">
+    <w:nsid w:val="57DA19A5"/>
+    <w:multiLevelType w:val="multilevel"/>
+    <w:tmpl w:val="FD72BB82"/>
+    <w:lvl w:ilvl="0">
+      <w:start w:val="1"/>
+      <w:numFmt w:val="bullet"/>
+      <w:lvlText w:val=""/>
+      <w:lvlJc w:val="left"/>
+      <w:pPr>
+        <w:tabs>
+          <w:tab w:val="num" w:pos="720"/>
+        </w:tabs>
+        <w:ind w:left="720" w:hanging="360"/>
+      </w:pPr>
+      <w:rPr>
+        <w:rFonts w:ascii="Symbol" w:hAnsi="Symbol" w:hint="default"/>
+        <w:sz w:val="20"/>
+      </w:rPr>
+    </w:lvl>
+    <w:lvl w:ilvl="1">
+      <w:start w:val="1"/>
+      <w:numFmt w:val="bullet"/>
+      <w:lvlText w:val="o"/>
+      <w:lvlJc w:val="left"/>
+      <w:pPr>
+        <w:tabs>
+          <w:tab w:val="num" w:pos="1440"/>
+        </w:tabs>
+        <w:ind w:left="1440" w:hanging="360"/>
+      </w:pPr>
+      <w:rPr>
+        <w:rFonts w:ascii="Courier New" w:hAnsi="Courier New" w:hint="default"/>
+        <w:sz w:val="20"/>
+      </w:rPr>
+    </w:lvl>
+    <w:lvl w:ilvl="2" w:tentative="1">
+      <w:start w:val="1"/>
+      <w:numFmt w:val="bullet"/>
+      <w:lvlText w:val=""/>
+      <w:lvlJc w:val="left"/>
+      <w:pPr>
+        <w:tabs>
+          <w:tab w:val="num" w:pos="2160"/>
+        </w:tabs>
+        <w:ind w:left="2160" w:hanging="360"/>
+      </w:pPr>
+      <w:rPr>
+        <w:rFonts w:ascii="Wingdings" w:hAnsi="Wingdings" w:hint="default"/>
+        <w:sz w:val="20"/>
+      </w:rPr>
+    </w:lvl>
+    <w:lvl w:ilvl="3" w:tentative="1">
+      <w:start w:val="1"/>
+      <w:numFmt w:val="bullet"/>
+      <w:lvlText w:val=""/>
+      <w:lvlJc w:val="left"/>
+      <w:pPr>
+        <w:tabs>
+          <w:tab w:val="num" w:pos="2880"/>
+        </w:tabs>
+        <w:ind w:left="2880" w:hanging="360"/>
+      </w:pPr>
+      <w:rPr>
+        <w:rFonts w:ascii="Wingdings" w:hAnsi="Wingdings" w:hint="default"/>
+        <w:sz w:val="20"/>
+      </w:rPr>
+    </w:lvl>
+    <w:lvl w:ilvl="4" w:tentative="1">
+      <w:start w:val="1"/>
+      <w:numFmt w:val="bullet"/>
+      <w:lvlText w:val=""/>
+      <w:lvlJc w:val="left"/>
+      <w:pPr>
+        <w:tabs>
+          <w:tab w:val="num" w:pos="3600"/>
+        </w:tabs>
+        <w:ind w:left="3600" w:hanging="360"/>
+      </w:pPr>
+      <w:rPr>
+        <w:rFonts w:ascii="Wingdings" w:hAnsi="Wingdings" w:hint="default"/>
+        <w:sz w:val="20"/>
+      </w:rPr>
+    </w:lvl>
+    <w:lvl w:ilvl="5" w:tentative="1">
+      <w:start w:val="1"/>
+      <w:numFmt w:val="bullet"/>
+      <w:lvlText w:val=""/>
+      <w:lvlJc w:val="left"/>
+      <w:pPr>
+        <w:tabs>
+          <w:tab w:val="num" w:pos="4320"/>
+        </w:tabs>
+        <w:ind w:left="4320" w:hanging="360"/>
+      </w:pPr>
+      <w:rPr>
+        <w:rFonts w:ascii="Wingdings" w:hAnsi="Wingdings" w:hint="default"/>
+        <w:sz w:val="20"/>
+      </w:rPr>
+    </w:lvl>
+    <w:lvl w:ilvl="6" w:tentative="1">
+      <w:start w:val="1"/>
+      <w:numFmt w:val="bullet"/>
+      <w:lvlText w:val=""/>
+      <w:lvlJc w:val="left"/>
+      <w:pPr>
+        <w:tabs>
+          <w:tab w:val="num" w:pos="5040"/>
+        </w:tabs>
+        <w:ind w:left="5040" w:hanging="360"/>
+      </w:pPr>
+      <w:rPr>
+        <w:rFonts w:ascii="Wingdings" w:hAnsi="Wingdings" w:hint="default"/>
+        <w:sz w:val="20"/>
+      </w:rPr>
+    </w:lvl>
+    <w:lvl w:ilvl="7" w:tentative="1">
+      <w:start w:val="1"/>
+      <w:numFmt w:val="bullet"/>
+      <w:lvlText w:val=""/>
+      <w:lvlJc w:val="left"/>
+      <w:pPr>
+        <w:tabs>
+          <w:tab w:val="num" w:pos="5760"/>
+        </w:tabs>
+        <w:ind w:left="5760" w:hanging="360"/>
+      </w:pPr>
+      <w:rPr>
+        <w:rFonts w:ascii="Wingdings" w:hAnsi="Wingdings" w:hint="default"/>
+        <w:sz w:val="20"/>
+      </w:rPr>
+    </w:lvl>
+    <w:lvl w:ilvl="8" w:tentative="1">
+      <w:start w:val="1"/>
+      <w:numFmt w:val="bullet"/>
+      <w:lvlText w:val=""/>
+      <w:lvlJc w:val="left"/>
+      <w:pPr>
+        <w:tabs>
+          <w:tab w:val="num" w:pos="6480"/>
+        </w:tabs>
+        <w:ind w:left="6480" w:hanging="360"/>
+      </w:pPr>
+      <w:rPr>
+        <w:rFonts w:ascii="Wingdings" w:hAnsi="Wingdings" w:hint="default"/>
+        <w:sz w:val="20"/>
+      </w:rPr>
+    </w:lvl>
+  </w:abstractNum>
+  <w:abstractNum w:abstractNumId="37" w15:restartNumberingAfterBreak="0">
     <w:nsid w:val="57ED6610"/>
     <w:multiLevelType w:val="hybridMultilevel"/>
     <w:tmpl w:val="EE18BB4E"/>
@@ -14927,7 +15721,7 @@
       </w:pPr>
     </w:lvl>
   </w:abstractNum>
-  <w:abstractNum w:abstractNumId="30" w15:restartNumberingAfterBreak="0">
+  <w:abstractNum w:abstractNumId="38" w15:restartNumberingAfterBreak="0">
     <w:nsid w:val="592B184F"/>
     <w:multiLevelType w:val="hybridMultilevel"/>
     <w:tmpl w:val="DF545292"/>
@@ -15016,7 +15810,7 @@
       </w:pPr>
     </w:lvl>
   </w:abstractNum>
-  <w:abstractNum w:abstractNumId="31" w15:restartNumberingAfterBreak="0">
+  <w:abstractNum w:abstractNumId="39" w15:restartNumberingAfterBreak="0">
     <w:nsid w:val="5A761914"/>
     <w:multiLevelType w:val="multilevel"/>
     <w:tmpl w:val="728023D2"/>
@@ -15129,7 +15923,7 @@
       </w:pPr>
     </w:lvl>
   </w:abstractNum>
-  <w:abstractNum w:abstractNumId="32" w15:restartNumberingAfterBreak="0">
+  <w:abstractNum w:abstractNumId="40" w15:restartNumberingAfterBreak="0">
     <w:nsid w:val="60294BAD"/>
     <w:multiLevelType w:val="multilevel"/>
     <w:tmpl w:val="F85C99CA"/>
@@ -15242,7 +16036,7 @@
       </w:pPr>
     </w:lvl>
   </w:abstractNum>
-  <w:abstractNum w:abstractNumId="33" w15:restartNumberingAfterBreak="0">
+  <w:abstractNum w:abstractNumId="41" w15:restartNumberingAfterBreak="0">
     <w:nsid w:val="68D174B0"/>
     <w:multiLevelType w:val="hybridMultilevel"/>
     <w:tmpl w:val="BC3E2F7E"/>
@@ -15355,7 +16149,7 @@
       </w:rPr>
     </w:lvl>
   </w:abstractNum>
-  <w:abstractNum w:abstractNumId="34" w15:restartNumberingAfterBreak="0">
+  <w:abstractNum w:abstractNumId="42" w15:restartNumberingAfterBreak="0">
     <w:nsid w:val="6A797D3E"/>
     <w:multiLevelType w:val="hybridMultilevel"/>
     <w:tmpl w:val="65FA862A"/>
@@ -15445,7 +16239,7 @@
       </w:pPr>
     </w:lvl>
   </w:abstractNum>
-  <w:abstractNum w:abstractNumId="35" w15:restartNumberingAfterBreak="0">
+  <w:abstractNum w:abstractNumId="43" w15:restartNumberingAfterBreak="0">
     <w:nsid w:val="6FF720AE"/>
     <w:multiLevelType w:val="multilevel"/>
     <w:tmpl w:val="B2E0F2C0"/>
@@ -15558,7 +16352,7 @@
       </w:pPr>
     </w:lvl>
   </w:abstractNum>
-  <w:abstractNum w:abstractNumId="36" w15:restartNumberingAfterBreak="0">
+  <w:abstractNum w:abstractNumId="44" w15:restartNumberingAfterBreak="0">
     <w:nsid w:val="768B03F3"/>
     <w:multiLevelType w:val="hybridMultilevel"/>
     <w:tmpl w:val="94DADA2E"/>
@@ -15648,7 +16442,7 @@
       </w:pPr>
     </w:lvl>
   </w:abstractNum>
-  <w:abstractNum w:abstractNumId="37" w15:restartNumberingAfterBreak="0">
+  <w:abstractNum w:abstractNumId="45" w15:restartNumberingAfterBreak="0">
     <w:nsid w:val="78535092"/>
     <w:multiLevelType w:val="multilevel"/>
     <w:tmpl w:val="926E27BA"/>
@@ -15762,34 +16556,34 @@
     </w:lvl>
   </w:abstractNum>
   <w:num w:numId="1" w16cid:durableId="577835693">
-    <w:abstractNumId w:val="28"/>
+    <w:abstractNumId w:val="33"/>
   </w:num>
   <w:num w:numId="2" w16cid:durableId="92172213">
-    <w:abstractNumId w:val="15"/>
+    <w:abstractNumId w:val="18"/>
   </w:num>
   <w:num w:numId="3" w16cid:durableId="149059239">
-    <w:abstractNumId w:val="13"/>
+    <w:abstractNumId w:val="15"/>
   </w:num>
   <w:num w:numId="4" w16cid:durableId="483281761">
     <w:abstractNumId w:val="2"/>
   </w:num>
   <w:num w:numId="5" w16cid:durableId="124351998">
-    <w:abstractNumId w:val="14"/>
+    <w:abstractNumId w:val="17"/>
   </w:num>
   <w:num w:numId="6" w16cid:durableId="2022774201">
-    <w:abstractNumId w:val="26"/>
+    <w:abstractNumId w:val="31"/>
   </w:num>
   <w:num w:numId="7" w16cid:durableId="36200999">
-    <w:abstractNumId w:val="25"/>
+    <w:abstractNumId w:val="30"/>
   </w:num>
   <w:num w:numId="8" w16cid:durableId="65930082">
-    <w:abstractNumId w:val="33"/>
+    <w:abstractNumId w:val="41"/>
   </w:num>
   <w:num w:numId="9" w16cid:durableId="783354395">
-    <w:abstractNumId w:val="27"/>
+    <w:abstractNumId w:val="32"/>
   </w:num>
   <w:num w:numId="10" w16cid:durableId="681010726">
-    <w:abstractNumId w:val="23"/>
+    <w:abstractNumId w:val="27"/>
   </w:num>
   <w:num w:numId="11" w16cid:durableId="1080642543">
     <w:abstractNumId w:val="7"/>
@@ -15798,28 +16592,28 @@
     <w:abstractNumId w:val="1"/>
   </w:num>
   <w:num w:numId="13" w16cid:durableId="1047265547">
+    <w:abstractNumId w:val="14"/>
+  </w:num>
+  <w:num w:numId="14" w16cid:durableId="2020545205">
+    <w:abstractNumId w:val="38"/>
+  </w:num>
+  <w:num w:numId="15" w16cid:durableId="1636981645">
+    <w:abstractNumId w:val="26"/>
+  </w:num>
+  <w:num w:numId="16" w16cid:durableId="1251154653">
     <w:abstractNumId w:val="12"/>
   </w:num>
-  <w:num w:numId="14" w16cid:durableId="2020545205">
-    <w:abstractNumId w:val="30"/>
+  <w:num w:numId="17" w16cid:durableId="846673689">
+    <w:abstractNumId w:val="37"/>
   </w:num>
-  <w:num w:numId="15" w16cid:durableId="1636981645">
-    <w:abstractNumId w:val="22"/>
-  </w:num>
-  <w:num w:numId="16" w16cid:durableId="1251154653">
-    <w:abstractNumId w:val="11"/>
-  </w:num>
-  <w:num w:numId="17" w16cid:durableId="846673689">
+  <w:num w:numId="18" w16cid:durableId="430859867">
     <w:abstractNumId w:val="29"/>
   </w:num>
-  <w:num w:numId="18" w16cid:durableId="430859867">
-    <w:abstractNumId w:val="24"/>
-  </w:num>
   <w:num w:numId="19" w16cid:durableId="1155874165">
-    <w:abstractNumId w:val="36"/>
+    <w:abstractNumId w:val="44"/>
   </w:num>
   <w:num w:numId="20" w16cid:durableId="661616124">
-    <w:abstractNumId w:val="34"/>
+    <w:abstractNumId w:val="42"/>
   </w:num>
   <w:num w:numId="21" w16cid:durableId="1876692067">
     <w:abstractNumId w:val="4"/>
@@ -15828,28 +16622,28 @@
     <w:abstractNumId w:val="3"/>
   </w:num>
   <w:num w:numId="23" w16cid:durableId="608898329">
-    <w:abstractNumId w:val="32"/>
+    <w:abstractNumId w:val="40"/>
   </w:num>
   <w:num w:numId="24" w16cid:durableId="576979813">
-    <w:abstractNumId w:val="16"/>
+    <w:abstractNumId w:val="19"/>
   </w:num>
   <w:num w:numId="25" w16cid:durableId="830953447">
-    <w:abstractNumId w:val="35"/>
+    <w:abstractNumId w:val="43"/>
   </w:num>
   <w:num w:numId="26" w16cid:durableId="908422987">
     <w:abstractNumId w:val="0"/>
   </w:num>
   <w:num w:numId="27" w16cid:durableId="1246106426">
-    <w:abstractNumId w:val="31"/>
+    <w:abstractNumId w:val="39"/>
   </w:num>
   <w:num w:numId="28" w16cid:durableId="248201875">
-    <w:abstractNumId w:val="20"/>
+    <w:abstractNumId w:val="23"/>
   </w:num>
   <w:num w:numId="29" w16cid:durableId="339938329">
-    <w:abstractNumId w:val="18"/>
+    <w:abstractNumId w:val="21"/>
   </w:num>
   <w:num w:numId="30" w16cid:durableId="1322008373">
-    <w:abstractNumId w:val="21"/>
+    <w:abstractNumId w:val="24"/>
   </w:num>
   <w:num w:numId="31" w16cid:durableId="1178152136">
     <w:abstractNumId w:val="10"/>
@@ -15861,19 +16655,43 @@
     <w:abstractNumId w:val="6"/>
   </w:num>
   <w:num w:numId="34" w16cid:durableId="85807911">
-    <w:abstractNumId w:val="17"/>
+    <w:abstractNumId w:val="20"/>
   </w:num>
   <w:num w:numId="35" w16cid:durableId="629631235">
-    <w:abstractNumId w:val="19"/>
+    <w:abstractNumId w:val="22"/>
   </w:num>
   <w:num w:numId="36" w16cid:durableId="906843338">
-    <w:abstractNumId w:val="37"/>
+    <w:abstractNumId w:val="45"/>
   </w:num>
   <w:num w:numId="37" w16cid:durableId="371423057">
     <w:abstractNumId w:val="5"/>
   </w:num>
   <w:num w:numId="38" w16cid:durableId="1609578854">
     <w:abstractNumId w:val="8"/>
+  </w:num>
+  <w:num w:numId="39" w16cid:durableId="413167677">
+    <w:abstractNumId w:val="34"/>
+  </w:num>
+  <w:num w:numId="40" w16cid:durableId="867762348">
+    <w:abstractNumId w:val="28"/>
+  </w:num>
+  <w:num w:numId="41" w16cid:durableId="1880432484">
+    <w:abstractNumId w:val="25"/>
+  </w:num>
+  <w:num w:numId="42" w16cid:durableId="1844583618">
+    <w:abstractNumId w:val="35"/>
+  </w:num>
+  <w:num w:numId="43" w16cid:durableId="1230117996">
+    <w:abstractNumId w:val="13"/>
+  </w:num>
+  <w:num w:numId="44" w16cid:durableId="370226590">
+    <w:abstractNumId w:val="11"/>
+  </w:num>
+  <w:num w:numId="45" w16cid:durableId="62338156">
+    <w:abstractNumId w:val="36"/>
+  </w:num>
+  <w:num w:numId="46" w16cid:durableId="223569665">
+    <w:abstractNumId w:val="16"/>
   </w:num>
 </w:numbering>
 </file>

--- a/doc/PROJECT REPORT - PROJECT PROPOSAL.docx
+++ b/doc/PROJECT REPORT - PROJECT PROPOSAL.docx
@@ -6576,7 +6576,7 @@
     <w:p>
       <w:pPr>
         <w:spacing w:after="162" w:line="360" w:lineRule="auto"/>
-        <w:ind w:left="20" w:right="60" w:hanging="10"/>
+        <w:ind w:right="60"/>
         <w:rPr>
           <w:rFonts w:ascii="Times New Roman" w:eastAsia="Times New Roman" w:hAnsi="Times New Roman" w:cs="Times New Roman"/>
           <w:bCs/>
@@ -6590,22 +6590,620 @@
       </w:pPr>
       <w:r>
         <w:rPr>
-          <w:rFonts w:ascii="Times New Roman" w:eastAsia="Times New Roman" w:hAnsi="Times New Roman" w:cs="Times New Roman"/>
-          <w:bCs/>
+          <w:rFonts w:ascii="Times New Roman" w:hAnsi="Times New Roman" w:cs="Times New Roman"/>
+          <w:b/>
+          <w:bCs/>
+          <w:u w:val="single"/>
+        </w:rPr>
+        <w:t>Analysis and Insights</w:t>
+      </w:r>
+    </w:p>
+    <w:p>
+      <w:pPr>
+        <w:rPr>
+          <w:rFonts w:ascii="Times New Roman" w:hAnsi="Times New Roman" w:cs="Times New Roman"/>
+        </w:rPr>
+      </w:pPr>
+      <w:r>
+        <w:rPr>
+          <w:rFonts w:ascii="Times New Roman" w:hAnsi="Times New Roman" w:cs="Times New Roman"/>
+        </w:rPr>
+        <w:t>Monthly cost price difference – Taken top 6 high valued tickers (highest Volume* Close value) or company to understand the cost price deflection compared to the cost price of the start day.</w:t>
+      </w:r>
+    </w:p>
+    <w:p>
+      <w:pPr>
+        <w:rPr>
+          <w:rFonts w:ascii="Times New Roman" w:hAnsi="Times New Roman" w:cs="Times New Roman"/>
+        </w:rPr>
+      </w:pPr>
+      <w:r>
+        <w:rPr>
+          <w:rFonts w:ascii="Times New Roman" w:hAnsi="Times New Roman" w:cs="Times New Roman"/>
+        </w:rPr>
+        <w:t>Top 6 high valued sectors are:</w:t>
+      </w:r>
+    </w:p>
+    <w:tbl>
+      <w:tblPr>
+        <w:tblStyle w:val="TableGrid"/>
+        <w:tblW w:w="0" w:type="auto"/>
+        <w:tblLayout w:type="fixed"/>
+        <w:tblLook w:val="06A0" w:firstRow="1" w:lastRow="0" w:firstColumn="1" w:lastColumn="0" w:noHBand="1" w:noVBand="1"/>
+      </w:tblPr>
+      <w:tblGrid>
+        <w:gridCol w:w="2254"/>
+        <w:gridCol w:w="2254"/>
+        <w:gridCol w:w="2254"/>
+        <w:gridCol w:w="2254"/>
+      </w:tblGrid>
+      <w:tr>
+        <w:trPr>
+          <w:trHeight w:val="300"/>
+        </w:trPr>
+        <w:tc>
+          <w:tcPr>
+            <w:tcW w:w="2254" w:type="dxa"/>
+            <w:shd w:val="clear" w:color="auto" w:fill="F6C5AC" w:themeFill="accent2" w:themeFillTint="66"/>
+          </w:tcPr>
+          <w:p>
+            <w:pPr>
+              <w:rPr>
+                <w:rFonts w:ascii="Times New Roman" w:hAnsi="Times New Roman" w:cs="Times New Roman"/>
+              </w:rPr>
+            </w:pPr>
+            <w:r>
+              <w:rPr>
+                <w:rFonts w:ascii="Times New Roman" w:hAnsi="Times New Roman" w:cs="Times New Roman"/>
+              </w:rPr>
+              <w:t>Sector</w:t>
+            </w:r>
+          </w:p>
+        </w:tc>
+        <w:tc>
+          <w:tcPr>
+            <w:tcW w:w="2254" w:type="dxa"/>
+            <w:shd w:val="clear" w:color="auto" w:fill="F6C5AC" w:themeFill="accent2" w:themeFillTint="66"/>
+          </w:tcPr>
+          <w:p>
+            <w:pPr>
+              <w:rPr>
+                <w:rFonts w:ascii="Times New Roman" w:hAnsi="Times New Roman" w:cs="Times New Roman"/>
+              </w:rPr>
+            </w:pPr>
+            <w:r>
+              <w:rPr>
+                <w:rFonts w:ascii="Times New Roman" w:hAnsi="Times New Roman" w:cs="Times New Roman"/>
+              </w:rPr>
+              <w:t>Name</w:t>
+            </w:r>
+          </w:p>
+        </w:tc>
+        <w:tc>
+          <w:tcPr>
+            <w:tcW w:w="2254" w:type="dxa"/>
+            <w:shd w:val="clear" w:color="auto" w:fill="F6C5AC" w:themeFill="accent2" w:themeFillTint="66"/>
+          </w:tcPr>
+          <w:p>
+            <w:pPr>
+              <w:rPr>
+                <w:rFonts w:ascii="Times New Roman" w:hAnsi="Times New Roman" w:cs="Times New Roman"/>
+              </w:rPr>
+            </w:pPr>
+            <w:r>
+              <w:rPr>
+                <w:rFonts w:ascii="Times New Roman" w:hAnsi="Times New Roman" w:cs="Times New Roman"/>
+              </w:rPr>
+              <w:t>Sector</w:t>
+            </w:r>
+          </w:p>
+        </w:tc>
+        <w:tc>
+          <w:tcPr>
+            <w:tcW w:w="2254" w:type="dxa"/>
+            <w:shd w:val="clear" w:color="auto" w:fill="F6C5AC" w:themeFill="accent2" w:themeFillTint="66"/>
+          </w:tcPr>
+          <w:p>
+            <w:pPr>
+              <w:rPr>
+                <w:rFonts w:ascii="Times New Roman" w:hAnsi="Times New Roman" w:cs="Times New Roman"/>
+              </w:rPr>
+            </w:pPr>
+            <w:r>
+              <w:rPr>
+                <w:rFonts w:ascii="Times New Roman" w:hAnsi="Times New Roman" w:cs="Times New Roman"/>
+              </w:rPr>
+              <w:t>Industry</w:t>
+            </w:r>
+          </w:p>
+        </w:tc>
+      </w:tr>
+      <w:tr>
+        <w:trPr>
+          <w:trHeight w:val="300"/>
+        </w:trPr>
+        <w:tc>
+          <w:tcPr>
+            <w:tcW w:w="2254" w:type="dxa"/>
+          </w:tcPr>
+          <w:p>
+            <w:pPr>
+              <w:rPr>
+                <w:rFonts w:ascii="Times New Roman" w:hAnsi="Times New Roman" w:cs="Times New Roman"/>
+              </w:rPr>
+            </w:pPr>
+            <w:r>
+              <w:rPr>
+                <w:rFonts w:ascii="Times New Roman" w:hAnsi="Times New Roman" w:cs="Times New Roman"/>
+              </w:rPr>
+              <w:t>CNQ.TO</w:t>
+            </w:r>
+          </w:p>
+        </w:tc>
+        <w:tc>
+          <w:tcPr>
+            <w:tcW w:w="2254" w:type="dxa"/>
+          </w:tcPr>
+          <w:p>
+            <w:pPr>
+              <w:rPr>
+                <w:rFonts w:ascii="Times New Roman" w:hAnsi="Times New Roman" w:cs="Times New Roman"/>
+              </w:rPr>
+            </w:pPr>
+            <w:r>
+              <w:rPr>
+                <w:rFonts w:ascii="Times New Roman" w:hAnsi="Times New Roman" w:cs="Times New Roman"/>
+              </w:rPr>
+              <w:t>CDN NATURAL RES</w:t>
+            </w:r>
+          </w:p>
+        </w:tc>
+        <w:tc>
+          <w:tcPr>
+            <w:tcW w:w="2254" w:type="dxa"/>
+          </w:tcPr>
+          <w:p>
+            <w:pPr>
+              <w:rPr>
+                <w:rFonts w:ascii="Times New Roman" w:hAnsi="Times New Roman" w:cs="Times New Roman"/>
+              </w:rPr>
+            </w:pPr>
+            <w:r>
+              <w:rPr>
+                <w:rFonts w:ascii="Times New Roman" w:hAnsi="Times New Roman" w:cs="Times New Roman"/>
+              </w:rPr>
+              <w:t>Energy</w:t>
+            </w:r>
+          </w:p>
+        </w:tc>
+        <w:tc>
+          <w:tcPr>
+            <w:tcW w:w="2254" w:type="dxa"/>
+          </w:tcPr>
+          <w:p>
+            <w:pPr>
+              <w:rPr>
+                <w:rFonts w:ascii="Times New Roman" w:hAnsi="Times New Roman" w:cs="Times New Roman"/>
+              </w:rPr>
+            </w:pPr>
+            <w:r>
+              <w:rPr>
+                <w:rFonts w:ascii="Times New Roman" w:hAnsi="Times New Roman" w:cs="Times New Roman"/>
+              </w:rPr>
+              <w:t>Oil &amp; Gas E&amp;P</w:t>
+            </w:r>
+          </w:p>
+        </w:tc>
+      </w:tr>
+      <w:tr>
+        <w:trPr>
+          <w:trHeight w:val="300"/>
+        </w:trPr>
+        <w:tc>
+          <w:tcPr>
+            <w:tcW w:w="2254" w:type="dxa"/>
+          </w:tcPr>
+          <w:p>
+            <w:pPr>
+              <w:rPr>
+                <w:rFonts w:ascii="Times New Roman" w:hAnsi="Times New Roman" w:cs="Times New Roman"/>
+              </w:rPr>
+            </w:pPr>
+            <w:r>
+              <w:rPr>
+                <w:rFonts w:ascii="Times New Roman" w:hAnsi="Times New Roman" w:cs="Times New Roman"/>
+              </w:rPr>
+              <w:t>BMO.TO</w:t>
+            </w:r>
+          </w:p>
+        </w:tc>
+        <w:tc>
+          <w:tcPr>
+            <w:tcW w:w="2254" w:type="dxa"/>
+          </w:tcPr>
+          <w:p>
+            <w:pPr>
+              <w:rPr>
+                <w:rFonts w:ascii="Times New Roman" w:hAnsi="Times New Roman" w:cs="Times New Roman"/>
+              </w:rPr>
+            </w:pPr>
+            <w:r>
+              <w:rPr>
+                <w:rFonts w:ascii="Times New Roman" w:hAnsi="Times New Roman" w:cs="Times New Roman"/>
+              </w:rPr>
+              <w:t>BANK OF MONTREAL</w:t>
+            </w:r>
+          </w:p>
+        </w:tc>
+        <w:tc>
+          <w:tcPr>
+            <w:tcW w:w="2254" w:type="dxa"/>
+          </w:tcPr>
+          <w:p>
+            <w:pPr>
+              <w:rPr>
+                <w:rFonts w:ascii="Times New Roman" w:hAnsi="Times New Roman" w:cs="Times New Roman"/>
+              </w:rPr>
+            </w:pPr>
+            <w:r>
+              <w:rPr>
+                <w:rFonts w:ascii="Times New Roman" w:hAnsi="Times New Roman" w:cs="Times New Roman"/>
+              </w:rPr>
+              <w:t>Financial Services</w:t>
+            </w:r>
+          </w:p>
+        </w:tc>
+        <w:tc>
+          <w:tcPr>
+            <w:tcW w:w="2254" w:type="dxa"/>
+          </w:tcPr>
+          <w:p>
+            <w:pPr>
+              <w:rPr>
+                <w:rFonts w:ascii="Times New Roman" w:hAnsi="Times New Roman" w:cs="Times New Roman"/>
+              </w:rPr>
+            </w:pPr>
+            <w:r>
+              <w:rPr>
+                <w:rFonts w:ascii="Times New Roman" w:hAnsi="Times New Roman" w:cs="Times New Roman"/>
+              </w:rPr>
+              <w:t>Banks - Diversified</w:t>
+            </w:r>
+          </w:p>
+        </w:tc>
+      </w:tr>
+      <w:tr>
+        <w:trPr>
+          <w:trHeight w:val="300"/>
+        </w:trPr>
+        <w:tc>
+          <w:tcPr>
+            <w:tcW w:w="2254" w:type="dxa"/>
+          </w:tcPr>
+          <w:p>
+            <w:pPr>
+              <w:rPr>
+                <w:rFonts w:ascii="Times New Roman" w:hAnsi="Times New Roman" w:cs="Times New Roman"/>
+              </w:rPr>
+            </w:pPr>
+            <w:r>
+              <w:rPr>
+                <w:rFonts w:ascii="Times New Roman" w:hAnsi="Times New Roman" w:cs="Times New Roman"/>
+              </w:rPr>
+              <w:t>CM.TO</w:t>
+            </w:r>
+          </w:p>
+        </w:tc>
+        <w:tc>
+          <w:tcPr>
+            <w:tcW w:w="2254" w:type="dxa"/>
+          </w:tcPr>
+          <w:p>
+            <w:pPr>
+              <w:rPr>
+                <w:rFonts w:ascii="Times New Roman" w:hAnsi="Times New Roman" w:cs="Times New Roman"/>
+              </w:rPr>
+            </w:pPr>
+            <w:r>
+              <w:rPr>
+                <w:rFonts w:ascii="Times New Roman" w:hAnsi="Times New Roman" w:cs="Times New Roman"/>
+              </w:rPr>
+              <w:t>CANADIAN IMPERIAL BANK OF COMME</w:t>
+            </w:r>
+          </w:p>
+        </w:tc>
+        <w:tc>
+          <w:tcPr>
+            <w:tcW w:w="2254" w:type="dxa"/>
+          </w:tcPr>
+          <w:p>
+            <w:pPr>
+              <w:rPr>
+                <w:rFonts w:ascii="Times New Roman" w:hAnsi="Times New Roman" w:cs="Times New Roman"/>
+              </w:rPr>
+            </w:pPr>
+            <w:r>
+              <w:rPr>
+                <w:rFonts w:ascii="Times New Roman" w:hAnsi="Times New Roman" w:cs="Times New Roman"/>
+              </w:rPr>
+              <w:t>Financial Services</w:t>
+            </w:r>
+          </w:p>
+        </w:tc>
+        <w:tc>
+          <w:tcPr>
+            <w:tcW w:w="2254" w:type="dxa"/>
+          </w:tcPr>
+          <w:p>
+            <w:pPr>
+              <w:rPr>
+                <w:rFonts w:ascii="Times New Roman" w:hAnsi="Times New Roman" w:cs="Times New Roman"/>
+              </w:rPr>
+            </w:pPr>
+            <w:r>
+              <w:rPr>
+                <w:rFonts w:ascii="Times New Roman" w:hAnsi="Times New Roman" w:cs="Times New Roman"/>
+              </w:rPr>
+              <w:t>Banks - Diversified</w:t>
+            </w:r>
+          </w:p>
+        </w:tc>
+      </w:tr>
+      <w:tr>
+        <w:trPr>
+          <w:trHeight w:val="300"/>
+        </w:trPr>
+        <w:tc>
+          <w:tcPr>
+            <w:tcW w:w="2254" w:type="dxa"/>
+          </w:tcPr>
+          <w:p>
+            <w:pPr>
+              <w:rPr>
+                <w:rFonts w:ascii="Times New Roman" w:hAnsi="Times New Roman" w:cs="Times New Roman"/>
+              </w:rPr>
+            </w:pPr>
+            <w:r>
+              <w:rPr>
+                <w:rFonts w:ascii="Times New Roman" w:hAnsi="Times New Roman" w:cs="Times New Roman"/>
+              </w:rPr>
+              <w:lastRenderedPageBreak/>
+              <w:t>CNR.TO</w:t>
+            </w:r>
+          </w:p>
+        </w:tc>
+        <w:tc>
+          <w:tcPr>
+            <w:tcW w:w="2254" w:type="dxa"/>
+          </w:tcPr>
+          <w:p>
+            <w:pPr>
+              <w:rPr>
+                <w:rFonts w:ascii="Times New Roman" w:hAnsi="Times New Roman" w:cs="Times New Roman"/>
+              </w:rPr>
+            </w:pPr>
+            <w:r>
+              <w:rPr>
+                <w:rFonts w:ascii="Times New Roman" w:hAnsi="Times New Roman" w:cs="Times New Roman"/>
+              </w:rPr>
+              <w:t>CANADIAN NATIONAL RAILWAY CO.</w:t>
+            </w:r>
+          </w:p>
+        </w:tc>
+        <w:tc>
+          <w:tcPr>
+            <w:tcW w:w="2254" w:type="dxa"/>
+          </w:tcPr>
+          <w:p>
+            <w:pPr>
+              <w:rPr>
+                <w:rFonts w:ascii="Times New Roman" w:hAnsi="Times New Roman" w:cs="Times New Roman"/>
+              </w:rPr>
+            </w:pPr>
+            <w:r>
+              <w:rPr>
+                <w:rFonts w:ascii="Times New Roman" w:hAnsi="Times New Roman" w:cs="Times New Roman"/>
+              </w:rPr>
+              <w:t>Industrials</w:t>
+            </w:r>
+          </w:p>
+        </w:tc>
+        <w:tc>
+          <w:tcPr>
+            <w:tcW w:w="2254" w:type="dxa"/>
+          </w:tcPr>
+          <w:p>
+            <w:pPr>
+              <w:rPr>
+                <w:rFonts w:ascii="Times New Roman" w:hAnsi="Times New Roman" w:cs="Times New Roman"/>
+              </w:rPr>
+            </w:pPr>
+            <w:r>
+              <w:rPr>
+                <w:rFonts w:ascii="Times New Roman" w:hAnsi="Times New Roman" w:cs="Times New Roman"/>
+              </w:rPr>
+              <w:t>Railroads</w:t>
+            </w:r>
+          </w:p>
+        </w:tc>
+      </w:tr>
+      <w:tr>
+        <w:trPr>
+          <w:trHeight w:val="300"/>
+        </w:trPr>
+        <w:tc>
+          <w:tcPr>
+            <w:tcW w:w="2254" w:type="dxa"/>
+          </w:tcPr>
+          <w:p>
+            <w:pPr>
+              <w:rPr>
+                <w:rFonts w:ascii="Times New Roman" w:hAnsi="Times New Roman" w:cs="Times New Roman"/>
+              </w:rPr>
+            </w:pPr>
+            <w:r>
+              <w:rPr>
+                <w:rFonts w:ascii="Times New Roman" w:hAnsi="Times New Roman" w:cs="Times New Roman"/>
+              </w:rPr>
+              <w:t>ABX.TO</w:t>
+            </w:r>
+          </w:p>
+        </w:tc>
+        <w:tc>
+          <w:tcPr>
+            <w:tcW w:w="2254" w:type="dxa"/>
+          </w:tcPr>
+          <w:p>
+            <w:pPr>
+              <w:rPr>
+                <w:rFonts w:ascii="Times New Roman" w:hAnsi="Times New Roman" w:cs="Times New Roman"/>
+              </w:rPr>
+            </w:pPr>
+            <w:r>
+              <w:rPr>
+                <w:rFonts w:ascii="Times New Roman" w:hAnsi="Times New Roman" w:cs="Times New Roman"/>
+              </w:rPr>
+              <w:t>BARRICK GOLD CORPORATION</w:t>
+            </w:r>
+          </w:p>
+        </w:tc>
+        <w:tc>
+          <w:tcPr>
+            <w:tcW w:w="2254" w:type="dxa"/>
+          </w:tcPr>
+          <w:p>
+            <w:pPr>
+              <w:rPr>
+                <w:rFonts w:ascii="Times New Roman" w:hAnsi="Times New Roman" w:cs="Times New Roman"/>
+              </w:rPr>
+            </w:pPr>
+            <w:r>
+              <w:rPr>
+                <w:rFonts w:ascii="Times New Roman" w:hAnsi="Times New Roman" w:cs="Times New Roman"/>
+              </w:rPr>
+              <w:t>Basic Materials</w:t>
+            </w:r>
+          </w:p>
+        </w:tc>
+        <w:tc>
+          <w:tcPr>
+            <w:tcW w:w="2254" w:type="dxa"/>
+          </w:tcPr>
+          <w:p>
+            <w:pPr>
+              <w:rPr>
+                <w:rFonts w:ascii="Times New Roman" w:hAnsi="Times New Roman" w:cs="Times New Roman"/>
+              </w:rPr>
+            </w:pPr>
+            <w:r>
+              <w:rPr>
+                <w:rFonts w:ascii="Times New Roman" w:hAnsi="Times New Roman" w:cs="Times New Roman"/>
+              </w:rPr>
+              <w:t xml:space="preserve">Gold  </w:t>
+            </w:r>
+          </w:p>
+        </w:tc>
+      </w:tr>
+      <w:tr>
+        <w:trPr>
+          <w:trHeight w:val="300"/>
+        </w:trPr>
+        <w:tc>
+          <w:tcPr>
+            <w:tcW w:w="2254" w:type="dxa"/>
+          </w:tcPr>
+          <w:p>
+            <w:pPr>
+              <w:rPr>
+                <w:rFonts w:ascii="Times New Roman" w:hAnsi="Times New Roman" w:cs="Times New Roman"/>
+              </w:rPr>
+            </w:pPr>
+            <w:r>
+              <w:rPr>
+                <w:rFonts w:ascii="Times New Roman" w:hAnsi="Times New Roman" w:cs="Times New Roman"/>
+              </w:rPr>
+              <w:t xml:space="preserve">BNS.TO  </w:t>
+            </w:r>
+          </w:p>
+        </w:tc>
+        <w:tc>
+          <w:tcPr>
+            <w:tcW w:w="2254" w:type="dxa"/>
+          </w:tcPr>
+          <w:p>
+            <w:pPr>
+              <w:rPr>
+                <w:rFonts w:ascii="Times New Roman" w:hAnsi="Times New Roman" w:cs="Times New Roman"/>
+              </w:rPr>
+            </w:pPr>
+            <w:r>
+              <w:rPr>
+                <w:rFonts w:ascii="Times New Roman" w:hAnsi="Times New Roman" w:cs="Times New Roman"/>
+              </w:rPr>
+              <w:t>BANK OF NOVA SCOTIA</w:t>
+            </w:r>
+          </w:p>
+        </w:tc>
+        <w:tc>
+          <w:tcPr>
+            <w:tcW w:w="2254" w:type="dxa"/>
+          </w:tcPr>
+          <w:p>
+            <w:pPr>
+              <w:rPr>
+                <w:rFonts w:ascii="Times New Roman" w:hAnsi="Times New Roman" w:cs="Times New Roman"/>
+              </w:rPr>
+            </w:pPr>
+            <w:r>
+              <w:rPr>
+                <w:rFonts w:ascii="Times New Roman" w:hAnsi="Times New Roman" w:cs="Times New Roman"/>
+              </w:rPr>
+              <w:t>Financial Services</w:t>
+            </w:r>
+          </w:p>
+        </w:tc>
+        <w:tc>
+          <w:tcPr>
+            <w:tcW w:w="2254" w:type="dxa"/>
+          </w:tcPr>
+          <w:p>
+            <w:pPr>
+              <w:rPr>
+                <w:rFonts w:ascii="Times New Roman" w:hAnsi="Times New Roman" w:cs="Times New Roman"/>
+              </w:rPr>
+            </w:pPr>
+            <w:r>
+              <w:rPr>
+                <w:rFonts w:ascii="Times New Roman" w:hAnsi="Times New Roman" w:cs="Times New Roman"/>
+              </w:rPr>
+              <w:t>Banks - Diversified</w:t>
+            </w:r>
+          </w:p>
+        </w:tc>
+      </w:tr>
+    </w:tbl>
+    <w:p>
+      <w:pPr>
+        <w:rPr>
+          <w:rFonts w:ascii="Times New Roman" w:hAnsi="Times New Roman" w:cs="Times New Roman"/>
+        </w:rPr>
+      </w:pPr>
+      <w:r>
+        <w:rPr>
+          <w:rFonts w:ascii="Times New Roman" w:hAnsi="Times New Roman" w:cs="Times New Roman"/>
+        </w:rPr>
+        <w:t xml:space="preserve"> </w:t>
+      </w:r>
+      <w:r>
+        <w:rPr>
+          <w:rFonts w:ascii="Times New Roman" w:hAnsi="Times New Roman" w:cs="Times New Roman"/>
           <w:noProof/>
-          <w:color w:val="000000"/>
-          <w:kern w:val="0"/>
-          <w:sz w:val="32"/>
-          <w:szCs w:val="32"/>
-          <w:lang w:val="en-US"/>
-          <w14:ligatures w14:val="none"/>
-        </w:rPr>
-        <w:lastRenderedPageBreak/>
+        </w:rPr>
         <w:drawing>
-          <wp:inline distT="0" distB="0" distL="0" distR="0" wp14:anchorId="499364D5" wp14:editId="38118A90">
-            <wp:extent cx="5943600" cy="3378200"/>
-            <wp:effectExtent l="0" t="0" r="0" b="0"/>
-            <wp:docPr id="2038968399" name="Picture 1" descr="A graph showing a graph&#10;&#10;Description automatically generated with medium confidence"/>
+          <wp:inline distT="0" distB="0" distL="0" distR="0" wp14:anchorId="779A8F19" wp14:editId="7F70BB59">
+            <wp:extent cx="5731510" cy="3817620"/>
+            <wp:effectExtent l="0" t="0" r="2540" b="0"/>
+            <wp:docPr id="144340656" name="Picture 1" descr="A graph of different colored lines&#10;&#10;Description automatically generated"/>
             <wp:cNvGraphicFramePr>
               <a:graphicFrameLocks xmlns:a="http://schemas.openxmlformats.org/drawingml/2006/main" noChangeAspect="1"/>
             </wp:cNvGraphicFramePr>
@@ -6613,7 +7211,7 @@
               <a:graphicData uri="http://schemas.openxmlformats.org/drawingml/2006/picture">
                 <pic:pic xmlns:pic="http://schemas.openxmlformats.org/drawingml/2006/picture">
                   <pic:nvPicPr>
-                    <pic:cNvPr id="2038968399" name="Picture 1" descr="A graph showing a graph&#10;&#10;Description automatically generated with medium confidence"/>
+                    <pic:cNvPr id="144340656" name="Picture 1" descr="A graph of different colored lines&#10;&#10;Description automatically generated"/>
                     <pic:cNvPicPr/>
                   </pic:nvPicPr>
                   <pic:blipFill>
@@ -6625,7 +7223,7 @@
                   <pic:spPr>
                     <a:xfrm>
                       <a:off x="0" y="0"/>
-                      <a:ext cx="5943600" cy="3378200"/>
+                      <a:ext cx="5731510" cy="3817620"/>
                     </a:xfrm>
                     <a:prstGeom prst="rect">
                       <a:avLst/>
@@ -6639,123 +7237,824 @@
       </w:r>
       <w:r>
         <w:rPr>
-          <w:rFonts w:ascii="Times New Roman" w:eastAsia="Times New Roman" w:hAnsi="Times New Roman" w:cs="Times New Roman"/>
-          <w:bCs/>
-          <w:color w:val="000000"/>
-          <w:kern w:val="0"/>
-          <w:sz w:val="32"/>
-          <w:szCs w:val="32"/>
-          <w:lang w:val="en-US"/>
-          <w14:ligatures w14:val="none"/>
+          <w:rFonts w:ascii="Times New Roman" w:hAnsi="Times New Roman" w:cs="Times New Roman"/>
         </w:rPr>
         <w:br/>
-      </w:r>
-      <w:r>
-        <w:rPr>
-          <w:rFonts w:ascii="Times New Roman" w:eastAsia="Times New Roman" w:hAnsi="Times New Roman" w:cs="Times New Roman"/>
-          <w:bCs/>
-          <w:noProof/>
-          <w:color w:val="000000"/>
-          <w:kern w:val="0"/>
-          <w:sz w:val="32"/>
-          <w:szCs w:val="32"/>
-          <w:lang w:val="en-US"/>
-          <w14:ligatures w14:val="none"/>
-        </w:rPr>
-        <w:drawing>
-          <wp:inline distT="0" distB="0" distL="0" distR="0" wp14:anchorId="7318D4CA" wp14:editId="436034E6">
-            <wp:extent cx="5943600" cy="3375660"/>
-            <wp:effectExtent l="0" t="0" r="0" b="0"/>
-            <wp:docPr id="711184933" name="Picture 1" descr="A graph of different colored lines&#10;&#10;Description automatically generated"/>
-            <wp:cNvGraphicFramePr>
-              <a:graphicFrameLocks xmlns:a="http://schemas.openxmlformats.org/drawingml/2006/main" noChangeAspect="1"/>
-            </wp:cNvGraphicFramePr>
-            <a:graphic xmlns:a="http://schemas.openxmlformats.org/drawingml/2006/main">
-              <a:graphicData uri="http://schemas.openxmlformats.org/drawingml/2006/picture">
-                <pic:pic xmlns:pic="http://schemas.openxmlformats.org/drawingml/2006/picture">
-                  <pic:nvPicPr>
-                    <pic:cNvPr id="711184933" name="Picture 1" descr="A graph of different colored lines&#10;&#10;Description automatically generated"/>
-                    <pic:cNvPicPr/>
-                  </pic:nvPicPr>
-                  <pic:blipFill>
-                    <a:blip r:embed="rId12"/>
-                    <a:stretch>
-                      <a:fillRect/>
-                    </a:stretch>
-                  </pic:blipFill>
-                  <pic:spPr>
-                    <a:xfrm>
-                      <a:off x="0" y="0"/>
-                      <a:ext cx="5943600" cy="3375660"/>
-                    </a:xfrm>
-                    <a:prstGeom prst="rect">
-                      <a:avLst/>
-                    </a:prstGeom>
-                  </pic:spPr>
-                </pic:pic>
-              </a:graphicData>
-            </a:graphic>
-          </wp:inline>
-        </w:drawing>
-      </w:r>
-    </w:p>
-    <w:p>
-      <w:pPr>
-        <w:spacing w:after="162" w:line="360" w:lineRule="auto"/>
-        <w:ind w:left="20" w:right="60" w:hanging="10"/>
-        <w:rPr>
-          <w:rFonts w:ascii="Times New Roman" w:eastAsia="Times New Roman" w:hAnsi="Times New Roman" w:cs="Times New Roman"/>
-          <w:bCs/>
-          <w:color w:val="000000"/>
-          <w:kern w:val="0"/>
-          <w:sz w:val="32"/>
-          <w:szCs w:val="32"/>
-          <w:lang w:val="en-US"/>
-          <w14:ligatures w14:val="none"/>
-        </w:rPr>
-      </w:pPr>
-    </w:p>
-    <w:p>
-      <w:pPr>
-        <w:spacing w:after="200" w:line="276" w:lineRule="auto"/>
-        <w:rPr>
-          <w:rFonts w:ascii="Times New Roman" w:eastAsia="Times New Roman" w:hAnsi="Times New Roman" w:cs="Times New Roman"/>
-          <w:color w:val="000000"/>
-          <w:kern w:val="0"/>
-          <w:sz w:val="32"/>
-          <w:szCs w:val="32"/>
-          <w:lang w:eastAsia="en-CA"/>
-          <w14:ligatures w14:val="none"/>
-        </w:rPr>
-      </w:pPr>
-    </w:p>
-    <w:p>
-      <w:pPr>
-        <w:spacing w:after="200" w:line="276" w:lineRule="auto"/>
-        <w:rPr>
-          <w:rFonts w:ascii="Times New Roman" w:eastAsia="Times New Roman" w:hAnsi="Times New Roman" w:cs="Times New Roman"/>
-          <w:color w:val="000000"/>
-          <w:kern w:val="0"/>
-          <w:sz w:val="32"/>
-          <w:szCs w:val="32"/>
-          <w:lang w:eastAsia="en-CA"/>
-          <w14:ligatures w14:val="none"/>
-        </w:rPr>
-      </w:pPr>
-    </w:p>
-    <w:p>
-      <w:pPr>
-        <w:spacing w:after="200" w:line="276" w:lineRule="auto"/>
-        <w:rPr>
-          <w:rFonts w:ascii="Times New Roman" w:eastAsia="Times New Roman" w:hAnsi="Times New Roman" w:cs="Times New Roman"/>
-          <w:b/>
-          <w:bCs/>
-          <w:color w:val="000000"/>
-          <w:kern w:val="0"/>
-          <w:sz w:val="32"/>
-          <w:szCs w:val="32"/>
-          <w:lang w:eastAsia="en-CA"/>
-          <w14:ligatures w14:val="none"/>
+        <w:t>Observation from analysis:</w:t>
+      </w:r>
+    </w:p>
+    <w:p>
+      <w:pPr>
+        <w:pStyle w:val="ListParagraph"/>
+        <w:numPr>
+          <w:ilvl w:val="0"/>
+          <w:numId w:val="54"/>
+        </w:numPr>
+        <w:spacing w:line="279" w:lineRule="auto"/>
+        <w:rPr>
+          <w:rFonts w:ascii="Times New Roman" w:hAnsi="Times New Roman" w:cs="Times New Roman"/>
+        </w:rPr>
+      </w:pPr>
+      <w:r>
+        <w:rPr>
+          <w:rFonts w:ascii="Times New Roman" w:hAnsi="Times New Roman" w:cs="Times New Roman"/>
+        </w:rPr>
+        <w:t>Sector which is highly valued are Oil &amp; Gas E&amp;P, Banks, Railway and Gold.</w:t>
+      </w:r>
+    </w:p>
+    <w:p>
+      <w:pPr>
+        <w:pStyle w:val="ListParagraph"/>
+        <w:numPr>
+          <w:ilvl w:val="0"/>
+          <w:numId w:val="54"/>
+        </w:numPr>
+        <w:spacing w:line="279" w:lineRule="auto"/>
+        <w:rPr>
+          <w:rFonts w:ascii="Times New Roman" w:hAnsi="Times New Roman" w:cs="Times New Roman"/>
+        </w:rPr>
+      </w:pPr>
+      <w:r>
+        <w:rPr>
+          <w:rFonts w:ascii="Times New Roman" w:hAnsi="Times New Roman" w:cs="Times New Roman"/>
+          <w:b/>
+          <w:bCs/>
+        </w:rPr>
+        <w:t>Stock Growth Trends</w:t>
+      </w:r>
+      <w:r>
+        <w:rPr>
+          <w:rFonts w:ascii="Times New Roman" w:hAnsi="Times New Roman" w:cs="Times New Roman"/>
+        </w:rPr>
+        <w:t>:</w:t>
+      </w:r>
+    </w:p>
+    <w:p>
+      <w:pPr>
+        <w:pStyle w:val="ListParagraph"/>
+        <w:numPr>
+          <w:ilvl w:val="0"/>
+          <w:numId w:val="53"/>
+        </w:numPr>
+        <w:spacing w:after="0" w:line="279" w:lineRule="auto"/>
+        <w:rPr>
+          <w:rFonts w:ascii="Times New Roman" w:hAnsi="Times New Roman" w:cs="Times New Roman"/>
+        </w:rPr>
+      </w:pPr>
+      <w:r>
+        <w:rPr>
+          <w:rFonts w:ascii="Times New Roman" w:hAnsi="Times New Roman" w:cs="Times New Roman"/>
+        </w:rPr>
+        <w:t>The chart shows price differences from a base date (2004-12-01).</w:t>
+      </w:r>
+    </w:p>
+    <w:p>
+      <w:pPr>
+        <w:pStyle w:val="ListParagraph"/>
+        <w:numPr>
+          <w:ilvl w:val="0"/>
+          <w:numId w:val="53"/>
+        </w:numPr>
+        <w:spacing w:after="0" w:line="279" w:lineRule="auto"/>
+        <w:rPr>
+          <w:rFonts w:ascii="Times New Roman" w:hAnsi="Times New Roman" w:cs="Times New Roman"/>
+        </w:rPr>
+      </w:pPr>
+      <w:r>
+        <w:rPr>
+          <w:rFonts w:ascii="Times New Roman" w:hAnsi="Times New Roman" w:cs="Times New Roman"/>
+        </w:rPr>
+        <w:t xml:space="preserve">Some stocks (like </w:t>
+      </w:r>
+      <w:r>
+        <w:rPr>
+          <w:rFonts w:ascii="Times New Roman" w:hAnsi="Times New Roman" w:cs="Times New Roman"/>
+          <w:b/>
+          <w:bCs/>
+        </w:rPr>
+        <w:t>CNR.TO</w:t>
+      </w:r>
+      <w:r>
+        <w:rPr>
+          <w:rFonts w:ascii="Times New Roman" w:hAnsi="Times New Roman" w:cs="Times New Roman"/>
+        </w:rPr>
+        <w:t xml:space="preserve"> and </w:t>
+      </w:r>
+      <w:r>
+        <w:rPr>
+          <w:rFonts w:ascii="Times New Roman" w:hAnsi="Times New Roman" w:cs="Times New Roman"/>
+          <w:b/>
+          <w:bCs/>
+        </w:rPr>
+        <w:t>BMO.TO</w:t>
+      </w:r>
+      <w:r>
+        <w:rPr>
+          <w:rFonts w:ascii="Times New Roman" w:hAnsi="Times New Roman" w:cs="Times New Roman"/>
+        </w:rPr>
+        <w:t>) have experienced consistent long-term growth, making them strong candidates for stable investments.</w:t>
+      </w:r>
+    </w:p>
+    <w:p>
+      <w:pPr>
+        <w:pStyle w:val="ListParagraph"/>
+        <w:numPr>
+          <w:ilvl w:val="0"/>
+          <w:numId w:val="53"/>
+        </w:numPr>
+        <w:spacing w:after="0" w:line="279" w:lineRule="auto"/>
+        <w:rPr>
+          <w:rFonts w:ascii="Times New Roman" w:hAnsi="Times New Roman" w:cs="Times New Roman"/>
+        </w:rPr>
+      </w:pPr>
+      <w:r>
+        <w:rPr>
+          <w:rFonts w:ascii="Times New Roman" w:hAnsi="Times New Roman" w:cs="Times New Roman"/>
+        </w:rPr>
+        <w:t xml:space="preserve">Others (like </w:t>
+      </w:r>
+      <w:r>
+        <w:rPr>
+          <w:rFonts w:ascii="Times New Roman" w:hAnsi="Times New Roman" w:cs="Times New Roman"/>
+          <w:b/>
+          <w:bCs/>
+        </w:rPr>
+        <w:t>ABX.TO</w:t>
+      </w:r>
+      <w:r>
+        <w:rPr>
+          <w:rFonts w:ascii="Times New Roman" w:hAnsi="Times New Roman" w:cs="Times New Roman"/>
+        </w:rPr>
+        <w:t>) have shown fluctuations, suggesting more volatility.</w:t>
+      </w:r>
+    </w:p>
+    <w:p>
+      <w:pPr>
+        <w:pStyle w:val="ListParagraph"/>
+        <w:numPr>
+          <w:ilvl w:val="0"/>
+          <w:numId w:val="54"/>
+        </w:numPr>
+        <w:spacing w:line="279" w:lineRule="auto"/>
+        <w:rPr>
+          <w:rFonts w:ascii="Times New Roman" w:hAnsi="Times New Roman" w:cs="Times New Roman"/>
+        </w:rPr>
+      </w:pPr>
+      <w:r>
+        <w:rPr>
+          <w:rFonts w:ascii="Times New Roman" w:hAnsi="Times New Roman" w:cs="Times New Roman"/>
+          <w:b/>
+          <w:bCs/>
+        </w:rPr>
+        <w:t>Volatility and Risk</w:t>
+      </w:r>
+      <w:r>
+        <w:rPr>
+          <w:rFonts w:ascii="Times New Roman" w:hAnsi="Times New Roman" w:cs="Times New Roman"/>
+        </w:rPr>
+        <w:t>:</w:t>
+      </w:r>
+    </w:p>
+    <w:p>
+      <w:pPr>
+        <w:pStyle w:val="ListParagraph"/>
+        <w:numPr>
+          <w:ilvl w:val="0"/>
+          <w:numId w:val="52"/>
+        </w:numPr>
+        <w:spacing w:after="0" w:line="279" w:lineRule="auto"/>
+        <w:rPr>
+          <w:rFonts w:ascii="Times New Roman" w:hAnsi="Times New Roman" w:cs="Times New Roman"/>
+        </w:rPr>
+      </w:pPr>
+      <w:r>
+        <w:rPr>
+          <w:rFonts w:ascii="Times New Roman" w:hAnsi="Times New Roman" w:cs="Times New Roman"/>
+        </w:rPr>
+        <w:t xml:space="preserve">Stocks with </w:t>
+      </w:r>
+      <w:r>
+        <w:rPr>
+          <w:rFonts w:ascii="Times New Roman" w:hAnsi="Times New Roman" w:cs="Times New Roman"/>
+          <w:b/>
+          <w:bCs/>
+        </w:rPr>
+        <w:t>higher price swings</w:t>
+      </w:r>
+      <w:r>
+        <w:rPr>
+          <w:rFonts w:ascii="Times New Roman" w:hAnsi="Times New Roman" w:cs="Times New Roman"/>
+        </w:rPr>
+        <w:t xml:space="preserve"> (e.g., ABX.TO) may be riskier but offer short-term trading opportunities.</w:t>
+      </w:r>
+    </w:p>
+    <w:p>
+      <w:pPr>
+        <w:pStyle w:val="ListParagraph"/>
+        <w:numPr>
+          <w:ilvl w:val="0"/>
+          <w:numId w:val="52"/>
+        </w:numPr>
+        <w:spacing w:after="0" w:line="279" w:lineRule="auto"/>
+        <w:rPr>
+          <w:rFonts w:ascii="Times New Roman" w:hAnsi="Times New Roman" w:cs="Times New Roman"/>
+        </w:rPr>
+      </w:pPr>
+      <w:r>
+        <w:rPr>
+          <w:rFonts w:ascii="Times New Roman" w:hAnsi="Times New Roman" w:cs="Times New Roman"/>
+        </w:rPr>
+        <w:t>Stable stocks (e.g., CNR.TO) are more suited for long-term, low-risk investors.</w:t>
+      </w:r>
+    </w:p>
+    <w:p>
+      <w:pPr>
+        <w:pStyle w:val="ListParagraph"/>
+        <w:numPr>
+          <w:ilvl w:val="0"/>
+          <w:numId w:val="54"/>
+        </w:numPr>
+        <w:spacing w:line="279" w:lineRule="auto"/>
+        <w:rPr>
+          <w:rFonts w:ascii="Times New Roman" w:hAnsi="Times New Roman" w:cs="Times New Roman"/>
+        </w:rPr>
+      </w:pPr>
+      <w:r>
+        <w:rPr>
+          <w:rFonts w:ascii="Times New Roman" w:hAnsi="Times New Roman" w:cs="Times New Roman"/>
+          <w:b/>
+          <w:bCs/>
+        </w:rPr>
+        <w:t>Investment Timing Matters</w:t>
+      </w:r>
+      <w:r>
+        <w:rPr>
+          <w:rFonts w:ascii="Times New Roman" w:hAnsi="Times New Roman" w:cs="Times New Roman"/>
+        </w:rPr>
+        <w:t>:</w:t>
+      </w:r>
+    </w:p>
+    <w:p>
+      <w:pPr>
+        <w:pStyle w:val="ListParagraph"/>
+        <w:numPr>
+          <w:ilvl w:val="0"/>
+          <w:numId w:val="51"/>
+        </w:numPr>
+        <w:spacing w:after="0" w:line="279" w:lineRule="auto"/>
+        <w:rPr>
+          <w:rFonts w:ascii="Times New Roman" w:hAnsi="Times New Roman" w:cs="Times New Roman"/>
+        </w:rPr>
+      </w:pPr>
+      <w:r>
+        <w:rPr>
+          <w:rFonts w:ascii="Times New Roman" w:hAnsi="Times New Roman" w:cs="Times New Roman"/>
+        </w:rPr>
+        <w:t>The 2008 and 2020 financial crises are visible as dips in stock prices.</w:t>
+      </w:r>
+    </w:p>
+    <w:p>
+      <w:pPr>
+        <w:pStyle w:val="ListParagraph"/>
+        <w:numPr>
+          <w:ilvl w:val="0"/>
+          <w:numId w:val="51"/>
+        </w:numPr>
+        <w:spacing w:after="0" w:line="279" w:lineRule="auto"/>
+        <w:rPr>
+          <w:rFonts w:ascii="Times New Roman" w:hAnsi="Times New Roman" w:cs="Times New Roman"/>
+        </w:rPr>
+      </w:pPr>
+      <w:r>
+        <w:rPr>
+          <w:rFonts w:ascii="Times New Roman" w:hAnsi="Times New Roman" w:cs="Times New Roman"/>
+        </w:rPr>
+        <w:lastRenderedPageBreak/>
+        <w:t xml:space="preserve">Investors who bought during these dips benefited from </w:t>
+      </w:r>
+      <w:r>
+        <w:rPr>
+          <w:rFonts w:ascii="Times New Roman" w:hAnsi="Times New Roman" w:cs="Times New Roman"/>
+          <w:b/>
+          <w:bCs/>
+        </w:rPr>
+        <w:t>significant gains</w:t>
+      </w:r>
+      <w:r>
+        <w:rPr>
+          <w:rFonts w:ascii="Times New Roman" w:hAnsi="Times New Roman" w:cs="Times New Roman"/>
+        </w:rPr>
+        <w:t xml:space="preserve"> in the following years.</w:t>
+      </w:r>
+    </w:p>
+    <w:p>
+      <w:pPr>
+        <w:pStyle w:val="ListParagraph"/>
+        <w:numPr>
+          <w:ilvl w:val="0"/>
+          <w:numId w:val="54"/>
+        </w:numPr>
+        <w:spacing w:line="279" w:lineRule="auto"/>
+        <w:rPr>
+          <w:rFonts w:ascii="Times New Roman" w:hAnsi="Times New Roman" w:cs="Times New Roman"/>
+        </w:rPr>
+      </w:pPr>
+      <w:r>
+        <w:rPr>
+          <w:rFonts w:ascii="Times New Roman" w:hAnsi="Times New Roman" w:cs="Times New Roman"/>
+          <w:b/>
+          <w:bCs/>
+        </w:rPr>
+        <w:t>Sector-Based Performance</w:t>
+      </w:r>
+      <w:r>
+        <w:rPr>
+          <w:rFonts w:ascii="Times New Roman" w:hAnsi="Times New Roman" w:cs="Times New Roman"/>
+        </w:rPr>
+        <w:t>:</w:t>
+      </w:r>
+    </w:p>
+    <w:p>
+      <w:pPr>
+        <w:pStyle w:val="ListParagraph"/>
+        <w:numPr>
+          <w:ilvl w:val="0"/>
+          <w:numId w:val="50"/>
+        </w:numPr>
+        <w:spacing w:after="0" w:line="279" w:lineRule="auto"/>
+        <w:rPr>
+          <w:rFonts w:ascii="Times New Roman" w:hAnsi="Times New Roman" w:cs="Times New Roman"/>
+        </w:rPr>
+      </w:pPr>
+      <w:r>
+        <w:rPr>
+          <w:rFonts w:ascii="Times New Roman" w:hAnsi="Times New Roman" w:cs="Times New Roman"/>
+        </w:rPr>
+        <w:t>Different stocks belong to different sectors.</w:t>
+      </w:r>
+    </w:p>
+    <w:p>
+      <w:pPr>
+        <w:pStyle w:val="ListParagraph"/>
+        <w:numPr>
+          <w:ilvl w:val="0"/>
+          <w:numId w:val="50"/>
+        </w:numPr>
+        <w:spacing w:after="0" w:line="279" w:lineRule="auto"/>
+        <w:rPr>
+          <w:rFonts w:ascii="Times New Roman" w:hAnsi="Times New Roman" w:cs="Times New Roman"/>
+        </w:rPr>
+      </w:pPr>
+      <w:r>
+        <w:rPr>
+          <w:rFonts w:ascii="Times New Roman" w:hAnsi="Times New Roman" w:cs="Times New Roman"/>
+        </w:rPr>
+        <w:t xml:space="preserve">If a customer prefers </w:t>
+      </w:r>
+      <w:r>
+        <w:rPr>
+          <w:rFonts w:ascii="Times New Roman" w:hAnsi="Times New Roman" w:cs="Times New Roman"/>
+          <w:b/>
+          <w:bCs/>
+        </w:rPr>
+        <w:t>low-risk investments</w:t>
+      </w:r>
+      <w:r>
+        <w:rPr>
+          <w:rFonts w:ascii="Times New Roman" w:hAnsi="Times New Roman" w:cs="Times New Roman"/>
+        </w:rPr>
+        <w:t>, they should target sectors with steady upward trends.</w:t>
+      </w:r>
+    </w:p>
+    <w:p>
+      <w:pPr>
+        <w:pStyle w:val="ListParagraph"/>
+        <w:numPr>
+          <w:ilvl w:val="0"/>
+          <w:numId w:val="54"/>
+        </w:numPr>
+        <w:spacing w:line="279" w:lineRule="auto"/>
+        <w:rPr>
+          <w:rFonts w:ascii="Times New Roman" w:hAnsi="Times New Roman" w:cs="Times New Roman"/>
+        </w:rPr>
+      </w:pPr>
+      <w:r>
+        <w:rPr>
+          <w:rFonts w:ascii="Times New Roman" w:hAnsi="Times New Roman" w:cs="Times New Roman"/>
+          <w:b/>
+          <w:bCs/>
+        </w:rPr>
+        <w:t>Profit/Loss Boundary (Dotted Line)</w:t>
+      </w:r>
+      <w:r>
+        <w:rPr>
+          <w:rFonts w:ascii="Times New Roman" w:hAnsi="Times New Roman" w:cs="Times New Roman"/>
+        </w:rPr>
+        <w:t>:</w:t>
+      </w:r>
+    </w:p>
+    <w:p>
+      <w:pPr>
+        <w:pStyle w:val="ListParagraph"/>
+        <w:numPr>
+          <w:ilvl w:val="0"/>
+          <w:numId w:val="49"/>
+        </w:numPr>
+        <w:spacing w:after="0" w:line="279" w:lineRule="auto"/>
+        <w:rPr>
+          <w:rFonts w:ascii="Times New Roman" w:hAnsi="Times New Roman" w:cs="Times New Roman"/>
+        </w:rPr>
+      </w:pPr>
+      <w:r>
+        <w:rPr>
+          <w:rFonts w:ascii="Times New Roman" w:hAnsi="Times New Roman" w:cs="Times New Roman"/>
+        </w:rPr>
+        <w:t>It represents whether a stock is above or below its starting price.</w:t>
+      </w:r>
+    </w:p>
+    <w:p>
+      <w:pPr>
+        <w:pStyle w:val="ListParagraph"/>
+        <w:numPr>
+          <w:ilvl w:val="0"/>
+          <w:numId w:val="49"/>
+        </w:numPr>
+        <w:spacing w:after="0" w:line="279" w:lineRule="auto"/>
+        <w:rPr>
+          <w:rFonts w:ascii="Times New Roman" w:hAnsi="Times New Roman" w:cs="Times New Roman"/>
+        </w:rPr>
+      </w:pPr>
+      <w:r>
+        <w:rPr>
+          <w:rFonts w:ascii="Times New Roman" w:hAnsi="Times New Roman" w:cs="Times New Roman"/>
+        </w:rPr>
+        <w:t xml:space="preserve">If a stock stays </w:t>
+      </w:r>
+      <w:r>
+        <w:rPr>
+          <w:rFonts w:ascii="Times New Roman" w:hAnsi="Times New Roman" w:cs="Times New Roman"/>
+          <w:b/>
+          <w:bCs/>
+        </w:rPr>
+        <w:t>above the boundary for long periods</w:t>
+      </w:r>
+      <w:r>
+        <w:rPr>
+          <w:rFonts w:ascii="Times New Roman" w:hAnsi="Times New Roman" w:cs="Times New Roman"/>
+        </w:rPr>
+        <w:t>, it indicates strong long-term performance.</w:t>
+      </w:r>
+    </w:p>
+    <w:p>
+      <w:pPr>
+        <w:pStyle w:val="ListParagraph"/>
+        <w:spacing w:after="0"/>
+        <w:ind w:left="1080"/>
+        <w:rPr>
+          <w:rFonts w:ascii="Times New Roman" w:hAnsi="Times New Roman" w:cs="Times New Roman"/>
+        </w:rPr>
+      </w:pPr>
+    </w:p>
+    <w:p>
+      <w:pPr>
+        <w:spacing w:after="0"/>
+        <w:rPr>
+          <w:rFonts w:ascii="Times New Roman" w:hAnsi="Times New Roman" w:cs="Times New Roman"/>
+        </w:rPr>
+      </w:pPr>
+    </w:p>
+    <w:p>
+      <w:pPr>
+        <w:rPr>
+          <w:rFonts w:ascii="Times New Roman" w:hAnsi="Times New Roman" w:cs="Times New Roman"/>
+          <w:b/>
+          <w:bCs/>
+        </w:rPr>
+      </w:pPr>
+      <w:r>
+        <w:rPr>
+          <w:rFonts w:ascii="Times New Roman" w:eastAsia="Aptos" w:hAnsi="Times New Roman" w:cs="Times New Roman"/>
+          <w:b/>
+          <w:bCs/>
+        </w:rPr>
+        <w:t>How This Helps Beginner Investors:</w:t>
+      </w:r>
+    </w:p>
+    <w:p>
+      <w:pPr>
+        <w:rPr>
+          <w:rFonts w:ascii="Times New Roman" w:eastAsia="Aptos" w:hAnsi="Times New Roman" w:cs="Times New Roman"/>
+        </w:rPr>
+      </w:pPr>
+      <w:r>
+        <w:rPr>
+          <w:rFonts w:ascii="Times New Roman" w:hAnsi="Times New Roman" w:cs="Times New Roman"/>
+        </w:rPr>
+        <w:t>Sector-Based Diversification to Reduce Risks:</w:t>
+      </w:r>
+    </w:p>
+    <w:p>
+      <w:pPr>
+        <w:pStyle w:val="ListParagraph"/>
+        <w:numPr>
+          <w:ilvl w:val="0"/>
+          <w:numId w:val="48"/>
+        </w:numPr>
+        <w:spacing w:line="279" w:lineRule="auto"/>
+        <w:rPr>
+          <w:rFonts w:ascii="Times New Roman" w:eastAsia="Aptos" w:hAnsi="Times New Roman" w:cs="Times New Roman"/>
+        </w:rPr>
+      </w:pPr>
+      <w:r>
+        <w:rPr>
+          <w:rFonts w:ascii="Times New Roman" w:eastAsia="Aptos" w:hAnsi="Times New Roman" w:cs="Times New Roman"/>
+        </w:rPr>
+        <w:t xml:space="preserve">It means investing in </w:t>
+      </w:r>
+      <w:r>
+        <w:rPr>
+          <w:rFonts w:ascii="Times New Roman" w:eastAsia="Aptos" w:hAnsi="Times New Roman" w:cs="Times New Roman"/>
+          <w:b/>
+          <w:bCs/>
+        </w:rPr>
+        <w:t>different industries</w:t>
+      </w:r>
+      <w:r>
+        <w:rPr>
+          <w:rFonts w:ascii="Times New Roman" w:eastAsia="Aptos" w:hAnsi="Times New Roman" w:cs="Times New Roman"/>
+        </w:rPr>
+        <w:t xml:space="preserve"> rather than putting all money into a single sector (e.g., technology, healthcare, finance).</w:t>
+      </w:r>
+    </w:p>
+    <w:p>
+      <w:pPr>
+        <w:pStyle w:val="ListParagraph"/>
+        <w:numPr>
+          <w:ilvl w:val="0"/>
+          <w:numId w:val="48"/>
+        </w:numPr>
+        <w:spacing w:after="0" w:line="279" w:lineRule="auto"/>
+        <w:rPr>
+          <w:rFonts w:ascii="Times New Roman" w:eastAsia="Aptos" w:hAnsi="Times New Roman" w:cs="Times New Roman"/>
+        </w:rPr>
+      </w:pPr>
+      <w:r>
+        <w:rPr>
+          <w:rFonts w:ascii="Times New Roman" w:eastAsia="Aptos" w:hAnsi="Times New Roman" w:cs="Times New Roman"/>
+        </w:rPr>
+        <w:t xml:space="preserve">Different sectors react </w:t>
+      </w:r>
+      <w:r>
+        <w:rPr>
+          <w:rFonts w:ascii="Times New Roman" w:eastAsia="Aptos" w:hAnsi="Times New Roman" w:cs="Times New Roman"/>
+          <w:b/>
+          <w:bCs/>
+        </w:rPr>
+        <w:t>differently</w:t>
+      </w:r>
+      <w:r>
+        <w:rPr>
+          <w:rFonts w:ascii="Times New Roman" w:eastAsia="Aptos" w:hAnsi="Times New Roman" w:cs="Times New Roman"/>
+        </w:rPr>
+        <w:t xml:space="preserve"> to economic changes, reducing overall investment risk.</w:t>
+      </w:r>
+    </w:p>
+    <w:p>
+      <w:pPr>
+        <w:spacing w:after="0"/>
+        <w:rPr>
+          <w:rFonts w:ascii="Times New Roman" w:eastAsia="Aptos" w:hAnsi="Times New Roman" w:cs="Times New Roman"/>
+        </w:rPr>
+      </w:pPr>
+      <w:r>
+        <w:rPr>
+          <w:rFonts w:ascii="Times New Roman" w:eastAsia="Aptos" w:hAnsi="Times New Roman" w:cs="Times New Roman"/>
+        </w:rPr>
+        <w:t>Why is it important for new investors:</w:t>
+      </w:r>
+    </w:p>
+    <w:p>
+      <w:pPr>
+        <w:pStyle w:val="ListParagraph"/>
+        <w:numPr>
+          <w:ilvl w:val="0"/>
+          <w:numId w:val="53"/>
+        </w:numPr>
+        <w:spacing w:after="0" w:line="279" w:lineRule="auto"/>
+        <w:rPr>
+          <w:rFonts w:ascii="Times New Roman" w:eastAsia="Aptos" w:hAnsi="Times New Roman" w:cs="Times New Roman"/>
+        </w:rPr>
+      </w:pPr>
+      <w:r>
+        <w:rPr>
+          <w:rFonts w:ascii="Times New Roman" w:eastAsia="Aptos" w:hAnsi="Times New Roman" w:cs="Times New Roman"/>
+        </w:rPr>
+        <w:t xml:space="preserve">If an investor </w:t>
+      </w:r>
+      <w:r>
+        <w:rPr>
+          <w:rFonts w:ascii="Times New Roman" w:eastAsia="Aptos" w:hAnsi="Times New Roman" w:cs="Times New Roman"/>
+          <w:b/>
+          <w:bCs/>
+        </w:rPr>
+        <w:t>only buys</w:t>
+      </w:r>
+      <w:r>
+        <w:rPr>
+          <w:rFonts w:ascii="Times New Roman" w:eastAsia="Aptos" w:hAnsi="Times New Roman" w:cs="Times New Roman"/>
+        </w:rPr>
+        <w:t xml:space="preserve"> stocks from one sector (e.g., banking), their portfolio is at high risk if that sector crashes.</w:t>
+      </w:r>
+    </w:p>
+    <w:p>
+      <w:pPr>
+        <w:pStyle w:val="ListParagraph"/>
+        <w:numPr>
+          <w:ilvl w:val="0"/>
+          <w:numId w:val="53"/>
+        </w:numPr>
+        <w:spacing w:after="0" w:line="279" w:lineRule="auto"/>
+        <w:rPr>
+          <w:rFonts w:ascii="Times New Roman" w:eastAsia="Aptos" w:hAnsi="Times New Roman" w:cs="Times New Roman"/>
+        </w:rPr>
+      </w:pPr>
+      <w:r>
+        <w:rPr>
+          <w:rFonts w:ascii="Times New Roman" w:eastAsia="Aptos" w:hAnsi="Times New Roman" w:cs="Times New Roman"/>
+        </w:rPr>
+        <w:t xml:space="preserve">Diversifying across multiple sectors protects against </w:t>
+      </w:r>
+      <w:r>
+        <w:rPr>
+          <w:rFonts w:ascii="Times New Roman" w:eastAsia="Aptos" w:hAnsi="Times New Roman" w:cs="Times New Roman"/>
+          <w:b/>
+          <w:bCs/>
+        </w:rPr>
+        <w:t>sector-specific downturns</w:t>
+      </w:r>
+      <w:r>
+        <w:rPr>
+          <w:rFonts w:ascii="Times New Roman" w:eastAsia="Aptos" w:hAnsi="Times New Roman" w:cs="Times New Roman"/>
+        </w:rPr>
+        <w:t>.</w:t>
+      </w:r>
+    </w:p>
+    <w:p>
+      <w:pPr>
+        <w:pStyle w:val="ListParagraph"/>
+        <w:numPr>
+          <w:ilvl w:val="0"/>
+          <w:numId w:val="53"/>
+        </w:numPr>
+        <w:spacing w:after="0" w:line="279" w:lineRule="auto"/>
+        <w:rPr>
+          <w:rFonts w:ascii="Times New Roman" w:eastAsia="Aptos" w:hAnsi="Times New Roman" w:cs="Times New Roman"/>
+        </w:rPr>
+      </w:pPr>
+      <w:r>
+        <w:rPr>
+          <w:rFonts w:ascii="Times New Roman" w:eastAsia="Aptos" w:hAnsi="Times New Roman" w:cs="Times New Roman"/>
+        </w:rPr>
+        <w:t>For example:</w:t>
+      </w:r>
+      <w:r>
+        <w:rPr>
+          <w:rFonts w:ascii="Times New Roman" w:hAnsi="Times New Roman" w:cs="Times New Roman"/>
+        </w:rPr>
+        <w:br/>
+      </w:r>
+      <w:r>
+        <w:rPr>
+          <w:rFonts w:ascii="Times New Roman" w:eastAsia="Aptos" w:hAnsi="Times New Roman" w:cs="Times New Roman"/>
+        </w:rPr>
+        <w:t>Financial Sector (BMO.TO, CM.TO, BNS.TO) → Affected by interest rates, economic cycles.</w:t>
+      </w:r>
+      <w:r>
+        <w:rPr>
+          <w:rFonts w:ascii="Times New Roman" w:hAnsi="Times New Roman" w:cs="Times New Roman"/>
+        </w:rPr>
+        <w:br/>
+      </w:r>
+      <w:r>
+        <w:rPr>
+          <w:rFonts w:ascii="Times New Roman" w:eastAsia="Aptos" w:hAnsi="Times New Roman" w:cs="Times New Roman"/>
+        </w:rPr>
+        <w:t>Energy Sector (CNQ.TO) → Influenced by oil prices, geopolitical events.</w:t>
+      </w:r>
+      <w:r>
+        <w:rPr>
+          <w:rFonts w:ascii="Times New Roman" w:hAnsi="Times New Roman" w:cs="Times New Roman"/>
+        </w:rPr>
+        <w:br/>
+      </w:r>
+      <w:r>
+        <w:rPr>
+          <w:rFonts w:ascii="Times New Roman" w:eastAsia="Aptos" w:hAnsi="Times New Roman" w:cs="Times New Roman"/>
+        </w:rPr>
+        <w:t>Industrial Sector (CNR.TO) → Depends on trade, infrastructure growth.</w:t>
+      </w:r>
+      <w:r>
+        <w:rPr>
+          <w:rFonts w:ascii="Times New Roman" w:hAnsi="Times New Roman" w:cs="Times New Roman"/>
+        </w:rPr>
+        <w:br/>
+      </w:r>
+      <w:r>
+        <w:rPr>
+          <w:rFonts w:ascii="Times New Roman" w:eastAsia="Aptos" w:hAnsi="Times New Roman" w:cs="Times New Roman"/>
+        </w:rPr>
+        <w:t>Gold &amp; Mining (ABX.TO) → Gains value in economic downturns (safe-haven investment).</w:t>
+      </w:r>
+    </w:p>
+    <w:p>
+      <w:pPr>
+        <w:spacing w:after="0"/>
+        <w:rPr>
+          <w:rFonts w:ascii="Times New Roman" w:eastAsia="Aptos" w:hAnsi="Times New Roman" w:cs="Times New Roman"/>
+        </w:rPr>
+      </w:pPr>
+    </w:p>
+    <w:p>
+      <w:pPr>
+        <w:spacing w:after="0"/>
+        <w:rPr>
+          <w:rFonts w:ascii="Times New Roman" w:eastAsia="Aptos" w:hAnsi="Times New Roman" w:cs="Times New Roman"/>
+        </w:rPr>
+      </w:pPr>
+    </w:p>
+    <w:p>
+      <w:pPr>
+        <w:spacing w:after="0"/>
+        <w:rPr>
+          <w:rFonts w:ascii="Times New Roman" w:eastAsia="Aptos" w:hAnsi="Times New Roman" w:cs="Times New Roman"/>
+          <w:b/>
+          <w:bCs/>
+        </w:rPr>
+      </w:pPr>
+      <w:r>
+        <w:rPr>
+          <w:rFonts w:ascii="Times New Roman" w:eastAsia="Aptos" w:hAnsi="Times New Roman" w:cs="Times New Roman"/>
+          <w:b/>
+          <w:bCs/>
+        </w:rPr>
+        <w:t>How Can Beginners Use This?</w:t>
+      </w:r>
+    </w:p>
+    <w:p>
+      <w:pPr>
+        <w:pStyle w:val="ListParagraph"/>
+        <w:numPr>
+          <w:ilvl w:val="0"/>
+          <w:numId w:val="47"/>
+        </w:numPr>
+        <w:spacing w:after="0" w:line="279" w:lineRule="auto"/>
+        <w:rPr>
+          <w:rFonts w:ascii="Times New Roman" w:hAnsi="Times New Roman" w:cs="Times New Roman"/>
+        </w:rPr>
+      </w:pPr>
+      <w:r>
+        <w:rPr>
+          <w:rFonts w:ascii="Times New Roman" w:eastAsia="Aptos" w:hAnsi="Times New Roman" w:cs="Times New Roman"/>
+        </w:rPr>
+        <w:t>Scenario 1: If the economy slows down, banks (BMO.TO, CM.TO) might struggle, but gold (ABX.TO) could rise.</w:t>
+      </w:r>
+      <w:r>
+        <w:rPr>
+          <w:rFonts w:ascii="Times New Roman" w:hAnsi="Times New Roman" w:cs="Times New Roman"/>
+        </w:rPr>
+        <w:br/>
+      </w:r>
+      <w:r>
+        <w:rPr>
+          <w:rFonts w:ascii="Times New Roman" w:eastAsia="Aptos" w:hAnsi="Times New Roman" w:cs="Times New Roman"/>
+        </w:rPr>
+        <w:t>Scenario 2: If oil prices surge, energy stocks (CNQ.TO) will benefit, while transport (CNR.TO) may suffer due to higher costs.</w:t>
+      </w:r>
+    </w:p>
+    <w:p>
+      <w:pPr>
+        <w:pStyle w:val="ListParagraph"/>
+        <w:numPr>
+          <w:ilvl w:val="0"/>
+          <w:numId w:val="47"/>
+        </w:numPr>
+        <w:spacing w:after="0" w:line="279" w:lineRule="auto"/>
+        <w:rPr>
+          <w:rFonts w:ascii="Times New Roman" w:hAnsi="Times New Roman" w:cs="Times New Roman"/>
+        </w:rPr>
+      </w:pPr>
+      <w:r>
+        <w:rPr>
+          <w:rFonts w:ascii="Times New Roman" w:eastAsia="Aptos" w:hAnsi="Times New Roman" w:cs="Times New Roman"/>
+        </w:rPr>
+        <w:t>By investing across multiple sectors, losses in one area are balanced by gains in another.</w:t>
+      </w:r>
+    </w:p>
+    <w:p>
+      <w:pPr>
+        <w:spacing w:after="0" w:line="279" w:lineRule="auto"/>
+        <w:rPr>
+          <w:rFonts w:ascii="Times New Roman" w:hAnsi="Times New Roman" w:cs="Times New Roman"/>
         </w:rPr>
       </w:pPr>
       <w:r>
@@ -6893,7 +8192,7 @@
                     <pic:cNvPicPr/>
                   </pic:nvPicPr>
                   <pic:blipFill>
-                    <a:blip r:embed="rId13"/>
+                    <a:blip r:embed="rId12"/>
                     <a:stretch>
                       <a:fillRect/>
                     </a:stretch>
@@ -10921,7 +12220,7 @@
       <w:r>
         <w:t xml:space="preserve">Investopedia. “What Is Portfolio Management?” [Online]. Available: </w:t>
       </w:r>
-      <w:hyperlink r:id="rId14" w:tgtFrame="_new" w:history="1">
+      <w:hyperlink r:id="rId13" w:tgtFrame="_new" w:history="1">
         <w:r>
           <w:rPr>
             <w:rStyle w:val="Hyperlink"/>
@@ -10950,7 +12249,7 @@
       <w:r>
         <w:t xml:space="preserve">Groww. “Portfolio Management Overview.” [Online]. Available: </w:t>
       </w:r>
-      <w:hyperlink r:id="rId15" w:tgtFrame="_new" w:history="1">
+      <w:hyperlink r:id="rId14" w:tgtFrame="_new" w:history="1">
         <w:r>
           <w:rPr>
             <w:rStyle w:val="Hyperlink"/>
@@ -11002,7 +12301,7 @@
           <w:lang w:val="en-US"/>
         </w:rPr>
       </w:pPr>
-      <w:hyperlink r:id="rId16" w:history="1">
+      <w:hyperlink r:id="rId15" w:history="1">
         <w:r>
           <w:rPr>
             <w:rStyle w:val="Hyperlink"/>
@@ -11052,7 +12351,7 @@
           <w:lang w:val="en-US"/>
         </w:rPr>
       </w:pPr>
-      <w:hyperlink r:id="rId17" w:history="1">
+      <w:hyperlink r:id="rId16" w:history="1">
         <w:r>
           <w:rPr>
             <w:rStyle w:val="Hyperlink"/>
@@ -11082,7 +12381,7 @@
           <w:lang w:val="en-US"/>
         </w:rPr>
       </w:pPr>
-      <w:hyperlink r:id="rId18" w:history="1">
+      <w:hyperlink r:id="rId17" w:history="1">
         <w:r>
           <w:rPr>
             <w:rStyle w:val="Hyperlink"/>
@@ -11282,6 +12581,232 @@
     </w:lvl>
   </w:abstractNum>
   <w:abstractNum w:abstractNumId="1" w15:restartNumberingAfterBreak="0">
+    <w:nsid w:val="0BB9F9A2"/>
+    <w:multiLevelType w:val="hybridMultilevel"/>
+    <w:tmpl w:val="1108C35E"/>
+    <w:lvl w:ilvl="0" w:tplc="81B8FB02">
+      <w:start w:val="1"/>
+      <w:numFmt w:val="bullet"/>
+      <w:lvlText w:val=""/>
+      <w:lvlJc w:val="left"/>
+      <w:pPr>
+        <w:ind w:left="1080" w:hanging="360"/>
+      </w:pPr>
+      <w:rPr>
+        <w:rFonts w:ascii="Symbol" w:hAnsi="Symbol" w:hint="default"/>
+      </w:rPr>
+    </w:lvl>
+    <w:lvl w:ilvl="1" w:tplc="188CF5A0">
+      <w:start w:val="1"/>
+      <w:numFmt w:val="bullet"/>
+      <w:lvlText w:val="o"/>
+      <w:lvlJc w:val="left"/>
+      <w:pPr>
+        <w:ind w:left="1800" w:hanging="360"/>
+      </w:pPr>
+      <w:rPr>
+        <w:rFonts w:ascii="Courier New" w:hAnsi="Courier New" w:hint="default"/>
+      </w:rPr>
+    </w:lvl>
+    <w:lvl w:ilvl="2" w:tplc="831660AA">
+      <w:start w:val="1"/>
+      <w:numFmt w:val="bullet"/>
+      <w:lvlText w:val=""/>
+      <w:lvlJc w:val="left"/>
+      <w:pPr>
+        <w:ind w:left="2520" w:hanging="360"/>
+      </w:pPr>
+      <w:rPr>
+        <w:rFonts w:ascii="Wingdings" w:hAnsi="Wingdings" w:hint="default"/>
+      </w:rPr>
+    </w:lvl>
+    <w:lvl w:ilvl="3" w:tplc="C1AEBE74">
+      <w:start w:val="1"/>
+      <w:numFmt w:val="bullet"/>
+      <w:lvlText w:val=""/>
+      <w:lvlJc w:val="left"/>
+      <w:pPr>
+        <w:ind w:left="3240" w:hanging="360"/>
+      </w:pPr>
+      <w:rPr>
+        <w:rFonts w:ascii="Symbol" w:hAnsi="Symbol" w:hint="default"/>
+      </w:rPr>
+    </w:lvl>
+    <w:lvl w:ilvl="4" w:tplc="F150250A">
+      <w:start w:val="1"/>
+      <w:numFmt w:val="bullet"/>
+      <w:lvlText w:val="o"/>
+      <w:lvlJc w:val="left"/>
+      <w:pPr>
+        <w:ind w:left="3960" w:hanging="360"/>
+      </w:pPr>
+      <w:rPr>
+        <w:rFonts w:ascii="Courier New" w:hAnsi="Courier New" w:hint="default"/>
+      </w:rPr>
+    </w:lvl>
+    <w:lvl w:ilvl="5" w:tplc="5D3A16A4">
+      <w:start w:val="1"/>
+      <w:numFmt w:val="bullet"/>
+      <w:lvlText w:val=""/>
+      <w:lvlJc w:val="left"/>
+      <w:pPr>
+        <w:ind w:left="4680" w:hanging="360"/>
+      </w:pPr>
+      <w:rPr>
+        <w:rFonts w:ascii="Wingdings" w:hAnsi="Wingdings" w:hint="default"/>
+      </w:rPr>
+    </w:lvl>
+    <w:lvl w:ilvl="6" w:tplc="13A88D30">
+      <w:start w:val="1"/>
+      <w:numFmt w:val="bullet"/>
+      <w:lvlText w:val=""/>
+      <w:lvlJc w:val="left"/>
+      <w:pPr>
+        <w:ind w:left="5400" w:hanging="360"/>
+      </w:pPr>
+      <w:rPr>
+        <w:rFonts w:ascii="Symbol" w:hAnsi="Symbol" w:hint="default"/>
+      </w:rPr>
+    </w:lvl>
+    <w:lvl w:ilvl="7" w:tplc="F114323C">
+      <w:start w:val="1"/>
+      <w:numFmt w:val="bullet"/>
+      <w:lvlText w:val="o"/>
+      <w:lvlJc w:val="left"/>
+      <w:pPr>
+        <w:ind w:left="6120" w:hanging="360"/>
+      </w:pPr>
+      <w:rPr>
+        <w:rFonts w:ascii="Courier New" w:hAnsi="Courier New" w:hint="default"/>
+      </w:rPr>
+    </w:lvl>
+    <w:lvl w:ilvl="8" w:tplc="9C144612">
+      <w:start w:val="1"/>
+      <w:numFmt w:val="bullet"/>
+      <w:lvlText w:val=""/>
+      <w:lvlJc w:val="left"/>
+      <w:pPr>
+        <w:ind w:left="6840" w:hanging="360"/>
+      </w:pPr>
+      <w:rPr>
+        <w:rFonts w:ascii="Wingdings" w:hAnsi="Wingdings" w:hint="default"/>
+      </w:rPr>
+    </w:lvl>
+  </w:abstractNum>
+  <w:abstractNum w:abstractNumId="2" w15:restartNumberingAfterBreak="0">
+    <w:nsid w:val="0C52DA71"/>
+    <w:multiLevelType w:val="hybridMultilevel"/>
+    <w:tmpl w:val="12386AB0"/>
+    <w:lvl w:ilvl="0" w:tplc="63D8E09E">
+      <w:start w:val="1"/>
+      <w:numFmt w:val="bullet"/>
+      <w:lvlText w:val=""/>
+      <w:lvlJc w:val="left"/>
+      <w:pPr>
+        <w:ind w:left="1080" w:hanging="360"/>
+      </w:pPr>
+      <w:rPr>
+        <w:rFonts w:ascii="Symbol" w:hAnsi="Symbol" w:hint="default"/>
+      </w:rPr>
+    </w:lvl>
+    <w:lvl w:ilvl="1" w:tplc="99328C64">
+      <w:start w:val="1"/>
+      <w:numFmt w:val="bullet"/>
+      <w:lvlText w:val="o"/>
+      <w:lvlJc w:val="left"/>
+      <w:pPr>
+        <w:ind w:left="1800" w:hanging="360"/>
+      </w:pPr>
+      <w:rPr>
+        <w:rFonts w:ascii="Courier New" w:hAnsi="Courier New" w:hint="default"/>
+      </w:rPr>
+    </w:lvl>
+    <w:lvl w:ilvl="2" w:tplc="67744518">
+      <w:start w:val="1"/>
+      <w:numFmt w:val="bullet"/>
+      <w:lvlText w:val=""/>
+      <w:lvlJc w:val="left"/>
+      <w:pPr>
+        <w:ind w:left="2520" w:hanging="360"/>
+      </w:pPr>
+      <w:rPr>
+        <w:rFonts w:ascii="Wingdings" w:hAnsi="Wingdings" w:hint="default"/>
+      </w:rPr>
+    </w:lvl>
+    <w:lvl w:ilvl="3" w:tplc="2F961C1E">
+      <w:start w:val="1"/>
+      <w:numFmt w:val="bullet"/>
+      <w:lvlText w:val=""/>
+      <w:lvlJc w:val="left"/>
+      <w:pPr>
+        <w:ind w:left="3240" w:hanging="360"/>
+      </w:pPr>
+      <w:rPr>
+        <w:rFonts w:ascii="Symbol" w:hAnsi="Symbol" w:hint="default"/>
+      </w:rPr>
+    </w:lvl>
+    <w:lvl w:ilvl="4" w:tplc="0DD2A8B8">
+      <w:start w:val="1"/>
+      <w:numFmt w:val="bullet"/>
+      <w:lvlText w:val="o"/>
+      <w:lvlJc w:val="left"/>
+      <w:pPr>
+        <w:ind w:left="3960" w:hanging="360"/>
+      </w:pPr>
+      <w:rPr>
+        <w:rFonts w:ascii="Courier New" w:hAnsi="Courier New" w:hint="default"/>
+      </w:rPr>
+    </w:lvl>
+    <w:lvl w:ilvl="5" w:tplc="2F8A410A">
+      <w:start w:val="1"/>
+      <w:numFmt w:val="bullet"/>
+      <w:lvlText w:val=""/>
+      <w:lvlJc w:val="left"/>
+      <w:pPr>
+        <w:ind w:left="4680" w:hanging="360"/>
+      </w:pPr>
+      <w:rPr>
+        <w:rFonts w:ascii="Wingdings" w:hAnsi="Wingdings" w:hint="default"/>
+      </w:rPr>
+    </w:lvl>
+    <w:lvl w:ilvl="6" w:tplc="7744068E">
+      <w:start w:val="1"/>
+      <w:numFmt w:val="bullet"/>
+      <w:lvlText w:val=""/>
+      <w:lvlJc w:val="left"/>
+      <w:pPr>
+        <w:ind w:left="5400" w:hanging="360"/>
+      </w:pPr>
+      <w:rPr>
+        <w:rFonts w:ascii="Symbol" w:hAnsi="Symbol" w:hint="default"/>
+      </w:rPr>
+    </w:lvl>
+    <w:lvl w:ilvl="7" w:tplc="BC5A75E2">
+      <w:start w:val="1"/>
+      <w:numFmt w:val="bullet"/>
+      <w:lvlText w:val="o"/>
+      <w:lvlJc w:val="left"/>
+      <w:pPr>
+        <w:ind w:left="6120" w:hanging="360"/>
+      </w:pPr>
+      <w:rPr>
+        <w:rFonts w:ascii="Courier New" w:hAnsi="Courier New" w:hint="default"/>
+      </w:rPr>
+    </w:lvl>
+    <w:lvl w:ilvl="8" w:tplc="CF92C084">
+      <w:start w:val="1"/>
+      <w:numFmt w:val="bullet"/>
+      <w:lvlText w:val=""/>
+      <w:lvlJc w:val="left"/>
+      <w:pPr>
+        <w:ind w:left="6840" w:hanging="360"/>
+      </w:pPr>
+      <w:rPr>
+        <w:rFonts w:ascii="Wingdings" w:hAnsi="Wingdings" w:hint="default"/>
+      </w:rPr>
+    </w:lvl>
+  </w:abstractNum>
+  <w:abstractNum w:abstractNumId="3" w15:restartNumberingAfterBreak="0">
     <w:nsid w:val="0C7060FD"/>
     <w:multiLevelType w:val="hybridMultilevel"/>
     <w:tmpl w:val="F306C2C4"/>
@@ -11370,7 +12895,7 @@
       </w:pPr>
     </w:lvl>
   </w:abstractNum>
-  <w:abstractNum w:abstractNumId="2" w15:restartNumberingAfterBreak="0">
+  <w:abstractNum w:abstractNumId="4" w15:restartNumberingAfterBreak="0">
     <w:nsid w:val="133622D8"/>
     <w:multiLevelType w:val="multilevel"/>
     <w:tmpl w:val="D936658C"/>
@@ -11519,7 +13044,120 @@
       </w:rPr>
     </w:lvl>
   </w:abstractNum>
-  <w:abstractNum w:abstractNumId="3" w15:restartNumberingAfterBreak="0">
+  <w:abstractNum w:abstractNumId="5" w15:restartNumberingAfterBreak="0">
+    <w:nsid w:val="1398A58B"/>
+    <w:multiLevelType w:val="hybridMultilevel"/>
+    <w:tmpl w:val="58DC697E"/>
+    <w:lvl w:ilvl="0" w:tplc="73BC5438">
+      <w:start w:val="1"/>
+      <w:numFmt w:val="bullet"/>
+      <w:lvlText w:val=""/>
+      <w:lvlJc w:val="left"/>
+      <w:pPr>
+        <w:ind w:left="1080" w:hanging="360"/>
+      </w:pPr>
+      <w:rPr>
+        <w:rFonts w:ascii="Symbol" w:hAnsi="Symbol" w:hint="default"/>
+      </w:rPr>
+    </w:lvl>
+    <w:lvl w:ilvl="1" w:tplc="54F23DCE">
+      <w:start w:val="1"/>
+      <w:numFmt w:val="bullet"/>
+      <w:lvlText w:val="o"/>
+      <w:lvlJc w:val="left"/>
+      <w:pPr>
+        <w:ind w:left="1800" w:hanging="360"/>
+      </w:pPr>
+      <w:rPr>
+        <w:rFonts w:ascii="Courier New" w:hAnsi="Courier New" w:hint="default"/>
+      </w:rPr>
+    </w:lvl>
+    <w:lvl w:ilvl="2" w:tplc="5B7039B4">
+      <w:start w:val="1"/>
+      <w:numFmt w:val="bullet"/>
+      <w:lvlText w:val=""/>
+      <w:lvlJc w:val="left"/>
+      <w:pPr>
+        <w:ind w:left="2520" w:hanging="360"/>
+      </w:pPr>
+      <w:rPr>
+        <w:rFonts w:ascii="Wingdings" w:hAnsi="Wingdings" w:hint="default"/>
+      </w:rPr>
+    </w:lvl>
+    <w:lvl w:ilvl="3" w:tplc="1F4E5718">
+      <w:start w:val="1"/>
+      <w:numFmt w:val="bullet"/>
+      <w:lvlText w:val=""/>
+      <w:lvlJc w:val="left"/>
+      <w:pPr>
+        <w:ind w:left="3240" w:hanging="360"/>
+      </w:pPr>
+      <w:rPr>
+        <w:rFonts w:ascii="Symbol" w:hAnsi="Symbol" w:hint="default"/>
+      </w:rPr>
+    </w:lvl>
+    <w:lvl w:ilvl="4" w:tplc="937A256A">
+      <w:start w:val="1"/>
+      <w:numFmt w:val="bullet"/>
+      <w:lvlText w:val="o"/>
+      <w:lvlJc w:val="left"/>
+      <w:pPr>
+        <w:ind w:left="3960" w:hanging="360"/>
+      </w:pPr>
+      <w:rPr>
+        <w:rFonts w:ascii="Courier New" w:hAnsi="Courier New" w:hint="default"/>
+      </w:rPr>
+    </w:lvl>
+    <w:lvl w:ilvl="5" w:tplc="965CE30A">
+      <w:start w:val="1"/>
+      <w:numFmt w:val="bullet"/>
+      <w:lvlText w:val=""/>
+      <w:lvlJc w:val="left"/>
+      <w:pPr>
+        <w:ind w:left="4680" w:hanging="360"/>
+      </w:pPr>
+      <w:rPr>
+        <w:rFonts w:ascii="Wingdings" w:hAnsi="Wingdings" w:hint="default"/>
+      </w:rPr>
+    </w:lvl>
+    <w:lvl w:ilvl="6" w:tplc="8CFE8172">
+      <w:start w:val="1"/>
+      <w:numFmt w:val="bullet"/>
+      <w:lvlText w:val=""/>
+      <w:lvlJc w:val="left"/>
+      <w:pPr>
+        <w:ind w:left="5400" w:hanging="360"/>
+      </w:pPr>
+      <w:rPr>
+        <w:rFonts w:ascii="Symbol" w:hAnsi="Symbol" w:hint="default"/>
+      </w:rPr>
+    </w:lvl>
+    <w:lvl w:ilvl="7" w:tplc="742A071A">
+      <w:start w:val="1"/>
+      <w:numFmt w:val="bullet"/>
+      <w:lvlText w:val="o"/>
+      <w:lvlJc w:val="left"/>
+      <w:pPr>
+        <w:ind w:left="6120" w:hanging="360"/>
+      </w:pPr>
+      <w:rPr>
+        <w:rFonts w:ascii="Courier New" w:hAnsi="Courier New" w:hint="default"/>
+      </w:rPr>
+    </w:lvl>
+    <w:lvl w:ilvl="8" w:tplc="B7EA1242">
+      <w:start w:val="1"/>
+      <w:numFmt w:val="bullet"/>
+      <w:lvlText w:val=""/>
+      <w:lvlJc w:val="left"/>
+      <w:pPr>
+        <w:ind w:left="6840" w:hanging="360"/>
+      </w:pPr>
+      <w:rPr>
+        <w:rFonts w:ascii="Wingdings" w:hAnsi="Wingdings" w:hint="default"/>
+      </w:rPr>
+    </w:lvl>
+  </w:abstractNum>
+  <w:abstractNum w:abstractNumId="6" w15:restartNumberingAfterBreak="0">
     <w:nsid w:val="157E3763"/>
     <w:multiLevelType w:val="multilevel"/>
     <w:tmpl w:val="0A54AD5E"/>
@@ -11632,7 +13270,7 @@
       </w:pPr>
     </w:lvl>
   </w:abstractNum>
-  <w:abstractNum w:abstractNumId="4" w15:restartNumberingAfterBreak="0">
+  <w:abstractNum w:abstractNumId="7" w15:restartNumberingAfterBreak="0">
     <w:nsid w:val="1B5E1F21"/>
     <w:multiLevelType w:val="multilevel"/>
     <w:tmpl w:val="25B6F8BA"/>
@@ -11745,7 +13383,120 @@
       </w:pPr>
     </w:lvl>
   </w:abstractNum>
-  <w:abstractNum w:abstractNumId="5" w15:restartNumberingAfterBreak="0">
+  <w:abstractNum w:abstractNumId="8" w15:restartNumberingAfterBreak="0">
+    <w:nsid w:val="1BCE40BA"/>
+    <w:multiLevelType w:val="hybridMultilevel"/>
+    <w:tmpl w:val="B70E1114"/>
+    <w:lvl w:ilvl="0" w:tplc="E18AEEB8">
+      <w:start w:val="1"/>
+      <w:numFmt w:val="bullet"/>
+      <w:lvlText w:val=""/>
+      <w:lvlJc w:val="left"/>
+      <w:pPr>
+        <w:ind w:left="1080" w:hanging="360"/>
+      </w:pPr>
+      <w:rPr>
+        <w:rFonts w:ascii="Symbol" w:hAnsi="Symbol" w:hint="default"/>
+      </w:rPr>
+    </w:lvl>
+    <w:lvl w:ilvl="1" w:tplc="B1744470">
+      <w:start w:val="1"/>
+      <w:numFmt w:val="bullet"/>
+      <w:lvlText w:val="o"/>
+      <w:lvlJc w:val="left"/>
+      <w:pPr>
+        <w:ind w:left="1800" w:hanging="360"/>
+      </w:pPr>
+      <w:rPr>
+        <w:rFonts w:ascii="Courier New" w:hAnsi="Courier New" w:hint="default"/>
+      </w:rPr>
+    </w:lvl>
+    <w:lvl w:ilvl="2" w:tplc="03FAECD8">
+      <w:start w:val="1"/>
+      <w:numFmt w:val="bullet"/>
+      <w:lvlText w:val=""/>
+      <w:lvlJc w:val="left"/>
+      <w:pPr>
+        <w:ind w:left="2520" w:hanging="360"/>
+      </w:pPr>
+      <w:rPr>
+        <w:rFonts w:ascii="Wingdings" w:hAnsi="Wingdings" w:hint="default"/>
+      </w:rPr>
+    </w:lvl>
+    <w:lvl w:ilvl="3" w:tplc="D8A6046A">
+      <w:start w:val="1"/>
+      <w:numFmt w:val="bullet"/>
+      <w:lvlText w:val=""/>
+      <w:lvlJc w:val="left"/>
+      <w:pPr>
+        <w:ind w:left="3240" w:hanging="360"/>
+      </w:pPr>
+      <w:rPr>
+        <w:rFonts w:ascii="Symbol" w:hAnsi="Symbol" w:hint="default"/>
+      </w:rPr>
+    </w:lvl>
+    <w:lvl w:ilvl="4" w:tplc="8F705C70">
+      <w:start w:val="1"/>
+      <w:numFmt w:val="bullet"/>
+      <w:lvlText w:val="o"/>
+      <w:lvlJc w:val="left"/>
+      <w:pPr>
+        <w:ind w:left="3960" w:hanging="360"/>
+      </w:pPr>
+      <w:rPr>
+        <w:rFonts w:ascii="Courier New" w:hAnsi="Courier New" w:hint="default"/>
+      </w:rPr>
+    </w:lvl>
+    <w:lvl w:ilvl="5" w:tplc="B018F506">
+      <w:start w:val="1"/>
+      <w:numFmt w:val="bullet"/>
+      <w:lvlText w:val=""/>
+      <w:lvlJc w:val="left"/>
+      <w:pPr>
+        <w:ind w:left="4680" w:hanging="360"/>
+      </w:pPr>
+      <w:rPr>
+        <w:rFonts w:ascii="Wingdings" w:hAnsi="Wingdings" w:hint="default"/>
+      </w:rPr>
+    </w:lvl>
+    <w:lvl w:ilvl="6" w:tplc="673CEB20">
+      <w:start w:val="1"/>
+      <w:numFmt w:val="bullet"/>
+      <w:lvlText w:val=""/>
+      <w:lvlJc w:val="left"/>
+      <w:pPr>
+        <w:ind w:left="5400" w:hanging="360"/>
+      </w:pPr>
+      <w:rPr>
+        <w:rFonts w:ascii="Symbol" w:hAnsi="Symbol" w:hint="default"/>
+      </w:rPr>
+    </w:lvl>
+    <w:lvl w:ilvl="7" w:tplc="C0C4C1EE">
+      <w:start w:val="1"/>
+      <w:numFmt w:val="bullet"/>
+      <w:lvlText w:val="o"/>
+      <w:lvlJc w:val="left"/>
+      <w:pPr>
+        <w:ind w:left="6120" w:hanging="360"/>
+      </w:pPr>
+      <w:rPr>
+        <w:rFonts w:ascii="Courier New" w:hAnsi="Courier New" w:hint="default"/>
+      </w:rPr>
+    </w:lvl>
+    <w:lvl w:ilvl="8" w:tplc="7AF2F676">
+      <w:start w:val="1"/>
+      <w:numFmt w:val="bullet"/>
+      <w:lvlText w:val=""/>
+      <w:lvlJc w:val="left"/>
+      <w:pPr>
+        <w:ind w:left="6840" w:hanging="360"/>
+      </w:pPr>
+      <w:rPr>
+        <w:rFonts w:ascii="Wingdings" w:hAnsi="Wingdings" w:hint="default"/>
+      </w:rPr>
+    </w:lvl>
+  </w:abstractNum>
+  <w:abstractNum w:abstractNumId="9" w15:restartNumberingAfterBreak="0">
     <w:nsid w:val="1C6B5A35"/>
     <w:multiLevelType w:val="multilevel"/>
     <w:tmpl w:val="EAB4A1EA"/>
@@ -11858,7 +13609,7 @@
       </w:pPr>
     </w:lvl>
   </w:abstractNum>
-  <w:abstractNum w:abstractNumId="6" w15:restartNumberingAfterBreak="0">
+  <w:abstractNum w:abstractNumId="10" w15:restartNumberingAfterBreak="0">
     <w:nsid w:val="1ED80C24"/>
     <w:multiLevelType w:val="multilevel"/>
     <w:tmpl w:val="D21E5446"/>
@@ -11971,7 +13722,7 @@
       </w:pPr>
     </w:lvl>
   </w:abstractNum>
-  <w:abstractNum w:abstractNumId="7" w15:restartNumberingAfterBreak="0">
+  <w:abstractNum w:abstractNumId="11" w15:restartNumberingAfterBreak="0">
     <w:nsid w:val="1EF4366F"/>
     <w:multiLevelType w:val="multilevel"/>
     <w:tmpl w:val="06820DDE"/>
@@ -12084,7 +13835,7 @@
       </w:pPr>
     </w:lvl>
   </w:abstractNum>
-  <w:abstractNum w:abstractNumId="8" w15:restartNumberingAfterBreak="0">
+  <w:abstractNum w:abstractNumId="12" w15:restartNumberingAfterBreak="0">
     <w:nsid w:val="1FBF299E"/>
     <w:multiLevelType w:val="multilevel"/>
     <w:tmpl w:val="BE927292"/>
@@ -12197,7 +13948,7 @@
       </w:pPr>
     </w:lvl>
   </w:abstractNum>
-  <w:abstractNum w:abstractNumId="9" w15:restartNumberingAfterBreak="0">
+  <w:abstractNum w:abstractNumId="13" w15:restartNumberingAfterBreak="0">
     <w:nsid w:val="21E75EF0"/>
     <w:multiLevelType w:val="multilevel"/>
     <w:tmpl w:val="F38838B6"/>
@@ -12310,7 +14061,7 @@
       </w:pPr>
     </w:lvl>
   </w:abstractNum>
-  <w:abstractNum w:abstractNumId="10" w15:restartNumberingAfterBreak="0">
+  <w:abstractNum w:abstractNumId="14" w15:restartNumberingAfterBreak="0">
     <w:nsid w:val="244D5E8D"/>
     <w:multiLevelType w:val="multilevel"/>
     <w:tmpl w:val="489265F2"/>
@@ -12423,7 +14174,7 @@
       </w:pPr>
     </w:lvl>
   </w:abstractNum>
-  <w:abstractNum w:abstractNumId="11" w15:restartNumberingAfterBreak="0">
+  <w:abstractNum w:abstractNumId="15" w15:restartNumberingAfterBreak="0">
     <w:nsid w:val="259163C5"/>
     <w:multiLevelType w:val="multilevel"/>
     <w:tmpl w:val="89089316"/>
@@ -12572,7 +14323,7 @@
       </w:rPr>
     </w:lvl>
   </w:abstractNum>
-  <w:abstractNum w:abstractNumId="12" w15:restartNumberingAfterBreak="0">
+  <w:abstractNum w:abstractNumId="16" w15:restartNumberingAfterBreak="0">
     <w:nsid w:val="29EC6DE1"/>
     <w:multiLevelType w:val="hybridMultilevel"/>
     <w:tmpl w:val="79E47F00"/>
@@ -12661,7 +14412,7 @@
       </w:pPr>
     </w:lvl>
   </w:abstractNum>
-  <w:abstractNum w:abstractNumId="13" w15:restartNumberingAfterBreak="0">
+  <w:abstractNum w:abstractNumId="17" w15:restartNumberingAfterBreak="0">
     <w:nsid w:val="2D7232DF"/>
     <w:multiLevelType w:val="multilevel"/>
     <w:tmpl w:val="B1A80E5E"/>
@@ -12810,7 +14561,7 @@
       </w:rPr>
     </w:lvl>
   </w:abstractNum>
-  <w:abstractNum w:abstractNumId="14" w15:restartNumberingAfterBreak="0">
+  <w:abstractNum w:abstractNumId="18" w15:restartNumberingAfterBreak="0">
     <w:nsid w:val="30DD505F"/>
     <w:multiLevelType w:val="hybridMultilevel"/>
     <w:tmpl w:val="1ADA9CCA"/>
@@ -12896,7 +14647,7 @@
       </w:pPr>
     </w:lvl>
   </w:abstractNum>
-  <w:abstractNum w:abstractNumId="15" w15:restartNumberingAfterBreak="0">
+  <w:abstractNum w:abstractNumId="19" w15:restartNumberingAfterBreak="0">
     <w:nsid w:val="31A70FD3"/>
     <w:multiLevelType w:val="hybridMultilevel"/>
     <w:tmpl w:val="6AB41DEC"/>
@@ -13009,7 +14760,7 @@
       </w:rPr>
     </w:lvl>
   </w:abstractNum>
-  <w:abstractNum w:abstractNumId="16" w15:restartNumberingAfterBreak="0">
+  <w:abstractNum w:abstractNumId="20" w15:restartNumberingAfterBreak="0">
     <w:nsid w:val="34FA2AE1"/>
     <w:multiLevelType w:val="multilevel"/>
     <w:tmpl w:val="48E034B2"/>
@@ -13158,7 +14909,7 @@
       </w:rPr>
     </w:lvl>
   </w:abstractNum>
-  <w:abstractNum w:abstractNumId="17" w15:restartNumberingAfterBreak="0">
+  <w:abstractNum w:abstractNumId="21" w15:restartNumberingAfterBreak="0">
     <w:nsid w:val="359C59A7"/>
     <w:multiLevelType w:val="multilevel"/>
     <w:tmpl w:val="35A44F20"/>
@@ -13271,7 +15022,7 @@
       </w:pPr>
     </w:lvl>
   </w:abstractNum>
-  <w:abstractNum w:abstractNumId="18" w15:restartNumberingAfterBreak="0">
+  <w:abstractNum w:abstractNumId="22" w15:restartNumberingAfterBreak="0">
     <w:nsid w:val="395C3AD6"/>
     <w:multiLevelType w:val="hybridMultilevel"/>
     <w:tmpl w:val="E82ED508"/>
@@ -13357,7 +15108,7 @@
       </w:pPr>
     </w:lvl>
   </w:abstractNum>
-  <w:abstractNum w:abstractNumId="19" w15:restartNumberingAfterBreak="0">
+  <w:abstractNum w:abstractNumId="23" w15:restartNumberingAfterBreak="0">
     <w:nsid w:val="3A0E5B63"/>
     <w:multiLevelType w:val="multilevel"/>
     <w:tmpl w:val="406E0ECE"/>
@@ -13470,7 +15221,7 @@
       </w:pPr>
     </w:lvl>
   </w:abstractNum>
-  <w:abstractNum w:abstractNumId="20" w15:restartNumberingAfterBreak="0">
+  <w:abstractNum w:abstractNumId="24" w15:restartNumberingAfterBreak="0">
     <w:nsid w:val="3B532559"/>
     <w:multiLevelType w:val="multilevel"/>
     <w:tmpl w:val="F34E92E6"/>
@@ -13583,7 +15334,120 @@
       </w:pPr>
     </w:lvl>
   </w:abstractNum>
-  <w:abstractNum w:abstractNumId="21" w15:restartNumberingAfterBreak="0">
+  <w:abstractNum w:abstractNumId="25" w15:restartNumberingAfterBreak="0">
+    <w:nsid w:val="3B78CD3F"/>
+    <w:multiLevelType w:val="hybridMultilevel"/>
+    <w:tmpl w:val="20EC69CE"/>
+    <w:lvl w:ilvl="0" w:tplc="5AFA9428">
+      <w:start w:val="1"/>
+      <w:numFmt w:val="bullet"/>
+      <w:lvlText w:val=""/>
+      <w:lvlJc w:val="left"/>
+      <w:pPr>
+        <w:ind w:left="1080" w:hanging="360"/>
+      </w:pPr>
+      <w:rPr>
+        <w:rFonts w:ascii="Symbol" w:hAnsi="Symbol" w:hint="default"/>
+      </w:rPr>
+    </w:lvl>
+    <w:lvl w:ilvl="1" w:tplc="36781F74">
+      <w:start w:val="1"/>
+      <w:numFmt w:val="bullet"/>
+      <w:lvlText w:val="o"/>
+      <w:lvlJc w:val="left"/>
+      <w:pPr>
+        <w:ind w:left="1800" w:hanging="360"/>
+      </w:pPr>
+      <w:rPr>
+        <w:rFonts w:ascii="Courier New" w:hAnsi="Courier New" w:hint="default"/>
+      </w:rPr>
+    </w:lvl>
+    <w:lvl w:ilvl="2" w:tplc="2368C080">
+      <w:start w:val="1"/>
+      <w:numFmt w:val="bullet"/>
+      <w:lvlText w:val=""/>
+      <w:lvlJc w:val="left"/>
+      <w:pPr>
+        <w:ind w:left="2520" w:hanging="360"/>
+      </w:pPr>
+      <w:rPr>
+        <w:rFonts w:ascii="Wingdings" w:hAnsi="Wingdings" w:hint="default"/>
+      </w:rPr>
+    </w:lvl>
+    <w:lvl w:ilvl="3" w:tplc="8ADC80EC">
+      <w:start w:val="1"/>
+      <w:numFmt w:val="bullet"/>
+      <w:lvlText w:val=""/>
+      <w:lvlJc w:val="left"/>
+      <w:pPr>
+        <w:ind w:left="3240" w:hanging="360"/>
+      </w:pPr>
+      <w:rPr>
+        <w:rFonts w:ascii="Symbol" w:hAnsi="Symbol" w:hint="default"/>
+      </w:rPr>
+    </w:lvl>
+    <w:lvl w:ilvl="4" w:tplc="53E62E2E">
+      <w:start w:val="1"/>
+      <w:numFmt w:val="bullet"/>
+      <w:lvlText w:val="o"/>
+      <w:lvlJc w:val="left"/>
+      <w:pPr>
+        <w:ind w:left="3960" w:hanging="360"/>
+      </w:pPr>
+      <w:rPr>
+        <w:rFonts w:ascii="Courier New" w:hAnsi="Courier New" w:hint="default"/>
+      </w:rPr>
+    </w:lvl>
+    <w:lvl w:ilvl="5" w:tplc="2250A7F2">
+      <w:start w:val="1"/>
+      <w:numFmt w:val="bullet"/>
+      <w:lvlText w:val=""/>
+      <w:lvlJc w:val="left"/>
+      <w:pPr>
+        <w:ind w:left="4680" w:hanging="360"/>
+      </w:pPr>
+      <w:rPr>
+        <w:rFonts w:ascii="Wingdings" w:hAnsi="Wingdings" w:hint="default"/>
+      </w:rPr>
+    </w:lvl>
+    <w:lvl w:ilvl="6" w:tplc="628E65AA">
+      <w:start w:val="1"/>
+      <w:numFmt w:val="bullet"/>
+      <w:lvlText w:val=""/>
+      <w:lvlJc w:val="left"/>
+      <w:pPr>
+        <w:ind w:left="5400" w:hanging="360"/>
+      </w:pPr>
+      <w:rPr>
+        <w:rFonts w:ascii="Symbol" w:hAnsi="Symbol" w:hint="default"/>
+      </w:rPr>
+    </w:lvl>
+    <w:lvl w:ilvl="7" w:tplc="C602DE62">
+      <w:start w:val="1"/>
+      <w:numFmt w:val="bullet"/>
+      <w:lvlText w:val="o"/>
+      <w:lvlJc w:val="left"/>
+      <w:pPr>
+        <w:ind w:left="6120" w:hanging="360"/>
+      </w:pPr>
+      <w:rPr>
+        <w:rFonts w:ascii="Courier New" w:hAnsi="Courier New" w:hint="default"/>
+      </w:rPr>
+    </w:lvl>
+    <w:lvl w:ilvl="8" w:tplc="0388C45C">
+      <w:start w:val="1"/>
+      <w:numFmt w:val="bullet"/>
+      <w:lvlText w:val=""/>
+      <w:lvlJc w:val="left"/>
+      <w:pPr>
+        <w:ind w:left="6840" w:hanging="360"/>
+      </w:pPr>
+      <w:rPr>
+        <w:rFonts w:ascii="Wingdings" w:hAnsi="Wingdings" w:hint="default"/>
+      </w:rPr>
+    </w:lvl>
+  </w:abstractNum>
+  <w:abstractNum w:abstractNumId="26" w15:restartNumberingAfterBreak="0">
     <w:nsid w:val="3BA61E78"/>
     <w:multiLevelType w:val="multilevel"/>
     <w:tmpl w:val="13BA2426"/>
@@ -13696,7 +15560,7 @@
       </w:pPr>
     </w:lvl>
   </w:abstractNum>
-  <w:abstractNum w:abstractNumId="22" w15:restartNumberingAfterBreak="0">
+  <w:abstractNum w:abstractNumId="27" w15:restartNumberingAfterBreak="0">
     <w:nsid w:val="3D3C788A"/>
     <w:multiLevelType w:val="multilevel"/>
     <w:tmpl w:val="153CF86E"/>
@@ -13809,7 +15673,7 @@
       </w:pPr>
     </w:lvl>
   </w:abstractNum>
-  <w:abstractNum w:abstractNumId="23" w15:restartNumberingAfterBreak="0">
+  <w:abstractNum w:abstractNumId="28" w15:restartNumberingAfterBreak="0">
     <w:nsid w:val="3D5A6609"/>
     <w:multiLevelType w:val="multilevel"/>
     <w:tmpl w:val="5F0A83C2"/>
@@ -13922,7 +15786,7 @@
       </w:pPr>
     </w:lvl>
   </w:abstractNum>
-  <w:abstractNum w:abstractNumId="24" w15:restartNumberingAfterBreak="0">
+  <w:abstractNum w:abstractNumId="29" w15:restartNumberingAfterBreak="0">
     <w:nsid w:val="40606B53"/>
     <w:multiLevelType w:val="multilevel"/>
     <w:tmpl w:val="2B86075C"/>
@@ -14035,7 +15899,120 @@
       </w:pPr>
     </w:lvl>
   </w:abstractNum>
-  <w:abstractNum w:abstractNumId="25" w15:restartNumberingAfterBreak="0">
+  <w:abstractNum w:abstractNumId="30" w15:restartNumberingAfterBreak="0">
+    <w:nsid w:val="4113F500"/>
+    <w:multiLevelType w:val="hybridMultilevel"/>
+    <w:tmpl w:val="19C894FC"/>
+    <w:lvl w:ilvl="0" w:tplc="2EE2D9E8">
+      <w:start w:val="1"/>
+      <w:numFmt w:val="bullet"/>
+      <w:lvlText w:val=""/>
+      <w:lvlJc w:val="left"/>
+      <w:pPr>
+        <w:ind w:left="1080" w:hanging="360"/>
+      </w:pPr>
+      <w:rPr>
+        <w:rFonts w:ascii="Symbol" w:hAnsi="Symbol" w:hint="default"/>
+      </w:rPr>
+    </w:lvl>
+    <w:lvl w:ilvl="1" w:tplc="388A9248">
+      <w:start w:val="1"/>
+      <w:numFmt w:val="bullet"/>
+      <w:lvlText w:val="o"/>
+      <w:lvlJc w:val="left"/>
+      <w:pPr>
+        <w:ind w:left="1800" w:hanging="360"/>
+      </w:pPr>
+      <w:rPr>
+        <w:rFonts w:ascii="Courier New" w:hAnsi="Courier New" w:hint="default"/>
+      </w:rPr>
+    </w:lvl>
+    <w:lvl w:ilvl="2" w:tplc="5950AC60">
+      <w:start w:val="1"/>
+      <w:numFmt w:val="bullet"/>
+      <w:lvlText w:val=""/>
+      <w:lvlJc w:val="left"/>
+      <w:pPr>
+        <w:ind w:left="2520" w:hanging="360"/>
+      </w:pPr>
+      <w:rPr>
+        <w:rFonts w:ascii="Wingdings" w:hAnsi="Wingdings" w:hint="default"/>
+      </w:rPr>
+    </w:lvl>
+    <w:lvl w:ilvl="3" w:tplc="5464EBF8">
+      <w:start w:val="1"/>
+      <w:numFmt w:val="bullet"/>
+      <w:lvlText w:val=""/>
+      <w:lvlJc w:val="left"/>
+      <w:pPr>
+        <w:ind w:left="3240" w:hanging="360"/>
+      </w:pPr>
+      <w:rPr>
+        <w:rFonts w:ascii="Symbol" w:hAnsi="Symbol" w:hint="default"/>
+      </w:rPr>
+    </w:lvl>
+    <w:lvl w:ilvl="4" w:tplc="3C32BE04">
+      <w:start w:val="1"/>
+      <w:numFmt w:val="bullet"/>
+      <w:lvlText w:val="o"/>
+      <w:lvlJc w:val="left"/>
+      <w:pPr>
+        <w:ind w:left="3960" w:hanging="360"/>
+      </w:pPr>
+      <w:rPr>
+        <w:rFonts w:ascii="Courier New" w:hAnsi="Courier New" w:hint="default"/>
+      </w:rPr>
+    </w:lvl>
+    <w:lvl w:ilvl="5" w:tplc="2F9828E6">
+      <w:start w:val="1"/>
+      <w:numFmt w:val="bullet"/>
+      <w:lvlText w:val=""/>
+      <w:lvlJc w:val="left"/>
+      <w:pPr>
+        <w:ind w:left="4680" w:hanging="360"/>
+      </w:pPr>
+      <w:rPr>
+        <w:rFonts w:ascii="Wingdings" w:hAnsi="Wingdings" w:hint="default"/>
+      </w:rPr>
+    </w:lvl>
+    <w:lvl w:ilvl="6" w:tplc="62D4FDDA">
+      <w:start w:val="1"/>
+      <w:numFmt w:val="bullet"/>
+      <w:lvlText w:val=""/>
+      <w:lvlJc w:val="left"/>
+      <w:pPr>
+        <w:ind w:left="5400" w:hanging="360"/>
+      </w:pPr>
+      <w:rPr>
+        <w:rFonts w:ascii="Symbol" w:hAnsi="Symbol" w:hint="default"/>
+      </w:rPr>
+    </w:lvl>
+    <w:lvl w:ilvl="7" w:tplc="5E1CE23C">
+      <w:start w:val="1"/>
+      <w:numFmt w:val="bullet"/>
+      <w:lvlText w:val="o"/>
+      <w:lvlJc w:val="left"/>
+      <w:pPr>
+        <w:ind w:left="6120" w:hanging="360"/>
+      </w:pPr>
+      <w:rPr>
+        <w:rFonts w:ascii="Courier New" w:hAnsi="Courier New" w:hint="default"/>
+      </w:rPr>
+    </w:lvl>
+    <w:lvl w:ilvl="8" w:tplc="9C02A858">
+      <w:start w:val="1"/>
+      <w:numFmt w:val="bullet"/>
+      <w:lvlText w:val=""/>
+      <w:lvlJc w:val="left"/>
+      <w:pPr>
+        <w:ind w:left="6840" w:hanging="360"/>
+      </w:pPr>
+      <w:rPr>
+        <w:rFonts w:ascii="Wingdings" w:hAnsi="Wingdings" w:hint="default"/>
+      </w:rPr>
+    </w:lvl>
+  </w:abstractNum>
+  <w:abstractNum w:abstractNumId="31" w15:restartNumberingAfterBreak="0">
     <w:nsid w:val="436C4392"/>
     <w:multiLevelType w:val="multilevel"/>
     <w:tmpl w:val="FEEE811E"/>
@@ -14184,7 +16161,7 @@
       </w:rPr>
     </w:lvl>
   </w:abstractNum>
-  <w:abstractNum w:abstractNumId="26" w15:restartNumberingAfterBreak="0">
+  <w:abstractNum w:abstractNumId="32" w15:restartNumberingAfterBreak="0">
     <w:nsid w:val="47D330E4"/>
     <w:multiLevelType w:val="hybridMultilevel"/>
     <w:tmpl w:val="BE6A890C"/>
@@ -14274,7 +16251,7 @@
       </w:pPr>
     </w:lvl>
   </w:abstractNum>
-  <w:abstractNum w:abstractNumId="27" w15:restartNumberingAfterBreak="0">
+  <w:abstractNum w:abstractNumId="33" w15:restartNumberingAfterBreak="0">
     <w:nsid w:val="47E90250"/>
     <w:multiLevelType w:val="multilevel"/>
     <w:tmpl w:val="E58CB294"/>
@@ -14423,7 +16400,120 @@
       </w:rPr>
     </w:lvl>
   </w:abstractNum>
-  <w:abstractNum w:abstractNumId="28" w15:restartNumberingAfterBreak="0">
+  <w:abstractNum w:abstractNumId="34" w15:restartNumberingAfterBreak="0">
+    <w:nsid w:val="484FD024"/>
+    <w:multiLevelType w:val="hybridMultilevel"/>
+    <w:tmpl w:val="1952CC2C"/>
+    <w:lvl w:ilvl="0" w:tplc="545CC324">
+      <w:start w:val="1"/>
+      <w:numFmt w:val="bullet"/>
+      <w:lvlText w:val=""/>
+      <w:lvlJc w:val="left"/>
+      <w:pPr>
+        <w:ind w:left="1080" w:hanging="360"/>
+      </w:pPr>
+      <w:rPr>
+        <w:rFonts w:ascii="Symbol" w:hAnsi="Symbol" w:hint="default"/>
+      </w:rPr>
+    </w:lvl>
+    <w:lvl w:ilvl="1" w:tplc="B2CE0262">
+      <w:start w:val="1"/>
+      <w:numFmt w:val="bullet"/>
+      <w:lvlText w:val="o"/>
+      <w:lvlJc w:val="left"/>
+      <w:pPr>
+        <w:ind w:left="1800" w:hanging="360"/>
+      </w:pPr>
+      <w:rPr>
+        <w:rFonts w:ascii="Courier New" w:hAnsi="Courier New" w:hint="default"/>
+      </w:rPr>
+    </w:lvl>
+    <w:lvl w:ilvl="2" w:tplc="DC1A533A">
+      <w:start w:val="1"/>
+      <w:numFmt w:val="bullet"/>
+      <w:lvlText w:val=""/>
+      <w:lvlJc w:val="left"/>
+      <w:pPr>
+        <w:ind w:left="2520" w:hanging="360"/>
+      </w:pPr>
+      <w:rPr>
+        <w:rFonts w:ascii="Wingdings" w:hAnsi="Wingdings" w:hint="default"/>
+      </w:rPr>
+    </w:lvl>
+    <w:lvl w:ilvl="3" w:tplc="63C040D4">
+      <w:start w:val="1"/>
+      <w:numFmt w:val="bullet"/>
+      <w:lvlText w:val=""/>
+      <w:lvlJc w:val="left"/>
+      <w:pPr>
+        <w:ind w:left="3240" w:hanging="360"/>
+      </w:pPr>
+      <w:rPr>
+        <w:rFonts w:ascii="Symbol" w:hAnsi="Symbol" w:hint="default"/>
+      </w:rPr>
+    </w:lvl>
+    <w:lvl w:ilvl="4" w:tplc="65C4AF56">
+      <w:start w:val="1"/>
+      <w:numFmt w:val="bullet"/>
+      <w:lvlText w:val="o"/>
+      <w:lvlJc w:val="left"/>
+      <w:pPr>
+        <w:ind w:left="3960" w:hanging="360"/>
+      </w:pPr>
+      <w:rPr>
+        <w:rFonts w:ascii="Courier New" w:hAnsi="Courier New" w:hint="default"/>
+      </w:rPr>
+    </w:lvl>
+    <w:lvl w:ilvl="5" w:tplc="FC40B248">
+      <w:start w:val="1"/>
+      <w:numFmt w:val="bullet"/>
+      <w:lvlText w:val=""/>
+      <w:lvlJc w:val="left"/>
+      <w:pPr>
+        <w:ind w:left="4680" w:hanging="360"/>
+      </w:pPr>
+      <w:rPr>
+        <w:rFonts w:ascii="Wingdings" w:hAnsi="Wingdings" w:hint="default"/>
+      </w:rPr>
+    </w:lvl>
+    <w:lvl w:ilvl="6" w:tplc="EDEE69A0">
+      <w:start w:val="1"/>
+      <w:numFmt w:val="bullet"/>
+      <w:lvlText w:val=""/>
+      <w:lvlJc w:val="left"/>
+      <w:pPr>
+        <w:ind w:left="5400" w:hanging="360"/>
+      </w:pPr>
+      <w:rPr>
+        <w:rFonts w:ascii="Symbol" w:hAnsi="Symbol" w:hint="default"/>
+      </w:rPr>
+    </w:lvl>
+    <w:lvl w:ilvl="7" w:tplc="A3824C1A">
+      <w:start w:val="1"/>
+      <w:numFmt w:val="bullet"/>
+      <w:lvlText w:val="o"/>
+      <w:lvlJc w:val="left"/>
+      <w:pPr>
+        <w:ind w:left="6120" w:hanging="360"/>
+      </w:pPr>
+      <w:rPr>
+        <w:rFonts w:ascii="Courier New" w:hAnsi="Courier New" w:hint="default"/>
+      </w:rPr>
+    </w:lvl>
+    <w:lvl w:ilvl="8" w:tplc="FC3AC064">
+      <w:start w:val="1"/>
+      <w:numFmt w:val="bullet"/>
+      <w:lvlText w:val=""/>
+      <w:lvlJc w:val="left"/>
+      <w:pPr>
+        <w:ind w:left="6840" w:hanging="360"/>
+      </w:pPr>
+      <w:rPr>
+        <w:rFonts w:ascii="Wingdings" w:hAnsi="Wingdings" w:hint="default"/>
+      </w:rPr>
+    </w:lvl>
+  </w:abstractNum>
+  <w:abstractNum w:abstractNumId="35" w15:restartNumberingAfterBreak="0">
     <w:nsid w:val="48AE042F"/>
     <w:multiLevelType w:val="multilevel"/>
     <w:tmpl w:val="80027492"/>
@@ -14572,7 +16662,7 @@
       </w:rPr>
     </w:lvl>
   </w:abstractNum>
-  <w:abstractNum w:abstractNumId="29" w15:restartNumberingAfterBreak="0">
+  <w:abstractNum w:abstractNumId="36" w15:restartNumberingAfterBreak="0">
     <w:nsid w:val="48BE6BCA"/>
     <w:multiLevelType w:val="hybridMultilevel"/>
     <w:tmpl w:val="FE6ABC58"/>
@@ -14661,7 +16751,7 @@
       </w:pPr>
     </w:lvl>
   </w:abstractNum>
-  <w:abstractNum w:abstractNumId="30" w15:restartNumberingAfterBreak="0">
+  <w:abstractNum w:abstractNumId="37" w15:restartNumberingAfterBreak="0">
     <w:nsid w:val="4A3A6830"/>
     <w:multiLevelType w:val="multilevel"/>
     <w:tmpl w:val="A17C9372"/>
@@ -14810,7 +16900,7 @@
       </w:rPr>
     </w:lvl>
   </w:abstractNum>
-  <w:abstractNum w:abstractNumId="31" w15:restartNumberingAfterBreak="0">
+  <w:abstractNum w:abstractNumId="38" w15:restartNumberingAfterBreak="0">
     <w:nsid w:val="4BC933F8"/>
     <w:multiLevelType w:val="multilevel"/>
     <w:tmpl w:val="DD882376"/>
@@ -14923,7 +17013,7 @@
       </w:pPr>
     </w:lvl>
   </w:abstractNum>
-  <w:abstractNum w:abstractNumId="32" w15:restartNumberingAfterBreak="0">
+  <w:abstractNum w:abstractNumId="39" w15:restartNumberingAfterBreak="0">
     <w:nsid w:val="4CEA62D7"/>
     <w:multiLevelType w:val="hybridMultilevel"/>
     <w:tmpl w:val="2CC4A158"/>
@@ -15036,7 +17126,7 @@
       </w:rPr>
     </w:lvl>
   </w:abstractNum>
-  <w:abstractNum w:abstractNumId="33" w15:restartNumberingAfterBreak="0">
+  <w:abstractNum w:abstractNumId="40" w15:restartNumberingAfterBreak="0">
     <w:nsid w:val="4D9224B6"/>
     <w:multiLevelType w:val="multilevel"/>
     <w:tmpl w:val="248A072A"/>
@@ -15185,7 +17275,7 @@
       </w:rPr>
     </w:lvl>
   </w:abstractNum>
-  <w:abstractNum w:abstractNumId="34" w15:restartNumberingAfterBreak="0">
+  <w:abstractNum w:abstractNumId="41" w15:restartNumberingAfterBreak="0">
     <w:nsid w:val="509770C3"/>
     <w:multiLevelType w:val="multilevel"/>
     <w:tmpl w:val="73DE9192"/>
@@ -15334,7 +17424,7 @@
       </w:rPr>
     </w:lvl>
   </w:abstractNum>
-  <w:abstractNum w:abstractNumId="35" w15:restartNumberingAfterBreak="0">
+  <w:abstractNum w:abstractNumId="42" w15:restartNumberingAfterBreak="0">
     <w:nsid w:val="517C40F7"/>
     <w:multiLevelType w:val="multilevel"/>
     <w:tmpl w:val="2D7E8482"/>
@@ -15483,7 +17573,93 @@
       </w:rPr>
     </w:lvl>
   </w:abstractNum>
-  <w:abstractNum w:abstractNumId="36" w15:restartNumberingAfterBreak="0">
+  <w:abstractNum w:abstractNumId="43" w15:restartNumberingAfterBreak="0">
+    <w:nsid w:val="51B737FB"/>
+    <w:multiLevelType w:val="hybridMultilevel"/>
+    <w:tmpl w:val="4DDEA348"/>
+    <w:lvl w:ilvl="0" w:tplc="A642B780">
+      <w:start w:val="1"/>
+      <w:numFmt w:val="decimal"/>
+      <w:lvlText w:val="%1."/>
+      <w:lvlJc w:val="left"/>
+      <w:pPr>
+        <w:ind w:left="720" w:hanging="360"/>
+      </w:pPr>
+    </w:lvl>
+    <w:lvl w:ilvl="1" w:tplc="237A4808">
+      <w:start w:val="1"/>
+      <w:numFmt w:val="lowerLetter"/>
+      <w:lvlText w:val="%2."/>
+      <w:lvlJc w:val="left"/>
+      <w:pPr>
+        <w:ind w:left="1440" w:hanging="360"/>
+      </w:pPr>
+    </w:lvl>
+    <w:lvl w:ilvl="2" w:tplc="B720BAD2">
+      <w:start w:val="1"/>
+      <w:numFmt w:val="lowerRoman"/>
+      <w:lvlText w:val="%3."/>
+      <w:lvlJc w:val="right"/>
+      <w:pPr>
+        <w:ind w:left="2160" w:hanging="180"/>
+      </w:pPr>
+    </w:lvl>
+    <w:lvl w:ilvl="3" w:tplc="B9F8D1F4">
+      <w:start w:val="1"/>
+      <w:numFmt w:val="decimal"/>
+      <w:lvlText w:val="%4."/>
+      <w:lvlJc w:val="left"/>
+      <w:pPr>
+        <w:ind w:left="2880" w:hanging="360"/>
+      </w:pPr>
+    </w:lvl>
+    <w:lvl w:ilvl="4" w:tplc="2B2EF23A">
+      <w:start w:val="1"/>
+      <w:numFmt w:val="lowerLetter"/>
+      <w:lvlText w:val="%5."/>
+      <w:lvlJc w:val="left"/>
+      <w:pPr>
+        <w:ind w:left="3600" w:hanging="360"/>
+      </w:pPr>
+    </w:lvl>
+    <w:lvl w:ilvl="5" w:tplc="37005A24">
+      <w:start w:val="1"/>
+      <w:numFmt w:val="lowerRoman"/>
+      <w:lvlText w:val="%6."/>
+      <w:lvlJc w:val="right"/>
+      <w:pPr>
+        <w:ind w:left="4320" w:hanging="180"/>
+      </w:pPr>
+    </w:lvl>
+    <w:lvl w:ilvl="6" w:tplc="8BDA9DA2">
+      <w:start w:val="1"/>
+      <w:numFmt w:val="decimal"/>
+      <w:lvlText w:val="%7."/>
+      <w:lvlJc w:val="left"/>
+      <w:pPr>
+        <w:ind w:left="5040" w:hanging="360"/>
+      </w:pPr>
+    </w:lvl>
+    <w:lvl w:ilvl="7" w:tplc="DFFA39E4">
+      <w:start w:val="1"/>
+      <w:numFmt w:val="lowerLetter"/>
+      <w:lvlText w:val="%8."/>
+      <w:lvlJc w:val="left"/>
+      <w:pPr>
+        <w:ind w:left="5760" w:hanging="360"/>
+      </w:pPr>
+    </w:lvl>
+    <w:lvl w:ilvl="8" w:tplc="3B882842">
+      <w:start w:val="1"/>
+      <w:numFmt w:val="lowerRoman"/>
+      <w:lvlText w:val="%9."/>
+      <w:lvlJc w:val="right"/>
+      <w:pPr>
+        <w:ind w:left="6480" w:hanging="180"/>
+      </w:pPr>
+    </w:lvl>
+  </w:abstractNum>
+  <w:abstractNum w:abstractNumId="44" w15:restartNumberingAfterBreak="0">
     <w:nsid w:val="57DA19A5"/>
     <w:multiLevelType w:val="multilevel"/>
     <w:tmpl w:val="FD72BB82"/>
@@ -15632,7 +17808,7 @@
       </w:rPr>
     </w:lvl>
   </w:abstractNum>
-  <w:abstractNum w:abstractNumId="37" w15:restartNumberingAfterBreak="0">
+  <w:abstractNum w:abstractNumId="45" w15:restartNumberingAfterBreak="0">
     <w:nsid w:val="57ED6610"/>
     <w:multiLevelType w:val="hybridMultilevel"/>
     <w:tmpl w:val="EE18BB4E"/>
@@ -15721,7 +17897,7 @@
       </w:pPr>
     </w:lvl>
   </w:abstractNum>
-  <w:abstractNum w:abstractNumId="38" w15:restartNumberingAfterBreak="0">
+  <w:abstractNum w:abstractNumId="46" w15:restartNumberingAfterBreak="0">
     <w:nsid w:val="592B184F"/>
     <w:multiLevelType w:val="hybridMultilevel"/>
     <w:tmpl w:val="DF545292"/>
@@ -15810,7 +17986,7 @@
       </w:pPr>
     </w:lvl>
   </w:abstractNum>
-  <w:abstractNum w:abstractNumId="39" w15:restartNumberingAfterBreak="0">
+  <w:abstractNum w:abstractNumId="47" w15:restartNumberingAfterBreak="0">
     <w:nsid w:val="5A761914"/>
     <w:multiLevelType w:val="multilevel"/>
     <w:tmpl w:val="728023D2"/>
@@ -15923,7 +18099,7 @@
       </w:pPr>
     </w:lvl>
   </w:abstractNum>
-  <w:abstractNum w:abstractNumId="40" w15:restartNumberingAfterBreak="0">
+  <w:abstractNum w:abstractNumId="48" w15:restartNumberingAfterBreak="0">
     <w:nsid w:val="60294BAD"/>
     <w:multiLevelType w:val="multilevel"/>
     <w:tmpl w:val="F85C99CA"/>
@@ -16036,7 +18212,7 @@
       </w:pPr>
     </w:lvl>
   </w:abstractNum>
-  <w:abstractNum w:abstractNumId="41" w15:restartNumberingAfterBreak="0">
+  <w:abstractNum w:abstractNumId="49" w15:restartNumberingAfterBreak="0">
     <w:nsid w:val="68D174B0"/>
     <w:multiLevelType w:val="hybridMultilevel"/>
     <w:tmpl w:val="BC3E2F7E"/>
@@ -16149,7 +18325,7 @@
       </w:rPr>
     </w:lvl>
   </w:abstractNum>
-  <w:abstractNum w:abstractNumId="42" w15:restartNumberingAfterBreak="0">
+  <w:abstractNum w:abstractNumId="50" w15:restartNumberingAfterBreak="0">
     <w:nsid w:val="6A797D3E"/>
     <w:multiLevelType w:val="hybridMultilevel"/>
     <w:tmpl w:val="65FA862A"/>
@@ -16239,7 +18415,7 @@
       </w:pPr>
     </w:lvl>
   </w:abstractNum>
-  <w:abstractNum w:abstractNumId="43" w15:restartNumberingAfterBreak="0">
+  <w:abstractNum w:abstractNumId="51" w15:restartNumberingAfterBreak="0">
     <w:nsid w:val="6FF720AE"/>
     <w:multiLevelType w:val="multilevel"/>
     <w:tmpl w:val="B2E0F2C0"/>
@@ -16352,7 +18528,7 @@
       </w:pPr>
     </w:lvl>
   </w:abstractNum>
-  <w:abstractNum w:abstractNumId="44" w15:restartNumberingAfterBreak="0">
+  <w:abstractNum w:abstractNumId="52" w15:restartNumberingAfterBreak="0">
     <w:nsid w:val="768B03F3"/>
     <w:multiLevelType w:val="hybridMultilevel"/>
     <w:tmpl w:val="94DADA2E"/>
@@ -16442,7 +18618,7 @@
       </w:pPr>
     </w:lvl>
   </w:abstractNum>
-  <w:abstractNum w:abstractNumId="45" w15:restartNumberingAfterBreak="0">
+  <w:abstractNum w:abstractNumId="53" w15:restartNumberingAfterBreak="0">
     <w:nsid w:val="78535092"/>
     <w:multiLevelType w:val="multilevel"/>
     <w:tmpl w:val="926E27BA"/>
@@ -16556,142 +18732,166 @@
     </w:lvl>
   </w:abstractNum>
   <w:num w:numId="1" w16cid:durableId="577835693">
+    <w:abstractNumId w:val="40"/>
+  </w:num>
+  <w:num w:numId="2" w16cid:durableId="92172213">
+    <w:abstractNumId w:val="22"/>
+  </w:num>
+  <w:num w:numId="3" w16cid:durableId="149059239">
+    <w:abstractNumId w:val="19"/>
+  </w:num>
+  <w:num w:numId="4" w16cid:durableId="483281761">
+    <w:abstractNumId w:val="4"/>
+  </w:num>
+  <w:num w:numId="5" w16cid:durableId="124351998">
+    <w:abstractNumId w:val="21"/>
+  </w:num>
+  <w:num w:numId="6" w16cid:durableId="2022774201">
+    <w:abstractNumId w:val="38"/>
+  </w:num>
+  <w:num w:numId="7" w16cid:durableId="36200999">
+    <w:abstractNumId w:val="37"/>
+  </w:num>
+  <w:num w:numId="8" w16cid:durableId="65930082">
+    <w:abstractNumId w:val="49"/>
+  </w:num>
+  <w:num w:numId="9" w16cid:durableId="783354395">
+    <w:abstractNumId w:val="39"/>
+  </w:num>
+  <w:num w:numId="10" w16cid:durableId="681010726">
     <w:abstractNumId w:val="33"/>
   </w:num>
-  <w:num w:numId="2" w16cid:durableId="92172213">
+  <w:num w:numId="11" w16cid:durableId="1080642543">
+    <w:abstractNumId w:val="11"/>
+  </w:num>
+  <w:num w:numId="12" w16cid:durableId="2067685165">
+    <w:abstractNumId w:val="3"/>
+  </w:num>
+  <w:num w:numId="13" w16cid:durableId="1047265547">
     <w:abstractNumId w:val="18"/>
   </w:num>
-  <w:num w:numId="3" w16cid:durableId="149059239">
-    <w:abstractNumId w:val="15"/>
+  <w:num w:numId="14" w16cid:durableId="2020545205">
+    <w:abstractNumId w:val="46"/>
   </w:num>
-  <w:num w:numId="4" w16cid:durableId="483281761">
-    <w:abstractNumId w:val="2"/>
-  </w:num>
-  <w:num w:numId="5" w16cid:durableId="124351998">
-    <w:abstractNumId w:val="17"/>
-  </w:num>
-  <w:num w:numId="6" w16cid:durableId="2022774201">
-    <w:abstractNumId w:val="31"/>
-  </w:num>
-  <w:num w:numId="7" w16cid:durableId="36200999">
-    <w:abstractNumId w:val="30"/>
-  </w:num>
-  <w:num w:numId="8" w16cid:durableId="65930082">
-    <w:abstractNumId w:val="41"/>
-  </w:num>
-  <w:num w:numId="9" w16cid:durableId="783354395">
+  <w:num w:numId="15" w16cid:durableId="1636981645">
     <w:abstractNumId w:val="32"/>
   </w:num>
-  <w:num w:numId="10" w16cid:durableId="681010726">
-    <w:abstractNumId w:val="27"/>
+  <w:num w:numId="16" w16cid:durableId="1251154653">
+    <w:abstractNumId w:val="16"/>
   </w:num>
-  <w:num w:numId="11" w16cid:durableId="1080642543">
+  <w:num w:numId="17" w16cid:durableId="846673689">
+    <w:abstractNumId w:val="45"/>
+  </w:num>
+  <w:num w:numId="18" w16cid:durableId="430859867">
+    <w:abstractNumId w:val="36"/>
+  </w:num>
+  <w:num w:numId="19" w16cid:durableId="1155874165">
+    <w:abstractNumId w:val="52"/>
+  </w:num>
+  <w:num w:numId="20" w16cid:durableId="661616124">
+    <w:abstractNumId w:val="50"/>
+  </w:num>
+  <w:num w:numId="21" w16cid:durableId="1876692067">
     <w:abstractNumId w:val="7"/>
   </w:num>
-  <w:num w:numId="12" w16cid:durableId="2067685165">
-    <w:abstractNumId w:val="1"/>
-  </w:num>
-  <w:num w:numId="13" w16cid:durableId="1047265547">
-    <w:abstractNumId w:val="14"/>
-  </w:num>
-  <w:num w:numId="14" w16cid:durableId="2020545205">
-    <w:abstractNumId w:val="38"/>
-  </w:num>
-  <w:num w:numId="15" w16cid:durableId="1636981645">
-    <w:abstractNumId w:val="26"/>
-  </w:num>
-  <w:num w:numId="16" w16cid:durableId="1251154653">
-    <w:abstractNumId w:val="12"/>
-  </w:num>
-  <w:num w:numId="17" w16cid:durableId="846673689">
-    <w:abstractNumId w:val="37"/>
-  </w:num>
-  <w:num w:numId="18" w16cid:durableId="430859867">
-    <w:abstractNumId w:val="29"/>
-  </w:num>
-  <w:num w:numId="19" w16cid:durableId="1155874165">
-    <w:abstractNumId w:val="44"/>
-  </w:num>
-  <w:num w:numId="20" w16cid:durableId="661616124">
-    <w:abstractNumId w:val="42"/>
-  </w:num>
-  <w:num w:numId="21" w16cid:durableId="1876692067">
-    <w:abstractNumId w:val="4"/>
-  </w:num>
   <w:num w:numId="22" w16cid:durableId="1032219510">
-    <w:abstractNumId w:val="3"/>
+    <w:abstractNumId w:val="6"/>
   </w:num>
   <w:num w:numId="23" w16cid:durableId="608898329">
-    <w:abstractNumId w:val="40"/>
+    <w:abstractNumId w:val="48"/>
   </w:num>
   <w:num w:numId="24" w16cid:durableId="576979813">
-    <w:abstractNumId w:val="19"/>
+    <w:abstractNumId w:val="23"/>
   </w:num>
   <w:num w:numId="25" w16cid:durableId="830953447">
-    <w:abstractNumId w:val="43"/>
+    <w:abstractNumId w:val="51"/>
   </w:num>
   <w:num w:numId="26" w16cid:durableId="908422987">
     <w:abstractNumId w:val="0"/>
   </w:num>
   <w:num w:numId="27" w16cid:durableId="1246106426">
-    <w:abstractNumId w:val="39"/>
+    <w:abstractNumId w:val="47"/>
   </w:num>
   <w:num w:numId="28" w16cid:durableId="248201875">
-    <w:abstractNumId w:val="23"/>
+    <w:abstractNumId w:val="28"/>
   </w:num>
   <w:num w:numId="29" w16cid:durableId="339938329">
-    <w:abstractNumId w:val="21"/>
+    <w:abstractNumId w:val="26"/>
   </w:num>
   <w:num w:numId="30" w16cid:durableId="1322008373">
+    <w:abstractNumId w:val="29"/>
+  </w:num>
+  <w:num w:numId="31" w16cid:durableId="1178152136">
+    <w:abstractNumId w:val="14"/>
+  </w:num>
+  <w:num w:numId="32" w16cid:durableId="2029402810">
+    <w:abstractNumId w:val="13"/>
+  </w:num>
+  <w:num w:numId="33" w16cid:durableId="1045058206">
+    <w:abstractNumId w:val="10"/>
+  </w:num>
+  <w:num w:numId="34" w16cid:durableId="85807911">
     <w:abstractNumId w:val="24"/>
   </w:num>
-  <w:num w:numId="31" w16cid:durableId="1178152136">
-    <w:abstractNumId w:val="10"/>
+  <w:num w:numId="35" w16cid:durableId="629631235">
+    <w:abstractNumId w:val="27"/>
   </w:num>
-  <w:num w:numId="32" w16cid:durableId="2029402810">
+  <w:num w:numId="36" w16cid:durableId="906843338">
+    <w:abstractNumId w:val="53"/>
+  </w:num>
+  <w:num w:numId="37" w16cid:durableId="371423057">
     <w:abstractNumId w:val="9"/>
   </w:num>
-  <w:num w:numId="33" w16cid:durableId="1045058206">
-    <w:abstractNumId w:val="6"/>
+  <w:num w:numId="38" w16cid:durableId="1609578854">
+    <w:abstractNumId w:val="12"/>
   </w:num>
-  <w:num w:numId="34" w16cid:durableId="85807911">
+  <w:num w:numId="39" w16cid:durableId="413167677">
+    <w:abstractNumId w:val="41"/>
+  </w:num>
+  <w:num w:numId="40" w16cid:durableId="867762348">
+    <w:abstractNumId w:val="35"/>
+  </w:num>
+  <w:num w:numId="41" w16cid:durableId="1880432484">
+    <w:abstractNumId w:val="31"/>
+  </w:num>
+  <w:num w:numId="42" w16cid:durableId="1844583618">
+    <w:abstractNumId w:val="42"/>
+  </w:num>
+  <w:num w:numId="43" w16cid:durableId="1230117996">
+    <w:abstractNumId w:val="17"/>
+  </w:num>
+  <w:num w:numId="44" w16cid:durableId="370226590">
+    <w:abstractNumId w:val="15"/>
+  </w:num>
+  <w:num w:numId="45" w16cid:durableId="62338156">
+    <w:abstractNumId w:val="44"/>
+  </w:num>
+  <w:num w:numId="46" w16cid:durableId="223569665">
     <w:abstractNumId w:val="20"/>
   </w:num>
-  <w:num w:numId="35" w16cid:durableId="629631235">
-    <w:abstractNumId w:val="22"/>
-  </w:num>
-  <w:num w:numId="36" w16cid:durableId="906843338">
-    <w:abstractNumId w:val="45"/>
-  </w:num>
-  <w:num w:numId="37" w16cid:durableId="371423057">
+  <w:num w:numId="47" w16cid:durableId="687678461">
     <w:abstractNumId w:val="5"/>
   </w:num>
-  <w:num w:numId="38" w16cid:durableId="1609578854">
+  <w:num w:numId="48" w16cid:durableId="824008468">
+    <w:abstractNumId w:val="25"/>
+  </w:num>
+  <w:num w:numId="49" w16cid:durableId="1362633660">
+    <w:abstractNumId w:val="30"/>
+  </w:num>
+  <w:num w:numId="50" w16cid:durableId="616062221">
+    <w:abstractNumId w:val="2"/>
+  </w:num>
+  <w:num w:numId="51" w16cid:durableId="1520894907">
+    <w:abstractNumId w:val="1"/>
+  </w:num>
+  <w:num w:numId="52" w16cid:durableId="847988491">
+    <w:abstractNumId w:val="34"/>
+  </w:num>
+  <w:num w:numId="53" w16cid:durableId="619268041">
     <w:abstractNumId w:val="8"/>
   </w:num>
-  <w:num w:numId="39" w16cid:durableId="413167677">
-    <w:abstractNumId w:val="34"/>
-  </w:num>
-  <w:num w:numId="40" w16cid:durableId="867762348">
-    <w:abstractNumId w:val="28"/>
-  </w:num>
-  <w:num w:numId="41" w16cid:durableId="1880432484">
-    <w:abstractNumId w:val="25"/>
-  </w:num>
-  <w:num w:numId="42" w16cid:durableId="1844583618">
-    <w:abstractNumId w:val="35"/>
-  </w:num>
-  <w:num w:numId="43" w16cid:durableId="1230117996">
-    <w:abstractNumId w:val="13"/>
-  </w:num>
-  <w:num w:numId="44" w16cid:durableId="370226590">
-    <w:abstractNumId w:val="11"/>
-  </w:num>
-  <w:num w:numId="45" w16cid:durableId="62338156">
-    <w:abstractNumId w:val="36"/>
-  </w:num>
-  <w:num w:numId="46" w16cid:durableId="223569665">
-    <w:abstractNumId w:val="16"/>
+  <w:num w:numId="54" w16cid:durableId="1761296546">
+    <w:abstractNumId w:val="43"/>
   </w:num>
 </w:numbering>
 </file>
@@ -16870,7 +19070,7 @@
     <w:lsdException w:name="Table Web 2" w:semiHidden="1" w:unhideWhenUsed="1"/>
     <w:lsdException w:name="Table Web 3" w:semiHidden="1" w:unhideWhenUsed="1"/>
     <w:lsdException w:name="Balloon Text" w:semiHidden="1" w:unhideWhenUsed="1"/>
-    <w:lsdException w:name="Table Grid" w:uiPriority="39"/>
+    <w:lsdException w:name="Table Grid" w:uiPriority="59"/>
     <w:lsdException w:name="Table Theme" w:semiHidden="1" w:unhideWhenUsed="1"/>
     <w:lsdException w:name="Placeholder Text" w:semiHidden="1"/>
     <w:lsdException w:name="No Spacing" w:uiPriority="1" w:qFormat="1"/>
@@ -17643,7 +19843,7 @@
   <w:style w:type="table" w:styleId="TableGrid">
     <w:name w:val="Table Grid"/>
     <w:basedOn w:val="TableNormal"/>
-    <w:uiPriority w:val="39"/>
+    <w:uiPriority w:val="59"/>
     <w:rsid w:val="007A0070"/>
     <w:pPr>
       <w:spacing w:after="0" w:line="240" w:lineRule="auto"/>

--- a/doc/PROJECT REPORT - PROJECT PROPOSAL.docx
+++ b/doc/PROJECT REPORT - PROJECT PROPOSAL.docx
@@ -576,7 +576,35 @@
           <w:lang w:val="en-US"/>
           <w14:ligatures w14:val="none"/>
         </w:rPr>
-        <w:t xml:space="preserve">     1.1 Research the finance domain @ Nikhil Preetha Murali</w:t>
+        <w:t xml:space="preserve">     1.1 Research the finance </w:t>
+      </w:r>
+      <w:proofErr w:type="gramStart"/>
+      <w:r>
+        <w:rPr>
+          <w:rFonts w:ascii="Times New Roman" w:eastAsia="Times New Roman" w:hAnsi="Times New Roman" w:cs="Times New Roman"/>
+          <w:b/>
+          <w:color w:val="000000"/>
+          <w:kern w:val="0"/>
+          <w:sz w:val="32"/>
+          <w:szCs w:val="32"/>
+          <w:lang w:val="en-US"/>
+          <w14:ligatures w14:val="none"/>
+        </w:rPr>
+        <w:t>domain @</w:t>
+      </w:r>
+      <w:proofErr w:type="gramEnd"/>
+      <w:r>
+        <w:rPr>
+          <w:rFonts w:ascii="Times New Roman" w:eastAsia="Times New Roman" w:hAnsi="Times New Roman" w:cs="Times New Roman"/>
+          <w:b/>
+          <w:color w:val="000000"/>
+          <w:kern w:val="0"/>
+          <w:sz w:val="32"/>
+          <w:szCs w:val="32"/>
+          <w:lang w:val="en-US"/>
+          <w14:ligatures w14:val="none"/>
+        </w:rPr>
+        <w:t xml:space="preserve"> Nikhil Preetha Murali</w:t>
       </w:r>
     </w:p>
     <w:p>
@@ -1349,7 +1377,27 @@
                 <w:lang w:eastAsia="en-CA"/>
                 <w14:ligatures w14:val="none"/>
               </w:rPr>
-              <w:t>Black-Litterman Model</w:t>
+              <w:t>Black-</w:t>
+            </w:r>
+            <w:proofErr w:type="spellStart"/>
+            <w:r>
+              <w:rPr>
+                <w:rFonts w:ascii="Times New Roman" w:eastAsia="Times New Roman" w:hAnsi="Times New Roman" w:cs="Times New Roman"/>
+                <w:kern w:val="0"/>
+                <w:lang w:eastAsia="en-CA"/>
+                <w14:ligatures w14:val="none"/>
+              </w:rPr>
+              <w:t>Litterman</w:t>
+            </w:r>
+            <w:proofErr w:type="spellEnd"/>
+            <w:r>
+              <w:rPr>
+                <w:rFonts w:ascii="Times New Roman" w:eastAsia="Times New Roman" w:hAnsi="Times New Roman" w:cs="Times New Roman"/>
+                <w:kern w:val="0"/>
+                <w:lang w:eastAsia="en-CA"/>
+                <w14:ligatures w14:val="none"/>
+              </w:rPr>
+              <w:t xml:space="preserve"> Model</w:t>
             </w:r>
           </w:p>
         </w:tc>
@@ -1583,7 +1631,15 @@
         <w:jc w:val="both"/>
       </w:pPr>
       <w:r>
-        <w:t>Risk management in finance refers to the process of identifying, assessing, and controlling potential risks that could negatively impact financial outcomes. It involves understanding the various uncertainties associated with investments, markets, or business operations and implementing strategies to minimize or mitigate those risks. This can include techniques like diversification, hedging, and insurance to protect assets and ensure financial stability. The importance of risk management lies in its ability to safeguard against significant losses, balance risk with potential rewards, and enhance decision-making. By proactively addressing risks, businesses and investors can maintain stability, meet long-term financial goals, comply with regulations, and protect their reputation, all of which contribute to sustained success in an often volatile financial environment.</w:t>
+        <w:t xml:space="preserve">Risk management in finance refers to the process of identifying, assessing, and controlling potential risks that could negatively impact financial outcomes. It involves understanding the various uncertainties associated with investments, markets, or business operations and implementing strategies to minimize or mitigate those risks. This can include techniques like diversification, hedging, and insurance to protect assets and ensure financial stability. The importance of risk management lies in its ability to safeguard against significant losses, balance risk with potential rewards, and enhance decision-making. By proactively addressing risks, businesses and investors can maintain stability, meet long-term financial goals, comply with regulations, and protect their reputation, all of which contribute to sustained success in an </w:t>
+      </w:r>
+      <w:proofErr w:type="gramStart"/>
+      <w:r>
+        <w:t>often volatile</w:t>
+      </w:r>
+      <w:proofErr w:type="gramEnd"/>
+      <w:r>
+        <w:t xml:space="preserve"> financial environment.</w:t>
       </w:r>
     </w:p>
     <w:p>
@@ -2131,7 +2187,15 @@
         <w:t>Risk-Reward Balancing:</w:t>
       </w:r>
       <w:r>
-        <w:t xml:space="preserve"> RL models use custom reward functions to prioritize risk-adjusted returns, considering metrics like Value-at-Risk (VaR) and Conditional Value-at-Risk (CVaR).</w:t>
+        <w:t xml:space="preserve"> RL models use custom reward functions to prioritize risk-adjusted returns, considering metrics like Value-at-Risk (</w:t>
+      </w:r>
+      <w:proofErr w:type="spellStart"/>
+      <w:r>
+        <w:t>VaR</w:t>
+      </w:r>
+      <w:proofErr w:type="spellEnd"/>
+      <w:r>
+        <w:t>) and Conditional Value-at-Risk (CVaR).</w:t>
       </w:r>
     </w:p>
     <w:p>
@@ -3089,8 +3153,51 @@
           <w14:ligatures w14:val="none"/>
         </w:rPr>
         <w:lastRenderedPageBreak/>
-        <w:t>1.2 Create visual aids @ Abhishek Mungath</w:t>
-      </w:r>
+        <w:t xml:space="preserve">1.2 Create visual </w:t>
+      </w:r>
+      <w:proofErr w:type="gramStart"/>
+      <w:r>
+        <w:rPr>
+          <w:rFonts w:ascii="Times New Roman" w:eastAsia="Times New Roman" w:hAnsi="Times New Roman" w:cs="Times New Roman"/>
+          <w:b/>
+          <w:color w:val="000000"/>
+          <w:kern w:val="0"/>
+          <w:sz w:val="32"/>
+          <w:szCs w:val="32"/>
+          <w:lang w:val="en-US"/>
+          <w14:ligatures w14:val="none"/>
+        </w:rPr>
+        <w:t>aids @</w:t>
+      </w:r>
+      <w:proofErr w:type="gramEnd"/>
+      <w:r>
+        <w:rPr>
+          <w:rFonts w:ascii="Times New Roman" w:eastAsia="Times New Roman" w:hAnsi="Times New Roman" w:cs="Times New Roman"/>
+          <w:b/>
+          <w:color w:val="000000"/>
+          <w:kern w:val="0"/>
+          <w:sz w:val="32"/>
+          <w:szCs w:val="32"/>
+          <w:lang w:val="en-US"/>
+          <w14:ligatures w14:val="none"/>
+        </w:rPr>
+        <w:t xml:space="preserve"> Abhishek </w:t>
+      </w:r>
+      <w:proofErr w:type="spellStart"/>
+      <w:r>
+        <w:rPr>
+          <w:rFonts w:ascii="Times New Roman" w:eastAsia="Times New Roman" w:hAnsi="Times New Roman" w:cs="Times New Roman"/>
+          <w:b/>
+          <w:color w:val="000000"/>
+          <w:kern w:val="0"/>
+          <w:sz w:val="32"/>
+          <w:szCs w:val="32"/>
+          <w:lang w:val="en-US"/>
+          <w14:ligatures w14:val="none"/>
+        </w:rPr>
+        <w:t>Mungath</w:t>
+      </w:r>
+      <w:proofErr w:type="spellEnd"/>
     </w:p>
     <w:p>
       <w:pPr>
@@ -3357,16 +3464,13 @@
           <w:lang w:val="en-US"/>
           <w14:ligatures w14:val="none"/>
         </w:rPr>
-        <w:t>2. Defining the Problem @Tarun Samuel</w:t>
-      </w:r>
-    </w:p>
-    <w:p>
-      <w:pPr>
-        <w:spacing w:after="162" w:line="360" w:lineRule="auto"/>
-        <w:ind w:right="60"/>
-        <w:rPr>
-          <w:rFonts w:ascii="Times New Roman" w:eastAsia="Times New Roman" w:hAnsi="Times New Roman" w:cs="Times New Roman"/>
-          <w:bCs/>
+        <w:t xml:space="preserve">2. Defining the </w:t>
+      </w:r>
+      <w:proofErr w:type="gramStart"/>
+      <w:r>
+        <w:rPr>
+          <w:rFonts w:ascii="Times New Roman" w:eastAsia="Times New Roman" w:hAnsi="Times New Roman" w:cs="Times New Roman"/>
+          <w:b/>
           <w:color w:val="000000"/>
           <w:kern w:val="0"/>
           <w:sz w:val="32"/>
@@ -3374,11 +3478,13 @@
           <w:lang w:val="en-US"/>
           <w14:ligatures w14:val="none"/>
         </w:rPr>
-      </w:pPr>
-      <w:r>
-        <w:rPr>
-          <w:rFonts w:ascii="Times New Roman" w:eastAsia="Times New Roman" w:hAnsi="Times New Roman" w:cs="Times New Roman"/>
-          <w:bCs/>
+        <w:t>Problem @</w:t>
+      </w:r>
+      <w:proofErr w:type="gramEnd"/>
+      <w:r>
+        <w:rPr>
+          <w:rFonts w:ascii="Times New Roman" w:eastAsia="Times New Roman" w:hAnsi="Times New Roman" w:cs="Times New Roman"/>
+          <w:b/>
           <w:color w:val="000000"/>
           <w:kern w:val="0"/>
           <w:sz w:val="32"/>
@@ -3386,7 +3492,7 @@
           <w:lang w:val="en-US"/>
           <w14:ligatures w14:val="none"/>
         </w:rPr>
-        <w:t>Focus on challenges investors face with traditional portfolio allocation methods.</w:t>
+        <w:t>Tarun Samuel</w:t>
       </w:r>
     </w:p>
     <w:p>
@@ -3415,7 +3521,7 @@
           <w:lang w:val="en-US"/>
           <w14:ligatures w14:val="none"/>
         </w:rPr>
-        <w:t>Explain the financial impact of poor risk management and how reinforcement learning addresses these challenges.</w:t>
+        <w:t>Focus on challenges investors face with traditional portfolio allocation methods.</w:t>
       </w:r>
     </w:p>
     <w:p>
@@ -3444,9 +3550,13 @@
           <w:lang w:val="en-US"/>
           <w14:ligatures w14:val="none"/>
         </w:rPr>
-        <w:t xml:space="preserve">Answer here </w:t>
-      </w:r>
-      <w:r>
+        <w:t>Explain the financial impact of poor risk management and how reinforcement learning addresses these challenges.</w:t>
+      </w:r>
+    </w:p>
+    <w:p>
+      <w:pPr>
+        <w:spacing w:after="162" w:line="360" w:lineRule="auto"/>
+        <w:ind w:right="60"/>
         <w:rPr>
           <w:rFonts w:ascii="Times New Roman" w:eastAsia="Times New Roman" w:hAnsi="Times New Roman" w:cs="Times New Roman"/>
           <w:bCs/>
@@ -3457,16 +3567,11 @@
           <w:lang w:val="en-US"/>
           <w14:ligatures w14:val="none"/>
         </w:rPr>
-        <w:sym w:font="Wingdings" w:char="F0E0"/>
-      </w:r>
-    </w:p>
-    <w:p>
-      <w:pPr>
-        <w:spacing w:after="162" w:line="360" w:lineRule="auto"/>
-        <w:ind w:right="60"/>
-        <w:rPr>
-          <w:rFonts w:ascii="Times New Roman" w:eastAsia="Times New Roman" w:hAnsi="Times New Roman" w:cs="Times New Roman"/>
-          <w:b/>
+      </w:pPr>
+      <w:r>
+        <w:rPr>
+          <w:rFonts w:ascii="Times New Roman" w:eastAsia="Times New Roman" w:hAnsi="Times New Roman" w:cs="Times New Roman"/>
+          <w:bCs/>
           <w:color w:val="000000"/>
           <w:kern w:val="0"/>
           <w:sz w:val="32"/>
@@ -3474,15 +3579,12 @@
           <w:lang w:val="en-US"/>
           <w14:ligatures w14:val="none"/>
         </w:rPr>
-      </w:pPr>
-    </w:p>
-    <w:p>
-      <w:pPr>
-        <w:spacing w:after="162" w:line="360" w:lineRule="auto"/>
-        <w:ind w:right="60"/>
-        <w:rPr>
-          <w:rFonts w:ascii="Times New Roman" w:eastAsia="Times New Roman" w:hAnsi="Times New Roman" w:cs="Times New Roman"/>
-          <w:b/>
+        <w:t xml:space="preserve">Answer here </w:t>
+      </w:r>
+      <w:r>
+        <w:rPr>
+          <w:rFonts w:ascii="Times New Roman" w:eastAsia="Times New Roman" w:hAnsi="Times New Roman" w:cs="Times New Roman"/>
+          <w:bCs/>
           <w:color w:val="000000"/>
           <w:kern w:val="0"/>
           <w:sz w:val="32"/>
@@ -3490,12 +3592,13 @@
           <w:lang w:val="en-US"/>
           <w14:ligatures w14:val="none"/>
         </w:rPr>
-      </w:pPr>
+        <w:sym w:font="Wingdings" w:char="F0E0"/>
+      </w:r>
     </w:p>
     <w:p>
       <w:pPr>
         <w:spacing w:after="162" w:line="360" w:lineRule="auto"/>
-        <w:ind w:left="20" w:right="60" w:hanging="10"/>
+        <w:ind w:right="60"/>
         <w:rPr>
           <w:rFonts w:ascii="Times New Roman" w:eastAsia="Times New Roman" w:hAnsi="Times New Roman" w:cs="Times New Roman"/>
           <w:b/>
@@ -3507,7 +3610,11 @@
           <w14:ligatures w14:val="none"/>
         </w:rPr>
       </w:pPr>
-      <w:r>
+    </w:p>
+    <w:p>
+      <w:pPr>
+        <w:spacing w:after="162" w:line="360" w:lineRule="auto"/>
+        <w:ind w:right="60"/>
         <w:rPr>
           <w:rFonts w:ascii="Times New Roman" w:eastAsia="Times New Roman" w:hAnsi="Times New Roman" w:cs="Times New Roman"/>
           <w:b/>
@@ -3518,7 +3625,91 @@
           <w:lang w:val="en-US"/>
           <w14:ligatures w14:val="none"/>
         </w:rPr>
-        <w:t>3 Differentiation @ Riyo Sebastian</w:t>
+      </w:pPr>
+    </w:p>
+    <w:p>
+      <w:pPr>
+        <w:spacing w:after="162" w:line="360" w:lineRule="auto"/>
+        <w:ind w:left="20" w:right="60" w:hanging="10"/>
+        <w:rPr>
+          <w:rFonts w:ascii="Times New Roman" w:eastAsia="Times New Roman" w:hAnsi="Times New Roman" w:cs="Times New Roman"/>
+          <w:b/>
+          <w:color w:val="000000"/>
+          <w:kern w:val="0"/>
+          <w:sz w:val="32"/>
+          <w:szCs w:val="32"/>
+          <w:lang w:val="en-US"/>
+          <w14:ligatures w14:val="none"/>
+        </w:rPr>
+      </w:pPr>
+      <w:r>
+        <w:rPr>
+          <w:rFonts w:ascii="Times New Roman" w:eastAsia="Times New Roman" w:hAnsi="Times New Roman" w:cs="Times New Roman"/>
+          <w:b/>
+          <w:color w:val="000000"/>
+          <w:kern w:val="0"/>
+          <w:sz w:val="32"/>
+          <w:szCs w:val="32"/>
+          <w:lang w:val="en-US"/>
+          <w14:ligatures w14:val="none"/>
+        </w:rPr>
+        <w:t xml:space="preserve">3 </w:t>
+      </w:r>
+      <w:proofErr w:type="gramStart"/>
+      <w:r>
+        <w:rPr>
+          <w:rFonts w:ascii="Times New Roman" w:eastAsia="Times New Roman" w:hAnsi="Times New Roman" w:cs="Times New Roman"/>
+          <w:b/>
+          <w:color w:val="000000"/>
+          <w:kern w:val="0"/>
+          <w:sz w:val="32"/>
+          <w:szCs w:val="32"/>
+          <w:lang w:val="en-US"/>
+          <w14:ligatures w14:val="none"/>
+        </w:rPr>
+        <w:t>Differentiation @</w:t>
+      </w:r>
+      <w:proofErr w:type="gramEnd"/>
+      <w:r>
+        <w:rPr>
+          <w:rFonts w:ascii="Times New Roman" w:eastAsia="Times New Roman" w:hAnsi="Times New Roman" w:cs="Times New Roman"/>
+          <w:b/>
+          <w:color w:val="000000"/>
+          <w:kern w:val="0"/>
+          <w:sz w:val="32"/>
+          <w:szCs w:val="32"/>
+          <w:lang w:val="en-US"/>
+          <w14:ligatures w14:val="none"/>
+        </w:rPr>
+        <w:t xml:space="preserve"> </w:t>
+      </w:r>
+      <w:proofErr w:type="spellStart"/>
+      <w:r>
+        <w:rPr>
+          <w:rFonts w:ascii="Times New Roman" w:eastAsia="Times New Roman" w:hAnsi="Times New Roman" w:cs="Times New Roman"/>
+          <w:b/>
+          <w:color w:val="000000"/>
+          <w:kern w:val="0"/>
+          <w:sz w:val="32"/>
+          <w:szCs w:val="32"/>
+          <w:lang w:val="en-US"/>
+          <w14:ligatures w14:val="none"/>
+        </w:rPr>
+        <w:t>Riyo</w:t>
+      </w:r>
+      <w:proofErr w:type="spellEnd"/>
+      <w:r>
+        <w:rPr>
+          <w:rFonts w:ascii="Times New Roman" w:eastAsia="Times New Roman" w:hAnsi="Times New Roman" w:cs="Times New Roman"/>
+          <w:b/>
+          <w:color w:val="000000"/>
+          <w:kern w:val="0"/>
+          <w:sz w:val="32"/>
+          <w:szCs w:val="32"/>
+          <w:lang w:val="en-US"/>
+          <w14:ligatures w14:val="none"/>
+        </w:rPr>
+        <w:t xml:space="preserve"> Sebastian</w:t>
       </w:r>
     </w:p>
     <w:p>
@@ -3540,8 +3731,9 @@
           <w:sz w:val="28"/>
           <w:szCs w:val="28"/>
         </w:rPr>
-        <w:t>Competitor Analysis for FinRL</w:t>
-      </w:r>
+        <w:t xml:space="preserve">Competitor Analysis for </w:t>
+      </w:r>
+      <w:proofErr w:type="spellStart"/>
       <w:r>
         <w:rPr>
           <w:rFonts w:ascii="Times New Roman" w:hAnsi="Times New Roman" w:cs="Times New Roman"/>
@@ -3550,8 +3742,9 @@
           <w:sz w:val="28"/>
           <w:szCs w:val="28"/>
         </w:rPr>
-        <w:t xml:space="preserve">: </w:t>
-      </w:r>
+        <w:t>FinRL</w:t>
+      </w:r>
+      <w:proofErr w:type="spellEnd"/>
       <w:r>
         <w:rPr>
           <w:rFonts w:ascii="Times New Roman" w:hAnsi="Times New Roman" w:cs="Times New Roman"/>
@@ -3560,7 +3753,7 @@
           <w:sz w:val="28"/>
           <w:szCs w:val="28"/>
         </w:rPr>
-        <w:t xml:space="preserve">Portfolio </w:t>
+        <w:t xml:space="preserve">: </w:t>
       </w:r>
       <w:r>
         <w:rPr>
@@ -3570,11 +3763,9 @@
           <w:sz w:val="28"/>
           <w:szCs w:val="28"/>
         </w:rPr>
-        <w:t>Allocation and Management</w:t>
-      </w:r>
-    </w:p>
-    <w:p>
-      <w:pPr>
+        <w:t xml:space="preserve">Portfolio </w:t>
+      </w:r>
+      <w:r>
         <w:rPr>
           <w:rFonts w:ascii="Times New Roman" w:hAnsi="Times New Roman" w:cs="Times New Roman"/>
           <w:b/>
@@ -3582,8 +3773,11 @@
           <w:sz w:val="28"/>
           <w:szCs w:val="28"/>
         </w:rPr>
-      </w:pPr>
-      <w:r>
+        <w:t>Allocation and Management</w:t>
+      </w:r>
+    </w:p>
+    <w:p>
+      <w:pPr>
         <w:rPr>
           <w:rFonts w:ascii="Times New Roman" w:hAnsi="Times New Roman" w:cs="Times New Roman"/>
           <w:b/>
@@ -3591,14 +3785,6 @@
           <w:sz w:val="28"/>
           <w:szCs w:val="28"/>
         </w:rPr>
-        <w:t>Overview</w:t>
-      </w:r>
-    </w:p>
-    <w:p>
-      <w:pPr>
-        <w:rPr>
-          <w:rFonts w:ascii="Times New Roman" w:hAnsi="Times New Roman" w:cs="Times New Roman"/>
-        </w:rPr>
       </w:pPr>
       <w:r>
         <w:rPr>
@@ -3608,6 +3794,23 @@
           <w:sz w:val="28"/>
           <w:szCs w:val="28"/>
         </w:rPr>
+        <w:t>Overview</w:t>
+      </w:r>
+    </w:p>
+    <w:p>
+      <w:pPr>
+        <w:rPr>
+          <w:rFonts w:ascii="Times New Roman" w:hAnsi="Times New Roman" w:cs="Times New Roman"/>
+        </w:rPr>
+      </w:pPr>
+      <w:r>
+        <w:rPr>
+          <w:rFonts w:ascii="Times New Roman" w:hAnsi="Times New Roman" w:cs="Times New Roman"/>
+          <w:b/>
+          <w:bCs/>
+          <w:sz w:val="28"/>
+          <w:szCs w:val="28"/>
+        </w:rPr>
         <w:t xml:space="preserve"> </w:t>
       </w:r>
       <w:r>
@@ -3656,20 +3859,60 @@
           <w:b/>
           <w:bCs/>
         </w:rPr>
-        <w:t xml:space="preserve"> MetaTrader (MT4/MT5)</w:t>
-      </w:r>
-    </w:p>
-    <w:p>
-      <w:pPr>
-        <w:rPr>
-          <w:rFonts w:ascii="Times New Roman" w:hAnsi="Times New Roman" w:cs="Times New Roman"/>
-        </w:rPr>
-      </w:pPr>
-      <w:r>
-        <w:rPr>
-          <w:rFonts w:ascii="Times New Roman" w:hAnsi="Times New Roman" w:cs="Times New Roman"/>
-        </w:rPr>
-        <w:t>MetaTrader 4, also known as MT4, is an electronic trading platform widely used by online retail foreign exchange speculative traders. It was developed by MetaQuotes Software and released in 2005.I</w:t>
+        <w:t xml:space="preserve"> </w:t>
+      </w:r>
+      <w:proofErr w:type="spellStart"/>
+      <w:r>
+        <w:rPr>
+          <w:rFonts w:ascii="Times New Roman" w:hAnsi="Times New Roman" w:cs="Times New Roman"/>
+          <w:b/>
+          <w:bCs/>
+        </w:rPr>
+        <w:t>MetaTrader</w:t>
+      </w:r>
+      <w:proofErr w:type="spellEnd"/>
+      <w:r>
+        <w:rPr>
+          <w:rFonts w:ascii="Times New Roman" w:hAnsi="Times New Roman" w:cs="Times New Roman"/>
+          <w:b/>
+          <w:bCs/>
+        </w:rPr>
+        <w:t xml:space="preserve"> (MT4/MT5)</w:t>
+      </w:r>
+    </w:p>
+    <w:p>
+      <w:pPr>
+        <w:rPr>
+          <w:rFonts w:ascii="Times New Roman" w:hAnsi="Times New Roman" w:cs="Times New Roman"/>
+        </w:rPr>
+      </w:pPr>
+      <w:proofErr w:type="spellStart"/>
+      <w:r>
+        <w:rPr>
+          <w:rFonts w:ascii="Times New Roman" w:hAnsi="Times New Roman" w:cs="Times New Roman"/>
+        </w:rPr>
+        <w:t>MetaTrader</w:t>
+      </w:r>
+      <w:proofErr w:type="spellEnd"/>
+      <w:r>
+        <w:rPr>
+          <w:rFonts w:ascii="Times New Roman" w:hAnsi="Times New Roman" w:cs="Times New Roman"/>
+        </w:rPr>
+        <w:t xml:space="preserve"> 4, also known as MT4, is an electronic trading platform widely used by online retail foreign exchange speculative traders. It was developed by </w:t>
+      </w:r>
+      <w:proofErr w:type="spellStart"/>
+      <w:r>
+        <w:rPr>
+          <w:rFonts w:ascii="Times New Roman" w:hAnsi="Times New Roman" w:cs="Times New Roman"/>
+        </w:rPr>
+        <w:t>MetaQuotes</w:t>
+      </w:r>
+      <w:proofErr w:type="spellEnd"/>
+      <w:r>
+        <w:rPr>
+          <w:rFonts w:ascii="Times New Roman" w:hAnsi="Times New Roman" w:cs="Times New Roman"/>
+        </w:rPr>
+        <w:t xml:space="preserve"> Software and released in 2005.I</w:t>
       </w:r>
       <w:r>
         <w:rPr>
@@ -3949,14 +4192,46 @@
           <w:b/>
           <w:bCs/>
         </w:rPr>
-        <w:t>Manual Strategy Development and Backtesting:</w:t>
+        <w:t xml:space="preserve">Manual Strategy Development and </w:t>
+      </w:r>
+      <w:proofErr w:type="spellStart"/>
+      <w:r>
+        <w:rPr>
+          <w:rFonts w:ascii="Times New Roman" w:hAnsi="Times New Roman" w:cs="Times New Roman"/>
+          <w:b/>
+          <w:bCs/>
+        </w:rPr>
+        <w:t>Backtesting</w:t>
+      </w:r>
+      <w:proofErr w:type="spellEnd"/>
+      <w:r>
+        <w:rPr>
+          <w:rFonts w:ascii="Times New Roman" w:hAnsi="Times New Roman" w:cs="Times New Roman"/>
+          <w:b/>
+          <w:bCs/>
+        </w:rPr>
+        <w:t>:</w:t>
       </w:r>
       <w:r>
         <w:rPr>
           <w:rFonts w:ascii="Times New Roman" w:hAnsi="Times New Roman" w:cs="Times New Roman"/>
         </w:rPr>
         <w:br/>
-        <w:t>TWS allows for manual strategy development and backtesting, but it does not offer built-in machine learning making it time-consuming and challenging for advanced users to develop dynamic strategies.</w:t>
+        <w:t xml:space="preserve">TWS allows for manual strategy development and </w:t>
+      </w:r>
+      <w:proofErr w:type="spellStart"/>
+      <w:r>
+        <w:rPr>
+          <w:rFonts w:ascii="Times New Roman" w:hAnsi="Times New Roman" w:cs="Times New Roman"/>
+        </w:rPr>
+        <w:t>backtesting</w:t>
+      </w:r>
+      <w:proofErr w:type="spellEnd"/>
+      <w:r>
+        <w:rPr>
+          <w:rFonts w:ascii="Times New Roman" w:hAnsi="Times New Roman" w:cs="Times New Roman"/>
+        </w:rPr>
+        <w:t>, but it does not offer built-in machine learning making it time-consuming and challenging for advanced users to develop dynamic strategies.</w:t>
       </w:r>
     </w:p>
     <w:p>
@@ -4374,14 +4649,65 @@
           <w:b/>
           <w:bCs/>
         </w:rPr>
-        <w:t>1 QuantConnect</w:t>
-      </w:r>
+        <w:t xml:space="preserve">1 </w:t>
+      </w:r>
+      <w:proofErr w:type="spellStart"/>
+      <w:r>
+        <w:rPr>
+          <w:rFonts w:ascii="Times New Roman" w:hAnsi="Times New Roman" w:cs="Times New Roman"/>
+          <w:b/>
+          <w:bCs/>
+        </w:rPr>
+        <w:t>QuantConnect</w:t>
+      </w:r>
+      <w:proofErr w:type="spellEnd"/>
       <w:r>
         <w:rPr>
           <w:rFonts w:ascii="Times New Roman" w:hAnsi="Times New Roman" w:cs="Times New Roman"/>
         </w:rPr>
         <w:br/>
-        <w:t>QuantConnect is an algorithmic trading platform that allows users to design, backtest, and deploy machine learning-based strategies. It supports various asset classes and provides a comprehensive suite of data for backtesting. The platform integrates machine learning libraries (such as TensorFlow and scikit-learn) and facilitates strategies built using both traditional and machine learning models.</w:t>
+      </w:r>
+      <w:proofErr w:type="spellStart"/>
+      <w:r>
+        <w:rPr>
+          <w:rFonts w:ascii="Times New Roman" w:hAnsi="Times New Roman" w:cs="Times New Roman"/>
+        </w:rPr>
+        <w:t>QuantConnect</w:t>
+      </w:r>
+      <w:proofErr w:type="spellEnd"/>
+      <w:r>
+        <w:rPr>
+          <w:rFonts w:ascii="Times New Roman" w:hAnsi="Times New Roman" w:cs="Times New Roman"/>
+        </w:rPr>
+        <w:t xml:space="preserve"> is an algorithmic trading platform that allows users to design, </w:t>
+      </w:r>
+      <w:proofErr w:type="spellStart"/>
+      <w:r>
+        <w:rPr>
+          <w:rFonts w:ascii="Times New Roman" w:hAnsi="Times New Roman" w:cs="Times New Roman"/>
+        </w:rPr>
+        <w:t>backtest</w:t>
+      </w:r>
+      <w:proofErr w:type="spellEnd"/>
+      <w:r>
+        <w:rPr>
+          <w:rFonts w:ascii="Times New Roman" w:hAnsi="Times New Roman" w:cs="Times New Roman"/>
+        </w:rPr>
+        <w:t xml:space="preserve">, and deploy machine learning-based strategies. It supports various asset classes and provides a comprehensive suite of data for </w:t>
+      </w:r>
+      <w:proofErr w:type="spellStart"/>
+      <w:r>
+        <w:rPr>
+          <w:rFonts w:ascii="Times New Roman" w:hAnsi="Times New Roman" w:cs="Times New Roman"/>
+        </w:rPr>
+        <w:t>backtesting</w:t>
+      </w:r>
+      <w:proofErr w:type="spellEnd"/>
+      <w:r>
+        <w:rPr>
+          <w:rFonts w:ascii="Times New Roman" w:hAnsi="Times New Roman" w:cs="Times New Roman"/>
+        </w:rPr>
+        <w:t>. The platform integrates machine learning libraries (such as TensorFlow and scikit-learn) and facilitates strategies built using both traditional and machine learning models.</w:t>
       </w:r>
     </w:p>
     <w:p>
@@ -4448,7 +4774,21 @@
           <w:rFonts w:ascii="Times New Roman" w:hAnsi="Times New Roman" w:cs="Times New Roman"/>
         </w:rPr>
         <w:br/>
-        <w:t>Developing and running machine learning algorithms on QuantConnect can be computationally expensive, especially when using complex models.</w:t>
+        <w:t xml:space="preserve">Developing and running machine learning algorithms on </w:t>
+      </w:r>
+      <w:proofErr w:type="spellStart"/>
+      <w:r>
+        <w:rPr>
+          <w:rFonts w:ascii="Times New Roman" w:hAnsi="Times New Roman" w:cs="Times New Roman"/>
+        </w:rPr>
+        <w:t>QuantConnect</w:t>
+      </w:r>
+      <w:proofErr w:type="spellEnd"/>
+      <w:r>
+        <w:rPr>
+          <w:rFonts w:ascii="Times New Roman" w:hAnsi="Times New Roman" w:cs="Times New Roman"/>
+        </w:rPr>
+        <w:t xml:space="preserve"> can be computationally expensive, especially when using complex models.</w:t>
       </w:r>
     </w:p>
     <w:p>
@@ -4474,7 +4814,21 @@
           <w:rFonts w:ascii="Times New Roman" w:hAnsi="Times New Roman" w:cs="Times New Roman"/>
         </w:rPr>
         <w:br/>
-        <w:t>While QuantConnect provides the tools for users to integrate ML models, it doesn’t offer many pre-built ML strategies or solutions. Most of the work is left to the users.</w:t>
+        <w:t xml:space="preserve">While </w:t>
+      </w:r>
+      <w:proofErr w:type="spellStart"/>
+      <w:r>
+        <w:rPr>
+          <w:rFonts w:ascii="Times New Roman" w:hAnsi="Times New Roman" w:cs="Times New Roman"/>
+        </w:rPr>
+        <w:t>QuantConnect</w:t>
+      </w:r>
+      <w:proofErr w:type="spellEnd"/>
+      <w:r>
+        <w:rPr>
+          <w:rFonts w:ascii="Times New Roman" w:hAnsi="Times New Roman" w:cs="Times New Roman"/>
+        </w:rPr>
+        <w:t xml:space="preserve"> provides the tools for users to integrate ML models, it doesn’t offer many pre-built ML strategies or solutions. Most of the work is left to the users.</w:t>
       </w:r>
     </w:p>
     <w:p>
@@ -4494,7 +4848,20 @@
           <w:rFonts w:ascii="Times New Roman" w:hAnsi="Times New Roman" w:cs="Times New Roman"/>
         </w:rPr>
         <w:br/>
-        <w:t xml:space="preserve">Alpaca is a commission-free trading platform with an API that allows users to integrate their own machine learning models for algorithmic trading. </w:t>
+      </w:r>
+      <w:proofErr w:type="spellStart"/>
+      <w:r>
+        <w:rPr>
+          <w:rFonts w:ascii="Times New Roman" w:hAnsi="Times New Roman" w:cs="Times New Roman"/>
+        </w:rPr>
+        <w:t>Alpaca</w:t>
+      </w:r>
+      <w:proofErr w:type="spellEnd"/>
+      <w:r>
+        <w:rPr>
+          <w:rFonts w:ascii="Times New Roman" w:hAnsi="Times New Roman" w:cs="Times New Roman"/>
+        </w:rPr>
+        <w:t xml:space="preserve"> is a commission-free trading platform with an API that allows users to integrate their own machine learning models for algorithmic trading. </w:t>
       </w:r>
       <w:r>
         <w:rPr>
@@ -4506,7 +4873,35 @@
         <w:rPr>
           <w:rFonts w:ascii="Times New Roman" w:hAnsi="Times New Roman" w:cs="Times New Roman"/>
         </w:rPr>
-        <w:t xml:space="preserve"> offers a streamlined way to access stock trading and provides data for backtesting, as well as a flexible API that supports integration with popular ML libraries like TensorFlow and PyTorch.</w:t>
+        <w:t xml:space="preserve"> offers a streamlined way to access stock trading and provides data for </w:t>
+      </w:r>
+      <w:proofErr w:type="spellStart"/>
+      <w:r>
+        <w:rPr>
+          <w:rFonts w:ascii="Times New Roman" w:hAnsi="Times New Roman" w:cs="Times New Roman"/>
+        </w:rPr>
+        <w:t>backtesting</w:t>
+      </w:r>
+      <w:proofErr w:type="spellEnd"/>
+      <w:r>
+        <w:rPr>
+          <w:rFonts w:ascii="Times New Roman" w:hAnsi="Times New Roman" w:cs="Times New Roman"/>
+        </w:rPr>
+        <w:t xml:space="preserve">, as well as a flexible API that supports integration with popular ML libraries like TensorFlow and </w:t>
+      </w:r>
+      <w:proofErr w:type="spellStart"/>
+      <w:r>
+        <w:rPr>
+          <w:rFonts w:ascii="Times New Roman" w:hAnsi="Times New Roman" w:cs="Times New Roman"/>
+        </w:rPr>
+        <w:t>PyTorch</w:t>
+      </w:r>
+      <w:proofErr w:type="spellEnd"/>
+      <w:r>
+        <w:rPr>
+          <w:rFonts w:ascii="Times New Roman" w:hAnsi="Times New Roman" w:cs="Times New Roman"/>
+        </w:rPr>
+        <w:t>.</w:t>
       </w:r>
     </w:p>
     <w:p>
@@ -4688,20 +5083,102 @@
           <w:b/>
           <w:bCs/>
         </w:rPr>
-        <w:t xml:space="preserve">3 Quantopian </w:t>
-      </w:r>
-    </w:p>
-    <w:p>
-      <w:pPr>
-        <w:rPr>
-          <w:rFonts w:ascii="Times New Roman" w:hAnsi="Times New Roman" w:cs="Times New Roman"/>
-        </w:rPr>
-      </w:pPr>
-      <w:r>
-        <w:rPr>
-          <w:rFonts w:ascii="Times New Roman" w:hAnsi="Times New Roman" w:cs="Times New Roman"/>
-        </w:rPr>
-        <w:t>Quantopian was a widely popular algorithmic trading platform that allowed users to create and backtest machine learning-based strategies using Python. It provided access to a wealth of financial data and an integrated environment for strategy development. However, Quantopian has been discontinued, with its research and backtesting tools now integrated into other platforms like QuantConnect.</w:t>
+        <w:t xml:space="preserve">3 </w:t>
+      </w:r>
+      <w:proofErr w:type="spellStart"/>
+      <w:r>
+        <w:rPr>
+          <w:rFonts w:ascii="Times New Roman" w:hAnsi="Times New Roman" w:cs="Times New Roman"/>
+          <w:b/>
+          <w:bCs/>
+        </w:rPr>
+        <w:t>Quantopian</w:t>
+      </w:r>
+      <w:proofErr w:type="spellEnd"/>
+      <w:r>
+        <w:rPr>
+          <w:rFonts w:ascii="Times New Roman" w:hAnsi="Times New Roman" w:cs="Times New Roman"/>
+          <w:b/>
+          <w:bCs/>
+        </w:rPr>
+        <w:t xml:space="preserve"> </w:t>
+      </w:r>
+    </w:p>
+    <w:p>
+      <w:pPr>
+        <w:rPr>
+          <w:rFonts w:ascii="Times New Roman" w:hAnsi="Times New Roman" w:cs="Times New Roman"/>
+        </w:rPr>
+      </w:pPr>
+      <w:proofErr w:type="spellStart"/>
+      <w:r>
+        <w:rPr>
+          <w:rFonts w:ascii="Times New Roman" w:hAnsi="Times New Roman" w:cs="Times New Roman"/>
+        </w:rPr>
+        <w:t>Quantopian</w:t>
+      </w:r>
+      <w:proofErr w:type="spellEnd"/>
+      <w:r>
+        <w:rPr>
+          <w:rFonts w:ascii="Times New Roman" w:hAnsi="Times New Roman" w:cs="Times New Roman"/>
+        </w:rPr>
+        <w:t xml:space="preserve"> was a widely popular algorithmic trading platform that allowed users to create and </w:t>
+      </w:r>
+      <w:proofErr w:type="spellStart"/>
+      <w:r>
+        <w:rPr>
+          <w:rFonts w:ascii="Times New Roman" w:hAnsi="Times New Roman" w:cs="Times New Roman"/>
+        </w:rPr>
+        <w:t>backtest</w:t>
+      </w:r>
+      <w:proofErr w:type="spellEnd"/>
+      <w:r>
+        <w:rPr>
+          <w:rFonts w:ascii="Times New Roman" w:hAnsi="Times New Roman" w:cs="Times New Roman"/>
+        </w:rPr>
+        <w:t xml:space="preserve"> machine learning-based strategies using Python. It provided access to a wealth of financial data and an integrated environment for strategy development. However, </w:t>
+      </w:r>
+      <w:proofErr w:type="spellStart"/>
+      <w:r>
+        <w:rPr>
+          <w:rFonts w:ascii="Times New Roman" w:hAnsi="Times New Roman" w:cs="Times New Roman"/>
+        </w:rPr>
+        <w:t>Quantopian</w:t>
+      </w:r>
+      <w:proofErr w:type="spellEnd"/>
+      <w:r>
+        <w:rPr>
+          <w:rFonts w:ascii="Times New Roman" w:hAnsi="Times New Roman" w:cs="Times New Roman"/>
+        </w:rPr>
+        <w:t xml:space="preserve"> has been discontinued, with its research and </w:t>
+      </w:r>
+      <w:proofErr w:type="spellStart"/>
+      <w:r>
+        <w:rPr>
+          <w:rFonts w:ascii="Times New Roman" w:hAnsi="Times New Roman" w:cs="Times New Roman"/>
+        </w:rPr>
+        <w:t>backtesting</w:t>
+      </w:r>
+      <w:proofErr w:type="spellEnd"/>
+      <w:r>
+        <w:rPr>
+          <w:rFonts w:ascii="Times New Roman" w:hAnsi="Times New Roman" w:cs="Times New Roman"/>
+        </w:rPr>
+        <w:t xml:space="preserve"> tools now integrated into other platforms like </w:t>
+      </w:r>
+      <w:proofErr w:type="spellStart"/>
+      <w:r>
+        <w:rPr>
+          <w:rFonts w:ascii="Times New Roman" w:hAnsi="Times New Roman" w:cs="Times New Roman"/>
+        </w:rPr>
+        <w:t>QuantConnect</w:t>
+      </w:r>
+      <w:proofErr w:type="spellEnd"/>
+      <w:r>
+        <w:rPr>
+          <w:rFonts w:ascii="Times New Roman" w:hAnsi="Times New Roman" w:cs="Times New Roman"/>
+        </w:rPr>
+        <w:t>.</w:t>
       </w:r>
     </w:p>
     <w:p>
@@ -4761,7 +5238,20 @@
           <w:rFonts w:ascii="Times New Roman" w:hAnsi="Times New Roman" w:cs="Times New Roman"/>
         </w:rPr>
         <w:br/>
-        <w:t>Quantopian required users to integrate with external brokers for real-world trading, adding complexity to the deployment of live strategies.</w:t>
+      </w:r>
+      <w:proofErr w:type="spellStart"/>
+      <w:r>
+        <w:rPr>
+          <w:rFonts w:ascii="Times New Roman" w:hAnsi="Times New Roman" w:cs="Times New Roman"/>
+        </w:rPr>
+        <w:t>Quantopian</w:t>
+      </w:r>
+      <w:proofErr w:type="spellEnd"/>
+      <w:r>
+        <w:rPr>
+          <w:rFonts w:ascii="Times New Roman" w:hAnsi="Times New Roman" w:cs="Times New Roman"/>
+        </w:rPr>
+        <w:t xml:space="preserve"> required users to integrate with external brokers for real-world trading, adding complexity to the deployment of live strategies.</w:t>
       </w:r>
     </w:p>
     <w:p>
@@ -4798,7 +5288,21 @@
         <w:rPr>
           <w:rFonts w:ascii="Times New Roman" w:hAnsi="Times New Roman" w:cs="Times New Roman"/>
         </w:rPr>
-        <w:t xml:space="preserve"> primarily focused on developing and backtesting individual trading algorithms but didn’t provide the depth of portfolio management and optimization </w:t>
+        <w:t xml:space="preserve"> primarily focused on developing and </w:t>
+      </w:r>
+      <w:proofErr w:type="spellStart"/>
+      <w:r>
+        <w:rPr>
+          <w:rFonts w:ascii="Times New Roman" w:hAnsi="Times New Roman" w:cs="Times New Roman"/>
+        </w:rPr>
+        <w:t>backtesting</w:t>
+      </w:r>
+      <w:proofErr w:type="spellEnd"/>
+      <w:r>
+        <w:rPr>
+          <w:rFonts w:ascii="Times New Roman" w:hAnsi="Times New Roman" w:cs="Times New Roman"/>
+        </w:rPr>
+        <w:t xml:space="preserve"> individual trading algorithms but didn’t provide the depth of portfolio management and optimization </w:t>
       </w:r>
       <w:r>
         <w:rPr>
@@ -4806,11 +5310,19 @@
         </w:rPr>
         <w:t xml:space="preserve">unlike </w:t>
       </w:r>
-      <w:r>
-        <w:rPr>
-          <w:rFonts w:ascii="Times New Roman" w:hAnsi="Times New Roman" w:cs="Times New Roman"/>
-        </w:rPr>
-        <w:t>FinRL.</w:t>
+      <w:proofErr w:type="spellStart"/>
+      <w:r>
+        <w:rPr>
+          <w:rFonts w:ascii="Times New Roman" w:hAnsi="Times New Roman" w:cs="Times New Roman"/>
+        </w:rPr>
+        <w:t>FinRL</w:t>
+      </w:r>
+      <w:proofErr w:type="spellEnd"/>
+      <w:r>
+        <w:rPr>
+          <w:rFonts w:ascii="Times New Roman" w:hAnsi="Times New Roman" w:cs="Times New Roman"/>
+        </w:rPr>
+        <w:t>.</w:t>
       </w:r>
     </w:p>
     <w:p>
@@ -4929,7 +5441,21 @@
           <w:rFonts w:ascii="Times New Roman" w:hAnsi="Times New Roman" w:cs="Times New Roman"/>
         </w:rPr>
         <w:lastRenderedPageBreak/>
-        <w:t>By focusing on the combination of machine learning, reinforcement learning, and portfolio optimization, FinRL offers a competitive advantage over these platforms, providing more dynamic, efficient, and cost-effective solutions for traders looking to integrate AI-driven strategies into their workflows.</w:t>
+        <w:t xml:space="preserve">By focusing on the combination of machine learning, reinforcement learning, and portfolio optimization, </w:t>
+      </w:r>
+      <w:proofErr w:type="spellStart"/>
+      <w:r>
+        <w:rPr>
+          <w:rFonts w:ascii="Times New Roman" w:hAnsi="Times New Roman" w:cs="Times New Roman"/>
+        </w:rPr>
+        <w:t>FinRL</w:t>
+      </w:r>
+      <w:proofErr w:type="spellEnd"/>
+      <w:r>
+        <w:rPr>
+          <w:rFonts w:ascii="Times New Roman" w:hAnsi="Times New Roman" w:cs="Times New Roman"/>
+        </w:rPr>
+        <w:t xml:space="preserve"> offers a competitive advantage over these platforms, providing more dynamic, efficient, and cost-effective solutions for traders looking to integrate AI-driven strategies into their workflows.</w:t>
       </w:r>
     </w:p>
     <w:p>
@@ -5280,7 +5806,25 @@
                 <w:b/>
                 <w:bCs/>
               </w:rPr>
-              <w:t>How FinRL Stands Out</w:t>
+              <w:t xml:space="preserve">How </w:t>
+            </w:r>
+            <w:proofErr w:type="spellStart"/>
+            <w:r>
+              <w:rPr>
+                <w:rFonts w:ascii="Times New Roman" w:hAnsi="Times New Roman" w:cs="Times New Roman"/>
+                <w:b/>
+                <w:bCs/>
+              </w:rPr>
+              <w:t>FinRL</w:t>
+            </w:r>
+            <w:proofErr w:type="spellEnd"/>
+            <w:r>
+              <w:rPr>
+                <w:rFonts w:ascii="Times New Roman" w:hAnsi="Times New Roman" w:cs="Times New Roman"/>
+                <w:b/>
+                <w:bCs/>
+              </w:rPr>
+              <w:t xml:space="preserve"> Stands Out</w:t>
             </w:r>
           </w:p>
         </w:tc>
@@ -5307,13 +5851,23 @@
                 <w:rFonts w:ascii="Times New Roman" w:hAnsi="Times New Roman" w:cs="Times New Roman"/>
               </w:rPr>
             </w:pPr>
+            <w:proofErr w:type="spellStart"/>
             <w:r>
               <w:rPr>
                 <w:rFonts w:ascii="Times New Roman" w:hAnsi="Times New Roman" w:cs="Times New Roman"/>
                 <w:b/>
                 <w:bCs/>
               </w:rPr>
-              <w:t>MetaTrader (MT4/MT5)</w:t>
+              <w:t>MetaTrader</w:t>
+            </w:r>
+            <w:proofErr w:type="spellEnd"/>
+            <w:r>
+              <w:rPr>
+                <w:rFonts w:ascii="Times New Roman" w:hAnsi="Times New Roman" w:cs="Times New Roman"/>
+                <w:b/>
+                <w:bCs/>
+              </w:rPr>
+              <w:t xml:space="preserve"> (MT4/MT5)</w:t>
             </w:r>
           </w:p>
         </w:tc>
@@ -5515,7 +6069,21 @@
               <w:rPr>
                 <w:rFonts w:ascii="Times New Roman" w:hAnsi="Times New Roman" w:cs="Times New Roman"/>
               </w:rPr>
-              <w:t>- Automates backtesting and strategy development.</w:t>
+              <w:t xml:space="preserve">- Automates </w:t>
+            </w:r>
+            <w:proofErr w:type="spellStart"/>
+            <w:r>
+              <w:rPr>
+                <w:rFonts w:ascii="Times New Roman" w:hAnsi="Times New Roman" w:cs="Times New Roman"/>
+              </w:rPr>
+              <w:t>backtesting</w:t>
+            </w:r>
+            <w:proofErr w:type="spellEnd"/>
+            <w:r>
+              <w:rPr>
+                <w:rFonts w:ascii="Times New Roman" w:hAnsi="Times New Roman" w:cs="Times New Roman"/>
+              </w:rPr>
+              <w:t xml:space="preserve"> and strategy development.</w:t>
             </w:r>
           </w:p>
           <w:p>
@@ -5692,6 +6260,7 @@
                 <w:rFonts w:ascii="Times New Roman" w:hAnsi="Times New Roman" w:cs="Times New Roman"/>
               </w:rPr>
             </w:pPr>
+            <w:proofErr w:type="spellStart"/>
             <w:r>
               <w:rPr>
                 <w:rFonts w:ascii="Times New Roman" w:hAnsi="Times New Roman" w:cs="Times New Roman"/>
@@ -5700,6 +6269,7 @@
               </w:rPr>
               <w:t>QuantConnect</w:t>
             </w:r>
+            <w:proofErr w:type="spellEnd"/>
           </w:p>
         </w:tc>
         <w:tc>
@@ -6026,16 +6596,13 @@
           <w:lang w:val="en-US"/>
           <w14:ligatures w14:val="none"/>
         </w:rPr>
-        <w:t>4 Data Gathering and Insights @ Rajkaran Yasodhadevi Ponnuvelusamy</w:t>
-      </w:r>
-    </w:p>
-    <w:p>
-      <w:pPr>
-        <w:spacing w:after="162" w:line="360" w:lineRule="auto"/>
-        <w:ind w:left="20" w:right="60" w:hanging="10"/>
-        <w:rPr>
-          <w:rFonts w:ascii="Times New Roman" w:eastAsia="Times New Roman" w:hAnsi="Times New Roman" w:cs="Times New Roman"/>
-          <w:bCs/>
+        <w:t xml:space="preserve">4 Data Gathering and </w:t>
+      </w:r>
+      <w:proofErr w:type="gramStart"/>
+      <w:r>
+        <w:rPr>
+          <w:rFonts w:ascii="Times New Roman" w:eastAsia="Times New Roman" w:hAnsi="Times New Roman" w:cs="Times New Roman"/>
+          <w:b/>
           <w:color w:val="000000"/>
           <w:kern w:val="0"/>
           <w:sz w:val="32"/>
@@ -6043,11 +6610,13 @@
           <w:lang w:val="en-US"/>
           <w14:ligatures w14:val="none"/>
         </w:rPr>
-      </w:pPr>
-      <w:r>
-        <w:rPr>
-          <w:rFonts w:ascii="Times New Roman" w:eastAsia="Times New Roman" w:hAnsi="Times New Roman" w:cs="Times New Roman"/>
-          <w:bCs/>
+        <w:t>Insights @</w:t>
+      </w:r>
+      <w:proofErr w:type="gramEnd"/>
+      <w:r>
+        <w:rPr>
+          <w:rFonts w:ascii="Times New Roman" w:eastAsia="Times New Roman" w:hAnsi="Times New Roman" w:cs="Times New Roman"/>
+          <w:b/>
           <w:color w:val="000000"/>
           <w:kern w:val="0"/>
           <w:sz w:val="32"/>
@@ -6055,12 +6624,13 @@
           <w:lang w:val="en-US"/>
           <w14:ligatures w14:val="none"/>
         </w:rPr>
-        <w:t xml:space="preserve">    4.1Collect datasets from the given links (FinRL GitHub and Yahoo Finance). -</w:t>
-      </w:r>
-      <w:r>
-        <w:rPr>
-          <w:rFonts w:ascii="Times New Roman" w:eastAsia="Times New Roman" w:hAnsi="Times New Roman" w:cs="Times New Roman"/>
-          <w:bCs/>
+        <w:t xml:space="preserve"> </w:t>
+      </w:r>
+      <w:proofErr w:type="spellStart"/>
+      <w:r>
+        <w:rPr>
+          <w:rFonts w:ascii="Times New Roman" w:eastAsia="Times New Roman" w:hAnsi="Times New Roman" w:cs="Times New Roman"/>
+          <w:b/>
           <w:color w:val="000000"/>
           <w:kern w:val="0"/>
           <w:sz w:val="32"/>
@@ -6068,12 +6638,13 @@
           <w:lang w:val="en-US"/>
           <w14:ligatures w14:val="none"/>
         </w:rPr>
-        <w:sym w:font="Wingdings" w:char="F0E0"/>
-      </w:r>
-      <w:r>
-        <w:rPr>
-          <w:rFonts w:ascii="Times New Roman" w:eastAsia="Times New Roman" w:hAnsi="Times New Roman" w:cs="Times New Roman"/>
-          <w:bCs/>
+        <w:t>Rajkaran</w:t>
+      </w:r>
+      <w:proofErr w:type="spellEnd"/>
+      <w:r>
+        <w:rPr>
+          <w:rFonts w:ascii="Times New Roman" w:eastAsia="Times New Roman" w:hAnsi="Times New Roman" w:cs="Times New Roman"/>
+          <w:b/>
           <w:color w:val="000000"/>
           <w:kern w:val="0"/>
           <w:sz w:val="32"/>
@@ -6081,16 +6652,13 @@
           <w:lang w:val="en-US"/>
           <w14:ligatures w14:val="none"/>
         </w:rPr>
-        <w:t xml:space="preserve"> paste screenshots</w:t>
-      </w:r>
-    </w:p>
-    <w:p>
-      <w:pPr>
-        <w:spacing w:after="162" w:line="360" w:lineRule="auto"/>
-        <w:ind w:right="60"/>
-        <w:rPr>
-          <w:rFonts w:ascii="Times New Roman" w:eastAsia="Times New Roman" w:hAnsi="Times New Roman" w:cs="Times New Roman"/>
-          <w:bCs/>
+        <w:t xml:space="preserve"> </w:t>
+      </w:r>
+      <w:proofErr w:type="spellStart"/>
+      <w:r>
+        <w:rPr>
+          <w:rFonts w:ascii="Times New Roman" w:eastAsia="Times New Roman" w:hAnsi="Times New Roman" w:cs="Times New Roman"/>
+          <w:b/>
           <w:color w:val="000000"/>
           <w:kern w:val="0"/>
           <w:sz w:val="32"/>
@@ -6098,11 +6666,13 @@
           <w:lang w:val="en-US"/>
           <w14:ligatures w14:val="none"/>
         </w:rPr>
-      </w:pPr>
-      <w:r>
-        <w:rPr>
-          <w:rFonts w:ascii="Times New Roman" w:eastAsia="Times New Roman" w:hAnsi="Times New Roman" w:cs="Times New Roman"/>
-          <w:bCs/>
+        <w:t>Yasodhadevi</w:t>
+      </w:r>
+      <w:proofErr w:type="spellEnd"/>
+      <w:r>
+        <w:rPr>
+          <w:rFonts w:ascii="Times New Roman" w:eastAsia="Times New Roman" w:hAnsi="Times New Roman" w:cs="Times New Roman"/>
+          <w:b/>
           <w:color w:val="000000"/>
           <w:kern w:val="0"/>
           <w:sz w:val="32"/>
@@ -6110,12 +6680,13 @@
           <w:lang w:val="en-US"/>
           <w14:ligatures w14:val="none"/>
         </w:rPr>
-        <w:t xml:space="preserve">    4.2Document dataset details (size, type, features). </w:t>
-      </w:r>
-      <w:r>
-        <w:rPr>
-          <w:rFonts w:ascii="Times New Roman" w:eastAsia="Times New Roman" w:hAnsi="Times New Roman" w:cs="Times New Roman"/>
-          <w:bCs/>
+        <w:t xml:space="preserve"> </w:t>
+      </w:r>
+      <w:proofErr w:type="spellStart"/>
+      <w:r>
+        <w:rPr>
+          <w:rFonts w:ascii="Times New Roman" w:eastAsia="Times New Roman" w:hAnsi="Times New Roman" w:cs="Times New Roman"/>
+          <w:b/>
           <w:color w:val="000000"/>
           <w:kern w:val="0"/>
           <w:sz w:val="32"/>
@@ -6123,9 +6694,14 @@
           <w:lang w:val="en-US"/>
           <w14:ligatures w14:val="none"/>
         </w:rPr>
-        <w:sym w:font="Wingdings" w:char="F0E0"/>
-      </w:r>
-      <w:r>
+        <w:t>Ponnuvelusamy</w:t>
+      </w:r>
+      <w:proofErr w:type="spellEnd"/>
+    </w:p>
+    <w:p>
+      <w:pPr>
+        <w:spacing w:after="162" w:line="360" w:lineRule="auto"/>
+        <w:ind w:left="20" w:right="60" w:hanging="10"/>
         <w:rPr>
           <w:rFonts w:ascii="Times New Roman" w:eastAsia="Times New Roman" w:hAnsi="Times New Roman" w:cs="Times New Roman"/>
           <w:bCs/>
@@ -6136,13 +6712,8 @@
           <w:lang w:val="en-US"/>
           <w14:ligatures w14:val="none"/>
         </w:rPr>
-        <w:t xml:space="preserve"> </w:t>
-      </w:r>
-    </w:p>
-    <w:p>
-      <w:pPr>
-        <w:spacing w:after="162" w:line="360" w:lineRule="auto"/>
-        <w:ind w:right="60"/>
+      </w:pPr>
+      <w:r>
         <w:rPr>
           <w:rFonts w:ascii="Times New Roman" w:eastAsia="Times New Roman" w:hAnsi="Times New Roman" w:cs="Times New Roman"/>
           <w:bCs/>
@@ -6153,7 +6724,9 @@
           <w:lang w:val="en-US"/>
           <w14:ligatures w14:val="none"/>
         </w:rPr>
-      </w:pPr>
+        <w:t xml:space="preserve">    4.1Collect datasets from the given links (</w:t>
+      </w:r>
+      <w:proofErr w:type="spellStart"/>
       <w:r>
         <w:rPr>
           <w:rFonts w:ascii="Times New Roman" w:eastAsia="Times New Roman" w:hAnsi="Times New Roman" w:cs="Times New Roman"/>
@@ -6165,8 +6738,9 @@
           <w:lang w:val="en-US"/>
           <w14:ligatures w14:val="none"/>
         </w:rPr>
-        <w:t xml:space="preserve">Answer here </w:t>
-      </w:r>
+        <w:t>FinRL</w:t>
+      </w:r>
+      <w:proofErr w:type="spellEnd"/>
       <w:r>
         <w:rPr>
           <w:rFonts w:ascii="Times New Roman" w:eastAsia="Times New Roman" w:hAnsi="Times New Roman" w:cs="Times New Roman"/>
@@ -6178,16 +6752,12 @@
           <w:lang w:val="en-US"/>
           <w14:ligatures w14:val="none"/>
         </w:rPr>
-        <w:sym w:font="Wingdings" w:char="F0E0"/>
-      </w:r>
-    </w:p>
-    <w:p>
-      <w:pPr>
-        <w:spacing w:after="162" w:line="360" w:lineRule="auto"/>
-        <w:ind w:left="20" w:right="60" w:hanging="10"/>
-        <w:rPr>
-          <w:rFonts w:ascii="Times New Roman" w:eastAsia="Times New Roman" w:hAnsi="Times New Roman" w:cs="Times New Roman"/>
-          <w:b/>
+        <w:t xml:space="preserve"> GitHub and Yahoo Finance). -</w:t>
+      </w:r>
+      <w:r>
+        <w:rPr>
+          <w:rFonts w:ascii="Times New Roman" w:eastAsia="Times New Roman" w:hAnsi="Times New Roman" w:cs="Times New Roman"/>
+          <w:bCs/>
           <w:color w:val="000000"/>
           <w:kern w:val="0"/>
           <w:sz w:val="32"/>
@@ -6195,12 +6765,9 @@
           <w:lang w:val="en-US"/>
           <w14:ligatures w14:val="none"/>
         </w:rPr>
-      </w:pPr>
-    </w:p>
-    <w:p>
-      <w:pPr>
-        <w:spacing w:after="162" w:line="360" w:lineRule="auto"/>
-        <w:ind w:left="20" w:right="60" w:hanging="10"/>
+        <w:sym w:font="Wingdings" w:char="F0E0"/>
+      </w:r>
+      <w:r>
         <w:rPr>
           <w:rFonts w:ascii="Times New Roman" w:eastAsia="Times New Roman" w:hAnsi="Times New Roman" w:cs="Times New Roman"/>
           <w:bCs/>
@@ -6211,11 +6778,16 @@
           <w:lang w:val="en-US"/>
           <w14:ligatures w14:val="none"/>
         </w:rPr>
-      </w:pPr>
-      <w:r>
-        <w:rPr>
-          <w:rFonts w:ascii="Times New Roman" w:eastAsia="Times New Roman" w:hAnsi="Times New Roman" w:cs="Times New Roman"/>
-          <w:b/>
+        <w:t xml:space="preserve"> paste screenshots</w:t>
+      </w:r>
+    </w:p>
+    <w:p>
+      <w:pPr>
+        <w:spacing w:after="162" w:line="360" w:lineRule="auto"/>
+        <w:ind w:right="60"/>
+        <w:rPr>
+          <w:rFonts w:ascii="Times New Roman" w:eastAsia="Times New Roman" w:hAnsi="Times New Roman" w:cs="Times New Roman"/>
+          <w:bCs/>
           <w:color w:val="000000"/>
           <w:kern w:val="0"/>
           <w:sz w:val="32"/>
@@ -6223,12 +6795,11 @@
           <w:lang w:val="en-US"/>
           <w14:ligatures w14:val="none"/>
         </w:rPr>
-        <w:t>5 Analyze the data to identify patterns</w:t>
-      </w:r>
-      <w:r>
-        <w:rPr>
-          <w:rFonts w:ascii="Times New Roman" w:eastAsia="Times New Roman" w:hAnsi="Times New Roman" w:cs="Times New Roman"/>
-          <w:b/>
+      </w:pPr>
+      <w:r>
+        <w:rPr>
+          <w:rFonts w:ascii="Times New Roman" w:eastAsia="Times New Roman" w:hAnsi="Times New Roman" w:cs="Times New Roman"/>
+          <w:bCs/>
           <w:color w:val="000000"/>
           <w:kern w:val="0"/>
           <w:sz w:val="32"/>
@@ -6236,7 +6807,7 @@
           <w:lang w:val="en-US"/>
           <w14:ligatures w14:val="none"/>
         </w:rPr>
-        <w:t xml:space="preserve"> and visualization for analysis</w:t>
+        <w:t xml:space="preserve">    4.2Document dataset details (size, type, features). </w:t>
       </w:r>
       <w:r>
         <w:rPr>
@@ -6249,12 +6820,12 @@
           <w:lang w:val="en-US"/>
           <w14:ligatures w14:val="none"/>
         </w:rPr>
-        <w:t xml:space="preserve">, </w:t>
-      </w:r>
-      <w:r>
-        <w:rPr>
-          <w:rFonts w:ascii="Times New Roman" w:eastAsia="Times New Roman" w:hAnsi="Times New Roman" w:cs="Times New Roman"/>
-          <w:b/>
+        <w:sym w:font="Wingdings" w:char="F0E0"/>
+      </w:r>
+      <w:r>
+        <w:rPr>
+          <w:rFonts w:ascii="Times New Roman" w:eastAsia="Times New Roman" w:hAnsi="Times New Roman" w:cs="Times New Roman"/>
+          <w:bCs/>
           <w:color w:val="000000"/>
           <w:kern w:val="0"/>
           <w:sz w:val="32"/>
@@ -6262,12 +6833,16 @@
           <w:lang w:val="en-US"/>
           <w14:ligatures w14:val="none"/>
         </w:rPr>
-        <w:t>@ Jobina Joy</w:t>
-      </w:r>
-      <w:r>
-        <w:rPr>
-          <w:rFonts w:ascii="Times New Roman" w:eastAsia="Times New Roman" w:hAnsi="Times New Roman" w:cs="Times New Roman"/>
-          <w:b/>
+        <w:t xml:space="preserve"> </w:t>
+      </w:r>
+    </w:p>
+    <w:p>
+      <w:pPr>
+        <w:spacing w:after="162" w:line="360" w:lineRule="auto"/>
+        <w:ind w:right="60"/>
+        <w:rPr>
+          <w:rFonts w:ascii="Times New Roman" w:eastAsia="Times New Roman" w:hAnsi="Times New Roman" w:cs="Times New Roman"/>
+          <w:bCs/>
           <w:color w:val="000000"/>
           <w:kern w:val="0"/>
           <w:sz w:val="32"/>
@@ -6275,13 +6850,8 @@
           <w:lang w:val="en-US"/>
           <w14:ligatures w14:val="none"/>
         </w:rPr>
-        <w:t xml:space="preserve"> and @Anand Chathananickal Sajeevan</w:t>
-      </w:r>
-    </w:p>
-    <w:p>
-      <w:pPr>
-        <w:spacing w:after="162" w:line="360" w:lineRule="auto"/>
-        <w:ind w:left="20" w:right="60" w:hanging="10"/>
+      </w:pPr>
+      <w:r>
         <w:rPr>
           <w:rFonts w:ascii="Times New Roman" w:eastAsia="Times New Roman" w:hAnsi="Times New Roman" w:cs="Times New Roman"/>
           <w:bCs/>
@@ -6292,7 +6862,8 @@
           <w:lang w:val="en-US"/>
           <w14:ligatures w14:val="none"/>
         </w:rPr>
-      </w:pPr>
+        <w:t xml:space="preserve">Answer here </w:t>
+      </w:r>
       <w:r>
         <w:rPr>
           <w:rFonts w:ascii="Times New Roman" w:eastAsia="Times New Roman" w:hAnsi="Times New Roman" w:cs="Times New Roman"/>
@@ -6304,7 +6875,7 @@
           <w:lang w:val="en-US"/>
           <w14:ligatures w14:val="none"/>
         </w:rPr>
-        <w:t>such as:</w:t>
+        <w:sym w:font="Wingdings" w:char="F0E0"/>
       </w:r>
     </w:p>
     <w:p>
@@ -6313,18 +6884,7 @@
         <w:ind w:left="20" w:right="60" w:hanging="10"/>
         <w:rPr>
           <w:rFonts w:ascii="Times New Roman" w:eastAsia="Times New Roman" w:hAnsi="Times New Roman" w:cs="Times New Roman"/>
-          <w:color w:val="000000"/>
-          <w:kern w:val="0"/>
-          <w:sz w:val="32"/>
-          <w:szCs w:val="32"/>
-          <w:lang w:eastAsia="en-CA"/>
-          <w14:ligatures w14:val="none"/>
-        </w:rPr>
-      </w:pPr>
-      <w:r>
-        <w:rPr>
-          <w:rFonts w:ascii="Times New Roman" w:eastAsia="Times New Roman" w:hAnsi="Times New Roman" w:cs="Times New Roman"/>
-          <w:bCs/>
+          <w:b/>
           <w:color w:val="000000"/>
           <w:kern w:val="0"/>
           <w:sz w:val="32"/>
@@ -6332,87 +6892,7 @@
           <w:lang w:val="en-US"/>
           <w14:ligatures w14:val="none"/>
         </w:rPr>
-        <w:t>Use tools like Python, pandas, or NumPy</w:t>
-      </w:r>
-      <w:r>
-        <w:rPr>
-          <w:rFonts w:ascii="Times New Roman" w:eastAsia="Times New Roman" w:hAnsi="Times New Roman" w:cs="Times New Roman"/>
-          <w:color w:val="000000"/>
-          <w:kern w:val="0"/>
-          <w:sz w:val="32"/>
-          <w:szCs w:val="32"/>
-          <w:lang w:eastAsia="en-CA"/>
-          <w14:ligatures w14:val="none"/>
-        </w:rPr>
-        <w:br/>
-        <w:t>Create graphs, heatmaps, or visualizations for:</w:t>
-      </w:r>
-      <w:r>
-        <w:rPr>
-          <w:rFonts w:ascii="Times New Roman" w:eastAsia="Times New Roman" w:hAnsi="Times New Roman" w:cs="Times New Roman"/>
-          <w:color w:val="000000"/>
-          <w:kern w:val="0"/>
-          <w:sz w:val="32"/>
-          <w:szCs w:val="32"/>
-          <w:lang w:eastAsia="en-CA"/>
-          <w14:ligatures w14:val="none"/>
-        </w:rPr>
-        <w:br/>
-        <w:t>Stock price trends.</w:t>
-      </w:r>
-      <w:r>
-        <w:rPr>
-          <w:rFonts w:ascii="Times New Roman" w:eastAsia="Times New Roman" w:hAnsi="Times New Roman" w:cs="Times New Roman"/>
-          <w:color w:val="000000"/>
-          <w:kern w:val="0"/>
-          <w:sz w:val="32"/>
-          <w:szCs w:val="32"/>
-          <w:lang w:eastAsia="en-CA"/>
-          <w14:ligatures w14:val="none"/>
-        </w:rPr>
-        <w:br/>
-        <w:t>Portfolio performance comparisons.</w:t>
-      </w:r>
-      <w:r>
-        <w:rPr>
-          <w:rFonts w:ascii="Times New Roman" w:eastAsia="Times New Roman" w:hAnsi="Times New Roman" w:cs="Times New Roman"/>
-          <w:color w:val="000000"/>
-          <w:kern w:val="0"/>
-          <w:sz w:val="32"/>
-          <w:szCs w:val="32"/>
-          <w:lang w:eastAsia="en-CA"/>
-          <w14:ligatures w14:val="none"/>
-        </w:rPr>
-        <w:br/>
-        <w:t>Risk-return scatter plots.</w:t>
-      </w:r>
-    </w:p>
-    <w:p>
-      <w:pPr>
-        <w:spacing w:after="162" w:line="360" w:lineRule="auto"/>
-        <w:ind w:left="20" w:right="60" w:hanging="10"/>
-        <w:rPr>
-          <w:rFonts w:ascii="Times New Roman" w:eastAsia="Times New Roman" w:hAnsi="Times New Roman" w:cs="Times New Roman"/>
-          <w:color w:val="000000"/>
-          <w:kern w:val="0"/>
-          <w:sz w:val="32"/>
-          <w:szCs w:val="32"/>
-          <w:lang w:eastAsia="en-CA"/>
-          <w14:ligatures w14:val="none"/>
-        </w:rPr>
-      </w:pPr>
-      <w:r>
-        <w:rPr>
-          <w:rFonts w:ascii="Times New Roman" w:eastAsia="Times New Roman" w:hAnsi="Times New Roman" w:cs="Times New Roman"/>
-          <w:color w:val="000000"/>
-          <w:kern w:val="0"/>
-          <w:sz w:val="32"/>
-          <w:szCs w:val="32"/>
-          <w:lang w:eastAsia="en-CA"/>
-          <w14:ligatures w14:val="none"/>
-        </w:rPr>
-        <w:t>Anand:</w:t>
-      </w:r>
+      </w:pPr>
     </w:p>
     <w:p>
       <w:pPr>
@@ -6432,8 +6912,7 @@
       <w:r>
         <w:rPr>
           <w:rFonts w:ascii="Times New Roman" w:eastAsia="Times New Roman" w:hAnsi="Times New Roman" w:cs="Times New Roman"/>
-          <w:bCs/>
-          <w:noProof/>
+          <w:b/>
           <w:color w:val="000000"/>
           <w:kern w:val="0"/>
           <w:sz w:val="32"/>
@@ -6441,12 +6920,510 @@
           <w:lang w:val="en-US"/>
           <w14:ligatures w14:val="none"/>
         </w:rPr>
+        <w:t>5 Analyze the data to identify patterns</w:t>
+      </w:r>
+      <w:r>
+        <w:rPr>
+          <w:rFonts w:ascii="Times New Roman" w:eastAsia="Times New Roman" w:hAnsi="Times New Roman" w:cs="Times New Roman"/>
+          <w:b/>
+          <w:color w:val="000000"/>
+          <w:kern w:val="0"/>
+          <w:sz w:val="32"/>
+          <w:szCs w:val="32"/>
+          <w:lang w:val="en-US"/>
+          <w14:ligatures w14:val="none"/>
+        </w:rPr>
+        <w:t xml:space="preserve"> and visualization for analysis</w:t>
+      </w:r>
+      <w:r>
+        <w:rPr>
+          <w:rFonts w:ascii="Times New Roman" w:eastAsia="Times New Roman" w:hAnsi="Times New Roman" w:cs="Times New Roman"/>
+          <w:bCs/>
+          <w:color w:val="000000"/>
+          <w:kern w:val="0"/>
+          <w:sz w:val="32"/>
+          <w:szCs w:val="32"/>
+          <w:lang w:val="en-US"/>
+          <w14:ligatures w14:val="none"/>
+        </w:rPr>
+        <w:t xml:space="preserve">, </w:t>
+      </w:r>
+      <w:r>
+        <w:rPr>
+          <w:rFonts w:ascii="Times New Roman" w:eastAsia="Times New Roman" w:hAnsi="Times New Roman" w:cs="Times New Roman"/>
+          <w:b/>
+          <w:color w:val="000000"/>
+          <w:kern w:val="0"/>
+          <w:sz w:val="32"/>
+          <w:szCs w:val="32"/>
+          <w:lang w:val="en-US"/>
+          <w14:ligatures w14:val="none"/>
+        </w:rPr>
+        <w:t>@ Jobina Joy</w:t>
+      </w:r>
+      <w:r>
+        <w:rPr>
+          <w:rFonts w:ascii="Times New Roman" w:eastAsia="Times New Roman" w:hAnsi="Times New Roman" w:cs="Times New Roman"/>
+          <w:b/>
+          <w:color w:val="000000"/>
+          <w:kern w:val="0"/>
+          <w:sz w:val="32"/>
+          <w:szCs w:val="32"/>
+          <w:lang w:val="en-US"/>
+          <w14:ligatures w14:val="none"/>
+        </w:rPr>
+        <w:t xml:space="preserve"> and @Anand Chathananickal Sajeevan</w:t>
+      </w:r>
+    </w:p>
+    <w:p>
+      <w:pPr>
+        <w:spacing w:after="162" w:line="360" w:lineRule="auto"/>
+        <w:ind w:left="20" w:right="60" w:hanging="10"/>
+        <w:rPr>
+          <w:rFonts w:ascii="Times New Roman" w:eastAsia="Times New Roman" w:hAnsi="Times New Roman" w:cs="Times New Roman"/>
+          <w:bCs/>
+          <w:color w:val="000000"/>
+          <w:kern w:val="0"/>
+          <w:sz w:val="32"/>
+          <w:szCs w:val="32"/>
+          <w:lang w:val="en-US"/>
+          <w14:ligatures w14:val="none"/>
+        </w:rPr>
+      </w:pPr>
+      <w:r>
+        <w:rPr>
+          <w:rFonts w:ascii="Times New Roman" w:eastAsia="Times New Roman" w:hAnsi="Times New Roman" w:cs="Times New Roman"/>
+          <w:bCs/>
+          <w:color w:val="000000"/>
+          <w:kern w:val="0"/>
+          <w:sz w:val="32"/>
+          <w:szCs w:val="32"/>
+          <w:lang w:val="en-US"/>
+          <w14:ligatures w14:val="none"/>
+        </w:rPr>
+        <w:t>such as:</w:t>
+      </w:r>
+    </w:p>
+    <w:p>
+      <w:pPr>
+        <w:spacing w:after="162" w:line="360" w:lineRule="auto"/>
+        <w:ind w:left="20" w:right="60" w:hanging="10"/>
+        <w:rPr>
+          <w:rFonts w:ascii="Times New Roman" w:eastAsia="Times New Roman" w:hAnsi="Times New Roman" w:cs="Times New Roman"/>
+          <w:color w:val="000000"/>
+          <w:kern w:val="0"/>
+          <w:sz w:val="32"/>
+          <w:szCs w:val="32"/>
+          <w:lang w:eastAsia="en-CA"/>
+          <w14:ligatures w14:val="none"/>
+        </w:rPr>
+      </w:pPr>
+      <w:r>
+        <w:rPr>
+          <w:rFonts w:ascii="Times New Roman" w:eastAsia="Times New Roman" w:hAnsi="Times New Roman" w:cs="Times New Roman"/>
+          <w:bCs/>
+          <w:color w:val="000000"/>
+          <w:kern w:val="0"/>
+          <w:sz w:val="32"/>
+          <w:szCs w:val="32"/>
+          <w:lang w:val="en-US"/>
+          <w14:ligatures w14:val="none"/>
+        </w:rPr>
+        <w:t>Use tools like Python, pandas, or NumPy</w:t>
+      </w:r>
+      <w:r>
+        <w:rPr>
+          <w:rFonts w:ascii="Times New Roman" w:eastAsia="Times New Roman" w:hAnsi="Times New Roman" w:cs="Times New Roman"/>
+          <w:color w:val="000000"/>
+          <w:kern w:val="0"/>
+          <w:sz w:val="32"/>
+          <w:szCs w:val="32"/>
+          <w:lang w:eastAsia="en-CA"/>
+          <w14:ligatures w14:val="none"/>
+        </w:rPr>
+        <w:br/>
+        <w:t>Create graphs, heatmaps, or visualizations for:</w:t>
+      </w:r>
+      <w:r>
+        <w:rPr>
+          <w:rFonts w:ascii="Times New Roman" w:eastAsia="Times New Roman" w:hAnsi="Times New Roman" w:cs="Times New Roman"/>
+          <w:color w:val="000000"/>
+          <w:kern w:val="0"/>
+          <w:sz w:val="32"/>
+          <w:szCs w:val="32"/>
+          <w:lang w:eastAsia="en-CA"/>
+          <w14:ligatures w14:val="none"/>
+        </w:rPr>
+        <w:br/>
+        <w:t>Stock price trends.</w:t>
+      </w:r>
+      <w:r>
+        <w:rPr>
+          <w:rFonts w:ascii="Times New Roman" w:eastAsia="Times New Roman" w:hAnsi="Times New Roman" w:cs="Times New Roman"/>
+          <w:color w:val="000000"/>
+          <w:kern w:val="0"/>
+          <w:sz w:val="32"/>
+          <w:szCs w:val="32"/>
+          <w:lang w:eastAsia="en-CA"/>
+          <w14:ligatures w14:val="none"/>
+        </w:rPr>
+        <w:br/>
+        <w:t>Portfolio performance comparisons.</w:t>
+      </w:r>
+      <w:r>
+        <w:rPr>
+          <w:rFonts w:ascii="Times New Roman" w:eastAsia="Times New Roman" w:hAnsi="Times New Roman" w:cs="Times New Roman"/>
+          <w:color w:val="000000"/>
+          <w:kern w:val="0"/>
+          <w:sz w:val="32"/>
+          <w:szCs w:val="32"/>
+          <w:lang w:eastAsia="en-CA"/>
+          <w14:ligatures w14:val="none"/>
+        </w:rPr>
+        <w:br/>
+        <w:t>Risk-return scatter plots.</w:t>
+      </w:r>
+    </w:p>
+    <w:p>
+      <w:pPr>
+        <w:spacing w:after="162" w:line="360" w:lineRule="auto"/>
+        <w:ind w:left="20" w:right="60" w:hanging="10"/>
+        <w:rPr>
+          <w:rFonts w:ascii="Times New Roman" w:eastAsia="Times New Roman" w:hAnsi="Times New Roman" w:cs="Times New Roman"/>
+          <w:color w:val="000000"/>
+          <w:kern w:val="0"/>
+          <w:sz w:val="32"/>
+          <w:szCs w:val="32"/>
+          <w:lang w:eastAsia="en-CA"/>
+          <w14:ligatures w14:val="none"/>
+        </w:rPr>
+      </w:pPr>
+      <w:r>
+        <w:rPr>
+          <w:rFonts w:ascii="Times New Roman" w:eastAsia="Times New Roman" w:hAnsi="Times New Roman" w:cs="Times New Roman"/>
+          <w:color w:val="000000"/>
+          <w:kern w:val="0"/>
+          <w:sz w:val="32"/>
+          <w:szCs w:val="32"/>
+          <w:lang w:eastAsia="en-CA"/>
+          <w14:ligatures w14:val="none"/>
+        </w:rPr>
+        <w:t>Anand:</w:t>
+      </w:r>
+    </w:p>
+    <w:p>
+      <w:r>
+        <w:t>Second Analysis performed is to identify clearly how one sector affects the other.</w:t>
+      </w:r>
+    </w:p>
+    <w:p>
+      <w:r>
+        <w:t>For understanding the relation have taken one high valued ticker (high close*volume value) from each sector.</w:t>
+      </w:r>
+    </w:p>
+    <w:p>
+      <w:r>
         <w:lastRenderedPageBreak/>
+        <w:t>High valued tickers from each sector are:</w:t>
+      </w:r>
+    </w:p>
+    <w:tbl>
+      <w:tblPr>
+        <w:tblStyle w:val="TableGrid"/>
+        <w:tblW w:w="0" w:type="auto"/>
+        <w:tblLook w:val="04A0" w:firstRow="1" w:lastRow="0" w:firstColumn="1" w:lastColumn="0" w:noHBand="0" w:noVBand="1"/>
+      </w:tblPr>
+      <w:tblGrid>
+        <w:gridCol w:w="4508"/>
+        <w:gridCol w:w="4508"/>
+      </w:tblGrid>
+      <w:tr>
+        <w:tc>
+          <w:tcPr>
+            <w:tcW w:w="4508" w:type="dxa"/>
+            <w:shd w:val="clear" w:color="auto" w:fill="F6C5AC" w:themeFill="accent2" w:themeFillTint="66"/>
+          </w:tcPr>
+          <w:p>
+            <w:r>
+              <w:t>Ticker</w:t>
+            </w:r>
+          </w:p>
+        </w:tc>
+        <w:tc>
+          <w:tcPr>
+            <w:tcW w:w="4508" w:type="dxa"/>
+            <w:shd w:val="clear" w:color="auto" w:fill="F6C5AC" w:themeFill="accent2" w:themeFillTint="66"/>
+          </w:tcPr>
+          <w:p>
+            <w:r>
+              <w:t>Sector</w:t>
+            </w:r>
+          </w:p>
+        </w:tc>
+      </w:tr>
+      <w:tr>
+        <w:tc>
+          <w:tcPr>
+            <w:tcW w:w="4508" w:type="dxa"/>
+          </w:tcPr>
+          <w:p>
+            <w:r>
+              <w:t xml:space="preserve">ABX.TO  </w:t>
+            </w:r>
+          </w:p>
+        </w:tc>
+        <w:tc>
+          <w:tcPr>
+            <w:tcW w:w="4508" w:type="dxa"/>
+          </w:tcPr>
+          <w:p>
+            <w:r>
+              <w:t>Basic Materials</w:t>
+            </w:r>
+          </w:p>
+        </w:tc>
+      </w:tr>
+      <w:tr>
+        <w:tc>
+          <w:tcPr>
+            <w:tcW w:w="4508" w:type="dxa"/>
+          </w:tcPr>
+          <w:p>
+            <w:r>
+              <w:t xml:space="preserve">BCE.TO  </w:t>
+            </w:r>
+          </w:p>
+        </w:tc>
+        <w:tc>
+          <w:tcPr>
+            <w:tcW w:w="4508" w:type="dxa"/>
+          </w:tcPr>
+          <w:p>
+            <w:r>
+              <w:t>Communication Services</w:t>
+            </w:r>
+          </w:p>
+        </w:tc>
+      </w:tr>
+      <w:tr>
+        <w:tc>
+          <w:tcPr>
+            <w:tcW w:w="4508" w:type="dxa"/>
+          </w:tcPr>
+          <w:p>
+            <w:r>
+              <w:t>ATD</w:t>
+            </w:r>
+            <w:r>
+              <w:t xml:space="preserve">.TO  </w:t>
+            </w:r>
+          </w:p>
+        </w:tc>
+        <w:tc>
+          <w:tcPr>
+            <w:tcW w:w="4508" w:type="dxa"/>
+          </w:tcPr>
+          <w:p>
+            <w:r>
+              <w:t>Consumer Cyclical</w:t>
+            </w:r>
+          </w:p>
+        </w:tc>
+      </w:tr>
+      <w:tr>
+        <w:tc>
+          <w:tcPr>
+            <w:tcW w:w="4508" w:type="dxa"/>
+          </w:tcPr>
+          <w:p>
+            <w:r>
+              <w:t xml:space="preserve">DOL.TO  </w:t>
+            </w:r>
+          </w:p>
+        </w:tc>
+        <w:tc>
+          <w:tcPr>
+            <w:tcW w:w="4508" w:type="dxa"/>
+          </w:tcPr>
+          <w:p>
+            <w:r>
+              <w:t>Consumer Defensive</w:t>
+            </w:r>
+          </w:p>
+        </w:tc>
+      </w:tr>
+      <w:tr>
+        <w:tc>
+          <w:tcPr>
+            <w:tcW w:w="4508" w:type="dxa"/>
+          </w:tcPr>
+          <w:p>
+            <w:r>
+              <w:t xml:space="preserve">CNQ.TO  </w:t>
+            </w:r>
+          </w:p>
+        </w:tc>
+        <w:tc>
+          <w:tcPr>
+            <w:tcW w:w="4508" w:type="dxa"/>
+          </w:tcPr>
+          <w:p>
+            <w:r>
+              <w:t>Energy</w:t>
+            </w:r>
+          </w:p>
+        </w:tc>
+      </w:tr>
+      <w:tr>
+        <w:tc>
+          <w:tcPr>
+            <w:tcW w:w="4508" w:type="dxa"/>
+          </w:tcPr>
+          <w:p>
+            <w:r>
+              <w:t xml:space="preserve">BMO.TO  </w:t>
+            </w:r>
+          </w:p>
+        </w:tc>
+        <w:tc>
+          <w:tcPr>
+            <w:tcW w:w="4508" w:type="dxa"/>
+          </w:tcPr>
+          <w:p>
+            <w:r>
+              <w:t>Financial Services</w:t>
+            </w:r>
+          </w:p>
+        </w:tc>
+      </w:tr>
+      <w:tr>
+        <w:tc>
+          <w:tcPr>
+            <w:tcW w:w="4508" w:type="dxa"/>
+          </w:tcPr>
+          <w:p>
+            <w:r>
+              <w:t xml:space="preserve">BHC.TO  </w:t>
+            </w:r>
+          </w:p>
+        </w:tc>
+        <w:tc>
+          <w:tcPr>
+            <w:tcW w:w="4508" w:type="dxa"/>
+          </w:tcPr>
+          <w:p>
+            <w:r>
+              <w:t>Healthcare</w:t>
+            </w:r>
+          </w:p>
+        </w:tc>
+      </w:tr>
+      <w:tr>
+        <w:tc>
+          <w:tcPr>
+            <w:tcW w:w="4508" w:type="dxa"/>
+          </w:tcPr>
+          <w:p>
+            <w:r>
+              <w:t xml:space="preserve">CNR.TO  </w:t>
+            </w:r>
+          </w:p>
+        </w:tc>
+        <w:tc>
+          <w:tcPr>
+            <w:tcW w:w="4508" w:type="dxa"/>
+          </w:tcPr>
+          <w:p>
+            <w:r>
+              <w:t>Industrials</w:t>
+            </w:r>
+          </w:p>
+        </w:tc>
+      </w:tr>
+      <w:tr>
+        <w:tc>
+          <w:tcPr>
+            <w:tcW w:w="4508" w:type="dxa"/>
+          </w:tcPr>
+          <w:p>
+            <w:r>
+              <w:t xml:space="preserve">CIGI.TO  </w:t>
+            </w:r>
+          </w:p>
+        </w:tc>
+        <w:tc>
+          <w:tcPr>
+            <w:tcW w:w="4508" w:type="dxa"/>
+          </w:tcPr>
+          <w:p>
+            <w:r>
+              <w:t>Real Estate</w:t>
+            </w:r>
+          </w:p>
+        </w:tc>
+      </w:tr>
+      <w:tr>
+        <w:tc>
+          <w:tcPr>
+            <w:tcW w:w="4508" w:type="dxa"/>
+          </w:tcPr>
+          <w:p>
+            <w:r>
+              <w:t xml:space="preserve">BB.TO  </w:t>
+            </w:r>
+          </w:p>
+        </w:tc>
+        <w:tc>
+          <w:tcPr>
+            <w:tcW w:w="4508" w:type="dxa"/>
+          </w:tcPr>
+          <w:p>
+            <w:r>
+              <w:t>Technology</w:t>
+            </w:r>
+          </w:p>
+        </w:tc>
+      </w:tr>
+      <w:tr>
+        <w:tc>
+          <w:tcPr>
+            <w:tcW w:w="4508" w:type="dxa"/>
+          </w:tcPr>
+          <w:p>
+            <w:r>
+              <w:t xml:space="preserve">AQN.TO  </w:t>
+            </w:r>
+          </w:p>
+        </w:tc>
+        <w:tc>
+          <w:tcPr>
+            <w:tcW w:w="4508" w:type="dxa"/>
+          </w:tcPr>
+          <w:p>
+            <w:r>
+              <w:t>Utilities</w:t>
+            </w:r>
+          </w:p>
+        </w:tc>
+      </w:tr>
+    </w:tbl>
+    <w:p/>
+    <w:p>
+      <w:r>
+        <w:t>Graph</w:t>
+      </w:r>
+      <w:r>
+        <w:br/>
+      </w:r>
+      <w:r>
+        <w:rPr>
+          <w:noProof/>
+        </w:rPr>
         <w:drawing>
-          <wp:inline distT="0" distB="0" distL="0" distR="0" wp14:anchorId="7DF7AB4B" wp14:editId="51C9CBE9">
-            <wp:extent cx="5943600" cy="3966845"/>
+          <wp:inline distT="0" distB="0" distL="0" distR="0" wp14:anchorId="29482440" wp14:editId="5AF65BE6">
+            <wp:extent cx="5724524" cy="3810000"/>
             <wp:effectExtent l="0" t="0" r="0" b="0"/>
-            <wp:docPr id="1939451013" name="Picture 1" descr="A graph of a stable stock&#10;&#10;Description automatically generated with medium confidence"/>
+            <wp:docPr id="676454181" name="Picture 676454181" descr="A graph of different colored lines&#10;&#10;Description automatically generated"/>
             <wp:cNvGraphicFramePr>
               <a:graphicFrameLocks xmlns:a="http://schemas.openxmlformats.org/drawingml/2006/main" noChangeAspect="1"/>
             </wp:cNvGraphicFramePr>
@@ -6454,11 +7431,17 @@
               <a:graphicData uri="http://schemas.openxmlformats.org/drawingml/2006/picture">
                 <pic:pic xmlns:pic="http://schemas.openxmlformats.org/drawingml/2006/picture">
                   <pic:nvPicPr>
-                    <pic:cNvPr id="1939451013" name="Picture 1" descr="A graph of a stable stock&#10;&#10;Description automatically generated with medium confidence"/>
+                    <pic:cNvPr id="676454181" name="Picture 676454181" descr="A graph of different colored lines&#10;&#10;Description automatically generated"/>
                     <pic:cNvPicPr/>
                   </pic:nvPicPr>
                   <pic:blipFill>
-                    <a:blip r:embed="rId9"/>
+                    <a:blip r:embed="rId9">
+                      <a:extLst>
+                        <a:ext uri="{28A0092B-C50C-407E-A947-70E740481C1C}">
+                          <a14:useLocalDpi xmlns:a14="http://schemas.microsoft.com/office/drawing/2010/main" val="0"/>
+                        </a:ext>
+                      </a:extLst>
+                    </a:blip>
                     <a:stretch>
                       <a:fillRect/>
                     </a:stretch>
@@ -6466,7 +7449,7 @@
                   <pic:spPr>
                     <a:xfrm>
                       <a:off x="0" y="0"/>
-                      <a:ext cx="5943600" cy="3966845"/>
+                      <a:ext cx="5724524" cy="3810000"/>
                     </a:xfrm>
                     <a:prstGeom prst="rect">
                       <a:avLst/>
@@ -6480,38 +7463,16 @@
       </w:r>
     </w:p>
     <w:p>
-      <w:pPr>
-        <w:spacing w:after="162" w:line="360" w:lineRule="auto"/>
-        <w:ind w:left="20" w:right="60" w:hanging="10"/>
-        <w:rPr>
-          <w:rFonts w:ascii="Times New Roman" w:eastAsia="Times New Roman" w:hAnsi="Times New Roman" w:cs="Times New Roman"/>
-          <w:bCs/>
-          <w:color w:val="000000"/>
-          <w:kern w:val="0"/>
-          <w:sz w:val="32"/>
-          <w:szCs w:val="32"/>
-          <w:lang w:val="en-US"/>
-          <w14:ligatures w14:val="none"/>
-        </w:rPr>
-      </w:pPr>
-      <w:r>
-        <w:rPr>
-          <w:rFonts w:ascii="Times New Roman" w:eastAsia="Times New Roman" w:hAnsi="Times New Roman" w:cs="Times New Roman"/>
-          <w:bCs/>
+      <w:r>
+        <w:rPr>
           <w:noProof/>
-          <w:color w:val="000000"/>
-          <w:kern w:val="0"/>
-          <w:sz w:val="32"/>
-          <w:szCs w:val="32"/>
-          <w:lang w:val="en-US"/>
-          <w14:ligatures w14:val="none"/>
         </w:rPr>
         <w:lastRenderedPageBreak/>
         <w:drawing>
-          <wp:inline distT="0" distB="0" distL="0" distR="0" wp14:anchorId="38FD133B" wp14:editId="37BAB48B">
-            <wp:extent cx="5943600" cy="4622800"/>
-            <wp:effectExtent l="0" t="0" r="0" b="6350"/>
-            <wp:docPr id="1573048193" name="Picture 1" descr="A graph of a graph of different colored bars&#10;&#10;Description automatically generated with medium confidence"/>
+          <wp:inline distT="0" distB="0" distL="0" distR="0" wp14:anchorId="4C6CB51A" wp14:editId="38306F3B">
+            <wp:extent cx="5724524" cy="3810000"/>
+            <wp:effectExtent l="0" t="0" r="0" b="0"/>
+            <wp:docPr id="2038671610" name="Picture 2038671610" descr="A graph of different colored lines&#10;&#10;Description automatically generated"/>
             <wp:cNvGraphicFramePr>
               <a:graphicFrameLocks xmlns:a="http://schemas.openxmlformats.org/drawingml/2006/main" noChangeAspect="1"/>
             </wp:cNvGraphicFramePr>
@@ -6519,11 +7480,17 @@
               <a:graphicData uri="http://schemas.openxmlformats.org/drawingml/2006/picture">
                 <pic:pic xmlns:pic="http://schemas.openxmlformats.org/drawingml/2006/picture">
                   <pic:nvPicPr>
-                    <pic:cNvPr id="1573048193" name="Picture 1" descr="A graph of a graph of different colored bars&#10;&#10;Description automatically generated with medium confidence"/>
+                    <pic:cNvPr id="2038671610" name="Picture 2038671610" descr="A graph of different colored lines&#10;&#10;Description automatically generated"/>
                     <pic:cNvPicPr/>
                   </pic:nvPicPr>
                   <pic:blipFill>
-                    <a:blip r:embed="rId10"/>
+                    <a:blip r:embed="rId10">
+                      <a:extLst>
+                        <a:ext uri="{28A0092B-C50C-407E-A947-70E740481C1C}">
+                          <a14:useLocalDpi xmlns:a14="http://schemas.microsoft.com/office/drawing/2010/main" val="0"/>
+                        </a:ext>
+                      </a:extLst>
+                    </a:blip>
                     <a:stretch>
                       <a:fillRect/>
                     </a:stretch>
@@ -6531,7 +7498,7 @@
                   <pic:spPr>
                     <a:xfrm>
                       <a:off x="0" y="0"/>
-                      <a:ext cx="5943600" cy="4622800"/>
+                      <a:ext cx="5724524" cy="3810000"/>
                     </a:xfrm>
                     <a:prstGeom prst="rect">
                       <a:avLst/>
@@ -6542,6 +7509,850 @@
             </a:graphic>
           </wp:inline>
         </w:drawing>
+      </w:r>
+    </w:p>
+    <w:p>
+      <w:r>
+        <w:t>Observations:</w:t>
+      </w:r>
+    </w:p>
+    <w:p>
+      <w:pPr>
+        <w:pStyle w:val="ListParagraph"/>
+        <w:numPr>
+          <w:ilvl w:val="0"/>
+          <w:numId w:val="56"/>
+        </w:numPr>
+        <w:spacing w:line="279" w:lineRule="auto"/>
+      </w:pPr>
+      <w:r>
+        <w:t>Impact of Economic Events</w:t>
+      </w:r>
+    </w:p>
+    <w:p>
+      <w:pPr>
+        <w:numPr>
+          <w:ilvl w:val="0"/>
+          <w:numId w:val="55"/>
+        </w:numPr>
+        <w:tabs>
+          <w:tab w:val="num" w:pos="720"/>
+        </w:tabs>
+        <w:spacing w:line="279" w:lineRule="auto"/>
+      </w:pPr>
+      <w:r>
+        <w:t>Economic downturns (e.g., 2008 and 2020) are visible as dips in most stock trends, particularly cyclical sectors (e.g., energy and financials).</w:t>
+      </w:r>
+    </w:p>
+    <w:p>
+      <w:pPr>
+        <w:numPr>
+          <w:ilvl w:val="1"/>
+          <w:numId w:val="55"/>
+        </w:numPr>
+        <w:tabs>
+          <w:tab w:val="num" w:pos="1440"/>
+        </w:tabs>
+        <w:spacing w:line="279" w:lineRule="auto"/>
+      </w:pPr>
+      <w:r>
+        <w:rPr>
+          <w:b/>
+          <w:bCs/>
+        </w:rPr>
+        <w:t>Insight</w:t>
+      </w:r>
+      <w:r>
+        <w:t>: Defensive sectors (like utilities) maintain stability even during crises.</w:t>
+      </w:r>
+    </w:p>
+    <w:p>
+      <w:pPr>
+        <w:numPr>
+          <w:ilvl w:val="1"/>
+          <w:numId w:val="55"/>
+        </w:numPr>
+        <w:tabs>
+          <w:tab w:val="num" w:pos="1440"/>
+        </w:tabs>
+        <w:spacing w:line="279" w:lineRule="auto"/>
+      </w:pPr>
+      <w:r>
+        <w:rPr>
+          <w:b/>
+          <w:bCs/>
+        </w:rPr>
+        <w:t>Customer Guidance</w:t>
+      </w:r>
+      <w:r>
+        <w:t>: Recommend sector rotation into defensive sectors during periods of economic uncertainty.</w:t>
+      </w:r>
+    </w:p>
+    <w:p>
+      <w:pPr>
+        <w:pStyle w:val="ListParagraph"/>
+        <w:numPr>
+          <w:ilvl w:val="0"/>
+          <w:numId w:val="56"/>
+        </w:numPr>
+        <w:spacing w:line="279" w:lineRule="auto"/>
+      </w:pPr>
+      <w:r>
+        <w:t>Long-Term Outperformers</w:t>
+      </w:r>
+    </w:p>
+    <w:p>
+      <w:pPr>
+        <w:pStyle w:val="ListParagraph"/>
+        <w:numPr>
+          <w:ilvl w:val="0"/>
+          <w:numId w:val="57"/>
+        </w:numPr>
+        <w:spacing w:line="279" w:lineRule="auto"/>
+      </w:pPr>
+      <w:r>
+        <w:t>CIGI.TO and CNR.TO: Stand out as leaders with exponential growth over the long term.</w:t>
+      </w:r>
+    </w:p>
+    <w:p>
+      <w:pPr>
+        <w:pStyle w:val="ListParagraph"/>
+        <w:numPr>
+          <w:ilvl w:val="0"/>
+          <w:numId w:val="57"/>
+        </w:numPr>
+        <w:spacing w:line="279" w:lineRule="auto"/>
+      </w:pPr>
+      <w:r>
+        <w:t>Insight: These stocks likely belong to sectors benefiting from long-term structural growth trends.</w:t>
+      </w:r>
+    </w:p>
+    <w:p>
+      <w:pPr>
+        <w:pStyle w:val="ListParagraph"/>
+        <w:numPr>
+          <w:ilvl w:val="0"/>
+          <w:numId w:val="57"/>
+        </w:numPr>
+        <w:spacing w:line="279" w:lineRule="auto"/>
+      </w:pPr>
+      <w:r>
+        <w:t>Customer Guidance: Highlight these stocks for long-term investors focused on capital appreciation.</w:t>
+      </w:r>
+    </w:p>
+    <w:p>
+      <w:pPr>
+        <w:pStyle w:val="ListParagraph"/>
+        <w:numPr>
+          <w:ilvl w:val="0"/>
+          <w:numId w:val="56"/>
+        </w:numPr>
+        <w:spacing w:line="279" w:lineRule="auto"/>
+      </w:pPr>
+      <w:r>
+        <w:t>Risk vs. Stability</w:t>
+      </w:r>
+    </w:p>
+    <w:p>
+      <w:pPr>
+        <w:pStyle w:val="ListParagraph"/>
+        <w:numPr>
+          <w:ilvl w:val="0"/>
+          <w:numId w:val="58"/>
+        </w:numPr>
+        <w:spacing w:line="279" w:lineRule="auto"/>
+      </w:pPr>
+      <w:r>
+        <w:lastRenderedPageBreak/>
+        <w:t>High-Risk Tickers: BB.TO and ABX.TO demonstrate extreme volatility, which could yield high rewards or significant losses.</w:t>
+      </w:r>
+    </w:p>
+    <w:p>
+      <w:pPr>
+        <w:pStyle w:val="ListParagraph"/>
+        <w:numPr>
+          <w:ilvl w:val="1"/>
+          <w:numId w:val="58"/>
+        </w:numPr>
+        <w:spacing w:line="279" w:lineRule="auto"/>
+      </w:pPr>
+      <w:r>
+        <w:t>Best suited for aggressive investors with high risk tolerance.</w:t>
+      </w:r>
+    </w:p>
+    <w:p>
+      <w:pPr>
+        <w:pStyle w:val="ListParagraph"/>
+        <w:numPr>
+          <w:ilvl w:val="0"/>
+          <w:numId w:val="58"/>
+        </w:numPr>
+        <w:spacing w:line="279" w:lineRule="auto"/>
+      </w:pPr>
+      <w:r>
+        <w:t>Stable Growth Tickers: BCE.TO, BMO.TO, and ATD.TO offer steady returns, making them safer options for conservative investors.</w:t>
+      </w:r>
+    </w:p>
+    <w:p>
+      <w:pPr>
+        <w:pStyle w:val="ListParagraph"/>
+        <w:numPr>
+          <w:ilvl w:val="1"/>
+          <w:numId w:val="58"/>
+        </w:numPr>
+        <w:spacing w:line="279" w:lineRule="auto"/>
+      </w:pPr>
+      <w:r>
+        <w:t>Recommend these for income-focused or risk-averse users.</w:t>
+      </w:r>
+    </w:p>
+    <w:p>
+      <w:pPr>
+        <w:pStyle w:val="ListParagraph"/>
+        <w:numPr>
+          <w:ilvl w:val="0"/>
+          <w:numId w:val="56"/>
+        </w:numPr>
+        <w:spacing w:line="279" w:lineRule="auto"/>
+      </w:pPr>
+      <w:r>
+        <w:t>Highly Volatile Stocks</w:t>
+      </w:r>
+    </w:p>
+    <w:p>
+      <w:pPr>
+        <w:pStyle w:val="ListParagraph"/>
+        <w:numPr>
+          <w:ilvl w:val="0"/>
+          <w:numId w:val="59"/>
+        </w:numPr>
+        <w:spacing w:line="279" w:lineRule="auto"/>
+      </w:pPr>
+      <w:r>
+        <w:t>BB.TO and ABX.TO: Exhibit significant fluctuations and periods of steep decline (e.g., during economic downturns like 2008 and 2020).</w:t>
+      </w:r>
+    </w:p>
+    <w:p>
+      <w:pPr>
+        <w:pStyle w:val="ListParagraph"/>
+        <w:numPr>
+          <w:ilvl w:val="1"/>
+          <w:numId w:val="59"/>
+        </w:numPr>
+        <w:spacing w:line="279" w:lineRule="auto"/>
+      </w:pPr>
+      <w:r>
+        <w:t>Insight: These are likely in cyclical sectors (e.g., technology or mining), reacting strongly to market sentiment and macroeconomic factors.</w:t>
+      </w:r>
+    </w:p>
+    <w:p>
+      <w:pPr>
+        <w:pStyle w:val="ListParagraph"/>
+        <w:numPr>
+          <w:ilvl w:val="1"/>
+          <w:numId w:val="59"/>
+        </w:numPr>
+        <w:spacing w:line="279" w:lineRule="auto"/>
+      </w:pPr>
+      <w:r>
+        <w:t>Customer Guidance: Recommend for short-term, high-risk investors or those tracking specific market trends (e.g., gold price fluctuations for ABX.TO).</w:t>
+      </w:r>
+    </w:p>
+    <w:p>
+      <w:pPr>
+        <w:pStyle w:val="ListParagraph"/>
+        <w:numPr>
+          <w:ilvl w:val="0"/>
+          <w:numId w:val="56"/>
+        </w:numPr>
+        <w:spacing w:line="279" w:lineRule="auto"/>
+      </w:pPr>
+      <w:r>
+        <w:t>Strong Performers</w:t>
+      </w:r>
+    </w:p>
+    <w:p>
+      <w:pPr>
+        <w:pStyle w:val="ListParagraph"/>
+        <w:numPr>
+          <w:ilvl w:val="0"/>
+          <w:numId w:val="59"/>
+        </w:numPr>
+        <w:spacing w:line="279" w:lineRule="auto"/>
+      </w:pPr>
+      <w:r>
+        <w:t>CIGI.TO: Exhibits significant price growth, especially after 2016, indicating consistent upward momentum and strong sector performance (possibly real estate or growth-focused).</w:t>
+      </w:r>
+    </w:p>
+    <w:p>
+      <w:pPr>
+        <w:pStyle w:val="ListParagraph"/>
+        <w:numPr>
+          <w:ilvl w:val="1"/>
+          <w:numId w:val="59"/>
+        </w:numPr>
+        <w:spacing w:line="279" w:lineRule="auto"/>
+      </w:pPr>
+      <w:r>
+        <w:t>Insight: Suitable for investors seeking high-growth stocks.</w:t>
+      </w:r>
+    </w:p>
+    <w:p>
+      <w:pPr>
+        <w:pStyle w:val="ListParagraph"/>
+        <w:numPr>
+          <w:ilvl w:val="0"/>
+          <w:numId w:val="59"/>
+        </w:numPr>
+        <w:spacing w:line="279" w:lineRule="auto"/>
+      </w:pPr>
+      <w:r>
+        <w:t>CNR.TO and BMO.TO: Show stable and consistent growth over the years, indicating resilience and potential for long-term investments.</w:t>
+      </w:r>
+    </w:p>
+    <w:p>
+      <w:pPr>
+        <w:pStyle w:val="ListParagraph"/>
+        <w:numPr>
+          <w:ilvl w:val="1"/>
+          <w:numId w:val="59"/>
+        </w:numPr>
+        <w:spacing w:line="279" w:lineRule="auto"/>
+      </w:pPr>
+      <w:r>
+        <w:t>Insight: Ideal for investors with moderate risk tolerance aiming for steady growth.</w:t>
+      </w:r>
+    </w:p>
+    <w:p>
+      <w:pPr>
+        <w:rPr>
+          <w:b/>
+          <w:bCs/>
+        </w:rPr>
+      </w:pPr>
+      <w:r>
+        <w:rPr>
+          <w:b/>
+          <w:bCs/>
+        </w:rPr>
+        <w:t>Sector Analysis and Connections</w:t>
+      </w:r>
+    </w:p>
+    <w:p>
+      <w:pPr>
+        <w:numPr>
+          <w:ilvl w:val="0"/>
+          <w:numId w:val="60"/>
+        </w:numPr>
+        <w:spacing w:line="279" w:lineRule="auto"/>
+      </w:pPr>
+      <w:r>
+        <w:rPr>
+          <w:b/>
+          <w:bCs/>
+        </w:rPr>
+        <w:t>Financial Sector (e.g., BMO.TO)</w:t>
+      </w:r>
+    </w:p>
+    <w:p>
+      <w:pPr>
+        <w:numPr>
+          <w:ilvl w:val="1"/>
+          <w:numId w:val="60"/>
+        </w:numPr>
+        <w:spacing w:line="279" w:lineRule="auto"/>
+      </w:pPr>
+      <w:r>
+        <w:rPr>
+          <w:b/>
+          <w:bCs/>
+        </w:rPr>
+        <w:t>Connection to Energy</w:t>
+      </w:r>
+      <w:r>
+        <w:t>:</w:t>
+      </w:r>
+      <w:r>
+        <w:br/>
+        <w:t>Financial institutions are often exposed to the energy sector through lending and investments. A downturn in energy prices (affecting stocks like CNQ.TO) can lead to increased loan defaults or reduced profits for banks.</w:t>
+      </w:r>
+    </w:p>
+    <w:p>
+      <w:pPr>
+        <w:numPr>
+          <w:ilvl w:val="1"/>
+          <w:numId w:val="60"/>
+        </w:numPr>
+        <w:spacing w:line="279" w:lineRule="auto"/>
+      </w:pPr>
+      <w:r>
+        <w:rPr>
+          <w:b/>
+          <w:bCs/>
+        </w:rPr>
+        <w:t>Connection to Real Estate</w:t>
+      </w:r>
+      <w:r>
+        <w:t>:</w:t>
+      </w:r>
+      <w:r>
+        <w:br/>
+        <w:t>Financial health influences real estate investment activities. A positive outlook in financials may lead to growth in real estate sectors like CIGI.TO.</w:t>
+      </w:r>
+    </w:p>
+    <w:p>
+      <w:pPr>
+        <w:numPr>
+          <w:ilvl w:val="0"/>
+          <w:numId w:val="60"/>
+        </w:numPr>
+        <w:spacing w:line="279" w:lineRule="auto"/>
+      </w:pPr>
+      <w:r>
+        <w:rPr>
+          <w:b/>
+          <w:bCs/>
+        </w:rPr>
+        <w:t>Energy Sector (e.g., CNQ.TO)</w:t>
+      </w:r>
+    </w:p>
+    <w:p>
+      <w:pPr>
+        <w:numPr>
+          <w:ilvl w:val="1"/>
+          <w:numId w:val="60"/>
+        </w:numPr>
+        <w:spacing w:line="279" w:lineRule="auto"/>
+      </w:pPr>
+      <w:r>
+        <w:rPr>
+          <w:b/>
+          <w:bCs/>
+        </w:rPr>
+        <w:t>Connection to Industrial</w:t>
+      </w:r>
+      <w:r>
+        <w:t>:</w:t>
+      </w:r>
+      <w:r>
+        <w:br/>
+        <w:t xml:space="preserve">Energy prices directly affect operational costs in the industrial sector (e.g., </w:t>
+      </w:r>
+      <w:r>
+        <w:lastRenderedPageBreak/>
+        <w:t>CNR.TO). Rising energy prices may reduce profit margins for industrial companies.</w:t>
+      </w:r>
+    </w:p>
+    <w:p>
+      <w:pPr>
+        <w:numPr>
+          <w:ilvl w:val="1"/>
+          <w:numId w:val="60"/>
+        </w:numPr>
+        <w:spacing w:line="279" w:lineRule="auto"/>
+      </w:pPr>
+      <w:r>
+        <w:rPr>
+          <w:b/>
+          <w:bCs/>
+        </w:rPr>
+        <w:t>Connection to Consumer Staples</w:t>
+      </w:r>
+      <w:r>
+        <w:t>:</w:t>
+      </w:r>
+      <w:r>
+        <w:br/>
+        <w:t>High energy prices often lead to increased transportation and production costs, indirectly raising prices for consumer goods (e.g., ATD.TO).</w:t>
+      </w:r>
+    </w:p>
+    <w:p>
+      <w:pPr>
+        <w:numPr>
+          <w:ilvl w:val="0"/>
+          <w:numId w:val="60"/>
+        </w:numPr>
+        <w:spacing w:line="279" w:lineRule="auto"/>
+      </w:pPr>
+      <w:r>
+        <w:rPr>
+          <w:b/>
+          <w:bCs/>
+        </w:rPr>
+        <w:t>Industrial Sector (e.g., CNR.TO)</w:t>
+      </w:r>
+    </w:p>
+    <w:p>
+      <w:pPr>
+        <w:numPr>
+          <w:ilvl w:val="1"/>
+          <w:numId w:val="60"/>
+        </w:numPr>
+        <w:spacing w:line="279" w:lineRule="auto"/>
+      </w:pPr>
+      <w:r>
+        <w:rPr>
+          <w:b/>
+          <w:bCs/>
+        </w:rPr>
+        <w:t>Connection to Consumer Discretionary</w:t>
+      </w:r>
+      <w:r>
+        <w:t>:</w:t>
+      </w:r>
+      <w:r>
+        <w:br/>
+        <w:t>As industrial activity increases, transportation and logistics costs (affected by stocks like CNR.TO) can impact discretionary spending by consumers.</w:t>
+      </w:r>
+    </w:p>
+    <w:p>
+      <w:pPr>
+        <w:numPr>
+          <w:ilvl w:val="0"/>
+          <w:numId w:val="60"/>
+        </w:numPr>
+        <w:spacing w:line="279" w:lineRule="auto"/>
+      </w:pPr>
+      <w:r>
+        <w:rPr>
+          <w:b/>
+          <w:bCs/>
+        </w:rPr>
+        <w:t>Gold &amp; Mining Sector (e.g., ABX.TO)</w:t>
+      </w:r>
+    </w:p>
+    <w:p>
+      <w:pPr>
+        <w:numPr>
+          <w:ilvl w:val="1"/>
+          <w:numId w:val="60"/>
+        </w:numPr>
+        <w:spacing w:line="279" w:lineRule="auto"/>
+      </w:pPr>
+      <w:r>
+        <w:rPr>
+          <w:b/>
+          <w:bCs/>
+        </w:rPr>
+        <w:t>Connection to Financials</w:t>
+      </w:r>
+      <w:r>
+        <w:t>:</w:t>
+      </w:r>
+      <w:r>
+        <w:br/>
+        <w:t>Gold prices often rise during economic uncertainty, leading to reduced confidence in financial stocks. Investors tend to shift from financial instruments to safe-haven investments like gold.</w:t>
+      </w:r>
+    </w:p>
+    <w:p>
+      <w:pPr>
+        <w:numPr>
+          <w:ilvl w:val="1"/>
+          <w:numId w:val="60"/>
+        </w:numPr>
+        <w:spacing w:line="279" w:lineRule="auto"/>
+      </w:pPr>
+      <w:r>
+        <w:rPr>
+          <w:b/>
+          <w:bCs/>
+        </w:rPr>
+        <w:t>Inverse Relationship to Growth Sectors</w:t>
+      </w:r>
+      <w:r>
+        <w:t>:</w:t>
+      </w:r>
+      <w:r>
+        <w:br/>
+        <w:t>Gold typically performs well during downturns, while growth sectors (e.g., tech like BB.TO) may underperform.</w:t>
+      </w:r>
+    </w:p>
+    <w:p>
+      <w:pPr>
+        <w:numPr>
+          <w:ilvl w:val="0"/>
+          <w:numId w:val="60"/>
+        </w:numPr>
+        <w:spacing w:line="279" w:lineRule="auto"/>
+      </w:pPr>
+      <w:r>
+        <w:rPr>
+          <w:b/>
+          <w:bCs/>
+        </w:rPr>
+        <w:t>Technology Sector (e.g., BB.TO)</w:t>
+      </w:r>
+    </w:p>
+    <w:p>
+      <w:pPr>
+        <w:numPr>
+          <w:ilvl w:val="1"/>
+          <w:numId w:val="60"/>
+        </w:numPr>
+        <w:spacing w:line="279" w:lineRule="auto"/>
+      </w:pPr>
+      <w:r>
+        <w:rPr>
+          <w:b/>
+          <w:bCs/>
+        </w:rPr>
+        <w:t>Connection to Financials</w:t>
+      </w:r>
+      <w:r>
+        <w:t>:</w:t>
+      </w:r>
+      <w:r>
+        <w:br/>
+        <w:t>Technology companies rely on funding and capital from financial institutions. If financials are under stress, investment in tech companies may slow down.</w:t>
+      </w:r>
+    </w:p>
+    <w:p>
+      <w:pPr>
+        <w:numPr>
+          <w:ilvl w:val="1"/>
+          <w:numId w:val="60"/>
+        </w:numPr>
+        <w:spacing w:line="279" w:lineRule="auto"/>
+      </w:pPr>
+      <w:r>
+        <w:rPr>
+          <w:b/>
+          <w:bCs/>
+        </w:rPr>
+        <w:t>Connection to Consumer Spending</w:t>
+      </w:r>
+      <w:r>
+        <w:t>:</w:t>
+      </w:r>
+      <w:r>
+        <w:br/>
+        <w:t>Tech adoption is closely tied to consumer discretionary spending. Economic stress (affecting consumer staples) can reduce demand for technology.</w:t>
+      </w:r>
+    </w:p>
+    <w:p>
+      <w:pPr>
+        <w:numPr>
+          <w:ilvl w:val="0"/>
+          <w:numId w:val="60"/>
+        </w:numPr>
+        <w:spacing w:line="279" w:lineRule="auto"/>
+      </w:pPr>
+      <w:r>
+        <w:rPr>
+          <w:b/>
+          <w:bCs/>
+        </w:rPr>
+        <w:t>Consumer Staples (e.g., ATD.TO)</w:t>
+      </w:r>
+    </w:p>
+    <w:p>
+      <w:pPr>
+        <w:numPr>
+          <w:ilvl w:val="1"/>
+          <w:numId w:val="60"/>
+        </w:numPr>
+        <w:spacing w:line="279" w:lineRule="auto"/>
+      </w:pPr>
+      <w:r>
+        <w:rPr>
+          <w:b/>
+          <w:bCs/>
+        </w:rPr>
+        <w:t>Connection to Industrial and Energy</w:t>
+      </w:r>
+      <w:r>
+        <w:t>:</w:t>
+      </w:r>
+      <w:r>
+        <w:br/>
+        <w:t>Rising industrial and energy costs can reduce profit margins for consumer staple companies as raw material and logistics expenses increase.</w:t>
+      </w:r>
+    </w:p>
+    <w:p>
+      <w:pPr>
+        <w:numPr>
+          <w:ilvl w:val="1"/>
+          <w:numId w:val="60"/>
+        </w:numPr>
+        <w:spacing w:line="279" w:lineRule="auto"/>
+      </w:pPr>
+      <w:r>
+        <w:rPr>
+          <w:b/>
+          <w:bCs/>
+        </w:rPr>
+        <w:t>Connection to Gold</w:t>
+      </w:r>
+      <w:r>
+        <w:t>:</w:t>
+      </w:r>
+      <w:r>
+        <w:br/>
+        <w:t>Consumer staples and gold often perform well during downturns, as they represent stability and essential goods.</w:t>
+      </w:r>
+    </w:p>
+    <w:p>
+      <w:pPr>
+        <w:numPr>
+          <w:ilvl w:val="0"/>
+          <w:numId w:val="60"/>
+        </w:numPr>
+        <w:spacing w:line="279" w:lineRule="auto"/>
+      </w:pPr>
+      <w:r>
+        <w:rPr>
+          <w:b/>
+          <w:bCs/>
+        </w:rPr>
+        <w:t>Real Estate Sector (e.g., CIGI.TO)</w:t>
+      </w:r>
+    </w:p>
+    <w:p>
+      <w:pPr>
+        <w:numPr>
+          <w:ilvl w:val="1"/>
+          <w:numId w:val="60"/>
+        </w:numPr>
+        <w:spacing w:line="279" w:lineRule="auto"/>
+      </w:pPr>
+      <w:r>
+        <w:rPr>
+          <w:b/>
+          <w:bCs/>
+        </w:rPr>
+        <w:lastRenderedPageBreak/>
+        <w:t>Connection to Financials</w:t>
+      </w:r>
+      <w:r>
+        <w:t>:</w:t>
+      </w:r>
+      <w:r>
+        <w:br/>
+        <w:t>Real estate activity is heavily dependent on the financial sector's lending environment. High interest rates can reduce borrowing and hurt real estate investments.</w:t>
+      </w:r>
+    </w:p>
+    <w:p>
+      <w:pPr>
+        <w:rPr>
+          <w:b/>
+          <w:bCs/>
+        </w:rPr>
+      </w:pPr>
+      <w:r>
+        <w:rPr>
+          <w:b/>
+          <w:bCs/>
+        </w:rPr>
+        <w:t>Insights for the Investor</w:t>
+      </w:r>
+    </w:p>
+    <w:p>
+      <w:pPr>
+        <w:numPr>
+          <w:ilvl w:val="0"/>
+          <w:numId w:val="61"/>
+        </w:numPr>
+        <w:spacing w:line="279" w:lineRule="auto"/>
+      </w:pPr>
+      <w:r>
+        <w:rPr>
+          <w:b/>
+          <w:bCs/>
+        </w:rPr>
+        <w:t>Energy as a Catalyst</w:t>
+      </w:r>
+      <w:r>
+        <w:t>: Changes in energy prices can have ripple effects across financials, industrials, and consumer staples. Investors should monitor energy sector performance to anticipate broader market impacts.</w:t>
+      </w:r>
+    </w:p>
+    <w:p>
+      <w:pPr>
+        <w:numPr>
+          <w:ilvl w:val="0"/>
+          <w:numId w:val="61"/>
+        </w:numPr>
+        <w:spacing w:line="279" w:lineRule="auto"/>
+      </w:pPr>
+      <w:r>
+        <w:rPr>
+          <w:b/>
+          <w:bCs/>
+        </w:rPr>
+        <w:t>Gold as a Hedge</w:t>
+      </w:r>
+      <w:r>
+        <w:t>: Gold is negatively correlated with growth and financial sectors. It is a reliable hedge during market volatility.</w:t>
+      </w:r>
+    </w:p>
+    <w:p>
+      <w:pPr>
+        <w:numPr>
+          <w:ilvl w:val="0"/>
+          <w:numId w:val="61"/>
+        </w:numPr>
+        <w:spacing w:line="279" w:lineRule="auto"/>
+      </w:pPr>
+      <w:r>
+        <w:rPr>
+          <w:b/>
+          <w:bCs/>
+        </w:rPr>
+        <w:t>Sector Synergies</w:t>
+      </w:r>
+      <w:r>
+        <w:t>:</w:t>
+      </w:r>
+    </w:p>
+    <w:p>
+      <w:pPr>
+        <w:numPr>
+          <w:ilvl w:val="1"/>
+          <w:numId w:val="61"/>
+        </w:numPr>
+        <w:spacing w:line="279" w:lineRule="auto"/>
+      </w:pPr>
+      <w:r>
+        <w:t>Financials and real estate are closely linked; growth in one often supports the other.</w:t>
+      </w:r>
+    </w:p>
+    <w:p>
+      <w:pPr>
+        <w:numPr>
+          <w:ilvl w:val="1"/>
+          <w:numId w:val="61"/>
+        </w:numPr>
+        <w:spacing w:line="279" w:lineRule="auto"/>
+      </w:pPr>
+      <w:r>
+        <w:t>Industrials and energy share a direct cost relationship; rising energy prices can reduce industrial profits.</w:t>
+      </w:r>
+    </w:p>
+    <w:p>
+      <w:pPr>
+        <w:spacing w:after="162" w:line="360" w:lineRule="auto"/>
+        <w:ind w:left="20" w:right="60" w:hanging="10"/>
+        <w:rPr>
+          <w:rFonts w:ascii="Times New Roman" w:eastAsia="Times New Roman" w:hAnsi="Times New Roman" w:cs="Times New Roman"/>
+          <w:color w:val="000000"/>
+          <w:kern w:val="0"/>
+          <w:sz w:val="32"/>
+          <w:szCs w:val="32"/>
+          <w:lang w:eastAsia="en-CA"/>
+          <w14:ligatures w14:val="none"/>
+        </w:rPr>
+      </w:pPr>
+      <w:r>
+        <w:rPr>
+          <w:b/>
+          <w:bCs/>
+        </w:rPr>
+        <w:t>Portfolio Diversification</w:t>
+      </w:r>
+      <w:r>
+        <w:t>: Ensure exposure across unrelated sectors (e.g., financials, gold, and consumer staples) to minimize risks from sector-specific downturns.</w:t>
+      </w:r>
+      <w:r>
+        <w:br/>
       </w:r>
     </w:p>
     <w:p>
@@ -8070,7 +9881,37 @@
           <w14:ligatures w14:val="none"/>
         </w:rPr>
         <w:lastRenderedPageBreak/>
-        <w:t>7 Design wireframes: @ Jeffin Kochurani Ravi</w:t>
+        <w:t xml:space="preserve">7 Design wireframes: @ </w:t>
+      </w:r>
+      <w:proofErr w:type="spellStart"/>
+      <w:r>
+        <w:rPr>
+          <w:rFonts w:ascii="Times New Roman" w:eastAsia="Times New Roman" w:hAnsi="Times New Roman" w:cs="Times New Roman"/>
+          <w:b/>
+          <w:bCs/>
+          <w:color w:val="000000"/>
+          <w:kern w:val="0"/>
+          <w:sz w:val="32"/>
+          <w:szCs w:val="32"/>
+          <w:lang w:eastAsia="en-CA"/>
+          <w14:ligatures w14:val="none"/>
+        </w:rPr>
+        <w:t>Jeffin</w:t>
+      </w:r>
+      <w:proofErr w:type="spellEnd"/>
+      <w:r>
+        <w:rPr>
+          <w:rFonts w:ascii="Times New Roman" w:eastAsia="Times New Roman" w:hAnsi="Times New Roman" w:cs="Times New Roman"/>
+          <w:b/>
+          <w:bCs/>
+          <w:color w:val="000000"/>
+          <w:kern w:val="0"/>
+          <w:sz w:val="32"/>
+          <w:szCs w:val="32"/>
+          <w:lang w:eastAsia="en-CA"/>
+          <w14:ligatures w14:val="none"/>
+        </w:rPr>
+        <w:t xml:space="preserve"> Kochurani Ravi</w:t>
       </w:r>
     </w:p>
     <w:p>
@@ -8239,8 +10080,9 @@
           <w:lang w:val="en-US"/>
           <w14:ligatures w14:val="none"/>
         </w:rPr>
-        <w:t xml:space="preserve">9 Data Exploration </w:t>
-      </w:r>
+        <w:t xml:space="preserve">9 Data </w:t>
+      </w:r>
+      <w:proofErr w:type="gramStart"/>
       <w:r>
         <w:rPr>
           <w:rFonts w:ascii="Times New Roman" w:eastAsia="Times New Roman" w:hAnsi="Times New Roman" w:cs="Times New Roman"/>
@@ -8252,7 +10094,34 @@
           <w:lang w:val="en-US"/>
           <w14:ligatures w14:val="none"/>
         </w:rPr>
-        <w:t>@jobina joy</w:t>
+        <w:t xml:space="preserve">Exploration </w:t>
+      </w:r>
+      <w:r>
+        <w:rPr>
+          <w:rFonts w:ascii="Times New Roman" w:eastAsia="Times New Roman" w:hAnsi="Times New Roman" w:cs="Times New Roman"/>
+          <w:b/>
+          <w:color w:val="000000"/>
+          <w:kern w:val="0"/>
+          <w:sz w:val="32"/>
+          <w:szCs w:val="32"/>
+          <w:lang w:val="en-US"/>
+          <w14:ligatures w14:val="none"/>
+        </w:rPr>
+        <w:t>@</w:t>
+      </w:r>
+      <w:proofErr w:type="gramEnd"/>
+      <w:r>
+        <w:rPr>
+          <w:rFonts w:ascii="Times New Roman" w:eastAsia="Times New Roman" w:hAnsi="Times New Roman" w:cs="Times New Roman"/>
+          <w:b/>
+          <w:color w:val="000000"/>
+          <w:kern w:val="0"/>
+          <w:sz w:val="32"/>
+          <w:szCs w:val="32"/>
+          <w:lang w:val="en-US"/>
+          <w14:ligatures w14:val="none"/>
+        </w:rPr>
+        <w:t>jobina joy</w:t>
       </w:r>
     </w:p>
     <w:p>
@@ -8716,6 +10585,7 @@
           <w14:ligatures w14:val="none"/>
         </w:rPr>
       </w:pPr>
+      <w:proofErr w:type="spellStart"/>
       <w:r>
         <w:rPr>
           <w:rFonts w:ascii="Times New Roman" w:eastAsia="Times New Roman" w:hAnsi="Times New Roman" w:cs="Times New Roman"/>
@@ -8727,6 +10597,7 @@
         </w:rPr>
         <w:t>priceHint</w:t>
       </w:r>
+      <w:proofErr w:type="spellEnd"/>
       <w:r>
         <w:rPr>
           <w:rFonts w:ascii="Times New Roman" w:eastAsia="Times New Roman" w:hAnsi="Times New Roman" w:cs="Times New Roman"/>
@@ -8786,6 +10657,7 @@
           <w14:ligatures w14:val="none"/>
         </w:rPr>
       </w:pPr>
+      <w:proofErr w:type="spellStart"/>
       <w:r>
         <w:rPr>
           <w:rFonts w:ascii="Times New Roman" w:eastAsia="Times New Roman" w:hAnsi="Times New Roman" w:cs="Times New Roman"/>
@@ -8797,6 +10669,7 @@
         </w:rPr>
         <w:t>regularMarketVolume</w:t>
       </w:r>
+      <w:proofErr w:type="spellEnd"/>
       <w:r>
         <w:rPr>
           <w:rFonts w:ascii="Times New Roman" w:eastAsia="Times New Roman" w:hAnsi="Times New Roman" w:cs="Times New Roman"/>
@@ -8821,6 +10694,7 @@
           <w14:ligatures w14:val="none"/>
         </w:rPr>
       </w:pPr>
+      <w:proofErr w:type="spellStart"/>
       <w:r>
         <w:rPr>
           <w:rFonts w:ascii="Times New Roman" w:eastAsia="Times New Roman" w:hAnsi="Times New Roman" w:cs="Times New Roman"/>
@@ -8832,6 +10706,7 @@
         </w:rPr>
         <w:t>averageVolume</w:t>
       </w:r>
+      <w:proofErr w:type="spellEnd"/>
       <w:r>
         <w:rPr>
           <w:rFonts w:ascii="Times New Roman" w:eastAsia="Times New Roman" w:hAnsi="Times New Roman" w:cs="Times New Roman"/>
@@ -8856,6 +10731,7 @@
           <w14:ligatures w14:val="none"/>
         </w:rPr>
       </w:pPr>
+      <w:proofErr w:type="spellStart"/>
       <w:r>
         <w:rPr>
           <w:rFonts w:ascii="Times New Roman" w:eastAsia="Times New Roman" w:hAnsi="Times New Roman" w:cs="Times New Roman"/>
@@ -8867,6 +10743,7 @@
         </w:rPr>
         <w:t>marketCap</w:t>
       </w:r>
+      <w:proofErr w:type="spellEnd"/>
       <w:r>
         <w:rPr>
           <w:rFonts w:ascii="Times New Roman" w:eastAsia="Times New Roman" w:hAnsi="Times New Roman" w:cs="Times New Roman"/>
@@ -8891,6 +10768,7 @@
           <w14:ligatures w14:val="none"/>
         </w:rPr>
       </w:pPr>
+      <w:proofErr w:type="spellStart"/>
       <w:r>
         <w:rPr>
           <w:rFonts w:ascii="Times New Roman" w:eastAsia="Times New Roman" w:hAnsi="Times New Roman" w:cs="Times New Roman"/>
@@ -8902,6 +10780,7 @@
         </w:rPr>
         <w:t>fiftyTwoWeekLow</w:t>
       </w:r>
+      <w:proofErr w:type="spellEnd"/>
       <w:r>
         <w:rPr>
           <w:rFonts w:ascii="Times New Roman" w:eastAsia="Times New Roman" w:hAnsi="Times New Roman" w:cs="Times New Roman"/>
@@ -8926,6 +10805,7 @@
           <w14:ligatures w14:val="none"/>
         </w:rPr>
       </w:pPr>
+      <w:proofErr w:type="spellStart"/>
       <w:r>
         <w:rPr>
           <w:rFonts w:ascii="Times New Roman" w:eastAsia="Times New Roman" w:hAnsi="Times New Roman" w:cs="Times New Roman"/>
@@ -8937,6 +10817,7 @@
         </w:rPr>
         <w:t>fiftyTwoWeekHigh</w:t>
       </w:r>
+      <w:proofErr w:type="spellEnd"/>
       <w:r>
         <w:rPr>
           <w:rFonts w:ascii="Times New Roman" w:eastAsia="Times New Roman" w:hAnsi="Times New Roman" w:cs="Times New Roman"/>
@@ -9021,6 +10902,7 @@
           <w14:ligatures w14:val="none"/>
         </w:rPr>
       </w:pPr>
+      <w:proofErr w:type="spellStart"/>
       <w:r>
         <w:rPr>
           <w:rFonts w:ascii="Times New Roman" w:eastAsia="Times New Roman" w:hAnsi="Times New Roman" w:cs="Times New Roman"/>
@@ -9032,6 +10914,7 @@
         </w:rPr>
         <w:t>fiftyDayAverage</w:t>
       </w:r>
+      <w:proofErr w:type="spellEnd"/>
       <w:r>
         <w:rPr>
           <w:rFonts w:ascii="Times New Roman" w:eastAsia="Times New Roman" w:hAnsi="Times New Roman" w:cs="Times New Roman"/>
@@ -9056,6 +10939,7 @@
           <w14:ligatures w14:val="none"/>
         </w:rPr>
       </w:pPr>
+      <w:proofErr w:type="spellStart"/>
       <w:r>
         <w:rPr>
           <w:rFonts w:ascii="Times New Roman" w:eastAsia="Times New Roman" w:hAnsi="Times New Roman" w:cs="Times New Roman"/>
@@ -9067,6 +10951,7 @@
         </w:rPr>
         <w:t>twoHundredDayAverage</w:t>
       </w:r>
+      <w:proofErr w:type="spellEnd"/>
       <w:r>
         <w:rPr>
           <w:rFonts w:ascii="Times New Roman" w:eastAsia="Times New Roman" w:hAnsi="Times New Roman" w:cs="Times New Roman"/>
@@ -9126,6 +11011,7 @@
           <w14:ligatures w14:val="none"/>
         </w:rPr>
       </w:pPr>
+      <w:proofErr w:type="spellStart"/>
       <w:r>
         <w:rPr>
           <w:rFonts w:ascii="Times New Roman" w:eastAsia="Times New Roman" w:hAnsi="Times New Roman" w:cs="Times New Roman"/>
@@ -9137,6 +11023,7 @@
         </w:rPr>
         <w:t>enterpriseValue</w:t>
       </w:r>
+      <w:proofErr w:type="spellEnd"/>
       <w:r>
         <w:rPr>
           <w:rFonts w:ascii="Times New Roman" w:eastAsia="Times New Roman" w:hAnsi="Times New Roman" w:cs="Times New Roman"/>
@@ -9161,6 +11048,7 @@
           <w14:ligatures w14:val="none"/>
         </w:rPr>
       </w:pPr>
+      <w:proofErr w:type="spellStart"/>
       <w:r>
         <w:rPr>
           <w:rFonts w:ascii="Times New Roman" w:eastAsia="Times New Roman" w:hAnsi="Times New Roman" w:cs="Times New Roman"/>
@@ -9172,6 +11060,7 @@
         </w:rPr>
         <w:t>floatShares</w:t>
       </w:r>
+      <w:proofErr w:type="spellEnd"/>
       <w:r>
         <w:rPr>
           <w:rFonts w:ascii="Times New Roman" w:eastAsia="Times New Roman" w:hAnsi="Times New Roman" w:cs="Times New Roman"/>
@@ -9196,6 +11085,7 @@
           <w14:ligatures w14:val="none"/>
         </w:rPr>
       </w:pPr>
+      <w:proofErr w:type="spellStart"/>
       <w:r>
         <w:rPr>
           <w:rFonts w:ascii="Times New Roman" w:eastAsia="Times New Roman" w:hAnsi="Times New Roman" w:cs="Times New Roman"/>
@@ -9207,6 +11097,7 @@
         </w:rPr>
         <w:t>sharesOutstanding</w:t>
       </w:r>
+      <w:proofErr w:type="spellEnd"/>
       <w:r>
         <w:rPr>
           <w:rFonts w:ascii="Times New Roman" w:eastAsia="Times New Roman" w:hAnsi="Times New Roman" w:cs="Times New Roman"/>
@@ -9231,6 +11122,7 @@
           <w14:ligatures w14:val="none"/>
         </w:rPr>
       </w:pPr>
+      <w:proofErr w:type="spellStart"/>
       <w:r>
         <w:rPr>
           <w:rFonts w:ascii="Times New Roman" w:eastAsia="Times New Roman" w:hAnsi="Times New Roman" w:cs="Times New Roman"/>
@@ -9242,6 +11134,7 @@
         </w:rPr>
         <w:t>sharesShort</w:t>
       </w:r>
+      <w:proofErr w:type="spellEnd"/>
       <w:r>
         <w:rPr>
           <w:rFonts w:ascii="Times New Roman" w:eastAsia="Times New Roman" w:hAnsi="Times New Roman" w:cs="Times New Roman"/>
@@ -9266,6 +11159,7 @@
           <w14:ligatures w14:val="none"/>
         </w:rPr>
       </w:pPr>
+      <w:proofErr w:type="spellStart"/>
       <w:r>
         <w:rPr>
           <w:rFonts w:ascii="Times New Roman" w:eastAsia="Times New Roman" w:hAnsi="Times New Roman" w:cs="Times New Roman"/>
@@ -9277,6 +11171,7 @@
         </w:rPr>
         <w:t>sharesShortPriorMonth</w:t>
       </w:r>
+      <w:proofErr w:type="spellEnd"/>
       <w:r>
         <w:rPr>
           <w:rFonts w:ascii="Times New Roman" w:eastAsia="Times New Roman" w:hAnsi="Times New Roman" w:cs="Times New Roman"/>
@@ -9301,6 +11196,7 @@
           <w14:ligatures w14:val="none"/>
         </w:rPr>
       </w:pPr>
+      <w:proofErr w:type="spellStart"/>
       <w:r>
         <w:rPr>
           <w:rFonts w:ascii="Times New Roman" w:eastAsia="Times New Roman" w:hAnsi="Times New Roman" w:cs="Times New Roman"/>
@@ -9312,6 +11208,7 @@
         </w:rPr>
         <w:t>sharesPercentSharesOut</w:t>
       </w:r>
+      <w:proofErr w:type="spellEnd"/>
       <w:r>
         <w:rPr>
           <w:rFonts w:ascii="Times New Roman" w:eastAsia="Times New Roman" w:hAnsi="Times New Roman" w:cs="Times New Roman"/>
@@ -9336,6 +11233,7 @@
           <w14:ligatures w14:val="none"/>
         </w:rPr>
       </w:pPr>
+      <w:proofErr w:type="spellStart"/>
       <w:r>
         <w:rPr>
           <w:rFonts w:ascii="Times New Roman" w:eastAsia="Times New Roman" w:hAnsi="Times New Roman" w:cs="Times New Roman"/>
@@ -9347,6 +11245,7 @@
         </w:rPr>
         <w:t>heldPercentInsiders</w:t>
       </w:r>
+      <w:proofErr w:type="spellEnd"/>
       <w:r>
         <w:rPr>
           <w:rFonts w:ascii="Times New Roman" w:eastAsia="Times New Roman" w:hAnsi="Times New Roman" w:cs="Times New Roman"/>
@@ -9371,6 +11270,7 @@
           <w14:ligatures w14:val="none"/>
         </w:rPr>
       </w:pPr>
+      <w:proofErr w:type="spellStart"/>
       <w:r>
         <w:rPr>
           <w:rFonts w:ascii="Times New Roman" w:eastAsia="Times New Roman" w:hAnsi="Times New Roman" w:cs="Times New Roman"/>
@@ -9382,6 +11282,7 @@
         </w:rPr>
         <w:t>shortRatio</w:t>
       </w:r>
+      <w:proofErr w:type="spellEnd"/>
       <w:r>
         <w:rPr>
           <w:rFonts w:ascii="Times New Roman" w:eastAsia="Times New Roman" w:hAnsi="Times New Roman" w:cs="Times New Roman"/>
@@ -9406,6 +11307,7 @@
           <w14:ligatures w14:val="none"/>
         </w:rPr>
       </w:pPr>
+      <w:proofErr w:type="spellStart"/>
       <w:r>
         <w:rPr>
           <w:rFonts w:ascii="Times New Roman" w:eastAsia="Times New Roman" w:hAnsi="Times New Roman" w:cs="Times New Roman"/>
@@ -9417,6 +11319,7 @@
         </w:rPr>
         <w:t>impliedSharesOutstanding</w:t>
       </w:r>
+      <w:proofErr w:type="spellEnd"/>
       <w:r>
         <w:rPr>
           <w:rFonts w:ascii="Times New Roman" w:eastAsia="Times New Roman" w:hAnsi="Times New Roman" w:cs="Times New Roman"/>
@@ -9466,6 +11369,7 @@
           <w14:ligatures w14:val="none"/>
         </w:rPr>
       </w:pPr>
+      <w:proofErr w:type="spellStart"/>
       <w:r>
         <w:rPr>
           <w:rFonts w:ascii="Times New Roman" w:eastAsia="Times New Roman" w:hAnsi="Times New Roman" w:cs="Times New Roman"/>
@@ -9477,6 +11381,7 @@
         </w:rPr>
         <w:t>bookValue</w:t>
       </w:r>
+      <w:proofErr w:type="spellEnd"/>
       <w:r>
         <w:rPr>
           <w:rFonts w:ascii="Times New Roman" w:eastAsia="Times New Roman" w:hAnsi="Times New Roman" w:cs="Times New Roman"/>
@@ -9501,6 +11406,7 @@
           <w14:ligatures w14:val="none"/>
         </w:rPr>
       </w:pPr>
+      <w:proofErr w:type="spellStart"/>
       <w:r>
         <w:rPr>
           <w:rFonts w:ascii="Times New Roman" w:eastAsia="Times New Roman" w:hAnsi="Times New Roman" w:cs="Times New Roman"/>
@@ -9512,6 +11418,7 @@
         </w:rPr>
         <w:t>priceToBook</w:t>
       </w:r>
+      <w:proofErr w:type="spellEnd"/>
       <w:r>
         <w:rPr>
           <w:rFonts w:ascii="Times New Roman" w:eastAsia="Times New Roman" w:hAnsi="Times New Roman" w:cs="Times New Roman"/>
@@ -9536,6 +11443,7 @@
           <w14:ligatures w14:val="none"/>
         </w:rPr>
       </w:pPr>
+      <w:proofErr w:type="spellStart"/>
       <w:r>
         <w:rPr>
           <w:rFonts w:ascii="Times New Roman" w:eastAsia="Times New Roman" w:hAnsi="Times New Roman" w:cs="Times New Roman"/>
@@ -9547,6 +11455,7 @@
         </w:rPr>
         <w:t>netIncomeToCommon</w:t>
       </w:r>
+      <w:proofErr w:type="spellEnd"/>
       <w:r>
         <w:rPr>
           <w:rFonts w:ascii="Times New Roman" w:eastAsia="Times New Roman" w:hAnsi="Times New Roman" w:cs="Times New Roman"/>
@@ -9571,6 +11480,7 @@
           <w14:ligatures w14:val="none"/>
         </w:rPr>
       </w:pPr>
+      <w:proofErr w:type="spellStart"/>
       <w:r>
         <w:rPr>
           <w:rFonts w:ascii="Times New Roman" w:eastAsia="Times New Roman" w:hAnsi="Times New Roman" w:cs="Times New Roman"/>
@@ -9582,6 +11492,7 @@
         </w:rPr>
         <w:t>trailingEps</w:t>
       </w:r>
+      <w:proofErr w:type="spellEnd"/>
       <w:r>
         <w:rPr>
           <w:rFonts w:ascii="Times New Roman" w:eastAsia="Times New Roman" w:hAnsi="Times New Roman" w:cs="Times New Roman"/>
@@ -9606,6 +11517,7 @@
           <w14:ligatures w14:val="none"/>
         </w:rPr>
       </w:pPr>
+      <w:proofErr w:type="spellStart"/>
       <w:r>
         <w:rPr>
           <w:rFonts w:ascii="Times New Roman" w:eastAsia="Times New Roman" w:hAnsi="Times New Roman" w:cs="Times New Roman"/>
@@ -9617,6 +11529,7 @@
         </w:rPr>
         <w:t>lastSplitFactor</w:t>
       </w:r>
+      <w:proofErr w:type="spellEnd"/>
       <w:r>
         <w:rPr>
           <w:rFonts w:ascii="Times New Roman" w:eastAsia="Times New Roman" w:hAnsi="Times New Roman" w:cs="Times New Roman"/>
@@ -9666,6 +11579,7 @@
           <w14:ligatures w14:val="none"/>
         </w:rPr>
       </w:pPr>
+      <w:proofErr w:type="spellStart"/>
       <w:r>
         <w:rPr>
           <w:rFonts w:ascii="Times New Roman" w:eastAsia="Times New Roman" w:hAnsi="Times New Roman" w:cs="Times New Roman"/>
@@ -9677,6 +11591,7 @@
         </w:rPr>
         <w:t>enterpriseToRevenue</w:t>
       </w:r>
+      <w:proofErr w:type="spellEnd"/>
       <w:r>
         <w:rPr>
           <w:rFonts w:ascii="Times New Roman" w:eastAsia="Times New Roman" w:hAnsi="Times New Roman" w:cs="Times New Roman"/>
@@ -9796,6 +11711,7 @@
           <w14:ligatures w14:val="none"/>
         </w:rPr>
       </w:pPr>
+      <w:proofErr w:type="spellStart"/>
       <w:r>
         <w:rPr>
           <w:rFonts w:ascii="Times New Roman" w:eastAsia="Times New Roman" w:hAnsi="Times New Roman" w:cs="Times New Roman"/>
@@ -9808,6 +11724,7 @@
         <w:lastRenderedPageBreak/>
         <w:t>lastDividendValue</w:t>
       </w:r>
+      <w:proofErr w:type="spellEnd"/>
       <w:r>
         <w:rPr>
           <w:rFonts w:ascii="Times New Roman" w:eastAsia="Times New Roman" w:hAnsi="Times New Roman" w:cs="Times New Roman"/>
@@ -9832,6 +11749,7 @@
           <w14:ligatures w14:val="none"/>
         </w:rPr>
       </w:pPr>
+      <w:proofErr w:type="spellStart"/>
       <w:r>
         <w:rPr>
           <w:rFonts w:ascii="Times New Roman" w:eastAsia="Times New Roman" w:hAnsi="Times New Roman" w:cs="Times New Roman"/>
@@ -9843,6 +11761,7 @@
         </w:rPr>
         <w:t>quoteType</w:t>
       </w:r>
+      <w:proofErr w:type="spellEnd"/>
       <w:r>
         <w:rPr>
           <w:rFonts w:ascii="Times New Roman" w:eastAsia="Times New Roman" w:hAnsi="Times New Roman" w:cs="Times New Roman"/>
@@ -9902,6 +11821,7 @@
           <w14:ligatures w14:val="none"/>
         </w:rPr>
       </w:pPr>
+      <w:proofErr w:type="spellStart"/>
       <w:r>
         <w:rPr>
           <w:rFonts w:ascii="Times New Roman" w:eastAsia="Times New Roman" w:hAnsi="Times New Roman" w:cs="Times New Roman"/>
@@ -9913,6 +11833,7 @@
         </w:rPr>
         <w:t>shortName</w:t>
       </w:r>
+      <w:proofErr w:type="spellEnd"/>
       <w:r>
         <w:rPr>
           <w:rFonts w:ascii="Times New Roman" w:eastAsia="Times New Roman" w:hAnsi="Times New Roman" w:cs="Times New Roman"/>
@@ -9937,6 +11858,7 @@
           <w14:ligatures w14:val="none"/>
         </w:rPr>
       </w:pPr>
+      <w:proofErr w:type="spellStart"/>
       <w:r>
         <w:rPr>
           <w:rFonts w:ascii="Times New Roman" w:eastAsia="Times New Roman" w:hAnsi="Times New Roman" w:cs="Times New Roman"/>
@@ -9948,6 +11870,7 @@
         </w:rPr>
         <w:t>longName</w:t>
       </w:r>
+      <w:proofErr w:type="spellEnd"/>
       <w:r>
         <w:rPr>
           <w:rFonts w:ascii="Times New Roman" w:eastAsia="Times New Roman" w:hAnsi="Times New Roman" w:cs="Times New Roman"/>
@@ -9972,6 +11895,7 @@
           <w14:ligatures w14:val="none"/>
         </w:rPr>
       </w:pPr>
+      <w:proofErr w:type="spellStart"/>
       <w:r>
         <w:rPr>
           <w:rFonts w:ascii="Times New Roman" w:eastAsia="Times New Roman" w:hAnsi="Times New Roman" w:cs="Times New Roman"/>
@@ -9983,6 +11907,7 @@
         </w:rPr>
         <w:t>recommendationKey</w:t>
       </w:r>
+      <w:proofErr w:type="spellEnd"/>
       <w:r>
         <w:rPr>
           <w:rFonts w:ascii="Times New Roman" w:eastAsia="Times New Roman" w:hAnsi="Times New Roman" w:cs="Times New Roman"/>
@@ -10007,6 +11932,7 @@
           <w14:ligatures w14:val="none"/>
         </w:rPr>
       </w:pPr>
+      <w:proofErr w:type="spellStart"/>
       <w:r>
         <w:rPr>
           <w:rFonts w:ascii="Times New Roman" w:eastAsia="Times New Roman" w:hAnsi="Times New Roman" w:cs="Times New Roman"/>
@@ -10018,6 +11944,7 @@
         </w:rPr>
         <w:t>totalCash</w:t>
       </w:r>
+      <w:proofErr w:type="spellEnd"/>
       <w:r>
         <w:rPr>
           <w:rFonts w:ascii="Times New Roman" w:eastAsia="Times New Roman" w:hAnsi="Times New Roman" w:cs="Times New Roman"/>
@@ -10042,6 +11969,7 @@
           <w14:ligatures w14:val="none"/>
         </w:rPr>
       </w:pPr>
+      <w:proofErr w:type="spellStart"/>
       <w:r>
         <w:rPr>
           <w:rFonts w:ascii="Times New Roman" w:eastAsia="Times New Roman" w:hAnsi="Times New Roman" w:cs="Times New Roman"/>
@@ -10053,6 +11981,7 @@
         </w:rPr>
         <w:t>totalCashPerShare</w:t>
       </w:r>
+      <w:proofErr w:type="spellEnd"/>
       <w:r>
         <w:rPr>
           <w:rFonts w:ascii="Times New Roman" w:eastAsia="Times New Roman" w:hAnsi="Times New Roman" w:cs="Times New Roman"/>
@@ -10077,6 +12006,7 @@
           <w14:ligatures w14:val="none"/>
         </w:rPr>
       </w:pPr>
+      <w:proofErr w:type="spellStart"/>
       <w:r>
         <w:rPr>
           <w:rFonts w:ascii="Times New Roman" w:eastAsia="Times New Roman" w:hAnsi="Times New Roman" w:cs="Times New Roman"/>
@@ -10088,6 +12018,7 @@
         </w:rPr>
         <w:t>totalDebt</w:t>
       </w:r>
+      <w:proofErr w:type="spellEnd"/>
       <w:r>
         <w:rPr>
           <w:rFonts w:ascii="Times New Roman" w:eastAsia="Times New Roman" w:hAnsi="Times New Roman" w:cs="Times New Roman"/>
@@ -10112,6 +12043,7 @@
           <w14:ligatures w14:val="none"/>
         </w:rPr>
       </w:pPr>
+      <w:proofErr w:type="spellStart"/>
       <w:r>
         <w:rPr>
           <w:rFonts w:ascii="Times New Roman" w:eastAsia="Times New Roman" w:hAnsi="Times New Roman" w:cs="Times New Roman"/>
@@ -10123,6 +12055,7 @@
         </w:rPr>
         <w:t>quickRatio</w:t>
       </w:r>
+      <w:proofErr w:type="spellEnd"/>
       <w:r>
         <w:rPr>
           <w:rFonts w:ascii="Times New Roman" w:eastAsia="Times New Roman" w:hAnsi="Times New Roman" w:cs="Times New Roman"/>
@@ -10147,6 +12080,7 @@
           <w14:ligatures w14:val="none"/>
         </w:rPr>
       </w:pPr>
+      <w:proofErr w:type="spellStart"/>
       <w:r>
         <w:rPr>
           <w:rFonts w:ascii="Times New Roman" w:eastAsia="Times New Roman" w:hAnsi="Times New Roman" w:cs="Times New Roman"/>
@@ -10158,6 +12092,7 @@
         </w:rPr>
         <w:t>currentRatio</w:t>
       </w:r>
+      <w:proofErr w:type="spellEnd"/>
       <w:r>
         <w:rPr>
           <w:rFonts w:ascii="Times New Roman" w:eastAsia="Times New Roman" w:hAnsi="Times New Roman" w:cs="Times New Roman"/>
@@ -10182,6 +12117,7 @@
           <w14:ligatures w14:val="none"/>
         </w:rPr>
       </w:pPr>
+      <w:proofErr w:type="spellStart"/>
       <w:r>
         <w:rPr>
           <w:rFonts w:ascii="Times New Roman" w:eastAsia="Times New Roman" w:hAnsi="Times New Roman" w:cs="Times New Roman"/>
@@ -10193,6 +12129,7 @@
         </w:rPr>
         <w:t>totalRevenue</w:t>
       </w:r>
+      <w:proofErr w:type="spellEnd"/>
       <w:r>
         <w:rPr>
           <w:rFonts w:ascii="Times New Roman" w:eastAsia="Times New Roman" w:hAnsi="Times New Roman" w:cs="Times New Roman"/>
@@ -10217,6 +12154,7 @@
           <w14:ligatures w14:val="none"/>
         </w:rPr>
       </w:pPr>
+      <w:proofErr w:type="spellStart"/>
       <w:r>
         <w:rPr>
           <w:rFonts w:ascii="Times New Roman" w:eastAsia="Times New Roman" w:hAnsi="Times New Roman" w:cs="Times New Roman"/>
@@ -10228,6 +12166,7 @@
         </w:rPr>
         <w:t>debtToEquity</w:t>
       </w:r>
+      <w:proofErr w:type="spellEnd"/>
       <w:r>
         <w:rPr>
           <w:rFonts w:ascii="Times New Roman" w:eastAsia="Times New Roman" w:hAnsi="Times New Roman" w:cs="Times New Roman"/>
@@ -10277,6 +12216,7 @@
           <w14:ligatures w14:val="none"/>
         </w:rPr>
       </w:pPr>
+      <w:proofErr w:type="spellStart"/>
       <w:r>
         <w:rPr>
           <w:rFonts w:ascii="Times New Roman" w:eastAsia="Times New Roman" w:hAnsi="Times New Roman" w:cs="Times New Roman"/>
@@ -10288,6 +12228,7 @@
         </w:rPr>
         <w:t>revenuePerShare</w:t>
       </w:r>
+      <w:proofErr w:type="spellEnd"/>
       <w:r>
         <w:rPr>
           <w:rFonts w:ascii="Times New Roman" w:eastAsia="Times New Roman" w:hAnsi="Times New Roman" w:cs="Times New Roman"/>
@@ -10312,6 +12253,7 @@
           <w14:ligatures w14:val="none"/>
         </w:rPr>
       </w:pPr>
+      <w:proofErr w:type="spellStart"/>
       <w:r>
         <w:rPr>
           <w:rFonts w:ascii="Times New Roman" w:eastAsia="Times New Roman" w:hAnsi="Times New Roman" w:cs="Times New Roman"/>
@@ -10323,6 +12265,7 @@
         </w:rPr>
         <w:t>returnOnAssets</w:t>
       </w:r>
+      <w:proofErr w:type="spellEnd"/>
       <w:r>
         <w:rPr>
           <w:rFonts w:ascii="Times New Roman" w:eastAsia="Times New Roman" w:hAnsi="Times New Roman" w:cs="Times New Roman"/>
@@ -10347,6 +12290,7 @@
           <w14:ligatures w14:val="none"/>
         </w:rPr>
       </w:pPr>
+      <w:proofErr w:type="spellStart"/>
       <w:r>
         <w:rPr>
           <w:rFonts w:ascii="Times New Roman" w:eastAsia="Times New Roman" w:hAnsi="Times New Roman" w:cs="Times New Roman"/>
@@ -10358,6 +12302,7 @@
         </w:rPr>
         <w:t>returnOnEquity</w:t>
       </w:r>
+      <w:proofErr w:type="spellEnd"/>
       <w:r>
         <w:rPr>
           <w:rFonts w:ascii="Times New Roman" w:eastAsia="Times New Roman" w:hAnsi="Times New Roman" w:cs="Times New Roman"/>
@@ -10382,6 +12327,7 @@
           <w14:ligatures w14:val="none"/>
         </w:rPr>
       </w:pPr>
+      <w:proofErr w:type="spellStart"/>
       <w:r>
         <w:rPr>
           <w:rFonts w:ascii="Times New Roman" w:eastAsia="Times New Roman" w:hAnsi="Times New Roman" w:cs="Times New Roman"/>
@@ -10393,6 +12339,7 @@
         </w:rPr>
         <w:t>grossProfits</w:t>
       </w:r>
+      <w:proofErr w:type="spellEnd"/>
       <w:r>
         <w:rPr>
           <w:rFonts w:ascii="Times New Roman" w:eastAsia="Times New Roman" w:hAnsi="Times New Roman" w:cs="Times New Roman"/>
@@ -10417,6 +12364,7 @@
           <w14:ligatures w14:val="none"/>
         </w:rPr>
       </w:pPr>
+      <w:proofErr w:type="spellStart"/>
       <w:r>
         <w:rPr>
           <w:rFonts w:ascii="Times New Roman" w:eastAsia="Times New Roman" w:hAnsi="Times New Roman" w:cs="Times New Roman"/>
@@ -10428,6 +12376,7 @@
         </w:rPr>
         <w:t>freeCashflow</w:t>
       </w:r>
+      <w:proofErr w:type="spellEnd"/>
       <w:r>
         <w:rPr>
           <w:rFonts w:ascii="Times New Roman" w:eastAsia="Times New Roman" w:hAnsi="Times New Roman" w:cs="Times New Roman"/>
@@ -10452,6 +12401,7 @@
           <w14:ligatures w14:val="none"/>
         </w:rPr>
       </w:pPr>
+      <w:proofErr w:type="spellStart"/>
       <w:r>
         <w:rPr>
           <w:rFonts w:ascii="Times New Roman" w:eastAsia="Times New Roman" w:hAnsi="Times New Roman" w:cs="Times New Roman"/>
@@ -10463,6 +12413,7 @@
         </w:rPr>
         <w:t>operatingCashflow</w:t>
       </w:r>
+      <w:proofErr w:type="spellEnd"/>
       <w:r>
         <w:rPr>
           <w:rFonts w:ascii="Times New Roman" w:eastAsia="Times New Roman" w:hAnsi="Times New Roman" w:cs="Times New Roman"/>
@@ -10487,6 +12438,7 @@
           <w14:ligatures w14:val="none"/>
         </w:rPr>
       </w:pPr>
+      <w:proofErr w:type="spellStart"/>
       <w:r>
         <w:rPr>
           <w:rFonts w:ascii="Times New Roman" w:eastAsia="Times New Roman" w:hAnsi="Times New Roman" w:cs="Times New Roman"/>
@@ -10498,6 +12450,7 @@
         </w:rPr>
         <w:t>operatingMargins</w:t>
       </w:r>
+      <w:proofErr w:type="spellEnd"/>
       <w:r>
         <w:rPr>
           <w:rFonts w:ascii="Times New Roman" w:eastAsia="Times New Roman" w:hAnsi="Times New Roman" w:cs="Times New Roman"/>
@@ -10547,6 +12500,7 @@
           <w14:ligatures w14:val="none"/>
         </w:rPr>
       </w:pPr>
+      <w:proofErr w:type="spellStart"/>
       <w:r>
         <w:rPr>
           <w:rFonts w:ascii="Times New Roman" w:eastAsia="Times New Roman" w:hAnsi="Times New Roman" w:cs="Times New Roman"/>
@@ -10558,6 +12512,7 @@
         </w:rPr>
         <w:t>financialCurrency</w:t>
       </w:r>
+      <w:proofErr w:type="spellEnd"/>
       <w:r>
         <w:rPr>
           <w:rFonts w:ascii="Times New Roman" w:eastAsia="Times New Roman" w:hAnsi="Times New Roman" w:cs="Times New Roman"/>
@@ -10582,6 +12537,7 @@
           <w14:ligatures w14:val="none"/>
         </w:rPr>
       </w:pPr>
+      <w:proofErr w:type="spellStart"/>
       <w:r>
         <w:rPr>
           <w:rFonts w:ascii="Times New Roman" w:eastAsia="Times New Roman" w:hAnsi="Times New Roman" w:cs="Times New Roman"/>
@@ -10593,6 +12549,7 @@
         </w:rPr>
         <w:t>trailingPegRatio</w:t>
       </w:r>
+      <w:proofErr w:type="spellEnd"/>
       <w:r>
         <w:rPr>
           <w:rFonts w:ascii="Times New Roman" w:eastAsia="Times New Roman" w:hAnsi="Times New Roman" w:cs="Times New Roman"/>
@@ -10617,6 +12574,7 @@
           <w14:ligatures w14:val="none"/>
         </w:rPr>
       </w:pPr>
+      <w:proofErr w:type="spellStart"/>
       <w:r>
         <w:rPr>
           <w:rFonts w:ascii="Times New Roman" w:eastAsia="Times New Roman" w:hAnsi="Times New Roman" w:cs="Times New Roman"/>
@@ -10628,6 +12586,7 @@
         </w:rPr>
         <w:t>forwardPE</w:t>
       </w:r>
+      <w:proofErr w:type="spellEnd"/>
       <w:r>
         <w:rPr>
           <w:rFonts w:ascii="Times New Roman" w:eastAsia="Times New Roman" w:hAnsi="Times New Roman" w:cs="Times New Roman"/>
@@ -10652,6 +12611,7 @@
           <w14:ligatures w14:val="none"/>
         </w:rPr>
       </w:pPr>
+      <w:proofErr w:type="spellStart"/>
       <w:r>
         <w:rPr>
           <w:rFonts w:ascii="Times New Roman" w:eastAsia="Times New Roman" w:hAnsi="Times New Roman" w:cs="Times New Roman"/>
@@ -10663,6 +12623,7 @@
         </w:rPr>
         <w:t>profitMargins</w:t>
       </w:r>
+      <w:proofErr w:type="spellEnd"/>
       <w:r>
         <w:rPr>
           <w:rFonts w:ascii="Times New Roman" w:eastAsia="Times New Roman" w:hAnsi="Times New Roman" w:cs="Times New Roman"/>
@@ -10687,6 +12648,7 @@
           <w14:ligatures w14:val="none"/>
         </w:rPr>
       </w:pPr>
+      <w:proofErr w:type="spellStart"/>
       <w:r>
         <w:rPr>
           <w:rFonts w:ascii="Times New Roman" w:eastAsia="Times New Roman" w:hAnsi="Times New Roman" w:cs="Times New Roman"/>
@@ -10698,6 +12660,7 @@
         </w:rPr>
         <w:t>heldPercentInstitutions</w:t>
       </w:r>
+      <w:proofErr w:type="spellEnd"/>
       <w:r>
         <w:rPr>
           <w:rFonts w:ascii="Times New Roman" w:eastAsia="Times New Roman" w:hAnsi="Times New Roman" w:cs="Times New Roman"/>
@@ -10722,6 +12685,7 @@
           <w14:ligatures w14:val="none"/>
         </w:rPr>
       </w:pPr>
+      <w:proofErr w:type="spellStart"/>
       <w:r>
         <w:rPr>
           <w:rFonts w:ascii="Times New Roman" w:eastAsia="Times New Roman" w:hAnsi="Times New Roman" w:cs="Times New Roman"/>
@@ -10733,6 +12697,7 @@
         </w:rPr>
         <w:t>forwardEps</w:t>
       </w:r>
+      <w:proofErr w:type="spellEnd"/>
       <w:r>
         <w:rPr>
           <w:rFonts w:ascii="Times New Roman" w:eastAsia="Times New Roman" w:hAnsi="Times New Roman" w:cs="Times New Roman"/>
@@ -10757,6 +12722,7 @@
           <w14:ligatures w14:val="none"/>
         </w:rPr>
       </w:pPr>
+      <w:proofErr w:type="spellStart"/>
       <w:r>
         <w:rPr>
           <w:rFonts w:ascii="Times New Roman" w:eastAsia="Times New Roman" w:hAnsi="Times New Roman" w:cs="Times New Roman"/>
@@ -10768,6 +12734,7 @@
         </w:rPr>
         <w:t>enterpriseToEbitda</w:t>
       </w:r>
+      <w:proofErr w:type="spellEnd"/>
       <w:r>
         <w:rPr>
           <w:rFonts w:ascii="Times New Roman" w:eastAsia="Times New Roman" w:hAnsi="Times New Roman" w:cs="Times New Roman"/>
@@ -10817,6 +12784,7 @@
           <w14:ligatures w14:val="none"/>
         </w:rPr>
       </w:pPr>
+      <w:proofErr w:type="spellStart"/>
       <w:r>
         <w:rPr>
           <w:rFonts w:ascii="Times New Roman" w:eastAsia="Times New Roman" w:hAnsi="Times New Roman" w:cs="Times New Roman"/>
@@ -10828,6 +12796,7 @@
         </w:rPr>
         <w:t>targetHighPrice</w:t>
       </w:r>
+      <w:proofErr w:type="spellEnd"/>
       <w:r>
         <w:rPr>
           <w:rFonts w:ascii="Times New Roman" w:eastAsia="Times New Roman" w:hAnsi="Times New Roman" w:cs="Times New Roman"/>
@@ -10852,6 +12821,7 @@
           <w14:ligatures w14:val="none"/>
         </w:rPr>
       </w:pPr>
+      <w:proofErr w:type="spellStart"/>
       <w:r>
         <w:rPr>
           <w:rFonts w:ascii="Times New Roman" w:eastAsia="Times New Roman" w:hAnsi="Times New Roman" w:cs="Times New Roman"/>
@@ -10863,6 +12833,7 @@
         </w:rPr>
         <w:t>targetLowPrice</w:t>
       </w:r>
+      <w:proofErr w:type="spellEnd"/>
       <w:r>
         <w:rPr>
           <w:rFonts w:ascii="Times New Roman" w:eastAsia="Times New Roman" w:hAnsi="Times New Roman" w:cs="Times New Roman"/>
@@ -10887,6 +12858,7 @@
           <w14:ligatures w14:val="none"/>
         </w:rPr>
       </w:pPr>
+      <w:proofErr w:type="spellStart"/>
       <w:r>
         <w:rPr>
           <w:rFonts w:ascii="Times New Roman" w:eastAsia="Times New Roman" w:hAnsi="Times New Roman" w:cs="Times New Roman"/>
@@ -10898,6 +12870,7 @@
         </w:rPr>
         <w:t>targetMeanPrice</w:t>
       </w:r>
+      <w:proofErr w:type="spellEnd"/>
       <w:r>
         <w:rPr>
           <w:rFonts w:ascii="Times New Roman" w:eastAsia="Times New Roman" w:hAnsi="Times New Roman" w:cs="Times New Roman"/>
@@ -10922,6 +12895,7 @@
           <w14:ligatures w14:val="none"/>
         </w:rPr>
       </w:pPr>
+      <w:proofErr w:type="spellStart"/>
       <w:r>
         <w:rPr>
           <w:rFonts w:ascii="Times New Roman" w:eastAsia="Times New Roman" w:hAnsi="Times New Roman" w:cs="Times New Roman"/>
@@ -10933,6 +12907,7 @@
         </w:rPr>
         <w:t>targetMedianPrice</w:t>
       </w:r>
+      <w:proofErr w:type="spellEnd"/>
       <w:r>
         <w:rPr>
           <w:rFonts w:ascii="Times New Roman" w:eastAsia="Times New Roman" w:hAnsi="Times New Roman" w:cs="Times New Roman"/>
@@ -10957,6 +12932,7 @@
           <w14:ligatures w14:val="none"/>
         </w:rPr>
       </w:pPr>
+      <w:proofErr w:type="spellStart"/>
       <w:r>
         <w:rPr>
           <w:rFonts w:ascii="Times New Roman" w:eastAsia="Times New Roman" w:hAnsi="Times New Roman" w:cs="Times New Roman"/>
@@ -10968,6 +12944,7 @@
         </w:rPr>
         <w:t>recommendationMean</w:t>
       </w:r>
+      <w:proofErr w:type="spellEnd"/>
       <w:r>
         <w:rPr>
           <w:rFonts w:ascii="Times New Roman" w:eastAsia="Times New Roman" w:hAnsi="Times New Roman" w:cs="Times New Roman"/>
@@ -10992,6 +12969,7 @@
           <w14:ligatures w14:val="none"/>
         </w:rPr>
       </w:pPr>
+      <w:proofErr w:type="spellStart"/>
       <w:r>
         <w:rPr>
           <w:rFonts w:ascii="Times New Roman" w:eastAsia="Times New Roman" w:hAnsi="Times New Roman" w:cs="Times New Roman"/>
@@ -11003,6 +12981,7 @@
         </w:rPr>
         <w:t>numberOfAnalystOpinions</w:t>
       </w:r>
+      <w:proofErr w:type="spellEnd"/>
       <w:r>
         <w:rPr>
           <w:rFonts w:ascii="Times New Roman" w:eastAsia="Times New Roman" w:hAnsi="Times New Roman" w:cs="Times New Roman"/>
@@ -11053,6 +13032,7 @@
           <w14:ligatures w14:val="none"/>
         </w:rPr>
       </w:pPr>
+      <w:proofErr w:type="spellStart"/>
       <w:r>
         <w:rPr>
           <w:rFonts w:ascii="Times New Roman" w:eastAsia="Times New Roman" w:hAnsi="Times New Roman" w:cs="Times New Roman"/>
@@ -11064,6 +13044,7 @@
         </w:rPr>
         <w:t>ebitda</w:t>
       </w:r>
+      <w:proofErr w:type="spellEnd"/>
       <w:r>
         <w:rPr>
           <w:rFonts w:ascii="Times New Roman" w:eastAsia="Times New Roman" w:hAnsi="Times New Roman" w:cs="Times New Roman"/>
@@ -11088,6 +13069,7 @@
           <w14:ligatures w14:val="none"/>
         </w:rPr>
       </w:pPr>
+      <w:proofErr w:type="spellStart"/>
       <w:r>
         <w:rPr>
           <w:rFonts w:ascii="Times New Roman" w:eastAsia="Times New Roman" w:hAnsi="Times New Roman" w:cs="Times New Roman"/>
@@ -11099,6 +13081,7 @@
         </w:rPr>
         <w:t>revenueGrowth</w:t>
       </w:r>
+      <w:proofErr w:type="spellEnd"/>
       <w:r>
         <w:rPr>
           <w:rFonts w:ascii="Times New Roman" w:eastAsia="Times New Roman" w:hAnsi="Times New Roman" w:cs="Times New Roman"/>
@@ -11123,6 +13106,7 @@
           <w14:ligatures w14:val="none"/>
         </w:rPr>
       </w:pPr>
+      <w:proofErr w:type="spellStart"/>
       <w:r>
         <w:rPr>
           <w:rFonts w:ascii="Times New Roman" w:eastAsia="Times New Roman" w:hAnsi="Times New Roman" w:cs="Times New Roman"/>
@@ -11134,6 +13118,7 @@
         </w:rPr>
         <w:t>grossMargins</w:t>
       </w:r>
+      <w:proofErr w:type="spellEnd"/>
       <w:r>
         <w:rPr>
           <w:rFonts w:ascii="Times New Roman" w:eastAsia="Times New Roman" w:hAnsi="Times New Roman" w:cs="Times New Roman"/>
@@ -11158,6 +13143,7 @@
           <w14:ligatures w14:val="none"/>
         </w:rPr>
       </w:pPr>
+      <w:proofErr w:type="spellStart"/>
       <w:r>
         <w:rPr>
           <w:rFonts w:ascii="Times New Roman" w:eastAsia="Times New Roman" w:hAnsi="Times New Roman" w:cs="Times New Roman"/>
@@ -11169,6 +13155,7 @@
         </w:rPr>
         <w:t>ebitdaMargins</w:t>
       </w:r>
+      <w:proofErr w:type="spellEnd"/>
       <w:r>
         <w:rPr>
           <w:rFonts w:ascii="Times New Roman" w:eastAsia="Times New Roman" w:hAnsi="Times New Roman" w:cs="Times New Roman"/>
@@ -11218,17 +13205,115 @@
           <w14:ligatures w14:val="none"/>
         </w:rPr>
       </w:pPr>
-      <w:r>
-        <w:rPr>
-          <w:rFonts w:ascii="Times New Roman" w:eastAsia="Times New Roman" w:hAnsi="Times New Roman" w:cs="Times New Roman"/>
-          <w:b/>
-          <w:bCs/>
-          <w:kern w:val="0"/>
-          <w:lang w:eastAsia="en-CA"/>
-          <w14:ligatures w14:val="none"/>
-        </w:rPr>
-        <w:t>auditRisk, boardRisk, compensationRisk, shareHolderRightsRisk, overallRisk</w:t>
-      </w:r>
+      <w:proofErr w:type="spellStart"/>
+      <w:r>
+        <w:rPr>
+          <w:rFonts w:ascii="Times New Roman" w:eastAsia="Times New Roman" w:hAnsi="Times New Roman" w:cs="Times New Roman"/>
+          <w:b/>
+          <w:bCs/>
+          <w:kern w:val="0"/>
+          <w:lang w:eastAsia="en-CA"/>
+          <w14:ligatures w14:val="none"/>
+        </w:rPr>
+        <w:t>auditRisk</w:t>
+      </w:r>
+      <w:proofErr w:type="spellEnd"/>
+      <w:r>
+        <w:rPr>
+          <w:rFonts w:ascii="Times New Roman" w:eastAsia="Times New Roman" w:hAnsi="Times New Roman" w:cs="Times New Roman"/>
+          <w:b/>
+          <w:bCs/>
+          <w:kern w:val="0"/>
+          <w:lang w:eastAsia="en-CA"/>
+          <w14:ligatures w14:val="none"/>
+        </w:rPr>
+        <w:t xml:space="preserve">, </w:t>
+      </w:r>
+      <w:proofErr w:type="spellStart"/>
+      <w:r>
+        <w:rPr>
+          <w:rFonts w:ascii="Times New Roman" w:eastAsia="Times New Roman" w:hAnsi="Times New Roman" w:cs="Times New Roman"/>
+          <w:b/>
+          <w:bCs/>
+          <w:kern w:val="0"/>
+          <w:lang w:eastAsia="en-CA"/>
+          <w14:ligatures w14:val="none"/>
+        </w:rPr>
+        <w:t>boardRisk</w:t>
+      </w:r>
+      <w:proofErr w:type="spellEnd"/>
+      <w:r>
+        <w:rPr>
+          <w:rFonts w:ascii="Times New Roman" w:eastAsia="Times New Roman" w:hAnsi="Times New Roman" w:cs="Times New Roman"/>
+          <w:b/>
+          <w:bCs/>
+          <w:kern w:val="0"/>
+          <w:lang w:eastAsia="en-CA"/>
+          <w14:ligatures w14:val="none"/>
+        </w:rPr>
+        <w:t xml:space="preserve">, </w:t>
+      </w:r>
+      <w:proofErr w:type="spellStart"/>
+      <w:r>
+        <w:rPr>
+          <w:rFonts w:ascii="Times New Roman" w:eastAsia="Times New Roman" w:hAnsi="Times New Roman" w:cs="Times New Roman"/>
+          <w:b/>
+          <w:bCs/>
+          <w:kern w:val="0"/>
+          <w:lang w:eastAsia="en-CA"/>
+          <w14:ligatures w14:val="none"/>
+        </w:rPr>
+        <w:t>compensationRisk</w:t>
+      </w:r>
+      <w:proofErr w:type="spellEnd"/>
+      <w:r>
+        <w:rPr>
+          <w:rFonts w:ascii="Times New Roman" w:eastAsia="Times New Roman" w:hAnsi="Times New Roman" w:cs="Times New Roman"/>
+          <w:b/>
+          <w:bCs/>
+          <w:kern w:val="0"/>
+          <w:lang w:eastAsia="en-CA"/>
+          <w14:ligatures w14:val="none"/>
+        </w:rPr>
+        <w:t xml:space="preserve">, </w:t>
+      </w:r>
+      <w:proofErr w:type="spellStart"/>
+      <w:r>
+        <w:rPr>
+          <w:rFonts w:ascii="Times New Roman" w:eastAsia="Times New Roman" w:hAnsi="Times New Roman" w:cs="Times New Roman"/>
+          <w:b/>
+          <w:bCs/>
+          <w:kern w:val="0"/>
+          <w:lang w:eastAsia="en-CA"/>
+          <w14:ligatures w14:val="none"/>
+        </w:rPr>
+        <w:t>shareHolderRightsRisk</w:t>
+      </w:r>
+      <w:proofErr w:type="spellEnd"/>
+      <w:r>
+        <w:rPr>
+          <w:rFonts w:ascii="Times New Roman" w:eastAsia="Times New Roman" w:hAnsi="Times New Roman" w:cs="Times New Roman"/>
+          <w:b/>
+          <w:bCs/>
+          <w:kern w:val="0"/>
+          <w:lang w:eastAsia="en-CA"/>
+          <w14:ligatures w14:val="none"/>
+        </w:rPr>
+        <w:t xml:space="preserve">, </w:t>
+      </w:r>
+      <w:proofErr w:type="spellStart"/>
+      <w:r>
+        <w:rPr>
+          <w:rFonts w:ascii="Times New Roman" w:eastAsia="Times New Roman" w:hAnsi="Times New Roman" w:cs="Times New Roman"/>
+          <w:b/>
+          <w:bCs/>
+          <w:kern w:val="0"/>
+          <w:lang w:eastAsia="en-CA"/>
+          <w14:ligatures w14:val="none"/>
+        </w:rPr>
+        <w:t>overallRisk</w:t>
+      </w:r>
+      <w:proofErr w:type="spellEnd"/>
       <w:r>
         <w:rPr>
           <w:rFonts w:ascii="Times New Roman" w:eastAsia="Times New Roman" w:hAnsi="Times New Roman" w:cs="Times New Roman"/>
@@ -11289,6 +13374,7 @@
           <w14:ligatures w14:val="none"/>
         </w:rPr>
       </w:pPr>
+      <w:proofErr w:type="spellStart"/>
       <w:r>
         <w:rPr>
           <w:rFonts w:ascii="Times New Roman" w:eastAsia="Times New Roman" w:hAnsi="Times New Roman" w:cs="Times New Roman"/>
@@ -11300,6 +13386,7 @@
         </w:rPr>
         <w:t>fiveYearAvgDividendYield</w:t>
       </w:r>
+      <w:proofErr w:type="spellEnd"/>
       <w:r>
         <w:rPr>
           <w:rFonts w:ascii="Times New Roman" w:eastAsia="Times New Roman" w:hAnsi="Times New Roman" w:cs="Times New Roman"/>
@@ -11324,6 +13411,7 @@
           <w14:ligatures w14:val="none"/>
         </w:rPr>
       </w:pPr>
+      <w:proofErr w:type="spellStart"/>
       <w:r>
         <w:rPr>
           <w:rFonts w:ascii="Times New Roman" w:eastAsia="Times New Roman" w:hAnsi="Times New Roman" w:cs="Times New Roman"/>
@@ -11335,6 +13423,7 @@
         </w:rPr>
         <w:t>trailingPE</w:t>
       </w:r>
+      <w:proofErr w:type="spellEnd"/>
       <w:r>
         <w:rPr>
           <w:rFonts w:ascii="Times New Roman" w:eastAsia="Times New Roman" w:hAnsi="Times New Roman" w:cs="Times New Roman"/>
@@ -11359,6 +13448,7 @@
           <w14:ligatures w14:val="none"/>
         </w:rPr>
       </w:pPr>
+      <w:proofErr w:type="spellStart"/>
       <w:r>
         <w:rPr>
           <w:rFonts w:ascii="Times New Roman" w:eastAsia="Times New Roman" w:hAnsi="Times New Roman" w:cs="Times New Roman"/>
@@ -11370,6 +13460,7 @@
         </w:rPr>
         <w:t>shortPercentOfFloat</w:t>
       </w:r>
+      <w:proofErr w:type="spellEnd"/>
       <w:r>
         <w:rPr>
           <w:rFonts w:ascii="Times New Roman" w:eastAsia="Times New Roman" w:hAnsi="Times New Roman" w:cs="Times New Roman"/>
@@ -11394,6 +13485,7 @@
           <w14:ligatures w14:val="none"/>
         </w:rPr>
       </w:pPr>
+      <w:proofErr w:type="spellStart"/>
       <w:r>
         <w:rPr>
           <w:rFonts w:ascii="Times New Roman" w:eastAsia="Times New Roman" w:hAnsi="Times New Roman" w:cs="Times New Roman"/>
@@ -11405,6 +13497,7 @@
         </w:rPr>
         <w:t>dividendRate</w:t>
       </w:r>
+      <w:proofErr w:type="spellEnd"/>
       <w:r>
         <w:rPr>
           <w:rFonts w:ascii="Times New Roman" w:eastAsia="Times New Roman" w:hAnsi="Times New Roman" w:cs="Times New Roman"/>
@@ -11429,6 +13522,7 @@
           <w14:ligatures w14:val="none"/>
         </w:rPr>
       </w:pPr>
+      <w:proofErr w:type="spellStart"/>
       <w:r>
         <w:rPr>
           <w:rFonts w:ascii="Times New Roman" w:eastAsia="Times New Roman" w:hAnsi="Times New Roman" w:cs="Times New Roman"/>
@@ -11440,6 +13534,7 @@
         </w:rPr>
         <w:t>dividendYield</w:t>
       </w:r>
+      <w:proofErr w:type="spellEnd"/>
       <w:r>
         <w:rPr>
           <w:rFonts w:ascii="Times New Roman" w:eastAsia="Times New Roman" w:hAnsi="Times New Roman" w:cs="Times New Roman"/>
@@ -11464,6 +13559,7 @@
           <w14:ligatures w14:val="none"/>
         </w:rPr>
       </w:pPr>
+      <w:proofErr w:type="spellStart"/>
       <w:r>
         <w:rPr>
           <w:rFonts w:ascii="Times New Roman" w:eastAsia="Times New Roman" w:hAnsi="Times New Roman" w:cs="Times New Roman"/>
@@ -11475,6 +13571,7 @@
         </w:rPr>
         <w:t>payoutRatio</w:t>
       </w:r>
+      <w:proofErr w:type="spellEnd"/>
       <w:r>
         <w:rPr>
           <w:rFonts w:ascii="Times New Roman" w:eastAsia="Times New Roman" w:hAnsi="Times New Roman" w:cs="Times New Roman"/>
@@ -11524,6 +13621,7 @@
           <w14:ligatures w14:val="none"/>
         </w:rPr>
       </w:pPr>
+      <w:proofErr w:type="spellStart"/>
       <w:r>
         <w:rPr>
           <w:rFonts w:ascii="Times New Roman" w:eastAsia="Times New Roman" w:hAnsi="Times New Roman" w:cs="Times New Roman"/>
@@ -11535,6 +13633,7 @@
         </w:rPr>
         <w:t>trailingAnnualDividendRate</w:t>
       </w:r>
+      <w:proofErr w:type="spellEnd"/>
       <w:r>
         <w:rPr>
           <w:rFonts w:ascii="Times New Roman" w:eastAsia="Times New Roman" w:hAnsi="Times New Roman" w:cs="Times New Roman"/>
@@ -11559,6 +13658,7 @@
           <w14:ligatures w14:val="none"/>
         </w:rPr>
       </w:pPr>
+      <w:proofErr w:type="spellStart"/>
       <w:r>
         <w:rPr>
           <w:rFonts w:ascii="Times New Roman" w:eastAsia="Times New Roman" w:hAnsi="Times New Roman" w:cs="Times New Roman"/>
@@ -11570,6 +13670,7 @@
         </w:rPr>
         <w:t>trailingAnnualDividendYield</w:t>
       </w:r>
+      <w:proofErr w:type="spellEnd"/>
       <w:r>
         <w:rPr>
           <w:rFonts w:ascii="Times New Roman" w:eastAsia="Times New Roman" w:hAnsi="Times New Roman" w:cs="Times New Roman"/>
@@ -11594,6 +13695,7 @@
           <w14:ligatures w14:val="none"/>
         </w:rPr>
       </w:pPr>
+      <w:proofErr w:type="spellStart"/>
       <w:r>
         <w:rPr>
           <w:rFonts w:ascii="Times New Roman" w:eastAsia="Times New Roman" w:hAnsi="Times New Roman" w:cs="Times New Roman"/>
@@ -11605,6 +13707,7 @@
         </w:rPr>
         <w:t>earningsQuarterlyGrowth</w:t>
       </w:r>
+      <w:proofErr w:type="spellEnd"/>
       <w:r>
         <w:rPr>
           <w:rFonts w:ascii="Times New Roman" w:eastAsia="Times New Roman" w:hAnsi="Times New Roman" w:cs="Times New Roman"/>
@@ -11629,6 +13732,7 @@
           <w14:ligatures w14:val="none"/>
         </w:rPr>
       </w:pPr>
+      <w:proofErr w:type="spellStart"/>
       <w:r>
         <w:rPr>
           <w:rFonts w:ascii="Times New Roman" w:eastAsia="Times New Roman" w:hAnsi="Times New Roman" w:cs="Times New Roman"/>
@@ -11640,6 +13744,7 @@
         </w:rPr>
         <w:t>earningsGrowth</w:t>
       </w:r>
+      <w:proofErr w:type="spellEnd"/>
       <w:r>
         <w:rPr>
           <w:rFonts w:ascii="Times New Roman" w:eastAsia="Times New Roman" w:hAnsi="Times New Roman" w:cs="Times New Roman"/>
@@ -11689,6 +13794,7 @@
           <w14:ligatures w14:val="none"/>
         </w:rPr>
       </w:pPr>
+      <w:proofErr w:type="spellStart"/>
       <w:r>
         <w:rPr>
           <w:rFonts w:ascii="Times New Roman" w:eastAsia="Times New Roman" w:hAnsi="Times New Roman" w:cs="Times New Roman"/>
@@ -11700,6 +13806,7 @@
         </w:rPr>
         <w:t>totalAssets</w:t>
       </w:r>
+      <w:proofErr w:type="spellEnd"/>
       <w:r>
         <w:rPr>
           <w:rFonts w:ascii="Times New Roman" w:eastAsia="Times New Roman" w:hAnsi="Times New Roman" w:cs="Times New Roman"/>
@@ -11724,6 +13831,7 @@
           <w14:ligatures w14:val="none"/>
         </w:rPr>
       </w:pPr>
+      <w:proofErr w:type="spellStart"/>
       <w:r>
         <w:rPr>
           <w:rFonts w:ascii="Times New Roman" w:eastAsia="Times New Roman" w:hAnsi="Times New Roman" w:cs="Times New Roman"/>
@@ -11735,6 +13843,7 @@
         </w:rPr>
         <w:t>navPrice</w:t>
       </w:r>
+      <w:proofErr w:type="spellEnd"/>
       <w:r>
         <w:rPr>
           <w:rFonts w:ascii="Times New Roman" w:eastAsia="Times New Roman" w:hAnsi="Times New Roman" w:cs="Times New Roman"/>
@@ -11759,6 +13868,7 @@
           <w14:ligatures w14:val="none"/>
         </w:rPr>
       </w:pPr>
+      <w:proofErr w:type="spellStart"/>
       <w:r>
         <w:rPr>
           <w:rFonts w:ascii="Times New Roman" w:eastAsia="Times New Roman" w:hAnsi="Times New Roman" w:cs="Times New Roman"/>
@@ -11770,6 +13880,7 @@
         </w:rPr>
         <w:t>ytdReturn</w:t>
       </w:r>
+      <w:proofErr w:type="spellEnd"/>
       <w:r>
         <w:rPr>
           <w:rFonts w:ascii="Times New Roman" w:eastAsia="Times New Roman" w:hAnsi="Times New Roman" w:cs="Times New Roman"/>
@@ -11794,6 +13905,7 @@
           <w14:ligatures w14:val="none"/>
         </w:rPr>
       </w:pPr>
+      <w:proofErr w:type="spellStart"/>
       <w:r>
         <w:rPr>
           <w:rFonts w:ascii="Times New Roman" w:eastAsia="Times New Roman" w:hAnsi="Times New Roman" w:cs="Times New Roman"/>
@@ -11805,6 +13917,7 @@
         </w:rPr>
         <w:t>fundFamily</w:t>
       </w:r>
+      <w:proofErr w:type="spellEnd"/>
       <w:r>
         <w:rPr>
           <w:rFonts w:ascii="Times New Roman" w:eastAsia="Times New Roman" w:hAnsi="Times New Roman" w:cs="Times New Roman"/>
@@ -11829,6 +13942,7 @@
           <w14:ligatures w14:val="none"/>
         </w:rPr>
       </w:pPr>
+      <w:proofErr w:type="spellStart"/>
       <w:r>
         <w:rPr>
           <w:rFonts w:ascii="Times New Roman" w:eastAsia="Times New Roman" w:hAnsi="Times New Roman" w:cs="Times New Roman"/>
@@ -11840,6 +13954,7 @@
         </w:rPr>
         <w:t>legalType</w:t>
       </w:r>
+      <w:proofErr w:type="spellEnd"/>
       <w:r>
         <w:rPr>
           <w:rFonts w:ascii="Times New Roman" w:eastAsia="Times New Roman" w:hAnsi="Times New Roman" w:cs="Times New Roman"/>
@@ -11924,6 +14039,7 @@
           <w14:ligatures w14:val="none"/>
         </w:rPr>
       </w:pPr>
+      <w:proofErr w:type="spellStart"/>
       <w:r>
         <w:rPr>
           <w:rFonts w:ascii="Times New Roman" w:eastAsia="Times New Roman" w:hAnsi="Times New Roman" w:cs="Times New Roman"/>
@@ -11935,6 +14051,7 @@
         </w:rPr>
         <w:t>threeYearAverageReturn</w:t>
       </w:r>
+      <w:proofErr w:type="spellEnd"/>
       <w:r>
         <w:rPr>
           <w:rFonts w:ascii="Times New Roman" w:eastAsia="Times New Roman" w:hAnsi="Times New Roman" w:cs="Times New Roman"/>
@@ -11959,6 +14076,7 @@
           <w14:ligatures w14:val="none"/>
         </w:rPr>
       </w:pPr>
+      <w:proofErr w:type="spellStart"/>
       <w:r>
         <w:rPr>
           <w:rFonts w:ascii="Times New Roman" w:eastAsia="Times New Roman" w:hAnsi="Times New Roman" w:cs="Times New Roman"/>
@@ -11970,6 +14088,7 @@
         </w:rPr>
         <w:t>fiveYearAverageReturn</w:t>
       </w:r>
+      <w:proofErr w:type="spellEnd"/>
       <w:r>
         <w:rPr>
           <w:rFonts w:ascii="Times New Roman" w:eastAsia="Times New Roman" w:hAnsi="Times New Roman" w:cs="Times New Roman"/>
@@ -12246,8 +14365,13 @@
           <w14:ligatures w14:val="none"/>
         </w:rPr>
       </w:pPr>
-      <w:r>
-        <w:t xml:space="preserve">Groww. “Portfolio Management Overview.” [Online]. Available: </w:t>
+      <w:proofErr w:type="spellStart"/>
+      <w:r>
+        <w:t>Groww</w:t>
+      </w:r>
+      <w:proofErr w:type="spellEnd"/>
+      <w:r>
+        <w:t xml:space="preserve">. “Portfolio Management Overview.” [Online]. Available: </w:t>
       </w:r>
       <w:hyperlink r:id="rId14" w:tgtFrame="_new" w:history="1">
         <w:r>
@@ -12468,6 +14592,92 @@
 <file path=word/numbering.xml><?xml version="1.0" encoding="utf-8"?>
 <w:numbering xmlns:wpc="http://schemas.microsoft.com/office/word/2010/wordprocessingCanvas" xmlns:cx="http://schemas.microsoft.com/office/drawing/2014/chartex" xmlns:cx1="http://schemas.microsoft.com/office/drawing/2015/9/8/chartex" xmlns:cx2="http://schemas.microsoft.com/office/drawing/2015/10/21/chartex" xmlns:cx3="http://schemas.microsoft.com/office/drawing/2016/5/9/chartex" xmlns:cx4="http://schemas.microsoft.com/office/drawing/2016/5/10/chartex" xmlns:cx5="http://schemas.microsoft.com/office/drawing/2016/5/11/chartex" xmlns:cx6="http://schemas.microsoft.com/office/drawing/2016/5/12/chartex" xmlns:cx7="http://schemas.microsoft.com/office/drawing/2016/5/13/chartex" xmlns:cx8="http://schemas.microsoft.com/office/drawing/2016/5/14/chartex" xmlns:mc="http://schemas.openxmlformats.org/markup-compatibility/2006" xmlns:aink="http://schemas.microsoft.com/office/drawing/2016/ink" xmlns:am3d="http://schemas.microsoft.com/office/drawing/2017/model3d" xmlns:o="urn:schemas-microsoft-com:office:office" xmlns:oel="http://schemas.microsoft.com/office/2019/extlst" xmlns:r="http://schemas.openxmlformats.org/officeDocument/2006/relationships" xmlns:m="http://schemas.openxmlformats.org/officeDocument/2006/math" xmlns:v="urn:schemas-microsoft-com:vml" xmlns:wp14="http://schemas.microsoft.com/office/word/2010/wordprocessingDrawing" xmlns:wp="http://schemas.openxmlformats.org/drawingml/2006/wordprocessingDrawing" xmlns:w10="urn:schemas-microsoft-com:office:word" xmlns:w="http://schemas.openxmlformats.org/wordprocessingml/2006/main" xmlns:w14="http://schemas.microsoft.com/office/word/2010/wordml" xmlns:w15="http://schemas.microsoft.com/office/word/2012/wordml" xmlns:w16cex="http://schemas.microsoft.com/office/word/2018/wordml/cex" xmlns:w16cid="http://schemas.microsoft.com/office/word/2016/wordml/cid" xmlns:w16="http://schemas.microsoft.com/office/word/2018/wordml" xmlns:w16du="http://schemas.microsoft.com/office/word/2023/wordml/word16du" xmlns:w16sdtdh="http://schemas.microsoft.com/office/word/2020/wordml/sdtdatahash" xmlns:w16sdtfl="http://schemas.microsoft.com/office/word/2024/wordml/sdtformatlock" xmlns:w16se="http://schemas.microsoft.com/office/word/2015/wordml/symex" xmlns:wpg="http://schemas.microsoft.com/office/word/2010/wordprocessingGroup" xmlns:wpi="http://schemas.microsoft.com/office/word/2010/wordprocessingInk" xmlns:wne="http://schemas.microsoft.com/office/word/2006/wordml" xmlns:wps="http://schemas.microsoft.com/office/word/2010/wordprocessingShape" mc:Ignorable="w14 w15 w16se w16cid w16 w16cex w16sdtdh w16sdtfl w16du wp14">
   <w:abstractNum w:abstractNumId="0" w15:restartNumberingAfterBreak="0">
+    <w:nsid w:val="003E04DB"/>
+    <w:multiLevelType w:val="hybridMultilevel"/>
+    <w:tmpl w:val="E3584C48"/>
+    <w:lvl w:ilvl="0" w:tplc="0809000F">
+      <w:start w:val="1"/>
+      <w:numFmt w:val="decimal"/>
+      <w:lvlText w:val="%1."/>
+      <w:lvlJc w:val="left"/>
+      <w:pPr>
+        <w:ind w:left="720" w:hanging="360"/>
+      </w:pPr>
+    </w:lvl>
+    <w:lvl w:ilvl="1" w:tplc="08090019" w:tentative="1">
+      <w:start w:val="1"/>
+      <w:numFmt w:val="lowerLetter"/>
+      <w:lvlText w:val="%2."/>
+      <w:lvlJc w:val="left"/>
+      <w:pPr>
+        <w:ind w:left="1440" w:hanging="360"/>
+      </w:pPr>
+    </w:lvl>
+    <w:lvl w:ilvl="2" w:tplc="0809001B" w:tentative="1">
+      <w:start w:val="1"/>
+      <w:numFmt w:val="lowerRoman"/>
+      <w:lvlText w:val="%3."/>
+      <w:lvlJc w:val="right"/>
+      <w:pPr>
+        <w:ind w:left="2160" w:hanging="180"/>
+      </w:pPr>
+    </w:lvl>
+    <w:lvl w:ilvl="3" w:tplc="0809000F" w:tentative="1">
+      <w:start w:val="1"/>
+      <w:numFmt w:val="decimal"/>
+      <w:lvlText w:val="%4."/>
+      <w:lvlJc w:val="left"/>
+      <w:pPr>
+        <w:ind w:left="2880" w:hanging="360"/>
+      </w:pPr>
+    </w:lvl>
+    <w:lvl w:ilvl="4" w:tplc="08090019" w:tentative="1">
+      <w:start w:val="1"/>
+      <w:numFmt w:val="lowerLetter"/>
+      <w:lvlText w:val="%5."/>
+      <w:lvlJc w:val="left"/>
+      <w:pPr>
+        <w:ind w:left="3600" w:hanging="360"/>
+      </w:pPr>
+    </w:lvl>
+    <w:lvl w:ilvl="5" w:tplc="0809001B" w:tentative="1">
+      <w:start w:val="1"/>
+      <w:numFmt w:val="lowerRoman"/>
+      <w:lvlText w:val="%6."/>
+      <w:lvlJc w:val="right"/>
+      <w:pPr>
+        <w:ind w:left="4320" w:hanging="180"/>
+      </w:pPr>
+    </w:lvl>
+    <w:lvl w:ilvl="6" w:tplc="0809000F" w:tentative="1">
+      <w:start w:val="1"/>
+      <w:numFmt w:val="decimal"/>
+      <w:lvlText w:val="%7."/>
+      <w:lvlJc w:val="left"/>
+      <w:pPr>
+        <w:ind w:left="5040" w:hanging="360"/>
+      </w:pPr>
+    </w:lvl>
+    <w:lvl w:ilvl="7" w:tplc="08090019" w:tentative="1">
+      <w:start w:val="1"/>
+      <w:numFmt w:val="lowerLetter"/>
+      <w:lvlText w:val="%8."/>
+      <w:lvlJc w:val="left"/>
+      <w:pPr>
+        <w:ind w:left="5760" w:hanging="360"/>
+      </w:pPr>
+    </w:lvl>
+    <w:lvl w:ilvl="8" w:tplc="0809001B" w:tentative="1">
+      <w:start w:val="1"/>
+      <w:numFmt w:val="lowerRoman"/>
+      <w:lvlText w:val="%9."/>
+      <w:lvlJc w:val="right"/>
+      <w:pPr>
+        <w:ind w:left="6480" w:hanging="180"/>
+      </w:pPr>
+    </w:lvl>
+  </w:abstractNum>
+  <w:abstractNum w:abstractNumId="1" w15:restartNumberingAfterBreak="0">
     <w:nsid w:val="01791D43"/>
     <w:multiLevelType w:val="multilevel"/>
     <w:tmpl w:val="BA861650"/>
@@ -12580,7 +14790,7 @@
       </w:pPr>
     </w:lvl>
   </w:abstractNum>
-  <w:abstractNum w:abstractNumId="1" w15:restartNumberingAfterBreak="0">
+  <w:abstractNum w:abstractNumId="2" w15:restartNumberingAfterBreak="0">
     <w:nsid w:val="0BB9F9A2"/>
     <w:multiLevelType w:val="hybridMultilevel"/>
     <w:tmpl w:val="1108C35E"/>
@@ -12693,7 +14903,7 @@
       </w:rPr>
     </w:lvl>
   </w:abstractNum>
-  <w:abstractNum w:abstractNumId="2" w15:restartNumberingAfterBreak="0">
+  <w:abstractNum w:abstractNumId="3" w15:restartNumberingAfterBreak="0">
     <w:nsid w:val="0C52DA71"/>
     <w:multiLevelType w:val="hybridMultilevel"/>
     <w:tmpl w:val="12386AB0"/>
@@ -12806,7 +15016,7 @@
       </w:rPr>
     </w:lvl>
   </w:abstractNum>
-  <w:abstractNum w:abstractNumId="3" w15:restartNumberingAfterBreak="0">
+  <w:abstractNum w:abstractNumId="4" w15:restartNumberingAfterBreak="0">
     <w:nsid w:val="0C7060FD"/>
     <w:multiLevelType w:val="hybridMultilevel"/>
     <w:tmpl w:val="F306C2C4"/>
@@ -12895,7 +15105,7 @@
       </w:pPr>
     </w:lvl>
   </w:abstractNum>
-  <w:abstractNum w:abstractNumId="4" w15:restartNumberingAfterBreak="0">
+  <w:abstractNum w:abstractNumId="5" w15:restartNumberingAfterBreak="0">
     <w:nsid w:val="133622D8"/>
     <w:multiLevelType w:val="multilevel"/>
     <w:tmpl w:val="D936658C"/>
@@ -13044,7 +15254,7 @@
       </w:rPr>
     </w:lvl>
   </w:abstractNum>
-  <w:abstractNum w:abstractNumId="5" w15:restartNumberingAfterBreak="0">
+  <w:abstractNum w:abstractNumId="6" w15:restartNumberingAfterBreak="0">
     <w:nsid w:val="1398A58B"/>
     <w:multiLevelType w:val="hybridMultilevel"/>
     <w:tmpl w:val="58DC697E"/>
@@ -13157,7 +15367,7 @@
       </w:rPr>
     </w:lvl>
   </w:abstractNum>
-  <w:abstractNum w:abstractNumId="6" w15:restartNumberingAfterBreak="0">
+  <w:abstractNum w:abstractNumId="7" w15:restartNumberingAfterBreak="0">
     <w:nsid w:val="157E3763"/>
     <w:multiLevelType w:val="multilevel"/>
     <w:tmpl w:val="0A54AD5E"/>
@@ -13270,7 +15480,7 @@
       </w:pPr>
     </w:lvl>
   </w:abstractNum>
-  <w:abstractNum w:abstractNumId="7" w15:restartNumberingAfterBreak="0">
+  <w:abstractNum w:abstractNumId="8" w15:restartNumberingAfterBreak="0">
     <w:nsid w:val="1B5E1F21"/>
     <w:multiLevelType w:val="multilevel"/>
     <w:tmpl w:val="25B6F8BA"/>
@@ -13383,7 +15593,7 @@
       </w:pPr>
     </w:lvl>
   </w:abstractNum>
-  <w:abstractNum w:abstractNumId="8" w15:restartNumberingAfterBreak="0">
+  <w:abstractNum w:abstractNumId="9" w15:restartNumberingAfterBreak="0">
     <w:nsid w:val="1BCE40BA"/>
     <w:multiLevelType w:val="hybridMultilevel"/>
     <w:tmpl w:val="B70E1114"/>
@@ -13496,7 +15706,7 @@
       </w:rPr>
     </w:lvl>
   </w:abstractNum>
-  <w:abstractNum w:abstractNumId="9" w15:restartNumberingAfterBreak="0">
+  <w:abstractNum w:abstractNumId="10" w15:restartNumberingAfterBreak="0">
     <w:nsid w:val="1C6B5A35"/>
     <w:multiLevelType w:val="multilevel"/>
     <w:tmpl w:val="EAB4A1EA"/>
@@ -13609,7 +15819,7 @@
       </w:pPr>
     </w:lvl>
   </w:abstractNum>
-  <w:abstractNum w:abstractNumId="10" w15:restartNumberingAfterBreak="0">
+  <w:abstractNum w:abstractNumId="11" w15:restartNumberingAfterBreak="0">
     <w:nsid w:val="1ED80C24"/>
     <w:multiLevelType w:val="multilevel"/>
     <w:tmpl w:val="D21E5446"/>
@@ -13722,7 +15932,7 @@
       </w:pPr>
     </w:lvl>
   </w:abstractNum>
-  <w:abstractNum w:abstractNumId="11" w15:restartNumberingAfterBreak="0">
+  <w:abstractNum w:abstractNumId="12" w15:restartNumberingAfterBreak="0">
     <w:nsid w:val="1EF4366F"/>
     <w:multiLevelType w:val="multilevel"/>
     <w:tmpl w:val="06820DDE"/>
@@ -13835,7 +16045,7 @@
       </w:pPr>
     </w:lvl>
   </w:abstractNum>
-  <w:abstractNum w:abstractNumId="12" w15:restartNumberingAfterBreak="0">
+  <w:abstractNum w:abstractNumId="13" w15:restartNumberingAfterBreak="0">
     <w:nsid w:val="1FBF299E"/>
     <w:multiLevelType w:val="multilevel"/>
     <w:tmpl w:val="BE927292"/>
@@ -13948,7 +16158,7 @@
       </w:pPr>
     </w:lvl>
   </w:abstractNum>
-  <w:abstractNum w:abstractNumId="13" w15:restartNumberingAfterBreak="0">
+  <w:abstractNum w:abstractNumId="14" w15:restartNumberingAfterBreak="0">
     <w:nsid w:val="21E75EF0"/>
     <w:multiLevelType w:val="multilevel"/>
     <w:tmpl w:val="F38838B6"/>
@@ -14061,7 +16271,7 @@
       </w:pPr>
     </w:lvl>
   </w:abstractNum>
-  <w:abstractNum w:abstractNumId="14" w15:restartNumberingAfterBreak="0">
+  <w:abstractNum w:abstractNumId="15" w15:restartNumberingAfterBreak="0">
     <w:nsid w:val="244D5E8D"/>
     <w:multiLevelType w:val="multilevel"/>
     <w:tmpl w:val="489265F2"/>
@@ -14174,7 +16384,7 @@
       </w:pPr>
     </w:lvl>
   </w:abstractNum>
-  <w:abstractNum w:abstractNumId="15" w15:restartNumberingAfterBreak="0">
+  <w:abstractNum w:abstractNumId="16" w15:restartNumberingAfterBreak="0">
     <w:nsid w:val="259163C5"/>
     <w:multiLevelType w:val="multilevel"/>
     <w:tmpl w:val="89089316"/>
@@ -14323,7 +16533,7 @@
       </w:rPr>
     </w:lvl>
   </w:abstractNum>
-  <w:abstractNum w:abstractNumId="16" w15:restartNumberingAfterBreak="0">
+  <w:abstractNum w:abstractNumId="17" w15:restartNumberingAfterBreak="0">
     <w:nsid w:val="29EC6DE1"/>
     <w:multiLevelType w:val="hybridMultilevel"/>
     <w:tmpl w:val="79E47F00"/>
@@ -14412,7 +16622,7 @@
       </w:pPr>
     </w:lvl>
   </w:abstractNum>
-  <w:abstractNum w:abstractNumId="17" w15:restartNumberingAfterBreak="0">
+  <w:abstractNum w:abstractNumId="18" w15:restartNumberingAfterBreak="0">
     <w:nsid w:val="2D7232DF"/>
     <w:multiLevelType w:val="multilevel"/>
     <w:tmpl w:val="B1A80E5E"/>
@@ -14561,7 +16771,7 @@
       </w:rPr>
     </w:lvl>
   </w:abstractNum>
-  <w:abstractNum w:abstractNumId="18" w15:restartNumberingAfterBreak="0">
+  <w:abstractNum w:abstractNumId="19" w15:restartNumberingAfterBreak="0">
     <w:nsid w:val="30DD505F"/>
     <w:multiLevelType w:val="hybridMultilevel"/>
     <w:tmpl w:val="1ADA9CCA"/>
@@ -14647,7 +16857,7 @@
       </w:pPr>
     </w:lvl>
   </w:abstractNum>
-  <w:abstractNum w:abstractNumId="19" w15:restartNumberingAfterBreak="0">
+  <w:abstractNum w:abstractNumId="20" w15:restartNumberingAfterBreak="0">
     <w:nsid w:val="31A70FD3"/>
     <w:multiLevelType w:val="hybridMultilevel"/>
     <w:tmpl w:val="6AB41DEC"/>
@@ -14760,7 +16970,7 @@
       </w:rPr>
     </w:lvl>
   </w:abstractNum>
-  <w:abstractNum w:abstractNumId="20" w15:restartNumberingAfterBreak="0">
+  <w:abstractNum w:abstractNumId="21" w15:restartNumberingAfterBreak="0">
     <w:nsid w:val="34FA2AE1"/>
     <w:multiLevelType w:val="multilevel"/>
     <w:tmpl w:val="48E034B2"/>
@@ -14909,7 +17119,7 @@
       </w:rPr>
     </w:lvl>
   </w:abstractNum>
-  <w:abstractNum w:abstractNumId="21" w15:restartNumberingAfterBreak="0">
+  <w:abstractNum w:abstractNumId="22" w15:restartNumberingAfterBreak="0">
     <w:nsid w:val="359C59A7"/>
     <w:multiLevelType w:val="multilevel"/>
     <w:tmpl w:val="35A44F20"/>
@@ -15022,7 +17232,7 @@
       </w:pPr>
     </w:lvl>
   </w:abstractNum>
-  <w:abstractNum w:abstractNumId="22" w15:restartNumberingAfterBreak="0">
+  <w:abstractNum w:abstractNumId="23" w15:restartNumberingAfterBreak="0">
     <w:nsid w:val="395C3AD6"/>
     <w:multiLevelType w:val="hybridMultilevel"/>
     <w:tmpl w:val="E82ED508"/>
@@ -15108,7 +17318,7 @@
       </w:pPr>
     </w:lvl>
   </w:abstractNum>
-  <w:abstractNum w:abstractNumId="23" w15:restartNumberingAfterBreak="0">
+  <w:abstractNum w:abstractNumId="24" w15:restartNumberingAfterBreak="0">
     <w:nsid w:val="3A0E5B63"/>
     <w:multiLevelType w:val="multilevel"/>
     <w:tmpl w:val="406E0ECE"/>
@@ -15221,7 +17431,7 @@
       </w:pPr>
     </w:lvl>
   </w:abstractNum>
-  <w:abstractNum w:abstractNumId="24" w15:restartNumberingAfterBreak="0">
+  <w:abstractNum w:abstractNumId="25" w15:restartNumberingAfterBreak="0">
     <w:nsid w:val="3B532559"/>
     <w:multiLevelType w:val="multilevel"/>
     <w:tmpl w:val="F34E92E6"/>
@@ -15334,7 +17544,7 @@
       </w:pPr>
     </w:lvl>
   </w:abstractNum>
-  <w:abstractNum w:abstractNumId="25" w15:restartNumberingAfterBreak="0">
+  <w:abstractNum w:abstractNumId="26" w15:restartNumberingAfterBreak="0">
     <w:nsid w:val="3B78CD3F"/>
     <w:multiLevelType w:val="hybridMultilevel"/>
     <w:tmpl w:val="20EC69CE"/>
@@ -15447,7 +17657,7 @@
       </w:rPr>
     </w:lvl>
   </w:abstractNum>
-  <w:abstractNum w:abstractNumId="26" w15:restartNumberingAfterBreak="0">
+  <w:abstractNum w:abstractNumId="27" w15:restartNumberingAfterBreak="0">
     <w:nsid w:val="3BA61E78"/>
     <w:multiLevelType w:val="multilevel"/>
     <w:tmpl w:val="13BA2426"/>
@@ -15560,7 +17770,120 @@
       </w:pPr>
     </w:lvl>
   </w:abstractNum>
-  <w:abstractNum w:abstractNumId="27" w15:restartNumberingAfterBreak="0">
+  <w:abstractNum w:abstractNumId="28" w15:restartNumberingAfterBreak="0">
+    <w:nsid w:val="3D25013C"/>
+    <w:multiLevelType w:val="hybridMultilevel"/>
+    <w:tmpl w:val="190C6592"/>
+    <w:lvl w:ilvl="0" w:tplc="E18AEEB8">
+      <w:start w:val="1"/>
+      <w:numFmt w:val="bullet"/>
+      <w:lvlText w:val=""/>
+      <w:lvlJc w:val="left"/>
+      <w:pPr>
+        <w:ind w:left="1440" w:hanging="360"/>
+      </w:pPr>
+      <w:rPr>
+        <w:rFonts w:ascii="Symbol" w:hAnsi="Symbol" w:hint="default"/>
+      </w:rPr>
+    </w:lvl>
+    <w:lvl w:ilvl="1" w:tplc="08090003">
+      <w:start w:val="1"/>
+      <w:numFmt w:val="bullet"/>
+      <w:lvlText w:val="o"/>
+      <w:lvlJc w:val="left"/>
+      <w:pPr>
+        <w:ind w:left="1800" w:hanging="360"/>
+      </w:pPr>
+      <w:rPr>
+        <w:rFonts w:ascii="Courier New" w:hAnsi="Courier New" w:cs="Courier New" w:hint="default"/>
+      </w:rPr>
+    </w:lvl>
+    <w:lvl w:ilvl="2" w:tplc="08090005" w:tentative="1">
+      <w:start w:val="1"/>
+      <w:numFmt w:val="bullet"/>
+      <w:lvlText w:val=""/>
+      <w:lvlJc w:val="left"/>
+      <w:pPr>
+        <w:ind w:left="2520" w:hanging="360"/>
+      </w:pPr>
+      <w:rPr>
+        <w:rFonts w:ascii="Wingdings" w:hAnsi="Wingdings" w:hint="default"/>
+      </w:rPr>
+    </w:lvl>
+    <w:lvl w:ilvl="3" w:tplc="08090001" w:tentative="1">
+      <w:start w:val="1"/>
+      <w:numFmt w:val="bullet"/>
+      <w:lvlText w:val=""/>
+      <w:lvlJc w:val="left"/>
+      <w:pPr>
+        <w:ind w:left="3240" w:hanging="360"/>
+      </w:pPr>
+      <w:rPr>
+        <w:rFonts w:ascii="Symbol" w:hAnsi="Symbol" w:hint="default"/>
+      </w:rPr>
+    </w:lvl>
+    <w:lvl w:ilvl="4" w:tplc="08090003" w:tentative="1">
+      <w:start w:val="1"/>
+      <w:numFmt w:val="bullet"/>
+      <w:lvlText w:val="o"/>
+      <w:lvlJc w:val="left"/>
+      <w:pPr>
+        <w:ind w:left="3960" w:hanging="360"/>
+      </w:pPr>
+      <w:rPr>
+        <w:rFonts w:ascii="Courier New" w:hAnsi="Courier New" w:cs="Courier New" w:hint="default"/>
+      </w:rPr>
+    </w:lvl>
+    <w:lvl w:ilvl="5" w:tplc="08090005" w:tentative="1">
+      <w:start w:val="1"/>
+      <w:numFmt w:val="bullet"/>
+      <w:lvlText w:val=""/>
+      <w:lvlJc w:val="left"/>
+      <w:pPr>
+        <w:ind w:left="4680" w:hanging="360"/>
+      </w:pPr>
+      <w:rPr>
+        <w:rFonts w:ascii="Wingdings" w:hAnsi="Wingdings" w:hint="default"/>
+      </w:rPr>
+    </w:lvl>
+    <w:lvl w:ilvl="6" w:tplc="08090001" w:tentative="1">
+      <w:start w:val="1"/>
+      <w:numFmt w:val="bullet"/>
+      <w:lvlText w:val=""/>
+      <w:lvlJc w:val="left"/>
+      <w:pPr>
+        <w:ind w:left="5400" w:hanging="360"/>
+      </w:pPr>
+      <w:rPr>
+        <w:rFonts w:ascii="Symbol" w:hAnsi="Symbol" w:hint="default"/>
+      </w:rPr>
+    </w:lvl>
+    <w:lvl w:ilvl="7" w:tplc="08090003" w:tentative="1">
+      <w:start w:val="1"/>
+      <w:numFmt w:val="bullet"/>
+      <w:lvlText w:val="o"/>
+      <w:lvlJc w:val="left"/>
+      <w:pPr>
+        <w:ind w:left="6120" w:hanging="360"/>
+      </w:pPr>
+      <w:rPr>
+        <w:rFonts w:ascii="Courier New" w:hAnsi="Courier New" w:cs="Courier New" w:hint="default"/>
+      </w:rPr>
+    </w:lvl>
+    <w:lvl w:ilvl="8" w:tplc="08090005" w:tentative="1">
+      <w:start w:val="1"/>
+      <w:numFmt w:val="bullet"/>
+      <w:lvlText w:val=""/>
+      <w:lvlJc w:val="left"/>
+      <w:pPr>
+        <w:ind w:left="6840" w:hanging="360"/>
+      </w:pPr>
+      <w:rPr>
+        <w:rFonts w:ascii="Wingdings" w:hAnsi="Wingdings" w:hint="default"/>
+      </w:rPr>
+    </w:lvl>
+  </w:abstractNum>
+  <w:abstractNum w:abstractNumId="29" w15:restartNumberingAfterBreak="0">
     <w:nsid w:val="3D3C788A"/>
     <w:multiLevelType w:val="multilevel"/>
     <w:tmpl w:val="153CF86E"/>
@@ -15673,7 +17996,7 @@
       </w:pPr>
     </w:lvl>
   </w:abstractNum>
-  <w:abstractNum w:abstractNumId="28" w15:restartNumberingAfterBreak="0">
+  <w:abstractNum w:abstractNumId="30" w15:restartNumberingAfterBreak="0">
     <w:nsid w:val="3D5A6609"/>
     <w:multiLevelType w:val="multilevel"/>
     <w:tmpl w:val="5F0A83C2"/>
@@ -15786,7 +18109,7 @@
       </w:pPr>
     </w:lvl>
   </w:abstractNum>
-  <w:abstractNum w:abstractNumId="29" w15:restartNumberingAfterBreak="0">
+  <w:abstractNum w:abstractNumId="31" w15:restartNumberingAfterBreak="0">
     <w:nsid w:val="40606B53"/>
     <w:multiLevelType w:val="multilevel"/>
     <w:tmpl w:val="2B86075C"/>
@@ -15899,7 +18222,7 @@
       </w:pPr>
     </w:lvl>
   </w:abstractNum>
-  <w:abstractNum w:abstractNumId="30" w15:restartNumberingAfterBreak="0">
+  <w:abstractNum w:abstractNumId="32" w15:restartNumberingAfterBreak="0">
     <w:nsid w:val="4113F500"/>
     <w:multiLevelType w:val="hybridMultilevel"/>
     <w:tmpl w:val="19C894FC"/>
@@ -16012,7 +18335,156 @@
       </w:rPr>
     </w:lvl>
   </w:abstractNum>
-  <w:abstractNum w:abstractNumId="31" w15:restartNumberingAfterBreak="0">
+  <w:abstractNum w:abstractNumId="33" w15:restartNumberingAfterBreak="0">
+    <w:nsid w:val="431A72DE"/>
+    <w:multiLevelType w:val="multilevel"/>
+    <w:tmpl w:val="D9BA35F8"/>
+    <w:lvl w:ilvl="0">
+      <w:start w:val="1"/>
+      <w:numFmt w:val="bullet"/>
+      <w:lvlText w:val=""/>
+      <w:lvlJc w:val="left"/>
+      <w:pPr>
+        <w:tabs>
+          <w:tab w:val="num" w:pos="1080"/>
+        </w:tabs>
+        <w:ind w:left="1080" w:hanging="360"/>
+      </w:pPr>
+      <w:rPr>
+        <w:rFonts w:ascii="Symbol" w:hAnsi="Symbol" w:hint="default"/>
+        <w:sz w:val="20"/>
+      </w:rPr>
+    </w:lvl>
+    <w:lvl w:ilvl="1">
+      <w:start w:val="1"/>
+      <w:numFmt w:val="bullet"/>
+      <w:lvlText w:val="o"/>
+      <w:lvlJc w:val="left"/>
+      <w:pPr>
+        <w:tabs>
+          <w:tab w:val="num" w:pos="1800"/>
+        </w:tabs>
+        <w:ind w:left="1800" w:hanging="360"/>
+      </w:pPr>
+      <w:rPr>
+        <w:rFonts w:ascii="Courier New" w:hAnsi="Courier New" w:hint="default"/>
+        <w:sz w:val="20"/>
+      </w:rPr>
+    </w:lvl>
+    <w:lvl w:ilvl="2" w:tentative="1">
+      <w:start w:val="1"/>
+      <w:numFmt w:val="bullet"/>
+      <w:lvlText w:val=""/>
+      <w:lvlJc w:val="left"/>
+      <w:pPr>
+        <w:tabs>
+          <w:tab w:val="num" w:pos="2520"/>
+        </w:tabs>
+        <w:ind w:left="2520" w:hanging="360"/>
+      </w:pPr>
+      <w:rPr>
+        <w:rFonts w:ascii="Wingdings" w:hAnsi="Wingdings" w:hint="default"/>
+        <w:sz w:val="20"/>
+      </w:rPr>
+    </w:lvl>
+    <w:lvl w:ilvl="3" w:tentative="1">
+      <w:start w:val="1"/>
+      <w:numFmt w:val="bullet"/>
+      <w:lvlText w:val=""/>
+      <w:lvlJc w:val="left"/>
+      <w:pPr>
+        <w:tabs>
+          <w:tab w:val="num" w:pos="3240"/>
+        </w:tabs>
+        <w:ind w:left="3240" w:hanging="360"/>
+      </w:pPr>
+      <w:rPr>
+        <w:rFonts w:ascii="Wingdings" w:hAnsi="Wingdings" w:hint="default"/>
+        <w:sz w:val="20"/>
+      </w:rPr>
+    </w:lvl>
+    <w:lvl w:ilvl="4" w:tentative="1">
+      <w:start w:val="1"/>
+      <w:numFmt w:val="bullet"/>
+      <w:lvlText w:val=""/>
+      <w:lvlJc w:val="left"/>
+      <w:pPr>
+        <w:tabs>
+          <w:tab w:val="num" w:pos="3960"/>
+        </w:tabs>
+        <w:ind w:left="3960" w:hanging="360"/>
+      </w:pPr>
+      <w:rPr>
+        <w:rFonts w:ascii="Wingdings" w:hAnsi="Wingdings" w:hint="default"/>
+        <w:sz w:val="20"/>
+      </w:rPr>
+    </w:lvl>
+    <w:lvl w:ilvl="5" w:tentative="1">
+      <w:start w:val="1"/>
+      <w:numFmt w:val="bullet"/>
+      <w:lvlText w:val=""/>
+      <w:lvlJc w:val="left"/>
+      <w:pPr>
+        <w:tabs>
+          <w:tab w:val="num" w:pos="4680"/>
+        </w:tabs>
+        <w:ind w:left="4680" w:hanging="360"/>
+      </w:pPr>
+      <w:rPr>
+        <w:rFonts w:ascii="Wingdings" w:hAnsi="Wingdings" w:hint="default"/>
+        <w:sz w:val="20"/>
+      </w:rPr>
+    </w:lvl>
+    <w:lvl w:ilvl="6" w:tentative="1">
+      <w:start w:val="1"/>
+      <w:numFmt w:val="bullet"/>
+      <w:lvlText w:val=""/>
+      <w:lvlJc w:val="left"/>
+      <w:pPr>
+        <w:tabs>
+          <w:tab w:val="num" w:pos="5400"/>
+        </w:tabs>
+        <w:ind w:left="5400" w:hanging="360"/>
+      </w:pPr>
+      <w:rPr>
+        <w:rFonts w:ascii="Wingdings" w:hAnsi="Wingdings" w:hint="default"/>
+        <w:sz w:val="20"/>
+      </w:rPr>
+    </w:lvl>
+    <w:lvl w:ilvl="7" w:tentative="1">
+      <w:start w:val="1"/>
+      <w:numFmt w:val="bullet"/>
+      <w:lvlText w:val=""/>
+      <w:lvlJc w:val="left"/>
+      <w:pPr>
+        <w:tabs>
+          <w:tab w:val="num" w:pos="6120"/>
+        </w:tabs>
+        <w:ind w:left="6120" w:hanging="360"/>
+      </w:pPr>
+      <w:rPr>
+        <w:rFonts w:ascii="Wingdings" w:hAnsi="Wingdings" w:hint="default"/>
+        <w:sz w:val="20"/>
+      </w:rPr>
+    </w:lvl>
+    <w:lvl w:ilvl="8" w:tentative="1">
+      <w:start w:val="1"/>
+      <w:numFmt w:val="bullet"/>
+      <w:lvlText w:val=""/>
+      <w:lvlJc w:val="left"/>
+      <w:pPr>
+        <w:tabs>
+          <w:tab w:val="num" w:pos="6840"/>
+        </w:tabs>
+        <w:ind w:left="6840" w:hanging="360"/>
+      </w:pPr>
+      <w:rPr>
+        <w:rFonts w:ascii="Wingdings" w:hAnsi="Wingdings" w:hint="default"/>
+        <w:sz w:val="20"/>
+      </w:rPr>
+    </w:lvl>
+  </w:abstractNum>
+  <w:abstractNum w:abstractNumId="34" w15:restartNumberingAfterBreak="0">
     <w:nsid w:val="436C4392"/>
     <w:multiLevelType w:val="multilevel"/>
     <w:tmpl w:val="FEEE811E"/>
@@ -16161,7 +18633,120 @@
       </w:rPr>
     </w:lvl>
   </w:abstractNum>
-  <w:abstractNum w:abstractNumId="32" w15:restartNumberingAfterBreak="0">
+  <w:abstractNum w:abstractNumId="35" w15:restartNumberingAfterBreak="0">
+    <w:nsid w:val="45853021"/>
+    <w:multiLevelType w:val="hybridMultilevel"/>
+    <w:tmpl w:val="F566EAC2"/>
+    <w:lvl w:ilvl="0" w:tplc="E18AEEB8">
+      <w:start w:val="1"/>
+      <w:numFmt w:val="bullet"/>
+      <w:lvlText w:val=""/>
+      <w:lvlJc w:val="left"/>
+      <w:pPr>
+        <w:ind w:left="1440" w:hanging="360"/>
+      </w:pPr>
+      <w:rPr>
+        <w:rFonts w:ascii="Symbol" w:hAnsi="Symbol" w:hint="default"/>
+      </w:rPr>
+    </w:lvl>
+    <w:lvl w:ilvl="1" w:tplc="08090003">
+      <w:start w:val="1"/>
+      <w:numFmt w:val="bullet"/>
+      <w:lvlText w:val="o"/>
+      <w:lvlJc w:val="left"/>
+      <w:pPr>
+        <w:ind w:left="1800" w:hanging="360"/>
+      </w:pPr>
+      <w:rPr>
+        <w:rFonts w:ascii="Courier New" w:hAnsi="Courier New" w:cs="Courier New" w:hint="default"/>
+      </w:rPr>
+    </w:lvl>
+    <w:lvl w:ilvl="2" w:tplc="08090005" w:tentative="1">
+      <w:start w:val="1"/>
+      <w:numFmt w:val="bullet"/>
+      <w:lvlText w:val=""/>
+      <w:lvlJc w:val="left"/>
+      <w:pPr>
+        <w:ind w:left="2520" w:hanging="360"/>
+      </w:pPr>
+      <w:rPr>
+        <w:rFonts w:ascii="Wingdings" w:hAnsi="Wingdings" w:hint="default"/>
+      </w:rPr>
+    </w:lvl>
+    <w:lvl w:ilvl="3" w:tplc="08090001" w:tentative="1">
+      <w:start w:val="1"/>
+      <w:numFmt w:val="bullet"/>
+      <w:lvlText w:val=""/>
+      <w:lvlJc w:val="left"/>
+      <w:pPr>
+        <w:ind w:left="3240" w:hanging="360"/>
+      </w:pPr>
+      <w:rPr>
+        <w:rFonts w:ascii="Symbol" w:hAnsi="Symbol" w:hint="default"/>
+      </w:rPr>
+    </w:lvl>
+    <w:lvl w:ilvl="4" w:tplc="08090003" w:tentative="1">
+      <w:start w:val="1"/>
+      <w:numFmt w:val="bullet"/>
+      <w:lvlText w:val="o"/>
+      <w:lvlJc w:val="left"/>
+      <w:pPr>
+        <w:ind w:left="3960" w:hanging="360"/>
+      </w:pPr>
+      <w:rPr>
+        <w:rFonts w:ascii="Courier New" w:hAnsi="Courier New" w:cs="Courier New" w:hint="default"/>
+      </w:rPr>
+    </w:lvl>
+    <w:lvl w:ilvl="5" w:tplc="08090005" w:tentative="1">
+      <w:start w:val="1"/>
+      <w:numFmt w:val="bullet"/>
+      <w:lvlText w:val=""/>
+      <w:lvlJc w:val="left"/>
+      <w:pPr>
+        <w:ind w:left="4680" w:hanging="360"/>
+      </w:pPr>
+      <w:rPr>
+        <w:rFonts w:ascii="Wingdings" w:hAnsi="Wingdings" w:hint="default"/>
+      </w:rPr>
+    </w:lvl>
+    <w:lvl w:ilvl="6" w:tplc="08090001" w:tentative="1">
+      <w:start w:val="1"/>
+      <w:numFmt w:val="bullet"/>
+      <w:lvlText w:val=""/>
+      <w:lvlJc w:val="left"/>
+      <w:pPr>
+        <w:ind w:left="5400" w:hanging="360"/>
+      </w:pPr>
+      <w:rPr>
+        <w:rFonts w:ascii="Symbol" w:hAnsi="Symbol" w:hint="default"/>
+      </w:rPr>
+    </w:lvl>
+    <w:lvl w:ilvl="7" w:tplc="08090003" w:tentative="1">
+      <w:start w:val="1"/>
+      <w:numFmt w:val="bullet"/>
+      <w:lvlText w:val="o"/>
+      <w:lvlJc w:val="left"/>
+      <w:pPr>
+        <w:ind w:left="6120" w:hanging="360"/>
+      </w:pPr>
+      <w:rPr>
+        <w:rFonts w:ascii="Courier New" w:hAnsi="Courier New" w:cs="Courier New" w:hint="default"/>
+      </w:rPr>
+    </w:lvl>
+    <w:lvl w:ilvl="8" w:tplc="08090005" w:tentative="1">
+      <w:start w:val="1"/>
+      <w:numFmt w:val="bullet"/>
+      <w:lvlText w:val=""/>
+      <w:lvlJc w:val="left"/>
+      <w:pPr>
+        <w:ind w:left="6840" w:hanging="360"/>
+      </w:pPr>
+      <w:rPr>
+        <w:rFonts w:ascii="Wingdings" w:hAnsi="Wingdings" w:hint="default"/>
+      </w:rPr>
+    </w:lvl>
+  </w:abstractNum>
+  <w:abstractNum w:abstractNumId="36" w15:restartNumberingAfterBreak="0">
     <w:nsid w:val="47D330E4"/>
     <w:multiLevelType w:val="hybridMultilevel"/>
     <w:tmpl w:val="BE6A890C"/>
@@ -16251,7 +18836,7 @@
       </w:pPr>
     </w:lvl>
   </w:abstractNum>
-  <w:abstractNum w:abstractNumId="33" w15:restartNumberingAfterBreak="0">
+  <w:abstractNum w:abstractNumId="37" w15:restartNumberingAfterBreak="0">
     <w:nsid w:val="47E90250"/>
     <w:multiLevelType w:val="multilevel"/>
     <w:tmpl w:val="E58CB294"/>
@@ -16400,7 +18985,7 @@
       </w:rPr>
     </w:lvl>
   </w:abstractNum>
-  <w:abstractNum w:abstractNumId="34" w15:restartNumberingAfterBreak="0">
+  <w:abstractNum w:abstractNumId="38" w15:restartNumberingAfterBreak="0">
     <w:nsid w:val="484FD024"/>
     <w:multiLevelType w:val="hybridMultilevel"/>
     <w:tmpl w:val="1952CC2C"/>
@@ -16513,7 +19098,7 @@
       </w:rPr>
     </w:lvl>
   </w:abstractNum>
-  <w:abstractNum w:abstractNumId="35" w15:restartNumberingAfterBreak="0">
+  <w:abstractNum w:abstractNumId="39" w15:restartNumberingAfterBreak="0">
     <w:nsid w:val="48AE042F"/>
     <w:multiLevelType w:val="multilevel"/>
     <w:tmpl w:val="80027492"/>
@@ -16662,7 +19247,7 @@
       </w:rPr>
     </w:lvl>
   </w:abstractNum>
-  <w:abstractNum w:abstractNumId="36" w15:restartNumberingAfterBreak="0">
+  <w:abstractNum w:abstractNumId="40" w15:restartNumberingAfterBreak="0">
     <w:nsid w:val="48BE6BCA"/>
     <w:multiLevelType w:val="hybridMultilevel"/>
     <w:tmpl w:val="FE6ABC58"/>
@@ -16751,7 +19336,7 @@
       </w:pPr>
     </w:lvl>
   </w:abstractNum>
-  <w:abstractNum w:abstractNumId="37" w15:restartNumberingAfterBreak="0">
+  <w:abstractNum w:abstractNumId="41" w15:restartNumberingAfterBreak="0">
     <w:nsid w:val="4A3A6830"/>
     <w:multiLevelType w:val="multilevel"/>
     <w:tmpl w:val="A17C9372"/>
@@ -16900,7 +19485,7 @@
       </w:rPr>
     </w:lvl>
   </w:abstractNum>
-  <w:abstractNum w:abstractNumId="38" w15:restartNumberingAfterBreak="0">
+  <w:abstractNum w:abstractNumId="42" w15:restartNumberingAfterBreak="0">
     <w:nsid w:val="4BC933F8"/>
     <w:multiLevelType w:val="multilevel"/>
     <w:tmpl w:val="DD882376"/>
@@ -17013,7 +19598,7 @@
       </w:pPr>
     </w:lvl>
   </w:abstractNum>
-  <w:abstractNum w:abstractNumId="39" w15:restartNumberingAfterBreak="0">
+  <w:abstractNum w:abstractNumId="43" w15:restartNumberingAfterBreak="0">
     <w:nsid w:val="4CEA62D7"/>
     <w:multiLevelType w:val="hybridMultilevel"/>
     <w:tmpl w:val="2CC4A158"/>
@@ -17126,7 +19711,7 @@
       </w:rPr>
     </w:lvl>
   </w:abstractNum>
-  <w:abstractNum w:abstractNumId="40" w15:restartNumberingAfterBreak="0">
+  <w:abstractNum w:abstractNumId="44" w15:restartNumberingAfterBreak="0">
     <w:nsid w:val="4D9224B6"/>
     <w:multiLevelType w:val="multilevel"/>
     <w:tmpl w:val="248A072A"/>
@@ -17275,7 +19860,7 @@
       </w:rPr>
     </w:lvl>
   </w:abstractNum>
-  <w:abstractNum w:abstractNumId="41" w15:restartNumberingAfterBreak="0">
+  <w:abstractNum w:abstractNumId="45" w15:restartNumberingAfterBreak="0">
     <w:nsid w:val="509770C3"/>
     <w:multiLevelType w:val="multilevel"/>
     <w:tmpl w:val="73DE9192"/>
@@ -17424,7 +20009,7 @@
       </w:rPr>
     </w:lvl>
   </w:abstractNum>
-  <w:abstractNum w:abstractNumId="42" w15:restartNumberingAfterBreak="0">
+  <w:abstractNum w:abstractNumId="46" w15:restartNumberingAfterBreak="0">
     <w:nsid w:val="517C40F7"/>
     <w:multiLevelType w:val="multilevel"/>
     <w:tmpl w:val="2D7E8482"/>
@@ -17573,7 +20158,7 @@
       </w:rPr>
     </w:lvl>
   </w:abstractNum>
-  <w:abstractNum w:abstractNumId="43" w15:restartNumberingAfterBreak="0">
+  <w:abstractNum w:abstractNumId="47" w15:restartNumberingAfterBreak="0">
     <w:nsid w:val="51B737FB"/>
     <w:multiLevelType w:val="hybridMultilevel"/>
     <w:tmpl w:val="4DDEA348"/>
@@ -17659,7 +20244,7 @@
       </w:pPr>
     </w:lvl>
   </w:abstractNum>
-  <w:abstractNum w:abstractNumId="44" w15:restartNumberingAfterBreak="0">
+  <w:abstractNum w:abstractNumId="48" w15:restartNumberingAfterBreak="0">
     <w:nsid w:val="57DA19A5"/>
     <w:multiLevelType w:val="multilevel"/>
     <w:tmpl w:val="FD72BB82"/>
@@ -17808,7 +20393,7 @@
       </w:rPr>
     </w:lvl>
   </w:abstractNum>
-  <w:abstractNum w:abstractNumId="45" w15:restartNumberingAfterBreak="0">
+  <w:abstractNum w:abstractNumId="49" w15:restartNumberingAfterBreak="0">
     <w:nsid w:val="57ED6610"/>
     <w:multiLevelType w:val="hybridMultilevel"/>
     <w:tmpl w:val="EE18BB4E"/>
@@ -17897,7 +20482,7 @@
       </w:pPr>
     </w:lvl>
   </w:abstractNum>
-  <w:abstractNum w:abstractNumId="46" w15:restartNumberingAfterBreak="0">
+  <w:abstractNum w:abstractNumId="50" w15:restartNumberingAfterBreak="0">
     <w:nsid w:val="592B184F"/>
     <w:multiLevelType w:val="hybridMultilevel"/>
     <w:tmpl w:val="DF545292"/>
@@ -17986,7 +20571,7 @@
       </w:pPr>
     </w:lvl>
   </w:abstractNum>
-  <w:abstractNum w:abstractNumId="47" w15:restartNumberingAfterBreak="0">
+  <w:abstractNum w:abstractNumId="51" w15:restartNumberingAfterBreak="0">
     <w:nsid w:val="5A761914"/>
     <w:multiLevelType w:val="multilevel"/>
     <w:tmpl w:val="728023D2"/>
@@ -18099,7 +20684,7 @@
       </w:pPr>
     </w:lvl>
   </w:abstractNum>
-  <w:abstractNum w:abstractNumId="48" w15:restartNumberingAfterBreak="0">
+  <w:abstractNum w:abstractNumId="52" w15:restartNumberingAfterBreak="0">
     <w:nsid w:val="60294BAD"/>
     <w:multiLevelType w:val="multilevel"/>
     <w:tmpl w:val="F85C99CA"/>
@@ -18212,7 +20797,237 @@
       </w:pPr>
     </w:lvl>
   </w:abstractNum>
-  <w:abstractNum w:abstractNumId="49" w15:restartNumberingAfterBreak="0">
+  <w:abstractNum w:abstractNumId="53" w15:restartNumberingAfterBreak="0">
+    <w:nsid w:val="62EE2009"/>
+    <w:multiLevelType w:val="hybridMultilevel"/>
+    <w:tmpl w:val="8318A60E"/>
+    <w:lvl w:ilvl="0" w:tplc="E18AEEB8">
+      <w:start w:val="1"/>
+      <w:numFmt w:val="bullet"/>
+      <w:lvlText w:val=""/>
+      <w:lvlJc w:val="left"/>
+      <w:pPr>
+        <w:ind w:left="1440" w:hanging="360"/>
+      </w:pPr>
+      <w:rPr>
+        <w:rFonts w:ascii="Symbol" w:hAnsi="Symbol" w:hint="default"/>
+      </w:rPr>
+    </w:lvl>
+    <w:lvl w:ilvl="1" w:tplc="08090003" w:tentative="1">
+      <w:start w:val="1"/>
+      <w:numFmt w:val="bullet"/>
+      <w:lvlText w:val="o"/>
+      <w:lvlJc w:val="left"/>
+      <w:pPr>
+        <w:ind w:left="1800" w:hanging="360"/>
+      </w:pPr>
+      <w:rPr>
+        <w:rFonts w:ascii="Courier New" w:hAnsi="Courier New" w:cs="Courier New" w:hint="default"/>
+      </w:rPr>
+    </w:lvl>
+    <w:lvl w:ilvl="2" w:tplc="08090005" w:tentative="1">
+      <w:start w:val="1"/>
+      <w:numFmt w:val="bullet"/>
+      <w:lvlText w:val=""/>
+      <w:lvlJc w:val="left"/>
+      <w:pPr>
+        <w:ind w:left="2520" w:hanging="360"/>
+      </w:pPr>
+      <w:rPr>
+        <w:rFonts w:ascii="Wingdings" w:hAnsi="Wingdings" w:hint="default"/>
+      </w:rPr>
+    </w:lvl>
+    <w:lvl w:ilvl="3" w:tplc="08090001" w:tentative="1">
+      <w:start w:val="1"/>
+      <w:numFmt w:val="bullet"/>
+      <w:lvlText w:val=""/>
+      <w:lvlJc w:val="left"/>
+      <w:pPr>
+        <w:ind w:left="3240" w:hanging="360"/>
+      </w:pPr>
+      <w:rPr>
+        <w:rFonts w:ascii="Symbol" w:hAnsi="Symbol" w:hint="default"/>
+      </w:rPr>
+    </w:lvl>
+    <w:lvl w:ilvl="4" w:tplc="08090003" w:tentative="1">
+      <w:start w:val="1"/>
+      <w:numFmt w:val="bullet"/>
+      <w:lvlText w:val="o"/>
+      <w:lvlJc w:val="left"/>
+      <w:pPr>
+        <w:ind w:left="3960" w:hanging="360"/>
+      </w:pPr>
+      <w:rPr>
+        <w:rFonts w:ascii="Courier New" w:hAnsi="Courier New" w:cs="Courier New" w:hint="default"/>
+      </w:rPr>
+    </w:lvl>
+    <w:lvl w:ilvl="5" w:tplc="08090005" w:tentative="1">
+      <w:start w:val="1"/>
+      <w:numFmt w:val="bullet"/>
+      <w:lvlText w:val=""/>
+      <w:lvlJc w:val="left"/>
+      <w:pPr>
+        <w:ind w:left="4680" w:hanging="360"/>
+      </w:pPr>
+      <w:rPr>
+        <w:rFonts w:ascii="Wingdings" w:hAnsi="Wingdings" w:hint="default"/>
+      </w:rPr>
+    </w:lvl>
+    <w:lvl w:ilvl="6" w:tplc="08090001" w:tentative="1">
+      <w:start w:val="1"/>
+      <w:numFmt w:val="bullet"/>
+      <w:lvlText w:val=""/>
+      <w:lvlJc w:val="left"/>
+      <w:pPr>
+        <w:ind w:left="5400" w:hanging="360"/>
+      </w:pPr>
+      <w:rPr>
+        <w:rFonts w:ascii="Symbol" w:hAnsi="Symbol" w:hint="default"/>
+      </w:rPr>
+    </w:lvl>
+    <w:lvl w:ilvl="7" w:tplc="08090003" w:tentative="1">
+      <w:start w:val="1"/>
+      <w:numFmt w:val="bullet"/>
+      <w:lvlText w:val="o"/>
+      <w:lvlJc w:val="left"/>
+      <w:pPr>
+        <w:ind w:left="6120" w:hanging="360"/>
+      </w:pPr>
+      <w:rPr>
+        <w:rFonts w:ascii="Courier New" w:hAnsi="Courier New" w:cs="Courier New" w:hint="default"/>
+      </w:rPr>
+    </w:lvl>
+    <w:lvl w:ilvl="8" w:tplc="08090005" w:tentative="1">
+      <w:start w:val="1"/>
+      <w:numFmt w:val="bullet"/>
+      <w:lvlText w:val=""/>
+      <w:lvlJc w:val="left"/>
+      <w:pPr>
+        <w:ind w:left="6840" w:hanging="360"/>
+      </w:pPr>
+      <w:rPr>
+        <w:rFonts w:ascii="Wingdings" w:hAnsi="Wingdings" w:hint="default"/>
+      </w:rPr>
+    </w:lvl>
+  </w:abstractNum>
+  <w:abstractNum w:abstractNumId="54" w15:restartNumberingAfterBreak="0">
+    <w:nsid w:val="683D4900"/>
+    <w:multiLevelType w:val="multilevel"/>
+    <w:tmpl w:val="9BDE136E"/>
+    <w:lvl w:ilvl="0">
+      <w:start w:val="1"/>
+      <w:numFmt w:val="decimal"/>
+      <w:lvlText w:val="%1."/>
+      <w:lvlJc w:val="left"/>
+      <w:pPr>
+        <w:tabs>
+          <w:tab w:val="num" w:pos="720"/>
+        </w:tabs>
+        <w:ind w:left="720" w:hanging="360"/>
+      </w:pPr>
+    </w:lvl>
+    <w:lvl w:ilvl="1">
+      <w:start w:val="1"/>
+      <w:numFmt w:val="bullet"/>
+      <w:lvlText w:val="o"/>
+      <w:lvlJc w:val="left"/>
+      <w:pPr>
+        <w:tabs>
+          <w:tab w:val="num" w:pos="1440"/>
+        </w:tabs>
+        <w:ind w:left="1440" w:hanging="360"/>
+      </w:pPr>
+      <w:rPr>
+        <w:rFonts w:ascii="Courier New" w:hAnsi="Courier New" w:hint="default"/>
+        <w:sz w:val="20"/>
+      </w:rPr>
+    </w:lvl>
+    <w:lvl w:ilvl="2" w:tentative="1">
+      <w:start w:val="1"/>
+      <w:numFmt w:val="decimal"/>
+      <w:lvlText w:val="%3."/>
+      <w:lvlJc w:val="left"/>
+      <w:pPr>
+        <w:tabs>
+          <w:tab w:val="num" w:pos="2160"/>
+        </w:tabs>
+        <w:ind w:left="2160" w:hanging="360"/>
+      </w:pPr>
+    </w:lvl>
+    <w:lvl w:ilvl="3" w:tentative="1">
+      <w:start w:val="1"/>
+      <w:numFmt w:val="decimal"/>
+      <w:lvlText w:val="%4."/>
+      <w:lvlJc w:val="left"/>
+      <w:pPr>
+        <w:tabs>
+          <w:tab w:val="num" w:pos="2880"/>
+        </w:tabs>
+        <w:ind w:left="2880" w:hanging="360"/>
+      </w:pPr>
+    </w:lvl>
+    <w:lvl w:ilvl="4" w:tentative="1">
+      <w:start w:val="1"/>
+      <w:numFmt w:val="decimal"/>
+      <w:lvlText w:val="%5."/>
+      <w:lvlJc w:val="left"/>
+      <w:pPr>
+        <w:tabs>
+          <w:tab w:val="num" w:pos="3600"/>
+        </w:tabs>
+        <w:ind w:left="3600" w:hanging="360"/>
+      </w:pPr>
+    </w:lvl>
+    <w:lvl w:ilvl="5" w:tentative="1">
+      <w:start w:val="1"/>
+      <w:numFmt w:val="decimal"/>
+      <w:lvlText w:val="%6."/>
+      <w:lvlJc w:val="left"/>
+      <w:pPr>
+        <w:tabs>
+          <w:tab w:val="num" w:pos="4320"/>
+        </w:tabs>
+        <w:ind w:left="4320" w:hanging="360"/>
+      </w:pPr>
+    </w:lvl>
+    <w:lvl w:ilvl="6" w:tentative="1">
+      <w:start w:val="1"/>
+      <w:numFmt w:val="decimal"/>
+      <w:lvlText w:val="%7."/>
+      <w:lvlJc w:val="left"/>
+      <w:pPr>
+        <w:tabs>
+          <w:tab w:val="num" w:pos="5040"/>
+        </w:tabs>
+        <w:ind w:left="5040" w:hanging="360"/>
+      </w:pPr>
+    </w:lvl>
+    <w:lvl w:ilvl="7" w:tentative="1">
+      <w:start w:val="1"/>
+      <w:numFmt w:val="decimal"/>
+      <w:lvlText w:val="%8."/>
+      <w:lvlJc w:val="left"/>
+      <w:pPr>
+        <w:tabs>
+          <w:tab w:val="num" w:pos="5760"/>
+        </w:tabs>
+        <w:ind w:left="5760" w:hanging="360"/>
+      </w:pPr>
+    </w:lvl>
+    <w:lvl w:ilvl="8" w:tentative="1">
+      <w:start w:val="1"/>
+      <w:numFmt w:val="decimal"/>
+      <w:lvlText w:val="%9."/>
+      <w:lvlJc w:val="left"/>
+      <w:pPr>
+        <w:tabs>
+          <w:tab w:val="num" w:pos="6480"/>
+        </w:tabs>
+        <w:ind w:left="6480" w:hanging="360"/>
+      </w:pPr>
+    </w:lvl>
+  </w:abstractNum>
+  <w:abstractNum w:abstractNumId="55" w15:restartNumberingAfterBreak="0">
     <w:nsid w:val="68D174B0"/>
     <w:multiLevelType w:val="hybridMultilevel"/>
     <w:tmpl w:val="BC3E2F7E"/>
@@ -18325,7 +21140,7 @@
       </w:rPr>
     </w:lvl>
   </w:abstractNum>
-  <w:abstractNum w:abstractNumId="50" w15:restartNumberingAfterBreak="0">
+  <w:abstractNum w:abstractNumId="56" w15:restartNumberingAfterBreak="0">
     <w:nsid w:val="6A797D3E"/>
     <w:multiLevelType w:val="hybridMultilevel"/>
     <w:tmpl w:val="65FA862A"/>
@@ -18415,7 +21230,7 @@
       </w:pPr>
     </w:lvl>
   </w:abstractNum>
-  <w:abstractNum w:abstractNumId="51" w15:restartNumberingAfterBreak="0">
+  <w:abstractNum w:abstractNumId="57" w15:restartNumberingAfterBreak="0">
     <w:nsid w:val="6FF720AE"/>
     <w:multiLevelType w:val="multilevel"/>
     <w:tmpl w:val="B2E0F2C0"/>
@@ -18528,7 +21343,7 @@
       </w:pPr>
     </w:lvl>
   </w:abstractNum>
-  <w:abstractNum w:abstractNumId="52" w15:restartNumberingAfterBreak="0">
+  <w:abstractNum w:abstractNumId="58" w15:restartNumberingAfterBreak="0">
     <w:nsid w:val="768B03F3"/>
     <w:multiLevelType w:val="hybridMultilevel"/>
     <w:tmpl w:val="94DADA2E"/>
@@ -18618,7 +21433,7 @@
       </w:pPr>
     </w:lvl>
   </w:abstractNum>
-  <w:abstractNum w:abstractNumId="53" w15:restartNumberingAfterBreak="0">
+  <w:abstractNum w:abstractNumId="59" w15:restartNumberingAfterBreak="0">
     <w:nsid w:val="78535092"/>
     <w:multiLevelType w:val="multilevel"/>
     <w:tmpl w:val="926E27BA"/>
@@ -18731,167 +21546,305 @@
       </w:pPr>
     </w:lvl>
   </w:abstractNum>
+  <w:abstractNum w:abstractNumId="60" w15:restartNumberingAfterBreak="0">
+    <w:nsid w:val="7E1F3ECD"/>
+    <w:multiLevelType w:val="multilevel"/>
+    <w:tmpl w:val="07583BBC"/>
+    <w:lvl w:ilvl="0">
+      <w:start w:val="1"/>
+      <w:numFmt w:val="decimal"/>
+      <w:lvlText w:val="%1."/>
+      <w:lvlJc w:val="left"/>
+      <w:pPr>
+        <w:tabs>
+          <w:tab w:val="num" w:pos="720"/>
+        </w:tabs>
+        <w:ind w:left="720" w:hanging="360"/>
+      </w:pPr>
+    </w:lvl>
+    <w:lvl w:ilvl="1">
+      <w:start w:val="1"/>
+      <w:numFmt w:val="bullet"/>
+      <w:lvlText w:val="o"/>
+      <w:lvlJc w:val="left"/>
+      <w:pPr>
+        <w:tabs>
+          <w:tab w:val="num" w:pos="1440"/>
+        </w:tabs>
+        <w:ind w:left="1440" w:hanging="360"/>
+      </w:pPr>
+      <w:rPr>
+        <w:rFonts w:ascii="Courier New" w:hAnsi="Courier New" w:hint="default"/>
+        <w:sz w:val="20"/>
+      </w:rPr>
+    </w:lvl>
+    <w:lvl w:ilvl="2" w:tentative="1">
+      <w:start w:val="1"/>
+      <w:numFmt w:val="decimal"/>
+      <w:lvlText w:val="%3."/>
+      <w:lvlJc w:val="left"/>
+      <w:pPr>
+        <w:tabs>
+          <w:tab w:val="num" w:pos="2160"/>
+        </w:tabs>
+        <w:ind w:left="2160" w:hanging="360"/>
+      </w:pPr>
+    </w:lvl>
+    <w:lvl w:ilvl="3" w:tentative="1">
+      <w:start w:val="1"/>
+      <w:numFmt w:val="decimal"/>
+      <w:lvlText w:val="%4."/>
+      <w:lvlJc w:val="left"/>
+      <w:pPr>
+        <w:tabs>
+          <w:tab w:val="num" w:pos="2880"/>
+        </w:tabs>
+        <w:ind w:left="2880" w:hanging="360"/>
+      </w:pPr>
+    </w:lvl>
+    <w:lvl w:ilvl="4" w:tentative="1">
+      <w:start w:val="1"/>
+      <w:numFmt w:val="decimal"/>
+      <w:lvlText w:val="%5."/>
+      <w:lvlJc w:val="left"/>
+      <w:pPr>
+        <w:tabs>
+          <w:tab w:val="num" w:pos="3600"/>
+        </w:tabs>
+        <w:ind w:left="3600" w:hanging="360"/>
+      </w:pPr>
+    </w:lvl>
+    <w:lvl w:ilvl="5" w:tentative="1">
+      <w:start w:val="1"/>
+      <w:numFmt w:val="decimal"/>
+      <w:lvlText w:val="%6."/>
+      <w:lvlJc w:val="left"/>
+      <w:pPr>
+        <w:tabs>
+          <w:tab w:val="num" w:pos="4320"/>
+        </w:tabs>
+        <w:ind w:left="4320" w:hanging="360"/>
+      </w:pPr>
+    </w:lvl>
+    <w:lvl w:ilvl="6" w:tentative="1">
+      <w:start w:val="1"/>
+      <w:numFmt w:val="decimal"/>
+      <w:lvlText w:val="%7."/>
+      <w:lvlJc w:val="left"/>
+      <w:pPr>
+        <w:tabs>
+          <w:tab w:val="num" w:pos="5040"/>
+        </w:tabs>
+        <w:ind w:left="5040" w:hanging="360"/>
+      </w:pPr>
+    </w:lvl>
+    <w:lvl w:ilvl="7" w:tentative="1">
+      <w:start w:val="1"/>
+      <w:numFmt w:val="decimal"/>
+      <w:lvlText w:val="%8."/>
+      <w:lvlJc w:val="left"/>
+      <w:pPr>
+        <w:tabs>
+          <w:tab w:val="num" w:pos="5760"/>
+        </w:tabs>
+        <w:ind w:left="5760" w:hanging="360"/>
+      </w:pPr>
+    </w:lvl>
+    <w:lvl w:ilvl="8" w:tentative="1">
+      <w:start w:val="1"/>
+      <w:numFmt w:val="decimal"/>
+      <w:lvlText w:val="%9."/>
+      <w:lvlJc w:val="left"/>
+      <w:pPr>
+        <w:tabs>
+          <w:tab w:val="num" w:pos="6480"/>
+        </w:tabs>
+        <w:ind w:left="6480" w:hanging="360"/>
+      </w:pPr>
+    </w:lvl>
+  </w:abstractNum>
   <w:num w:numId="1" w16cid:durableId="577835693">
+    <w:abstractNumId w:val="44"/>
+  </w:num>
+  <w:num w:numId="2" w16cid:durableId="92172213">
+    <w:abstractNumId w:val="23"/>
+  </w:num>
+  <w:num w:numId="3" w16cid:durableId="149059239">
+    <w:abstractNumId w:val="20"/>
+  </w:num>
+  <w:num w:numId="4" w16cid:durableId="483281761">
+    <w:abstractNumId w:val="5"/>
+  </w:num>
+  <w:num w:numId="5" w16cid:durableId="124351998">
+    <w:abstractNumId w:val="22"/>
+  </w:num>
+  <w:num w:numId="6" w16cid:durableId="2022774201">
+    <w:abstractNumId w:val="42"/>
+  </w:num>
+  <w:num w:numId="7" w16cid:durableId="36200999">
+    <w:abstractNumId w:val="41"/>
+  </w:num>
+  <w:num w:numId="8" w16cid:durableId="65930082">
+    <w:abstractNumId w:val="55"/>
+  </w:num>
+  <w:num w:numId="9" w16cid:durableId="783354395">
+    <w:abstractNumId w:val="43"/>
+  </w:num>
+  <w:num w:numId="10" w16cid:durableId="681010726">
+    <w:abstractNumId w:val="37"/>
+  </w:num>
+  <w:num w:numId="11" w16cid:durableId="1080642543">
+    <w:abstractNumId w:val="12"/>
+  </w:num>
+  <w:num w:numId="12" w16cid:durableId="2067685165">
+    <w:abstractNumId w:val="4"/>
+  </w:num>
+  <w:num w:numId="13" w16cid:durableId="1047265547">
+    <w:abstractNumId w:val="19"/>
+  </w:num>
+  <w:num w:numId="14" w16cid:durableId="2020545205">
+    <w:abstractNumId w:val="50"/>
+  </w:num>
+  <w:num w:numId="15" w16cid:durableId="1636981645">
+    <w:abstractNumId w:val="36"/>
+  </w:num>
+  <w:num w:numId="16" w16cid:durableId="1251154653">
+    <w:abstractNumId w:val="17"/>
+  </w:num>
+  <w:num w:numId="17" w16cid:durableId="846673689">
+    <w:abstractNumId w:val="49"/>
+  </w:num>
+  <w:num w:numId="18" w16cid:durableId="430859867">
     <w:abstractNumId w:val="40"/>
   </w:num>
-  <w:num w:numId="2" w16cid:durableId="92172213">
-    <w:abstractNumId w:val="22"/>
+  <w:num w:numId="19" w16cid:durableId="1155874165">
+    <w:abstractNumId w:val="58"/>
   </w:num>
-  <w:num w:numId="3" w16cid:durableId="149059239">
-    <w:abstractNumId w:val="19"/>
+  <w:num w:numId="20" w16cid:durableId="661616124">
+    <w:abstractNumId w:val="56"/>
   </w:num>
-  <w:num w:numId="4" w16cid:durableId="483281761">
-    <w:abstractNumId w:val="4"/>
+  <w:num w:numId="21" w16cid:durableId="1876692067">
+    <w:abstractNumId w:val="8"/>
   </w:num>
-  <w:num w:numId="5" w16cid:durableId="124351998">
+  <w:num w:numId="22" w16cid:durableId="1032219510">
+    <w:abstractNumId w:val="7"/>
+  </w:num>
+  <w:num w:numId="23" w16cid:durableId="608898329">
+    <w:abstractNumId w:val="52"/>
+  </w:num>
+  <w:num w:numId="24" w16cid:durableId="576979813">
+    <w:abstractNumId w:val="24"/>
+  </w:num>
+  <w:num w:numId="25" w16cid:durableId="830953447">
+    <w:abstractNumId w:val="57"/>
+  </w:num>
+  <w:num w:numId="26" w16cid:durableId="908422987">
+    <w:abstractNumId w:val="1"/>
+  </w:num>
+  <w:num w:numId="27" w16cid:durableId="1246106426">
+    <w:abstractNumId w:val="51"/>
+  </w:num>
+  <w:num w:numId="28" w16cid:durableId="248201875">
+    <w:abstractNumId w:val="30"/>
+  </w:num>
+  <w:num w:numId="29" w16cid:durableId="339938329">
+    <w:abstractNumId w:val="27"/>
+  </w:num>
+  <w:num w:numId="30" w16cid:durableId="1322008373">
+    <w:abstractNumId w:val="31"/>
+  </w:num>
+  <w:num w:numId="31" w16cid:durableId="1178152136">
+    <w:abstractNumId w:val="15"/>
+  </w:num>
+  <w:num w:numId="32" w16cid:durableId="2029402810">
+    <w:abstractNumId w:val="14"/>
+  </w:num>
+  <w:num w:numId="33" w16cid:durableId="1045058206">
+    <w:abstractNumId w:val="11"/>
+  </w:num>
+  <w:num w:numId="34" w16cid:durableId="85807911">
+    <w:abstractNumId w:val="25"/>
+  </w:num>
+  <w:num w:numId="35" w16cid:durableId="629631235">
+    <w:abstractNumId w:val="29"/>
+  </w:num>
+  <w:num w:numId="36" w16cid:durableId="906843338">
+    <w:abstractNumId w:val="59"/>
+  </w:num>
+  <w:num w:numId="37" w16cid:durableId="371423057">
+    <w:abstractNumId w:val="10"/>
+  </w:num>
+  <w:num w:numId="38" w16cid:durableId="1609578854">
+    <w:abstractNumId w:val="13"/>
+  </w:num>
+  <w:num w:numId="39" w16cid:durableId="413167677">
+    <w:abstractNumId w:val="45"/>
+  </w:num>
+  <w:num w:numId="40" w16cid:durableId="867762348">
+    <w:abstractNumId w:val="39"/>
+  </w:num>
+  <w:num w:numId="41" w16cid:durableId="1880432484">
+    <w:abstractNumId w:val="34"/>
+  </w:num>
+  <w:num w:numId="42" w16cid:durableId="1844583618">
+    <w:abstractNumId w:val="46"/>
+  </w:num>
+  <w:num w:numId="43" w16cid:durableId="1230117996">
+    <w:abstractNumId w:val="18"/>
+  </w:num>
+  <w:num w:numId="44" w16cid:durableId="370226590">
+    <w:abstractNumId w:val="16"/>
+  </w:num>
+  <w:num w:numId="45" w16cid:durableId="62338156">
+    <w:abstractNumId w:val="48"/>
+  </w:num>
+  <w:num w:numId="46" w16cid:durableId="223569665">
     <w:abstractNumId w:val="21"/>
   </w:num>
-  <w:num w:numId="6" w16cid:durableId="2022774201">
+  <w:num w:numId="47" w16cid:durableId="687678461">
+    <w:abstractNumId w:val="6"/>
+  </w:num>
+  <w:num w:numId="48" w16cid:durableId="824008468">
+    <w:abstractNumId w:val="26"/>
+  </w:num>
+  <w:num w:numId="49" w16cid:durableId="1362633660">
+    <w:abstractNumId w:val="32"/>
+  </w:num>
+  <w:num w:numId="50" w16cid:durableId="616062221">
+    <w:abstractNumId w:val="3"/>
+  </w:num>
+  <w:num w:numId="51" w16cid:durableId="1520894907">
+    <w:abstractNumId w:val="2"/>
+  </w:num>
+  <w:num w:numId="52" w16cid:durableId="847988491">
     <w:abstractNumId w:val="38"/>
   </w:num>
-  <w:num w:numId="7" w16cid:durableId="36200999">
-    <w:abstractNumId w:val="37"/>
+  <w:num w:numId="53" w16cid:durableId="619268041">
+    <w:abstractNumId w:val="9"/>
   </w:num>
-  <w:num w:numId="8" w16cid:durableId="65930082">
-    <w:abstractNumId w:val="49"/>
+  <w:num w:numId="54" w16cid:durableId="1761296546">
+    <w:abstractNumId w:val="47"/>
   </w:num>
-  <w:num w:numId="9" w16cid:durableId="783354395">
-    <w:abstractNumId w:val="39"/>
-  </w:num>
-  <w:num w:numId="10" w16cid:durableId="681010726">
+  <w:num w:numId="55" w16cid:durableId="2082435873">
     <w:abstractNumId w:val="33"/>
   </w:num>
-  <w:num w:numId="11" w16cid:durableId="1080642543">
-    <w:abstractNumId w:val="11"/>
-  </w:num>
-  <w:num w:numId="12" w16cid:durableId="2067685165">
-    <w:abstractNumId w:val="3"/>
-  </w:num>
-  <w:num w:numId="13" w16cid:durableId="1047265547">
-    <w:abstractNumId w:val="18"/>
-  </w:num>
-  <w:num w:numId="14" w16cid:durableId="2020545205">
-    <w:abstractNumId w:val="46"/>
-  </w:num>
-  <w:num w:numId="15" w16cid:durableId="1636981645">
-    <w:abstractNumId w:val="32"/>
-  </w:num>
-  <w:num w:numId="16" w16cid:durableId="1251154653">
-    <w:abstractNumId w:val="16"/>
-  </w:num>
-  <w:num w:numId="17" w16cid:durableId="846673689">
-    <w:abstractNumId w:val="45"/>
-  </w:num>
-  <w:num w:numId="18" w16cid:durableId="430859867">
-    <w:abstractNumId w:val="36"/>
-  </w:num>
-  <w:num w:numId="19" w16cid:durableId="1155874165">
-    <w:abstractNumId w:val="52"/>
-  </w:num>
-  <w:num w:numId="20" w16cid:durableId="661616124">
-    <w:abstractNumId w:val="50"/>
-  </w:num>
-  <w:num w:numId="21" w16cid:durableId="1876692067">
-    <w:abstractNumId w:val="7"/>
-  </w:num>
-  <w:num w:numId="22" w16cid:durableId="1032219510">
-    <w:abstractNumId w:val="6"/>
-  </w:num>
-  <w:num w:numId="23" w16cid:durableId="608898329">
-    <w:abstractNumId w:val="48"/>
-  </w:num>
-  <w:num w:numId="24" w16cid:durableId="576979813">
-    <w:abstractNumId w:val="23"/>
-  </w:num>
-  <w:num w:numId="25" w16cid:durableId="830953447">
-    <w:abstractNumId w:val="51"/>
-  </w:num>
-  <w:num w:numId="26" w16cid:durableId="908422987">
+  <w:num w:numId="56" w16cid:durableId="2026901914">
     <w:abstractNumId w:val="0"/>
   </w:num>
-  <w:num w:numId="27" w16cid:durableId="1246106426">
-    <w:abstractNumId w:val="47"/>
+  <w:num w:numId="57" w16cid:durableId="1076901620">
+    <w:abstractNumId w:val="53"/>
   </w:num>
-  <w:num w:numId="28" w16cid:durableId="248201875">
+  <w:num w:numId="58" w16cid:durableId="1543178128">
     <w:abstractNumId w:val="28"/>
   </w:num>
-  <w:num w:numId="29" w16cid:durableId="339938329">
-    <w:abstractNumId w:val="26"/>
-  </w:num>
-  <w:num w:numId="30" w16cid:durableId="1322008373">
-    <w:abstractNumId w:val="29"/>
-  </w:num>
-  <w:num w:numId="31" w16cid:durableId="1178152136">
-    <w:abstractNumId w:val="14"/>
-  </w:num>
-  <w:num w:numId="32" w16cid:durableId="2029402810">
-    <w:abstractNumId w:val="13"/>
-  </w:num>
-  <w:num w:numId="33" w16cid:durableId="1045058206">
-    <w:abstractNumId w:val="10"/>
-  </w:num>
-  <w:num w:numId="34" w16cid:durableId="85807911">
-    <w:abstractNumId w:val="24"/>
-  </w:num>
-  <w:num w:numId="35" w16cid:durableId="629631235">
-    <w:abstractNumId w:val="27"/>
-  </w:num>
-  <w:num w:numId="36" w16cid:durableId="906843338">
-    <w:abstractNumId w:val="53"/>
-  </w:num>
-  <w:num w:numId="37" w16cid:durableId="371423057">
-    <w:abstractNumId w:val="9"/>
-  </w:num>
-  <w:num w:numId="38" w16cid:durableId="1609578854">
-    <w:abstractNumId w:val="12"/>
-  </w:num>
-  <w:num w:numId="39" w16cid:durableId="413167677">
-    <w:abstractNumId w:val="41"/>
-  </w:num>
-  <w:num w:numId="40" w16cid:durableId="867762348">
+  <w:num w:numId="59" w16cid:durableId="1255943115">
     <w:abstractNumId w:val="35"/>
   </w:num>
-  <w:num w:numId="41" w16cid:durableId="1880432484">
-    <w:abstractNumId w:val="31"/>
+  <w:num w:numId="60" w16cid:durableId="1389762330">
+    <w:abstractNumId w:val="54"/>
   </w:num>
-  <w:num w:numId="42" w16cid:durableId="1844583618">
-    <w:abstractNumId w:val="42"/>
-  </w:num>
-  <w:num w:numId="43" w16cid:durableId="1230117996">
-    <w:abstractNumId w:val="17"/>
-  </w:num>
-  <w:num w:numId="44" w16cid:durableId="370226590">
-    <w:abstractNumId w:val="15"/>
-  </w:num>
-  <w:num w:numId="45" w16cid:durableId="62338156">
-    <w:abstractNumId w:val="44"/>
-  </w:num>
-  <w:num w:numId="46" w16cid:durableId="223569665">
-    <w:abstractNumId w:val="20"/>
-  </w:num>
-  <w:num w:numId="47" w16cid:durableId="687678461">
-    <w:abstractNumId w:val="5"/>
-  </w:num>
-  <w:num w:numId="48" w16cid:durableId="824008468">
-    <w:abstractNumId w:val="25"/>
-  </w:num>
-  <w:num w:numId="49" w16cid:durableId="1362633660">
-    <w:abstractNumId w:val="30"/>
-  </w:num>
-  <w:num w:numId="50" w16cid:durableId="616062221">
-    <w:abstractNumId w:val="2"/>
-  </w:num>
-  <w:num w:numId="51" w16cid:durableId="1520894907">
-    <w:abstractNumId w:val="1"/>
-  </w:num>
-  <w:num w:numId="52" w16cid:durableId="847988491">
-    <w:abstractNumId w:val="34"/>
-  </w:num>
-  <w:num w:numId="53" w16cid:durableId="619268041">
-    <w:abstractNumId w:val="8"/>
-  </w:num>
-  <w:num w:numId="54" w16cid:durableId="1761296546">
-    <w:abstractNumId w:val="43"/>
+  <w:num w:numId="61" w16cid:durableId="2042121836">
+    <w:abstractNumId w:val="60"/>
   </w:num>
 </w:numbering>
 </file>
